--- a/src/Layers/W1/BaseApp/Sales/History/StandardSalesInvoiceBody.docx
+++ b/src/Layers/W1/BaseApp/Sales/History/StandardSalesInvoiceBody.docx
@@ -1,63 +1,51 @@
 
 <file path=word/document.xml><?xml version="1.0" encoding="utf-8"?>
-<w:document xmlns:wpc="http://schemas.microsoft.com/office/word/2010/wordprocessingCanvas" xmlns:cx="http://schemas.microsoft.com/office/drawing/2014/chartex" xmlns:cx1="http://schemas.microsoft.com/office/drawing/2015/9/8/chartex" xmlns:cx2="http://schemas.microsoft.com/office/drawing/2015/10/21/chartex" xmlns:cx3="http://schemas.microsoft.com/office/drawing/2016/5/9/chartex" xmlns:cx4="http://schemas.microsoft.com/office/drawing/2016/5/10/chartex" xmlns:cx5="http://schemas.microsoft.com/office/drawing/2016/5/11/chartex" xmlns:cx6="http://schemas.microsoft.com/office/drawing/2016/5/12/chartex" xmlns:cx7="http://schemas.microsoft.com/office/drawing/2016/5/13/chartex" xmlns:cx8="http://schemas.microsoft.com/office/drawing/2016/5/14/chartex" xmlns:mc="http://schemas.openxmlformats.org/markup-compatibility/2006" xmlns:aink="http://schemas.microsoft.com/office/drawing/2016/ink" xmlns:am3d="http://schemas.microsoft.com/office/drawing/2017/model3d" xmlns:o="urn:schemas-microsoft-com:office:office" xmlns:oel="http://schemas.microsoft.com/office/2019/extlst" xmlns:r="http://schemas.openxmlformats.org/officeDocument/2006/relationships" xmlns:m="http://schemas.openxmlformats.org/officeDocument/2006/math" xmlns:v="urn:schemas-microsoft-com:vml" xmlns:wp14="http://schemas.microsoft.com/office/word/2010/wordprocessingDrawing" xmlns:wp="http://schemas.openxmlformats.org/drawingml/2006/wordprocessingDrawing" xmlns:w10="urn:schemas-microsoft-com:office:word" xmlns:w="http://schemas.openxmlformats.org/wordprocessingml/2006/main" xmlns:w14="http://schemas.microsoft.com/office/word/2010/wordml" xmlns:w15="http://schemas.microsoft.com/office/word/2012/wordml" xmlns:w16cex="http://schemas.microsoft.com/office/word/2018/wordml/cex" xmlns:w16cid="http://schemas.microsoft.com/office/word/2016/wordml/cid" xmlns:w16="http://schemas.microsoft.com/office/word/2018/wordml" xmlns:w16du="http://schemas.microsoft.com/office/word/2023/wordml/word16du" xmlns:w16sdtdh="http://schemas.microsoft.com/office/word/2020/wordml/sdtdatahash" xmlns:w16sdtfl="http://schemas.microsoft.com/office/word/2024/wordml/sdtformatlock" xmlns:w16se="http://schemas.microsoft.com/office/word/2015/wordml/symex" xmlns:wpg="http://schemas.microsoft.com/office/word/2010/wordprocessingGroup" xmlns:wpi="http://schemas.microsoft.com/office/word/2010/wordprocessingInk" xmlns:wne="http://schemas.microsoft.com/office/word/2006/wordml" xmlns:wps="http://schemas.microsoft.com/office/word/2010/wordprocessingShape" mc:Ignorable="w14 w15 w16se w16cid w16 w16cex w16sdtdh w16sdtfl w16du wp14">
+<w:document xmlns:wpc="http://schemas.microsoft.com/office/word/2010/wordprocessingCanvas" xmlns:cx="http://schemas.microsoft.com/office/drawing/2014/chartex" xmlns:cx1="http://schemas.microsoft.com/office/drawing/2015/9/8/chartex" xmlns:cx2="http://schemas.microsoft.com/office/drawing/2015/10/21/chartex" xmlns:cx3="http://schemas.microsoft.com/office/drawing/2016/5/9/chartex" xmlns:cx4="http://schemas.microsoft.com/office/drawing/2016/5/10/chartex" xmlns:cx5="http://schemas.microsoft.com/office/drawing/2016/5/11/chartex" xmlns:cx6="http://schemas.microsoft.com/office/drawing/2016/5/12/chartex" xmlns:cx7="http://schemas.microsoft.com/office/drawing/2016/5/13/chartex" xmlns:cx8="http://schemas.microsoft.com/office/drawing/2016/5/14/chartex" xmlns:mc="http://schemas.openxmlformats.org/markup-compatibility/2006" xmlns:aink="http://schemas.microsoft.com/office/drawing/2016/ink" xmlns:am3d="http://schemas.microsoft.com/office/drawing/2017/model3d" xmlns:o="urn:schemas-microsoft-com:office:office" xmlns:oel="http://schemas.microsoft.com/office/2019/extlst" xmlns:r="http://schemas.openxmlformats.org/officeDocument/2006/relationships" xmlns:m="http://schemas.openxmlformats.org/officeDocument/2006/math" xmlns:v="urn:schemas-microsoft-com:vml" xmlns:wp14="http://schemas.microsoft.com/office/word/2010/wordprocessingDrawing" xmlns:wp="http://schemas.openxmlformats.org/drawingml/2006/wordprocessingDrawing" xmlns:w10="urn:schemas-microsoft-com:office:word" xmlns:w="http://schemas.openxmlformats.org/wordprocessingml/2006/main" xmlns:w14="http://schemas.microsoft.com/office/word/2010/wordml" xmlns:w15="http://schemas.microsoft.com/office/word/2012/wordml" xmlns:w16cei="http://schemas.microsoft.com/office/word/2026/wordml/cei" xmlns:w16cex="http://schemas.microsoft.com/office/word/2018/wordml/cex" xmlns:w16cid="http://schemas.microsoft.com/office/word/2016/wordml/cid" xmlns:w16="http://schemas.microsoft.com/office/word/2018/wordml" xmlns:w16du="http://schemas.microsoft.com/office/word/2023/wordml/word16du" xmlns:w16sdtdh="http://schemas.microsoft.com/office/word/2020/wordml/sdtdatahash" xmlns:w16sdtfl="http://schemas.microsoft.com/office/word/2024/wordml/sdtformatlock" xmlns:w16se="http://schemas.microsoft.com/office/word/2015/wordml/symex" xmlns:wpg="http://schemas.microsoft.com/office/word/2010/wordprocessingGroup" xmlns:wpi="http://schemas.microsoft.com/office/word/2010/wordprocessingInk" xmlns:wne="http://schemas.microsoft.com/office/word/2006/wordml" xmlns:wps="http://schemas.microsoft.com/office/word/2010/wordprocessingShape" mc:Ignorable="w14 w15 w16se w16cid w16 w16cex w16sdtdh w16sdtfl w16du wp14">
   <w:body>
     <w:tbl>
       <w:tblPr>
-        <w:tblW w:w="10485" w:type="dxa"/>
+        <w:tblStyle w:val="BCBlockTable"/>
+        <w:tblW w:w="5000" w:type="pct"/>
         <w:tblCellMar>
           <w:left w:w="0" w:type="dxa"/>
           <w:right w:w="0" w:type="dxa"/>
         </w:tblCellMar>
-        <w:tblLook w:val="04A0" w:firstRow="1" w:lastRow="0" w:firstColumn="1" w:lastColumn="0" w:noHBand="0" w:noVBand="1"/>
+        <w:tblLook w:val="0620" w:firstRow="1" w:lastRow="0" w:firstColumn="0" w:lastColumn="0" w:noHBand="1" w:noVBand="1"/>
         <w:tblCaption w:val="Address Block"/>
+        <w:tblDescription w:val="Layout table. Used for positioning, not for tabular data."/>
       </w:tblPr>
       <w:tblGrid>
         <w:gridCol w:w="2525"/>
-        <w:gridCol w:w="3830"/>
-        <w:gridCol w:w="4130"/>
+        <w:gridCol w:w="3829"/>
+        <w:gridCol w:w="4131"/>
       </w:tblGrid>
       <w:tr>
         <w:trPr>
+          <w:cantSplit/>
           <w:trHeight w:val="302"/>
         </w:trPr>
         <w:sdt>
           <w:sdtPr>
-            <w:rPr>
-              <w:rFonts w:cstheme="majorHAnsi"/>
-              <w:sz w:val="22"/>
-              <w:szCs w:val="36"/>
-            </w:rPr>
+            <w:rPr/>
             <w:alias w:val="CustomerAddress1"/>
             <w:tag w:val="#BC:InsertDataItem,DataItems/Header/CustomerAddress1"/>
             <w:id w:val="-1957244649"/>
-            <w:dataBinding w:prefixMappings="xmlns:ns0='urn:microsoft-dynamics-nav/reports/Standard_Sales_Invoice/1306/'" w:xpath="/ns0:NavWordReportXmlPart[1]/ns0:Header[1]/ns0:CustomerAddress1[1]" w:storeItemID="{00000000-0000-0000-0000-000000000000}"/>
+            <w:dataBinding w:prefixMappings="&lt;xmlns:ns0='urn:microsoft-dynamics-nav/reports/Standard_Sales_Invoice/1306/' " w:xpath="/ns0:NavWordReportXmlPart[1]/ns0:Header[1]/ns0:CustomerAddress1[1]" w:storeItemID="{00000000-0000-0000-0000-000000000000}"/>
             <w15:color w:val="808080"/>
             <w:text/>
           </w:sdtPr>
-          <w:sdtEndPr/>
           <w:sdtContent>
             <w:tc>
               <w:tcPr>
-                <w:tcW w:w="2525" w:type="dxa"/>
+                <w:tcW w:w="1204" w:type="pct"/>
                 <w:hideMark/>
               </w:tcPr>
               <w:p>
                 <w:pPr>
-                  <w:pStyle w:val="Heading2"/>
+                  <w:pStyle w:val="BCLabel"/>
                   <w:spacing w:before="0" w:after="0" w:line="276" w:lineRule="auto"/>
-                  <w:rPr>
-                    <w:rFonts w:cstheme="majorHAnsi"/>
-                    <w:sz w:val="22"/>
-                    <w:szCs w:val="36"/>
-                  </w:rPr>
                 </w:pPr>
                 <w:r>
-                  <w:rPr>
-                    <w:rFonts w:cstheme="majorHAnsi"/>
-                    <w:sz w:val="22"/>
-                    <w:szCs w:val="36"/>
-                  </w:rPr>
                   <w:t>CustomerAddress1</w:t>
                 </w:r>
               </w:p>
@@ -66,58 +54,38 @@
         </w:sdt>
         <w:tc>
           <w:tcPr>
-            <w:tcW w:w="3830" w:type="dxa"/>
+            <w:tcW w:w="1826" w:type="pct"/>
           </w:tcPr>
           <w:p>
             <w:pPr>
-              <w:pStyle w:val="Heading2"/>
+              <w:pStyle w:val="BCLabel"/>
               <w:spacing w:before="0" w:after="0" w:line="276" w:lineRule="auto"/>
-              <w:rPr>
-                <w:rFonts w:cstheme="majorHAnsi"/>
-                <w:sz w:val="22"/>
-                <w:szCs w:val="36"/>
-              </w:rPr>
             </w:pPr>
           </w:p>
         </w:tc>
         <w:sdt>
           <w:sdtPr>
-            <w:rPr>
-              <w:rFonts w:eastAsia="Times New Roman" w:cstheme="majorHAnsi"/>
-              <w:sz w:val="22"/>
-              <w:szCs w:val="36"/>
-            </w:rPr>
+            <w:rPr/>
             <w:alias w:val="CompanyAddress1"/>
             <w:tag w:val="#BC:InsertDataItem,DataItems/Header/CompanyAddress1"/>
             <w:id w:val="-824585528"/>
-            <w:dataBinding w:prefixMappings="xmlns:ns0='urn:microsoft-dynamics-nav/reports/Standard_Sales_Invoice/1306/'" w:xpath="/ns0:NavWordReportXmlPart[1]/ns0:Header[1]/ns0:CompanyAddress1[1]" w:storeItemID="{00000000-0000-0000-0000-000000000000}"/>
+            <w:dataBinding w:prefixMappings="&lt;xmlns:ns0='urn:microsoft-dynamics-nav/reports/Standard_Sales_Invoice/1306/' " w:xpath="/ns0:NavWordReportXmlPart[1]/ns0:Header[1]/ns0:CompanyAddress1[1]" w:storeItemID="{00000000-0000-0000-0000-000000000000}"/>
             <w15:color w:val="808080"/>
             <w:text/>
           </w:sdtPr>
-          <w:sdtEndPr/>
           <w:sdtContent>
             <w:tc>
               <w:tcPr>
-                <w:tcW w:w="4130" w:type="dxa"/>
+                <w:tcW w:w="1970" w:type="pct"/>
                 <w:hideMark/>
               </w:tcPr>
               <w:p>
                 <w:pPr>
-                  <w:pStyle w:val="Heading2"/>
+                  <w:pStyle w:val="BCLabelNumber"/>
                   <w:spacing w:before="0" w:after="0" w:line="276" w:lineRule="auto"/>
                   <w:jc w:val="right"/>
-                  <w:rPr>
-                    <w:rFonts w:cstheme="majorHAnsi"/>
-                    <w:sz w:val="22"/>
-                    <w:szCs w:val="36"/>
-                  </w:rPr>
                 </w:pPr>
                 <w:r>
-                  <w:rPr>
-                    <w:rFonts w:eastAsiaTheme="minorEastAsia" w:cstheme="majorHAnsi"/>
-                    <w:sz w:val="22"/>
-                    <w:szCs w:val="36"/>
-                  </w:rPr>
                   <w:t>CompanyAddress1</w:t>
                 </w:r>
               </w:p>
@@ -127,44 +95,31 @@
       </w:tr>
       <w:tr>
         <w:trPr>
+          <w:cantSplit/>
           <w:trHeight w:val="274"/>
         </w:trPr>
         <w:sdt>
           <w:sdtPr>
-            <w:rPr>
-              <w:rFonts w:eastAsia="Times New Roman"/>
-              <w:sz w:val="22"/>
-              <w:szCs w:val="22"/>
-            </w:rPr>
+            <w:rPr/>
             <w:alias w:val="CustomerAddress2"/>
             <w:tag w:val="#BC:InsertDataItem,DataItems/Header/CustomerAddress2"/>
             <w:id w:val="-126319625"/>
-            <w:dataBinding w:prefixMappings="xmlns:ns0='urn:microsoft-dynamics-nav/reports/Standard_Sales_Invoice/1306/'" w:xpath="/ns0:NavWordReportXmlPart[1]/ns0:Header[1]/ns0:CustomerAddress2[1]" w:storeItemID="{00000000-0000-0000-0000-000000000000}"/>
+            <w:dataBinding w:prefixMappings="&lt;xmlns:ns0='urn:microsoft-dynamics-nav/reports/Standard_Sales_Invoice/1306/' " w:xpath="/ns0:NavWordReportXmlPart[1]/ns0:Header[1]/ns0:CustomerAddress2[1]" w:storeItemID="{00000000-0000-0000-0000-000000000000}"/>
             <w15:color w:val="808080"/>
             <w:text/>
           </w:sdtPr>
-          <w:sdtEndPr/>
           <w:sdtContent>
             <w:tc>
               <w:tcPr>
-                <w:tcW w:w="2525" w:type="dxa"/>
+                <w:tcW w:w="1204" w:type="pct"/>
                 <w:hideMark/>
               </w:tcPr>
               <w:p>
                 <w:pPr>
+                  <w:pStyle w:val="NoSpacing"/>
                   <w:spacing w:after="0" w:line="240" w:lineRule="auto"/>
-                  <w:rPr>
-                    <w:rFonts w:eastAsia="Times New Roman"/>
-                    <w:sz w:val="22"/>
-                    <w:szCs w:val="22"/>
-                  </w:rPr>
                 </w:pPr>
                 <w:r>
-                  <w:rPr>
-                    <w:rFonts w:eastAsiaTheme="minorEastAsia"/>
-                    <w:sz w:val="22"/>
-                    <w:szCs w:val="22"/>
-                  </w:rPr>
                   <w:t>CustomerAddress2</w:t>
                 </w:r>
               </w:p>
@@ -173,55 +128,37 @@
         </w:sdt>
         <w:tc>
           <w:tcPr>
-            <w:tcW w:w="3830" w:type="dxa"/>
+            <w:tcW w:w="1826" w:type="pct"/>
           </w:tcPr>
           <w:p>
             <w:pPr>
+              <w:pStyle w:val="NoSpacing"/>
               <w:spacing w:after="0" w:line="240" w:lineRule="auto"/>
-              <w:rPr>
-                <w:rFonts w:eastAsia="Times New Roman"/>
-                <w:sz w:val="22"/>
-                <w:szCs w:val="22"/>
-              </w:rPr>
             </w:pPr>
           </w:p>
         </w:tc>
         <w:sdt>
           <w:sdtPr>
-            <w:rPr>
-              <w:rFonts w:eastAsia="Times New Roman"/>
-              <w:sz w:val="22"/>
-              <w:szCs w:val="22"/>
-            </w:rPr>
+            <w:rPr/>
             <w:alias w:val="CompanyAddress2"/>
             <w:tag w:val="#BC:InsertDataItem,DataItems/Header/CompanyAddress2"/>
             <w:id w:val="-1956237181"/>
-            <w:dataBinding w:prefixMappings="xmlns:ns0='urn:microsoft-dynamics-nav/reports/Standard_Sales_Invoice/1306/'" w:xpath="/ns0:NavWordReportXmlPart[1]/ns0:Header[1]/ns0:CompanyAddress2[1]" w:storeItemID="{00000000-0000-0000-0000-000000000000}"/>
+            <w:dataBinding w:prefixMappings="&lt;xmlns:ns0='urn:microsoft-dynamics-nav/reports/Standard_Sales_Invoice/1306/' " w:xpath="/ns0:NavWordReportXmlPart[1]/ns0:Header[1]/ns0:CompanyAddress2[1]" w:storeItemID="{00000000-0000-0000-0000-000000000000}"/>
             <w15:color w:val="808080"/>
             <w:text/>
           </w:sdtPr>
-          <w:sdtEndPr/>
           <w:sdtContent>
             <w:tc>
               <w:tcPr>
-                <w:tcW w:w="4130" w:type="dxa"/>
+                <w:tcW w:w="1970" w:type="pct"/>
               </w:tcPr>
               <w:p>
                 <w:pPr>
+                  <w:pStyle w:val="BCNumber"/>
                   <w:spacing w:after="0" w:line="240" w:lineRule="auto"/>
                   <w:jc w:val="right"/>
-                  <w:rPr>
-                    <w:rFonts w:eastAsia="Times New Roman"/>
-                    <w:sz w:val="22"/>
-                    <w:szCs w:val="22"/>
-                  </w:rPr>
                 </w:pPr>
                 <w:r>
-                  <w:rPr>
-                    <w:rFonts w:eastAsiaTheme="minorEastAsia"/>
-                    <w:sz w:val="22"/>
-                    <w:szCs w:val="22"/>
-                  </w:rPr>
                   <w:t>CompanyAddress2</w:t>
                 </w:r>
               </w:p>
@@ -231,44 +168,31 @@
       </w:tr>
       <w:tr>
         <w:trPr>
+          <w:cantSplit/>
           <w:trHeight w:val="274"/>
         </w:trPr>
         <w:sdt>
           <w:sdtPr>
-            <w:rPr>
-              <w:rFonts w:eastAsia="Times New Roman"/>
-              <w:sz w:val="22"/>
-              <w:szCs w:val="22"/>
-            </w:rPr>
+            <w:rPr/>
             <w:alias w:val="CustomerAddress3"/>
             <w:tag w:val="#BC:InsertDataItem,DataItems/Header/CustomerAddress3"/>
             <w:id w:val="-1306083513"/>
-            <w:dataBinding w:prefixMappings="xmlns:ns0='urn:microsoft-dynamics-nav/reports/Standard_Sales_Invoice/1306/'" w:xpath="/ns0:NavWordReportXmlPart[1]/ns0:Header[1]/ns0:CustomerAddress3[1]" w:storeItemID="{00000000-0000-0000-0000-000000000000}"/>
+            <w:dataBinding w:prefixMappings="&lt;xmlns:ns0='urn:microsoft-dynamics-nav/reports/Standard_Sales_Invoice/1306/' " w:xpath="/ns0:NavWordReportXmlPart[1]/ns0:Header[1]/ns0:CustomerAddress3[1]" w:storeItemID="{00000000-0000-0000-0000-000000000000}"/>
             <w15:color w:val="808080"/>
             <w:text/>
           </w:sdtPr>
-          <w:sdtEndPr/>
           <w:sdtContent>
             <w:tc>
               <w:tcPr>
-                <w:tcW w:w="2525" w:type="dxa"/>
+                <w:tcW w:w="1204" w:type="pct"/>
                 <w:hideMark/>
               </w:tcPr>
               <w:p>
                 <w:pPr>
+                  <w:pStyle w:val="NoSpacing"/>
                   <w:spacing w:after="0" w:line="240" w:lineRule="auto"/>
-                  <w:rPr>
-                    <w:rFonts w:eastAsia="Times New Roman"/>
-                    <w:sz w:val="22"/>
-                    <w:szCs w:val="22"/>
-                  </w:rPr>
                 </w:pPr>
                 <w:r>
-                  <w:rPr>
-                    <w:rFonts w:eastAsiaTheme="minorEastAsia"/>
-                    <w:sz w:val="22"/>
-                    <w:szCs w:val="22"/>
-                  </w:rPr>
                   <w:t>CustomerAddress3</w:t>
                 </w:r>
               </w:p>
@@ -277,55 +201,37 @@
         </w:sdt>
         <w:tc>
           <w:tcPr>
-            <w:tcW w:w="3830" w:type="dxa"/>
+            <w:tcW w:w="1826" w:type="pct"/>
           </w:tcPr>
           <w:p>
             <w:pPr>
+              <w:pStyle w:val="NoSpacing"/>
               <w:spacing w:after="0" w:line="240" w:lineRule="auto"/>
-              <w:rPr>
-                <w:rFonts w:eastAsia="Times New Roman"/>
-                <w:sz w:val="22"/>
-                <w:szCs w:val="22"/>
-              </w:rPr>
             </w:pPr>
           </w:p>
         </w:tc>
         <w:sdt>
           <w:sdtPr>
-            <w:rPr>
-              <w:rFonts w:eastAsia="Times New Roman"/>
-              <w:sz w:val="22"/>
-              <w:szCs w:val="22"/>
-            </w:rPr>
+            <w:rPr/>
             <w:alias w:val="CompanyAddress3"/>
             <w:tag w:val="#BC:InsertDataItem,DataItems/Header/CompanyAddress3"/>
             <w:id w:val="-1596861910"/>
-            <w:dataBinding w:prefixMappings="xmlns:ns0='urn:microsoft-dynamics-nav/reports/Standard_Sales_Invoice/1306/'" w:xpath="/ns0:NavWordReportXmlPart[1]/ns0:Header[1]/ns0:CompanyAddress3[1]" w:storeItemID="{00000000-0000-0000-0000-000000000000}"/>
+            <w:dataBinding w:prefixMappings="&lt;xmlns:ns0='urn:microsoft-dynamics-nav/reports/Standard_Sales_Invoice/1306/' " w:xpath="/ns0:NavWordReportXmlPart[1]/ns0:Header[1]/ns0:CompanyAddress3[1]" w:storeItemID="{00000000-0000-0000-0000-000000000000}"/>
             <w15:color w:val="808080"/>
             <w:text/>
           </w:sdtPr>
-          <w:sdtEndPr/>
           <w:sdtContent>
             <w:tc>
               <w:tcPr>
-                <w:tcW w:w="4130" w:type="dxa"/>
+                <w:tcW w:w="1970" w:type="pct"/>
               </w:tcPr>
               <w:p>
                 <w:pPr>
+                  <w:pStyle w:val="BCNumber"/>
                   <w:spacing w:after="0" w:line="240" w:lineRule="auto"/>
                   <w:jc w:val="right"/>
-                  <w:rPr>
-                    <w:rFonts w:eastAsia="Times New Roman"/>
-                    <w:sz w:val="22"/>
-                    <w:szCs w:val="22"/>
-                  </w:rPr>
                 </w:pPr>
                 <w:r>
-                  <w:rPr>
-                    <w:rFonts w:eastAsiaTheme="minorEastAsia"/>
-                    <w:sz w:val="22"/>
-                    <w:szCs w:val="22"/>
-                  </w:rPr>
                   <w:t>CompanyAddress3</w:t>
                 </w:r>
               </w:p>
@@ -335,44 +241,31 @@
       </w:tr>
       <w:tr>
         <w:trPr>
+          <w:cantSplit/>
           <w:trHeight w:val="274"/>
         </w:trPr>
         <w:sdt>
           <w:sdtPr>
-            <w:rPr>
-              <w:rFonts w:eastAsia="Times New Roman"/>
-              <w:sz w:val="22"/>
-              <w:szCs w:val="22"/>
-            </w:rPr>
+            <w:rPr/>
             <w:alias w:val="CustomerAddress4"/>
             <w:tag w:val="#BC:InsertDataItem,DataItems/Header/CustomerAddress4"/>
             <w:id w:val="-620073109"/>
-            <w:dataBinding w:prefixMappings="xmlns:ns0='urn:microsoft-dynamics-nav/reports/Standard_Sales_Invoice/1306/'" w:xpath="/ns0:NavWordReportXmlPart[1]/ns0:Header[1]/ns0:CustomerAddress4[1]" w:storeItemID="{00000000-0000-0000-0000-000000000000}"/>
+            <w:dataBinding w:prefixMappings="&lt;xmlns:ns0='urn:microsoft-dynamics-nav/reports/Standard_Sales_Invoice/1306/' " w:xpath="/ns0:NavWordReportXmlPart[1]/ns0:Header[1]/ns0:CustomerAddress4[1]" w:storeItemID="{00000000-0000-0000-0000-000000000000}"/>
             <w15:color w:val="808080"/>
             <w:text/>
           </w:sdtPr>
-          <w:sdtEndPr/>
           <w:sdtContent>
             <w:tc>
               <w:tcPr>
-                <w:tcW w:w="2525" w:type="dxa"/>
+                <w:tcW w:w="1204" w:type="pct"/>
                 <w:hideMark/>
               </w:tcPr>
               <w:p>
                 <w:pPr>
+                  <w:pStyle w:val="NoSpacing"/>
                   <w:spacing w:after="0" w:line="240" w:lineRule="auto"/>
-                  <w:rPr>
-                    <w:rFonts w:eastAsia="Times New Roman"/>
-                    <w:sz w:val="22"/>
-                    <w:szCs w:val="22"/>
-                  </w:rPr>
                 </w:pPr>
                 <w:r>
-                  <w:rPr>
-                    <w:rFonts w:eastAsiaTheme="minorEastAsia"/>
-                    <w:sz w:val="22"/>
-                    <w:szCs w:val="22"/>
-                  </w:rPr>
                   <w:t>CustomerAddress4</w:t>
                 </w:r>
               </w:p>
@@ -381,55 +274,37 @@
         </w:sdt>
         <w:tc>
           <w:tcPr>
-            <w:tcW w:w="3830" w:type="dxa"/>
+            <w:tcW w:w="1826" w:type="pct"/>
           </w:tcPr>
           <w:p>
             <w:pPr>
+              <w:pStyle w:val="NoSpacing"/>
               <w:spacing w:after="0" w:line="240" w:lineRule="auto"/>
-              <w:rPr>
-                <w:rFonts w:eastAsia="Times New Roman"/>
-                <w:sz w:val="22"/>
-                <w:szCs w:val="22"/>
-              </w:rPr>
             </w:pPr>
           </w:p>
         </w:tc>
         <w:sdt>
           <w:sdtPr>
-            <w:rPr>
-              <w:rFonts w:eastAsia="Times New Roman"/>
-              <w:sz w:val="22"/>
-              <w:szCs w:val="22"/>
-            </w:rPr>
+            <w:rPr/>
             <w:alias w:val="CompanyAddress4"/>
             <w:tag w:val="#BC:InsertDataItem,DataItems/Header/CompanyAddress4"/>
             <w:id w:val="1616872066"/>
-            <w:dataBinding w:prefixMappings="xmlns:ns0='urn:microsoft-dynamics-nav/reports/Standard_Sales_Invoice/1306/'" w:xpath="/ns0:NavWordReportXmlPart[1]/ns0:Header[1]/ns0:CompanyAddress4[1]" w:storeItemID="{00000000-0000-0000-0000-000000000000}"/>
+            <w:dataBinding w:prefixMappings="&lt;xmlns:ns0='urn:microsoft-dynamics-nav/reports/Standard_Sales_Invoice/1306/' " w:xpath="/ns0:NavWordReportXmlPart[1]/ns0:Header[1]/ns0:CompanyAddress4[1]" w:storeItemID="{00000000-0000-0000-0000-000000000000}"/>
             <w15:color w:val="808080"/>
             <w:text/>
           </w:sdtPr>
-          <w:sdtEndPr/>
           <w:sdtContent>
             <w:tc>
               <w:tcPr>
-                <w:tcW w:w="4130" w:type="dxa"/>
+                <w:tcW w:w="1970" w:type="pct"/>
               </w:tcPr>
               <w:p>
                 <w:pPr>
+                  <w:pStyle w:val="BCNumber"/>
                   <w:spacing w:after="0" w:line="240" w:lineRule="auto"/>
                   <w:jc w:val="right"/>
-                  <w:rPr>
-                    <w:rFonts w:eastAsia="Times New Roman"/>
-                    <w:sz w:val="22"/>
-                    <w:szCs w:val="22"/>
-                  </w:rPr>
                 </w:pPr>
                 <w:r>
-                  <w:rPr>
-                    <w:rFonts w:eastAsiaTheme="minorEastAsia"/>
-                    <w:sz w:val="22"/>
-                    <w:szCs w:val="22"/>
-                  </w:rPr>
                   <w:t>CompanyAddress4</w:t>
                 </w:r>
               </w:p>
@@ -439,44 +314,31 @@
       </w:tr>
       <w:tr>
         <w:trPr>
+          <w:cantSplit/>
           <w:trHeight w:val="274"/>
         </w:trPr>
         <w:sdt>
           <w:sdtPr>
-            <w:rPr>
-              <w:rFonts w:eastAsia="Times New Roman"/>
-              <w:sz w:val="22"/>
-              <w:szCs w:val="22"/>
-            </w:rPr>
+            <w:rPr/>
             <w:alias w:val="CustomerAddress5"/>
             <w:tag w:val="#BC:InsertDataItem,DataItems/Header/CustomerAddress5"/>
             <w:id w:val="-356592489"/>
-            <w:dataBinding w:prefixMappings="xmlns:ns0='urn:microsoft-dynamics-nav/reports/Standard_Sales_Invoice/1306/'" w:xpath="/ns0:NavWordReportXmlPart[1]/ns0:Header[1]/ns0:CustomerAddress5[1]" w:storeItemID="{00000000-0000-0000-0000-000000000000}"/>
+            <w:dataBinding w:prefixMappings="&lt;xmlns:ns0='urn:microsoft-dynamics-nav/reports/Standard_Sales_Invoice/1306/' " w:xpath="/ns0:NavWordReportXmlPart[1]/ns0:Header[1]/ns0:CustomerAddress5[1]" w:storeItemID="{00000000-0000-0000-0000-000000000000}"/>
             <w15:color w:val="808080"/>
             <w:text/>
           </w:sdtPr>
-          <w:sdtEndPr/>
           <w:sdtContent>
             <w:tc>
               <w:tcPr>
-                <w:tcW w:w="2525" w:type="dxa"/>
+                <w:tcW w:w="1204" w:type="pct"/>
                 <w:hideMark/>
               </w:tcPr>
               <w:p>
                 <w:pPr>
+                  <w:pStyle w:val="NoSpacing"/>
                   <w:spacing w:after="0" w:line="240" w:lineRule="auto"/>
-                  <w:rPr>
-                    <w:rFonts w:eastAsia="Times New Roman"/>
-                    <w:sz w:val="22"/>
-                    <w:szCs w:val="22"/>
-                  </w:rPr>
                 </w:pPr>
                 <w:r>
-                  <w:rPr>
-                    <w:rFonts w:eastAsiaTheme="minorEastAsia"/>
-                    <w:sz w:val="22"/>
-                    <w:szCs w:val="22"/>
-                  </w:rPr>
                   <w:t>CustomerAddress5</w:t>
                 </w:r>
               </w:p>
@@ -485,55 +347,37 @@
         </w:sdt>
         <w:tc>
           <w:tcPr>
-            <w:tcW w:w="3830" w:type="dxa"/>
+            <w:tcW w:w="1826" w:type="pct"/>
           </w:tcPr>
           <w:p>
             <w:pPr>
+              <w:pStyle w:val="NoSpacing"/>
               <w:spacing w:after="0" w:line="240" w:lineRule="auto"/>
-              <w:rPr>
-                <w:rFonts w:eastAsia="Times New Roman"/>
-                <w:sz w:val="22"/>
-                <w:szCs w:val="22"/>
-              </w:rPr>
             </w:pPr>
           </w:p>
         </w:tc>
         <w:sdt>
           <w:sdtPr>
-            <w:rPr>
-              <w:rFonts w:eastAsia="Times New Roman"/>
-              <w:sz w:val="22"/>
-              <w:szCs w:val="22"/>
-            </w:rPr>
+            <w:rPr/>
             <w:alias w:val="CompanyAddress5"/>
             <w:tag w:val="#BC:InsertDataItem,DataItems/Header/CompanyAddress5"/>
             <w:id w:val="-625539781"/>
-            <w:dataBinding w:prefixMappings="xmlns:ns0='urn:microsoft-dynamics-nav/reports/Standard_Sales_Invoice/1306/'" w:xpath="/ns0:NavWordReportXmlPart[1]/ns0:Header[1]/ns0:CompanyAddress5[1]" w:storeItemID="{00000000-0000-0000-0000-000000000000}"/>
+            <w:dataBinding w:prefixMappings="&lt;xmlns:ns0='urn:microsoft-dynamics-nav/reports/Standard_Sales_Invoice/1306/' " w:xpath="/ns0:NavWordReportXmlPart[1]/ns0:Header[1]/ns0:CompanyAddress5[1]" w:storeItemID="{00000000-0000-0000-0000-000000000000}"/>
             <w15:color w:val="808080"/>
             <w:text/>
           </w:sdtPr>
-          <w:sdtEndPr/>
           <w:sdtContent>
             <w:tc>
               <w:tcPr>
-                <w:tcW w:w="4130" w:type="dxa"/>
+                <w:tcW w:w="1970" w:type="pct"/>
               </w:tcPr>
               <w:p>
                 <w:pPr>
+                  <w:pStyle w:val="BCNumber"/>
                   <w:spacing w:after="0" w:line="240" w:lineRule="auto"/>
                   <w:jc w:val="right"/>
-                  <w:rPr>
-                    <w:rFonts w:eastAsia="Times New Roman"/>
-                    <w:sz w:val="22"/>
-                    <w:szCs w:val="22"/>
-                  </w:rPr>
                 </w:pPr>
                 <w:r>
-                  <w:rPr>
-                    <w:rFonts w:eastAsiaTheme="minorEastAsia"/>
-                    <w:sz w:val="22"/>
-                    <w:szCs w:val="22"/>
-                  </w:rPr>
                   <w:t>CompanyAddress5</w:t>
                 </w:r>
               </w:p>
@@ -543,44 +387,31 @@
       </w:tr>
       <w:tr>
         <w:trPr>
+          <w:cantSplit/>
           <w:trHeight w:val="274"/>
         </w:trPr>
         <w:tc>
           <w:tcPr>
-            <w:tcW w:w="2525" w:type="dxa"/>
+            <w:tcW w:w="1204" w:type="pct"/>
             <w:hideMark/>
           </w:tcPr>
           <w:p>
             <w:pPr>
+              <w:pStyle w:val="NoSpacing"/>
               <w:spacing w:after="0" w:line="240" w:lineRule="auto"/>
-              <w:rPr>
-                <w:rFonts w:eastAsia="Times New Roman"/>
-                <w:sz w:val="22"/>
-                <w:szCs w:val="22"/>
-              </w:rPr>
             </w:pPr>
             <w:sdt>
               <w:sdtPr>
-                <w:rPr>
-                  <w:rFonts w:eastAsia="Times New Roman"/>
-                  <w:sz w:val="22"/>
-                  <w:szCs w:val="22"/>
-                </w:rPr>
+                <w:rPr/>
                 <w:alias w:val="CustomerAddress6"/>
                 <w:tag w:val="#BC:InsertDataItem,DataItems/Header/CustomerAddress6"/>
                 <w:id w:val="-2000036813"/>
-                <w:dataBinding w:prefixMappings="xmlns:ns0='urn:microsoft-dynamics-nav/reports/Standard_Sales_Invoice/1306/'" w:xpath="/ns0:NavWordReportXmlPart[1]/ns0:Header[1]/ns0:CustomerAddress6[1]" w:storeItemID="{00000000-0000-0000-0000-000000000000}"/>
+                <w:dataBinding w:prefixMappings="&lt;xmlns:ns0='urn:microsoft-dynamics-nav/reports/Standard_Sales_Invoice/1306/' " w:xpath="/ns0:NavWordReportXmlPart[1]/ns0:Header[1]/ns0:CustomerAddress6[1]" w:storeItemID="{00000000-0000-0000-0000-000000000000}"/>
                 <w15:color w:val="808080"/>
                 <w:text/>
               </w:sdtPr>
-              <w:sdtEndPr/>
               <w:sdtContent>
                 <w:r>
-                  <w:rPr>
-                    <w:rFonts w:eastAsiaTheme="minorEastAsia"/>
-                    <w:sz w:val="22"/>
-                    <w:szCs w:val="22"/>
-                  </w:rPr>
                   <w:t>CustomerAddress6</w:t>
                 </w:r>
               </w:sdtContent>
@@ -589,55 +420,37 @@
         </w:tc>
         <w:tc>
           <w:tcPr>
-            <w:tcW w:w="3830" w:type="dxa"/>
+            <w:tcW w:w="1826" w:type="pct"/>
           </w:tcPr>
           <w:p>
             <w:pPr>
+              <w:pStyle w:val="NoSpacing"/>
               <w:spacing w:after="0" w:line="240" w:lineRule="auto"/>
-              <w:rPr>
-                <w:rFonts w:eastAsia="Times New Roman"/>
-                <w:sz w:val="22"/>
-                <w:szCs w:val="22"/>
-              </w:rPr>
             </w:pPr>
           </w:p>
         </w:tc>
         <w:sdt>
           <w:sdtPr>
-            <w:rPr>
-              <w:rFonts w:eastAsia="Times New Roman"/>
-              <w:sz w:val="22"/>
-              <w:szCs w:val="22"/>
-            </w:rPr>
+            <w:rPr/>
             <w:alias w:val="CompanyAddress6"/>
             <w:tag w:val="#BC:InsertDataItem,DataItems/Header/CompanyAddress6"/>
             <w:id w:val="-950550724"/>
-            <w:dataBinding w:prefixMappings="xmlns:ns0='urn:microsoft-dynamics-nav/reports/Standard_Sales_Invoice/1306/'" w:xpath="/ns0:NavWordReportXmlPart[1]/ns0:Header[1]/ns0:CompanyAddress6[1]" w:storeItemID="{00000000-0000-0000-0000-000000000000}"/>
+            <w:dataBinding w:prefixMappings="&lt;xmlns:ns0='urn:microsoft-dynamics-nav/reports/Standard_Sales_Invoice/1306/' " w:xpath="/ns0:NavWordReportXmlPart[1]/ns0:Header[1]/ns0:CompanyAddress6[1]" w:storeItemID="{00000000-0000-0000-0000-000000000000}"/>
             <w15:color w:val="808080"/>
             <w:text/>
           </w:sdtPr>
-          <w:sdtEndPr/>
           <w:sdtContent>
             <w:tc>
               <w:tcPr>
-                <w:tcW w:w="4130" w:type="dxa"/>
+                <w:tcW w:w="1970" w:type="pct"/>
               </w:tcPr>
               <w:p>
                 <w:pPr>
+                  <w:pStyle w:val="BCNumber"/>
                   <w:spacing w:after="0" w:line="240" w:lineRule="auto"/>
                   <w:jc w:val="right"/>
-                  <w:rPr>
-                    <w:rFonts w:eastAsia="Times New Roman"/>
-                    <w:sz w:val="22"/>
-                    <w:szCs w:val="22"/>
-                  </w:rPr>
                 </w:pPr>
                 <w:r>
-                  <w:rPr>
-                    <w:rFonts w:eastAsiaTheme="minorEastAsia"/>
-                    <w:sz w:val="22"/>
-                    <w:szCs w:val="22"/>
-                  </w:rPr>
                   <w:t>CompanyAddress6</w:t>
                 </w:r>
               </w:p>
@@ -647,43 +460,30 @@
       </w:tr>
       <w:tr>
         <w:trPr>
+          <w:cantSplit/>
           <w:trHeight w:val="274"/>
         </w:trPr>
         <w:sdt>
           <w:sdtPr>
-            <w:rPr>
-              <w:rFonts w:eastAsia="Times New Roman"/>
-              <w:sz w:val="22"/>
-              <w:szCs w:val="22"/>
-            </w:rPr>
+            <w:rPr/>
             <w:alias w:val="CustomerAddress7"/>
             <w:tag w:val="#BC:InsertDataItem,DataItems/Header/CustomerAddress7"/>
             <w:id w:val="-1456395504"/>
-            <w:dataBinding w:prefixMappings="xmlns:ns0='urn:microsoft-dynamics-nav/reports/Standard_Sales_Invoice/1306/'" w:xpath="/ns0:NavWordReportXmlPart[1]/ns0:Header[1]/ns0:CustomerAddress7[1]" w:storeItemID="{00000000-0000-0000-0000-000000000000}"/>
+            <w:dataBinding w:prefixMappings="&lt;xmlns:ns0='urn:microsoft-dynamics-nav/reports/Standard_Sales_Invoice/1306/' " w:xpath="/ns0:NavWordReportXmlPart[1]/ns0:Header[1]/ns0:CustomerAddress7[1]" w:storeItemID="{00000000-0000-0000-0000-000000000000}"/>
             <w15:color w:val="808080"/>
             <w:text/>
           </w:sdtPr>
-          <w:sdtEndPr/>
           <w:sdtContent>
             <w:tc>
               <w:tcPr>
-                <w:tcW w:w="2525" w:type="dxa"/>
+                <w:tcW w:w="1204" w:type="pct"/>
               </w:tcPr>
               <w:p>
                 <w:pPr>
+                  <w:pStyle w:val="NoSpacing"/>
                   <w:spacing w:after="0" w:line="240" w:lineRule="auto"/>
-                  <w:rPr>
-                    <w:rFonts w:eastAsia="Times New Roman"/>
-                    <w:sz w:val="22"/>
-                    <w:szCs w:val="22"/>
-                  </w:rPr>
                 </w:pPr>
                 <w:r>
-                  <w:rPr>
-                    <w:rFonts w:eastAsiaTheme="minorEastAsia"/>
-                    <w:sz w:val="22"/>
-                    <w:szCs w:val="22"/>
-                  </w:rPr>
                   <w:t>CustomerAddress7</w:t>
                 </w:r>
               </w:p>
@@ -692,56 +492,38 @@
         </w:sdt>
         <w:tc>
           <w:tcPr>
-            <w:tcW w:w="3830" w:type="dxa"/>
+            <w:tcW w:w="1826" w:type="pct"/>
           </w:tcPr>
           <w:p>
             <w:pPr>
+              <w:pStyle w:val="NoSpacing"/>
               <w:spacing w:after="0" w:line="240" w:lineRule="auto"/>
-              <w:rPr>
-                <w:rFonts w:eastAsia="Times New Roman"/>
-                <w:sz w:val="22"/>
-                <w:szCs w:val="22"/>
-              </w:rPr>
             </w:pPr>
           </w:p>
         </w:tc>
         <w:sdt>
           <w:sdtPr>
-            <w:rPr>
-              <w:rFonts w:eastAsia="Times New Roman"/>
-              <w:sz w:val="22"/>
-              <w:szCs w:val="22"/>
-            </w:rPr>
+            <w:rPr/>
             <w:alias w:val="CompanyLegalOffice_Lbl"/>
             <w:tag w:val="#BC:InsertDataItem,DataItems/Header/CompanyLegalOffice_Lbl"/>
             <w:id w:val="-1388795315"/>
-            <w:dataBinding w:prefixMappings="xmlns:ns0='urn:microsoft-dynamics-nav/reports/Standard_Sales_Invoice/1306/'" w:xpath="/ns0:NavWordReportXmlPart[1]/ns0:Header[1]/ns0:CompanyLegalOffice_Lbl[1]" w:storeItemID="{00000000-0000-0000-0000-000000000000}"/>
+            <w:dataBinding w:prefixMappings="&lt;xmlns:ns0='urn:microsoft-dynamics-nav/reports/Standard_Sales_Invoice/1306/' " w:xpath="/ns0:NavWordReportXmlPart[1]/ns0:Header[1]/ns0:CompanyLegalOffice_Lbl[1]" w:storeItemID="{00000000-0000-0000-0000-000000000000}"/>
             <w15:color w:val="808080"/>
             <w:text/>
           </w:sdtPr>
-          <w:sdtEndPr/>
           <w:sdtContent>
             <w:tc>
               <w:tcPr>
-                <w:tcW w:w="4130" w:type="dxa"/>
+                <w:tcW w:w="1970" w:type="pct"/>
               </w:tcPr>
               <w:p>
                 <w:pPr>
+                  <w:pStyle w:val="BCNumber"/>
                   <w:spacing w:after="0" w:line="240" w:lineRule="auto"/>
                   <w:jc w:val="right"/>
-                  <w:rPr>
-                    <w:rFonts w:eastAsia="Times New Roman"/>
-                    <w:sz w:val="22"/>
-                    <w:szCs w:val="22"/>
-                  </w:rPr>
                 </w:pPr>
                 <w:proofErr w:type="spellStart"/>
                 <w:r>
-                  <w:rPr>
-                    <w:rFonts w:eastAsiaTheme="minorEastAsia"/>
-                    <w:sz w:val="22"/>
-                    <w:szCs w:val="22"/>
-                  </w:rPr>
                   <w:t>CompanyLegalOffice_Lbl</w:t>
                 </w:r>
                 <w:proofErr w:type="spellEnd"/>
@@ -752,43 +534,30 @@
       </w:tr>
       <w:tr>
         <w:trPr>
+          <w:cantSplit/>
           <w:trHeight w:val="274"/>
         </w:trPr>
         <w:sdt>
           <w:sdtPr>
-            <w:rPr>
-              <w:rFonts w:eastAsia="Times New Roman"/>
-              <w:sz w:val="22"/>
-              <w:szCs w:val="22"/>
-            </w:rPr>
+            <w:rPr/>
             <w:alias w:val="CustomerAddress8"/>
             <w:tag w:val="#BC:InsertDataItem,DataItems/Header/CustomerAddress8"/>
             <w:id w:val="-718439385"/>
-            <w:dataBinding w:prefixMappings="xmlns:ns0='urn:microsoft-dynamics-nav/reports/Standard_Sales_Invoice/1306/'" w:xpath="/ns0:NavWordReportXmlPart[1]/ns0:Header[1]/ns0:CustomerAddress8[1]" w:storeItemID="{00000000-0000-0000-0000-000000000000}"/>
+            <w:dataBinding w:prefixMappings="&lt;xmlns:ns0='urn:microsoft-dynamics-nav/reports/Standard_Sales_Invoice/1306/' " w:xpath="/ns0:NavWordReportXmlPart[1]/ns0:Header[1]/ns0:CustomerAddress8[1]" w:storeItemID="{00000000-0000-0000-0000-000000000000}"/>
             <w15:color w:val="808080"/>
             <w:text/>
           </w:sdtPr>
-          <w:sdtEndPr/>
           <w:sdtContent>
             <w:tc>
               <w:tcPr>
-                <w:tcW w:w="2525" w:type="dxa"/>
+                <w:tcW w:w="1204" w:type="pct"/>
               </w:tcPr>
               <w:p>
                 <w:pPr>
+                  <w:pStyle w:val="NoSpacing"/>
                   <w:spacing w:after="0" w:line="240" w:lineRule="auto"/>
-                  <w:rPr>
-                    <w:rFonts w:eastAsia="Times New Roman"/>
-                    <w:sz w:val="22"/>
-                    <w:szCs w:val="22"/>
-                  </w:rPr>
                 </w:pPr>
                 <w:r>
-                  <w:rPr>
-                    <w:rFonts w:eastAsiaTheme="minorEastAsia"/>
-                    <w:sz w:val="22"/>
-                    <w:szCs w:val="22"/>
-                  </w:rPr>
                   <w:t>CustomerAddress8</w:t>
                 </w:r>
               </w:p>
@@ -797,56 +566,38 @@
         </w:sdt>
         <w:tc>
           <w:tcPr>
-            <w:tcW w:w="3830" w:type="dxa"/>
+            <w:tcW w:w="1826" w:type="pct"/>
           </w:tcPr>
           <w:p>
             <w:pPr>
+              <w:pStyle w:val="NoSpacing"/>
               <w:spacing w:after="0" w:line="240" w:lineRule="auto"/>
-              <w:rPr>
-                <w:rFonts w:eastAsia="Times New Roman"/>
-                <w:sz w:val="22"/>
-                <w:szCs w:val="22"/>
-              </w:rPr>
             </w:pPr>
           </w:p>
         </w:tc>
         <w:sdt>
           <w:sdtPr>
-            <w:rPr>
-              <w:rFonts w:eastAsia="Times New Roman"/>
-              <w:sz w:val="22"/>
-              <w:szCs w:val="22"/>
-            </w:rPr>
+            <w:rPr/>
             <w:alias w:val="CompanyLegalOffice"/>
             <w:tag w:val="#BC:InsertDataItem,DataItems/Header/CompanyLegalOffice"/>
             <w:id w:val="-468984459"/>
-            <w:dataBinding w:prefixMappings="xmlns:ns0='urn:microsoft-dynamics-nav/reports/Standard_Sales_Invoice/1306/'" w:xpath="/ns0:NavWordReportXmlPart[1]/ns0:Header[1]/ns0:CompanyLegalOffice[1]" w:storeItemID="{00000000-0000-0000-0000-000000000000}"/>
+            <w:dataBinding w:prefixMappings="&lt;xmlns:ns0='urn:microsoft-dynamics-nav/reports/Standard_Sales_Invoice/1306/' " w:xpath="/ns0:NavWordReportXmlPart[1]/ns0:Header[1]/ns0:CompanyLegalOffice[1]" w:storeItemID="{00000000-0000-0000-0000-000000000000}"/>
             <w15:color w:val="808080"/>
             <w:text/>
           </w:sdtPr>
-          <w:sdtEndPr/>
           <w:sdtContent>
             <w:tc>
               <w:tcPr>
-                <w:tcW w:w="4130" w:type="dxa"/>
+                <w:tcW w:w="1970" w:type="pct"/>
               </w:tcPr>
               <w:p>
                 <w:pPr>
+                  <w:pStyle w:val="BCNumber"/>
                   <w:spacing w:after="0" w:line="240" w:lineRule="auto"/>
                   <w:jc w:val="right"/>
-                  <w:rPr>
-                    <w:rFonts w:eastAsia="Times New Roman"/>
-                    <w:sz w:val="22"/>
-                    <w:szCs w:val="22"/>
-                  </w:rPr>
                 </w:pPr>
                 <w:proofErr w:type="spellStart"/>
                 <w:r>
-                  <w:rPr>
-                    <w:rFonts w:eastAsiaTheme="minorEastAsia"/>
-                    <w:sz w:val="22"/>
-                    <w:szCs w:val="22"/>
-                  </w:rPr>
                   <w:t>CompanyLegalOffice</w:t>
                 </w:r>
                 <w:proofErr w:type="spellEnd"/>
@@ -860,73 +611,130 @@
       <w:pPr>
         <w:spacing w:after="0" w:line="240" w:lineRule="auto"/>
         <w:rPr>
-          <w:rFonts w:ascii="Segoe UI" w:hAnsi="Segoe UI" w:cs="Segoe UI"/>
-          <w:sz w:val="22"/>
-          <w:szCs w:val="22"/>
           <w:lang w:val="da-DK"/>
         </w:rPr>
       </w:pPr>
     </w:p>
     <w:tbl>
       <w:tblPr>
-        <w:tblStyle w:val="TableGrid"/>
-        <w:tblW w:w="10498" w:type="dxa"/>
+        <w:tblStyle w:val="BCBlockTable"/>
+        <w:tblW w:w="5000" w:type="pct"/>
         <w:tblBorders>
-          <w:top w:val="none" w:color="auto" w:sz="0" w:space="0"/>
-          <w:left w:val="none" w:color="auto" w:sz="0" w:space="0"/>
-          <w:bottom w:val="none" w:color="auto" w:sz="0" w:space="0"/>
-          <w:right w:val="none" w:color="auto" w:sz="0" w:space="0"/>
-          <w:insideH w:val="none" w:color="auto" w:sz="0" w:space="0"/>
-          <w:insideV w:val="none" w:color="auto" w:sz="0" w:space="0"/>
+          <w:top w:val="none" w:sz="0" w:space="0" w:color="auto"/>
+          <w:left w:val="none" w:sz="0" w:space="0" w:color="auto"/>
+          <w:bottom w:val="none" w:sz="0" w:space="0" w:color="auto"/>
+          <w:right w:val="none" w:sz="0" w:space="0" w:color="auto"/>
+          <w:insideH w:val="none" w:sz="0" w:space="0" w:color="auto"/>
+          <w:insideV w:val="none" w:sz="0" w:space="0" w:color="auto"/>
         </w:tblBorders>
-        <w:tblLayout w:type="fixed"/>
         <w:tblCellMar>
           <w:left w:w="0" w:type="dxa"/>
           <w:right w:w="0" w:type="dxa"/>
         </w:tblCellMar>
-        <w:tblLook w:val="04A0" w:firstRow="1" w:lastRow="0" w:firstColumn="1" w:lastColumn="0" w:noHBand="0" w:noVBand="1"/>
+        <w:tblLook w:val="0620" w:firstRow="1" w:lastRow="0" w:firstColumn="0" w:lastColumn="0" w:noHBand="1" w:noVBand="1"/>
         <w:tblCaption w:val="Document Information Block"/>
+        <w:tblDescription w:val="Layout table. Used for positioning, not for tabular data."/>
       </w:tblPr>
       <w:tblGrid>
-        <w:gridCol w:w="2625"/>
         <w:gridCol w:w="2624"/>
         <w:gridCol w:w="2624"/>
-        <w:gridCol w:w="2625"/>
+        <w:gridCol w:w="2624"/>
+        <w:gridCol w:w="2624"/>
       </w:tblGrid>
       <w:tr>
         <w:trPr>
+          <w:cantSplit/>
           <w:trHeight w:val="254"/>
         </w:trPr>
         <w:sdt>
           <w:sdtPr>
-            <w:rPr>
-              <w:rFonts w:asciiTheme="majorHAnsi" w:hAnsiTheme="majorHAnsi" w:cstheme="majorHAnsi"/>
-            </w:rPr>
-            <w:alias w:val="YourReference_Lbl"/>
-            <w:tag w:val="#BC:InsertDataItem,DataItems/Header/YourReference_Lbl"/>
-            <w:id w:val="160055530"/>
-            <w:dataBinding w:prefixMappings="xmlns:ns0='urn:microsoft-dynamics-nav/reports/Standard_Sales_Invoice/1306/'" w:xpath="/ns0:NavWordReportXmlPart[1]/ns0:Header[1]/ns0:YourReference_Lbl[1]" w:storeItemID="{00000000-0000-0000-0000-000000000000}"/>
+            <w:rPr/>
+            <w:alias w:val="DocumentNo_Lbl"/>
+            <w:tag w:val="#BC:InsertDataItem,DataItems/Header/DocumentNo_Lbl"/>
+            <w:id w:val="-1452315131"/>
+            <w:placeholder>
+              <w:docPart w:val="DefaultPlaceholder_-1854013440"/>
+            </w:placeholder>
             <w15:color w:val="808080"/>
             <w:text/>
           </w:sdtPr>
-          <w:sdtEndPr/>
           <w:sdtContent>
             <w:tc>
               <w:tcPr>
-                <w:tcW w:w="2624" w:type="dxa"/>
+                <w:tcW w:w="1250" w:type="pct"/>
               </w:tcPr>
               <w:p>
                 <w:pPr>
-                  <w:spacing w:line="276" w:lineRule="auto"/>
-                  <w:rPr>
-                    <w:rFonts w:asciiTheme="majorHAnsi" w:hAnsiTheme="majorHAnsi" w:cstheme="majorHAnsi"/>
-                  </w:rPr>
+                  <w:pStyle w:val="BCLabel"/>
+                  <w:spacing w:before="0" w:after="0" w:line="276" w:lineRule="auto"/>
+                </w:pPr>
+                <w:proofErr w:type="spellStart"/>
+                <w:proofErr w:type="gramStart"/>
+                <w:r>
+                  <w:t>DocumentNo</w:t>
+                </w:r>
+                <w:proofErr w:type="gramEnd"/>
+                <w:r>
+                  <w:t>_Lbl</w:t>
+                </w:r>
+                <w:proofErr w:type="spellEnd"/>
+              </w:p>
+            </w:tc>
+          </w:sdtContent>
+        </w:sdt>
+        <w:sdt>
+          <w:sdtPr>
+            <w:rPr/>
+            <w:alias w:val="DocumentDate_Lbl"/>
+            <w:tag w:val="#BC:InsertDataItem,DataItems/Header/DocumentDate_Lbl"/>
+            <w:id w:val="-1708100233"/>
+            <w:placeholder>
+              <w:docPart w:val="DefaultPlaceholder_-1854013440"/>
+            </w:placeholder>
+            <w15:color w:val="808080"/>
+            <w:text/>
+          </w:sdtPr>
+          <w:sdtContent>
+            <w:tc>
+              <w:tcPr>
+                <w:tcW w:w="1250" w:type="pct"/>
+              </w:tcPr>
+              <w:p>
+                <w:pPr>
+                  <w:pStyle w:val="BCLabel"/>
+                  <w:spacing w:before="0" w:after="0" w:line="276" w:lineRule="auto"/>
                 </w:pPr>
                 <w:proofErr w:type="spellStart"/>
                 <w:r>
-                  <w:rPr>
-                    <w:rFonts w:asciiTheme="majorHAnsi" w:hAnsiTheme="majorHAnsi" w:cstheme="majorHAnsi"/>
-                  </w:rPr>
+                  <w:t>DocumentDate_Lbl</w:t>
+                </w:r>
+                <w:proofErr w:type="spellEnd"/>
+              </w:p>
+            </w:tc>
+          </w:sdtContent>
+        </w:sdt>
+        <w:sdt>
+          <w:sdtPr>
+            <w:rPr/>
+            <w:alias w:val="YourReference_Lbl"/>
+            <w:tag w:val="#BC:InsertDataItem,DataItems/Header/YourReference_Lbl"/>
+            <w:id w:val="-2073100050"/>
+            <w:dataBinding w:prefixMappings="&lt;xmlns:ns0='urn:microsoft-dynamics-nav/reports/Standard_Sales_Invoice/1306/' " w:xpath="/ns0:NavWordReportXmlPart[1]/ns0:Header[1]/ns0:YourReference_Lbl[1]" w:storeItemID="{00000000-0000-0000-0000-000000000000}"/>
+            <w15:color w:val="808080"/>
+            <w:text/>
+          </w:sdtPr>
+          <w:sdtContent>
+            <w:tc>
+              <w:tcPr>
+                <w:tcW w:w="1250" w:type="pct"/>
+              </w:tcPr>
+              <w:p>
+                <w:pPr>
+                  <w:pStyle w:val="BCLabel"/>
+                  <w:spacing w:before="0" w:after="0" w:line="276" w:lineRule="auto"/>
+                </w:pPr>
+                <w:proofErr w:type="spellStart"/>
+                <w:r>
                   <w:t>YourReference_Lbl</w:t>
                 </w:r>
                 <w:proofErr w:type="spellEnd"/>
@@ -936,109 +744,27 @@
         </w:sdt>
         <w:sdt>
           <w:sdtPr>
-            <w:rPr>
-              <w:rFonts w:asciiTheme="majorHAnsi" w:hAnsiTheme="majorHAnsi" w:cstheme="majorHAnsi"/>
-            </w:rPr>
+            <w:rPr/>
             <w:alias w:val="SalesPersonBlank_Lbl"/>
             <w:tag w:val="#BC:InsertDataItem,DataItems/Header/SalesPersonBlank_Lbl"/>
-            <w:id w:val="565076206"/>
-            <w:dataBinding w:prefixMappings="xmlns:ns0='urn:microsoft-dynamics-nav/reports/Standard_Sales_Invoice/1306/'" w:xpath="/ns0:NavWordReportXmlPart[1]/ns0:Header[1]/ns0:SalesPersonBlank_Lbl[1]" w:storeItemID="{00000000-0000-0000-0000-000000000000}"/>
+            <w:id w:val="-491714719"/>
+            <w:dataBinding w:prefixMappings="&lt;xmlns:ns0='urn:microsoft-dynamics-nav/reports/Standard_Sales_Invoice/1306/' " w:xpath="/ns0:NavWordReportXmlPart[1]/ns0:Header[1]/ns0:SalesPersonBlank_Lbl[1]" w:storeItemID="{00000000-0000-0000-0000-000000000000}"/>
             <w15:color w:val="808080"/>
             <w:text/>
           </w:sdtPr>
-          <w:sdtEndPr/>
           <w:sdtContent>
             <w:tc>
               <w:tcPr>
-                <w:tcW w:w="2624" w:type="dxa"/>
+                <w:tcW w:w="1250" w:type="pct"/>
               </w:tcPr>
               <w:p>
                 <w:pPr>
-                  <w:spacing w:line="276" w:lineRule="auto"/>
-                  <w:rPr>
-                    <w:rFonts w:asciiTheme="majorHAnsi" w:hAnsiTheme="majorHAnsi" w:cstheme="majorHAnsi"/>
-                  </w:rPr>
+                  <w:pStyle w:val="BCLabel"/>
+                  <w:spacing w:before="0" w:after="0" w:line="276" w:lineRule="auto"/>
                 </w:pPr>
                 <w:proofErr w:type="spellStart"/>
                 <w:r>
-                  <w:rPr>
-                    <w:rFonts w:asciiTheme="majorHAnsi" w:hAnsiTheme="majorHAnsi" w:cstheme="majorHAnsi"/>
-                  </w:rPr>
                   <w:t>SalesPersonBlank_Lbl</w:t>
-                </w:r>
-                <w:proofErr w:type="spellEnd"/>
-              </w:p>
-            </w:tc>
-          </w:sdtContent>
-        </w:sdt>
-        <w:sdt>
-          <w:sdtPr>
-            <w:rPr>
-              <w:rFonts w:asciiTheme="majorHAnsi" w:hAnsiTheme="majorHAnsi" w:cstheme="majorHAnsi"/>
-            </w:rPr>
-            <w:alias w:val="DueDate_Lbl"/>
-            <w:tag w:val="#BC:InsertDataItem,DataItems/Header/DueDate_Lbl"/>
-            <w:id w:val="755092455"/>
-            <w:dataBinding w:prefixMappings="xmlns:ns0='urn:microsoft-dynamics-nav/reports/Standard_Sales_Invoice/1306/'" w:xpath="/ns0:NavWordReportXmlPart[1]/ns0:Header[1]/ns0:DueDate_Lbl[1]" w:storeItemID="{00000000-0000-0000-0000-000000000000}"/>
-            <w15:color w:val="808080"/>
-            <w:text/>
-          </w:sdtPr>
-          <w:sdtEndPr/>
-          <w:sdtContent>
-            <w:tc>
-              <w:tcPr>
-                <w:tcW w:w="2624" w:type="dxa"/>
-              </w:tcPr>
-              <w:p>
-                <w:pPr>
-                  <w:spacing w:line="276" w:lineRule="auto"/>
-                  <w:rPr>
-                    <w:rFonts w:asciiTheme="majorHAnsi" w:hAnsiTheme="majorHAnsi" w:cstheme="majorHAnsi"/>
-                  </w:rPr>
-                </w:pPr>
-                <w:proofErr w:type="spellStart"/>
-                <w:r>
-                  <w:rPr>
-                    <w:rFonts w:asciiTheme="majorHAnsi" w:hAnsiTheme="majorHAnsi" w:cstheme="majorHAnsi"/>
-                  </w:rPr>
-                  <w:t>DueDate_Lbl</w:t>
-                </w:r>
-                <w:proofErr w:type="spellEnd"/>
-              </w:p>
-            </w:tc>
-          </w:sdtContent>
-        </w:sdt>
-        <w:sdt>
-          <w:sdtPr>
-            <w:rPr>
-              <w:rFonts w:asciiTheme="majorHAnsi" w:hAnsiTheme="majorHAnsi" w:cstheme="majorHAnsi"/>
-            </w:rPr>
-            <w:alias w:val="PaymentTermsDescription_Lbl"/>
-            <w:tag w:val="#BC:InsertDataItem,DataItems/Header/PaymentTermsDescription_Lbl"/>
-            <w:id w:val="-165563059"/>
-            <w:dataBinding w:prefixMappings="xmlns:ns0='urn:microsoft-dynamics-nav/reports/Standard_Sales_Invoice/1306/'" w:xpath="/ns0:NavWordReportXmlPart[1]/ns0:Header[1]/ns0:PaymentTermsDescription_Lbl[1]" w:storeItemID="{00000000-0000-0000-0000-000000000000}"/>
-            <w15:color w:val="808080"/>
-            <w:text/>
-          </w:sdtPr>
-          <w:sdtEndPr/>
-          <w:sdtContent>
-            <w:tc>
-              <w:tcPr>
-                <w:tcW w:w="2625" w:type="dxa"/>
-              </w:tcPr>
-              <w:p>
-                <w:pPr>
-                  <w:spacing w:line="276" w:lineRule="auto"/>
-                  <w:rPr>
-                    <w:rFonts w:asciiTheme="majorHAnsi" w:hAnsiTheme="majorHAnsi" w:cstheme="majorHAnsi"/>
-                  </w:rPr>
-                </w:pPr>
-                <w:proofErr w:type="spellStart"/>
-                <w:r>
-                  <w:rPr>
-                    <w:rFonts w:asciiTheme="majorHAnsi" w:hAnsiTheme="majorHAnsi" w:cstheme="majorHAnsi"/>
-                  </w:rPr>
-                  <w:t>PaymentTermsDescription_Lbl</w:t>
                 </w:r>
                 <w:proofErr w:type="spellEnd"/>
               </w:p>
@@ -1048,31 +774,87 @@
       </w:tr>
       <w:tr>
         <w:trPr>
+          <w:cantSplit/>
           <w:trHeight w:val="242"/>
         </w:trPr>
         <w:sdt>
           <w:sdtPr>
-            <w:rPr>
-              <w:rFonts w:cs="Segoe UI"/>
-            </w:rPr>
-            <w:alias w:val="YourReference"/>
-            <w:tag w:val="#BC:InsertDataItem,DataItems/Header/YourReference"/>
-            <w:id w:val="510343951"/>
-            <w:dataBinding w:prefixMappings="xmlns:ns0='urn:microsoft-dynamics-nav/reports/Standard_Sales_Invoice/1306/'" w:xpath="/ns0:NavWordReportXmlPart[1]/ns0:Header[1]/ns0:YourReference[1]" w:storeItemID="{00000000-0000-0000-0000-000000000000}"/>
+            <w:rPr/>
+            <w:alias w:val="DocumentNo"/>
+            <w:tag w:val="#BC:InsertDataItem,DataItems/Header/DocumentNo"/>
+            <w:id w:val="1669216229"/>
+            <w:placeholder>
+              <w:docPart w:val="DefaultPlaceholder_-1854013440"/>
+            </w:placeholder>
             <w15:color w:val="808080"/>
             <w:text/>
           </w:sdtPr>
-          <w:sdtEndPr/>
           <w:sdtContent>
             <w:tc>
               <w:tcPr>
-                <w:tcW w:w="2624" w:type="dxa"/>
+                <w:tcW w:w="1250" w:type="pct"/>
               </w:tcPr>
               <w:p>
                 <w:pPr>
-                  <w:rPr>
-                    <w:rFonts w:cs="Segoe UI"/>
-                  </w:rPr>
+                  <w:pStyle w:val="NoSpacing"/>
+                </w:pPr>
+                <w:proofErr w:type="spellStart"/>
+                <w:r>
+                  <w:t>DocumentNo</w:t>
+                </w:r>
+                <w:proofErr w:type="spellEnd"/>
+              </w:p>
+            </w:tc>
+          </w:sdtContent>
+        </w:sdt>
+        <w:sdt>
+          <w:sdtPr>
+            <w:rPr/>
+            <w:alias w:val="DocumentDate"/>
+            <w:tag w:val="#BC:InsertDataItem,DataItems/Header/DocumentDate"/>
+            <w:id w:val="1724562476"/>
+            <w:placeholder>
+              <w:docPart w:val="DefaultPlaceholder_-1854013440"/>
+            </w:placeholder>
+            <w15:color w:val="808080"/>
+            <w:text/>
+          </w:sdtPr>
+          <w:sdtContent>
+            <w:tc>
+              <w:tcPr>
+                <w:tcW w:w="1250" w:type="pct"/>
+              </w:tcPr>
+              <w:p>
+                <w:pPr>
+                  <w:pStyle w:val="NoSpacing"/>
+                </w:pPr>
+                <w:proofErr w:type="spellStart"/>
+                <w:r>
+                  <w:t>DocumentDate</w:t>
+                </w:r>
+                <w:proofErr w:type="spellEnd"/>
+              </w:p>
+            </w:tc>
+          </w:sdtContent>
+        </w:sdt>
+        <w:sdt>
+          <w:sdtPr>
+            <w:rPr/>
+            <w:alias w:val="YourReference"/>
+            <w:tag w:val="#BC:InsertDataItem,DataItems/Header/YourReference"/>
+            <w:id w:val="382140196"/>
+            <w:dataBinding w:prefixMappings="&lt;xmlns:ns0='urn:microsoft-dynamics-nav/reports/Standard_Sales_Invoice/1306/' " w:xpath="/ns0:NavWordReportXmlPart[1]/ns0:Header[1]/ns0:YourReference[1]" w:storeItemID="{00000000-0000-0000-0000-000000000000}"/>
+            <w15:color w:val="808080"/>
+            <w:text/>
+          </w:sdtPr>
+          <w:sdtContent>
+            <w:tc>
+              <w:tcPr>
+                <w:tcW w:w="1250" w:type="pct"/>
+              </w:tcPr>
+              <w:p>
+                <w:pPr>
+                  <w:pStyle w:val="NoSpacing"/>
                 </w:pPr>
                 <w:proofErr w:type="spellStart"/>
                 <w:r>
@@ -1085,27 +867,22 @@
         </w:sdt>
         <w:sdt>
           <w:sdtPr>
-            <w:rPr>
-              <w:rFonts w:cs="Segoe UI"/>
-            </w:rPr>
+            <w:rPr/>
             <w:alias w:val="SalesPersonName"/>
             <w:tag w:val="#BC:InsertDataItem,DataItems/Header/SalesPersonName"/>
-            <w:id w:val="598228091"/>
-            <w:dataBinding w:prefixMappings="xmlns:ns0='urn:microsoft-dynamics-nav/reports/Standard_Sales_Invoice/1306/'" w:xpath="/ns0:NavWordReportXmlPart[1]/ns0:Header[1]/ns0:SalesPersonName[1]" w:storeItemID="{00000000-0000-0000-0000-000000000000}"/>
+            <w:id w:val="1803116975"/>
+            <w:dataBinding w:prefixMappings="&lt;xmlns:ns0='urn:microsoft-dynamics-nav/reports/Standard_Sales_Invoice/1306/' " w:xpath="/ns0:NavWordReportXmlPart[1]/ns0:Header[1]/ns0:SalesPersonName[1]" w:storeItemID="{00000000-0000-0000-0000-000000000000}"/>
             <w15:color w:val="808080"/>
             <w:text/>
           </w:sdtPr>
-          <w:sdtEndPr/>
           <w:sdtContent>
             <w:tc>
               <w:tcPr>
-                <w:tcW w:w="2624" w:type="dxa"/>
+                <w:tcW w:w="1250" w:type="pct"/>
               </w:tcPr>
               <w:p>
                 <w:pPr>
-                  <w:rPr>
-                    <w:rFonts w:cs="Segoe UI"/>
-                  </w:rPr>
+                  <w:pStyle w:val="NoSpacing"/>
                 </w:pPr>
                 <w:proofErr w:type="spellStart"/>
                 <w:r>
@@ -1116,29 +893,198 @@
             </w:tc>
           </w:sdtContent>
         </w:sdt>
+      </w:tr>
+      <w:tr>
+        <w:trPr>
+          <w:cantSplit/>
+          <w:trHeight w:val="432"/>
+        </w:trPr>
+        <w:tc>
+          <w:tcPr>
+            <w:tcW w:w="1250" w:type="pct"/>
+          </w:tcPr>
+          <w:p>
+            <w:pPr>
+              <w:pStyle w:val="NoSpacing"/>
+            </w:pPr>
+          </w:p>
+        </w:tc>
+        <w:tc>
+          <w:tcPr>
+            <w:tcW w:w="1250" w:type="pct"/>
+          </w:tcPr>
+          <w:p>
+            <w:pPr>
+              <w:pStyle w:val="NoSpacing"/>
+            </w:pPr>
+          </w:p>
+        </w:tc>
+        <w:tc>
+          <w:tcPr>
+            <w:tcW w:w="1250" w:type="pct"/>
+          </w:tcPr>
+          <w:p>
+            <w:pPr>
+              <w:pStyle w:val="NoSpacing"/>
+            </w:pPr>
+          </w:p>
+        </w:tc>
+        <w:tc>
+          <w:tcPr>
+            <w:tcW w:w="1250" w:type="pct"/>
+          </w:tcPr>
+          <w:p>
+            <w:pPr>
+              <w:pStyle w:val="NoSpacing"/>
+            </w:pPr>
+          </w:p>
+        </w:tc>
+      </w:tr>
+      <w:tr>
+        <w:trPr>
+          <w:cantSplit/>
+          <w:trHeight w:val="242"/>
+        </w:trPr>
         <w:sdt>
           <w:sdtPr>
-            <w:rPr>
-              <w:rFonts w:cs="Segoe UI"/>
-            </w:rPr>
-            <w:alias w:val="DueDate"/>
-            <w:tag w:val="#BC:InsertDataItem,DataItems/Header/DueDate"/>
-            <w:id w:val="1511642603"/>
-            <w:dataBinding w:prefixMappings="xmlns:ns0='urn:microsoft-dynamics-nav/reports/Standard_Sales_Invoice/1306/'" w:xpath="/ns0:NavWordReportXmlPart[1]/ns0:Header[1]/ns0:DueDate[1]" w:storeItemID="{00000000-0000-0000-0000-000000000000}"/>
+            <w:rPr/>
+            <w:alias w:val="DueDate_Lbl"/>
+            <w:tag w:val="#BC:InsertDataItem,DataItems/Header/DueDate_Lbl"/>
+            <w:id w:val="1797261682"/>
+            <w:dataBinding w:prefixMappings="&lt;xmlns:ns0='urn:microsoft-dynamics-nav/reports/Standard_Sales_Invoice/1306/' " w:xpath="/ns0:NavWordReportXmlPart[1]/ns0:Header[1]/ns0:DueDate_Lbl[1]" w:storeItemID="{00000000-0000-0000-0000-000000000000}"/>
             <w15:color w:val="808080"/>
             <w:text/>
           </w:sdtPr>
-          <w:sdtEndPr/>
           <w:sdtContent>
             <w:tc>
               <w:tcPr>
-                <w:tcW w:w="2624" w:type="dxa"/>
+                <w:tcW w:w="1250" w:type="pct"/>
               </w:tcPr>
               <w:p>
                 <w:pPr>
-                  <w:rPr>
-                    <w:rFonts w:cs="Segoe UI"/>
-                  </w:rPr>
+                  <w:pStyle w:val="BCLabel"/>
+                  <w:spacing w:before="0" w:after="0" w:line="276" w:lineRule="auto"/>
+                </w:pPr>
+                <w:proofErr w:type="spellStart"/>
+                <w:r>
+                  <w:t>DueDate_Lbl</w:t>
+                </w:r>
+                <w:proofErr w:type="spellEnd"/>
+              </w:p>
+            </w:tc>
+          </w:sdtContent>
+        </w:sdt>
+        <w:sdt>
+          <w:sdtPr>
+            <w:rPr/>
+            <w:alias w:val="PaymentTermsDescription_Lbl"/>
+            <w:tag w:val="#BC:InsertDataItem,DataItems/Header/PaymentTermsDescription_Lbl"/>
+            <w:id w:val="-1474595429"/>
+            <w:dataBinding w:prefixMappings="&lt;xmlns:ns0='urn:microsoft-dynamics-nav/reports/Standard_Sales_Invoice/1306/' " w:xpath="/ns0:NavWordReportXmlPart[1]/ns0:Header[1]/ns0:PaymentTermsDescription_Lbl[1]" w:storeItemID="{00000000-0000-0000-0000-000000000000}"/>
+            <w15:color w:val="808080"/>
+            <w:text/>
+          </w:sdtPr>
+          <w:sdtContent>
+            <w:tc>
+              <w:tcPr>
+                <w:tcW w:w="1250" w:type="pct"/>
+              </w:tcPr>
+              <w:p>
+                <w:pPr>
+                  <w:pStyle w:val="BCLabel"/>
+                  <w:spacing w:before="0" w:after="0" w:line="276" w:lineRule="auto"/>
+                </w:pPr>
+                <w:proofErr w:type="spellStart"/>
+                <w:r>
+                  <w:t>PaymentTermsDescription_Lbl</w:t>
+                </w:r>
+                <w:proofErr w:type="spellEnd"/>
+              </w:p>
+            </w:tc>
+          </w:sdtContent>
+        </w:sdt>
+        <w:sdt>
+          <w:sdtPr>
+            <w:rPr/>
+            <w:alias w:val="OrderNo_Lbl"/>
+            <w:tag w:val="#BC:InsertDataItem,DataItems/Header/OrderNo_Lbl"/>
+            <w:id w:val="644081395"/>
+            <w:dataBinding w:prefixMappings="&lt;xmlns:ns0='urn:microsoft-dynamics-nav/reports/Standard_Sales_Invoice/1306/' " w:xpath="/ns0:NavWordReportXmlPart[1]/ns0:Header[1]/ns0:OrderNo_Lbl[1]" w:storeItemID="{00000000-0000-0000-0000-000000000000}"/>
+            <w15:color w:val="808080"/>
+            <w:text/>
+          </w:sdtPr>
+          <w:sdtContent>
+            <w:tc>
+              <w:tcPr>
+                <w:tcW w:w="1250" w:type="pct"/>
+              </w:tcPr>
+              <w:p>
+                <w:pPr>
+                  <w:pStyle w:val="BCLabel"/>
+                  <w:spacing w:before="0" w:after="0" w:line="276" w:lineRule="auto"/>
+                </w:pPr>
+                <w:proofErr w:type="spellStart"/>
+                <w:r>
+                  <w:t>OrderNo_Lbl</w:t>
+                </w:r>
+                <w:proofErr w:type="spellEnd"/>
+              </w:p>
+            </w:tc>
+          </w:sdtContent>
+        </w:sdt>
+        <w:sdt>
+          <w:sdtPr>
+            <w:rPr/>
+            <w:alias w:val="ShipmentMethodDescription_Lbl"/>
+            <w:tag w:val="#BC:InsertDataItem,DataItems/Header/ShipmentMethodDescription_Lbl"/>
+            <w:id w:val="1677304632"/>
+            <w:dataBinding w:prefixMappings="&lt;xmlns:ns0='urn:microsoft-dynamics-nav/reports/Standard_Sales_Invoice/1306/' " w:xpath="/ns0:NavWordReportXmlPart[1]/ns0:Header[1]/ns0:ShipmentMethodDescription_Lbl[1]" w:storeItemID="{00000000-0000-0000-0000-000000000000}"/>
+            <w15:color w:val="808080"/>
+            <w:text/>
+          </w:sdtPr>
+          <w:sdtContent>
+            <w:tc>
+              <w:tcPr>
+                <w:tcW w:w="1250" w:type="pct"/>
+              </w:tcPr>
+              <w:p>
+                <w:pPr>
+                  <w:pStyle w:val="BCLabel"/>
+                  <w:spacing w:before="0" w:after="0" w:line="276" w:lineRule="auto"/>
+                </w:pPr>
+                <w:proofErr w:type="spellStart"/>
+                <w:r>
+                  <w:t>ShipmentMethodDescription_Lbl</w:t>
+                </w:r>
+                <w:proofErr w:type="spellEnd"/>
+              </w:p>
+            </w:tc>
+          </w:sdtContent>
+        </w:sdt>
+      </w:tr>
+      <w:tr>
+        <w:trPr>
+          <w:cantSplit/>
+          <w:trHeight w:val="242"/>
+        </w:trPr>
+        <w:sdt>
+          <w:sdtPr>
+            <w:rPr/>
+            <w:alias w:val="DueDate"/>
+            <w:tag w:val="#BC:InsertDataItem,DataItems/Header/DueDate"/>
+            <w:id w:val="-1145120984"/>
+            <w:dataBinding w:prefixMappings="&lt;xmlns:ns0='urn:microsoft-dynamics-nav/reports/Standard_Sales_Invoice/1306/' " w:xpath="/ns0:NavWordReportXmlPart[1]/ns0:Header[1]/ns0:DueDate[1]" w:storeItemID="{00000000-0000-0000-0000-000000000000}"/>
+            <w15:color w:val="808080"/>
+            <w:text/>
+          </w:sdtPr>
+          <w:sdtContent>
+            <w:tc>
+              <w:tcPr>
+                <w:tcW w:w="1250" w:type="pct"/>
+              </w:tcPr>
+              <w:p>
+                <w:pPr>
+                  <w:pStyle w:val="NoSpacing"/>
                 </w:pPr>
                 <w:proofErr w:type="spellStart"/>
                 <w:r>
@@ -1151,27 +1097,22 @@
         </w:sdt>
         <w:sdt>
           <w:sdtPr>
-            <w:rPr>
-              <w:rFonts w:cs="Segoe UI"/>
-            </w:rPr>
+            <w:rPr/>
             <w:alias w:val="PaymentTermsDescription"/>
             <w:tag w:val="#BC:InsertDataItem,DataItems/Header/PaymentTermsDescription"/>
-            <w:id w:val="-1513372881"/>
-            <w:dataBinding w:prefixMappings="xmlns:ns0='urn:microsoft-dynamics-nav/reports/Standard_Sales_Invoice/1306/'" w:xpath="/ns0:NavWordReportXmlPart[1]/ns0:Header[1]/ns0:PaymentTermsDescription[1]" w:storeItemID="{00000000-0000-0000-0000-000000000000}"/>
+            <w:id w:val="-1835443458"/>
+            <w:dataBinding w:prefixMappings="&lt;xmlns:ns0='urn:microsoft-dynamics-nav/reports/Standard_Sales_Invoice/1306/' " w:xpath="/ns0:NavWordReportXmlPart[1]/ns0:Header[1]/ns0:PaymentTermsDescription[1]" w:storeItemID="{00000000-0000-0000-0000-000000000000}"/>
             <w15:color w:val="808080"/>
             <w:text/>
           </w:sdtPr>
-          <w:sdtEndPr/>
           <w:sdtContent>
             <w:tc>
               <w:tcPr>
-                <w:tcW w:w="2625" w:type="dxa"/>
+                <w:tcW w:w="1250" w:type="pct"/>
               </w:tcPr>
               <w:p>
                 <w:pPr>
-                  <w:rPr>
-                    <w:rFonts w:cs="Segoe UI"/>
-                  </w:rPr>
+                  <w:pStyle w:val="NoSpacing"/>
                 </w:pPr>
                 <w:proofErr w:type="spellStart"/>
                 <w:r>
@@ -1182,242 +1123,24 @@
             </w:tc>
           </w:sdtContent>
         </w:sdt>
-      </w:tr>
-      <w:tr>
-        <w:trPr>
-          <w:trHeight w:val="242"/>
-        </w:trPr>
-        <w:tc>
-          <w:tcPr>
-            <w:tcW w:w="2624" w:type="dxa"/>
-          </w:tcPr>
-          <w:p>
-            <w:pPr>
-              <w:rPr>
-                <w:rFonts w:cs="Segoe UI"/>
-                <w:sz w:val="22"/>
-                <w:szCs w:val="28"/>
-              </w:rPr>
-            </w:pPr>
-          </w:p>
-        </w:tc>
-        <w:tc>
-          <w:tcPr>
-            <w:tcW w:w="2624" w:type="dxa"/>
-          </w:tcPr>
-          <w:p>
-            <w:pPr>
-              <w:rPr>
-                <w:rFonts w:cs="Segoe UI"/>
-              </w:rPr>
-            </w:pPr>
-          </w:p>
-        </w:tc>
-        <w:tc>
-          <w:tcPr>
-            <w:tcW w:w="2624" w:type="dxa"/>
-          </w:tcPr>
-          <w:p>
-            <w:pPr>
-              <w:rPr>
-                <w:rFonts w:cs="Segoe UI"/>
-              </w:rPr>
-            </w:pPr>
-          </w:p>
-        </w:tc>
-        <w:tc>
-          <w:tcPr>
-            <w:tcW w:w="2625" w:type="dxa"/>
-          </w:tcPr>
-          <w:p>
-            <w:pPr>
-              <w:rPr>
-                <w:rFonts w:cs="Segoe UI"/>
-              </w:rPr>
-            </w:pPr>
-          </w:p>
-        </w:tc>
-      </w:tr>
-      <w:tr>
-        <w:trPr>
-          <w:trHeight w:val="242"/>
-        </w:trPr>
         <w:sdt>
           <w:sdtPr>
-            <w:rPr>
-              <w:rFonts w:asciiTheme="majorHAnsi" w:hAnsiTheme="majorHAnsi" w:cstheme="majorHAnsi"/>
-            </w:rPr>
-            <w:alias w:val="OrderNo_Lbl"/>
-            <w:tag w:val="#BC:InsertDataItem,DataItems/Header/OrderNo_Lbl"/>
-            <w:id w:val="-162091156"/>
-            <w:dataBinding w:prefixMappings="xmlns:ns0='urn:microsoft-dynamics-nav/reports/Standard_Sales_Invoice/1306/'" w:xpath="/ns0:NavWordReportXmlPart[1]/ns0:Header[1]/ns0:OrderNo_Lbl[1]" w:storeItemID="{00000000-0000-0000-0000-000000000000}"/>
+            <w:rPr/>
+            <w:alias w:val="OrderNo"/>
+            <w:tag w:val="#BC:InsertDataItem,DataItems/Header/OrderNo"/>
+            <w:id w:val="-2059380564"/>
+            <w:dataBinding w:prefixMappings="&lt;xmlns:ns0='urn:microsoft-dynamics-nav/reports/Standard_Sales_Invoice/1306/' " w:xpath="/ns0:NavWordReportXmlPart[1]/ns0:Header[1]/ns0:OrderNo[1]" w:storeItemID="{00000000-0000-0000-0000-000000000000}"/>
             <w15:color w:val="808080"/>
             <w:text/>
           </w:sdtPr>
-          <w:sdtEndPr/>
           <w:sdtContent>
             <w:tc>
               <w:tcPr>
-                <w:tcW w:w="2624" w:type="dxa"/>
+                <w:tcW w:w="1250" w:type="pct"/>
               </w:tcPr>
               <w:p>
                 <w:pPr>
-                  <w:spacing w:line="276" w:lineRule="auto"/>
-                  <w:rPr>
-                    <w:rFonts w:asciiTheme="majorHAnsi" w:hAnsiTheme="majorHAnsi" w:cstheme="majorHAnsi"/>
-                  </w:rPr>
-                </w:pPr>
-                <w:proofErr w:type="spellStart"/>
-                <w:r>
-                  <w:rPr>
-                    <w:rFonts w:asciiTheme="majorHAnsi" w:hAnsiTheme="majorHAnsi" w:cstheme="majorHAnsi"/>
-                  </w:rPr>
-                  <w:t>OrderNo_Lbl</w:t>
-                </w:r>
-                <w:proofErr w:type="spellEnd"/>
-              </w:p>
-            </w:tc>
-          </w:sdtContent>
-        </w:sdt>
-        <w:sdt>
-          <w:sdtPr>
-            <w:rPr>
-              <w:rFonts w:asciiTheme="majorHAnsi" w:hAnsiTheme="majorHAnsi" w:cstheme="majorHAnsi"/>
-            </w:rPr>
-            <w:alias w:val="ShipmentMethodDescription_Lbl"/>
-            <w:tag w:val="#BC:InsertDataItem,DataItems/Header/ShipmentMethodDescription_Lbl"/>
-            <w:id w:val="-2046368493"/>
-            <w:dataBinding w:prefixMappings="xmlns:ns0='urn:microsoft-dynamics-nav/reports/Standard_Sales_Invoice/1306/'" w:xpath="/ns0:NavWordReportXmlPart[1]/ns0:Header[1]/ns0:ShipmentMethodDescription_Lbl[1]" w:storeItemID="{00000000-0000-0000-0000-000000000000}"/>
-            <w15:color w:val="808080"/>
-            <w:text/>
-          </w:sdtPr>
-          <w:sdtEndPr/>
-          <w:sdtContent>
-            <w:tc>
-              <w:tcPr>
-                <w:tcW w:w="2624" w:type="dxa"/>
-              </w:tcPr>
-              <w:p>
-                <w:pPr>
-                  <w:spacing w:line="276" w:lineRule="auto"/>
-                  <w:rPr>
-                    <w:rFonts w:asciiTheme="majorHAnsi" w:hAnsiTheme="majorHAnsi" w:cstheme="majorHAnsi"/>
-                  </w:rPr>
-                </w:pPr>
-                <w:proofErr w:type="spellStart"/>
-                <w:r>
-                  <w:rPr>
-                    <w:rFonts w:asciiTheme="majorHAnsi" w:hAnsiTheme="majorHAnsi" w:cstheme="majorHAnsi"/>
-                  </w:rPr>
-                  <w:t>ShipmentMethodDescription_Lbl</w:t>
-                </w:r>
-                <w:proofErr w:type="spellEnd"/>
-              </w:p>
-            </w:tc>
-          </w:sdtContent>
-        </w:sdt>
-        <w:sdt>
-          <w:sdtPr>
-            <w:rPr>
-              <w:rFonts w:asciiTheme="majorHAnsi" w:hAnsiTheme="majorHAnsi" w:cstheme="majorHAnsi"/>
-            </w:rPr>
-            <w:alias w:val="PaymentMethodDescription_Lbl"/>
-            <w:tag w:val="#BC:InsertDataItem,DataItems/Header/PaymentMethodDescription_Lbl"/>
-            <w:id w:val="911744564"/>
-            <w:dataBinding w:prefixMappings="xmlns:ns0='urn:microsoft-dynamics-nav/reports/Standard_Sales_Invoice/1306/'" w:xpath="/ns0:NavWordReportXmlPart[1]/ns0:Header[1]/ns0:PaymentMethodDescription_Lbl[1]" w:storeItemID="{00000000-0000-0000-0000-000000000000}"/>
-            <w15:color w:val="808080"/>
-            <w:text/>
-          </w:sdtPr>
-          <w:sdtEndPr/>
-          <w:sdtContent>
-            <w:tc>
-              <w:tcPr>
-                <w:tcW w:w="2624" w:type="dxa"/>
-              </w:tcPr>
-              <w:p>
-                <w:pPr>
-                  <w:spacing w:line="276" w:lineRule="auto"/>
-                  <w:rPr>
-                    <w:rFonts w:asciiTheme="majorHAnsi" w:hAnsiTheme="majorHAnsi" w:cstheme="majorHAnsi"/>
-                  </w:rPr>
-                </w:pPr>
-                <w:proofErr w:type="spellStart"/>
-                <w:r>
-                  <w:rPr>
-                    <w:rFonts w:asciiTheme="majorHAnsi" w:hAnsiTheme="majorHAnsi" w:cstheme="majorHAnsi"/>
-                  </w:rPr>
-                  <w:t>PaymentMethodDescription_Lbl</w:t>
-                </w:r>
-                <w:proofErr w:type="spellEnd"/>
-              </w:p>
-            </w:tc>
-          </w:sdtContent>
-        </w:sdt>
-        <w:sdt>
-          <w:sdtPr>
-            <w:rPr>
-              <w:rFonts w:asciiTheme="majorHAnsi" w:hAnsiTheme="majorHAnsi" w:cstheme="majorHAnsi"/>
-            </w:rPr>
-            <w:alias w:val="PaymentReference_Lbl"/>
-            <w:tag w:val="#BC:InsertDataItem,DataItems/Header/PaymentReference_Lbl"/>
-            <w:id w:val="-2131537472"/>
-            <w:dataBinding w:prefixMappings="xmlns:ns0='urn:microsoft-dynamics-nav/reports/Standard_Sales_Invoice/1306/'" w:xpath="/ns0:NavWordReportXmlPart[1]/ns0:Header[1]/ns0:PaymentReference_Lbl[1]" w:storeItemID="{00000000-0000-0000-0000-000000000000}"/>
-            <w15:color w:val="808080"/>
-            <w:text/>
-          </w:sdtPr>
-          <w:sdtEndPr/>
-          <w:sdtContent>
-            <w:tc>
-              <w:tcPr>
-                <w:tcW w:w="2625" w:type="dxa"/>
-              </w:tcPr>
-              <w:p>
-                <w:pPr>
-                  <w:spacing w:line="276" w:lineRule="auto"/>
-                  <w:rPr>
-                    <w:rFonts w:asciiTheme="majorHAnsi" w:hAnsiTheme="majorHAnsi" w:cstheme="majorHAnsi"/>
-                  </w:rPr>
-                </w:pPr>
-                <w:proofErr w:type="spellStart"/>
-                <w:r>
-                  <w:rPr>
-                    <w:rFonts w:asciiTheme="majorHAnsi" w:hAnsiTheme="majorHAnsi" w:cstheme="majorHAnsi"/>
-                  </w:rPr>
-                  <w:t>PaymentReference_Lbl</w:t>
-                </w:r>
-                <w:proofErr w:type="spellEnd"/>
-              </w:p>
-            </w:tc>
-          </w:sdtContent>
-        </w:sdt>
-      </w:tr>
-      <w:tr>
-        <w:trPr>
-          <w:trHeight w:val="242"/>
-        </w:trPr>
-        <w:sdt>
-          <w:sdtPr>
-            <w:rPr>
-              <w:rFonts w:cs="Segoe UI"/>
-            </w:rPr>
-            <w:alias w:val="OrderNo"/>
-            <w:tag w:val="#BC:InsertDataItem,DataItems/Header/OrderNo"/>
-            <w:id w:val="1922913303"/>
-            <w:dataBinding w:prefixMappings="xmlns:ns0='urn:microsoft-dynamics-nav/reports/Standard_Sales_Invoice/1306/'" w:xpath="/ns0:NavWordReportXmlPart[1]/ns0:Header[1]/ns0:OrderNo[1]" w:storeItemID="{00000000-0000-0000-0000-000000000000}"/>
-            <w15:color w:val="808080"/>
-            <w:text/>
-          </w:sdtPr>
-          <w:sdtEndPr/>
-          <w:sdtContent>
-            <w:tc>
-              <w:tcPr>
-                <w:tcW w:w="2624" w:type="dxa"/>
-              </w:tcPr>
-              <w:p>
-                <w:pPr>
-                  <w:rPr>
-                    <w:rFonts w:cs="Segoe UI"/>
-                  </w:rPr>
+                  <w:pStyle w:val="NoSpacing"/>
                 </w:pPr>
                 <w:proofErr w:type="spellStart"/>
                 <w:r>
@@ -1430,27 +1153,22 @@
         </w:sdt>
         <w:sdt>
           <w:sdtPr>
-            <w:rPr>
-              <w:rFonts w:cs="Segoe UI"/>
-            </w:rPr>
+            <w:rPr/>
             <w:alias w:val="ShipmentMethodDescription"/>
             <w:tag w:val="#BC:InsertDataItem,DataItems/Header/ShipmentMethodDescription"/>
-            <w:id w:val="-870682427"/>
-            <w:dataBinding w:prefixMappings="xmlns:ns0='urn:microsoft-dynamics-nav/reports/Standard_Sales_Invoice/1306/'" w:xpath="/ns0:NavWordReportXmlPart[1]/ns0:Header[1]/ns0:ShipmentMethodDescription[1]" w:storeItemID="{00000000-0000-0000-0000-000000000000}"/>
+            <w:id w:val="226030626"/>
+            <w:dataBinding w:prefixMappings="&lt;xmlns:ns0='urn:microsoft-dynamics-nav/reports/Standard_Sales_Invoice/1306/' " w:xpath="/ns0:NavWordReportXmlPart[1]/ns0:Header[1]/ns0:ShipmentMethodDescription[1]" w:storeItemID="{00000000-0000-0000-0000-000000000000}"/>
             <w15:color w:val="808080"/>
             <w:text/>
           </w:sdtPr>
-          <w:sdtEndPr/>
           <w:sdtContent>
             <w:tc>
               <w:tcPr>
-                <w:tcW w:w="2624" w:type="dxa"/>
+                <w:tcW w:w="1250" w:type="pct"/>
               </w:tcPr>
               <w:p>
                 <w:pPr>
-                  <w:rPr>
-                    <w:rFonts w:cs="Segoe UI"/>
-                  </w:rPr>
+                  <w:pStyle w:val="NoSpacing"/>
                 </w:pPr>
                 <w:proofErr w:type="spellStart"/>
                 <w:r>
@@ -1461,29 +1179,198 @@
             </w:tc>
           </w:sdtContent>
         </w:sdt>
+      </w:tr>
+      <w:tr>
+        <w:trPr>
+          <w:cantSplit/>
+          <w:trHeight w:val="432"/>
+        </w:trPr>
+        <w:tc>
+          <w:tcPr>
+            <w:tcW w:w="1250" w:type="pct"/>
+          </w:tcPr>
+          <w:p>
+            <w:pPr>
+              <w:pStyle w:val="NoSpacing"/>
+            </w:pPr>
+          </w:p>
+        </w:tc>
+        <w:tc>
+          <w:tcPr>
+            <w:tcW w:w="1250" w:type="pct"/>
+          </w:tcPr>
+          <w:p>
+            <w:pPr>
+              <w:pStyle w:val="NoSpacing"/>
+            </w:pPr>
+          </w:p>
+        </w:tc>
+        <w:tc>
+          <w:tcPr>
+            <w:tcW w:w="1250" w:type="pct"/>
+          </w:tcPr>
+          <w:p>
+            <w:pPr>
+              <w:pStyle w:val="NoSpacing"/>
+            </w:pPr>
+          </w:p>
+        </w:tc>
+        <w:tc>
+          <w:tcPr>
+            <w:tcW w:w="1250" w:type="pct"/>
+          </w:tcPr>
+          <w:p>
+            <w:pPr>
+              <w:pStyle w:val="NoSpacing"/>
+            </w:pPr>
+          </w:p>
+        </w:tc>
+      </w:tr>
+      <w:tr>
+        <w:trPr>
+          <w:cantSplit/>
+          <w:trHeight w:val="242"/>
+        </w:trPr>
         <w:sdt>
           <w:sdtPr>
-            <w:rPr>
-              <w:rFonts w:cs="Segoe UI"/>
-            </w:rPr>
-            <w:alias w:val="PaymentMethodDescription"/>
-            <w:tag w:val="#BC:InsertDataItem,DataItems/Header/PaymentMethodDescription"/>
-            <w:id w:val="254716010"/>
-            <w:dataBinding w:prefixMappings="xmlns:ns0='urn:microsoft-dynamics-nav/reports/Standard_Sales_Invoice/1306/'" w:xpath="/ns0:NavWordReportXmlPart[1]/ns0:Header[1]/ns0:PaymentMethodDescription[1]" w:storeItemID="{00000000-0000-0000-0000-000000000000}"/>
+            <w:rPr/>
+            <w:alias w:val="PaymentMethodDescription_Lbl"/>
+            <w:tag w:val="#BC:InsertDataItem,DataItems/Header/PaymentMethodDescription_Lbl"/>
+            <w:id w:val="265119075"/>
+            <w:dataBinding w:prefixMappings="&lt;xmlns:ns0='urn:microsoft-dynamics-nav/reports/Standard_Sales_Invoice/1306/' " w:xpath="/ns0:NavWordReportXmlPart[1]/ns0:Header[1]/ns0:PaymentMethodDescription_Lbl[1]" w:storeItemID="{00000000-0000-0000-0000-000000000000}"/>
             <w15:color w:val="808080"/>
             <w:text/>
           </w:sdtPr>
-          <w:sdtEndPr/>
           <w:sdtContent>
             <w:tc>
               <w:tcPr>
-                <w:tcW w:w="2624" w:type="dxa"/>
+                <w:tcW w:w="1250" w:type="pct"/>
               </w:tcPr>
               <w:p>
                 <w:pPr>
-                  <w:rPr>
-                    <w:rFonts w:cs="Segoe UI"/>
-                  </w:rPr>
+                  <w:pStyle w:val="BCLabel"/>
+                  <w:spacing w:before="0" w:after="0" w:line="276" w:lineRule="auto"/>
+                </w:pPr>
+                <w:proofErr w:type="spellStart"/>
+                <w:r>
+                  <w:t>PaymentMethodDescription_Lbl</w:t>
+                </w:r>
+                <w:proofErr w:type="spellEnd"/>
+              </w:p>
+            </w:tc>
+          </w:sdtContent>
+        </w:sdt>
+        <w:sdt>
+          <w:sdtPr>
+            <w:rPr/>
+            <w:alias w:val="PaymentReference_Lbl"/>
+            <w:tag w:val="#BC:InsertDataItem,DataItems/Header/PaymentReference_Lbl"/>
+            <w:id w:val="-324365643"/>
+            <w:dataBinding w:prefixMappings="&lt;xmlns:ns0='urn:microsoft-dynamics-nav/reports/Standard_Sales_Invoice/1306/' " w:xpath="/ns0:NavWordReportXmlPart[1]/ns0:Header[1]/ns0:PaymentReference_Lbl[1]" w:storeItemID="{00000000-0000-0000-0000-000000000000}"/>
+            <w15:color w:val="808080"/>
+            <w:text/>
+          </w:sdtPr>
+          <w:sdtContent>
+            <w:tc>
+              <w:tcPr>
+                <w:tcW w:w="1250" w:type="pct"/>
+              </w:tcPr>
+              <w:p>
+                <w:pPr>
+                  <w:pStyle w:val="BCLabel"/>
+                  <w:spacing w:before="0" w:after="0" w:line="276" w:lineRule="auto"/>
+                </w:pPr>
+                <w:proofErr w:type="spellStart"/>
+                <w:r>
+                  <w:t>PaymentReference_Lbl</w:t>
+                </w:r>
+                <w:proofErr w:type="spellEnd"/>
+              </w:p>
+            </w:tc>
+          </w:sdtContent>
+        </w:sdt>
+        <w:sdt>
+          <w:sdtPr>
+            <w:rPr/>
+            <w:alias w:val="ShippingAgentCode_Lbl"/>
+            <w:tag w:val="#BC:InsertDataItem,DataItems/Header/ShippingAgentCode_Lbl"/>
+            <w:id w:val="264739809"/>
+            <w:dataBinding w:prefixMappings="&lt;xmlns:ns0='urn:microsoft-dynamics-nav/reports/Standard_Sales_Invoice/1306/' " w:xpath="/ns0:NavWordReportXmlPart[1]/ns0:Header[1]/ns0:ShippingAgentCode_Lbl[1]" w:storeItemID="{00000000-0000-0000-0000-000000000000}"/>
+            <w15:color w:val="808080"/>
+            <w:text/>
+          </w:sdtPr>
+          <w:sdtContent>
+            <w:tc>
+              <w:tcPr>
+                <w:tcW w:w="1250" w:type="pct"/>
+              </w:tcPr>
+              <w:p>
+                <w:pPr>
+                  <w:pStyle w:val="BCLabel"/>
+                  <w:spacing w:before="0" w:after="0" w:line="276" w:lineRule="auto"/>
+                </w:pPr>
+                <w:proofErr w:type="spellStart"/>
+                <w:r>
+                  <w:t>ShippingAgentCode_Lbl</w:t>
+                </w:r>
+                <w:proofErr w:type="spellEnd"/>
+              </w:p>
+            </w:tc>
+          </w:sdtContent>
+        </w:sdt>
+        <w:sdt>
+          <w:sdtPr>
+            <w:rPr/>
+            <w:alias w:val="PackageTrackingNo_Lbl"/>
+            <w:tag w:val="#BC:InsertDataItem,DataItems/Header/PackageTrackingNo_Lbl"/>
+            <w:id w:val="1439096553"/>
+            <w:dataBinding w:prefixMappings="&lt;xmlns:ns0='urn:microsoft-dynamics-nav/reports/Standard_Sales_Invoice/1306/' " w:xpath="/ns0:NavWordReportXmlPart[1]/ns0:Header[1]/ns0:PackageTrackingNo_Lbl[1]" w:storeItemID="{00000000-0000-0000-0000-000000000000}"/>
+            <w15:color w:val="808080"/>
+            <w:text/>
+          </w:sdtPr>
+          <w:sdtContent>
+            <w:tc>
+              <w:tcPr>
+                <w:tcW w:w="1250" w:type="pct"/>
+              </w:tcPr>
+              <w:p>
+                <w:pPr>
+                  <w:pStyle w:val="BCLabel"/>
+                  <w:spacing w:before="0" w:after="0" w:line="276" w:lineRule="auto"/>
+                </w:pPr>
+                <w:proofErr w:type="spellStart"/>
+                <w:r>
+                  <w:t>PackageTrackingNo_Lbl</w:t>
+                </w:r>
+                <w:proofErr w:type="spellEnd"/>
+              </w:p>
+            </w:tc>
+          </w:sdtContent>
+        </w:sdt>
+      </w:tr>
+      <w:tr>
+        <w:trPr>
+          <w:cantSplit/>
+          <w:trHeight w:val="242"/>
+        </w:trPr>
+        <w:sdt>
+          <w:sdtPr>
+            <w:rPr/>
+            <w:alias w:val="PaymentMethodDescription"/>
+            <w:tag w:val="#BC:InsertDataItem,DataItems/Header/PaymentMethodDescription"/>
+            <w:id w:val="873742447"/>
+            <w:dataBinding w:prefixMappings="&lt;xmlns:ns0='urn:microsoft-dynamics-nav/reports/Standard_Sales_Invoice/1306/' " w:xpath="/ns0:NavWordReportXmlPart[1]/ns0:Header[1]/ns0:PaymentMethodDescription[1]" w:storeItemID="{00000000-0000-0000-0000-000000000000}"/>
+            <w15:color w:val="808080"/>
+            <w:text/>
+          </w:sdtPr>
+          <w:sdtContent>
+            <w:tc>
+              <w:tcPr>
+                <w:tcW w:w="1250" w:type="pct"/>
+              </w:tcPr>
+              <w:p>
+                <w:pPr>
+                  <w:pStyle w:val="NoSpacing"/>
                 </w:pPr>
                 <w:proofErr w:type="spellStart"/>
                 <w:r>
@@ -1496,27 +1383,22 @@
         </w:sdt>
         <w:sdt>
           <w:sdtPr>
-            <w:rPr>
-              <w:rFonts w:cs="Segoe UI"/>
-            </w:rPr>
+            <w:rPr/>
             <w:alias w:val="PaymentReference"/>
             <w:tag w:val="#BC:InsertDataItem,DataItems/Header/PaymentReference"/>
-            <w:id w:val="-1398279465"/>
-            <w:dataBinding w:prefixMappings="xmlns:ns0='urn:microsoft-dynamics-nav/reports/Standard_Sales_Invoice/1306/'" w:xpath="/ns0:NavWordReportXmlPart[1]/ns0:Header[1]/ns0:PaymentReference[1]" w:storeItemID="{00000000-0000-0000-0000-000000000000}"/>
+            <w:id w:val="890771883"/>
+            <w:dataBinding w:prefixMappings="&lt;xmlns:ns0='urn:microsoft-dynamics-nav/reports/Standard_Sales_Invoice/1306/' " w:xpath="/ns0:NavWordReportXmlPart[1]/ns0:Header[1]/ns0:PaymentReference[1]" w:storeItemID="{00000000-0000-0000-0000-000000000000}"/>
             <w15:color w:val="808080"/>
             <w:text/>
           </w:sdtPr>
-          <w:sdtEndPr/>
           <w:sdtContent>
             <w:tc>
               <w:tcPr>
-                <w:tcW w:w="2625" w:type="dxa"/>
+                <w:tcW w:w="1250" w:type="pct"/>
               </w:tcPr>
               <w:p>
                 <w:pPr>
-                  <w:rPr>
-                    <w:rFonts w:cs="Segoe UI"/>
-                  </w:rPr>
+                  <w:pStyle w:val="NoSpacing"/>
                 </w:pPr>
                 <w:proofErr w:type="spellStart"/>
                 <w:r>
@@ -1527,218 +1409,24 @@
             </w:tc>
           </w:sdtContent>
         </w:sdt>
-      </w:tr>
-      <w:tr>
-        <w:trPr>
-          <w:trHeight w:val="242"/>
-        </w:trPr>
-        <w:tc>
-          <w:tcPr>
-            <w:tcW w:w="2624" w:type="dxa"/>
-          </w:tcPr>
-          <w:p>
-            <w:pPr>
-              <w:rPr>
-                <w:rFonts w:cs="Segoe UI"/>
-                <w:sz w:val="22"/>
-                <w:szCs w:val="28"/>
-              </w:rPr>
-            </w:pPr>
-          </w:p>
-        </w:tc>
-        <w:tc>
-          <w:tcPr>
-            <w:tcW w:w="2624" w:type="dxa"/>
-          </w:tcPr>
-          <w:p>
-            <w:pPr>
-              <w:rPr>
-                <w:rFonts w:cs="Segoe UI"/>
-              </w:rPr>
-            </w:pPr>
-          </w:p>
-        </w:tc>
-        <w:tc>
-          <w:tcPr>
-            <w:tcW w:w="2624" w:type="dxa"/>
-          </w:tcPr>
-          <w:p>
-            <w:pPr>
-              <w:rPr>
-                <w:rFonts w:cs="Segoe UI"/>
-              </w:rPr>
-            </w:pPr>
-          </w:p>
-        </w:tc>
-        <w:tc>
-          <w:tcPr>
-            <w:tcW w:w="2625" w:type="dxa"/>
-          </w:tcPr>
-          <w:p>
-            <w:pPr>
-              <w:rPr>
-                <w:rFonts w:cs="Segoe UI"/>
-              </w:rPr>
-            </w:pPr>
-          </w:p>
-        </w:tc>
-      </w:tr>
-      <w:tr>
-        <w:trPr>
-          <w:trHeight w:val="242"/>
-        </w:trPr>
         <w:sdt>
           <w:sdtPr>
-            <w:rPr>
-              <w:rFonts w:asciiTheme="majorHAnsi" w:hAnsiTheme="majorHAnsi" w:cstheme="majorHAnsi"/>
-            </w:rPr>
-            <w:alias w:val="ShippingAgentCode_Lbl"/>
-            <w:tag w:val="#BC:InsertDataItem,DataItems/Header/ShippingAgentCode_Lbl"/>
-            <w:id w:val="-1871450891"/>
-            <w:dataBinding w:prefixMappings="xmlns:ns0='urn:microsoft-dynamics-nav/reports/Standard_Sales_Invoice/1306/'" w:xpath="/ns0:NavWordReportXmlPart[1]/ns0:Header[1]/ns0:ShippingAgentCode_Lbl[1]" w:storeItemID="{00000000-0000-0000-0000-000000000000}"/>
+            <w:rPr/>
+            <w:alias w:val="ShippingAgentCode"/>
+            <w:tag w:val="#BC:InsertDataItem,DataItems/Header/ShippingAgentCode"/>
+            <w:id w:val="-557937774"/>
+            <w:dataBinding w:prefixMappings="&lt;xmlns:ns0='urn:microsoft-dynamics-nav/reports/Standard_Sales_Invoice/1306/' " w:xpath="/ns0:NavWordReportXmlPart[1]/ns0:Header[1]/ns0:ShippingAgentCode[1]" w:storeItemID="{00000000-0000-0000-0000-000000000000}"/>
             <w15:color w:val="808080"/>
             <w:text/>
           </w:sdtPr>
-          <w:sdtEndPr/>
           <w:sdtContent>
             <w:tc>
               <w:tcPr>
-                <w:tcW w:w="2624" w:type="dxa"/>
+                <w:tcW w:w="1250" w:type="pct"/>
               </w:tcPr>
               <w:p>
                 <w:pPr>
-                  <w:spacing w:line="276" w:lineRule="auto"/>
-                  <w:rPr>
-                    <w:rFonts w:asciiTheme="majorHAnsi" w:hAnsiTheme="majorHAnsi" w:cstheme="majorHAnsi"/>
-                  </w:rPr>
-                </w:pPr>
-                <w:proofErr w:type="spellStart"/>
-                <w:r>
-                  <w:rPr>
-                    <w:rFonts w:asciiTheme="majorHAnsi" w:hAnsiTheme="majorHAnsi" w:cstheme="majorHAnsi"/>
-                  </w:rPr>
-                  <w:t>ShippingAgentCode_Lbl</w:t>
-                </w:r>
-                <w:proofErr w:type="spellEnd"/>
-              </w:p>
-            </w:tc>
-          </w:sdtContent>
-        </w:sdt>
-        <w:sdt>
-          <w:sdtPr>
-            <w:rPr>
-              <w:rFonts w:asciiTheme="majorHAnsi" w:hAnsiTheme="majorHAnsi" w:cstheme="majorHAnsi"/>
-            </w:rPr>
-            <w:alias w:val="PackageTrackingNo_Lbl"/>
-            <w:tag w:val="#BC:InsertDataItem,DataItems/Header/PackageTrackingNo_Lbl"/>
-            <w:id w:val="-438067645"/>
-            <w:dataBinding w:prefixMappings="xmlns:ns0='urn:microsoft-dynamics-nav/reports/Standard_Sales_Invoice/1306/'" w:xpath="/ns0:NavWordReportXmlPart[1]/ns0:Header[1]/ns0:PackageTrackingNo_Lbl[1]" w:storeItemID="{00000000-0000-0000-0000-000000000000}"/>
-            <w15:color w:val="808080"/>
-            <w:text/>
-          </w:sdtPr>
-          <w:sdtEndPr/>
-          <w:sdtContent>
-            <w:tc>
-              <w:tcPr>
-                <w:tcW w:w="2624" w:type="dxa"/>
-              </w:tcPr>
-              <w:p>
-                <w:pPr>
-                  <w:spacing w:line="276" w:lineRule="auto"/>
-                  <w:rPr>
-                    <w:rFonts w:asciiTheme="majorHAnsi" w:hAnsiTheme="majorHAnsi" w:cstheme="majorHAnsi"/>
-                  </w:rPr>
-                </w:pPr>
-                <w:proofErr w:type="spellStart"/>
-                <w:r>
-                  <w:rPr>
-                    <w:rFonts w:asciiTheme="majorHAnsi" w:hAnsiTheme="majorHAnsi" w:cstheme="majorHAnsi"/>
-                  </w:rPr>
-                  <w:t>PackageTrackingNo_Lbl</w:t>
-                </w:r>
-                <w:proofErr w:type="spellEnd"/>
-              </w:p>
-            </w:tc>
-          </w:sdtContent>
-        </w:sdt>
-        <w:sdt>
-          <w:sdtPr>
-            <w:rPr>
-              <w:rFonts w:asciiTheme="majorHAnsi" w:hAnsiTheme="majorHAnsi" w:cstheme="majorHAnsi"/>
-            </w:rPr>
-            <w:alias w:val="JobNo_Lbl"/>
-            <w:tag w:val="#BC:InsertDataItem,DataItems/Header/Line/JobNo_Lbl"/>
-            <w:id w:val="995388117"/>
-            <w:dataBinding w:prefixMappings="xmlns:ns0='urn:microsoft-dynamics-nav/reports/Standard_Sales_Invoice/1306/'" w:xpath="/ns0:NavWordReportXmlPart[1]/ns0:Header[1]/ns0:Line[1]/ns0:JobNo_Lbl[1]" w:storeItemID="{00000000-0000-0000-0000-000000000000}"/>
-            <w15:color w:val="808080"/>
-            <w:text/>
-          </w:sdtPr>
-          <w:sdtEndPr/>
-          <w:sdtContent>
-            <w:tc>
-              <w:tcPr>
-                <w:tcW w:w="2624" w:type="dxa"/>
-              </w:tcPr>
-              <w:p>
-                <w:pPr>
-                  <w:spacing w:line="276" w:lineRule="auto"/>
-                  <w:rPr>
-                    <w:rFonts w:asciiTheme="majorHAnsi" w:hAnsiTheme="majorHAnsi" w:cstheme="majorHAnsi"/>
-                  </w:rPr>
-                </w:pPr>
-                <w:proofErr w:type="spellStart"/>
-                <w:r>
-                  <w:rPr>
-                    <w:rFonts w:asciiTheme="majorHAnsi" w:hAnsiTheme="majorHAnsi" w:cstheme="majorHAnsi"/>
-                  </w:rPr>
-                  <w:t>JobNo_Lbl</w:t>
-                </w:r>
-                <w:proofErr w:type="spellEnd"/>
-              </w:p>
-            </w:tc>
-          </w:sdtContent>
-        </w:sdt>
-        <w:tc>
-          <w:tcPr>
-            <w:tcW w:w="2625" w:type="dxa"/>
-          </w:tcPr>
-          <w:p>
-            <w:pPr>
-              <w:spacing w:line="276" w:lineRule="auto"/>
-              <w:rPr>
-                <w:rFonts w:cs="Segoe UI"/>
-              </w:rPr>
-            </w:pPr>
-          </w:p>
-        </w:tc>
-      </w:tr>
-      <w:tr>
-        <w:trPr>
-          <w:trHeight w:val="242"/>
-        </w:trPr>
-        <w:sdt>
-          <w:sdtPr>
-            <w:rPr>
-              <w:rFonts w:cs="Segoe UI Semibold"/>
-            </w:rPr>
-            <w:alias w:val="ShippingAgentCode"/>
-            <w:tag w:val="#BC:InsertDataItem,DataItems/Header/ShippingAgentCode"/>
-            <w:id w:val="1997609521"/>
-            <w:dataBinding w:prefixMappings="xmlns:ns0='urn:microsoft-dynamics-nav/reports/Standard_Sales_Invoice/1306/'" w:xpath="/ns0:NavWordReportXmlPart[1]/ns0:Header[1]/ns0:ShippingAgentCode[1]" w:storeItemID="{00000000-0000-0000-0000-000000000000}"/>
-            <w15:color w:val="808080"/>
-            <w:text/>
-          </w:sdtPr>
-          <w:sdtEndPr/>
-          <w:sdtContent>
-            <w:tc>
-              <w:tcPr>
-                <w:tcW w:w="2624" w:type="dxa"/>
-              </w:tcPr>
-              <w:p>
-                <w:pPr>
-                  <w:rPr>
-                    <w:rFonts w:cs="Segoe UI Semibold"/>
-                  </w:rPr>
+                  <w:pStyle w:val="NoSpacing"/>
                 </w:pPr>
                 <w:proofErr w:type="spellStart"/>
                 <w:r>
@@ -1751,27 +1439,22 @@
         </w:sdt>
         <w:sdt>
           <w:sdtPr>
-            <w:rPr>
-              <w:rFonts w:cs="Segoe UI Semibold"/>
-            </w:rPr>
+            <w:rPr/>
             <w:alias w:val="PackageTrackingNo"/>
             <w:tag w:val="#BC:InsertDataItem,DataItems/Header/PackageTrackingNo"/>
-            <w:id w:val="-1373923295"/>
-            <w:dataBinding w:prefixMappings="xmlns:ns0='urn:microsoft-dynamics-nav/reports/Standard_Sales_Invoice/1306/'" w:xpath="/ns0:NavWordReportXmlPart[1]/ns0:Header[1]/ns0:PackageTrackingNo[1]" w:storeItemID="{00000000-0000-0000-0000-000000000000}"/>
+            <w:id w:val="-949541930"/>
+            <w:dataBinding w:prefixMappings="&lt;xmlns:ns0='urn:microsoft-dynamics-nav/reports/Standard_Sales_Invoice/1306/' " w:xpath="/ns0:NavWordReportXmlPart[1]/ns0:Header[1]/ns0:PackageTrackingNo[1]" w:storeItemID="{00000000-0000-0000-0000-000000000000}"/>
             <w15:color w:val="808080"/>
             <w:text/>
           </w:sdtPr>
-          <w:sdtEndPr/>
           <w:sdtContent>
             <w:tc>
               <w:tcPr>
-                <w:tcW w:w="2624" w:type="dxa"/>
+                <w:tcW w:w="1250" w:type="pct"/>
               </w:tcPr>
               <w:p>
                 <w:pPr>
-                  <w:rPr>
-                    <w:rFonts w:cs="Segoe UI Semibold"/>
-                  </w:rPr>
+                  <w:pStyle w:val="NoSpacing"/>
                 </w:pPr>
                 <w:proofErr w:type="spellStart"/>
                 <w:r>
@@ -1782,29 +1465,146 @@
             </w:tc>
           </w:sdtContent>
         </w:sdt>
+      </w:tr>
+      <w:tr>
+        <w:trPr>
+          <w:cantSplit/>
+          <w:trHeight w:val="432"/>
+        </w:trPr>
+        <w:tc>
+          <w:tcPr>
+            <w:tcW w:w="1250" w:type="pct"/>
+          </w:tcPr>
+          <w:p>
+            <w:pPr>
+              <w:pStyle w:val="NoSpacing"/>
+            </w:pPr>
+          </w:p>
+        </w:tc>
+        <w:tc>
+          <w:tcPr>
+            <w:tcW w:w="1250" w:type="pct"/>
+          </w:tcPr>
+          <w:p>
+            <w:pPr>
+              <w:pStyle w:val="NoSpacing"/>
+            </w:pPr>
+          </w:p>
+        </w:tc>
+        <w:tc>
+          <w:tcPr>
+            <w:tcW w:w="1250" w:type="pct"/>
+          </w:tcPr>
+          <w:p>
+            <w:pPr>
+              <w:pStyle w:val="NoSpacing"/>
+            </w:pPr>
+          </w:p>
+        </w:tc>
+        <w:tc>
+          <w:tcPr>
+            <w:tcW w:w="1250" w:type="pct"/>
+          </w:tcPr>
+          <w:p>
+            <w:pPr>
+              <w:pStyle w:val="NoSpacing"/>
+            </w:pPr>
+          </w:p>
+        </w:tc>
+      </w:tr>
+      <w:tr>
+        <w:trPr>
+          <w:cantSplit/>
+          <w:trHeight w:val="242"/>
+        </w:trPr>
         <w:sdt>
           <w:sdtPr>
             <w:rPr>
-              <w:rFonts w:cs="Segoe UI"/>
+              <w:rStyle w:val="Heading2Char"/>
             </w:rPr>
-            <w:alias w:val="JobNo"/>
-            <w:tag w:val="#BC:InsertDataItem,DataItems/Header/Line/JobNo"/>
-            <w:id w:val="788479413"/>
-            <w:dataBinding w:prefixMappings="xmlns:ns0='urn:microsoft-dynamics-nav/reports/Standard_Sales_Invoice/1306/'" w:xpath="/ns0:NavWordReportXmlPart[1]/ns0:Header[1]/ns0:Line[1]/ns0:JobNo[1]" w:storeItemID="{00000000-0000-0000-0000-000000000000}"/>
+            <w:alias w:val="JobNo_Lbl"/>
+            <w:tag w:val="#BC:InsertDataItem,DataItems/Header/Line/JobNo_Lbl"/>
+            <w:id w:val="-192622199"/>
+            <w:dataBinding w:prefixMappings="&lt;xmlns:ns0='urn:microsoft-dynamics-nav/reports/Standard_Sales_Invoice/1306/' " w:xpath="/ns0:NavWordReportXmlPart[1]/ns0:Header[1]/ns0:Line[1]/ns0:JobNo_Lbl[1]" w:storeItemID="{00000000-0000-0000-0000-000000000000}"/>
             <w15:color w:val="808080"/>
             <w:text/>
           </w:sdtPr>
-          <w:sdtEndPr/>
           <w:sdtContent>
             <w:tc>
               <w:tcPr>
-                <w:tcW w:w="2624" w:type="dxa"/>
+                <w:tcW w:w="1250" w:type="pct"/>
               </w:tcPr>
               <w:p>
                 <w:pPr>
+                  <w:pStyle w:val="NoSpacing"/>
+                  <w:spacing w:line="276" w:lineRule="auto"/>
+                </w:pPr>
+                <w:proofErr w:type="spellStart"/>
+                <w:r>
                   <w:rPr>
-                    <w:rFonts w:cs="Segoe UI"/>
+                    <w:rStyle w:val="Heading2Char"/>
                   </w:rPr>
+                  <w:t>JobNo_Lbl</w:t>
+                </w:r>
+                <w:proofErr w:type="spellEnd"/>
+              </w:p>
+            </w:tc>
+          </w:sdtContent>
+        </w:sdt>
+        <w:tc>
+          <w:tcPr>
+            <w:tcW w:w="1250" w:type="pct"/>
+          </w:tcPr>
+          <w:p>
+            <w:pPr>
+              <w:pStyle w:val="NoSpacing"/>
+            </w:pPr>
+          </w:p>
+        </w:tc>
+        <w:tc>
+          <w:tcPr>
+            <w:tcW w:w="1250" w:type="pct"/>
+          </w:tcPr>
+          <w:p>
+            <w:pPr>
+              <w:pStyle w:val="NoSpacing"/>
+            </w:pPr>
+          </w:p>
+        </w:tc>
+        <w:tc>
+          <w:tcPr>
+            <w:tcW w:w="1250" w:type="pct"/>
+          </w:tcPr>
+          <w:p>
+            <w:pPr>
+              <w:pStyle w:val="NoSpacing"/>
+            </w:pPr>
+          </w:p>
+        </w:tc>
+      </w:tr>
+      <w:tr>
+        <w:trPr>
+          <w:cantSplit/>
+          <w:trHeight w:val="242"/>
+        </w:trPr>
+        <w:sdt>
+          <w:sdtPr>
+            <w:rPr/>
+            <w:alias w:val="JobNo"/>
+            <w:tag w:val="#BC:InsertDataItem,DataItems/Header/Line/JobNo"/>
+            <w:id w:val="231660892"/>
+            <w:dataBinding w:prefixMappings="&lt;xmlns:ns0='urn:microsoft-dynamics-nav/reports/Standard_Sales_Invoice/1306/' " w:xpath="/ns0:NavWordReportXmlPart[1]/ns0:Header[1]/ns0:Line[1]/ns0:JobNo[1]" w:storeItemID="{00000000-0000-0000-0000-000000000000}"/>
+            <w15:color w:val="808080"/>
+            <w:text/>
+          </w:sdtPr>
+          <w:sdtContent>
+            <w:tc>
+              <w:tcPr>
+                <w:tcW w:w="1250" w:type="pct"/>
+              </w:tcPr>
+              <w:p>
+                <w:pPr>
+                  <w:pStyle w:val="NoSpacing"/>
                 </w:pPr>
                 <w:proofErr w:type="spellStart"/>
                 <w:r>
@@ -1817,13 +1617,31 @@
         </w:sdt>
         <w:tc>
           <w:tcPr>
-            <w:tcW w:w="2625" w:type="dxa"/>
+            <w:tcW w:w="1250" w:type="pct"/>
           </w:tcPr>
           <w:p>
             <w:pPr>
-              <w:rPr>
-                <w:rFonts w:cs="Segoe UI"/>
-              </w:rPr>
+              <w:pStyle w:val="NoSpacing"/>
+            </w:pPr>
+          </w:p>
+        </w:tc>
+        <w:tc>
+          <w:tcPr>
+            <w:tcW w:w="1250" w:type="pct"/>
+          </w:tcPr>
+          <w:p>
+            <w:pPr>
+              <w:pStyle w:val="NoSpacing"/>
+            </w:pPr>
+          </w:p>
+        </w:tc>
+        <w:tc>
+          <w:tcPr>
+            <w:tcW w:w="1250" w:type="pct"/>
+          </w:tcPr>
+          <w:p>
+            <w:pPr>
+              <w:pStyle w:val="NoSpacing"/>
             </w:pPr>
           </w:p>
         </w:tc>
@@ -1833,74 +1651,65 @@
       <w:pPr>
         <w:spacing w:after="0" w:line="240" w:lineRule="auto"/>
         <w:rPr>
-          <w:rFonts w:cs="Segoe UI"/>
-          <w:sz w:val="22"/>
-          <w:szCs w:val="22"/>
+          <w:lang w:val="da-DK"/>
+        </w:rPr>
+      </w:pPr>
+    </w:p>
+    <w:p>
+      <w:pPr>
+        <w:spacing w:after="0" w:line="240" w:lineRule="auto"/>
+        <w:rPr>
           <w:lang w:val="da-DK"/>
         </w:rPr>
       </w:pPr>
     </w:p>
     <w:tbl>
       <w:tblPr>
-        <w:tblStyle w:val="CLSequoiatablestyle021"/>
-        <w:tblW w:w="10498" w:type="dxa"/>
-        <w:tblLayout w:type="fixed"/>
-        <w:tblLook w:val="04A0" w:firstRow="1" w:lastRow="0" w:firstColumn="1" w:lastColumn="0" w:noHBand="0" w:noVBand="1"/>
+        <w:tblStyle w:val="BCDataTable"/>
+        <w:tblW w:w="5000" w:type="pct"/>
+        <w:tblLook w:val="0460" w:firstRow="1" w:lastRow="1" w:firstColumn="0" w:lastColumn="0" w:noHBand="0" w:noVBand="1"/>
         <w:tblCaption w:val="Data Table Block"/>
+        <w:tblDescription w:val="Document lines. Column headers in the first row."/>
       </w:tblPr>
       <w:tblGrid>
-        <w:gridCol w:w="900"/>
-        <w:gridCol w:w="1800"/>
+        <w:gridCol w:w="901"/>
+        <w:gridCol w:w="1799"/>
         <w:gridCol w:w="1260"/>
-        <w:gridCol w:w="1166"/>
+        <w:gridCol w:w="1165"/>
         <w:gridCol w:w="1440"/>
         <w:gridCol w:w="1354"/>
-        <w:gridCol w:w="994"/>
-        <w:gridCol w:w="1584"/>
+        <w:gridCol w:w="993"/>
+        <w:gridCol w:w="1585"/>
       </w:tblGrid>
       <w:tr>
         <w:trPr>
           <w:cnfStyle w:val="100000000000" w:firstRow="1" w:lastRow="0" w:firstColumn="0" w:lastColumn="0" w:oddVBand="0" w:evenVBand="0" w:oddHBand="0" w:evenHBand="0" w:firstRowFirstColumn="0" w:firstRowLastColumn="0" w:lastRowFirstColumn="0" w:lastRowLastColumn="0"/>
+          <w:cantSplit/>
           <w:trHeight w:val="490"/>
+          <w:tblHeader/>
         </w:trPr>
         <w:tc>
           <w:tcPr>
             <w:cnfStyle w:val="001000000000" w:firstRow="0" w:lastRow="0" w:firstColumn="1" w:lastColumn="0" w:oddVBand="0" w:evenVBand="0" w:oddHBand="0" w:evenHBand="0" w:firstRowFirstColumn="0" w:firstRowLastColumn="0" w:lastRowFirstColumn="0" w:lastRowLastColumn="0"/>
-            <w:tcW w:w="900" w:type="dxa"/>
+            <w:tcW w:w="429" w:type="pct"/>
           </w:tcPr>
           <w:sdt>
             <w:sdtPr>
-              <w:rPr>
-                <w:sz w:val="22"/>
-                <w:szCs w:val="36"/>
-              </w:rPr>
+              <w:rPr/>
               <w:alias w:val="ItemNo_Line_Lbl"/>
               <w:tag w:val="#BC:InsertDataItem,DataItems/Header/Line/ItemNo_Line_Lbl"/>
               <w:id w:val="2050642905"/>
-              <w:dataBinding w:prefixMappings="xmlns:ns0='urn:microsoft-dynamics-nav/reports/Standard_Sales_Invoice/1306/'" w:xpath="/ns0:NavWordReportXmlPart[1]/ns0:Header[1]/ns0:Line[1]/ns0:ItemNo_Line_Lbl[1]" w:storeItemID="{00000000-0000-0000-0000-000000000000}"/>
+              <w:dataBinding w:prefixMappings="&lt;xmlns:ns0='urn:microsoft-dynamics-nav/reports/Standard_Sales_Invoice/1306/' " w:xpath="/ns0:NavWordReportXmlPart[1]/ns0:Header[1]/ns0:Line[1]/ns0:ItemNo_Line_Lbl[1]" w:storeItemID="{00000000-0000-0000-0000-000000000000}"/>
               <w15:color w:val="808080"/>
               <w:text/>
             </w:sdtPr>
-            <w:sdtEndPr/>
             <w:sdtContent>
               <w:p>
                 <w:pPr>
-                  <w:pStyle w:val="Heading2"/>
-                  <w:rPr>
-                    <w:b w:val="0"/>
-                    <w:bCs w:val="0"/>
-                    <w:sz w:val="22"/>
-                    <w:szCs w:val="36"/>
-                  </w:rPr>
+                  <w:pStyle w:val="BCLabel"/>
                 </w:pPr>
                 <w:proofErr w:type="spellStart"/>
                 <w:r>
-                  <w:rPr>
-                    <w:b w:val="0"/>
-                    <w:bCs w:val="0"/>
-                    <w:sz w:val="22"/>
-                    <w:szCs w:val="36"/>
-                  </w:rPr>
                   <w:t>ItemNo_Line_Lbl</w:t>
                 </w:r>
                 <w:proofErr w:type="spellEnd"/>
@@ -1910,46 +1719,29 @@
         </w:tc>
         <w:sdt>
           <w:sdtPr>
-            <w:rPr>
-              <w:rFonts w:cstheme="majorHAnsi"/>
-              <w:sz w:val="22"/>
-              <w:szCs w:val="36"/>
-            </w:rPr>
+            <w:rPr/>
             <w:alias w:val="Description_Line_Lbl"/>
             <w:tag w:val="#BC:InsertDataItem,DataItems/Header/Line/Description_Line_Lbl"/>
             <w:id w:val="55748171"/>
-            <w:dataBinding w:prefixMappings="xmlns:ns0='urn:microsoft-dynamics-nav/reports/Standard_Sales_Invoice/1306/'" w:xpath="/ns0:NavWordReportXmlPart[1]/ns0:Header[1]/ns0:Line[1]/ns0:Description_Line_Lbl[1]" w:storeItemID="{00000000-0000-0000-0000-000000000000}"/>
+            <w:dataBinding w:prefixMappings="&lt;xmlns:ns0='urn:microsoft-dynamics-nav/reports/Standard_Sales_Invoice/1306/' " w:xpath="/ns0:NavWordReportXmlPart[1]/ns0:Header[1]/ns0:Line[1]/ns0:Description_Line_Lbl[1]" w:storeItemID="{00000000-0000-0000-0000-000000000000}"/>
             <w15:color w:val="808080"/>
             <w:text/>
           </w:sdtPr>
-          <w:sdtEndPr/>
           <w:sdtContent>
             <w:tc>
               <w:tcPr>
-                <w:tcW w:w="1800" w:type="dxa"/>
+                <w:tcW w:w="857" w:type="pct"/>
               </w:tcPr>
               <w:p>
                 <w:pPr>
-                  <w:pStyle w:val="Heading2"/>
+                  <w:pStyle w:val="BCLabel"/>
                   <w:cnfStyle w:val="100000000000" w:firstRow="1" w:lastRow="0" w:firstColumn="0" w:lastColumn="0" w:oddVBand="0" w:evenVBand="0" w:oddHBand="0" w:evenHBand="0" w:firstRowFirstColumn="0" w:firstRowLastColumn="0" w:lastRowFirstColumn="0" w:lastRowLastColumn="0"/>
                   <w:rPr>
-                    <w:rFonts w:cstheme="majorHAnsi"/>
-                    <w:b w:val="0"/>
-                    <w:bCs w:val="0"/>
-                    <w:sz w:val="22"/>
-                    <w:szCs w:val="36"/>
                     <w:lang w:val="en-US" w:eastAsia="en-US"/>
                   </w:rPr>
                 </w:pPr>
                 <w:proofErr w:type="spellStart"/>
                 <w:r>
-                  <w:rPr>
-                    <w:rFonts w:cstheme="majorHAnsi"/>
-                    <w:b w:val="0"/>
-                    <w:bCs w:val="0"/>
-                    <w:sz w:val="22"/>
-                    <w:szCs w:val="36"/>
-                  </w:rPr>
                   <w:t>Description_Line_Lbl</w:t>
                 </w:r>
                 <w:proofErr w:type="spellEnd"/>
@@ -1959,45 +1751,26 @@
         </w:sdt>
         <w:sdt>
           <w:sdtPr>
-            <w:rPr>
-              <w:rFonts w:cstheme="majorHAnsi"/>
-              <w:sz w:val="22"/>
-              <w:szCs w:val="36"/>
-            </w:rPr>
+            <w:rPr/>
             <w:alias w:val="ShipmentDate_Line_Lbl"/>
             <w:tag w:val="#BC:InsertDataItem,DataItems/Header/Line/ShipmentDate_Line_Lbl"/>
             <w:id w:val="-809709913"/>
-            <w:dataBinding w:prefixMappings="xmlns:ns0='urn:microsoft-dynamics-nav/reports/Standard_Sales_Invoice/1306/'" w:xpath="/ns0:NavWordReportXmlPart[1]/ns0:Header[1]/ns0:Line[1]/ns0:ShipmentDate_Line_Lbl[1]" w:storeItemID="{00000000-0000-0000-0000-000000000000}"/>
+            <w:dataBinding w:prefixMappings="&lt;xmlns:ns0='urn:microsoft-dynamics-nav/reports/Standard_Sales_Invoice/1306/' " w:xpath="/ns0:NavWordReportXmlPart[1]/ns0:Header[1]/ns0:Line[1]/ns0:ShipmentDate_Line_Lbl[1]" w:storeItemID="{00000000-0000-0000-0000-000000000000}"/>
             <w15:color w:val="808080"/>
             <w:text/>
           </w:sdtPr>
-          <w:sdtEndPr/>
           <w:sdtContent>
             <w:tc>
               <w:tcPr>
-                <w:tcW w:w="1260" w:type="dxa"/>
+                <w:tcW w:w="600" w:type="pct"/>
               </w:tcPr>
               <w:p>
                 <w:pPr>
-                  <w:pStyle w:val="Heading2"/>
+                  <w:pStyle w:val="BCLabel"/>
                   <w:cnfStyle w:val="100000000000" w:firstRow="1" w:lastRow="0" w:firstColumn="0" w:lastColumn="0" w:oddVBand="0" w:evenVBand="0" w:oddHBand="0" w:evenHBand="0" w:firstRowFirstColumn="0" w:firstRowLastColumn="0" w:lastRowFirstColumn="0" w:lastRowLastColumn="0"/>
-                  <w:rPr>
-                    <w:rFonts w:cstheme="majorHAnsi"/>
-                    <w:b w:val="0"/>
-                    <w:bCs w:val="0"/>
-                    <w:sz w:val="22"/>
-                    <w:szCs w:val="36"/>
-                  </w:rPr>
                 </w:pPr>
                 <w:proofErr w:type="spellStart"/>
                 <w:r>
-                  <w:rPr>
-                    <w:rFonts w:cstheme="majorHAnsi"/>
-                    <w:b w:val="0"/>
-                    <w:bCs w:val="0"/>
-                    <w:sz w:val="22"/>
-                    <w:szCs w:val="36"/>
-                  </w:rPr>
                   <w:t>ShipmentDate_Line_Lbl</w:t>
                 </w:r>
                 <w:proofErr w:type="spellEnd"/>
@@ -2007,47 +1780,30 @@
         </w:sdt>
         <w:sdt>
           <w:sdtPr>
-            <w:rPr>
-              <w:rFonts w:cstheme="majorHAnsi"/>
-              <w:sz w:val="22"/>
-              <w:szCs w:val="36"/>
-            </w:rPr>
+            <w:rPr/>
             <w:alias w:val="Quantity_Line_Lbl"/>
             <w:tag w:val="#BC:InsertDataItem,DataItems/Header/Line/Quantity_Line_Lbl"/>
             <w:id w:val="-278416351"/>
-            <w:dataBinding w:prefixMappings="xmlns:ns0='urn:microsoft-dynamics-nav/reports/Standard_Sales_Invoice/1306/'" w:xpath="/ns0:NavWordReportXmlPart[1]/ns0:Header[1]/ns0:Line[1]/ns0:Quantity_Line_Lbl[1]" w:storeItemID="{00000000-0000-0000-0000-000000000000}"/>
+            <w:dataBinding w:prefixMappings="&lt;xmlns:ns0='urn:microsoft-dynamics-nav/reports/Standard_Sales_Invoice/1306/' " w:xpath="/ns0:NavWordReportXmlPart[1]/ns0:Header[1]/ns0:Line[1]/ns0:Quantity_Line_Lbl[1]" w:storeItemID="{00000000-0000-0000-0000-000000000000}"/>
             <w15:color w:val="808080"/>
             <w:text/>
           </w:sdtPr>
-          <w:sdtEndPr/>
           <w:sdtContent>
             <w:tc>
               <w:tcPr>
-                <w:tcW w:w="1166" w:type="dxa"/>
+                <w:tcW w:w="555" w:type="pct"/>
               </w:tcPr>
               <w:p>
                 <w:pPr>
-                  <w:pStyle w:val="Heading2"/>
+                  <w:pStyle w:val="BCLabelNumber"/>
                   <w:jc w:val="right"/>
                   <w:cnfStyle w:val="100000000000" w:firstRow="1" w:lastRow="0" w:firstColumn="0" w:lastColumn="0" w:oddVBand="0" w:evenVBand="0" w:oddHBand="0" w:evenHBand="0" w:firstRowFirstColumn="0" w:firstRowLastColumn="0" w:lastRowFirstColumn="0" w:lastRowLastColumn="0"/>
                   <w:rPr>
-                    <w:rFonts w:cstheme="majorHAnsi"/>
-                    <w:b w:val="0"/>
-                    <w:bCs w:val="0"/>
-                    <w:sz w:val="22"/>
-                    <w:szCs w:val="36"/>
                     <w:lang w:val="en-US" w:eastAsia="en-US"/>
                   </w:rPr>
                 </w:pPr>
                 <w:proofErr w:type="spellStart"/>
                 <w:r>
-                  <w:rPr>
-                    <w:rFonts w:cstheme="majorHAnsi"/>
-                    <w:b w:val="0"/>
-                    <w:bCs w:val="0"/>
-                    <w:sz w:val="22"/>
-                    <w:szCs w:val="36"/>
-                  </w:rPr>
                   <w:t>Quantity_Line_Lbl</w:t>
                 </w:r>
                 <w:proofErr w:type="spellEnd"/>
@@ -2057,47 +1813,30 @@
         </w:sdt>
         <w:sdt>
           <w:sdtPr>
-            <w:rPr>
-              <w:rFonts w:cstheme="majorHAnsi"/>
-              <w:sz w:val="22"/>
-              <w:szCs w:val="36"/>
-            </w:rPr>
+            <w:rPr/>
             <w:alias w:val="UnitPrice_Lbl"/>
             <w:tag w:val="#BC:InsertDataItem,DataItems/Header/Line/UnitPrice_Lbl"/>
             <w:id w:val="-1044597726"/>
-            <w:dataBinding w:prefixMappings="xmlns:ns0='urn:microsoft-dynamics-nav/reports/Standard_Sales_Invoice/1306/'" w:xpath="/ns0:NavWordReportXmlPart[1]/ns0:Header[1]/ns0:Line[1]/ns0:UnitPrice_Lbl[1]" w:storeItemID="{00000000-0000-0000-0000-000000000000}"/>
+            <w:dataBinding w:prefixMappings="&lt;xmlns:ns0='urn:microsoft-dynamics-nav/reports/Standard_Sales_Invoice/1306/' " w:xpath="/ns0:NavWordReportXmlPart[1]/ns0:Header[1]/ns0:Line[1]/ns0:UnitPrice_Lbl[1]" w:storeItemID="{00000000-0000-0000-0000-000000000000}"/>
             <w15:color w:val="808080"/>
             <w:text/>
           </w:sdtPr>
-          <w:sdtEndPr/>
           <w:sdtContent>
             <w:tc>
               <w:tcPr>
-                <w:tcW w:w="1440" w:type="dxa"/>
+                <w:tcW w:w="686" w:type="pct"/>
               </w:tcPr>
               <w:p>
                 <w:pPr>
-                  <w:pStyle w:val="Heading2"/>
+                  <w:pStyle w:val="BCLabelNumber"/>
                   <w:jc w:val="right"/>
                   <w:cnfStyle w:val="100000000000" w:firstRow="1" w:lastRow="0" w:firstColumn="0" w:lastColumn="0" w:oddVBand="0" w:evenVBand="0" w:oddHBand="0" w:evenHBand="0" w:firstRowFirstColumn="0" w:firstRowLastColumn="0" w:lastRowFirstColumn="0" w:lastRowLastColumn="0"/>
                   <w:rPr>
-                    <w:rFonts w:cstheme="majorHAnsi"/>
-                    <w:b w:val="0"/>
-                    <w:bCs w:val="0"/>
-                    <w:sz w:val="22"/>
-                    <w:szCs w:val="36"/>
                     <w:lang w:val="en-US" w:eastAsia="en-US"/>
                   </w:rPr>
                 </w:pPr>
                 <w:proofErr w:type="spellStart"/>
                 <w:r>
-                  <w:rPr>
-                    <w:rFonts w:cstheme="majorHAnsi"/>
-                    <w:b w:val="0"/>
-                    <w:bCs w:val="0"/>
-                    <w:sz w:val="22"/>
-                    <w:szCs w:val="36"/>
-                  </w:rPr>
                   <w:t>UnitPrice_Lbl</w:t>
                 </w:r>
                 <w:proofErr w:type="spellEnd"/>
@@ -2107,49 +1846,30 @@
         </w:sdt>
         <w:sdt>
           <w:sdtPr>
-            <w:rPr>
-              <w:rFonts w:cstheme="majorHAnsi"/>
-              <w:sz w:val="22"/>
-              <w:szCs w:val="36"/>
-            </w:rPr>
+            <w:rPr/>
             <w:alias w:val="SalesInvoiceLineDiscount_Lbl"/>
             <w:tag w:val="#BC:InsertDataItem,DataItems/Header/SalesInvoiceLineDiscount_Lbl"/>
             <w:id w:val="-178119014"/>
             <w:placeholder>
               <w:docPart w:val="DefaultPlaceholder_-1854013440"/>
             </w:placeholder>
+            <w:dataBinding w:prefixMappings="&lt;xmlns:ns0='urn:microsoft-dynamics-nav/reports/Standard_Sales_Invoice/1306/' " w:xpath="/ns0:NavWordReportXmlPart[1]/ns0:Header[1]/ns0:SalesInvoiceLineDiscount_Lbl[1]" w:storeItemID="{00000000-0000-0000-0000-000000000000}"/>
             <w15:color w:val="808080"/>
             <w:text/>
-            <w:dataBinding w:prefixMappings="xmlns:ns0='urn:microsoft-dynamics-nav/reports/Standard_Sales_Invoice/1306/'" w:xpath="/ns0:NavWordReportXmlPart[1]/ns0:Header[1]/ns0:SalesInvoiceLineDiscount_Lbl[1]"/>
           </w:sdtPr>
-          <w:sdtEndPr/>
           <w:sdtContent>
             <w:tc>
               <w:tcPr>
-                <w:tcW w:w="1354" w:type="dxa"/>
+                <w:tcW w:w="645" w:type="pct"/>
               </w:tcPr>
               <w:p>
                 <w:pPr>
-                  <w:pStyle w:val="Heading2"/>
+                  <w:pStyle w:val="BCLabelNumber"/>
                   <w:jc w:val="right"/>
                   <w:cnfStyle w:val="100000000000" w:firstRow="1" w:lastRow="0" w:firstColumn="0" w:lastColumn="0" w:oddVBand="0" w:evenVBand="0" w:oddHBand="0" w:evenHBand="0" w:firstRowFirstColumn="0" w:firstRowLastColumn="0" w:lastRowFirstColumn="0" w:lastRowLastColumn="0"/>
-                  <w:rPr>
-                    <w:rFonts w:cstheme="majorHAnsi"/>
-                    <w:b w:val="0"/>
-                    <w:bCs w:val="0"/>
-                    <w:sz w:val="22"/>
-                    <w:szCs w:val="36"/>
-                  </w:rPr>
                 </w:pPr>
                 <w:proofErr w:type="spellStart"/>
                 <w:r>
-                  <w:rPr>
-                    <w:rFonts w:cstheme="majorHAnsi"/>
-                    <w:b w:val="0"/>
-                    <w:bCs w:val="0"/>
-                    <w:sz w:val="22"/>
-                    <w:szCs w:val="36"/>
-                  </w:rPr>
                   <w:t>SalesInvoiceLineDiscount_Lbl</w:t>
                 </w:r>
                 <w:proofErr w:type="spellEnd"/>
@@ -2159,46 +1879,27 @@
         </w:sdt>
         <w:sdt>
           <w:sdtPr>
-            <w:rPr>
-              <w:rFonts w:cstheme="majorHAnsi"/>
-              <w:sz w:val="22"/>
-              <w:szCs w:val="36"/>
-            </w:rPr>
+            <w:rPr/>
             <w:alias w:val="VATPct_Line_Lbl"/>
             <w:tag w:val="#BC:InsertDataItem,DataItems/Header/Line/VATPct_Line_Lbl"/>
             <w:id w:val="682009838"/>
-            <w:dataBinding w:prefixMappings="xmlns:ns0='urn:microsoft-dynamics-nav/reports/Standard_Sales_Invoice/1306/'" w:xpath="/ns0:NavWordReportXmlPart[1]/ns0:Header[1]/ns0:Line[1]/ns0:VATPct_Line_Lbl[1]" w:storeItemID="{00000000-0000-0000-0000-000000000000}"/>
+            <w:dataBinding w:prefixMappings="&lt;xmlns:ns0='urn:microsoft-dynamics-nav/reports/Standard_Sales_Invoice/1306/' " w:xpath="/ns0:NavWordReportXmlPart[1]/ns0:Header[1]/ns0:Line[1]/ns0:VATPct_Line_Lbl[1]" w:storeItemID="{00000000-0000-0000-0000-000000000000}"/>
             <w15:color w:val="808080"/>
             <w:text/>
           </w:sdtPr>
-          <w:sdtEndPr/>
           <w:sdtContent>
             <w:tc>
               <w:tcPr>
-                <w:tcW w:w="994" w:type="dxa"/>
+                <w:tcW w:w="473" w:type="pct"/>
               </w:tcPr>
               <w:p>
                 <w:pPr>
-                  <w:pStyle w:val="Heading2"/>
+                  <w:pStyle w:val="BCLabelNumber"/>
                   <w:jc w:val="right"/>
                   <w:cnfStyle w:val="100000000000" w:firstRow="1" w:lastRow="0" w:firstColumn="0" w:lastColumn="0" w:oddVBand="0" w:evenVBand="0" w:oddHBand="0" w:evenHBand="0" w:firstRowFirstColumn="0" w:firstRowLastColumn="0" w:lastRowFirstColumn="0" w:lastRowLastColumn="0"/>
-                  <w:rPr>
-                    <w:rFonts w:cstheme="majorHAnsi"/>
-                    <w:b w:val="0"/>
-                    <w:bCs w:val="0"/>
-                    <w:sz w:val="22"/>
-                    <w:szCs w:val="36"/>
-                  </w:rPr>
                 </w:pPr>
                 <w:proofErr w:type="spellStart"/>
                 <w:r>
-                  <w:rPr>
-                    <w:rFonts w:cstheme="majorHAnsi"/>
-                    <w:b w:val="0"/>
-                    <w:bCs w:val="0"/>
-                    <w:sz w:val="22"/>
-                    <w:szCs w:val="36"/>
-                  </w:rPr>
                   <w:t>VATPct_Line_Lbl</w:t>
                 </w:r>
                 <w:proofErr w:type="spellEnd"/>
@@ -2208,47 +1909,30 @@
         </w:sdt>
         <w:sdt>
           <w:sdtPr>
-            <w:rPr>
-              <w:rFonts w:cstheme="majorHAnsi"/>
-              <w:sz w:val="22"/>
-              <w:szCs w:val="36"/>
-            </w:rPr>
+            <w:rPr/>
             <w:alias w:val="LineAmount_Line_Lbl"/>
             <w:tag w:val="#BC:InsertDataItem,DataItems/Header/Line/LineAmount_Line_Lbl"/>
             <w:id w:val="-812258216"/>
-            <w:dataBinding w:prefixMappings="xmlns:ns0='urn:microsoft-dynamics-nav/reports/Standard_Sales_Invoice/1306/'" w:xpath="/ns0:NavWordReportXmlPart[1]/ns0:Header[1]/ns0:Line[1]/ns0:LineAmount_Line_Lbl[1]" w:storeItemID="{00000000-0000-0000-0000-000000000000}"/>
+            <w:dataBinding w:prefixMappings="&lt;xmlns:ns0='urn:microsoft-dynamics-nav/reports/Standard_Sales_Invoice/1306/' " w:xpath="/ns0:NavWordReportXmlPart[1]/ns0:Header[1]/ns0:Line[1]/ns0:LineAmount_Line_Lbl[1]" w:storeItemID="{00000000-0000-0000-0000-000000000000}"/>
             <w15:color w:val="808080"/>
             <w:text/>
           </w:sdtPr>
-          <w:sdtEndPr/>
           <w:sdtContent>
             <w:tc>
               <w:tcPr>
-                <w:tcW w:w="1584" w:type="dxa"/>
+                <w:tcW w:w="755" w:type="pct"/>
               </w:tcPr>
               <w:p>
                 <w:pPr>
-                  <w:pStyle w:val="Heading2"/>
+                  <w:pStyle w:val="BCLabelNumber"/>
                   <w:jc w:val="right"/>
                   <w:cnfStyle w:val="100000000000" w:firstRow="1" w:lastRow="0" w:firstColumn="0" w:lastColumn="0" w:oddVBand="0" w:evenVBand="0" w:oddHBand="0" w:evenHBand="0" w:firstRowFirstColumn="0" w:firstRowLastColumn="0" w:lastRowFirstColumn="0" w:lastRowLastColumn="0"/>
                   <w:rPr>
-                    <w:rFonts w:cstheme="majorHAnsi"/>
-                    <w:b w:val="0"/>
-                    <w:bCs w:val="0"/>
-                    <w:sz w:val="22"/>
-                    <w:szCs w:val="36"/>
                     <w:lang w:val="en-US" w:eastAsia="en-US"/>
                   </w:rPr>
                 </w:pPr>
                 <w:proofErr w:type="spellStart"/>
                 <w:r>
-                  <w:rPr>
-                    <w:rFonts w:cstheme="majorHAnsi"/>
-                    <w:b w:val="0"/>
-                    <w:bCs w:val="0"/>
-                    <w:sz w:val="22"/>
-                    <w:szCs w:val="36"/>
-                  </w:rPr>
                   <w:t>LineAmount_Line_Lbl</w:t>
                 </w:r>
                 <w:proofErr w:type="spellEnd"/>
@@ -2260,22 +1944,20 @@
       <w:tr>
         <w:trPr>
           <w:cnfStyle w:val="000000100000" w:firstRow="0" w:lastRow="0" w:firstColumn="0" w:lastColumn="0" w:oddVBand="0" w:evenVBand="0" w:oddHBand="1" w:evenHBand="0" w:firstRowFirstColumn="0" w:firstRowLastColumn="0" w:lastRowFirstColumn="0" w:lastRowLastColumn="0"/>
-          <w:trHeight w:val="245" w:hRule="exact"/>
+          <w:cantSplit/>
+          <w:trHeight w:hRule="atLeast" w:val="245"/>
         </w:trPr>
         <w:tc>
           <w:tcPr>
             <w:cnfStyle w:val="001000000000" w:firstRow="0" w:lastRow="0" w:firstColumn="1" w:lastColumn="0" w:oddVBand="0" w:evenVBand="0" w:oddHBand="0" w:evenHBand="0" w:firstRowFirstColumn="0" w:firstRowLastColumn="0" w:lastRowFirstColumn="0" w:lastRowLastColumn="0"/>
-            <w:tcW w:w="900" w:type="dxa"/>
+            <w:tcW w:w="429" w:type="pct"/>
             <w:vAlign w:val="center"/>
           </w:tcPr>
           <w:p>
             <w:pPr>
+              <w:pStyle w:val="NoSpacing"/>
               <w:spacing w:before="0" w:after="0"/>
               <w:rPr>
-                <w:rFonts w:ascii="Segoe UI Semibold" w:hAnsi="Segoe UI Semibold" w:cs="Segoe UI Semibold"/>
-                <w:b/>
-                <w:sz w:val="22"/>
-                <w:szCs w:val="22"/>
                 <w:lang w:val="en-US" w:eastAsia="en-US"/>
               </w:rPr>
             </w:pPr>
@@ -2283,19 +1965,15 @@
         </w:tc>
         <w:tc>
           <w:tcPr>
-            <w:tcW w:w="1800" w:type="dxa"/>
+            <w:tcW w:w="857" w:type="pct"/>
             <w:vAlign w:val="center"/>
           </w:tcPr>
           <w:p>
             <w:pPr>
+              <w:pStyle w:val="NoSpacing"/>
               <w:spacing w:before="0" w:after="0"/>
               <w:cnfStyle w:val="000000100000" w:firstRow="0" w:lastRow="0" w:firstColumn="0" w:lastColumn="0" w:oddVBand="0" w:evenVBand="0" w:oddHBand="1" w:evenHBand="0" w:firstRowFirstColumn="0" w:firstRowLastColumn="0" w:lastRowFirstColumn="0" w:lastRowLastColumn="0"/>
               <w:rPr>
-                <w:rFonts w:ascii="Segoe UI Semibold" w:hAnsi="Segoe UI Semibold" w:cs="Segoe UI Semibold"/>
-                <w:b/>
-                <w:bCs/>
-                <w:sz w:val="22"/>
-                <w:szCs w:val="22"/>
                 <w:lang w:val="en-US" w:eastAsia="en-US"/>
               </w:rPr>
             </w:pPr>
@@ -2303,18 +1981,14 @@
         </w:tc>
         <w:tc>
           <w:tcPr>
-            <w:tcW w:w="1260" w:type="dxa"/>
+            <w:tcW w:w="600" w:type="pct"/>
           </w:tcPr>
           <w:p>
             <w:pPr>
+              <w:pStyle w:val="NoSpacing"/>
               <w:spacing w:before="0" w:after="0"/>
               <w:cnfStyle w:val="000000100000" w:firstRow="0" w:lastRow="0" w:firstColumn="0" w:lastColumn="0" w:oddVBand="0" w:evenVBand="0" w:oddHBand="1" w:evenHBand="0" w:firstRowFirstColumn="0" w:firstRowLastColumn="0" w:lastRowFirstColumn="0" w:lastRowLastColumn="0"/>
               <w:rPr>
-                <w:rFonts w:ascii="Segoe UI Semibold" w:hAnsi="Segoe UI Semibold" w:cs="Segoe UI Semibold"/>
-                <w:b/>
-                <w:bCs/>
-                <w:sz w:val="22"/>
-                <w:szCs w:val="22"/>
                 <w:lang w:val="en-US" w:eastAsia="en-US"/>
               </w:rPr>
             </w:pPr>
@@ -2322,19 +1996,15 @@
         </w:tc>
         <w:tc>
           <w:tcPr>
-            <w:tcW w:w="1166" w:type="dxa"/>
+            <w:tcW w:w="555" w:type="pct"/>
             <w:vAlign w:val="center"/>
           </w:tcPr>
           <w:p>
             <w:pPr>
+              <w:pStyle w:val="NoSpacing"/>
               <w:spacing w:before="0" w:after="0"/>
               <w:cnfStyle w:val="000000100000" w:firstRow="0" w:lastRow="0" w:firstColumn="0" w:lastColumn="0" w:oddVBand="0" w:evenVBand="0" w:oddHBand="1" w:evenHBand="0" w:firstRowFirstColumn="0" w:firstRowLastColumn="0" w:lastRowFirstColumn="0" w:lastRowLastColumn="0"/>
               <w:rPr>
-                <w:rFonts w:ascii="Segoe UI Semibold" w:hAnsi="Segoe UI Semibold" w:cs="Segoe UI Semibold"/>
-                <w:b/>
-                <w:bCs/>
-                <w:sz w:val="22"/>
-                <w:szCs w:val="22"/>
                 <w:lang w:val="en-US" w:eastAsia="en-US"/>
               </w:rPr>
             </w:pPr>
@@ -2342,19 +2012,15 @@
         </w:tc>
         <w:tc>
           <w:tcPr>
-            <w:tcW w:w="1440" w:type="dxa"/>
+            <w:tcW w:w="686" w:type="pct"/>
             <w:vAlign w:val="center"/>
           </w:tcPr>
           <w:p>
             <w:pPr>
+              <w:pStyle w:val="NoSpacing"/>
               <w:spacing w:before="0" w:after="0"/>
               <w:cnfStyle w:val="000000100000" w:firstRow="0" w:lastRow="0" w:firstColumn="0" w:lastColumn="0" w:oddVBand="0" w:evenVBand="0" w:oddHBand="1" w:evenHBand="0" w:firstRowFirstColumn="0" w:firstRowLastColumn="0" w:lastRowFirstColumn="0" w:lastRowLastColumn="0"/>
               <w:rPr>
-                <w:rFonts w:ascii="Segoe UI Semibold" w:hAnsi="Segoe UI Semibold" w:cs="Segoe UI Semibold"/>
-                <w:b/>
-                <w:bCs/>
-                <w:sz w:val="22"/>
-                <w:szCs w:val="22"/>
                 <w:lang w:val="en-US" w:eastAsia="en-US"/>
               </w:rPr>
             </w:pPr>
@@ -2362,38 +2028,28 @@
         </w:tc>
         <w:tc>
           <w:tcPr>
-            <w:tcW w:w="1354" w:type="dxa"/>
+            <w:tcW w:w="645" w:type="pct"/>
           </w:tcPr>
           <w:p>
             <w:pPr>
+              <w:pStyle w:val="BCNumber"/>
               <w:spacing w:before="0" w:after="0"/>
               <w:jc w:val="right"/>
               <w:cnfStyle w:val="000000100000" w:firstRow="0" w:lastRow="0" w:firstColumn="0" w:lastColumn="0" w:oddVBand="0" w:evenVBand="0" w:oddHBand="1" w:evenHBand="0" w:firstRowFirstColumn="0" w:firstRowLastColumn="0" w:lastRowFirstColumn="0" w:lastRowLastColumn="0"/>
-              <w:rPr>
-                <w:rFonts w:ascii="Segoe UI Semibold" w:hAnsi="Segoe UI Semibold" w:cs="Segoe UI Semibold"/>
-                <w:b/>
-                <w:bCs/>
-                <w:sz w:val="22"/>
-                <w:szCs w:val="22"/>
-              </w:rPr>
             </w:pPr>
           </w:p>
         </w:tc>
         <w:tc>
           <w:tcPr>
-            <w:tcW w:w="994" w:type="dxa"/>
+            <w:tcW w:w="473" w:type="pct"/>
           </w:tcPr>
           <w:p>
             <w:pPr>
+              <w:pStyle w:val="BCNumber"/>
               <w:spacing w:before="0" w:after="0"/>
               <w:jc w:val="right"/>
               <w:cnfStyle w:val="000000100000" w:firstRow="0" w:lastRow="0" w:firstColumn="0" w:lastColumn="0" w:oddVBand="0" w:evenVBand="0" w:oddHBand="1" w:evenHBand="0" w:firstRowFirstColumn="0" w:firstRowLastColumn="0" w:lastRowFirstColumn="0" w:lastRowLastColumn="0"/>
               <w:rPr>
-                <w:rFonts w:ascii="Segoe UI Semibold" w:hAnsi="Segoe UI Semibold" w:cs="Segoe UI Semibold"/>
-                <w:b/>
-                <w:bCs/>
-                <w:sz w:val="22"/>
-                <w:szCs w:val="22"/>
                 <w:lang w:val="en-US" w:eastAsia="en-US"/>
               </w:rPr>
             </w:pPr>
@@ -2401,20 +2057,16 @@
         </w:tc>
         <w:tc>
           <w:tcPr>
-            <w:tcW w:w="1584" w:type="dxa"/>
+            <w:tcW w:w="755" w:type="pct"/>
             <w:vAlign w:val="center"/>
           </w:tcPr>
           <w:p>
             <w:pPr>
+              <w:pStyle w:val="BCNumber"/>
               <w:spacing w:before="0" w:after="0"/>
               <w:jc w:val="right"/>
               <w:cnfStyle w:val="000000100000" w:firstRow="0" w:lastRow="0" w:firstColumn="0" w:lastColumn="0" w:oddVBand="0" w:evenVBand="0" w:oddHBand="1" w:evenHBand="0" w:firstRowFirstColumn="0" w:firstRowLastColumn="0" w:lastRowFirstColumn="0" w:lastRowLastColumn="0"/>
               <w:rPr>
-                <w:rFonts w:ascii="Segoe UI Semibold" w:hAnsi="Segoe UI Semibold" w:cs="Segoe UI Semibold"/>
-                <w:b/>
-                <w:bCs/>
-                <w:sz w:val="22"/>
-                <w:szCs w:val="22"/>
                 <w:lang w:val="en-US" w:eastAsia="en-US"/>
               </w:rPr>
             </w:pPr>
@@ -2424,94 +2076,66 @@
       <w:sdt>
         <w:sdtPr>
           <w:rPr>
-            <w:rFonts w:eastAsiaTheme="minorHAnsi"/>
-            <w:bCs w:val="0"/>
-            <w:kern w:val="2"/>
-            <w:sz w:val="22"/>
-            <w:szCs w:val="22"/>
             <w:lang w:val="en-US" w:eastAsia="en-US"/>
-            <w14:ligatures w14:val="standardContextual"/>
           </w:rPr>
           <w:alias w:val="Repeater: Line"/>
           <w:tag w:val="#BC:InsertRepeater,DataItems/Header/Line"/>
           <w:id w:val="2124037761"/>
-          <w15:dataBinding w:prefixMappings="xmlns:ns0='urn:microsoft-dynamics-nav/reports/Standard_Sales_Invoice/1306/'" w:xpath="/ns0:NavWordReportXmlPart[1]/ns0:Header[1]/ns0:Line" w:storeItemID="{00000000-0000-0000-0000-000000000000}"/>
+          <w15:dataBinding w:prefixMappings="&lt;xmlns:ns0='urn:microsoft-dynamics-nav/reports/Standard_Sales_Invoice/1306/' " w:xpath="/ns0:NavWordReportXmlPart[1]/ns0:Header[1]/ns0:Line" w:storeItemID="{00000000-0000-0000-0000-000000000000}"/>
           <w15:color w:val="808080"/>
           <w15:repeatingSection/>
         </w:sdtPr>
-        <w:sdtEndPr/>
         <w:sdtContent>
           <w:sdt>
             <w:sdtPr>
               <w:rPr>
-                <w:rFonts w:eastAsiaTheme="minorHAnsi"/>
-                <w:bCs w:val="0"/>
-                <w:kern w:val="2"/>
-                <w:sz w:val="22"/>
-                <w:szCs w:val="22"/>
                 <w:lang w:val="en-US" w:eastAsia="en-US"/>
-                <w14:ligatures w14:val="standardContextual"/>
               </w:rPr>
               <w:id w:val="-1622990276"/>
               <w15:color w:val="808080"/>
               <w15:repeatingSectionItem/>
             </w:sdtPr>
-            <w:sdtEndPr/>
             <w:sdtContent>
               <w:tr>
                 <w:trPr>
                   <w:cnfStyle w:val="000000010000" w:firstRow="0" w:lastRow="0" w:firstColumn="0" w:lastColumn="0" w:oddVBand="0" w:evenVBand="0" w:oddHBand="0" w:evenHBand="1" w:firstRowFirstColumn="0" w:firstRowLastColumn="0" w:lastRowFirstColumn="0" w:lastRowLastColumn="0"/>
+                  <w:cantSplit/>
                   <w:trHeight w:val="490"/>
                 </w:trPr>
                 <w:sdt>
                   <w:sdtPr>
                     <w:rPr>
-                      <w:rFonts w:eastAsiaTheme="minorHAnsi"/>
-                      <w:bCs w:val="0"/>
-                      <w:kern w:val="2"/>
-                      <w:sz w:val="22"/>
-                      <w:szCs w:val="22"/>
                       <w:lang w:val="en-US" w:eastAsia="en-US"/>
-                      <w14:ligatures w14:val="standardContextual"/>
                     </w:rPr>
                     <w:alias w:val="ItemNo_Line"/>
                     <w:tag w:val="#BC:InsertDataItem,DataItems/Header/Line/ItemNo_Line"/>
                     <w:id w:val="1767953054"/>
-                    <w:dataBinding w:prefixMappings="xmlns:ns0='urn:microsoft-dynamics-nav/reports/Standard_Sales_Invoice/1306/'" w:xpath="/ns0:NavWordReportXmlPart[1]/ns0:Header[1]/ns0:Line[1]/ns0:ItemNo_Line[1]" w:storeItemID="{00000000-0000-0000-0000-000000000000}"/>
+                    <w:dataBinding w:prefixMappings="&lt;xmlns:ns0='urn:microsoft-dynamics-nav/reports/Standard_Sales_Invoice/1306/' " w:xpath="/ns0:NavWordReportXmlPart[1]/ns0:Header[1]/ns0:Line[1]/ns0:ItemNo_Line[1]" w:storeItemID="{00000000-0000-0000-0000-000000000000}"/>
                     <w15:color w:val="808080"/>
                     <w:text/>
                   </w:sdtPr>
                   <w:sdtEndPr>
                     <w:rPr>
-                      <w:rFonts w:eastAsia="Aptos"/>
-                      <w:kern w:val="0"/>
                       <w:lang w:val="en-DK" w:eastAsia="en-DK"/>
-                      <w14:ligatures w14:val="none"/>
                     </w:rPr>
                   </w:sdtEndPr>
                   <w:sdtContent>
                     <w:tc>
                       <w:tcPr>
                         <w:cnfStyle w:val="001000000000" w:firstRow="0" w:lastRow="0" w:firstColumn="1" w:lastColumn="0" w:oddVBand="0" w:evenVBand="0" w:oddHBand="0" w:evenHBand="0" w:firstRowFirstColumn="0" w:firstRowLastColumn="0" w:lastRowFirstColumn="0" w:lastRowLastColumn="0"/>
-                        <w:tcW w:w="900" w:type="dxa"/>
+                        <w:tcW w:w="429" w:type="pct"/>
                         <w:vAlign w:val="center"/>
                       </w:tcPr>
                       <w:p>
                         <w:pPr>
+                          <w:pStyle w:val="NoSpacing"/>
                           <w:spacing w:before="0" w:after="0"/>
                           <w:rPr>
-                            <w:rFonts w:cs="Arial"/>
-                            <w:sz w:val="22"/>
-                            <w:szCs w:val="22"/>
                             <w:lang w:val="en-US" w:eastAsia="en-US"/>
                           </w:rPr>
                         </w:pPr>
                         <w:proofErr w:type="spellStart"/>
                         <w:r>
-                          <w:rPr>
-                            <w:sz w:val="22"/>
-                            <w:szCs w:val="22"/>
-                          </w:rPr>
                           <w:t>ItemNo_Line</w:t>
                         </w:r>
                         <w:proofErr w:type="spellEnd"/>
@@ -2521,41 +2145,31 @@
                 </w:sdt>
                 <w:sdt>
                   <w:sdtPr>
-                    <w:rPr>
-                      <w:sz w:val="22"/>
-                      <w:szCs w:val="22"/>
-                    </w:rPr>
+                    <w:rPr/>
                     <w:alias w:val="Description_Line"/>
                     <w:tag w:val="#BC:InsertDataItem,DataItems/Header/Line/Description_Line"/>
                     <w:id w:val="1393535743"/>
-                    <w:dataBinding w:prefixMappings="xmlns:ns0='urn:microsoft-dynamics-nav/reports/Standard_Sales_Invoice/1306/'" w:xpath="/ns0:NavWordReportXmlPart[1]/ns0:Header[1]/ns0:Line[1]/ns0:Description_Line[1]" w:storeItemID="{00000000-0000-0000-0000-000000000000}"/>
+                    <w:dataBinding w:prefixMappings="&lt;xmlns:ns0='urn:microsoft-dynamics-nav/reports/Standard_Sales_Invoice/1306/' " w:xpath="/ns0:NavWordReportXmlPart[1]/ns0:Header[1]/ns0:Line[1]/ns0:Description_Line[1]" w:storeItemID="{00000000-0000-0000-0000-000000000000}"/>
                     <w15:color w:val="808080"/>
                     <w:text/>
                   </w:sdtPr>
-                  <w:sdtEndPr/>
                   <w:sdtContent>
                     <w:tc>
                       <w:tcPr>
-                        <w:tcW w:w="1800" w:type="dxa"/>
+                        <w:tcW w:w="857" w:type="pct"/>
                         <w:vAlign w:val="center"/>
                       </w:tcPr>
                       <w:p>
                         <w:pPr>
+                          <w:pStyle w:val="NoSpacing"/>
                           <w:spacing w:before="0" w:after="0"/>
                           <w:cnfStyle w:val="000000010000" w:firstRow="0" w:lastRow="0" w:firstColumn="0" w:lastColumn="0" w:oddVBand="0" w:evenVBand="0" w:oddHBand="0" w:evenHBand="1" w:firstRowFirstColumn="0" w:firstRowLastColumn="0" w:lastRowFirstColumn="0" w:lastRowLastColumn="0"/>
                           <w:rPr>
-                            <w:rFonts w:cs="Arial"/>
-                            <w:sz w:val="22"/>
-                            <w:szCs w:val="22"/>
                             <w:lang w:eastAsia="en-US"/>
                           </w:rPr>
                         </w:pPr>
                         <w:proofErr w:type="spellStart"/>
                         <w:r>
-                          <w:rPr>
-                            <w:sz w:val="22"/>
-                            <w:szCs w:val="22"/>
-                          </w:rPr>
                           <w:t>Description_Line</w:t>
                         </w:r>
                         <w:proofErr w:type="spellEnd"/>
@@ -2565,39 +2179,28 @@
                 </w:sdt>
                 <w:sdt>
                   <w:sdtPr>
-                    <w:rPr>
-                      <w:sz w:val="22"/>
-                      <w:szCs w:val="22"/>
-                    </w:rPr>
+                    <w:rPr/>
                     <w:alias w:val="ShipmentDate_Line"/>
                     <w:tag w:val="#BC:InsertDataItem,DataItems/Header/Line/ShipmentDate_Line"/>
                     <w:id w:val="364022205"/>
-                    <w:dataBinding w:prefixMappings="xmlns:ns0='urn:microsoft-dynamics-nav/reports/Standard_Sales_Invoice/1306/'" w:xpath="/ns0:NavWordReportXmlPart[1]/ns0:Header[1]/ns0:Line[1]/ns0:ShipmentDate_Line[1]" w:storeItemID="{00000000-0000-0000-0000-000000000000}"/>
+                    <w:dataBinding w:prefixMappings="&lt;xmlns:ns0='urn:microsoft-dynamics-nav/reports/Standard_Sales_Invoice/1306/' " w:xpath="/ns0:NavWordReportXmlPart[1]/ns0:Header[1]/ns0:Line[1]/ns0:ShipmentDate_Line[1]" w:storeItemID="{00000000-0000-0000-0000-000000000000}"/>
                     <w15:color w:val="808080"/>
                     <w:text/>
                   </w:sdtPr>
-                  <w:sdtEndPr/>
                   <w:sdtContent>
                     <w:tc>
                       <w:tcPr>
-                        <w:tcW w:w="1260" w:type="dxa"/>
+                        <w:tcW w:w="600" w:type="pct"/>
                         <w:vAlign w:val="center"/>
                       </w:tcPr>
                       <w:p>
                         <w:pPr>
+                          <w:pStyle w:val="NoSpacing"/>
                           <w:spacing w:before="0" w:after="0"/>
                           <w:cnfStyle w:val="000000010000" w:firstRow="0" w:lastRow="0" w:firstColumn="0" w:lastColumn="0" w:oddVBand="0" w:evenVBand="0" w:oddHBand="0" w:evenHBand="1" w:firstRowFirstColumn="0" w:firstRowLastColumn="0" w:lastRowFirstColumn="0" w:lastRowLastColumn="0"/>
-                          <w:rPr>
-                            <w:sz w:val="22"/>
-                            <w:szCs w:val="22"/>
-                          </w:rPr>
                         </w:pPr>
                         <w:proofErr w:type="spellStart"/>
                         <w:r>
-                          <w:rPr>
-                            <w:sz w:val="22"/>
-                            <w:szCs w:val="22"/>
-                          </w:rPr>
                           <w:t>ShipmentDate_Line</w:t>
                         </w:r>
                         <w:proofErr w:type="spellEnd"/>
@@ -2607,42 +2210,32 @@
                 </w:sdt>
                 <w:sdt>
                   <w:sdtPr>
-                    <w:rPr>
-                      <w:sz w:val="22"/>
-                      <w:szCs w:val="22"/>
-                    </w:rPr>
+                    <w:rPr/>
                     <w:alias w:val="Quantity_Line"/>
                     <w:tag w:val="#BC:InsertDataItem,DataItems/Header/Line/Quantity_Line"/>
                     <w:id w:val="1672756728"/>
-                    <w:dataBinding w:prefixMappings="xmlns:ns0='urn:microsoft-dynamics-nav/reports/Standard_Sales_Invoice/1306/'" w:xpath="/ns0:NavWordReportXmlPart[1]/ns0:Header[1]/ns0:Line[1]/ns0:Quantity_Line[1]" w:storeItemID="{00000000-0000-0000-0000-000000000000}"/>
+                    <w:dataBinding w:prefixMappings="&lt;xmlns:ns0='urn:microsoft-dynamics-nav/reports/Standard_Sales_Invoice/1306/' " w:xpath="/ns0:NavWordReportXmlPart[1]/ns0:Header[1]/ns0:Line[1]/ns0:Quantity_Line[1]" w:storeItemID="{00000000-0000-0000-0000-000000000000}"/>
                     <w15:color w:val="808080"/>
                     <w:text/>
                   </w:sdtPr>
-                  <w:sdtEndPr/>
                   <w:sdtContent>
                     <w:tc>
                       <w:tcPr>
-                        <w:tcW w:w="1166" w:type="dxa"/>
+                        <w:tcW w:w="555" w:type="pct"/>
                         <w:vAlign w:val="center"/>
                       </w:tcPr>
                       <w:p>
                         <w:pPr>
+                          <w:pStyle w:val="BCNumber"/>
                           <w:spacing w:before="0" w:after="0"/>
                           <w:jc w:val="right"/>
                           <w:cnfStyle w:val="000000010000" w:firstRow="0" w:lastRow="0" w:firstColumn="0" w:lastColumn="0" w:oddVBand="0" w:evenVBand="0" w:oddHBand="0" w:evenHBand="1" w:firstRowFirstColumn="0" w:firstRowLastColumn="0" w:lastRowFirstColumn="0" w:lastRowLastColumn="0"/>
                           <w:rPr>
-                            <w:rFonts w:cs="Arial"/>
-                            <w:sz w:val="22"/>
-                            <w:szCs w:val="22"/>
                             <w:lang w:val="en-US" w:eastAsia="en-US"/>
                           </w:rPr>
                         </w:pPr>
                         <w:proofErr w:type="spellStart"/>
                         <w:r>
-                          <w:rPr>
-                            <w:sz w:val="22"/>
-                            <w:szCs w:val="22"/>
-                          </w:rPr>
                           <w:t>Quantity_Line</w:t>
                         </w:r>
                         <w:proofErr w:type="spellEnd"/>
@@ -2652,42 +2245,32 @@
                 </w:sdt>
                 <w:tc>
                   <w:tcPr>
-                    <w:tcW w:w="1440" w:type="dxa"/>
+                    <w:tcW w:w="686" w:type="pct"/>
                     <w:vAlign w:val="center"/>
                   </w:tcPr>
                   <w:p>
                     <w:pPr>
+                      <w:pStyle w:val="BCNumber"/>
                       <w:spacing w:before="0" w:after="0"/>
                       <w:jc w:val="right"/>
                       <w:cnfStyle w:val="000000010000" w:firstRow="0" w:lastRow="0" w:firstColumn="0" w:lastColumn="0" w:oddVBand="0" w:evenVBand="0" w:oddHBand="0" w:evenHBand="1" w:firstRowFirstColumn="0" w:firstRowLastColumn="0" w:lastRowFirstColumn="0" w:lastRowLastColumn="0"/>
                       <w:rPr>
-                        <w:rFonts w:cs="Arial"/>
-                        <w:sz w:val="22"/>
-                        <w:szCs w:val="22"/>
                         <w:lang w:val="en-US" w:eastAsia="en-US"/>
                       </w:rPr>
                     </w:pPr>
                     <w:sdt>
                       <w:sdtPr>
-                        <w:rPr>
-                          <w:sz w:val="22"/>
-                          <w:szCs w:val="22"/>
-                        </w:rPr>
+                        <w:rPr/>
                         <w:alias w:val="UnitPrice"/>
                         <w:tag w:val="#BC:InsertDataItem,DataItems/Header/Line/UnitPrice"/>
                         <w:id w:val="-1253814634"/>
-                        <w:dataBinding w:prefixMappings="xmlns:ns0='urn:microsoft-dynamics-nav/reports/Standard_Sales_Invoice/1306/'" w:xpath="/ns0:NavWordReportXmlPart[1]/ns0:Header[1]/ns0:Line[1]/ns0:UnitPrice[1]" w:storeItemID="{00000000-0000-0000-0000-000000000000}"/>
+                        <w:dataBinding w:prefixMappings="&lt;xmlns:ns0='urn:microsoft-dynamics-nav/reports/Standard_Sales_Invoice/1306/' " w:xpath="/ns0:NavWordReportXmlPart[1]/ns0:Header[1]/ns0:Line[1]/ns0:UnitPrice[1]" w:storeItemID="{00000000-0000-0000-0000-000000000000}"/>
                         <w15:color w:val="808080"/>
                         <w:text/>
                       </w:sdtPr>
-                      <w:sdtEndPr/>
                       <w:sdtContent>
                         <w:proofErr w:type="spellStart"/>
                         <w:r>
-                          <w:rPr>
-                            <w:sz w:val="22"/>
-                            <w:szCs w:val="22"/>
-                          </w:rPr>
                           <w:t>UnitPrice</w:t>
                         </w:r>
                         <w:proofErr w:type="spellEnd"/>
@@ -2697,43 +2280,32 @@
                 </w:tc>
                 <w:sdt>
                   <w:sdtPr>
-                    <w:rPr>
-                      <w:sz w:val="22"/>
-                      <w:szCs w:val="22"/>
-                    </w:rPr>
+                    <w:rPr/>
                     <w:alias w:val="LineDiscountPercentText_Line"/>
                     <w:tag w:val="#BC:InsertDataItem,DataItems/Header/Line/LineDiscountPercentText_Line"/>
                     <w:id w:val="-1902209822"/>
                     <w:placeholder>
                       <w:docPart w:val="DefaultPlaceholder_-1854013440"/>
                     </w:placeholder>
+                    <w:dataBinding w:prefixMappings="&lt;xmlns:ns0='urn:microsoft-dynamics-nav/reports/Standard_Sales_Invoice/1306/' " w:xpath="/ns0:NavWordReportXmlPart[1]/ns0:Header[1]/ns0:Line[1]/ns0:LineDiscountPercentText_Line[1]" w:storeItemID="{00000000-0000-0000-0000-000000000000}"/>
                     <w15:color w:val="808080"/>
                     <w:text/>
-                    <w:dataBinding w:prefixMappings="xmlns:ns0='urn:microsoft-dynamics-nav/reports/Standard_Sales_Invoice/1306/'" w:xpath="/ns0:NavWordReportXmlPart[1]/ns0:Header[1]/ns0:Line[1]/ns0:LineDiscountPercentText_Line[1]"/>
                   </w:sdtPr>
-                  <w:sdtEndPr/>
                   <w:sdtContent>
                     <w:tc>
                       <w:tcPr>
-                        <w:tcW w:w="1354" w:type="dxa"/>
+                        <w:tcW w:w="645" w:type="pct"/>
                         <w:vAlign w:val="center"/>
                       </w:tcPr>
                       <w:p>
                         <w:pPr>
+                          <w:pStyle w:val="BCNumber"/>
                           <w:spacing w:before="0" w:after="0"/>
                           <w:jc w:val="right"/>
                           <w:cnfStyle w:val="000000010000" w:firstRow="0" w:lastRow="0" w:firstColumn="0" w:lastColumn="0" w:oddVBand="0" w:evenVBand="0" w:oddHBand="0" w:evenHBand="1" w:firstRowFirstColumn="0" w:firstRowLastColumn="0" w:lastRowFirstColumn="0" w:lastRowLastColumn="0"/>
-                          <w:rPr>
-                            <w:sz w:val="22"/>
-                            <w:szCs w:val="22"/>
-                          </w:rPr>
                         </w:pPr>
                         <w:proofErr w:type="spellStart"/>
                         <w:r>
-                          <w:rPr>
-                            <w:sz w:val="22"/>
-                            <w:szCs w:val="22"/>
-                          </w:rPr>
                           <w:t>LineDiscountPercentText_Line</w:t>
                         </w:r>
                         <w:proofErr w:type="spellEnd"/>
@@ -2743,40 +2315,29 @@
                 </w:sdt>
                 <w:sdt>
                   <w:sdtPr>
-                    <w:rPr>
-                      <w:sz w:val="22"/>
-                      <w:szCs w:val="22"/>
-                    </w:rPr>
+                    <w:rPr/>
                     <w:alias w:val="VATPct_Line"/>
                     <w:tag w:val="#BC:InsertDataItem,DataItems/Header/Line/VATPct_Line"/>
                     <w:id w:val="1436251310"/>
-                    <w:dataBinding w:prefixMappings="xmlns:ns0='urn:microsoft-dynamics-nav/reports/Standard_Sales_Invoice/1306/'" w:xpath="/ns0:NavWordReportXmlPart[1]/ns0:Header[1]/ns0:Line[1]/ns0:VATPct_Line[1]" w:storeItemID="{00000000-0000-0000-0000-000000000000}"/>
+                    <w:dataBinding w:prefixMappings="&lt;xmlns:ns0='urn:microsoft-dynamics-nav/reports/Standard_Sales_Invoice/1306/' " w:xpath="/ns0:NavWordReportXmlPart[1]/ns0:Header[1]/ns0:Line[1]/ns0:VATPct_Line[1]" w:storeItemID="{00000000-0000-0000-0000-000000000000}"/>
                     <w15:color w:val="808080"/>
                     <w:text/>
                   </w:sdtPr>
-                  <w:sdtEndPr/>
                   <w:sdtContent>
                     <w:tc>
                       <w:tcPr>
-                        <w:tcW w:w="994" w:type="dxa"/>
+                        <w:tcW w:w="473" w:type="pct"/>
                         <w:vAlign w:val="center"/>
                       </w:tcPr>
                       <w:p>
                         <w:pPr>
+                          <w:pStyle w:val="BCNumber"/>
                           <w:spacing w:before="0" w:after="0"/>
                           <w:jc w:val="right"/>
                           <w:cnfStyle w:val="000000010000" w:firstRow="0" w:lastRow="0" w:firstColumn="0" w:lastColumn="0" w:oddVBand="0" w:evenVBand="0" w:oddHBand="0" w:evenHBand="1" w:firstRowFirstColumn="0" w:firstRowLastColumn="0" w:lastRowFirstColumn="0" w:lastRowLastColumn="0"/>
-                          <w:rPr>
-                            <w:sz w:val="22"/>
-                            <w:szCs w:val="22"/>
-                          </w:rPr>
                         </w:pPr>
                         <w:proofErr w:type="spellStart"/>
                         <w:r>
-                          <w:rPr>
-                            <w:sz w:val="22"/>
-                            <w:szCs w:val="22"/>
-                          </w:rPr>
                           <w:t>VATPct_Line</w:t>
                         </w:r>
                         <w:proofErr w:type="spellEnd"/>
@@ -2786,52 +2347,38 @@
                 </w:sdt>
                 <w:tc>
                   <w:tcPr>
-                    <w:tcW w:w="1584" w:type="dxa"/>
+                    <w:tcW w:w="755" w:type="pct"/>
                     <w:vAlign w:val="center"/>
                   </w:tcPr>
                   <w:p>
                     <w:pPr>
+                      <w:pStyle w:val="BCNumber"/>
                       <w:spacing w:before="0" w:after="0"/>
                       <w:jc w:val="right"/>
                       <w:cnfStyle w:val="000000010000" w:firstRow="0" w:lastRow="0" w:firstColumn="0" w:lastColumn="0" w:oddVBand="0" w:evenVBand="0" w:oddHBand="0" w:evenHBand="1" w:firstRowFirstColumn="0" w:firstRowLastColumn="0" w:lastRowFirstColumn="0" w:lastRowLastColumn="0"/>
                       <w:rPr>
-                        <w:rFonts w:cs="Arial"/>
-                        <w:sz w:val="22"/>
-                        <w:szCs w:val="22"/>
                         <w:lang w:val="en-US" w:eastAsia="en-US"/>
                       </w:rPr>
                     </w:pPr>
                     <w:sdt>
                       <w:sdtPr>
-                        <w:rPr>
-                          <w:sz w:val="22"/>
-                          <w:szCs w:val="22"/>
-                        </w:rPr>
+                        <w:rPr/>
                         <w:alias w:val="LineAmount_Line"/>
                         <w:tag w:val="#BC:InsertDataItem,DataItems/Header/Line/LineAmount_Line"/>
                         <w:id w:val="787541011"/>
-                        <w:dataBinding w:prefixMappings="xmlns:ns0='urn:microsoft-dynamics-nav/reports/Standard_Sales_Invoice/1306/'" w:xpath="/ns0:NavWordReportXmlPart[1]/ns0:Header[1]/ns0:Line[1]/ns0:LineAmount_Line[1]" w:storeItemID="{00000000-0000-0000-0000-000000000000}"/>
+                        <w:dataBinding w:prefixMappings="&lt;xmlns:ns0='urn:microsoft-dynamics-nav/reports/Standard_Sales_Invoice/1306/' " w:xpath="/ns0:NavWordReportXmlPart[1]/ns0:Header[1]/ns0:Line[1]/ns0:LineAmount_Line[1]" w:storeItemID="{00000000-0000-0000-0000-000000000000}"/>
                         <w15:color w:val="808080"/>
                         <w:text/>
                       </w:sdtPr>
-                      <w:sdtEndPr/>
                       <w:sdtContent>
                         <w:proofErr w:type="spellStart"/>
                         <w:r>
-                          <w:rPr>
-                            <w:sz w:val="22"/>
-                            <w:szCs w:val="22"/>
-                          </w:rPr>
                           <w:t>LineAmount_Line</w:t>
                         </w:r>
                         <w:proofErr w:type="spellEnd"/>
                       </w:sdtContent>
                     </w:sdt>
                     <w:r>
-                      <w:rPr>
-                        <w:sz w:val="22"/>
-                        <w:szCs w:val="22"/>
-                      </w:rPr>
                       <w:t> </w:t>
                     </w:r>
                   </w:p>
@@ -2846,168 +2393,119 @@
       <w:pPr>
         <w:spacing w:after="0" w:line="240" w:lineRule="auto"/>
         <w:rPr>
-          <w:rFonts w:ascii="Segoe UI" w:hAnsi="Segoe UI" w:cs="Segoe UI"/>
-          <w:sz w:val="22"/>
-          <w:szCs w:val="22"/>
+          <w:lang w:val="da-DK"/>
+        </w:rPr>
+      </w:pPr>
+    </w:p>
+    <w:p>
+      <w:pPr>
+        <w:spacing w:after="0" w:line="240" w:lineRule="auto"/>
+        <w:rPr>
           <w:lang w:val="da-DK"/>
         </w:rPr>
       </w:pPr>
     </w:p>
     <w:tbl>
       <w:tblPr>
-        <w:tblStyle w:val="CLSequoiatablestyle021"/>
-        <w:tblW w:w="10498" w:type="dxa"/>
-        <w:tblLook w:val="06C0" w:firstRow="0" w:lastRow="1" w:firstColumn="1" w:lastColumn="0" w:noHBand="1" w:noVBand="1"/>
-        <w:tblCaption w:val="Detailed Totals Block"/>
+        <w:tblStyle w:val="BCTotalsTable"/>
+        <w:tblW w:w="5000" w:type="pct"/>
+        <w:tblLook w:val="0640" w:firstRow="0" w:lastRow="1" w:firstColumn="0" w:lastColumn="0" w:noHBand="1" w:noVBand="1"/>
+        <w:tblCaption w:val="Regular Totals Block"/>
+        <w:tblDescription w:val="Document totals."/>
       </w:tblPr>
       <w:tblGrid>
-        <w:gridCol w:w="5397"/>
-        <w:gridCol w:w="1111"/>
-        <w:gridCol w:w="466"/>
-        <w:gridCol w:w="471"/>
-        <w:gridCol w:w="3053"/>
+        <w:gridCol w:w="4796"/>
+        <w:gridCol w:w="636"/>
+        <w:gridCol w:w="336"/>
+        <w:gridCol w:w="338"/>
+        <w:gridCol w:w="4389"/>
       </w:tblGrid>
       <w:tr>
         <w:trPr>
-          <w:trHeight w:val="490"/>
+          <w:cantSplit/>
+          <w:trHeight w:val="227"/>
         </w:trPr>
         <w:tc>
           <w:tcPr>
             <w:cnfStyle w:val="001000000000" w:firstRow="0" w:lastRow="0" w:firstColumn="1" w:lastColumn="0" w:oddVBand="0" w:evenVBand="0" w:oddHBand="0" w:evenHBand="0" w:firstRowFirstColumn="0" w:firstRowLastColumn="0" w:lastRowFirstColumn="0" w:lastRowLastColumn="0"/>
-            <w:tcW w:w="5395" w:type="dxa"/>
+            <w:tcW w:w="2588" w:type="pct"/>
+            <w:gridSpan w:val="2"/>
             <w:vAlign w:val="center"/>
           </w:tcPr>
-          <w:sdt>
-            <w:sdtPr>
+          <w:p>
+            <w:pPr>
+              <w:pStyle w:val="NoSpacing"/>
+              <w:spacing w:before="120" w:after="120" w:line="240" w:lineRule="auto"/>
               <w:rPr>
-                <w:rFonts w:eastAsia="Times New Roman"/>
-                <w:sz w:val="22"/>
-                <w:szCs w:val="22"/>
+                <w:lang w:val="en-DK" w:eastAsia="en-DK"/>
               </w:rPr>
-              <w:alias w:val="Subtotal_Lbl"/>
-              <w:tag w:val="#BC:InsertDataItem,DataItems/Header/Subtotal_Lbl"/>
-              <w:id w:val="-1268386288"/>
-              <w:dataBinding w:prefixMappings="xmlns:ns0='urn:microsoft-dynamics-nav/reports/Standard_Sales_Invoice/1306/'" w:xpath="/ns0:NavWordReportXmlPart[1]/ns0:Header[1]/ns0:Subtotal_Lbl[1]" w:storeItemID="{00000000-0000-0000-0000-000000000000}"/>
-              <w15:color w:val="808080"/>
-              <w:text/>
-            </w:sdtPr>
-            <w:sdtEndPr/>
-            <w:sdtContent>
+            </w:pPr>
+            <w:sdt>
+              <w:sdtPr>
+                <w:rPr>
+                  <w:lang w:val="en-DK" w:eastAsia="en-DK"/>
+                </w:rPr>
+                <w:alias w:val="#Nav: /Header/ReportTotalsLine/Description_ReportTotalsLine"/>
+                <w:tag w:val="#Nav: Standard_Sales_Invoice/1306"/>
+                <w:id w:val="-428585018"/>
+                <w:placeholder>
+                  <w:docPart w:val="44BAEC7943094621839F8594A67B1DF5"/>
+                </w:placeholder>
+                <w:dataBinding w:prefixMappings="&lt;xmlns:ns0='urn:microsoft-dynamics-nav/reports/Standard_Sales_Invoice/1306/' " w:xpath="/ns0:NavWordReportXmlPart[1]/ns0:Header[1]/ns0:ReportTotalsLine[1]/ns0:Description_ReportTotalsLine[1]" w:storeItemID="{49E3A5AC-F0FB-44FA-B497-E468622779B9}"/>
+                <w:text/>
+              </w:sdtPr>
+              <w:sdtContent>
+                <w:proofErr w:type="spellStart"/>
+                <w:r>
+                  <w:rPr>
+                    <w:lang w:val="en-DK" w:eastAsia="en-DK"/>
+                  </w:rPr>
+                  <w:t>Description_ReportTotalsLine</w:t>
+                </w:r>
+                <w:proofErr w:type="spellEnd"/>
+              </w:sdtContent>
+            </w:sdt>
+          </w:p>
+        </w:tc>
+        <w:sdt>
+          <w:sdtPr>
+            <w:rPr>
+              <w:lang w:val="en-DK" w:eastAsia="en-DK"/>
+            </w:rPr>
+            <w:alias w:val="#Nav: /Header/ReportTotalsLine/Amount_ReportTotalsLine"/>
+            <w:tag w:val="#Nav: Standard_Sales_Invoice/1306"/>
+            <w:id w:val="-1113817638"/>
+            <w:placeholder>
+              <w:docPart w:val="44BAEC7943094621839F8594A67B1DF5"/>
+            </w:placeholder>
+            <w:dataBinding w:prefixMappings="&lt;xmlns:ns0='urn:microsoft-dynamics-nav/reports/Standard_Sales_Invoice/1306/' " w:xpath="/ns0:NavWordReportXmlPart[1]/ns0:Header[1]/ns0:ReportTotalsLine[1]/ns0:Amount_ReportTotalsLine[1]" w:storeItemID="{49E3A5AC-F0FB-44FA-B497-E468622779B9}"/>
+            <w:text/>
+          </w:sdtPr>
+          <w:sdtContent>
+            <w:tc>
+              <w:tcPr>
+                <w:tcW w:w="2412" w:type="pct"/>
+                <w:gridSpan w:val="3"/>
+                <w:tcMar>
+                  <w:right w:w="0" w:type="dxa"/>
+                </w:tcMar>
+                <w:vAlign w:val="center"/>
+              </w:tcPr>
               <w:p>
                 <w:pPr>
-                  <w:spacing w:line="240" w:lineRule="exact"/>
+                  <w:pStyle w:val="BCNumber"/>
+                  <w:jc w:val="right"/>
+                  <w:cnfStyle w:val="000000000000" w:firstRow="0" w:lastRow="0" w:firstColumn="0" w:lastColumn="0" w:oddVBand="0" w:evenVBand="0" w:oddHBand="0" w:evenHBand="0" w:firstRowFirstColumn="0" w:firstRowLastColumn="0" w:lastRowFirstColumn="0" w:lastRowLastColumn="0"/>
                   <w:rPr>
-                    <w:rFonts w:eastAsia="Times New Roman"/>
-                    <w:sz w:val="22"/>
-                    <w:szCs w:val="22"/>
+                    <w:lang w:val="en-DK" w:eastAsia="en-DK"/>
                   </w:rPr>
                 </w:pPr>
                 <w:proofErr w:type="spellStart"/>
                 <w:r>
                   <w:rPr>
-                    <w:sz w:val="22"/>
-                    <w:szCs w:val="22"/>
+                    <w:lang w:val="en-DK" w:eastAsia="en-DK"/>
                   </w:rPr>
-                  <w:t>Subtotal_Lbl</w:t>
-                </w:r>
-                <w:proofErr w:type="spellEnd"/>
-              </w:p>
-            </w:sdtContent>
-          </w:sdt>
-        </w:tc>
-        <w:tc>
-          <w:tcPr>
-            <w:tcW w:w="1111" w:type="dxa"/>
-            <w:vAlign w:val="center"/>
-          </w:tcPr>
-          <w:p>
-            <w:pPr>
-              <w:spacing w:line="240" w:lineRule="exact"/>
-              <w:cnfStyle w:val="000000000000" w:firstRow="0" w:lastRow="0" w:firstColumn="0" w:lastColumn="0" w:oddVBand="0" w:evenVBand="0" w:oddHBand="0" w:evenHBand="0" w:firstRowFirstColumn="0" w:firstRowLastColumn="0" w:lastRowFirstColumn="0" w:lastRowLastColumn="0"/>
-              <w:rPr>
-                <w:rFonts w:cs="Arial"/>
-                <w:sz w:val="22"/>
-                <w:szCs w:val="22"/>
-                <w:lang w:eastAsia="en-US"/>
-              </w:rPr>
-            </w:pPr>
-          </w:p>
-        </w:tc>
-        <w:tc>
-          <w:tcPr>
-            <w:tcW w:w="466" w:type="dxa"/>
-            <w:vAlign w:val="center"/>
-          </w:tcPr>
-          <w:p>
-            <w:pPr>
-              <w:spacing w:line="240" w:lineRule="exact"/>
-              <w:cnfStyle w:val="000000000000" w:firstRow="0" w:lastRow="0" w:firstColumn="0" w:lastColumn="0" w:oddVBand="0" w:evenVBand="0" w:oddHBand="0" w:evenHBand="0" w:firstRowFirstColumn="0" w:firstRowLastColumn="0" w:lastRowFirstColumn="0" w:lastRowLastColumn="0"/>
-              <w:rPr>
-                <w:rFonts w:cs="Arial"/>
-                <w:sz w:val="22"/>
-                <w:szCs w:val="22"/>
-                <w:lang w:val="en-US" w:eastAsia="en-US"/>
-              </w:rPr>
-            </w:pPr>
-          </w:p>
-        </w:tc>
-        <w:tc>
-          <w:tcPr>
-            <w:tcW w:w="471" w:type="dxa"/>
-            <w:vAlign w:val="center"/>
-          </w:tcPr>
-          <w:p>
-            <w:pPr>
-              <w:spacing w:line="240" w:lineRule="exact"/>
-              <w:cnfStyle w:val="000000000000" w:firstRow="0" w:lastRow="0" w:firstColumn="0" w:lastColumn="0" w:oddVBand="0" w:evenVBand="0" w:oddHBand="0" w:evenHBand="0" w:firstRowFirstColumn="0" w:firstRowLastColumn="0" w:lastRowFirstColumn="0" w:lastRowLastColumn="0"/>
-              <w:rPr>
-                <w:rFonts w:cs="Arial"/>
-                <w:sz w:val="22"/>
-                <w:szCs w:val="22"/>
-                <w:lang w:eastAsia="en-US"/>
-              </w:rPr>
-            </w:pPr>
-          </w:p>
-        </w:tc>
-        <w:sdt>
-          <w:sdtPr>
-            <w:rPr>
-              <w:sz w:val="22"/>
-              <w:szCs w:val="22"/>
-            </w:rPr>
-            <w:alias w:val="TotalSubTotal"/>
-            <w:tag w:val="#BC:InsertDataItem,DataItems/Header/Totals/TotalSubTotal"/>
-            <w:id w:val="-1824190737"/>
-            <w:dataBinding w:prefixMappings="xmlns:ns0='urn:microsoft-dynamics-nav/reports/Standard_Sales_Invoice/1306/'" w:xpath="/ns0:NavWordReportXmlPart[1]/ns0:Header[1]/ns0:Totals[1]/ns0:TotalSubTotal[1]" w:storeItemID="{00000000-0000-0000-0000-000000000000}"/>
-            <w15:color w:val="808080"/>
-            <w:text/>
-          </w:sdtPr>
-          <w:sdtEndPr/>
-          <w:sdtContent>
-            <w:tc>
-              <w:tcPr>
-                <w:tcW w:w="3052" w:type="dxa"/>
-                <w:vAlign w:val="center"/>
-              </w:tcPr>
-              <w:p>
-                <w:pPr>
-                  <w:spacing w:line="240" w:lineRule="exact"/>
-                  <w:jc w:val="right"/>
-                  <w:cnfStyle w:val="000000000000" w:firstRow="0" w:lastRow="0" w:firstColumn="0" w:lastColumn="0" w:oddVBand="0" w:evenVBand="0" w:oddHBand="0" w:evenHBand="0" w:firstRowFirstColumn="0" w:firstRowLastColumn="0" w:lastRowFirstColumn="0" w:lastRowLastColumn="0"/>
-                  <w:rPr>
-                    <w:rFonts w:cs="Arial"/>
-                    <w:sz w:val="22"/>
-                    <w:szCs w:val="22"/>
-                    <w:lang w:val="en-US" w:eastAsia="en-US"/>
-                  </w:rPr>
-                </w:pPr>
-                <w:proofErr w:type="spellStart"/>
-                <w:r>
-                  <w:rPr>
-                    <w:sz w:val="22"/>
-                    <w:szCs w:val="22"/>
-                  </w:rPr>
-                  <w:t>TotalSubTotal</w:t>
+                  <w:t>Amount_ReportTotalsLine</w:t>
                 </w:r>
                 <w:proofErr w:type="spellEnd"/>
               </w:p>
@@ -3017,218 +2515,48 @@
       </w:tr>
       <w:tr>
         <w:trPr>
+          <w:cnfStyle w:val="010000000000" w:firstRow="0" w:lastRow="1" w:firstColumn="0" w:lastColumn="0" w:oddVBand="0" w:evenVBand="0" w:oddHBand="0" w:evenHBand="0" w:firstRowFirstColumn="0" w:firstRowLastColumn="0" w:lastRowFirstColumn="0" w:lastRowLastColumn="0"/>
+          <w:cantSplit/>
           <w:trHeight w:val="490"/>
         </w:trPr>
         <w:tc>
           <w:tcPr>
             <w:cnfStyle w:val="001000000000" w:firstRow="0" w:lastRow="0" w:firstColumn="1" w:lastColumn="0" w:oddVBand="0" w:evenVBand="0" w:oddHBand="0" w:evenHBand="0" w:firstRowFirstColumn="0" w:firstRowLastColumn="0" w:lastRowFirstColumn="0" w:lastRowLastColumn="0"/>
-            <w:tcW w:w="5395" w:type="dxa"/>
+            <w:tcW w:w="2285" w:type="pct"/>
             <w:tcBorders>
-              <w:bottom w:val="single" w:color="auto" w:sz="4" w:space="0"/>
+              <w:top w:val="single" w:sz="4" w:space="0" w:color="auto"/>
+              <w:bottom w:val="single" w:sz="8" w:space="0" w:color="auto"/>
             </w:tcBorders>
             <w:vAlign w:val="center"/>
           </w:tcPr>
           <w:sdt>
             <w:sdtPr>
               <w:rPr>
-                <w:rFonts w:eastAsia="Times New Roman"/>
-                <w:sz w:val="22"/>
-                <w:szCs w:val="22"/>
+                <w:lang w:eastAsia="ja-JP"/>
               </w:rPr>
-              <w:alias w:val="TotalVATAmountText"/>
-              <w:tag w:val="#BC:InsertDataItem,DataItems/Header/Totals/TotalVATAmountText"/>
-              <w:id w:val="-220755055"/>
-              <w:dataBinding w:prefixMappings="xmlns:ns0='urn:microsoft-dynamics-nav/reports/Standard_Sales_Invoice/1306/'" w:xpath="/ns0:NavWordReportXmlPart[1]/ns0:Header[1]/ns0:Totals[1]/ns0:TotalVATAmountText[1]" w:storeItemID="{00000000-0000-0000-0000-000000000000}"/>
+              <w:alias w:val="TotalIncludingVATText"/>
+              <w:tag w:val="#BC:InsertDataItem,DataItems/Header/Totals/TotalIncludingVATText"/>
+              <w:id w:val="-961647257"/>
+              <w:dataBinding w:prefixMappings="&lt;xmlns:ns0='urn:microsoft-dynamics-nav/reports/Standard_Sales_Invoice/1306/' " w:xpath="/ns0:NavWordReportXmlPart[1]/ns0:Header[1]/ns0:Totals[1]/ns0:TotalIncludingVATText[1]" w:storeItemID="{00000000-0000-0000-0000-000000000000}"/>
               <w15:color w:val="808080"/>
               <w:text/>
             </w:sdtPr>
-            <w:sdtEndPr/>
             <w:sdtContent>
               <w:p>
                 <w:pPr>
-                  <w:spacing w:line="240" w:lineRule="exact"/>
+                  <w:pStyle w:val="BCLabel"/>
+                  <w:keepNext/>
+                  <w:keepLines/>
+                  <w:spacing w:before="120" w:after="120" w:line="276" w:lineRule="auto"/>
+                  <w:outlineLvl w:val="1"/>
                   <w:rPr>
-                    <w:rFonts w:eastAsia="Times New Roman"/>
-                    <w:sz w:val="22"/>
-                    <w:szCs w:val="22"/>
+                    <w:lang w:eastAsia="ja-JP"/>
                   </w:rPr>
                 </w:pPr>
                 <w:proofErr w:type="spellStart"/>
                 <w:r>
                   <w:rPr>
-                    <w:sz w:val="22"/>
-                    <w:szCs w:val="22"/>
-                  </w:rPr>
-                  <w:t>TotalVATAmountText</w:t>
-                </w:r>
-                <w:proofErr w:type="spellEnd"/>
-              </w:p>
-            </w:sdtContent>
-          </w:sdt>
-        </w:tc>
-        <w:tc>
-          <w:tcPr>
-            <w:tcW w:w="1111" w:type="dxa"/>
-            <w:tcBorders>
-              <w:bottom w:val="single" w:color="auto" w:sz="4" w:space="0"/>
-            </w:tcBorders>
-            <w:vAlign w:val="center"/>
-          </w:tcPr>
-          <w:p>
-            <w:pPr>
-              <w:spacing w:line="240" w:lineRule="exact"/>
-              <w:cnfStyle w:val="000000000000" w:firstRow="0" w:lastRow="0" w:firstColumn="0" w:lastColumn="0" w:oddVBand="0" w:evenVBand="0" w:oddHBand="0" w:evenHBand="0" w:firstRowFirstColumn="0" w:firstRowLastColumn="0" w:lastRowFirstColumn="0" w:lastRowLastColumn="0"/>
-              <w:rPr>
-                <w:rFonts w:cs="Arial"/>
-                <w:sz w:val="22"/>
-                <w:szCs w:val="22"/>
-                <w:lang w:eastAsia="en-US"/>
-              </w:rPr>
-            </w:pPr>
-          </w:p>
-        </w:tc>
-        <w:tc>
-          <w:tcPr>
-            <w:tcW w:w="466" w:type="dxa"/>
-            <w:tcBorders>
-              <w:bottom w:val="single" w:color="auto" w:sz="4" w:space="0"/>
-            </w:tcBorders>
-            <w:vAlign w:val="center"/>
-          </w:tcPr>
-          <w:p>
-            <w:pPr>
-              <w:spacing w:line="240" w:lineRule="exact"/>
-              <w:cnfStyle w:val="000000000000" w:firstRow="0" w:lastRow="0" w:firstColumn="0" w:lastColumn="0" w:oddVBand="0" w:evenVBand="0" w:oddHBand="0" w:evenHBand="0" w:firstRowFirstColumn="0" w:firstRowLastColumn="0" w:lastRowFirstColumn="0" w:lastRowLastColumn="0"/>
-              <w:rPr>
-                <w:rFonts w:cs="Arial"/>
-                <w:sz w:val="22"/>
-                <w:szCs w:val="22"/>
-                <w:lang w:val="en-US" w:eastAsia="en-US"/>
-              </w:rPr>
-            </w:pPr>
-          </w:p>
-        </w:tc>
-        <w:tc>
-          <w:tcPr>
-            <w:tcW w:w="471" w:type="dxa"/>
-            <w:tcBorders>
-              <w:bottom w:val="single" w:color="auto" w:sz="4" w:space="0"/>
-            </w:tcBorders>
-            <w:vAlign w:val="center"/>
-          </w:tcPr>
-          <w:p>
-            <w:pPr>
-              <w:spacing w:line="240" w:lineRule="exact"/>
-              <w:cnfStyle w:val="000000000000" w:firstRow="0" w:lastRow="0" w:firstColumn="0" w:lastColumn="0" w:oddVBand="0" w:evenVBand="0" w:oddHBand="0" w:evenHBand="0" w:firstRowFirstColumn="0" w:firstRowLastColumn="0" w:lastRowFirstColumn="0" w:lastRowLastColumn="0"/>
-              <w:rPr>
-                <w:rFonts w:cs="Arial"/>
-                <w:sz w:val="22"/>
-                <w:szCs w:val="22"/>
-                <w:lang w:eastAsia="en-US"/>
-              </w:rPr>
-            </w:pPr>
-          </w:p>
-        </w:tc>
-        <w:sdt>
-          <w:sdtPr>
-            <w:rPr>
-              <w:sz w:val="22"/>
-              <w:szCs w:val="22"/>
-            </w:rPr>
-            <w:alias w:val="TotalVATAmount"/>
-            <w:tag w:val="#BC:InsertDataItem,DataItems/Header/Totals/TotalVATAmount"/>
-            <w:id w:val="-975757790"/>
-            <w:dataBinding w:prefixMappings="xmlns:ns0='urn:microsoft-dynamics-nav/reports/Standard_Sales_Invoice/1306/'" w:xpath="/ns0:NavWordReportXmlPart[1]/ns0:Header[1]/ns0:Totals[1]/ns0:TotalVATAmount[1]" w:storeItemID="{00000000-0000-0000-0000-000000000000}"/>
-            <w15:color w:val="808080"/>
-            <w:text/>
-          </w:sdtPr>
-          <w:sdtEndPr/>
-          <w:sdtContent>
-            <w:tc>
-              <w:tcPr>
-                <w:tcW w:w="3052" w:type="dxa"/>
-                <w:tcBorders>
-                  <w:bottom w:val="single" w:color="auto" w:sz="4" w:space="0"/>
-                </w:tcBorders>
-                <w:vAlign w:val="center"/>
-              </w:tcPr>
-              <w:p>
-                <w:pPr>
-                  <w:spacing w:line="240" w:lineRule="exact"/>
-                  <w:jc w:val="right"/>
-                  <w:cnfStyle w:val="000000000000" w:firstRow="0" w:lastRow="0" w:firstColumn="0" w:lastColumn="0" w:oddVBand="0" w:evenVBand="0" w:oddHBand="0" w:evenHBand="0" w:firstRowFirstColumn="0" w:firstRowLastColumn="0" w:lastRowFirstColumn="0" w:lastRowLastColumn="0"/>
-                  <w:rPr>
-                    <w:rFonts w:cs="Arial"/>
-                    <w:sz w:val="22"/>
-                    <w:szCs w:val="22"/>
-                    <w:lang w:eastAsia="en-US"/>
-                  </w:rPr>
-                </w:pPr>
-                <w:proofErr w:type="spellStart"/>
-                <w:r>
-                  <w:rPr>
-                    <w:sz w:val="22"/>
-                    <w:szCs w:val="22"/>
-                  </w:rPr>
-                  <w:t>TotalVATAmount</w:t>
-                </w:r>
-                <w:proofErr w:type="spellEnd"/>
-              </w:p>
-            </w:tc>
-          </w:sdtContent>
-        </w:sdt>
-      </w:tr>
-      <w:tr>
-        <w:trPr>
-          <w:trHeight w:val="490"/>
-        </w:trPr>
-        <w:tc>
-          <w:tcPr>
-            <w:cnfStyle w:val="001000000000" w:firstRow="0" w:lastRow="0" w:firstColumn="1" w:lastColumn="0" w:oddVBand="0" w:evenVBand="0" w:oddHBand="0" w:evenHBand="0" w:firstRowFirstColumn="0" w:firstRowLastColumn="0" w:lastRowFirstColumn="0" w:lastRowLastColumn="0"/>
-            <w:tcW w:w="5395" w:type="dxa"/>
-            <w:tcBorders>
-              <w:top w:val="single" w:color="auto" w:sz="4" w:space="0"/>
-              <w:bottom w:val="single" w:color="auto" w:sz="8" w:space="0"/>
-            </w:tcBorders>
-            <w:vAlign w:val="center"/>
-          </w:tcPr>
-          <w:sdt>
-            <w:sdtPr>
-              <w:rPr>
-                <w:rFonts w:cstheme="majorHAnsi"/>
-                <w:b/>
-                <w:sz w:val="22"/>
-                <w:szCs w:val="22"/>
-              </w:rPr>
-              <w:alias w:val="TotalIncludingVATText"/>
-              <w:tag w:val="#BC:InsertDataItem,DataItems/Header/Totals/TotalIncludingVATText"/>
-              <w:id w:val="-1340845080"/>
-              <w:dataBinding w:prefixMappings="xmlns:ns0='urn:microsoft-dynamics-nav/reports/Standard_Sales_Invoice/1306/'" w:xpath="/ns0:NavWordReportXmlPart[1]/ns0:Header[1]/ns0:Totals[1]/ns0:TotalIncludingVATText[1]" w:storeItemID="{00000000-0000-0000-0000-000000000000}"/>
-              <w15:color w:val="808080"/>
-              <w:text/>
-            </w:sdtPr>
-            <w:sdtEndPr/>
-            <w:sdtContent>
-              <w:p>
-                <w:pPr>
-                  <w:pStyle w:val="Heading2"/>
-                  <w:spacing w:before="120" w:after="120" w:line="240" w:lineRule="exact"/>
-                  <w:rPr>
-                    <w:rFonts w:eastAsia="Times New Roman" w:cstheme="majorHAnsi"/>
-                    <w:b/>
-                    <w:bCs w:val="0"/>
-                    <w:sz w:val="22"/>
-                    <w:szCs w:val="22"/>
-                  </w:rPr>
-                </w:pPr>
-                <w:proofErr w:type="spellStart"/>
-                <w:r>
-                  <w:rPr>
-                    <w:rFonts w:cstheme="majorHAnsi"/>
-                    <w:b/>
-                    <w:bCs w:val="0"/>
-                    <w:sz w:val="22"/>
-                    <w:szCs w:val="22"/>
+                    <w:lang w:eastAsia="ja-JP"/>
                   </w:rPr>
                   <w:t>TotalIncludingVATText</w:t>
                 </w:r>
@@ -3239,132 +2567,107 @@
         </w:tc>
         <w:tc>
           <w:tcPr>
-            <w:tcW w:w="1111" w:type="dxa"/>
+            <w:tcW w:w="303" w:type="pct"/>
             <w:tcBorders>
-              <w:top w:val="single" w:color="auto" w:sz="4" w:space="0"/>
-              <w:bottom w:val="single" w:color="auto" w:sz="8" w:space="0"/>
+              <w:top w:val="single" w:sz="4" w:space="0" w:color="auto"/>
+              <w:bottom w:val="single" w:sz="8" w:space="0" w:color="auto"/>
             </w:tcBorders>
             <w:vAlign w:val="center"/>
           </w:tcPr>
           <w:p>
             <w:pPr>
-              <w:pStyle w:val="Heading2"/>
-              <w:spacing w:before="120" w:after="120" w:line="240" w:lineRule="exact"/>
-              <w:cnfStyle w:val="000000000000" w:firstRow="0" w:lastRow="0" w:firstColumn="0" w:lastColumn="0" w:oddVBand="0" w:evenVBand="0" w:oddHBand="0" w:evenHBand="0" w:firstRowFirstColumn="0" w:firstRowLastColumn="0" w:lastRowFirstColumn="0" w:lastRowLastColumn="0"/>
-              <w:rPr>
-                <w:rFonts w:cstheme="majorHAnsi"/>
-                <w:b/>
-                <w:sz w:val="22"/>
-                <w:szCs w:val="22"/>
-                <w:lang w:eastAsia="en-US"/>
-              </w:rPr>
+              <w:pStyle w:val="BCLabel"/>
+              <w:keepNext/>
+              <w:keepLines/>
+              <w:spacing w:before="120" w:after="120" w:line="276" w:lineRule="auto"/>
+              <w:outlineLvl w:val="1"/>
+              <w:cnfStyle w:val="010000000000" w:firstRow="0" w:lastRow="1" w:firstColumn="0" w:lastColumn="0" w:oddVBand="0" w:evenVBand="0" w:oddHBand="0" w:evenHBand="0" w:firstRowFirstColumn="0" w:firstRowLastColumn="0" w:lastRowFirstColumn="0" w:lastRowLastColumn="0"/>
             </w:pPr>
           </w:p>
         </w:tc>
         <w:tc>
           <w:tcPr>
-            <w:tcW w:w="466" w:type="dxa"/>
+            <w:tcW w:w="160" w:type="pct"/>
             <w:tcBorders>
-              <w:top w:val="single" w:color="auto" w:sz="4" w:space="0"/>
-              <w:bottom w:val="single" w:color="auto" w:sz="8" w:space="0"/>
+              <w:top w:val="single" w:sz="4" w:space="0" w:color="auto"/>
+              <w:bottom w:val="single" w:sz="8" w:space="0" w:color="auto"/>
             </w:tcBorders>
             <w:vAlign w:val="center"/>
           </w:tcPr>
           <w:p>
             <w:pPr>
-              <w:pStyle w:val="Heading2"/>
-              <w:spacing w:before="120" w:after="120" w:line="240" w:lineRule="exact"/>
-              <w:cnfStyle w:val="000000000000" w:firstRow="0" w:lastRow="0" w:firstColumn="0" w:lastColumn="0" w:oddVBand="0" w:evenVBand="0" w:oddHBand="0" w:evenHBand="0" w:firstRowFirstColumn="0" w:firstRowLastColumn="0" w:lastRowFirstColumn="0" w:lastRowLastColumn="0"/>
-              <w:rPr>
-                <w:rFonts w:cstheme="majorHAnsi"/>
-                <w:b/>
-                <w:sz w:val="22"/>
-                <w:szCs w:val="22"/>
-                <w:lang w:eastAsia="en-US"/>
-              </w:rPr>
+              <w:pStyle w:val="BCLabel"/>
+              <w:keepNext/>
+              <w:keepLines/>
+              <w:spacing w:before="120" w:after="120" w:line="276" w:lineRule="auto"/>
+              <w:outlineLvl w:val="1"/>
+              <w:cnfStyle w:val="010000000000" w:firstRow="0" w:lastRow="1" w:firstColumn="0" w:lastColumn="0" w:oddVBand="0" w:evenVBand="0" w:oddHBand="0" w:evenHBand="0" w:firstRowFirstColumn="0" w:firstRowLastColumn="0" w:lastRowFirstColumn="0" w:lastRowLastColumn="0"/>
             </w:pPr>
           </w:p>
         </w:tc>
         <w:tc>
           <w:tcPr>
-            <w:tcW w:w="471" w:type="dxa"/>
+            <w:tcW w:w="161" w:type="pct"/>
             <w:tcBorders>
-              <w:top w:val="single" w:color="auto" w:sz="4" w:space="0"/>
-              <w:bottom w:val="single" w:color="auto" w:sz="8" w:space="0"/>
+              <w:top w:val="single" w:sz="4" w:space="0" w:color="auto"/>
+              <w:bottom w:val="single" w:sz="8" w:space="0" w:color="auto"/>
             </w:tcBorders>
             <w:vAlign w:val="center"/>
           </w:tcPr>
           <w:p>
             <w:pPr>
-              <w:pStyle w:val="Heading2"/>
-              <w:spacing w:before="120" w:after="120" w:line="240" w:lineRule="exact"/>
-              <w:cnfStyle w:val="000000000000" w:firstRow="0" w:lastRow="0" w:firstColumn="0" w:lastColumn="0" w:oddVBand="0" w:evenVBand="0" w:oddHBand="0" w:evenHBand="0" w:firstRowFirstColumn="0" w:firstRowLastColumn="0" w:lastRowFirstColumn="0" w:lastRowLastColumn="0"/>
-              <w:rPr>
-                <w:rFonts w:cstheme="majorHAnsi"/>
-                <w:b/>
-                <w:sz w:val="22"/>
-                <w:szCs w:val="22"/>
-                <w:lang w:eastAsia="en-US"/>
-              </w:rPr>
+              <w:pStyle w:val="BCLabel"/>
+              <w:keepNext/>
+              <w:keepLines/>
+              <w:spacing w:before="120" w:after="120" w:line="276" w:lineRule="auto"/>
+              <w:outlineLvl w:val="1"/>
+              <w:cnfStyle w:val="010000000000" w:firstRow="0" w:lastRow="1" w:firstColumn="0" w:lastColumn="0" w:oddVBand="0" w:evenVBand="0" w:oddHBand="0" w:evenHBand="0" w:firstRowFirstColumn="0" w:firstRowLastColumn="0" w:lastRowFirstColumn="0" w:lastRowLastColumn="0"/>
             </w:pPr>
           </w:p>
         </w:tc>
         <w:tc>
           <w:tcPr>
-            <w:tcW w:w="3052" w:type="dxa"/>
+            <w:tcW w:w="2091" w:type="pct"/>
             <w:tcBorders>
-              <w:top w:val="single" w:color="auto" w:sz="4" w:space="0"/>
-              <w:bottom w:val="single" w:color="auto" w:sz="8" w:space="0"/>
+              <w:top w:val="single" w:sz="4" w:space="0" w:color="auto"/>
+              <w:bottom w:val="single" w:sz="8" w:space="0" w:color="auto"/>
             </w:tcBorders>
             <w:vAlign w:val="center"/>
           </w:tcPr>
           <w:p>
             <w:pPr>
-              <w:pStyle w:val="Heading2"/>
-              <w:spacing w:before="120" w:after="120" w:line="240" w:lineRule="exact"/>
+              <w:pStyle w:val="BCLabelNumber"/>
+              <w:keepNext/>
+              <w:keepLines/>
+              <w:spacing w:before="120" w:after="120" w:line="276" w:lineRule="auto"/>
+              <w:ind w:right="-108"/>
               <w:jc w:val="right"/>
-              <w:cnfStyle w:val="000000000000" w:firstRow="0" w:lastRow="0" w:firstColumn="0" w:lastColumn="0" w:oddVBand="0" w:evenVBand="0" w:oddHBand="0" w:evenHBand="0" w:firstRowFirstColumn="0" w:firstRowLastColumn="0" w:lastRowFirstColumn="0" w:lastRowLastColumn="0"/>
-              <w:rPr>
-                <w:rFonts w:cstheme="majorHAnsi"/>
-                <w:b/>
-                <w:sz w:val="22"/>
-                <w:szCs w:val="22"/>
-                <w:lang w:val="en-US" w:eastAsia="en-US"/>
-              </w:rPr>
+              <w:outlineLvl w:val="1"/>
+              <w:cnfStyle w:val="010000000000" w:firstRow="0" w:lastRow="1" w:firstColumn="0" w:lastColumn="0" w:oddVBand="0" w:evenVBand="0" w:oddHBand="0" w:evenHBand="0" w:firstRowFirstColumn="0" w:firstRowLastColumn="0" w:lastRowFirstColumn="0" w:lastRowLastColumn="0"/>
             </w:pPr>
             <w:r>
               <w:rPr>
-                <w:rFonts w:eastAsiaTheme="minorEastAsia" w:cstheme="majorHAnsi"/>
-                <w:b/>
-                <w:sz w:val="22"/>
-                <w:szCs w:val="22"/>
+                <w:lang w:eastAsia="ja-JP"/>
               </w:rPr>
               <w:t> </w:t>
             </w:r>
-            <w:proofErr w:type="spellStart"/>
             <w:sdt>
               <w:sdtPr>
                 <w:rPr>
-                  <w:rFonts w:eastAsia="Times New Roman" w:cstheme="majorHAnsi"/>
-                  <w:b/>
-                  <w:sz w:val="22"/>
-                  <w:szCs w:val="22"/>
+                  <w:lang w:eastAsia="ja-JP"/>
                 </w:rPr>
                 <w:alias w:val="TotalAmountIncludingVAT"/>
                 <w:tag w:val="#BC:InsertDataItem,DataItems/Header/Totals/TotalAmountIncludingVAT"/>
-                <w:id w:val="475962551"/>
-                <w:dataBinding w:prefixMappings="xmlns:ns0='urn:microsoft-dynamics-nav/reports/Standard_Sales_Invoice/1306/'" w:xpath="/ns0:NavWordReportXmlPart[1]/ns0:Header[1]/ns0:Totals[1]/ns0:TotalAmountIncludingVAT[1]" w:storeItemID="{00000000-0000-0000-0000-000000000000}"/>
+                <w:id w:val="1480661544"/>
+                <w:dataBinding w:prefixMappings="&lt;xmlns:ns0='urn:microsoft-dynamics-nav/reports/Standard_Sales_Invoice/1306/' " w:xpath="/ns0:NavWordReportXmlPart[1]/ns0:Header[1]/ns0:Totals[1]/ns0:TotalAmountIncludingVAT[1]" w:storeItemID="{00000000-0000-0000-0000-000000000000}"/>
                 <w15:color w:val="808080"/>
                 <w:text/>
               </w:sdtPr>
-              <w:sdtEndPr/>
               <w:sdtContent>
+                <w:proofErr w:type="spellStart"/>
                 <w:r>
                   <w:rPr>
-                    <w:rFonts w:eastAsiaTheme="minorEastAsia" w:cstheme="majorHAnsi"/>
-                    <w:b/>
-                    <w:sz w:val="22"/>
-                    <w:szCs w:val="22"/>
+                    <w:lang w:eastAsia="ja-JP"/>
                   </w:rPr>
                   <w:t>TotalAmountIncludingVAT</w:t>
                 </w:r>
@@ -3374,49 +2677,53 @@
           </w:p>
         </w:tc>
       </w:tr>
+    </w:tbl>
+    <w:tbl>
+      <w:tblPr>
+        <w:tblStyle w:val="BCTotalsTable"/>
+        <w:tblW w:w="5000" w:type="pct"/>
+        <w:tblLook w:val="0640" w:firstRow="0" w:lastRow="1" w:firstColumn="0" w:lastColumn="0" w:noHBand="1" w:noVBand="1"/>
+        <w:tblCaption w:val="Detailed Totals Block"/>
+        <w:tblDescription w:val="Document totals."/>
+      </w:tblPr>
+      <w:tblGrid>
+        <w:gridCol w:w="3258"/>
+        <w:gridCol w:w="4807"/>
+        <w:gridCol w:w="2439"/>
+      </w:tblGrid>
       <w:tr>
         <w:trPr>
-          <w:trHeight w:val="490"/>
+          <w:cantSplit/>
+          <w:trHeight w:val="514"/>
         </w:trPr>
         <w:sdt>
           <w:sdtPr>
-            <w:rPr>
-              <w:sz w:val="22"/>
-              <w:szCs w:val="22"/>
-            </w:rPr>
+            <w:rPr/>
             <w:alias w:val="VATClause_Lbl"/>
             <w:tag w:val="#BC:InsertDataItem,DataItems/Header/VATClause_Lbl"/>
             <w:id w:val="-314872257"/>
-            <w:dataBinding w:prefixMappings="xmlns:ns0='urn:microsoft-dynamics-nav/reports/Standard_Sales_Invoice/1306/'" w:xpath="/ns0:NavWordReportXmlPart[1]/ns0:Header[1]/ns0:VATClause_Lbl[1]" w:storeItemID="{00000000-0000-0000-0000-000000000000}"/>
+            <w:dataBinding w:prefixMappings="&lt;xmlns:ns0='urn:microsoft-dynamics-nav/reports/Standard_Sales_Invoice/1306/' " w:xpath="/ns0:NavWordReportXmlPart[1]/ns0:Header[1]/ns0:VATClause_Lbl[1]" w:storeItemID="{00000000-0000-0000-0000-000000000000}"/>
             <w15:color w:val="808080"/>
             <w:text/>
           </w:sdtPr>
-          <w:sdtEndPr/>
           <w:sdtContent>
             <w:tc>
               <w:tcPr>
                 <w:cnfStyle w:val="001000000000" w:firstRow="0" w:lastRow="0" w:firstColumn="1" w:lastColumn="0" w:oddVBand="0" w:evenVBand="0" w:oddHBand="0" w:evenHBand="0" w:firstRowFirstColumn="0" w:firstRowLastColumn="0" w:lastRowFirstColumn="0" w:lastRowLastColumn="0"/>
-                <w:tcW w:w="5395" w:type="dxa"/>
+                <w:tcW w:w="1551" w:type="pct"/>
                 <w:tcBorders>
-                  <w:top w:val="single" w:color="auto" w:sz="8" w:space="0"/>
+                  <w:top w:val="single" w:sz="4" w:space="0" w:color="F5F6F8"/>
                 </w:tcBorders>
                 <w:vAlign w:val="center"/>
               </w:tcPr>
               <w:p>
                 <w:pPr>
-                  <w:spacing w:line="240" w:lineRule="exact"/>
+                  <w:pStyle w:val="NoSpacing"/>
+                  <w:spacing w:line="240" w:lineRule="auto"/>
                   <w:textAlignment w:val="baseline"/>
-                  <w:rPr>
-                    <w:sz w:val="22"/>
-                    <w:szCs w:val="22"/>
-                  </w:rPr>
                 </w:pPr>
                 <w:proofErr w:type="spellStart"/>
                 <w:r>
-                  <w:rPr>
-                    <w:sz w:val="22"/>
-                    <w:szCs w:val="22"/>
-                  </w:rPr>
                   <w:t>VATClause_Lbl</w:t>
                 </w:r>
                 <w:proofErr w:type="spellEnd"/>
@@ -3426,62 +2733,18 @@
         </w:sdt>
         <w:tc>
           <w:tcPr>
-            <w:tcW w:w="1111" w:type="dxa"/>
+            <w:tcW w:w="2288" w:type="pct"/>
             <w:tcBorders>
-              <w:top w:val="single" w:color="auto" w:sz="8" w:space="0"/>
+              <w:top w:val="single" w:sz="4" w:space="0" w:color="F5F6F8"/>
             </w:tcBorders>
             <w:vAlign w:val="center"/>
           </w:tcPr>
           <w:p>
             <w:pPr>
-              <w:spacing w:line="240" w:lineRule="exact"/>
+              <w:pStyle w:val="NoSpacing"/>
+              <w:spacing w:line="240" w:lineRule="auto"/>
               <w:cnfStyle w:val="000000000000" w:firstRow="0" w:lastRow="0" w:firstColumn="0" w:lastColumn="0" w:oddVBand="0" w:evenVBand="0" w:oddHBand="0" w:evenHBand="0" w:firstRowFirstColumn="0" w:firstRowLastColumn="0" w:lastRowFirstColumn="0" w:lastRowLastColumn="0"/>
               <w:rPr>
-                <w:rFonts w:cs="Arial"/>
-                <w:sz w:val="22"/>
-                <w:szCs w:val="22"/>
-                <w:lang w:eastAsia="en-US"/>
-              </w:rPr>
-            </w:pPr>
-          </w:p>
-        </w:tc>
-        <w:tc>
-          <w:tcPr>
-            <w:tcW w:w="466" w:type="dxa"/>
-            <w:tcBorders>
-              <w:top w:val="single" w:color="auto" w:sz="8" w:space="0"/>
-            </w:tcBorders>
-            <w:vAlign w:val="center"/>
-          </w:tcPr>
-          <w:p>
-            <w:pPr>
-              <w:spacing w:line="240" w:lineRule="exact"/>
-              <w:cnfStyle w:val="000000000000" w:firstRow="0" w:lastRow="0" w:firstColumn="0" w:lastColumn="0" w:oddVBand="0" w:evenVBand="0" w:oddHBand="0" w:evenHBand="0" w:firstRowFirstColumn="0" w:firstRowLastColumn="0" w:lastRowFirstColumn="0" w:lastRowLastColumn="0"/>
-              <w:rPr>
-                <w:rFonts w:cs="Arial"/>
-                <w:sz w:val="22"/>
-                <w:szCs w:val="22"/>
-                <w:lang w:eastAsia="en-US"/>
-              </w:rPr>
-            </w:pPr>
-          </w:p>
-        </w:tc>
-        <w:tc>
-          <w:tcPr>
-            <w:tcW w:w="471" w:type="dxa"/>
-            <w:tcBorders>
-              <w:top w:val="single" w:color="auto" w:sz="8" w:space="0"/>
-            </w:tcBorders>
-            <w:vAlign w:val="center"/>
-          </w:tcPr>
-          <w:p>
-            <w:pPr>
-              <w:spacing w:line="240" w:lineRule="exact"/>
-              <w:cnfStyle w:val="000000000000" w:firstRow="0" w:lastRow="0" w:firstColumn="0" w:lastColumn="0" w:oddVBand="0" w:evenVBand="0" w:oddHBand="0" w:evenHBand="0" w:firstRowFirstColumn="0" w:firstRowLastColumn="0" w:lastRowFirstColumn="0" w:lastRowLastColumn="0"/>
-              <w:rPr>
-                <w:rFonts w:cs="Arial"/>
-                <w:sz w:val="22"/>
-                <w:szCs w:val="22"/>
                 <w:lang w:eastAsia="en-US"/>
               </w:rPr>
             </w:pPr>
@@ -3489,46 +2752,33 @@
         </w:tc>
         <w:sdt>
           <w:sdtPr>
-            <w:rPr>
-              <w:rFonts w:eastAsia="Times New Roman" w:cs="Segoe UI"/>
-              <w:sz w:val="22"/>
-              <w:szCs w:val="22"/>
-            </w:rPr>
-            <w:alias w:val="VATIdentifier_VATClauseLine"/>
-            <w:tag w:val="#BC:InsertDataItem,DataItems/Header/VATClauseLine/VATIdentifier_VATClauseLine"/>
-            <w:id w:val="-301775843"/>
-            <w:dataBinding w:prefixMappings="xmlns:ns0='urn:microsoft-dynamics-nav/reports/Standard_Sales_Invoice/1306/'" w:xpath="/ns0:NavWordReportXmlPart[1]/ns0:Header[1]/ns0:VATClauseLine[1]/ns0:VATIdentifier_VATClauseLine[1]" w:storeItemID="{00000000-0000-0000-0000-000000000000}"/>
+            <w:rPr/>
+            <w:alias w:val="RemainingAmountText"/>
+            <w:tag w:val="#BC:InsertDataItem,DataItems/Header/RemainingAmountText"/>
+            <w:id w:val="1780221101"/>
+            <w:dataBinding w:prefixMappings="&lt;xmlns:ns0='urn:microsoft-dynamics-nav/reports/Standard_Sales_Invoice/1306/' " w:xpath="/ns0:NavWordReportXmlPart[1]/ns0:Header[1]/ns0:RemainingAmountText[1]" w:storeItemID="{00000000-0000-0000-0000-000000000000}"/>
             <w15:color w:val="808080"/>
             <w:text/>
           </w:sdtPr>
-          <w:sdtEndPr/>
           <w:sdtContent>
             <w:tc>
               <w:tcPr>
-                <w:tcW w:w="3052" w:type="dxa"/>
+                <w:tcW w:w="1161" w:type="pct"/>
                 <w:tcBorders>
-                  <w:top w:val="single" w:color="auto" w:sz="8" w:space="0"/>
+                  <w:top w:val="single" w:sz="4" w:space="0" w:color="F5F6F8"/>
                 </w:tcBorders>
                 <w:vAlign w:val="center"/>
               </w:tcPr>
               <w:p>
                 <w:pPr>
-                  <w:spacing w:line="240" w:lineRule="exact"/>
+                  <w:pStyle w:val="BCNumber"/>
+                  <w:spacing w:line="240" w:lineRule="auto"/>
                   <w:jc w:val="right"/>
                   <w:cnfStyle w:val="000000000000" w:firstRow="0" w:lastRow="0" w:firstColumn="0" w:lastColumn="0" w:oddVBand="0" w:evenVBand="0" w:oddHBand="0" w:evenHBand="0" w:firstRowFirstColumn="0" w:firstRowLastColumn="0" w:lastRowFirstColumn="0" w:lastRowLastColumn="0"/>
-                  <w:rPr>
-                    <w:rFonts w:eastAsia="Times New Roman" w:cs="Segoe UI"/>
-                    <w:sz w:val="22"/>
-                    <w:szCs w:val="22"/>
-                  </w:rPr>
                 </w:pPr>
                 <w:proofErr w:type="spellStart"/>
                 <w:r>
-                  <w:rPr>
-                    <w:sz w:val="22"/>
-                    <w:szCs w:val="22"/>
-                  </w:rPr>
-                  <w:t>VATIdentifier_VATClauseLine</w:t>
+                  <w:t>RemainingAmountText</w:t>
                 </w:r>
                 <w:proofErr w:type="spellEnd"/>
               </w:p>
@@ -3538,44 +2788,34 @@
       </w:tr>
       <w:tr>
         <w:trPr>
-          <w:trHeight w:val="490"/>
+          <w:cantSplit/>
+          <w:trHeight w:val="514"/>
         </w:trPr>
         <w:sdt>
           <w:sdtPr>
-            <w:rPr>
-              <w:sz w:val="22"/>
-              <w:szCs w:val="22"/>
-            </w:rPr>
+            <w:rPr/>
             <w:alias w:val="VATIdentifier_Lbl"/>
             <w:tag w:val="#BC:InsertDataItem,DataItems/Header/VATIdentifier_Lbl"/>
             <w:id w:val="175238053"/>
-            <w:dataBinding w:prefixMappings="xmlns:ns0='urn:microsoft-dynamics-nav/reports/Standard_Sales_Invoice/1306/'" w:xpath="/ns0:NavWordReportXmlPart[1]/ns0:Header[1]/ns0:VATIdentifier_Lbl[1]" w:storeItemID="{00000000-0000-0000-0000-000000000000}"/>
+            <w:dataBinding w:prefixMappings="&lt;xmlns:ns0='urn:microsoft-dynamics-nav/reports/Standard_Sales_Invoice/1306/' " w:xpath="/ns0:NavWordReportXmlPart[1]/ns0:Header[1]/ns0:VATIdentifier_Lbl[1]" w:storeItemID="{00000000-0000-0000-0000-000000000000}"/>
             <w15:color w:val="808080"/>
             <w:text/>
           </w:sdtPr>
-          <w:sdtEndPr/>
           <w:sdtContent>
             <w:tc>
               <w:tcPr>
                 <w:cnfStyle w:val="001000000000" w:firstRow="0" w:lastRow="0" w:firstColumn="1" w:lastColumn="0" w:oddVBand="0" w:evenVBand="0" w:oddHBand="0" w:evenHBand="0" w:firstRowFirstColumn="0" w:firstRowLastColumn="0" w:lastRowFirstColumn="0" w:lastRowLastColumn="0"/>
-                <w:tcW w:w="5395" w:type="dxa"/>
+                <w:tcW w:w="1551" w:type="pct"/>
                 <w:vAlign w:val="center"/>
               </w:tcPr>
               <w:p>
                 <w:pPr>
-                  <w:spacing w:line="240" w:lineRule="exact"/>
+                  <w:pStyle w:val="NoSpacing"/>
+                  <w:spacing w:line="240" w:lineRule="auto"/>
                   <w:textAlignment w:val="baseline"/>
-                  <w:rPr>
-                    <w:sz w:val="22"/>
-                    <w:szCs w:val="22"/>
-                  </w:rPr>
                 </w:pPr>
                 <w:proofErr w:type="spellStart"/>
                 <w:r>
-                  <w:rPr>
-                    <w:sz w:val="22"/>
-                    <w:szCs w:val="22"/>
-                  </w:rPr>
                   <w:t>VATIdentifier_Lbl</w:t>
                 </w:r>
                 <w:proofErr w:type="spellEnd"/>
@@ -3585,18 +2825,15 @@
         </w:sdt>
         <w:tc>
           <w:tcPr>
-            <w:tcW w:w="1111" w:type="dxa"/>
+            <w:tcW w:w="2288" w:type="pct"/>
             <w:vAlign w:val="center"/>
           </w:tcPr>
           <w:p>
             <w:pPr>
-              <w:spacing w:line="240" w:lineRule="exact"/>
+              <w:pStyle w:val="NoSpacing"/>
+              <w:spacing w:line="240" w:lineRule="auto"/>
               <w:cnfStyle w:val="000000000000" w:firstRow="0" w:lastRow="0" w:firstColumn="0" w:lastColumn="0" w:oddVBand="0" w:evenVBand="0" w:oddHBand="0" w:evenHBand="0" w:firstRowFirstColumn="0" w:firstRowLastColumn="0" w:lastRowFirstColumn="0" w:lastRowLastColumn="0"/>
               <w:rPr>
-                <w:rFonts w:cs="Arial"/>
-                <w:bCs/>
-                <w:sz w:val="22"/>
-                <w:szCs w:val="22"/>
                 <w:lang w:eastAsia="en-US"/>
               </w:rPr>
             </w:pPr>
@@ -3604,141 +2841,98 @@
         </w:tc>
         <w:tc>
           <w:tcPr>
-            <w:tcW w:w="466" w:type="dxa"/>
+            <w:tcW w:w="1161" w:type="pct"/>
             <w:vAlign w:val="center"/>
           </w:tcPr>
           <w:p>
             <w:pPr>
-              <w:spacing w:line="240" w:lineRule="exact"/>
+              <w:pStyle w:val="BCNumber"/>
+              <w:spacing w:line="240" w:lineRule="auto"/>
+              <w:jc w:val="right"/>
               <w:cnfStyle w:val="000000000000" w:firstRow="0" w:lastRow="0" w:firstColumn="0" w:lastColumn="0" w:oddVBand="0" w:evenVBand="0" w:oddHBand="0" w:evenHBand="0" w:firstRowFirstColumn="0" w:firstRowLastColumn="0" w:lastRowFirstColumn="0" w:lastRowLastColumn="0"/>
-              <w:rPr>
-                <w:rFonts w:cs="Arial"/>
-                <w:bCs/>
-                <w:sz w:val="22"/>
-                <w:szCs w:val="22"/>
-                <w:lang w:eastAsia="en-US"/>
-              </w:rPr>
             </w:pPr>
           </w:p>
         </w:tc>
+      </w:tr>
+      <w:tr>
+        <w:trPr>
+          <w:cnfStyle w:val="010000000000" w:firstRow="0" w:lastRow="1" w:firstColumn="0" w:lastColumn="0" w:oddVBand="0" w:evenVBand="0" w:oddHBand="0" w:evenHBand="0" w:firstRowFirstColumn="0" w:firstRowLastColumn="0" w:lastRowFirstColumn="0" w:lastRowLastColumn="0"/>
+          <w:cantSplit/>
+          <w:trHeight w:val="514"/>
+        </w:trPr>
         <w:tc>
           <w:tcPr>
-            <w:tcW w:w="471" w:type="dxa"/>
+            <w:cnfStyle w:val="001000000000" w:firstRow="0" w:lastRow="0" w:firstColumn="1" w:lastColumn="0" w:oddVBand="0" w:evenVBand="0" w:oddHBand="0" w:evenHBand="0" w:firstRowFirstColumn="0" w:firstRowLastColumn="0" w:lastRowFirstColumn="0" w:lastRowLastColumn="0"/>
+            <w:tcW w:w="1551" w:type="pct"/>
+            <w:tcBorders>
+              <w:top w:val="none" w:sz="0" w:space="0" w:color="auto"/>
+              <w:bottom w:val="none" w:sz="0" w:space="0" w:color="auto"/>
+            </w:tcBorders>
             <w:vAlign w:val="center"/>
           </w:tcPr>
-          <w:p>
-            <w:pPr>
-              <w:spacing w:line="240" w:lineRule="exact"/>
-              <w:cnfStyle w:val="000000000000" w:firstRow="0" w:lastRow="0" w:firstColumn="0" w:lastColumn="0" w:oddVBand="0" w:evenVBand="0" w:oddHBand="0" w:evenHBand="0" w:firstRowFirstColumn="0" w:firstRowLastColumn="0" w:lastRowFirstColumn="0" w:lastRowLastColumn="0"/>
-              <w:rPr>
-                <w:rFonts w:cs="Arial"/>
-                <w:bCs/>
-                <w:sz w:val="22"/>
-                <w:szCs w:val="22"/>
-                <w:lang w:eastAsia="en-US"/>
-              </w:rPr>
-            </w:pPr>
-          </w:p>
-        </w:tc>
-        <w:sdt>
-          <w:sdtPr>
-            <w:rPr>
-              <w:rFonts w:eastAsia="Times New Roman" w:cs="Segoe UI"/>
-              <w:bCs/>
-              <w:sz w:val="22"/>
-              <w:szCs w:val="22"/>
-            </w:rPr>
-            <w:alias w:val="Description_VATClauseLine"/>
-            <w:tag w:val="#BC:InsertDataItem,DataItems/Header/VATClauseLine/Description_VATClauseLine"/>
-            <w:id w:val="941799959"/>
-            <w:dataBinding w:prefixMappings="xmlns:ns0='urn:microsoft-dynamics-nav/reports/Standard_Sales_Invoice/1306/'" w:xpath="/ns0:NavWordReportXmlPart[1]/ns0:Header[1]/ns0:VATClauseLine[1]/ns0:Description_VATClauseLine[1]" w:storeItemID="{00000000-0000-0000-0000-000000000000}"/>
-            <w15:color w:val="808080"/>
-            <w:text/>
-          </w:sdtPr>
-          <w:sdtEndPr/>
-          <w:sdtContent>
-            <w:tc>
-              <w:tcPr>
-                <w:tcW w:w="3052" w:type="dxa"/>
-                <w:vAlign w:val="center"/>
-              </w:tcPr>
+          <w:sdt>
+            <w:sdtPr>
+              <w:rPr/>
+              <w:alias w:val="VATIdentifier_VATClauseLine"/>
+              <w:tag w:val="#BC:InsertDataItem,DataItems/Header/VATClauseLine/VATIdentifier_VATClauseLine"/>
+              <w:id w:val="-301775843"/>
+              <w:dataBinding w:prefixMappings="&lt;xmlns:ns0='urn:microsoft-dynamics-nav/reports/Standard_Sales_Invoice/1306/' " w:xpath="/ns0:NavWordReportXmlPart[1]/ns0:Header[1]/ns0:VATClauseLine[1]/ns0:VATIdentifier_VATClauseLine[1]" w:storeItemID="{00000000-0000-0000-0000-000000000000}"/>
+              <w15:color w:val="808080"/>
+              <w:text/>
+            </w:sdtPr>
+            <w:sdtContent>
               <w:p>
                 <w:pPr>
-                  <w:spacing w:line="240" w:lineRule="exact"/>
-                  <w:jc w:val="right"/>
-                  <w:cnfStyle w:val="000000000000" w:firstRow="0" w:lastRow="0" w:firstColumn="0" w:lastColumn="0" w:oddVBand="0" w:evenVBand="0" w:oddHBand="0" w:evenHBand="0" w:firstRowFirstColumn="0" w:firstRowLastColumn="0" w:lastRowFirstColumn="0" w:lastRowLastColumn="0"/>
+                  <w:pStyle w:val="BCLabel"/>
+                  <w:spacing w:line="240" w:lineRule="auto"/>
                   <w:rPr>
-                    <w:rFonts w:eastAsia="Times New Roman" w:cs="Segoe UI"/>
-                    <w:bCs/>
-                    <w:sz w:val="22"/>
-                    <w:szCs w:val="22"/>
+                    <w:lang w:val="en-US" w:eastAsia="en-US"/>
                   </w:rPr>
                 </w:pPr>
                 <w:proofErr w:type="spellStart"/>
                 <w:r>
                   <w:rPr>
-                    <w:bCs/>
-                    <w:sz w:val="22"/>
-                    <w:szCs w:val="22"/>
+                    <w:lang w:val="en-US" w:eastAsia="en-US"/>
                   </w:rPr>
-                  <w:t>Description_VATClauseLine</w:t>
+                  <w:t>VATIdentifier_VATClauseLine</w:t>
                 </w:r>
                 <w:proofErr w:type="spellEnd"/>
               </w:p>
-            </w:tc>
-          </w:sdtContent>
-        </w:sdt>
-      </w:tr>
-      <w:tr>
-        <w:trPr>
-          <w:cnfStyle w:val="010000000000" w:firstRow="0" w:lastRow="1" w:firstColumn="0" w:lastColumn="0" w:oddVBand="0" w:evenVBand="0" w:oddHBand="0" w:evenHBand="0" w:firstRowFirstColumn="0" w:firstRowLastColumn="0" w:lastRowFirstColumn="0" w:lastRowLastColumn="0"/>
-          <w:trHeight w:val="490"/>
-        </w:trPr>
+            </w:sdtContent>
+          </w:sdt>
+        </w:tc>
         <w:sdt>
           <w:sdtPr>
-            <w:rPr>
-              <w:sz w:val="22"/>
-              <w:szCs w:val="22"/>
-            </w:rPr>
-            <w:alias w:val="RemainingAmountText"/>
-            <w:tag w:val="#BC:InsertDataItem,DataItems/Header/RemainingAmountText"/>
-            <w:id w:val="1780221101"/>
-            <w:dataBinding w:prefixMappings="xmlns:ns0='urn:microsoft-dynamics-nav/reports/Standard_Sales_Invoice/1306/'" w:xpath="/ns0:NavWordReportXmlPart[1]/ns0:Header[1]/ns0:RemainingAmountText[1]" w:storeItemID="{00000000-0000-0000-0000-000000000000}"/>
+            <w:rPr/>
+            <w:alias w:val="Description_VATClauseLine"/>
+            <w:tag w:val="#BC:InsertDataItem,DataItems/Header/VATClauseLine/Description_VATClauseLine"/>
+            <w:id w:val="941799959"/>
+            <w:dataBinding w:prefixMappings="&lt;xmlns:ns0='urn:microsoft-dynamics-nav/reports/Standard_Sales_Invoice/1306/' " w:xpath="/ns0:NavWordReportXmlPart[1]/ns0:Header[1]/ns0:VATClauseLine[1]/ns0:Description_VATClauseLine[1]" w:storeItemID="{00000000-0000-0000-0000-000000000000}"/>
             <w15:color w:val="808080"/>
             <w:text/>
           </w:sdtPr>
-          <w:sdtEndPr/>
           <w:sdtContent>
             <w:tc>
               <w:tcPr>
-                <w:cnfStyle w:val="001000000000" w:firstRow="0" w:lastRow="0" w:firstColumn="1" w:lastColumn="0" w:oddVBand="0" w:evenVBand="0" w:oddHBand="0" w:evenHBand="0" w:firstRowFirstColumn="0" w:firstRowLastColumn="0" w:lastRowFirstColumn="0" w:lastRowLastColumn="0"/>
-                <w:tcW w:w="5395" w:type="dxa"/>
+                <w:tcW w:w="2288" w:type="pct"/>
                 <w:tcBorders>
-                  <w:top w:val="none" w:color="auto" w:sz="0" w:space="0"/>
-                  <w:bottom w:val="none" w:color="auto" w:sz="0" w:space="0"/>
+                  <w:top w:val="none" w:sz="0" w:space="0" w:color="auto"/>
+                  <w:bottom w:val="none" w:sz="0" w:space="0" w:color="auto"/>
                 </w:tcBorders>
                 <w:vAlign w:val="center"/>
               </w:tcPr>
               <w:p>
                 <w:pPr>
-                  <w:spacing w:line="240" w:lineRule="exact"/>
-                  <w:textAlignment w:val="baseline"/>
+                  <w:pStyle w:val="BCLabel"/>
+                  <w:spacing w:line="240" w:lineRule="auto"/>
+                  <w:cnfStyle w:val="010000000000" w:firstRow="0" w:lastRow="1" w:firstColumn="0" w:lastColumn="0" w:oddVBand="0" w:evenVBand="0" w:oddHBand="0" w:evenHBand="0" w:firstRowFirstColumn="0" w:firstRowLastColumn="0" w:lastRowFirstColumn="0" w:lastRowLastColumn="0"/>
                   <w:rPr>
-                    <w:b w:val="0"/>
-                    <w:bCs w:val="0"/>
-                    <w:sz w:val="22"/>
-                    <w:szCs w:val="22"/>
+                    <w:lang w:eastAsia="en-US"/>
                   </w:rPr>
                 </w:pPr>
                 <w:proofErr w:type="spellStart"/>
                 <w:r>
-                  <w:rPr>
-                    <w:b w:val="0"/>
-                    <w:bCs w:val="0"/>
-                    <w:sz w:val="22"/>
-                    <w:szCs w:val="22"/>
-                  </w:rPr>
-                  <w:t>RemainingAmountText</w:t>
+                  <w:t>Description_VATClauseLine</w:t>
                 </w:r>
                 <w:proofErr w:type="spellEnd"/>
               </w:p>
@@ -3747,193 +2941,92 @@
         </w:sdt>
         <w:tc>
           <w:tcPr>
-            <w:tcW w:w="1111" w:type="dxa"/>
+            <w:tcW w:w="1161" w:type="pct"/>
             <w:tcBorders>
-              <w:top w:val="none" w:color="auto" w:sz="0" w:space="0"/>
-              <w:bottom w:val="none" w:color="auto" w:sz="0" w:space="0"/>
+              <w:top w:val="none" w:sz="0" w:space="0" w:color="auto"/>
+              <w:bottom w:val="none" w:sz="0" w:space="0" w:color="auto"/>
             </w:tcBorders>
             <w:vAlign w:val="center"/>
           </w:tcPr>
-          <w:p>
-            <w:pPr>
-              <w:spacing w:line="240" w:lineRule="exact"/>
-              <w:cnfStyle w:val="010000000000" w:firstRow="0" w:lastRow="1" w:firstColumn="0" w:lastColumn="0" w:oddVBand="0" w:evenVBand="0" w:oddHBand="0" w:evenHBand="0" w:firstRowFirstColumn="0" w:firstRowLastColumn="0" w:lastRowFirstColumn="0" w:lastRowLastColumn="0"/>
-              <w:rPr>
-                <w:rFonts w:cs="Arial"/>
-                <w:b w:val="0"/>
-                <w:bCs w:val="0"/>
-                <w:sz w:val="22"/>
-                <w:szCs w:val="22"/>
-                <w:lang w:eastAsia="en-US"/>
-              </w:rPr>
-            </w:pPr>
-          </w:p>
-        </w:tc>
-        <w:tc>
-          <w:tcPr>
-            <w:tcW w:w="466" w:type="dxa"/>
-            <w:tcBorders>
-              <w:top w:val="none" w:color="auto" w:sz="0" w:space="0"/>
-              <w:bottom w:val="none" w:color="auto" w:sz="0" w:space="0"/>
-            </w:tcBorders>
-            <w:vAlign w:val="center"/>
-          </w:tcPr>
-          <w:p>
-            <w:pPr>
-              <w:spacing w:line="240" w:lineRule="exact"/>
-              <w:cnfStyle w:val="010000000000" w:firstRow="0" w:lastRow="1" w:firstColumn="0" w:lastColumn="0" w:oddVBand="0" w:evenVBand="0" w:oddHBand="0" w:evenHBand="0" w:firstRowFirstColumn="0" w:firstRowLastColumn="0" w:lastRowFirstColumn="0" w:lastRowLastColumn="0"/>
-              <w:rPr>
-                <w:rFonts w:cs="Arial"/>
-                <w:b w:val="0"/>
-                <w:bCs w:val="0"/>
-                <w:sz w:val="22"/>
-                <w:szCs w:val="22"/>
-                <w:lang w:eastAsia="en-US"/>
-              </w:rPr>
-            </w:pPr>
-          </w:p>
-        </w:tc>
-        <w:tc>
-          <w:tcPr>
-            <w:tcW w:w="471" w:type="dxa"/>
-            <w:tcBorders>
-              <w:top w:val="none" w:color="auto" w:sz="0" w:space="0"/>
-              <w:bottom w:val="none" w:color="auto" w:sz="0" w:space="0"/>
-            </w:tcBorders>
-            <w:vAlign w:val="center"/>
-          </w:tcPr>
-          <w:p>
-            <w:pPr>
-              <w:spacing w:line="240" w:lineRule="exact"/>
-              <w:cnfStyle w:val="010000000000" w:firstRow="0" w:lastRow="1" w:firstColumn="0" w:lastColumn="0" w:oddVBand="0" w:evenVBand="0" w:oddHBand="0" w:evenHBand="0" w:firstRowFirstColumn="0" w:firstRowLastColumn="0" w:lastRowFirstColumn="0" w:lastRowLastColumn="0"/>
-              <w:rPr>
-                <w:rFonts w:cs="Arial"/>
-                <w:b w:val="0"/>
-                <w:bCs w:val="0"/>
-                <w:sz w:val="22"/>
-                <w:szCs w:val="22"/>
-                <w:lang w:eastAsia="en-US"/>
-              </w:rPr>
-            </w:pPr>
-          </w:p>
-        </w:tc>
-        <w:sdt>
-          <w:sdtPr>
-            <w:rPr>
-              <w:rFonts w:eastAsia="Times New Roman" w:cs="Segoe UI"/>
-              <w:sz w:val="22"/>
-              <w:szCs w:val="22"/>
-            </w:rPr>
-            <w:alias w:val="RemainingAmount"/>
-            <w:tag w:val="#BC:InsertDataItem,DataItems/Header/RemainingAmount"/>
-            <w:id w:val="323400471"/>
-            <w:dataBinding w:prefixMappings="xmlns:ns0='urn:microsoft-dynamics-nav/reports/Standard_Sales_Invoice/1306/'" w:xpath="/ns0:NavWordReportXmlPart[1]/ns0:Header[1]/ns0:RemainingAmount[1]" w:storeItemID="{00000000-0000-0000-0000-000000000000}"/>
-            <w15:color w:val="808080"/>
-            <w:text/>
-          </w:sdtPr>
-          <w:sdtEndPr/>
-          <w:sdtContent>
-            <w:tc>
-              <w:tcPr>
-                <w:tcW w:w="3052" w:type="dxa"/>
-                <w:tcBorders>
-                  <w:top w:val="none" w:color="auto" w:sz="0" w:space="0"/>
-                  <w:bottom w:val="none" w:color="auto" w:sz="0" w:space="0"/>
-                </w:tcBorders>
-                <w:vAlign w:val="center"/>
-              </w:tcPr>
+          <w:sdt>
+            <w:sdtPr>
+              <w:rPr/>
+              <w:alias w:val="#Nav: /Header/VATClauseLine/VATAmount_VATClauseLine"/>
+              <w:tag w:val="#Nav: Standard_Sales_Invoice/1306"/>
+              <w:id w:val="-1432200154"/>
+              <w:placeholder>
+                <w:docPart w:val="45F40B967C0F44B9862270193B2C2752"/>
+              </w:placeholder>
+              <w:dataBinding w:prefixMappings="&lt;xmlns:ns0='urn:microsoft-dynamics-nav/reports/Standard_Sales_Invoice/1306/' " w:xpath="/ns0:NavWordReportXmlPart[1]/ns0:Header[1]/ns0:VATClauseLine[1]/ns0:VATAmount_VATClauseLine[1]" w:storeItemID="{4E4D9DA5-514B-454D-BE26-D942A644F473}"/>
+              <w:text/>
+            </w:sdtPr>
+            <w:sdtContent>
               <w:p>
                 <w:pPr>
-                  <w:spacing w:line="240" w:lineRule="exact"/>
+                  <w:pStyle w:val="BCLabelNumber"/>
+                  <w:spacing w:line="240" w:lineRule="auto"/>
                   <w:jc w:val="right"/>
                   <w:cnfStyle w:val="010000000000" w:firstRow="0" w:lastRow="1" w:firstColumn="0" w:lastColumn="0" w:oddVBand="0" w:evenVBand="0" w:oddHBand="0" w:evenHBand="0" w:firstRowFirstColumn="0" w:firstRowLastColumn="0" w:lastRowFirstColumn="0" w:lastRowLastColumn="0"/>
-                  <w:rPr>
-                    <w:rFonts w:eastAsia="Times New Roman" w:cs="Segoe UI"/>
-                    <w:b w:val="0"/>
-                    <w:bCs w:val="0"/>
-                    <w:sz w:val="22"/>
-                    <w:szCs w:val="22"/>
-                  </w:rPr>
                 </w:pPr>
                 <w:proofErr w:type="spellStart"/>
                 <w:r>
-                  <w:rPr>
-                    <w:b w:val="0"/>
-                    <w:bCs w:val="0"/>
-                    <w:sz w:val="22"/>
-                    <w:szCs w:val="22"/>
-                  </w:rPr>
-                  <w:t>RemainingAmount</w:t>
+                  <w:t>VATAmount_VATClauseLine</w:t>
                 </w:r>
                 <w:proofErr w:type="spellEnd"/>
               </w:p>
-            </w:tc>
-          </w:sdtContent>
-        </w:sdt>
+            </w:sdtContent>
+          </w:sdt>
+        </w:tc>
       </w:tr>
     </w:tbl>
     <w:p>
       <w:pPr>
         <w:spacing w:after="0" w:line="240" w:lineRule="auto"/>
-        <w:rPr>
-          <w:rFonts w:ascii="Segoe UI" w:hAnsi="Segoe UI" w:cs="Segoe UI"/>
-          <w:sz w:val="22"/>
-          <w:szCs w:val="22"/>
-        </w:rPr>
       </w:pPr>
     </w:p>
     <w:tbl>
       <w:tblPr>
-        <w:tblW w:w="10498" w:type="dxa"/>
+        <w:tblStyle w:val="BCBlockTable"/>
+        <w:tblW w:w="5000" w:type="pct"/>
         <w:tblCellMar>
           <w:left w:w="0" w:type="dxa"/>
           <w:right w:w="0" w:type="dxa"/>
         </w:tblCellMar>
-        <w:tblLook w:val="0000" w:firstRow="0" w:lastRow="0" w:firstColumn="0" w:lastColumn="0" w:noHBand="0" w:noVBand="0"/>
+        <w:tblLook w:val="0620" w:firstRow="1" w:lastRow="0" w:firstColumn="0" w:lastColumn="0" w:noHBand="1" w:noVBand="1"/>
         <w:tblCaption w:val="Notes Block"/>
+        <w:tblDescription w:val="Layout table. Used for positioning, not for tabular data."/>
       </w:tblPr>
       <w:tblGrid>
         <w:gridCol w:w="10498"/>
       </w:tblGrid>
       <w:tr>
         <w:trPr>
+          <w:cantSplit/>
           <w:trHeight w:val="389"/>
         </w:trPr>
         <w:sdt>
           <w:sdtPr>
-            <w:rPr>
-              <w:i/>
-              <w:sz w:val="22"/>
-              <w:szCs w:val="28"/>
-            </w:rPr>
+            <w:rPr/>
             <w:alias w:val="LineFeeCaptionText"/>
             <w:tag w:val="#BC:InsertDataItem,DataItems/Header/LineFee/LineFeeCaptionText"/>
             <w:id w:val="-656604401"/>
-            <w:dataBinding w:prefixMappings="xmlns:ns0='urn:microsoft-dynamics-nav/reports/Standard_Sales_Invoice/1306/'" w:xpath="/ns0:NavWordReportXmlPart[1]/ns0:Header[1]/ns0:LineFee[1]/ns0:LineFeeCaptionText[1]" w:storeItemID="{00000000-0000-0000-0000-000000000000}"/>
+            <w:dataBinding w:prefixMappings="&lt;xmlns:ns0='urn:microsoft-dynamics-nav/reports/Standard_Sales_Invoice/1306/' " w:xpath="/ns0:NavWordReportXmlPart[1]/ns0:Header[1]/ns0:LineFee[1]/ns0:LineFeeCaptionText[1]" w:storeItemID="{00000000-0000-0000-0000-000000000000}"/>
             <w15:color w:val="808080"/>
             <w:text/>
           </w:sdtPr>
-          <w:sdtEndPr/>
           <w:sdtContent>
             <w:tc>
               <w:tcPr>
-                <w:tcW w:w="10485" w:type="dxa"/>
+                <w:tcW w:w="5000" w:type="pct"/>
               </w:tcPr>
               <w:p>
                 <w:pPr>
+                  <w:pStyle w:val="NoSpacing"/>
                   <w:spacing w:after="0"/>
                   <w:ind w:right="29"/>
-                  <w:rPr>
-                    <w:i/>
-                  </w:rPr>
                 </w:pPr>
                 <w:proofErr w:type="spellStart"/>
                 <w:r>
-                  <w:rPr>
-                    <w:i/>
-                    <w:sz w:val="22"/>
-                    <w:szCs w:val="28"/>
-                  </w:rPr>
                   <w:t>LineFeeCaptionText</w:t>
                 </w:r>
                 <w:proofErr w:type="spellEnd"/>
@@ -3944,95 +3037,38 @@
       </w:tr>
       <w:tr>
         <w:trPr>
+          <w:cantSplit/>
           <w:trHeight w:val="389"/>
         </w:trPr>
         <w:tc>
           <w:tcPr>
-            <w:tcW w:w="10485" w:type="dxa"/>
+            <w:tcW w:w="5000" w:type="pct"/>
           </w:tcPr>
           <w:sdt>
             <w:sdtPr>
               <w:rPr>
-                <w:i/>
-                <w:sz w:val="22"/>
-                <w:szCs w:val="28"/>
-              </w:rPr>
-              <w:alias w:val="PaymentServiceText_Url"/>
-              <w:tag w:val="#BC:InsertDataItem,DataItems/Header/PaymentReportingArgument/PaymentServiceText_Url"/>
-              <w:id w:val="-799918150"/>
-              <w:dataBinding w:prefixMappings="xmlns:ns0='urn:microsoft-dynamics-nav/reports/Standard_Sales_Invoice/1306/'" w:xpath="/ns0:NavWordReportXmlPart[1]/ns0:Header[1]/ns0:PaymentReportingArgument[1]/ns0:PaymentServiceText_Url[1]" w:storeItemID="{00000000-0000-0000-0000-000000000000}"/>
-              <w15:color w:val="808080"/>
-              <w:text/>
-            </w:sdtPr>
-            <w:sdtEndPr/>
-            <w:sdtContent>
-              <w:p>
-                <w:pPr>
-                  <w:spacing w:after="0"/>
-                  <w:ind w:right="29"/>
-                  <w:rPr>
-                    <w:i/>
-                    <w:sz w:val="22"/>
-                    <w:szCs w:val="28"/>
-                  </w:rPr>
-                </w:pPr>
-                <w:proofErr w:type="spellStart"/>
-                <w:r>
-                  <w:rPr>
-                    <w:i/>
-                    <w:sz w:val="22"/>
-                    <w:szCs w:val="28"/>
-                  </w:rPr>
-                  <w:t>PaymentServiceText_Url</w:t>
-                </w:r>
-                <w:proofErr w:type="spellEnd"/>
-              </w:p>
-            </w:sdtContent>
-          </w:sdt>
-        </w:tc>
-      </w:tr>
-      <w:tr>
-        <w:trPr>
-          <w:trHeight w:val="389"/>
-        </w:trPr>
-        <w:tc>
-          <w:tcPr>
-            <w:tcW w:w="10485" w:type="dxa"/>
-          </w:tcPr>
-          <w:sdt>
-            <w:sdtPr>
-              <w:rPr>
-                <w:i/>
-                <w:sz w:val="22"/>
-                <w:szCs w:val="28"/>
                 <w:lang w:val="da-DK"/>
               </w:rPr>
               <w:alias w:val="WorkDescriptionLine"/>
               <w:tag w:val="#BC:InsertDataItem,DataItems/Header/WorkDescriptionLines/WorkDescriptionLine"/>
               <w:id w:val="-1095937099"/>
-              <w:dataBinding w:prefixMappings="xmlns:ns0='urn:microsoft-dynamics-nav/reports/Standard_Sales_Invoice/1306/'" w:xpath="/ns0:NavWordReportXmlPart[1]/ns0:Header[1]/ns0:WorkDescriptionLines[1]/ns0:WorkDescriptionLine[1]" w:storeItemID="{00000000-0000-0000-0000-000000000000}"/>
+              <w:dataBinding w:prefixMappings="&lt;xmlns:ns0='urn:microsoft-dynamics-nav/reports/Standard_Sales_Invoice/1306/' " w:xpath="/ns0:NavWordReportXmlPart[1]/ns0:Header[1]/ns0:WorkDescriptionLines[1]/ns0:WorkDescriptionLine[1]" w:storeItemID="{00000000-0000-0000-0000-000000000000}"/>
               <w15:color w:val="808080"/>
               <w:text/>
             </w:sdtPr>
-            <w:sdtEndPr/>
             <w:sdtContent>
               <w:p>
                 <w:pPr>
+                  <w:pStyle w:val="NoSpacing"/>
                   <w:spacing w:after="0"/>
                   <w:ind w:right="29"/>
                   <w:rPr>
-                    <w:i/>
-                    <w:sz w:val="22"/>
-                    <w:szCs w:val="28"/>
                     <w:lang w:val="da-DK"/>
                   </w:rPr>
                 </w:pPr>
                 <w:proofErr w:type="spellStart"/>
                 <w:r>
                   <w:rPr>
-                    <w:i/>
-                    <w:sz w:val="22"/>
-                    <w:szCs w:val="28"/>
                     <w:lang w:val="da-DK"/>
                   </w:rPr>
                   <w:t>WorkDescriptionLine</w:t>
@@ -4043,13 +3079,77 @@
           </w:sdt>
         </w:tc>
       </w:tr>
+      <w:tr>
+        <w:trPr>
+          <w:cantSplit/>
+          <w:trHeight w:val="389"/>
+        </w:trPr>
+        <w:sdt>
+          <w:sdtPr>
+            <w:rPr>
+              <w:lang w:val="da-DK"/>
+            </w:rPr>
+            <w:alias w:val="CompanyLegalStatement"/>
+            <w:tag w:val="#BC:InsertDataItem,DataItems/Header/CompanyLegalStatement"/>
+            <w:id w:val="450822088"/>
+            <w:placeholder>
+              <w:docPart w:val="DefaultPlaceholder_-1854013440"/>
+            </w:placeholder>
+            <w15:color w:val="808080"/>
+            <w:text/>
+          </w:sdtPr>
+          <w:sdtContent>
+            <w:tc>
+              <w:tcPr>
+                <w:tcW w:w="5000" w:type="pct"/>
+              </w:tcPr>
+              <w:p>
+                <w:pPr>
+                  <w:pStyle w:val="NoSpacing"/>
+                  <w:spacing w:after="0"/>
+                  <w:ind w:right="29"/>
+                  <w:rPr>
+                    <w:lang w:val="da-DK"/>
+                  </w:rPr>
+                </w:pPr>
+                <w:proofErr w:type="spellStart"/>
+                <w:r>
+                  <w:rPr>
+                    <w:lang w:val="da-DK"/>
+                  </w:rPr>
+                  <w:t>CompanyLegalStatement</w:t>
+                </w:r>
+                <w:proofErr w:type="spellEnd"/>
+              </w:p>
+            </w:tc>
+          </w:sdtContent>
+        </w:sdt>
+      </w:tr>
+      <w:tr>
+        <w:trPr>
+          <w:cantSplit/>
+          <w:trHeight w:val="389"/>
+        </w:trPr>
+        <w:tc>
+          <w:tcPr>
+            <w:tcW w:w="5000" w:type="pct"/>
+          </w:tcPr>
+          <w:p>
+            <w:pPr>
+              <w:pStyle w:val="NoSpacing"/>
+              <w:spacing w:after="0"/>
+              <w:ind w:right="29"/>
+              <w:rPr>
+                <w:lang w:val="da-DK"/>
+              </w:rPr>
+            </w:pPr>
+          </w:p>
+        </w:tc>
+      </w:tr>
     </w:tbl>
     <w:p>
       <w:pPr>
         <w:rPr>
-          <w:rFonts w:ascii="Segoe UI" w:hAnsi="Segoe UI" w:cs="Segoe UI"/>
-          <w:sz w:val="22"/>
-          <w:szCs w:val="22"/>
           <w:lang w:val="da-DK"/>
         </w:rPr>
       </w:pPr>
@@ -4057,14 +3157,118 @@
     <w:p>
       <w:pPr>
         <w:rPr>
-          <w:rFonts w:ascii="Segoe UI" w:hAnsi="Segoe UI" w:cs="Segoe UI"/>
-          <w:sz w:val="22"/>
-          <w:szCs w:val="22"/>
+          <w:lang w:val="da-DK"/>
+        </w:rPr>
+      </w:pPr>
+    </w:p>
+    <w:p>
+      <w:pPr>
+        <w:rPr>
+          <w:lang w:val="da-DK"/>
+        </w:rPr>
+      </w:pPr>
+      <w:sdt>
+        <w:sdtPr>
+          <w:alias w:val="#Nav: /Header/PaymentReportingArgument/PaymentServiceLogo"/>
+          <w:tag w:val="#Nav: Standard_Sales_Invoice/1306"/>
+          <w:id w:val="-804161553"/>
+          <w:dataBinding w:prefixMappings="xmlns:ns0='urn:microsoft-dynamics-nav/reports/Standard_Sales_Invoice/1306/'" w:xpath="/ns0:NavWordReportXmlPart[1]/ns0:Header[1]/ns0:PaymentReportingArgument[1]/ns0:PaymentServiceLogo[1]" w:storeItemID="{4E4D9DA5-514B-454D-BE26-D942A644F473}"/>
+          <w:picture/>
+        </w:sdtPr>
+        <w:sdtContent>
+          <w:r>
+            <w:rPr>
+              <w:noProof/>
+            </w:rPr>
+            <w:drawing>
+              <wp:inline distT="0" distB="0" distL="0" distR="0" wp14:anchorId="59F0E17B" wp14:editId="0907023B">
+                <wp:extent cx="1080000" cy="1079863"/>
+                <wp:effectExtent l="0" t="0" r="6350" b="6350"/>
+                <wp:docPr id="1" name="Picture 1"/>
+                <wp:cNvGraphicFramePr>
+                  <a:graphicFrameLocks xmlns:a="http://schemas.openxmlformats.org/drawingml/2006/main" noChangeAspect="1"/>
+                </wp:cNvGraphicFramePr>
+                <a:graphic xmlns:a="http://schemas.openxmlformats.org/drawingml/2006/main">
+                  <a:graphicData uri="http://schemas.openxmlformats.org/drawingml/2006/picture">
+                    <pic:pic xmlns:pic="http://schemas.openxmlformats.org/drawingml/2006/picture">
+                      <pic:nvPicPr>
+                        <pic:cNvPr id="1" name="Picture 1"/>
+                        <pic:cNvPicPr>
+                          <a:picLocks noChangeAspect="1" noChangeArrowheads="1"/>
+                        </pic:cNvPicPr>
+                      </pic:nvPicPr>
+                      <pic:blipFill>
+                        <a:blip r:embed="rId8"/>
+                        <a:srcRect t="6" b="6"/>
+                        <a:stretch>
+                          <a:fillRect/>
+                        </a:stretch>
+                      </pic:blipFill>
+                      <pic:spPr bwMode="auto">
+                        <a:xfrm>
+                          <a:off x="0" y="0"/>
+                          <a:ext cx="1080000" cy="1079863"/>
+                        </a:xfrm>
+                        <a:prstGeom prst="rect">
+                          <a:avLst/>
+                        </a:prstGeom>
+                        <a:noFill/>
+                        <a:ln>
+                          <a:noFill/>
+                        </a:ln>
+                        <a:extLst>
+                          <a:ext uri="{53640926-AAD7-44D8-BBD7-CCE9431645EC}">
+                            <a14:shadowObscured xmlns:a14="http://schemas.microsoft.com/office/drawing/2010/main"/>
+                          </a:ext>
+                        </a:extLst>
+                      </pic:spPr>
+                    </pic:pic>
+                  </a:graphicData>
+                </a:graphic>
+              </wp:inline>
+            </w:drawing>
+          </w:r>
+        </w:sdtContent>
+      </w:sdt>
+    </w:p>
+    <w:sdt>
+      <w:sdtPr>
+        <w:rPr/>
+        <w:alias w:val="PaymentServiceText_Url"/>
+        <w:tag w:val="#BC:InsertDataItem,DataItems/Header/PaymentReportingArgument/PaymentServiceText_Url"/>
+        <w:id w:val="-799918150"/>
+        <w:dataBinding w:prefixMappings="&lt;xmlns:ns0='urn:microsoft-dynamics-nav/reports/Standard_Sales_Invoice/1306/' " w:xpath="/ns0:NavWordReportXmlPart[1]/ns0:Header[1]/ns0:PaymentReportingArgument[1]/ns0:PaymentServiceText_Url[1]" w:storeItemID="{00000000-0000-0000-0000-000000000000}"/>
+        <w15:color w:val="808080"/>
+        <w:text/>
+      </w:sdtPr>
+      <w:sdtContent>
+        <w:p>
+          <w:pPr>
+            <w:spacing w:after="0"/>
+            <w:ind w:right="29"/>
+          </w:pPr>
+          <w:proofErr w:type="spellStart"/>
+          <w:r>
+            <w:t>PaymentServiceText_Url</w:t>
+          </w:r>
+          <w:proofErr w:type="spellEnd"/>
+        </w:p>
+      </w:sdtContent>
+    </w:sdt>
+    <w:p>
+      <w:pPr>
+        <w:rPr>
           <w:lang w:val="da-DK"/>
         </w:rPr>
       </w:pPr>
     </w:p>
     <w:sectPr>
+      <w:headerReference w:type="even" r:id="rId9"/>
+      <w:headerReference w:type="default" r:id="rId10"/>
+      <w:footerReference w:type="even" r:id="rId11"/>
+      <w:footerReference w:type="default" r:id="rId12"/>
+      <w:headerReference w:type="first" r:id="rId13"/>
+      <w:footerReference w:type="first" r:id="rId14"/>
       <w:pgSz w:w="11907" w:h="16839" w:code="9"/>
       <w:pgMar w:top="576" w:right="706" w:bottom="576" w:left="706" w:header="567" w:footer="102" w:gutter="0"/>
       <w:cols w:space="708"/>
@@ -4076,7 +3280,7 @@
 </file>
 
 <file path=word/endnotes.xml><?xml version="1.0" encoding="utf-8"?>
-<w:endnotes xmlns:wpc="http://schemas.microsoft.com/office/word/2010/wordprocessingCanvas" xmlns:cx="http://schemas.microsoft.com/office/drawing/2014/chartex" xmlns:cx1="http://schemas.microsoft.com/office/drawing/2015/9/8/chartex" xmlns:cx2="http://schemas.microsoft.com/office/drawing/2015/10/21/chartex" xmlns:cx3="http://schemas.microsoft.com/office/drawing/2016/5/9/chartex" xmlns:cx4="http://schemas.microsoft.com/office/drawing/2016/5/10/chartex" xmlns:cx5="http://schemas.microsoft.com/office/drawing/2016/5/11/chartex" xmlns:cx6="http://schemas.microsoft.com/office/drawing/2016/5/12/chartex" xmlns:cx7="http://schemas.microsoft.com/office/drawing/2016/5/13/chartex" xmlns:cx8="http://schemas.microsoft.com/office/drawing/2016/5/14/chartex" xmlns:mc="http://schemas.openxmlformats.org/markup-compatibility/2006" xmlns:aink="http://schemas.microsoft.com/office/drawing/2016/ink" xmlns:am3d="http://schemas.microsoft.com/office/drawing/2017/model3d" xmlns:o="urn:schemas-microsoft-com:office:office" xmlns:oel="http://schemas.microsoft.com/office/2019/extlst" xmlns:r="http://schemas.openxmlformats.org/officeDocument/2006/relationships" xmlns:m="http://schemas.openxmlformats.org/officeDocument/2006/math" xmlns:v="urn:schemas-microsoft-com:vml" xmlns:wp14="http://schemas.microsoft.com/office/word/2010/wordprocessingDrawing" xmlns:wp="http://schemas.openxmlformats.org/drawingml/2006/wordprocessingDrawing" xmlns:w10="urn:schemas-microsoft-com:office:word" xmlns:w="http://schemas.openxmlformats.org/wordprocessingml/2006/main" xmlns:w14="http://schemas.microsoft.com/office/word/2010/wordml" xmlns:w15="http://schemas.microsoft.com/office/word/2012/wordml" xmlns:w16cex="http://schemas.microsoft.com/office/word/2018/wordml/cex" xmlns:w16cid="http://schemas.microsoft.com/office/word/2016/wordml/cid" xmlns:w16="http://schemas.microsoft.com/office/word/2018/wordml" xmlns:w16du="http://schemas.microsoft.com/office/word/2023/wordml/word16du" xmlns:w16sdtdh="http://schemas.microsoft.com/office/word/2020/wordml/sdtdatahash" xmlns:w16sdtfl="http://schemas.microsoft.com/office/word/2024/wordml/sdtformatlock" xmlns:w16se="http://schemas.microsoft.com/office/word/2015/wordml/symex" xmlns:wpg="http://schemas.microsoft.com/office/word/2010/wordprocessingGroup" xmlns:wpi="http://schemas.microsoft.com/office/word/2010/wordprocessingInk" xmlns:wne="http://schemas.microsoft.com/office/word/2006/wordml" xmlns:wps="http://schemas.microsoft.com/office/word/2010/wordprocessingShape" mc:Ignorable="w14 w15 w16se w16cid w16 w16cex w16sdtdh w16sdtfl w16du wp14">
+<w:endnotes xmlns:wpc="http://schemas.microsoft.com/office/word/2010/wordprocessingCanvas" xmlns:cx="http://schemas.microsoft.com/office/drawing/2014/chartex" xmlns:cx1="http://schemas.microsoft.com/office/drawing/2015/9/8/chartex" xmlns:cx2="http://schemas.microsoft.com/office/drawing/2015/10/21/chartex" xmlns:cx3="http://schemas.microsoft.com/office/drawing/2016/5/9/chartex" xmlns:cx4="http://schemas.microsoft.com/office/drawing/2016/5/10/chartex" xmlns:cx5="http://schemas.microsoft.com/office/drawing/2016/5/11/chartex" xmlns:cx6="http://schemas.microsoft.com/office/drawing/2016/5/12/chartex" xmlns:cx7="http://schemas.microsoft.com/office/drawing/2016/5/13/chartex" xmlns:cx8="http://schemas.microsoft.com/office/drawing/2016/5/14/chartex" xmlns:mc="http://schemas.openxmlformats.org/markup-compatibility/2006" xmlns:aink="http://schemas.microsoft.com/office/drawing/2016/ink" xmlns:am3d="http://schemas.microsoft.com/office/drawing/2017/model3d" xmlns:o="urn:schemas-microsoft-com:office:office" xmlns:oel="http://schemas.microsoft.com/office/2019/extlst" xmlns:r="http://schemas.openxmlformats.org/officeDocument/2006/relationships" xmlns:m="http://schemas.openxmlformats.org/officeDocument/2006/math" xmlns:v="urn:schemas-microsoft-com:vml" xmlns:wp14="http://schemas.microsoft.com/office/word/2010/wordprocessingDrawing" xmlns:wp="http://schemas.openxmlformats.org/drawingml/2006/wordprocessingDrawing" xmlns:w10="urn:schemas-microsoft-com:office:word" xmlns:w="http://schemas.openxmlformats.org/wordprocessingml/2006/main" xmlns:w14="http://schemas.microsoft.com/office/word/2010/wordml" xmlns:w15="http://schemas.microsoft.com/office/word/2012/wordml" xmlns:w16cei="http://schemas.microsoft.com/office/word/2026/wordml/cei" xmlns:w16cex="http://schemas.microsoft.com/office/word/2018/wordml/cex" xmlns:w16cid="http://schemas.microsoft.com/office/word/2016/wordml/cid" xmlns:w16="http://schemas.microsoft.com/office/word/2018/wordml" xmlns:w16du="http://schemas.microsoft.com/office/word/2023/wordml/word16du" xmlns:w16sdtdh="http://schemas.microsoft.com/office/word/2020/wordml/sdtdatahash" xmlns:w16sdtfl="http://schemas.microsoft.com/office/word/2024/wordml/sdtformatlock" xmlns:w16se="http://schemas.microsoft.com/office/word/2015/wordml/symex" xmlns:wpg="http://schemas.microsoft.com/office/word/2010/wordprocessingGroup" xmlns:wpi="http://schemas.microsoft.com/office/word/2010/wordprocessingInk" xmlns:wne="http://schemas.microsoft.com/office/word/2006/wordml" xmlns:wps="http://schemas.microsoft.com/office/word/2010/wordprocessingShape" mc:Ignorable="w14 w15 w16se w16cid w16 w16cex w16sdtdh w16sdtfl w16du wp14">
   <w:endnote w:type="separator" w:id="-1">
     <w:p>
       <w:pPr>
@@ -4100,8 +3304,38 @@
 </w:endnotes>
 </file>
 
+<file path=word/footer1.xml><?xml version="1.0" encoding="utf-8"?>
+<w:ftr xmlns:wpc="http://schemas.microsoft.com/office/word/2010/wordprocessingCanvas" xmlns:cx="http://schemas.microsoft.com/office/drawing/2014/chartex" xmlns:cx1="http://schemas.microsoft.com/office/drawing/2015/9/8/chartex" xmlns:cx2="http://schemas.microsoft.com/office/drawing/2015/10/21/chartex" xmlns:cx3="http://schemas.microsoft.com/office/drawing/2016/5/9/chartex" xmlns:cx4="http://schemas.microsoft.com/office/drawing/2016/5/10/chartex" xmlns:cx5="http://schemas.microsoft.com/office/drawing/2016/5/11/chartex" xmlns:cx6="http://schemas.microsoft.com/office/drawing/2016/5/12/chartex" xmlns:cx7="http://schemas.microsoft.com/office/drawing/2016/5/13/chartex" xmlns:cx8="http://schemas.microsoft.com/office/drawing/2016/5/14/chartex" xmlns:mc="http://schemas.openxmlformats.org/markup-compatibility/2006" xmlns:aink="http://schemas.microsoft.com/office/drawing/2016/ink" xmlns:am3d="http://schemas.microsoft.com/office/drawing/2017/model3d" xmlns:o="urn:schemas-microsoft-com:office:office" xmlns:oel="http://schemas.microsoft.com/office/2019/extlst" xmlns:r="http://schemas.openxmlformats.org/officeDocument/2006/relationships" xmlns:m="http://schemas.openxmlformats.org/officeDocument/2006/math" xmlns:v="urn:schemas-microsoft-com:vml" xmlns:wp14="http://schemas.microsoft.com/office/word/2010/wordprocessingDrawing" xmlns:wp="http://schemas.openxmlformats.org/drawingml/2006/wordprocessingDrawing" xmlns:w10="urn:schemas-microsoft-com:office:word" xmlns:w="http://schemas.openxmlformats.org/wordprocessingml/2006/main" xmlns:w14="http://schemas.microsoft.com/office/word/2010/wordml" xmlns:w15="http://schemas.microsoft.com/office/word/2012/wordml" xmlns:w16cei="http://schemas.microsoft.com/office/word/2026/wordml/cei" xmlns:w16cex="http://schemas.microsoft.com/office/word/2018/wordml/cex" xmlns:w16cid="http://schemas.microsoft.com/office/word/2016/wordml/cid" xmlns:w16="http://schemas.microsoft.com/office/word/2018/wordml" xmlns:w16du="http://schemas.microsoft.com/office/word/2023/wordml/word16du" xmlns:w16sdtdh="http://schemas.microsoft.com/office/word/2020/wordml/sdtdatahash" xmlns:w16sdtfl="http://schemas.microsoft.com/office/word/2024/wordml/sdtformatlock" xmlns:w16se="http://schemas.microsoft.com/office/word/2015/wordml/symex" xmlns:wpg="http://schemas.microsoft.com/office/word/2010/wordprocessingGroup" xmlns:wpi="http://schemas.microsoft.com/office/word/2010/wordprocessingInk" xmlns:wne="http://schemas.microsoft.com/office/word/2006/wordml" xmlns:wps="http://schemas.microsoft.com/office/word/2010/wordprocessingShape" mc:Ignorable="w14 w15 w16se w16cid w16 w16cex w16sdtdh w16sdtfl w16du wp14">
+  <w:p>
+    <w:pPr>
+      <w:pStyle w:val="Footer"/>
+    </w:pPr>
+  </w:p>
+</w:ftr>
+</file>
+
+<file path=word/footer2.xml><?xml version="1.0" encoding="utf-8"?>
+<w:ftr xmlns:wpc="http://schemas.microsoft.com/office/word/2010/wordprocessingCanvas" xmlns:cx="http://schemas.microsoft.com/office/drawing/2014/chartex" xmlns:cx1="http://schemas.microsoft.com/office/drawing/2015/9/8/chartex" xmlns:cx2="http://schemas.microsoft.com/office/drawing/2015/10/21/chartex" xmlns:cx3="http://schemas.microsoft.com/office/drawing/2016/5/9/chartex" xmlns:cx4="http://schemas.microsoft.com/office/drawing/2016/5/10/chartex" xmlns:cx5="http://schemas.microsoft.com/office/drawing/2016/5/11/chartex" xmlns:cx6="http://schemas.microsoft.com/office/drawing/2016/5/12/chartex" xmlns:cx7="http://schemas.microsoft.com/office/drawing/2016/5/13/chartex" xmlns:cx8="http://schemas.microsoft.com/office/drawing/2016/5/14/chartex" xmlns:mc="http://schemas.openxmlformats.org/markup-compatibility/2006" xmlns:aink="http://schemas.microsoft.com/office/drawing/2016/ink" xmlns:am3d="http://schemas.microsoft.com/office/drawing/2017/model3d" xmlns:o="urn:schemas-microsoft-com:office:office" xmlns:oel="http://schemas.microsoft.com/office/2019/extlst" xmlns:r="http://schemas.openxmlformats.org/officeDocument/2006/relationships" xmlns:m="http://schemas.openxmlformats.org/officeDocument/2006/math" xmlns:v="urn:schemas-microsoft-com:vml" xmlns:wp14="http://schemas.microsoft.com/office/word/2010/wordprocessingDrawing" xmlns:wp="http://schemas.openxmlformats.org/drawingml/2006/wordprocessingDrawing" xmlns:w10="urn:schemas-microsoft-com:office:word" xmlns:w="http://schemas.openxmlformats.org/wordprocessingml/2006/main" xmlns:w14="http://schemas.microsoft.com/office/word/2010/wordml" xmlns:w15="http://schemas.microsoft.com/office/word/2012/wordml" xmlns:w16cei="http://schemas.microsoft.com/office/word/2026/wordml/cei" xmlns:w16cex="http://schemas.microsoft.com/office/word/2018/wordml/cex" xmlns:w16cid="http://schemas.microsoft.com/office/word/2016/wordml/cid" xmlns:w16="http://schemas.microsoft.com/office/word/2018/wordml" xmlns:w16du="http://schemas.microsoft.com/office/word/2023/wordml/word16du" xmlns:w16sdtdh="http://schemas.microsoft.com/office/word/2020/wordml/sdtdatahash" xmlns:w16sdtfl="http://schemas.microsoft.com/office/word/2024/wordml/sdtformatlock" xmlns:w16se="http://schemas.microsoft.com/office/word/2015/wordml/symex" xmlns:wpg="http://schemas.microsoft.com/office/word/2010/wordprocessingGroup" xmlns:wpi="http://schemas.microsoft.com/office/word/2010/wordprocessingInk" xmlns:wne="http://schemas.microsoft.com/office/word/2006/wordml" xmlns:wps="http://schemas.microsoft.com/office/word/2010/wordprocessingShape" mc:Ignorable="w14 w15 w16se w16cid w16 w16cex w16sdtdh w16sdtfl w16du wp14">
+  <w:p>
+    <w:pPr>
+      <w:pStyle w:val="Footer"/>
+    </w:pPr>
+  </w:p>
+</w:ftr>
+</file>
+
+<file path=word/footer3.xml><?xml version="1.0" encoding="utf-8"?>
+<w:ftr xmlns:wpc="http://schemas.microsoft.com/office/word/2010/wordprocessingCanvas" xmlns:cx="http://schemas.microsoft.com/office/drawing/2014/chartex" xmlns:cx1="http://schemas.microsoft.com/office/drawing/2015/9/8/chartex" xmlns:cx2="http://schemas.microsoft.com/office/drawing/2015/10/21/chartex" xmlns:cx3="http://schemas.microsoft.com/office/drawing/2016/5/9/chartex" xmlns:cx4="http://schemas.microsoft.com/office/drawing/2016/5/10/chartex" xmlns:cx5="http://schemas.microsoft.com/office/drawing/2016/5/11/chartex" xmlns:cx6="http://schemas.microsoft.com/office/drawing/2016/5/12/chartex" xmlns:cx7="http://schemas.microsoft.com/office/drawing/2016/5/13/chartex" xmlns:cx8="http://schemas.microsoft.com/office/drawing/2016/5/14/chartex" xmlns:mc="http://schemas.openxmlformats.org/markup-compatibility/2006" xmlns:aink="http://schemas.microsoft.com/office/drawing/2016/ink" xmlns:am3d="http://schemas.microsoft.com/office/drawing/2017/model3d" xmlns:o="urn:schemas-microsoft-com:office:office" xmlns:oel="http://schemas.microsoft.com/office/2019/extlst" xmlns:r="http://schemas.openxmlformats.org/officeDocument/2006/relationships" xmlns:m="http://schemas.openxmlformats.org/officeDocument/2006/math" xmlns:v="urn:schemas-microsoft-com:vml" xmlns:wp14="http://schemas.microsoft.com/office/word/2010/wordprocessingDrawing" xmlns:wp="http://schemas.openxmlformats.org/drawingml/2006/wordprocessingDrawing" xmlns:w10="urn:schemas-microsoft-com:office:word" xmlns:w="http://schemas.openxmlformats.org/wordprocessingml/2006/main" xmlns:w14="http://schemas.microsoft.com/office/word/2010/wordml" xmlns:w15="http://schemas.microsoft.com/office/word/2012/wordml" xmlns:w16cei="http://schemas.microsoft.com/office/word/2026/wordml/cei" xmlns:w16cex="http://schemas.microsoft.com/office/word/2018/wordml/cex" xmlns:w16cid="http://schemas.microsoft.com/office/word/2016/wordml/cid" xmlns:w16="http://schemas.microsoft.com/office/word/2018/wordml" xmlns:w16du="http://schemas.microsoft.com/office/word/2023/wordml/word16du" xmlns:w16sdtdh="http://schemas.microsoft.com/office/word/2020/wordml/sdtdatahash" xmlns:w16sdtfl="http://schemas.microsoft.com/office/word/2024/wordml/sdtformatlock" xmlns:w16se="http://schemas.microsoft.com/office/word/2015/wordml/symex" xmlns:wpg="http://schemas.microsoft.com/office/word/2010/wordprocessingGroup" xmlns:wpi="http://schemas.microsoft.com/office/word/2010/wordprocessingInk" xmlns:wne="http://schemas.microsoft.com/office/word/2006/wordml" xmlns:wps="http://schemas.microsoft.com/office/word/2010/wordprocessingShape" mc:Ignorable="w14 w15 w16se w16cid w16 w16cex w16sdtdh w16sdtfl w16du wp14">
+  <w:p>
+    <w:pPr>
+      <w:pStyle w:val="Footer"/>
+    </w:pPr>
+  </w:p>
+</w:ftr>
+</file>
+
 <file path=word/footnotes.xml><?xml version="1.0" encoding="utf-8"?>
-<w:footnotes xmlns:wpc="http://schemas.microsoft.com/office/word/2010/wordprocessingCanvas" xmlns:cx="http://schemas.microsoft.com/office/drawing/2014/chartex" xmlns:cx1="http://schemas.microsoft.com/office/drawing/2015/9/8/chartex" xmlns:cx2="http://schemas.microsoft.com/office/drawing/2015/10/21/chartex" xmlns:cx3="http://schemas.microsoft.com/office/drawing/2016/5/9/chartex" xmlns:cx4="http://schemas.microsoft.com/office/drawing/2016/5/10/chartex" xmlns:cx5="http://schemas.microsoft.com/office/drawing/2016/5/11/chartex" xmlns:cx6="http://schemas.microsoft.com/office/drawing/2016/5/12/chartex" xmlns:cx7="http://schemas.microsoft.com/office/drawing/2016/5/13/chartex" xmlns:cx8="http://schemas.microsoft.com/office/drawing/2016/5/14/chartex" xmlns:mc="http://schemas.openxmlformats.org/markup-compatibility/2006" xmlns:aink="http://schemas.microsoft.com/office/drawing/2016/ink" xmlns:am3d="http://schemas.microsoft.com/office/drawing/2017/model3d" xmlns:o="urn:schemas-microsoft-com:office:office" xmlns:oel="http://schemas.microsoft.com/office/2019/extlst" xmlns:r="http://schemas.openxmlformats.org/officeDocument/2006/relationships" xmlns:m="http://schemas.openxmlformats.org/officeDocument/2006/math" xmlns:v="urn:schemas-microsoft-com:vml" xmlns:wp14="http://schemas.microsoft.com/office/word/2010/wordprocessingDrawing" xmlns:wp="http://schemas.openxmlformats.org/drawingml/2006/wordprocessingDrawing" xmlns:w10="urn:schemas-microsoft-com:office:word" xmlns:w="http://schemas.openxmlformats.org/wordprocessingml/2006/main" xmlns:w14="http://schemas.microsoft.com/office/word/2010/wordml" xmlns:w15="http://schemas.microsoft.com/office/word/2012/wordml" xmlns:w16cex="http://schemas.microsoft.com/office/word/2018/wordml/cex" xmlns:w16cid="http://schemas.microsoft.com/office/word/2016/wordml/cid" xmlns:w16="http://schemas.microsoft.com/office/word/2018/wordml" xmlns:w16du="http://schemas.microsoft.com/office/word/2023/wordml/word16du" xmlns:w16sdtdh="http://schemas.microsoft.com/office/word/2020/wordml/sdtdatahash" xmlns:w16sdtfl="http://schemas.microsoft.com/office/word/2024/wordml/sdtformatlock" xmlns:w16se="http://schemas.microsoft.com/office/word/2015/wordml/symex" xmlns:wpg="http://schemas.microsoft.com/office/word/2010/wordprocessingGroup" xmlns:wpi="http://schemas.microsoft.com/office/word/2010/wordprocessingInk" xmlns:wne="http://schemas.microsoft.com/office/word/2006/wordml" xmlns:wps="http://schemas.microsoft.com/office/word/2010/wordprocessingShape" mc:Ignorable="w14 w15 w16se w16cid w16 w16cex w16sdtdh w16sdtfl w16du wp14">
+<w:footnotes xmlns:wpc="http://schemas.microsoft.com/office/word/2010/wordprocessingCanvas" xmlns:cx="http://schemas.microsoft.com/office/drawing/2014/chartex" xmlns:cx1="http://schemas.microsoft.com/office/drawing/2015/9/8/chartex" xmlns:cx2="http://schemas.microsoft.com/office/drawing/2015/10/21/chartex" xmlns:cx3="http://schemas.microsoft.com/office/drawing/2016/5/9/chartex" xmlns:cx4="http://schemas.microsoft.com/office/drawing/2016/5/10/chartex" xmlns:cx5="http://schemas.microsoft.com/office/drawing/2016/5/11/chartex" xmlns:cx6="http://schemas.microsoft.com/office/drawing/2016/5/12/chartex" xmlns:cx7="http://schemas.microsoft.com/office/drawing/2016/5/13/chartex" xmlns:cx8="http://schemas.microsoft.com/office/drawing/2016/5/14/chartex" xmlns:mc="http://schemas.openxmlformats.org/markup-compatibility/2006" xmlns:aink="http://schemas.microsoft.com/office/drawing/2016/ink" xmlns:am3d="http://schemas.microsoft.com/office/drawing/2017/model3d" xmlns:o="urn:schemas-microsoft-com:office:office" xmlns:oel="http://schemas.microsoft.com/office/2019/extlst" xmlns:r="http://schemas.openxmlformats.org/officeDocument/2006/relationships" xmlns:m="http://schemas.openxmlformats.org/officeDocument/2006/math" xmlns:v="urn:schemas-microsoft-com:vml" xmlns:wp14="http://schemas.microsoft.com/office/word/2010/wordprocessingDrawing" xmlns:wp="http://schemas.openxmlformats.org/drawingml/2006/wordprocessingDrawing" xmlns:w10="urn:schemas-microsoft-com:office:word" xmlns:w="http://schemas.openxmlformats.org/wordprocessingml/2006/main" xmlns:w14="http://schemas.microsoft.com/office/word/2010/wordml" xmlns:w15="http://schemas.microsoft.com/office/word/2012/wordml" xmlns:w16cei="http://schemas.microsoft.com/office/word/2026/wordml/cei" xmlns:w16cex="http://schemas.microsoft.com/office/word/2018/wordml/cex" xmlns:w16cid="http://schemas.microsoft.com/office/word/2016/wordml/cid" xmlns:w16="http://schemas.microsoft.com/office/word/2018/wordml" xmlns:w16du="http://schemas.microsoft.com/office/word/2023/wordml/word16du" xmlns:w16sdtdh="http://schemas.microsoft.com/office/word/2020/wordml/sdtdatahash" xmlns:w16sdtfl="http://schemas.microsoft.com/office/word/2024/wordml/sdtformatlock" xmlns:w16se="http://schemas.microsoft.com/office/word/2015/wordml/symex" xmlns:wpg="http://schemas.microsoft.com/office/word/2010/wordprocessingGroup" xmlns:wpi="http://schemas.microsoft.com/office/word/2010/wordprocessingInk" xmlns:wne="http://schemas.microsoft.com/office/word/2006/wordml" xmlns:wps="http://schemas.microsoft.com/office/word/2010/wordprocessingShape" mc:Ignorable="w14 w15 w16se w16cid w16 w16cex w16sdtdh w16sdtfl w16du wp14">
   <w:footnote w:type="separator" w:id="-1">
     <w:p>
       <w:pPr>
@@ -4123,6 +3357,36 @@
     </w:p>
   </w:footnote>
 </w:footnotes>
+</file>
+
+<file path=word/header1.xml><?xml version="1.0" encoding="utf-8"?>
+<w:hdr xmlns:wpc="http://schemas.microsoft.com/office/word/2010/wordprocessingCanvas" xmlns:cx="http://schemas.microsoft.com/office/drawing/2014/chartex" xmlns:cx1="http://schemas.microsoft.com/office/drawing/2015/9/8/chartex" xmlns:cx2="http://schemas.microsoft.com/office/drawing/2015/10/21/chartex" xmlns:cx3="http://schemas.microsoft.com/office/drawing/2016/5/9/chartex" xmlns:cx4="http://schemas.microsoft.com/office/drawing/2016/5/10/chartex" xmlns:cx5="http://schemas.microsoft.com/office/drawing/2016/5/11/chartex" xmlns:cx6="http://schemas.microsoft.com/office/drawing/2016/5/12/chartex" xmlns:cx7="http://schemas.microsoft.com/office/drawing/2016/5/13/chartex" xmlns:cx8="http://schemas.microsoft.com/office/drawing/2016/5/14/chartex" xmlns:mc="http://schemas.openxmlformats.org/markup-compatibility/2006" xmlns:aink="http://schemas.microsoft.com/office/drawing/2016/ink" xmlns:am3d="http://schemas.microsoft.com/office/drawing/2017/model3d" xmlns:o="urn:schemas-microsoft-com:office:office" xmlns:oel="http://schemas.microsoft.com/office/2019/extlst" xmlns:r="http://schemas.openxmlformats.org/officeDocument/2006/relationships" xmlns:m="http://schemas.openxmlformats.org/officeDocument/2006/math" xmlns:v="urn:schemas-microsoft-com:vml" xmlns:wp14="http://schemas.microsoft.com/office/word/2010/wordprocessingDrawing" xmlns:wp="http://schemas.openxmlformats.org/drawingml/2006/wordprocessingDrawing" xmlns:w10="urn:schemas-microsoft-com:office:word" xmlns:w="http://schemas.openxmlformats.org/wordprocessingml/2006/main" xmlns:w14="http://schemas.microsoft.com/office/word/2010/wordml" xmlns:w15="http://schemas.microsoft.com/office/word/2012/wordml" xmlns:w16cei="http://schemas.microsoft.com/office/word/2026/wordml/cei" xmlns:w16cex="http://schemas.microsoft.com/office/word/2018/wordml/cex" xmlns:w16cid="http://schemas.microsoft.com/office/word/2016/wordml/cid" xmlns:w16="http://schemas.microsoft.com/office/word/2018/wordml" xmlns:w16du="http://schemas.microsoft.com/office/word/2023/wordml/word16du" xmlns:w16sdtdh="http://schemas.microsoft.com/office/word/2020/wordml/sdtdatahash" xmlns:w16sdtfl="http://schemas.microsoft.com/office/word/2024/wordml/sdtformatlock" xmlns:w16se="http://schemas.microsoft.com/office/word/2015/wordml/symex" xmlns:wpg="http://schemas.microsoft.com/office/word/2010/wordprocessingGroup" xmlns:wpi="http://schemas.microsoft.com/office/word/2010/wordprocessingInk" xmlns:wne="http://schemas.microsoft.com/office/word/2006/wordml" xmlns:wps="http://schemas.microsoft.com/office/word/2010/wordprocessingShape" mc:Ignorable="w14 w15 w16se w16cid w16 w16cex w16sdtdh w16sdtfl w16du wp14">
+  <w:p>
+    <w:pPr>
+      <w:pStyle w:val="Header"/>
+    </w:pPr>
+  </w:p>
+</w:hdr>
+</file>
+
+<file path=word/header2.xml><?xml version="1.0" encoding="utf-8"?>
+<w:hdr xmlns:wpc="http://schemas.microsoft.com/office/word/2010/wordprocessingCanvas" xmlns:cx="http://schemas.microsoft.com/office/drawing/2014/chartex" xmlns:cx1="http://schemas.microsoft.com/office/drawing/2015/9/8/chartex" xmlns:cx2="http://schemas.microsoft.com/office/drawing/2015/10/21/chartex" xmlns:cx3="http://schemas.microsoft.com/office/drawing/2016/5/9/chartex" xmlns:cx4="http://schemas.microsoft.com/office/drawing/2016/5/10/chartex" xmlns:cx5="http://schemas.microsoft.com/office/drawing/2016/5/11/chartex" xmlns:cx6="http://schemas.microsoft.com/office/drawing/2016/5/12/chartex" xmlns:cx7="http://schemas.microsoft.com/office/drawing/2016/5/13/chartex" xmlns:cx8="http://schemas.microsoft.com/office/drawing/2016/5/14/chartex" xmlns:mc="http://schemas.openxmlformats.org/markup-compatibility/2006" xmlns:aink="http://schemas.microsoft.com/office/drawing/2016/ink" xmlns:am3d="http://schemas.microsoft.com/office/drawing/2017/model3d" xmlns:o="urn:schemas-microsoft-com:office:office" xmlns:oel="http://schemas.microsoft.com/office/2019/extlst" xmlns:r="http://schemas.openxmlformats.org/officeDocument/2006/relationships" xmlns:m="http://schemas.openxmlformats.org/officeDocument/2006/math" xmlns:v="urn:schemas-microsoft-com:vml" xmlns:wp14="http://schemas.microsoft.com/office/word/2010/wordprocessingDrawing" xmlns:wp="http://schemas.openxmlformats.org/drawingml/2006/wordprocessingDrawing" xmlns:w10="urn:schemas-microsoft-com:office:word" xmlns:w="http://schemas.openxmlformats.org/wordprocessingml/2006/main" xmlns:w14="http://schemas.microsoft.com/office/word/2010/wordml" xmlns:w15="http://schemas.microsoft.com/office/word/2012/wordml" xmlns:w16cei="http://schemas.microsoft.com/office/word/2026/wordml/cei" xmlns:w16cex="http://schemas.microsoft.com/office/word/2018/wordml/cex" xmlns:w16cid="http://schemas.microsoft.com/office/word/2016/wordml/cid" xmlns:w16="http://schemas.microsoft.com/office/word/2018/wordml" xmlns:w16du="http://schemas.microsoft.com/office/word/2023/wordml/word16du" xmlns:w16sdtdh="http://schemas.microsoft.com/office/word/2020/wordml/sdtdatahash" xmlns:w16sdtfl="http://schemas.microsoft.com/office/word/2024/wordml/sdtformatlock" xmlns:w16se="http://schemas.microsoft.com/office/word/2015/wordml/symex" xmlns:wpg="http://schemas.microsoft.com/office/word/2010/wordprocessingGroup" xmlns:wpi="http://schemas.microsoft.com/office/word/2010/wordprocessingInk" xmlns:wne="http://schemas.microsoft.com/office/word/2006/wordml" xmlns:wps="http://schemas.microsoft.com/office/word/2010/wordprocessingShape" mc:Ignorable="w14 w15 w16se w16cid w16 w16cex w16sdtdh w16sdtfl w16du wp14">
+  <w:p>
+    <w:pPr>
+      <w:pStyle w:val="Header"/>
+    </w:pPr>
+  </w:p>
+</w:hdr>
+</file>
+
+<file path=word/header3.xml><?xml version="1.0" encoding="utf-8"?>
+<w:hdr xmlns:wpc="http://schemas.microsoft.com/office/word/2010/wordprocessingCanvas" xmlns:cx="http://schemas.microsoft.com/office/drawing/2014/chartex" xmlns:cx1="http://schemas.microsoft.com/office/drawing/2015/9/8/chartex" xmlns:cx2="http://schemas.microsoft.com/office/drawing/2015/10/21/chartex" xmlns:cx3="http://schemas.microsoft.com/office/drawing/2016/5/9/chartex" xmlns:cx4="http://schemas.microsoft.com/office/drawing/2016/5/10/chartex" xmlns:cx5="http://schemas.microsoft.com/office/drawing/2016/5/11/chartex" xmlns:cx6="http://schemas.microsoft.com/office/drawing/2016/5/12/chartex" xmlns:cx7="http://schemas.microsoft.com/office/drawing/2016/5/13/chartex" xmlns:cx8="http://schemas.microsoft.com/office/drawing/2016/5/14/chartex" xmlns:mc="http://schemas.openxmlformats.org/markup-compatibility/2006" xmlns:aink="http://schemas.microsoft.com/office/drawing/2016/ink" xmlns:am3d="http://schemas.microsoft.com/office/drawing/2017/model3d" xmlns:o="urn:schemas-microsoft-com:office:office" xmlns:oel="http://schemas.microsoft.com/office/2019/extlst" xmlns:r="http://schemas.openxmlformats.org/officeDocument/2006/relationships" xmlns:m="http://schemas.openxmlformats.org/officeDocument/2006/math" xmlns:v="urn:schemas-microsoft-com:vml" xmlns:wp14="http://schemas.microsoft.com/office/word/2010/wordprocessingDrawing" xmlns:wp="http://schemas.openxmlformats.org/drawingml/2006/wordprocessingDrawing" xmlns:w10="urn:schemas-microsoft-com:office:word" xmlns:w="http://schemas.openxmlformats.org/wordprocessingml/2006/main" xmlns:w14="http://schemas.microsoft.com/office/word/2010/wordml" xmlns:w15="http://schemas.microsoft.com/office/word/2012/wordml" xmlns:w16cei="http://schemas.microsoft.com/office/word/2026/wordml/cei" xmlns:w16cex="http://schemas.microsoft.com/office/word/2018/wordml/cex" xmlns:w16cid="http://schemas.microsoft.com/office/word/2016/wordml/cid" xmlns:w16="http://schemas.microsoft.com/office/word/2018/wordml" xmlns:w16du="http://schemas.microsoft.com/office/word/2023/wordml/word16du" xmlns:w16sdtdh="http://schemas.microsoft.com/office/word/2020/wordml/sdtdatahash" xmlns:w16sdtfl="http://schemas.microsoft.com/office/word/2024/wordml/sdtformatlock" xmlns:w16se="http://schemas.microsoft.com/office/word/2015/wordml/symex" xmlns:wpg="http://schemas.microsoft.com/office/word/2010/wordprocessingGroup" xmlns:wpi="http://schemas.microsoft.com/office/word/2010/wordprocessingInk" xmlns:wne="http://schemas.microsoft.com/office/word/2006/wordml" xmlns:wps="http://schemas.microsoft.com/office/word/2010/wordprocessingShape" mc:Ignorable="w14 w15 w16se w16cid w16 w16cex w16sdtdh w16sdtfl w16du wp14">
+  <w:p>
+    <w:pPr>
+      <w:pStyle w:val="Header"/>
+    </w:pPr>
+  </w:p>
+</w:hdr>
 </file>
 
 <file path=word/styles.xml><?xml version="1.0" encoding="utf-8"?>
@@ -4525,7 +3789,7 @@
   <w:style w:type="paragraph" w:default="1" w:styleId="Normal">
     <w:name w:val="Normal"/>
     <w:qFormat/>
-    <w:rsid w:val="00416FC2"/>
+    <w:rsid w:val="00D94B41"/>
     <w:rPr>
       <w:color w:val="242424"/>
       <w:sz w:val="20"/>
@@ -5813,11 +5077,315 @@
       </w:tcPr>
     </w:tblStylePr>
   </w:style>
+  <w:style w:type="table" w:customStyle="1" w:styleId="CLSequoiatablestyle0211">
+    <w:name w:val="CL_Sequoia_table style0211"/>
+    <w:basedOn w:val="ListTable1Light-Accent2"/>
+    <w:next w:val="ListTable1Light-Accent1"/>
+    <w:uiPriority w:val="46"/>
+    <w:rsid w:val="00505A8C"/>
+    <w:rPr>
+      <w:rFonts w:ascii="Segoe UI" w:eastAsia="Aptos" w:hAnsi="Segoe UI"/>
+      <w:kern w:val="0"/>
+      <w:sz w:val="20"/>
+      <w:szCs w:val="20"/>
+      <w:lang w:val="da-DK" w:eastAsia="da-DK"/>
+      <w14:ligatures w14:val="none"/>
+    </w:rPr>
+    <w:tblPr/>
+    <w:tblStylePr w:type="firstRow">
+      <w:rPr>
+        <w:rFonts w:ascii="Segoe UI Semibold" w:hAnsi="Segoe UI Semibold"/>
+        <w:b w:val="0"/>
+        <w:bCs/>
+      </w:rPr>
+      <w:tblPr/>
+      <w:tcPr>
+        <w:tcBorders>
+          <w:bottom w:val="single" w:sz="4" w:space="0" w:color="EEF0F1"/>
+        </w:tcBorders>
+      </w:tcPr>
+    </w:tblStylePr>
+    <w:tblStylePr w:type="lastRow">
+      <w:rPr>
+        <w:rFonts w:ascii="Segoe UI" w:hAnsi="Segoe UI"/>
+        <w:b/>
+        <w:bCs/>
+      </w:rPr>
+      <w:tblPr/>
+      <w:tcPr>
+        <w:tcBorders>
+          <w:top w:val="single" w:sz="4" w:space="0" w:color="EEF0F1"/>
+        </w:tcBorders>
+      </w:tcPr>
+    </w:tblStylePr>
+    <w:tblStylePr w:type="firstCol">
+      <w:rPr>
+        <w:b w:val="0"/>
+        <w:bCs/>
+      </w:rPr>
+    </w:tblStylePr>
+    <w:tblStylePr w:type="lastCol">
+      <w:rPr>
+        <w:b/>
+        <w:bCs/>
+      </w:rPr>
+    </w:tblStylePr>
+    <w:tblStylePr w:type="band1Vert">
+      <w:tblPr/>
+      <w:tcPr>
+        <w:shd w:val="clear" w:color="auto" w:fill="F9FAFA"/>
+      </w:tcPr>
+    </w:tblStylePr>
+    <w:tblStylePr w:type="band1Horz">
+      <w:tblPr/>
+      <w:tcPr>
+        <w:shd w:val="clear" w:color="auto" w:fill="FFFFFF"/>
+      </w:tcPr>
+    </w:tblStylePr>
+    <w:tblStylePr w:type="band2Horz">
+      <w:tblPr/>
+      <w:tcPr>
+        <w:shd w:val="clear" w:color="auto" w:fill="F5F7F8"/>
+      </w:tcPr>
+    </w:tblStylePr>
+  </w:style>
+  <w:style w:type="paragraph" w:customStyle="1" w:styleId="BCNumber">
+    <w:name w:val="BC Number"/>
+    <w:basedOn w:val="NoSpacing"/>
+    <w:next w:val="Normal"/>
+    <w:uiPriority w:val="2"/>
+    <w:qFormat/>
+    <w:pPr>
+      <w:spacing w:before="0" w:after="0" w:line="240" w:lineRule="auto"/>
+    </w:pPr>
+    <w:rPr>
+      <w:rFonts w:asciiTheme="minorHAnsi" w:hAnsiTheme="minorHAnsi" w:eastAsiaTheme="minorHAnsi" w:cstheme="minorBidi"/>
+      <w:color w:val="242424" w:themeColor="text1"/>
+      <w14:numForm w14:val="tabular"/>
+      <w14:numSpacing w14:val="tabular"/>
+    </w:rPr>
+  </w:style>
+  <w:style w:type="paragraph" w:customStyle="1" w:styleId="BCLabel">
+    <w:name w:val="BC Label"/>
+    <w:basedOn w:val="NoSpacing"/>
+    <w:next w:val="Normal"/>
+    <w:uiPriority w:val="2"/>
+    <w:qFormat/>
+    <w:pPr>
+      <w:keepNext/>
+      <w:spacing w:before="0" w:after="0" w:line="240" w:lineRule="auto"/>
+    </w:pPr>
+    <w:rPr>
+      <w:rFonts w:asciiTheme="majorHAnsi" w:hAnsiTheme="majorHAnsi" w:eastAsiaTheme="majorEastAsia" w:cstheme="majorBidi"/>
+      <w:color w:val="242424" w:themeColor="text1"/>
+    </w:rPr>
+  </w:style>
+  <w:style w:type="paragraph" w:customStyle="1" w:styleId="BCLabelNumber">
+    <w:name w:val="BC Label Number"/>
+    <w:basedOn w:val="BCLabel"/>
+    <w:next w:val="Normal"/>
+    <w:uiPriority w:val="2"/>
+    <w:qFormat/>
+    <w:pPr>
+      <w:spacing w:before="0" w:after="0" w:line="240" w:lineRule="auto"/>
+    </w:pPr>
+    <w:rPr>
+      <w:rFonts w:asciiTheme="majorHAnsi" w:hAnsiTheme="majorHAnsi" w:eastAsiaTheme="majorEastAsia" w:cstheme="majorBidi"/>
+      <w:color w:val="242424" w:themeColor="text1"/>
+      <w14:numForm w14:val="tabular"/>
+      <w14:numSpacing w14:val="tabular"/>
+    </w:rPr>
+  </w:style>
+  <w:style w:type="table" w:customStyle="1" w:styleId="BCBlockTable">
+    <w:name w:val="BC Block Table"/>
+    <w:basedOn w:val="TableNormal"/>
+    <w:uiPriority w:val="99"/>
+    <w:qFormat/>
+    <w:pPr>
+      <w:spacing w:before="0" w:after="0" w:line="240" w:lineRule="auto"/>
+    </w:pPr>
+    <w:tblPr>
+      <w:tblStyleRowBandSize w:val="1"/>
+      <w:tblStyleColBandSize w:val="1"/>
+      <w:tblCellMar>
+        <w:top w:w="0" w:type="dxa"/>
+        <w:left w:w="0" w:type="dxa"/>
+        <w:bottom w:w="0" w:type="dxa"/>
+        <w:right w:w="0" w:type="dxa"/>
+      </w:tblCellMar>
+    </w:tblPr>
+    <w:tcPr>
+      <w:vAlign w:val="top"/>
+    </w:tcPr>
+    <w:tblStylePr w:type="firstRow">
+      <w:rPr>
+        <w:rFonts w:asciiTheme="majorHAnsi" w:hAnsiTheme="majorHAnsi" w:cstheme="majorBidi"/>
+      </w:rPr>
+      <w:tcPr>
+        <w:vAlign w:val="top"/>
+      </w:tcPr>
+    </w:tblStylePr>
+  </w:style>
+  <w:style w:type="table" w:customStyle="1" w:styleId="BCDataTable">
+    <w:name w:val="BC Data Table"/>
+    <w:basedOn w:val="TableNormal"/>
+    <w:uiPriority w:val="99"/>
+    <w:qFormat/>
+    <w:pPr>
+      <w:spacing w:before="0" w:after="0" w:line="240" w:lineRule="auto"/>
+    </w:pPr>
+    <w:tblPr>
+      <w:tblStyleRowBandSize w:val="1"/>
+      <w:tblStyleColBandSize w:val="1"/>
+      <w:tblCellMar>
+        <w:top w:w="0" w:type="dxa"/>
+        <w:left w:w="115" w:type="dxa"/>
+        <w:bottom w:w="0" w:type="dxa"/>
+        <w:right w:w="115" w:type="dxa"/>
+      </w:tblCellMar>
+    </w:tblPr>
+    <w:tcPr>
+      <w:vAlign w:val="center"/>
+    </w:tcPr>
+    <w:tblStylePr w:type="firstRow">
+      <w:pPr>
+        <w:spacing w:before="160" w:after="80"/>
+      </w:pPr>
+      <w:rPr>
+        <w:rFonts w:asciiTheme="majorHAnsi" w:hAnsiTheme="majorHAnsi" w:cstheme="majorBidi"/>
+      </w:rPr>
+      <w:tcPr>
+        <w:tcBorders>
+          <w:bottom w:val="single" w:sz="4" w:space="0" w:color="242424" w:themeColor="text1"/>
+        </w:tcBorders>
+        <w:vAlign w:val="top"/>
+      </w:tcPr>
+    </w:tblStylePr>
+    <w:tblStylePr w:type="lastRow">
+      <w:tcPr>
+        <w:tcBorders>
+          <w:bottom w:val="single" w:sz="4" w:space="0" w:color="F5F7F8" w:themeColor="background2"/>
+        </w:tcBorders>
+      </w:tcPr>
+    </w:tblStylePr>
+    <w:tblStylePr w:type="band1Horz">
+      <w:tcPr>
+        <w:shd w:val="clear" w:color="auto" w:fill="auto"/>
+      </w:tcPr>
+    </w:tblStylePr>
+    <w:tblStylePr w:type="band2Horz">
+      <w:tcPr>
+        <w:shd w:val="clear" w:color="auto" w:fill="CCE6E9" w:themeFill="accent2" w:themeFillTint="33"/>
+      </w:tcPr>
+    </w:tblStylePr>
+  </w:style>
+  <w:style w:type="table" w:customStyle="1" w:styleId="BCTotalsTable">
+    <w:name w:val="BC Totals Table"/>
+    <w:basedOn w:val="TableNormal"/>
+    <w:uiPriority w:val="99"/>
+    <w:qFormat/>
+    <w:pPr>
+      <w:spacing w:before="0" w:after="0" w:line="240" w:lineRule="auto"/>
+    </w:pPr>
+    <w:tblPr>
+      <w:tblStyleRowBandSize w:val="1"/>
+      <w:tblStyleColBandSize w:val="1"/>
+      <w:tblCellMar>
+        <w:top w:w="0" w:type="dxa"/>
+        <w:left w:w="115" w:type="dxa"/>
+        <w:bottom w:w="0" w:type="dxa"/>
+        <w:right w:w="115" w:type="dxa"/>
+      </w:tblCellMar>
+    </w:tblPr>
+    <w:tcPr>
+      <w:vAlign w:val="center"/>
+    </w:tcPr>
+    <w:tblStylePr w:type="lastRow">
+      <w:rPr>
+        <w:rFonts w:asciiTheme="majorHAnsi" w:hAnsiTheme="majorHAnsi" w:cstheme="majorBidi"/>
+      </w:rPr>
+      <w:tcPr>
+        <w:tcBorders>
+          <w:top w:val="single" w:sz="4" w:space="0" w:color="242424" w:themeColor="text1"/>
+          <w:bottom w:val="single" w:sz="8" w:space="0" w:color="242424" w:themeColor="text1"/>
+        </w:tcBorders>
+      </w:tcPr>
+    </w:tblStylePr>
+  </w:style>
+  <w:style w:type="table" w:customStyle="1" w:styleId="BCCalculationTable">
+    <w:name w:val="BC Calculation Table"/>
+    <w:basedOn w:val="TableNormal"/>
+    <w:uiPriority w:val="99"/>
+    <w:qFormat/>
+    <w:pPr>
+      <w:spacing w:before="0" w:after="0" w:line="240" w:lineRule="auto"/>
+    </w:pPr>
+    <w:tblPr>
+      <w:tblStyleRowBandSize w:val="1"/>
+      <w:tblStyleColBandSize w:val="1"/>
+      <w:tblCellMar>
+        <w:top w:w="58" w:type="dxa"/>
+        <w:left w:w="0" w:type="dxa"/>
+        <w:bottom w:w="58" w:type="dxa"/>
+        <w:right w:w="0" w:type="dxa"/>
+      </w:tblCellMar>
+    </w:tblPr>
+    <w:tcPr>
+      <w:vAlign w:val="center"/>
+    </w:tcPr>
+    <w:tblStylePr w:type="firstRow">
+      <w:rPr>
+        <w:rFonts w:asciiTheme="majorHAnsi" w:hAnsiTheme="majorHAnsi" w:cstheme="majorBidi"/>
+      </w:rPr>
+      <w:tcPr>
+        <w:vAlign w:val="bottom"/>
+      </w:tcPr>
+    </w:tblStylePr>
+    <w:tblStylePr w:type="lastRow">
+      <w:rPr>
+        <w:rFonts w:asciiTheme="majorHAnsi" w:hAnsiTheme="majorHAnsi" w:cstheme="majorBidi"/>
+      </w:rPr>
+      <w:tcPr>
+        <w:tcBorders>
+          <w:top w:val="single" w:sz="4" w:space="0" w:color="242424" w:themeColor="text1"/>
+        </w:tcBorders>
+      </w:tcPr>
+    </w:tblStylePr>
+  </w:style>
+  <w:style w:type="table" w:customStyle="1" w:styleId="BCSignatureTable">
+    <w:name w:val="BC Signature Table"/>
+    <w:basedOn w:val="TableNormal"/>
+    <w:uiPriority w:val="99"/>
+    <w:qFormat/>
+    <w:pPr>
+      <w:spacing w:before="0" w:after="0" w:line="240" w:lineRule="auto"/>
+    </w:pPr>
+    <w:tblPr>
+      <w:tblStyleRowBandSize w:val="1"/>
+      <w:tblStyleColBandSize w:val="1"/>
+      <w:tblCellMar>
+        <w:top w:w="0" w:type="dxa"/>
+        <w:left w:w="0" w:type="dxa"/>
+        <w:bottom w:w="0" w:type="dxa"/>
+        <w:right w:w="0" w:type="dxa"/>
+      </w:tblCellMar>
+    </w:tblPr>
+    <w:tcPr>
+      <w:vAlign w:val="top"/>
+    </w:tcPr>
+    <w:tblStylePr w:type="lastRow">
+      <w:tcPr>
+        <w:tcBorders>
+          <w:bottom w:val="single" w:sz="4" w:space="0" w:color="242424" w:themeColor="text1"/>
+        </w:tcBorders>
+      </w:tcPr>
+    </w:tblStylePr>
+  </w:style>
 </w:styles>
 </file>
 
 <file path=word/glossary/document.xml><?xml version="1.0" encoding="utf-8"?>
-<w:glossaryDocument xmlns:wpc="http://schemas.microsoft.com/office/word/2010/wordprocessingCanvas" xmlns:cx="http://schemas.microsoft.com/office/drawing/2014/chartex" xmlns:cx1="http://schemas.microsoft.com/office/drawing/2015/9/8/chartex" xmlns:cx2="http://schemas.microsoft.com/office/drawing/2015/10/21/chartex" xmlns:cx3="http://schemas.microsoft.com/office/drawing/2016/5/9/chartex" xmlns:cx4="http://schemas.microsoft.com/office/drawing/2016/5/10/chartex" xmlns:cx5="http://schemas.microsoft.com/office/drawing/2016/5/11/chartex" xmlns:cx6="http://schemas.microsoft.com/office/drawing/2016/5/12/chartex" xmlns:cx7="http://schemas.microsoft.com/office/drawing/2016/5/13/chartex" xmlns:cx8="http://schemas.microsoft.com/office/drawing/2016/5/14/chartex" xmlns:mc="http://schemas.openxmlformats.org/markup-compatibility/2006" xmlns:aink="http://schemas.microsoft.com/office/drawing/2016/ink" xmlns:am3d="http://schemas.microsoft.com/office/drawing/2017/model3d" xmlns:o="urn:schemas-microsoft-com:office:office" xmlns:oel="http://schemas.microsoft.com/office/2019/extlst" xmlns:r="http://schemas.openxmlformats.org/officeDocument/2006/relationships" xmlns:m="http://schemas.openxmlformats.org/officeDocument/2006/math" xmlns:v="urn:schemas-microsoft-com:vml" xmlns:wp14="http://schemas.microsoft.com/office/word/2010/wordprocessingDrawing" xmlns:wp="http://schemas.openxmlformats.org/drawingml/2006/wordprocessingDrawing" xmlns:w10="urn:schemas-microsoft-com:office:word" xmlns:w="http://schemas.openxmlformats.org/wordprocessingml/2006/main" xmlns:w14="http://schemas.microsoft.com/office/word/2010/wordml" xmlns:w15="http://schemas.microsoft.com/office/word/2012/wordml" xmlns:w16cex="http://schemas.microsoft.com/office/word/2018/wordml/cex" xmlns:w16cid="http://schemas.microsoft.com/office/word/2016/wordml/cid" xmlns:w16="http://schemas.microsoft.com/office/word/2018/wordml" xmlns:w16du="http://schemas.microsoft.com/office/word/2023/wordml/word16du" xmlns:w16sdtdh="http://schemas.microsoft.com/office/word/2020/wordml/sdtdatahash" xmlns:w16sdtfl="http://schemas.microsoft.com/office/word/2024/wordml/sdtformatlock" xmlns:w16se="http://schemas.microsoft.com/office/word/2015/wordml/symex" xmlns:wpg="http://schemas.microsoft.com/office/word/2010/wordprocessingGroup" xmlns:wpi="http://schemas.microsoft.com/office/word/2010/wordprocessingInk" xmlns:wne="http://schemas.microsoft.com/office/word/2006/wordml" xmlns:wps="http://schemas.microsoft.com/office/word/2010/wordprocessingShape" mc:Ignorable="w14 w15 w16se w16cid w16 w16cex w16sdtdh w16sdtfl w16du wp14">
+<w:glossaryDocument xmlns:wpc="http://schemas.microsoft.com/office/word/2010/wordprocessingCanvas" xmlns:cx="http://schemas.microsoft.com/office/drawing/2014/chartex" xmlns:cx1="http://schemas.microsoft.com/office/drawing/2015/9/8/chartex" xmlns:cx2="http://schemas.microsoft.com/office/drawing/2015/10/21/chartex" xmlns:cx3="http://schemas.microsoft.com/office/drawing/2016/5/9/chartex" xmlns:cx4="http://schemas.microsoft.com/office/drawing/2016/5/10/chartex" xmlns:cx5="http://schemas.microsoft.com/office/drawing/2016/5/11/chartex" xmlns:cx6="http://schemas.microsoft.com/office/drawing/2016/5/12/chartex" xmlns:cx7="http://schemas.microsoft.com/office/drawing/2016/5/13/chartex" xmlns:cx8="http://schemas.microsoft.com/office/drawing/2016/5/14/chartex" xmlns:mc="http://schemas.openxmlformats.org/markup-compatibility/2006" xmlns:aink="http://schemas.microsoft.com/office/drawing/2016/ink" xmlns:am3d="http://schemas.microsoft.com/office/drawing/2017/model3d" xmlns:o="urn:schemas-microsoft-com:office:office" xmlns:oel="http://schemas.microsoft.com/office/2019/extlst" xmlns:r="http://schemas.openxmlformats.org/officeDocument/2006/relationships" xmlns:m="http://schemas.openxmlformats.org/officeDocument/2006/math" xmlns:v="urn:schemas-microsoft-com:vml" xmlns:wp14="http://schemas.microsoft.com/office/word/2010/wordprocessingDrawing" xmlns:wp="http://schemas.openxmlformats.org/drawingml/2006/wordprocessingDrawing" xmlns:w10="urn:schemas-microsoft-com:office:word" xmlns:w="http://schemas.openxmlformats.org/wordprocessingml/2006/main" xmlns:w14="http://schemas.microsoft.com/office/word/2010/wordml" xmlns:w15="http://schemas.microsoft.com/office/word/2012/wordml" xmlns:w16cei="http://schemas.microsoft.com/office/word/2026/wordml/cei" xmlns:w16cex="http://schemas.microsoft.com/office/word/2018/wordml/cex" xmlns:w16cid="http://schemas.microsoft.com/office/word/2016/wordml/cid" xmlns:w16="http://schemas.microsoft.com/office/word/2018/wordml" xmlns:w16du="http://schemas.microsoft.com/office/word/2023/wordml/word16du" xmlns:w16sdtdh="http://schemas.microsoft.com/office/word/2020/wordml/sdtdatahash" xmlns:w16sdtfl="http://schemas.microsoft.com/office/word/2024/wordml/sdtformatlock" xmlns:w16se="http://schemas.microsoft.com/office/word/2015/wordml/symex" xmlns:wpg="http://schemas.microsoft.com/office/word/2010/wordprocessingGroup" xmlns:wpi="http://schemas.microsoft.com/office/word/2010/wordprocessingInk" xmlns:wne="http://schemas.microsoft.com/office/word/2006/wordml" xmlns:wps="http://schemas.microsoft.com/office/word/2010/wordprocessingShape" mc:Ignorable="w14 w15 w16se w16cid w16 w16cex w16sdtdh w16sdtfl w16du wp14">
   <w:docParts>
     <w:docPart>
       <w:docPartPr>
@@ -5841,6 +5409,64 @@
               <w:rStyle w:val="PlaceholderText"/>
             </w:rPr>
             <w:t>Click or tap here to enter text.</w:t>
+          </w:r>
+        </w:p>
+      </w:docPartBody>
+    </w:docPart>
+    <w:docPart>
+      <w:docPartPr>
+        <w:name w:val="44BAEC7943094621839F8594A67B1DF5"/>
+        <w:category>
+          <w:name w:val="General"/>
+          <w:gallery w:val="placeholder"/>
+        </w:category>
+        <w:types>
+          <w:type w:val="bbPlcHdr"/>
+        </w:types>
+        <w:behaviors>
+          <w:behavior w:val="content"/>
+        </w:behaviors>
+        <w:guid w:val="{DBC613AF-B1CA-47A2-B9B8-30ACD5FC55D1}"/>
+      </w:docPartPr>
+      <w:docPartBody>
+        <w:p>
+          <w:pPr>
+            <w:pStyle w:val="44BAEC7943094621839F8594A67B1DF5"/>
+          </w:pPr>
+          <w:r>
+            <w:rPr>
+              <w:rStyle w:val="PlaceholderText"/>
+            </w:rPr>
+            <w:t>Click here to enter text.</w:t>
+          </w:r>
+        </w:p>
+      </w:docPartBody>
+    </w:docPart>
+    <w:docPart>
+      <w:docPartPr>
+        <w:name w:val="45F40B967C0F44B9862270193B2C2752"/>
+        <w:category>
+          <w:name w:val="General"/>
+          <w:gallery w:val="placeholder"/>
+        </w:category>
+        <w:types>
+          <w:type w:val="bbPlcHdr"/>
+        </w:types>
+        <w:behaviors>
+          <w:behavior w:val="content"/>
+        </w:behaviors>
+        <w:guid w:val="{AF30BB40-ED2B-4190-8178-495069D252CF}"/>
+      </w:docPartPr>
+      <w:docPartBody>
+        <w:p>
+          <w:pPr>
+            <w:pStyle w:val="45F40B967C0F44B9862270193B2C2752"/>
+          </w:pPr>
+          <w:r>
+            <w:rPr>
+              <w:rStyle w:val="PlaceholderText"/>
+            </w:rPr>
+            <w:t>Click here to enter text.</w:t>
           </w:r>
         </w:p>
       </w:docPartBody>
@@ -5905,6 +5531,7 @@
 <w:settings xmlns:mc="http://schemas.openxmlformats.org/markup-compatibility/2006" xmlns:o="urn:schemas-microsoft-com:office:office" xmlns:r="http://schemas.openxmlformats.org/officeDocument/2006/relationships" xmlns:m="http://schemas.openxmlformats.org/officeDocument/2006/math" xmlns:v="urn:schemas-microsoft-com:vml" xmlns:w10="urn:schemas-microsoft-com:office:word" xmlns:w="http://schemas.openxmlformats.org/wordprocessingml/2006/main" xmlns:w14="http://schemas.microsoft.com/office/word/2010/wordml" xmlns:w15="http://schemas.microsoft.com/office/word/2012/wordml" xmlns:w16cex="http://schemas.microsoft.com/office/word/2018/wordml/cex" xmlns:w16cid="http://schemas.microsoft.com/office/word/2016/wordml/cid" xmlns:w16="http://schemas.microsoft.com/office/word/2018/wordml" xmlns:w16du="http://schemas.microsoft.com/office/word/2023/wordml/word16du" xmlns:w16sdtdh="http://schemas.microsoft.com/office/word/2020/wordml/sdtdatahash" xmlns:w16sdtfl="http://schemas.microsoft.com/office/word/2024/wordml/sdtformatlock" xmlns:w16se="http://schemas.microsoft.com/office/word/2015/wordml/symex" xmlns:sl="http://schemas.openxmlformats.org/schemaLibrary/2006/main" mc:Ignorable="w14 w15 w16se w16cid w16 w16cex w16sdtdh w16sdtfl w16du">
   <w:view w:val="normal"/>
   <w:defaultTabStop w:val="720"/>
+  <w:hyphenationZone w:val="425"/>
   <w:characterSpacingControl w:val="doNotCompress"/>
   <w:compat>
     <w:useFELayout/>
@@ -5919,10 +5546,16 @@
     <w:rsidRoot w:val="007A6097"/>
     <w:rsid w:val="000A2914"/>
     <w:rsid w:val="00286FF2"/>
+    <w:rsid w:val="003E3F52"/>
     <w:rsid w:val="00416B0C"/>
     <w:rsid w:val="007A6097"/>
+    <w:rsid w:val="008E7FCD"/>
     <w:rsid w:val="00A930D7"/>
+    <w:rsid w:val="00AC37BD"/>
     <w:rsid w:val="00B73EBB"/>
+    <w:rsid w:val="00C51A38"/>
+    <w:rsid w:val="00C861A2"/>
+    <w:rsid w:val="00D36141"/>
     <w:rsid w:val="00EF691B"/>
   </w:rsids>
   <m:mathPr>
@@ -6379,9 +6012,41 @@
     <w:basedOn w:val="DefaultParagraphFont"/>
     <w:uiPriority w:val="99"/>
     <w:semiHidden/>
-    <w:rsid w:val="007A6097"/>
+    <w:rsid w:val="00AC37BD"/>
+  </w:style>
+  <w:style w:type="paragraph" w:customStyle="1" w:styleId="65591AAD85D441CB906AF85F054CAD51">
+    <w:name w:val="65591AAD85D441CB906AF85F054CAD51"/>
+    <w:rsid w:val="00AC37BD"/>
     <w:rPr>
-      <w:color w:val="808080"/>
+      <w:lang w:val="en-DK" w:eastAsia="en-DK"/>
+    </w:rPr>
+  </w:style>
+  <w:style w:type="paragraph" w:customStyle="1" w:styleId="223F24D294A544BDB9A4BEC67C6BA1E9">
+    <w:name w:val="223F24D294A544BDB9A4BEC67C6BA1E9"/>
+    <w:rsid w:val="00AC37BD"/>
+    <w:rPr>
+      <w:lang w:val="en-DK" w:eastAsia="en-DK"/>
+    </w:rPr>
+  </w:style>
+  <w:style w:type="paragraph" w:customStyle="1" w:styleId="559BD0C2394343DC84E0D31DB84A4E3F">
+    <w:name w:val="559BD0C2394343DC84E0D31DB84A4E3F"/>
+    <w:rsid w:val="00AC37BD"/>
+    <w:rPr>
+      <w:lang w:val="en-DK" w:eastAsia="en-DK"/>
+    </w:rPr>
+  </w:style>
+  <w:style w:type="paragraph" w:customStyle="1" w:styleId="44BAEC7943094621839F8594A67B1DF5">
+    <w:name w:val="44BAEC7943094621839F8594A67B1DF5"/>
+    <w:rsid w:val="003E3F52"/>
+    <w:rPr>
+      <w:lang w:val="da-DK" w:eastAsia="da-DK"/>
+    </w:rPr>
+  </w:style>
+  <w:style w:type="paragraph" w:customStyle="1" w:styleId="45F40B967C0F44B9862270193B2C2752">
+    <w:name w:val="45F40B967C0F44B9862270193B2C2752"/>
+    <w:rsid w:val="003E3F52"/>
+    <w:rPr>
+      <w:lang w:val="da-DK" w:eastAsia="da-DK"/>
     </w:rPr>
   </w:style>
 </w:styles>
@@ -6711,8 +6376,11 @@
 
 <file path=word/webextensions/taskpanes.xml><?xml version="1.0" encoding="utf-8"?>
 <wetp:taskpanes xmlns:wetp="http://schemas.microsoft.com/office/webextensions/taskpanes/2010/11">
+  <wetp:taskpane dockstate="right" visibility="0" width="350" row="1">
+    <wetp:webextensionref xmlns:r="http://schemas.openxmlformats.org/officeDocument/2006/relationships" r:id="rId1"/>
+  </wetp:taskpane>
   <wetp:taskpane dockstate="right" visibility="0" width="350" row="2">
-    <wetp:webextensionref xmlns:r="http://schemas.openxmlformats.org/officeDocument/2006/relationships" r:id="rId1"/>
+    <wetp:webextensionref xmlns:r="http://schemas.openxmlformats.org/officeDocument/2006/relationships" r:id="rId2"/>
   </wetp:taskpane>
 </wetp:taskpanes>
 </file>
@@ -6729,9 +6397,21 @@
 </we:webextension>
 </file>
 
-<file path=customXml/item1.xml>��< ? x m l   v e r s i o n = " 1 . 0 "   e n c o d i n g = " u t f - 1 6 " ? > - 
- < N a v W o r d R e p o r t X m l P a r t   x m l n s = " u r n : m i c r o s o f t - d y n a m i c s - b u s i n e s s c e n t r a l / i n t e r n a l / e x t e n d e d / r e p o r t s / S t a n d a r d _ S a l e s _ I n v o i c e / 1 3 0 6 / " > +<file path=word/webextensions/webextension2.xml><?xml version="1.0" encoding="utf-8"?>
+<we:webextension xmlns:we="http://schemas.microsoft.com/office/webextensions/webextension/2010/11" id="{C80098D4-8C62-4657-AF6F-9DA6B68DFF06}">
+  <we:reference id="WA200010453" version="1.0.0.1" store="Omex" storeType="OMEX"/>
+  <we:alternateReferences>
+    <we:reference id="WA200010453" version="1.0.0.1" store="WA200010453" storeType="OMEX"/>
+  </we:alternateReferences>
+  <we:properties>
+    <we:property name="claude.fileId" value="&quot;b3650da5-721c-4b12-99f1-1e9943569774&quot;"/>
+  </we:properties>
+  <we:bindings/>
+  <we:snapshot xmlns:r="http://schemas.openxmlformats.org/officeDocument/2006/relationships"/>
+</we:webextension>
+</file>
+
+<file path=customXml/item1.xml>��< ? x m l   v e r s i o n = " 1 . 0 "   e n c o d i n g = " u t f - 1 6 " ? > < N a v W o r d R e p o r t X m l P a r t   x m l n s = " u r n : m i c r o s o f t - d y n a m i c s - b u s i n e s s c e n t r a l / i n t e r n a l / e x t e n d e d / r e p o r t s / S t a n d a r d _ S a l e s _ I n v o i c e / 1 3 0 6 / " >   
      < B C R e p o r t I n f o r m a t i o n >   
@@ -6795,435 +6475,25 @@
  
          < / R e p o r t R e q u e s t >   
-         < C o m p a n y M e t a d a t a > - 
-             < C o m p a n y N a m e > C o m p a n y   N a m e < / C o m p a n y N a m e > - 
-             < C o m p a n y D i s p l a y N a m e > C o m p a n y   D i s p l a y   N a m e < / C o m p a n y D i s p l a y N a m e > - 
-             < C o m p a n y A d d r e s s L i n e s > - 
-                 < C o m p a n y A d d r e s s L i n e > C o m p a n y   A d d r e s s   L i n e   1 < / C o m p a n y A d d r e s s L i n e > - 
-                 < C o m p a n y A d d r e s s L i n e > C o m p a n y   A d d r e s s   L i n e   2 < / C o m p a n y A d d r e s s L i n e > - 
-                 < C o m p a n y A d d r e s s L i n e > C o m p a n y   A d d r e s s   L i n e   3 < / C o m p a n y A d d r e s s L i n e > - 
-                 < C o m p a n y A d d r e s s L i n e > C o m p a n y   A d d r e s s   L i n e   4 < / C o m p a n y A d d r e s s L i n e > - 
-                 < C o m p a n y A d d r e s s L i n e > C o m p a n y   A d d r e s s   L i n e   5 < / C o m p a n y A d d r e s s L i n e > - 
-                 < C o m p a n y A d d r e s s L i n e > C o m p a n y   A d d r e s s   L i n e   6 < / C o m p a n y A d d r e s s L i n e > - 
-                 < C o m p a n y A d d r e s s L i n e > C o m p a n y   A d d r e s s   L i n e   7 < / C o m p a n y A d d r e s s L i n e > - 
-                 < C o m p a n y A d d r e s s L i n e > C o m p a n y   A d d r e s s   L i n e   8 < / C o m p a n y A d d r e s s L i n e > - 
-             < / C o m p a n y A d d r e s s L i n e s > - 
-             < C o m p a n y P h o n e > C o m p a n y   P h o n e < / C o m p a n y P h o n e > - 
-             < C o m p a n y P h o n e C a p t i o n > C o m p a n y   P h o n e   C a p t i o n < / C o m p a n y P h o n e C a p t i o n > - 
-             < C o m p a n y F a x N o > C o m p a n y   F a x   N o . < / C o m p a n y F a x N o > - 
-             < C o m p a n y F a x N o C a p t i o n > C o m p a n y   F a x   N o .   C a p t i o n < / C o m p a n y F a x N o C a p t i o n > - 
-             < C o m p a n y E m a i l > C o m p a n y   E m a i l < / C o m p a n y E m a i l > - 
-             < C o m p a n y E m a i l C a p t i o n > C o m p a n y   E m a i l   C a p t i o n < / C o m p a n y E m a i l C a p t i o n > - 
-             < C o m p a n y H o m e P a g e > C o m p a n y   H o m e   P a g e < / C o m p a n y H o m e P a g e > - 
-             < C o m p a n y H o m e P a g e C a p t i o n > C o m p a n y   H o m e   P a g e   C a p t i o n < / C o m p a n y H o m e P a g e C a p t i o n > - 
-             < C o m p a n y L o g o > C o m p a n y   L o g o < / C o m p a n y L o g o > - 
-             < C o m p a n y V A T R e g i s t r a t i o n N o > C o m p a n y   V A T   R e g i s t r a t i o n   N o . < / C o m p a n y V A T R e g i s t r a t i o n N o > - 
-             < C o m p a n y V A T R e g i s t r a t i o n N o C a p t i o n > C o m p a n y   V A T   R e g i s t r a t i o n   N o .   C a p t i o n < / C o m p a n y V A T R e g i s t r a t i o n N o C a p t i o n > - 
-             < C o m p a n y R e g i s t r a t i o n N o > C o m p a n y   R e g i s t r a t i o n   N o . < / C o m p a n y R e g i s t r a t i o n N o > - 
-             < C o m p a n y R e g i s t r a t i o n N o C a p t i o n > C o m p a n y   R e g i s t r a t i o n   N o .   C a p t i o n < / C o m p a n y R e g i s t r a t i o n N o C a p t i o n > - 
-             < C o m p a n y B a n k N a m e > C o m p a n y   B a n k   N a m e < / C o m p a n y B a n k N a m e > - 
-             < C o m p a n y B a n k N a m e C a p t i o n > C o m p a n y   B a n k   N a m e   C a p t i o n < / C o m p a n y B a n k N a m e C a p t i o n > - 
-             < C o m p a n y B a n k A c c o u n t N o > C o m p a n y   B a n k   A c c o u n t   N o . < / C o m p a n y B a n k A c c o u n t N o > - 
-             < C o m p a n y B a n k A c c o u n t N o C a p t i o n > C o m p a n y   B a n k   A c c o u n t   N o .   C a p t i o n < / C o m p a n y B a n k A c c o u n t N o C a p t i o n > - 
-             < C o m p a n y B a n k B r a n c h N o > C o m p a n y   B a n k   B r a n c h   N o . < / C o m p a n y B a n k B r a n c h N o > - 
-             < C o m p a n y B a n k B r a n c h N o C a p t i o n > C o m p a n y   B a n k   B r a n c h   N o .   C a p t i o n < / C o m p a n y B a n k B r a n c h N o C a p t i o n > - 
-             < C o m p a n y I B A N > C o m p a n y   I B A N < / C o m p a n y I B A N > - 
-             < C o m p a n y I B A N C a p t i o n > C o m p a n y   I B A N   C a p t i o n < / C o m p a n y I B A N C a p t i o n > - 
-             < C o m p a n y B a n k S W I F T > C o m p a n y   B a n k   S W I F T < / C o m p a n y B a n k S W I F T > - 
-             < C o m p a n y B a n k S W I F T C a p t i o n > C o m p a n y   B a n k   S W I F T   C a p t i o n < / C o m p a n y B a n k S W I F T C a p t i o n > - 
-             < C o m p a n y G i r o N o > C o m p a n y   G i r o   N o . < / C o m p a n y G i r o N o > - 
-             < C o m p a n y G i r o N o C a p t i o n > C o m p a n y   G i r o   N o .   C a p t i o n < / C o m p a n y G i r o N o C a p t i o n > - 
-         < / C o m p a n y M e t a d a t a > - 
      < / B C R e p o r t I n f o r m a t i o n >   
-     < T o o l t i p s > - 
-         < T o o l t i p   c o l u m n = " C o m p a n y H o m e P a g e "   E l e m e n t I d = " 1 9 8 9 1 8 8 7 0 " > - 
-             < T o o l t i p T e x t   l a n g = " e n - U S " > S p e c i f i e s   y o u r   c o m p a n y ' s   w e b   s i t e . < / T o o l t i p T e x t > - 
-         < / T o o l t i p > - 
-         < T o o l t i p   c o l u m n = " C o m p a n y E M a i l "   E l e m e n t I d = " 1 6 7 7 0 7 4 0 5 8 " > - 
-             < T o o l t i p T e x t   l a n g = " e n - U S " > S p e c i f i e s   t h e   c o m p a n y ' s   e m a i l   a d d r e s s . < / T o o l t i p T e x t > - 
-         < / T o o l t i p > - 
-         < T o o l t i p   c o l u m n = " C o m p a n y P i c t u r e "   E l e m e n t I d = " 1 3 9 7 4 1 1 0 7 4 " > - 
-             < T o o l t i p T e x t   l a n g = " e n - U S " > S p e c i f i e s   t h e   p i c t u r e   t h a t   h a s   b e e n   s e t   u p   f o r   t h e   c o m p a n y ,   s u c h   a s   a   c o m p a n y   l o g o . < / T o o l t i p T e x t > - 
-         < / T o o l t i p > - 
-         < T o o l t i p   c o l u m n = " C o m p a n y P h o n e N o "   E l e m e n t I d = " 2 5 0 4 4 0 6 5 5 " > - 
-             < T o o l t i p T e x t   l a n g = " e n - U S " > S p e c i f i e s   t h e   c o m p a n y ' s   t e l e p h o n e   n u m b e r . < / T o o l t i p T e x t > - 
-         < / T o o l t i p > - 
-         < T o o l t i p   c o l u m n = " C o m p a n y G i r o N o "   E l e m e n t I d = " 1 3 6 0 1 9 6 3 2 0 " > - 
-             < T o o l t i p T e x t   l a n g = " e n - U S " > S p e c i f i e s   t h e   c o m p a n y ' s   g i r o   n u m b e r . < / T o o l t i p T e x t > - 
-         < / T o o l t i p > - 
-         < T o o l t i p   c o l u m n = " C o m p a n y B a n k N a m e "   E l e m e n t I d = " 1 5 3 4 9 0 5 6 0 5 " > - 
-             < T o o l t i p T e x t   l a n g = " e n - U S " > S p e c i f i e s   t h e   n a m e   o f   t h e   b a n k   w h e r e   y o u   h a v e   t h e   b a n k   a c c o u n t . < / T o o l t i p T e x t > - 
-         < / T o o l t i p > - 
-         < T o o l t i p   c o l u m n = " C o m p a n y B a n k B r a n c h N o "   E l e m e n t I d = " 7 9 3 1 3 3 0 5 7 " > - 
-             < T o o l t i p T e x t   l a n g = " e n - U S " > S p e c i f i e s   a   n u m b e r   o f   t h e   b a n k   b r a n c h . < / T o o l t i p T e x t > - 
-         < / T o o l t i p > - 
-         < T o o l t i p   c o l u m n = " C o m p a n y B a n k A c c o u n t N o "   E l e m e n t I d = " 3 0 1 4 0 2 0 4 " > - 
-             < T o o l t i p T e x t   l a n g = " e n - U S " > S p e c i f i e s   t h e   n u m b e r   u s e d   b y   t h e   b a n k   f o r   t h e   b a n k   a c c o u n t . < / T o o l t i p T e x t > - 
-         < / T o o l t i p > - 
-         < T o o l t i p   c o l u m n = " C o m p a n y I B A N "   E l e m e n t I d = " 9 0 6 5 4 9 1 8 2 " > - 
-             < T o o l t i p T e x t   l a n g = " e n - U S " > S p e c i f i e s   t h e   b a n k   a c c o u n t ' s   i n t e r n a t i o n a l   b a n k   a c c o u n t   n u m b e r . < / T o o l t i p T e x t > - 
-         < / T o o l t i p > - 
-         < T o o l t i p   c o l u m n = " C o m p a n y S W I F T "   E l e m e n t I d = " 6 6 8 2 5 0 2 4 5 " > - 
-             < T o o l t i p T e x t   l a n g = " e n - U S " > S p e c i f i e s   t h e   i n t e r n a t i o n a l   b a n k   i d e n t i f i e r   c o d e   ( S W I F T )   o f   t h e   b a n k   w h e r e   y o u   h a v e   t h e   a c c o u n t . < / T o o l t i p T e x t > - 
-         < / T o o l t i p > - 
-         < T o o l t i p   c o l u m n = " Y o u r R e f e r e n c e "   E l e m e n t I d = " 1 1 0 3 9 9 5 1 " > - 
-             < T o o l t i p T e x t   l a n g = " e n - U S " > S p e c i f i e s   t h e   c u s t o m e r ' s   r e f e r e n c e .   T h e   c o n t e n t s   w i l l   b e   p r i n t e d   o n   s a l e s   d o c u m e n t s . < / T o o l t i p T e x t > - 
-         < / T o o l t i p > - 
-         < T o o l t i p   c o l u m n = " S h i p m e n t M e t h o d D e s c r i p t i o n "   E l e m e n t I d = " 2 0 5 9 4 0 3 2 6 0 " > - 
-             < T o o l t i p T e x t   l a n g = " e n - U S " > S p e c i f i e s   a   d e s c r i p t i o n   o f   t h e   s h i p m e n t   m e t h o d . < / T o o l t i p T e x t > - 
-         < / T o o l t i p > - 
-         < T o o l t i p   c o l u m n = " S h i p T o P h o n e N o "   E l e m e n t I d = " 3 6 9 7 0 2 2 5 5 " > - 
-             < T o o l t i p T e x t   l a n g = " e n - U S " > S p e c i f i e s   t h e   t e l e p h o n e   n u m b e r   o f   t h e   c o m p a n y ' s   s h i p p i n g   a d d r e s s . < / T o o l t i p T e x t > - 
-         < / T o o l t i p > - 
-         < T o o l t i p   c o l u m n = " S e l l T o C o n t a c t P h o n e N o "   E l e m e n t I d = " 1 6 1 3 8 2 2 4 8 3 " > - 
-             < T o o l t i p T e x t   l a n g = " e n - U S " > S p e c i f i e s   t h e   c o n t a c t ' s   p h o n e   n u m b e r . < / T o o l t i p T e x t > - 
-         < / T o o l t i p > - 
-         < T o o l t i p   c o l u m n = " S e l l T o C o n t a c t M o b i l e P h o n e N o "   E l e m e n t I d = " 1 8 4 3 5 8 7 4 7 " > - 
-             < T o o l t i p T e x t   l a n g = " e n - U S " > S p e c i f i e s   t h e   c o n t a c t ' s   m o b i l e   t e l e p h o n e   n u m b e r . < / T o o l t i p T e x t > - 
-         < / T o o l t i p > - 
-         < T o o l t i p   c o l u m n = " S e l l T o C o n t a c t E m a i l "   E l e m e n t I d = " 2 6 2 8 2 4 5 6 4 " > - 
-             < T o o l t i p T e x t   l a n g = " e n - U S " > S p e c i f i e s   t h e   e m a i l   a d d r e s s   o f   t h e   c o n t a c t . < / T o o l t i p T e x t > - 
-         < / T o o l t i p > - 
-         < T o o l t i p   c o l u m n = " B i l l T o C o n t a c t P h o n e N o "   E l e m e n t I d = " 3 6 2 4 7 7 4 8 8 " > - 
-             < T o o l t i p T e x t   l a n g = " e n - U S " > S p e c i f i e s   t h e   c o n t a c t ' s   p h o n e   n u m b e r . < / T o o l t i p T e x t > - 
-         < / T o o l t i p > - 
-         < T o o l t i p   c o l u m n = " B i l l T o C o n t a c t M o b i l e P h o n e N o "   E l e m e n t I d = " 2 4 8 4 8 8 6 9 6 " > - 
-             < T o o l t i p T e x t   l a n g = " e n - U S " > S p e c i f i e s   t h e   c o n t a c t ' s   m o b i l e   t e l e p h o n e   n u m b e r . < / T o o l t i p T e x t > - 
-         < / T o o l t i p > - 
-         < T o o l t i p   c o l u m n = " B i l l T o C o n t a c t E m a i l "   E l e m e n t I d = " 3 3 5 8 2 7 8 9 5 " > - 
-             < T o o l t i p T e x t   l a n g = " e n - U S " > S p e c i f i e s   t h e   e m a i l   a d d r e s s   o f   t h e   c o n t a c t . < / T o o l t i p T e x t > - 
-         < / T o o l t i p > - 
-         < T o o l t i p   c o l u m n = " P a y m e n t T e r m s D e s c r i p t i o n "   E l e m e n t I d = " 2 0 3 8 7 4 2 7 0 0 " > - 
-             < T o o l t i p T e x t   l a n g = " e n - U S " > S p e c i f i e s   a n   e x p l a n a t i o n   o f   t h e   p a y m e n t   t e r m s . < / T o o l t i p T e x t > - 
-         < / T o o l t i p > - 
-         < T o o l t i p   c o l u m n = " P a y m e n t M e t h o d D e s c r i p t i o n "   E l e m e n t I d = " 5 8 5 7 5 7 9 7 4 " > - 
-             < T o o l t i p T e x t   l a n g = " e n - U S " > S p e c i f i e s   a   t e x t   t h a t   d e s c r i b e s   t h e   p a y m e n t   m e t h o d . < / T o o l t i p T e x t > - 
-         < / T o o l t i p > - 
-         < T o o l t i p   c o l u m n = " B i l l t o C u s t u m e r N o "   E l e m e n t I d = " 2 8 0 4 7 3 0 5 8 " > - 
-             < T o o l t i p T e x t   l a n g = " e n - U S " > S p e c i f i e s   t h e   n u m b e r   o f   t h e   c u s t o m e r   t h a t   y o u   s e n d   o r   s e n t   t h e   i n v o i c e   t o . < / T o o l t i p T e x t > - 
-         < / T o o l t i p > - 
-         < T o o l t i p   c o l u m n = " D o c u m e n t N o "   E l e m e n t I d = " 9 7 0 3 5 0 5 3 9 " > - 
-             < T o o l t i p T e x t   l a n g = " e n - U S " > S p e c i f i e s   t h e   p o s t e d   s a l e s   i n v o i c e   n u m b e r .   E a c h   p o s t e d   s a l e s   i n v o i c e   g e t s   a   u n i q u e   n u m b e r .   T y p i c a l l y ,   t h e   n u m b e r   i s   g e n e r a t e d   b a s e d   o n   a   n u m b e r   s e r i e s . < / T o o l t i p T e x t > - 
-         < / T o o l t i p > - 
-         < T o o l t i p   c o l u m n = " O r d e r N o "   E l e m e n t I d = " 1 4 6 6 4 7 3 8 8 6 " > - 
-             < T o o l t i p T e x t   l a n g = " e n - U S " > S p e c i f i e s   t h e   n u m b e r   o f   t h e   r e l a t e d   o r d e r . < / T o o l t i p T e x t > - 
-         < / T o o l t i p > - 
-         < T o o l t i p   c o l u m n = " S a l e s P e r s o n N a m e "   E l e m e n t I d = " 8 7 1 4 9 2 9 8 3 " > - 
-             < T o o l t i p T e x t   l a n g = " e n - U S " > S p e c i f i e s   t h e   n a m e   o f   t h e   s a l e s p e r s o n   o r   p u r c h a s e r . < / T o o l t i p T e x t > - 
-         < / T o o l t i p > - 
-         < T o o l t i p   c o l u m n = " S e l l t o C u s t o m e r N o "   E l e m e n t I d = " 2 0 5 0 6 4 7 3 4 9 " > - 
-             < T o o l t i p T e x t   l a n g = " e n - U S " > S p e c i f i e s   t h e   n u m b e r   o f   t h e   c u s t o m e r   t h a t   y o u   s h i p p e d   t h e   i t e m s   o n   t h e   i n v o i c e   t o . < / T o o l t i p T e x t > - 
-         < / T o o l t i p > - 
-         < T o o l t i p   c o l u m n = " P a c k a g e T r a c k i n g N o "   E l e m e n t I d = " 1 2 4 4 8 2 6 1 5 9 " > - 
-             < T o o l t i p T e x t   l a n g = " e n - U S " > S p e c i f i e s   t h e   s h i p p i n g   a g e n t ' s   p a c k a g e   n u m b e r . < / T o o l t i p T e x t > - 
-         < / T o o l t i p > - 
-         < T o o l t i p   c o l u m n = " S h i p p i n g A g e n t C o d e "   E l e m e n t I d = " 1 6 7 0 1 5 5 2 6 9 " > - 
-             < T o o l t i p T e x t   l a n g = " e n - U S " > S p e c i f i e s   w h i c h   s h i p p i n g   a g e n t   i s   u s e d   t o   t r a n s p o r t   t h e   i t e m s   o n   t h e   s a l e s   d o c u m e n t   t o   t h e   c u s t o m e r . < / T o o l t i p T e x t > - 
-         < / T o o l t i p > - 
-         < T o o l t i p   c o l u m n = " E x t e r n a l D o c u m e n t N o "   E l e m e n t I d = " 7 3 3 9 5 3 9 6 6 " > - 
-             < T o o l t i p T e x t   l a n g = " e n - U S " > S p e c i f i e s   t h e   e x t e r n a l   d o c u m e n t   n u m b e r   t h a t   i s   e n t e r e d   o n   t h e   s a l e s   h e a d e r   t h a t   t h i s   l i n e   w a s   p o s t e d   f r o m . < / T o o l t i p T e x t > - 
-         < / T o o l t i p > - 
-         < T o o l t i p   c o l u m n = " A m o u n t E x c l u d i n g V A T _ L i n e "   E l e m e n t I d = " 1 0 6 2 4 6 0 0 4 0 " > - 
-             < T o o l t i p T e x t   l a n g = " e n - U S " > S p e c i f i e s   t h e   l i n e ' s   n e t   a m o u n t . < / T o o l t i p T e x t > - 
-         < / T o o l t i p > - 
-         < T o o l t i p   c o l u m n = " A m o u n t I n c l u d i n g V A T _ L i n e "   E l e m e n t I d = " 7 7 0 9 2 8 4 0 2 " > - 
-             < T o o l t i p T e x t   l a n g = " e n - U S " > S p e c i f i e s   t h e   n e t   a m o u n t ,   i n c l u d i n g   V A T ,   f o r   t h i s   l i n e . < / T o o l t i p T e x t > - 
-         < / T o o l t i p > - 
-         < T o o l t i p   c o l u m n = " D e s c r i p t i o n _ L i n e "   E l e m e n t I d = " 1 4 0 6 8 2 2 3 1 0 " > - 
-             < T o o l t i p T e x t   l a n g = " e n - U S " > S p e c i f i e s   t h e   n a m e   o f   t h e   i t e m   o r   g e n e r a l   l e d g e r   a c c o u n t ,   o r   s o m e   d e s c r i p t i v e   t e x t . < / T o o l t i p T e x t > - 
-         < / T o o l t i p > - 
-         < T o o l t i p   c o l u m n = " L i n e D i s c o u n t P e r c e n t _ L i n e "   E l e m e n t I d = " 9 0 7 8 2 7 4 3 6 " > - 
-             < T o o l t i p T e x t   l a n g = " e n - U S " > S p e c i f i e s   t h e   d i s c o u n t   p e r c e n t a g e   t h a t   i s   g r a n t e d   f o r   t h e   i t e m   o n   t h e   l i n e . < / T o o l t i p T e x t > - 
-         < / T o o l t i p > - 
-         < T o o l t i p   c o l u m n = " I t e m N o _ L i n e "   E l e m e n t I d = " 1 9 1 0 2 9 6 2 8 8 " > - 
-             < T o o l t i p T e x t   l a n g = " e n - U S " > S p e c i f i e s   t h e   n u m b e r   o f   t h e   i n v o l v e d   e n t r y   o r   r e c o r d ,   a c c o r d i n g   t o   t h e   s p e c i f i e d   n u m b e r   s e r i e s . < / T o o l t i p T e x t > - 
-         < / T o o l t i p > - 
-         < T o o l t i p   c o l u m n = " I t e m R e f e r e n c e N o _ L i n e "   E l e m e n t I d = " 9 2 7 2 3 5 7 " > - 
-             < T o o l t i p T e x t   l a n g = " e n - U S " > S p e c i f i e s   t h e   r e f e r e n c e d   i t e m   n u m b e r . < / T o o l t i p T e x t > - 
-         < / T o o l t i p > - 
-         < T o o l t i p   c o l u m n = " U n i t O f M e a s u r e "   E l e m e n t I d = " 1 8 0 8 2 2 8 0 1 8 " > - 
-             < T o o l t i p T e x t   l a n g = " e n - U S " > S p e c i f i e s   t h e   n a m e   o f   t h e   i t e m   o r   r e s o u r c e ' s   u n i t   o f   m e a s u r e ,   s u c h   a s   p i e c e   o r   h o u r . < / T o o l t i p T e x t > - 
-         < / T o o l t i p > - 
-         < T o o l t i p   c o l u m n = " L i n e N o _ A s s e m b l y L i n e "   E l e m e n t I d = " 6 4 0 5 8 3 8 9 1 " > - 
-             < T o o l t i p T e x t   l a n g = " e n - U S " > S p e c i f i e s   t h e   n u m b e r   o f   t h e   i n v o l v e d   e n t r y   o r   r e c o r d ,   a c c o r d i n g   t o   t h e   s p e c i f i e d   n u m b e r   s e r i e s . < / T o o l t i p T e x t > - 
-         < / T o o l t i p > - 
-         < T o o l t i p   c o l u m n = " D e s c r i p t i o n _ A s s e m b l y L i n e "   E l e m e n t I d = " 2 8 0 7 4 3 7 9 6 " > - 
-             < T o o l t i p T e x t   l a n g = " e n - U S " > S p e c i f i e s   t h e   d e s c r i p t i o n   o f   t h e   a s s e m b l y   c o m p o n e n t   o n   t h e   p o s t e d   a s s e m b l y   l i n e . < / T o o l t i p T e x t > - 
-         < / T o o l t i p > - 
-         < T o o l t i p   c o l u m n = " Q u a n t i t y _ A s s e m b l y L i n e "   E l e m e n t I d = " 1 9 5 7 6 4 8 2 3 1 " > - 
-             < T o o l t i p T e x t   l a n g = " e n - U S " > S p e c i f i e s   h o w   m a n y   u n i t s   o f   t h e   a s s e m b l y   c o m p o n e n t   w e r e   p o s t e d   a s   c o n s u m e d   b y   t h e   p o s t e d   a s s e m b l y   o r d e r   l i n e . < / T o o l t i p T e x t > - 
-         < / T o o l t i p > - 
-         < T o o l t i p   c o l u m n = " V a r i a n t C o d e _ A s s e m b l y L i n e "   E l e m e n t I d = " 1 8 6 9 4 0 7 6 7 2 " > - 
-             < T o o l t i p T e x t   l a n g = " e n - U S " > S p e c i f i e s   t h e   v a r i a n t   o f   t h e   i t e m   o n   t h e   l i n e . < / T o o l t i p T e x t > - 
-         < / T o o l t i p > - 
-         < T o o l t i p   c o l u m n = " I n v o i c e D i s c o u n t A m o u n t _ V A T A m o u n t L i n e "   E l e m e n t I d = " 8 2 4 7 3 0 1 4 1 " > - 
-             < T o o l t i p T e x t   l a n g = " e n - U S " > S p e c i f i e s   t h e   i n v o i c e   d i s c o u n t   a m o u n t   f o r   a   s p e c i f i c   V A T   i d e n t i f i e r . < / T o o l t i p T e x t > - 
-         < / T o o l t i p > - 
-         < T o o l t i p   c o l u m n = " I n v o i c e D i s c o u n t B a s e A m o u n t _ V A T A m o u n t L i n e "   E l e m e n t I d = " 2 0 4 0 3 3 2 2 6 6 " > - 
-             < T o o l t i p T e x t   l a n g = " e n - U S " > S p e c i f i e s   t h e   i n v o i c e   d i s c o u n t   b a s e   a m o u n t . < / T o o l t i p T e x t > - 
-         < / T o o l t i p > - 
-         < T o o l t i p   c o l u m n = " L i n e A m o u n t _ V a t A m o u n t L i n e "   E l e m e n t I d = " 2 1 4 6 5 4 0 1 " > - 
-             < T o o l t i p T e x t   l a n g = " e n - U S " > S p e c i f i e s   t h e   t o t a l   a m o u n t   f o r   s a l e s   o r   p u r c h a s e   l i n e s   w i t h   a   s p e c i f i c   V A T   i d e n t i f i e r . < / T o o l t i p T e x t > - 
-         < / T o o l t i p > - 
-         < T o o l t i p   c o l u m n = " V A T A m o u n t _ V a t A m o u n t L i n e "   E l e m e n t I d = " 1 8 9 1 8 2 0 6 2 0 " > - 
-             < T o o l t i p T e x t   l a n g = " e n - U S " > S p e c i f i e s   t h e   a m o u n t   o f   V A T   t h a t   i s   i n c l u d e d   i n   t h e   t o t a l   a m o u n t . < / T o o l t i p T e x t > - 
-         < / T o o l t i p > - 
-         < T o o l t i p   c o l u m n = " V A T B a s e _ V a t A m o u n t L i n e "   E l e m e n t I d = " 1 4 5 8 9 3 7 8 1 9 " > - 
-             < T o o l t i p T e x t   l a n g = " e n - U S " > S p e c i f i e s   t h e   t o t a l   n e t   a m o u n t   ( a m o u n t   e x c l u d i n g   V A T )   f o r   s a l e s   o r   p u r c h a s e   l i n e s   w i t h   a   s p e c i f i c   V A T   I d e n t i f i e r . < / T o o l t i p T e x t > - 
-         < / T o o l t i p > - 
-         < T o o l t i p   c o l u m n = " V A T I d e n t i f i e r _ V a t A m o u n t L i n e "   E l e m e n t I d = " 1 1 4 2 0 7 0 0 3 5 " > - 
-             < T o o l t i p T e x t   l a n g = " e n - U S " > S p e c i f i e s   t h e   V A T   I d e n t i f i e r   v a l u e . < / T o o l t i p T e x t > - 
-         < / T o o l t i p > - 
-         < T o o l t i p   c o l u m n = " V A T P c t _ V a t A m o u n t L i n e "   E l e m e n t I d = " 1 4 5 3 5 4 2 7 7 7 " > - 
-             < T o o l t i p T e x t   l a n g = " e n - U S " > S p e c i f i e s   t h e   V A T   %   t h a t   w a s   u s e d   o n   t h e   s a l e s   o r   p u r c h a s e   l i n e s   w i t h   t h i s   V A T   I d e n t i f i e r . < / T o o l t i p T e x t > - 
-         < / T o o l t i p > - 
-         < T o o l t i p   c o l u m n = " V A T I d e n t i f i e r _ V A T C l a u s e L i n e "   E l e m e n t I d = " 1 4 6 4 4 7 2 4 7 8 " > - 
-             < T o o l t i p T e x t   l a n g = " e n - U S " > S p e c i f i e s   t h e   V A T   I d e n t i f i e r   v a l u e . < / T o o l t i p T e x t > - 
-         < / T o o l t i p > - 
-         < T o o l t i p   c o l u m n = " C o d e _ V A T C l a u s e L i n e "   E l e m e n t I d = " 1 8 2 4 5 8 9 8 4 7 " > - 
-             < T o o l t i p T e x t   l a n g = " e n - U S " > S p e c i f i e s   t h e   c o d e   f o r   a   V A T   c l a u s e ,   w h i c h   i s   u s e d   t o   p r o v i d e   a   V A T   d e s c r i p t i o n   a s s o c i a t e d   w i t h   a   s a l e s   l i n e   o n   a   s a l e s   i n v o i c e ,   c r e d i t   m e m o ,   o r   o t h e r   s a l e s   d o c u m e n t . < / T o o l t i p T e x t > - 
-         < / T o o l t i p > - 
-         < T o o l t i p   c o l u m n = " D e s c r i p t i o n 2 _ V A T C l a u s e L i n e "   E l e m e n t I d = " 1 3 7 9 6 6 7 4 7 0 " > - 
-             < T o o l t i p T e x t   l a n g = " e n - U S " > S p e c i f i e s   a n   a d d i t i o n a l   d e s c r i p t i o n   o f   a   V A T   c l a u s e . < / T o o l t i p T e x t > - 
-         < / T o o l t i p > - 
-         < T o o l t i p   c o l u m n = " V A T A m o u n t _ V A T C l a u s e L i n e "   E l e m e n t I d = " 2 2 2 4 6 9 0 5 9 " > - 
-             < T o o l t i p T e x t   l a n g = " e n - U S " > S p e c i f i e s   t h e   a m o u n t   o f   V A T   t h a t   i s   i n c l u d e d   i n   t h e   t o t a l   a m o u n t . < / T o o l t i p T e x t > - 
-         < / T o o l t i p > - 
-         < T o o l t i p   c o l u m n = " L e f t H e a d e r N a m e "   E l e m e n t I d = " 4 3 7 4 2 2 1 8 2 " > - 
-             < T o o l t i p T e x t   l a n g = " e n - U S " > S p e c i f i e s   t h e   n a m e . < / T o o l t i p T e x t > - 
-         < / T o o l t i p > - 
-         < T o o l t i p   c o l u m n = " L e f t H e a d e r V a l u e "   E l e m e n t I d = " 2 4 2 1 2 6 3 1 0 " > - 
-             < T o o l t i p T e x t   l a n g = " e n - U S " > S p e c i f i e s   t h e   v a l u e . < / T o o l t i p T e x t > - 
-         < / T o o l t i p > - 
-         < T o o l t i p   c o l u m n = " R i g h t H e a d e r N a m e "   E l e m e n t I d = " 8 9 8 2 8 7 5 7 " > - 
-             < T o o l t i p T e x t   l a n g = " e n - U S " > S p e c i f i e s   t h e   n a m e . < / T o o l t i p T e x t > - 
-         < / T o o l t i p > - 
-         < T o o l t i p   c o l u m n = " R i g h t H e a d e r V a l u e "   E l e m e n t I d = " 7 0 6 9 3 8 5 5 9 " > - 
-             < T o o l t i p T e x t   l a n g = " e n - U S " > S p e c i f i e s   t h e   v a l u e . < / T o o l t i p T e x t > - 
-         < / T o o l t i p > - 
-     < / T o o l t i p s > +     < T o o l t i p s / >   
      < H e a d e r   E l e m e n t T y p e = " D a t a I t e m "   E l e m e n t I d = " 1 2 4 0 3 7 3 8 8 6 " >   
-         < B i l l e d T o _ L b l   E l e m e n t T y p e = " C o l u m n "   E l e m e n t I d = " 1 7 4 5 4 4 9 0 7 9 "   D a t a T y p e = " L a b e l " > B i l l e d T o _ L b l < / B i l l e d T o _ L b l > +         < B i l l e d T o _ L b l   E l e m e n t T y p e = " C o l u m n "   E l e m e n t I d = " 1 7 4 5 4 4 9 0 7 9 "   D a t a T y p e = " T e x t C o n s t " > B i l l e d T o _ L b l < / B i l l e d T o _ L b l >   
          < B i l l T o C o n t a c t E m a i l   E l e m e n t T y p e = " C o l u m n "   E l e m e n t I d = " 3 3 5 8 2 7 8 9 5 "   D a t a T y p e = " T e x t " > B i l l T o C o n t a c t E m a i l < / B i l l T o C o n t a c t E m a i l >   
-         < B i l l T o C o n t a c t E m a i l L b l   E l e m e n t T y p e = " C o l u m n "   E l e m e n t I d = " 2 9 6 4 7 8 3 6 5 "   D a t a T y p e = " L a b e l " > B i l l T o C o n t a c t E m a i l L b l < / B i l l T o C o n t a c t E m a i l L b l > +         < B i l l T o C o n t a c t E m a i l L b l   E l e m e n t T y p e = " C o l u m n "   E l e m e n t I d = " 2 9 6 4 7 8 3 6 5 "   D a t a T y p e = " T e x t C o n s t " > B i l l T o C o n t a c t E m a i l L b l < / B i l l T o C o n t a c t E m a i l L b l >   
          < B i l l T o C o n t a c t M o b i l e P h o n e N o   E l e m e n t T y p e = " C o l u m n "   E l e m e n t I d = " 2 4 8 4 8 8 6 9 6 "   D a t a T y p e = " T e x t " > B i l l T o C o n t a c t M o b i l e P h o n e N o < / B i l l T o C o n t a c t M o b i l e P h o n e N o >   
-         < B i l l T o C o n t a c t M o b i l e P h o n e N o L b l   E l e m e n t T y p e = " C o l u m n "   E l e m e n t I d = " 2 7 6 3 1 1 3 3 8 "   D a t a T y p e = " L a b e l " > B i l l T o C o n t a c t M o b i l e P h o n e N o L b l < / B i l l T o C o n t a c t M o b i l e P h o n e N o L b l > +         < B i l l T o C o n t a c t M o b i l e P h o n e N o L b l   E l e m e n t T y p e = " C o l u m n "   E l e m e n t I d = " 2 7 6 3 1 1 3 3 8 "   D a t a T y p e = " T e x t C o n s t " > B i l l T o C o n t a c t M o b i l e P h o n e N o L b l < / B i l l T o C o n t a c t M o b i l e P h o n e N o L b l >   
          < B i l l T o C o n t a c t P h o n e N o   E l e m e n t T y p e = " C o l u m n "   E l e m e n t I d = " 3 6 2 4 7 7 4 8 8 "   D a t a T y p e = " T e x t " > B i l l T o C o n t a c t P h o n e N o < / B i l l T o C o n t a c t P h o n e N o >   
-         < B i l l T o C o n t a c t P h o n e N o L b l   E l e m e n t T y p e = " C o l u m n "   E l e m e n t I d = " 2 1 2 3 3 4 5 9 6 6 "   D a t a T y p e = " L a b e l " > B i l l T o C o n t a c t P h o n e N o L b l < / B i l l T o C o n t a c t P h o n e N o L b l > +         < B i l l T o C o n t a c t P h o n e N o L b l   E l e m e n t T y p e = " C o l u m n "   E l e m e n t I d = " 2 1 2 3 3 4 5 9 6 6 "   D a t a T y p e = " T e x t C o n s t " > B i l l T o C o n t a c t P h o n e N o L b l < / B i l l T o C o n t a c t P h o n e N o L b l >   
          < B i l l t o C u s t o m e r N o _ L b l   E l e m e n t T y p e = " C o l u m n "   E l e m e n t I d = " 3 6 9 3 0 7 8 1 3 "   D a t a T y p e = " S t r i n g " > B i l l t o C u s t o m e r N o _ L b l < / B i l l t o C u s t o m e r N o _ L b l >   
@@ -7231,6 +6501,8 @@
  
          < C h e c k s P a y a b l e _ L b l   E l e m e n t T y p e = " C o l u m n "   E l e m e n t I d = " 1 0 5 3 1 5 6 0 6 5 "   D a t a T y p e = " T e x t " > C h e c k s P a y a b l e _ L b l < / C h e c k s P a y a b l e _ L b l >   
+         < C O 2 e P e r U n i t _ L b l   E l e m e n t T y p e = " C o l u m n "   E l e m e n t I d = " 6 0 8 7 4 6 8 0 2 "   D a t a T y p e = " T e x t " > C O 2 e P e r U n i t _ L b l < / C O 2 e P e r U n i t _ L b l > + 
          < C o m p a n y A d d r e s s 1   E l e m e n t T y p e = " C o l u m n "   E l e m e n t I d = " 1 8 8 4 1 6 4 3 2 3 "   D a t a T y p e = " T e x t " > C o m p a n y A d d r e s s 1 < / C o m p a n y A d d r e s s 1 >   
          < C o m p a n y A d d r e s s 2   E l e m e n t T y p e = " C o l u m n "   E l e m e n t I d = " 1 2 4 6 4 6 7 7 0 6 "   D a t a T y p e = " T e x t " > C o m p a n y A d d r e s s 2 < / C o m p a n y A d d r e s s 2 > @@ -7249,7 +6521,7 @@
  
          < C o m p a n y B a n k A c c o u n t N o   E l e m e n t T y p e = " C o l u m n "   E l e m e n t I d = " 3 0 1 4 0 2 0 4 "   D a t a T y p e = " T e x t " > C o m p a n y B a n k A c c o u n t N o < / C o m p a n y B a n k A c c o u n t N o >   
-         < C o m p a n y B a n k A c c o u n t N o _ L b l   E l e m e n t T y p e = " C o l u m n "   E l e m e n t I d = " 1 0 9 7 7 4 3 3 4 5 "   D a t a T y p e = " L a b e l " > C o m p a n y B a n k A c c o u n t N o _ L b l < / C o m p a n y B a n k A c c o u n t N o _ L b l > +         < C o m p a n y B a n k A c c o u n t N o _ L b l   E l e m e n t T y p e = " C o l u m n "   E l e m e n t I d = " 1 0 9 7 7 4 3 3 4 5 "   D a t a T y p e = " T e x t C o n s t " > C o m p a n y B a n k A c c o u n t N o _ L b l < / C o m p a n y B a n k A c c o u n t N o _ L b l >   
          < C o m p a n y B a n k B r a n c h N o   E l e m e n t T y p e = " C o l u m n "   E l e m e n t I d = " 7 9 3 1 3 3 0 5 7 "   D a t a T y p e = " T e x t " > C o m p a n y B a n k B r a n c h N o < / C o m p a n y B a n k B r a n c h N o >   
@@ -7257,7 +6529,7 @@
  
          < C o m p a n y B a n k N a m e   E l e m e n t T y p e = " C o l u m n "   E l e m e n t I d = " 1 5 3 4 9 0 5 6 0 5 "   D a t a T y p e = " T e x t " > C o m p a n y B a n k N a m e < / C o m p a n y B a n k N a m e >   
-         < C o m p a n y B a n k N a m e _ L b l   E l e m e n t T y p e = " C o l u m n "   E l e m e n t I d = " 1 2 0 4 3 0 7 0 1 4 "   D a t a T y p e = " L a b e l " > C o m p a n y B a n k N a m e _ L b l < / C o m p a n y B a n k N a m e _ L b l > +         < C o m p a n y B a n k N a m e _ L b l   E l e m e n t T y p e = " C o l u m n "   E l e m e n t I d = " 1 2 0 4 3 0 7 0 1 4 "   D a t a T y p e = " T e x t C o n s t " > C o m p a n y B a n k N a m e _ L b l < / C o m p a n y B a n k N a m e _ L b l >   
          < C o m p a n y C u s t o m G i r o   E l e m e n t T y p e = " C o l u m n "   E l e m e n t I d = " 1 6 7 0 4 7 5 7 9 8 "   D a t a T y p e = " T e x t " > C o m p a n y C u s t o m G i r o < / C o m p a n y C u s t o m G i r o >   
@@ -7267,7 +6539,7 @@
  
          < C o m p a n y G i r o N o   E l e m e n t T y p e = " C o l u m n "   E l e m e n t I d = " 1 3 6 0 1 9 6 3 2 0 "   D a t a T y p e = " T e x t " > C o m p a n y G i r o N o < / C o m p a n y G i r o N o >   
-         < C o m p a n y G i r o N o _ L b l   E l e m e n t T y p e = " C o l u m n "   E l e m e n t I d = " 8 6 1 6 0 2 1 1 5 "   D a t a T y p e = " L a b e l " > C o m p a n y G i r o N o _ L b l < / C o m p a n y G i r o N o _ L b l > +         < C o m p a n y G i r o N o _ L b l   E l e m e n t T y p e = " C o l u m n "   E l e m e n t I d = " 8 6 1 6 0 2 1 1 5 "   D a t a T y p e = " T e x t C o n s t " > C o m p a n y G i r o N o _ L b l < / C o m p a n y G i r o N o _ L b l >   
          < C o m p a n y H o m e P a g e   E l e m e n t T y p e = " C o l u m n "   E l e m e n t I d = " 1 9 8 9 1 8 8 7 0 "   D a t a T y p e = " T e x t " > C o m p a n y H o m e P a g e < / C o m p a n y H o m e P a g e >   
@@ -7285,9 +6557,9 @@
  
          < C o m p a n y P h o n e N o   E l e m e n t T y p e = " C o l u m n "   E l e m e n t I d = " 2 5 0 4 4 0 6 5 5 "   D a t a T y p e = " T e x t " > C o m p a n y P h o n e N o < / C o m p a n y P h o n e N o >   
-         < C o m p a n y P h o n e N o _ L b l   E l e m e n t T y p e = " C o l u m n "   E l e m e n t I d = " 5 5 8 5 9 3 5 8 6 "   D a t a T y p e = " L a b e l " > C o m p a n y P h o n e N o _ L b l < / C o m p a n y P h o n e N o _ L b l > - 
-         < C o m p a n y P i c t u r e   E l e m e n t T y p e = " C o l u m n "   E l e m e n t I d = " 1 3 9 7 4 1 1 0 7 4 "   D a t a T y p e = " B l o b "   / > +         < C o m p a n y P h o n e N o _ L b l   E l e m e n t T y p e = " C o l u m n "   E l e m e n t I d = " 5 5 8 5 9 3 5 8 6 "   D a t a T y p e = " T e x t C o n s t " > C o m p a n y P h o n e N o _ L b l < / C o m p a n y P h o n e N o _ L b l > + 
+         < C o m p a n y P i c t u r e   E l e m e n t T y p e = " C o l u m n "   E l e m e n t I d = " 1 3 9 7 4 1 1 0 7 4 "   D a t a T y p e = " B L O B " / >   
          < C o m p a n y R e g i s t r a t i o n N u m b e r   E l e m e n t T y p e = " C o l u m n "   E l e m e n t I d = " 2 0 2 3 6 3 9 4 2 4 "   D a t a T y p e = " T e x t " > C o m p a n y R e g i s t r a t i o n N u m b e r < / C o m p a n y R e g i s t r a t i o n N u m b e r >   
@@ -7307,7 +6579,7 @@
  
          < C o n t a c t _ L b l   E l e m e n t T y p e = " C o l u m n "   E l e m e n t I d = " 1 1 5 5 0 9 4 7 5 2 "   D a t a T y p e = " T e x t " > C o n t a c t _ L b l < / C o n t a c t _ L b l >   
-         < C o p y _ L b l   E l e m e n t T y p e = " C o l u m n "   E l e m e n t I d = " 6 0 4 7 8 2 7 8 1 "   D a t a T y p e = " L a b e l " > C o p y _ L b l < / C o p y _ L b l > +         < C o p y _ L b l   E l e m e n t T y p e = " C o l u m n "   E l e m e n t I d = " 6 0 4 7 8 2 7 8 1 "   D a t a T y p e = " T e x t C o n s t " > C o p y _ L b l < / C o p y _ L b l >   
          < C u s t o m e r A d d r e s s 1   E l e m e n t T y p e = " C o l u m n "   E l e m e n t I d = " 1 8 0 1 9 6 6 4 5 4 "   D a t a T y p e = " T e x t " > C u s t o m e r A d d r e s s 1 < / C u s t o m e r A d d r e s s 1 >   
@@ -7327,6 +6599,8 @@
  
          < C u s t o m e r P o s t a l B a r C o d e   E l e m e n t T y p e = " C o l u m n "   E l e m e n t I d = " 3 9 8 5 8 0 6 8 8 "   D a t a T y p e = " T e x t " > C u s t o m e r P o s t a l B a r C o d e < / C u s t o m e r P o s t a l B a r C o d e >   
+         < D i s c l a i m e r _ L b l   E l e m e n t T y p e = " C o l u m n "   E l e m e n t I d = " 3 8 1 6 6 9 2 0 5 "   D a t a T y p e = " T e x t " > D i s c l a i m e r _ L b l < / D i s c l a i m e r _ L b l > + 
          < D i s p l a y A d d i t i o n a l F e e N o t e   E l e m e n t T y p e = " C o l u m n "   E l e m e n t I d = " 1 9 3 1 7 6 6 6 8 8 "   D a t a T y p e = " B o o l e a n " > D i s p l a y A d d i t i o n a l F e e N o t e < / D i s p l a y A d d i t i o n a l F e e N o t e >   
          < D o c u m e n t D a t e   E l e m e n t T y p e = " C o l u m n "   E l e m e n t I d = " 5 5 2 8 7 1 9 1 4 "   D a t a T y p e = " S t r i n g " > D o c u m e n t D a t e < / D o c u m e n t D a t e > @@ -7335,7 +6609,7 @@
  
          < D o c u m e n t N o   E l e m e n t T y p e = " C o l u m n "   E l e m e n t I d = " 9 7 0 3 5 0 5 3 9 "   D a t a T y p e = " C o d e " > D o c u m e n t N o < / D o c u m e n t N o >   
-         < D o c u m e n t N o _ L b l   E l e m e n t T y p e = " C o l u m n "   E l e m e n t I d = " 7 8 9 7 9 5 9 7 8 "   D a t a T y p e = " L a b e l " > D o c u m e n t N o _ L b l < / D o c u m e n t N o _ L b l > +         < D o c u m e n t N o _ L b l   E l e m e n t T y p e = " C o l u m n "   E l e m e n t I d = " 7 8 9 7 9 5 9 7 8 "   D a t a T y p e = " T e x t C o n s t " > D o c u m e n t N o _ L b l < / D o c u m e n t N o _ L b l >   
          < D o c u m e n t T i t l e _ L b l   E l e m e n t T y p e = " C o l u m n "   E l e m e n t I d = " 8 5 8 4 2 3 9 2 9 "   D a t a T y p e = " T e x t " > D o c u m e n t T i t l e _ L b l < / D o c u m e n t T i t l e _ L b l >   
@@ -7343,7 +6617,7 @@
  
          < D u e D a t e _ L b l   E l e m e n t T y p e = " C o l u m n "   E l e m e n t I d = " 1 6 4 8 2 8 4 6 4 8 "   D a t a T y p e = " S t r i n g " > D u e D a t e _ L b l < / D u e D a t e _ L b l >   
-         < E M a i l _ H e a d e r _ L b l   E l e m e n t T y p e = " C o l u m n "   E l e m e n t I d = " 5 1 3 1 7 0 8 0 4 "   D a t a T y p e = " L a b e l " > E M a i l _ H e a d e r _ L b l < / E M a i l _ H e a d e r _ L b l > +         < E M a i l _ H e a d e r _ L b l   E l e m e n t T y p e = " C o l u m n "   E l e m e n t I d = " 5 1 3 1 7 0 8 0 4 "   D a t a T y p e = " T e x t C o n s t " > E M a i l _ H e a d e r _ L b l < / E M a i l _ H e a d e r _ L b l >   
          < E x c h a n g e R a t e A s T e x t   E l e m e n t T y p e = " C o l u m n "   E l e m e n t I d = " 5 9 2 9 5 5 8 4 5 "   D a t a T y p e = " T e x t " > E x c h a n g e R a t e A s T e x t < / E x c h a n g e R a t e A s T e x t >   
@@ -7351,25 +6625,25 @@
  
          < E x t e r n a l D o c u m e n t N o _ L b l   E l e m e n t T y p e = " C o l u m n "   E l e m e n t I d = " 4 2 3 3 1 2 2 6 9 "   D a t a T y p e = " S t r i n g " > E x t e r n a l D o c u m e n t N o _ L b l < / E x t e r n a l D o c u m e n t N o _ L b l >   
-         < F r o m _ L b l   E l e m e n t T y p e = " C o l u m n "   E l e m e n t I d = " 4 8 5 4 2 6 1 3 8 "   D a t a T y p e = " L a b e l " > F r o m _ L b l < / F r o m _ L b l > +         < F r o m _ L b l   E l e m e n t T y p e = " C o l u m n "   E l e m e n t I d = " 4 8 5 4 2 6 1 3 8 "   D a t a T y p e = " T e x t C o n s t " > F r o m _ L b l < / F r o m _ L b l >   
          < G l o b a l L o c a t i o n N u m b e r   E l e m e n t T y p e = " C o l u m n "   E l e m e n t I d = " 1 5 0 0 3 7 2 8 0 0 "   D a t a T y p e = " T e x t " > G l o b a l L o c a t i o n N u m b e r < / G l o b a l L o c a t i o n N u m b e r >   
          < G l o b a l L o c a t i o n N u m b e r _ L b l   E l e m e n t T y p e = " C o l u m n "   E l e m e n t I d = " 1 7 5 0 9 1 3 8 9 1 "   D a t a T y p e = " T e x t " > G l o b a l L o c a t i o n N u m b e r _ L b l < / G l o b a l L o c a t i o n N u m b e r _ L b l >   
-         < H o m e P a g e _ H e a d e r _ L b l   E l e m e n t T y p e = " C o l u m n "   E l e m e n t I d = " 1 8 7 9 7 2 5 0 8 4 "   D a t a T y p e = " L a b e l " > H o m e P a g e _ H e a d e r _ L b l < / H o m e P a g e _ H e a d e r _ L b l > - 
-         < I n v o i c e D i s c o u n t A m o u n t _ L b l   E l e m e n t T y p e = " C o l u m n "   E l e m e n t I d = " 1 5 9 3 0 1 2 7 3 6 "   D a t a T y p e = " L a b e l " > I n v o i c e D i s c o u n t A m o u n t _ L b l < / I n v o i c e D i s c o u n t A m o u n t _ L b l > - 
-         < I n v o i c e D i s c o u n t B a s e A m o u n t _ L b l   E l e m e n t T y p e = " C o l u m n "   E l e m e n t I d = " 2 0 2 9 2 6 6 8 7 5 "   D a t a T y p e = " L a b e l " > I n v o i c e D i s c o u n t B a s e A m o u n t _ L b l < / I n v o i c e D i s c o u n t B a s e A m o u n t _ L b l > +         < H o m e P a g e _ H e a d e r _ L b l   E l e m e n t T y p e = " C o l u m n "   E l e m e n t I d = " 1 8 7 9 7 2 5 0 8 4 "   D a t a T y p e = " T e x t C o n s t " > H o m e P a g e _ H e a d e r _ L b l < / H o m e P a g e _ H e a d e r _ L b l > + 
+         < I n v o i c e D i s c o u n t A m o u n t _ L b l   E l e m e n t T y p e = " C o l u m n "   E l e m e n t I d = " 1 5 9 3 0 1 2 7 3 6 "   D a t a T y p e = " T e x t C o n s t " > I n v o i c e D i s c o u n t A m o u n t _ L b l < / I n v o i c e D i s c o u n t A m o u n t _ L b l > + 
+         < I n v o i c e D i s c o u n t B a s e A m o u n t _ L b l   E l e m e n t T y p e = " C o l u m n "   E l e m e n t I d = " 2 0 2 9 2 6 6 8 7 5 "   D a t a T y p e = " T e x t C o n s t " > I n v o i c e D i s c o u n t B a s e A m o u n t _ L b l < / I n v o i c e D i s c o u n t B a s e A m o u n t _ L b l >   
          < L e g a l E n t i t y T y p e   E l e m e n t T y p e = " C o l u m n "   E l e m e n t I d = " 2 0 5 1 8 7 3 5 6 3 "   D a t a T y p e = " T e x t " > L e g a l E n t i t y T y p e < / L e g a l E n t i t y T y p e >   
          < L e g a l E n t i t y T y p e _ L b l   E l e m e n t T y p e = " C o l u m n "   E l e m e n t I d = " 2 0 8 0 2 2 4 7 9 2 "   D a t a T y p e = " T e x t " > L e g a l E n t i t y T y p e _ L b l < / L e g a l E n t i t y T y p e _ L b l >   
-         < L i n e A m o u n t A f t e r I n v o i c e D i s c o u n t _ L b l   E l e m e n t T y p e = " C o l u m n "   E l e m e n t I d = " 6 7 3 7 2 1 0 9 4 "   D a t a T y p e = " L a b e l " > L i n e A m o u n t A f t e r I n v o i c e D i s c o u n t _ L b l < / L i n e A m o u n t A f t e r I n v o i c e D i s c o u n t _ L b l > - 
-         < L o c a l C u r r e n c y _ L b l   E l e m e n t T y p e = " C o l u m n "   E l e m e n t I d = " 1 5 5 9 6 9 3 4 2 2 "   D a t a T y p e = " L a b e l " > L o c a l C u r r e n c y _ L b l < / L o c a l C u r r e n c y _ L b l > +         < L i n e A m o u n t A f t e r I n v o i c e D i s c o u n t _ L b l   E l e m e n t T y p e = " C o l u m n "   E l e m e n t I d = " 6 7 3 7 2 1 0 9 4 "   D a t a T y p e = " T e x t C o n s t " > L i n e A m o u n t A f t e r I n v o i c e D i s c o u n t _ L b l < / L i n e A m o u n t A f t e r I n v o i c e D i s c o u n t _ L b l > + 
+         < L o c a l C u r r e n c y _ L b l   E l e m e n t T y p e = " C o l u m n "   E l e m e n t I d = " 1 5 5 9 6 9 3 4 2 2 "   D a t a T y p e = " T e x t C o n s t " > L o c a l C u r r e n c y _ L b l < / L o c a l C u r r e n c y _ L b l >   
          < O r d e r N o   E l e m e n t T y p e = " C o l u m n "   E l e m e n t I d = " 1 4 6 6 4 7 3 8 8 6 "   D a t a T y p e = " C o d e " > O r d e r N o < / O r d e r N o >   
@@ -7379,13 +6653,13 @@
  
          < P a c k a g e T r a c k i n g N o _ L b l   E l e m e n t T y p e = " C o l u m n "   E l e m e n t I d = " 2 1 9 3 5 6 7 5 6 "   D a t a T y p e = " S t r i n g " > P a c k a g e T r a c k i n g N o _ L b l < / P a c k a g e T r a c k i n g N o _ L b l >   
-         < P a g e _ L b l   E l e m e n t T y p e = " C o l u m n "   E l e m e n t I d = " 6 8 0 6 4 8 0 9 1 "   D a t a T y p e = " L a b e l " > P a g e _ L b l < / P a g e _ L b l > +         < P a g e _ L b l   E l e m e n t T y p e = " C o l u m n "   E l e m e n t I d = " 6 8 0 6 4 8 0 9 1 "   D a t a T y p e = " T e x t C o n s t " > P a g e _ L b l < / P a g e _ L b l >   
          < P a y m e n t I n s t r u c t i o n s _ T x t   E l e m e n t T y p e = " C o l u m n "   E l e m e n t I d = " 1 8 7 2 0 8 8 3 "   D a t a T y p e = " T e x t " > P a y m e n t I n s t r u c t i o n s _ T x t < / P a y m e n t I n s t r u c t i o n s _ T x t >   
          < P a y m e n t M e t h o d D e s c r i p t i o n   E l e m e n t T y p e = " C o l u m n "   E l e m e n t I d = " 5 8 5 7 5 7 9 7 4 "   D a t a T y p e = " T e x t " > P a y m e n t M e t h o d D e s c r i p t i o n < / P a y m e n t M e t h o d D e s c r i p t i o n >   
-         < P a y m e n t M e t h o d D e s c r i p t i o n _ L b l   E l e m e n t T y p e = " C o l u m n "   E l e m e n t I d = " 7 9 7 1 1 7 3 2 3 "   D a t a T y p e = " L a b e l " > P a y m e n t M e t h o d D e s c r i p t i o n _ L b l < / P a y m e n t M e t h o d D e s c r i p t i o n _ L b l > +         < P a y m e n t M e t h o d D e s c r i p t i o n _ L b l   E l e m e n t T y p e = " C o l u m n "   E l e m e n t I d = " 7 9 7 1 1 7 3 2 3 "   D a t a T y p e = " T e x t C o n s t " > P a y m e n t M e t h o d D e s c r i p t i o n _ L b l < / P a y m e n t M e t h o d D e s c r i p t i o n _ L b l >   
          < P a y m e n t R e f e r e n c e   E l e m e n t T y p e = " C o l u m n "   E l e m e n t I d = " 3 3 5 4 9 7 0 1 2 "   D a t a T y p e = " T e x t " > P a y m e n t R e f e r e n c e < / P a y m e n t R e f e r e n c e >   
@@ -7393,39 +6667,45 @@
  
          < P a y m e n t T e r m s D e s c r i p t i o n   E l e m e n t T y p e = " C o l u m n "   E l e m e n t I d = " 2 0 3 8 7 4 2 7 0 0 "   D a t a T y p e = " T e x t " > P a y m e n t T e r m s D e s c r i p t i o n < / P a y m e n t T e r m s D e s c r i p t i o n >   
-         < P a y m e n t T e r m s D e s c r i p t i o n _ L b l   E l e m e n t T y p e = " C o l u m n "   E l e m e n t I d = " 1 8 7 4 4 9 4 3 2 1 "   D a t a T y p e = " L a b e l " > P a y m e n t T e r m s D e s c r i p t i o n _ L b l < / P a y m e n t T e r m s D e s c r i p t i o n _ L b l > +         < P a y m e n t T e r m s D e s c r i p t i o n _ L b l   E l e m e n t T y p e = " C o l u m n "   E l e m e n t I d = " 1 8 7 4 4 9 4 3 2 1 "   D a t a T y p e = " T e x t C o n s t " > P a y m e n t T e r m s D e s c r i p t i o n _ L b l < / P a y m e n t T e r m s D e s c r i p t i o n _ L b l >   
          < P r i c e s I n c l u d i n g V A T   E l e m e n t T y p e = " C o l u m n "   E l e m e n t I d = " 5 1 8 8 1 7 1 6 7 "   D a t a T y p e = " B o o l e a n " > P r i c e s I n c l u d i n g V A T < / P r i c e s I n c l u d i n g V A T >   
+         < P r i c e s I n c l u d i n g V A T _ L b l   E l e m e n t T y p e = " C o l u m n "   E l e m e n t I d = " 1 3 7 7 9 7 9 4 4 4 "   D a t a T y p e = " S t r i n g " > P r i c e s I n c l u d i n g V A T _ L b l < / P r i c e s I n c l u d i n g V A T _ L b l > + 
          < P r i c e s I n c l u d i n g V A T Y e s N o   E l e m e n t T y p e = " C o l u m n "   E l e m e n t I d = " 1 4 1 1 1 4 7 5 9 9 "   D a t a T y p e = " S t r i n g " > P r i c e s I n c l u d i n g V A T Y e s N o < / P r i c e s I n c l u d i n g V A T Y e s N o >   
-         < P r i c e s I n c l u d i n g V A T _ L b l   E l e m e n t T y p e = " C o l u m n "   E l e m e n t I d = " 1 3 7 7 9 7 9 4 4 4 "   D a t a T y p e = " S t r i n g " > P r i c e s I n c l u d i n g V A T _ L b l < / P r i c e s I n c l u d i n g V A T _ L b l > - 
-         < Q u e s t i o n s _ L b l   E l e m e n t T y p e = " C o l u m n "   E l e m e n t I d = " 2 0 7 0 8 9 0 0 1 9 "   D a t a T y p e = " L a b e l " > Q u e s t i o n s _ L b l < / Q u e s t i o n s _ L b l > +         < Q R _ C o d e _ I m a g e   E l e m e n t T y p e = " C o l u m n "   E l e m e n t I d = " 2 0 7 9 6 8 0 8 3 6 "   D a t a T y p e = " M e d i a S e t " > Q R _ C o d e _ I m a g e < / Q R _ C o d e _ I m a g e > + 
+         < Q R _ C o d e _ I m a g e _ L b l   E l e m e n t T y p e = " C o l u m n "   E l e m e n t I d = " 1 2 2 9 4 4 6 0 7 "   D a t a T y p e = " S t r i n g " > Q R _ C o d e _ I m a g e _ L b l < / Q R _ C o d e _ I m a g e _ L b l > + 
+         < Q u e s t i o n s _ L b l   E l e m e n t T y p e = " C o l u m n "   E l e m e n t I d = " 2 0 7 0 8 9 0 0 1 9 "   D a t a T y p e = " T e x t C o n s t " > Q u e s t i o n s _ L b l < / Q u e s t i o n s _ L b l > + 
+         < R e c u r r i n g B i l l i n g   E l e m e n t T y p e = " C o l u m n "   E l e m e n t I d = " 4 8 0 8 6 9 9 3 "   D a t a T y p e = " B o o l e a n " > R e c u r r i n g B i l l i n g < / R e c u r r i n g B i l l i n g >   
          < R e m a i n i n g A m o u n t   E l e m e n t T y p e = " C o l u m n "   E l e m e n t I d = " 3 5 3 2 6 4 1 3 1 "   D a t a T y p e = " D e c i m a l " > R e m a i n i n g A m o u n t < / R e m a i n i n g A m o u n t >   
          < R e m a i n i n g A m o u n t T e x t   E l e m e n t T y p e = " C o l u m n "   E l e m e n t I d = " 1 8 1 3 6 1 2 0 "   D a t a T y p e = " T e x t " > R e m a i n i n g A m o u n t T e x t < / R e m a i n i n g A m o u n t T e x t >   
-         < S a l e s I n v o i c e L i n e D i s c o u n t _ L b l   E l e m e n t T y p e = " C o l u m n "   E l e m e n t I d = " 6 6 4 6 0 1 5 8 2 "   D a t a T y p e = " L a b e l " > S a l e s I n v o i c e L i n e D i s c o u n t _ L b l < / S a l e s I n v o i c e L i n e D i s c o u n t _ L b l > +         < S a l e s I n v o i c e L i n e D i s c o u n t _ L b l   E l e m e n t T y p e = " C o l u m n "   E l e m e n t I d = " 6 6 4 6 0 1 5 8 2 "   D a t a T y p e = " T e x t C o n s t " > S a l e s I n v o i c e L i n e D i s c o u n t _ L b l < / S a l e s I n v o i c e L i n e D i s c o u n t _ L b l > + 
+         < S a l e s P e r s o n _ L b l   E l e m e n t T y p e = " C o l u m n "   E l e m e n t I d = " 1 5 6 4 1 9 6 3 6 5 "   D a t a T y p e = " T e x t C o n s t " > S a l e s P e r s o n _ L b l < / S a l e s P e r s o n _ L b l >   
          < S a l e s P e r s o n B l a n k _ L b l   E l e m e n t T y p e = " C o l u m n "   E l e m e n t I d = " 6 5 4 6 2 4 6 0 1 "   D a t a T y p e = " T e x t " > S a l e s P e r s o n B l a n k _ L b l < / S a l e s P e r s o n B l a n k _ L b l >   
          < S a l e s P e r s o n N a m e   E l e m e n t T y p e = " C o l u m n "   E l e m e n t I d = " 8 7 1 4 9 2 9 8 3 "   D a t a T y p e = " T e x t " > S a l e s P e r s o n N a m e < / S a l e s P e r s o n N a m e >   
-         < S a l e s P e r s o n _ L b l   E l e m e n t T y p e = " C o l u m n "   E l e m e n t I d = " 1 5 6 4 1 9 6 3 6 5 "   D a t a T y p e = " L a b e l " > S a l e s P e r s o n _ L b l < / S a l e s P e r s o n _ L b l > - 
          < S e l l T o C o n t a c t E m a i l   E l e m e n t T y p e = " C o l u m n "   E l e m e n t I d = " 2 6 2 8 2 4 5 6 4 "   D a t a T y p e = " T e x t " > S e l l T o C o n t a c t E m a i l < / S e l l T o C o n t a c t E m a i l >   
-         < S e l l T o C o n t a c t E m a i l L b l   E l e m e n t T y p e = " C o l u m n "   E l e m e n t I d = " 3 7 0 9 2 0 3 7 4 "   D a t a T y p e = " L a b e l " > S e l l T o C o n t a c t E m a i l L b l < / S e l l T o C o n t a c t E m a i l L b l > +         < S e l l T o C o n t a c t E m a i l L b l   E l e m e n t T y p e = " C o l u m n "   E l e m e n t I d = " 3 7 0 9 2 0 3 7 4 "   D a t a T y p e = " T e x t C o n s t " > S e l l T o C o n t a c t E m a i l L b l < / S e l l T o C o n t a c t E m a i l L b l >   
          < S e l l T o C o n t a c t M o b i l e P h o n e N o   E l e m e n t T y p e = " C o l u m n "   E l e m e n t I d = " 1 8 4 3 5 8 7 4 7 "   D a t a T y p e = " T e x t " > S e l l T o C o n t a c t M o b i l e P h o n e N o < / S e l l T o C o n t a c t M o b i l e P h o n e N o >   
-         < S e l l T o C o n t a c t M o b i l e P h o n e N o L b l   E l e m e n t T y p e = " C o l u m n "   E l e m e n t I d = " 1 4 5 7 5 2 8 4 1 7 "   D a t a T y p e = " L a b e l " > S e l l T o C o n t a c t M o b i l e P h o n e N o L b l < / S e l l T o C o n t a c t M o b i l e P h o n e N o L b l > +         < S e l l T o C o n t a c t M o b i l e P h o n e N o L b l   E l e m e n t T y p e = " C o l u m n "   E l e m e n t I d = " 1 4 5 7 5 2 8 4 1 7 "   D a t a T y p e = " T e x t C o n s t " > S e l l T o C o n t a c t M o b i l e P h o n e N o L b l < / S e l l T o C o n t a c t M o b i l e P h o n e N o L b l >   
          < S e l l T o C o n t a c t P h o n e N o   E l e m e n t T y p e = " C o l u m n "   E l e m e n t I d = " 1 6 1 3 8 2 2 4 8 3 "   D a t a T y p e = " T e x t " > S e l l T o C o n t a c t P h o n e N o < / S e l l T o C o n t a c t P h o n e N o >   
-         < S e l l T o C o n t a c t P h o n e N o L b l   E l e m e n t T y p e = " C o l u m n "   E l e m e n t I d = " 1 0 5 0 6 8 6 8 0 9 "   D a t a T y p e = " L a b e l " > S e l l T o C o n t a c t P h o n e N o L b l < / S e l l T o C o n t a c t P h o n e N o L b l > +         < S e l l T o C o n t a c t P h o n e N o L b l   E l e m e n t T y p e = " C o l u m n "   E l e m e n t I d = " 1 0 5 0 6 8 6 8 0 9 "   D a t a T y p e = " T e x t C o n s t " > S e l l T o C o n t a c t P h o n e N o L b l < / S e l l T o C o n t a c t P h o n e N o L b l >   
          < S e l l t o C u s t o m e r N o   E l e m e n t T y p e = " C o l u m n "   E l e m e n t I d = " 2 0 5 0 6 4 7 3 4 9 "   D a t a T y p e = " C o d e " > S e l l t o C u s t o m e r N o < / S e l l t o C u s t o m e r N o >   
@@ -7435,20 +6715,22 @@
  
          < S e l l T o P h o n e N o   E l e m e n t T y p e = " C o l u m n "   E l e m e n t I d = " 7 5 1 9 3 1 8 4 3 "   D a t a T y p e = " T e x t " > S e l l T o P h o n e N o < / S e l l T o P h o n e N o >   
+         < S h i p m e n t _ L b l   E l e m e n t T y p e = " C o l u m n "   E l e m e n t I d = " 2 0 8 5 7 6 7 1 2 0 "   D a t a T y p e = " T e x t C o n s t " > S h i p m e n t _ L b l < / S h i p m e n t _ L b l > + 
          < S h i p m e n t D a t e   E l e m e n t T y p e = " C o l u m n "   E l e m e n t I d = " 9 3 1 1 1 1 4 6 5 "   D a t a T y p e = " S t r i n g " > S h i p m e n t D a t e < / S h i p m e n t D a t e >   
          < S h i p m e n t D a t e _ L b l   E l e m e n t T y p e = " C o l u m n "   E l e m e n t I d = " 6 1 4 4 0 0 3 6 4 "   D a t a T y p e = " S t r i n g " > S h i p m e n t D a t e _ L b l < / S h i p m e n t D a t e _ L b l >   
          < S h i p m e n t M e t h o d D e s c r i p t i o n   E l e m e n t T y p e = " C o l u m n "   E l e m e n t I d = " 2 0 5 9 4 0 3 2 6 0 "   D a t a T y p e = " T e x t " > S h i p m e n t M e t h o d D e s c r i p t i o n < / S h i p m e n t M e t h o d D e s c r i p t i o n >   
-         < S h i p m e n t M e t h o d D e s c r i p t i o n _ L b l   E l e m e n t T y p e = " C o l u m n "   E l e m e n t I d = " 1 1 7 9 9 7 8 4 6 5 "   D a t a T y p e = " L a b e l " > S h i p m e n t M e t h o d D e s c r i p t i o n _ L b l < / S h i p m e n t M e t h o d D e s c r i p t i o n _ L b l > - 
-         < S h i p m e n t _ L b l   E l e m e n t T y p e = " C o l u m n "   E l e m e n t I d = " 2 0 8 5 7 6 7 1 2 0 "   D a t a T y p e = " L a b e l " > S h i p m e n t _ L b l < / S h i p m e n t _ L b l > +         < S h i p m e n t M e t h o d D e s c r i p t i o n _ L b l   E l e m e n t T y p e = " C o l u m n "   E l e m e n t I d = " 1 1 7 9 9 7 8 4 6 5 "   D a t a T y p e = " T e x t C o n s t " > S h i p m e n t M e t h o d D e s c r i p t i o n _ L b l < / S h i p m e n t M e t h o d D e s c r i p t i o n _ L b l >   
          < S h i p p i n g A g e n t C o d e   E l e m e n t T y p e = " C o l u m n "   E l e m e n t I d = " 1 6 7 0 1 5 5 2 6 9 "   D a t a T y p e = " C o d e " > S h i p p i n g A g e n t C o d e < / S h i p p i n g A g e n t C o d e >   
          < S h i p p i n g A g e n t C o d e _ L b l   E l e m e n t T y p e = " C o l u m n "   E l e m e n t I d = " 1 1 5 3 2 0 1 3 4 "   D a t a T y p e = " S t r i n g " > S h i p p i n g A g e n t C o d e _ L b l < / S h i p p i n g A g e n t C o d e _ L b l >   
+         < S h i p T o A d d r e s s _ L b l   E l e m e n t T y p e = " C o l u m n "   E l e m e n t I d = " 1 6 5 0 5 0 5 0 1 7 "   D a t a T y p e = " T e x t C o n s t " > S h i p T o A d d r e s s _ L b l < / S h i p T o A d d r e s s _ L b l > + 
          < S h i p T o A d d r e s s 1   E l e m e n t T y p e = " C o l u m n "   E l e m e n t I d = " 1 3 5 7 6 7 2 8 6 1 "   D a t a T y p e = " T e x t " > S h i p T o A d d r e s s 1 < / S h i p T o A d d r e s s 1 >   
          < S h i p T o A d d r e s s 2   E l e m e n t T y p e = " C o l u m n "   E l e m e n t I d = " 1 0 2 4 2 0 4 5 8 4 "   D a t a T y p e = " T e x t " > S h i p T o A d d r e s s 2 < / S h i p T o A d d r e s s 2 > @@ -7465,39 +6747,39 @@
  
          < S h i p T o A d d r e s s 8   E l e m e n t T y p e = " C o l u m n "   E l e m e n t I d = " 1 4 9 2 9 9 2 1 7 8 "   D a t a T y p e = " T e x t " > S h i p T o A d d r e s s 8 < / S h i p T o A d d r e s s 8 >   
-         < S h i p T o A d d r e s s _ L b l   E l e m e n t T y p e = " C o l u m n "   E l e m e n t I d = " 1 6 5 0 5 0 5 0 1 7 "   D a t a T y p e = " L a b e l " > S h i p T o A d d r e s s _ L b l < / S h i p T o A d d r e s s _ L b l > - 
          < S h i p T o P h o n e N o   E l e m e n t T y p e = " C o l u m n "   E l e m e n t I d = " 3 6 9 7 0 2 2 5 5 "   D a t a T y p e = " T e x t " > S h i p T o P h o n e N o < / S h i p T o P h o n e N o >   
          < S h o w S h i p p i n g A d d r e s s   E l e m e n t T y p e = " C o l u m n "   E l e m e n t I d = " 1 1 2 0 0 7 1 2 6 6 "   D a t a T y p e = " B o o l e a n " > S h o w S h i p p i n g A d d r e s s < / S h o w S h i p p i n g A d d r e s s >   
          < S h o w W o r k D e s c r i p t i o n   E l e m e n t T y p e = " C o l u m n "   E l e m e n t I d = " 7 8 5 4 6 8 8 6 5 "   D a t a T y p e = " B o o l e a n " > S h o w W o r k D e s c r i p t i o n < / S h o w W o r k D e s c r i p t i o n >   
-         < S u b t o t a l _ L b l   E l e m e n t T y p e = " C o l u m n "   E l e m e n t I d = " 1 9 6 7 7 9 5 1 4 2 "   D a t a T y p e = " L a b e l " > S u b t o t a l _ L b l < / S u b t o t a l _ L b l > - 
-         < T h a n k s _ L b l   E l e m e n t T y p e = " C o l u m n "   E l e m e n t I d = " 2 1 0 3 3 0 5 5 2 5 "   D a t a T y p e = " L a b e l " > T h a n k s _ L b l < / T h a n k s _ L b l > - 
-         < T o t a l _ L b l   E l e m e n t T y p e = " C o l u m n "   E l e m e n t I d = " 1 2 1 0 1 0 0 8 7 8 "   D a t a T y p e = " L a b e l " > T o t a l _ L b l < / T o t a l _ L b l > - 
-         < V A T A m o u n t S p e c i f i c a t i o n _ L b l   E l e m e n t T y p e = " C o l u m n "   E l e m e n t I d = " 8 7 8 7 0 6 8 4 6 "   D a t a T y p e = " L a b e l " > V A T A m o u n t S p e c i f i c a t i o n _ L b l < / V A T A m o u n t S p e c i f i c a t i o n _ L b l > - 
-         < V A T A m o u n t _ L b l   E l e m e n t T y p e = " C o l u m n "   E l e m e n t I d = " 1 0 9 4 6 5 7 2 9 "   D a t a T y p e = " L a b e l " > V A T A m o u n t _ L b l < / V A T A m o u n t _ L b l > - 
-         < V A T B a s e _ L b l   E l e m e n t T y p e = " C o l u m n "   E l e m e n t I d = " 1 8 6 6 1 5 8 2 7 8 "   D a t a T y p e = " L a b e l " > V A T B a s e _ L b l < / V A T B a s e _ L b l > - 
-         < V A T C l a u s e s _ L b l   E l e m e n t T y p e = " C o l u m n "   E l e m e n t I d = " 1 3 8 3 9 2 0 0 1 9 "   D a t a T y p e = " L a b e l " > V A T C l a u s e s _ L b l < / V A T C l a u s e s _ L b l > +         < S u b t o t a l _ L b l   E l e m e n t T y p e = " C o l u m n "   E l e m e n t I d = " 1 9 6 7 7 9 5 1 4 2 "   D a t a T y p e = " T e x t C o n s t " > S u b t o t a l _ L b l < / S u b t o t a l _ L b l > + 
+         < T h a n k s _ L b l   E l e m e n t T y p e = " C o l u m n "   E l e m e n t I d = " 2 1 0 3 3 0 5 5 2 5 "   D a t a T y p e = " T e x t C o n s t " > T h a n k s _ L b l < / T h a n k s _ L b l > + 
+         < T o t a l _ L b l   E l e m e n t T y p e = " C o l u m n "   E l e m e n t I d = " 1 2 1 0 1 0 0 8 7 8 "   D a t a T y p e = " T e x t C o n s t " > T o t a l _ L b l < / T o t a l _ L b l > + 
+         < T o t a l C O 2 e _ L b l   E l e m e n t T y p e = " C o l u m n "   E l e m e n t I d = " 1 0 3 0 5 9 5 2 5 5 "   D a t a T y p e = " T e x t " > T o t a l C O 2 e _ L b l < / T o t a l C O 2 e _ L b l > + 
+         < V A T A m o u n t _ L b l   E l e m e n t T y p e = " C o l u m n "   E l e m e n t I d = " 1 0 9 4 6 5 7 2 9 "   D a t a T y p e = " T e x t C o n s t " > V A T A m o u n t _ L b l < / V A T A m o u n t _ L b l > + 
+         < V A T A m o u n t S p e c i f i c a t i o n _ L b l   E l e m e n t T y p e = " C o l u m n "   E l e m e n t I d = " 8 7 8 7 0 6 8 4 6 "   D a t a T y p e = " T e x t C o n s t " > V A T A m o u n t S p e c i f i c a t i o n _ L b l < / V A T A m o u n t S p e c i f i c a t i o n _ L b l > + 
+         < V A T B a s e _ L b l   E l e m e n t T y p e = " C o l u m n "   E l e m e n t I d = " 1 8 6 6 1 5 8 2 7 8 "   D a t a T y p e = " T e x t C o n s t " > V A T B a s e _ L b l < / V A T B a s e _ L b l >   
          < V A T C l a u s e _ L b l   E l e m e n t T y p e = " C o l u m n "   E l e m e n t I d = " 1 5 7 0 4 9 5 4 9 0 "   D a t a T y p e = " S t r i n g " > V A T C l a u s e _ L b l < / V A T C l a u s e _ L b l >   
-         < V A T I d e n t i f i e r _ L b l   E l e m e n t T y p e = " C o l u m n "   E l e m e n t I d = " 1 6 8 6 6 2 3 9 8 4 "   D a t a T y p e = " L a b e l " > V A T I d e n t i f i e r _ L b l < / V A T I d e n t i f i e r _ L b l > - 
-         < V A T P e r c e n t a g e _ L b l   E l e m e n t T y p e = " C o l u m n "   E l e m e n t I d = " 6 7 6 6 5 4 5 6 5 "   D a t a T y p e = " L a b e l " > V A T P e r c e n t a g e _ L b l < / V A T P e r c e n t a g e _ L b l > +         < V A T C l a u s e s _ L b l   E l e m e n t T y p e = " C o l u m n "   E l e m e n t I d = " 1 3 8 3 9 2 0 0 1 9 "   D a t a T y p e = " T e x t C o n s t " > V A T C l a u s e s _ L b l < / V A T C l a u s e s _ L b l > + 
+         < V A T I d e n t i f i e r _ L b l   E l e m e n t T y p e = " C o l u m n "   E l e m e n t I d = " 1 6 8 6 6 2 3 9 8 4 "   D a t a T y p e = " T e x t C o n s t " > V A T I d e n t i f i e r _ L b l < / V A T I d e n t i f i e r _ L b l > + 
+         < V A T P e r c e n t a g e _ L b l   E l e m e n t T y p e = " C o l u m n "   E l e m e n t I d = " 6 7 6 6 5 4 5 6 5 "   D a t a T y p e = " T e x t C o n s t " > V A T P e r c e n t a g e _ L b l < / V A T P e r c e n t a g e _ L b l >   
          < V A T R e g i s t r a t i o n N o   E l e m e n t T y p e = " C o l u m n "   E l e m e n t I d = " 1 8 8 9 1 9 5 4 0 2 "   D a t a T y p e = " T e x t " > V A T R e g i s t r a t i o n N o < / V A T R e g i s t r a t i o n N o >   
          < V A T R e g i s t r a t i o n N o _ L b l   E l e m e n t T y p e = " C o l u m n "   E l e m e n t I d = " 1 4 2 4 6 1 6 0 8 5 "   D a t a T y p e = " T e x t " > V A T R e g i s t r a t i o n N o _ L b l < / V A T R e g i s t r a t i o n N o _ L b l >   
-         < Y o u r D o c u m e n t T i t l e _ L b l   E l e m e n t T y p e = " C o l u m n "   E l e m e n t I d = " 1 8 2 1 7 1 6 9 3 4 "   D a t a T y p e = " L a b e l " > Y o u r D o c u m e n t T i t l e _ L b l < / Y o u r D o c u m e n t T i t l e _ L b l > +         < Y o u r D o c u m e n t T i t l e _ L b l   E l e m e n t T y p e = " C o l u m n "   E l e m e n t I d = " 1 8 2 1 7 1 6 9 3 4 "   D a t a T y p e = " T e x t C o n s t " > Y o u r D o c u m e n t T i t l e _ L b l < / Y o u r D o c u m e n t T i t l e _ L b l >   
          < Y o u r R e f e r e n c e   E l e m e n t T y p e = " C o l u m n "   E l e m e n t I d = " 1 1 0 3 9 9 5 1 "   D a t a T y p e = " T e x t " > Y o u r R e f e r e n c e < / Y o u r R e f e r e n c e >   
@@ -7513,6 +6795,12 @@
  
              < A m o u n t I n c l u d i n g V A T _ L i n e _ L b l   E l e m e n t T y p e = " C o l u m n "   E l e m e n t I d = " 9 3 0 7 4 7 3 1 3 "   D a t a T y p e = " S t r i n g " > A m o u n t I n c l u d i n g V A T _ L i n e _ L b l < / A m o u n t I n c l u d i n g V A T _ L i n e _ L b l >   
+             < C O 2 e P e r U n i t _ L i n e   E l e m e n t T y p e = " C o l u m n "   E l e m e n t I d = " 1 3 2 0 1 7 0 3 0 2 "   D a t a T y p e = " T e x t " > C O 2 e P e r U n i t _ L i n e < / C O 2 e P e r U n i t _ L i n e > + 
+             < C o n t r a c t L i n e N o   E l e m e n t T y p e = " C o l u m n "   E l e m e n t I d = " 3 0 7 6 6 9 2 4 8 "   D a t a T y p e = " I n t e g e r " > C o n t r a c t L i n e N o < / C o n t r a c t L i n e N o > + 
+             < C o n t r a c t N o   E l e m e n t T y p e = " C o l u m n "   E l e m e n t I d = " 1 9 5 9 3 0 8 7 1 8 "   D a t a T y p e = " C o d e " > C o n t r a c t N o < / C o n t r a c t N o > + 
              < D e s c r i p t i o n _ L i n e   E l e m e n t T y p e = " C o l u m n "   E l e m e n t I d = " 1 4 0 6 8 2 2 3 1 0 "   D a t a T y p e = " T e x t " > D e s c r i p t i o n _ L i n e < / D e s c r i p t i o n _ L i n e >   
              < D e s c r i p t i o n _ L i n e _ L b l   E l e m e n t T y p e = " C o l u m n "   E l e m e n t I d = " 2 1 1 8 9 5 1 4 9 5 "   D a t a T y p e = " S t r i n g " > D e s c r i p t i o n _ L i n e _ L b l < / D e s c r i p t i o n _ L i n e _ L b l > @@ -7529,10 +6817,10 @@
  
              < J o b N o _ L b l   E l e m e n t T y p e = " C o l u m n "   E l e m e n t I d = " 1 8 9 7 0 9 4 2 6 "   D a t a T y p e = " T e x t " > J o b N o _ L b l < / J o b N o _ L b l >   
+             < J o b T a s k D e s c _ L b l   E l e m e n t T y p e = " C o l u m n "   E l e m e n t I d = " 5 4 8 3 1 0 0 2 7 "   D a t a T y p e = " T e x t C o n s t " > J o b T a s k D e s c _ L b l < / J o b T a s k D e s c _ L b l > + 
              < J o b T a s k D e s c r i p t i o n   E l e m e n t T y p e = " C o l u m n "   E l e m e n t I d = " 1 0 6 5 5 0 2 3 4 3 "   D a t a T y p e = " T e x t " > J o b T a s k D e s c r i p t i o n < / J o b T a s k D e s c r i p t i o n >   
-             < J o b T a s k D e s c _ L b l   E l e m e n t T y p e = " C o l u m n "   E l e m e n t I d = " 5 4 8 3 1 0 0 2 7 "   D a t a T y p e = " L a b e l " > J o b T a s k D e s c _ L b l < / J o b T a s k D e s c _ L b l > - 
              < J o b T a s k N o   E l e m e n t T y p e = " C o l u m n "   E l e m e n t I d = " 9 4 0 0 8 9 4 5 8 "   D a t a T y p e = " C o d e " > J o b T a s k N o < / J o b T a s k N o >   
              < J o b T a s k N o _ L b l   E l e m e n t T y p e = " C o l u m n "   E l e m e n t I d = " 6 2 2 6 5 1 9 4 9 "   D a t a T y p e = " T e x t " > J o b T a s k N o _ L b l < / J o b T a s k N o _ L b l > @@ -7541,30 +6829,36 @@
  
              < L i n e A m o u n t _ L i n e _ L b l   E l e m e n t T y p e = " C o l u m n "   E l e m e n t I d = " 9 9 2 9 0 1 8 4 5 "   D a t a T y p e = " S t r i n g " > L i n e A m o u n t _ L i n e _ L b l < / L i n e A m o u n t _ L i n e _ L b l >   
+             < L i n e D i s c o u n t P e r c e n t _ L i n e   E l e m e n t T y p e = " C o l u m n "   E l e m e n t I d = " 9 0 7 8 2 7 4 3 6 "   D a t a T y p e = " D e c i m a l " > L i n e D i s c o u n t P e r c e n t _ L i n e < / L i n e D i s c o u n t P e r c e n t _ L i n e > + 
              < L i n e D i s c o u n t P e r c e n t T e x t _ L i n e   E l e m e n t T y p e = " C o l u m n "   E l e m e n t I d = " 6 1 3 1 3 5 1 9 "   D a t a T y p e = " T e x t " > L i n e D i s c o u n t P e r c e n t T e x t _ L i n e < / L i n e D i s c o u n t P e r c e n t T e x t _ L i n e >   
-             < L i n e D i s c o u n t P e r c e n t _ L i n e   E l e m e n t T y p e = " C o l u m n "   E l e m e n t I d = " 9 0 7 8 2 7 4 3 6 "   D a t a T y p e = " D e c i m a l " > L i n e D i s c o u n t P e r c e n t _ L i n e < / L i n e D i s c o u n t P e r c e n t _ L i n e > - 
              < L i n e N o _ L i n e   E l e m e n t T y p e = " C o l u m n "   E l e m e n t I d = " 6 9 8 9 8 5 9 7 9 "   D a t a T y p e = " I n t e g e r " > L i n e N o _ L i n e < / L i n e N o _ L i n e >   
-             < P r i c e P e r _ L b l   E l e m e n t T y p e = " C o l u m n "   E l e m e n t I d = " 9 7 3 2 8 0 1 3 4 "   D a t a T y p e = " L a b e l " > P r i c e P e r _ L b l < / P r i c e P e r _ L b l > - 
-             < P r i c e _ L b l   E l e m e n t T y p e = " C o l u m n "   E l e m e n t I d = " 2 1 2 6 7 6 4 9 2 5 "   D a t a T y p e = " L a b e l " > P r i c e _ L b l < / P r i c e _ L b l > - 
-             < Q t y _ L b l   E l e m e n t T y p e = " C o l u m n "   E l e m e n t I d = " 2 6 3 6 7 3 7 6 4 "   D a t a T y p e = " L a b e l " > Q t y _ L b l < / Q t y _ L b l > +             < P r i c e _ L b l   E l e m e n t T y p e = " C o l u m n "   E l e m e n t I d = " 2 1 2 6 7 6 4 9 2 5 "   D a t a T y p e = " T e x t C o n s t " > P r i c e _ L b l < / P r i c e _ L b l > + 
+             < P r i c e P e r _ L b l   E l e m e n t T y p e = " C o l u m n "   E l e m e n t I d = " 9 7 3 2 8 0 1 3 4 "   D a t a T y p e = " T e x t C o n s t " > P r i c e P e r _ L b l < / P r i c e P e r _ L b l > + 
+             < Q t y _ L b l   E l e m e n t T y p e = " C o l u m n "   E l e m e n t I d = " 2 6 3 6 7 3 7 6 4 "   D a t a T y p e = " T e x t C o n s t " > Q t y _ L b l < / Q t y _ L b l >   
              < Q u a n t i t y _ L i n e   E l e m e n t T y p e = " C o l u m n "   E l e m e n t I d = " 1 0 6 8 5 4 3 5 3 7 "   D a t a T y p e = " T e x t " > Q u a n t i t y _ L i n e < / Q u a n t i t y _ L i n e >   
              < Q u a n t i t y _ L i n e _ L b l   E l e m e n t T y p e = " C o l u m n "   E l e m e n t I d = " 2 0 3 4 5 0 6 8 0 2 "   D a t a T y p e = " S t r i n g " > Q u a n t i t y _ L i n e _ L b l < / Q u a n t i t y _ L i n e _ L b l >   
+             < R e c u r r i n g B i l l i n g f r o m   E l e m e n t T y p e = " C o l u m n "   E l e m e n t I d = " 4 7 7 0 0 1 9 2 1 "   D a t a T y p e = " D a t e " > R e c u r r i n g B i l l i n g f r o m < / R e c u r r i n g B i l l i n g f r o m > + 
+             < R e c u r r i n g B i l l i n g t o   E l e m e n t T y p e = " C o l u m n "   E l e m e n t I d = " 1 3 8 4 6 2 3 0 0 4 "   D a t a T y p e = " D a t e " > R e c u r r i n g B i l l i n g t o < / R e c u r r i n g B i l l i n g t o > + 
              < S h i p m e n t D a t e _ L i n e   E l e m e n t T y p e = " C o l u m n "   E l e m e n t I d = " 1 6 7 3 3 7 5 4 1 6 "   D a t a T y p e = " S t r i n g " > S h i p m e n t D a t e _ L i n e < / S h i p m e n t D a t e _ L i n e >   
-             < S h i p m e n t D a t e _ L i n e _ L b l   E l e m e n t T y p e = " C o l u m n "   E l e m e n t I d = " 8 5 3 2 2 4 3 6 3 "   D a t a T y p e = " L a b e l " > S h i p m e n t D a t e _ L i n e _ L b l < / S h i p m e n t D a t e _ L i n e _ L b l > +             < S h i p m e n t D a t e _ L i n e _ L b l   E l e m e n t T y p e = " C o l u m n "   E l e m e n t I d = " 8 5 3 2 2 4 3 6 3 "   D a t a T y p e = " T e x t C o n s t " > S h i p m e n t D a t e _ L i n e _ L b l < / S h i p m e n t D a t e _ L i n e _ L b l >   
              < T r a n s H e a d e r A m o u n t   E l e m e n t T y p e = " C o l u m n "   E l e m e n t I d = " 2 0 2 8 3 0 6 2 7 6 "   D a t a T y p e = " D e c i m a l " > T r a n s H e a d e r A m o u n t < / T r a n s H e a d e r A m o u n t >   
              < T y p e _ L i n e   E l e m e n t T y p e = " C o l u m n "   E l e m e n t I d = " 2 7 2 8 0 4 9 2 4 "   D a t a T y p e = " S t r i n g " > T y p e _ L i n e < / T y p e _ L i n e >   
+             < U n i t _ L b l   E l e m e n t T y p e = " C o l u m n "   E l e m e n t I d = " 8 1 4 3 6 4 3 1 8 "   D a t a T y p e = " T e x t C o n s t " > U n i t _ L b l < / U n i t _ L b l > + 
              < U n i t O f M e a s u r e   E l e m e n t T y p e = " C o l u m n "   E l e m e n t I d = " 1 8 0 8 2 2 8 0 1 8 "   D a t a T y p e = " T e x t " > U n i t O f M e a s u r e < / U n i t O f M e a s u r e >   
              < U n i t O f M e a s u r e _ L b l   E l e m e n t T y p e = " C o l u m n "   E l e m e n t I d = " 9 8 1 9 5 1 2 4 9 "   D a t a T y p e = " S t r i n g " > U n i t O f M e a s u r e _ L b l < / U n i t O f M e a s u r e _ L b l > @@ -7573,8 +6867,6 @@
  
              < U n i t P r i c e _ L b l   E l e m e n t T y p e = " C o l u m n "   E l e m e n t I d = " 1 1 6 3 9 2 6 6 0 3 "   D a t a T y p e = " S t r i n g " > U n i t P r i c e _ L b l < / U n i t P r i c e _ L b l >   
-             < U n i t _ L b l   E l e m e n t T y p e = " C o l u m n "   E l e m e n t I d = " 8 1 4 3 6 4 3 1 8 "   D a t a T y p e = " L a b e l " > U n i t _ L b l < / U n i t _ L b l > - 
              < V A T I d e n t i f i e r _ L i n e   E l e m e n t T y p e = " C o l u m n "   E l e m e n t I d = " 1 7 7 3 6 2 2 4 1 2 "   D a t a T y p e = " C o d e " > V A T I d e n t i f i e r _ L i n e < / V A T I d e n t i f i e r _ L i n e >   
              < V A T I d e n t i f i e r _ L i n e _ L b l   E l e m e n t T y p e = " C o l u m n "   E l e m e n t I d = " 5 3 3 7 8 2 7 0 3 "   D a t a T y p e = " S t r i n g " > V A T I d e n t i f i e r _ L i n e _ L b l < / V A T I d e n t i f i e r _ L i n e _ L b l > @@ -7637,21 +6929,21 @@
  
              < N o O f V A T I d e n t i f i e r s   E l e m e n t T y p e = " C o l u m n "   E l e m e n t I d = " 1 1 5 3 2 6 3 0 2 6 "   D a t a T y p e = " I n t e g e r " > N o O f V A T I d e n t i f i e r s < / N o O f V A T I d e n t i f i e r s >   
+             < V A T A m o u n t _ V a t A m o u n t L i n e   E l e m e n t T y p e = " C o l u m n "   E l e m e n t I d = " 1 8 9 1 8 2 0 6 2 0 "   D a t a T y p e = " D e c i m a l " > V A T A m o u n t _ V a t A m o u n t L i n e < / V A T A m o u n t _ V a t A m o u n t L i n e > + 
+             < V A T A m o u n t _ V a t A m o u n t L i n e _ L b l   E l e m e n t T y p e = " C o l u m n "   E l e m e n t I d = " 1 5 1 3 5 5 5 4 7 3 "   D a t a T y p e = " S t r i n g " > V A T A m o u n t _ V a t A m o u n t L i n e _ L b l < / V A T A m o u n t _ V a t A m o u n t L i n e _ L b l > + 
              < V A T A m o u n t L C Y _ V A T A m o u n t L i n e   E l e m e n t T y p e = " C o l u m n "   E l e m e n t I d = " 1 5 8 1 9 9 4 3 5 0 "   D a t a T y p e = " D e c i m a l " > V A T A m o u n t L C Y _ V A T A m o u n t L i n e < / V A T A m o u n t L C Y _ V A T A m o u n t L i n e >   
-             < V A T A m o u n t L C Y _ V A T A m o u n t L i n e _ L b l   E l e m e n t T y p e = " C o l u m n "   E l e m e n t I d = " 9 2 3 0 0 3 3 7 "   D a t a T y p e = " L a b e l " > V A T A m o u n t L C Y _ V A T A m o u n t L i n e _ L b l < / V A T A m o u n t L C Y _ V A T A m o u n t L i n e _ L b l > - 
-             < V A T A m o u n t _ V a t A m o u n t L i n e   E l e m e n t T y p e = " C o l u m n "   E l e m e n t I d = " 1 8 9 1 8 2 0 6 2 0 "   D a t a T y p e = " D e c i m a l " > V A T A m o u n t _ V a t A m o u n t L i n e < / V A T A m o u n t _ V a t A m o u n t L i n e > - 
-             < V A T A m o u n t _ V a t A m o u n t L i n e _ L b l   E l e m e n t T y p e = " C o l u m n "   E l e m e n t I d = " 1 5 1 3 5 5 5 4 7 3 "   D a t a T y p e = " S t r i n g " > V A T A m o u n t _ V a t A m o u n t L i n e _ L b l < / V A T A m o u n t _ V a t A m o u n t L i n e _ L b l > +             < V A T A m o u n t L C Y _ V A T A m o u n t L i n e _ L b l   E l e m e n t T y p e = " C o l u m n "   E l e m e n t I d = " 9 2 3 0 0 3 3 7 "   D a t a T y p e = " T e x t C o n s t " > V A T A m o u n t L C Y _ V A T A m o u n t L i n e _ L b l < / V A T A m o u n t L C Y _ V A T A m o u n t L i n e _ L b l > + 
+             < V A T B a s e _ V a t A m o u n t L i n e   E l e m e n t T y p e = " C o l u m n "   E l e m e n t I d = " 1 4 5 8 9 3 7 8 1 9 "   D a t a T y p e = " D e c i m a l " > V A T B a s e _ V a t A m o u n t L i n e < / V A T B a s e _ V a t A m o u n t L i n e > + 
+             < V A T B a s e _ V a t A m o u n t L i n e _ L b l   E l e m e n t T y p e = " C o l u m n "   E l e m e n t I d = " 1 6 9 1 3 0 2 4 8 8 "   D a t a T y p e = " S t r i n g " > V A T B a s e _ V a t A m o u n t L i n e _ L b l < / V A T B a s e _ V a t A m o u n t L i n e _ L b l >   
              < V A T B a s e L C Y _ V A T A m o u n t L i n e   E l e m e n t T y p e = " C o l u m n "   E l e m e n t I d = " 1 8 6 0 9 4 5 6 3 5 "   D a t a T y p e = " D e c i m a l " > V A T B a s e L C Y _ V A T A m o u n t L i n e < / V A T B a s e L C Y _ V A T A m o u n t L i n e >   
-             < V A T B a s e L C Y _ V A T A m o u n t L i n e _ L b l   E l e m e n t T y p e = " C o l u m n "   E l e m e n t I d = " 1 2 3 6 4 6 7 9 9 8 "   D a t a T y p e = " L a b e l " > V A T B a s e L C Y _ V A T A m o u n t L i n e _ L b l < / V A T B a s e L C Y _ V A T A m o u n t L i n e _ L b l > - 
-             < V A T B a s e _ V a t A m o u n t L i n e   E l e m e n t T y p e = " C o l u m n "   E l e m e n t I d = " 1 4 5 8 9 3 7 8 1 9 "   D a t a T y p e = " D e c i m a l " > V A T B a s e _ V a t A m o u n t L i n e < / V A T B a s e _ V a t A m o u n t L i n e > - 
-             < V A T B a s e _ V a t A m o u n t L i n e _ L b l   E l e m e n t T y p e = " C o l u m n "   E l e m e n t I d = " 1 6 9 1 3 0 2 4 8 8 "   D a t a T y p e = " S t r i n g " > V A T B a s e _ V a t A m o u n t L i n e _ L b l < / V A T B a s e _ V a t A m o u n t L i n e _ L b l > +             < V A T B a s e L C Y _ V A T A m o u n t L i n e _ L b l   E l e m e n t T y p e = " C o l u m n "   E l e m e n t I d = " 1 2 3 6 4 6 7 9 9 8 "   D a t a T y p e = " T e x t C o n s t " > V A T B a s e L C Y _ V A T A m o u n t L i n e _ L b l < / V A T B a s e L C Y _ V A T A m o u n t L i n e _ L b l >   
              < V A T I d e n t i f i e r _ V a t A m o u n t L i n e   E l e m e n t T y p e = " C o l u m n "   E l e m e n t I d = " 1 1 4 2 0 7 0 0 3 5 "   D a t a T y p e = " C o d e " > V A T I d e n t i f i e r _ V a t A m o u n t L i n e < / V A T I d e n t i f i e r _ V a t A m o u n t L i n e >   
@@ -7669,10 +6961,10 @@
  
              < C o d e _ V A T C l a u s e L i n e _ L b l   E l e m e n t T y p e = " C o l u m n "   E l e m e n t I d = " 4 6 1 5 3 3 0 2 "   D a t a T y p e = " S t r i n g " > C o d e _ V A T C l a u s e L i n e _ L b l < / C o d e _ V A T C l a u s e L i n e _ L b l >   
+             < D e s c r i p t i o n _ V A T C l a u s e L i n e   E l e m e n t T y p e = " C o l u m n "   E l e m e n t I d = " 1 3 0 5 5 4 5 9 2 4 "   D a t a T y p e = " T e x t " > D e s c r i p t i o n _ V A T C l a u s e L i n e < / D e s c r i p t i o n _ V A T C l a u s e L i n e > + 
              < D e s c r i p t i o n 2 _ V A T C l a u s e L i n e   E l e m e n t T y p e = " C o l u m n "   E l e m e n t I d = " 1 3 7 9 6 6 7 4 7 0 "   D a t a T y p e = " T e x t " > D e s c r i p t i o n 2 _ V A T C l a u s e L i n e < / D e s c r i p t i o n 2 _ V A T C l a u s e L i n e >   
-             < D e s c r i p t i o n _ V A T C l a u s e L i n e   E l e m e n t T y p e = " C o l u m n "   E l e m e n t I d = " 1 3 0 5 5 4 5 9 2 4 "   D a t a T y p e = " T e x t " > D e s c r i p t i o n _ V A T C l a u s e L i n e < / D e s c r i p t i o n _ V A T C l a u s e L i n e > - 
              < N o O f V A T C l a u s e s   E l e m e n t T y p e = " C o l u m n "   E l e m e n t I d = " 7 5 6 4 1 7 3 9 2 "   D a t a T y p e = " I n t e g e r " > N o O f V A T C l a u s e s < / N o O f V A T C l a u s e s >   
              < V A T A m o u n t _ V A T C l a u s e L i n e   E l e m e n t T y p e = " C o l u m n "   E l e m e n t I d = " 2 2 2 4 6 9 0 5 9 "   D a t a T y p e = " D e c i m a l " > V A T A m o u n t _ V A T C l a u s e L i n e < / V A T A m o u n t _ V A T C l a u s e L i n e > @@ -7685,10 +6977,10 @@
  
          < R e p o r t T o t a l s L i n e   E l e m e n t T y p e = " D a t a I t e m "   E l e m e n t I d = " 2 1 2 2 5 4 9 8 3 6 " >   
+             < A m o u n t _ R e p o r t T o t a l s L i n e   E l e m e n t T y p e = " C o l u m n "   E l e m e n t I d = " 4 1 9 9 1 8 3 6 9 "   D a t a T y p e = " D e c i m a l " > A m o u n t _ R e p o r t T o t a l s L i n e < / A m o u n t _ R e p o r t T o t a l s L i n e > + 
              < A m o u n t F o r m a t t e d _ R e p o r t T o t a l s L i n e   E l e m e n t T y p e = " C o l u m n "   E l e m e n t I d = " 1 5 0 6 1 3 6 8 2 5 "   D a t a T y p e = " T e x t " > A m o u n t F o r m a t t e d _ R e p o r t T o t a l s L i n e < / A m o u n t F o r m a t t e d _ R e p o r t T o t a l s L i n e >   
-             < A m o u n t _ R e p o r t T o t a l s L i n e   E l e m e n t T y p e = " C o l u m n "   E l e m e n t I d = " 4 1 9 9 1 8 3 6 9 "   D a t a T y p e = " D e c i m a l " > A m o u n t _ R e p o r t T o t a l s L i n e < / A m o u n t _ R e p o r t T o t a l s L i n e > - 
              < D e s c r i p t i o n _ R e p o r t T o t a l s L i n e   E l e m e n t T y p e = " C o l u m n "   E l e m e n t I d = " 5 8 1 9 9 6 0 6 7 "   D a t a T y p e = " T e x t " > D e s c r i p t i o n _ R e p o r t T o t a l s L i n e < / D e s c r i p t i o n _ R e p o r t T o t a l s L i n e >   
              < F o n t B o l d _ R e p o r t T o t a l s L i n e   E l e m e n t T y p e = " C o l u m n "   E l e m e n t I d = " 9 4 6 5 4 0 5 4 9 "   D a t a T y p e = " B o o l e a n " > F o n t B o l d _ R e p o r t T o t a l s L i n e < / F o n t B o l d _ R e p o r t T o t a l s L i n e > @@ -7697,6 +6989,74 @@
  
          < / R e p o r t T o t a l s L i n e >   
+         < C o n t r a c t B i l l i n g D e t a i l s M a p p i n g   E l e m e n t T y p e = " D a t a I t e m "   E l e m e n t I d = " 1 2 8 3 6 2 7 9 0 6 " > + 
+             < C o n t r a c t B i l l i n g D e t a i l s C o n t r a c t N o L b l   E l e m e n t T y p e = " C o l u m n "   E l e m e n t I d = " 1 7 9 3 4 8 1 5 9 1 "   D a t a T y p e = " T e x t C o n s t " > C o n t r a c t B i l l i n g D e t a i l s C o n t r a c t N o L b l < / C o n t r a c t B i l l i n g D e t a i l s C o n t r a c t N o L b l > + 
+             < C o n t r a c t B i l l i n g D e t a i l s C u s t o m e r L b l   E l e m e n t T y p e = " C o l u m n "   E l e m e n t I d = " 5 0 1 8 2 5 5 2 0 "   D a t a T y p e = " T e x t C o n s t " > C o n t r a c t B i l l i n g D e t a i l s C u s t o m e r L b l < / C o n t r a c t B i l l i n g D e t a i l s C u s t o m e r L b l > + 
+             < C o n t r a c t B i l l i n g D e t a i l s P o s i t i o n D e s c r i p t i o n L b l   E l e m e n t T y p e = " C o l u m n "   E l e m e n t I d = " 1 1 8 2 4 1 2 7 1 7 "   D a t a T y p e = " S t r i n g " > C o n t r a c t B i l l i n g D e t a i l s P o s i t i o n D e s c r i p t i o n L b l < / C o n t r a c t B i l l i n g D e t a i l s P o s i t i o n D e s c r i p t i o n L b l > + 
+             < C o n t r a c t B i l l i n g D e t a i l s P o s i t i o n N o L b l   E l e m e n t T y p e = " C o l u m n "   E l e m e n t I d = " 9 8 8 2 8 7 5 4 8 "   D a t a T y p e = " T e x t C o n s t " > C o n t r a c t B i l l i n g D e t a i l s P o s i t i o n N o L b l < / C o n t r a c t B i l l i n g D e t a i l s P o s i t i o n N o L b l > + 
+             < C o n t r a c t B i l l i n g D e t a i l s G r o u p i n g   E l e m e n t T y p e = " D a t a I t e m "   E l e m e n t I d = " 6 1 7 2 4 6 9 2 7 " > + 
+                 < C o n t r a c t B i l l i n g D e t a i l s A m o u n t L b l   E l e m e n t T y p e = " C o l u m n "   E l e m e n t I d = " 1 7 7 6 3 7 0 2 1 6 "   D a t a T y p e = " T e x t " > C o n t r a c t B i l l i n g D e t a i l s A m o u n t L b l < / C o n t r a c t B i l l i n g D e t a i l s A m o u n t L b l > + 
+                 < C o n t r a c t B i l l i n g D e t a i l s C o n t r a c t N o   E l e m e n t T y p e = " C o l u m n "   E l e m e n t I d = " 1 0 4 0 5 4 0 8 6 1 "   D a t a T y p e = " C o d e " > C o n t r a c t B i l l i n g D e t a i l s C o n t r a c t N o < / C o n t r a c t B i l l i n g D e t a i l s C o n t r a c t N o > + 
+                 < C o n t r a c t B i l l i n g D e t a i l s C u r r e n c y C o d e L b l   E l e m e n t T y p e = " C o l u m n "   E l e m e n t I d = " 3 2 4 5 2 4 1 1 4 "   D a t a T y p e = " T e x t " > C o n t r a c t B i l l i n g D e t a i l s C u r r e n c y C o d e L b l < / C o n t r a c t B i l l i n g D e t a i l s C u r r e n c y C o d e L b l > + 
+                 < C o n t r a c t B i l l i n g D e t a i l s C u s t o m e r N a m e   E l e m e n t T y p e = " C o l u m n "   E l e m e n t I d = " 1 7 3 2 1 8 3 8 6 7 "   D a t a T y p e = " T e x t " > C o n t r a c t B i l l i n g D e t a i l s C u s t o m e r N a m e < / C o n t r a c t B i l l i n g D e t a i l s C u s t o m e r N a m e > + 
+                 < C o n t r a c t B i l l i n g D e t a i l s D a y s L b l   E l e m e n t T y p e = " C o l u m n "   E l e m e n t I d = " 7 0 1 3 5 9 8 3 7 "   D a t a T y p e = " T e x t C o n s t " > C o n t r a c t B i l l i n g D e t a i l s D a y s L b l < / C o n t r a c t B i l l i n g D e t a i l s D a y s L b l > + 
+                 < C o n t r a c t B i l l i n g D e t a i l s D e s c r i p t i o n L b l   E l e m e n t T y p e = " C o l u m n "   E l e m e n t I d = " 1 1 4 3 1 2 2 7 0 2 "   D a t a T y p e = " T e x t C o n s t " > C o n t r a c t B i l l i n g D e t a i l s D e s c r i p t i o n L b l < / C o n t r a c t B i l l i n g D e t a i l s D e s c r i p t i o n L b l > + 
+                 < C o n t r a c t B i l l i n g D e t a i l s D i s c o u n t A m o u n t L b l   E l e m e n t T y p e = " C o l u m n "   E l e m e n t I d = " 5 0 8 2 7 5 7 2 3 "   D a t a T y p e = " T e x t " > C o n t r a c t B i l l i n g D e t a i l s D i s c o u n t A m o u n t L b l < / C o n t r a c t B i l l i n g D e t a i l s D i s c o u n t A m o u n t L b l > + 
+                 < C o n t r a c t B i l l i n g D e t a i l s D i s c o u n t P e r c e n t L b l   E l e m e n t T y p e = " C o l u m n "   E l e m e n t I d = " 1 9 3 7 7 3 8 6 3 0 "   D a t a T y p e = " T e x t " > C o n t r a c t B i l l i n g D e t a i l s D i s c o u n t P e r c e n t L b l < / C o n t r a c t B i l l i n g D e t a i l s D i s c o u n t P e r c e n t L b l > + 
+                 < C o n t r a c t B i l l i n g D e t a i l s E n d D a t e L b l   E l e m e n t T y p e = " C o l u m n "   E l e m e n t I d = " 1 5 9 0 2 9 1 0 2 5 "   D a t a T y p e = " T e x t C o n s t " > C o n t r a c t B i l l i n g D e t a i l s E n d D a t e L b l < / C o n t r a c t B i l l i n g D e t a i l s E n d D a t e L b l > + 
+                 < C o n t r a c t B i l l i n g D e t a i l s P o s i t i o n D e s c r i p t i o n   E l e m e n t T y p e = " C o l u m n "   E l e m e n t I d = " 1 3 8 2 4 1 0 9 5 1 "   D a t a T y p e = " T e x t " > C o n t r a c t B i l l i n g D e t a i l s P o s i t i o n D e s c r i p t i o n < / C o n t r a c t B i l l i n g D e t a i l s P o s i t i o n D e s c r i p t i o n > + 
+                 < C o n t r a c t B i l l i n g D e t a i l s P o s i t i o n N o   E l e m e n t T y p e = " C o l u m n "   E l e m e n t I d = " 3 0 5 7 6 7 2 1 8 "   D a t a T y p e = " I n t e g e r " > C o n t r a c t B i l l i n g D e t a i l s P o s i t i o n N o < / C o n t r a c t B i l l i n g D e t a i l s P o s i t i o n N o > + 
+                 < C o n t r a c t B i l l i n g D e t a i l s Q t y L b l   E l e m e n t T y p e = " C o l u m n "   E l e m e n t I d = " 2 3 0 7 8 2 0 7 2 "   D a t a T y p e = " S t r i n g " > C o n t r a c t B i l l i n g D e t a i l s Q t y L b l < / C o n t r a c t B i l l i n g D e t a i l s Q t y L b l > + 
+                 < C o n t r a c t B i l l i n g D e t a i l s S a l e s P r i c e L b l   E l e m e n t T y p e = " C o l u m n "   E l e m e n t I d = " 9 1 4 2 1 9 1 9 1 "   D a t a T y p e = " T e x t " > C o n t r a c t B i l l i n g D e t a i l s S a l e s P r i c e L b l < / C o n t r a c t B i l l i n g D e t a i l s S a l e s P r i c e L b l > + 
+                 < C o n t r a c t B i l l i n g D e t a i l s S t a r t D a t e L b l   E l e m e n t T y p e = " C o l u m n "   E l e m e n t I d = " 1 3 0 2 0 1 8 0 9 6 "   D a t a T y p e = " T e x t C o n s t " > C o n t r a c t B i l l i n g D e t a i l s S t a r t D a t e L b l < / C o n t r a c t B i l l i n g D e t a i l s S t a r t D a t e L b l > + 
+                 < C o n t r a c t B i l l i n g D e t a i l s   E l e m e n t T y p e = " D a t a I t e m "   E l e m e n t I d = " 2 0 7 1 3 9 8 1 8 " > + 
+                     < C o n t r a c t B i l l i n g D e t a i l s B i l l i n g A m o u n t   E l e m e n t T y p e = " C o l u m n "   E l e m e n t I d = " 1 9 8 9 5 6 9 9 8 3 "   D a t a T y p e = " T e x t " > C o n t r a c t B i l l i n g D e t a i l s B i l l i n g A m o u n t < / C o n t r a c t B i l l i n g D e t a i l s B i l l i n g A m o u n t > + 
+                     < C o n t r a c t B i l l i n g D e t a i l s B i l l i n g D i s c o u n t A m o u n t   E l e m e n t T y p e = " C o l u m n "   E l e m e n t I d = " 1 2 2 6 5 3 7 0 0 4 "   D a t a T y p e = " T e x t " > C o n t r a c t B i l l i n g D e t a i l s B i l l i n g D i s c o u n t A m o u n t < / C o n t r a c t B i l l i n g D e t a i l s B i l l i n g D i s c o u n t A m o u n t > + 
+                     < C o n t r a c t B i l l i n g D e t a i l s C u r r e n c y C o d e   E l e m e n t T y p e = " C o l u m n "   E l e m e n t I d = " 8 6 9 7 4 5 7 7 2 "   D a t a T y p e = " C o d e " > C o n t r a c t B i l l i n g D e t a i l s C u r r e n c y C o d e < / C o n t r a c t B i l l i n g D e t a i l s C u r r e n c y C o d e > + 
+                     < C o n t r a c t B i l l i n g D e t a i l s D a y s   E l e m e n t T y p e = " C o l u m n "   E l e m e n t I d = " 1 9 0 1 6 5 8 4 8 7 "   D a t a T y p e = " I n t e g e r " > C o n t r a c t B i l l i n g D e t a i l s D a y s < / C o n t r a c t B i l l i n g D e t a i l s D a y s > + 
+                     < C o n t r a c t B i l l i n g D e t a i l s D e s c r i p t i o n   E l e m e n t T y p e = " C o l u m n "   E l e m e n t I d = " 1 0 1 7 1 4 1 1 6 8 "   D a t a T y p e = " T e x t " > C o n t r a c t B i l l i n g D e t a i l s D e s c r i p t i o n < / C o n t r a c t B i l l i n g D e t a i l s D e s c r i p t i o n > + 
+                     < C o n t r a c t B i l l i n g D e t a i l s D i s c o u n t P e r c e n t   E l e m e n t T y p e = " C o l u m n "   E l e m e n t I d = " 5 0 2 0 9 5 3 8 4 "   D a t a T y p e = " T e x t " > C o n t r a c t B i l l i n g D e t a i l s D i s c o u n t P e r c e n t < / C o n t r a c t B i l l i n g D e t a i l s D i s c o u n t P e r c e n t > + 
+                     < C o n t r a c t B i l l i n g D e t a i l s E n d D a t e   E l e m e n t T y p e = " C o l u m n "   E l e m e n t I d = " 8 0 4 8 9 7 9 0 9 "   D a t a T y p e = " S t r i n g " > C o n t r a c t B i l l i n g D e t a i l s E n d D a t e < / C o n t r a c t B i l l i n g D e t a i l s E n d D a t e > + 
+                     < C o n t r a c t B i l l i n g D e t a i l s Q u a n t i t y   E l e m e n t T y p e = " C o l u m n "   E l e m e n t I d = " 9 7 8 9 3 6 6 9 "   D a t a T y p e = " S t r i n g " > C o n t r a c t B i l l i n g D e t a i l s Q u a n t i t y < / C o n t r a c t B i l l i n g D e t a i l s Q u a n t i t y > + 
+                     < C o n t r a c t B i l l i n g D e t a i l s S a l e s P r i c e   E l e m e n t T y p e = " C o l u m n "   E l e m e n t I d = " 1 5 9 4 8 2 2 5 3 1 "   D a t a T y p e = " T e x t " > C o n t r a c t B i l l i n g D e t a i l s S a l e s P r i c e < / C o n t r a c t B i l l i n g D e t a i l s S a l e s P r i c e > + 
+                     < C o n t r a c t B i l l i n g D e t a i l s S t a r t D a t e   E l e m e n t T y p e = " C o l u m n "   E l e m e n t I d = " 4 3 2 7 5 9 8 7 4 "   D a t a T y p e = " S t r i n g " > C o n t r a c t B i l l i n g D e t a i l s S t a r t D a t e < / C o n t r a c t B i l l i n g D e t a i l s S t a r t D a t e > + 
+                 < / C o n t r a c t B i l l i n g D e t a i l s > + 
+             < / C o n t r a c t B i l l i n g D e t a i l s G r o u p i n g > + 
+         < / C o n t r a c t B i l l i n g D e t a i l s M a p p i n g > + 
          < L i n e F e e   E l e m e n t T y p e = " D a t a I t e m "   E l e m e n t I d = " 2 6 6 6 3 0 7 3 3 " >   
              < L i n e F e e C a p t i o n T e x t   E l e m e n t T y p e = " C o l u m n "   E l e m e n t I d = " 4 3 7 6 4 3 7 9 0 "   D a t a T y p e = " T e x t " > L i n e F e e C a p t i o n T e x t < / L i n e F e e C a p t i o n T e x t > @@ -7705,7 +7065,7 @@
  
          < P a y m e n t R e p o r t i n g A r g u m e n t   E l e m e n t T y p e = " D a t a I t e m "   E l e m e n t I d = " 3 1 3 7 4 4 1 9 4 " >   
-             < P a y m e n t S e r v i c e L o g o   E l e m e n t T y p e = " C o l u m n "   E l e m e n t I d = " 4 1 6 7 9 0 7 6 7 "   D a t a T y p e = " B l o b "   / > +             < P a y m e n t S e r v i c e L o g o   E l e m e n t T y p e = " C o l u m n "   E l e m e n t I d = " 4 1 6 7 9 0 7 6 7 "   D a t a T y p e = " B L O B " / >   
              < P a y m e n t S e r v i c e L o g o _ U r l   E l e m e n t T y p e = " C o l u m n "   E l e m e n t I d = " 6 4 4 9 7 5 1 3 9 "   D a t a T y p e = " T e x t " > P a y m e n t S e r v i c e L o g o _ U r l < / P a y m e n t S e r v i c e L o g o _ U r l >   
@@ -7735,11 +7095,11 @@
  
          < L e t t e r T e x t   E l e m e n t T y p e = " D a t a I t e m "   E l e m e n t I d = " 1 5 1 0 3 5 3 8 3 4 " >   
-             < B o d y T e x t   E l e m e n t T y p e = " C o l u m n "   E l e m e n t I d = " 1 4 9 7 5 9 8 0 8 "   D a t a T y p e = " L a b e l " > B o d y T e x t < / B o d y T e x t > - 
-             < C l o s i n g T e x t   E l e m e n t T y p e = " C o l u m n "   E l e m e n t I d = " 5 1 2 1 3 5 9 0 9 "   D a t a T y p e = " L a b e l " > C l o s i n g T e x t < / C l o s i n g T e x t > - 
-             < G r e e t i n g T e x t   E l e m e n t T y p e = " C o l u m n "   E l e m e n t I d = " 1 1 7 5 2 7 9 2 8 9 "   D a t a T y p e = " L a b e l " > G r e e t i n g T e x t < / G r e e t i n g T e x t > +             < B o d y T e x t   E l e m e n t T y p e = " C o l u m n "   E l e m e n t I d = " 1 4 9 7 5 9 8 0 8 "   D a t a T y p e = " T e x t C o n s t " > B o d y T e x t < / B o d y T e x t > + 
+             < C l o s i n g T e x t   E l e m e n t T y p e = " C o l u m n "   E l e m e n t I d = " 5 1 2 1 3 5 9 0 9 "   D a t a T y p e = " T e x t C o n s t " > C l o s i n g T e x t < / C l o s i n g T e x t > + 
+             < G r e e t i n g T e x t   E l e m e n t T y p e = " C o l u m n "   E l e m e n t I d = " 1 1 7 5 2 7 9 2 8 9 "   D a t a T y p e = " T e x t C o n s t " > G r e e t i n g T e x t < / G r e e t i n g T e x t >   
              < P m t D i s c T e x t   E l e m e n t T y p e = " C o l u m n "   E l e m e n t I d = " 2 0 1 3 8 4 9 9 4 8 "   D a t a T y p e = " T e x t " > P m t D i s c T e x t < / P m t D i s c T e x t >   
@@ -7756,6 +7116,8 @@
              < T o t a l A m o u n t E x c l I n c l V A T T e x t   E l e m e n t T y p e = " C o l u m n "   E l e m e n t I d = " 1 5 0 7 8 3 2 9 3 7 "   D a t a T y p e = " T e x t " > T o t a l A m o u n t E x c l I n c l V A T T e x t < / T o t a l A m o u n t E x c l I n c l V A T T e x t >   
              < T o t a l A m o u n t I n c l u d i n g V A T   E l e m e n t T y p e = " C o l u m n "   E l e m e n t I d = " 9 1 0 5 1 1 5 7 5 "   D a t a T y p e = " S t r i n g " > T o t a l A m o u n t I n c l u d i n g V A T < / T o t a l A m o u n t I n c l u d i n g V A T > + 
+             < T o t a l C O 2 e   E l e m e n t T y p e = " C o l u m n "   E l e m e n t I d = " 9 5 4 7 1 1 2 1 2 "   D a t a T y p e = " D e c i m a l " > T o t a l C O 2 e < / T o t a l C O 2 e >   
              < T o t a l E x c l u d i n g V A T T e x t   E l e m e n t T y p e = " C o l u m n "   E l e m e n t I d = " 1 9 2 2 9 4 6 3 1 0 "   D a t a T y p e = " T e x t " > T o t a l E x c l u d i n g V A T T e x t < / T o t a l E x c l u d i n g V A T T e x t >   
@@ -7792,9 +7154,7 @@
  < / N a v W o r d R e p o r t X m l P a r t > 
 </file>
 
-<file path=customXml/item2.xml>��< ? x m l   v e r s i o n = " 1 . 0 "   e n c o d i n g = " u t f - 1 6 " ? > - 
- < N a v W o r d R e p o r t X m l P a r t   x m l n s = " u r n : m i c r o s o f t - d y n a m i c s - n a v / r e p o r t s / S t a n d a r d _ S a l e s _ I n v o i c e / 1 3 0 6 / " > +<file path=customXml/item2.xml>��< ? x m l   v e r s i o n = " 1 . 0 "   e n c o d i n g = " u t f - 1 6 " ? > < N a v W o r d R e p o r t X m l P a r t   x m l n s = " u r n : m i c r o s o f t - d y n a m i c s - n a v / r e p o r t s / S t a n d a r d _ S a l e s _ I n v o i c e / 1 3 0 6 / " >   
      < B C R e p o r t I n f o r m a t i o n >   
@@ -7858,84 +7218,6 @@
  
          < / R e p o r t R e q u e s t >   
-         < C o m p a n y M e t a d a t a > - 
-             < C o m p a n y N a m e > C o m p a n y   N a m e < / C o m p a n y N a m e > - 
-             < C o m p a n y D i s p l a y N a m e > C o m p a n y   D i s p l a y   N a m e < / C o m p a n y D i s p l a y N a m e > - 
-             < C o m p a n y A d d r e s s L i n e s > - 
-                 < C o m p a n y A d d r e s s L i n e > C o m p a n y   A d d r e s s   L i n e   1 < / C o m p a n y A d d r e s s L i n e > - 
-                 < C o m p a n y A d d r e s s L i n e > C o m p a n y   A d d r e s s   L i n e   2 < / C o m p a n y A d d r e s s L i n e > - 
-                 < C o m p a n y A d d r e s s L i n e > C o m p a n y   A d d r e s s   L i n e   3 < / C o m p a n y A d d r e s s L i n e > - 
-                 < C o m p a n y A d d r e s s L i n e > C o m p a n y   A d d r e s s   L i n e   4 < / C o m p a n y A d d r e s s L i n e > - 
-                 < C o m p a n y A d d r e s s L i n e > C o m p a n y   A d d r e s s   L i n e   5 < / C o m p a n y A d d r e s s L i n e > - 
-                 < C o m p a n y A d d r e s s L i n e > C o m p a n y   A d d r e s s   L i n e   6 < / C o m p a n y A d d r e s s L i n e > - 
-                 < C o m p a n y A d d r e s s L i n e > C o m p a n y   A d d r e s s   L i n e   7 < / C o m p a n y A d d r e s s L i n e > - 
-                 < C o m p a n y A d d r e s s L i n e > C o m p a n y   A d d r e s s   L i n e   8 < / C o m p a n y A d d r e s s L i n e > - 
-             < / C o m p a n y A d d r e s s L i n e s > - 
-             < C o m p a n y P h o n e > C o m p a n y   P h o n e < / C o m p a n y P h o n e > - 
-             < C o m p a n y P h o n e C a p t i o n > C o m p a n y   P h o n e   C a p t i o n < / C o m p a n y P h o n e C a p t i o n > - 
-             < C o m p a n y F a x N o > C o m p a n y   F a x   N o . < / C o m p a n y F a x N o > - 
-             < C o m p a n y F a x N o C a p t i o n > C o m p a n y   F a x   N o .   C a p t i o n < / C o m p a n y F a x N o C a p t i o n > - 
-             < C o m p a n y E m a i l > C o m p a n y   E m a i l < / C o m p a n y E m a i l > - 
-             < C o m p a n y E m a i l C a p t i o n > C o m p a n y   E m a i l   C a p t i o n < / C o m p a n y E m a i l C a p t i o n > - 
-             < C o m p a n y H o m e P a g e > C o m p a n y   H o m e   P a g e < / C o m p a n y H o m e P a g e > - 
-             < C o m p a n y H o m e P a g e C a p t i o n > C o m p a n y   H o m e   P a g e   C a p t i o n < / C o m p a n y H o m e P a g e C a p t i o n > - 
-             < C o m p a n y L o g o > C o m p a n y   L o g o < / C o m p a n y L o g o > - 
-             < C o m p a n y V A T R e g i s t r a t i o n N o > C o m p a n y   V A T   R e g i s t r a t i o n   N o . < / C o m p a n y V A T R e g i s t r a t i o n N o > - 
-             < C o m p a n y V A T R e g i s t r a t i o n N o C a p t i o n > C o m p a n y   V A T   R e g i s t r a t i o n   N o .   C a p t i o n < / C o m p a n y V A T R e g i s t r a t i o n N o C a p t i o n > - 
-             < C o m p a n y R e g i s t r a t i o n N o > C o m p a n y   R e g i s t r a t i o n   N o . < / C o m p a n y R e g i s t r a t i o n N o > - 
-             < C o m p a n y R e g i s t r a t i o n N o C a p t i o n > C o m p a n y   R e g i s t r a t i o n   N o .   C a p t i o n < / C o m p a n y R e g i s t r a t i o n N o C a p t i o n > - 
-             < C o m p a n y B a n k N a m e > C o m p a n y   B a n k   N a m e < / C o m p a n y B a n k N a m e > - 
-             < C o m p a n y B a n k N a m e C a p t i o n > C o m p a n y   B a n k   N a m e   C a p t i o n < / C o m p a n y B a n k N a m e C a p t i o n > - 
-             < C o m p a n y B a n k A c c o u n t N o > C o m p a n y   B a n k   A c c o u n t   N o . < / C o m p a n y B a n k A c c o u n t N o > - 
-             < C o m p a n y B a n k A c c o u n t N o C a p t i o n > C o m p a n y   B a n k   A c c o u n t   N o .   C a p t i o n < / C o m p a n y B a n k A c c o u n t N o C a p t i o n > - 
-             < C o m p a n y B a n k B r a n c h N o > C o m p a n y   B a n k   B r a n c h   N o . < / C o m p a n y B a n k B r a n c h N o > - 
-             < C o m p a n y B a n k B r a n c h N o C a p t i o n > C o m p a n y   B a n k   B r a n c h   N o .   C a p t i o n < / C o m p a n y B a n k B r a n c h N o C a p t i o n > - 
-             < C o m p a n y I B A N > C o m p a n y   I B A N < / C o m p a n y I B A N > - 
-             < C o m p a n y I B A N C a p t i o n > C o m p a n y   I B A N   C a p t i o n < / C o m p a n y I B A N C a p t i o n > - 
-             < C o m p a n y B a n k S W I F T > C o m p a n y   B a n k   S W I F T < / C o m p a n y B a n k S W I F T > - 
-             < C o m p a n y B a n k S W I F T C a p t i o n > C o m p a n y   B a n k   S W I F T   C a p t i o n < / C o m p a n y B a n k S W I F T C a p t i o n > - 
-             < C o m p a n y G i r o N o > C o m p a n y   G i r o   N o . < / C o m p a n y G i r o N o > - 
-             < C o m p a n y G i r o N o C a p t i o n > C o m p a n y   G i r o   N o .   C a p t i o n < / C o m p a n y G i r o N o C a p t i o n > - 
-         < / C o m p a n y M e t a d a t a > - 
      < / B C R e p o r t I n f o r m a t i o n >   
      < H e a d e r > @@ -7960,6 +7242,8 @@
  
          < C h e c k s P a y a b l e _ L b l > C h e c k s P a y a b l e _ L b l < / C h e c k s P a y a b l e _ L b l >   
+         < C O 2 e P e r U n i t _ L b l > C O 2 e P e r U n i t _ L b l < / C O 2 e P e r U n i t _ L b l > + 
          < C o m p a n y A d d r e s s 1 > C o m p a n y A d d r e s s 1 < / C o m p a n y A d d r e s s 1 >   
          < C o m p a n y A d d r e s s 2 > C o m p a n y A d d r e s s 2 < / C o m p a n y A d d r e s s 2 > @@ -8016,7 +7300,7 @@
  
          < C o m p a n y P h o n e N o _ L b l > C o m p a n y P h o n e N o _ L b l < / C o m p a n y P h o n e N o _ L b l >   
-         < C o m p a n y P i c t u r e   / > +         < C o m p a n y P i c t u r e / >   
          < C o m p a n y R e g i s t r a t i o n N u m b e r > C o m p a n y R e g i s t r a t i o n N u m b e r < / C o m p a n y R e g i s t r a t i o n N u m b e r >   
@@ -8056,6 +7340,8 @@
  
          < C u s t o m e r P o s t a l B a r C o d e > C u s t o m e r P o s t a l B a r C o d e < / C u s t o m e r P o s t a l B a r C o d e >   
+         < D i s c l a i m e r _ L b l > D i s c l a i m e r _ L b l < / D i s c l a i m e r _ L b l > + 
          < D i s p l a y A d d i t i o n a l F e e N o t e > D i s p l a y A d d i t i o n a l F e e N o t e < / D i s p l a y A d d i t i o n a l F e e N o t e >   
          < D o c u m e n t D a t e > D o c u m e n t D a t e < / D o c u m e n t D a t e > @@ -8126,24 +7412,30 @@
  
          < P r i c e s I n c l u d i n g V A T > P r i c e s I n c l u d i n g V A T < / P r i c e s I n c l u d i n g V A T >   
+         < P r i c e s I n c l u d i n g V A T _ L b l > P r i c e s I n c l u d i n g V A T _ L b l < / P r i c e s I n c l u d i n g V A T _ L b l > + 
          < P r i c e s I n c l u d i n g V A T Y e s N o > P r i c e s I n c l u d i n g V A T Y e s N o < / P r i c e s I n c l u d i n g V A T Y e s N o >   
-         < P r i c e s I n c l u d i n g V A T _ L b l > P r i c e s I n c l u d i n g V A T _ L b l < / P r i c e s I n c l u d i n g V A T _ L b l > +         < Q R _ C o d e _ I m a g e > Q R _ C o d e _ I m a g e < / Q R _ C o d e _ I m a g e > + 
+         < Q R _ C o d e _ I m a g e _ L b l > Q R _ C o d e _ I m a g e _ L b l < / Q R _ C o d e _ I m a g e _ L b l >   
          < Q u e s t i o n s _ L b l > Q u e s t i o n s _ L b l < / Q u e s t i o n s _ L b l >   
+         < R e c u r r i n g B i l l i n g > R e c u r r i n g B i l l i n g < / R e c u r r i n g B i l l i n g > + 
          < R e m a i n i n g A m o u n t > R e m a i n i n g A m o u n t < / R e m a i n i n g A m o u n t >   
          < R e m a i n i n g A m o u n t T e x t > R e m a i n i n g A m o u n t T e x t < / R e m a i n i n g A m o u n t T e x t >   
          < S a l e s I n v o i c e L i n e D i s c o u n t _ L b l > S a l e s I n v o i c e L i n e D i s c o u n t _ L b l < / S a l e s I n v o i c e L i n e D i s c o u n t _ L b l >   
+         < S a l e s P e r s o n _ L b l > S a l e s P e r s o n _ L b l < / S a l e s P e r s o n _ L b l > + 
          < S a l e s P e r s o n B l a n k _ L b l > S a l e s P e r s o n B l a n k _ L b l < / S a l e s P e r s o n B l a n k _ L b l >   
          < S a l e s P e r s o n N a m e > S a l e s P e r s o n N a m e < / S a l e s P e r s o n N a m e >   
-         < S a l e s P e r s o n _ L b l > S a l e s P e r s o n _ L b l < / S a l e s P e r s o n _ L b l > - 
          < S e l l T o C o n t a c t E m a i l > S e l l T o C o n t a c t E m a i l < / S e l l T o C o n t a c t E m a i l >   
          < S e l l T o C o n t a c t E m a i l L b l > S e l l T o C o n t a c t E m a i l L b l < / S e l l T o C o n t a c t E m a i l L b l > @@ -8164,6 +7456,8 @@
  
          < S e l l T o P h o n e N o > S e l l T o P h o n e N o < / S e l l T o P h o n e N o >   
+         < S h i p m e n t _ L b l > S h i p m e n t _ L b l < / S h i p m e n t _ L b l > + 
          < S h i p m e n t D a t e > S h i p m e n t D a t e < / S h i p m e n t D a t e >   
          < S h i p m e n t D a t e _ L b l > S h i p m e n t D a t e _ L b l < / S h i p m e n t D a t e _ L b l > @@ -8172,12 +7466,12 @@
  
          < S h i p m e n t M e t h o d D e s c r i p t i o n _ L b l > S h i p m e n t M e t h o d D e s c r i p t i o n _ L b l < / S h i p m e n t M e t h o d D e s c r i p t i o n _ L b l >   
-         < S h i p m e n t _ L b l > S h i p m e n t _ L b l < / S h i p m e n t _ L b l > - 
          < S h i p p i n g A g e n t C o d e > S h i p p i n g A g e n t C o d e < / S h i p p i n g A g e n t C o d e >   
          < S h i p p i n g A g e n t C o d e _ L b l > S h i p p i n g A g e n t C o d e _ L b l < / S h i p p i n g A g e n t C o d e _ L b l >   
+         < S h i p T o A d d r e s s _ L b l > S h i p T o A d d r e s s _ L b l < / S h i p T o A d d r e s s _ L b l > + 
          < S h i p T o A d d r e s s 1 > S h i p T o A d d r e s s 1 < / S h i p T o A d d r e s s 1 >   
          < S h i p T o A d d r e s s 2 > S h i p T o A d d r e s s 2 < / S h i p T o A d d r e s s 2 > @@ -8194,8 +7488,6 @@
  
          < S h i p T o A d d r e s s 8 > S h i p T o A d d r e s s 8 < / S h i p T o A d d r e s s 8 >   
-         < S h i p T o A d d r e s s _ L b l > S h i p T o A d d r e s s _ L b l < / S h i p T o A d d r e s s _ L b l > - 
          < S h i p T o P h o n e N o > S h i p T o P h o n e N o < / S h i p T o P h o n e N o >   
          < S h o w S h i p p i n g A d d r e s s > S h o w S h i p p i n g A d d r e s s < / S h o w S h i p p i n g A d d r e s s > @@ -8208,16 +7500,18 @@
  
          < T o t a l _ L b l > T o t a l _ L b l < / T o t a l _ L b l >   
+         < T o t a l C O 2 e _ L b l > T o t a l C O 2 e _ L b l < / T o t a l C O 2 e _ L b l > + 
+         < V A T A m o u n t _ L b l > V A T A m o u n t _ L b l < / V A T A m o u n t _ L b l > + 
          < V A T A m o u n t S p e c i f i c a t i o n _ L b l > V A T A m o u n t S p e c i f i c a t i o n _ L b l < / V A T A m o u n t S p e c i f i c a t i o n _ L b l >   
-         < V A T A m o u n t _ L b l > V A T A m o u n t _ L b l < / V A T A m o u n t _ L b l > - 
          < V A T B a s e _ L b l > V A T B a s e _ L b l < / V A T B a s e _ L b l >   
+         < V A T C l a u s e _ L b l > V A T C l a u s e _ L b l < / V A T C l a u s e _ L b l > + 
          < V A T C l a u s e s _ L b l > V A T C l a u s e s _ L b l < / V A T C l a u s e s _ L b l >   
-         < V A T C l a u s e _ L b l > V A T C l a u s e _ L b l < / V A T C l a u s e _ L b l > - 
          < V A T I d e n t i f i e r _ L b l > V A T I d e n t i f i e r _ L b l < / V A T I d e n t i f i e r _ L b l >   
          < V A T P e r c e n t a g e _ L b l > V A T P e r c e n t a g e _ L b l < / V A T P e r c e n t a g e _ L b l > @@ -8242,6 +7536,12 @@
  
              < A m o u n t I n c l u d i n g V A T _ L i n e _ L b l > A m o u n t I n c l u d i n g V A T _ L i n e _ L b l < / A m o u n t I n c l u d i n g V A T _ L i n e _ L b l >   
+             < C O 2 e P e r U n i t _ L i n e > C O 2 e P e r U n i t _ L i n e < / C O 2 e P e r U n i t _ L i n e > + 
+             < C o n t r a c t L i n e N o > C o n t r a c t L i n e N o < / C o n t r a c t L i n e N o > + 
+             < C o n t r a c t N o > C o n t r a c t N o < / C o n t r a c t N o > + 
              < D e s c r i p t i o n _ L i n e > D e s c r i p t i o n _ L i n e < / D e s c r i p t i o n _ L i n e >   
              < D e s c r i p t i o n _ L i n e _ L b l > D e s c r i p t i o n _ L i n e _ L b l < / D e s c r i p t i o n _ L i n e _ L b l > @@ -8258,10 +7558,10 @@
  
              < J o b N o _ L b l > J o b N o _ L b l < / J o b N o _ L b l >   
+             < J o b T a s k D e s c _ L b l > J o b T a s k D e s c _ L b l < / J o b T a s k D e s c _ L b l > + 
              < J o b T a s k D e s c r i p t i o n > J o b T a s k D e s c r i p t i o n < / J o b T a s k D e s c r i p t i o n >   
-             < J o b T a s k D e s c _ L b l > J o b T a s k D e s c _ L b l < / J o b T a s k D e s c _ L b l > - 
              < J o b T a s k N o > J o b T a s k N o < / J o b T a s k N o >   
              < J o b T a s k N o _ L b l > J o b T a s k N o _ L b l < / J o b T a s k N o _ L b l > @@ -8270,22 +7570,26 @@
  
              < L i n e A m o u n t _ L i n e _ L b l > L i n e A m o u n t _ L i n e _ L b l < / L i n e A m o u n t _ L i n e _ L b l >   
+             < L i n e D i s c o u n t P e r c e n t _ L i n e > L i n e D i s c o u n t P e r c e n t _ L i n e < / L i n e D i s c o u n t P e r c e n t _ L i n e > + 
              < L i n e D i s c o u n t P e r c e n t T e x t _ L i n e > L i n e D i s c o u n t P e r c e n t T e x t _ L i n e < / L i n e D i s c o u n t P e r c e n t T e x t _ L i n e >   
-             < L i n e D i s c o u n t P e r c e n t _ L i n e > L i n e D i s c o u n t P e r c e n t _ L i n e < / L i n e D i s c o u n t P e r c e n t _ L i n e > - 
              < L i n e N o _ L i n e > L i n e N o _ L i n e < / L i n e N o _ L i n e >   
+             < P r i c e _ L b l > P r i c e _ L b l < / P r i c e _ L b l > + 
              < P r i c e P e r _ L b l > P r i c e P e r _ L b l < / P r i c e P e r _ L b l >   
-             < P r i c e _ L b l > P r i c e _ L b l < / P r i c e _ L b l > - 
              < Q t y _ L b l > Q t y _ L b l < / Q t y _ L b l >   
              < Q u a n t i t y _ L i n e > Q u a n t i t y _ L i n e < / Q u a n t i t y _ L i n e >   
              < Q u a n t i t y _ L i n e _ L b l > Q u a n t i t y _ L i n e _ L b l < / Q u a n t i t y _ L i n e _ L b l >   
+             < R e c u r r i n g B i l l i n g f r o m > R e c u r r i n g B i l l i n g f r o m < / R e c u r r i n g B i l l i n g f r o m > + 
+             < R e c u r r i n g B i l l i n g t o > R e c u r r i n g B i l l i n g t o < / R e c u r r i n g B i l l i n g t o > + 
              < S h i p m e n t D a t e _ L i n e > S h i p m e n t D a t e _ L i n e < / S h i p m e n t D a t e _ L i n e >   
              < S h i p m e n t D a t e _ L i n e _ L b l > S h i p m e n t D a t e _ L i n e _ L b l < / S h i p m e n t D a t e _ L i n e _ L b l > @@ -8294,6 +7598,8 @@
  
              < T y p e _ L i n e > T y p e _ L i n e < / T y p e _ L i n e >   
+             < U n i t _ L b l > U n i t _ L b l < / U n i t _ L b l > + 
              < U n i t O f M e a s u r e > U n i t O f M e a s u r e < / U n i t O f M e a s u r e >   
              < U n i t O f M e a s u r e _ L b l > U n i t O f M e a s u r e _ L b l < / U n i t O f M e a s u r e _ L b l > @@ -8302,8 +7608,6 @@
  
              < U n i t P r i c e _ L b l > U n i t P r i c e _ L b l < / U n i t P r i c e _ L b l >   
-             < U n i t _ L b l > U n i t _ L b l < / U n i t _ L b l > - 
              < V A T I d e n t i f i e r _ L i n e > V A T I d e n t i f i e r _ L i n e < / V A T I d e n t i f i e r _ L i n e >   
              < V A T I d e n t i f i e r _ L i n e _ L b l > V A T I d e n t i f i e r _ L i n e _ L b l < / V A T I d e n t i f i e r _ L i n e _ L b l > @@ -8366,22 +7670,22 @@
  
              < N o O f V A T I d e n t i f i e r s > N o O f V A T I d e n t i f i e r s < / N o O f V A T I d e n t i f i e r s >   
+             < V A T A m o u n t _ V a t A m o u n t L i n e > V A T A m o u n t _ V a t A m o u n t L i n e < / V A T A m o u n t _ V a t A m o u n t L i n e > + 
+             < V A T A m o u n t _ V a t A m o u n t L i n e _ L b l > V A T A m o u n t _ V a t A m o u n t L i n e _ L b l < / V A T A m o u n t _ V a t A m o u n t L i n e _ L b l > + 
              < V A T A m o u n t L C Y _ V A T A m o u n t L i n e > V A T A m o u n t L C Y _ V A T A m o u n t L i n e < / V A T A m o u n t L C Y _ V A T A m o u n t L i n e >   
              < V A T A m o u n t L C Y _ V A T A m o u n t L i n e _ L b l > V A T A m o u n t L C Y _ V A T A m o u n t L i n e _ L b l < / V A T A m o u n t L C Y _ V A T A m o u n t L i n e _ L b l >   
-             < V A T A m o u n t _ V a t A m o u n t L i n e > V A T A m o u n t _ V a t A m o u n t L i n e < / V A T A m o u n t _ V a t A m o u n t L i n e > - 
-             < V A T A m o u n t _ V a t A m o u n t L i n e _ L b l > V A T A m o u n t _ V a t A m o u n t L i n e _ L b l < / V A T A m o u n t _ V a t A m o u n t L i n e _ L b l > +             < V A T B a s e _ V a t A m o u n t L i n e > V A T B a s e _ V a t A m o u n t L i n e < / V A T B a s e _ V a t A m o u n t L i n e > + 
+             < V A T B a s e _ V a t A m o u n t L i n e _ L b l > V A T B a s e _ V a t A m o u n t L i n e _ L b l < / V A T B a s e _ V a t A m o u n t L i n e _ L b l >   
              < V A T B a s e L C Y _ V A T A m o u n t L i n e > V A T B a s e L C Y _ V A T A m o u n t L i n e < / V A T B a s e L C Y _ V A T A m o u n t L i n e >   
              < V A T B a s e L C Y _ V A T A m o u n t L i n e _ L b l > V A T B a s e L C Y _ V A T A m o u n t L i n e _ L b l < / V A T B a s e L C Y _ V A T A m o u n t L i n e _ L b l >   
-             < V A T B a s e _ V a t A m o u n t L i n e > V A T B a s e _ V a t A m o u n t L i n e < / V A T B a s e _ V a t A m o u n t L i n e > - 
-             < V A T B a s e _ V a t A m o u n t L i n e _ L b l > V A T B a s e _ V a t A m o u n t L i n e _ L b l < / V A T B a s e _ V a t A m o u n t L i n e _ L b l > - 
              < V A T I d e n t i f i e r _ V a t A m o u n t L i n e > V A T I d e n t i f i e r _ V a t A m o u n t L i n e < / V A T I d e n t i f i e r _ V a t A m o u n t L i n e >   
              < V A T I d e n t i f i e r _ V a t A m o u n t L i n e _ L b l > V A T I d e n t i f i e r _ V a t A m o u n t L i n e _ L b l < / V A T I d e n t i f i e r _ V a t A m o u n t L i n e _ L b l > @@ -8398,10 +7702,10 @@
  
              < C o d e _ V A T C l a u s e L i n e _ L b l > C o d e _ V A T C l a u s e L i n e _ L b l < / C o d e _ V A T C l a u s e L i n e _ L b l >   
+             < D e s c r i p t i o n _ V A T C l a u s e L i n e > D e s c r i p t i o n _ V A T C l a u s e L i n e < / D e s c r i p t i o n _ V A T C l a u s e L i n e > + 
              < D e s c r i p t i o n 2 _ V A T C l a u s e L i n e > D e s c r i p t i o n 2 _ V A T C l a u s e L i n e < / D e s c r i p t i o n 2 _ V A T C l a u s e L i n e >   
-             < D e s c r i p t i o n _ V A T C l a u s e L i n e > D e s c r i p t i o n _ V A T C l a u s e L i n e < / D e s c r i p t i o n _ V A T C l a u s e L i n e > - 
              < N o O f V A T C l a u s e s > N o O f V A T C l a u s e s < / N o O f V A T C l a u s e s >   
              < V A T A m o u n t _ V A T C l a u s e L i n e > V A T A m o u n t _ V A T C l a u s e L i n e < / V A T A m o u n t _ V A T C l a u s e L i n e > @@ -8414,10 +7718,10 @@
  
          < R e p o r t T o t a l s L i n e >   
+             < A m o u n t _ R e p o r t T o t a l s L i n e > A m o u n t _ R e p o r t T o t a l s L i n e < / A m o u n t _ R e p o r t T o t a l s L i n e > + 
              < A m o u n t F o r m a t t e d _ R e p o r t T o t a l s L i n e > A m o u n t F o r m a t t e d _ R e p o r t T o t a l s L i n e < / A m o u n t F o r m a t t e d _ R e p o r t T o t a l s L i n e >   
-             < A m o u n t _ R e p o r t T o t a l s L i n e > A m o u n t _ R e p o r t T o t a l s L i n e < / A m o u n t _ R e p o r t T o t a l s L i n e > - 
              < D e s c r i p t i o n _ R e p o r t T o t a l s L i n e > D e s c r i p t i o n _ R e p o r t T o t a l s L i n e < / D e s c r i p t i o n _ R e p o r t T o t a l s L i n e >   
              < F o n t B o l d _ R e p o r t T o t a l s L i n e > F o n t B o l d _ R e p o r t T o t a l s L i n e < / F o n t B o l d _ R e p o r t T o t a l s L i n e > @@ -8426,6 +7730,74 @@
  
          < / R e p o r t T o t a l s L i n e >   
+         < C o n t r a c t B i l l i n g D e t a i l s M a p p i n g > + 
+             < C o n t r a c t B i l l i n g D e t a i l s C o n t r a c t N o L b l > C o n t r a c t B i l l i n g D e t a i l s C o n t r a c t N o L b l < / C o n t r a c t B i l l i n g D e t a i l s C o n t r a c t N o L b l > + 
+             < C o n t r a c t B i l l i n g D e t a i l s C u s t o m e r L b l > C o n t r a c t B i l l i n g D e t a i l s C u s t o m e r L b l < / C o n t r a c t B i l l i n g D e t a i l s C u s t o m e r L b l > + 
+             < C o n t r a c t B i l l i n g D e t a i l s P o s i t i o n D e s c r i p t i o n L b l > C o n t r a c t B i l l i n g D e t a i l s P o s i t i o n D e s c r i p t i o n L b l < / C o n t r a c t B i l l i n g D e t a i l s P o s i t i o n D e s c r i p t i o n L b l > + 
+             < C o n t r a c t B i l l i n g D e t a i l s P o s i t i o n N o L b l > C o n t r a c t B i l l i n g D e t a i l s P o s i t i o n N o L b l < / C o n t r a c t B i l l i n g D e t a i l s P o s i t i o n N o L b l > + 
+             < C o n t r a c t B i l l i n g D e t a i l s G r o u p i n g > + 
+                 < C o n t r a c t B i l l i n g D e t a i l s A m o u n t L b l > C o n t r a c t B i l l i n g D e t a i l s A m o u n t L b l < / C o n t r a c t B i l l i n g D e t a i l s A m o u n t L b l > + 
+                 < C o n t r a c t B i l l i n g D e t a i l s C o n t r a c t N o > C o n t r a c t B i l l i n g D e t a i l s C o n t r a c t N o < / C o n t r a c t B i l l i n g D e t a i l s C o n t r a c t N o > + 
+                 < C o n t r a c t B i l l i n g D e t a i l s C u r r e n c y C o d e L b l > C o n t r a c t B i l l i n g D e t a i l s C u r r e n c y C o d e L b l < / C o n t r a c t B i l l i n g D e t a i l s C u r r e n c y C o d e L b l > + 
+                 < C o n t r a c t B i l l i n g D e t a i l s C u s t o m e r N a m e > C o n t r a c t B i l l i n g D e t a i l s C u s t o m e r N a m e < / C o n t r a c t B i l l i n g D e t a i l s C u s t o m e r N a m e > + 
+                 < C o n t r a c t B i l l i n g D e t a i l s D a y s L b l > C o n t r a c t B i l l i n g D e t a i l s D a y s L b l < / C o n t r a c t B i l l i n g D e t a i l s D a y s L b l > + 
+                 < C o n t r a c t B i l l i n g D e t a i l s D e s c r i p t i o n L b l > C o n t r a c t B i l l i n g D e t a i l s D e s c r i p t i o n L b l < / C o n t r a c t B i l l i n g D e t a i l s D e s c r i p t i o n L b l > + 
+                 < C o n t r a c t B i l l i n g D e t a i l s D i s c o u n t A m o u n t L b l > C o n t r a c t B i l l i n g D e t a i l s D i s c o u n t A m o u n t L b l < / C o n t r a c t B i l l i n g D e t a i l s D i s c o u n t A m o u n t L b l > + 
+                 < C o n t r a c t B i l l i n g D e t a i l s D i s c o u n t P e r c e n t L b l > C o n t r a c t B i l l i n g D e t a i l s D i s c o u n t P e r c e n t L b l < / C o n t r a c t B i l l i n g D e t a i l s D i s c o u n t P e r c e n t L b l > + 
+                 < C o n t r a c t B i l l i n g D e t a i l s E n d D a t e L b l > C o n t r a c t B i l l i n g D e t a i l s E n d D a t e L b l < / C o n t r a c t B i l l i n g D e t a i l s E n d D a t e L b l > + 
+                 < C o n t r a c t B i l l i n g D e t a i l s P o s i t i o n D e s c r i p t i o n > C o n t r a c t B i l l i n g D e t a i l s P o s i t i o n D e s c r i p t i o n < / C o n t r a c t B i l l i n g D e t a i l s P o s i t i o n D e s c r i p t i o n > + 
+                 < C o n t r a c t B i l l i n g D e t a i l s P o s i t i o n N o > C o n t r a c t B i l l i n g D e t a i l s P o s i t i o n N o < / C o n t r a c t B i l l i n g D e t a i l s P o s i t i o n N o > + 
+                 < C o n t r a c t B i l l i n g D e t a i l s Q t y L b l > C o n t r a c t B i l l i n g D e t a i l s Q t y L b l < / C o n t r a c t B i l l i n g D e t a i l s Q t y L b l > + 
+                 < C o n t r a c t B i l l i n g D e t a i l s S a l e s P r i c e L b l > C o n t r a c t B i l l i n g D e t a i l s S a l e s P r i c e L b l < / C o n t r a c t B i l l i n g D e t a i l s S a l e s P r i c e L b l > + 
+                 < C o n t r a c t B i l l i n g D e t a i l s S t a r t D a t e L b l > C o n t r a c t B i l l i n g D e t a i l s S t a r t D a t e L b l < / C o n t r a c t B i l l i n g D e t a i l s S t a r t D a t e L b l > + 
+                 < C o n t r a c t B i l l i n g D e t a i l s > + 
+                     < C o n t r a c t B i l l i n g D e t a i l s B i l l i n g A m o u n t > C o n t r a c t B i l l i n g D e t a i l s B i l l i n g A m o u n t < / C o n t r a c t B i l l i n g D e t a i l s B i l l i n g A m o u n t > + 
+                     < C o n t r a c t B i l l i n g D e t a i l s B i l l i n g D i s c o u n t A m o u n t > C o n t r a c t B i l l i n g D e t a i l s B i l l i n g D i s c o u n t A m o u n t < / C o n t r a c t B i l l i n g D e t a i l s B i l l i n g D i s c o u n t A m o u n t > + 
+                     < C o n t r a c t B i l l i n g D e t a i l s C u r r e n c y C o d e > C o n t r a c t B i l l i n g D e t a i l s C u r r e n c y C o d e < / C o n t r a c t B i l l i n g D e t a i l s C u r r e n c y C o d e > + 
+                     < C o n t r a c t B i l l i n g D e t a i l s D a y s > C o n t r a c t B i l l i n g D e t a i l s D a y s < / C o n t r a c t B i l l i n g D e t a i l s D a y s > + 
+                     < C o n t r a c t B i l l i n g D e t a i l s D e s c r i p t i o n > C o n t r a c t B i l l i n g D e t a i l s D e s c r i p t i o n < / C o n t r a c t B i l l i n g D e t a i l s D e s c r i p t i o n > + 
+                     < C o n t r a c t B i l l i n g D e t a i l s D i s c o u n t P e r c e n t > C o n t r a c t B i l l i n g D e t a i l s D i s c o u n t P e r c e n t < / C o n t r a c t B i l l i n g D e t a i l s D i s c o u n t P e r c e n t > + 
+                     < C o n t r a c t B i l l i n g D e t a i l s E n d D a t e > C o n t r a c t B i l l i n g D e t a i l s E n d D a t e < / C o n t r a c t B i l l i n g D e t a i l s E n d D a t e > + 
+                     < C o n t r a c t B i l l i n g D e t a i l s Q u a n t i t y > C o n t r a c t B i l l i n g D e t a i l s Q u a n t i t y < / C o n t r a c t B i l l i n g D e t a i l s Q u a n t i t y > + 
+                     < C o n t r a c t B i l l i n g D e t a i l s S a l e s P r i c e > C o n t r a c t B i l l i n g D e t a i l s S a l e s P r i c e < / C o n t r a c t B i l l i n g D e t a i l s S a l e s P r i c e > + 
+                     < C o n t r a c t B i l l i n g D e t a i l s S t a r t D a t e > C o n t r a c t B i l l i n g D e t a i l s S t a r t D a t e < / C o n t r a c t B i l l i n g D e t a i l s S t a r t D a t e > + 
+                 < / C o n t r a c t B i l l i n g D e t a i l s > + 
+             < / C o n t r a c t B i l l i n g D e t a i l s G r o u p i n g > + 
+         < / C o n t r a c t B i l l i n g D e t a i l s M a p p i n g > + 
          < L i n e F e e >   
              < L i n e F e e C a p t i o n T e x t > L i n e F e e C a p t i o n T e x t < / L i n e F e e C a p t i o n T e x t > @@ -8434,7 +7806,7 @@
  
          < P a y m e n t R e p o r t i n g A r g u m e n t >   
-             < P a y m e n t S e r v i c e L o g o   / > +             < P a y m e n t S e r v i c e L o g o / >   
              < P a y m e n t S e r v i c e L o g o _ U r l > P a y m e n t S e r v i c e L o g o _ U r l < / P a y m e n t S e r v i c e L o g o _ U r l >   
@@ -8485,6 +7857,8 @@
              < T o t a l A m o u n t E x c l I n c l V A T T e x t > T o t a l A m o u n t E x c l I n c l V A T T e x t < / T o t a l A m o u n t E x c l I n c l V A T T e x t >   
              < T o t a l A m o u n t I n c l u d i n g V A T > T o t a l A m o u n t I n c l u d i n g V A T < / T o t a l A m o u n t I n c l u d i n g V A T > + 
+             < T o t a l C O 2 e > T o t a l C O 2 e < / T o t a l C O 2 e >   
              < T o t a l E x c l u d i n g V A T T e x t > T o t a l E x c l u d i n g V A T T e x t < / T o t a l E x c l u d i n g V A T T e x t >   

--- a/src/Layers/W1/BaseApp/Sales/History/StandardSalesInvoiceBody.docx
+++ b/src/Layers/W1/BaseApp/Sales/History/StandardSalesInvoiceBody.docx
@@ -6,27 +6,23 @@
       <w:tblPr>
         <w:tblStyle w:val="BCBlockTable"/>
         <w:tblW w:w="5000" w:type="pct"/>
-        <w:tblCellMar>
-          <w:left w:w="0" w:type="dxa"/>
-          <w:right w:w="0" w:type="dxa"/>
-        </w:tblCellMar>
         <w:tblLook w:val="0620" w:firstRow="1" w:lastRow="0" w:firstColumn="0" w:lastColumn="0" w:noHBand="1" w:noVBand="1"/>
         <w:tblCaption w:val="Address Block"/>
         <w:tblDescription w:val="Layout table. Used for positioning, not for tabular data."/>
       </w:tblPr>
       <w:tblGrid>
-        <w:gridCol w:w="2525"/>
-        <w:gridCol w:w="3829"/>
-        <w:gridCol w:w="4131"/>
+        <w:gridCol w:w="2527"/>
+        <w:gridCol w:w="3833"/>
+        <w:gridCol w:w="4135"/>
       </w:tblGrid>
       <w:tr>
         <w:trPr>
+          <w:cnfStyle w:val="100000000000" w:firstRow="1" w:lastRow="0" w:firstColumn="0" w:lastColumn="0" w:oddVBand="0" w:evenVBand="0" w:oddHBand="0" w:evenHBand="0" w:firstRowFirstColumn="0" w:firstRowLastColumn="0" w:lastRowFirstColumn="0" w:lastRowLastColumn="0"/>
           <w:cantSplit/>
           <w:trHeight w:val="302"/>
         </w:trPr>
         <w:sdt>
           <w:sdtPr>
-            <w:rPr/>
             <w:alias w:val="CustomerAddress1"/>
             <w:tag w:val="#BC:InsertDataItem,DataItems/Header/CustomerAddress1"/>
             <w:id w:val="-1957244649"/>
@@ -43,7 +39,7 @@
               <w:p>
                 <w:pPr>
                   <w:pStyle w:val="BCLabel"/>
-                  <w:spacing w:before="0" w:after="0" w:line="276" w:lineRule="auto"/>
+                  <w:spacing w:line="276" w:lineRule="auto"/>
                 </w:pPr>
                 <w:r>
                   <w:t>CustomerAddress1</w:t>
@@ -59,13 +55,12 @@
           <w:p>
             <w:pPr>
               <w:pStyle w:val="BCLabel"/>
-              <w:spacing w:before="0" w:after="0" w:line="276" w:lineRule="auto"/>
+              <w:spacing w:line="276" w:lineRule="auto"/>
             </w:pPr>
           </w:p>
         </w:tc>
         <w:sdt>
           <w:sdtPr>
-            <w:rPr/>
             <w:alias w:val="CompanyAddress1"/>
             <w:tag w:val="#BC:InsertDataItem,DataItems/Header/CompanyAddress1"/>
             <w:id w:val="-824585528"/>
@@ -82,7 +77,7 @@
               <w:p>
                 <w:pPr>
                   <w:pStyle w:val="BCLabelNumber"/>
-                  <w:spacing w:before="0" w:after="0" w:line="276" w:lineRule="auto"/>
+                  <w:spacing w:line="276" w:lineRule="auto"/>
                   <w:jc w:val="right"/>
                 </w:pPr>
                 <w:r>
@@ -100,7 +95,6 @@
         </w:trPr>
         <w:sdt>
           <w:sdtPr>
-            <w:rPr/>
             <w:alias w:val="CustomerAddress2"/>
             <w:tag w:val="#BC:InsertDataItem,DataItems/Header/CustomerAddress2"/>
             <w:id w:val="-126319625"/>
@@ -117,7 +111,6 @@
               <w:p>
                 <w:pPr>
                   <w:pStyle w:val="NoSpacing"/>
-                  <w:spacing w:after="0" w:line="240" w:lineRule="auto"/>
                 </w:pPr>
                 <w:r>
                   <w:t>CustomerAddress2</w:t>
@@ -133,13 +126,11 @@
           <w:p>
             <w:pPr>
               <w:pStyle w:val="NoSpacing"/>
-              <w:spacing w:after="0" w:line="240" w:lineRule="auto"/>
             </w:pPr>
           </w:p>
         </w:tc>
         <w:sdt>
           <w:sdtPr>
-            <w:rPr/>
             <w:alias w:val="CompanyAddress2"/>
             <w:tag w:val="#BC:InsertDataItem,DataItems/Header/CompanyAddress2"/>
             <w:id w:val="-1956237181"/>
@@ -155,7 +146,6 @@
               <w:p>
                 <w:pPr>
                   <w:pStyle w:val="BCNumber"/>
-                  <w:spacing w:after="0" w:line="240" w:lineRule="auto"/>
                   <w:jc w:val="right"/>
                 </w:pPr>
                 <w:r>
@@ -173,7 +163,6 @@
         </w:trPr>
         <w:sdt>
           <w:sdtPr>
-            <w:rPr/>
             <w:alias w:val="CustomerAddress3"/>
             <w:tag w:val="#BC:InsertDataItem,DataItems/Header/CustomerAddress3"/>
             <w:id w:val="-1306083513"/>
@@ -190,7 +179,6 @@
               <w:p>
                 <w:pPr>
                   <w:pStyle w:val="NoSpacing"/>
-                  <w:spacing w:after="0" w:line="240" w:lineRule="auto"/>
                 </w:pPr>
                 <w:r>
                   <w:t>CustomerAddress3</w:t>
@@ -206,13 +194,11 @@
           <w:p>
             <w:pPr>
               <w:pStyle w:val="NoSpacing"/>
-              <w:spacing w:after="0" w:line="240" w:lineRule="auto"/>
             </w:pPr>
           </w:p>
         </w:tc>
         <w:sdt>
           <w:sdtPr>
-            <w:rPr/>
             <w:alias w:val="CompanyAddress3"/>
             <w:tag w:val="#BC:InsertDataItem,DataItems/Header/CompanyAddress3"/>
             <w:id w:val="-1596861910"/>
@@ -228,7 +214,6 @@
               <w:p>
                 <w:pPr>
                   <w:pStyle w:val="BCNumber"/>
-                  <w:spacing w:after="0" w:line="240" w:lineRule="auto"/>
                   <w:jc w:val="right"/>
                 </w:pPr>
                 <w:r>
@@ -246,7 +231,6 @@
         </w:trPr>
         <w:sdt>
           <w:sdtPr>
-            <w:rPr/>
             <w:alias w:val="CustomerAddress4"/>
             <w:tag w:val="#BC:InsertDataItem,DataItems/Header/CustomerAddress4"/>
             <w:id w:val="-620073109"/>
@@ -263,7 +247,6 @@
               <w:p>
                 <w:pPr>
                   <w:pStyle w:val="NoSpacing"/>
-                  <w:spacing w:after="0" w:line="240" w:lineRule="auto"/>
                 </w:pPr>
                 <w:r>
                   <w:t>CustomerAddress4</w:t>
@@ -279,13 +262,11 @@
           <w:p>
             <w:pPr>
               <w:pStyle w:val="NoSpacing"/>
-              <w:spacing w:after="0" w:line="240" w:lineRule="auto"/>
             </w:pPr>
           </w:p>
         </w:tc>
         <w:sdt>
           <w:sdtPr>
-            <w:rPr/>
             <w:alias w:val="CompanyAddress4"/>
             <w:tag w:val="#BC:InsertDataItem,DataItems/Header/CompanyAddress4"/>
             <w:id w:val="1616872066"/>
@@ -301,7 +282,6 @@
               <w:p>
                 <w:pPr>
                   <w:pStyle w:val="BCNumber"/>
-                  <w:spacing w:after="0" w:line="240" w:lineRule="auto"/>
                   <w:jc w:val="right"/>
                 </w:pPr>
                 <w:r>
@@ -319,7 +299,6 @@
         </w:trPr>
         <w:sdt>
           <w:sdtPr>
-            <w:rPr/>
             <w:alias w:val="CustomerAddress5"/>
             <w:tag w:val="#BC:InsertDataItem,DataItems/Header/CustomerAddress5"/>
             <w:id w:val="-356592489"/>
@@ -336,7 +315,6 @@
               <w:p>
                 <w:pPr>
                   <w:pStyle w:val="NoSpacing"/>
-                  <w:spacing w:after="0" w:line="240" w:lineRule="auto"/>
                 </w:pPr>
                 <w:r>
                   <w:t>CustomerAddress5</w:t>
@@ -352,13 +330,11 @@
           <w:p>
             <w:pPr>
               <w:pStyle w:val="NoSpacing"/>
-              <w:spacing w:after="0" w:line="240" w:lineRule="auto"/>
             </w:pPr>
           </w:p>
         </w:tc>
         <w:sdt>
           <w:sdtPr>
-            <w:rPr/>
             <w:alias w:val="CompanyAddress5"/>
             <w:tag w:val="#BC:InsertDataItem,DataItems/Header/CompanyAddress5"/>
             <w:id w:val="-625539781"/>
@@ -374,7 +350,6 @@
               <w:p>
                 <w:pPr>
                   <w:pStyle w:val="BCNumber"/>
-                  <w:spacing w:after="0" w:line="240" w:lineRule="auto"/>
                   <w:jc w:val="right"/>
                 </w:pPr>
                 <w:r>
@@ -398,11 +373,9 @@
           <w:p>
             <w:pPr>
               <w:pStyle w:val="NoSpacing"/>
-              <w:spacing w:after="0" w:line="240" w:lineRule="auto"/>
             </w:pPr>
             <w:sdt>
               <w:sdtPr>
-                <w:rPr/>
                 <w:alias w:val="CustomerAddress6"/>
                 <w:tag w:val="#BC:InsertDataItem,DataItems/Header/CustomerAddress6"/>
                 <w:id w:val="-2000036813"/>
@@ -425,13 +398,11 @@
           <w:p>
             <w:pPr>
               <w:pStyle w:val="NoSpacing"/>
-              <w:spacing w:after="0" w:line="240" w:lineRule="auto"/>
             </w:pPr>
           </w:p>
         </w:tc>
         <w:sdt>
           <w:sdtPr>
-            <w:rPr/>
             <w:alias w:val="CompanyAddress6"/>
             <w:tag w:val="#BC:InsertDataItem,DataItems/Header/CompanyAddress6"/>
             <w:id w:val="-950550724"/>
@@ -447,7 +418,6 @@
               <w:p>
                 <w:pPr>
                   <w:pStyle w:val="BCNumber"/>
-                  <w:spacing w:after="0" w:line="240" w:lineRule="auto"/>
                   <w:jc w:val="right"/>
                 </w:pPr>
                 <w:r>
@@ -465,7 +435,6 @@
         </w:trPr>
         <w:sdt>
           <w:sdtPr>
-            <w:rPr/>
             <w:alias w:val="CustomerAddress7"/>
             <w:tag w:val="#BC:InsertDataItem,DataItems/Header/CustomerAddress7"/>
             <w:id w:val="-1456395504"/>
@@ -481,7 +450,6 @@
               <w:p>
                 <w:pPr>
                   <w:pStyle w:val="NoSpacing"/>
-                  <w:spacing w:after="0" w:line="240" w:lineRule="auto"/>
                 </w:pPr>
                 <w:r>
                   <w:t>CustomerAddress7</w:t>
@@ -497,13 +465,11 @@
           <w:p>
             <w:pPr>
               <w:pStyle w:val="NoSpacing"/>
-              <w:spacing w:after="0" w:line="240" w:lineRule="auto"/>
             </w:pPr>
           </w:p>
         </w:tc>
         <w:sdt>
           <w:sdtPr>
-            <w:rPr/>
             <w:alias w:val="CompanyLegalOffice_Lbl"/>
             <w:tag w:val="#BC:InsertDataItem,DataItems/Header/CompanyLegalOffice_Lbl"/>
             <w:id w:val="-1388795315"/>
@@ -519,7 +485,6 @@
               <w:p>
                 <w:pPr>
                   <w:pStyle w:val="BCNumber"/>
-                  <w:spacing w:after="0" w:line="240" w:lineRule="auto"/>
                   <w:jc w:val="right"/>
                 </w:pPr>
                 <w:proofErr w:type="spellStart"/>
@@ -539,7 +504,6 @@
         </w:trPr>
         <w:sdt>
           <w:sdtPr>
-            <w:rPr/>
             <w:alias w:val="CustomerAddress8"/>
             <w:tag w:val="#BC:InsertDataItem,DataItems/Header/CustomerAddress8"/>
             <w:id w:val="-718439385"/>
@@ -555,7 +519,6 @@
               <w:p>
                 <w:pPr>
                   <w:pStyle w:val="NoSpacing"/>
-                  <w:spacing w:after="0" w:line="240" w:lineRule="auto"/>
                 </w:pPr>
                 <w:r>
                   <w:t>CustomerAddress8</w:t>
@@ -571,13 +534,11 @@
           <w:p>
             <w:pPr>
               <w:pStyle w:val="NoSpacing"/>
-              <w:spacing w:after="0" w:line="240" w:lineRule="auto"/>
             </w:pPr>
           </w:p>
         </w:tc>
         <w:sdt>
           <w:sdtPr>
-            <w:rPr/>
             <w:alias w:val="CompanyLegalOffice"/>
             <w:tag w:val="#BC:InsertDataItem,DataItems/Header/CompanyLegalOffice"/>
             <w:id w:val="-468984459"/>
@@ -593,7 +554,6 @@
               <w:p>
                 <w:pPr>
                   <w:pStyle w:val="BCNumber"/>
-                  <w:spacing w:after="0" w:line="240" w:lineRule="auto"/>
                   <w:jc w:val="right"/>
                 </w:pPr>
                 <w:proofErr w:type="spellStart"/>
@@ -619,36 +579,24 @@
       <w:tblPr>
         <w:tblStyle w:val="BCBlockTable"/>
         <w:tblW w:w="5000" w:type="pct"/>
-        <w:tblBorders>
-          <w:top w:val="none" w:sz="0" w:space="0" w:color="auto"/>
-          <w:left w:val="none" w:sz="0" w:space="0" w:color="auto"/>
-          <w:bottom w:val="none" w:sz="0" w:space="0" w:color="auto"/>
-          <w:right w:val="none" w:sz="0" w:space="0" w:color="auto"/>
-          <w:insideH w:val="none" w:sz="0" w:space="0" w:color="auto"/>
-          <w:insideV w:val="none" w:sz="0" w:space="0" w:color="auto"/>
-        </w:tblBorders>
-        <w:tblCellMar>
-          <w:left w:w="0" w:type="dxa"/>
-          <w:right w:w="0" w:type="dxa"/>
-        </w:tblCellMar>
         <w:tblLook w:val="0620" w:firstRow="1" w:lastRow="0" w:firstColumn="0" w:lastColumn="0" w:noHBand="1" w:noVBand="1"/>
         <w:tblCaption w:val="Document Information Block"/>
         <w:tblDescription w:val="Layout table. Used for positioning, not for tabular data."/>
       </w:tblPr>
       <w:tblGrid>
-        <w:gridCol w:w="2624"/>
-        <w:gridCol w:w="2624"/>
-        <w:gridCol w:w="2624"/>
-        <w:gridCol w:w="2624"/>
+        <w:gridCol w:w="2824"/>
+        <w:gridCol w:w="2644"/>
+        <w:gridCol w:w="2124"/>
+        <w:gridCol w:w="2903"/>
       </w:tblGrid>
       <w:tr>
         <w:trPr>
+          <w:cnfStyle w:val="100000000000" w:firstRow="1" w:lastRow="0" w:firstColumn="0" w:lastColumn="0" w:oddVBand="0" w:evenVBand="0" w:oddHBand="0" w:evenHBand="0" w:firstRowFirstColumn="0" w:firstRowLastColumn="0" w:lastRowFirstColumn="0" w:lastRowLastColumn="0"/>
           <w:cantSplit/>
           <w:trHeight w:val="254"/>
         </w:trPr>
         <w:sdt>
           <w:sdtPr>
-            <w:rPr/>
             <w:alias w:val="DocumentNo_Lbl"/>
             <w:tag w:val="#BC:InsertDataItem,DataItems/Header/DocumentNo_Lbl"/>
             <w:id w:val="-1452315131"/>
@@ -666,7 +614,7 @@
               <w:p>
                 <w:pPr>
                   <w:pStyle w:val="BCLabel"/>
-                  <w:spacing w:before="0" w:after="0" w:line="276" w:lineRule="auto"/>
+                  <w:spacing w:line="276" w:lineRule="auto"/>
                 </w:pPr>
                 <w:proofErr w:type="spellStart"/>
                 <w:proofErr w:type="gramStart"/>
@@ -684,7 +632,6 @@
         </w:sdt>
         <w:sdt>
           <w:sdtPr>
-            <w:rPr/>
             <w:alias w:val="DocumentDate_Lbl"/>
             <w:tag w:val="#BC:InsertDataItem,DataItems/Header/DocumentDate_Lbl"/>
             <w:id w:val="-1708100233"/>
@@ -702,7 +649,7 @@
               <w:p>
                 <w:pPr>
                   <w:pStyle w:val="BCLabel"/>
-                  <w:spacing w:before="0" w:after="0" w:line="276" w:lineRule="auto"/>
+                  <w:spacing w:line="276" w:lineRule="auto"/>
                 </w:pPr>
                 <w:proofErr w:type="spellStart"/>
                 <w:r>
@@ -715,7 +662,6 @@
         </w:sdt>
         <w:sdt>
           <w:sdtPr>
-            <w:rPr/>
             <w:alias w:val="YourReference_Lbl"/>
             <w:tag w:val="#BC:InsertDataItem,DataItems/Header/YourReference_Lbl"/>
             <w:id w:val="-2073100050"/>
@@ -731,7 +677,7 @@
               <w:p>
                 <w:pPr>
                   <w:pStyle w:val="BCLabel"/>
-                  <w:spacing w:before="0" w:after="0" w:line="276" w:lineRule="auto"/>
+                  <w:spacing w:line="276" w:lineRule="auto"/>
                 </w:pPr>
                 <w:proofErr w:type="spellStart"/>
                 <w:r>
@@ -744,7 +690,6 @@
         </w:sdt>
         <w:sdt>
           <w:sdtPr>
-            <w:rPr/>
             <w:alias w:val="SalesPersonBlank_Lbl"/>
             <w:tag w:val="#BC:InsertDataItem,DataItems/Header/SalesPersonBlank_Lbl"/>
             <w:id w:val="-491714719"/>
@@ -760,7 +705,7 @@
               <w:p>
                 <w:pPr>
                   <w:pStyle w:val="BCLabel"/>
-                  <w:spacing w:before="0" w:after="0" w:line="276" w:lineRule="auto"/>
+                  <w:spacing w:line="276" w:lineRule="auto"/>
                 </w:pPr>
                 <w:proofErr w:type="spellStart"/>
                 <w:r>
@@ -779,7 +724,6 @@
         </w:trPr>
         <w:sdt>
           <w:sdtPr>
-            <w:rPr/>
             <w:alias w:val="DocumentNo"/>
             <w:tag w:val="#BC:InsertDataItem,DataItems/Header/DocumentNo"/>
             <w:id w:val="1669216229"/>
@@ -809,7 +753,6 @@
         </w:sdt>
         <w:sdt>
           <w:sdtPr>
-            <w:rPr/>
             <w:alias w:val="DocumentDate"/>
             <w:tag w:val="#BC:InsertDataItem,DataItems/Header/DocumentDate"/>
             <w:id w:val="1724562476"/>
@@ -839,7 +782,6 @@
         </w:sdt>
         <w:sdt>
           <w:sdtPr>
-            <w:rPr/>
             <w:alias w:val="YourReference"/>
             <w:tag w:val="#BC:InsertDataItem,DataItems/Header/YourReference"/>
             <w:id w:val="382140196"/>
@@ -867,7 +809,6 @@
         </w:sdt>
         <w:sdt>
           <w:sdtPr>
-            <w:rPr/>
             <w:alias w:val="SalesPersonName"/>
             <w:tag w:val="#BC:InsertDataItem,DataItems/Header/SalesPersonName"/>
             <w:id w:val="1803116975"/>
@@ -947,7 +888,6 @@
         </w:trPr>
         <w:sdt>
           <w:sdtPr>
-            <w:rPr/>
             <w:alias w:val="DueDate_Lbl"/>
             <w:tag w:val="#BC:InsertDataItem,DataItems/Header/DueDate_Lbl"/>
             <w:id w:val="1797261682"/>
@@ -963,7 +903,7 @@
               <w:p>
                 <w:pPr>
                   <w:pStyle w:val="BCLabel"/>
-                  <w:spacing w:before="0" w:after="0" w:line="276" w:lineRule="auto"/>
+                  <w:spacing w:line="276" w:lineRule="auto"/>
                 </w:pPr>
                 <w:proofErr w:type="spellStart"/>
                 <w:r>
@@ -976,7 +916,6 @@
         </w:sdt>
         <w:sdt>
           <w:sdtPr>
-            <w:rPr/>
             <w:alias w:val="PaymentTermsDescription_Lbl"/>
             <w:tag w:val="#BC:InsertDataItem,DataItems/Header/PaymentTermsDescription_Lbl"/>
             <w:id w:val="-1474595429"/>
@@ -992,7 +931,7 @@
               <w:p>
                 <w:pPr>
                   <w:pStyle w:val="BCLabel"/>
-                  <w:spacing w:before="0" w:after="0" w:line="276" w:lineRule="auto"/>
+                  <w:spacing w:line="276" w:lineRule="auto"/>
                 </w:pPr>
                 <w:proofErr w:type="spellStart"/>
                 <w:r>
@@ -1005,7 +944,6 @@
         </w:sdt>
         <w:sdt>
           <w:sdtPr>
-            <w:rPr/>
             <w:alias w:val="OrderNo_Lbl"/>
             <w:tag w:val="#BC:InsertDataItem,DataItems/Header/OrderNo_Lbl"/>
             <w:id w:val="644081395"/>
@@ -1021,7 +959,7 @@
               <w:p>
                 <w:pPr>
                   <w:pStyle w:val="BCLabel"/>
-                  <w:spacing w:before="0" w:after="0" w:line="276" w:lineRule="auto"/>
+                  <w:spacing w:line="276" w:lineRule="auto"/>
                 </w:pPr>
                 <w:proofErr w:type="spellStart"/>
                 <w:r>
@@ -1034,7 +972,6 @@
         </w:sdt>
         <w:sdt>
           <w:sdtPr>
-            <w:rPr/>
             <w:alias w:val="ShipmentMethodDescription_Lbl"/>
             <w:tag w:val="#BC:InsertDataItem,DataItems/Header/ShipmentMethodDescription_Lbl"/>
             <w:id w:val="1677304632"/>
@@ -1050,7 +987,7 @@
               <w:p>
                 <w:pPr>
                   <w:pStyle w:val="BCLabel"/>
-                  <w:spacing w:before="0" w:after="0" w:line="276" w:lineRule="auto"/>
+                  <w:spacing w:line="276" w:lineRule="auto"/>
                 </w:pPr>
                 <w:proofErr w:type="spellStart"/>
                 <w:r>
@@ -1069,7 +1006,6 @@
         </w:trPr>
         <w:sdt>
           <w:sdtPr>
-            <w:rPr/>
             <w:alias w:val="DueDate"/>
             <w:tag w:val="#BC:InsertDataItem,DataItems/Header/DueDate"/>
             <w:id w:val="-1145120984"/>
@@ -1097,7 +1033,6 @@
         </w:sdt>
         <w:sdt>
           <w:sdtPr>
-            <w:rPr/>
             <w:alias w:val="PaymentTermsDescription"/>
             <w:tag w:val="#BC:InsertDataItem,DataItems/Header/PaymentTermsDescription"/>
             <w:id w:val="-1835443458"/>
@@ -1125,7 +1060,6 @@
         </w:sdt>
         <w:sdt>
           <w:sdtPr>
-            <w:rPr/>
             <w:alias w:val="OrderNo"/>
             <w:tag w:val="#BC:InsertDataItem,DataItems/Header/OrderNo"/>
             <w:id w:val="-2059380564"/>
@@ -1153,7 +1087,6 @@
         </w:sdt>
         <w:sdt>
           <w:sdtPr>
-            <w:rPr/>
             <w:alias w:val="ShipmentMethodDescription"/>
             <w:tag w:val="#BC:InsertDataItem,DataItems/Header/ShipmentMethodDescription"/>
             <w:id w:val="226030626"/>
@@ -1233,7 +1166,6 @@
         </w:trPr>
         <w:sdt>
           <w:sdtPr>
-            <w:rPr/>
             <w:alias w:val="PaymentMethodDescription_Lbl"/>
             <w:tag w:val="#BC:InsertDataItem,DataItems/Header/PaymentMethodDescription_Lbl"/>
             <w:id w:val="265119075"/>
@@ -1249,7 +1181,7 @@
               <w:p>
                 <w:pPr>
                   <w:pStyle w:val="BCLabel"/>
-                  <w:spacing w:before="0" w:after="0" w:line="276" w:lineRule="auto"/>
+                  <w:spacing w:line="276" w:lineRule="auto"/>
                 </w:pPr>
                 <w:proofErr w:type="spellStart"/>
                 <w:r>
@@ -1262,7 +1194,6 @@
         </w:sdt>
         <w:sdt>
           <w:sdtPr>
-            <w:rPr/>
             <w:alias w:val="PaymentReference_Lbl"/>
             <w:tag w:val="#BC:InsertDataItem,DataItems/Header/PaymentReference_Lbl"/>
             <w:id w:val="-324365643"/>
@@ -1278,7 +1209,7 @@
               <w:p>
                 <w:pPr>
                   <w:pStyle w:val="BCLabel"/>
-                  <w:spacing w:before="0" w:after="0" w:line="276" w:lineRule="auto"/>
+                  <w:spacing w:line="276" w:lineRule="auto"/>
                 </w:pPr>
                 <w:proofErr w:type="spellStart"/>
                 <w:r>
@@ -1291,7 +1222,6 @@
         </w:sdt>
         <w:sdt>
           <w:sdtPr>
-            <w:rPr/>
             <w:alias w:val="ShippingAgentCode_Lbl"/>
             <w:tag w:val="#BC:InsertDataItem,DataItems/Header/ShippingAgentCode_Lbl"/>
             <w:id w:val="264739809"/>
@@ -1307,7 +1237,7 @@
               <w:p>
                 <w:pPr>
                   <w:pStyle w:val="BCLabel"/>
-                  <w:spacing w:before="0" w:after="0" w:line="276" w:lineRule="auto"/>
+                  <w:spacing w:line="276" w:lineRule="auto"/>
                 </w:pPr>
                 <w:proofErr w:type="spellStart"/>
                 <w:r>
@@ -1320,7 +1250,6 @@
         </w:sdt>
         <w:sdt>
           <w:sdtPr>
-            <w:rPr/>
             <w:alias w:val="PackageTrackingNo_Lbl"/>
             <w:tag w:val="#BC:InsertDataItem,DataItems/Header/PackageTrackingNo_Lbl"/>
             <w:id w:val="1439096553"/>
@@ -1336,7 +1265,7 @@
               <w:p>
                 <w:pPr>
                   <w:pStyle w:val="BCLabel"/>
-                  <w:spacing w:before="0" w:after="0" w:line="276" w:lineRule="auto"/>
+                  <w:spacing w:line="276" w:lineRule="auto"/>
                 </w:pPr>
                 <w:proofErr w:type="spellStart"/>
                 <w:r>
@@ -1355,7 +1284,6 @@
         </w:trPr>
         <w:sdt>
           <w:sdtPr>
-            <w:rPr/>
             <w:alias w:val="PaymentMethodDescription"/>
             <w:tag w:val="#BC:InsertDataItem,DataItems/Header/PaymentMethodDescription"/>
             <w:id w:val="873742447"/>
@@ -1383,7 +1311,6 @@
         </w:sdt>
         <w:sdt>
           <w:sdtPr>
-            <w:rPr/>
             <w:alias w:val="PaymentReference"/>
             <w:tag w:val="#BC:InsertDataItem,DataItems/Header/PaymentReference"/>
             <w:id w:val="890771883"/>
@@ -1411,7 +1338,6 @@
         </w:sdt>
         <w:sdt>
           <w:sdtPr>
-            <w:rPr/>
             <w:alias w:val="ShippingAgentCode"/>
             <w:tag w:val="#BC:InsertDataItem,DataItems/Header/ShippingAgentCode"/>
             <w:id w:val="-557937774"/>
@@ -1439,7 +1365,6 @@
         </w:sdt>
         <w:sdt>
           <w:sdtPr>
-            <w:rPr/>
             <w:alias w:val="PackageTrackingNo"/>
             <w:tag w:val="#BC:InsertDataItem,DataItems/Header/PackageTrackingNo"/>
             <w:id w:val="-949541930"/>
@@ -1589,7 +1514,6 @@
         </w:trPr>
         <w:sdt>
           <w:sdtPr>
-            <w:rPr/>
             <w:alias w:val="JobNo"/>
             <w:tag w:val="#BC:InsertDataItem,DataItems/Header/Line/JobNo"/>
             <w:id w:val="231660892"/>
@@ -1667,19 +1591,19 @@
       <w:tblPr>
         <w:tblStyle w:val="BCDataTable"/>
         <w:tblW w:w="5000" w:type="pct"/>
-        <w:tblLook w:val="0460" w:firstRow="1" w:lastRow="1" w:firstColumn="0" w:lastColumn="0" w:noHBand="0" w:noVBand="1"/>
+        <w:tblLook w:val="0420" w:firstRow="1" w:lastRow="0" w:firstColumn="0" w:lastColumn="0" w:noHBand="0" w:noVBand="1"/>
         <w:tblCaption w:val="Data Table Block"/>
         <w:tblDescription w:val="Document lines. Column headers in the first row."/>
       </w:tblPr>
       <w:tblGrid>
-        <w:gridCol w:w="901"/>
-        <w:gridCol w:w="1799"/>
-        <w:gridCol w:w="1260"/>
-        <w:gridCol w:w="1165"/>
-        <w:gridCol w:w="1440"/>
-        <w:gridCol w:w="1354"/>
-        <w:gridCol w:w="993"/>
-        <w:gridCol w:w="1585"/>
+        <w:gridCol w:w="1140"/>
+        <w:gridCol w:w="1355"/>
+        <w:gridCol w:w="1513"/>
+        <w:gridCol w:w="1203"/>
+        <w:gridCol w:w="948"/>
+        <w:gridCol w:w="1834"/>
+        <w:gridCol w:w="1103"/>
+        <w:gridCol w:w="1399"/>
       </w:tblGrid>
       <w:tr>
         <w:trPr>
@@ -1690,12 +1614,10 @@
         </w:trPr>
         <w:tc>
           <w:tcPr>
-            <w:cnfStyle w:val="001000000000" w:firstRow="0" w:lastRow="0" w:firstColumn="1" w:lastColumn="0" w:oddVBand="0" w:evenVBand="0" w:oddHBand="0" w:evenHBand="0" w:firstRowFirstColumn="0" w:firstRowLastColumn="0" w:lastRowFirstColumn="0" w:lastRowLastColumn="0"/>
             <w:tcW w:w="429" w:type="pct"/>
           </w:tcPr>
           <w:sdt>
             <w:sdtPr>
-              <w:rPr/>
               <w:alias w:val="ItemNo_Line_Lbl"/>
               <w:tag w:val="#BC:InsertDataItem,DataItems/Header/Line/ItemNo_Line_Lbl"/>
               <w:id w:val="2050642905"/>
@@ -1719,7 +1641,6 @@
         </w:tc>
         <w:sdt>
           <w:sdtPr>
-            <w:rPr/>
             <w:alias w:val="Description_Line_Lbl"/>
             <w:tag w:val="#BC:InsertDataItem,DataItems/Header/Line/Description_Line_Lbl"/>
             <w:id w:val="55748171"/>
@@ -1735,10 +1656,6 @@
               <w:p>
                 <w:pPr>
                   <w:pStyle w:val="BCLabel"/>
-                  <w:cnfStyle w:val="100000000000" w:firstRow="1" w:lastRow="0" w:firstColumn="0" w:lastColumn="0" w:oddVBand="0" w:evenVBand="0" w:oddHBand="0" w:evenHBand="0" w:firstRowFirstColumn="0" w:firstRowLastColumn="0" w:lastRowFirstColumn="0" w:lastRowLastColumn="0"/>
-                  <w:rPr>
-                    <w:lang w:val="en-US" w:eastAsia="en-US"/>
-                  </w:rPr>
                 </w:pPr>
                 <w:proofErr w:type="spellStart"/>
                 <w:r>
@@ -1751,7 +1668,6 @@
         </w:sdt>
         <w:sdt>
           <w:sdtPr>
-            <w:rPr/>
             <w:alias w:val="ShipmentDate_Line_Lbl"/>
             <w:tag w:val="#BC:InsertDataItem,DataItems/Header/Line/ShipmentDate_Line_Lbl"/>
             <w:id w:val="-809709913"/>
@@ -1767,7 +1683,6 @@
               <w:p>
                 <w:pPr>
                   <w:pStyle w:val="BCLabel"/>
-                  <w:cnfStyle w:val="100000000000" w:firstRow="1" w:lastRow="0" w:firstColumn="0" w:lastColumn="0" w:oddVBand="0" w:evenVBand="0" w:oddHBand="0" w:evenHBand="0" w:firstRowFirstColumn="0" w:firstRowLastColumn="0" w:lastRowFirstColumn="0" w:lastRowLastColumn="0"/>
                 </w:pPr>
                 <w:proofErr w:type="spellStart"/>
                 <w:r>
@@ -1780,7 +1695,6 @@
         </w:sdt>
         <w:sdt>
           <w:sdtPr>
-            <w:rPr/>
             <w:alias w:val="Quantity_Line_Lbl"/>
             <w:tag w:val="#BC:InsertDataItem,DataItems/Header/Line/Quantity_Line_Lbl"/>
             <w:id w:val="-278416351"/>
@@ -1797,10 +1711,6 @@
                 <w:pPr>
                   <w:pStyle w:val="BCLabelNumber"/>
                   <w:jc w:val="right"/>
-                  <w:cnfStyle w:val="100000000000" w:firstRow="1" w:lastRow="0" w:firstColumn="0" w:lastColumn="0" w:oddVBand="0" w:evenVBand="0" w:oddHBand="0" w:evenHBand="0" w:firstRowFirstColumn="0" w:firstRowLastColumn="0" w:lastRowFirstColumn="0" w:lastRowLastColumn="0"/>
-                  <w:rPr>
-                    <w:lang w:val="en-US" w:eastAsia="en-US"/>
-                  </w:rPr>
                 </w:pPr>
                 <w:proofErr w:type="spellStart"/>
                 <w:r>
@@ -1813,7 +1723,6 @@
         </w:sdt>
         <w:sdt>
           <w:sdtPr>
-            <w:rPr/>
             <w:alias w:val="UnitPrice_Lbl"/>
             <w:tag w:val="#BC:InsertDataItem,DataItems/Header/Line/UnitPrice_Lbl"/>
             <w:id w:val="-1044597726"/>
@@ -1830,10 +1739,6 @@
                 <w:pPr>
                   <w:pStyle w:val="BCLabelNumber"/>
                   <w:jc w:val="right"/>
-                  <w:cnfStyle w:val="100000000000" w:firstRow="1" w:lastRow="0" w:firstColumn="0" w:lastColumn="0" w:oddVBand="0" w:evenVBand="0" w:oddHBand="0" w:evenHBand="0" w:firstRowFirstColumn="0" w:firstRowLastColumn="0" w:lastRowFirstColumn="0" w:lastRowLastColumn="0"/>
-                  <w:rPr>
-                    <w:lang w:val="en-US" w:eastAsia="en-US"/>
-                  </w:rPr>
                 </w:pPr>
                 <w:proofErr w:type="spellStart"/>
                 <w:r>
@@ -1846,7 +1751,6 @@
         </w:sdt>
         <w:sdt>
           <w:sdtPr>
-            <w:rPr/>
             <w:alias w:val="SalesInvoiceLineDiscount_Lbl"/>
             <w:tag w:val="#BC:InsertDataItem,DataItems/Header/SalesInvoiceLineDiscount_Lbl"/>
             <w:id w:val="-178119014"/>
@@ -1866,7 +1770,6 @@
                 <w:pPr>
                   <w:pStyle w:val="BCLabelNumber"/>
                   <w:jc w:val="right"/>
-                  <w:cnfStyle w:val="100000000000" w:firstRow="1" w:lastRow="0" w:firstColumn="0" w:lastColumn="0" w:oddVBand="0" w:evenVBand="0" w:oddHBand="0" w:evenHBand="0" w:firstRowFirstColumn="0" w:firstRowLastColumn="0" w:lastRowFirstColumn="0" w:lastRowLastColumn="0"/>
                 </w:pPr>
                 <w:proofErr w:type="spellStart"/>
                 <w:r>
@@ -1879,7 +1782,6 @@
         </w:sdt>
         <w:sdt>
           <w:sdtPr>
-            <w:rPr/>
             <w:alias w:val="VATPct_Line_Lbl"/>
             <w:tag w:val="#BC:InsertDataItem,DataItems/Header/Line/VATPct_Line_Lbl"/>
             <w:id w:val="682009838"/>
@@ -1896,7 +1798,6 @@
                 <w:pPr>
                   <w:pStyle w:val="BCLabelNumber"/>
                   <w:jc w:val="right"/>
-                  <w:cnfStyle w:val="100000000000" w:firstRow="1" w:lastRow="0" w:firstColumn="0" w:lastColumn="0" w:oddVBand="0" w:evenVBand="0" w:oddHBand="0" w:evenHBand="0" w:firstRowFirstColumn="0" w:firstRowLastColumn="0" w:lastRowFirstColumn="0" w:lastRowLastColumn="0"/>
                 </w:pPr>
                 <w:proofErr w:type="spellStart"/>
                 <w:r>
@@ -1909,7 +1810,6 @@
         </w:sdt>
         <w:sdt>
           <w:sdtPr>
-            <w:rPr/>
             <w:alias w:val="LineAmount_Line_Lbl"/>
             <w:tag w:val="#BC:InsertDataItem,DataItems/Header/Line/LineAmount_Line_Lbl"/>
             <w:id w:val="-812258216"/>
@@ -1926,10 +1826,6 @@
                 <w:pPr>
                   <w:pStyle w:val="BCLabelNumber"/>
                   <w:jc w:val="right"/>
-                  <w:cnfStyle w:val="100000000000" w:firstRow="1" w:lastRow="0" w:firstColumn="0" w:lastColumn="0" w:oddVBand="0" w:evenVBand="0" w:oddHBand="0" w:evenHBand="0" w:firstRowFirstColumn="0" w:firstRowLastColumn="0" w:lastRowFirstColumn="0" w:lastRowLastColumn="0"/>
-                  <w:rPr>
-                    <w:lang w:val="en-US" w:eastAsia="en-US"/>
-                  </w:rPr>
                 </w:pPr>
                 <w:proofErr w:type="spellStart"/>
                 <w:r>
@@ -1945,37 +1841,25 @@
         <w:trPr>
           <w:cnfStyle w:val="000000100000" w:firstRow="0" w:lastRow="0" w:firstColumn="0" w:lastColumn="0" w:oddVBand="0" w:evenVBand="0" w:oddHBand="1" w:evenHBand="0" w:firstRowFirstColumn="0" w:firstRowLastColumn="0" w:lastRowFirstColumn="0" w:lastRowLastColumn="0"/>
           <w:cantSplit/>
-          <w:trHeight w:hRule="atLeast" w:val="245"/>
+          <w:trHeight w:val="245"/>
         </w:trPr>
         <w:tc>
           <w:tcPr>
-            <w:cnfStyle w:val="001000000000" w:firstRow="0" w:lastRow="0" w:firstColumn="1" w:lastColumn="0" w:oddVBand="0" w:evenVBand="0" w:oddHBand="0" w:evenHBand="0" w:firstRowFirstColumn="0" w:firstRowLastColumn="0" w:lastRowFirstColumn="0" w:lastRowLastColumn="0"/>
             <w:tcW w:w="429" w:type="pct"/>
-            <w:vAlign w:val="center"/>
           </w:tcPr>
           <w:p>
             <w:pPr>
               <w:pStyle w:val="NoSpacing"/>
-              <w:spacing w:before="0" w:after="0"/>
-              <w:rPr>
-                <w:lang w:val="en-US" w:eastAsia="en-US"/>
-              </w:rPr>
             </w:pPr>
           </w:p>
         </w:tc>
         <w:tc>
           <w:tcPr>
             <w:tcW w:w="857" w:type="pct"/>
-            <w:vAlign w:val="center"/>
           </w:tcPr>
           <w:p>
             <w:pPr>
               <w:pStyle w:val="NoSpacing"/>
-              <w:spacing w:before="0" w:after="0"/>
-              <w:cnfStyle w:val="000000100000" w:firstRow="0" w:lastRow="0" w:firstColumn="0" w:lastColumn="0" w:oddVBand="0" w:evenVBand="0" w:oddHBand="1" w:evenHBand="0" w:firstRowFirstColumn="0" w:firstRowLastColumn="0" w:lastRowFirstColumn="0" w:lastRowLastColumn="0"/>
-              <w:rPr>
-                <w:lang w:val="en-US" w:eastAsia="en-US"/>
-              </w:rPr>
             </w:pPr>
           </w:p>
         </w:tc>
@@ -1986,43 +1870,26 @@
           <w:p>
             <w:pPr>
               <w:pStyle w:val="NoSpacing"/>
-              <w:spacing w:before="0" w:after="0"/>
-              <w:cnfStyle w:val="000000100000" w:firstRow="0" w:lastRow="0" w:firstColumn="0" w:lastColumn="0" w:oddVBand="0" w:evenVBand="0" w:oddHBand="1" w:evenHBand="0" w:firstRowFirstColumn="0" w:firstRowLastColumn="0" w:lastRowFirstColumn="0" w:lastRowLastColumn="0"/>
-              <w:rPr>
-                <w:lang w:val="en-US" w:eastAsia="en-US"/>
-              </w:rPr>
             </w:pPr>
           </w:p>
         </w:tc>
         <w:tc>
           <w:tcPr>
             <w:tcW w:w="555" w:type="pct"/>
-            <w:vAlign w:val="center"/>
           </w:tcPr>
           <w:p>
             <w:pPr>
               <w:pStyle w:val="NoSpacing"/>
-              <w:spacing w:before="0" w:after="0"/>
-              <w:cnfStyle w:val="000000100000" w:firstRow="0" w:lastRow="0" w:firstColumn="0" w:lastColumn="0" w:oddVBand="0" w:evenVBand="0" w:oddHBand="1" w:evenHBand="0" w:firstRowFirstColumn="0" w:firstRowLastColumn="0" w:lastRowFirstColumn="0" w:lastRowLastColumn="0"/>
-              <w:rPr>
-                <w:lang w:val="en-US" w:eastAsia="en-US"/>
-              </w:rPr>
             </w:pPr>
           </w:p>
         </w:tc>
         <w:tc>
           <w:tcPr>
             <w:tcW w:w="686" w:type="pct"/>
-            <w:vAlign w:val="center"/>
           </w:tcPr>
           <w:p>
             <w:pPr>
               <w:pStyle w:val="NoSpacing"/>
-              <w:spacing w:before="0" w:after="0"/>
-              <w:cnfStyle w:val="000000100000" w:firstRow="0" w:lastRow="0" w:firstColumn="0" w:lastColumn="0" w:oddVBand="0" w:evenVBand="0" w:oddHBand="1" w:evenHBand="0" w:firstRowFirstColumn="0" w:firstRowLastColumn="0" w:lastRowFirstColumn="0" w:lastRowLastColumn="0"/>
-              <w:rPr>
-                <w:lang w:val="en-US" w:eastAsia="en-US"/>
-              </w:rPr>
             </w:pPr>
           </w:p>
         </w:tc>
@@ -2033,9 +1900,7 @@
           <w:p>
             <w:pPr>
               <w:pStyle w:val="BCNumber"/>
-              <w:spacing w:before="0" w:after="0"/>
               <w:jc w:val="right"/>
-              <w:cnfStyle w:val="000000100000" w:firstRow="0" w:lastRow="0" w:firstColumn="0" w:lastColumn="0" w:oddVBand="0" w:evenVBand="0" w:oddHBand="1" w:evenHBand="0" w:firstRowFirstColumn="0" w:firstRowLastColumn="0" w:lastRowFirstColumn="0" w:lastRowLastColumn="0"/>
             </w:pPr>
           </w:p>
         </w:tc>
@@ -2046,29 +1911,18 @@
           <w:p>
             <w:pPr>
               <w:pStyle w:val="BCNumber"/>
-              <w:spacing w:before="0" w:after="0"/>
               <w:jc w:val="right"/>
-              <w:cnfStyle w:val="000000100000" w:firstRow="0" w:lastRow="0" w:firstColumn="0" w:lastColumn="0" w:oddVBand="0" w:evenVBand="0" w:oddHBand="1" w:evenHBand="0" w:firstRowFirstColumn="0" w:firstRowLastColumn="0" w:lastRowFirstColumn="0" w:lastRowLastColumn="0"/>
-              <w:rPr>
-                <w:lang w:val="en-US" w:eastAsia="en-US"/>
-              </w:rPr>
             </w:pPr>
           </w:p>
         </w:tc>
         <w:tc>
           <w:tcPr>
             <w:tcW w:w="755" w:type="pct"/>
-            <w:vAlign w:val="center"/>
           </w:tcPr>
           <w:p>
             <w:pPr>
               <w:pStyle w:val="BCNumber"/>
-              <w:spacing w:before="0" w:after="0"/>
               <w:jc w:val="right"/>
-              <w:cnfStyle w:val="000000100000" w:firstRow="0" w:lastRow="0" w:firstColumn="0" w:lastColumn="0" w:oddVBand="0" w:evenVBand="0" w:oddHBand="1" w:evenHBand="0" w:firstRowFirstColumn="0" w:firstRowLastColumn="0" w:lastRowFirstColumn="0" w:lastRowLastColumn="0"/>
-              <w:rPr>
-                <w:lang w:val="en-US" w:eastAsia="en-US"/>
-              </w:rPr>
             </w:pPr>
           </w:p>
         </w:tc>
@@ -2076,7 +1930,8 @@
       <w:sdt>
         <w:sdtPr>
           <w:rPr>
-            <w:lang w:val="en-US" w:eastAsia="en-US"/>
+            <w:color w:val="000000" w:themeColor="text1"/>
+            <w14:numSpacing w14:val="tabular"/>
           </w:rPr>
           <w:alias w:val="Repeater: Line"/>
           <w:tag w:val="#BC:InsertRepeater,DataItems/Header/Line"/>
@@ -2089,7 +1944,8 @@
           <w:sdt>
             <w:sdtPr>
               <w:rPr>
-                <w:lang w:val="en-US" w:eastAsia="en-US"/>
+                <w:color w:val="000000" w:themeColor="text1"/>
+                <w14:numSpacing w14:val="tabular"/>
               </w:rPr>
               <w:id w:val="-1622990276"/>
               <w15:color w:val="808080"/>
@@ -2105,7 +1961,8 @@
                 <w:sdt>
                   <w:sdtPr>
                     <w:rPr>
-                      <w:lang w:val="en-US" w:eastAsia="en-US"/>
+                      <w:color w:val="000000" w:themeColor="text1"/>
+                      <w14:numSpacing w14:val="tabular"/>
                     </w:rPr>
                     <w:alias w:val="ItemNo_Line"/>
                     <w:tag w:val="#BC:InsertDataItem,DataItems/Header/Line/ItemNo_Line"/>
@@ -2116,23 +1973,19 @@
                   </w:sdtPr>
                   <w:sdtEndPr>
                     <w:rPr>
+                      <w:color w:val="242424"/>
                       <w:lang w:val="en-DK" w:eastAsia="en-DK"/>
+                      <w14:numSpacing w14:val="default"/>
                     </w:rPr>
                   </w:sdtEndPr>
                   <w:sdtContent>
                     <w:tc>
                       <w:tcPr>
-                        <w:cnfStyle w:val="001000000000" w:firstRow="0" w:lastRow="0" w:firstColumn="1" w:lastColumn="0" w:oddVBand="0" w:evenVBand="0" w:oddHBand="0" w:evenHBand="0" w:firstRowFirstColumn="0" w:firstRowLastColumn="0" w:lastRowFirstColumn="0" w:lastRowLastColumn="0"/>
                         <w:tcW w:w="429" w:type="pct"/>
-                        <w:vAlign w:val="center"/>
                       </w:tcPr>
                       <w:p>
                         <w:pPr>
                           <w:pStyle w:val="NoSpacing"/>
-                          <w:spacing w:before="0" w:after="0"/>
-                          <w:rPr>
-                            <w:lang w:val="en-US" w:eastAsia="en-US"/>
-                          </w:rPr>
                         </w:pPr>
                         <w:proofErr w:type="spellStart"/>
                         <w:r>
@@ -2145,7 +1998,6 @@
                 </w:sdt>
                 <w:sdt>
                   <w:sdtPr>
-                    <w:rPr/>
                     <w:alias w:val="Description_Line"/>
                     <w:tag w:val="#BC:InsertDataItem,DataItems/Header/Line/Description_Line"/>
                     <w:id w:val="1393535743"/>
@@ -2157,16 +2009,10 @@
                     <w:tc>
                       <w:tcPr>
                         <w:tcW w:w="857" w:type="pct"/>
-                        <w:vAlign w:val="center"/>
                       </w:tcPr>
                       <w:p>
                         <w:pPr>
                           <w:pStyle w:val="NoSpacing"/>
-                          <w:spacing w:before="0" w:after="0"/>
-                          <w:cnfStyle w:val="000000010000" w:firstRow="0" w:lastRow="0" w:firstColumn="0" w:lastColumn="0" w:oddVBand="0" w:evenVBand="0" w:oddHBand="0" w:evenHBand="1" w:firstRowFirstColumn="0" w:firstRowLastColumn="0" w:lastRowFirstColumn="0" w:lastRowLastColumn="0"/>
-                          <w:rPr>
-                            <w:lang w:eastAsia="en-US"/>
-                          </w:rPr>
                         </w:pPr>
                         <w:proofErr w:type="spellStart"/>
                         <w:r>
@@ -2179,7 +2025,6 @@
                 </w:sdt>
                 <w:sdt>
                   <w:sdtPr>
-                    <w:rPr/>
                     <w:alias w:val="ShipmentDate_Line"/>
                     <w:tag w:val="#BC:InsertDataItem,DataItems/Header/Line/ShipmentDate_Line"/>
                     <w:id w:val="364022205"/>
@@ -2191,13 +2036,10 @@
                     <w:tc>
                       <w:tcPr>
                         <w:tcW w:w="600" w:type="pct"/>
-                        <w:vAlign w:val="center"/>
                       </w:tcPr>
                       <w:p>
                         <w:pPr>
                           <w:pStyle w:val="NoSpacing"/>
-                          <w:spacing w:before="0" w:after="0"/>
-                          <w:cnfStyle w:val="000000010000" w:firstRow="0" w:lastRow="0" w:firstColumn="0" w:lastColumn="0" w:oddVBand="0" w:evenVBand="0" w:oddHBand="0" w:evenHBand="1" w:firstRowFirstColumn="0" w:firstRowLastColumn="0" w:lastRowFirstColumn="0" w:lastRowLastColumn="0"/>
                         </w:pPr>
                         <w:proofErr w:type="spellStart"/>
                         <w:r>
@@ -2210,7 +2052,6 @@
                 </w:sdt>
                 <w:sdt>
                   <w:sdtPr>
-                    <w:rPr/>
                     <w:alias w:val="Quantity_Line"/>
                     <w:tag w:val="#BC:InsertDataItem,DataItems/Header/Line/Quantity_Line"/>
                     <w:id w:val="1672756728"/>
@@ -2222,17 +2063,11 @@
                     <w:tc>
                       <w:tcPr>
                         <w:tcW w:w="555" w:type="pct"/>
-                        <w:vAlign w:val="center"/>
                       </w:tcPr>
                       <w:p>
                         <w:pPr>
                           <w:pStyle w:val="BCNumber"/>
-                          <w:spacing w:before="0" w:after="0"/>
                           <w:jc w:val="right"/>
-                          <w:cnfStyle w:val="000000010000" w:firstRow="0" w:lastRow="0" w:firstColumn="0" w:lastColumn="0" w:oddVBand="0" w:evenVBand="0" w:oddHBand="0" w:evenHBand="1" w:firstRowFirstColumn="0" w:firstRowLastColumn="0" w:lastRowFirstColumn="0" w:lastRowLastColumn="0"/>
-                          <w:rPr>
-                            <w:lang w:val="en-US" w:eastAsia="en-US"/>
-                          </w:rPr>
                         </w:pPr>
                         <w:proofErr w:type="spellStart"/>
                         <w:r>
@@ -2246,21 +2081,14 @@
                 <w:tc>
                   <w:tcPr>
                     <w:tcW w:w="686" w:type="pct"/>
-                    <w:vAlign w:val="center"/>
                   </w:tcPr>
                   <w:p>
                     <w:pPr>
                       <w:pStyle w:val="BCNumber"/>
-                      <w:spacing w:before="0" w:after="0"/>
                       <w:jc w:val="right"/>
-                      <w:cnfStyle w:val="000000010000" w:firstRow="0" w:lastRow="0" w:firstColumn="0" w:lastColumn="0" w:oddVBand="0" w:evenVBand="0" w:oddHBand="0" w:evenHBand="1" w:firstRowFirstColumn="0" w:firstRowLastColumn="0" w:lastRowFirstColumn="0" w:lastRowLastColumn="0"/>
-                      <w:rPr>
-                        <w:lang w:val="en-US" w:eastAsia="en-US"/>
-                      </w:rPr>
                     </w:pPr>
                     <w:sdt>
                       <w:sdtPr>
-                        <w:rPr/>
                         <w:alias w:val="UnitPrice"/>
                         <w:tag w:val="#BC:InsertDataItem,DataItems/Header/Line/UnitPrice"/>
                         <w:id w:val="-1253814634"/>
@@ -2280,7 +2108,6 @@
                 </w:tc>
                 <w:sdt>
                   <w:sdtPr>
-                    <w:rPr/>
                     <w:alias w:val="LineDiscountPercentText_Line"/>
                     <w:tag w:val="#BC:InsertDataItem,DataItems/Header/Line/LineDiscountPercentText_Line"/>
                     <w:id w:val="-1902209822"/>
@@ -2295,14 +2122,11 @@
                     <w:tc>
                       <w:tcPr>
                         <w:tcW w:w="645" w:type="pct"/>
-                        <w:vAlign w:val="center"/>
                       </w:tcPr>
                       <w:p>
                         <w:pPr>
                           <w:pStyle w:val="BCNumber"/>
-                          <w:spacing w:before="0" w:after="0"/>
                           <w:jc w:val="right"/>
-                          <w:cnfStyle w:val="000000010000" w:firstRow="0" w:lastRow="0" w:firstColumn="0" w:lastColumn="0" w:oddVBand="0" w:evenVBand="0" w:oddHBand="0" w:evenHBand="1" w:firstRowFirstColumn="0" w:firstRowLastColumn="0" w:lastRowFirstColumn="0" w:lastRowLastColumn="0"/>
                         </w:pPr>
                         <w:proofErr w:type="spellStart"/>
                         <w:r>
@@ -2315,7 +2139,6 @@
                 </w:sdt>
                 <w:sdt>
                   <w:sdtPr>
-                    <w:rPr/>
                     <w:alias w:val="VATPct_Line"/>
                     <w:tag w:val="#BC:InsertDataItem,DataItems/Header/Line/VATPct_Line"/>
                     <w:id w:val="1436251310"/>
@@ -2327,14 +2150,11 @@
                     <w:tc>
                       <w:tcPr>
                         <w:tcW w:w="473" w:type="pct"/>
-                        <w:vAlign w:val="center"/>
                       </w:tcPr>
                       <w:p>
                         <w:pPr>
                           <w:pStyle w:val="BCNumber"/>
-                          <w:spacing w:before="0" w:after="0"/>
                           <w:jc w:val="right"/>
-                          <w:cnfStyle w:val="000000010000" w:firstRow="0" w:lastRow="0" w:firstColumn="0" w:lastColumn="0" w:oddVBand="0" w:evenVBand="0" w:oddHBand="0" w:evenHBand="1" w:firstRowFirstColumn="0" w:firstRowLastColumn="0" w:lastRowFirstColumn="0" w:lastRowLastColumn="0"/>
                         </w:pPr>
                         <w:proofErr w:type="spellStart"/>
                         <w:r>
@@ -2348,21 +2168,14 @@
                 <w:tc>
                   <w:tcPr>
                     <w:tcW w:w="755" w:type="pct"/>
-                    <w:vAlign w:val="center"/>
                   </w:tcPr>
                   <w:p>
                     <w:pPr>
                       <w:pStyle w:val="BCNumber"/>
-                      <w:spacing w:before="0" w:after="0"/>
                       <w:jc w:val="right"/>
-                      <w:cnfStyle w:val="000000010000" w:firstRow="0" w:lastRow="0" w:firstColumn="0" w:lastColumn="0" w:oddVBand="0" w:evenVBand="0" w:oddHBand="0" w:evenHBand="1" w:firstRowFirstColumn="0" w:firstRowLastColumn="0" w:lastRowFirstColumn="0" w:lastRowLastColumn="0"/>
-                      <w:rPr>
-                        <w:lang w:val="en-US" w:eastAsia="en-US"/>
-                      </w:rPr>
                     </w:pPr>
                     <w:sdt>
                       <w:sdtPr>
-                        <w:rPr/>
                         <w:alias w:val="LineAmount_Line"/>
                         <w:tag w:val="#BC:InsertDataItem,DataItems/Header/Line/LineAmount_Line"/>
                         <w:id w:val="787541011"/>
@@ -2408,34 +2221,31 @@
     <w:tbl>
       <w:tblPr>
         <w:tblStyle w:val="BCTotalsTable"/>
-        <w:tblW w:w="5000" w:type="pct"/>
+        <w:tblW w:w="4990" w:type="pct"/>
         <w:tblLook w:val="0640" w:firstRow="0" w:lastRow="1" w:firstColumn="0" w:lastColumn="0" w:noHBand="1" w:noVBand="1"/>
         <w:tblCaption w:val="Regular Totals Block"/>
         <w:tblDescription w:val="Document totals."/>
       </w:tblPr>
       <w:tblGrid>
-        <w:gridCol w:w="4796"/>
-        <w:gridCol w:w="636"/>
-        <w:gridCol w:w="336"/>
-        <w:gridCol w:w="338"/>
-        <w:gridCol w:w="4389"/>
+        <w:gridCol w:w="4714"/>
+        <w:gridCol w:w="595"/>
+        <w:gridCol w:w="293"/>
+        <w:gridCol w:w="297"/>
+        <w:gridCol w:w="4575"/>
       </w:tblGrid>
       <w:tr>
         <w:trPr>
-          <w:cantSplit/>
           <w:trHeight w:val="227"/>
         </w:trPr>
         <w:tc>
           <w:tcPr>
-            <w:cnfStyle w:val="001000000000" w:firstRow="0" w:lastRow="0" w:firstColumn="1" w:lastColumn="0" w:oddVBand="0" w:evenVBand="0" w:oddHBand="0" w:evenHBand="0" w:firstRowFirstColumn="0" w:firstRowLastColumn="0" w:lastRowFirstColumn="0" w:lastRowLastColumn="0"/>
-            <w:tcW w:w="2588" w:type="pct"/>
+            <w:tcW w:w="2533" w:type="pct"/>
             <w:gridSpan w:val="2"/>
-            <w:vAlign w:val="center"/>
           </w:tcPr>
           <w:p>
             <w:pPr>
               <w:pStyle w:val="NoSpacing"/>
-              <w:spacing w:before="120" w:after="120" w:line="240" w:lineRule="auto"/>
+              <w:spacing w:before="120" w:after="120"/>
               <w:rPr>
                 <w:lang w:val="en-DK" w:eastAsia="en-DK"/>
               </w:rPr>
@@ -2484,18 +2294,13 @@
           <w:sdtContent>
             <w:tc>
               <w:tcPr>
-                <w:tcW w:w="2412" w:type="pct"/>
+                <w:tcW w:w="2467" w:type="pct"/>
                 <w:gridSpan w:val="3"/>
-                <w:tcMar>
-                  <w:right w:w="0" w:type="dxa"/>
-                </w:tcMar>
-                <w:vAlign w:val="center"/>
               </w:tcPr>
               <w:p>
                 <w:pPr>
                   <w:pStyle w:val="BCNumber"/>
                   <w:jc w:val="right"/>
-                  <w:cnfStyle w:val="000000000000" w:firstRow="0" w:lastRow="0" w:firstColumn="0" w:lastColumn="0" w:oddVBand="0" w:evenVBand="0" w:oddHBand="0" w:evenHBand="0" w:firstRowFirstColumn="0" w:firstRowLastColumn="0" w:lastRowFirstColumn="0" w:lastRowLastColumn="0"/>
                   <w:rPr>
                     <w:lang w:val="en-DK" w:eastAsia="en-DK"/>
                   </w:rPr>
@@ -2516,18 +2321,11 @@
       <w:tr>
         <w:trPr>
           <w:cnfStyle w:val="010000000000" w:firstRow="0" w:lastRow="1" w:firstColumn="0" w:lastColumn="0" w:oddVBand="0" w:evenVBand="0" w:oddHBand="0" w:evenHBand="0" w:firstRowFirstColumn="0" w:firstRowLastColumn="0" w:lastRowFirstColumn="0" w:lastRowLastColumn="0"/>
-          <w:cantSplit/>
           <w:trHeight w:val="490"/>
         </w:trPr>
         <w:tc>
           <w:tcPr>
-            <w:cnfStyle w:val="001000000000" w:firstRow="0" w:lastRow="0" w:firstColumn="1" w:lastColumn="0" w:oddVBand="0" w:evenVBand="0" w:oddHBand="0" w:evenHBand="0" w:firstRowFirstColumn="0" w:firstRowLastColumn="0" w:lastRowFirstColumn="0" w:lastRowLastColumn="0"/>
-            <w:tcW w:w="2285" w:type="pct"/>
-            <w:tcBorders>
-              <w:top w:val="single" w:sz="4" w:space="0" w:color="auto"/>
-              <w:bottom w:val="single" w:sz="8" w:space="0" w:color="auto"/>
-            </w:tcBorders>
-            <w:vAlign w:val="center"/>
+            <w:tcW w:w="2250" w:type="pct"/>
           </w:tcPr>
           <w:sdt>
             <w:sdtPr>
@@ -2545,7 +2343,6 @@
               <w:p>
                 <w:pPr>
                   <w:pStyle w:val="BCLabel"/>
-                  <w:keepNext/>
                   <w:keepLines/>
                   <w:spacing w:before="120" w:after="120" w:line="276" w:lineRule="auto"/>
                   <w:outlineLvl w:val="1"/>
@@ -2567,83 +2364,55 @@
         </w:tc>
         <w:tc>
           <w:tcPr>
-            <w:tcW w:w="303" w:type="pct"/>
-            <w:tcBorders>
-              <w:top w:val="single" w:sz="4" w:space="0" w:color="auto"/>
-              <w:bottom w:val="single" w:sz="8" w:space="0" w:color="auto"/>
-            </w:tcBorders>
-            <w:vAlign w:val="center"/>
+            <w:tcW w:w="284" w:type="pct"/>
           </w:tcPr>
           <w:p>
             <w:pPr>
               <w:pStyle w:val="BCLabel"/>
-              <w:keepNext/>
               <w:keepLines/>
               <w:spacing w:before="120" w:after="120" w:line="276" w:lineRule="auto"/>
               <w:outlineLvl w:val="1"/>
-              <w:cnfStyle w:val="010000000000" w:firstRow="0" w:lastRow="1" w:firstColumn="0" w:lastColumn="0" w:oddVBand="0" w:evenVBand="0" w:oddHBand="0" w:evenHBand="0" w:firstRowFirstColumn="0" w:firstRowLastColumn="0" w:lastRowFirstColumn="0" w:lastRowLastColumn="0"/>
             </w:pPr>
           </w:p>
         </w:tc>
         <w:tc>
           <w:tcPr>
-            <w:tcW w:w="160" w:type="pct"/>
-            <w:tcBorders>
-              <w:top w:val="single" w:sz="4" w:space="0" w:color="auto"/>
-              <w:bottom w:val="single" w:sz="8" w:space="0" w:color="auto"/>
-            </w:tcBorders>
-            <w:vAlign w:val="center"/>
+            <w:tcW w:w="140" w:type="pct"/>
           </w:tcPr>
           <w:p>
             <w:pPr>
               <w:pStyle w:val="BCLabel"/>
-              <w:keepNext/>
               <w:keepLines/>
               <w:spacing w:before="120" w:after="120" w:line="276" w:lineRule="auto"/>
               <w:outlineLvl w:val="1"/>
-              <w:cnfStyle w:val="010000000000" w:firstRow="0" w:lastRow="1" w:firstColumn="0" w:lastColumn="0" w:oddVBand="0" w:evenVBand="0" w:oddHBand="0" w:evenHBand="0" w:firstRowFirstColumn="0" w:firstRowLastColumn="0" w:lastRowFirstColumn="0" w:lastRowLastColumn="0"/>
             </w:pPr>
           </w:p>
         </w:tc>
         <w:tc>
           <w:tcPr>
-            <w:tcW w:w="161" w:type="pct"/>
-            <w:tcBorders>
-              <w:top w:val="single" w:sz="4" w:space="0" w:color="auto"/>
-              <w:bottom w:val="single" w:sz="8" w:space="0" w:color="auto"/>
-            </w:tcBorders>
-            <w:vAlign w:val="center"/>
+            <w:tcW w:w="142" w:type="pct"/>
           </w:tcPr>
           <w:p>
             <w:pPr>
               <w:pStyle w:val="BCLabel"/>
-              <w:keepNext/>
               <w:keepLines/>
               <w:spacing w:before="120" w:after="120" w:line="276" w:lineRule="auto"/>
               <w:outlineLvl w:val="1"/>
-              <w:cnfStyle w:val="010000000000" w:firstRow="0" w:lastRow="1" w:firstColumn="0" w:lastColumn="0" w:oddVBand="0" w:evenVBand="0" w:oddHBand="0" w:evenHBand="0" w:firstRowFirstColumn="0" w:firstRowLastColumn="0" w:lastRowFirstColumn="0" w:lastRowLastColumn="0"/>
             </w:pPr>
           </w:p>
         </w:tc>
         <w:tc>
           <w:tcPr>
-            <w:tcW w:w="2091" w:type="pct"/>
-            <w:tcBorders>
-              <w:top w:val="single" w:sz="4" w:space="0" w:color="auto"/>
-              <w:bottom w:val="single" w:sz="8" w:space="0" w:color="auto"/>
-            </w:tcBorders>
-            <w:vAlign w:val="center"/>
+            <w:tcW w:w="2185" w:type="pct"/>
           </w:tcPr>
           <w:p>
             <w:pPr>
               <w:pStyle w:val="BCLabelNumber"/>
-              <w:keepNext/>
               <w:keepLines/>
               <w:spacing w:before="120" w:after="120" w:line="276" w:lineRule="auto"/>
               <w:ind w:right="-108"/>
               <w:jc w:val="right"/>
               <w:outlineLvl w:val="1"/>
-              <w:cnfStyle w:val="010000000000" w:firstRow="0" w:lastRow="1" w:firstColumn="0" w:lastColumn="0" w:oddVBand="0" w:evenVBand="0" w:oddHBand="0" w:evenHBand="0" w:firstRowFirstColumn="0" w:firstRowLastColumn="0" w:lastRowFirstColumn="0" w:lastRowLastColumn="0"/>
             </w:pPr>
             <w:r>
               <w:rPr>
@@ -2651,6 +2420,7 @@
               </w:rPr>
               <w:t> </w:t>
             </w:r>
+            <w:proofErr w:type="spellStart"/>
             <w:sdt>
               <w:sdtPr>
                 <w:rPr>
@@ -2664,7 +2434,6 @@
                 <w:text/>
               </w:sdtPr>
               <w:sdtContent>
-                <w:proofErr w:type="spellStart"/>
                 <w:r>
                   <w:rPr>
                     <w:lang w:eastAsia="ja-JP"/>
@@ -2678,27 +2447,26 @@
         </w:tc>
       </w:tr>
     </w:tbl>
+    <w:p/>
     <w:tbl>
       <w:tblPr>
         <w:tblStyle w:val="BCTotalsTable"/>
         <w:tblW w:w="5000" w:type="pct"/>
-        <w:tblLook w:val="0640" w:firstRow="0" w:lastRow="1" w:firstColumn="0" w:lastColumn="0" w:noHBand="1" w:noVBand="1"/>
-        <w:tblCaption w:val="Detailed Totals Block"/>
+        <w:tblLook w:val="0600" w:firstRow="0" w:lastRow="0" w:firstColumn="0" w:lastColumn="0" w:noHBand="1" w:noVBand="1"/>
+        <w:tblCaption w:val="Regular Totals Block"/>
         <w:tblDescription w:val="Document totals."/>
       </w:tblPr>
       <w:tblGrid>
-        <w:gridCol w:w="3258"/>
-        <w:gridCol w:w="4807"/>
-        <w:gridCol w:w="2439"/>
+        <w:gridCol w:w="3213"/>
+        <w:gridCol w:w="4595"/>
+        <w:gridCol w:w="2687"/>
       </w:tblGrid>
       <w:tr>
         <w:trPr>
-          <w:cantSplit/>
           <w:trHeight w:val="514"/>
         </w:trPr>
         <w:sdt>
           <w:sdtPr>
-            <w:rPr/>
             <w:alias w:val="VATClause_Lbl"/>
             <w:tag w:val="#BC:InsertDataItem,DataItems/Header/VATClause_Lbl"/>
             <w:id w:val="-314872257"/>
@@ -2709,17 +2477,11 @@
           <w:sdtContent>
             <w:tc>
               <w:tcPr>
-                <w:cnfStyle w:val="001000000000" w:firstRow="0" w:lastRow="0" w:firstColumn="1" w:lastColumn="0" w:oddVBand="0" w:evenVBand="0" w:oddHBand="0" w:evenHBand="0" w:firstRowFirstColumn="0" w:firstRowLastColumn="0" w:lastRowFirstColumn="0" w:lastRowLastColumn="0"/>
-                <w:tcW w:w="1551" w:type="pct"/>
-                <w:tcBorders>
-                  <w:top w:val="single" w:sz="4" w:space="0" w:color="F5F6F8"/>
-                </w:tcBorders>
-                <w:vAlign w:val="center"/>
+                <w:tcW w:w="1531" w:type="pct"/>
               </w:tcPr>
               <w:p>
                 <w:pPr>
                   <w:pStyle w:val="NoSpacing"/>
-                  <w:spacing w:line="240" w:lineRule="auto"/>
                   <w:textAlignment w:val="baseline"/>
                 </w:pPr>
                 <w:proofErr w:type="spellStart"/>
@@ -2733,26 +2495,16 @@
         </w:sdt>
         <w:tc>
           <w:tcPr>
-            <w:tcW w:w="2288" w:type="pct"/>
-            <w:tcBorders>
-              <w:top w:val="single" w:sz="4" w:space="0" w:color="F5F6F8"/>
-            </w:tcBorders>
-            <w:vAlign w:val="center"/>
+            <w:tcW w:w="2189" w:type="pct"/>
           </w:tcPr>
           <w:p>
             <w:pPr>
               <w:pStyle w:val="NoSpacing"/>
-              <w:spacing w:line="240" w:lineRule="auto"/>
-              <w:cnfStyle w:val="000000000000" w:firstRow="0" w:lastRow="0" w:firstColumn="0" w:lastColumn="0" w:oddVBand="0" w:evenVBand="0" w:oddHBand="0" w:evenHBand="0" w:firstRowFirstColumn="0" w:firstRowLastColumn="0" w:lastRowFirstColumn="0" w:lastRowLastColumn="0"/>
-              <w:rPr>
-                <w:lang w:eastAsia="en-US"/>
-              </w:rPr>
             </w:pPr>
           </w:p>
         </w:tc>
         <w:sdt>
           <w:sdtPr>
-            <w:rPr/>
             <w:alias w:val="RemainingAmountText"/>
             <w:tag w:val="#BC:InsertDataItem,DataItems/Header/RemainingAmountText"/>
             <w:id w:val="1780221101"/>
@@ -2763,18 +2515,12 @@
           <w:sdtContent>
             <w:tc>
               <w:tcPr>
-                <w:tcW w:w="1161" w:type="pct"/>
-                <w:tcBorders>
-                  <w:top w:val="single" w:sz="4" w:space="0" w:color="F5F6F8"/>
-                </w:tcBorders>
-                <w:vAlign w:val="center"/>
+                <w:tcW w:w="1280" w:type="pct"/>
               </w:tcPr>
               <w:p>
                 <w:pPr>
                   <w:pStyle w:val="BCNumber"/>
-                  <w:spacing w:line="240" w:lineRule="auto"/>
                   <w:jc w:val="right"/>
-                  <w:cnfStyle w:val="000000000000" w:firstRow="0" w:lastRow="0" w:firstColumn="0" w:lastColumn="0" w:oddVBand="0" w:evenVBand="0" w:oddHBand="0" w:evenHBand="0" w:firstRowFirstColumn="0" w:firstRowLastColumn="0" w:lastRowFirstColumn="0" w:lastRowLastColumn="0"/>
                 </w:pPr>
                 <w:proofErr w:type="spellStart"/>
                 <w:r>
@@ -2788,12 +2534,10 @@
       </w:tr>
       <w:tr>
         <w:trPr>
-          <w:cantSplit/>
           <w:trHeight w:val="514"/>
         </w:trPr>
         <w:sdt>
           <w:sdtPr>
-            <w:rPr/>
             <w:alias w:val="VATIdentifier_Lbl"/>
             <w:tag w:val="#BC:InsertDataItem,DataItems/Header/VATIdentifier_Lbl"/>
             <w:id w:val="175238053"/>
@@ -2804,14 +2548,11 @@
           <w:sdtContent>
             <w:tc>
               <w:tcPr>
-                <w:cnfStyle w:val="001000000000" w:firstRow="0" w:lastRow="0" w:firstColumn="1" w:lastColumn="0" w:oddVBand="0" w:evenVBand="0" w:oddHBand="0" w:evenHBand="0" w:firstRowFirstColumn="0" w:firstRowLastColumn="0" w:lastRowFirstColumn="0" w:lastRowLastColumn="0"/>
-                <w:tcW w:w="1551" w:type="pct"/>
-                <w:vAlign w:val="center"/>
+                <w:tcW w:w="1531" w:type="pct"/>
               </w:tcPr>
               <w:p>
                 <w:pPr>
                   <w:pStyle w:val="NoSpacing"/>
-                  <w:spacing w:line="240" w:lineRule="auto"/>
                   <w:textAlignment w:val="baseline"/>
                 </w:pPr>
                 <w:proofErr w:type="spellStart"/>
@@ -2825,54 +2566,36 @@
         </w:sdt>
         <w:tc>
           <w:tcPr>
-            <w:tcW w:w="2288" w:type="pct"/>
-            <w:vAlign w:val="center"/>
+            <w:tcW w:w="2189" w:type="pct"/>
           </w:tcPr>
           <w:p>
             <w:pPr>
               <w:pStyle w:val="NoSpacing"/>
-              <w:spacing w:line="240" w:lineRule="auto"/>
-              <w:cnfStyle w:val="000000000000" w:firstRow="0" w:lastRow="0" w:firstColumn="0" w:lastColumn="0" w:oddVBand="0" w:evenVBand="0" w:oddHBand="0" w:evenHBand="0" w:firstRowFirstColumn="0" w:firstRowLastColumn="0" w:lastRowFirstColumn="0" w:lastRowLastColumn="0"/>
-              <w:rPr>
-                <w:lang w:eastAsia="en-US"/>
-              </w:rPr>
             </w:pPr>
           </w:p>
         </w:tc>
         <w:tc>
           <w:tcPr>
-            <w:tcW w:w="1161" w:type="pct"/>
-            <w:vAlign w:val="center"/>
+            <w:tcW w:w="1280" w:type="pct"/>
           </w:tcPr>
           <w:p>
             <w:pPr>
               <w:pStyle w:val="BCNumber"/>
-              <w:spacing w:line="240" w:lineRule="auto"/>
               <w:jc w:val="right"/>
-              <w:cnfStyle w:val="000000000000" w:firstRow="0" w:lastRow="0" w:firstColumn="0" w:lastColumn="0" w:oddVBand="0" w:evenVBand="0" w:oddHBand="0" w:evenHBand="0" w:firstRowFirstColumn="0" w:firstRowLastColumn="0" w:lastRowFirstColumn="0" w:lastRowLastColumn="0"/>
             </w:pPr>
           </w:p>
         </w:tc>
       </w:tr>
       <w:tr>
         <w:trPr>
-          <w:cnfStyle w:val="010000000000" w:firstRow="0" w:lastRow="1" w:firstColumn="0" w:lastColumn="0" w:oddVBand="0" w:evenVBand="0" w:oddHBand="0" w:evenHBand="0" w:firstRowFirstColumn="0" w:firstRowLastColumn="0" w:lastRowFirstColumn="0" w:lastRowLastColumn="0"/>
-          <w:cantSplit/>
           <w:trHeight w:val="514"/>
         </w:trPr>
         <w:tc>
           <w:tcPr>
-            <w:cnfStyle w:val="001000000000" w:firstRow="0" w:lastRow="0" w:firstColumn="1" w:lastColumn="0" w:oddVBand="0" w:evenVBand="0" w:oddHBand="0" w:evenHBand="0" w:firstRowFirstColumn="0" w:firstRowLastColumn="0" w:lastRowFirstColumn="0" w:lastRowLastColumn="0"/>
-            <w:tcW w:w="1551" w:type="pct"/>
-            <w:tcBorders>
-              <w:top w:val="none" w:sz="0" w:space="0" w:color="auto"/>
-              <w:bottom w:val="none" w:sz="0" w:space="0" w:color="auto"/>
-            </w:tcBorders>
-            <w:vAlign w:val="center"/>
+            <w:tcW w:w="1531" w:type="pct"/>
           </w:tcPr>
           <w:sdt>
             <w:sdtPr>
-              <w:rPr/>
               <w:alias w:val="VATIdentifier_VATClauseLine"/>
               <w:tag w:val="#BC:InsertDataItem,DataItems/Header/VATClauseLine/VATIdentifier_VATClauseLine"/>
               <w:id w:val="-301775843"/>
@@ -2884,16 +2607,9 @@
               <w:p>
                 <w:pPr>
                   <w:pStyle w:val="BCLabel"/>
-                  <w:spacing w:line="240" w:lineRule="auto"/>
-                  <w:rPr>
-                    <w:lang w:val="en-US" w:eastAsia="en-US"/>
-                  </w:rPr>
                 </w:pPr>
                 <w:proofErr w:type="spellStart"/>
                 <w:r>
-                  <w:rPr>
-                    <w:lang w:val="en-US" w:eastAsia="en-US"/>
-                  </w:rPr>
                   <w:t>VATIdentifier_VATClauseLine</w:t>
                 </w:r>
                 <w:proofErr w:type="spellEnd"/>
@@ -2903,7 +2619,6 @@
         </w:tc>
         <w:sdt>
           <w:sdtPr>
-            <w:rPr/>
             <w:alias w:val="Description_VATClauseLine"/>
             <w:tag w:val="#BC:InsertDataItem,DataItems/Header/VATClauseLine/Description_VATClauseLine"/>
             <w:id w:val="941799959"/>
@@ -2914,21 +2629,11 @@
           <w:sdtContent>
             <w:tc>
               <w:tcPr>
-                <w:tcW w:w="2288" w:type="pct"/>
-                <w:tcBorders>
-                  <w:top w:val="none" w:sz="0" w:space="0" w:color="auto"/>
-                  <w:bottom w:val="none" w:sz="0" w:space="0" w:color="auto"/>
-                </w:tcBorders>
-                <w:vAlign w:val="center"/>
+                <w:tcW w:w="2189" w:type="pct"/>
               </w:tcPr>
               <w:p>
                 <w:pPr>
                   <w:pStyle w:val="BCLabel"/>
-                  <w:spacing w:line="240" w:lineRule="auto"/>
-                  <w:cnfStyle w:val="010000000000" w:firstRow="0" w:lastRow="1" w:firstColumn="0" w:lastColumn="0" w:oddVBand="0" w:evenVBand="0" w:oddHBand="0" w:evenHBand="0" w:firstRowFirstColumn="0" w:firstRowLastColumn="0" w:lastRowFirstColumn="0" w:lastRowLastColumn="0"/>
-                  <w:rPr>
-                    <w:lang w:eastAsia="en-US"/>
-                  </w:rPr>
                 </w:pPr>
                 <w:proofErr w:type="spellStart"/>
                 <w:r>
@@ -2941,16 +2646,10 @@
         </w:sdt>
         <w:tc>
           <w:tcPr>
-            <w:tcW w:w="1161" w:type="pct"/>
-            <w:tcBorders>
-              <w:top w:val="none" w:sz="0" w:space="0" w:color="auto"/>
-              <w:bottom w:val="none" w:sz="0" w:space="0" w:color="auto"/>
-            </w:tcBorders>
-            <w:vAlign w:val="center"/>
+            <w:tcW w:w="1280" w:type="pct"/>
           </w:tcPr>
           <w:sdt>
             <w:sdtPr>
-              <w:rPr/>
               <w:alias w:val="#Nav: /Header/VATClauseLine/VATAmount_VATClauseLine"/>
               <w:tag w:val="#Nav: Standard_Sales_Invoice/1306"/>
               <w:id w:val="-1432200154"/>
@@ -2964,9 +2663,7 @@
               <w:p>
                 <w:pPr>
                   <w:pStyle w:val="BCLabelNumber"/>
-                  <w:spacing w:line="240" w:lineRule="auto"/>
                   <w:jc w:val="right"/>
-                  <w:cnfStyle w:val="010000000000" w:firstRow="0" w:lastRow="1" w:firstColumn="0" w:lastColumn="0" w:oddVBand="0" w:evenVBand="0" w:oddHBand="0" w:evenHBand="0" w:firstRowFirstColumn="0" w:firstRowLastColumn="0" w:lastRowFirstColumn="0" w:lastRowLastColumn="0"/>
                 </w:pPr>
                 <w:proofErr w:type="spellStart"/>
                 <w:r>
@@ -2988,25 +2685,21 @@
       <w:tblPr>
         <w:tblStyle w:val="BCBlockTable"/>
         <w:tblW w:w="5000" w:type="pct"/>
-        <w:tblCellMar>
-          <w:left w:w="0" w:type="dxa"/>
-          <w:right w:w="0" w:type="dxa"/>
-        </w:tblCellMar>
         <w:tblLook w:val="0620" w:firstRow="1" w:lastRow="0" w:firstColumn="0" w:lastColumn="0" w:noHBand="1" w:noVBand="1"/>
         <w:tblCaption w:val="Notes Block"/>
         <w:tblDescription w:val="Layout table. Used for positioning, not for tabular data."/>
       </w:tblPr>
       <w:tblGrid>
-        <w:gridCol w:w="10498"/>
+        <w:gridCol w:w="10495"/>
       </w:tblGrid>
       <w:tr>
         <w:trPr>
+          <w:cnfStyle w:val="100000000000" w:firstRow="1" w:lastRow="0" w:firstColumn="0" w:lastColumn="0" w:oddVBand="0" w:evenVBand="0" w:oddHBand="0" w:evenHBand="0" w:firstRowFirstColumn="0" w:firstRowLastColumn="0" w:lastRowFirstColumn="0" w:lastRowLastColumn="0"/>
           <w:cantSplit/>
           <w:trHeight w:val="389"/>
         </w:trPr>
         <w:sdt>
           <w:sdtPr>
-            <w:rPr/>
             <w:alias w:val="LineFeeCaptionText"/>
             <w:tag w:val="#BC:InsertDataItem,DataItems/Header/LineFee/LineFeeCaptionText"/>
             <w:id w:val="-656604401"/>
@@ -3022,7 +2715,6 @@
               <w:p>
                 <w:pPr>
                   <w:pStyle w:val="NoSpacing"/>
-                  <w:spacing w:after="0"/>
                   <w:ind w:right="29"/>
                 </w:pPr>
                 <w:proofErr w:type="spellStart"/>
@@ -3060,7 +2752,6 @@
               <w:p>
                 <w:pPr>
                   <w:pStyle w:val="NoSpacing"/>
-                  <w:spacing w:after="0"/>
                   <w:ind w:right="29"/>
                   <w:rPr>
                     <w:lang w:val="da-DK"/>
@@ -3106,7 +2797,6 @@
               <w:p>
                 <w:pPr>
                   <w:pStyle w:val="NoSpacing"/>
-                  <w:spacing w:after="0"/>
                   <w:ind w:right="29"/>
                   <w:rPr>
                     <w:lang w:val="da-DK"/>
@@ -3137,7 +2827,6 @@
           <w:p>
             <w:pPr>
               <w:pStyle w:val="NoSpacing"/>
-              <w:spacing w:after="0"/>
               <w:ind w:right="29"/>
               <w:rPr>
                 <w:lang w:val="da-DK"/>
@@ -3233,7 +2922,6 @@
     </w:p>
     <w:sdt>
       <w:sdtPr>
-        <w:rPr/>
         <w:alias w:val="PaymentServiceText_Url"/>
         <w:tag w:val="#BC:InsertDataItem,DataItems/Header/PaymentReportingArgument/PaymentServiceText_Url"/>
         <w:id w:val="-799918150"/>
@@ -5155,13 +4843,8 @@
     <w:next w:val="Normal"/>
     <w:uiPriority w:val="2"/>
     <w:qFormat/>
-    <w:pPr>
-      <w:spacing w:before="0" w:after="0" w:line="240" w:lineRule="auto"/>
-    </w:pPr>
     <w:rPr>
-      <w:rFonts w:asciiTheme="minorHAnsi" w:hAnsiTheme="minorHAnsi" w:eastAsiaTheme="minorHAnsi" w:cstheme="minorBidi"/>
-      <w:color w:val="242424" w:themeColor="text1"/>
-      <w14:numForm w14:val="tabular"/>
+      <w:color w:val="000000" w:themeColor="text1"/>
       <w14:numSpacing w14:val="tabular"/>
     </w:rPr>
   </w:style>
@@ -5173,11 +4856,10 @@
     <w:qFormat/>
     <w:pPr>
       <w:keepNext/>
-      <w:spacing w:before="0" w:after="0" w:line="240" w:lineRule="auto"/>
     </w:pPr>
     <w:rPr>
-      <w:rFonts w:asciiTheme="majorHAnsi" w:hAnsiTheme="majorHAnsi" w:eastAsiaTheme="majorEastAsia" w:cstheme="majorBidi"/>
-      <w:color w:val="242424" w:themeColor="text1"/>
+      <w:rFonts w:asciiTheme="majorHAnsi" w:eastAsiaTheme="majorEastAsia" w:hAnsiTheme="majorHAnsi" w:cstheme="majorBidi"/>
+      <w:color w:val="000000" w:themeColor="text1"/>
     </w:rPr>
   </w:style>
   <w:style w:type="paragraph" w:customStyle="1" w:styleId="BCLabelNumber">
@@ -5186,13 +4868,7 @@
     <w:next w:val="Normal"/>
     <w:uiPriority w:val="2"/>
     <w:qFormat/>
-    <w:pPr>
-      <w:spacing w:before="0" w:after="0" w:line="240" w:lineRule="auto"/>
-    </w:pPr>
     <w:rPr>
-      <w:rFonts w:asciiTheme="majorHAnsi" w:hAnsiTheme="majorHAnsi" w:eastAsiaTheme="majorEastAsia" w:cstheme="majorBidi"/>
-      <w:color w:val="242424" w:themeColor="text1"/>
-      <w14:numForm w14:val="tabular"/>
       <w14:numSpacing w14:val="tabular"/>
     </w:rPr>
   </w:style>
@@ -5202,25 +4878,21 @@
     <w:uiPriority w:val="99"/>
     <w:qFormat/>
     <w:pPr>
-      <w:spacing w:before="0" w:after="0" w:line="240" w:lineRule="auto"/>
+      <w:spacing w:after="0" w:line="240" w:lineRule="auto"/>
     </w:pPr>
     <w:tblPr>
       <w:tblStyleRowBandSize w:val="1"/>
       <w:tblStyleColBandSize w:val="1"/>
       <w:tblCellMar>
-        <w:top w:w="0" w:type="dxa"/>
         <w:left w:w="0" w:type="dxa"/>
-        <w:bottom w:w="0" w:type="dxa"/>
         <w:right w:w="0" w:type="dxa"/>
       </w:tblCellMar>
     </w:tblPr>
-    <w:tcPr>
-      <w:vAlign w:val="top"/>
-    </w:tcPr>
     <w:tblStylePr w:type="firstRow">
       <w:rPr>
         <w:rFonts w:asciiTheme="majorHAnsi" w:hAnsiTheme="majorHAnsi" w:cstheme="majorBidi"/>
       </w:rPr>
+      <w:tblPr/>
       <w:tcPr>
         <w:vAlign w:val="top"/>
       </w:tcPr>
@@ -5232,15 +4904,13 @@
     <w:uiPriority w:val="99"/>
     <w:qFormat/>
     <w:pPr>
-      <w:spacing w:before="0" w:after="0" w:line="240" w:lineRule="auto"/>
+      <w:spacing w:after="0" w:line="240" w:lineRule="auto"/>
     </w:pPr>
     <w:tblPr>
       <w:tblStyleRowBandSize w:val="1"/>
       <w:tblStyleColBandSize w:val="1"/>
       <w:tblCellMar>
-        <w:top w:w="0" w:type="dxa"/>
         <w:left w:w="115" w:type="dxa"/>
-        <w:bottom w:w="0" w:type="dxa"/>
         <w:right w:w="115" w:type="dxa"/>
       </w:tblCellMar>
     </w:tblPr>
@@ -5254,28 +4924,32 @@
       <w:rPr>
         <w:rFonts w:asciiTheme="majorHAnsi" w:hAnsiTheme="majorHAnsi" w:cstheme="majorBidi"/>
       </w:rPr>
+      <w:tblPr/>
       <w:tcPr>
         <w:tcBorders>
-          <w:bottom w:val="single" w:sz="4" w:space="0" w:color="242424" w:themeColor="text1"/>
+          <w:bottom w:val="single" w:sz="4" w:space="0" w:color="000000" w:themeColor="text1"/>
         </w:tcBorders>
         <w:vAlign w:val="top"/>
       </w:tcPr>
     </w:tblStylePr>
     <w:tblStylePr w:type="lastRow">
+      <w:tblPr/>
       <w:tcPr>
         <w:tcBorders>
-          <w:bottom w:val="single" w:sz="4" w:space="0" w:color="F5F7F8" w:themeColor="background2"/>
+          <w:bottom w:val="single" w:sz="4" w:space="0" w:color="E8E8E8" w:themeColor="background2"/>
         </w:tcBorders>
       </w:tcPr>
     </w:tblStylePr>
     <w:tblStylePr w:type="band1Horz">
+      <w:tblPr/>
       <w:tcPr>
         <w:shd w:val="clear" w:color="auto" w:fill="auto"/>
       </w:tcPr>
     </w:tblStylePr>
     <w:tblStylePr w:type="band2Horz">
+      <w:tblPr/>
       <w:tcPr>
-        <w:shd w:val="clear" w:color="auto" w:fill="CCE6E9" w:themeFill="accent2" w:themeFillTint="33"/>
+        <w:shd w:val="clear" w:color="auto" w:fill="FAE2D5" w:themeFill="accent2" w:themeFillTint="33"/>
       </w:tcPr>
     </w:tblStylePr>
   </w:style>
@@ -5285,15 +4959,13 @@
     <w:uiPriority w:val="99"/>
     <w:qFormat/>
     <w:pPr>
-      <w:spacing w:before="0" w:after="0" w:line="240" w:lineRule="auto"/>
+      <w:spacing w:after="0" w:line="240" w:lineRule="auto"/>
     </w:pPr>
     <w:tblPr>
       <w:tblStyleRowBandSize w:val="1"/>
       <w:tblStyleColBandSize w:val="1"/>
       <w:tblCellMar>
-        <w:top w:w="0" w:type="dxa"/>
         <w:left w:w="115" w:type="dxa"/>
-        <w:bottom w:w="0" w:type="dxa"/>
         <w:right w:w="115" w:type="dxa"/>
       </w:tblCellMar>
     </w:tblPr>
@@ -5304,10 +4976,11 @@
       <w:rPr>
         <w:rFonts w:asciiTheme="majorHAnsi" w:hAnsiTheme="majorHAnsi" w:cstheme="majorBidi"/>
       </w:rPr>
+      <w:tblPr/>
       <w:tcPr>
         <w:tcBorders>
-          <w:top w:val="single" w:sz="4" w:space="0" w:color="242424" w:themeColor="text1"/>
-          <w:bottom w:val="single" w:sz="8" w:space="0" w:color="242424" w:themeColor="text1"/>
+          <w:top w:val="single" w:sz="4" w:space="0" w:color="000000" w:themeColor="text1"/>
+          <w:bottom w:val="single" w:sz="8" w:space="0" w:color="000000" w:themeColor="text1"/>
         </w:tcBorders>
       </w:tcPr>
     </w:tblStylePr>
@@ -5318,7 +4991,7 @@
     <w:uiPriority w:val="99"/>
     <w:qFormat/>
     <w:pPr>
-      <w:spacing w:before="0" w:after="0" w:line="240" w:lineRule="auto"/>
+      <w:spacing w:after="0" w:line="240" w:lineRule="auto"/>
     </w:pPr>
     <w:tblPr>
       <w:tblStyleRowBandSize w:val="1"/>
@@ -5337,6 +5010,7 @@
       <w:rPr>
         <w:rFonts w:asciiTheme="majorHAnsi" w:hAnsiTheme="majorHAnsi" w:cstheme="majorBidi"/>
       </w:rPr>
+      <w:tblPr/>
       <w:tcPr>
         <w:vAlign w:val="bottom"/>
       </w:tcPr>
@@ -5345,9 +5019,10 @@
       <w:rPr>
         <w:rFonts w:asciiTheme="majorHAnsi" w:hAnsiTheme="majorHAnsi" w:cstheme="majorBidi"/>
       </w:rPr>
+      <w:tblPr/>
       <w:tcPr>
         <w:tcBorders>
-          <w:top w:val="single" w:sz="4" w:space="0" w:color="242424" w:themeColor="text1"/>
+          <w:top w:val="single" w:sz="4" w:space="0" w:color="000000" w:themeColor="text1"/>
         </w:tcBorders>
       </w:tcPr>
     </w:tblStylePr>
@@ -5358,25 +5033,21 @@
     <w:uiPriority w:val="99"/>
     <w:qFormat/>
     <w:pPr>
-      <w:spacing w:before="0" w:after="0" w:line="240" w:lineRule="auto"/>
+      <w:spacing w:after="0" w:line="240" w:lineRule="auto"/>
     </w:pPr>
     <w:tblPr>
       <w:tblStyleRowBandSize w:val="1"/>
       <w:tblStyleColBandSize w:val="1"/>
       <w:tblCellMar>
-        <w:top w:w="0" w:type="dxa"/>
         <w:left w:w="0" w:type="dxa"/>
-        <w:bottom w:w="0" w:type="dxa"/>
         <w:right w:w="0" w:type="dxa"/>
       </w:tblCellMar>
     </w:tblPr>
-    <w:tcPr>
-      <w:vAlign w:val="top"/>
-    </w:tcPr>
     <w:tblStylePr w:type="lastRow">
+      <w:tblPr/>
       <w:tcPr>
         <w:tcBorders>
-          <w:bottom w:val="single" w:sz="4" w:space="0" w:color="242424" w:themeColor="text1"/>
+          <w:bottom w:val="single" w:sz="4" w:space="0" w:color="000000" w:themeColor="text1"/>
         </w:tcBorders>
       </w:tcPr>
     </w:tblStylePr>
@@ -5511,13 +5182,6 @@
     <w:pitch w:val="variable"/>
     <w:sig w:usb0="20000287" w:usb1="00000003" w:usb2="00000000" w:usb3="00000000" w:csb0="0000019F" w:csb1="00000000"/>
   </w:font>
-  <w:font w:name="Arial">
-    <w:panose1 w:val="020B0604020202020204"/>
-    <w:charset w:val="00"/>
-    <w:family w:val="swiss"/>
-    <w:pitch w:val="variable"/>
-    <w:sig w:usb0="E0002EFF" w:usb1="C000785B" w:usb2="00000009" w:usb3="00000000" w:csb0="000001FF" w:csb1="00000000"/>
-  </w:font>
   <w:font w:name="Aptos Display">
     <w:charset w:val="00"/>
     <w:family w:val="swiss"/>
@@ -5546,9 +5210,12 @@
     <w:rsidRoot w:val="007A6097"/>
     <w:rsid w:val="000A2914"/>
     <w:rsid w:val="00286FF2"/>
+    <w:rsid w:val="003A2CBC"/>
     <w:rsid w:val="003E3F52"/>
     <w:rsid w:val="00416B0C"/>
+    <w:rsid w:val="006E161F"/>
     <w:rsid w:val="007A6097"/>
+    <w:rsid w:val="008858E8"/>
     <w:rsid w:val="008E7FCD"/>
     <w:rsid w:val="00A930D7"/>
     <w:rsid w:val="00AC37BD"/>
@@ -5556,6 +5223,7 @@
     <w:rsid w:val="00C51A38"/>
     <w:rsid w:val="00C861A2"/>
     <w:rsid w:val="00D36141"/>
+    <w:rsid w:val="00D80FF2"/>
     <w:rsid w:val="00EF691B"/>
   </w:rsids>
   <m:mathPr>
@@ -6014,27 +5682,6 @@
     <w:semiHidden/>
     <w:rsid w:val="00AC37BD"/>
   </w:style>
-  <w:style w:type="paragraph" w:customStyle="1" w:styleId="65591AAD85D441CB906AF85F054CAD51">
-    <w:name w:val="65591AAD85D441CB906AF85F054CAD51"/>
-    <w:rsid w:val="00AC37BD"/>
-    <w:rPr>
-      <w:lang w:val="en-DK" w:eastAsia="en-DK"/>
-    </w:rPr>
-  </w:style>
-  <w:style w:type="paragraph" w:customStyle="1" w:styleId="223F24D294A544BDB9A4BEC67C6BA1E9">
-    <w:name w:val="223F24D294A544BDB9A4BEC67C6BA1E9"/>
-    <w:rsid w:val="00AC37BD"/>
-    <w:rPr>
-      <w:lang w:val="en-DK" w:eastAsia="en-DK"/>
-    </w:rPr>
-  </w:style>
-  <w:style w:type="paragraph" w:customStyle="1" w:styleId="559BD0C2394343DC84E0D31DB84A4E3F">
-    <w:name w:val="559BD0C2394343DC84E0D31DB84A4E3F"/>
-    <w:rsid w:val="00AC37BD"/>
-    <w:rPr>
-      <w:lang w:val="en-DK" w:eastAsia="en-DK"/>
-    </w:rPr>
-  </w:style>
   <w:style w:type="paragraph" w:customStyle="1" w:styleId="44BAEC7943094621839F8594A67B1DF5">
     <w:name w:val="44BAEC7943094621839F8594A67B1DF5"/>
     <w:rsid w:val="003E3F52"/>

--- a/src/Layers/W1/BaseApp/Sales/History/StandardSalesInvoiceBody.docx
+++ b/src/Layers/W1/BaseApp/Sales/History/StandardSalesInvoiceBody.docx
@@ -1,6 +1,6 @@
 
 <file path=word/document.xml><?xml version="1.0" encoding="utf-8"?>
-<w:document xmlns:wpc="http://schemas.microsoft.com/office/word/2010/wordprocessingCanvas" xmlns:cx="http://schemas.microsoft.com/office/drawing/2014/chartex" xmlns:cx1="http://schemas.microsoft.com/office/drawing/2015/9/8/chartex" xmlns:cx2="http://schemas.microsoft.com/office/drawing/2015/10/21/chartex" xmlns:cx3="http://schemas.microsoft.com/office/drawing/2016/5/9/chartex" xmlns:cx4="http://schemas.microsoft.com/office/drawing/2016/5/10/chartex" xmlns:cx5="http://schemas.microsoft.com/office/drawing/2016/5/11/chartex" xmlns:cx6="http://schemas.microsoft.com/office/drawing/2016/5/12/chartex" xmlns:cx7="http://schemas.microsoft.com/office/drawing/2016/5/13/chartex" xmlns:cx8="http://schemas.microsoft.com/office/drawing/2016/5/14/chartex" xmlns:mc="http://schemas.openxmlformats.org/markup-compatibility/2006" xmlns:aink="http://schemas.microsoft.com/office/drawing/2016/ink" xmlns:am3d="http://schemas.microsoft.com/office/drawing/2017/model3d" xmlns:o="urn:schemas-microsoft-com:office:office" xmlns:oel="http://schemas.microsoft.com/office/2019/extlst" xmlns:r="http://schemas.openxmlformats.org/officeDocument/2006/relationships" xmlns:m="http://schemas.openxmlformats.org/officeDocument/2006/math" xmlns:v="urn:schemas-microsoft-com:vml" xmlns:wp14="http://schemas.microsoft.com/office/word/2010/wordprocessingDrawing" xmlns:wp="http://schemas.openxmlformats.org/drawingml/2006/wordprocessingDrawing" xmlns:w10="urn:schemas-microsoft-com:office:word" xmlns:w="http://schemas.openxmlformats.org/wordprocessingml/2006/main" xmlns:w14="http://schemas.microsoft.com/office/word/2010/wordml" xmlns:w15="http://schemas.microsoft.com/office/word/2012/wordml" xmlns:w16cei="http://schemas.microsoft.com/office/word/2026/wordml/cei" xmlns:w16cex="http://schemas.microsoft.com/office/word/2018/wordml/cex" xmlns:w16cid="http://schemas.microsoft.com/office/word/2016/wordml/cid" xmlns:w16="http://schemas.microsoft.com/office/word/2018/wordml" xmlns:w16du="http://schemas.microsoft.com/office/word/2023/wordml/word16du" xmlns:w16sdtdh="http://schemas.microsoft.com/office/word/2020/wordml/sdtdatahash" xmlns:w16sdtfl="http://schemas.microsoft.com/office/word/2024/wordml/sdtformatlock" xmlns:w16se="http://schemas.microsoft.com/office/word/2015/wordml/symex" xmlns:wpg="http://schemas.microsoft.com/office/word/2010/wordprocessingGroup" xmlns:wpi="http://schemas.microsoft.com/office/word/2010/wordprocessingInk" xmlns:wne="http://schemas.microsoft.com/office/word/2006/wordml" xmlns:wps="http://schemas.microsoft.com/office/word/2010/wordprocessingShape" mc:Ignorable="w14 w15 w16se w16cid w16 w16cex w16sdtdh w16sdtfl w16du wp14">
+<w:document xmlns:a="http://schemas.openxmlformats.org/drawingml/2006/main" xmlns:pic="http://schemas.openxmlformats.org/drawingml/2006/picture" xmlns:a14="http://schemas.microsoft.com/office/drawing/2010/main" xmlns:wpc="http://schemas.microsoft.com/office/word/2010/wordprocessingCanvas" xmlns:cx="http://schemas.microsoft.com/office/drawing/2014/chartex" xmlns:cx1="http://schemas.microsoft.com/office/drawing/2015/9/8/chartex" xmlns:cx2="http://schemas.microsoft.com/office/drawing/2015/10/21/chartex" xmlns:cx3="http://schemas.microsoft.com/office/drawing/2016/5/9/chartex" xmlns:cx4="http://schemas.microsoft.com/office/drawing/2016/5/10/chartex" xmlns:cx5="http://schemas.microsoft.com/office/drawing/2016/5/11/chartex" xmlns:cx6="http://schemas.microsoft.com/office/drawing/2016/5/12/chartex" xmlns:cx7="http://schemas.microsoft.com/office/drawing/2016/5/13/chartex" xmlns:cx8="http://schemas.microsoft.com/office/drawing/2016/5/14/chartex" xmlns:mc="http://schemas.openxmlformats.org/markup-compatibility/2006" xmlns:aink="http://schemas.microsoft.com/office/drawing/2016/ink" xmlns:am3d="http://schemas.microsoft.com/office/drawing/2017/model3d" xmlns:o="urn:schemas-microsoft-com:office:office" xmlns:oel="http://schemas.microsoft.com/office/2019/extlst" xmlns:r="http://schemas.openxmlformats.org/officeDocument/2006/relationships" xmlns:m="http://schemas.openxmlformats.org/officeDocument/2006/math" xmlns:v="urn:schemas-microsoft-com:vml" xmlns:wp14="http://schemas.microsoft.com/office/word/2010/wordprocessingDrawing" xmlns:wp="http://schemas.openxmlformats.org/drawingml/2006/wordprocessingDrawing" xmlns:w10="urn:schemas-microsoft-com:office:word" xmlns:w="http://schemas.openxmlformats.org/wordprocessingml/2006/main" xmlns:w14="http://schemas.microsoft.com/office/word/2010/wordml" xmlns:w15="http://schemas.microsoft.com/office/word/2012/wordml" xmlns:w16cei="http://schemas.microsoft.com/office/word/2026/wordml/cei" xmlns:w16cex="http://schemas.microsoft.com/office/word/2018/wordml/cex" xmlns:w16cid="http://schemas.microsoft.com/office/word/2016/wordml/cid" xmlns:w16="http://schemas.microsoft.com/office/word/2018/wordml" xmlns:w16du="http://schemas.microsoft.com/office/word/2023/wordml/word16du" xmlns:w16sdtdh="http://schemas.microsoft.com/office/word/2020/wordml/sdtdatahash" xmlns:w16sdtfl="http://schemas.microsoft.com/office/word/2024/wordml/sdtformatlock" xmlns:w16se="http://schemas.microsoft.com/office/word/2015/wordml/symex" xmlns:wpg="http://schemas.microsoft.com/office/word/2010/wordprocessingGroup" xmlns:wpi="http://schemas.microsoft.com/office/word/2010/wordprocessingInk" xmlns:wne="http://schemas.microsoft.com/office/word/2006/wordml" xmlns:wps="http://schemas.microsoft.com/office/word/2010/wordprocessingShape" mc:Ignorable="w14 w15 w16se w16cid w16 w16cex w16sdtdh w16sdtfl w16du wp14">
   <w:body>
     <w:tbl>
       <w:tblPr>
@@ -26,7 +26,7 @@
             <w:alias w:val="CustomerAddress1"/>
             <w:tag w:val="#BC:InsertDataItem,DataItems/Header/CustomerAddress1"/>
             <w:id w:val="-1957244649"/>
-            <w:dataBinding w:prefixMappings="&lt;xmlns:ns0='urn:microsoft-dynamics-nav/reports/Standard_Sales_Invoice/1306/' " w:xpath="/ns0:NavWordReportXmlPart[1]/ns0:Header[1]/ns0:CustomerAddress1[1]" w:storeItemID="{00000000-0000-0000-0000-000000000000}"/>
+            <w:dataBinding w:prefixMappings="xmlns:ns0='urn:microsoft-dynamics-nav/reports/Standard_Sales_Invoice/1306/'" w:xpath="/ns0:NavWordReportXmlPart[1]/ns0:Header[1]/ns0:CustomerAddress1[1]" w:storeItemID="{00000000-0000-0000-0000-000000000000}"/>
             <w15:color w:val="808080"/>
             <w:text/>
           </w:sdtPr>
@@ -64,7 +64,7 @@
             <w:alias w:val="CompanyAddress1"/>
             <w:tag w:val="#BC:InsertDataItem,DataItems/Header/CompanyAddress1"/>
             <w:id w:val="-824585528"/>
-            <w:dataBinding w:prefixMappings="&lt;xmlns:ns0='urn:microsoft-dynamics-nav/reports/Standard_Sales_Invoice/1306/' " w:xpath="/ns0:NavWordReportXmlPart[1]/ns0:Header[1]/ns0:CompanyAddress1[1]" w:storeItemID="{00000000-0000-0000-0000-000000000000}"/>
+            <w:dataBinding w:prefixMappings="xmlns:ns0='urn:microsoft-dynamics-nav/reports/Standard_Sales_Invoice/1306/'" w:xpath="/ns0:NavWordReportXmlPart[1]/ns0:Header[1]/ns0:CompanyAddress1[1]" w:storeItemID="{00000000-0000-0000-0000-000000000000}"/>
             <w15:color w:val="808080"/>
             <w:text/>
           </w:sdtPr>
@@ -98,7 +98,7 @@
             <w:alias w:val="CustomerAddress2"/>
             <w:tag w:val="#BC:InsertDataItem,DataItems/Header/CustomerAddress2"/>
             <w:id w:val="-126319625"/>
-            <w:dataBinding w:prefixMappings="&lt;xmlns:ns0='urn:microsoft-dynamics-nav/reports/Standard_Sales_Invoice/1306/' " w:xpath="/ns0:NavWordReportXmlPart[1]/ns0:Header[1]/ns0:CustomerAddress2[1]" w:storeItemID="{00000000-0000-0000-0000-000000000000}"/>
+            <w:dataBinding w:prefixMappings="xmlns:ns0='urn:microsoft-dynamics-nav/reports/Standard_Sales_Invoice/1306/'" w:xpath="/ns0:NavWordReportXmlPart[1]/ns0:Header[1]/ns0:CustomerAddress2[1]" w:storeItemID="{00000000-0000-0000-0000-000000000000}"/>
             <w15:color w:val="808080"/>
             <w:text/>
           </w:sdtPr>
@@ -134,7 +134,7 @@
             <w:alias w:val="CompanyAddress2"/>
             <w:tag w:val="#BC:InsertDataItem,DataItems/Header/CompanyAddress2"/>
             <w:id w:val="-1956237181"/>
-            <w:dataBinding w:prefixMappings="&lt;xmlns:ns0='urn:microsoft-dynamics-nav/reports/Standard_Sales_Invoice/1306/' " w:xpath="/ns0:NavWordReportXmlPart[1]/ns0:Header[1]/ns0:CompanyAddress2[1]" w:storeItemID="{00000000-0000-0000-0000-000000000000}"/>
+            <w:dataBinding w:prefixMappings="xmlns:ns0='urn:microsoft-dynamics-nav/reports/Standard_Sales_Invoice/1306/'" w:xpath="/ns0:NavWordReportXmlPart[1]/ns0:Header[1]/ns0:CompanyAddress2[1]" w:storeItemID="{00000000-0000-0000-0000-000000000000}"/>
             <w15:color w:val="808080"/>
             <w:text/>
           </w:sdtPr>
@@ -166,7 +166,7 @@
             <w:alias w:val="CustomerAddress3"/>
             <w:tag w:val="#BC:InsertDataItem,DataItems/Header/CustomerAddress3"/>
             <w:id w:val="-1306083513"/>
-            <w:dataBinding w:prefixMappings="&lt;xmlns:ns0='urn:microsoft-dynamics-nav/reports/Standard_Sales_Invoice/1306/' " w:xpath="/ns0:NavWordReportXmlPart[1]/ns0:Header[1]/ns0:CustomerAddress3[1]" w:storeItemID="{00000000-0000-0000-0000-000000000000}"/>
+            <w:dataBinding w:prefixMappings="xmlns:ns0='urn:microsoft-dynamics-nav/reports/Standard_Sales_Invoice/1306/'" w:xpath="/ns0:NavWordReportXmlPart[1]/ns0:Header[1]/ns0:CustomerAddress3[1]" w:storeItemID="{00000000-0000-0000-0000-000000000000}"/>
             <w15:color w:val="808080"/>
             <w:text/>
           </w:sdtPr>
@@ -202,7 +202,7 @@
             <w:alias w:val="CompanyAddress3"/>
             <w:tag w:val="#BC:InsertDataItem,DataItems/Header/CompanyAddress3"/>
             <w:id w:val="-1596861910"/>
-            <w:dataBinding w:prefixMappings="&lt;xmlns:ns0='urn:microsoft-dynamics-nav/reports/Standard_Sales_Invoice/1306/' " w:xpath="/ns0:NavWordReportXmlPart[1]/ns0:Header[1]/ns0:CompanyAddress3[1]" w:storeItemID="{00000000-0000-0000-0000-000000000000}"/>
+            <w:dataBinding w:prefixMappings="xmlns:ns0='urn:microsoft-dynamics-nav/reports/Standard_Sales_Invoice/1306/'" w:xpath="/ns0:NavWordReportXmlPart[1]/ns0:Header[1]/ns0:CompanyAddress3[1]" w:storeItemID="{00000000-0000-0000-0000-000000000000}"/>
             <w15:color w:val="808080"/>
             <w:text/>
           </w:sdtPr>
@@ -234,7 +234,7 @@
             <w:alias w:val="CustomerAddress4"/>
             <w:tag w:val="#BC:InsertDataItem,DataItems/Header/CustomerAddress4"/>
             <w:id w:val="-620073109"/>
-            <w:dataBinding w:prefixMappings="&lt;xmlns:ns0='urn:microsoft-dynamics-nav/reports/Standard_Sales_Invoice/1306/' " w:xpath="/ns0:NavWordReportXmlPart[1]/ns0:Header[1]/ns0:CustomerAddress4[1]" w:storeItemID="{00000000-0000-0000-0000-000000000000}"/>
+            <w:dataBinding w:prefixMappings="xmlns:ns0='urn:microsoft-dynamics-nav/reports/Standard_Sales_Invoice/1306/'" w:xpath="/ns0:NavWordReportXmlPart[1]/ns0:Header[1]/ns0:CustomerAddress4[1]" w:storeItemID="{00000000-0000-0000-0000-000000000000}"/>
             <w15:color w:val="808080"/>
             <w:text/>
           </w:sdtPr>
@@ -270,7 +270,7 @@
             <w:alias w:val="CompanyAddress4"/>
             <w:tag w:val="#BC:InsertDataItem,DataItems/Header/CompanyAddress4"/>
             <w:id w:val="1616872066"/>
-            <w:dataBinding w:prefixMappings="&lt;xmlns:ns0='urn:microsoft-dynamics-nav/reports/Standard_Sales_Invoice/1306/' " w:xpath="/ns0:NavWordReportXmlPart[1]/ns0:Header[1]/ns0:CompanyAddress4[1]" w:storeItemID="{00000000-0000-0000-0000-000000000000}"/>
+            <w:dataBinding w:prefixMappings="xmlns:ns0='urn:microsoft-dynamics-nav/reports/Standard_Sales_Invoice/1306/'" w:xpath="/ns0:NavWordReportXmlPart[1]/ns0:Header[1]/ns0:CompanyAddress4[1]" w:storeItemID="{00000000-0000-0000-0000-000000000000}"/>
             <w15:color w:val="808080"/>
             <w:text/>
           </w:sdtPr>
@@ -302,7 +302,7 @@
             <w:alias w:val="CustomerAddress5"/>
             <w:tag w:val="#BC:InsertDataItem,DataItems/Header/CustomerAddress5"/>
             <w:id w:val="-356592489"/>
-            <w:dataBinding w:prefixMappings="&lt;xmlns:ns0='urn:microsoft-dynamics-nav/reports/Standard_Sales_Invoice/1306/' " w:xpath="/ns0:NavWordReportXmlPart[1]/ns0:Header[1]/ns0:CustomerAddress5[1]" w:storeItemID="{00000000-0000-0000-0000-000000000000}"/>
+            <w:dataBinding w:prefixMappings="xmlns:ns0='urn:microsoft-dynamics-nav/reports/Standard_Sales_Invoice/1306/'" w:xpath="/ns0:NavWordReportXmlPart[1]/ns0:Header[1]/ns0:CustomerAddress5[1]" w:storeItemID="{00000000-0000-0000-0000-000000000000}"/>
             <w15:color w:val="808080"/>
             <w:text/>
           </w:sdtPr>
@@ -338,7 +338,7 @@
             <w:alias w:val="CompanyAddress5"/>
             <w:tag w:val="#BC:InsertDataItem,DataItems/Header/CompanyAddress5"/>
             <w:id w:val="-625539781"/>
-            <w:dataBinding w:prefixMappings="&lt;xmlns:ns0='urn:microsoft-dynamics-nav/reports/Standard_Sales_Invoice/1306/' " w:xpath="/ns0:NavWordReportXmlPart[1]/ns0:Header[1]/ns0:CompanyAddress5[1]" w:storeItemID="{00000000-0000-0000-0000-000000000000}"/>
+            <w:dataBinding w:prefixMappings="xmlns:ns0='urn:microsoft-dynamics-nav/reports/Standard_Sales_Invoice/1306/'" w:xpath="/ns0:NavWordReportXmlPart[1]/ns0:Header[1]/ns0:CompanyAddress5[1]" w:storeItemID="{00000000-0000-0000-0000-000000000000}"/>
             <w15:color w:val="808080"/>
             <w:text/>
           </w:sdtPr>
@@ -379,7 +379,7 @@
                 <w:alias w:val="CustomerAddress6"/>
                 <w:tag w:val="#BC:InsertDataItem,DataItems/Header/CustomerAddress6"/>
                 <w:id w:val="-2000036813"/>
-                <w:dataBinding w:prefixMappings="&lt;xmlns:ns0='urn:microsoft-dynamics-nav/reports/Standard_Sales_Invoice/1306/' " w:xpath="/ns0:NavWordReportXmlPart[1]/ns0:Header[1]/ns0:CustomerAddress6[1]" w:storeItemID="{00000000-0000-0000-0000-000000000000}"/>
+                <w:dataBinding w:prefixMappings="xmlns:ns0='urn:microsoft-dynamics-nav/reports/Standard_Sales_Invoice/1306/'" w:xpath="/ns0:NavWordReportXmlPart[1]/ns0:Header[1]/ns0:CustomerAddress6[1]" w:storeItemID="{00000000-0000-0000-0000-000000000000}"/>
                 <w15:color w:val="808080"/>
                 <w:text/>
               </w:sdtPr>
@@ -406,7 +406,7 @@
             <w:alias w:val="CompanyAddress6"/>
             <w:tag w:val="#BC:InsertDataItem,DataItems/Header/CompanyAddress6"/>
             <w:id w:val="-950550724"/>
-            <w:dataBinding w:prefixMappings="&lt;xmlns:ns0='urn:microsoft-dynamics-nav/reports/Standard_Sales_Invoice/1306/' " w:xpath="/ns0:NavWordReportXmlPart[1]/ns0:Header[1]/ns0:CompanyAddress6[1]" w:storeItemID="{00000000-0000-0000-0000-000000000000}"/>
+            <w:dataBinding w:prefixMappings="xmlns:ns0='urn:microsoft-dynamics-nav/reports/Standard_Sales_Invoice/1306/'" w:xpath="/ns0:NavWordReportXmlPart[1]/ns0:Header[1]/ns0:CompanyAddress6[1]" w:storeItemID="{00000000-0000-0000-0000-000000000000}"/>
             <w15:color w:val="808080"/>
             <w:text/>
           </w:sdtPr>
@@ -438,7 +438,7 @@
             <w:alias w:val="CustomerAddress7"/>
             <w:tag w:val="#BC:InsertDataItem,DataItems/Header/CustomerAddress7"/>
             <w:id w:val="-1456395504"/>
-            <w:dataBinding w:prefixMappings="&lt;xmlns:ns0='urn:microsoft-dynamics-nav/reports/Standard_Sales_Invoice/1306/' " w:xpath="/ns0:NavWordReportXmlPart[1]/ns0:Header[1]/ns0:CustomerAddress7[1]" w:storeItemID="{00000000-0000-0000-0000-000000000000}"/>
+            <w:dataBinding w:prefixMappings="xmlns:ns0='urn:microsoft-dynamics-nav/reports/Standard_Sales_Invoice/1306/'" w:xpath="/ns0:NavWordReportXmlPart[1]/ns0:Header[1]/ns0:CustomerAddress7[1]" w:storeItemID="{00000000-0000-0000-0000-000000000000}"/>
             <w15:color w:val="808080"/>
             <w:text/>
           </w:sdtPr>
@@ -473,7 +473,7 @@
             <w:alias w:val="CompanyLegalOffice_Lbl"/>
             <w:tag w:val="#BC:InsertDataItem,DataItems/Header/CompanyLegalOffice_Lbl"/>
             <w:id w:val="-1388795315"/>
-            <w:dataBinding w:prefixMappings="&lt;xmlns:ns0='urn:microsoft-dynamics-nav/reports/Standard_Sales_Invoice/1306/' " w:xpath="/ns0:NavWordReportXmlPart[1]/ns0:Header[1]/ns0:CompanyLegalOffice_Lbl[1]" w:storeItemID="{00000000-0000-0000-0000-000000000000}"/>
+            <w:dataBinding w:prefixMappings="xmlns:ns0='urn:microsoft-dynamics-nav/reports/Standard_Sales_Invoice/1306/'" w:xpath="/ns0:NavWordReportXmlPart[1]/ns0:Header[1]/ns0:CompanyLegalOffice_Lbl[1]" w:storeItemID="{00000000-0000-0000-0000-000000000000}"/>
             <w15:color w:val="808080"/>
             <w:text/>
           </w:sdtPr>
@@ -507,7 +507,7 @@
             <w:alias w:val="CustomerAddress8"/>
             <w:tag w:val="#BC:InsertDataItem,DataItems/Header/CustomerAddress8"/>
             <w:id w:val="-718439385"/>
-            <w:dataBinding w:prefixMappings="&lt;xmlns:ns0='urn:microsoft-dynamics-nav/reports/Standard_Sales_Invoice/1306/' " w:xpath="/ns0:NavWordReportXmlPart[1]/ns0:Header[1]/ns0:CustomerAddress8[1]" w:storeItemID="{00000000-0000-0000-0000-000000000000}"/>
+            <w:dataBinding w:prefixMappings="xmlns:ns0='urn:microsoft-dynamics-nav/reports/Standard_Sales_Invoice/1306/'" w:xpath="/ns0:NavWordReportXmlPart[1]/ns0:Header[1]/ns0:CustomerAddress8[1]" w:storeItemID="{00000000-0000-0000-0000-000000000000}"/>
             <w15:color w:val="808080"/>
             <w:text/>
           </w:sdtPr>
@@ -542,7 +542,7 @@
             <w:alias w:val="CompanyLegalOffice"/>
             <w:tag w:val="#BC:InsertDataItem,DataItems/Header/CompanyLegalOffice"/>
             <w:id w:val="-468984459"/>
-            <w:dataBinding w:prefixMappings="&lt;xmlns:ns0='urn:microsoft-dynamics-nav/reports/Standard_Sales_Invoice/1306/' " w:xpath="/ns0:NavWordReportXmlPart[1]/ns0:Header[1]/ns0:CompanyLegalOffice[1]" w:storeItemID="{00000000-0000-0000-0000-000000000000}"/>
+            <w:dataBinding w:prefixMappings="xmlns:ns0='urn:microsoft-dynamics-nav/reports/Standard_Sales_Invoice/1306/'" w:xpath="/ns0:NavWordReportXmlPart[1]/ns0:Header[1]/ns0:CompanyLegalOffice[1]" w:storeItemID="{00000000-0000-0000-0000-000000000000}"/>
             <w15:color w:val="808080"/>
             <w:text/>
           </w:sdtPr>
@@ -665,7 +665,7 @@
             <w:alias w:val="YourReference_Lbl"/>
             <w:tag w:val="#BC:InsertDataItem,DataItems/Header/YourReference_Lbl"/>
             <w:id w:val="-2073100050"/>
-            <w:dataBinding w:prefixMappings="&lt;xmlns:ns0='urn:microsoft-dynamics-nav/reports/Standard_Sales_Invoice/1306/' " w:xpath="/ns0:NavWordReportXmlPart[1]/ns0:Header[1]/ns0:YourReference_Lbl[1]" w:storeItemID="{00000000-0000-0000-0000-000000000000}"/>
+            <w:dataBinding w:prefixMappings="xmlns:ns0='urn:microsoft-dynamics-nav/reports/Standard_Sales_Invoice/1306/'" w:xpath="/ns0:NavWordReportXmlPart[1]/ns0:Header[1]/ns0:YourReference_Lbl[1]" w:storeItemID="{00000000-0000-0000-0000-000000000000}"/>
             <w15:color w:val="808080"/>
             <w:text/>
           </w:sdtPr>
@@ -693,7 +693,7 @@
             <w:alias w:val="SalesPersonBlank_Lbl"/>
             <w:tag w:val="#BC:InsertDataItem,DataItems/Header/SalesPersonBlank_Lbl"/>
             <w:id w:val="-491714719"/>
-            <w:dataBinding w:prefixMappings="&lt;xmlns:ns0='urn:microsoft-dynamics-nav/reports/Standard_Sales_Invoice/1306/' " w:xpath="/ns0:NavWordReportXmlPart[1]/ns0:Header[1]/ns0:SalesPersonBlank_Lbl[1]" w:storeItemID="{00000000-0000-0000-0000-000000000000}"/>
+            <w:dataBinding w:prefixMappings="xmlns:ns0='urn:microsoft-dynamics-nav/reports/Standard_Sales_Invoice/1306/'" w:xpath="/ns0:NavWordReportXmlPart[1]/ns0:Header[1]/ns0:SalesPersonBlank_Lbl[1]" w:storeItemID="{00000000-0000-0000-0000-000000000000}"/>
             <w15:color w:val="808080"/>
             <w:text/>
           </w:sdtPr>
@@ -785,7 +785,7 @@
             <w:alias w:val="YourReference"/>
             <w:tag w:val="#BC:InsertDataItem,DataItems/Header/YourReference"/>
             <w:id w:val="382140196"/>
-            <w:dataBinding w:prefixMappings="&lt;xmlns:ns0='urn:microsoft-dynamics-nav/reports/Standard_Sales_Invoice/1306/' " w:xpath="/ns0:NavWordReportXmlPart[1]/ns0:Header[1]/ns0:YourReference[1]" w:storeItemID="{00000000-0000-0000-0000-000000000000}"/>
+            <w:dataBinding w:prefixMappings="xmlns:ns0='urn:microsoft-dynamics-nav/reports/Standard_Sales_Invoice/1306/'" w:xpath="/ns0:NavWordReportXmlPart[1]/ns0:Header[1]/ns0:YourReference[1]" w:storeItemID="{00000000-0000-0000-0000-000000000000}"/>
             <w15:color w:val="808080"/>
             <w:text/>
           </w:sdtPr>
@@ -812,7 +812,7 @@
             <w:alias w:val="SalesPersonName"/>
             <w:tag w:val="#BC:InsertDataItem,DataItems/Header/SalesPersonName"/>
             <w:id w:val="1803116975"/>
-            <w:dataBinding w:prefixMappings="&lt;xmlns:ns0='urn:microsoft-dynamics-nav/reports/Standard_Sales_Invoice/1306/' " w:xpath="/ns0:NavWordReportXmlPart[1]/ns0:Header[1]/ns0:SalesPersonName[1]" w:storeItemID="{00000000-0000-0000-0000-000000000000}"/>
+            <w:dataBinding w:prefixMappings="xmlns:ns0='urn:microsoft-dynamics-nav/reports/Standard_Sales_Invoice/1306/'" w:xpath="/ns0:NavWordReportXmlPart[1]/ns0:Header[1]/ns0:SalesPersonName[1]" w:storeItemID="{00000000-0000-0000-0000-000000000000}"/>
             <w15:color w:val="808080"/>
             <w:text/>
           </w:sdtPr>
@@ -891,7 +891,7 @@
             <w:alias w:val="DueDate_Lbl"/>
             <w:tag w:val="#BC:InsertDataItem,DataItems/Header/DueDate_Lbl"/>
             <w:id w:val="1797261682"/>
-            <w:dataBinding w:prefixMappings="&lt;xmlns:ns0='urn:microsoft-dynamics-nav/reports/Standard_Sales_Invoice/1306/' " w:xpath="/ns0:NavWordReportXmlPart[1]/ns0:Header[1]/ns0:DueDate_Lbl[1]" w:storeItemID="{00000000-0000-0000-0000-000000000000}"/>
+            <w:dataBinding w:prefixMappings="xmlns:ns0='urn:microsoft-dynamics-nav/reports/Standard_Sales_Invoice/1306/'" w:xpath="/ns0:NavWordReportXmlPart[1]/ns0:Header[1]/ns0:DueDate_Lbl[1]" w:storeItemID="{00000000-0000-0000-0000-000000000000}"/>
             <w15:color w:val="808080"/>
             <w:text/>
           </w:sdtPr>
@@ -919,7 +919,7 @@
             <w:alias w:val="PaymentTermsDescription_Lbl"/>
             <w:tag w:val="#BC:InsertDataItem,DataItems/Header/PaymentTermsDescription_Lbl"/>
             <w:id w:val="-1474595429"/>
-            <w:dataBinding w:prefixMappings="&lt;xmlns:ns0='urn:microsoft-dynamics-nav/reports/Standard_Sales_Invoice/1306/' " w:xpath="/ns0:NavWordReportXmlPart[1]/ns0:Header[1]/ns0:PaymentTermsDescription_Lbl[1]" w:storeItemID="{00000000-0000-0000-0000-000000000000}"/>
+            <w:dataBinding w:prefixMappings="xmlns:ns0='urn:microsoft-dynamics-nav/reports/Standard_Sales_Invoice/1306/'" w:xpath="/ns0:NavWordReportXmlPart[1]/ns0:Header[1]/ns0:PaymentTermsDescription_Lbl[1]" w:storeItemID="{00000000-0000-0000-0000-000000000000}"/>
             <w15:color w:val="808080"/>
             <w:text/>
           </w:sdtPr>
@@ -947,7 +947,7 @@
             <w:alias w:val="OrderNo_Lbl"/>
             <w:tag w:val="#BC:InsertDataItem,DataItems/Header/OrderNo_Lbl"/>
             <w:id w:val="644081395"/>
-            <w:dataBinding w:prefixMappings="&lt;xmlns:ns0='urn:microsoft-dynamics-nav/reports/Standard_Sales_Invoice/1306/' " w:xpath="/ns0:NavWordReportXmlPart[1]/ns0:Header[1]/ns0:OrderNo_Lbl[1]" w:storeItemID="{00000000-0000-0000-0000-000000000000}"/>
+            <w:dataBinding w:prefixMappings="xmlns:ns0='urn:microsoft-dynamics-nav/reports/Standard_Sales_Invoice/1306/'" w:xpath="/ns0:NavWordReportXmlPart[1]/ns0:Header[1]/ns0:OrderNo_Lbl[1]" w:storeItemID="{00000000-0000-0000-0000-000000000000}"/>
             <w15:color w:val="808080"/>
             <w:text/>
           </w:sdtPr>
@@ -975,7 +975,7 @@
             <w:alias w:val="ShipmentMethodDescription_Lbl"/>
             <w:tag w:val="#BC:InsertDataItem,DataItems/Header/ShipmentMethodDescription_Lbl"/>
             <w:id w:val="1677304632"/>
-            <w:dataBinding w:prefixMappings="&lt;xmlns:ns0='urn:microsoft-dynamics-nav/reports/Standard_Sales_Invoice/1306/' " w:xpath="/ns0:NavWordReportXmlPart[1]/ns0:Header[1]/ns0:ShipmentMethodDescription_Lbl[1]" w:storeItemID="{00000000-0000-0000-0000-000000000000}"/>
+            <w:dataBinding w:prefixMappings="xmlns:ns0='urn:microsoft-dynamics-nav/reports/Standard_Sales_Invoice/1306/'" w:xpath="/ns0:NavWordReportXmlPart[1]/ns0:Header[1]/ns0:ShipmentMethodDescription_Lbl[1]" w:storeItemID="{00000000-0000-0000-0000-000000000000}"/>
             <w15:color w:val="808080"/>
             <w:text/>
           </w:sdtPr>
@@ -1009,7 +1009,7 @@
             <w:alias w:val="DueDate"/>
             <w:tag w:val="#BC:InsertDataItem,DataItems/Header/DueDate"/>
             <w:id w:val="-1145120984"/>
-            <w:dataBinding w:prefixMappings="&lt;xmlns:ns0='urn:microsoft-dynamics-nav/reports/Standard_Sales_Invoice/1306/' " w:xpath="/ns0:NavWordReportXmlPart[1]/ns0:Header[1]/ns0:DueDate[1]" w:storeItemID="{00000000-0000-0000-0000-000000000000}"/>
+            <w:dataBinding w:prefixMappings="xmlns:ns0='urn:microsoft-dynamics-nav/reports/Standard_Sales_Invoice/1306/'" w:xpath="/ns0:NavWordReportXmlPart[1]/ns0:Header[1]/ns0:DueDate[1]" w:storeItemID="{00000000-0000-0000-0000-000000000000}"/>
             <w15:color w:val="808080"/>
             <w:text/>
           </w:sdtPr>
@@ -1036,7 +1036,7 @@
             <w:alias w:val="PaymentTermsDescription"/>
             <w:tag w:val="#BC:InsertDataItem,DataItems/Header/PaymentTermsDescription"/>
             <w:id w:val="-1835443458"/>
-            <w:dataBinding w:prefixMappings="&lt;xmlns:ns0='urn:microsoft-dynamics-nav/reports/Standard_Sales_Invoice/1306/' " w:xpath="/ns0:NavWordReportXmlPart[1]/ns0:Header[1]/ns0:PaymentTermsDescription[1]" w:storeItemID="{00000000-0000-0000-0000-000000000000}"/>
+            <w:dataBinding w:prefixMappings="xmlns:ns0='urn:microsoft-dynamics-nav/reports/Standard_Sales_Invoice/1306/'" w:xpath="/ns0:NavWordReportXmlPart[1]/ns0:Header[1]/ns0:PaymentTermsDescription[1]" w:storeItemID="{00000000-0000-0000-0000-000000000000}"/>
             <w15:color w:val="808080"/>
             <w:text/>
           </w:sdtPr>
@@ -1063,7 +1063,7 @@
             <w:alias w:val="OrderNo"/>
             <w:tag w:val="#BC:InsertDataItem,DataItems/Header/OrderNo"/>
             <w:id w:val="-2059380564"/>
-            <w:dataBinding w:prefixMappings="&lt;xmlns:ns0='urn:microsoft-dynamics-nav/reports/Standard_Sales_Invoice/1306/' " w:xpath="/ns0:NavWordReportXmlPart[1]/ns0:Header[1]/ns0:OrderNo[1]" w:storeItemID="{00000000-0000-0000-0000-000000000000}"/>
+            <w:dataBinding w:prefixMappings="xmlns:ns0='urn:microsoft-dynamics-nav/reports/Standard_Sales_Invoice/1306/'" w:xpath="/ns0:NavWordReportXmlPart[1]/ns0:Header[1]/ns0:OrderNo[1]" w:storeItemID="{00000000-0000-0000-0000-000000000000}"/>
             <w15:color w:val="808080"/>
             <w:text/>
           </w:sdtPr>
@@ -1090,7 +1090,7 @@
             <w:alias w:val="ShipmentMethodDescription"/>
             <w:tag w:val="#BC:InsertDataItem,DataItems/Header/ShipmentMethodDescription"/>
             <w:id w:val="226030626"/>
-            <w:dataBinding w:prefixMappings="&lt;xmlns:ns0='urn:microsoft-dynamics-nav/reports/Standard_Sales_Invoice/1306/' " w:xpath="/ns0:NavWordReportXmlPart[1]/ns0:Header[1]/ns0:ShipmentMethodDescription[1]" w:storeItemID="{00000000-0000-0000-0000-000000000000}"/>
+            <w:dataBinding w:prefixMappings="xmlns:ns0='urn:microsoft-dynamics-nav/reports/Standard_Sales_Invoice/1306/'" w:xpath="/ns0:NavWordReportXmlPart[1]/ns0:Header[1]/ns0:ShipmentMethodDescription[1]" w:storeItemID="{00000000-0000-0000-0000-000000000000}"/>
             <w15:color w:val="808080"/>
             <w:text/>
           </w:sdtPr>
@@ -1169,7 +1169,7 @@
             <w:alias w:val="PaymentMethodDescription_Lbl"/>
             <w:tag w:val="#BC:InsertDataItem,DataItems/Header/PaymentMethodDescription_Lbl"/>
             <w:id w:val="265119075"/>
-            <w:dataBinding w:prefixMappings="&lt;xmlns:ns0='urn:microsoft-dynamics-nav/reports/Standard_Sales_Invoice/1306/' " w:xpath="/ns0:NavWordReportXmlPart[1]/ns0:Header[1]/ns0:PaymentMethodDescription_Lbl[1]" w:storeItemID="{00000000-0000-0000-0000-000000000000}"/>
+            <w:dataBinding w:prefixMappings="xmlns:ns0='urn:microsoft-dynamics-nav/reports/Standard_Sales_Invoice/1306/'" w:xpath="/ns0:NavWordReportXmlPart[1]/ns0:Header[1]/ns0:PaymentMethodDescription_Lbl[1]" w:storeItemID="{00000000-0000-0000-0000-000000000000}"/>
             <w15:color w:val="808080"/>
             <w:text/>
           </w:sdtPr>
@@ -1197,7 +1197,7 @@
             <w:alias w:val="PaymentReference_Lbl"/>
             <w:tag w:val="#BC:InsertDataItem,DataItems/Header/PaymentReference_Lbl"/>
             <w:id w:val="-324365643"/>
-            <w:dataBinding w:prefixMappings="&lt;xmlns:ns0='urn:microsoft-dynamics-nav/reports/Standard_Sales_Invoice/1306/' " w:xpath="/ns0:NavWordReportXmlPart[1]/ns0:Header[1]/ns0:PaymentReference_Lbl[1]" w:storeItemID="{00000000-0000-0000-0000-000000000000}"/>
+            <w:dataBinding w:prefixMappings="xmlns:ns0='urn:microsoft-dynamics-nav/reports/Standard_Sales_Invoice/1306/'" w:xpath="/ns0:NavWordReportXmlPart[1]/ns0:Header[1]/ns0:PaymentReference_Lbl[1]" w:storeItemID="{00000000-0000-0000-0000-000000000000}"/>
             <w15:color w:val="808080"/>
             <w:text/>
           </w:sdtPr>
@@ -1225,7 +1225,7 @@
             <w:alias w:val="ShippingAgentCode_Lbl"/>
             <w:tag w:val="#BC:InsertDataItem,DataItems/Header/ShippingAgentCode_Lbl"/>
             <w:id w:val="264739809"/>
-            <w:dataBinding w:prefixMappings="&lt;xmlns:ns0='urn:microsoft-dynamics-nav/reports/Standard_Sales_Invoice/1306/' " w:xpath="/ns0:NavWordReportXmlPart[1]/ns0:Header[1]/ns0:ShippingAgentCode_Lbl[1]" w:storeItemID="{00000000-0000-0000-0000-000000000000}"/>
+            <w:dataBinding w:prefixMappings="xmlns:ns0='urn:microsoft-dynamics-nav/reports/Standard_Sales_Invoice/1306/'" w:xpath="/ns0:NavWordReportXmlPart[1]/ns0:Header[1]/ns0:ShippingAgentCode_Lbl[1]" w:storeItemID="{00000000-0000-0000-0000-000000000000}"/>
             <w15:color w:val="808080"/>
             <w:text/>
           </w:sdtPr>
@@ -1253,7 +1253,7 @@
             <w:alias w:val="PackageTrackingNo_Lbl"/>
             <w:tag w:val="#BC:InsertDataItem,DataItems/Header/PackageTrackingNo_Lbl"/>
             <w:id w:val="1439096553"/>
-            <w:dataBinding w:prefixMappings="&lt;xmlns:ns0='urn:microsoft-dynamics-nav/reports/Standard_Sales_Invoice/1306/' " w:xpath="/ns0:NavWordReportXmlPart[1]/ns0:Header[1]/ns0:PackageTrackingNo_Lbl[1]" w:storeItemID="{00000000-0000-0000-0000-000000000000}"/>
+            <w:dataBinding w:prefixMappings="xmlns:ns0='urn:microsoft-dynamics-nav/reports/Standard_Sales_Invoice/1306/'" w:xpath="/ns0:NavWordReportXmlPart[1]/ns0:Header[1]/ns0:PackageTrackingNo_Lbl[1]" w:storeItemID="{00000000-0000-0000-0000-000000000000}"/>
             <w15:color w:val="808080"/>
             <w:text/>
           </w:sdtPr>
@@ -1287,7 +1287,7 @@
             <w:alias w:val="PaymentMethodDescription"/>
             <w:tag w:val="#BC:InsertDataItem,DataItems/Header/PaymentMethodDescription"/>
             <w:id w:val="873742447"/>
-            <w:dataBinding w:prefixMappings="&lt;xmlns:ns0='urn:microsoft-dynamics-nav/reports/Standard_Sales_Invoice/1306/' " w:xpath="/ns0:NavWordReportXmlPart[1]/ns0:Header[1]/ns0:PaymentMethodDescription[1]" w:storeItemID="{00000000-0000-0000-0000-000000000000}"/>
+            <w:dataBinding w:prefixMappings="xmlns:ns0='urn:microsoft-dynamics-nav/reports/Standard_Sales_Invoice/1306/'" w:xpath="/ns0:NavWordReportXmlPart[1]/ns0:Header[1]/ns0:PaymentMethodDescription[1]" w:storeItemID="{00000000-0000-0000-0000-000000000000}"/>
             <w15:color w:val="808080"/>
             <w:text/>
           </w:sdtPr>
@@ -1314,7 +1314,7 @@
             <w:alias w:val="PaymentReference"/>
             <w:tag w:val="#BC:InsertDataItem,DataItems/Header/PaymentReference"/>
             <w:id w:val="890771883"/>
-            <w:dataBinding w:prefixMappings="&lt;xmlns:ns0='urn:microsoft-dynamics-nav/reports/Standard_Sales_Invoice/1306/' " w:xpath="/ns0:NavWordReportXmlPart[1]/ns0:Header[1]/ns0:PaymentReference[1]" w:storeItemID="{00000000-0000-0000-0000-000000000000}"/>
+            <w:dataBinding w:prefixMappings="xmlns:ns0='urn:microsoft-dynamics-nav/reports/Standard_Sales_Invoice/1306/'" w:xpath="/ns0:NavWordReportXmlPart[1]/ns0:Header[1]/ns0:PaymentReference[1]" w:storeItemID="{00000000-0000-0000-0000-000000000000}"/>
             <w15:color w:val="808080"/>
             <w:text/>
           </w:sdtPr>
@@ -1341,7 +1341,7 @@
             <w:alias w:val="ShippingAgentCode"/>
             <w:tag w:val="#BC:InsertDataItem,DataItems/Header/ShippingAgentCode"/>
             <w:id w:val="-557937774"/>
-            <w:dataBinding w:prefixMappings="&lt;xmlns:ns0='urn:microsoft-dynamics-nav/reports/Standard_Sales_Invoice/1306/' " w:xpath="/ns0:NavWordReportXmlPart[1]/ns0:Header[1]/ns0:ShippingAgentCode[1]" w:storeItemID="{00000000-0000-0000-0000-000000000000}"/>
+            <w:dataBinding w:prefixMappings="xmlns:ns0='urn:microsoft-dynamics-nav/reports/Standard_Sales_Invoice/1306/'" w:xpath="/ns0:NavWordReportXmlPart[1]/ns0:Header[1]/ns0:ShippingAgentCode[1]" w:storeItemID="{00000000-0000-0000-0000-000000000000}"/>
             <w15:color w:val="808080"/>
             <w:text/>
           </w:sdtPr>
@@ -1368,7 +1368,7 @@
             <w:alias w:val="PackageTrackingNo"/>
             <w:tag w:val="#BC:InsertDataItem,DataItems/Header/PackageTrackingNo"/>
             <w:id w:val="-949541930"/>
-            <w:dataBinding w:prefixMappings="&lt;xmlns:ns0='urn:microsoft-dynamics-nav/reports/Standard_Sales_Invoice/1306/' " w:xpath="/ns0:NavWordReportXmlPart[1]/ns0:Header[1]/ns0:PackageTrackingNo[1]" w:storeItemID="{00000000-0000-0000-0000-000000000000}"/>
+            <w:dataBinding w:prefixMappings="xmlns:ns0='urn:microsoft-dynamics-nav/reports/Standard_Sales_Invoice/1306/'" w:xpath="/ns0:NavWordReportXmlPart[1]/ns0:Header[1]/ns0:PackageTrackingNo[1]" w:storeItemID="{00000000-0000-0000-0000-000000000000}"/>
             <w15:color w:val="808080"/>
             <w:text/>
           </w:sdtPr>
@@ -1450,7 +1450,7 @@
             <w:alias w:val="JobNo_Lbl"/>
             <w:tag w:val="#BC:InsertDataItem,DataItems/Header/Line/JobNo_Lbl"/>
             <w:id w:val="-192622199"/>
-            <w:dataBinding w:prefixMappings="&lt;xmlns:ns0='urn:microsoft-dynamics-nav/reports/Standard_Sales_Invoice/1306/' " w:xpath="/ns0:NavWordReportXmlPart[1]/ns0:Header[1]/ns0:Line[1]/ns0:JobNo_Lbl[1]" w:storeItemID="{00000000-0000-0000-0000-000000000000}"/>
+            <w:dataBinding w:prefixMappings="xmlns:ns0='urn:microsoft-dynamics-nav/reports/Standard_Sales_Invoice/1306/'" w:xpath="/ns0:NavWordReportXmlPart[1]/ns0:Header[1]/ns0:Line[1]/ns0:JobNo_Lbl[1]" w:storeItemID="{00000000-0000-0000-0000-000000000000}"/>
             <w15:color w:val="808080"/>
             <w:text/>
           </w:sdtPr>
@@ -1517,7 +1517,7 @@
             <w:alias w:val="JobNo"/>
             <w:tag w:val="#BC:InsertDataItem,DataItems/Header/Line/JobNo"/>
             <w:id w:val="231660892"/>
-            <w:dataBinding w:prefixMappings="&lt;xmlns:ns0='urn:microsoft-dynamics-nav/reports/Standard_Sales_Invoice/1306/' " w:xpath="/ns0:NavWordReportXmlPart[1]/ns0:Header[1]/ns0:Line[1]/ns0:JobNo[1]" w:storeItemID="{00000000-0000-0000-0000-000000000000}"/>
+            <w:dataBinding w:prefixMappings="xmlns:ns0='urn:microsoft-dynamics-nav/reports/Standard_Sales_Invoice/1306/'" w:xpath="/ns0:NavWordReportXmlPart[1]/ns0:Header[1]/ns0:Line[1]/ns0:JobNo[1]" w:storeItemID="{00000000-0000-0000-0000-000000000000}"/>
             <w15:color w:val="808080"/>
             <w:text/>
           </w:sdtPr>
@@ -1621,7 +1621,7 @@
               <w:alias w:val="ItemNo_Line_Lbl"/>
               <w:tag w:val="#BC:InsertDataItem,DataItems/Header/Line/ItemNo_Line_Lbl"/>
               <w:id w:val="2050642905"/>
-              <w:dataBinding w:prefixMappings="&lt;xmlns:ns0='urn:microsoft-dynamics-nav/reports/Standard_Sales_Invoice/1306/' " w:xpath="/ns0:NavWordReportXmlPart[1]/ns0:Header[1]/ns0:Line[1]/ns0:ItemNo_Line_Lbl[1]" w:storeItemID="{00000000-0000-0000-0000-000000000000}"/>
+              <w:dataBinding w:prefixMappings="xmlns:ns0='urn:microsoft-dynamics-nav/reports/Standard_Sales_Invoice/1306/'" w:xpath="/ns0:NavWordReportXmlPart[1]/ns0:Header[1]/ns0:Line[1]/ns0:ItemNo_Line_Lbl[1]" w:storeItemID="{00000000-0000-0000-0000-000000000000}"/>
               <w15:color w:val="808080"/>
               <w:text/>
             </w:sdtPr>
@@ -1644,7 +1644,7 @@
             <w:alias w:val="Description_Line_Lbl"/>
             <w:tag w:val="#BC:InsertDataItem,DataItems/Header/Line/Description_Line_Lbl"/>
             <w:id w:val="55748171"/>
-            <w:dataBinding w:prefixMappings="&lt;xmlns:ns0='urn:microsoft-dynamics-nav/reports/Standard_Sales_Invoice/1306/' " w:xpath="/ns0:NavWordReportXmlPart[1]/ns0:Header[1]/ns0:Line[1]/ns0:Description_Line_Lbl[1]" w:storeItemID="{00000000-0000-0000-0000-000000000000}"/>
+            <w:dataBinding w:prefixMappings="xmlns:ns0='urn:microsoft-dynamics-nav/reports/Standard_Sales_Invoice/1306/'" w:xpath="/ns0:NavWordReportXmlPart[1]/ns0:Header[1]/ns0:Line[1]/ns0:Description_Line_Lbl[1]" w:storeItemID="{00000000-0000-0000-0000-000000000000}"/>
             <w15:color w:val="808080"/>
             <w:text/>
           </w:sdtPr>
@@ -1671,7 +1671,7 @@
             <w:alias w:val="ShipmentDate_Line_Lbl"/>
             <w:tag w:val="#BC:InsertDataItem,DataItems/Header/Line/ShipmentDate_Line_Lbl"/>
             <w:id w:val="-809709913"/>
-            <w:dataBinding w:prefixMappings="&lt;xmlns:ns0='urn:microsoft-dynamics-nav/reports/Standard_Sales_Invoice/1306/' " w:xpath="/ns0:NavWordReportXmlPart[1]/ns0:Header[1]/ns0:Line[1]/ns0:ShipmentDate_Line_Lbl[1]" w:storeItemID="{00000000-0000-0000-0000-000000000000}"/>
+            <w:dataBinding w:prefixMappings="xmlns:ns0='urn:microsoft-dynamics-nav/reports/Standard_Sales_Invoice/1306/'" w:xpath="/ns0:NavWordReportXmlPart[1]/ns0:Header[1]/ns0:Line[1]/ns0:ShipmentDate_Line_Lbl[1]" w:storeItemID="{00000000-0000-0000-0000-000000000000}"/>
             <w15:color w:val="808080"/>
             <w:text/>
           </w:sdtPr>
@@ -1698,7 +1698,7 @@
             <w:alias w:val="Quantity_Line_Lbl"/>
             <w:tag w:val="#BC:InsertDataItem,DataItems/Header/Line/Quantity_Line_Lbl"/>
             <w:id w:val="-278416351"/>
-            <w:dataBinding w:prefixMappings="&lt;xmlns:ns0='urn:microsoft-dynamics-nav/reports/Standard_Sales_Invoice/1306/' " w:xpath="/ns0:NavWordReportXmlPart[1]/ns0:Header[1]/ns0:Line[1]/ns0:Quantity_Line_Lbl[1]" w:storeItemID="{00000000-0000-0000-0000-000000000000}"/>
+            <w:dataBinding w:prefixMappings="xmlns:ns0='urn:microsoft-dynamics-nav/reports/Standard_Sales_Invoice/1306/'" w:xpath="/ns0:NavWordReportXmlPart[1]/ns0:Header[1]/ns0:Line[1]/ns0:Quantity_Line_Lbl[1]" w:storeItemID="{00000000-0000-0000-0000-000000000000}"/>
             <w15:color w:val="808080"/>
             <w:text/>
           </w:sdtPr>
@@ -1726,7 +1726,7 @@
             <w:alias w:val="UnitPrice_Lbl"/>
             <w:tag w:val="#BC:InsertDataItem,DataItems/Header/Line/UnitPrice_Lbl"/>
             <w:id w:val="-1044597726"/>
-            <w:dataBinding w:prefixMappings="&lt;xmlns:ns0='urn:microsoft-dynamics-nav/reports/Standard_Sales_Invoice/1306/' " w:xpath="/ns0:NavWordReportXmlPart[1]/ns0:Header[1]/ns0:Line[1]/ns0:UnitPrice_Lbl[1]" w:storeItemID="{00000000-0000-0000-0000-000000000000}"/>
+            <w:dataBinding w:prefixMappings="xmlns:ns0='urn:microsoft-dynamics-nav/reports/Standard_Sales_Invoice/1306/'" w:xpath="/ns0:NavWordReportXmlPart[1]/ns0:Header[1]/ns0:Line[1]/ns0:UnitPrice_Lbl[1]" w:storeItemID="{00000000-0000-0000-0000-000000000000}"/>
             <w15:color w:val="808080"/>
             <w:text/>
           </w:sdtPr>
@@ -1757,7 +1757,7 @@
             <w:placeholder>
               <w:docPart w:val="DefaultPlaceholder_-1854013440"/>
             </w:placeholder>
-            <w:dataBinding w:prefixMappings="&lt;xmlns:ns0='urn:microsoft-dynamics-nav/reports/Standard_Sales_Invoice/1306/' " w:xpath="/ns0:NavWordReportXmlPart[1]/ns0:Header[1]/ns0:SalesInvoiceLineDiscount_Lbl[1]" w:storeItemID="{00000000-0000-0000-0000-000000000000}"/>
+            <w:dataBinding w:prefixMappings="xmlns:ns0='urn:microsoft-dynamics-nav/reports/Standard_Sales_Invoice/1306/'" w:xpath="/ns0:NavWordReportXmlPart[1]/ns0:Header[1]/ns0:SalesInvoiceLineDiscount_Lbl[1]" w:storeItemID="{00000000-0000-0000-0000-000000000000}"/>
             <w15:color w:val="808080"/>
             <w:text/>
           </w:sdtPr>
@@ -1785,7 +1785,7 @@
             <w:alias w:val="VATPct_Line_Lbl"/>
             <w:tag w:val="#BC:InsertDataItem,DataItems/Header/Line/VATPct_Line_Lbl"/>
             <w:id w:val="682009838"/>
-            <w:dataBinding w:prefixMappings="&lt;xmlns:ns0='urn:microsoft-dynamics-nav/reports/Standard_Sales_Invoice/1306/' " w:xpath="/ns0:NavWordReportXmlPart[1]/ns0:Header[1]/ns0:Line[1]/ns0:VATPct_Line_Lbl[1]" w:storeItemID="{00000000-0000-0000-0000-000000000000}"/>
+            <w:dataBinding w:prefixMappings="xmlns:ns0='urn:microsoft-dynamics-nav/reports/Standard_Sales_Invoice/1306/'" w:xpath="/ns0:NavWordReportXmlPart[1]/ns0:Header[1]/ns0:Line[1]/ns0:VATPct_Line_Lbl[1]" w:storeItemID="{00000000-0000-0000-0000-000000000000}"/>
             <w15:color w:val="808080"/>
             <w:text/>
           </w:sdtPr>
@@ -1813,7 +1813,7 @@
             <w:alias w:val="LineAmount_Line_Lbl"/>
             <w:tag w:val="#BC:InsertDataItem,DataItems/Header/Line/LineAmount_Line_Lbl"/>
             <w:id w:val="-812258216"/>
-            <w:dataBinding w:prefixMappings="&lt;xmlns:ns0='urn:microsoft-dynamics-nav/reports/Standard_Sales_Invoice/1306/' " w:xpath="/ns0:NavWordReportXmlPart[1]/ns0:Header[1]/ns0:Line[1]/ns0:LineAmount_Line_Lbl[1]" w:storeItemID="{00000000-0000-0000-0000-000000000000}"/>
+            <w:dataBinding w:prefixMappings="xmlns:ns0='urn:microsoft-dynamics-nav/reports/Standard_Sales_Invoice/1306/'" w:xpath="/ns0:NavWordReportXmlPart[1]/ns0:Header[1]/ns0:Line[1]/ns0:LineAmount_Line_Lbl[1]" w:storeItemID="{00000000-0000-0000-0000-000000000000}"/>
             <w15:color w:val="808080"/>
             <w:text/>
           </w:sdtPr>
@@ -1936,7 +1936,7 @@
           <w:alias w:val="Repeater: Line"/>
           <w:tag w:val="#BC:InsertRepeater,DataItems/Header/Line"/>
           <w:id w:val="2124037761"/>
-          <w15:dataBinding w:prefixMappings="&lt;xmlns:ns0='urn:microsoft-dynamics-nav/reports/Standard_Sales_Invoice/1306/' " w:xpath="/ns0:NavWordReportXmlPart[1]/ns0:Header[1]/ns0:Line" w:storeItemID="{00000000-0000-0000-0000-000000000000}"/>
+          <w15:dataBinding w:prefixMappings="xmlns:ns0='urn:microsoft-dynamics-nav/reports/Standard_Sales_Invoice/1306/'" w:xpath="/ns0:NavWordReportXmlPart[1]/ns0:Header[1]/ns0:Line" w:storeItemID="{00000000-0000-0000-0000-000000000000}"/>
           <w15:color w:val="808080"/>
           <w15:repeatingSection/>
         </w:sdtPr>
@@ -1967,7 +1967,7 @@
                     <w:alias w:val="ItemNo_Line"/>
                     <w:tag w:val="#BC:InsertDataItem,DataItems/Header/Line/ItemNo_Line"/>
                     <w:id w:val="1767953054"/>
-                    <w:dataBinding w:prefixMappings="&lt;xmlns:ns0='urn:microsoft-dynamics-nav/reports/Standard_Sales_Invoice/1306/' " w:xpath="/ns0:NavWordReportXmlPart[1]/ns0:Header[1]/ns0:Line[1]/ns0:ItemNo_Line[1]" w:storeItemID="{00000000-0000-0000-0000-000000000000}"/>
+                    <w:dataBinding w:prefixMappings="xmlns:ns0='urn:microsoft-dynamics-nav/reports/Standard_Sales_Invoice/1306/'" w:xpath="/ns0:NavWordReportXmlPart[1]/ns0:Header[1]/ns0:Line[1]/ns0:ItemNo_Line[1]" w:storeItemID="{00000000-0000-0000-0000-000000000000}"/>
                     <w15:color w:val="808080"/>
                     <w:text/>
                   </w:sdtPr>
@@ -2001,7 +2001,7 @@
                     <w:alias w:val="Description_Line"/>
                     <w:tag w:val="#BC:InsertDataItem,DataItems/Header/Line/Description_Line"/>
                     <w:id w:val="1393535743"/>
-                    <w:dataBinding w:prefixMappings="&lt;xmlns:ns0='urn:microsoft-dynamics-nav/reports/Standard_Sales_Invoice/1306/' " w:xpath="/ns0:NavWordReportXmlPart[1]/ns0:Header[1]/ns0:Line[1]/ns0:Description_Line[1]" w:storeItemID="{00000000-0000-0000-0000-000000000000}"/>
+                    <w:dataBinding w:prefixMappings="xmlns:ns0='urn:microsoft-dynamics-nav/reports/Standard_Sales_Invoice/1306/'" w:xpath="/ns0:NavWordReportXmlPart[1]/ns0:Header[1]/ns0:Line[1]/ns0:Description_Line[1]" w:storeItemID="{00000000-0000-0000-0000-000000000000}"/>
                     <w15:color w:val="808080"/>
                     <w:text/>
                   </w:sdtPr>
@@ -2028,7 +2028,7 @@
                     <w:alias w:val="ShipmentDate_Line"/>
                     <w:tag w:val="#BC:InsertDataItem,DataItems/Header/Line/ShipmentDate_Line"/>
                     <w:id w:val="364022205"/>
-                    <w:dataBinding w:prefixMappings="&lt;xmlns:ns0='urn:microsoft-dynamics-nav/reports/Standard_Sales_Invoice/1306/' " w:xpath="/ns0:NavWordReportXmlPart[1]/ns0:Header[1]/ns0:Line[1]/ns0:ShipmentDate_Line[1]" w:storeItemID="{00000000-0000-0000-0000-000000000000}"/>
+                    <w:dataBinding w:prefixMappings="xmlns:ns0='urn:microsoft-dynamics-nav/reports/Standard_Sales_Invoice/1306/'" w:xpath="/ns0:NavWordReportXmlPart[1]/ns0:Header[1]/ns0:Line[1]/ns0:ShipmentDate_Line[1]" w:storeItemID="{00000000-0000-0000-0000-000000000000}"/>
                     <w15:color w:val="808080"/>
                     <w:text/>
                   </w:sdtPr>
@@ -2055,7 +2055,7 @@
                     <w:alias w:val="Quantity_Line"/>
                     <w:tag w:val="#BC:InsertDataItem,DataItems/Header/Line/Quantity_Line"/>
                     <w:id w:val="1672756728"/>
-                    <w:dataBinding w:prefixMappings="&lt;xmlns:ns0='urn:microsoft-dynamics-nav/reports/Standard_Sales_Invoice/1306/' " w:xpath="/ns0:NavWordReportXmlPart[1]/ns0:Header[1]/ns0:Line[1]/ns0:Quantity_Line[1]" w:storeItemID="{00000000-0000-0000-0000-000000000000}"/>
+                    <w:dataBinding w:prefixMappings="xmlns:ns0='urn:microsoft-dynamics-nav/reports/Standard_Sales_Invoice/1306/'" w:xpath="/ns0:NavWordReportXmlPart[1]/ns0:Header[1]/ns0:Line[1]/ns0:Quantity_Line[1]" w:storeItemID="{00000000-0000-0000-0000-000000000000}"/>
                     <w15:color w:val="808080"/>
                     <w:text/>
                   </w:sdtPr>
@@ -2092,7 +2092,7 @@
                         <w:alias w:val="UnitPrice"/>
                         <w:tag w:val="#BC:InsertDataItem,DataItems/Header/Line/UnitPrice"/>
                         <w:id w:val="-1253814634"/>
-                        <w:dataBinding w:prefixMappings="&lt;xmlns:ns0='urn:microsoft-dynamics-nav/reports/Standard_Sales_Invoice/1306/' " w:xpath="/ns0:NavWordReportXmlPart[1]/ns0:Header[1]/ns0:Line[1]/ns0:UnitPrice[1]" w:storeItemID="{00000000-0000-0000-0000-000000000000}"/>
+                        <w:dataBinding w:prefixMappings="xmlns:ns0='urn:microsoft-dynamics-nav/reports/Standard_Sales_Invoice/1306/'" w:xpath="/ns0:NavWordReportXmlPart[1]/ns0:Header[1]/ns0:Line[1]/ns0:UnitPrice[1]" w:storeItemID="{00000000-0000-0000-0000-000000000000}"/>
                         <w15:color w:val="808080"/>
                         <w:text/>
                       </w:sdtPr>
@@ -2114,7 +2114,7 @@
                     <w:placeholder>
                       <w:docPart w:val="DefaultPlaceholder_-1854013440"/>
                     </w:placeholder>
-                    <w:dataBinding w:prefixMappings="&lt;xmlns:ns0='urn:microsoft-dynamics-nav/reports/Standard_Sales_Invoice/1306/' " w:xpath="/ns0:NavWordReportXmlPart[1]/ns0:Header[1]/ns0:Line[1]/ns0:LineDiscountPercentText_Line[1]" w:storeItemID="{00000000-0000-0000-0000-000000000000}"/>
+                    <w:dataBinding w:prefixMappings="xmlns:ns0='urn:microsoft-dynamics-nav/reports/Standard_Sales_Invoice/1306/'" w:xpath="/ns0:NavWordReportXmlPart[1]/ns0:Header[1]/ns0:Line[1]/ns0:LineDiscountPercentText_Line[1]" w:storeItemID="{00000000-0000-0000-0000-000000000000}"/>
                     <w15:color w:val="808080"/>
                     <w:text/>
                   </w:sdtPr>
@@ -2142,7 +2142,7 @@
                     <w:alias w:val="VATPct_Line"/>
                     <w:tag w:val="#BC:InsertDataItem,DataItems/Header/Line/VATPct_Line"/>
                     <w:id w:val="1436251310"/>
-                    <w:dataBinding w:prefixMappings="&lt;xmlns:ns0='urn:microsoft-dynamics-nav/reports/Standard_Sales_Invoice/1306/' " w:xpath="/ns0:NavWordReportXmlPart[1]/ns0:Header[1]/ns0:Line[1]/ns0:VATPct_Line[1]" w:storeItemID="{00000000-0000-0000-0000-000000000000}"/>
+                    <w:dataBinding w:prefixMappings="xmlns:ns0='urn:microsoft-dynamics-nav/reports/Standard_Sales_Invoice/1306/'" w:xpath="/ns0:NavWordReportXmlPart[1]/ns0:Header[1]/ns0:Line[1]/ns0:VATPct_Line[1]" w:storeItemID="{00000000-0000-0000-0000-000000000000}"/>
                     <w15:color w:val="808080"/>
                     <w:text/>
                   </w:sdtPr>
@@ -2179,7 +2179,7 @@
                         <w:alias w:val="LineAmount_Line"/>
                         <w:tag w:val="#BC:InsertDataItem,DataItems/Header/Line/LineAmount_Line"/>
                         <w:id w:val="787541011"/>
-                        <w:dataBinding w:prefixMappings="&lt;xmlns:ns0='urn:microsoft-dynamics-nav/reports/Standard_Sales_Invoice/1306/' " w:xpath="/ns0:NavWordReportXmlPart[1]/ns0:Header[1]/ns0:Line[1]/ns0:LineAmount_Line[1]" w:storeItemID="{00000000-0000-0000-0000-000000000000}"/>
+                        <w:dataBinding w:prefixMappings="xmlns:ns0='urn:microsoft-dynamics-nav/reports/Standard_Sales_Invoice/1306/'" w:xpath="/ns0:NavWordReportXmlPart[1]/ns0:Header[1]/ns0:Line[1]/ns0:LineAmount_Line[1]" w:storeItemID="{00000000-0000-0000-0000-000000000000}"/>
                         <w15:color w:val="808080"/>
                         <w:text/>
                       </w:sdtPr>
@@ -2261,7 +2261,7 @@
                 <w:placeholder>
                   <w:docPart w:val="44BAEC7943094621839F8594A67B1DF5"/>
                 </w:placeholder>
-                <w:dataBinding w:prefixMappings="&lt;xmlns:ns0='urn:microsoft-dynamics-nav/reports/Standard_Sales_Invoice/1306/' " w:xpath="/ns0:NavWordReportXmlPart[1]/ns0:Header[1]/ns0:ReportTotalsLine[1]/ns0:Description_ReportTotalsLine[1]" w:storeItemID="{49E3A5AC-F0FB-44FA-B497-E468622779B9}"/>
+                <w:dataBinding w:prefixMappings="xmlns:ns0='urn:microsoft-dynamics-nav/reports/Standard_Sales_Invoice/1306/'" w:xpath="/ns0:NavWordReportXmlPart[1]/ns0:Header[1]/ns0:ReportTotalsLine[1]/ns0:Description_ReportTotalsLine[1]" w:storeItemID="{49E3A5AC-F0FB-44FA-B497-E468622779B9}"/>
                 <w:text/>
               </w:sdtPr>
               <w:sdtContent>
@@ -2288,7 +2288,7 @@
             <w:placeholder>
               <w:docPart w:val="44BAEC7943094621839F8594A67B1DF5"/>
             </w:placeholder>
-            <w:dataBinding w:prefixMappings="&lt;xmlns:ns0='urn:microsoft-dynamics-nav/reports/Standard_Sales_Invoice/1306/' " w:xpath="/ns0:NavWordReportXmlPart[1]/ns0:Header[1]/ns0:ReportTotalsLine[1]/ns0:Amount_ReportTotalsLine[1]" w:storeItemID="{49E3A5AC-F0FB-44FA-B497-E468622779B9}"/>
+            <w:dataBinding w:prefixMappings="xmlns:ns0='urn:microsoft-dynamics-nav/reports/Standard_Sales_Invoice/1306/'" w:xpath="/ns0:NavWordReportXmlPart[1]/ns0:Header[1]/ns0:ReportTotalsLine[1]/ns0:Amount_ReportTotalsLine[1]" w:storeItemID="{49E3A5AC-F0FB-44FA-B497-E468622779B9}"/>
             <w:text/>
           </w:sdtPr>
           <w:sdtContent>
@@ -2335,7 +2335,7 @@
               <w:alias w:val="TotalIncludingVATText"/>
               <w:tag w:val="#BC:InsertDataItem,DataItems/Header/Totals/TotalIncludingVATText"/>
               <w:id w:val="-961647257"/>
-              <w:dataBinding w:prefixMappings="&lt;xmlns:ns0='urn:microsoft-dynamics-nav/reports/Standard_Sales_Invoice/1306/' " w:xpath="/ns0:NavWordReportXmlPart[1]/ns0:Header[1]/ns0:Totals[1]/ns0:TotalIncludingVATText[1]" w:storeItemID="{00000000-0000-0000-0000-000000000000}"/>
+              <w:dataBinding w:prefixMappings="xmlns:ns0='urn:microsoft-dynamics-nav/reports/Standard_Sales_Invoice/1306/'" w:xpath="/ns0:NavWordReportXmlPart[1]/ns0:Header[1]/ns0:Totals[1]/ns0:TotalIncludingVATText[1]" w:storeItemID="{00000000-0000-0000-0000-000000000000}"/>
               <w15:color w:val="808080"/>
               <w:text/>
             </w:sdtPr>
@@ -2429,7 +2429,7 @@
                 <w:alias w:val="TotalAmountIncludingVAT"/>
                 <w:tag w:val="#BC:InsertDataItem,DataItems/Header/Totals/TotalAmountIncludingVAT"/>
                 <w:id w:val="1480661544"/>
-                <w:dataBinding w:prefixMappings="&lt;xmlns:ns0='urn:microsoft-dynamics-nav/reports/Standard_Sales_Invoice/1306/' " w:xpath="/ns0:NavWordReportXmlPart[1]/ns0:Header[1]/ns0:Totals[1]/ns0:TotalAmountIncludingVAT[1]" w:storeItemID="{00000000-0000-0000-0000-000000000000}"/>
+                <w:dataBinding w:prefixMappings="xmlns:ns0='urn:microsoft-dynamics-nav/reports/Standard_Sales_Invoice/1306/'" w:xpath="/ns0:NavWordReportXmlPart[1]/ns0:Header[1]/ns0:Totals[1]/ns0:TotalAmountIncludingVAT[1]" w:storeItemID="{00000000-0000-0000-0000-000000000000}"/>
                 <w15:color w:val="808080"/>
                 <w:text/>
               </w:sdtPr>
@@ -2470,7 +2470,7 @@
             <w:alias w:val="VATClause_Lbl"/>
             <w:tag w:val="#BC:InsertDataItem,DataItems/Header/VATClause_Lbl"/>
             <w:id w:val="-314872257"/>
-            <w:dataBinding w:prefixMappings="&lt;xmlns:ns0='urn:microsoft-dynamics-nav/reports/Standard_Sales_Invoice/1306/' " w:xpath="/ns0:NavWordReportXmlPart[1]/ns0:Header[1]/ns0:VATClause_Lbl[1]" w:storeItemID="{00000000-0000-0000-0000-000000000000}"/>
+            <w:dataBinding w:prefixMappings="xmlns:ns0='urn:microsoft-dynamics-nav/reports/Standard_Sales_Invoice/1306/'" w:xpath="/ns0:NavWordReportXmlPart[1]/ns0:Header[1]/ns0:VATClause_Lbl[1]" w:storeItemID="{00000000-0000-0000-0000-000000000000}"/>
             <w15:color w:val="808080"/>
             <w:text/>
           </w:sdtPr>
@@ -2508,7 +2508,7 @@
             <w:alias w:val="RemainingAmountText"/>
             <w:tag w:val="#BC:InsertDataItem,DataItems/Header/RemainingAmountText"/>
             <w:id w:val="1780221101"/>
-            <w:dataBinding w:prefixMappings="&lt;xmlns:ns0='urn:microsoft-dynamics-nav/reports/Standard_Sales_Invoice/1306/' " w:xpath="/ns0:NavWordReportXmlPart[1]/ns0:Header[1]/ns0:RemainingAmountText[1]" w:storeItemID="{00000000-0000-0000-0000-000000000000}"/>
+            <w:dataBinding w:prefixMappings="xmlns:ns0='urn:microsoft-dynamics-nav/reports/Standard_Sales_Invoice/1306/'" w:xpath="/ns0:NavWordReportXmlPart[1]/ns0:Header[1]/ns0:RemainingAmountText[1]" w:storeItemID="{00000000-0000-0000-0000-000000000000}"/>
             <w15:color w:val="808080"/>
             <w:text/>
           </w:sdtPr>
@@ -2541,7 +2541,7 @@
             <w:alias w:val="VATIdentifier_Lbl"/>
             <w:tag w:val="#BC:InsertDataItem,DataItems/Header/VATIdentifier_Lbl"/>
             <w:id w:val="175238053"/>
-            <w:dataBinding w:prefixMappings="&lt;xmlns:ns0='urn:microsoft-dynamics-nav/reports/Standard_Sales_Invoice/1306/' " w:xpath="/ns0:NavWordReportXmlPart[1]/ns0:Header[1]/ns0:VATIdentifier_Lbl[1]" w:storeItemID="{00000000-0000-0000-0000-000000000000}"/>
+            <w:dataBinding w:prefixMappings="xmlns:ns0='urn:microsoft-dynamics-nav/reports/Standard_Sales_Invoice/1306/'" w:xpath="/ns0:NavWordReportXmlPart[1]/ns0:Header[1]/ns0:VATIdentifier_Lbl[1]" w:storeItemID="{00000000-0000-0000-0000-000000000000}"/>
             <w15:color w:val="808080"/>
             <w:text/>
           </w:sdtPr>
@@ -2599,7 +2599,7 @@
               <w:alias w:val="VATIdentifier_VATClauseLine"/>
               <w:tag w:val="#BC:InsertDataItem,DataItems/Header/VATClauseLine/VATIdentifier_VATClauseLine"/>
               <w:id w:val="-301775843"/>
-              <w:dataBinding w:prefixMappings="&lt;xmlns:ns0='urn:microsoft-dynamics-nav/reports/Standard_Sales_Invoice/1306/' " w:xpath="/ns0:NavWordReportXmlPart[1]/ns0:Header[1]/ns0:VATClauseLine[1]/ns0:VATIdentifier_VATClauseLine[1]" w:storeItemID="{00000000-0000-0000-0000-000000000000}"/>
+              <w:dataBinding w:prefixMappings="xmlns:ns0='urn:microsoft-dynamics-nav/reports/Standard_Sales_Invoice/1306/'" w:xpath="/ns0:NavWordReportXmlPart[1]/ns0:Header[1]/ns0:VATClauseLine[1]/ns0:VATIdentifier_VATClauseLine[1]" w:storeItemID="{00000000-0000-0000-0000-000000000000}"/>
               <w15:color w:val="808080"/>
               <w:text/>
             </w:sdtPr>
@@ -2622,7 +2622,7 @@
             <w:alias w:val="Description_VATClauseLine"/>
             <w:tag w:val="#BC:InsertDataItem,DataItems/Header/VATClauseLine/Description_VATClauseLine"/>
             <w:id w:val="941799959"/>
-            <w:dataBinding w:prefixMappings="&lt;xmlns:ns0='urn:microsoft-dynamics-nav/reports/Standard_Sales_Invoice/1306/' " w:xpath="/ns0:NavWordReportXmlPart[1]/ns0:Header[1]/ns0:VATClauseLine[1]/ns0:Description_VATClauseLine[1]" w:storeItemID="{00000000-0000-0000-0000-000000000000}"/>
+            <w:dataBinding w:prefixMappings="xmlns:ns0='urn:microsoft-dynamics-nav/reports/Standard_Sales_Invoice/1306/'" w:xpath="/ns0:NavWordReportXmlPart[1]/ns0:Header[1]/ns0:VATClauseLine[1]/ns0:Description_VATClauseLine[1]" w:storeItemID="{00000000-0000-0000-0000-000000000000}"/>
             <w15:color w:val="808080"/>
             <w:text/>
           </w:sdtPr>
@@ -2656,7 +2656,7 @@
               <w:placeholder>
                 <w:docPart w:val="45F40B967C0F44B9862270193B2C2752"/>
               </w:placeholder>
-              <w:dataBinding w:prefixMappings="&lt;xmlns:ns0='urn:microsoft-dynamics-nav/reports/Standard_Sales_Invoice/1306/' " w:xpath="/ns0:NavWordReportXmlPart[1]/ns0:Header[1]/ns0:VATClauseLine[1]/ns0:VATAmount_VATClauseLine[1]" w:storeItemID="{4E4D9DA5-514B-454D-BE26-D942A644F473}"/>
+              <w:dataBinding w:prefixMappings="xmlns:ns0='urn:microsoft-dynamics-nav/reports/Standard_Sales_Invoice/1306/'" w:xpath="/ns0:NavWordReportXmlPart[1]/ns0:Header[1]/ns0:VATClauseLine[1]/ns0:VATAmount_VATClauseLine[1]" w:storeItemID="{4E4D9DA5-514B-454D-BE26-D942A644F473}"/>
               <w:text/>
             </w:sdtPr>
             <w:sdtContent>
@@ -2703,7 +2703,7 @@
             <w:alias w:val="LineFeeCaptionText"/>
             <w:tag w:val="#BC:InsertDataItem,DataItems/Header/LineFee/LineFeeCaptionText"/>
             <w:id w:val="-656604401"/>
-            <w:dataBinding w:prefixMappings="&lt;xmlns:ns0='urn:microsoft-dynamics-nav/reports/Standard_Sales_Invoice/1306/' " w:xpath="/ns0:NavWordReportXmlPart[1]/ns0:Header[1]/ns0:LineFee[1]/ns0:LineFeeCaptionText[1]" w:storeItemID="{00000000-0000-0000-0000-000000000000}"/>
+            <w:dataBinding w:prefixMappings="xmlns:ns0='urn:microsoft-dynamics-nav/reports/Standard_Sales_Invoice/1306/'" w:xpath="/ns0:NavWordReportXmlPart[1]/ns0:Header[1]/ns0:LineFee[1]/ns0:LineFeeCaptionText[1]" w:storeItemID="{00000000-0000-0000-0000-000000000000}"/>
             <w15:color w:val="808080"/>
             <w:text/>
           </w:sdtPr>
@@ -2744,7 +2744,7 @@
               <w:alias w:val="WorkDescriptionLine"/>
               <w:tag w:val="#BC:InsertDataItem,DataItems/Header/WorkDescriptionLines/WorkDescriptionLine"/>
               <w:id w:val="-1095937099"/>
-              <w:dataBinding w:prefixMappings="&lt;xmlns:ns0='urn:microsoft-dynamics-nav/reports/Standard_Sales_Invoice/1306/' " w:xpath="/ns0:NavWordReportXmlPart[1]/ns0:Header[1]/ns0:WorkDescriptionLines[1]/ns0:WorkDescriptionLine[1]" w:storeItemID="{00000000-0000-0000-0000-000000000000}"/>
+              <w:dataBinding w:prefixMappings="xmlns:ns0='urn:microsoft-dynamics-nav/reports/Standard_Sales_Invoice/1306/'" w:xpath="/ns0:NavWordReportXmlPart[1]/ns0:Header[1]/ns0:WorkDescriptionLines[1]/ns0:WorkDescriptionLine[1]" w:storeItemID="{00000000-0000-0000-0000-000000000000}"/>
               <w15:color w:val="808080"/>
               <w:text/>
             </w:sdtPr>
@@ -2925,7 +2925,7 @@
         <w:alias w:val="PaymentServiceText_Url"/>
         <w:tag w:val="#BC:InsertDataItem,DataItems/Header/PaymentReportingArgument/PaymentServiceText_Url"/>
         <w:id w:val="-799918150"/>
-        <w:dataBinding w:prefixMappings="&lt;xmlns:ns0='urn:microsoft-dynamics-nav/reports/Standard_Sales_Invoice/1306/' " w:xpath="/ns0:NavWordReportXmlPart[1]/ns0:Header[1]/ns0:PaymentReportingArgument[1]/ns0:PaymentServiceText_Url[1]" w:storeItemID="{00000000-0000-0000-0000-000000000000}"/>
+        <w:dataBinding w:prefixMappings="xmlns:ns0='urn:microsoft-dynamics-nav/reports/Standard_Sales_Invoice/1306/'" w:xpath="/ns0:NavWordReportXmlPart[1]/ns0:Header[1]/ns0:PaymentReportingArgument[1]/ns0:PaymentServiceText_Url[1]" w:storeItemID="{00000000-0000-0000-0000-000000000000}"/>
         <w15:color w:val="808080"/>
         <w:text/>
       </w:sdtPr>
@@ -6058,7 +6058,9 @@
 </we:webextension>
 </file>
 
-<file path=customXml/item1.xml>��< ? x m l   v e r s i o n = " 1 . 0 "   e n c o d i n g = " u t f - 1 6 " ? > < N a v W o r d R e p o r t X m l P a r t   x m l n s = " u r n : m i c r o s o f t - d y n a m i c s - b u s i n e s s c e n t r a l / i n t e r n a l / e x t e n d e d / r e p o r t s / S t a n d a r d _ S a l e s _ I n v o i c e / 1 3 0 6 / " > +<file path=customXml/item1.xml>��< ? x m l   v e r s i o n = " 1 . 0 "   e n c o d i n g = " u t f - 1 6 " ? > + 
+ < N a v W o r d R e p o r t X m l P a r t   x m l n s = " u r n : m i c r o s o f t - d y n a m i c s - b u s i n e s s c e n t r a l / i n t e r n a l / e x t e n d e d / r e p o r t s / S t a n d a r d _ S a l e s _ I n v o i c e / 1 3 0 6 / " >   
      < B C R e p o r t I n f o r m a t i o n >   
@@ -6122,25 +6124,435 @@
  
          < / R e p o r t R e q u e s t >   
+         < C o m p a n y M e t a d a t a > + 
+             < C o m p a n y N a m e > C o m p a n y   N a m e < / C o m p a n y N a m e > + 
+             < C o m p a n y D i s p l a y N a m e > C o m p a n y   D i s p l a y   N a m e < / C o m p a n y D i s p l a y N a m e > + 
+             < C o m p a n y A d d r e s s L i n e s > + 
+                 < C o m p a n y A d d r e s s L i n e > C o m p a n y   A d d r e s s   L i n e   1 < / C o m p a n y A d d r e s s L i n e > + 
+                 < C o m p a n y A d d r e s s L i n e > C o m p a n y   A d d r e s s   L i n e   2 < / C o m p a n y A d d r e s s L i n e > + 
+                 < C o m p a n y A d d r e s s L i n e > C o m p a n y   A d d r e s s   L i n e   3 < / C o m p a n y A d d r e s s L i n e > + 
+                 < C o m p a n y A d d r e s s L i n e > C o m p a n y   A d d r e s s   L i n e   4 < / C o m p a n y A d d r e s s L i n e > + 
+                 < C o m p a n y A d d r e s s L i n e > C o m p a n y   A d d r e s s   L i n e   5 < / C o m p a n y A d d r e s s L i n e > + 
+                 < C o m p a n y A d d r e s s L i n e > C o m p a n y   A d d r e s s   L i n e   6 < / C o m p a n y A d d r e s s L i n e > + 
+                 < C o m p a n y A d d r e s s L i n e > C o m p a n y   A d d r e s s   L i n e   7 < / C o m p a n y A d d r e s s L i n e > + 
+                 < C o m p a n y A d d r e s s L i n e > C o m p a n y   A d d r e s s   L i n e   8 < / C o m p a n y A d d r e s s L i n e > + 
+             < / C o m p a n y A d d r e s s L i n e s > + 
+             < C o m p a n y P h o n e > C o m p a n y   P h o n e < / C o m p a n y P h o n e > + 
+             < C o m p a n y P h o n e C a p t i o n > C o m p a n y   P h o n e   C a p t i o n < / C o m p a n y P h o n e C a p t i o n > + 
+             < C o m p a n y F a x N o > C o m p a n y   F a x   N o . < / C o m p a n y F a x N o > + 
+             < C o m p a n y F a x N o C a p t i o n > C o m p a n y   F a x   N o .   C a p t i o n < / C o m p a n y F a x N o C a p t i o n > + 
+             < C o m p a n y E m a i l > C o m p a n y   E m a i l < / C o m p a n y E m a i l > + 
+             < C o m p a n y E m a i l C a p t i o n > C o m p a n y   E m a i l   C a p t i o n < / C o m p a n y E m a i l C a p t i o n > + 
+             < C o m p a n y H o m e P a g e > C o m p a n y   H o m e   P a g e < / C o m p a n y H o m e P a g e > + 
+             < C o m p a n y H o m e P a g e C a p t i o n > C o m p a n y   H o m e   P a g e   C a p t i o n < / C o m p a n y H o m e P a g e C a p t i o n > + 
+             < C o m p a n y L o g o > C o m p a n y   L o g o < / C o m p a n y L o g o > + 
+             < C o m p a n y V A T R e g i s t r a t i o n N o > C o m p a n y   V A T   R e g i s t r a t i o n   N o . < / C o m p a n y V A T R e g i s t r a t i o n N o > + 
+             < C o m p a n y V A T R e g i s t r a t i o n N o C a p t i o n > C o m p a n y   V A T   R e g i s t r a t i o n   N o .   C a p t i o n < / C o m p a n y V A T R e g i s t r a t i o n N o C a p t i o n > + 
+             < C o m p a n y R e g i s t r a t i o n N o > C o m p a n y   R e g i s t r a t i o n   N o . < / C o m p a n y R e g i s t r a t i o n N o > + 
+             < C o m p a n y R e g i s t r a t i o n N o C a p t i o n > C o m p a n y   R e g i s t r a t i o n   N o .   C a p t i o n < / C o m p a n y R e g i s t r a t i o n N o C a p t i o n > + 
+             < C o m p a n y B a n k N a m e > C o m p a n y   B a n k   N a m e < / C o m p a n y B a n k N a m e > + 
+             < C o m p a n y B a n k N a m e C a p t i o n > C o m p a n y   B a n k   N a m e   C a p t i o n < / C o m p a n y B a n k N a m e C a p t i o n > + 
+             < C o m p a n y B a n k A c c o u n t N o > C o m p a n y   B a n k   A c c o u n t   N o . < / C o m p a n y B a n k A c c o u n t N o > + 
+             < C o m p a n y B a n k A c c o u n t N o C a p t i o n > C o m p a n y   B a n k   A c c o u n t   N o .   C a p t i o n < / C o m p a n y B a n k A c c o u n t N o C a p t i o n > + 
+             < C o m p a n y B a n k B r a n c h N o > C o m p a n y   B a n k   B r a n c h   N o . < / C o m p a n y B a n k B r a n c h N o > + 
+             < C o m p a n y B a n k B r a n c h N o C a p t i o n > C o m p a n y   B a n k   B r a n c h   N o .   C a p t i o n < / C o m p a n y B a n k B r a n c h N o C a p t i o n > + 
+             < C o m p a n y I B A N > C o m p a n y   I B A N < / C o m p a n y I B A N > + 
+             < C o m p a n y I B A N C a p t i o n > C o m p a n y   I B A N   C a p t i o n < / C o m p a n y I B A N C a p t i o n > + 
+             < C o m p a n y B a n k S W I F T > C o m p a n y   B a n k   S W I F T < / C o m p a n y B a n k S W I F T > + 
+             < C o m p a n y B a n k S W I F T C a p t i o n > C o m p a n y   B a n k   S W I F T   C a p t i o n < / C o m p a n y B a n k S W I F T C a p t i o n > + 
+             < C o m p a n y G i r o N o > C o m p a n y   G i r o   N o . < / C o m p a n y G i r o N o > + 
+             < C o m p a n y G i r o N o C a p t i o n > C o m p a n y   G i r o   N o .   C a p t i o n < / C o m p a n y G i r o N o C a p t i o n > + 
+         < / C o m p a n y M e t a d a t a > + 
      < / B C R e p o r t I n f o r m a t i o n >   
-     < T o o l t i p s / > +     < T o o l t i p s > + 
+         < T o o l t i p   c o l u m n = " C o m p a n y H o m e P a g e "   E l e m e n t I d = " 1 9 8 9 1 8 8 7 0 " > + 
+             < T o o l t i p T e x t   l a n g = " e n - U S " > S p e c i f i e s   y o u r   c o m p a n y ' s   w e b   s i t e . < / T o o l t i p T e x t > + 
+         < / T o o l t i p > + 
+         < T o o l t i p   c o l u m n = " C o m p a n y E M a i l "   E l e m e n t I d = " 1 6 7 7 0 7 4 0 5 8 " > + 
+             < T o o l t i p T e x t   l a n g = " e n - U S " > S p e c i f i e s   t h e   c o m p a n y ' s   e m a i l   a d d r e s s . < / T o o l t i p T e x t > + 
+         < / T o o l t i p > + 
+         < T o o l t i p   c o l u m n = " C o m p a n y P i c t u r e "   E l e m e n t I d = " 1 3 9 7 4 1 1 0 7 4 " > + 
+             < T o o l t i p T e x t   l a n g = " e n - U S " > S p e c i f i e s   t h e   p i c t u r e   t h a t   h a s   b e e n   s e t   u p   f o r   t h e   c o m p a n y ,   s u c h   a s   a   c o m p a n y   l o g o . < / T o o l t i p T e x t > + 
+         < / T o o l t i p > + 
+         < T o o l t i p   c o l u m n = " C o m p a n y P h o n e N o "   E l e m e n t I d = " 2 5 0 4 4 0 6 5 5 " > + 
+             < T o o l t i p T e x t   l a n g = " e n - U S " > S p e c i f i e s   t h e   c o m p a n y ' s   t e l e p h o n e   n u m b e r . < / T o o l t i p T e x t > + 
+         < / T o o l t i p > + 
+         < T o o l t i p   c o l u m n = " C o m p a n y G i r o N o "   E l e m e n t I d = " 1 3 6 0 1 9 6 3 2 0 " > + 
+             < T o o l t i p T e x t   l a n g = " e n - U S " > S p e c i f i e s   t h e   c o m p a n y ' s   g i r o   n u m b e r . < / T o o l t i p T e x t > + 
+         < / T o o l t i p > + 
+         < T o o l t i p   c o l u m n = " C o m p a n y B a n k N a m e "   E l e m e n t I d = " 1 5 3 4 9 0 5 6 0 5 " > + 
+             < T o o l t i p T e x t   l a n g = " e n - U S " > S p e c i f i e s   t h e   n a m e   o f   t h e   b a n k   w h e r e   y o u   h a v e   t h e   b a n k   a c c o u n t . < / T o o l t i p T e x t > + 
+         < / T o o l t i p > + 
+         < T o o l t i p   c o l u m n = " C o m p a n y B a n k B r a n c h N o "   E l e m e n t I d = " 7 9 3 1 3 3 0 5 7 " > + 
+             < T o o l t i p T e x t   l a n g = " e n - U S " > S p e c i f i e s   a   n u m b e r   o f   t h e   b a n k   b r a n c h . < / T o o l t i p T e x t > + 
+         < / T o o l t i p > + 
+         < T o o l t i p   c o l u m n = " C o m p a n y B a n k A c c o u n t N o "   E l e m e n t I d = " 3 0 1 4 0 2 0 4 " > + 
+             < T o o l t i p T e x t   l a n g = " e n - U S " > S p e c i f i e s   t h e   n u m b e r   u s e d   b y   t h e   b a n k   f o r   t h e   b a n k   a c c o u n t . < / T o o l t i p T e x t > + 
+         < / T o o l t i p > + 
+         < T o o l t i p   c o l u m n = " C o m p a n y I B A N "   E l e m e n t I d = " 9 0 6 5 4 9 1 8 2 " > + 
+             < T o o l t i p T e x t   l a n g = " e n - U S " > S p e c i f i e s   t h e   b a n k   a c c o u n t ' s   i n t e r n a t i o n a l   b a n k   a c c o u n t   n u m b e r . < / T o o l t i p T e x t > + 
+         < / T o o l t i p > + 
+         < T o o l t i p   c o l u m n = " C o m p a n y S W I F T "   E l e m e n t I d = " 6 6 8 2 5 0 2 4 5 " > + 
+             < T o o l t i p T e x t   l a n g = " e n - U S " > S p e c i f i e s   t h e   i n t e r n a t i o n a l   b a n k   i d e n t i f i e r   c o d e   ( S W I F T )   o f   t h e   b a n k   w h e r e   y o u   h a v e   t h e   a c c o u n t . < / T o o l t i p T e x t > + 
+         < / T o o l t i p > + 
+         < T o o l t i p   c o l u m n = " Y o u r R e f e r e n c e "   E l e m e n t I d = " 1 1 0 3 9 9 5 1 " > + 
+             < T o o l t i p T e x t   l a n g = " e n - U S " > S p e c i f i e s   t h e   c u s t o m e r ' s   r e f e r e n c e .   T h e   c o n t e n t s   w i l l   b e   p r i n t e d   o n   s a l e s   d o c u m e n t s . < / T o o l t i p T e x t > + 
+         < / T o o l t i p > + 
+         < T o o l t i p   c o l u m n = " S h i p m e n t M e t h o d D e s c r i p t i o n "   E l e m e n t I d = " 2 0 5 9 4 0 3 2 6 0 " > + 
+             < T o o l t i p T e x t   l a n g = " e n - U S " > S p e c i f i e s   a   d e s c r i p t i o n   o f   t h e   s h i p m e n t   m e t h o d . < / T o o l t i p T e x t > + 
+         < / T o o l t i p > + 
+         < T o o l t i p   c o l u m n = " S h i p T o P h o n e N o "   E l e m e n t I d = " 3 6 9 7 0 2 2 5 5 " > + 
+             < T o o l t i p T e x t   l a n g = " e n - U S " > S p e c i f i e s   t h e   t e l e p h o n e   n u m b e r   o f   t h e   c o m p a n y ' s   s h i p p i n g   a d d r e s s . < / T o o l t i p T e x t > + 
+         < / T o o l t i p > + 
+         < T o o l t i p   c o l u m n = " S e l l T o C o n t a c t P h o n e N o "   E l e m e n t I d = " 1 6 1 3 8 2 2 4 8 3 " > + 
+             < T o o l t i p T e x t   l a n g = " e n - U S " > S p e c i f i e s   t h e   c o n t a c t ' s   p h o n e   n u m b e r . < / T o o l t i p T e x t > + 
+         < / T o o l t i p > + 
+         < T o o l t i p   c o l u m n = " S e l l T o C o n t a c t M o b i l e P h o n e N o "   E l e m e n t I d = " 1 8 4 3 5 8 7 4 7 " > + 
+             < T o o l t i p T e x t   l a n g = " e n - U S " > S p e c i f i e s   t h e   c o n t a c t ' s   m o b i l e   t e l e p h o n e   n u m b e r . < / T o o l t i p T e x t > + 
+         < / T o o l t i p > + 
+         < T o o l t i p   c o l u m n = " S e l l T o C o n t a c t E m a i l "   E l e m e n t I d = " 2 6 2 8 2 4 5 6 4 " > + 
+             < T o o l t i p T e x t   l a n g = " e n - U S " > S p e c i f i e s   t h e   e m a i l   a d d r e s s   o f   t h e   c o n t a c t . < / T o o l t i p T e x t > + 
+         < / T o o l t i p > + 
+         < T o o l t i p   c o l u m n = " B i l l T o C o n t a c t P h o n e N o "   E l e m e n t I d = " 3 6 2 4 7 7 4 8 8 " > + 
+             < T o o l t i p T e x t   l a n g = " e n - U S " > S p e c i f i e s   t h e   c o n t a c t ' s   p h o n e   n u m b e r . < / T o o l t i p T e x t > + 
+         < / T o o l t i p > + 
+         < T o o l t i p   c o l u m n = " B i l l T o C o n t a c t M o b i l e P h o n e N o "   E l e m e n t I d = " 2 4 8 4 8 8 6 9 6 " > + 
+             < T o o l t i p T e x t   l a n g = " e n - U S " > S p e c i f i e s   t h e   c o n t a c t ' s   m o b i l e   t e l e p h o n e   n u m b e r . < / T o o l t i p T e x t > + 
+         < / T o o l t i p > + 
+         < T o o l t i p   c o l u m n = " B i l l T o C o n t a c t E m a i l "   E l e m e n t I d = " 3 3 5 8 2 7 8 9 5 " > + 
+             < T o o l t i p T e x t   l a n g = " e n - U S " > S p e c i f i e s   t h e   e m a i l   a d d r e s s   o f   t h e   c o n t a c t . < / T o o l t i p T e x t > + 
+         < / T o o l t i p > + 
+         < T o o l t i p   c o l u m n = " P a y m e n t T e r m s D e s c r i p t i o n "   E l e m e n t I d = " 2 0 3 8 7 4 2 7 0 0 " > + 
+             < T o o l t i p T e x t   l a n g = " e n - U S " > S p e c i f i e s   a n   e x p l a n a t i o n   o f   t h e   p a y m e n t   t e r m s . < / T o o l t i p T e x t > + 
+         < / T o o l t i p > + 
+         < T o o l t i p   c o l u m n = " P a y m e n t M e t h o d D e s c r i p t i o n "   E l e m e n t I d = " 5 8 5 7 5 7 9 7 4 " > + 
+             < T o o l t i p T e x t   l a n g = " e n - U S " > S p e c i f i e s   a   t e x t   t h a t   d e s c r i b e s   t h e   p a y m e n t   m e t h o d . < / T o o l t i p T e x t > + 
+         < / T o o l t i p > + 
+         < T o o l t i p   c o l u m n = " B i l l t o C u s t u m e r N o "   E l e m e n t I d = " 2 8 0 4 7 3 0 5 8 " > + 
+             < T o o l t i p T e x t   l a n g = " e n - U S " > S p e c i f i e s   t h e   n u m b e r   o f   t h e   c u s t o m e r   t h a t   y o u   s e n d   o r   s e n t   t h e   i n v o i c e   t o . < / T o o l t i p T e x t > + 
+         < / T o o l t i p > + 
+         < T o o l t i p   c o l u m n = " D o c u m e n t N o "   E l e m e n t I d = " 9 7 0 3 5 0 5 3 9 " > + 
+             < T o o l t i p T e x t   l a n g = " e n - U S " > S p e c i f i e s   t h e   p o s t e d   s a l e s   i n v o i c e   n u m b e r .   E a c h   p o s t e d   s a l e s   i n v o i c e   g e t s   a   u n i q u e   n u m b e r .   T y p i c a l l y ,   t h e   n u m b e r   i s   g e n e r a t e d   b a s e d   o n   a   n u m b e r   s e r i e s . < / T o o l t i p T e x t > + 
+         < / T o o l t i p > + 
+         < T o o l t i p   c o l u m n = " O r d e r N o "   E l e m e n t I d = " 1 4 6 6 4 7 3 8 8 6 " > + 
+             < T o o l t i p T e x t   l a n g = " e n - U S " > S p e c i f i e s   t h e   n u m b e r   o f   t h e   r e l a t e d   o r d e r . < / T o o l t i p T e x t > + 
+         < / T o o l t i p > + 
+         < T o o l t i p   c o l u m n = " S a l e s P e r s o n N a m e "   E l e m e n t I d = " 8 7 1 4 9 2 9 8 3 " > + 
+             < T o o l t i p T e x t   l a n g = " e n - U S " > S p e c i f i e s   t h e   n a m e   o f   t h e   s a l e s p e r s o n   o r   p u r c h a s e r . < / T o o l t i p T e x t > + 
+         < / T o o l t i p > + 
+         < T o o l t i p   c o l u m n = " S e l l t o C u s t o m e r N o "   E l e m e n t I d = " 2 0 5 0 6 4 7 3 4 9 " > + 
+             < T o o l t i p T e x t   l a n g = " e n - U S " > S p e c i f i e s   t h e   n u m b e r   o f   t h e   c u s t o m e r   t h a t   y o u   s h i p p e d   t h e   i t e m s   o n   t h e   i n v o i c e   t o . < / T o o l t i p T e x t > + 
+         < / T o o l t i p > + 
+         < T o o l t i p   c o l u m n = " P a c k a g e T r a c k i n g N o "   E l e m e n t I d = " 1 2 4 4 8 2 6 1 5 9 " > + 
+             < T o o l t i p T e x t   l a n g = " e n - U S " > S p e c i f i e s   t h e   s h i p p i n g   a g e n t ' s   p a c k a g e   n u m b e r . < / T o o l t i p T e x t > + 
+         < / T o o l t i p > + 
+         < T o o l t i p   c o l u m n = " S h i p p i n g A g e n t C o d e "   E l e m e n t I d = " 1 6 7 0 1 5 5 2 6 9 " > + 
+             < T o o l t i p T e x t   l a n g = " e n - U S " > S p e c i f i e s   w h i c h   s h i p p i n g   a g e n t   i s   u s e d   t o   t r a n s p o r t   t h e   i t e m s   o n   t h e   s a l e s   d o c u m e n t   t o   t h e   c u s t o m e r . < / T o o l t i p T e x t > + 
+         < / T o o l t i p > + 
+         < T o o l t i p   c o l u m n = " E x t e r n a l D o c u m e n t N o "   E l e m e n t I d = " 7 3 3 9 5 3 9 6 6 " > + 
+             < T o o l t i p T e x t   l a n g = " e n - U S " > S p e c i f i e s   t h e   e x t e r n a l   d o c u m e n t   n u m b e r   t h a t   i s   e n t e r e d   o n   t h e   s a l e s   h e a d e r   t h a t   t h i s   l i n e   w a s   p o s t e d   f r o m . < / T o o l t i p T e x t > + 
+         < / T o o l t i p > + 
+         < T o o l t i p   c o l u m n = " A m o u n t E x c l u d i n g V A T _ L i n e "   E l e m e n t I d = " 1 0 6 2 4 6 0 0 4 0 " > + 
+             < T o o l t i p T e x t   l a n g = " e n - U S " > S p e c i f i e s   t h e   l i n e ' s   n e t   a m o u n t . < / T o o l t i p T e x t > + 
+         < / T o o l t i p > + 
+         < T o o l t i p   c o l u m n = " A m o u n t I n c l u d i n g V A T _ L i n e "   E l e m e n t I d = " 7 7 0 9 2 8 4 0 2 " > + 
+             < T o o l t i p T e x t   l a n g = " e n - U S " > S p e c i f i e s   t h e   n e t   a m o u n t ,   i n c l u d i n g   V A T ,   f o r   t h i s   l i n e . < / T o o l t i p T e x t > + 
+         < / T o o l t i p > + 
+         < T o o l t i p   c o l u m n = " D e s c r i p t i o n _ L i n e "   E l e m e n t I d = " 1 4 0 6 8 2 2 3 1 0 " > + 
+             < T o o l t i p T e x t   l a n g = " e n - U S " > S p e c i f i e s   t h e   n a m e   o f   t h e   i t e m   o r   g e n e r a l   l e d g e r   a c c o u n t ,   o r   s o m e   d e s c r i p t i v e   t e x t . < / T o o l t i p T e x t > + 
+         < / T o o l t i p > + 
+         < T o o l t i p   c o l u m n = " L i n e D i s c o u n t P e r c e n t _ L i n e "   E l e m e n t I d = " 9 0 7 8 2 7 4 3 6 " > + 
+             < T o o l t i p T e x t   l a n g = " e n - U S " > S p e c i f i e s   t h e   d i s c o u n t   p e r c e n t a g e   t h a t   i s   g r a n t e d   f o r   t h e   i t e m   o n   t h e   l i n e . < / T o o l t i p T e x t > + 
+         < / T o o l t i p > + 
+         < T o o l t i p   c o l u m n = " I t e m N o _ L i n e "   E l e m e n t I d = " 1 9 1 0 2 9 6 2 8 8 " > + 
+             < T o o l t i p T e x t   l a n g = " e n - U S " > S p e c i f i e s   t h e   n u m b e r   o f   t h e   i n v o l v e d   e n t r y   o r   r e c o r d ,   a c c o r d i n g   t o   t h e   s p e c i f i e d   n u m b e r   s e r i e s . < / T o o l t i p T e x t > + 
+         < / T o o l t i p > + 
+         < T o o l t i p   c o l u m n = " I t e m R e f e r e n c e N o _ L i n e "   E l e m e n t I d = " 9 2 7 2 3 5 7 " > + 
+             < T o o l t i p T e x t   l a n g = " e n - U S " > S p e c i f i e s   t h e   r e f e r e n c e d   i t e m   n u m b e r . < / T o o l t i p T e x t > + 
+         < / T o o l t i p > + 
+         < T o o l t i p   c o l u m n = " U n i t O f M e a s u r e "   E l e m e n t I d = " 1 8 0 8 2 2 8 0 1 8 " > + 
+             < T o o l t i p T e x t   l a n g = " e n - U S " > S p e c i f i e s   t h e   n a m e   o f   t h e   i t e m   o r   r e s o u r c e ' s   u n i t   o f   m e a s u r e ,   s u c h   a s   p i e c e   o r   h o u r . < / T o o l t i p T e x t > + 
+         < / T o o l t i p > + 
+         < T o o l t i p   c o l u m n = " L i n e N o _ A s s e m b l y L i n e "   E l e m e n t I d = " 6 4 0 5 8 3 8 9 1 " > + 
+             < T o o l t i p T e x t   l a n g = " e n - U S " > S p e c i f i e s   t h e   n u m b e r   o f   t h e   i n v o l v e d   e n t r y   o r   r e c o r d ,   a c c o r d i n g   t o   t h e   s p e c i f i e d   n u m b e r   s e r i e s . < / T o o l t i p T e x t > + 
+         < / T o o l t i p > + 
+         < T o o l t i p   c o l u m n = " D e s c r i p t i o n _ A s s e m b l y L i n e "   E l e m e n t I d = " 2 8 0 7 4 3 7 9 6 " > + 
+             < T o o l t i p T e x t   l a n g = " e n - U S " > S p e c i f i e s   t h e   d e s c r i p t i o n   o f   t h e   a s s e m b l y   c o m p o n e n t   o n   t h e   p o s t e d   a s s e m b l y   l i n e . < / T o o l t i p T e x t > + 
+         < / T o o l t i p > + 
+         < T o o l t i p   c o l u m n = " Q u a n t i t y _ A s s e m b l y L i n e "   E l e m e n t I d = " 1 9 5 7 6 4 8 2 3 1 " > + 
+             < T o o l t i p T e x t   l a n g = " e n - U S " > S p e c i f i e s   h o w   m a n y   u n i t s   o f   t h e   a s s e m b l y   c o m p o n e n t   w e r e   p o s t e d   a s   c o n s u m e d   b y   t h e   p o s t e d   a s s e m b l y   o r d e r   l i n e . < / T o o l t i p T e x t > + 
+         < / T o o l t i p > + 
+         < T o o l t i p   c o l u m n = " V a r i a n t C o d e _ A s s e m b l y L i n e "   E l e m e n t I d = " 1 8 6 9 4 0 7 6 7 2 " > + 
+             < T o o l t i p T e x t   l a n g = " e n - U S " > S p e c i f i e s   t h e   v a r i a n t   o f   t h e   i t e m   o n   t h e   l i n e . < / T o o l t i p T e x t > + 
+         < / T o o l t i p > + 
+         < T o o l t i p   c o l u m n = " I n v o i c e D i s c o u n t A m o u n t _ V A T A m o u n t L i n e "   E l e m e n t I d = " 8 2 4 7 3 0 1 4 1 " > + 
+             < T o o l t i p T e x t   l a n g = " e n - U S " > S p e c i f i e s   t h e   i n v o i c e   d i s c o u n t   a m o u n t   f o r   a   s p e c i f i c   V A T   i d e n t i f i e r . < / T o o l t i p T e x t > + 
+         < / T o o l t i p > + 
+         < T o o l t i p   c o l u m n = " I n v o i c e D i s c o u n t B a s e A m o u n t _ V A T A m o u n t L i n e "   E l e m e n t I d = " 2 0 4 0 3 3 2 2 6 6 " > + 
+             < T o o l t i p T e x t   l a n g = " e n - U S " > S p e c i f i e s   t h e   i n v o i c e   d i s c o u n t   b a s e   a m o u n t . < / T o o l t i p T e x t > + 
+         < / T o o l t i p > + 
+         < T o o l t i p   c o l u m n = " L i n e A m o u n t _ V a t A m o u n t L i n e "   E l e m e n t I d = " 2 1 4 6 5 4 0 1 " > + 
+             < T o o l t i p T e x t   l a n g = " e n - U S " > S p e c i f i e s   t h e   t o t a l   a m o u n t   f o r   s a l e s   o r   p u r c h a s e   l i n e s   w i t h   a   s p e c i f i c   V A T   i d e n t i f i e r . < / T o o l t i p T e x t > + 
+         < / T o o l t i p > + 
+         < T o o l t i p   c o l u m n = " V A T A m o u n t _ V a t A m o u n t L i n e "   E l e m e n t I d = " 1 8 9 1 8 2 0 6 2 0 " > + 
+             < T o o l t i p T e x t   l a n g = " e n - U S " > S p e c i f i e s   t h e   a m o u n t   o f   V A T   t h a t   i s   i n c l u d e d   i n   t h e   t o t a l   a m o u n t . < / T o o l t i p T e x t > + 
+         < / T o o l t i p > + 
+         < T o o l t i p   c o l u m n = " V A T B a s e _ V a t A m o u n t L i n e "   E l e m e n t I d = " 1 4 5 8 9 3 7 8 1 9 " > + 
+             < T o o l t i p T e x t   l a n g = " e n - U S " > S p e c i f i e s   t h e   t o t a l   n e t   a m o u n t   ( a m o u n t   e x c l u d i n g   V A T )   f o r   s a l e s   o r   p u r c h a s e   l i n e s   w i t h   a   s p e c i f i c   V A T   I d e n t i f i e r . < / T o o l t i p T e x t > + 
+         < / T o o l t i p > + 
+         < T o o l t i p   c o l u m n = " V A T I d e n t i f i e r _ V a t A m o u n t L i n e "   E l e m e n t I d = " 1 1 4 2 0 7 0 0 3 5 " > + 
+             < T o o l t i p T e x t   l a n g = " e n - U S " > S p e c i f i e s   t h e   V A T   I d e n t i f i e r   v a l u e . < / T o o l t i p T e x t > + 
+         < / T o o l t i p > + 
+         < T o o l t i p   c o l u m n = " V A T P c t _ V a t A m o u n t L i n e "   E l e m e n t I d = " 1 4 5 3 5 4 2 7 7 7 " > + 
+             < T o o l t i p T e x t   l a n g = " e n - U S " > S p e c i f i e s   t h e   V A T   %   t h a t   w a s   u s e d   o n   t h e   s a l e s   o r   p u r c h a s e   l i n e s   w i t h   t h i s   V A T   I d e n t i f i e r . < / T o o l t i p T e x t > + 
+         < / T o o l t i p > + 
+         < T o o l t i p   c o l u m n = " V A T I d e n t i f i e r _ V A T C l a u s e L i n e "   E l e m e n t I d = " 1 4 6 4 4 7 2 4 7 8 " > + 
+             < T o o l t i p T e x t   l a n g = " e n - U S " > S p e c i f i e s   t h e   V A T   I d e n t i f i e r   v a l u e . < / T o o l t i p T e x t > + 
+         < / T o o l t i p > + 
+         < T o o l t i p   c o l u m n = " C o d e _ V A T C l a u s e L i n e "   E l e m e n t I d = " 1 8 2 4 5 8 9 8 4 7 " > + 
+             < T o o l t i p T e x t   l a n g = " e n - U S " > S p e c i f i e s   t h e   c o d e   f o r   a   V A T   c l a u s e ,   w h i c h   i s   u s e d   t o   p r o v i d e   a   V A T   d e s c r i p t i o n   a s s o c i a t e d   w i t h   a   s a l e s   l i n e   o n   a   s a l e s   i n v o i c e ,   c r e d i t   m e m o ,   o r   o t h e r   s a l e s   d o c u m e n t . < / T o o l t i p T e x t > + 
+         < / T o o l t i p > + 
+         < T o o l t i p   c o l u m n = " D e s c r i p t i o n 2 _ V A T C l a u s e L i n e "   E l e m e n t I d = " 1 3 7 9 6 6 7 4 7 0 " > + 
+             < T o o l t i p T e x t   l a n g = " e n - U S " > S p e c i f i e s   a n   a d d i t i o n a l   d e s c r i p t i o n   o f   a   V A T   c l a u s e . < / T o o l t i p T e x t > + 
+         < / T o o l t i p > + 
+         < T o o l t i p   c o l u m n = " V A T A m o u n t _ V A T C l a u s e L i n e "   E l e m e n t I d = " 2 2 2 4 6 9 0 5 9 " > + 
+             < T o o l t i p T e x t   l a n g = " e n - U S " > S p e c i f i e s   t h e   a m o u n t   o f   V A T   t h a t   i s   i n c l u d e d   i n   t h e   t o t a l   a m o u n t . < / T o o l t i p T e x t > + 
+         < / T o o l t i p > + 
+         < T o o l t i p   c o l u m n = " L e f t H e a d e r N a m e "   E l e m e n t I d = " 4 3 7 4 2 2 1 8 2 " > + 
+             < T o o l t i p T e x t   l a n g = " e n - U S " > S p e c i f i e s   t h e   n a m e . < / T o o l t i p T e x t > + 
+         < / T o o l t i p > + 
+         < T o o l t i p   c o l u m n = " L e f t H e a d e r V a l u e "   E l e m e n t I d = " 2 4 2 1 2 6 3 1 0 " > + 
+             < T o o l t i p T e x t   l a n g = " e n - U S " > S p e c i f i e s   t h e   v a l u e . < / T o o l t i p T e x t > + 
+         < / T o o l t i p > + 
+         < T o o l t i p   c o l u m n = " R i g h t H e a d e r N a m e "   E l e m e n t I d = " 8 9 8 2 8 7 5 7 " > + 
+             < T o o l t i p T e x t   l a n g = " e n - U S " > S p e c i f i e s   t h e   n a m e . < / T o o l t i p T e x t > + 
+         < / T o o l t i p > + 
+         < T o o l t i p   c o l u m n = " R i g h t H e a d e r V a l u e "   E l e m e n t I d = " 7 0 6 9 3 8 5 5 9 " > + 
+             < T o o l t i p T e x t   l a n g = " e n - U S " > S p e c i f i e s   t h e   v a l u e . < / T o o l t i p T e x t > + 
+         < / T o o l t i p > + 
+     < / T o o l t i p s >   
      < H e a d e r   E l e m e n t T y p e = " D a t a I t e m "   E l e m e n t I d = " 1 2 4 0 3 7 3 8 8 6 " >   
-         < B i l l e d T o _ L b l   E l e m e n t T y p e = " C o l u m n "   E l e m e n t I d = " 1 7 4 5 4 4 9 0 7 9 "   D a t a T y p e = " T e x t C o n s t " > B i l l e d T o _ L b l < / B i l l e d T o _ L b l > +         < B i l l e d T o _ L b l   E l e m e n t T y p e = " C o l u m n "   E l e m e n t I d = " 1 7 4 5 4 4 9 0 7 9 "   D a t a T y p e = " L a b e l " > B i l l e d T o _ L b l < / B i l l e d T o _ L b l >   
          < B i l l T o C o n t a c t E m a i l   E l e m e n t T y p e = " C o l u m n "   E l e m e n t I d = " 3 3 5 8 2 7 8 9 5 "   D a t a T y p e = " T e x t " > B i l l T o C o n t a c t E m a i l < / B i l l T o C o n t a c t E m a i l >   
-         < B i l l T o C o n t a c t E m a i l L b l   E l e m e n t T y p e = " C o l u m n "   E l e m e n t I d = " 2 9 6 4 7 8 3 6 5 "   D a t a T y p e = " T e x t C o n s t " > B i l l T o C o n t a c t E m a i l L b l < / B i l l T o C o n t a c t E m a i l L b l > +         < B i l l T o C o n t a c t E m a i l L b l   E l e m e n t T y p e = " C o l u m n "   E l e m e n t I d = " 2 9 6 4 7 8 3 6 5 "   D a t a T y p e = " L a b e l " > B i l l T o C o n t a c t E m a i l L b l < / B i l l T o C o n t a c t E m a i l L b l >   
          < B i l l T o C o n t a c t M o b i l e P h o n e N o   E l e m e n t T y p e = " C o l u m n "   E l e m e n t I d = " 2 4 8 4 8 8 6 9 6 "   D a t a T y p e = " T e x t " > B i l l T o C o n t a c t M o b i l e P h o n e N o < / B i l l T o C o n t a c t M o b i l e P h o n e N o >   
-         < B i l l T o C o n t a c t M o b i l e P h o n e N o L b l   E l e m e n t T y p e = " C o l u m n "   E l e m e n t I d = " 2 7 6 3 1 1 3 3 8 "   D a t a T y p e = " T e x t C o n s t " > B i l l T o C o n t a c t M o b i l e P h o n e N o L b l < / B i l l T o C o n t a c t M o b i l e P h o n e N o L b l > +         < B i l l T o C o n t a c t M o b i l e P h o n e N o L b l   E l e m e n t T y p e = " C o l u m n "   E l e m e n t I d = " 2 7 6 3 1 1 3 3 8 "   D a t a T y p e = " L a b e l " > B i l l T o C o n t a c t M o b i l e P h o n e N o L b l < / B i l l T o C o n t a c t M o b i l e P h o n e N o L b l >   
          < B i l l T o C o n t a c t P h o n e N o   E l e m e n t T y p e = " C o l u m n "   E l e m e n t I d = " 3 6 2 4 7 7 4 8 8 "   D a t a T y p e = " T e x t " > B i l l T o C o n t a c t P h o n e N o < / B i l l T o C o n t a c t P h o n e N o >   
-         < B i l l T o C o n t a c t P h o n e N o L b l   E l e m e n t T y p e = " C o l u m n "   E l e m e n t I d = " 2 1 2 3 3 4 5 9 6 6 "   D a t a T y p e = " T e x t C o n s t " > B i l l T o C o n t a c t P h o n e N o L b l < / B i l l T o C o n t a c t P h o n e N o L b l > +         < B i l l T o C o n t a c t P h o n e N o L b l   E l e m e n t T y p e = " C o l u m n "   E l e m e n t I d = " 2 1 2 3 3 4 5 9 6 6 "   D a t a T y p e = " L a b e l " > B i l l T o C o n t a c t P h o n e N o L b l < / B i l l T o C o n t a c t P h o n e N o L b l >   
          < B i l l t o C u s t o m e r N o _ L b l   E l e m e n t T y p e = " C o l u m n "   E l e m e n t I d = " 3 6 9 3 0 7 8 1 3 "   D a t a T y p e = " S t r i n g " > B i l l t o C u s t o m e r N o _ L b l < / B i l l t o C u s t o m e r N o _ L b l >   
@@ -6148,8 +6560,6 @@
  
          < C h e c k s P a y a b l e _ L b l   E l e m e n t T y p e = " C o l u m n "   E l e m e n t I d = " 1 0 5 3 1 5 6 0 6 5 "   D a t a T y p e = " T e x t " > C h e c k s P a y a b l e _ L b l < / C h e c k s P a y a b l e _ L b l >   
-         < C O 2 e P e r U n i t _ L b l   E l e m e n t T y p e = " C o l u m n "   E l e m e n t I d = " 6 0 8 7 4 6 8 0 2 "   D a t a T y p e = " T e x t " > C O 2 e P e r U n i t _ L b l < / C O 2 e P e r U n i t _ L b l > - 
          < C o m p a n y A d d r e s s 1   E l e m e n t T y p e = " C o l u m n "   E l e m e n t I d = " 1 8 8 4 1 6 4 3 2 3 "   D a t a T y p e = " T e x t " > C o m p a n y A d d r e s s 1 < / C o m p a n y A d d r e s s 1 >   
          < C o m p a n y A d d r e s s 2   E l e m e n t T y p e = " C o l u m n "   E l e m e n t I d = " 1 2 4 6 4 6 7 7 0 6 "   D a t a T y p e = " T e x t " > C o m p a n y A d d r e s s 2 < / C o m p a n y A d d r e s s 2 > @@ -6168,7 +6578,7 @@
  
          < C o m p a n y B a n k A c c o u n t N o   E l e m e n t T y p e = " C o l u m n "   E l e m e n t I d = " 3 0 1 4 0 2 0 4 "   D a t a T y p e = " T e x t " > C o m p a n y B a n k A c c o u n t N o < / C o m p a n y B a n k A c c o u n t N o >   
-         < C o m p a n y B a n k A c c o u n t N o _ L b l   E l e m e n t T y p e = " C o l u m n "   E l e m e n t I d = " 1 0 9 7 7 4 3 3 4 5 "   D a t a T y p e = " T e x t C o n s t " > C o m p a n y B a n k A c c o u n t N o _ L b l < / C o m p a n y B a n k A c c o u n t N o _ L b l > +         < C o m p a n y B a n k A c c o u n t N o _ L b l   E l e m e n t T y p e = " C o l u m n "   E l e m e n t I d = " 1 0 9 7 7 4 3 3 4 5 "   D a t a T y p e = " L a b e l " > C o m p a n y B a n k A c c o u n t N o _ L b l < / C o m p a n y B a n k A c c o u n t N o _ L b l >   
          < C o m p a n y B a n k B r a n c h N o   E l e m e n t T y p e = " C o l u m n "   E l e m e n t I d = " 7 9 3 1 3 3 0 5 7 "   D a t a T y p e = " T e x t " > C o m p a n y B a n k B r a n c h N o < / C o m p a n y B a n k B r a n c h N o >   
@@ -6176,7 +6586,7 @@
  
          < C o m p a n y B a n k N a m e   E l e m e n t T y p e = " C o l u m n "   E l e m e n t I d = " 1 5 3 4 9 0 5 6 0 5 "   D a t a T y p e = " T e x t " > C o m p a n y B a n k N a m e < / C o m p a n y B a n k N a m e >   
-         < C o m p a n y B a n k N a m e _ L b l   E l e m e n t T y p e = " C o l u m n "   E l e m e n t I d = " 1 2 0 4 3 0 7 0 1 4 "   D a t a T y p e = " T e x t C o n s t " > C o m p a n y B a n k N a m e _ L b l < / C o m p a n y B a n k N a m e _ L b l > +         < C o m p a n y B a n k N a m e _ L b l   E l e m e n t T y p e = " C o l u m n "   E l e m e n t I d = " 1 2 0 4 3 0 7 0 1 4 "   D a t a T y p e = " L a b e l " > C o m p a n y B a n k N a m e _ L b l < / C o m p a n y B a n k N a m e _ L b l >   
          < C o m p a n y C u s t o m G i r o   E l e m e n t T y p e = " C o l u m n "   E l e m e n t I d = " 1 6 7 0 4 7 5 7 9 8 "   D a t a T y p e = " T e x t " > C o m p a n y C u s t o m G i r o < / C o m p a n y C u s t o m G i r o >   
@@ -6186,7 +6596,7 @@
  
          < C o m p a n y G i r o N o   E l e m e n t T y p e = " C o l u m n "   E l e m e n t I d = " 1 3 6 0 1 9 6 3 2 0 "   D a t a T y p e = " T e x t " > C o m p a n y G i r o N o < / C o m p a n y G i r o N o >   
-         < C o m p a n y G i r o N o _ L b l   E l e m e n t T y p e = " C o l u m n "   E l e m e n t I d = " 8 6 1 6 0 2 1 1 5 "   D a t a T y p e = " T e x t C o n s t " > C o m p a n y G i r o N o _ L b l < / C o m p a n y G i r o N o _ L b l > +         < C o m p a n y G i r o N o _ L b l   E l e m e n t T y p e = " C o l u m n "   E l e m e n t I d = " 8 6 1 6 0 2 1 1 5 "   D a t a T y p e = " L a b e l " > C o m p a n y G i r o N o _ L b l < / C o m p a n y G i r o N o _ L b l >   
          < C o m p a n y H o m e P a g e   E l e m e n t T y p e = " C o l u m n "   E l e m e n t I d = " 1 9 8 9 1 8 8 7 0 "   D a t a T y p e = " T e x t " > C o m p a n y H o m e P a g e < / C o m p a n y H o m e P a g e >   
@@ -6204,9 +6614,9 @@
  
          < C o m p a n y P h o n e N o   E l e m e n t T y p e = " C o l u m n "   E l e m e n t I d = " 2 5 0 4 4 0 6 5 5 "   D a t a T y p e = " T e x t " > C o m p a n y P h o n e N o < / C o m p a n y P h o n e N o >   
-         < C o m p a n y P h o n e N o _ L b l   E l e m e n t T y p e = " C o l u m n "   E l e m e n t I d = " 5 5 8 5 9 3 5 8 6 "   D a t a T y p e = " T e x t C o n s t " > C o m p a n y P h o n e N o _ L b l < / C o m p a n y P h o n e N o _ L b l > - 
-         < C o m p a n y P i c t u r e   E l e m e n t T y p e = " C o l u m n "   E l e m e n t I d = " 1 3 9 7 4 1 1 0 7 4 "   D a t a T y p e = " B L O B " / > +         < C o m p a n y P h o n e N o _ L b l   E l e m e n t T y p e = " C o l u m n "   E l e m e n t I d = " 5 5 8 5 9 3 5 8 6 "   D a t a T y p e = " L a b e l " > C o m p a n y P h o n e N o _ L b l < / C o m p a n y P h o n e N o _ L b l > + 
+         < C o m p a n y P i c t u r e   E l e m e n t T y p e = " C o l u m n "   E l e m e n t I d = " 1 3 9 7 4 1 1 0 7 4 "   D a t a T y p e = " B l o b "   / >   
          < C o m p a n y R e g i s t r a t i o n N u m b e r   E l e m e n t T y p e = " C o l u m n "   E l e m e n t I d = " 2 0 2 3 6 3 9 4 2 4 "   D a t a T y p e = " T e x t " > C o m p a n y R e g i s t r a t i o n N u m b e r < / C o m p a n y R e g i s t r a t i o n N u m b e r >   
@@ -6226,7 +6636,7 @@
  
          < C o n t a c t _ L b l   E l e m e n t T y p e = " C o l u m n "   E l e m e n t I d = " 1 1 5 5 0 9 4 7 5 2 "   D a t a T y p e = " T e x t " > C o n t a c t _ L b l < / C o n t a c t _ L b l >   
-         < C o p y _ L b l   E l e m e n t T y p e = " C o l u m n "   E l e m e n t I d = " 6 0 4 7 8 2 7 8 1 "   D a t a T y p e = " T e x t C o n s t " > C o p y _ L b l < / C o p y _ L b l > +         < C o p y _ L b l   E l e m e n t T y p e = " C o l u m n "   E l e m e n t I d = " 6 0 4 7 8 2 7 8 1 "   D a t a T y p e = " L a b e l " > C o p y _ L b l < / C o p y _ L b l >   
          < C u s t o m e r A d d r e s s 1   E l e m e n t T y p e = " C o l u m n "   E l e m e n t I d = " 1 8 0 1 9 6 6 4 5 4 "   D a t a T y p e = " T e x t " > C u s t o m e r A d d r e s s 1 < / C u s t o m e r A d d r e s s 1 >   
@@ -6246,8 +6656,6 @@
  
          < C u s t o m e r P o s t a l B a r C o d e   E l e m e n t T y p e = " C o l u m n "   E l e m e n t I d = " 3 9 8 5 8 0 6 8 8 "   D a t a T y p e = " T e x t " > C u s t o m e r P o s t a l B a r C o d e < / C u s t o m e r P o s t a l B a r C o d e >   
-         < D i s c l a i m e r _ L b l   E l e m e n t T y p e = " C o l u m n "   E l e m e n t I d = " 3 8 1 6 6 9 2 0 5 "   D a t a T y p e = " T e x t " > D i s c l a i m e r _ L b l < / D i s c l a i m e r _ L b l > - 
          < D i s p l a y A d d i t i o n a l F e e N o t e   E l e m e n t T y p e = " C o l u m n "   E l e m e n t I d = " 1 9 3 1 7 6 6 6 8 8 "   D a t a T y p e = " B o o l e a n " > D i s p l a y A d d i t i o n a l F e e N o t e < / D i s p l a y A d d i t i o n a l F e e N o t e >   
          < D o c u m e n t D a t e   E l e m e n t T y p e = " C o l u m n "   E l e m e n t I d = " 5 5 2 8 7 1 9 1 4 "   D a t a T y p e = " S t r i n g " > D o c u m e n t D a t e < / D o c u m e n t D a t e > @@ -6256,7 +6664,7 @@
  
          < D o c u m e n t N o   E l e m e n t T y p e = " C o l u m n "   E l e m e n t I d = " 9 7 0 3 5 0 5 3 9 "   D a t a T y p e = " C o d e " > D o c u m e n t N o < / D o c u m e n t N o >   
-         < D o c u m e n t N o _ L b l   E l e m e n t T y p e = " C o l u m n "   E l e m e n t I d = " 7 8 9 7 9 5 9 7 8 "   D a t a T y p e = " T e x t C o n s t " > D o c u m e n t N o _ L b l < / D o c u m e n t N o _ L b l > +         < D o c u m e n t N o _ L b l   E l e m e n t T y p e = " C o l u m n "   E l e m e n t I d = " 7 8 9 7 9 5 9 7 8 "   D a t a T y p e = " L a b e l " > D o c u m e n t N o _ L b l < / D o c u m e n t N o _ L b l >   
          < D o c u m e n t T i t l e _ L b l   E l e m e n t T y p e = " C o l u m n "   E l e m e n t I d = " 8 5 8 4 2 3 9 2 9 "   D a t a T y p e = " T e x t " > D o c u m e n t T i t l e _ L b l < / D o c u m e n t T i t l e _ L b l >   
@@ -6264,7 +6672,7 @@
  
          < D u e D a t e _ L b l   E l e m e n t T y p e = " C o l u m n "   E l e m e n t I d = " 1 6 4 8 2 8 4 6 4 8 "   D a t a T y p e = " S t r i n g " > D u e D a t e _ L b l < / D u e D a t e _ L b l >   
-         < E M a i l _ H e a d e r _ L b l   E l e m e n t T y p e = " C o l u m n "   E l e m e n t I d = " 5 1 3 1 7 0 8 0 4 "   D a t a T y p e = " T e x t C o n s t " > E M a i l _ H e a d e r _ L b l < / E M a i l _ H e a d e r _ L b l > +         < E M a i l _ H e a d e r _ L b l   E l e m e n t T y p e = " C o l u m n "   E l e m e n t I d = " 5 1 3 1 7 0 8 0 4 "   D a t a T y p e = " L a b e l " > E M a i l _ H e a d e r _ L b l < / E M a i l _ H e a d e r _ L b l >   
          < E x c h a n g e R a t e A s T e x t   E l e m e n t T y p e = " C o l u m n "   E l e m e n t I d = " 5 9 2 9 5 5 8 4 5 "   D a t a T y p e = " T e x t " > E x c h a n g e R a t e A s T e x t < / E x c h a n g e R a t e A s T e x t >   
@@ -6272,25 +6680,25 @@
  
          < E x t e r n a l D o c u m e n t N o _ L b l   E l e m e n t T y p e = " C o l u m n "   E l e m e n t I d = " 4 2 3 3 1 2 2 6 9 "   D a t a T y p e = " S t r i n g " > E x t e r n a l D o c u m e n t N o _ L b l < / E x t e r n a l D o c u m e n t N o _ L b l >   
-         < F r o m _ L b l   E l e m e n t T y p e = " C o l u m n "   E l e m e n t I d = " 4 8 5 4 2 6 1 3 8 "   D a t a T y p e = " T e x t C o n s t " > F r o m _ L b l < / F r o m _ L b l > +         < F r o m _ L b l   E l e m e n t T y p e = " C o l u m n "   E l e m e n t I d = " 4 8 5 4 2 6 1 3 8 "   D a t a T y p e = " L a b e l " > F r o m _ L b l < / F r o m _ L b l >   
          < G l o b a l L o c a t i o n N u m b e r   E l e m e n t T y p e = " C o l u m n "   E l e m e n t I d = " 1 5 0 0 3 7 2 8 0 0 "   D a t a T y p e = " T e x t " > G l o b a l L o c a t i o n N u m b e r < / G l o b a l L o c a t i o n N u m b e r >   
          < G l o b a l L o c a t i o n N u m b e r _ L b l   E l e m e n t T y p e = " C o l u m n "   E l e m e n t I d = " 1 7 5 0 9 1 3 8 9 1 "   D a t a T y p e = " T e x t " > G l o b a l L o c a t i o n N u m b e r _ L b l < / G l o b a l L o c a t i o n N u m b e r _ L b l >   
-         < H o m e P a g e _ H e a d e r _ L b l   E l e m e n t T y p e = " C o l u m n "   E l e m e n t I d = " 1 8 7 9 7 2 5 0 8 4 "   D a t a T y p e = " T e x t C o n s t " > H o m e P a g e _ H e a d e r _ L b l < / H o m e P a g e _ H e a d e r _ L b l > - 
-         < I n v o i c e D i s c o u n t A m o u n t _ L b l   E l e m e n t T y p e = " C o l u m n "   E l e m e n t I d = " 1 5 9 3 0 1 2 7 3 6 "   D a t a T y p e = " T e x t C o n s t " > I n v o i c e D i s c o u n t A m o u n t _ L b l < / I n v o i c e D i s c o u n t A m o u n t _ L b l > - 
-         < I n v o i c e D i s c o u n t B a s e A m o u n t _ L b l   E l e m e n t T y p e = " C o l u m n "   E l e m e n t I d = " 2 0 2 9 2 6 6 8 7 5 "   D a t a T y p e = " T e x t C o n s t " > I n v o i c e D i s c o u n t B a s e A m o u n t _ L b l < / I n v o i c e D i s c o u n t B a s e A m o u n t _ L b l > +         < H o m e P a g e _ H e a d e r _ L b l   E l e m e n t T y p e = " C o l u m n "   E l e m e n t I d = " 1 8 7 9 7 2 5 0 8 4 "   D a t a T y p e = " L a b e l " > H o m e P a g e _ H e a d e r _ L b l < / H o m e P a g e _ H e a d e r _ L b l > + 
+         < I n v o i c e D i s c o u n t A m o u n t _ L b l   E l e m e n t T y p e = " C o l u m n "   E l e m e n t I d = " 1 5 9 3 0 1 2 7 3 6 "   D a t a T y p e = " L a b e l " > I n v o i c e D i s c o u n t A m o u n t _ L b l < / I n v o i c e D i s c o u n t A m o u n t _ L b l > + 
+         < I n v o i c e D i s c o u n t B a s e A m o u n t _ L b l   E l e m e n t T y p e = " C o l u m n "   E l e m e n t I d = " 2 0 2 9 2 6 6 8 7 5 "   D a t a T y p e = " L a b e l " > I n v o i c e D i s c o u n t B a s e A m o u n t _ L b l < / I n v o i c e D i s c o u n t B a s e A m o u n t _ L b l >   
          < L e g a l E n t i t y T y p e   E l e m e n t T y p e = " C o l u m n "   E l e m e n t I d = " 2 0 5 1 8 7 3 5 6 3 "   D a t a T y p e = " T e x t " > L e g a l E n t i t y T y p e < / L e g a l E n t i t y T y p e >   
          < L e g a l E n t i t y T y p e _ L b l   E l e m e n t T y p e = " C o l u m n "   E l e m e n t I d = " 2 0 8 0 2 2 4 7 9 2 "   D a t a T y p e = " T e x t " > L e g a l E n t i t y T y p e _ L b l < / L e g a l E n t i t y T y p e _ L b l >   
-         < L i n e A m o u n t A f t e r I n v o i c e D i s c o u n t _ L b l   E l e m e n t T y p e = " C o l u m n "   E l e m e n t I d = " 6 7 3 7 2 1 0 9 4 "   D a t a T y p e = " T e x t C o n s t " > L i n e A m o u n t A f t e r I n v o i c e D i s c o u n t _ L b l < / L i n e A m o u n t A f t e r I n v o i c e D i s c o u n t _ L b l > - 
-         < L o c a l C u r r e n c y _ L b l   E l e m e n t T y p e = " C o l u m n "   E l e m e n t I d = " 1 5 5 9 6 9 3 4 2 2 "   D a t a T y p e = " T e x t C o n s t " > L o c a l C u r r e n c y _ L b l < / L o c a l C u r r e n c y _ L b l > +         < L i n e A m o u n t A f t e r I n v o i c e D i s c o u n t _ L b l   E l e m e n t T y p e = " C o l u m n "   E l e m e n t I d = " 6 7 3 7 2 1 0 9 4 "   D a t a T y p e = " L a b e l " > L i n e A m o u n t A f t e r I n v o i c e D i s c o u n t _ L b l < / L i n e A m o u n t A f t e r I n v o i c e D i s c o u n t _ L b l > + 
+         < L o c a l C u r r e n c y _ L b l   E l e m e n t T y p e = " C o l u m n "   E l e m e n t I d = " 1 5 5 9 6 9 3 4 2 2 "   D a t a T y p e = " L a b e l " > L o c a l C u r r e n c y _ L b l < / L o c a l C u r r e n c y _ L b l >   
          < O r d e r N o   E l e m e n t T y p e = " C o l u m n "   E l e m e n t I d = " 1 4 6 6 4 7 3 8 8 6 "   D a t a T y p e = " C o d e " > O r d e r N o < / O r d e r N o >   
@@ -6300,13 +6708,13 @@
  
          < P a c k a g e T r a c k i n g N o _ L b l   E l e m e n t T y p e = " C o l u m n "   E l e m e n t I d = " 2 1 9 3 5 6 7 5 6 "   D a t a T y p e = " S t r i n g " > P a c k a g e T r a c k i n g N o _ L b l < / P a c k a g e T r a c k i n g N o _ L b l >   
-         < P a g e _ L b l   E l e m e n t T y p e = " C o l u m n "   E l e m e n t I d = " 6 8 0 6 4 8 0 9 1 "   D a t a T y p e = " T e x t C o n s t " > P a g e _ L b l < / P a g e _ L b l > +         < P a g e _ L b l   E l e m e n t T y p e = " C o l u m n "   E l e m e n t I d = " 6 8 0 6 4 8 0 9 1 "   D a t a T y p e = " L a b e l " > P a g e _ L b l < / P a g e _ L b l >   
          < P a y m e n t I n s t r u c t i o n s _ T x t   E l e m e n t T y p e = " C o l u m n "   E l e m e n t I d = " 1 8 7 2 0 8 8 3 "   D a t a T y p e = " T e x t " > P a y m e n t I n s t r u c t i o n s _ T x t < / P a y m e n t I n s t r u c t i o n s _ T x t >   
          < P a y m e n t M e t h o d D e s c r i p t i o n   E l e m e n t T y p e = " C o l u m n "   E l e m e n t I d = " 5 8 5 7 5 7 9 7 4 "   D a t a T y p e = " T e x t " > P a y m e n t M e t h o d D e s c r i p t i o n < / P a y m e n t M e t h o d D e s c r i p t i o n >   
-         < P a y m e n t M e t h o d D e s c r i p t i o n _ L b l   E l e m e n t T y p e = " C o l u m n "   E l e m e n t I d = " 7 9 7 1 1 7 3 2 3 "   D a t a T y p e = " T e x t C o n s t " > P a y m e n t M e t h o d D e s c r i p t i o n _ L b l < / P a y m e n t M e t h o d D e s c r i p t i o n _ L b l > +         < P a y m e n t M e t h o d D e s c r i p t i o n _ L b l   E l e m e n t T y p e = " C o l u m n "   E l e m e n t I d = " 7 9 7 1 1 7 3 2 3 "   D a t a T y p e = " L a b e l " > P a y m e n t M e t h o d D e s c r i p t i o n _ L b l < / P a y m e n t M e t h o d D e s c r i p t i o n _ L b l >   
          < P a y m e n t R e f e r e n c e   E l e m e n t T y p e = " C o l u m n "   E l e m e n t I d = " 3 3 5 4 9 7 0 1 2 "   D a t a T y p e = " T e x t " > P a y m e n t R e f e r e n c e < / P a y m e n t R e f e r e n c e >   
@@ -6314,45 +6722,39 @@
  
          < P a y m e n t T e r m s D e s c r i p t i o n   E l e m e n t T y p e = " C o l u m n "   E l e m e n t I d = " 2 0 3 8 7 4 2 7 0 0 "   D a t a T y p e = " T e x t " > P a y m e n t T e r m s D e s c r i p t i o n < / P a y m e n t T e r m s D e s c r i p t i o n >   
-         < P a y m e n t T e r m s D e s c r i p t i o n _ L b l   E l e m e n t T y p e = " C o l u m n "   E l e m e n t I d = " 1 8 7 4 4 9 4 3 2 1 "   D a t a T y p e = " T e x t C o n s t " > P a y m e n t T e r m s D e s c r i p t i o n _ L b l < / P a y m e n t T e r m s D e s c r i p t i o n _ L b l > +         < P a y m e n t T e r m s D e s c r i p t i o n _ L b l   E l e m e n t T y p e = " C o l u m n "   E l e m e n t I d = " 1 8 7 4 4 9 4 3 2 1 "   D a t a T y p e = " L a b e l " > P a y m e n t T e r m s D e s c r i p t i o n _ L b l < / P a y m e n t T e r m s D e s c r i p t i o n _ L b l >   
          < P r i c e s I n c l u d i n g V A T   E l e m e n t T y p e = " C o l u m n "   E l e m e n t I d = " 5 1 8 8 1 7 1 6 7 "   D a t a T y p e = " B o o l e a n " > P r i c e s I n c l u d i n g V A T < / P r i c e s I n c l u d i n g V A T >   
+         < P r i c e s I n c l u d i n g V A T Y e s N o   E l e m e n t T y p e = " C o l u m n "   E l e m e n t I d = " 1 4 1 1 1 4 7 5 9 9 "   D a t a T y p e = " S t r i n g " > P r i c e s I n c l u d i n g V A T Y e s N o < / P r i c e s I n c l u d i n g V A T Y e s N o > + 
          < P r i c e s I n c l u d i n g V A T _ L b l   E l e m e n t T y p e = " C o l u m n "   E l e m e n t I d = " 1 3 7 7 9 7 9 4 4 4 "   D a t a T y p e = " S t r i n g " > P r i c e s I n c l u d i n g V A T _ L b l < / P r i c e s I n c l u d i n g V A T _ L b l >   
-         < P r i c e s I n c l u d i n g V A T Y e s N o   E l e m e n t T y p e = " C o l u m n "   E l e m e n t I d = " 1 4 1 1 1 4 7 5 9 9 "   D a t a T y p e = " S t r i n g " > P r i c e s I n c l u d i n g V A T Y e s N o < / P r i c e s I n c l u d i n g V A T Y e s N o > - 
-         < Q R _ C o d e _ I m a g e   E l e m e n t T y p e = " C o l u m n "   E l e m e n t I d = " 2 0 7 9 6 8 0 8 3 6 "   D a t a T y p e = " M e d i a S e t " > Q R _ C o d e _ I m a g e < / Q R _ C o d e _ I m a g e > - 
-         < Q R _ C o d e _ I m a g e _ L b l   E l e m e n t T y p e = " C o l u m n "   E l e m e n t I d = " 1 2 2 9 4 4 6 0 7 "   D a t a T y p e = " S t r i n g " > Q R _ C o d e _ I m a g e _ L b l < / Q R _ C o d e _ I m a g e _ L b l > - 
-         < Q u e s t i o n s _ L b l   E l e m e n t T y p e = " C o l u m n "   E l e m e n t I d = " 2 0 7 0 8 9 0 0 1 9 "   D a t a T y p e = " T e x t C o n s t " > Q u e s t i o n s _ L b l < / Q u e s t i o n s _ L b l > - 
-         < R e c u r r i n g B i l l i n g   E l e m e n t T y p e = " C o l u m n "   E l e m e n t I d = " 4 8 0 8 6 9 9 3 "   D a t a T y p e = " B o o l e a n " > R e c u r r i n g B i l l i n g < / R e c u r r i n g B i l l i n g > +         < Q u e s t i o n s _ L b l   E l e m e n t T y p e = " C o l u m n "   E l e m e n t I d = " 2 0 7 0 8 9 0 0 1 9 "   D a t a T y p e = " L a b e l " > Q u e s t i o n s _ L b l < / Q u e s t i o n s _ L b l >   
          < R e m a i n i n g A m o u n t   E l e m e n t T y p e = " C o l u m n "   E l e m e n t I d = " 3 5 3 2 6 4 1 3 1 "   D a t a T y p e = " D e c i m a l " > R e m a i n i n g A m o u n t < / R e m a i n i n g A m o u n t >   
          < R e m a i n i n g A m o u n t T e x t   E l e m e n t T y p e = " C o l u m n "   E l e m e n t I d = " 1 8 1 3 6 1 2 0 "   D a t a T y p e = " T e x t " > R e m a i n i n g A m o u n t T e x t < / R e m a i n i n g A m o u n t T e x t >   
-         < S a l e s I n v o i c e L i n e D i s c o u n t _ L b l   E l e m e n t T y p e = " C o l u m n "   E l e m e n t I d = " 6 6 4 6 0 1 5 8 2 "   D a t a T y p e = " T e x t C o n s t " > S a l e s I n v o i c e L i n e D i s c o u n t _ L b l < / S a l e s I n v o i c e L i n e D i s c o u n t _ L b l > - 
-         < S a l e s P e r s o n _ L b l   E l e m e n t T y p e = " C o l u m n "   E l e m e n t I d = " 1 5 6 4 1 9 6 3 6 5 "   D a t a T y p e = " T e x t C o n s t " > S a l e s P e r s o n _ L b l < / S a l e s P e r s o n _ L b l > +         < S a l e s I n v o i c e L i n e D i s c o u n t _ L b l   E l e m e n t T y p e = " C o l u m n "   E l e m e n t I d = " 6 6 4 6 0 1 5 8 2 "   D a t a T y p e = " L a b e l " > S a l e s I n v o i c e L i n e D i s c o u n t _ L b l < / S a l e s I n v o i c e L i n e D i s c o u n t _ L b l >   
          < S a l e s P e r s o n B l a n k _ L b l   E l e m e n t T y p e = " C o l u m n "   E l e m e n t I d = " 6 5 4 6 2 4 6 0 1 "   D a t a T y p e = " T e x t " > S a l e s P e r s o n B l a n k _ L b l < / S a l e s P e r s o n B l a n k _ L b l >   
          < S a l e s P e r s o n N a m e   E l e m e n t T y p e = " C o l u m n "   E l e m e n t I d = " 8 7 1 4 9 2 9 8 3 "   D a t a T y p e = " T e x t " > S a l e s P e r s o n N a m e < / S a l e s P e r s o n N a m e >   
+         < S a l e s P e r s o n _ L b l   E l e m e n t T y p e = " C o l u m n "   E l e m e n t I d = " 1 5 6 4 1 9 6 3 6 5 "   D a t a T y p e = " L a b e l " > S a l e s P e r s o n _ L b l < / S a l e s P e r s o n _ L b l > + 
          < S e l l T o C o n t a c t E m a i l   E l e m e n t T y p e = " C o l u m n "   E l e m e n t I d = " 2 6 2 8 2 4 5 6 4 "   D a t a T y p e = " T e x t " > S e l l T o C o n t a c t E m a i l < / S e l l T o C o n t a c t E m a i l >   
-         < S e l l T o C o n t a c t E m a i l L b l   E l e m e n t T y p e = " C o l u m n "   E l e m e n t I d = " 3 7 0 9 2 0 3 7 4 "   D a t a T y p e = " T e x t C o n s t " > S e l l T o C o n t a c t E m a i l L b l < / S e l l T o C o n t a c t E m a i l L b l > +         < S e l l T o C o n t a c t E m a i l L b l   E l e m e n t T y p e = " C o l u m n "   E l e m e n t I d = " 3 7 0 9 2 0 3 7 4 "   D a t a T y p e = " L a b e l " > S e l l T o C o n t a c t E m a i l L b l < / S e l l T o C o n t a c t E m a i l L b l >   
          < S e l l T o C o n t a c t M o b i l e P h o n e N o   E l e m e n t T y p e = " C o l u m n "   E l e m e n t I d = " 1 8 4 3 5 8 7 4 7 "   D a t a T y p e = " T e x t " > S e l l T o C o n t a c t M o b i l e P h o n e N o < / S e l l T o C o n t a c t M o b i l e P h o n e N o >   
-         < S e l l T o C o n t a c t M o b i l e P h o n e N o L b l   E l e m e n t T y p e = " C o l u m n "   E l e m e n t I d = " 1 4 5 7 5 2 8 4 1 7 "   D a t a T y p e = " T e x t C o n s t " > S e l l T o C o n t a c t M o b i l e P h o n e N o L b l < / S e l l T o C o n t a c t M o b i l e P h o n e N o L b l > +         < S e l l T o C o n t a c t M o b i l e P h o n e N o L b l   E l e m e n t T y p e = " C o l u m n "   E l e m e n t I d = " 1 4 5 7 5 2 8 4 1 7 "   D a t a T y p e = " L a b e l " > S e l l T o C o n t a c t M o b i l e P h o n e N o L b l < / S e l l T o C o n t a c t M o b i l e P h o n e N o L b l >   
          < S e l l T o C o n t a c t P h o n e N o   E l e m e n t T y p e = " C o l u m n "   E l e m e n t I d = " 1 6 1 3 8 2 2 4 8 3 "   D a t a T y p e = " T e x t " > S e l l T o C o n t a c t P h o n e N o < / S e l l T o C o n t a c t P h o n e N o >   
-         < S e l l T o C o n t a c t P h o n e N o L b l   E l e m e n t T y p e = " C o l u m n "   E l e m e n t I d = " 1 0 5 0 6 8 6 8 0 9 "   D a t a T y p e = " T e x t C o n s t " > S e l l T o C o n t a c t P h o n e N o L b l < / S e l l T o C o n t a c t P h o n e N o L b l > +         < S e l l T o C o n t a c t P h o n e N o L b l   E l e m e n t T y p e = " C o l u m n "   E l e m e n t I d = " 1 0 5 0 6 8 6 8 0 9 "   D a t a T y p e = " L a b e l " > S e l l T o C o n t a c t P h o n e N o L b l < / S e l l T o C o n t a c t P h o n e N o L b l >   
          < S e l l t o C u s t o m e r N o   E l e m e n t T y p e = " C o l u m n "   E l e m e n t I d = " 2 0 5 0 6 4 7 3 4 9 "   D a t a T y p e = " C o d e " > S e l l t o C u s t o m e r N o < / S e l l t o C u s t o m e r N o >   
@@ -6362,22 +6764,20 @@
  
          < S e l l T o P h o n e N o   E l e m e n t T y p e = " C o l u m n "   E l e m e n t I d = " 7 5 1 9 3 1 8 4 3 "   D a t a T y p e = " T e x t " > S e l l T o P h o n e N o < / S e l l T o P h o n e N o >   
-         < S h i p m e n t _ L b l   E l e m e n t T y p e = " C o l u m n "   E l e m e n t I d = " 2 0 8 5 7 6 7 1 2 0 "   D a t a T y p e = " T e x t C o n s t " > S h i p m e n t _ L b l < / S h i p m e n t _ L b l > - 
          < S h i p m e n t D a t e   E l e m e n t T y p e = " C o l u m n "   E l e m e n t I d = " 9 3 1 1 1 1 4 6 5 "   D a t a T y p e = " S t r i n g " > S h i p m e n t D a t e < / S h i p m e n t D a t e >   
          < S h i p m e n t D a t e _ L b l   E l e m e n t T y p e = " C o l u m n "   E l e m e n t I d = " 6 1 4 4 0 0 3 6 4 "   D a t a T y p e = " S t r i n g " > S h i p m e n t D a t e _ L b l < / S h i p m e n t D a t e _ L b l >   
          < S h i p m e n t M e t h o d D e s c r i p t i o n   E l e m e n t T y p e = " C o l u m n "   E l e m e n t I d = " 2 0 5 9 4 0 3 2 6 0 "   D a t a T y p e = " T e x t " > S h i p m e n t M e t h o d D e s c r i p t i o n < / S h i p m e n t M e t h o d D e s c r i p t i o n >   
-         < S h i p m e n t M e t h o d D e s c r i p t i o n _ L b l   E l e m e n t T y p e = " C o l u m n "   E l e m e n t I d = " 1 1 7 9 9 7 8 4 6 5 "   D a t a T y p e = " T e x t C o n s t " > S h i p m e n t M e t h o d D e s c r i p t i o n _ L b l < / S h i p m e n t M e t h o d D e s c r i p t i o n _ L b l > +         < S h i p m e n t M e t h o d D e s c r i p t i o n _ L b l   E l e m e n t T y p e = " C o l u m n "   E l e m e n t I d = " 1 1 7 9 9 7 8 4 6 5 "   D a t a T y p e = " L a b e l " > S h i p m e n t M e t h o d D e s c r i p t i o n _ L b l < / S h i p m e n t M e t h o d D e s c r i p t i o n _ L b l > + 
+         < S h i p m e n t _ L b l   E l e m e n t T y p e = " C o l u m n "   E l e m e n t I d = " 2 0 8 5 7 6 7 1 2 0 "   D a t a T y p e = " L a b e l " > S h i p m e n t _ L b l < / S h i p m e n t _ L b l >   
          < S h i p p i n g A g e n t C o d e   E l e m e n t T y p e = " C o l u m n "   E l e m e n t I d = " 1 6 7 0 1 5 5 2 6 9 "   D a t a T y p e = " C o d e " > S h i p p i n g A g e n t C o d e < / S h i p p i n g A g e n t C o d e >   
          < S h i p p i n g A g e n t C o d e _ L b l   E l e m e n t T y p e = " C o l u m n "   E l e m e n t I d = " 1 1 5 3 2 0 1 3 4 "   D a t a T y p e = " S t r i n g " > S h i p p i n g A g e n t C o d e _ L b l < / S h i p p i n g A g e n t C o d e _ L b l >   
-         < S h i p T o A d d r e s s _ L b l   E l e m e n t T y p e = " C o l u m n "   E l e m e n t I d = " 1 6 5 0 5 0 5 0 1 7 "   D a t a T y p e = " T e x t C o n s t " > S h i p T o A d d r e s s _ L b l < / S h i p T o A d d r e s s _ L b l > - 
          < S h i p T o A d d r e s s 1   E l e m e n t T y p e = " C o l u m n "   E l e m e n t I d = " 1 3 5 7 6 7 2 8 6 1 "   D a t a T y p e = " T e x t " > S h i p T o A d d r e s s 1 < / S h i p T o A d d r e s s 1 >   
          < S h i p T o A d d r e s s 2   E l e m e n t T y p e = " C o l u m n "   E l e m e n t I d = " 1 0 2 4 2 0 4 5 8 4 "   D a t a T y p e = " T e x t " > S h i p T o A d d r e s s 2 < / S h i p T o A d d r e s s 2 > @@ -6394,39 +6794,39 @@
  
          < S h i p T o A d d r e s s 8   E l e m e n t T y p e = " C o l u m n "   E l e m e n t I d = " 1 4 9 2 9 9 2 1 7 8 "   D a t a T y p e = " T e x t " > S h i p T o A d d r e s s 8 < / S h i p T o A d d r e s s 8 >   
+         < S h i p T o A d d r e s s _ L b l   E l e m e n t T y p e = " C o l u m n "   E l e m e n t I d = " 1 6 5 0 5 0 5 0 1 7 "   D a t a T y p e = " L a b e l " > S h i p T o A d d r e s s _ L b l < / S h i p T o A d d r e s s _ L b l > + 
          < S h i p T o P h o n e N o   E l e m e n t T y p e = " C o l u m n "   E l e m e n t I d = " 3 6 9 7 0 2 2 5 5 "   D a t a T y p e = " T e x t " > S h i p T o P h o n e N o < / S h i p T o P h o n e N o >   
          < S h o w S h i p p i n g A d d r e s s   E l e m e n t T y p e = " C o l u m n "   E l e m e n t I d = " 1 1 2 0 0 7 1 2 6 6 "   D a t a T y p e = " B o o l e a n " > S h o w S h i p p i n g A d d r e s s < / S h o w S h i p p i n g A d d r e s s >   
          < S h o w W o r k D e s c r i p t i o n   E l e m e n t T y p e = " C o l u m n "   E l e m e n t I d = " 7 8 5 4 6 8 8 6 5 "   D a t a T y p e = " B o o l e a n " > S h o w W o r k D e s c r i p t i o n < / S h o w W o r k D e s c r i p t i o n >   
-         < S u b t o t a l _ L b l   E l e m e n t T y p e = " C o l u m n "   E l e m e n t I d = " 1 9 6 7 7 9 5 1 4 2 "   D a t a T y p e = " T e x t C o n s t " > S u b t o t a l _ L b l < / S u b t o t a l _ L b l > - 
-         < T h a n k s _ L b l   E l e m e n t T y p e = " C o l u m n "   E l e m e n t I d = " 2 1 0 3 3 0 5 5 2 5 "   D a t a T y p e = " T e x t C o n s t " > T h a n k s _ L b l < / T h a n k s _ L b l > - 
-         < T o t a l _ L b l   E l e m e n t T y p e = " C o l u m n "   E l e m e n t I d = " 1 2 1 0 1 0 0 8 7 8 "   D a t a T y p e = " T e x t C o n s t " > T o t a l _ L b l < / T o t a l _ L b l > - 
-         < T o t a l C O 2 e _ L b l   E l e m e n t T y p e = " C o l u m n "   E l e m e n t I d = " 1 0 3 0 5 9 5 2 5 5 "   D a t a T y p e = " T e x t " > T o t a l C O 2 e _ L b l < / T o t a l C O 2 e _ L b l > - 
-         < V A T A m o u n t _ L b l   E l e m e n t T y p e = " C o l u m n "   E l e m e n t I d = " 1 0 9 4 6 5 7 2 9 "   D a t a T y p e = " T e x t C o n s t " > V A T A m o u n t _ L b l < / V A T A m o u n t _ L b l > - 
-         < V A T A m o u n t S p e c i f i c a t i o n _ L b l   E l e m e n t T y p e = " C o l u m n "   E l e m e n t I d = " 8 7 8 7 0 6 8 4 6 "   D a t a T y p e = " T e x t C o n s t " > V A T A m o u n t S p e c i f i c a t i o n _ L b l < / V A T A m o u n t S p e c i f i c a t i o n _ L b l > - 
-         < V A T B a s e _ L b l   E l e m e n t T y p e = " C o l u m n "   E l e m e n t I d = " 1 8 6 6 1 5 8 2 7 8 "   D a t a T y p e = " T e x t C o n s t " > V A T B a s e _ L b l < / V A T B a s e _ L b l > +         < S u b t o t a l _ L b l   E l e m e n t T y p e = " C o l u m n "   E l e m e n t I d = " 1 9 6 7 7 9 5 1 4 2 "   D a t a T y p e = " L a b e l " > S u b t o t a l _ L b l < / S u b t o t a l _ L b l > + 
+         < T h a n k s _ L b l   E l e m e n t T y p e = " C o l u m n "   E l e m e n t I d = " 2 1 0 3 3 0 5 5 2 5 "   D a t a T y p e = " L a b e l " > T h a n k s _ L b l < / T h a n k s _ L b l > + 
+         < T o t a l _ L b l   E l e m e n t T y p e = " C o l u m n "   E l e m e n t I d = " 1 2 1 0 1 0 0 8 7 8 "   D a t a T y p e = " L a b e l " > T o t a l _ L b l < / T o t a l _ L b l > + 
+         < V A T A m o u n t S p e c i f i c a t i o n _ L b l   E l e m e n t T y p e = " C o l u m n "   E l e m e n t I d = " 8 7 8 7 0 6 8 4 6 "   D a t a T y p e = " L a b e l " > V A T A m o u n t S p e c i f i c a t i o n _ L b l < / V A T A m o u n t S p e c i f i c a t i o n _ L b l > + 
+         < V A T A m o u n t _ L b l   E l e m e n t T y p e = " C o l u m n "   E l e m e n t I d = " 1 0 9 4 6 5 7 2 9 "   D a t a T y p e = " L a b e l " > V A T A m o u n t _ L b l < / V A T A m o u n t _ L b l > + 
+         < V A T B a s e _ L b l   E l e m e n t T y p e = " C o l u m n "   E l e m e n t I d = " 1 8 6 6 1 5 8 2 7 8 "   D a t a T y p e = " L a b e l " > V A T B a s e _ L b l < / V A T B a s e _ L b l > + 
+         < V A T C l a u s e s _ L b l   E l e m e n t T y p e = " C o l u m n "   E l e m e n t I d = " 1 3 8 3 9 2 0 0 1 9 "   D a t a T y p e = " L a b e l " > V A T C l a u s e s _ L b l < / V A T C l a u s e s _ L b l >   
          < V A T C l a u s e _ L b l   E l e m e n t T y p e = " C o l u m n "   E l e m e n t I d = " 1 5 7 0 4 9 5 4 9 0 "   D a t a T y p e = " S t r i n g " > V A T C l a u s e _ L b l < / V A T C l a u s e _ L b l >   
-         < V A T C l a u s e s _ L b l   E l e m e n t T y p e = " C o l u m n "   E l e m e n t I d = " 1 3 8 3 9 2 0 0 1 9 "   D a t a T y p e = " T e x t C o n s t " > V A T C l a u s e s _ L b l < / V A T C l a u s e s _ L b l > - 
-         < V A T I d e n t i f i e r _ L b l   E l e m e n t T y p e = " C o l u m n "   E l e m e n t I d = " 1 6 8 6 6 2 3 9 8 4 "   D a t a T y p e = " T e x t C o n s t " > V A T I d e n t i f i e r _ L b l < / V A T I d e n t i f i e r _ L b l > - 
-         < V A T P e r c e n t a g e _ L b l   E l e m e n t T y p e = " C o l u m n "   E l e m e n t I d = " 6 7 6 6 5 4 5 6 5 "   D a t a T y p e = " T e x t C o n s t " > V A T P e r c e n t a g e _ L b l < / V A T P e r c e n t a g e _ L b l > +         < V A T I d e n t i f i e r _ L b l   E l e m e n t T y p e = " C o l u m n "   E l e m e n t I d = " 1 6 8 6 6 2 3 9 8 4 "   D a t a T y p e = " L a b e l " > V A T I d e n t i f i e r _ L b l < / V A T I d e n t i f i e r _ L b l > + 
+         < V A T P e r c e n t a g e _ L b l   E l e m e n t T y p e = " C o l u m n "   E l e m e n t I d = " 6 7 6 6 5 4 5 6 5 "   D a t a T y p e = " L a b e l " > V A T P e r c e n t a g e _ L b l < / V A T P e r c e n t a g e _ L b l >   
          < V A T R e g i s t r a t i o n N o   E l e m e n t T y p e = " C o l u m n "   E l e m e n t I d = " 1 8 8 9 1 9 5 4 0 2 "   D a t a T y p e = " T e x t " > V A T R e g i s t r a t i o n N o < / V A T R e g i s t r a t i o n N o >   
          < V A T R e g i s t r a t i o n N o _ L b l   E l e m e n t T y p e = " C o l u m n "   E l e m e n t I d = " 1 4 2 4 6 1 6 0 8 5 "   D a t a T y p e = " T e x t " > V A T R e g i s t r a t i o n N o _ L b l < / V A T R e g i s t r a t i o n N o _ L b l >   
-         < Y o u r D o c u m e n t T i t l e _ L b l   E l e m e n t T y p e = " C o l u m n "   E l e m e n t I d = " 1 8 2 1 7 1 6 9 3 4 "   D a t a T y p e = " T e x t C o n s t " > Y o u r D o c u m e n t T i t l e _ L b l < / Y o u r D o c u m e n t T i t l e _ L b l > +         < Y o u r D o c u m e n t T i t l e _ L b l   E l e m e n t T y p e = " C o l u m n "   E l e m e n t I d = " 1 8 2 1 7 1 6 9 3 4 "   D a t a T y p e = " L a b e l " > Y o u r D o c u m e n t T i t l e _ L b l < / Y o u r D o c u m e n t T i t l e _ L b l >   
          < Y o u r R e f e r e n c e   E l e m e n t T y p e = " C o l u m n "   E l e m e n t I d = " 1 1 0 3 9 9 5 1 "   D a t a T y p e = " T e x t " > Y o u r R e f e r e n c e < / Y o u r R e f e r e n c e >   
@@ -6442,12 +6842,6 @@
  
              < A m o u n t I n c l u d i n g V A T _ L i n e _ L b l   E l e m e n t T y p e = " C o l u m n "   E l e m e n t I d = " 9 3 0 7 4 7 3 1 3 "   D a t a T y p e = " S t r i n g " > A m o u n t I n c l u d i n g V A T _ L i n e _ L b l < / A m o u n t I n c l u d i n g V A T _ L i n e _ L b l >   
-             < C O 2 e P e r U n i t _ L i n e   E l e m e n t T y p e = " C o l u m n "   E l e m e n t I d = " 1 3 2 0 1 7 0 3 0 2 "   D a t a T y p e = " T e x t " > C O 2 e P e r U n i t _ L i n e < / C O 2 e P e r U n i t _ L i n e > - 
-             < C o n t r a c t L i n e N o   E l e m e n t T y p e = " C o l u m n "   E l e m e n t I d = " 3 0 7 6 6 9 2 4 8 "   D a t a T y p e = " I n t e g e r " > C o n t r a c t L i n e N o < / C o n t r a c t L i n e N o > - 
-             < C o n t r a c t N o   E l e m e n t T y p e = " C o l u m n "   E l e m e n t I d = " 1 9 5 9 3 0 8 7 1 8 "   D a t a T y p e = " C o d e " > C o n t r a c t N o < / C o n t r a c t N o > - 
              < D e s c r i p t i o n _ L i n e   E l e m e n t T y p e = " C o l u m n "   E l e m e n t I d = " 1 4 0 6 8 2 2 3 1 0 "   D a t a T y p e = " T e x t " > D e s c r i p t i o n _ L i n e < / D e s c r i p t i o n _ L i n e >   
              < D e s c r i p t i o n _ L i n e _ L b l   E l e m e n t T y p e = " C o l u m n "   E l e m e n t I d = " 2 1 1 8 9 5 1 4 9 5 "   D a t a T y p e = " S t r i n g " > D e s c r i p t i o n _ L i n e _ L b l < / D e s c r i p t i o n _ L i n e _ L b l > @@ -6464,10 +6858,10 @@
  
              < J o b N o _ L b l   E l e m e n t T y p e = " C o l u m n "   E l e m e n t I d = " 1 8 9 7 0 9 4 2 6 "   D a t a T y p e = " T e x t " > J o b N o _ L b l < / J o b N o _ L b l >   
-             < J o b T a s k D e s c _ L b l   E l e m e n t T y p e = " C o l u m n "   E l e m e n t I d = " 5 4 8 3 1 0 0 2 7 "   D a t a T y p e = " T e x t C o n s t " > J o b T a s k D e s c _ L b l < / J o b T a s k D e s c _ L b l > - 
              < J o b T a s k D e s c r i p t i o n   E l e m e n t T y p e = " C o l u m n "   E l e m e n t I d = " 1 0 6 5 5 0 2 3 4 3 "   D a t a T y p e = " T e x t " > J o b T a s k D e s c r i p t i o n < / J o b T a s k D e s c r i p t i o n >   
+             < J o b T a s k D e s c _ L b l   E l e m e n t T y p e = " C o l u m n "   E l e m e n t I d = " 5 4 8 3 1 0 0 2 7 "   D a t a T y p e = " L a b e l " > J o b T a s k D e s c _ L b l < / J o b T a s k D e s c _ L b l > + 
              < J o b T a s k N o   E l e m e n t T y p e = " C o l u m n "   E l e m e n t I d = " 9 4 0 0 8 9 4 5 8 "   D a t a T y p e = " C o d e " > J o b T a s k N o < / J o b T a s k N o >   
              < J o b T a s k N o _ L b l   E l e m e n t T y p e = " C o l u m n "   E l e m e n t I d = " 6 2 2 6 5 1 9 4 9 "   D a t a T y p e = " T e x t " > J o b T a s k N o _ L b l < / J o b T a s k N o _ L b l > @@ -6476,36 +6870,30 @@
  
              < L i n e A m o u n t _ L i n e _ L b l   E l e m e n t T y p e = " C o l u m n "   E l e m e n t I d = " 9 9 2 9 0 1 8 4 5 "   D a t a T y p e = " S t r i n g " > L i n e A m o u n t _ L i n e _ L b l < / L i n e A m o u n t _ L i n e _ L b l >   
+             < L i n e D i s c o u n t P e r c e n t T e x t _ L i n e   E l e m e n t T y p e = " C o l u m n "   E l e m e n t I d = " 6 1 3 1 3 5 1 9 "   D a t a T y p e = " T e x t " > L i n e D i s c o u n t P e r c e n t T e x t _ L i n e < / L i n e D i s c o u n t P e r c e n t T e x t _ L i n e > + 
              < L i n e D i s c o u n t P e r c e n t _ L i n e   E l e m e n t T y p e = " C o l u m n "   E l e m e n t I d = " 9 0 7 8 2 7 4 3 6 "   D a t a T y p e = " D e c i m a l " > L i n e D i s c o u n t P e r c e n t _ L i n e < / L i n e D i s c o u n t P e r c e n t _ L i n e >   
-             < L i n e D i s c o u n t P e r c e n t T e x t _ L i n e   E l e m e n t T y p e = " C o l u m n "   E l e m e n t I d = " 6 1 3 1 3 5 1 9 "   D a t a T y p e = " T e x t " > L i n e D i s c o u n t P e r c e n t T e x t _ L i n e < / L i n e D i s c o u n t P e r c e n t T e x t _ L i n e > - 
              < L i n e N o _ L i n e   E l e m e n t T y p e = " C o l u m n "   E l e m e n t I d = " 6 9 8 9 8 5 9 7 9 "   D a t a T y p e = " I n t e g e r " > L i n e N o _ L i n e < / L i n e N o _ L i n e >   
-             < P r i c e _ L b l   E l e m e n t T y p e = " C o l u m n "   E l e m e n t I d = " 2 1 2 6 7 6 4 9 2 5 "   D a t a T y p e = " T e x t C o n s t " > P r i c e _ L b l < / P r i c e _ L b l > - 
-             < P r i c e P e r _ L b l   E l e m e n t T y p e = " C o l u m n "   E l e m e n t I d = " 9 7 3 2 8 0 1 3 4 "   D a t a T y p e = " T e x t C o n s t " > P r i c e P e r _ L b l < / P r i c e P e r _ L b l > - 
-             < Q t y _ L b l   E l e m e n t T y p e = " C o l u m n "   E l e m e n t I d = " 2 6 3 6 7 3 7 6 4 "   D a t a T y p e = " T e x t C o n s t " > Q t y _ L b l < / Q t y _ L b l > +             < P r i c e P e r _ L b l   E l e m e n t T y p e = " C o l u m n "   E l e m e n t I d = " 9 7 3 2 8 0 1 3 4 "   D a t a T y p e = " L a b e l " > P r i c e P e r _ L b l < / P r i c e P e r _ L b l > + 
+             < P r i c e _ L b l   E l e m e n t T y p e = " C o l u m n "   E l e m e n t I d = " 2 1 2 6 7 6 4 9 2 5 "   D a t a T y p e = " L a b e l " > P r i c e _ L b l < / P r i c e _ L b l > + 
+             < Q t y _ L b l   E l e m e n t T y p e = " C o l u m n "   E l e m e n t I d = " 2 6 3 6 7 3 7 6 4 "   D a t a T y p e = " L a b e l " > Q t y _ L b l < / Q t y _ L b l >   
              < Q u a n t i t y _ L i n e   E l e m e n t T y p e = " C o l u m n "   E l e m e n t I d = " 1 0 6 8 5 4 3 5 3 7 "   D a t a T y p e = " T e x t " > Q u a n t i t y _ L i n e < / Q u a n t i t y _ L i n e >   
              < Q u a n t i t y _ L i n e _ L b l   E l e m e n t T y p e = " C o l u m n "   E l e m e n t I d = " 2 0 3 4 5 0 6 8 0 2 "   D a t a T y p e = " S t r i n g " > Q u a n t i t y _ L i n e _ L b l < / Q u a n t i t y _ L i n e _ L b l >   
-             < R e c u r r i n g B i l l i n g f r o m   E l e m e n t T y p e = " C o l u m n "   E l e m e n t I d = " 4 7 7 0 0 1 9 2 1 "   D a t a T y p e = " D a t e " > R e c u r r i n g B i l l i n g f r o m < / R e c u r r i n g B i l l i n g f r o m > - 
-             < R e c u r r i n g B i l l i n g t o   E l e m e n t T y p e = " C o l u m n "   E l e m e n t I d = " 1 3 8 4 6 2 3 0 0 4 "   D a t a T y p e = " D a t e " > R e c u r r i n g B i l l i n g t o < / R e c u r r i n g B i l l i n g t o > - 
              < S h i p m e n t D a t e _ L i n e   E l e m e n t T y p e = " C o l u m n "   E l e m e n t I d = " 1 6 7 3 3 7 5 4 1 6 "   D a t a T y p e = " S t r i n g " > S h i p m e n t D a t e _ L i n e < / S h i p m e n t D a t e _ L i n e >   
-             < S h i p m e n t D a t e _ L i n e _ L b l   E l e m e n t T y p e = " C o l u m n "   E l e m e n t I d = " 8 5 3 2 2 4 3 6 3 "   D a t a T y p e = " T e x t C o n s t " > S h i p m e n t D a t e _ L i n e _ L b l < / S h i p m e n t D a t e _ L i n e _ L b l > +             < S h i p m e n t D a t e _ L i n e _ L b l   E l e m e n t T y p e = " C o l u m n "   E l e m e n t I d = " 8 5 3 2 2 4 3 6 3 "   D a t a T y p e = " L a b e l " > S h i p m e n t D a t e _ L i n e _ L b l < / S h i p m e n t D a t e _ L i n e _ L b l >   
              < T r a n s H e a d e r A m o u n t   E l e m e n t T y p e = " C o l u m n "   E l e m e n t I d = " 2 0 2 8 3 0 6 2 7 6 "   D a t a T y p e = " D e c i m a l " > T r a n s H e a d e r A m o u n t < / T r a n s H e a d e r A m o u n t >   
              < T y p e _ L i n e   E l e m e n t T y p e = " C o l u m n "   E l e m e n t I d = " 2 7 2 8 0 4 9 2 4 "   D a t a T y p e = " S t r i n g " > T y p e _ L i n e < / T y p e _ L i n e >   
-             < U n i t _ L b l   E l e m e n t T y p e = " C o l u m n "   E l e m e n t I d = " 8 1 4 3 6 4 3 1 8 "   D a t a T y p e = " T e x t C o n s t " > U n i t _ L b l < / U n i t _ L b l > - 
              < U n i t O f M e a s u r e   E l e m e n t T y p e = " C o l u m n "   E l e m e n t I d = " 1 8 0 8 2 2 8 0 1 8 "   D a t a T y p e = " T e x t " > U n i t O f M e a s u r e < / U n i t O f M e a s u r e >   
              < U n i t O f M e a s u r e _ L b l   E l e m e n t T y p e = " C o l u m n "   E l e m e n t I d = " 9 8 1 9 5 1 2 4 9 "   D a t a T y p e = " S t r i n g " > U n i t O f M e a s u r e _ L b l < / U n i t O f M e a s u r e _ L b l > @@ -6514,6 +6902,8 @@
  
              < U n i t P r i c e _ L b l   E l e m e n t T y p e = " C o l u m n "   E l e m e n t I d = " 1 1 6 3 9 2 6 6 0 3 "   D a t a T y p e = " S t r i n g " > U n i t P r i c e _ L b l < / U n i t P r i c e _ L b l >   
+             < U n i t _ L b l   E l e m e n t T y p e = " C o l u m n "   E l e m e n t I d = " 8 1 4 3 6 4 3 1 8 "   D a t a T y p e = " L a b e l " > U n i t _ L b l < / U n i t _ L b l > + 
              < V A T I d e n t i f i e r _ L i n e   E l e m e n t T y p e = " C o l u m n "   E l e m e n t I d = " 1 7 7 3 6 2 2 4 1 2 "   D a t a T y p e = " C o d e " > V A T I d e n t i f i e r _ L i n e < / V A T I d e n t i f i e r _ L i n e >   
              < V A T I d e n t i f i e r _ L i n e _ L b l   E l e m e n t T y p e = " C o l u m n "   E l e m e n t I d = " 5 3 3 7 8 2 7 0 3 "   D a t a T y p e = " S t r i n g " > V A T I d e n t i f i e r _ L i n e _ L b l < / V A T I d e n t i f i e r _ L i n e _ L b l > @@ -6576,22 +6966,22 @@
  
              < N o O f V A T I d e n t i f i e r s   E l e m e n t T y p e = " C o l u m n "   E l e m e n t I d = " 1 1 5 3 2 6 3 0 2 6 "   D a t a T y p e = " I n t e g e r " > N o O f V A T I d e n t i f i e r s < / N o O f V A T I d e n t i f i e r s >   
+             < V A T A m o u n t L C Y _ V A T A m o u n t L i n e   E l e m e n t T y p e = " C o l u m n "   E l e m e n t I d = " 1 5 8 1 9 9 4 3 5 0 "   D a t a T y p e = " D e c i m a l " > V A T A m o u n t L C Y _ V A T A m o u n t L i n e < / V A T A m o u n t L C Y _ V A T A m o u n t L i n e > + 
+             < V A T A m o u n t L C Y _ V A T A m o u n t L i n e _ L b l   E l e m e n t T y p e = " C o l u m n "   E l e m e n t I d = " 9 2 3 0 0 3 3 7 "   D a t a T y p e = " L a b e l " > V A T A m o u n t L C Y _ V A T A m o u n t L i n e _ L b l < / V A T A m o u n t L C Y _ V A T A m o u n t L i n e _ L b l > + 
              < V A T A m o u n t _ V a t A m o u n t L i n e   E l e m e n t T y p e = " C o l u m n "   E l e m e n t I d = " 1 8 9 1 8 2 0 6 2 0 "   D a t a T y p e = " D e c i m a l " > V A T A m o u n t _ V a t A m o u n t L i n e < / V A T A m o u n t _ V a t A m o u n t L i n e >   
              < V A T A m o u n t _ V a t A m o u n t L i n e _ L b l   E l e m e n t T y p e = " C o l u m n "   E l e m e n t I d = " 1 5 1 3 5 5 5 4 7 3 "   D a t a T y p e = " S t r i n g " > V A T A m o u n t _ V a t A m o u n t L i n e _ L b l < / V A T A m o u n t _ V a t A m o u n t L i n e _ L b l >   
-             < V A T A m o u n t L C Y _ V A T A m o u n t L i n e   E l e m e n t T y p e = " C o l u m n "   E l e m e n t I d = " 1 5 8 1 9 9 4 3 5 0 "   D a t a T y p e = " D e c i m a l " > V A T A m o u n t L C Y _ V A T A m o u n t L i n e < / V A T A m o u n t L C Y _ V A T A m o u n t L i n e > - 
-             < V A T A m o u n t L C Y _ V A T A m o u n t L i n e _ L b l   E l e m e n t T y p e = " C o l u m n "   E l e m e n t I d = " 9 2 3 0 0 3 3 7 "   D a t a T y p e = " T e x t C o n s t " > V A T A m o u n t L C Y _ V A T A m o u n t L i n e _ L b l < / V A T A m o u n t L C Y _ V A T A m o u n t L i n e _ L b l > +             < V A T B a s e L C Y _ V A T A m o u n t L i n e   E l e m e n t T y p e = " C o l u m n "   E l e m e n t I d = " 1 8 6 0 9 4 5 6 3 5 "   D a t a T y p e = " D e c i m a l " > V A T B a s e L C Y _ V A T A m o u n t L i n e < / V A T B a s e L C Y _ V A T A m o u n t L i n e > + 
+             < V A T B a s e L C Y _ V A T A m o u n t L i n e _ L b l   E l e m e n t T y p e = " C o l u m n "   E l e m e n t I d = " 1 2 3 6 4 6 7 9 9 8 "   D a t a T y p e = " L a b e l " > V A T B a s e L C Y _ V A T A m o u n t L i n e _ L b l < / V A T B a s e L C Y _ V A T A m o u n t L i n e _ L b l >   
              < V A T B a s e _ V a t A m o u n t L i n e   E l e m e n t T y p e = " C o l u m n "   E l e m e n t I d = " 1 4 5 8 9 3 7 8 1 9 "   D a t a T y p e = " D e c i m a l " > V A T B a s e _ V a t A m o u n t L i n e < / V A T B a s e _ V a t A m o u n t L i n e >   
              < V A T B a s e _ V a t A m o u n t L i n e _ L b l   E l e m e n t T y p e = " C o l u m n "   E l e m e n t I d = " 1 6 9 1 3 0 2 4 8 8 "   D a t a T y p e = " S t r i n g " > V A T B a s e _ V a t A m o u n t L i n e _ L b l < / V A T B a s e _ V a t A m o u n t L i n e _ L b l >   
-             < V A T B a s e L C Y _ V A T A m o u n t L i n e   E l e m e n t T y p e = " C o l u m n "   E l e m e n t I d = " 1 8 6 0 9 4 5 6 3 5 "   D a t a T y p e = " D e c i m a l " > V A T B a s e L C Y _ V A T A m o u n t L i n e < / V A T B a s e L C Y _ V A T A m o u n t L i n e > - 
-             < V A T B a s e L C Y _ V A T A m o u n t L i n e _ L b l   E l e m e n t T y p e = " C o l u m n "   E l e m e n t I d = " 1 2 3 6 4 6 7 9 9 8 "   D a t a T y p e = " T e x t C o n s t " > V A T B a s e L C Y _ V A T A m o u n t L i n e _ L b l < / V A T B a s e L C Y _ V A T A m o u n t L i n e _ L b l > - 
              < V A T I d e n t i f i e r _ V a t A m o u n t L i n e   E l e m e n t T y p e = " C o l u m n "   E l e m e n t I d = " 1 1 4 2 0 7 0 0 3 5 "   D a t a T y p e = " C o d e " > V A T I d e n t i f i e r _ V a t A m o u n t L i n e < / V A T I d e n t i f i e r _ V a t A m o u n t L i n e >   
              < V A T I d e n t i f i e r _ V a t A m o u n t L i n e _ L b l   E l e m e n t T y p e = " C o l u m n "   E l e m e n t I d = " 8 6 4 5 0 4 5 0 "   D a t a T y p e = " S t r i n g " > V A T I d e n t i f i e r _ V a t A m o u n t L i n e _ L b l < / V A T I d e n t i f i e r _ V a t A m o u n t L i n e _ L b l > @@ -6608,10 +6998,10 @@
  
              < C o d e _ V A T C l a u s e L i n e _ L b l   E l e m e n t T y p e = " C o l u m n "   E l e m e n t I d = " 4 6 1 5 3 3 0 2 "   D a t a T y p e = " S t r i n g " > C o d e _ V A T C l a u s e L i n e _ L b l < / C o d e _ V A T C l a u s e L i n e _ L b l >   
+             < D e s c r i p t i o n 2 _ V A T C l a u s e L i n e   E l e m e n t T y p e = " C o l u m n "   E l e m e n t I d = " 1 3 7 9 6 6 7 4 7 0 "   D a t a T y p e = " T e x t " > D e s c r i p t i o n 2 _ V A T C l a u s e L i n e < / D e s c r i p t i o n 2 _ V A T C l a u s e L i n e > + 
              < D e s c r i p t i o n _ V A T C l a u s e L i n e   E l e m e n t T y p e = " C o l u m n "   E l e m e n t I d = " 1 3 0 5 5 4 5 9 2 4 "   D a t a T y p e = " T e x t " > D e s c r i p t i o n _ V A T C l a u s e L i n e < / D e s c r i p t i o n _ V A T C l a u s e L i n e >   
-             < D e s c r i p t i o n 2 _ V A T C l a u s e L i n e   E l e m e n t T y p e = " C o l u m n "   E l e m e n t I d = " 1 3 7 9 6 6 7 4 7 0 "   D a t a T y p e = " T e x t " > D e s c r i p t i o n 2 _ V A T C l a u s e L i n e < / D e s c r i p t i o n 2 _ V A T C l a u s e L i n e > - 
              < N o O f V A T C l a u s e s   E l e m e n t T y p e = " C o l u m n "   E l e m e n t I d = " 7 5 6 4 1 7 3 9 2 "   D a t a T y p e = " I n t e g e r " > N o O f V A T C l a u s e s < / N o O f V A T C l a u s e s >   
              < V A T A m o u n t _ V A T C l a u s e L i n e   E l e m e n t T y p e = " C o l u m n "   E l e m e n t I d = " 2 2 2 4 6 9 0 5 9 "   D a t a T y p e = " D e c i m a l " > V A T A m o u n t _ V A T C l a u s e L i n e < / V A T A m o u n t _ V A T C l a u s e L i n e > @@ -6624,10 +7014,10 @@
  
          < R e p o r t T o t a l s L i n e   E l e m e n t T y p e = " D a t a I t e m "   E l e m e n t I d = " 2 1 2 2 5 4 9 8 3 6 " >   
+             < A m o u n t F o r m a t t e d _ R e p o r t T o t a l s L i n e   E l e m e n t T y p e = " C o l u m n "   E l e m e n t I d = " 1 5 0 6 1 3 6 8 2 5 "   D a t a T y p e = " T e x t " > A m o u n t F o r m a t t e d _ R e p o r t T o t a l s L i n e < / A m o u n t F o r m a t t e d _ R e p o r t T o t a l s L i n e > + 
              < A m o u n t _ R e p o r t T o t a l s L i n e   E l e m e n t T y p e = " C o l u m n "   E l e m e n t I d = " 4 1 9 9 1 8 3 6 9 "   D a t a T y p e = " D e c i m a l " > A m o u n t _ R e p o r t T o t a l s L i n e < / A m o u n t _ R e p o r t T o t a l s L i n e >   
-             < A m o u n t F o r m a t t e d _ R e p o r t T o t a l s L i n e   E l e m e n t T y p e = " C o l u m n "   E l e m e n t I d = " 1 5 0 6 1 3 6 8 2 5 "   D a t a T y p e = " T e x t " > A m o u n t F o r m a t t e d _ R e p o r t T o t a l s L i n e < / A m o u n t F o r m a t t e d _ R e p o r t T o t a l s L i n e > - 
              < D e s c r i p t i o n _ R e p o r t T o t a l s L i n e   E l e m e n t T y p e = " C o l u m n "   E l e m e n t I d = " 5 8 1 9 9 6 0 6 7 "   D a t a T y p e = " T e x t " > D e s c r i p t i o n _ R e p o r t T o t a l s L i n e < / D e s c r i p t i o n _ R e p o r t T o t a l s L i n e >   
              < F o n t B o l d _ R e p o r t T o t a l s L i n e   E l e m e n t T y p e = " C o l u m n "   E l e m e n t I d = " 9 4 6 5 4 0 5 4 9 "   D a t a T y p e = " B o o l e a n " > F o n t B o l d _ R e p o r t T o t a l s L i n e < / F o n t B o l d _ R e p o r t T o t a l s L i n e > @@ -6636,74 +7026,6 @@
  
          < / R e p o r t T o t a l s L i n e >   
-         < C o n t r a c t B i l l i n g D e t a i l s M a p p i n g   E l e m e n t T y p e = " D a t a I t e m "   E l e m e n t I d = " 1 2 8 3 6 2 7 9 0 6 " > - 
-             < C o n t r a c t B i l l i n g D e t a i l s C o n t r a c t N o L b l   E l e m e n t T y p e = " C o l u m n "   E l e m e n t I d = " 1 7 9 3 4 8 1 5 9 1 "   D a t a T y p e = " T e x t C o n s t " > C o n t r a c t B i l l i n g D e t a i l s C o n t r a c t N o L b l < / C o n t r a c t B i l l i n g D e t a i l s C o n t r a c t N o L b l > - 
-             < C o n t r a c t B i l l i n g D e t a i l s C u s t o m e r L b l   E l e m e n t T y p e = " C o l u m n "   E l e m e n t I d = " 5 0 1 8 2 5 5 2 0 "   D a t a T y p e = " T e x t C o n s t " > C o n t r a c t B i l l i n g D e t a i l s C u s t o m e r L b l < / C o n t r a c t B i l l i n g D e t a i l s C u s t o m e r L b l > - 
-             < C o n t r a c t B i l l i n g D e t a i l s P o s i t i o n D e s c r i p t i o n L b l   E l e m e n t T y p e = " C o l u m n "   E l e m e n t I d = " 1 1 8 2 4 1 2 7 1 7 "   D a t a T y p e = " S t r i n g " > C o n t r a c t B i l l i n g D e t a i l s P o s i t i o n D e s c r i p t i o n L b l < / C o n t r a c t B i l l i n g D e t a i l s P o s i t i o n D e s c r i p t i o n L b l > - 
-             < C o n t r a c t B i l l i n g D e t a i l s P o s i t i o n N o L b l   E l e m e n t T y p e = " C o l u m n "   E l e m e n t I d = " 9 8 8 2 8 7 5 4 8 "   D a t a T y p e = " T e x t C o n s t " > C o n t r a c t B i l l i n g D e t a i l s P o s i t i o n N o L b l < / C o n t r a c t B i l l i n g D e t a i l s P o s i t i o n N o L b l > - 
-             < C o n t r a c t B i l l i n g D e t a i l s G r o u p i n g   E l e m e n t T y p e = " D a t a I t e m "   E l e m e n t I d = " 6 1 7 2 4 6 9 2 7 " > - 
-                 < C o n t r a c t B i l l i n g D e t a i l s A m o u n t L b l   E l e m e n t T y p e = " C o l u m n "   E l e m e n t I d = " 1 7 7 6 3 7 0 2 1 6 "   D a t a T y p e = " T e x t " > C o n t r a c t B i l l i n g D e t a i l s A m o u n t L b l < / C o n t r a c t B i l l i n g D e t a i l s A m o u n t L b l > - 
-                 < C o n t r a c t B i l l i n g D e t a i l s C o n t r a c t N o   E l e m e n t T y p e = " C o l u m n "   E l e m e n t I d = " 1 0 4 0 5 4 0 8 6 1 "   D a t a T y p e = " C o d e " > C o n t r a c t B i l l i n g D e t a i l s C o n t r a c t N o < / C o n t r a c t B i l l i n g D e t a i l s C o n t r a c t N o > - 
-                 < C o n t r a c t B i l l i n g D e t a i l s C u r r e n c y C o d e L b l   E l e m e n t T y p e = " C o l u m n "   E l e m e n t I d = " 3 2 4 5 2 4 1 1 4 "   D a t a T y p e = " T e x t " > C o n t r a c t B i l l i n g D e t a i l s C u r r e n c y C o d e L b l < / C o n t r a c t B i l l i n g D e t a i l s C u r r e n c y C o d e L b l > - 
-                 < C o n t r a c t B i l l i n g D e t a i l s C u s t o m e r N a m e   E l e m e n t T y p e = " C o l u m n "   E l e m e n t I d = " 1 7 3 2 1 8 3 8 6 7 "   D a t a T y p e = " T e x t " > C o n t r a c t B i l l i n g D e t a i l s C u s t o m e r N a m e < / C o n t r a c t B i l l i n g D e t a i l s C u s t o m e r N a m e > - 
-                 < C o n t r a c t B i l l i n g D e t a i l s D a y s L b l   E l e m e n t T y p e = " C o l u m n "   E l e m e n t I d = " 7 0 1 3 5 9 8 3 7 "   D a t a T y p e = " T e x t C o n s t " > C o n t r a c t B i l l i n g D e t a i l s D a y s L b l < / C o n t r a c t B i l l i n g D e t a i l s D a y s L b l > - 
-                 < C o n t r a c t B i l l i n g D e t a i l s D e s c r i p t i o n L b l   E l e m e n t T y p e = " C o l u m n "   E l e m e n t I d = " 1 1 4 3 1 2 2 7 0 2 "   D a t a T y p e = " T e x t C o n s t " > C o n t r a c t B i l l i n g D e t a i l s D e s c r i p t i o n L b l < / C o n t r a c t B i l l i n g D e t a i l s D e s c r i p t i o n L b l > - 
-                 < C o n t r a c t B i l l i n g D e t a i l s D i s c o u n t A m o u n t L b l   E l e m e n t T y p e = " C o l u m n "   E l e m e n t I d = " 5 0 8 2 7 5 7 2 3 "   D a t a T y p e = " T e x t " > C o n t r a c t B i l l i n g D e t a i l s D i s c o u n t A m o u n t L b l < / C o n t r a c t B i l l i n g D e t a i l s D i s c o u n t A m o u n t L b l > - 
-                 < C o n t r a c t B i l l i n g D e t a i l s D i s c o u n t P e r c e n t L b l   E l e m e n t T y p e = " C o l u m n "   E l e m e n t I d = " 1 9 3 7 7 3 8 6 3 0 "   D a t a T y p e = " T e x t " > C o n t r a c t B i l l i n g D e t a i l s D i s c o u n t P e r c e n t L b l < / C o n t r a c t B i l l i n g D e t a i l s D i s c o u n t P e r c e n t L b l > - 
-                 < C o n t r a c t B i l l i n g D e t a i l s E n d D a t e L b l   E l e m e n t T y p e = " C o l u m n "   E l e m e n t I d = " 1 5 9 0 2 9 1 0 2 5 "   D a t a T y p e = " T e x t C o n s t " > C o n t r a c t B i l l i n g D e t a i l s E n d D a t e L b l < / C o n t r a c t B i l l i n g D e t a i l s E n d D a t e L b l > - 
-                 < C o n t r a c t B i l l i n g D e t a i l s P o s i t i o n D e s c r i p t i o n   E l e m e n t T y p e = " C o l u m n "   E l e m e n t I d = " 1 3 8 2 4 1 0 9 5 1 "   D a t a T y p e = " T e x t " > C o n t r a c t B i l l i n g D e t a i l s P o s i t i o n D e s c r i p t i o n < / C o n t r a c t B i l l i n g D e t a i l s P o s i t i o n D e s c r i p t i o n > - 
-                 < C o n t r a c t B i l l i n g D e t a i l s P o s i t i o n N o   E l e m e n t T y p e = " C o l u m n "   E l e m e n t I d = " 3 0 5 7 6 7 2 1 8 "   D a t a T y p e = " I n t e g e r " > C o n t r a c t B i l l i n g D e t a i l s P o s i t i o n N o < / C o n t r a c t B i l l i n g D e t a i l s P o s i t i o n N o > - 
-                 < C o n t r a c t B i l l i n g D e t a i l s Q t y L b l   E l e m e n t T y p e = " C o l u m n "   E l e m e n t I d = " 2 3 0 7 8 2 0 7 2 "   D a t a T y p e = " S t r i n g " > C o n t r a c t B i l l i n g D e t a i l s Q t y L b l < / C o n t r a c t B i l l i n g D e t a i l s Q t y L b l > - 
-                 < C o n t r a c t B i l l i n g D e t a i l s S a l e s P r i c e L b l   E l e m e n t T y p e = " C o l u m n "   E l e m e n t I d = " 9 1 4 2 1 9 1 9 1 "   D a t a T y p e = " T e x t " > C o n t r a c t B i l l i n g D e t a i l s S a l e s P r i c e L b l < / C o n t r a c t B i l l i n g D e t a i l s S a l e s P r i c e L b l > - 
-                 < C o n t r a c t B i l l i n g D e t a i l s S t a r t D a t e L b l   E l e m e n t T y p e = " C o l u m n "   E l e m e n t I d = " 1 3 0 2 0 1 8 0 9 6 "   D a t a T y p e = " T e x t C o n s t " > C o n t r a c t B i l l i n g D e t a i l s S t a r t D a t e L b l < / C o n t r a c t B i l l i n g D e t a i l s S t a r t D a t e L b l > - 
-                 < C o n t r a c t B i l l i n g D e t a i l s   E l e m e n t T y p e = " D a t a I t e m "   E l e m e n t I d = " 2 0 7 1 3 9 8 1 8 " > - 
-                     < C o n t r a c t B i l l i n g D e t a i l s B i l l i n g A m o u n t   E l e m e n t T y p e = " C o l u m n "   E l e m e n t I d = " 1 9 8 9 5 6 9 9 8 3 "   D a t a T y p e = " T e x t " > C o n t r a c t B i l l i n g D e t a i l s B i l l i n g A m o u n t < / C o n t r a c t B i l l i n g D e t a i l s B i l l i n g A m o u n t > - 
-                     < C o n t r a c t B i l l i n g D e t a i l s B i l l i n g D i s c o u n t A m o u n t   E l e m e n t T y p e = " C o l u m n "   E l e m e n t I d = " 1 2 2 6 5 3 7 0 0 4 "   D a t a T y p e = " T e x t " > C o n t r a c t B i l l i n g D e t a i l s B i l l i n g D i s c o u n t A m o u n t < / C o n t r a c t B i l l i n g D e t a i l s B i l l i n g D i s c o u n t A m o u n t > - 
-                     < C o n t r a c t B i l l i n g D e t a i l s C u r r e n c y C o d e   E l e m e n t T y p e = " C o l u m n "   E l e m e n t I d = " 8 6 9 7 4 5 7 7 2 "   D a t a T y p e = " C o d e " > C o n t r a c t B i l l i n g D e t a i l s C u r r e n c y C o d e < / C o n t r a c t B i l l i n g D e t a i l s C u r r e n c y C o d e > - 
-                     < C o n t r a c t B i l l i n g D e t a i l s D a y s   E l e m e n t T y p e = " C o l u m n "   E l e m e n t I d = " 1 9 0 1 6 5 8 4 8 7 "   D a t a T y p e = " I n t e g e r " > C o n t r a c t B i l l i n g D e t a i l s D a y s < / C o n t r a c t B i l l i n g D e t a i l s D a y s > - 
-                     < C o n t r a c t B i l l i n g D e t a i l s D e s c r i p t i o n   E l e m e n t T y p e = " C o l u m n "   E l e m e n t I d = " 1 0 1 7 1 4 1 1 6 8 "   D a t a T y p e = " T e x t " > C o n t r a c t B i l l i n g D e t a i l s D e s c r i p t i o n < / C o n t r a c t B i l l i n g D e t a i l s D e s c r i p t i o n > - 
-                     < C o n t r a c t B i l l i n g D e t a i l s D i s c o u n t P e r c e n t   E l e m e n t T y p e = " C o l u m n "   E l e m e n t I d = " 5 0 2 0 9 5 3 8 4 "   D a t a T y p e = " T e x t " > C o n t r a c t B i l l i n g D e t a i l s D i s c o u n t P e r c e n t < / C o n t r a c t B i l l i n g D e t a i l s D i s c o u n t P e r c e n t > - 
-                     < C o n t r a c t B i l l i n g D e t a i l s E n d D a t e   E l e m e n t T y p e = " C o l u m n "   E l e m e n t I d = " 8 0 4 8 9 7 9 0 9 "   D a t a T y p e = " S t r i n g " > C o n t r a c t B i l l i n g D e t a i l s E n d D a t e < / C o n t r a c t B i l l i n g D e t a i l s E n d D a t e > - 
-                     < C o n t r a c t B i l l i n g D e t a i l s Q u a n t i t y   E l e m e n t T y p e = " C o l u m n "   E l e m e n t I d = " 9 7 8 9 3 6 6 9 "   D a t a T y p e = " S t r i n g " > C o n t r a c t B i l l i n g D e t a i l s Q u a n t i t y < / C o n t r a c t B i l l i n g D e t a i l s Q u a n t i t y > - 
-                     < C o n t r a c t B i l l i n g D e t a i l s S a l e s P r i c e   E l e m e n t T y p e = " C o l u m n "   E l e m e n t I d = " 1 5 9 4 8 2 2 5 3 1 "   D a t a T y p e = " T e x t " > C o n t r a c t B i l l i n g D e t a i l s S a l e s P r i c e < / C o n t r a c t B i l l i n g D e t a i l s S a l e s P r i c e > - 
-                     < C o n t r a c t B i l l i n g D e t a i l s S t a r t D a t e   E l e m e n t T y p e = " C o l u m n "   E l e m e n t I d = " 4 3 2 7 5 9 8 7 4 "   D a t a T y p e = " S t r i n g " > C o n t r a c t B i l l i n g D e t a i l s S t a r t D a t e < / C o n t r a c t B i l l i n g D e t a i l s S t a r t D a t e > - 
-                 < / C o n t r a c t B i l l i n g D e t a i l s > - 
-             < / C o n t r a c t B i l l i n g D e t a i l s G r o u p i n g > - 
-         < / C o n t r a c t B i l l i n g D e t a i l s M a p p i n g > - 
          < L i n e F e e   E l e m e n t T y p e = " D a t a I t e m "   E l e m e n t I d = " 2 6 6 6 3 0 7 3 3 " >   
              < L i n e F e e C a p t i o n T e x t   E l e m e n t T y p e = " C o l u m n "   E l e m e n t I d = " 4 3 7 6 4 3 7 9 0 "   D a t a T y p e = " T e x t " > L i n e F e e C a p t i o n T e x t < / L i n e F e e C a p t i o n T e x t > @@ -6712,7 +7034,7 @@
  
          < P a y m e n t R e p o r t i n g A r g u m e n t   E l e m e n t T y p e = " D a t a I t e m "   E l e m e n t I d = " 3 1 3 7 4 4 1 9 4 " >   
-             < P a y m e n t S e r v i c e L o g o   E l e m e n t T y p e = " C o l u m n "   E l e m e n t I d = " 4 1 6 7 9 0 7 6 7 "   D a t a T y p e = " B L O B " / > +             < P a y m e n t S e r v i c e L o g o   E l e m e n t T y p e = " C o l u m n "   E l e m e n t I d = " 4 1 6 7 9 0 7 6 7 "   D a t a T y p e = " B l o b "   / >   
              < P a y m e n t S e r v i c e L o g o _ U r l   E l e m e n t T y p e = " C o l u m n "   E l e m e n t I d = " 6 4 4 9 7 5 1 3 9 "   D a t a T y p e = " T e x t " > P a y m e n t S e r v i c e L o g o _ U r l < / P a y m e n t S e r v i c e L o g o _ U r l >   
@@ -6742,11 +7064,11 @@
  
          < L e t t e r T e x t   E l e m e n t T y p e = " D a t a I t e m "   E l e m e n t I d = " 1 5 1 0 3 5 3 8 3 4 " >   
-             < B o d y T e x t   E l e m e n t T y p e = " C o l u m n "   E l e m e n t I d = " 1 4 9 7 5 9 8 0 8 "   D a t a T y p e = " T e x t C o n s t " > B o d y T e x t < / B o d y T e x t > - 
-             < C l o s i n g T e x t   E l e m e n t T y p e = " C o l u m n "   E l e m e n t I d = " 5 1 2 1 3 5 9 0 9 "   D a t a T y p e = " T e x t C o n s t " > C l o s i n g T e x t < / C l o s i n g T e x t > - 
-             < G r e e t i n g T e x t   E l e m e n t T y p e = " C o l u m n "   E l e m e n t I d = " 1 1 7 5 2 7 9 2 8 9 "   D a t a T y p e = " T e x t C o n s t " > G r e e t i n g T e x t < / G r e e t i n g T e x t > +             < B o d y T e x t   E l e m e n t T y p e = " C o l u m n "   E l e m e n t I d = " 1 4 9 7 5 9 8 0 8 "   D a t a T y p e = " L a b e l " > B o d y T e x t < / B o d y T e x t > + 
+             < C l o s i n g T e x t   E l e m e n t T y p e = " C o l u m n "   E l e m e n t I d = " 5 1 2 1 3 5 9 0 9 "   D a t a T y p e = " L a b e l " > C l o s i n g T e x t < / C l o s i n g T e x t > + 
+             < G r e e t i n g T e x t   E l e m e n t T y p e = " C o l u m n "   E l e m e n t I d = " 1 1 7 5 2 7 9 2 8 9 "   D a t a T y p e = " L a b e l " > G r e e t i n g T e x t < / G r e e t i n g T e x t >   
              < P m t D i s c T e x t   E l e m e n t T y p e = " C o l u m n "   E l e m e n t I d = " 2 0 1 3 8 4 9 9 4 8 "   D a t a T y p e = " T e x t " > P m t D i s c T e x t < / P m t D i s c T e x t >   
@@ -6763,8 +7085,6 @@
              < T o t a l A m o u n t E x c l I n c l V A T T e x t   E l e m e n t T y p e = " C o l u m n "   E l e m e n t I d = " 1 5 0 7 8 3 2 9 3 7 "   D a t a T y p e = " T e x t " > T o t a l A m o u n t E x c l I n c l V A T T e x t < / T o t a l A m o u n t E x c l I n c l V A T T e x t >   
              < T o t a l A m o u n t I n c l u d i n g V A T   E l e m e n t T y p e = " C o l u m n "   E l e m e n t I d = " 9 1 0 5 1 1 5 7 5 "   D a t a T y p e = " S t r i n g " > T o t a l A m o u n t I n c l u d i n g V A T < / T o t a l A m o u n t I n c l u d i n g V A T > - 
-             < T o t a l C O 2 e   E l e m e n t T y p e = " C o l u m n "   E l e m e n t I d = " 9 5 4 7 1 1 2 1 2 "   D a t a T y p e = " D e c i m a l " > T o t a l C O 2 e < / T o t a l C O 2 e >   
              < T o t a l E x c l u d i n g V A T T e x t   E l e m e n t T y p e = " C o l u m n "   E l e m e n t I d = " 1 9 2 2 9 4 6 3 1 0 "   D a t a T y p e = " T e x t " > T o t a l E x c l u d i n g V A T T e x t < / T o t a l E x c l u d i n g V A T T e x t >   
@@ -6801,7 +7121,9 @@
  < / N a v W o r d R e p o r t X m l P a r t > 
 </file>
 
-<file path=customXml/item2.xml>��< ? x m l   v e r s i o n = " 1 . 0 "   e n c o d i n g = " u t f - 1 6 " ? > < N a v W o r d R e p o r t X m l P a r t   x m l n s = " u r n : m i c r o s o f t - d y n a m i c s - n a v / r e p o r t s / S t a n d a r d _ S a l e s _ I n v o i c e / 1 3 0 6 / " > +<file path=customXml/item2.xml>��< ? x m l   v e r s i o n = " 1 . 0 "   e n c o d i n g = " u t f - 1 6 " ? > + 
+ < N a v W o r d R e p o r t X m l P a r t   x m l n s = " u r n : m i c r o s o f t - d y n a m i c s - n a v / r e p o r t s / S t a n d a r d _ S a l e s _ I n v o i c e / 1 3 0 6 / " >   
      < B C R e p o r t I n f o r m a t i o n >   
@@ -6865,6 +7187,84 @@
  
          < / R e p o r t R e q u e s t >   
+         < C o m p a n y M e t a d a t a > + 
+             < C o m p a n y N a m e > C o m p a n y   N a m e < / C o m p a n y N a m e > + 
+             < C o m p a n y D i s p l a y N a m e > C o m p a n y   D i s p l a y   N a m e < / C o m p a n y D i s p l a y N a m e > + 
+             < C o m p a n y A d d r e s s L i n e s > + 
+                 < C o m p a n y A d d r e s s L i n e > C o m p a n y   A d d r e s s   L i n e   1 < / C o m p a n y A d d r e s s L i n e > + 
+                 < C o m p a n y A d d r e s s L i n e > C o m p a n y   A d d r e s s   L i n e   2 < / C o m p a n y A d d r e s s L i n e > + 
+                 < C o m p a n y A d d r e s s L i n e > C o m p a n y   A d d r e s s   L i n e   3 < / C o m p a n y A d d r e s s L i n e > + 
+                 < C o m p a n y A d d r e s s L i n e > C o m p a n y   A d d r e s s   L i n e   4 < / C o m p a n y A d d r e s s L i n e > + 
+                 < C o m p a n y A d d r e s s L i n e > C o m p a n y   A d d r e s s   L i n e   5 < / C o m p a n y A d d r e s s L i n e > + 
+                 < C o m p a n y A d d r e s s L i n e > C o m p a n y   A d d r e s s   L i n e   6 < / C o m p a n y A d d r e s s L i n e > + 
+                 < C o m p a n y A d d r e s s L i n e > C o m p a n y   A d d r e s s   L i n e   7 < / C o m p a n y A d d r e s s L i n e > + 
+                 < C o m p a n y A d d r e s s L i n e > C o m p a n y   A d d r e s s   L i n e   8 < / C o m p a n y A d d r e s s L i n e > + 
+             < / C o m p a n y A d d r e s s L i n e s > + 
+             < C o m p a n y P h o n e > C o m p a n y   P h o n e < / C o m p a n y P h o n e > + 
+             < C o m p a n y P h o n e C a p t i o n > C o m p a n y   P h o n e   C a p t i o n < / C o m p a n y P h o n e C a p t i o n > + 
+             < C o m p a n y F a x N o > C o m p a n y   F a x   N o . < / C o m p a n y F a x N o > + 
+             < C o m p a n y F a x N o C a p t i o n > C o m p a n y   F a x   N o .   C a p t i o n < / C o m p a n y F a x N o C a p t i o n > + 
+             < C o m p a n y E m a i l > C o m p a n y   E m a i l < / C o m p a n y E m a i l > + 
+             < C o m p a n y E m a i l C a p t i o n > C o m p a n y   E m a i l   C a p t i o n < / C o m p a n y E m a i l C a p t i o n > + 
+             < C o m p a n y H o m e P a g e > C o m p a n y   H o m e   P a g e < / C o m p a n y H o m e P a g e > + 
+             < C o m p a n y H o m e P a g e C a p t i o n > C o m p a n y   H o m e   P a g e   C a p t i o n < / C o m p a n y H o m e P a g e C a p t i o n > + 
+             < C o m p a n y L o g o > C o m p a n y   L o g o < / C o m p a n y L o g o > + 
+             < C o m p a n y V A T R e g i s t r a t i o n N o > C o m p a n y   V A T   R e g i s t r a t i o n   N o . < / C o m p a n y V A T R e g i s t r a t i o n N o > + 
+             < C o m p a n y V A T R e g i s t r a t i o n N o C a p t i o n > C o m p a n y   V A T   R e g i s t r a t i o n   N o .   C a p t i o n < / C o m p a n y V A T R e g i s t r a t i o n N o C a p t i o n > + 
+             < C o m p a n y R e g i s t r a t i o n N o > C o m p a n y   R e g i s t r a t i o n   N o . < / C o m p a n y R e g i s t r a t i o n N o > + 
+             < C o m p a n y R e g i s t r a t i o n N o C a p t i o n > C o m p a n y   R e g i s t r a t i o n   N o .   C a p t i o n < / C o m p a n y R e g i s t r a t i o n N o C a p t i o n > + 
+             < C o m p a n y B a n k N a m e > C o m p a n y   B a n k   N a m e < / C o m p a n y B a n k N a m e > + 
+             < C o m p a n y B a n k N a m e C a p t i o n > C o m p a n y   B a n k   N a m e   C a p t i o n < / C o m p a n y B a n k N a m e C a p t i o n > + 
+             < C o m p a n y B a n k A c c o u n t N o > C o m p a n y   B a n k   A c c o u n t   N o . < / C o m p a n y B a n k A c c o u n t N o > + 
+             < C o m p a n y B a n k A c c o u n t N o C a p t i o n > C o m p a n y   B a n k   A c c o u n t   N o .   C a p t i o n < / C o m p a n y B a n k A c c o u n t N o C a p t i o n > + 
+             < C o m p a n y B a n k B r a n c h N o > C o m p a n y   B a n k   B r a n c h   N o . < / C o m p a n y B a n k B r a n c h N o > + 
+             < C o m p a n y B a n k B r a n c h N o C a p t i o n > C o m p a n y   B a n k   B r a n c h   N o .   C a p t i o n < / C o m p a n y B a n k B r a n c h N o C a p t i o n > + 
+             < C o m p a n y I B A N > C o m p a n y   I B A N < / C o m p a n y I B A N > + 
+             < C o m p a n y I B A N C a p t i o n > C o m p a n y   I B A N   C a p t i o n < / C o m p a n y I B A N C a p t i o n > + 
+             < C o m p a n y B a n k S W I F T > C o m p a n y   B a n k   S W I F T < / C o m p a n y B a n k S W I F T > + 
+             < C o m p a n y B a n k S W I F T C a p t i o n > C o m p a n y   B a n k   S W I F T   C a p t i o n < / C o m p a n y B a n k S W I F T C a p t i o n > + 
+             < C o m p a n y G i r o N o > C o m p a n y   G i r o   N o . < / C o m p a n y G i r o N o > + 
+             < C o m p a n y G i r o N o C a p t i o n > C o m p a n y   G i r o   N o .   C a p t i o n < / C o m p a n y G i r o N o C a p t i o n > + 
+         < / C o m p a n y M e t a d a t a > + 
      < / B C R e p o r t I n f o r m a t i o n >   
      < H e a d e r > @@ -6889,8 +7289,6 @@
  
          < C h e c k s P a y a b l e _ L b l > C h e c k s P a y a b l e _ L b l < / C h e c k s P a y a b l e _ L b l >   
-         < C O 2 e P e r U n i t _ L b l > C O 2 e P e r U n i t _ L b l < / C O 2 e P e r U n i t _ L b l > - 
          < C o m p a n y A d d r e s s 1 > C o m p a n y A d d r e s s 1 < / C o m p a n y A d d r e s s 1 >   
          < C o m p a n y A d d r e s s 2 > C o m p a n y A d d r e s s 2 < / C o m p a n y A d d r e s s 2 > @@ -6947,7 +7345,7 @@
  
          < C o m p a n y P h o n e N o _ L b l > C o m p a n y P h o n e N o _ L b l < / C o m p a n y P h o n e N o _ L b l >   
-         < C o m p a n y P i c t u r e / > +         < C o m p a n y P i c t u r e   / >   
          < C o m p a n y R e g i s t r a t i o n N u m b e r > C o m p a n y R e g i s t r a t i o n N u m b e r < / C o m p a n y R e g i s t r a t i o n N u m b e r >   
@@ -6987,8 +7385,6 @@
  
          < C u s t o m e r P o s t a l B a r C o d e > C u s t o m e r P o s t a l B a r C o d e < / C u s t o m e r P o s t a l B a r C o d e >   
-         < D i s c l a i m e r _ L b l > D i s c l a i m e r _ L b l < / D i s c l a i m e r _ L b l > - 
          < D i s p l a y A d d i t i o n a l F e e N o t e > D i s p l a y A d d i t i o n a l F e e N o t e < / D i s p l a y A d d i t i o n a l F e e N o t e >   
          < D o c u m e n t D a t e > D o c u m e n t D a t e < / D o c u m e n t D a t e > @@ -7059,30 +7455,24 @@
  
          < P r i c e s I n c l u d i n g V A T > P r i c e s I n c l u d i n g V A T < / P r i c e s I n c l u d i n g V A T >   
+         < P r i c e s I n c l u d i n g V A T Y e s N o > P r i c e s I n c l u d i n g V A T Y e s N o < / P r i c e s I n c l u d i n g V A T Y e s N o > + 
          < P r i c e s I n c l u d i n g V A T _ L b l > P r i c e s I n c l u d i n g V A T _ L b l < / P r i c e s I n c l u d i n g V A T _ L b l >   
-         < P r i c e s I n c l u d i n g V A T Y e s N o > P r i c e s I n c l u d i n g V A T Y e s N o < / P r i c e s I n c l u d i n g V A T Y e s N o > - 
-         < Q R _ C o d e _ I m a g e > Q R _ C o d e _ I m a g e < / Q R _ C o d e _ I m a g e > - 
-         < Q R _ C o d e _ I m a g e _ L b l > Q R _ C o d e _ I m a g e _ L b l < / Q R _ C o d e _ I m a g e _ L b l > - 
          < Q u e s t i o n s _ L b l > Q u e s t i o n s _ L b l < / Q u e s t i o n s _ L b l >   
-         < R e c u r r i n g B i l l i n g > R e c u r r i n g B i l l i n g < / R e c u r r i n g B i l l i n g > - 
          < R e m a i n i n g A m o u n t > R e m a i n i n g A m o u n t < / R e m a i n i n g A m o u n t >   
          < R e m a i n i n g A m o u n t T e x t > R e m a i n i n g A m o u n t T e x t < / R e m a i n i n g A m o u n t T e x t >   
          < S a l e s I n v o i c e L i n e D i s c o u n t _ L b l > S a l e s I n v o i c e L i n e D i s c o u n t _ L b l < / S a l e s I n v o i c e L i n e D i s c o u n t _ L b l >   
+         < S a l e s P e r s o n B l a n k _ L b l > S a l e s P e r s o n B l a n k _ L b l < / S a l e s P e r s o n B l a n k _ L b l > + 
+         < S a l e s P e r s o n N a m e > S a l e s P e r s o n N a m e < / S a l e s P e r s o n N a m e > + 
          < S a l e s P e r s o n _ L b l > S a l e s P e r s o n _ L b l < / S a l e s P e r s o n _ L b l >   
-         < S a l e s P e r s o n B l a n k _ L b l > S a l e s P e r s o n B l a n k _ L b l < / S a l e s P e r s o n B l a n k _ L b l > - 
-         < S a l e s P e r s o n N a m e > S a l e s P e r s o n N a m e < / S a l e s P e r s o n N a m e > - 
          < S e l l T o C o n t a c t E m a i l > S e l l T o C o n t a c t E m a i l < / S e l l T o C o n t a c t E m a i l >   
          < S e l l T o C o n t a c t E m a i l L b l > S e l l T o C o n t a c t E m a i l L b l < / S e l l T o C o n t a c t E m a i l L b l > @@ -7103,38 +7493,38 @@
  
          < S e l l T o P h o n e N o > S e l l T o P h o n e N o < / S e l l T o P h o n e N o >   
+         < S h i p m e n t D a t e > S h i p m e n t D a t e < / S h i p m e n t D a t e > + 
+         < S h i p m e n t D a t e _ L b l > S h i p m e n t D a t e _ L b l < / S h i p m e n t D a t e _ L b l > + 
+         < S h i p m e n t M e t h o d D e s c r i p t i o n > S h i p m e n t M e t h o d D e s c r i p t i o n < / S h i p m e n t M e t h o d D e s c r i p t i o n > + 
+         < S h i p m e n t M e t h o d D e s c r i p t i o n _ L b l > S h i p m e n t M e t h o d D e s c r i p t i o n _ L b l < / S h i p m e n t M e t h o d D e s c r i p t i o n _ L b l > + 
          < S h i p m e n t _ L b l > S h i p m e n t _ L b l < / S h i p m e n t _ L b l >   
-         < S h i p m e n t D a t e > S h i p m e n t D a t e < / S h i p m e n t D a t e > - 
-         < S h i p m e n t D a t e _ L b l > S h i p m e n t D a t e _ L b l < / S h i p m e n t D a t e _ L b l > - 
-         < S h i p m e n t M e t h o d D e s c r i p t i o n > S h i p m e n t M e t h o d D e s c r i p t i o n < / S h i p m e n t M e t h o d D e s c r i p t i o n > - 
-         < S h i p m e n t M e t h o d D e s c r i p t i o n _ L b l > S h i p m e n t M e t h o d D e s c r i p t i o n _ L b l < / S h i p m e n t M e t h o d D e s c r i p t i o n _ L b l > - 
          < S h i p p i n g A g e n t C o d e > S h i p p i n g A g e n t C o d e < / S h i p p i n g A g e n t C o d e >   
          < S h i p p i n g A g e n t C o d e _ L b l > S h i p p i n g A g e n t C o d e _ L b l < / S h i p p i n g A g e n t C o d e _ L b l >   
+         < S h i p T o A d d r e s s 1 > S h i p T o A d d r e s s 1 < / S h i p T o A d d r e s s 1 > + 
+         < S h i p T o A d d r e s s 2 > S h i p T o A d d r e s s 2 < / S h i p T o A d d r e s s 2 > + 
+         < S h i p T o A d d r e s s 3 > S h i p T o A d d r e s s 3 < / S h i p T o A d d r e s s 3 > + 
+         < S h i p T o A d d r e s s 4 > S h i p T o A d d r e s s 4 < / S h i p T o A d d r e s s 4 > + 
+         < S h i p T o A d d r e s s 5 > S h i p T o A d d r e s s 5 < / S h i p T o A d d r e s s 5 > + 
+         < S h i p T o A d d r e s s 6 > S h i p T o A d d r e s s 6 < / S h i p T o A d d r e s s 6 > + 
+         < S h i p T o A d d r e s s 7 > S h i p T o A d d r e s s 7 < / S h i p T o A d d r e s s 7 > + 
+         < S h i p T o A d d r e s s 8 > S h i p T o A d d r e s s 8 < / S h i p T o A d d r e s s 8 > + 
          < S h i p T o A d d r e s s _ L b l > S h i p T o A d d r e s s _ L b l < / S h i p T o A d d r e s s _ L b l >   
-         < S h i p T o A d d r e s s 1 > S h i p T o A d d r e s s 1 < / S h i p T o A d d r e s s 1 > - 
-         < S h i p T o A d d r e s s 2 > S h i p T o A d d r e s s 2 < / S h i p T o A d d r e s s 2 > - 
-         < S h i p T o A d d r e s s 3 > S h i p T o A d d r e s s 3 < / S h i p T o A d d r e s s 3 > - 
-         < S h i p T o A d d r e s s 4 > S h i p T o A d d r e s s 4 < / S h i p T o A d d r e s s 4 > - 
-         < S h i p T o A d d r e s s 5 > S h i p T o A d d r e s s 5 < / S h i p T o A d d r e s s 5 > - 
-         < S h i p T o A d d r e s s 6 > S h i p T o A d d r e s s 6 < / S h i p T o A d d r e s s 6 > - 
-         < S h i p T o A d d r e s s 7 > S h i p T o A d d r e s s 7 < / S h i p T o A d d r e s s 7 > - 
-         < S h i p T o A d d r e s s 8 > S h i p T o A d d r e s s 8 < / S h i p T o A d d r e s s 8 > - 
          < S h i p T o P h o n e N o > S h i p T o P h o n e N o < / S h i p T o P h o n e N o >   
          < S h o w S h i p p i n g A d d r e s s > S h o w S h i p p i n g A d d r e s s < / S h o w S h i p p i n g A d d r e s s > @@ -7147,18 +7537,16 @@
  
          < T o t a l _ L b l > T o t a l _ L b l < / T o t a l _ L b l >   
-         < T o t a l C O 2 e _ L b l > T o t a l C O 2 e _ L b l < / T o t a l C O 2 e _ L b l > +         < V A T A m o u n t S p e c i f i c a t i o n _ L b l > V A T A m o u n t S p e c i f i c a t i o n _ L b l < / V A T A m o u n t S p e c i f i c a t i o n _ L b l >   
          < V A T A m o u n t _ L b l > V A T A m o u n t _ L b l < / V A T A m o u n t _ L b l >   
-         < V A T A m o u n t S p e c i f i c a t i o n _ L b l > V A T A m o u n t S p e c i f i c a t i o n _ L b l < / V A T A m o u n t S p e c i f i c a t i o n _ L b l > - 
          < V A T B a s e _ L b l > V A T B a s e _ L b l < / V A T B a s e _ L b l >   
+         < V A T C l a u s e s _ L b l > V A T C l a u s e s _ L b l < / V A T C l a u s e s _ L b l > + 
          < V A T C l a u s e _ L b l > V A T C l a u s e _ L b l < / V A T C l a u s e _ L b l >   
-         < V A T C l a u s e s _ L b l > V A T C l a u s e s _ L b l < / V A T C l a u s e s _ L b l > - 
          < V A T I d e n t i f i e r _ L b l > V A T I d e n t i f i e r _ L b l < / V A T I d e n t i f i e r _ L b l >   
          < V A T P e r c e n t a g e _ L b l > V A T P e r c e n t a g e _ L b l < / V A T P e r c e n t a g e _ L b l > @@ -7183,12 +7571,6 @@
  
              < A m o u n t I n c l u d i n g V A T _ L i n e _ L b l > A m o u n t I n c l u d i n g V A T _ L i n e _ L b l < / A m o u n t I n c l u d i n g V A T _ L i n e _ L b l >   
-             < C O 2 e P e r U n i t _ L i n e > C O 2 e P e r U n i t _ L i n e < / C O 2 e P e r U n i t _ L i n e > - 
-             < C o n t r a c t L i n e N o > C o n t r a c t L i n e N o < / C o n t r a c t L i n e N o > - 
-             < C o n t r a c t N o > C o n t r a c t N o < / C o n t r a c t N o > - 
              < D e s c r i p t i o n _ L i n e > D e s c r i p t i o n _ L i n e < / D e s c r i p t i o n _ L i n e >   
              < D e s c r i p t i o n _ L i n e _ L b l > D e s c r i p t i o n _ L i n e _ L b l < / D e s c r i p t i o n _ L i n e _ L b l > @@ -7205,10 +7587,10 @@
  
              < J o b N o _ L b l > J o b N o _ L b l < / J o b N o _ L b l >   
+             < J o b T a s k D e s c r i p t i o n > J o b T a s k D e s c r i p t i o n < / J o b T a s k D e s c r i p t i o n > + 
              < J o b T a s k D e s c _ L b l > J o b T a s k D e s c _ L b l < / J o b T a s k D e s c _ L b l >   
-             < J o b T a s k D e s c r i p t i o n > J o b T a s k D e s c r i p t i o n < / J o b T a s k D e s c r i p t i o n > - 
              < J o b T a s k N o > J o b T a s k N o < / J o b T a s k N o >   
              < J o b T a s k N o _ L b l > J o b T a s k N o _ L b l < / J o b T a s k N o _ L b l > @@ -7217,26 +7599,22 @@
  
              < L i n e A m o u n t _ L i n e _ L b l > L i n e A m o u n t _ L i n e _ L b l < / L i n e A m o u n t _ L i n e _ L b l >   
+             < L i n e D i s c o u n t P e r c e n t T e x t _ L i n e > L i n e D i s c o u n t P e r c e n t T e x t _ L i n e < / L i n e D i s c o u n t P e r c e n t T e x t _ L i n e > + 
              < L i n e D i s c o u n t P e r c e n t _ L i n e > L i n e D i s c o u n t P e r c e n t _ L i n e < / L i n e D i s c o u n t P e r c e n t _ L i n e >   
-             < L i n e D i s c o u n t P e r c e n t T e x t _ L i n e > L i n e D i s c o u n t P e r c e n t T e x t _ L i n e < / L i n e D i s c o u n t P e r c e n t T e x t _ L i n e > - 
              < L i n e N o _ L i n e > L i n e N o _ L i n e < / L i n e N o _ L i n e >   
+             < P r i c e P e r _ L b l > P r i c e P e r _ L b l < / P r i c e P e r _ L b l > + 
              < P r i c e _ L b l > P r i c e _ L b l < / P r i c e _ L b l >   
-             < P r i c e P e r _ L b l > P r i c e P e r _ L b l < / P r i c e P e r _ L b l > - 
              < Q t y _ L b l > Q t y _ L b l < / Q t y _ L b l >   
              < Q u a n t i t y _ L i n e > Q u a n t i t y _ L i n e < / Q u a n t i t y _ L i n e >   
              < Q u a n t i t y _ L i n e _ L b l > Q u a n t i t y _ L i n e _ L b l < / Q u a n t i t y _ L i n e _ L b l >   
-             < R e c u r r i n g B i l l i n g f r o m > R e c u r r i n g B i l l i n g f r o m < / R e c u r r i n g B i l l i n g f r o m > - 
-             < R e c u r r i n g B i l l i n g t o > R e c u r r i n g B i l l i n g t o < / R e c u r r i n g B i l l i n g t o > - 
              < S h i p m e n t D a t e _ L i n e > S h i p m e n t D a t e _ L i n e < / S h i p m e n t D a t e _ L i n e >   
              < S h i p m e n t D a t e _ L i n e _ L b l > S h i p m e n t D a t e _ L i n e _ L b l < / S h i p m e n t D a t e _ L i n e _ L b l > @@ -7245,16 +7623,16 @@
  
              < T y p e _ L i n e > T y p e _ L i n e < / T y p e _ L i n e >   
+             < U n i t O f M e a s u r e > U n i t O f M e a s u r e < / U n i t O f M e a s u r e > + 
+             < U n i t O f M e a s u r e _ L b l > U n i t O f M e a s u r e _ L b l < / U n i t O f M e a s u r e _ L b l > + 
+             < U n i t P r i c e > U n i t P r i c e < / U n i t P r i c e > + 
+             < U n i t P r i c e _ L b l > U n i t P r i c e _ L b l < / U n i t P r i c e _ L b l > + 
              < U n i t _ L b l > U n i t _ L b l < / U n i t _ L b l >   
-             < U n i t O f M e a s u r e > U n i t O f M e a s u r e < / U n i t O f M e a s u r e > - 
-             < U n i t O f M e a s u r e _ L b l > U n i t O f M e a s u r e _ L b l < / U n i t O f M e a s u r e _ L b l > - 
-             < U n i t P r i c e > U n i t P r i c e < / U n i t P r i c e > - 
-             < U n i t P r i c e _ L b l > U n i t P r i c e _ L b l < / U n i t P r i c e _ L b l > - 
              < V A T I d e n t i f i e r _ L i n e > V A T I d e n t i f i e r _ L i n e < / V A T I d e n t i f i e r _ L i n e >   
              < V A T I d e n t i f i e r _ L i n e _ L b l > V A T I d e n t i f i e r _ L i n e _ L b l < / V A T I d e n t i f i e r _ L i n e _ L b l > @@ -7317,22 +7695,22 @@
  
              < N o O f V A T I d e n t i f i e r s > N o O f V A T I d e n t i f i e r s < / N o O f V A T I d e n t i f i e r s >   
+             < V A T A m o u n t L C Y _ V A T A m o u n t L i n e > V A T A m o u n t L C Y _ V A T A m o u n t L i n e < / V A T A m o u n t L C Y _ V A T A m o u n t L i n e > + 
+             < V A T A m o u n t L C Y _ V A T A m o u n t L i n e _ L b l > V A T A m o u n t L C Y _ V A T A m o u n t L i n e _ L b l < / V A T A m o u n t L C Y _ V A T A m o u n t L i n e _ L b l > + 
              < V A T A m o u n t _ V a t A m o u n t L i n e > V A T A m o u n t _ V a t A m o u n t L i n e < / V A T A m o u n t _ V a t A m o u n t L i n e >   
              < V A T A m o u n t _ V a t A m o u n t L i n e _ L b l > V A T A m o u n t _ V a t A m o u n t L i n e _ L b l < / V A T A m o u n t _ V a t A m o u n t L i n e _ L b l >   
-             < V A T A m o u n t L C Y _ V A T A m o u n t L i n e > V A T A m o u n t L C Y _ V A T A m o u n t L i n e < / V A T A m o u n t L C Y _ V A T A m o u n t L i n e > - 
-             < V A T A m o u n t L C Y _ V A T A m o u n t L i n e _ L b l > V A T A m o u n t L C Y _ V A T A m o u n t L i n e _ L b l < / V A T A m o u n t L C Y _ V A T A m o u n t L i n e _ L b l > +             < V A T B a s e L C Y _ V A T A m o u n t L i n e > V A T B a s e L C Y _ V A T A m o u n t L i n e < / V A T B a s e L C Y _ V A T A m o u n t L i n e > + 
+             < V A T B a s e L C Y _ V A T A m o u n t L i n e _ L b l > V A T B a s e L C Y _ V A T A m o u n t L i n e _ L b l < / V A T B a s e L C Y _ V A T A m o u n t L i n e _ L b l >   
              < V A T B a s e _ V a t A m o u n t L i n e > V A T B a s e _ V a t A m o u n t L i n e < / V A T B a s e _ V a t A m o u n t L i n e >   
              < V A T B a s e _ V a t A m o u n t L i n e _ L b l > V A T B a s e _ V a t A m o u n t L i n e _ L b l < / V A T B a s e _ V a t A m o u n t L i n e _ L b l >   
-             < V A T B a s e L C Y _ V A T A m o u n t L i n e > V A T B a s e L C Y _ V A T A m o u n t L i n e < / V A T B a s e L C Y _ V A T A m o u n t L i n e > - 
-             < V A T B a s e L C Y _ V A T A m o u n t L i n e _ L b l > V A T B a s e L C Y _ V A T A m o u n t L i n e _ L b l < / V A T B a s e L C Y _ V A T A m o u n t L i n e _ L b l > - 
              < V A T I d e n t i f i e r _ V a t A m o u n t L i n e > V A T I d e n t i f i e r _ V a t A m o u n t L i n e < / V A T I d e n t i f i e r _ V a t A m o u n t L i n e >   
              < V A T I d e n t i f i e r _ V a t A m o u n t L i n e _ L b l > V A T I d e n t i f i e r _ V a t A m o u n t L i n e _ L b l < / V A T I d e n t i f i e r _ V a t A m o u n t L i n e _ L b l > @@ -7349,10 +7727,10 @@
  
              < C o d e _ V A T C l a u s e L i n e _ L b l > C o d e _ V A T C l a u s e L i n e _ L b l < / C o d e _ V A T C l a u s e L i n e _ L b l >   
+             < D e s c r i p t i o n 2 _ V A T C l a u s e L i n e > D e s c r i p t i o n 2 _ V A T C l a u s e L i n e < / D e s c r i p t i o n 2 _ V A T C l a u s e L i n e > + 
              < D e s c r i p t i o n _ V A T C l a u s e L i n e > D e s c r i p t i o n _ V A T C l a u s e L i n e < / D e s c r i p t i o n _ V A T C l a u s e L i n e >   
-             < D e s c r i p t i o n 2 _ V A T C l a u s e L i n e > D e s c r i p t i o n 2 _ V A T C l a u s e L i n e < / D e s c r i p t i o n 2 _ V A T C l a u s e L i n e > - 
              < N o O f V A T C l a u s e s > N o O f V A T C l a u s e s < / N o O f V A T C l a u s e s >   
              < V A T A m o u n t _ V A T C l a u s e L i n e > V A T A m o u n t _ V A T C l a u s e L i n e < / V A T A m o u n t _ V A T C l a u s e L i n e > @@ -7365,10 +7743,10 @@
  
          < R e p o r t T o t a l s L i n e >   
+             < A m o u n t F o r m a t t e d _ R e p o r t T o t a l s L i n e > A m o u n t F o r m a t t e d _ R e p o r t T o t a l s L i n e < / A m o u n t F o r m a t t e d _ R e p o r t T o t a l s L i n e > + 
              < A m o u n t _ R e p o r t T o t a l s L i n e > A m o u n t _ R e p o r t T o t a l s L i n e < / A m o u n t _ R e p o r t T o t a l s L i n e >   
-             < A m o u n t F o r m a t t e d _ R e p o r t T o t a l s L i n e > A m o u n t F o r m a t t e d _ R e p o r t T o t a l s L i n e < / A m o u n t F o r m a t t e d _ R e p o r t T o t a l s L i n e > - 
              < D e s c r i p t i o n _ R e p o r t T o t a l s L i n e > D e s c r i p t i o n _ R e p o r t T o t a l s L i n e < / D e s c r i p t i o n _ R e p o r t T o t a l s L i n e >   
              < F o n t B o l d _ R e p o r t T o t a l s L i n e > F o n t B o l d _ R e p o r t T o t a l s L i n e < / F o n t B o l d _ R e p o r t T o t a l s L i n e > @@ -7377,74 +7755,6 @@
  
          < / R e p o r t T o t a l s L i n e >   
-         < C o n t r a c t B i l l i n g D e t a i l s M a p p i n g > - 
-             < C o n t r a c t B i l l i n g D e t a i l s C o n t r a c t N o L b l > C o n t r a c t B i l l i n g D e t a i l s C o n t r a c t N o L b l < / C o n t r a c t B i l l i n g D e t a i l s C o n t r a c t N o L b l > - 
-             < C o n t r a c t B i l l i n g D e t a i l s C u s t o m e r L b l > C o n t r a c t B i l l i n g D e t a i l s C u s t o m e r L b l < / C o n t r a c t B i l l i n g D e t a i l s C u s t o m e r L b l > - 
-             < C o n t r a c t B i l l i n g D e t a i l s P o s i t i o n D e s c r i p t i o n L b l > C o n t r a c t B i l l i n g D e t a i l s P o s i t i o n D e s c r i p t i o n L b l < / C o n t r a c t B i l l i n g D e t a i l s P o s i t i o n D e s c r i p t i o n L b l > - 
-             < C o n t r a c t B i l l i n g D e t a i l s P o s i t i o n N o L b l > C o n t r a c t B i l l i n g D e t a i l s P o s i t i o n N o L b l < / C o n t r a c t B i l l i n g D e t a i l s P o s i t i o n N o L b l > - 
-             < C o n t r a c t B i l l i n g D e t a i l s G r o u p i n g > - 
-                 < C o n t r a c t B i l l i n g D e t a i l s A m o u n t L b l > C o n t r a c t B i l l i n g D e t a i l s A m o u n t L b l < / C o n t r a c t B i l l i n g D e t a i l s A m o u n t L b l > - 
-                 < C o n t r a c t B i l l i n g D e t a i l s C o n t r a c t N o > C o n t r a c t B i l l i n g D e t a i l s C o n t r a c t N o < / C o n t r a c t B i l l i n g D e t a i l s C o n t r a c t N o > - 
-                 < C o n t r a c t B i l l i n g D e t a i l s C u r r e n c y C o d e L b l > C o n t r a c t B i l l i n g D e t a i l s C u r r e n c y C o d e L b l < / C o n t r a c t B i l l i n g D e t a i l s C u r r e n c y C o d e L b l > - 
-                 < C o n t r a c t B i l l i n g D e t a i l s C u s t o m e r N a m e > C o n t r a c t B i l l i n g D e t a i l s C u s t o m e r N a m e < / C o n t r a c t B i l l i n g D e t a i l s C u s t o m e r N a m e > - 
-                 < C o n t r a c t B i l l i n g D e t a i l s D a y s L b l > C o n t r a c t B i l l i n g D e t a i l s D a y s L b l < / C o n t r a c t B i l l i n g D e t a i l s D a y s L b l > - 
-                 < C o n t r a c t B i l l i n g D e t a i l s D e s c r i p t i o n L b l > C o n t r a c t B i l l i n g D e t a i l s D e s c r i p t i o n L b l < / C o n t r a c t B i l l i n g D e t a i l s D e s c r i p t i o n L b l > - 
-                 < C o n t r a c t B i l l i n g D e t a i l s D i s c o u n t A m o u n t L b l > C o n t r a c t B i l l i n g D e t a i l s D i s c o u n t A m o u n t L b l < / C o n t r a c t B i l l i n g D e t a i l s D i s c o u n t A m o u n t L b l > - 
-                 < C o n t r a c t B i l l i n g D e t a i l s D i s c o u n t P e r c e n t L b l > C o n t r a c t B i l l i n g D e t a i l s D i s c o u n t P e r c e n t L b l < / C o n t r a c t B i l l i n g D e t a i l s D i s c o u n t P e r c e n t L b l > - 
-                 < C o n t r a c t B i l l i n g D e t a i l s E n d D a t e L b l > C o n t r a c t B i l l i n g D e t a i l s E n d D a t e L b l < / C o n t r a c t B i l l i n g D e t a i l s E n d D a t e L b l > - 
-                 < C o n t r a c t B i l l i n g D e t a i l s P o s i t i o n D e s c r i p t i o n > C o n t r a c t B i l l i n g D e t a i l s P o s i t i o n D e s c r i p t i o n < / C o n t r a c t B i l l i n g D e t a i l s P o s i t i o n D e s c r i p t i o n > - 
-                 < C o n t r a c t B i l l i n g D e t a i l s P o s i t i o n N o > C o n t r a c t B i l l i n g D e t a i l s P o s i t i o n N o < / C o n t r a c t B i l l i n g D e t a i l s P o s i t i o n N o > - 
-                 < C o n t r a c t B i l l i n g D e t a i l s Q t y L b l > C o n t r a c t B i l l i n g D e t a i l s Q t y L b l < / C o n t r a c t B i l l i n g D e t a i l s Q t y L b l > - 
-                 < C o n t r a c t B i l l i n g D e t a i l s S a l e s P r i c e L b l > C o n t r a c t B i l l i n g D e t a i l s S a l e s P r i c e L b l < / C o n t r a c t B i l l i n g D e t a i l s S a l e s P r i c e L b l > - 
-                 < C o n t r a c t B i l l i n g D e t a i l s S t a r t D a t e L b l > C o n t r a c t B i l l i n g D e t a i l s S t a r t D a t e L b l < / C o n t r a c t B i l l i n g D e t a i l s S t a r t D a t e L b l > - 
-                 < C o n t r a c t B i l l i n g D e t a i l s > - 
-                     < C o n t r a c t B i l l i n g D e t a i l s B i l l i n g A m o u n t > C o n t r a c t B i l l i n g D e t a i l s B i l l i n g A m o u n t < / C o n t r a c t B i l l i n g D e t a i l s B i l l i n g A m o u n t > - 
-                     < C o n t r a c t B i l l i n g D e t a i l s B i l l i n g D i s c o u n t A m o u n t > C o n t r a c t B i l l i n g D e t a i l s B i l l i n g D i s c o u n t A m o u n t < / C o n t r a c t B i l l i n g D e t a i l s B i l l i n g D i s c o u n t A m o u n t > - 
-                     < C o n t r a c t B i l l i n g D e t a i l s C u r r e n c y C o d e > C o n t r a c t B i l l i n g D e t a i l s C u r r e n c y C o d e < / C o n t r a c t B i l l i n g D e t a i l s C u r r e n c y C o d e > - 
-                     < C o n t r a c t B i l l i n g D e t a i l s D a y s > C o n t r a c t B i l l i n g D e t a i l s D a y s < / C o n t r a c t B i l l i n g D e t a i l s D a y s > - 
-                     < C o n t r a c t B i l l i n g D e t a i l s D e s c r i p t i o n > C o n t r a c t B i l l i n g D e t a i l s D e s c r i p t i o n < / C o n t r a c t B i l l i n g D e t a i l s D e s c r i p t i o n > - 
-                     < C o n t r a c t B i l l i n g D e t a i l s D i s c o u n t P e r c e n t > C o n t r a c t B i l l i n g D e t a i l s D i s c o u n t P e r c e n t < / C o n t r a c t B i l l i n g D e t a i l s D i s c o u n t P e r c e n t > - 
-                     < C o n t r a c t B i l l i n g D e t a i l s E n d D a t e > C o n t r a c t B i l l i n g D e t a i l s E n d D a t e < / C o n t r a c t B i l l i n g D e t a i l s E n d D a t e > - 
-                     < C o n t r a c t B i l l i n g D e t a i l s Q u a n t i t y > C o n t r a c t B i l l i n g D e t a i l s Q u a n t i t y < / C o n t r a c t B i l l i n g D e t a i l s Q u a n t i t y > - 
-                     < C o n t r a c t B i l l i n g D e t a i l s S a l e s P r i c e > C o n t r a c t B i l l i n g D e t a i l s S a l e s P r i c e < / C o n t r a c t B i l l i n g D e t a i l s S a l e s P r i c e > - 
-                     < C o n t r a c t B i l l i n g D e t a i l s S t a r t D a t e > C o n t r a c t B i l l i n g D e t a i l s S t a r t D a t e < / C o n t r a c t B i l l i n g D e t a i l s S t a r t D a t e > - 
-                 < / C o n t r a c t B i l l i n g D e t a i l s > - 
-             < / C o n t r a c t B i l l i n g D e t a i l s G r o u p i n g > - 
-         < / C o n t r a c t B i l l i n g D e t a i l s M a p p i n g > - 
          < L i n e F e e >   
              < L i n e F e e C a p t i o n T e x t > L i n e F e e C a p t i o n T e x t < / L i n e F e e C a p t i o n T e x t > @@ -7453,7 +7763,7 @@
  
          < P a y m e n t R e p o r t i n g A r g u m e n t >   
-             < P a y m e n t S e r v i c e L o g o / > +             < P a y m e n t S e r v i c e L o g o   / >   
              < P a y m e n t S e r v i c e L o g o _ U r l > P a y m e n t S e r v i c e L o g o _ U r l < / P a y m e n t S e r v i c e L o g o _ U r l >   
@@ -7504,8 +7814,6 @@
              < T o t a l A m o u n t E x c l I n c l V A T T e x t > T o t a l A m o u n t E x c l I n c l V A T T e x t < / T o t a l A m o u n t E x c l I n c l V A T T e x t >   
              < T o t a l A m o u n t I n c l u d i n g V A T > T o t a l A m o u n t I n c l u d i n g V A T < / T o t a l A m o u n t I n c l u d i n g V A T > - 
-             < T o t a l C O 2 e > T o t a l C O 2 e < / T o t a l C O 2 e >   
              < T o t a l E x c l u d i n g V A T T e x t > T o t a l E x c l u d i n g V A T T e x t < / T o t a l E x c l u d i n g V A T T e x t >   

--- a/src/Layers/W1/BaseApp/Sales/History/StandardSalesInvoiceBody.docx
+++ b/src/Layers/W1/BaseApp/Sales/History/StandardSalesInvoiceBody.docx
@@ -6078,6 +6078,8 @@
  
              < R e p o r t N a m e > R e p o r t   N a m e < / R e p o r t N a m e >   
+             < R e p o r t C a p t i o n > R e p o r t   C a p t i o n < / R e p o r t C a p t i o n > + 
              < A b o u t T h i s R e p o r t T i t l e > A b o u t   T h i s   R e p o r t   T i t l e < / A b o u t T h i s R e p o r t T i t l e >   
              < A b o u t T h i s R e p o r t T e x t > A b o u t   T h i s   R e p o r t   T e x t < / A b o u t T h i s R e p o r t T e x t > @@ -6132,21 +6134,21 @@
  
              < C o m p a n y A d d r e s s L i n e s >   
-                 < C o m p a n y A d d r e s s L i n e > C o m p a n y   A d d r e s s   L i n e   1 < / C o m p a n y A d d r e s s L i n e > - 
-                 < C o m p a n y A d d r e s s L i n e > C o m p a n y   A d d r e s s   L i n e   2 < / C o m p a n y A d d r e s s L i n e > - 
-                 < C o m p a n y A d d r e s s L i n e > C o m p a n y   A d d r e s s   L i n e   3 < / C o m p a n y A d d r e s s L i n e > - 
-                 < C o m p a n y A d d r e s s L i n e > C o m p a n y   A d d r e s s   L i n e   4 < / C o m p a n y A d d r e s s L i n e > - 
-                 < C o m p a n y A d d r e s s L i n e > C o m p a n y   A d d r e s s   L i n e   5 < / C o m p a n y A d d r e s s L i n e > - 
-                 < C o m p a n y A d d r e s s L i n e > C o m p a n y   A d d r e s s   L i n e   6 < / C o m p a n y A d d r e s s L i n e > - 
-                 < C o m p a n y A d d r e s s L i n e > C o m p a n y   A d d r e s s   L i n e   7 < / C o m p a n y A d d r e s s L i n e > - 
-                 < C o m p a n y A d d r e s s L i n e > C o m p a n y   A d d r e s s   L i n e   8 < / C o m p a n y A d d r e s s L i n e > +                 < C o m p a n y A d d r e s s L i n e 1 > C o m p a n y   A d d r e s s   L i n e   1 < / C o m p a n y A d d r e s s L i n e 1 > + 
+                 < C o m p a n y A d d r e s s L i n e 2 > C o m p a n y   A d d r e s s   L i n e   2 < / C o m p a n y A d d r e s s L i n e 2 > + 
+                 < C o m p a n y A d d r e s s L i n e 3 > C o m p a n y   A d d r e s s   L i n e   3 < / C o m p a n y A d d r e s s L i n e 3 > + 
+                 < C o m p a n y A d d r e s s L i n e 4 > C o m p a n y   A d d r e s s   L i n e   4 < / C o m p a n y A d d r e s s L i n e 4 > + 
+                 < C o m p a n y A d d r e s s L i n e 5 > C o m p a n y   A d d r e s s   L i n e   5 < / C o m p a n y A d d r e s s L i n e 5 > + 
+                 < C o m p a n y A d d r e s s L i n e 6 > C o m p a n y   A d d r e s s   L i n e   6 < / C o m p a n y A d d r e s s L i n e 6 > + 
+                 < C o m p a n y A d d r e s s L i n e 7 > C o m p a n y   A d d r e s s   L i n e   7 < / C o m p a n y A d d r e s s L i n e 7 > + 
+                 < C o m p a n y A d d r e s s L i n e 8 > C o m p a n y   A d d r e s s   L i n e   8 < / C o m p a n y A d d r e s s L i n e 8 >   
              < / C o m p a n y A d d r e s s L i n e s >   
@@ -7141,6 +7143,8 @@
  
              < R e p o r t N a m e > R e p o r t   N a m e < / R e p o r t N a m e >   
+             < R e p o r t C a p t i o n > R e p o r t   C a p t i o n < / R e p o r t C a p t i o n > + 
              < A b o u t T h i s R e p o r t T i t l e > A b o u t   T h i s   R e p o r t   T i t l e < / A b o u t T h i s R e p o r t T i t l e >   
              < A b o u t T h i s R e p o r t T e x t > A b o u t   T h i s   R e p o r t   T e x t < / A b o u t T h i s R e p o r t T e x t > @@ -7195,21 +7199,21 @@
  
              < C o m p a n y A d d r e s s L i n e s >   
-                 < C o m p a n y A d d r e s s L i n e > C o m p a n y   A d d r e s s   L i n e   1 < / C o m p a n y A d d r e s s L i n e > - 
-                 < C o m p a n y A d d r e s s L i n e > C o m p a n y   A d d r e s s   L i n e   2 < / C o m p a n y A d d r e s s L i n e > - 
-                 < C o m p a n y A d d r e s s L i n e > C o m p a n y   A d d r e s s   L i n e   3 < / C o m p a n y A d d r e s s L i n e > - 
-                 < C o m p a n y A d d r e s s L i n e > C o m p a n y   A d d r e s s   L i n e   4 < / C o m p a n y A d d r e s s L i n e > - 
-                 < C o m p a n y A d d r e s s L i n e > C o m p a n y   A d d r e s s   L i n e   5 < / C o m p a n y A d d r e s s L i n e > - 
-                 < C o m p a n y A d d r e s s L i n e > C o m p a n y   A d d r e s s   L i n e   6 < / C o m p a n y A d d r e s s L i n e > - 
-                 < C o m p a n y A d d r e s s L i n e > C o m p a n y   A d d r e s s   L i n e   7 < / C o m p a n y A d d r e s s L i n e > - 
-                 < C o m p a n y A d d r e s s L i n e > C o m p a n y   A d d r e s s   L i n e   8 < / C o m p a n y A d d r e s s L i n e > +                 < C o m p a n y A d d r e s s L i n e 1 > C o m p a n y   A d d r e s s   L i n e   1 < / C o m p a n y A d d r e s s L i n e 1 > + 
+                 < C o m p a n y A d d r e s s L i n e 2 > C o m p a n y   A d d r e s s   L i n e   2 < / C o m p a n y A d d r e s s L i n e 2 > + 
+                 < C o m p a n y A d d r e s s L i n e 3 > C o m p a n y   A d d r e s s   L i n e   3 < / C o m p a n y A d d r e s s L i n e 3 > + 
+                 < C o m p a n y A d d r e s s L i n e 4 > C o m p a n y   A d d r e s s   L i n e   4 < / C o m p a n y A d d r e s s L i n e 4 > + 
+                 < C o m p a n y A d d r e s s L i n e 5 > C o m p a n y   A d d r e s s   L i n e   5 < / C o m p a n y A d d r e s s L i n e 5 > + 
+                 < C o m p a n y A d d r e s s L i n e 6 > C o m p a n y   A d d r e s s   L i n e   6 < / C o m p a n y A d d r e s s L i n e 6 > + 
+                 < C o m p a n y A d d r e s s L i n e 7 > C o m p a n y   A d d r e s s   L i n e   7 < / C o m p a n y A d d r e s s L i n e 7 > + 
+                 < C o m p a n y A d d r e s s L i n e 8 > C o m p a n y   A d d r e s s   L i n e   8 < / C o m p a n y A d d r e s s L i n e 8 >   
              < / C o m p a n y A d d r e s s L i n e s >   

--- a/src/Layers/W1/BaseApp/Sales/History/StandardSalesInvoiceBody.docx
+++ b/src/Layers/W1/BaseApp/Sales/History/StandardSalesInvoiceBody.docx
@@ -1,6 +1,6 @@
 
 <file path=word/document.xml><?xml version="1.0" encoding="utf-8"?>
-<w:document xmlns:wpc="http://schemas.microsoft.com/office/word/2010/wordprocessingCanvas" xmlns:cx="http://schemas.microsoft.com/office/drawing/2014/chartex" xmlns:cx1="http://schemas.microsoft.com/office/drawing/2015/9/8/chartex" xmlns:cx2="http://schemas.microsoft.com/office/drawing/2015/10/21/chartex" xmlns:cx3="http://schemas.microsoft.com/office/drawing/2016/5/9/chartex" xmlns:cx4="http://schemas.microsoft.com/office/drawing/2016/5/10/chartex" xmlns:cx5="http://schemas.microsoft.com/office/drawing/2016/5/11/chartex" xmlns:cx6="http://schemas.microsoft.com/office/drawing/2016/5/12/chartex" xmlns:cx7="http://schemas.microsoft.com/office/drawing/2016/5/13/chartex" xmlns:cx8="http://schemas.microsoft.com/office/drawing/2016/5/14/chartex" xmlns:mc="http://schemas.openxmlformats.org/markup-compatibility/2006" xmlns:aink="http://schemas.microsoft.com/office/drawing/2016/ink" xmlns:am3d="http://schemas.microsoft.com/office/drawing/2017/model3d" xmlns:o="urn:schemas-microsoft-com:office:office" xmlns:oel="http://schemas.microsoft.com/office/2019/extlst" xmlns:r="http://schemas.openxmlformats.org/officeDocument/2006/relationships" xmlns:m="http://schemas.openxmlformats.org/officeDocument/2006/math" xmlns:v="urn:schemas-microsoft-com:vml" xmlns:wp14="http://schemas.microsoft.com/office/word/2010/wordprocessingDrawing" xmlns:wp="http://schemas.openxmlformats.org/drawingml/2006/wordprocessingDrawing" xmlns:w10="urn:schemas-microsoft-com:office:word" xmlns:w="http://schemas.openxmlformats.org/wordprocessingml/2006/main" xmlns:w14="http://schemas.microsoft.com/office/word/2010/wordml" xmlns:w15="http://schemas.microsoft.com/office/word/2012/wordml" xmlns:w16cei="http://schemas.microsoft.com/office/word/2026/wordml/cei" xmlns:w16cex="http://schemas.microsoft.com/office/word/2018/wordml/cex" xmlns:w16cid="http://schemas.microsoft.com/office/word/2016/wordml/cid" xmlns:w16="http://schemas.microsoft.com/office/word/2018/wordml" xmlns:w16du="http://schemas.microsoft.com/office/word/2023/wordml/word16du" xmlns:w16sdtdh="http://schemas.microsoft.com/office/word/2020/wordml/sdtdatahash" xmlns:w16sdtfl="http://schemas.microsoft.com/office/word/2024/wordml/sdtformatlock" xmlns:w16se="http://schemas.microsoft.com/office/word/2015/wordml/symex" xmlns:wpg="http://schemas.microsoft.com/office/word/2010/wordprocessingGroup" xmlns:wpi="http://schemas.microsoft.com/office/word/2010/wordprocessingInk" xmlns:wne="http://schemas.microsoft.com/office/word/2006/wordml" xmlns:wps="http://schemas.microsoft.com/office/word/2010/wordprocessingShape" mc:Ignorable="w14 w15 w16se w16cid w16 w16cex w16sdtdh w16sdtfl w16du wp14">
+<w:document xmlns:a="http://schemas.openxmlformats.org/drawingml/2006/main" xmlns:pic="http://schemas.openxmlformats.org/drawingml/2006/picture" xmlns:a14="http://schemas.microsoft.com/office/drawing/2010/main" xmlns:wpc="http://schemas.microsoft.com/office/word/2010/wordprocessingCanvas" xmlns:cx="http://schemas.microsoft.com/office/drawing/2014/chartex" xmlns:cx1="http://schemas.microsoft.com/office/drawing/2015/9/8/chartex" xmlns:cx2="http://schemas.microsoft.com/office/drawing/2015/10/21/chartex" xmlns:cx3="http://schemas.microsoft.com/office/drawing/2016/5/9/chartex" xmlns:cx4="http://schemas.microsoft.com/office/drawing/2016/5/10/chartex" xmlns:cx5="http://schemas.microsoft.com/office/drawing/2016/5/11/chartex" xmlns:cx6="http://schemas.microsoft.com/office/drawing/2016/5/12/chartex" xmlns:cx7="http://schemas.microsoft.com/office/drawing/2016/5/13/chartex" xmlns:cx8="http://schemas.microsoft.com/office/drawing/2016/5/14/chartex" xmlns:mc="http://schemas.openxmlformats.org/markup-compatibility/2006" xmlns:aink="http://schemas.microsoft.com/office/drawing/2016/ink" xmlns:am3d="http://schemas.microsoft.com/office/drawing/2017/model3d" xmlns:o="urn:schemas-microsoft-com:office:office" xmlns:oel="http://schemas.microsoft.com/office/2019/extlst" xmlns:r="http://schemas.openxmlformats.org/officeDocument/2006/relationships" xmlns:m="http://schemas.openxmlformats.org/officeDocument/2006/math" xmlns:v="urn:schemas-microsoft-com:vml" xmlns:wp14="http://schemas.microsoft.com/office/word/2010/wordprocessingDrawing" xmlns:wp="http://schemas.openxmlformats.org/drawingml/2006/wordprocessingDrawing" xmlns:w10="urn:schemas-microsoft-com:office:word" xmlns:w="http://schemas.openxmlformats.org/wordprocessingml/2006/main" xmlns:w14="http://schemas.microsoft.com/office/word/2010/wordml" xmlns:w15="http://schemas.microsoft.com/office/word/2012/wordml" xmlns:w16cei="http://schemas.microsoft.com/office/word/2026/wordml/cei" xmlns:w16cex="http://schemas.microsoft.com/office/word/2018/wordml/cex" xmlns:w16cid="http://schemas.microsoft.com/office/word/2016/wordml/cid" xmlns:w16="http://schemas.microsoft.com/office/word/2018/wordml" xmlns:w16du="http://schemas.microsoft.com/office/word/2023/wordml/word16du" xmlns:w16sdtdh="http://schemas.microsoft.com/office/word/2020/wordml/sdtdatahash" xmlns:w16sdtfl="http://schemas.microsoft.com/office/word/2024/wordml/sdtformatlock" xmlns:w16se="http://schemas.microsoft.com/office/word/2015/wordml/symex" xmlns:wpg="http://schemas.microsoft.com/office/word/2010/wordprocessingGroup" xmlns:wpi="http://schemas.microsoft.com/office/word/2010/wordprocessingInk" xmlns:wne="http://schemas.microsoft.com/office/word/2006/wordml" xmlns:wps="http://schemas.microsoft.com/office/word/2010/wordprocessingShape" mc:Ignorable="w14 w15 w16se w16cid w16 w16cex w16sdtdh w16sdtfl w16du wp14">
   <w:body>
     <w:tbl>
       <w:tblPr>
@@ -29,7 +29,7 @@
             <w:alias w:val="CustomerAddress1"/>
             <w:tag w:val="#BC:InsertDataItem,DataItems/Header/CustomerAddress1"/>
             <w:id w:val="-1957244649"/>
-            <w:dataBinding w:prefixMappings="&lt;xmlns:ns0='urn:microsoft-dynamics-nav/reports/Standard_Sales_Invoice/1306/' " w:xpath="/ns0:NavWordReportXmlPart[1]/ns0:Header[1]/ns0:CustomerAddress1[1]" w:storeItemID="{E45459F7-950D-4CE4-887D-D90D8DAC72D1}"/>
+            <w:dataBinding w:prefixMappings="xmlns:ns0='urn:microsoft-dynamics-nav/reports/Standard_Sales_Invoice/1306/'" w:xpath="/ns0:NavWordReportXmlPart[1]/ns0:Header[1]/ns0:CustomerAddress1[1]" w:storeItemID="{E45459F7-950D-4CE4-887D-D90D8DAC72D1}"/>
             <w15:color w:val="808080"/>
             <w:text/>
           </w:sdtPr>
@@ -86,7 +86,7 @@
             <w:alias w:val="CompanyAddress1"/>
             <w:tag w:val="#BC:InsertDataItem,DataItems/Header/CompanyAddress1"/>
             <w:id w:val="-824585528"/>
-            <w:dataBinding w:prefixMappings="&lt;xmlns:ns0='urn:microsoft-dynamics-nav/reports/Standard_Sales_Invoice/1306/' " w:xpath="/ns0:NavWordReportXmlPart[1]/ns0:Header[1]/ns0:CompanyAddress1[1]" w:storeItemID="{E45459F7-950D-4CE4-887D-D90D8DAC72D1}"/>
+            <w:dataBinding w:prefixMappings="xmlns:ns0='urn:microsoft-dynamics-nav/reports/Standard_Sales_Invoice/1306/'" w:xpath="/ns0:NavWordReportXmlPart[1]/ns0:Header[1]/ns0:CompanyAddress1[1]" w:storeItemID="{E45459F7-950D-4CE4-887D-D90D8DAC72D1}"/>
             <w15:color w:val="808080"/>
             <w:text/>
           </w:sdtPr>
@@ -133,7 +133,7 @@
             <w:alias w:val="CustomerAddress2"/>
             <w:tag w:val="#BC:InsertDataItem,DataItems/Header/CustomerAddress2"/>
             <w:id w:val="-126319625"/>
-            <w:dataBinding w:prefixMappings="&lt;xmlns:ns0='urn:microsoft-dynamics-nav/reports/Standard_Sales_Invoice/1306/' " w:xpath="/ns0:NavWordReportXmlPart[1]/ns0:Header[1]/ns0:CustomerAddress2[1]" w:storeItemID="{E45459F7-950D-4CE4-887D-D90D8DAC72D1}"/>
+            <w:dataBinding w:prefixMappings="xmlns:ns0='urn:microsoft-dynamics-nav/reports/Standard_Sales_Invoice/1306/'" w:xpath="/ns0:NavWordReportXmlPart[1]/ns0:Header[1]/ns0:CustomerAddress2[1]" w:storeItemID="{E45459F7-950D-4CE4-887D-D90D8DAC72D1}"/>
             <w15:color w:val="808080"/>
             <w:text/>
           </w:sdtPr>
@@ -182,7 +182,7 @@
             <w:alias w:val="CompanyAddress2"/>
             <w:tag w:val="#BC:InsertDataItem,DataItems/Header/CompanyAddress2"/>
             <w:id w:val="-1956237181"/>
-            <w:dataBinding w:prefixMappings="&lt;xmlns:ns0='urn:microsoft-dynamics-nav/reports/Standard_Sales_Invoice/1306/' " w:xpath="/ns0:NavWordReportXmlPart[1]/ns0:Header[1]/ns0:CompanyAddress2[1]" w:storeItemID="{E45459F7-950D-4CE4-887D-D90D8DAC72D1}"/>
+            <w:dataBinding w:prefixMappings="xmlns:ns0='urn:microsoft-dynamics-nav/reports/Standard_Sales_Invoice/1306/'" w:xpath="/ns0:NavWordReportXmlPart[1]/ns0:Header[1]/ns0:CompanyAddress2[1]" w:storeItemID="{E45459F7-950D-4CE4-887D-D90D8DAC72D1}"/>
             <w15:color w:val="808080"/>
             <w:text/>
           </w:sdtPr>
@@ -224,7 +224,7 @@
             <w:alias w:val="CustomerAddress3"/>
             <w:tag w:val="#BC:InsertDataItem,DataItems/Header/CustomerAddress3"/>
             <w:id w:val="-1306083513"/>
-            <w:dataBinding w:prefixMappings="&lt;xmlns:ns0='urn:microsoft-dynamics-nav/reports/Standard_Sales_Invoice/1306/' " w:xpath="/ns0:NavWordReportXmlPart[1]/ns0:Header[1]/ns0:CustomerAddress3[1]" w:storeItemID="{E45459F7-950D-4CE4-887D-D90D8DAC72D1}"/>
+            <w:dataBinding w:prefixMappings="xmlns:ns0='urn:microsoft-dynamics-nav/reports/Standard_Sales_Invoice/1306/'" w:xpath="/ns0:NavWordReportXmlPart[1]/ns0:Header[1]/ns0:CustomerAddress3[1]" w:storeItemID="{E45459F7-950D-4CE4-887D-D90D8DAC72D1}"/>
             <w15:color w:val="808080"/>
             <w:text/>
           </w:sdtPr>
@@ -273,7 +273,7 @@
             <w:alias w:val="CompanyAddress3"/>
             <w:tag w:val="#BC:InsertDataItem,DataItems/Header/CompanyAddress3"/>
             <w:id w:val="-1596861910"/>
-            <w:dataBinding w:prefixMappings="&lt;xmlns:ns0='urn:microsoft-dynamics-nav/reports/Standard_Sales_Invoice/1306/' " w:xpath="/ns0:NavWordReportXmlPart[1]/ns0:Header[1]/ns0:CompanyAddress3[1]" w:storeItemID="{E45459F7-950D-4CE4-887D-D90D8DAC72D1}"/>
+            <w:dataBinding w:prefixMappings="xmlns:ns0='urn:microsoft-dynamics-nav/reports/Standard_Sales_Invoice/1306/'" w:xpath="/ns0:NavWordReportXmlPart[1]/ns0:Header[1]/ns0:CompanyAddress3[1]" w:storeItemID="{E45459F7-950D-4CE4-887D-D90D8DAC72D1}"/>
             <w15:color w:val="808080"/>
             <w:text/>
           </w:sdtPr>
@@ -315,7 +315,7 @@
             <w:alias w:val="CustomerAddress4"/>
             <w:tag w:val="#BC:InsertDataItem,DataItems/Header/CustomerAddress4"/>
             <w:id w:val="-620073109"/>
-            <w:dataBinding w:prefixMappings="&lt;xmlns:ns0='urn:microsoft-dynamics-nav/reports/Standard_Sales_Invoice/1306/' " w:xpath="/ns0:NavWordReportXmlPart[1]/ns0:Header[1]/ns0:CustomerAddress4[1]" w:storeItemID="{E45459F7-950D-4CE4-887D-D90D8DAC72D1}"/>
+            <w:dataBinding w:prefixMappings="xmlns:ns0='urn:microsoft-dynamics-nav/reports/Standard_Sales_Invoice/1306/'" w:xpath="/ns0:NavWordReportXmlPart[1]/ns0:Header[1]/ns0:CustomerAddress4[1]" w:storeItemID="{E45459F7-950D-4CE4-887D-D90D8DAC72D1}"/>
             <w15:color w:val="808080"/>
             <w:text/>
           </w:sdtPr>
@@ -364,7 +364,7 @@
             <w:alias w:val="CompanyAddress4"/>
             <w:tag w:val="#BC:InsertDataItem,DataItems/Header/CompanyAddress4"/>
             <w:id w:val="1616872066"/>
-            <w:dataBinding w:prefixMappings="&lt;xmlns:ns0='urn:microsoft-dynamics-nav/reports/Standard_Sales_Invoice/1306/' " w:xpath="/ns0:NavWordReportXmlPart[1]/ns0:Header[1]/ns0:CompanyAddress4[1]" w:storeItemID="{E45459F7-950D-4CE4-887D-D90D8DAC72D1}"/>
+            <w:dataBinding w:prefixMappings="xmlns:ns0='urn:microsoft-dynamics-nav/reports/Standard_Sales_Invoice/1306/'" w:xpath="/ns0:NavWordReportXmlPart[1]/ns0:Header[1]/ns0:CompanyAddress4[1]" w:storeItemID="{E45459F7-950D-4CE4-887D-D90D8DAC72D1}"/>
             <w15:color w:val="808080"/>
             <w:text/>
           </w:sdtPr>
@@ -406,7 +406,7 @@
             <w:alias w:val="CustomerAddress5"/>
             <w:tag w:val="#BC:InsertDataItem,DataItems/Header/CustomerAddress5"/>
             <w:id w:val="-356592489"/>
-            <w:dataBinding w:prefixMappings="&lt;xmlns:ns0='urn:microsoft-dynamics-nav/reports/Standard_Sales_Invoice/1306/' " w:xpath="/ns0:NavWordReportXmlPart[1]/ns0:Header[1]/ns0:CustomerAddress5[1]" w:storeItemID="{E45459F7-950D-4CE4-887D-D90D8DAC72D1}"/>
+            <w:dataBinding w:prefixMappings="xmlns:ns0='urn:microsoft-dynamics-nav/reports/Standard_Sales_Invoice/1306/'" w:xpath="/ns0:NavWordReportXmlPart[1]/ns0:Header[1]/ns0:CustomerAddress5[1]" w:storeItemID="{E45459F7-950D-4CE4-887D-D90D8DAC72D1}"/>
             <w15:color w:val="808080"/>
             <w:text/>
           </w:sdtPr>
@@ -455,7 +455,7 @@
             <w:alias w:val="CompanyAddress5"/>
             <w:tag w:val="#BC:InsertDataItem,DataItems/Header/CompanyAddress5"/>
             <w:id w:val="-625539781"/>
-            <w:dataBinding w:prefixMappings="&lt;xmlns:ns0='urn:microsoft-dynamics-nav/reports/Standard_Sales_Invoice/1306/' " w:xpath="/ns0:NavWordReportXmlPart[1]/ns0:Header[1]/ns0:CompanyAddress5[1]" w:storeItemID="{E45459F7-950D-4CE4-887D-D90D8DAC72D1}"/>
+            <w:dataBinding w:prefixMappings="xmlns:ns0='urn:microsoft-dynamics-nav/reports/Standard_Sales_Invoice/1306/'" w:xpath="/ns0:NavWordReportXmlPart[1]/ns0:Header[1]/ns0:CompanyAddress5[1]" w:storeItemID="{E45459F7-950D-4CE4-887D-D90D8DAC72D1}"/>
             <w15:color w:val="808080"/>
             <w:text/>
           </w:sdtPr>
@@ -509,7 +509,7 @@
                 <w:alias w:val="CustomerAddress6"/>
                 <w:tag w:val="#BC:InsertDataItem,DataItems/Header/CustomerAddress6"/>
                 <w:id w:val="-2000036813"/>
-                <w:dataBinding w:prefixMappings="&lt;xmlns:ns0='urn:microsoft-dynamics-nav/reports/Standard_Sales_Invoice/1306/' " w:xpath="/ns0:NavWordReportXmlPart[1]/ns0:Header[1]/ns0:CustomerAddress6[1]" w:storeItemID="{E45459F7-950D-4CE4-887D-D90D8DAC72D1}"/>
+                <w:dataBinding w:prefixMappings="xmlns:ns0='urn:microsoft-dynamics-nav/reports/Standard_Sales_Invoice/1306/'" w:xpath="/ns0:NavWordReportXmlPart[1]/ns0:Header[1]/ns0:CustomerAddress6[1]" w:storeItemID="{E45459F7-950D-4CE4-887D-D90D8DAC72D1}"/>
                 <w15:color w:val="808080"/>
                 <w:text/>
               </w:sdtPr>
@@ -546,7 +546,7 @@
             <w:alias w:val="CompanyAddress6"/>
             <w:tag w:val="#BC:InsertDataItem,DataItems/Header/CompanyAddress6"/>
             <w:id w:val="-950550724"/>
-            <w:dataBinding w:prefixMappings="&lt;xmlns:ns0='urn:microsoft-dynamics-nav/reports/Standard_Sales_Invoice/1306/' " w:xpath="/ns0:NavWordReportXmlPart[1]/ns0:Header[1]/ns0:CompanyAddress6[1]" w:storeItemID="{E45459F7-950D-4CE4-887D-D90D8DAC72D1}"/>
+            <w:dataBinding w:prefixMappings="xmlns:ns0='urn:microsoft-dynamics-nav/reports/Standard_Sales_Invoice/1306/'" w:xpath="/ns0:NavWordReportXmlPart[1]/ns0:Header[1]/ns0:CompanyAddress6[1]" w:storeItemID="{E45459F7-950D-4CE4-887D-D90D8DAC72D1}"/>
             <w15:color w:val="808080"/>
             <w:text/>
           </w:sdtPr>
@@ -588,7 +588,7 @@
             <w:alias w:val="CustomerAddress7"/>
             <w:tag w:val="#BC:InsertDataItem,DataItems/Header/CustomerAddress7"/>
             <w:id w:val="-1456395504"/>
-            <w:dataBinding w:prefixMappings="&lt;xmlns:ns0='urn:microsoft-dynamics-nav/reports/Standard_Sales_Invoice/1306/' " w:xpath="/ns0:NavWordReportXmlPart[1]/ns0:Header[1]/ns0:CustomerAddress7[1]" w:storeItemID="{E45459F7-950D-4CE4-887D-D90D8DAC72D1}"/>
+            <w:dataBinding w:prefixMappings="xmlns:ns0='urn:microsoft-dynamics-nav/reports/Standard_Sales_Invoice/1306/'" w:xpath="/ns0:NavWordReportXmlPart[1]/ns0:Header[1]/ns0:CustomerAddress7[1]" w:storeItemID="{E45459F7-950D-4CE4-887D-D90D8DAC72D1}"/>
             <w15:color w:val="808080"/>
             <w:text/>
           </w:sdtPr>
@@ -636,7 +636,7 @@
             <w:alias w:val="CompanyLegalOffice_Lbl"/>
             <w:tag w:val="#BC:InsertDataItem,DataItems/Header/CompanyLegalOffice_Lbl"/>
             <w:id w:val="-1388795315"/>
-            <w:dataBinding w:prefixMappings="&lt;xmlns:ns0='urn:microsoft-dynamics-nav/reports/Standard_Sales_Invoice/1306/' " w:xpath="/ns0:NavWordReportXmlPart[1]/ns0:Header[1]/ns0:CompanyLegalOffice_Lbl[1]" w:storeItemID="{E45459F7-950D-4CE4-887D-D90D8DAC72D1}"/>
+            <w:dataBinding w:prefixMappings="xmlns:ns0='urn:microsoft-dynamics-nav/reports/Standard_Sales_Invoice/1306/'" w:xpath="/ns0:NavWordReportXmlPart[1]/ns0:Header[1]/ns0:CompanyLegalOffice_Lbl[1]" w:storeItemID="{E45459F7-950D-4CE4-887D-D90D8DAC72D1}"/>
             <w15:color w:val="808080"/>
             <w:text/>
           </w:sdtPr>
@@ -680,7 +680,7 @@
             <w:alias w:val="CustomerAddress8"/>
             <w:tag w:val="#BC:InsertDataItem,DataItems/Header/CustomerAddress8"/>
             <w:id w:val="-718439385"/>
-            <w:dataBinding w:prefixMappings="&lt;xmlns:ns0='urn:microsoft-dynamics-nav/reports/Standard_Sales_Invoice/1306/' " w:xpath="/ns0:NavWordReportXmlPart[1]/ns0:Header[1]/ns0:CustomerAddress8[1]" w:storeItemID="{E45459F7-950D-4CE4-887D-D90D8DAC72D1}"/>
+            <w:dataBinding w:prefixMappings="xmlns:ns0='urn:microsoft-dynamics-nav/reports/Standard_Sales_Invoice/1306/'" w:xpath="/ns0:NavWordReportXmlPart[1]/ns0:Header[1]/ns0:CustomerAddress8[1]" w:storeItemID="{E45459F7-950D-4CE4-887D-D90D8DAC72D1}"/>
             <w15:color w:val="808080"/>
             <w:text/>
           </w:sdtPr>
@@ -728,7 +728,7 @@
             <w:alias w:val="CompanyLegalOffice"/>
             <w:tag w:val="#BC:InsertDataItem,DataItems/Header/CompanyLegalOffice"/>
             <w:id w:val="-468984459"/>
-            <w:dataBinding w:prefixMappings="&lt;xmlns:ns0='urn:microsoft-dynamics-nav/reports/Standard_Sales_Invoice/1306/' " w:xpath="/ns0:NavWordReportXmlPart[1]/ns0:Header[1]/ns0:CompanyLegalOffice[1]" w:storeItemID="{E45459F7-950D-4CE4-887D-D90D8DAC72D1}"/>
+            <w:dataBinding w:prefixMappings="xmlns:ns0='urn:microsoft-dynamics-nav/reports/Standard_Sales_Invoice/1306/'" w:xpath="/ns0:NavWordReportXmlPart[1]/ns0:Header[1]/ns0:CompanyLegalOffice[1]" w:storeItemID="{E45459F7-950D-4CE4-887D-D90D8DAC72D1}"/>
             <w15:color w:val="808080"/>
             <w:text/>
           </w:sdtPr>
@@ -770,12 +770,12 @@
         <w:tblStyle w:val="TableGrid"/>
         <w:tblW w:w="10494" w:type="dxa"/>
         <w:tblBorders>
-          <w:top w:val="none" w:sz="0" w:space="0" w:color="auto"/>
-          <w:left w:val="none" w:sz="0" w:space="0" w:color="auto"/>
-          <w:bottom w:val="none" w:sz="0" w:space="0" w:color="auto"/>
-          <w:right w:val="none" w:sz="0" w:space="0" w:color="auto"/>
-          <w:insideH w:val="none" w:sz="0" w:space="0" w:color="auto"/>
-          <w:insideV w:val="none" w:sz="0" w:space="0" w:color="auto"/>
+          <w:top w:val="none" w:color="auto" w:sz="0" w:space="0"/>
+          <w:left w:val="none" w:color="auto" w:sz="0" w:space="0"/>
+          <w:bottom w:val="none" w:color="auto" w:sz="0" w:space="0"/>
+          <w:right w:val="none" w:color="auto" w:sz="0" w:space="0"/>
+          <w:insideH w:val="none" w:color="auto" w:sz="0" w:space="0"/>
+          <w:insideV w:val="none" w:color="auto" w:sz="0" w:space="0"/>
         </w:tblBorders>
         <w:tblCellMar>
           <w:left w:w="0" w:type="dxa"/>
@@ -801,7 +801,7 @@
             <w:placeholder>
               <w:docPart w:val="4C12DFBE53CC48238B972303E8781C6F"/>
             </w:placeholder>
-            <w:dataBinding w:prefixMappings="&lt;xmlns:ns0='urn:microsoft-dynamics-nav/reports/Standard_Sales_Invoice/1306/' " w:xpath="/ns0:NavWordReportXmlPart[1]/ns0:Header[1]/ns0:DocumentNo_Lbl[1]" w:storeItemID="{E45459F7-950D-4CE4-887D-D90D8DAC72D1}"/>
+            <w:dataBinding w:prefixMappings="xmlns:ns0='urn:microsoft-dynamics-nav/reports/Standard_Sales_Invoice/1306/'" w:xpath="/ns0:NavWordReportXmlPart[1]/ns0:Header[1]/ns0:DocumentNo_Lbl[1]" w:storeItemID="{E45459F7-950D-4CE4-887D-D90D8DAC72D1}"/>
             <w15:color w:val="808080"/>
             <w:text/>
           </w:sdtPr>
@@ -829,7 +829,7 @@
             <w:alias w:val="YourReference_Lbl"/>
             <w:tag w:val="#BC:InsertDataItem,DataItems/Header/YourReference_Lbl"/>
             <w:id w:val="160055530"/>
-            <w:dataBinding w:prefixMappings="&lt;xmlns:ns0='urn:microsoft-dynamics-nav/reports/Standard_Sales_Invoice/1306/' " w:xpath="/ns0:NavWordReportXmlPart[1]/ns0:Header[1]/ns0:YourReference_Lbl[1]" w:storeItemID="{E45459F7-950D-4CE4-887D-D90D8DAC72D1}"/>
+            <w:dataBinding w:prefixMappings="xmlns:ns0='urn:microsoft-dynamics-nav/reports/Standard_Sales_Invoice/1306/'" w:xpath="/ns0:NavWordReportXmlPart[1]/ns0:Header[1]/ns0:YourReference_Lbl[1]" w:storeItemID="{E45459F7-950D-4CE4-887D-D90D8DAC72D1}"/>
             <w15:color w:val="808080"/>
             <w:text/>
           </w:sdtPr>
@@ -857,7 +857,7 @@
             <w:alias w:val="SalesPersonBlank_Lbl"/>
             <w:tag w:val="#BC:InsertDataItem,DataItems/Header/SalesPersonBlank_Lbl"/>
             <w:id w:val="565076206"/>
-            <w:dataBinding w:prefixMappings="&lt;xmlns:ns0='urn:microsoft-dynamics-nav/reports/Standard_Sales_Invoice/1306/' " w:xpath="/ns0:NavWordReportXmlPart[1]/ns0:Header[1]/ns0:SalesPersonBlank_Lbl[1]" w:storeItemID="{E45459F7-950D-4CE4-887D-D90D8DAC72D1}"/>
+            <w:dataBinding w:prefixMappings="xmlns:ns0='urn:microsoft-dynamics-nav/reports/Standard_Sales_Invoice/1306/'" w:xpath="/ns0:NavWordReportXmlPart[1]/ns0:Header[1]/ns0:SalesPersonBlank_Lbl[1]" w:storeItemID="{E45459F7-950D-4CE4-887D-D90D8DAC72D1}"/>
             <w15:color w:val="808080"/>
             <w:text/>
           </w:sdtPr>
@@ -885,7 +885,7 @@
             <w:alias w:val="DueDate_Lbl"/>
             <w:tag w:val="#BC:InsertDataItem,DataItems/Header/DueDate_Lbl"/>
             <w:id w:val="755092455"/>
-            <w:dataBinding w:prefixMappings="&lt;xmlns:ns0='urn:microsoft-dynamics-nav/reports/Standard_Sales_Invoice/1306/' " w:xpath="/ns0:NavWordReportXmlPart[1]/ns0:Header[1]/ns0:DueDate_Lbl[1]" w:storeItemID="{E45459F7-950D-4CE4-887D-D90D8DAC72D1}"/>
+            <w:dataBinding w:prefixMappings="xmlns:ns0='urn:microsoft-dynamics-nav/reports/Standard_Sales_Invoice/1306/'" w:xpath="/ns0:NavWordReportXmlPart[1]/ns0:Header[1]/ns0:DueDate_Lbl[1]" w:storeItemID="{E45459F7-950D-4CE4-887D-D90D8DAC72D1}"/>
             <w15:color w:val="808080"/>
             <w:text/>
           </w:sdtPr>
@@ -921,7 +921,7 @@
             <w:placeholder>
               <w:docPart w:val="5EA355893B1F4873B4A2EC7AEF7387C1"/>
             </w:placeholder>
-            <w:dataBinding w:prefixMappings="&lt;xmlns:ns0='urn:microsoft-dynamics-nav/reports/Standard_Sales_Invoice/1306/' " w:xpath="/ns0:NavWordReportXmlPart[1]/ns0:Header[1]/ns0:DocumentNo[1]" w:storeItemID="{E45459F7-950D-4CE4-887D-D90D8DAC72D1}"/>
+            <w:dataBinding w:prefixMappings="xmlns:ns0='urn:microsoft-dynamics-nav/reports/Standard_Sales_Invoice/1306/'" w:xpath="/ns0:NavWordReportXmlPart[1]/ns0:Header[1]/ns0:DocumentNo[1]" w:storeItemID="{E45459F7-950D-4CE4-887D-D90D8DAC72D1}"/>
             <w15:color w:val="808080"/>
             <w:text/>
           </w:sdtPr>
@@ -949,7 +949,7 @@
             <w:alias w:val="YourReference"/>
             <w:tag w:val="#BC:InsertDataItem,DataItems/Header/YourReference"/>
             <w:id w:val="510343951"/>
-            <w:dataBinding w:prefixMappings="&lt;xmlns:ns0='urn:microsoft-dynamics-nav/reports/Standard_Sales_Invoice/1306/' " w:xpath="/ns0:NavWordReportXmlPart[1]/ns0:Header[1]/ns0:YourReference[1]" w:storeItemID="{E45459F7-950D-4CE4-887D-D90D8DAC72D1}"/>
+            <w:dataBinding w:prefixMappings="xmlns:ns0='urn:microsoft-dynamics-nav/reports/Standard_Sales_Invoice/1306/'" w:xpath="/ns0:NavWordReportXmlPart[1]/ns0:Header[1]/ns0:YourReference[1]" w:storeItemID="{E45459F7-950D-4CE4-887D-D90D8DAC72D1}"/>
             <w15:color w:val="808080"/>
             <w:text/>
           </w:sdtPr>
@@ -977,7 +977,7 @@
             <w:alias w:val="SalesPersonName"/>
             <w:tag w:val="#BC:InsertDataItem,DataItems/Header/SalesPersonName"/>
             <w:id w:val="598228091"/>
-            <w:dataBinding w:prefixMappings="&lt;xmlns:ns0='urn:microsoft-dynamics-nav/reports/Standard_Sales_Invoice/1306/' " w:xpath="/ns0:NavWordReportXmlPart[1]/ns0:Header[1]/ns0:SalesPersonName[1]" w:storeItemID="{E45459F7-950D-4CE4-887D-D90D8DAC72D1}"/>
+            <w:dataBinding w:prefixMappings="xmlns:ns0='urn:microsoft-dynamics-nav/reports/Standard_Sales_Invoice/1306/'" w:xpath="/ns0:NavWordReportXmlPart[1]/ns0:Header[1]/ns0:SalesPersonName[1]" w:storeItemID="{E45459F7-950D-4CE4-887D-D90D8DAC72D1}"/>
             <w15:color w:val="808080"/>
             <w:text/>
           </w:sdtPr>
@@ -1005,7 +1005,7 @@
             <w:alias w:val="DueDate"/>
             <w:tag w:val="#BC:InsertDataItem,DataItems/Header/DueDate"/>
             <w:id w:val="1511642603"/>
-            <w:dataBinding w:prefixMappings="&lt;xmlns:ns0='urn:microsoft-dynamics-nav/reports/Standard_Sales_Invoice/1306/' " w:xpath="/ns0:NavWordReportXmlPart[1]/ns0:Header[1]/ns0:DueDate[1]" w:storeItemID="{E45459F7-950D-4CE4-887D-D90D8DAC72D1}"/>
+            <w:dataBinding w:prefixMappings="xmlns:ns0='urn:microsoft-dynamics-nav/reports/Standard_Sales_Invoice/1306/'" w:xpath="/ns0:NavWordReportXmlPart[1]/ns0:Header[1]/ns0:DueDate[1]" w:storeItemID="{E45459F7-950D-4CE4-887D-D90D8DAC72D1}"/>
             <w15:color w:val="808080"/>
             <w:text/>
           </w:sdtPr>
@@ -1083,7 +1083,7 @@
             <w:alias w:val="PaymentTermsDescription_Lbl"/>
             <w:tag w:val="#BC:InsertDataItem,DataItems/Header/PaymentTermsDescription_Lbl"/>
             <w:id w:val="-165563059"/>
-            <w:dataBinding w:prefixMappings="&lt;xmlns:ns0='urn:microsoft-dynamics-nav/reports/Standard_Sales_Invoice/1306/' " w:xpath="/ns0:NavWordReportXmlPart[1]/ns0:Header[1]/ns0:PaymentTermsDescription_Lbl[1]" w:storeItemID="{E45459F7-950D-4CE4-887D-D90D8DAC72D1}"/>
+            <w:dataBinding w:prefixMappings="xmlns:ns0='urn:microsoft-dynamics-nav/reports/Standard_Sales_Invoice/1306/'" w:xpath="/ns0:NavWordReportXmlPart[1]/ns0:Header[1]/ns0:PaymentTermsDescription_Lbl[1]" w:storeItemID="{E45459F7-950D-4CE4-887D-D90D8DAC72D1}"/>
             <w15:color w:val="808080"/>
             <w:text/>
           </w:sdtPr>
@@ -1111,7 +1111,7 @@
             <w:alias w:val="OrderNo_Lbl"/>
             <w:tag w:val="#BC:InsertDataItem,DataItems/Header/OrderNo_Lbl"/>
             <w:id w:val="-162091156"/>
-            <w:dataBinding w:prefixMappings="&lt;xmlns:ns0='urn:microsoft-dynamics-nav/reports/Standard_Sales_Invoice/1306/' " w:xpath="/ns0:NavWordReportXmlPart[1]/ns0:Header[1]/ns0:OrderNo_Lbl[1]" w:storeItemID="{E45459F7-950D-4CE4-887D-D90D8DAC72D1}"/>
+            <w:dataBinding w:prefixMappings="xmlns:ns0='urn:microsoft-dynamics-nav/reports/Standard_Sales_Invoice/1306/'" w:xpath="/ns0:NavWordReportXmlPart[1]/ns0:Header[1]/ns0:OrderNo_Lbl[1]" w:storeItemID="{E45459F7-950D-4CE4-887D-D90D8DAC72D1}"/>
             <w15:color w:val="808080"/>
             <w:text/>
           </w:sdtPr>
@@ -1139,7 +1139,7 @@
             <w:alias w:val="ShipmentMethodDescription_Lbl"/>
             <w:tag w:val="#BC:InsertDataItem,DataItems/Header/ShipmentMethodDescription_Lbl"/>
             <w:id w:val="-2046368493"/>
-            <w:dataBinding w:prefixMappings="&lt;xmlns:ns0='urn:microsoft-dynamics-nav/reports/Standard_Sales_Invoice/1306/' " w:xpath="/ns0:NavWordReportXmlPart[1]/ns0:Header[1]/ns0:ShipmentMethodDescription_Lbl[1]" w:storeItemID="{E45459F7-950D-4CE4-887D-D90D8DAC72D1}"/>
+            <w:dataBinding w:prefixMappings="xmlns:ns0='urn:microsoft-dynamics-nav/reports/Standard_Sales_Invoice/1306/'" w:xpath="/ns0:NavWordReportXmlPart[1]/ns0:Header[1]/ns0:ShipmentMethodDescription_Lbl[1]" w:storeItemID="{E45459F7-950D-4CE4-887D-D90D8DAC72D1}"/>
             <w15:color w:val="808080"/>
             <w:text/>
           </w:sdtPr>
@@ -1167,7 +1167,7 @@
             <w:alias w:val="PaymentMethodDescription_Lbl"/>
             <w:tag w:val="#BC:InsertDataItem,DataItems/Header/PaymentMethodDescription_Lbl"/>
             <w:id w:val="911744564"/>
-            <w:dataBinding w:prefixMappings="&lt;xmlns:ns0='urn:microsoft-dynamics-nav/reports/Standard_Sales_Invoice/1306/' " w:xpath="/ns0:NavWordReportXmlPart[1]/ns0:Header[1]/ns0:PaymentMethodDescription_Lbl[1]" w:storeItemID="{E45459F7-950D-4CE4-887D-D90D8DAC72D1}"/>
+            <w:dataBinding w:prefixMappings="xmlns:ns0='urn:microsoft-dynamics-nav/reports/Standard_Sales_Invoice/1306/'" w:xpath="/ns0:NavWordReportXmlPart[1]/ns0:Header[1]/ns0:PaymentMethodDescription_Lbl[1]" w:storeItemID="{E45459F7-950D-4CE4-887D-D90D8DAC72D1}"/>
             <w15:color w:val="808080"/>
             <w:text/>
           </w:sdtPr>
@@ -1200,7 +1200,7 @@
             <w:alias w:val="PaymentTermsDescription"/>
             <w:tag w:val="#BC:InsertDataItem,DataItems/Header/PaymentTermsDescription"/>
             <w:id w:val="-1513372881"/>
-            <w:dataBinding w:prefixMappings="&lt;xmlns:ns0='urn:microsoft-dynamics-nav/reports/Standard_Sales_Invoice/1306/' " w:xpath="/ns0:NavWordReportXmlPart[1]/ns0:Header[1]/ns0:PaymentTermsDescription[1]" w:storeItemID="{E45459F7-950D-4CE4-887D-D90D8DAC72D1}"/>
+            <w:dataBinding w:prefixMappings="xmlns:ns0='urn:microsoft-dynamics-nav/reports/Standard_Sales_Invoice/1306/'" w:xpath="/ns0:NavWordReportXmlPart[1]/ns0:Header[1]/ns0:PaymentTermsDescription[1]" w:storeItemID="{E45459F7-950D-4CE4-887D-D90D8DAC72D1}"/>
             <w15:color w:val="808080"/>
             <w:text/>
           </w:sdtPr>
@@ -1228,7 +1228,7 @@
             <w:alias w:val="OrderNo"/>
             <w:tag w:val="#BC:InsertDataItem,DataItems/Header/OrderNo"/>
             <w:id w:val="1922913303"/>
-            <w:dataBinding w:prefixMappings="&lt;xmlns:ns0='urn:microsoft-dynamics-nav/reports/Standard_Sales_Invoice/1306/' " w:xpath="/ns0:NavWordReportXmlPart[1]/ns0:Header[1]/ns0:OrderNo[1]" w:storeItemID="{E45459F7-950D-4CE4-887D-D90D8DAC72D1}"/>
+            <w:dataBinding w:prefixMappings="xmlns:ns0='urn:microsoft-dynamics-nav/reports/Standard_Sales_Invoice/1306/'" w:xpath="/ns0:NavWordReportXmlPart[1]/ns0:Header[1]/ns0:OrderNo[1]" w:storeItemID="{E45459F7-950D-4CE4-887D-D90D8DAC72D1}"/>
             <w15:color w:val="808080"/>
             <w:text/>
           </w:sdtPr>
@@ -1256,7 +1256,7 @@
             <w:alias w:val="ShipmentMethodDescription"/>
             <w:tag w:val="#BC:InsertDataItem,DataItems/Header/ShipmentMethodDescription"/>
             <w:id w:val="-870682427"/>
-            <w:dataBinding w:prefixMappings="&lt;xmlns:ns0='urn:microsoft-dynamics-nav/reports/Standard_Sales_Invoice/1306/' " w:xpath="/ns0:NavWordReportXmlPart[1]/ns0:Header[1]/ns0:ShipmentMethodDescription[1]" w:storeItemID="{E45459F7-950D-4CE4-887D-D90D8DAC72D1}"/>
+            <w:dataBinding w:prefixMappings="xmlns:ns0='urn:microsoft-dynamics-nav/reports/Standard_Sales_Invoice/1306/'" w:xpath="/ns0:NavWordReportXmlPart[1]/ns0:Header[1]/ns0:ShipmentMethodDescription[1]" w:storeItemID="{E45459F7-950D-4CE4-887D-D90D8DAC72D1}"/>
             <w15:color w:val="808080"/>
             <w:text/>
           </w:sdtPr>
@@ -1284,7 +1284,7 @@
             <w:alias w:val="PaymentMethodDescription"/>
             <w:tag w:val="#BC:InsertDataItem,DataItems/Header/PaymentMethodDescription"/>
             <w:id w:val="254716010"/>
-            <w:dataBinding w:prefixMappings="&lt;xmlns:ns0='urn:microsoft-dynamics-nav/reports/Standard_Sales_Invoice/1306/' " w:xpath="/ns0:NavWordReportXmlPart[1]/ns0:Header[1]/ns0:PaymentMethodDescription[1]" w:storeItemID="{E45459F7-950D-4CE4-887D-D90D8DAC72D1}"/>
+            <w:dataBinding w:prefixMappings="xmlns:ns0='urn:microsoft-dynamics-nav/reports/Standard_Sales_Invoice/1306/'" w:xpath="/ns0:NavWordReportXmlPart[1]/ns0:Header[1]/ns0:PaymentMethodDescription[1]" w:storeItemID="{E45459F7-950D-4CE4-887D-D90D8DAC72D1}"/>
             <w15:color w:val="808080"/>
             <w:text/>
           </w:sdtPr>
@@ -1362,7 +1362,7 @@
             <w:alias w:val="PaymentReference_Lbl"/>
             <w:tag w:val="#BC:InsertDataItem,DataItems/Header/PaymentReference_Lbl"/>
             <w:id w:val="-2131537472"/>
-            <w:dataBinding w:prefixMappings="&lt;xmlns:ns0='urn:microsoft-dynamics-nav/reports/Standard_Sales_Invoice/1306/' " w:xpath="/ns0:NavWordReportXmlPart[1]/ns0:Header[1]/ns0:PaymentReference_Lbl[1]" w:storeItemID="{E45459F7-950D-4CE4-887D-D90D8DAC72D1}"/>
+            <w:dataBinding w:prefixMappings="xmlns:ns0='urn:microsoft-dynamics-nav/reports/Standard_Sales_Invoice/1306/'" w:xpath="/ns0:NavWordReportXmlPart[1]/ns0:Header[1]/ns0:PaymentReference_Lbl[1]" w:storeItemID="{E45459F7-950D-4CE4-887D-D90D8DAC72D1}"/>
             <w15:color w:val="808080"/>
             <w:text/>
           </w:sdtPr>
@@ -1390,7 +1390,7 @@
             <w:alias w:val="ShippingAgentCode_Lbl"/>
             <w:tag w:val="#BC:InsertDataItem,DataItems/Header/ShippingAgentCode_Lbl"/>
             <w:id w:val="-1871450891"/>
-            <w:dataBinding w:prefixMappings="&lt;xmlns:ns0='urn:microsoft-dynamics-nav/reports/Standard_Sales_Invoice/1306/' " w:xpath="/ns0:NavWordReportXmlPart[1]/ns0:Header[1]/ns0:ShippingAgentCode_Lbl[1]" w:storeItemID="{E45459F7-950D-4CE4-887D-D90D8DAC72D1}"/>
+            <w:dataBinding w:prefixMappings="xmlns:ns0='urn:microsoft-dynamics-nav/reports/Standard_Sales_Invoice/1306/'" w:xpath="/ns0:NavWordReportXmlPart[1]/ns0:Header[1]/ns0:ShippingAgentCode_Lbl[1]" w:storeItemID="{E45459F7-950D-4CE4-887D-D90D8DAC72D1}"/>
             <w15:color w:val="808080"/>
             <w:text/>
           </w:sdtPr>
@@ -1418,7 +1418,7 @@
             <w:alias w:val="PackageTrackingNo_Lbl"/>
             <w:tag w:val="#BC:InsertDataItem,DataItems/Header/PackageTrackingNo_Lbl"/>
             <w:id w:val="-438067645"/>
-            <w:dataBinding w:prefixMappings="&lt;xmlns:ns0='urn:microsoft-dynamics-nav/reports/Standard_Sales_Invoice/1306/' " w:xpath="/ns0:NavWordReportXmlPart[1]/ns0:Header[1]/ns0:PackageTrackingNo_Lbl[1]" w:storeItemID="{E45459F7-950D-4CE4-887D-D90D8DAC72D1}"/>
+            <w:dataBinding w:prefixMappings="xmlns:ns0='urn:microsoft-dynamics-nav/reports/Standard_Sales_Invoice/1306/'" w:xpath="/ns0:NavWordReportXmlPart[1]/ns0:Header[1]/ns0:PackageTrackingNo_Lbl[1]" w:storeItemID="{E45459F7-950D-4CE4-887D-D90D8DAC72D1}"/>
             <w15:color w:val="808080"/>
             <w:text/>
           </w:sdtPr>
@@ -1446,7 +1446,7 @@
             <w:alias w:val="JobNo_Lbl"/>
             <w:tag w:val="#BC:InsertDataItem,DataItems/Header/Line/JobNo_Lbl"/>
             <w:id w:val="995388117"/>
-            <w:dataBinding w:prefixMappings="&lt;xmlns:ns0='urn:microsoft-dynamics-nav/reports/Standard_Sales_Invoice/1306/' " w:xpath="/ns0:NavWordReportXmlPart[1]/ns0:Header[1]/ns0:Line[1]/ns0:JobNo_Lbl[1]" w:storeItemID="{E45459F7-950D-4CE4-887D-D90D8DAC72D1}"/>
+            <w:dataBinding w:prefixMappings="xmlns:ns0='urn:microsoft-dynamics-nav/reports/Standard_Sales_Invoice/1306/'" w:xpath="/ns0:NavWordReportXmlPart[1]/ns0:Header[1]/ns0:Line[1]/ns0:JobNo_Lbl[1]" w:storeItemID="{E45459F7-950D-4CE4-887D-D90D8DAC72D1}"/>
             <w15:color w:val="808080"/>
             <w:text/>
           </w:sdtPr>
@@ -1479,7 +1479,7 @@
             <w:alias w:val="PaymentReference"/>
             <w:tag w:val="#BC:InsertDataItem,DataItems/Header/PaymentReference"/>
             <w:id w:val="-1398279465"/>
-            <w:dataBinding w:prefixMappings="&lt;xmlns:ns0='urn:microsoft-dynamics-nav/reports/Standard_Sales_Invoice/1306/' " w:xpath="/ns0:NavWordReportXmlPart[1]/ns0:Header[1]/ns0:PaymentReference[1]" w:storeItemID="{E45459F7-950D-4CE4-887D-D90D8DAC72D1}"/>
+            <w:dataBinding w:prefixMappings="xmlns:ns0='urn:microsoft-dynamics-nav/reports/Standard_Sales_Invoice/1306/'" w:xpath="/ns0:NavWordReportXmlPart[1]/ns0:Header[1]/ns0:PaymentReference[1]" w:storeItemID="{E45459F7-950D-4CE4-887D-D90D8DAC72D1}"/>
             <w15:color w:val="808080"/>
             <w:text/>
           </w:sdtPr>
@@ -1507,7 +1507,7 @@
             <w:alias w:val="ShippingAgentCode"/>
             <w:tag w:val="#BC:InsertDataItem,DataItems/Header/ShippingAgentCode"/>
             <w:id w:val="1997609521"/>
-            <w:dataBinding w:prefixMappings="&lt;xmlns:ns0='urn:microsoft-dynamics-nav/reports/Standard_Sales_Invoice/1306/' " w:xpath="/ns0:NavWordReportXmlPart[1]/ns0:Header[1]/ns0:ShippingAgentCode[1]" w:storeItemID="{E45459F7-950D-4CE4-887D-D90D8DAC72D1}"/>
+            <w:dataBinding w:prefixMappings="xmlns:ns0='urn:microsoft-dynamics-nav/reports/Standard_Sales_Invoice/1306/'" w:xpath="/ns0:NavWordReportXmlPart[1]/ns0:Header[1]/ns0:ShippingAgentCode[1]" w:storeItemID="{E45459F7-950D-4CE4-887D-D90D8DAC72D1}"/>
             <w15:color w:val="808080"/>
             <w:text/>
           </w:sdtPr>
@@ -1535,7 +1535,7 @@
             <w:alias w:val="PackageTrackingNo"/>
             <w:tag w:val="#BC:InsertDataItem,DataItems/Header/PackageTrackingNo"/>
             <w:id w:val="-1373923295"/>
-            <w:dataBinding w:prefixMappings="&lt;xmlns:ns0='urn:microsoft-dynamics-nav/reports/Standard_Sales_Invoice/1306/' " w:xpath="/ns0:NavWordReportXmlPart[1]/ns0:Header[1]/ns0:PackageTrackingNo[1]" w:storeItemID="{E45459F7-950D-4CE4-887D-D90D8DAC72D1}"/>
+            <w:dataBinding w:prefixMappings="xmlns:ns0='urn:microsoft-dynamics-nav/reports/Standard_Sales_Invoice/1306/'" w:xpath="/ns0:NavWordReportXmlPart[1]/ns0:Header[1]/ns0:PackageTrackingNo[1]" w:storeItemID="{E45459F7-950D-4CE4-887D-D90D8DAC72D1}"/>
             <w15:color w:val="808080"/>
             <w:text/>
           </w:sdtPr>
@@ -1563,7 +1563,7 @@
             <w:alias w:val="JobNo"/>
             <w:tag w:val="#BC:InsertDataItem,DataItems/Header/Line/JobNo"/>
             <w:id w:val="788479413"/>
-            <w:dataBinding w:prefixMappings="&lt;xmlns:ns0='urn:microsoft-dynamics-nav/reports/Standard_Sales_Invoice/1306/' " w:xpath="/ns0:NavWordReportXmlPart[1]/ns0:Header[1]/ns0:Line[1]/ns0:JobNo[1]" w:storeItemID="{E45459F7-950D-4CE4-887D-D90D8DAC72D1}"/>
+            <w:dataBinding w:prefixMappings="xmlns:ns0='urn:microsoft-dynamics-nav/reports/Standard_Sales_Invoice/1306/'" w:xpath="/ns0:NavWordReportXmlPart[1]/ns0:Header[1]/ns0:Line[1]/ns0:JobNo[1]" w:storeItemID="{E45459F7-950D-4CE4-887D-D90D8DAC72D1}"/>
             <w15:color w:val="808080"/>
             <w:text/>
           </w:sdtPr>
@@ -1631,7 +1631,7 @@
               <w:alias w:val="ItemNo_Line_Lbl"/>
               <w:tag w:val="#BC:InsertDataItem,DataItems/Header/Line/ItemNo_Line_Lbl"/>
               <w:id w:val="2050642905"/>
-              <w:dataBinding w:prefixMappings="&lt;xmlns:ns0='urn:microsoft-dynamics-nav/reports/Standard_Sales_Invoice/1306/' " w:xpath="/ns0:NavWordReportXmlPart[1]/ns0:Header[1]/ns0:Line[1]/ns0:ItemNo_Line_Lbl[1]" w:storeItemID="{E45459F7-950D-4CE4-887D-D90D8DAC72D1}"/>
+              <w:dataBinding w:prefixMappings="xmlns:ns0='urn:microsoft-dynamics-nav/reports/Standard_Sales_Invoice/1306/'" w:xpath="/ns0:NavWordReportXmlPart[1]/ns0:Header[1]/ns0:Line[1]/ns0:ItemNo_Line_Lbl[1]" w:storeItemID="{E45459F7-950D-4CE4-887D-D90D8DAC72D1}"/>
               <w15:color w:val="808080"/>
               <w:text/>
             </w:sdtPr>
@@ -1665,7 +1665,7 @@
             <w:alias w:val="Description_Line_Lbl"/>
             <w:tag w:val="#BC:InsertDataItem,DataItems/Header/Line/Description_Line_Lbl"/>
             <w:id w:val="55748171"/>
-            <w:dataBinding w:prefixMappings="&lt;xmlns:ns0='urn:microsoft-dynamics-nav/reports/Standard_Sales_Invoice/1306/' " w:xpath="/ns0:NavWordReportXmlPart[1]/ns0:Header[1]/ns0:Line[1]/ns0:Description_Line_Lbl[1]" w:storeItemID="{E45459F7-950D-4CE4-887D-D90D8DAC72D1}"/>
+            <w:dataBinding w:prefixMappings="xmlns:ns0='urn:microsoft-dynamics-nav/reports/Standard_Sales_Invoice/1306/'" w:xpath="/ns0:NavWordReportXmlPart[1]/ns0:Header[1]/ns0:Line[1]/ns0:Description_Line_Lbl[1]" w:storeItemID="{E45459F7-950D-4CE4-887D-D90D8DAC72D1}"/>
             <w15:color w:val="808080"/>
             <w:text/>
           </w:sdtPr>
@@ -1703,7 +1703,7 @@
             <w:alias w:val="ShipmentDate_Line_Lbl"/>
             <w:tag w:val="#BC:InsertDataItem,DataItems/Header/Line/ShipmentDate_Line_Lbl"/>
             <w:id w:val="-809709913"/>
-            <w:dataBinding w:prefixMappings="&lt;xmlns:ns0='urn:microsoft-dynamics-nav/reports/Standard_Sales_Invoice/1306/' " w:xpath="/ns0:NavWordReportXmlPart[1]/ns0:Header[1]/ns0:Line[1]/ns0:ShipmentDate_Line_Lbl[1]" w:storeItemID="{E45459F7-950D-4CE4-887D-D90D8DAC72D1}"/>
+            <w:dataBinding w:prefixMappings="xmlns:ns0='urn:microsoft-dynamics-nav/reports/Standard_Sales_Invoice/1306/'" w:xpath="/ns0:NavWordReportXmlPart[1]/ns0:Header[1]/ns0:Line[1]/ns0:ShipmentDate_Line_Lbl[1]" w:storeItemID="{E45459F7-950D-4CE4-887D-D90D8DAC72D1}"/>
             <w15:color w:val="808080"/>
             <w:text/>
           </w:sdtPr>
@@ -1741,7 +1741,7 @@
             <w:alias w:val="Quantity_Line_Lbl"/>
             <w:tag w:val="#BC:InsertDataItem,DataItems/Header/Line/Quantity_Line_Lbl"/>
             <w:id w:val="-278416351"/>
-            <w:dataBinding w:prefixMappings="&lt;xmlns:ns0='urn:microsoft-dynamics-nav/reports/Standard_Sales_Invoice/1306/' " w:xpath="/ns0:NavWordReportXmlPart[1]/ns0:Header[1]/ns0:Line[1]/ns0:Quantity_Line_Lbl[1]" w:storeItemID="{E45459F7-950D-4CE4-887D-D90D8DAC72D1}"/>
+            <w:dataBinding w:prefixMappings="xmlns:ns0='urn:microsoft-dynamics-nav/reports/Standard_Sales_Invoice/1306/'" w:xpath="/ns0:NavWordReportXmlPart[1]/ns0:Header[1]/ns0:Line[1]/ns0:Quantity_Line_Lbl[1]" w:storeItemID="{E45459F7-950D-4CE4-887D-D90D8DAC72D1}"/>
             <w15:color w:val="808080"/>
             <w:text/>
           </w:sdtPr>
@@ -1783,7 +1783,7 @@
             <w:placeholder>
               <w:docPart w:val="DefaultPlaceholder_-1854013440"/>
             </w:placeholder>
-            <w:dataBinding w:prefixMappings="&lt;xmlns:ns0='urn:microsoft-dynamics-nav/reports/Standard_Sales_Invoice/1306/' " w:xpath="/ns0:NavWordReportXmlPart[1]/ns0:Header[1]/ns0:Line[1]/ns0:Unit_Lbl[1]" w:storeItemID="{E45459F7-950D-4CE4-887D-D90D8DAC72D1}"/>
+            <w:dataBinding w:prefixMappings="xmlns:ns0='urn:microsoft-dynamics-nav/reports/Standard_Sales_Invoice/1306/'" w:xpath="/ns0:NavWordReportXmlPart[1]/ns0:Header[1]/ns0:Line[1]/ns0:Unit_Lbl[1]" w:storeItemID="{E45459F7-950D-4CE4-887D-D90D8DAC72D1}"/>
             <w15:color w:val="808080"/>
             <w:text/>
           </w:sdtPr>
@@ -1821,7 +1821,7 @@
             <w:alias w:val="UnitPrice_Lbl"/>
             <w:tag w:val="#BC:InsertDataItem,DataItems/Header/Line/UnitPrice_Lbl"/>
             <w:id w:val="-1044597726"/>
-            <w:dataBinding w:prefixMappings="&lt;xmlns:ns0='urn:microsoft-dynamics-nav/reports/Standard_Sales_Invoice/1306/' " w:xpath="/ns0:NavWordReportXmlPart[1]/ns0:Header[1]/ns0:Line[1]/ns0:UnitPrice_Lbl[1]" w:storeItemID="{E45459F7-950D-4CE4-887D-D90D8DAC72D1}"/>
+            <w:dataBinding w:prefixMappings="xmlns:ns0='urn:microsoft-dynamics-nav/reports/Standard_Sales_Invoice/1306/'" w:xpath="/ns0:NavWordReportXmlPart[1]/ns0:Header[1]/ns0:Line[1]/ns0:UnitPrice_Lbl[1]" w:storeItemID="{E45459F7-950D-4CE4-887D-D90D8DAC72D1}"/>
             <w15:color w:val="808080"/>
             <w:text/>
           </w:sdtPr>
@@ -1863,7 +1863,7 @@
             <w:placeholder>
               <w:docPart w:val="AF2FBD1ED7DA46CA8B04685EAA6F5CDB"/>
             </w:placeholder>
-            <w:dataBinding w:prefixMappings="&lt;xmlns:ns0='urn:microsoft-dynamics-nav/reports/Standard_Sales_Invoice/1306/' " w:xpath="/ns0:NavWordReportXmlPart[1]/ns0:Header[1]/ns0:SalesInvoiceLineDiscount_Lbl[1]" w:storeItemID="{E45459F7-950D-4CE4-887D-D90D8DAC72D1}"/>
+            <w:dataBinding w:prefixMappings="xmlns:ns0='urn:microsoft-dynamics-nav/reports/Standard_Sales_Invoice/1306/'" w:xpath="/ns0:NavWordReportXmlPart[1]/ns0:Header[1]/ns0:SalesInvoiceLineDiscount_Lbl[1]" w:storeItemID="{E45459F7-950D-4CE4-887D-D90D8DAC72D1}"/>
             <w15:color w:val="808080"/>
             <w:text/>
           </w:sdtPr>
@@ -1902,7 +1902,7 @@
             <w:alias w:val="VATPct_Line_Lbl"/>
             <w:tag w:val="#BC:InsertDataItem,DataItems/Header/Line/VATPct_Line_Lbl"/>
             <w:id w:val="682009838"/>
-            <w:dataBinding w:prefixMappings="&lt;xmlns:ns0='urn:microsoft-dynamics-nav/reports/Standard_Sales_Invoice/1306/' " w:xpath="/ns0:NavWordReportXmlPart[1]/ns0:Header[1]/ns0:Line[1]/ns0:VATPct_Line_Lbl[1]" w:storeItemID="{E45459F7-950D-4CE4-887D-D90D8DAC72D1}"/>
+            <w:dataBinding w:prefixMappings="xmlns:ns0='urn:microsoft-dynamics-nav/reports/Standard_Sales_Invoice/1306/'" w:xpath="/ns0:NavWordReportXmlPart[1]/ns0:Header[1]/ns0:Line[1]/ns0:VATPct_Line_Lbl[1]" w:storeItemID="{E45459F7-950D-4CE4-887D-D90D8DAC72D1}"/>
             <w15:color w:val="808080"/>
             <w:text/>
           </w:sdtPr>
@@ -1941,7 +1941,7 @@
             <w:alias w:val="LineAmount_Line_Lbl"/>
             <w:tag w:val="#BC:InsertDataItem,DataItems/Header/Line/LineAmount_Line_Lbl"/>
             <w:id w:val="-812258216"/>
-            <w:dataBinding w:prefixMappings="&lt;xmlns:ns0='urn:microsoft-dynamics-nav/reports/Standard_Sales_Invoice/1306/' " w:xpath="/ns0:NavWordReportXmlPart[1]/ns0:Header[1]/ns0:Line[1]/ns0:LineAmount_Line_Lbl[1]" w:storeItemID="{E45459F7-950D-4CE4-887D-D90D8DAC72D1}"/>
+            <w:dataBinding w:prefixMappings="xmlns:ns0='urn:microsoft-dynamics-nav/reports/Standard_Sales_Invoice/1306/'" w:xpath="/ns0:NavWordReportXmlPart[1]/ns0:Header[1]/ns0:Line[1]/ns0:LineAmount_Line_Lbl[1]" w:storeItemID="{E45459F7-950D-4CE4-887D-D90D8DAC72D1}"/>
             <w15:color w:val="808080"/>
             <w:text/>
           </w:sdtPr>
@@ -2112,7 +2112,7 @@
           <w:placeholder>
             <w:docPart w:val="64DADD5154E441AC89D2D5BAE20571AD"/>
           </w:placeholder>
-          <w15:dataBinding w:prefixMappings="&lt;xmlns:ns0='urn:microsoft-dynamics-nav/reports/Standard_Sales_Invoice/1306/' " w:xpath="/ns0:NavWordReportXmlPart[1]/ns0:Header[1]/ns0:Line" w:storeItemID="{E45459F7-950D-4CE4-887D-D90D8DAC72D1}"/>
+          <w15:dataBinding w:prefixMappings="xmlns:ns0='urn:microsoft-dynamics-nav/reports/Standard_Sales_Invoice/1306/'" w:xpath="/ns0:NavWordReportXmlPart[1]/ns0:Header[1]/ns0:Line" w:storeItemID="{E45459F7-950D-4CE4-887D-D90D8DAC72D1}"/>
           <w15:color w:val="808080"/>
           <w15:repeatingSection/>
         </w:sdtPr>
@@ -2145,7 +2145,7 @@
                     <w:alias w:val="ItemNo_Line"/>
                     <w:tag w:val="#BC:InsertDataItem,DataItems/Header/Line/ItemNo_Line"/>
                     <w:id w:val="1767953054"/>
-                    <w:dataBinding w:prefixMappings="&lt;xmlns:ns0='urn:microsoft-dynamics-nav/reports/Standard_Sales_Invoice/1306/' " w:xpath="/ns0:NavWordReportXmlPart[1]/ns0:Header[1]/ns0:Line[1]/ns0:ItemNo_Line[1]" w:storeItemID="{E45459F7-950D-4CE4-887D-D90D8DAC72D1}"/>
+                    <w:dataBinding w:prefixMappings="xmlns:ns0='urn:microsoft-dynamics-nav/reports/Standard_Sales_Invoice/1306/'" w:xpath="/ns0:NavWordReportXmlPart[1]/ns0:Header[1]/ns0:Line[1]/ns0:ItemNo_Line[1]" w:storeItemID="{E45459F7-950D-4CE4-887D-D90D8DAC72D1}"/>
                     <w15:color w:val="808080"/>
                     <w:text/>
                   </w:sdtPr>
@@ -2186,7 +2186,7 @@
                     <w:alias w:val="Description_Line"/>
                     <w:tag w:val="#BC:InsertDataItem,DataItems/Header/Line/Description_Line"/>
                     <w:id w:val="1393535743"/>
-                    <w:dataBinding w:prefixMappings="&lt;xmlns:ns0='urn:microsoft-dynamics-nav/reports/Standard_Sales_Invoice/1306/' " w:xpath="/ns0:NavWordReportXmlPart[1]/ns0:Header[1]/ns0:Line[1]/ns0:Description_Line[1]" w:storeItemID="{E45459F7-950D-4CE4-887D-D90D8DAC72D1}"/>
+                    <w:dataBinding w:prefixMappings="xmlns:ns0='urn:microsoft-dynamics-nav/reports/Standard_Sales_Invoice/1306/'" w:xpath="/ns0:NavWordReportXmlPart[1]/ns0:Header[1]/ns0:Line[1]/ns0:Description_Line[1]" w:storeItemID="{E45459F7-950D-4CE4-887D-D90D8DAC72D1}"/>
                     <w15:color w:val="808080"/>
                     <w:text/>
                   </w:sdtPr>
@@ -2223,7 +2223,7 @@
                     <w:alias w:val="ShipmentDate_Line"/>
                     <w:tag w:val="#BC:InsertDataItem,DataItems/Header/Line/ShipmentDate_Line"/>
                     <w:id w:val="364022205"/>
-                    <w:dataBinding w:prefixMappings="&lt;xmlns:ns0='urn:microsoft-dynamics-nav/reports/Standard_Sales_Invoice/1306/' " w:xpath="/ns0:NavWordReportXmlPart[1]/ns0:Header[1]/ns0:Line[1]/ns0:ShipmentDate_Line[1]" w:storeItemID="{E45459F7-950D-4CE4-887D-D90D8DAC72D1}"/>
+                    <w:dataBinding w:prefixMappings="xmlns:ns0='urn:microsoft-dynamics-nav/reports/Standard_Sales_Invoice/1306/'" w:xpath="/ns0:NavWordReportXmlPart[1]/ns0:Header[1]/ns0:Line[1]/ns0:ShipmentDate_Line[1]" w:storeItemID="{E45459F7-950D-4CE4-887D-D90D8DAC72D1}"/>
                     <w15:color w:val="808080"/>
                     <w:text/>
                   </w:sdtPr>
@@ -2260,7 +2260,7 @@
                     <w:alias w:val="Quantity_Line"/>
                     <w:tag w:val="#BC:InsertDataItem,DataItems/Header/Line/Quantity_Line"/>
                     <w:id w:val="1672756728"/>
-                    <w:dataBinding w:prefixMappings="&lt;xmlns:ns0='urn:microsoft-dynamics-nav/reports/Standard_Sales_Invoice/1306/' " w:xpath="/ns0:NavWordReportXmlPart[1]/ns0:Header[1]/ns0:Line[1]/ns0:Quantity_Line[1]" w:storeItemID="{E45459F7-950D-4CE4-887D-D90D8DAC72D1}"/>
+                    <w:dataBinding w:prefixMappings="xmlns:ns0='urn:microsoft-dynamics-nav/reports/Standard_Sales_Invoice/1306/'" w:xpath="/ns0:NavWordReportXmlPart[1]/ns0:Header[1]/ns0:Line[1]/ns0:Quantity_Line[1]" w:storeItemID="{E45459F7-950D-4CE4-887D-D90D8DAC72D1}"/>
                     <w15:color w:val="808080"/>
                     <w:text/>
                   </w:sdtPr>
@@ -2301,7 +2301,7 @@
                     <w:placeholder>
                       <w:docPart w:val="DefaultPlaceholder_-1854013440"/>
                     </w:placeholder>
-                    <w:dataBinding w:prefixMappings="&lt;xmlns:ns0='urn:microsoft-dynamics-nav/reports/Standard_Sales_Invoice/1306/' " w:xpath="/ns0:NavWordReportXmlPart[1]/ns0:Header[1]/ns0:Line[1]/ns0:UnitOfMeasure[1]" w:storeItemID="{E45459F7-950D-4CE4-887D-D90D8DAC72D1}"/>
+                    <w:dataBinding w:prefixMappings="xmlns:ns0='urn:microsoft-dynamics-nav/reports/Standard_Sales_Invoice/1306/'" w:xpath="/ns0:NavWordReportXmlPart[1]/ns0:Header[1]/ns0:Line[1]/ns0:UnitOfMeasure[1]" w:storeItemID="{E45459F7-950D-4CE4-887D-D90D8DAC72D1}"/>
                     <w15:color w:val="808080"/>
                     <w:text/>
                   </w:sdtPr>
@@ -2350,7 +2350,7 @@
                         <w:alias w:val="UnitPrice"/>
                         <w:tag w:val="#BC:InsertDataItem,DataItems/Header/Line/UnitPrice"/>
                         <w:id w:val="-1253814634"/>
-                        <w:dataBinding w:prefixMappings="&lt;xmlns:ns0='urn:microsoft-dynamics-nav/reports/Standard_Sales_Invoice/1306/' " w:xpath="/ns0:NavWordReportXmlPart[1]/ns0:Header[1]/ns0:Line[1]/ns0:UnitPrice[1]" w:storeItemID="{E45459F7-950D-4CE4-887D-D90D8DAC72D1}"/>
+                        <w:dataBinding w:prefixMappings="xmlns:ns0='urn:microsoft-dynamics-nav/reports/Standard_Sales_Invoice/1306/'" w:xpath="/ns0:NavWordReportXmlPart[1]/ns0:Header[1]/ns0:Line[1]/ns0:UnitPrice[1]" w:storeItemID="{E45459F7-950D-4CE4-887D-D90D8DAC72D1}"/>
                         <w15:color w:val="808080"/>
                         <w:text/>
                       </w:sdtPr>
@@ -2379,7 +2379,7 @@
                     <w:placeholder>
                       <w:docPart w:val="AF2FBD1ED7DA46CA8B04685EAA6F5CDB"/>
                     </w:placeholder>
-                    <w:dataBinding w:prefixMappings="&lt;xmlns:ns0='urn:microsoft-dynamics-nav/reports/Standard_Sales_Invoice/1306/' " w:xpath="/ns0:NavWordReportXmlPart[1]/ns0:Header[1]/ns0:Line[1]/ns0:LineDiscountPercentText_Line[1]" w:storeItemID="{E45459F7-950D-4CE4-887D-D90D8DAC72D1}"/>
+                    <w:dataBinding w:prefixMappings="xmlns:ns0='urn:microsoft-dynamics-nav/reports/Standard_Sales_Invoice/1306/'" w:xpath="/ns0:NavWordReportXmlPart[1]/ns0:Header[1]/ns0:Line[1]/ns0:LineDiscountPercentText_Line[1]" w:storeItemID="{E45459F7-950D-4CE4-887D-D90D8DAC72D1}"/>
                     <w15:color w:val="808080"/>
                     <w:text/>
                   </w:sdtPr>
@@ -2417,7 +2417,7 @@
                     <w:alias w:val="VATPct_Line"/>
                     <w:tag w:val="#BC:InsertDataItem,DataItems/Header/Line/VATPct_Line"/>
                     <w:id w:val="1436251310"/>
-                    <w:dataBinding w:prefixMappings="&lt;xmlns:ns0='urn:microsoft-dynamics-nav/reports/Standard_Sales_Invoice/1306/' " w:xpath="/ns0:NavWordReportXmlPart[1]/ns0:Header[1]/ns0:Line[1]/ns0:VATPct_Line[1]" w:storeItemID="{E45459F7-950D-4CE4-887D-D90D8DAC72D1}"/>
+                    <w:dataBinding w:prefixMappings="xmlns:ns0='urn:microsoft-dynamics-nav/reports/Standard_Sales_Invoice/1306/'" w:xpath="/ns0:NavWordReportXmlPart[1]/ns0:Header[1]/ns0:Line[1]/ns0:VATPct_Line[1]" w:storeItemID="{E45459F7-950D-4CE4-887D-D90D8DAC72D1}"/>
                     <w15:color w:val="808080"/>
                     <w:text/>
                   </w:sdtPr>
@@ -2467,7 +2467,7 @@
                         <w:alias w:val="LineAmount_Line"/>
                         <w:tag w:val="#BC:InsertDataItem,DataItems/Header/Line/LineAmount_Line"/>
                         <w:id w:val="787541011"/>
-                        <w:dataBinding w:prefixMappings="&lt;xmlns:ns0='urn:microsoft-dynamics-nav/reports/Standard_Sales_Invoice/1306/' " w:xpath="/ns0:NavWordReportXmlPart[1]/ns0:Header[1]/ns0:Line[1]/ns0:LineAmount_Line[1]" w:storeItemID="{E45459F7-950D-4CE4-887D-D90D8DAC72D1}"/>
+                        <w:dataBinding w:prefixMappings="xmlns:ns0='urn:microsoft-dynamics-nav/reports/Standard_Sales_Invoice/1306/'" w:xpath="/ns0:NavWordReportXmlPart[1]/ns0:Header[1]/ns0:Line[1]/ns0:LineAmount_Line[1]" w:storeItemID="{E45459F7-950D-4CE4-887D-D90D8DAC72D1}"/>
                         <w15:color w:val="808080"/>
                         <w:text/>
                       </w:sdtPr>
@@ -2528,7 +2528,7 @@
           <w:placeholder>
             <w:docPart w:val="B11216762EB641E78C7BE686559B944C"/>
           </w:placeholder>
-          <w15:dataBinding w:prefixMappings="&lt;xmlns:ns0='urn:microsoft-dynamics-nav/reports/Standard_Sales_Invoice/1306/' " w:xpath="/ns0:NavWordReportXmlPart[1]/ns0:Header[1]/ns0:ReportTotalsLine" w:storeItemID="{00000000-0000-0000-0000-000000000000}"/>
+          <w15:dataBinding w:prefixMappings="xmlns:ns0='urn:microsoft-dynamics-nav/reports/Standard_Sales_Invoice/1306/'" w:xpath="/ns0:NavWordReportXmlPart[1]/ns0:Header[1]/ns0:ReportTotalsLine" w:storeItemID="{00000000-0000-0000-0000-000000000000}"/>
           <w15:color w:val="808080"/>
           <w15:repeatingSection/>
         </w:sdtPr>
@@ -2566,7 +2566,7 @@
                         <w:placeholder>
                           <w:docPart w:val="AF4689B7B041401186694AD1E275DBF1"/>
                         </w:placeholder>
-                        <w:dataBinding w:prefixMappings="&lt;xmlns:ns0='urn:microsoft-dynamics-nav/reports/Standard_Sales_Invoice/1306/' " w:xpath="/ns0:NavWordReportXmlPart[1]/ns0:Header[1]/ns0:ReportTotalsLine[1]/ns0:Description_ReportTotalsLine[1]" w:storeItemID="{E45459F7-950D-4CE4-887D-D90D8DAC72D1}"/>
+                        <w:dataBinding w:prefixMappings="xmlns:ns0='urn:microsoft-dynamics-nav/reports/Standard_Sales_Invoice/1306/'" w:xpath="/ns0:NavWordReportXmlPart[1]/ns0:Header[1]/ns0:ReportTotalsLine[1]/ns0:Description_ReportTotalsLine[1]" w:storeItemID="{E45459F7-950D-4CE4-887D-D90D8DAC72D1}"/>
                         <w:text/>
                       </w:sdtPr>
                       <w:sdtEndPr/>
@@ -2588,7 +2588,7 @@
                     <w:placeholder>
                       <w:docPart w:val="AF4689B7B041401186694AD1E275DBF1"/>
                     </w:placeholder>
-                    <w:dataBinding w:prefixMappings="&lt;xmlns:ns0='urn:microsoft-dynamics-nav/reports/Standard_Sales_Invoice/1306/' " w:xpath="/ns0:NavWordReportXmlPart[1]/ns0:Header[1]/ns0:ReportTotalsLine[1]/ns0:Amount_ReportTotalsLine[1]" w:storeItemID="{E45459F7-950D-4CE4-887D-D90D8DAC72D1}"/>
+                    <w:dataBinding w:prefixMappings="xmlns:ns0='urn:microsoft-dynamics-nav/reports/Standard_Sales_Invoice/1306/'" w:xpath="/ns0:NavWordReportXmlPart[1]/ns0:Header[1]/ns0:ReportTotalsLine[1]/ns0:Amount_ReportTotalsLine[1]" w:storeItemID="{E45459F7-950D-4CE4-887D-D90D8DAC72D1}"/>
                     <w:text/>
                   </w:sdtPr>
                   <w:sdtEndPr/>
@@ -2634,7 +2634,7 @@
               <w:alias w:val="TotalIncludingVATText"/>
               <w:tag w:val="#BC:InsertDataItem,DataItems/Header/Totals/TotalIncludingVATText"/>
               <w:id w:val="-961647257"/>
-              <w:dataBinding w:prefixMappings="&lt;xmlns:ns0='urn:microsoft-dynamics-nav/reports/Standard_Sales_Invoice/1306/' " w:xpath="/ns0:NavWordReportXmlPart[1]/ns0:Header[1]/ns0:Totals[1]/ns0:TotalIncludingVATText[1]" w:storeItemID="{E45459F7-950D-4CE4-887D-D90D8DAC72D1}"/>
+              <w:dataBinding w:prefixMappings="xmlns:ns0='urn:microsoft-dynamics-nav/reports/Standard_Sales_Invoice/1306/'" w:xpath="/ns0:NavWordReportXmlPart[1]/ns0:Header[1]/ns0:Totals[1]/ns0:TotalIncludingVATText[1]" w:storeItemID="{E45459F7-950D-4CE4-887D-D90D8DAC72D1}"/>
               <w15:color w:val="808080"/>
               <w:text/>
             </w:sdtPr>
@@ -2730,7 +2730,7 @@
                 <w:alias w:val="TotalAmountIncludingVAT"/>
                 <w:tag w:val="#BC:InsertDataItem,DataItems/Header/Totals/TotalAmountIncludingVAT"/>
                 <w:id w:val="1480661544"/>
-                <w:dataBinding w:prefixMappings="&lt;xmlns:ns0='urn:microsoft-dynamics-nav/reports/Standard_Sales_Invoice/1306/' " w:xpath="/ns0:NavWordReportXmlPart[1]/ns0:Header[1]/ns0:Totals[1]/ns0:TotalAmountIncludingVAT[1]" w:storeItemID="{E45459F7-950D-4CE4-887D-D90D8DAC72D1}"/>
+                <w:dataBinding w:prefixMappings="xmlns:ns0='urn:microsoft-dynamics-nav/reports/Standard_Sales_Invoice/1306/'" w:xpath="/ns0:NavWordReportXmlPart[1]/ns0:Header[1]/ns0:Totals[1]/ns0:TotalAmountIncludingVAT[1]" w:storeItemID="{E45459F7-950D-4CE4-887D-D90D8DAC72D1}"/>
                 <w15:color w:val="808080"/>
                 <w:text/>
               </w:sdtPr>
@@ -2772,7 +2772,7 @@
             <w:alias w:val="VATClause_Lbl"/>
             <w:tag w:val="#BC:InsertDataItem,DataItems/Header/VATClause_Lbl"/>
             <w:id w:val="-314872257"/>
-            <w:dataBinding w:prefixMappings="&lt;xmlns:ns0='urn:microsoft-dynamics-nav/reports/Standard_Sales_Invoice/1306/' " w:xpath="/ns0:NavWordReportXmlPart[1]/ns0:Header[1]/ns0:VATClause_Lbl[1]" w:storeItemID="{E45459F7-950D-4CE4-887D-D90D8DAC72D1}"/>
+            <w:dataBinding w:prefixMappings="xmlns:ns0='urn:microsoft-dynamics-nav/reports/Standard_Sales_Invoice/1306/'" w:xpath="/ns0:NavWordReportXmlPart[1]/ns0:Header[1]/ns0:VATClause_Lbl[1]" w:storeItemID="{E45459F7-950D-4CE4-887D-D90D8DAC72D1}"/>
             <w15:color w:val="808080"/>
             <w:text/>
           </w:sdtPr>
@@ -2812,7 +2812,7 @@
             <w:alias w:val="RemainingAmountText"/>
             <w:tag w:val="#BC:InsertDataItem,DataItems/Header/RemainingAmountText"/>
             <w:id w:val="1780221101"/>
-            <w:dataBinding w:prefixMappings="&lt;xmlns:ns0='urn:microsoft-dynamics-nav/reports/Standard_Sales_Invoice/1306/' " w:xpath="/ns0:NavWordReportXmlPart[1]/ns0:Header[1]/ns0:RemainingAmountText[1]" w:storeItemID="{E45459F7-950D-4CE4-887D-D90D8DAC72D1}"/>
+            <w:dataBinding w:prefixMappings="xmlns:ns0='urn:microsoft-dynamics-nav/reports/Standard_Sales_Invoice/1306/'" w:xpath="/ns0:NavWordReportXmlPart[1]/ns0:Header[1]/ns0:RemainingAmountText[1]" w:storeItemID="{E45459F7-950D-4CE4-887D-D90D8DAC72D1}"/>
             <w15:color w:val="808080"/>
             <w:text/>
           </w:sdtPr>
@@ -2844,7 +2844,7 @@
             <w:alias w:val="VATIdentifier_Lbl"/>
             <w:tag w:val="#BC:InsertDataItem,DataItems/Header/VATIdentifier_Lbl"/>
             <w:id w:val="175238053"/>
-            <w:dataBinding w:prefixMappings="&lt;xmlns:ns0='urn:microsoft-dynamics-nav/reports/Standard_Sales_Invoice/1306/' " w:xpath="/ns0:NavWordReportXmlPart[1]/ns0:Header[1]/ns0:VATIdentifier_Lbl[1]" w:storeItemID="{E45459F7-950D-4CE4-887D-D90D8DAC72D1}"/>
+            <w:dataBinding w:prefixMappings="xmlns:ns0='urn:microsoft-dynamics-nav/reports/Standard_Sales_Invoice/1306/'" w:xpath="/ns0:NavWordReportXmlPart[1]/ns0:Header[1]/ns0:VATIdentifier_Lbl[1]" w:storeItemID="{E45459F7-950D-4CE4-887D-D90D8DAC72D1}"/>
             <w15:color w:val="808080"/>
             <w:text/>
           </w:sdtPr>
@@ -2908,7 +2908,7 @@
               <w:alias w:val="VATIdentifier_VATClauseLine"/>
               <w:tag w:val="#BC:InsertDataItem,DataItems/Header/VATClauseLine/VATIdentifier_VATClauseLine"/>
               <w:id w:val="-301775843"/>
-              <w:dataBinding w:prefixMappings="&lt;xmlns:ns0='urn:microsoft-dynamics-nav/reports/Standard_Sales_Invoice/1306/' " w:xpath="/ns0:NavWordReportXmlPart[1]/ns0:Header[1]/ns0:VATClauseLine[1]/ns0:VATIdentifier_VATClauseLine[1]" w:storeItemID="{E45459F7-950D-4CE4-887D-D90D8DAC72D1}"/>
+              <w:dataBinding w:prefixMappings="xmlns:ns0='urn:microsoft-dynamics-nav/reports/Standard_Sales_Invoice/1306/'" w:xpath="/ns0:NavWordReportXmlPart[1]/ns0:Header[1]/ns0:VATClauseLine[1]/ns0:VATIdentifier_VATClauseLine[1]" w:storeItemID="{E45459F7-950D-4CE4-887D-D90D8DAC72D1}"/>
               <w15:color w:val="808080"/>
               <w:text/>
             </w:sdtPr>
@@ -2939,7 +2939,7 @@
             <w:alias w:val="Description_VATClauseLine"/>
             <w:tag w:val="#BC:InsertDataItem,DataItems/Header/VATClauseLine/Description_VATClauseLine"/>
             <w:id w:val="941799959"/>
-            <w:dataBinding w:prefixMappings="&lt;xmlns:ns0='urn:microsoft-dynamics-nav/reports/Standard_Sales_Invoice/1306/' " w:xpath="/ns0:NavWordReportXmlPart[1]/ns0:Header[1]/ns0:VATClauseLine[1]/ns0:Description_VATClauseLine[1]" w:storeItemID="{E45459F7-950D-4CE4-887D-D90D8DAC72D1}"/>
+            <w:dataBinding w:prefixMappings="xmlns:ns0='urn:microsoft-dynamics-nav/reports/Standard_Sales_Invoice/1306/'" w:xpath="/ns0:NavWordReportXmlPart[1]/ns0:Header[1]/ns0:VATClauseLine[1]/ns0:Description_VATClauseLine[1]" w:storeItemID="{E45459F7-950D-4CE4-887D-D90D8DAC72D1}"/>
             <w15:color w:val="808080"/>
             <w:text/>
           </w:sdtPr>
@@ -2975,7 +2975,7 @@
               <w:placeholder>
                 <w:docPart w:val="5AE997D3210241C38E402F8228553ABA"/>
               </w:placeholder>
-              <w:dataBinding w:prefixMappings="&lt;xmlns:ns0='urn:microsoft-dynamics-nav/reports/Standard_Sales_Invoice/1306/' " w:xpath="/ns0:NavWordReportXmlPart[1]/ns0:Header[1]/ns0:VATClauseLine[1]/ns0:VATAmount_VATClauseLine[1]" w:storeItemID="{E45459F7-950D-4CE4-887D-D90D8DAC72D1}"/>
+              <w:dataBinding w:prefixMappings="xmlns:ns0='urn:microsoft-dynamics-nav/reports/Standard_Sales_Invoice/1306/'" w:xpath="/ns0:NavWordReportXmlPart[1]/ns0:Header[1]/ns0:VATClauseLine[1]/ns0:VATAmount_VATClauseLine[1]" w:storeItemID="{E45459F7-950D-4CE4-887D-D90D8DAC72D1}"/>
               <w:text/>
             </w:sdtPr>
             <w:sdtEndPr/>
@@ -3026,7 +3026,7 @@
             <w:alias w:val="LineFeeCaptionText"/>
             <w:tag w:val="#BC:InsertDataItem,DataItems/Header/LineFee/LineFeeCaptionText"/>
             <w:id w:val="-656604401"/>
-            <w:dataBinding w:prefixMappings="&lt;xmlns:ns0='urn:microsoft-dynamics-nav/reports/Standard_Sales_Invoice/1306/' " w:xpath="/ns0:NavWordReportXmlPart[1]/ns0:Header[1]/ns0:LineFee[1]/ns0:LineFeeCaptionText[1]" w:storeItemID="{E45459F7-950D-4CE4-887D-D90D8DAC72D1}"/>
+            <w:dataBinding w:prefixMappings="xmlns:ns0='urn:microsoft-dynamics-nav/reports/Standard_Sales_Invoice/1306/'" w:xpath="/ns0:NavWordReportXmlPart[1]/ns0:Header[1]/ns0:LineFee[1]/ns0:LineFeeCaptionText[1]" w:storeItemID="{E45459F7-950D-4CE4-887D-D90D8DAC72D1}"/>
             <w15:color w:val="808080"/>
             <w:text/>
           </w:sdtPr>
@@ -3074,7 +3074,7 @@
               <w:alias w:val="PaymentServiceText_Url"/>
               <w:tag w:val="#BC:InsertDataItem,DataItems/Header/PaymentReportingArgument/PaymentServiceText_Url"/>
               <w:id w:val="-799918150"/>
-              <w:dataBinding w:prefixMappings="&lt;xmlns:ns0='urn:microsoft-dynamics-nav/reports/Standard_Sales_Invoice/1306/' " w:xpath="/ns0:NavWordReportXmlPart[1]/ns0:Header[1]/ns0:PaymentReportingArgument[1]/ns0:PaymentServiceText_Url[1]" w:storeItemID="{E45459F7-950D-4CE4-887D-D90D8DAC72D1}"/>
+              <w:dataBinding w:prefixMappings="xmlns:ns0='urn:microsoft-dynamics-nav/reports/Standard_Sales_Invoice/1306/'" w:xpath="/ns0:NavWordReportXmlPart[1]/ns0:Header[1]/ns0:PaymentReportingArgument[1]/ns0:PaymentServiceText_Url[1]" w:storeItemID="{E45459F7-950D-4CE4-887D-D90D8DAC72D1}"/>
               <w15:color w:val="808080"/>
               <w:text/>
             </w:sdtPr>
@@ -3118,7 +3118,7 @@
               <w:alias w:val="WorkDescriptionLine"/>
               <w:tag w:val="#BC:InsertDataItem,DataItems/Header/WorkDescriptionLines/WorkDescriptionLine"/>
               <w:id w:val="-1095937099"/>
-              <w:dataBinding w:prefixMappings="&lt;xmlns:ns0='urn:microsoft-dynamics-nav/reports/Standard_Sales_Invoice/1306/' " w:xpath="/ns0:NavWordReportXmlPart[1]/ns0:Header[1]/ns0:WorkDescriptionLines[1]/ns0:WorkDescriptionLine[1]" w:storeItemID="{E45459F7-950D-4CE4-887D-D90D8DAC72D1}"/>
+              <w:dataBinding w:prefixMappings="xmlns:ns0='urn:microsoft-dynamics-nav/reports/Standard_Sales_Invoice/1306/'" w:xpath="/ns0:NavWordReportXmlPart[1]/ns0:Header[1]/ns0:WorkDescriptionLines[1]/ns0:WorkDescriptionLine[1]" w:storeItemID="{E45459F7-950D-4CE4-887D-D90D8DAC72D1}"/>
               <w15:color w:val="808080"/>
               <w:text/>
             </w:sdtPr>
@@ -3154,7 +3154,7 @@
           <w:placeholder>
             <w:docPart w:val="DefaultPlaceholder_-1854013440"/>
           </w:placeholder>
-          <w:dataBinding w:prefixMappings="&lt;xmlns:ns0='urn:microsoft-dynamics-nav/reports/Standard_Sales_Invoice/1306/' " w:xpath="/ns0:NavWordReportXmlPart[1]/ns0:Header[1]/ns0:QR_Code_Image_Lbl[1]" w:storeItemID="{E45459F7-950D-4CE4-887D-D90D8DAC72D1}"/>
+          <w:dataBinding w:prefixMappings="xmlns:ns0='urn:microsoft-dynamics-nav/reports/Standard_Sales_Invoice/1306/'" w:xpath="/ns0:NavWordReportXmlPart[1]/ns0:Header[1]/ns0:QR_Code_Image_Lbl[1]" w:storeItemID="{E45459F7-950D-4CE4-887D-D90D8DAC72D1}"/>
           <w15:color w:val="808080"/>
           <w:text/>
         </w:sdtPr>
@@ -5469,7 +5469,9 @@
 </we:webextension>
 </file>
 
-<file path=customXml/item1.xml>��< ? x m l   v e r s i o n = " 1 . 0 "   e n c o d i n g = " u t f - 1 6 " ? > < N a v W o r d R e p o r t X m l P a r t   x m l n s = " u r n : m i c r o s o f t - d y n a m i c s - n a v / r e p o r t s / S t a n d a r d _ S a l e s _ I n v o i c e / 1 3 0 6 / " > +<file path=customXml/item1.xml>��< ? x m l   v e r s i o n = " 1 . 0 "   e n c o d i n g = " u t f - 1 6 " ? > + 
+ < N a v W o r d R e p o r t X m l P a r t   x m l n s = " u r n : m i c r o s o f t - d y n a m i c s - n a v / r e p o r t s / S t a n d a r d _ S a l e s _ I n v o i c e / 1 3 0 6 / " >   
      < B C R e p o r t I n f o r m a t i o n >   
@@ -5487,6 +5489,8 @@
  
              < R e p o r t N a m e > R e p o r t   N a m e < / R e p o r t N a m e >   
+             < R e p o r t C a p t i o n > R e p o r t   C a p t i o n < / R e p o r t C a p t i o n > + 
              < A b o u t T h i s R e p o r t T i t l e > A b o u t   T h i s   R e p o r t   T i t l e < / A b o u t T h i s R e p o r t T i t l e >   
              < A b o u t T h i s R e p o r t T e x t > A b o u t   T h i s   R e p o r t   T e x t < / A b o u t T h i s R e p o r t T e x t > @@ -5533,6 +5537,84 @@
  
          < / R e p o r t R e q u e s t >   
+         < C o m p a n y M e t a d a t a > + 
+             < C o m p a n y N a m e > C o m p a n y   N a m e < / C o m p a n y N a m e > + 
+             < C o m p a n y D i s p l a y N a m e > C o m p a n y   D i s p l a y   N a m e < / C o m p a n y D i s p l a y N a m e > + 
+             < C o m p a n y A d d r e s s L i n e s > + 
+                 < C o m p a n y A d d r e s s L i n e 1 > C o m p a n y   A d d r e s s   L i n e   1 < / C o m p a n y A d d r e s s L i n e 1 > + 
+                 < C o m p a n y A d d r e s s L i n e 2 > C o m p a n y   A d d r e s s   L i n e   2 < / C o m p a n y A d d r e s s L i n e 2 > + 
+                 < C o m p a n y A d d r e s s L i n e 3 > C o m p a n y   A d d r e s s   L i n e   3 < / C o m p a n y A d d r e s s L i n e 3 > + 
+                 < C o m p a n y A d d r e s s L i n e 4 > C o m p a n y   A d d r e s s   L i n e   4 < / C o m p a n y A d d r e s s L i n e 4 > + 
+                 < C o m p a n y A d d r e s s L i n e 5 > C o m p a n y   A d d r e s s   L i n e   5 < / C o m p a n y A d d r e s s L i n e 5 > + 
+                 < C o m p a n y A d d r e s s L i n e 6 > C o m p a n y   A d d r e s s   L i n e   6 < / C o m p a n y A d d r e s s L i n e 6 > + 
+                 < C o m p a n y A d d r e s s L i n e 7 > C o m p a n y   A d d r e s s   L i n e   7 < / C o m p a n y A d d r e s s L i n e 7 > + 
+                 < C o m p a n y A d d r e s s L i n e 8 > C o m p a n y   A d d r e s s   L i n e   8 < / C o m p a n y A d d r e s s L i n e 8 > + 
+             < / C o m p a n y A d d r e s s L i n e s > + 
+             < C o m p a n y P h o n e > C o m p a n y   P h o n e < / C o m p a n y P h o n e > + 
+             < C o m p a n y P h o n e C a p t i o n > C o m p a n y   P h o n e   C a p t i o n < / C o m p a n y P h o n e C a p t i o n > + 
+             < C o m p a n y F a x N o > C o m p a n y   F a x   N o . < / C o m p a n y F a x N o > + 
+             < C o m p a n y F a x N o C a p t i o n > C o m p a n y   F a x   N o .   C a p t i o n < / C o m p a n y F a x N o C a p t i o n > + 
+             < C o m p a n y E m a i l > C o m p a n y   E m a i l < / C o m p a n y E m a i l > + 
+             < C o m p a n y E m a i l C a p t i o n > C o m p a n y   E m a i l   C a p t i o n < / C o m p a n y E m a i l C a p t i o n > + 
+             < C o m p a n y H o m e P a g e > C o m p a n y   H o m e   P a g e < / C o m p a n y H o m e P a g e > + 
+             < C o m p a n y H o m e P a g e C a p t i o n > C o m p a n y   H o m e   P a g e   C a p t i o n < / C o m p a n y H o m e P a g e C a p t i o n > + 
+             < C o m p a n y L o g o > C o m p a n y   L o g o < / C o m p a n y L o g o > + 
+             < C o m p a n y V A T R e g i s t r a t i o n N o > C o m p a n y   V A T   R e g i s t r a t i o n   N o . < / C o m p a n y V A T R e g i s t r a t i o n N o > + 
+             < C o m p a n y V A T R e g i s t r a t i o n N o C a p t i o n > C o m p a n y   V A T   R e g i s t r a t i o n   N o .   C a p t i o n < / C o m p a n y V A T R e g i s t r a t i o n N o C a p t i o n > + 
+             < C o m p a n y R e g i s t r a t i o n N o > C o m p a n y   R e g i s t r a t i o n   N o . < / C o m p a n y R e g i s t r a t i o n N o > + 
+             < C o m p a n y R e g i s t r a t i o n N o C a p t i o n > C o m p a n y   R e g i s t r a t i o n   N o .   C a p t i o n < / C o m p a n y R e g i s t r a t i o n N o C a p t i o n > + 
+             < C o m p a n y B a n k N a m e > C o m p a n y   B a n k   N a m e < / C o m p a n y B a n k N a m e > + 
+             < C o m p a n y B a n k N a m e C a p t i o n > C o m p a n y   B a n k   N a m e   C a p t i o n < / C o m p a n y B a n k N a m e C a p t i o n > + 
+             < C o m p a n y B a n k A c c o u n t N o > C o m p a n y   B a n k   A c c o u n t   N o . < / C o m p a n y B a n k A c c o u n t N o > + 
+             < C o m p a n y B a n k A c c o u n t N o C a p t i o n > C o m p a n y   B a n k   A c c o u n t   N o .   C a p t i o n < / C o m p a n y B a n k A c c o u n t N o C a p t i o n > + 
+             < C o m p a n y B a n k B r a n c h N o > C o m p a n y   B a n k   B r a n c h   N o . < / C o m p a n y B a n k B r a n c h N o > + 
+             < C o m p a n y B a n k B r a n c h N o C a p t i o n > C o m p a n y   B a n k   B r a n c h   N o .   C a p t i o n < / C o m p a n y B a n k B r a n c h N o C a p t i o n > + 
+             < C o m p a n y I B A N > C o m p a n y   I B A N < / C o m p a n y I B A N > + 
+             < C o m p a n y I B A N C a p t i o n > C o m p a n y   I B A N   C a p t i o n < / C o m p a n y I B A N C a p t i o n > + 
+             < C o m p a n y B a n k S W I F T > C o m p a n y   B a n k   S W I F T < / C o m p a n y B a n k S W I F T > + 
+             < C o m p a n y B a n k S W I F T C a p t i o n > C o m p a n y   B a n k   S W I F T   C a p t i o n < / C o m p a n y B a n k S W I F T C a p t i o n > + 
+             < C o m p a n y G i r o N o > C o m p a n y   G i r o   N o . < / C o m p a n y G i r o N o > + 
+             < C o m p a n y G i r o N o C a p t i o n > C o m p a n y   G i r o   N o .   C a p t i o n < / C o m p a n y G i r o N o C a p t i o n > + 
+         < / C o m p a n y M e t a d a t a > + 
      < / B C R e p o r t I n f o r m a t i o n >   
      < H e a d e r > @@ -5557,8 +5639,6 @@
  
          < C h e c k s P a y a b l e _ L b l > C h e c k s P a y a b l e _ L b l < / C h e c k s P a y a b l e _ L b l >   
-         < C O 2 e P e r U n i t _ L b l > C O 2 e P e r U n i t _ L b l < / C O 2 e P e r U n i t _ L b l > - 
          < C o m p a n y A d d r e s s 1 > C o m p a n y A d d r e s s 1 < / C o m p a n y A d d r e s s 1 >   
          < C o m p a n y A d d r e s s 2 > C o m p a n y A d d r e s s 2 < / C o m p a n y A d d r e s s 2 > @@ -5615,7 +5695,7 @@
  
          < C o m p a n y P h o n e N o _ L b l > C o m p a n y P h o n e N o _ L b l < / C o m p a n y P h o n e N o _ L b l >   
-         < C o m p a n y P i c t u r e / > +         < C o m p a n y P i c t u r e   / >   
          < C o m p a n y R e g i s t r a t i o n N u m b e r > C o m p a n y R e g i s t r a t i o n N u m b e r < / C o m p a n y R e g i s t r a t i o n N u m b e r >   
@@ -5655,8 +5735,6 @@
  
          < C u s t o m e r P o s t a l B a r C o d e > C u s t o m e r P o s t a l B a r C o d e < / C u s t o m e r P o s t a l B a r C o d e >   
-         < D i s c l a i m e r _ L b l > D i s c l a i m e r _ L b l < / D i s c l a i m e r _ L b l > - 
          < D i s p l a y A d d i t i o n a l F e e N o t e > D i s p l a y A d d i t i o n a l F e e N o t e < / D i s p l a y A d d i t i o n a l F e e N o t e >   
          < D o c u m e n t D a t e > D o c u m e n t D a t e < / D o c u m e n t D a t e > @@ -5727,30 +5805,24 @@
  
          < P r i c e s I n c l u d i n g V A T > P r i c e s I n c l u d i n g V A T < / P r i c e s I n c l u d i n g V A T >   
+         < P r i c e s I n c l u d i n g V A T Y e s N o > P r i c e s I n c l u d i n g V A T Y e s N o < / P r i c e s I n c l u d i n g V A T Y e s N o > + 
          < P r i c e s I n c l u d i n g V A T _ L b l > P r i c e s I n c l u d i n g V A T _ L b l < / P r i c e s I n c l u d i n g V A T _ L b l >   
-         < P r i c e s I n c l u d i n g V A T Y e s N o > P r i c e s I n c l u d i n g V A T Y e s N o < / P r i c e s I n c l u d i n g V A T Y e s N o > - 
-         < Q R _ C o d e _ I m a g e > Q R _ C o d e _ I m a g e < / Q R _ C o d e _ I m a g e > - 
-         < Q R _ C o d e _ I m a g e _ L b l > Q R _ C o d e _ I m a g e _ L b l < / Q R _ C o d e _ I m a g e _ L b l > - 
          < Q u e s t i o n s _ L b l > Q u e s t i o n s _ L b l < / Q u e s t i o n s _ L b l >   
-         < R e c u r r i n g B i l l i n g > R e c u r r i n g B i l l i n g < / R e c u r r i n g B i l l i n g > - 
          < R e m a i n i n g A m o u n t > R e m a i n i n g A m o u n t < / R e m a i n i n g A m o u n t >   
          < R e m a i n i n g A m o u n t T e x t > R e m a i n i n g A m o u n t T e x t < / R e m a i n i n g A m o u n t T e x t >   
          < S a l e s I n v o i c e L i n e D i s c o u n t _ L b l > S a l e s I n v o i c e L i n e D i s c o u n t _ L b l < / S a l e s I n v o i c e L i n e D i s c o u n t _ L b l >   
+         < S a l e s P e r s o n B l a n k _ L b l > S a l e s P e r s o n B l a n k _ L b l < / S a l e s P e r s o n B l a n k _ L b l > + 
+         < S a l e s P e r s o n N a m e > S a l e s P e r s o n N a m e < / S a l e s P e r s o n N a m e > + 
          < S a l e s P e r s o n _ L b l > S a l e s P e r s o n _ L b l < / S a l e s P e r s o n _ L b l >   
-         < S a l e s P e r s o n B l a n k _ L b l > S a l e s P e r s o n B l a n k _ L b l < / S a l e s P e r s o n B l a n k _ L b l > - 
-         < S a l e s P e r s o n N a m e > S a l e s P e r s o n N a m e < / S a l e s P e r s o n N a m e > - 
          < S e l l T o C o n t a c t E m a i l > S e l l T o C o n t a c t E m a i l < / S e l l T o C o n t a c t E m a i l >   
          < S e l l T o C o n t a c t E m a i l L b l > S e l l T o C o n t a c t E m a i l L b l < / S e l l T o C o n t a c t E m a i l L b l > @@ -5771,38 +5843,38 @@
  
          < S e l l T o P h o n e N o > S e l l T o P h o n e N o < / S e l l T o P h o n e N o >   
+         < S h i p m e n t D a t e > S h i p m e n t D a t e < / S h i p m e n t D a t e > + 
+         < S h i p m e n t D a t e _ L b l > S h i p m e n t D a t e _ L b l < / S h i p m e n t D a t e _ L b l > + 
+         < S h i p m e n t M e t h o d D e s c r i p t i o n > S h i p m e n t M e t h o d D e s c r i p t i o n < / S h i p m e n t M e t h o d D e s c r i p t i o n > + 
+         < S h i p m e n t M e t h o d D e s c r i p t i o n _ L b l > S h i p m e n t M e t h o d D e s c r i p t i o n _ L b l < / S h i p m e n t M e t h o d D e s c r i p t i o n _ L b l > + 
          < S h i p m e n t _ L b l > S h i p m e n t _ L b l < / S h i p m e n t _ L b l >   
-         < S h i p m e n t D a t e > S h i p m e n t D a t e < / S h i p m e n t D a t e > - 
-         < S h i p m e n t D a t e _ L b l > S h i p m e n t D a t e _ L b l < / S h i p m e n t D a t e _ L b l > - 
-         < S h i p m e n t M e t h o d D e s c r i p t i o n > S h i p m e n t M e t h o d D e s c r i p t i o n < / S h i p m e n t M e t h o d D e s c r i p t i o n > - 
-         < S h i p m e n t M e t h o d D e s c r i p t i o n _ L b l > S h i p m e n t M e t h o d D e s c r i p t i o n _ L b l < / S h i p m e n t M e t h o d D e s c r i p t i o n _ L b l > - 
          < S h i p p i n g A g e n t C o d e > S h i p p i n g A g e n t C o d e < / S h i p p i n g A g e n t C o d e >   
          < S h i p p i n g A g e n t C o d e _ L b l > S h i p p i n g A g e n t C o d e _ L b l < / S h i p p i n g A g e n t C o d e _ L b l >   
+         < S h i p T o A d d r e s s 1 > S h i p T o A d d r e s s 1 < / S h i p T o A d d r e s s 1 > + 
+         < S h i p T o A d d r e s s 2 > S h i p T o A d d r e s s 2 < / S h i p T o A d d r e s s 2 > + 
+         < S h i p T o A d d r e s s 3 > S h i p T o A d d r e s s 3 < / S h i p T o A d d r e s s 3 > + 
+         < S h i p T o A d d r e s s 4 > S h i p T o A d d r e s s 4 < / S h i p T o A d d r e s s 4 > + 
+         < S h i p T o A d d r e s s 5 > S h i p T o A d d r e s s 5 < / S h i p T o A d d r e s s 5 > + 
+         < S h i p T o A d d r e s s 6 > S h i p T o A d d r e s s 6 < / S h i p T o A d d r e s s 6 > + 
+         < S h i p T o A d d r e s s 7 > S h i p T o A d d r e s s 7 < / S h i p T o A d d r e s s 7 > + 
+         < S h i p T o A d d r e s s 8 > S h i p T o A d d r e s s 8 < / S h i p T o A d d r e s s 8 > + 
          < S h i p T o A d d r e s s _ L b l > S h i p T o A d d r e s s _ L b l < / S h i p T o A d d r e s s _ L b l >   
-         < S h i p T o A d d r e s s 1 > S h i p T o A d d r e s s 1 < / S h i p T o A d d r e s s 1 > - 
-         < S h i p T o A d d r e s s 2 > S h i p T o A d d r e s s 2 < / S h i p T o A d d r e s s 2 > - 
-         < S h i p T o A d d r e s s 3 > S h i p T o A d d r e s s 3 < / S h i p T o A d d r e s s 3 > - 
-         < S h i p T o A d d r e s s 4 > S h i p T o A d d r e s s 4 < / S h i p T o A d d r e s s 4 > - 
-         < S h i p T o A d d r e s s 5 > S h i p T o A d d r e s s 5 < / S h i p T o A d d r e s s 5 > - 
-         < S h i p T o A d d r e s s 6 > S h i p T o A d d r e s s 6 < / S h i p T o A d d r e s s 6 > - 
-         < S h i p T o A d d r e s s 7 > S h i p T o A d d r e s s 7 < / S h i p T o A d d r e s s 7 > - 
-         < S h i p T o A d d r e s s 8 > S h i p T o A d d r e s s 8 < / S h i p T o A d d r e s s 8 > - 
          < S h i p T o P h o n e N o > S h i p T o P h o n e N o < / S h i p T o P h o n e N o >   
          < S h o w S h i p p i n g A d d r e s s > S h o w S h i p p i n g A d d r e s s < / S h o w S h i p p i n g A d d r e s s > @@ -5815,18 +5887,16 @@
  
          < T o t a l _ L b l > T o t a l _ L b l < / T o t a l _ L b l >   
-         < T o t a l C O 2 e _ L b l > T o t a l C O 2 e _ L b l < / T o t a l C O 2 e _ L b l > +         < V A T A m o u n t S p e c i f i c a t i o n _ L b l > V A T A m o u n t S p e c i f i c a t i o n _ L b l < / V A T A m o u n t S p e c i f i c a t i o n _ L b l >   
          < V A T A m o u n t _ L b l > V A T A m o u n t _ L b l < / V A T A m o u n t _ L b l >   
-         < V A T A m o u n t S p e c i f i c a t i o n _ L b l > V A T A m o u n t S p e c i f i c a t i o n _ L b l < / V A T A m o u n t S p e c i f i c a t i o n _ L b l > - 
          < V A T B a s e _ L b l > V A T B a s e _ L b l < / V A T B a s e _ L b l >   
+         < V A T C l a u s e s _ L b l > V A T C l a u s e s _ L b l < / V A T C l a u s e s _ L b l > + 
          < V A T C l a u s e _ L b l > V A T C l a u s e _ L b l < / V A T C l a u s e _ L b l >   
-         < V A T C l a u s e s _ L b l > V A T C l a u s e s _ L b l < / V A T C l a u s e s _ L b l > - 
          < V A T I d e n t i f i e r _ L b l > V A T I d e n t i f i e r _ L b l < / V A T I d e n t i f i e r _ L b l >   
          < V A T P e r c e n t a g e _ L b l > V A T P e r c e n t a g e _ L b l < / V A T P e r c e n t a g e _ L b l > @@ -5851,12 +5921,6 @@
  
              < A m o u n t I n c l u d i n g V A T _ L i n e _ L b l > A m o u n t I n c l u d i n g V A T _ L i n e _ L b l < / A m o u n t I n c l u d i n g V A T _ L i n e _ L b l >   
-             < C O 2 e P e r U n i t _ L i n e > C O 2 e P e r U n i t _ L i n e < / C O 2 e P e r U n i t _ L i n e > - 
-             < C o n t r a c t L i n e N o > C o n t r a c t L i n e N o < / C o n t r a c t L i n e N o > - 
-             < C o n t r a c t N o > C o n t r a c t N o < / C o n t r a c t N o > - 
              < D e s c r i p t i o n _ L i n e > D e s c r i p t i o n _ L i n e < / D e s c r i p t i o n _ L i n e >   
              < D e s c r i p t i o n _ L i n e _ L b l > D e s c r i p t i o n _ L i n e _ L b l < / D e s c r i p t i o n _ L i n e _ L b l > @@ -5873,10 +5937,10 @@
  
              < J o b N o _ L b l > J o b N o _ L b l < / J o b N o _ L b l >   
+             < J o b T a s k D e s c r i p t i o n > J o b T a s k D e s c r i p t i o n < / J o b T a s k D e s c r i p t i o n > + 
              < J o b T a s k D e s c _ L b l > J o b T a s k D e s c _ L b l < / J o b T a s k D e s c _ L b l >   
-             < J o b T a s k D e s c r i p t i o n > J o b T a s k D e s c r i p t i o n < / J o b T a s k D e s c r i p t i o n > - 
              < J o b T a s k N o > J o b T a s k N o < / J o b T a s k N o >   
              < J o b T a s k N o _ L b l > J o b T a s k N o _ L b l < / J o b T a s k N o _ L b l > @@ -5885,26 +5949,22 @@
  
              < L i n e A m o u n t _ L i n e _ L b l > L i n e A m o u n t _ L i n e _ L b l < / L i n e A m o u n t _ L i n e _ L b l >   
+             < L i n e D i s c o u n t P e r c e n t T e x t _ L i n e > L i n e D i s c o u n t P e r c e n t T e x t _ L i n e < / L i n e D i s c o u n t P e r c e n t T e x t _ L i n e > + 
              < L i n e D i s c o u n t P e r c e n t _ L i n e > L i n e D i s c o u n t P e r c e n t _ L i n e < / L i n e D i s c o u n t P e r c e n t _ L i n e >   
-             < L i n e D i s c o u n t P e r c e n t T e x t _ L i n e > L i n e D i s c o u n t P e r c e n t T e x t _ L i n e < / L i n e D i s c o u n t P e r c e n t T e x t _ L i n e > - 
              < L i n e N o _ L i n e > L i n e N o _ L i n e < / L i n e N o _ L i n e >   
+             < P r i c e P e r _ L b l > P r i c e P e r _ L b l < / P r i c e P e r _ L b l > + 
              < P r i c e _ L b l > P r i c e _ L b l < / P r i c e _ L b l >   
-             < P r i c e P e r _ L b l > P r i c e P e r _ L b l < / P r i c e P e r _ L b l > - 
              < Q t y _ L b l > Q t y _ L b l < / Q t y _ L b l >   
              < Q u a n t i t y _ L i n e > Q u a n t i t y _ L i n e < / Q u a n t i t y _ L i n e >   
              < Q u a n t i t y _ L i n e _ L b l > Q u a n t i t y _ L i n e _ L b l < / Q u a n t i t y _ L i n e _ L b l >   
-             < R e c u r r i n g B i l l i n g f r o m > R e c u r r i n g B i l l i n g f r o m < / R e c u r r i n g B i l l i n g f r o m > - 
-             < R e c u r r i n g B i l l i n g t o > R e c u r r i n g B i l l i n g t o < / R e c u r r i n g B i l l i n g t o > - 
              < S h i p m e n t D a t e _ L i n e > S h i p m e n t D a t e _ L i n e < / S h i p m e n t D a t e _ L i n e >   
              < S h i p m e n t D a t e _ L i n e _ L b l > S h i p m e n t D a t e _ L i n e _ L b l < / S h i p m e n t D a t e _ L i n e _ L b l > @@ -5913,16 +5973,16 @@
  
              < T y p e _ L i n e > T y p e _ L i n e < / T y p e _ L i n e >   
+             < U n i t O f M e a s u r e > U n i t O f M e a s u r e < / U n i t O f M e a s u r e > + 
+             < U n i t O f M e a s u r e _ L b l > U n i t O f M e a s u r e _ L b l < / U n i t O f M e a s u r e _ L b l > + 
+             < U n i t P r i c e > U n i t P r i c e < / U n i t P r i c e > + 
+             < U n i t P r i c e _ L b l > U n i t P r i c e _ L b l < / U n i t P r i c e _ L b l > + 
              < U n i t _ L b l > U n i t _ L b l < / U n i t _ L b l >   
-             < U n i t O f M e a s u r e > U n i t O f M e a s u r e < / U n i t O f M e a s u r e > - 
-             < U n i t O f M e a s u r e _ L b l > U n i t O f M e a s u r e _ L b l < / U n i t O f M e a s u r e _ L b l > - 
-             < U n i t P r i c e > U n i t P r i c e < / U n i t P r i c e > - 
-             < U n i t P r i c e _ L b l > U n i t P r i c e _ L b l < / U n i t P r i c e _ L b l > - 
              < V A T I d e n t i f i e r _ L i n e > V A T I d e n t i f i e r _ L i n e < / V A T I d e n t i f i e r _ L i n e >   
              < V A T I d e n t i f i e r _ L i n e _ L b l > V A T I d e n t i f i e r _ L i n e _ L b l < / V A T I d e n t i f i e r _ L i n e _ L b l > @@ -5985,22 +6045,22 @@
  
              < N o O f V A T I d e n t i f i e r s > N o O f V A T I d e n t i f i e r s < / N o O f V A T I d e n t i f i e r s >   
+             < V A T A m o u n t L C Y _ V A T A m o u n t L i n e > V A T A m o u n t L C Y _ V A T A m o u n t L i n e < / V A T A m o u n t L C Y _ V A T A m o u n t L i n e > + 
+             < V A T A m o u n t L C Y _ V A T A m o u n t L i n e _ L b l > V A T A m o u n t L C Y _ V A T A m o u n t L i n e _ L b l < / V A T A m o u n t L C Y _ V A T A m o u n t L i n e _ L b l > + 
              < V A T A m o u n t _ V a t A m o u n t L i n e > V A T A m o u n t _ V a t A m o u n t L i n e < / V A T A m o u n t _ V a t A m o u n t L i n e >   
              < V A T A m o u n t _ V a t A m o u n t L i n e _ L b l > V A T A m o u n t _ V a t A m o u n t L i n e _ L b l < / V A T A m o u n t _ V a t A m o u n t L i n e _ L b l >   
-             < V A T A m o u n t L C Y _ V A T A m o u n t L i n e > V A T A m o u n t L C Y _ V A T A m o u n t L i n e < / V A T A m o u n t L C Y _ V A T A m o u n t L i n e > - 
-             < V A T A m o u n t L C Y _ V A T A m o u n t L i n e _ L b l > V A T A m o u n t L C Y _ V A T A m o u n t L i n e _ L b l < / V A T A m o u n t L C Y _ V A T A m o u n t L i n e _ L b l > +             < V A T B a s e L C Y _ V A T A m o u n t L i n e > V A T B a s e L C Y _ V A T A m o u n t L i n e < / V A T B a s e L C Y _ V A T A m o u n t L i n e > + 
+             < V A T B a s e L C Y _ V A T A m o u n t L i n e _ L b l > V A T B a s e L C Y _ V A T A m o u n t L i n e _ L b l < / V A T B a s e L C Y _ V A T A m o u n t L i n e _ L b l >   
              < V A T B a s e _ V a t A m o u n t L i n e > V A T B a s e _ V a t A m o u n t L i n e < / V A T B a s e _ V a t A m o u n t L i n e >   
              < V A T B a s e _ V a t A m o u n t L i n e _ L b l > V A T B a s e _ V a t A m o u n t L i n e _ L b l < / V A T B a s e _ V a t A m o u n t L i n e _ L b l >   
-             < V A T B a s e L C Y _ V A T A m o u n t L i n e > V A T B a s e L C Y _ V A T A m o u n t L i n e < / V A T B a s e L C Y _ V A T A m o u n t L i n e > - 
-             < V A T B a s e L C Y _ V A T A m o u n t L i n e _ L b l > V A T B a s e L C Y _ V A T A m o u n t L i n e _ L b l < / V A T B a s e L C Y _ V A T A m o u n t L i n e _ L b l > - 
              < V A T I d e n t i f i e r _ V a t A m o u n t L i n e > V A T I d e n t i f i e r _ V a t A m o u n t L i n e < / V A T I d e n t i f i e r _ V a t A m o u n t L i n e >   
              < V A T I d e n t i f i e r _ V a t A m o u n t L i n e _ L b l > V A T I d e n t i f i e r _ V a t A m o u n t L i n e _ L b l < / V A T I d e n t i f i e r _ V a t A m o u n t L i n e _ L b l > @@ -6017,10 +6077,10 @@
  
              < C o d e _ V A T C l a u s e L i n e _ L b l > C o d e _ V A T C l a u s e L i n e _ L b l < / C o d e _ V A T C l a u s e L i n e _ L b l >   
+             < D e s c r i p t i o n 2 _ V A T C l a u s e L i n e > D e s c r i p t i o n 2 _ V A T C l a u s e L i n e < / D e s c r i p t i o n 2 _ V A T C l a u s e L i n e > + 
              < D e s c r i p t i o n _ V A T C l a u s e L i n e > D e s c r i p t i o n _ V A T C l a u s e L i n e < / D e s c r i p t i o n _ V A T C l a u s e L i n e >   
-             < D e s c r i p t i o n 2 _ V A T C l a u s e L i n e > D e s c r i p t i o n 2 _ V A T C l a u s e L i n e < / D e s c r i p t i o n 2 _ V A T C l a u s e L i n e > - 
              < N o O f V A T C l a u s e s > N o O f V A T C l a u s e s < / N o O f V A T C l a u s e s >   
              < V A T A m o u n t _ V A T C l a u s e L i n e > V A T A m o u n t _ V A T C l a u s e L i n e < / V A T A m o u n t _ V A T C l a u s e L i n e > @@ -6033,10 +6093,10 @@
  
          < R e p o r t T o t a l s L i n e >   
+             < A m o u n t F o r m a t t e d _ R e p o r t T o t a l s L i n e > A m o u n t F o r m a t t e d _ R e p o r t T o t a l s L i n e < / A m o u n t F o r m a t t e d _ R e p o r t T o t a l s L i n e > + 
              < A m o u n t _ R e p o r t T o t a l s L i n e > A m o u n t _ R e p o r t T o t a l s L i n e < / A m o u n t _ R e p o r t T o t a l s L i n e >   
-             < A m o u n t F o r m a t t e d _ R e p o r t T o t a l s L i n e > A m o u n t F o r m a t t e d _ R e p o r t T o t a l s L i n e < / A m o u n t F o r m a t t e d _ R e p o r t T o t a l s L i n e > - 
              < D e s c r i p t i o n _ R e p o r t T o t a l s L i n e > D e s c r i p t i o n _ R e p o r t T o t a l s L i n e < / D e s c r i p t i o n _ R e p o r t T o t a l s L i n e >   
              < F o n t B o l d _ R e p o r t T o t a l s L i n e > F o n t B o l d _ R e p o r t T o t a l s L i n e < / F o n t B o l d _ R e p o r t T o t a l s L i n e > @@ -6045,74 +6105,6 @@
  
          < / R e p o r t T o t a l s L i n e >   
-         < C o n t r a c t B i l l i n g D e t a i l s M a p p i n g > - 
-             < C o n t r a c t B i l l i n g D e t a i l s C o n t r a c t N o L b l > C o n t r a c t B i l l i n g D e t a i l s C o n t r a c t N o L b l < / C o n t r a c t B i l l i n g D e t a i l s C o n t r a c t N o L b l > - 
-             < C o n t r a c t B i l l i n g D e t a i l s C u s t o m e r L b l > C o n t r a c t B i l l i n g D e t a i l s C u s t o m e r L b l < / C o n t r a c t B i l l i n g D e t a i l s C u s t o m e r L b l > - 
-             < C o n t r a c t B i l l i n g D e t a i l s P o s i t i o n D e s c r i p t i o n L b l > C o n t r a c t B i l l i n g D e t a i l s P o s i t i o n D e s c r i p t i o n L b l < / C o n t r a c t B i l l i n g D e t a i l s P o s i t i o n D e s c r i p t i o n L b l > - 
-             < C o n t r a c t B i l l i n g D e t a i l s P o s i t i o n N o L b l > C o n t r a c t B i l l i n g D e t a i l s P o s i t i o n N o L b l < / C o n t r a c t B i l l i n g D e t a i l s P o s i t i o n N o L b l > - 
-             < C o n t r a c t B i l l i n g D e t a i l s G r o u p i n g > - 
-                 < C o n t r a c t B i l l i n g D e t a i l s A m o u n t L b l > C o n t r a c t B i l l i n g D e t a i l s A m o u n t L b l < / C o n t r a c t B i l l i n g D e t a i l s A m o u n t L b l > - 
-                 < C o n t r a c t B i l l i n g D e t a i l s C o n t r a c t N o > C o n t r a c t B i l l i n g D e t a i l s C o n t r a c t N o < / C o n t r a c t B i l l i n g D e t a i l s C o n t r a c t N o > - 
-                 < C o n t r a c t B i l l i n g D e t a i l s C u r r e n c y C o d e L b l > C o n t r a c t B i l l i n g D e t a i l s C u r r e n c y C o d e L b l < / C o n t r a c t B i l l i n g D e t a i l s C u r r e n c y C o d e L b l > - 
-                 < C o n t r a c t B i l l i n g D e t a i l s C u s t o m e r N a m e > C o n t r a c t B i l l i n g D e t a i l s C u s t o m e r N a m e < / C o n t r a c t B i l l i n g D e t a i l s C u s t o m e r N a m e > - 
-                 < C o n t r a c t B i l l i n g D e t a i l s D a y s L b l > C o n t r a c t B i l l i n g D e t a i l s D a y s L b l < / C o n t r a c t B i l l i n g D e t a i l s D a y s L b l > - 
-                 < C o n t r a c t B i l l i n g D e t a i l s D e s c r i p t i o n L b l > C o n t r a c t B i l l i n g D e t a i l s D e s c r i p t i o n L b l < / C o n t r a c t B i l l i n g D e t a i l s D e s c r i p t i o n L b l > - 
-                 < C o n t r a c t B i l l i n g D e t a i l s D i s c o u n t A m o u n t L b l > C o n t r a c t B i l l i n g D e t a i l s D i s c o u n t A m o u n t L b l < / C o n t r a c t B i l l i n g D e t a i l s D i s c o u n t A m o u n t L b l > - 
-                 < C o n t r a c t B i l l i n g D e t a i l s D i s c o u n t P e r c e n t L b l > C o n t r a c t B i l l i n g D e t a i l s D i s c o u n t P e r c e n t L b l < / C o n t r a c t B i l l i n g D e t a i l s D i s c o u n t P e r c e n t L b l > - 
-                 < C o n t r a c t B i l l i n g D e t a i l s E n d D a t e L b l > C o n t r a c t B i l l i n g D e t a i l s E n d D a t e L b l < / C o n t r a c t B i l l i n g D e t a i l s E n d D a t e L b l > - 
-                 < C o n t r a c t B i l l i n g D e t a i l s P o s i t i o n D e s c r i p t i o n > C o n t r a c t B i l l i n g D e t a i l s P o s i t i o n D e s c r i p t i o n < / C o n t r a c t B i l l i n g D e t a i l s P o s i t i o n D e s c r i p t i o n > - 
-                 < C o n t r a c t B i l l i n g D e t a i l s P o s i t i o n N o > C o n t r a c t B i l l i n g D e t a i l s P o s i t i o n N o < / C o n t r a c t B i l l i n g D e t a i l s P o s i t i o n N o > - 
-                 < C o n t r a c t B i l l i n g D e t a i l s Q t y L b l > C o n t r a c t B i l l i n g D e t a i l s Q t y L b l < / C o n t r a c t B i l l i n g D e t a i l s Q t y L b l > - 
-                 < C o n t r a c t B i l l i n g D e t a i l s S a l e s P r i c e L b l > C o n t r a c t B i l l i n g D e t a i l s S a l e s P r i c e L b l < / C o n t r a c t B i l l i n g D e t a i l s S a l e s P r i c e L b l > - 
-                 < C o n t r a c t B i l l i n g D e t a i l s S t a r t D a t e L b l > C o n t r a c t B i l l i n g D e t a i l s S t a r t D a t e L b l < / C o n t r a c t B i l l i n g D e t a i l s S t a r t D a t e L b l > - 
-                 < C o n t r a c t B i l l i n g D e t a i l s > - 
-                     < C o n t r a c t B i l l i n g D e t a i l s B i l l i n g A m o u n t > C o n t r a c t B i l l i n g D e t a i l s B i l l i n g A m o u n t < / C o n t r a c t B i l l i n g D e t a i l s B i l l i n g A m o u n t > - 
-                     < C o n t r a c t B i l l i n g D e t a i l s B i l l i n g D i s c o u n t A m o u n t > C o n t r a c t B i l l i n g D e t a i l s B i l l i n g D i s c o u n t A m o u n t < / C o n t r a c t B i l l i n g D e t a i l s B i l l i n g D i s c o u n t A m o u n t > - 
-                     < C o n t r a c t B i l l i n g D e t a i l s C u r r e n c y C o d e > C o n t r a c t B i l l i n g D e t a i l s C u r r e n c y C o d e < / C o n t r a c t B i l l i n g D e t a i l s C u r r e n c y C o d e > - 
-                     < C o n t r a c t B i l l i n g D e t a i l s D a y s > C o n t r a c t B i l l i n g D e t a i l s D a y s < / C o n t r a c t B i l l i n g D e t a i l s D a y s > - 
-                     < C o n t r a c t B i l l i n g D e t a i l s D e s c r i p t i o n > C o n t r a c t B i l l i n g D e t a i l s D e s c r i p t i o n < / C o n t r a c t B i l l i n g D e t a i l s D e s c r i p t i o n > - 
-                     < C o n t r a c t B i l l i n g D e t a i l s D i s c o u n t P e r c e n t > C o n t r a c t B i l l i n g D e t a i l s D i s c o u n t P e r c e n t < / C o n t r a c t B i l l i n g D e t a i l s D i s c o u n t P e r c e n t > - 
-                     < C o n t r a c t B i l l i n g D e t a i l s E n d D a t e > C o n t r a c t B i l l i n g D e t a i l s E n d D a t e < / C o n t r a c t B i l l i n g D e t a i l s E n d D a t e > - 
-                     < C o n t r a c t B i l l i n g D e t a i l s Q u a n t i t y > C o n t r a c t B i l l i n g D e t a i l s Q u a n t i t y < / C o n t r a c t B i l l i n g D e t a i l s Q u a n t i t y > - 
-                     < C o n t r a c t B i l l i n g D e t a i l s S a l e s P r i c e > C o n t r a c t B i l l i n g D e t a i l s S a l e s P r i c e < / C o n t r a c t B i l l i n g D e t a i l s S a l e s P r i c e > - 
-                     < C o n t r a c t B i l l i n g D e t a i l s S t a r t D a t e > C o n t r a c t B i l l i n g D e t a i l s S t a r t D a t e < / C o n t r a c t B i l l i n g D e t a i l s S t a r t D a t e > - 
-                 < / C o n t r a c t B i l l i n g D e t a i l s > - 
-             < / C o n t r a c t B i l l i n g D e t a i l s G r o u p i n g > - 
-         < / C o n t r a c t B i l l i n g D e t a i l s M a p p i n g > - 
          < L i n e F e e >   
              < L i n e F e e C a p t i o n T e x t > L i n e F e e C a p t i o n T e x t < / L i n e F e e C a p t i o n T e x t > @@ -6121,7 +6113,7 @@
  
          < P a y m e n t R e p o r t i n g A r g u m e n t >   
-             < P a y m e n t S e r v i c e L o g o / > +             < P a y m e n t S e r v i c e L o g o   / >   
              < P a y m e n t S e r v i c e L o g o _ U r l > P a y m e n t S e r v i c e L o g o _ U r l < / P a y m e n t S e r v i c e L o g o _ U r l >   
@@ -6172,8 +6164,6 @@
              < T o t a l A m o u n t E x c l I n c l V A T T e x t > T o t a l A m o u n t E x c l I n c l V A T T e x t < / T o t a l A m o u n t E x c l I n c l V A T T e x t >   
              < T o t a l A m o u n t I n c l u d i n g V A T > T o t a l A m o u n t I n c l u d i n g V A T < / T o t a l A m o u n t I n c l u d i n g V A T > - 
-             < T o t a l C O 2 e > T o t a l C O 2 e < / T o t a l C O 2 e >   
              < T o t a l E x c l u d i n g V A T T e x t > T o t a l E x c l u d i n g V A T T e x t < / T o t a l E x c l u d i n g V A T T e x t >   
@@ -6210,7 +6200,9 @@
  < / N a v W o r d R e p o r t X m l P a r t > 
 </file>
 
-<file path=customXml/item2.xml>��< ? x m l   v e r s i o n = " 1 . 0 "   e n c o d i n g = " u t f - 1 6 " ? > < N a v W o r d R e p o r t X m l P a r t   x m l n s = " u r n : m i c r o s o f t - d y n a m i c s - b u s i n e s s c e n t r a l / i n t e r n a l / e x t e n d e d / r e p o r t s / S t a n d a r d _ S a l e s _ I n v o i c e / 1 3 0 6 / " > +<file path=customXml/item2.xml>��< ? x m l   v e r s i o n = " 1 . 0 "   e n c o d i n g = " u t f - 1 6 " ? > + 
+ < N a v W o r d R e p o r t X m l P a r t   x m l n s = " u r n : m i c r o s o f t - d y n a m i c s - b u s i n e s s c e n t r a l / i n t e r n a l / e x t e n d e d / r e p o r t s / S t a n d a r d _ S a l e s _ I n v o i c e / 1 3 0 6 / " >   
      < B C R e p o r t I n f o r m a t i o n >   
@@ -6228,6 +6220,8 @@
  
              < R e p o r t N a m e > R e p o r t   N a m e < / R e p o r t N a m e >   
+             < R e p o r t C a p t i o n > R e p o r t   C a p t i o n < / R e p o r t C a p t i o n > + 
              < A b o u t T h i s R e p o r t T i t l e > A b o u t   T h i s   R e p o r t   T i t l e < / A b o u t T h i s R e p o r t T i t l e >   
              < A b o u t T h i s R e p o r t T e x t > A b o u t   T h i s   R e p o r t   T e x t < / A b o u t T h i s R e p o r t T e x t > @@ -6274,25 +6268,435 @@
  
          < / R e p o r t R e q u e s t >   
+         < C o m p a n y M e t a d a t a > + 
+             < C o m p a n y N a m e > C o m p a n y   N a m e < / C o m p a n y N a m e > + 
+             < C o m p a n y D i s p l a y N a m e > C o m p a n y   D i s p l a y   N a m e < / C o m p a n y D i s p l a y N a m e > + 
+             < C o m p a n y A d d r e s s L i n e s > + 
+                 < C o m p a n y A d d r e s s L i n e 1 > C o m p a n y   A d d r e s s   L i n e   1 < / C o m p a n y A d d r e s s L i n e 1 > + 
+                 < C o m p a n y A d d r e s s L i n e 2 > C o m p a n y   A d d r e s s   L i n e   2 < / C o m p a n y A d d r e s s L i n e 2 > + 
+                 < C o m p a n y A d d r e s s L i n e 3 > C o m p a n y   A d d r e s s   L i n e   3 < / C o m p a n y A d d r e s s L i n e 3 > + 
+                 < C o m p a n y A d d r e s s L i n e 4 > C o m p a n y   A d d r e s s   L i n e   4 < / C o m p a n y A d d r e s s L i n e 4 > + 
+                 < C o m p a n y A d d r e s s L i n e 5 > C o m p a n y   A d d r e s s   L i n e   5 < / C o m p a n y A d d r e s s L i n e 5 > + 
+                 < C o m p a n y A d d r e s s L i n e 6 > C o m p a n y   A d d r e s s   L i n e   6 < / C o m p a n y A d d r e s s L i n e 6 > + 
+                 < C o m p a n y A d d r e s s L i n e 7 > C o m p a n y   A d d r e s s   L i n e   7 < / C o m p a n y A d d r e s s L i n e 7 > + 
+                 < C o m p a n y A d d r e s s L i n e 8 > C o m p a n y   A d d r e s s   L i n e   8 < / C o m p a n y A d d r e s s L i n e 8 > + 
+             < / C o m p a n y A d d r e s s L i n e s > + 
+             < C o m p a n y P h o n e > C o m p a n y   P h o n e < / C o m p a n y P h o n e > + 
+             < C o m p a n y P h o n e C a p t i o n > C o m p a n y   P h o n e   C a p t i o n < / C o m p a n y P h o n e C a p t i o n > + 
+             < C o m p a n y F a x N o > C o m p a n y   F a x   N o . < / C o m p a n y F a x N o > + 
+             < C o m p a n y F a x N o C a p t i o n > C o m p a n y   F a x   N o .   C a p t i o n < / C o m p a n y F a x N o C a p t i o n > + 
+             < C o m p a n y E m a i l > C o m p a n y   E m a i l < / C o m p a n y E m a i l > + 
+             < C o m p a n y E m a i l C a p t i o n > C o m p a n y   E m a i l   C a p t i o n < / C o m p a n y E m a i l C a p t i o n > + 
+             < C o m p a n y H o m e P a g e > C o m p a n y   H o m e   P a g e < / C o m p a n y H o m e P a g e > + 
+             < C o m p a n y H o m e P a g e C a p t i o n > C o m p a n y   H o m e   P a g e   C a p t i o n < / C o m p a n y H o m e P a g e C a p t i o n > + 
+             < C o m p a n y L o g o > C o m p a n y   L o g o < / C o m p a n y L o g o > + 
+             < C o m p a n y V A T R e g i s t r a t i o n N o > C o m p a n y   V A T   R e g i s t r a t i o n   N o . < / C o m p a n y V A T R e g i s t r a t i o n N o > + 
+             < C o m p a n y V A T R e g i s t r a t i o n N o C a p t i o n > C o m p a n y   V A T   R e g i s t r a t i o n   N o .   C a p t i o n < / C o m p a n y V A T R e g i s t r a t i o n N o C a p t i o n > + 
+             < C o m p a n y R e g i s t r a t i o n N o > C o m p a n y   R e g i s t r a t i o n   N o . < / C o m p a n y R e g i s t r a t i o n N o > + 
+             < C o m p a n y R e g i s t r a t i o n N o C a p t i o n > C o m p a n y   R e g i s t r a t i o n   N o .   C a p t i o n < / C o m p a n y R e g i s t r a t i o n N o C a p t i o n > + 
+             < C o m p a n y B a n k N a m e > C o m p a n y   B a n k   N a m e < / C o m p a n y B a n k N a m e > + 
+             < C o m p a n y B a n k N a m e C a p t i o n > C o m p a n y   B a n k   N a m e   C a p t i o n < / C o m p a n y B a n k N a m e C a p t i o n > + 
+             < C o m p a n y B a n k A c c o u n t N o > C o m p a n y   B a n k   A c c o u n t   N o . < / C o m p a n y B a n k A c c o u n t N o > + 
+             < C o m p a n y B a n k A c c o u n t N o C a p t i o n > C o m p a n y   B a n k   A c c o u n t   N o .   C a p t i o n < / C o m p a n y B a n k A c c o u n t N o C a p t i o n > + 
+             < C o m p a n y B a n k B r a n c h N o > C o m p a n y   B a n k   B r a n c h   N o . < / C o m p a n y B a n k B r a n c h N o > + 
+             < C o m p a n y B a n k B r a n c h N o C a p t i o n > C o m p a n y   B a n k   B r a n c h   N o .   C a p t i o n < / C o m p a n y B a n k B r a n c h N o C a p t i o n > + 
+             < C o m p a n y I B A N > C o m p a n y   I B A N < / C o m p a n y I B A N > + 
+             < C o m p a n y I B A N C a p t i o n > C o m p a n y   I B A N   C a p t i o n < / C o m p a n y I B A N C a p t i o n > + 
+             < C o m p a n y B a n k S W I F T > C o m p a n y   B a n k   S W I F T < / C o m p a n y B a n k S W I F T > + 
+             < C o m p a n y B a n k S W I F T C a p t i o n > C o m p a n y   B a n k   S W I F T   C a p t i o n < / C o m p a n y B a n k S W I F T C a p t i o n > + 
+             < C o m p a n y G i r o N o > C o m p a n y   G i r o   N o . < / C o m p a n y G i r o N o > + 
+             < C o m p a n y G i r o N o C a p t i o n > C o m p a n y   G i r o   N o .   C a p t i o n < / C o m p a n y G i r o N o C a p t i o n > + 
+         < / C o m p a n y M e t a d a t a > + 
      < / B C R e p o r t I n f o r m a t i o n >   
-     < T o o l t i p s / > +     < T o o l t i p s > + 
+         < T o o l t i p   c o l u m n = " C o m p a n y H o m e P a g e "   E l e m e n t I d = " 1 9 8 9 1 8 8 7 0 " > + 
+             < T o o l t i p T e x t   l a n g = " e n - U S " > S p e c i f i e s   y o u r   c o m p a n y ' s   w e b   s i t e . < / T o o l t i p T e x t > + 
+         < / T o o l t i p > + 
+         < T o o l t i p   c o l u m n = " C o m p a n y E M a i l "   E l e m e n t I d = " 1 6 7 7 0 7 4 0 5 8 " > + 
+             < T o o l t i p T e x t   l a n g = " e n - U S " > S p e c i f i e s   t h e   c o m p a n y ' s   e m a i l   a d d r e s s . < / T o o l t i p T e x t > + 
+         < / T o o l t i p > + 
+         < T o o l t i p   c o l u m n = " C o m p a n y P i c t u r e "   E l e m e n t I d = " 1 3 9 7 4 1 1 0 7 4 " > + 
+             < T o o l t i p T e x t   l a n g = " e n - U S " > S p e c i f i e s   t h e   p i c t u r e   t h a t   h a s   b e e n   s e t   u p   f o r   t h e   c o m p a n y ,   s u c h   a s   a   c o m p a n y   l o g o . < / T o o l t i p T e x t > + 
+         < / T o o l t i p > + 
+         < T o o l t i p   c o l u m n = " C o m p a n y P h o n e N o "   E l e m e n t I d = " 2 5 0 4 4 0 6 5 5 " > + 
+             < T o o l t i p T e x t   l a n g = " e n - U S " > S p e c i f i e s   t h e   c o m p a n y ' s   t e l e p h o n e   n u m b e r . < / T o o l t i p T e x t > + 
+         < / T o o l t i p > + 
+         < T o o l t i p   c o l u m n = " C o m p a n y G i r o N o "   E l e m e n t I d = " 1 3 6 0 1 9 6 3 2 0 " > + 
+             < T o o l t i p T e x t   l a n g = " e n - U S " > S p e c i f i e s   t h e   c o m p a n y ' s   g i r o   n u m b e r . < / T o o l t i p T e x t > + 
+         < / T o o l t i p > + 
+         < T o o l t i p   c o l u m n = " C o m p a n y B a n k N a m e "   E l e m e n t I d = " 1 5 3 4 9 0 5 6 0 5 " > + 
+             < T o o l t i p T e x t   l a n g = " e n - U S " > S p e c i f i e s   t h e   n a m e   o f   t h e   b a n k   w h e r e   y o u   h a v e   t h e   b a n k   a c c o u n t . < / T o o l t i p T e x t > + 
+         < / T o o l t i p > + 
+         < T o o l t i p   c o l u m n = " C o m p a n y B a n k B r a n c h N o "   E l e m e n t I d = " 7 9 3 1 3 3 0 5 7 " > + 
+             < T o o l t i p T e x t   l a n g = " e n - U S " > S p e c i f i e s   a   n u m b e r   o f   t h e   b a n k   b r a n c h . < / T o o l t i p T e x t > + 
+         < / T o o l t i p > + 
+         < T o o l t i p   c o l u m n = " C o m p a n y B a n k A c c o u n t N o "   E l e m e n t I d = " 3 0 1 4 0 2 0 4 " > + 
+             < T o o l t i p T e x t   l a n g = " e n - U S " > S p e c i f i e s   t h e   n u m b e r   u s e d   b y   t h e   b a n k   f o r   t h e   b a n k   a c c o u n t . < / T o o l t i p T e x t > + 
+         < / T o o l t i p > + 
+         < T o o l t i p   c o l u m n = " C o m p a n y I B A N "   E l e m e n t I d = " 9 0 6 5 4 9 1 8 2 " > + 
+             < T o o l t i p T e x t   l a n g = " e n - U S " > S p e c i f i e s   t h e   b a n k   a c c o u n t ' s   i n t e r n a t i o n a l   b a n k   a c c o u n t   n u m b e r . < / T o o l t i p T e x t > + 
+         < / T o o l t i p > + 
+         < T o o l t i p   c o l u m n = " C o m p a n y S W I F T "   E l e m e n t I d = " 6 6 8 2 5 0 2 4 5 " > + 
+             < T o o l t i p T e x t   l a n g = " e n - U S " > S p e c i f i e s   t h e   i n t e r n a t i o n a l   b a n k   i d e n t i f i e r   c o d e   ( S W I F T )   o f   t h e   b a n k   w h e r e   y o u   h a v e   t h e   a c c o u n t . < / T o o l t i p T e x t > + 
+         < / T o o l t i p > + 
+         < T o o l t i p   c o l u m n = " Y o u r R e f e r e n c e "   E l e m e n t I d = " 1 1 0 3 9 9 5 1 " > + 
+             < T o o l t i p T e x t   l a n g = " e n - U S " > S p e c i f i e s   t h e   c u s t o m e r ' s   r e f e r e n c e .   T h e   c o n t e n t s   w i l l   b e   p r i n t e d   o n   s a l e s   d o c u m e n t s . < / T o o l t i p T e x t > + 
+         < / T o o l t i p > + 
+         < T o o l t i p   c o l u m n = " S h i p m e n t M e t h o d D e s c r i p t i o n "   E l e m e n t I d = " 2 0 5 9 4 0 3 2 6 0 " > + 
+             < T o o l t i p T e x t   l a n g = " e n - U S " > S p e c i f i e s   a   d e s c r i p t i o n   o f   t h e   s h i p m e n t   m e t h o d . < / T o o l t i p T e x t > + 
+         < / T o o l t i p > + 
+         < T o o l t i p   c o l u m n = " S h i p T o P h o n e N o "   E l e m e n t I d = " 3 6 9 7 0 2 2 5 5 " > + 
+             < T o o l t i p T e x t   l a n g = " e n - U S " > S p e c i f i e s   t h e   t e l e p h o n e   n u m b e r   o f   t h e   c o m p a n y ' s   s h i p p i n g   a d d r e s s . < / T o o l t i p T e x t > + 
+         < / T o o l t i p > + 
+         < T o o l t i p   c o l u m n = " S e l l T o C o n t a c t P h o n e N o "   E l e m e n t I d = " 1 6 1 3 8 2 2 4 8 3 " > + 
+             < T o o l t i p T e x t   l a n g = " e n - U S " > S p e c i f i e s   t h e   c o n t a c t ' s   p h o n e   n u m b e r . < / T o o l t i p T e x t > + 
+         < / T o o l t i p > + 
+         < T o o l t i p   c o l u m n = " S e l l T o C o n t a c t M o b i l e P h o n e N o "   E l e m e n t I d = " 1 8 4 3 5 8 7 4 7 " > + 
+             < T o o l t i p T e x t   l a n g = " e n - U S " > S p e c i f i e s   t h e   c o n t a c t ' s   m o b i l e   t e l e p h o n e   n u m b e r . < / T o o l t i p T e x t > + 
+         < / T o o l t i p > + 
+         < T o o l t i p   c o l u m n = " S e l l T o C o n t a c t E m a i l "   E l e m e n t I d = " 2 6 2 8 2 4 5 6 4 " > + 
+             < T o o l t i p T e x t   l a n g = " e n - U S " > S p e c i f i e s   t h e   e m a i l   a d d r e s s   o f   t h e   c o n t a c t . < / T o o l t i p T e x t > + 
+         < / T o o l t i p > + 
+         < T o o l t i p   c o l u m n = " B i l l T o C o n t a c t P h o n e N o "   E l e m e n t I d = " 3 6 2 4 7 7 4 8 8 " > + 
+             < T o o l t i p T e x t   l a n g = " e n - U S " > S p e c i f i e s   t h e   c o n t a c t ' s   p h o n e   n u m b e r . < / T o o l t i p T e x t > + 
+         < / T o o l t i p > + 
+         < T o o l t i p   c o l u m n = " B i l l T o C o n t a c t M o b i l e P h o n e N o "   E l e m e n t I d = " 2 4 8 4 8 8 6 9 6 " > + 
+             < T o o l t i p T e x t   l a n g = " e n - U S " > S p e c i f i e s   t h e   c o n t a c t ' s   m o b i l e   t e l e p h o n e   n u m b e r . < / T o o l t i p T e x t > + 
+         < / T o o l t i p > + 
+         < T o o l t i p   c o l u m n = " B i l l T o C o n t a c t E m a i l "   E l e m e n t I d = " 3 3 5 8 2 7 8 9 5 " > + 
+             < T o o l t i p T e x t   l a n g = " e n - U S " > S p e c i f i e s   t h e   e m a i l   a d d r e s s   o f   t h e   c o n t a c t . < / T o o l t i p T e x t > + 
+         < / T o o l t i p > + 
+         < T o o l t i p   c o l u m n = " P a y m e n t T e r m s D e s c r i p t i o n "   E l e m e n t I d = " 2 0 3 8 7 4 2 7 0 0 " > + 
+             < T o o l t i p T e x t   l a n g = " e n - U S " > S p e c i f i e s   a n   e x p l a n a t i o n   o f   t h e   p a y m e n t   t e r m s . < / T o o l t i p T e x t > + 
+         < / T o o l t i p > + 
+         < T o o l t i p   c o l u m n = " P a y m e n t M e t h o d D e s c r i p t i o n "   E l e m e n t I d = " 5 8 5 7 5 7 9 7 4 " > + 
+             < T o o l t i p T e x t   l a n g = " e n - U S " > S p e c i f i e s   a   t e x t   t h a t   d e s c r i b e s   t h e   p a y m e n t   m e t h o d . < / T o o l t i p T e x t > + 
+         < / T o o l t i p > + 
+         < T o o l t i p   c o l u m n = " B i l l t o C u s t u m e r N o "   E l e m e n t I d = " 2 8 0 4 7 3 0 5 8 " > + 
+             < T o o l t i p T e x t   l a n g = " e n - U S " > S p e c i f i e s   t h e   n u m b e r   o f   t h e   c u s t o m e r   t h a t   y o u   s e n d   o r   s e n t   t h e   i n v o i c e   t o . < / T o o l t i p T e x t > + 
+         < / T o o l t i p > + 
+         < T o o l t i p   c o l u m n = " D o c u m e n t N o "   E l e m e n t I d = " 9 7 0 3 5 0 5 3 9 " > + 
+             < T o o l t i p T e x t   l a n g = " e n - U S " > S p e c i f i e s   t h e   p o s t e d   s a l e s   i n v o i c e   n u m b e r .   E a c h   p o s t e d   s a l e s   i n v o i c e   g e t s   a   u n i q u e   n u m b e r .   T y p i c a l l y ,   t h e   n u m b e r   i s   g e n e r a t e d   b a s e d   o n   a   n u m b e r   s e r i e s . < / T o o l t i p T e x t > + 
+         < / T o o l t i p > + 
+         < T o o l t i p   c o l u m n = " O r d e r N o "   E l e m e n t I d = " 1 4 6 6 4 7 3 8 8 6 " > + 
+             < T o o l t i p T e x t   l a n g = " e n - U S " > S p e c i f i e s   t h e   n u m b e r   o f   t h e   r e l a t e d   o r d e r . < / T o o l t i p T e x t > + 
+         < / T o o l t i p > + 
+         < T o o l t i p   c o l u m n = " S a l e s P e r s o n N a m e "   E l e m e n t I d = " 8 7 1 4 9 2 9 8 3 " > + 
+             < T o o l t i p T e x t   l a n g = " e n - U S " > S p e c i f i e s   t h e   n a m e   o f   t h e   s a l e s p e r s o n   o r   p u r c h a s e r . < / T o o l t i p T e x t > + 
+         < / T o o l t i p > + 
+         < T o o l t i p   c o l u m n = " S e l l t o C u s t o m e r N o "   E l e m e n t I d = " 2 0 5 0 6 4 7 3 4 9 " > + 
+             < T o o l t i p T e x t   l a n g = " e n - U S " > S p e c i f i e s   t h e   n u m b e r   o f   t h e   c u s t o m e r   t h a t   y o u   s h i p p e d   t h e   i t e m s   o n   t h e   i n v o i c e   t o . < / T o o l t i p T e x t > + 
+         < / T o o l t i p > + 
+         < T o o l t i p   c o l u m n = " P a c k a g e T r a c k i n g N o "   E l e m e n t I d = " 1 2 4 4 8 2 6 1 5 9 " > + 
+             < T o o l t i p T e x t   l a n g = " e n - U S " > S p e c i f i e s   t h e   s h i p p i n g   a g e n t ' s   p a c k a g e   n u m b e r . < / T o o l t i p T e x t > + 
+         < / T o o l t i p > + 
+         < T o o l t i p   c o l u m n = " S h i p p i n g A g e n t C o d e "   E l e m e n t I d = " 1 6 7 0 1 5 5 2 6 9 " > + 
+             < T o o l t i p T e x t   l a n g = " e n - U S " > S p e c i f i e s   w h i c h   s h i p p i n g   a g e n t   i s   u s e d   t o   t r a n s p o r t   t h e   i t e m s   o n   t h e   s a l e s   d o c u m e n t   t o   t h e   c u s t o m e r . < / T o o l t i p T e x t > + 
+         < / T o o l t i p > + 
+         < T o o l t i p   c o l u m n = " E x t e r n a l D o c u m e n t N o "   E l e m e n t I d = " 7 3 3 9 5 3 9 6 6 " > + 
+             < T o o l t i p T e x t   l a n g = " e n - U S " > S p e c i f i e s   t h e   e x t e r n a l   d o c u m e n t   n u m b e r   t h a t   i s   e n t e r e d   o n   t h e   s a l e s   h e a d e r   t h a t   t h i s   l i n e   w a s   p o s t e d   f r o m . < / T o o l t i p T e x t > + 
+         < / T o o l t i p > + 
+         < T o o l t i p   c o l u m n = " A m o u n t E x c l u d i n g V A T _ L i n e "   E l e m e n t I d = " 1 0 6 2 4 6 0 0 4 0 " > + 
+             < T o o l t i p T e x t   l a n g = " e n - U S " > S p e c i f i e s   t h e   l i n e ' s   n e t   a m o u n t . < / T o o l t i p T e x t > + 
+         < / T o o l t i p > + 
+         < T o o l t i p   c o l u m n = " A m o u n t I n c l u d i n g V A T _ L i n e "   E l e m e n t I d = " 7 7 0 9 2 8 4 0 2 " > + 
+             < T o o l t i p T e x t   l a n g = " e n - U S " > S p e c i f i e s   t h e   n e t   a m o u n t ,   i n c l u d i n g   V A T ,   f o r   t h i s   l i n e . < / T o o l t i p T e x t > + 
+         < / T o o l t i p > + 
+         < T o o l t i p   c o l u m n = " D e s c r i p t i o n _ L i n e "   E l e m e n t I d = " 1 4 0 6 8 2 2 3 1 0 " > + 
+             < T o o l t i p T e x t   l a n g = " e n - U S " > S p e c i f i e s   t h e   n a m e   o f   t h e   i t e m   o r   g e n e r a l   l e d g e r   a c c o u n t ,   o r   s o m e   d e s c r i p t i v e   t e x t . < / T o o l t i p T e x t > + 
+         < / T o o l t i p > + 
+         < T o o l t i p   c o l u m n = " L i n e D i s c o u n t P e r c e n t _ L i n e "   E l e m e n t I d = " 9 0 7 8 2 7 4 3 6 " > + 
+             < T o o l t i p T e x t   l a n g = " e n - U S " > S p e c i f i e s   t h e   d i s c o u n t   p e r c e n t a g e   t h a t   i s   g r a n t e d   f o r   t h e   i t e m   o n   t h e   l i n e . < / T o o l t i p T e x t > + 
+         < / T o o l t i p > + 
+         < T o o l t i p   c o l u m n = " I t e m N o _ L i n e "   E l e m e n t I d = " 1 9 1 0 2 9 6 2 8 8 " > + 
+             < T o o l t i p T e x t   l a n g = " e n - U S " > S p e c i f i e s   t h e   n u m b e r   o f   t h e   i n v o l v e d   e n t r y   o r   r e c o r d ,   a c c o r d i n g   t o   t h e   s p e c i f i e d   n u m b e r   s e r i e s . < / T o o l t i p T e x t > + 
+         < / T o o l t i p > + 
+         < T o o l t i p   c o l u m n = " I t e m R e f e r e n c e N o _ L i n e "   E l e m e n t I d = " 9 2 7 2 3 5 7 " > + 
+             < T o o l t i p T e x t   l a n g = " e n - U S " > S p e c i f i e s   t h e   r e f e r e n c e d   i t e m   n u m b e r . < / T o o l t i p T e x t > + 
+         < / T o o l t i p > + 
+         < T o o l t i p   c o l u m n = " U n i t O f M e a s u r e "   E l e m e n t I d = " 1 8 0 8 2 2 8 0 1 8 " > + 
+             < T o o l t i p T e x t   l a n g = " e n - U S " > S p e c i f i e s   t h e   n a m e   o f   t h e   i t e m   o r   r e s o u r c e ' s   u n i t   o f   m e a s u r e ,   s u c h   a s   p i e c e   o r   h o u r . < / T o o l t i p T e x t > + 
+         < / T o o l t i p > + 
+         < T o o l t i p   c o l u m n = " L i n e N o _ A s s e m b l y L i n e "   E l e m e n t I d = " 6 4 0 5 8 3 8 9 1 " > + 
+             < T o o l t i p T e x t   l a n g = " e n - U S " > S p e c i f i e s   t h e   n u m b e r   o f   t h e   i n v o l v e d   e n t r y   o r   r e c o r d ,   a c c o r d i n g   t o   t h e   s p e c i f i e d   n u m b e r   s e r i e s . < / T o o l t i p T e x t > + 
+         < / T o o l t i p > + 
+         < T o o l t i p   c o l u m n = " D e s c r i p t i o n _ A s s e m b l y L i n e "   E l e m e n t I d = " 2 8 0 7 4 3 7 9 6 " > + 
+             < T o o l t i p T e x t   l a n g = " e n - U S " > S p e c i f i e s   t h e   d e s c r i p t i o n   o f   t h e   a s s e m b l y   c o m p o n e n t   o n   t h e   p o s t e d   a s s e m b l y   l i n e . < / T o o l t i p T e x t > + 
+         < / T o o l t i p > + 
+         < T o o l t i p   c o l u m n = " Q u a n t i t y _ A s s e m b l y L i n e "   E l e m e n t I d = " 1 9 5 7 6 4 8 2 3 1 " > + 
+             < T o o l t i p T e x t   l a n g = " e n - U S " > S p e c i f i e s   h o w   m a n y   u n i t s   o f   t h e   a s s e m b l y   c o m p o n e n t   w e r e   p o s t e d   a s   c o n s u m e d   b y   t h e   p o s t e d   a s s e m b l y   o r d e r   l i n e . < / T o o l t i p T e x t > + 
+         < / T o o l t i p > + 
+         < T o o l t i p   c o l u m n = " V a r i a n t C o d e _ A s s e m b l y L i n e "   E l e m e n t I d = " 1 8 6 9 4 0 7 6 7 2 " > + 
+             < T o o l t i p T e x t   l a n g = " e n - U S " > S p e c i f i e s   t h e   v a r i a n t   o f   t h e   i t e m   o n   t h e   l i n e . < / T o o l t i p T e x t > + 
+         < / T o o l t i p > + 
+         < T o o l t i p   c o l u m n = " I n v o i c e D i s c o u n t A m o u n t _ V A T A m o u n t L i n e "   E l e m e n t I d = " 8 2 4 7 3 0 1 4 1 " > + 
+             < T o o l t i p T e x t   l a n g = " e n - U S " > S p e c i f i e s   t h e   i n v o i c e   d i s c o u n t   a m o u n t   f o r   a   s p e c i f i c   V A T   i d e n t i f i e r . < / T o o l t i p T e x t > + 
+         < / T o o l t i p > + 
+         < T o o l t i p   c o l u m n = " I n v o i c e D i s c o u n t B a s e A m o u n t _ V A T A m o u n t L i n e "   E l e m e n t I d = " 2 0 4 0 3 3 2 2 6 6 " > + 
+             < T o o l t i p T e x t   l a n g = " e n - U S " > S p e c i f i e s   t h e   i n v o i c e   d i s c o u n t   b a s e   a m o u n t . < / T o o l t i p T e x t > + 
+         < / T o o l t i p > + 
+         < T o o l t i p   c o l u m n = " L i n e A m o u n t _ V a t A m o u n t L i n e "   E l e m e n t I d = " 2 1 4 6 5 4 0 1 " > + 
+             < T o o l t i p T e x t   l a n g = " e n - U S " > S p e c i f i e s   t h e   t o t a l   a m o u n t   f o r   s a l e s   o r   p u r c h a s e   l i n e s   w i t h   a   s p e c i f i c   V A T   i d e n t i f i e r . < / T o o l t i p T e x t > + 
+         < / T o o l t i p > + 
+         < T o o l t i p   c o l u m n = " V A T A m o u n t _ V a t A m o u n t L i n e "   E l e m e n t I d = " 1 8 9 1 8 2 0 6 2 0 " > + 
+             < T o o l t i p T e x t   l a n g = " e n - U S " > S p e c i f i e s   t h e   a m o u n t   o f   V A T   t h a t   i s   i n c l u d e d   i n   t h e   t o t a l   a m o u n t . < / T o o l t i p T e x t > + 
+         < / T o o l t i p > + 
+         < T o o l t i p   c o l u m n = " V A T B a s e _ V a t A m o u n t L i n e "   E l e m e n t I d = " 1 4 5 8 9 3 7 8 1 9 " > + 
+             < T o o l t i p T e x t   l a n g = " e n - U S " > S p e c i f i e s   t h e   t o t a l   n e t   a m o u n t   ( a m o u n t   e x c l u d i n g   V A T )   f o r   s a l e s   o r   p u r c h a s e   l i n e s   w i t h   a   s p e c i f i c   V A T   I d e n t i f i e r . < / T o o l t i p T e x t > + 
+         < / T o o l t i p > + 
+         < T o o l t i p   c o l u m n = " V A T I d e n t i f i e r _ V a t A m o u n t L i n e "   E l e m e n t I d = " 1 1 4 2 0 7 0 0 3 5 " > + 
+             < T o o l t i p T e x t   l a n g = " e n - U S " > S p e c i f i e s   t h e   V A T   I d e n t i f i e r   v a l u e . < / T o o l t i p T e x t > + 
+         < / T o o l t i p > + 
+         < T o o l t i p   c o l u m n = " V A T P c t _ V a t A m o u n t L i n e "   E l e m e n t I d = " 1 4 5 3 5 4 2 7 7 7 " > + 
+             < T o o l t i p T e x t   l a n g = " e n - U S " > S p e c i f i e s   t h e   V A T   %   t h a t   w a s   u s e d   o n   t h e   s a l e s   o r   p u r c h a s e   l i n e s   w i t h   t h i s   V A T   I d e n t i f i e r . < / T o o l t i p T e x t > + 
+         < / T o o l t i p > + 
+         < T o o l t i p   c o l u m n = " V A T I d e n t i f i e r _ V A T C l a u s e L i n e "   E l e m e n t I d = " 1 4 6 4 4 7 2 4 7 8 " > + 
+             < T o o l t i p T e x t   l a n g = " e n - U S " > S p e c i f i e s   t h e   V A T   I d e n t i f i e r   v a l u e . < / T o o l t i p T e x t > + 
+         < / T o o l t i p > + 
+         < T o o l t i p   c o l u m n = " C o d e _ V A T C l a u s e L i n e "   E l e m e n t I d = " 1 8 2 4 5 8 9 8 4 7 " > + 
+             < T o o l t i p T e x t   l a n g = " e n - U S " > S p e c i f i e s   t h e   c o d e   f o r   a   V A T   c l a u s e ,   w h i c h   i s   u s e d   t o   p r o v i d e   a   V A T   d e s c r i p t i o n   a s s o c i a t e d   w i t h   a   s a l e s   l i n e   o n   a   s a l e s   i n v o i c e ,   c r e d i t   m e m o ,   o r   o t h e r   s a l e s   d o c u m e n t . < / T o o l t i p T e x t > + 
+         < / T o o l t i p > + 
+         < T o o l t i p   c o l u m n = " D e s c r i p t i o n 2 _ V A T C l a u s e L i n e "   E l e m e n t I d = " 1 3 7 9 6 6 7 4 7 0 " > + 
+             < T o o l t i p T e x t   l a n g = " e n - U S " > S p e c i f i e s   a n   a d d i t i o n a l   d e s c r i p t i o n   o f   a   V A T   c l a u s e . < / T o o l t i p T e x t > + 
+         < / T o o l t i p > + 
+         < T o o l t i p   c o l u m n = " V A T A m o u n t _ V A T C l a u s e L i n e "   E l e m e n t I d = " 2 2 2 4 6 9 0 5 9 " > + 
+             < T o o l t i p T e x t   l a n g = " e n - U S " > S p e c i f i e s   t h e   a m o u n t   o f   V A T   t h a t   i s   i n c l u d e d   i n   t h e   t o t a l   a m o u n t . < / T o o l t i p T e x t > + 
+         < / T o o l t i p > + 
+         < T o o l t i p   c o l u m n = " L e f t H e a d e r N a m e "   E l e m e n t I d = " 4 3 7 4 2 2 1 8 2 " > + 
+             < T o o l t i p T e x t   l a n g = " e n - U S " > S p e c i f i e s   t h e   n a m e . < / T o o l t i p T e x t > + 
+         < / T o o l t i p > + 
+         < T o o l t i p   c o l u m n = " L e f t H e a d e r V a l u e "   E l e m e n t I d = " 2 4 2 1 2 6 3 1 0 " > + 
+             < T o o l t i p T e x t   l a n g = " e n - U S " > S p e c i f i e s   t h e   v a l u e . < / T o o l t i p T e x t > + 
+         < / T o o l t i p > + 
+         < T o o l t i p   c o l u m n = " R i g h t H e a d e r N a m e "   E l e m e n t I d = " 8 9 8 2 8 7 5 7 " > + 
+             < T o o l t i p T e x t   l a n g = " e n - U S " > S p e c i f i e s   t h e   n a m e . < / T o o l t i p T e x t > + 
+         < / T o o l t i p > + 
+         < T o o l t i p   c o l u m n = " R i g h t H e a d e r V a l u e "   E l e m e n t I d = " 7 0 6 9 3 8 5 5 9 " > + 
+             < T o o l t i p T e x t   l a n g = " e n - U S " > S p e c i f i e s   t h e   v a l u e . < / T o o l t i p T e x t > + 
+         < / T o o l t i p > + 
+     < / T o o l t i p s >   
      < H e a d e r   E l e m e n t T y p e = " D a t a I t e m "   E l e m e n t I d = " 1 2 4 0 3 7 3 8 8 6 " >   
-         < B i l l e d T o _ L b l   E l e m e n t T y p e = " C o l u m n "   E l e m e n t I d = " 1 7 4 5 4 4 9 0 7 9 "   D a t a T y p e = " T e x t C o n s t " > B i l l e d T o _ L b l < / B i l l e d T o _ L b l > +         < B i l l e d T o _ L b l   E l e m e n t T y p e = " C o l u m n "   E l e m e n t I d = " 1 7 4 5 4 4 9 0 7 9 "   D a t a T y p e = " L a b e l " > B i l l e d T o _ L b l < / B i l l e d T o _ L b l >   
          < B i l l T o C o n t a c t E m a i l   E l e m e n t T y p e = " C o l u m n "   E l e m e n t I d = " 3 3 5 8 2 7 8 9 5 "   D a t a T y p e = " T e x t " > B i l l T o C o n t a c t E m a i l < / B i l l T o C o n t a c t E m a i l >   
-         < B i l l T o C o n t a c t E m a i l L b l   E l e m e n t T y p e = " C o l u m n "   E l e m e n t I d = " 2 9 6 4 7 8 3 6 5 "   D a t a T y p e = " T e x t C o n s t " > B i l l T o C o n t a c t E m a i l L b l < / B i l l T o C o n t a c t E m a i l L b l > +         < B i l l T o C o n t a c t E m a i l L b l   E l e m e n t T y p e = " C o l u m n "   E l e m e n t I d = " 2 9 6 4 7 8 3 6 5 "   D a t a T y p e = " L a b e l " > B i l l T o C o n t a c t E m a i l L b l < / B i l l T o C o n t a c t E m a i l L b l >   
          < B i l l T o C o n t a c t M o b i l e P h o n e N o   E l e m e n t T y p e = " C o l u m n "   E l e m e n t I d = " 2 4 8 4 8 8 6 9 6 "   D a t a T y p e = " T e x t " > B i l l T o C o n t a c t M o b i l e P h o n e N o < / B i l l T o C o n t a c t M o b i l e P h o n e N o >   
-         < B i l l T o C o n t a c t M o b i l e P h o n e N o L b l   E l e m e n t T y p e = " C o l u m n "   E l e m e n t I d = " 2 7 6 3 1 1 3 3 8 "   D a t a T y p e = " T e x t C o n s t " > B i l l T o C o n t a c t M o b i l e P h o n e N o L b l < / B i l l T o C o n t a c t M o b i l e P h o n e N o L b l > +         < B i l l T o C o n t a c t M o b i l e P h o n e N o L b l   E l e m e n t T y p e = " C o l u m n "   E l e m e n t I d = " 2 7 6 3 1 1 3 3 8 "   D a t a T y p e = " L a b e l " > B i l l T o C o n t a c t M o b i l e P h o n e N o L b l < / B i l l T o C o n t a c t M o b i l e P h o n e N o L b l >   
          < B i l l T o C o n t a c t P h o n e N o   E l e m e n t T y p e = " C o l u m n "   E l e m e n t I d = " 3 6 2 4 7 7 4 8 8 "   D a t a T y p e = " T e x t " > B i l l T o C o n t a c t P h o n e N o < / B i l l T o C o n t a c t P h o n e N o >   
-         < B i l l T o C o n t a c t P h o n e N o L b l   E l e m e n t T y p e = " C o l u m n "   E l e m e n t I d = " 2 1 2 3 3 4 5 9 6 6 "   D a t a T y p e = " T e x t C o n s t " > B i l l T o C o n t a c t P h o n e N o L b l < / B i l l T o C o n t a c t P h o n e N o L b l > +         < B i l l T o C o n t a c t P h o n e N o L b l   E l e m e n t T y p e = " C o l u m n "   E l e m e n t I d = " 2 1 2 3 3 4 5 9 6 6 "   D a t a T y p e = " L a b e l " > B i l l T o C o n t a c t P h o n e N o L b l < / B i l l T o C o n t a c t P h o n e N o L b l >   
          < B i l l t o C u s t o m e r N o _ L b l   E l e m e n t T y p e = " C o l u m n "   E l e m e n t I d = " 3 6 9 3 0 7 8 1 3 "   D a t a T y p e = " S t r i n g " > B i l l t o C u s t o m e r N o _ L b l < / B i l l t o C u s t o m e r N o _ L b l >   
@@ -6300,8 +6704,6 @@
  
          < C h e c k s P a y a b l e _ L b l   E l e m e n t T y p e = " C o l u m n "   E l e m e n t I d = " 1 0 5 3 1 5 6 0 6 5 "   D a t a T y p e = " T e x t " > C h e c k s P a y a b l e _ L b l < / C h e c k s P a y a b l e _ L b l >   
-         < C O 2 e P e r U n i t _ L b l   E l e m e n t T y p e = " C o l u m n "   E l e m e n t I d = " 6 0 8 7 4 6 8 0 2 "   D a t a T y p e = " T e x t " > C O 2 e P e r U n i t _ L b l < / C O 2 e P e r U n i t _ L b l > - 
          < C o m p a n y A d d r e s s 1   E l e m e n t T y p e = " C o l u m n "   E l e m e n t I d = " 1 8 8 4 1 6 4 3 2 3 "   D a t a T y p e = " T e x t " > C o m p a n y A d d r e s s 1 < / C o m p a n y A d d r e s s 1 >   
          < C o m p a n y A d d r e s s 2   E l e m e n t T y p e = " C o l u m n "   E l e m e n t I d = " 1 2 4 6 4 6 7 7 0 6 "   D a t a T y p e = " T e x t " > C o m p a n y A d d r e s s 2 < / C o m p a n y A d d r e s s 2 > @@ -6320,7 +6722,7 @@
  
          < C o m p a n y B a n k A c c o u n t N o   E l e m e n t T y p e = " C o l u m n "   E l e m e n t I d = " 3 0 1 4 0 2 0 4 "   D a t a T y p e = " T e x t " > C o m p a n y B a n k A c c o u n t N o < / C o m p a n y B a n k A c c o u n t N o >   
-         < C o m p a n y B a n k A c c o u n t N o _ L b l   E l e m e n t T y p e = " C o l u m n "   E l e m e n t I d = " 1 0 9 7 7 4 3 3 4 5 "   D a t a T y p e = " T e x t C o n s t " > C o m p a n y B a n k A c c o u n t N o _ L b l < / C o m p a n y B a n k A c c o u n t N o _ L b l > +         < C o m p a n y B a n k A c c o u n t N o _ L b l   E l e m e n t T y p e = " C o l u m n "   E l e m e n t I d = " 1 0 9 7 7 4 3 3 4 5 "   D a t a T y p e = " L a b e l " > C o m p a n y B a n k A c c o u n t N o _ L b l < / C o m p a n y B a n k A c c o u n t N o _ L b l >   
          < C o m p a n y B a n k B r a n c h N o   E l e m e n t T y p e = " C o l u m n "   E l e m e n t I d = " 7 9 3 1 3 3 0 5 7 "   D a t a T y p e = " T e x t " > C o m p a n y B a n k B r a n c h N o < / C o m p a n y B a n k B r a n c h N o >   
@@ -6328,7 +6730,7 @@
  
          < C o m p a n y B a n k N a m e   E l e m e n t T y p e = " C o l u m n "   E l e m e n t I d = " 1 5 3 4 9 0 5 6 0 5 "   D a t a T y p e = " T e x t " > C o m p a n y B a n k N a m e < / C o m p a n y B a n k N a m e >   
-         < C o m p a n y B a n k N a m e _ L b l   E l e m e n t T y p e = " C o l u m n "   E l e m e n t I d = " 1 2 0 4 3 0 7 0 1 4 "   D a t a T y p e = " T e x t C o n s t " > C o m p a n y B a n k N a m e _ L b l < / C o m p a n y B a n k N a m e _ L b l > +         < C o m p a n y B a n k N a m e _ L b l   E l e m e n t T y p e = " C o l u m n "   E l e m e n t I d = " 1 2 0 4 3 0 7 0 1 4 "   D a t a T y p e = " L a b e l " > C o m p a n y B a n k N a m e _ L b l < / C o m p a n y B a n k N a m e _ L b l >   
          < C o m p a n y C u s t o m G i r o   E l e m e n t T y p e = " C o l u m n "   E l e m e n t I d = " 1 6 7 0 4 7 5 7 9 8 "   D a t a T y p e = " T e x t " > C o m p a n y C u s t o m G i r o < / C o m p a n y C u s t o m G i r o >   
@@ -6338,7 +6740,7 @@
  
          < C o m p a n y G i r o N o   E l e m e n t T y p e = " C o l u m n "   E l e m e n t I d = " 1 3 6 0 1 9 6 3 2 0 "   D a t a T y p e = " T e x t " > C o m p a n y G i r o N o < / C o m p a n y G i r o N o >   
-         < C o m p a n y G i r o N o _ L b l   E l e m e n t T y p e = " C o l u m n "   E l e m e n t I d = " 8 6 1 6 0 2 1 1 5 "   D a t a T y p e = " T e x t C o n s t " > C o m p a n y G i r o N o _ L b l < / C o m p a n y G i r o N o _ L b l > +         < C o m p a n y G i r o N o _ L b l   E l e m e n t T y p e = " C o l u m n "   E l e m e n t I d = " 8 6 1 6 0 2 1 1 5 "   D a t a T y p e = " L a b e l " > C o m p a n y G i r o N o _ L b l < / C o m p a n y G i r o N o _ L b l >   
          < C o m p a n y H o m e P a g e   E l e m e n t T y p e = " C o l u m n "   E l e m e n t I d = " 1 9 8 9 1 8 8 7 0 "   D a t a T y p e = " T e x t " > C o m p a n y H o m e P a g e < / C o m p a n y H o m e P a g e >   
@@ -6356,9 +6758,9 @@
  
          < C o m p a n y P h o n e N o   E l e m e n t T y p e = " C o l u m n "   E l e m e n t I d = " 2 5 0 4 4 0 6 5 5 "   D a t a T y p e = " T e x t " > C o m p a n y P h o n e N o < / C o m p a n y P h o n e N o >   
-         < C o m p a n y P h o n e N o _ L b l   E l e m e n t T y p e = " C o l u m n "   E l e m e n t I d = " 5 5 8 5 9 3 5 8 6 "   D a t a T y p e = " T e x t C o n s t " > C o m p a n y P h o n e N o _ L b l < / C o m p a n y P h o n e N o _ L b l > - 
-         < C o m p a n y P i c t u r e   E l e m e n t T y p e = " C o l u m n "   E l e m e n t I d = " 1 3 9 7 4 1 1 0 7 4 "   D a t a T y p e = " B L O B " / > +         < C o m p a n y P h o n e N o _ L b l   E l e m e n t T y p e = " C o l u m n "   E l e m e n t I d = " 5 5 8 5 9 3 5 8 6 "   D a t a T y p e = " L a b e l " > C o m p a n y P h o n e N o _ L b l < / C o m p a n y P h o n e N o _ L b l > + 
+         < C o m p a n y P i c t u r e   E l e m e n t T y p e = " C o l u m n "   E l e m e n t I d = " 1 3 9 7 4 1 1 0 7 4 "   D a t a T y p e = " B l o b "   / >   
          < C o m p a n y R e g i s t r a t i o n N u m b e r   E l e m e n t T y p e = " C o l u m n "   E l e m e n t I d = " 2 0 2 3 6 3 9 4 2 4 "   D a t a T y p e = " T e x t " > C o m p a n y R e g i s t r a t i o n N u m b e r < / C o m p a n y R e g i s t r a t i o n N u m b e r >   
@@ -6378,7 +6780,7 @@
  
          < C o n t a c t _ L b l   E l e m e n t T y p e = " C o l u m n "   E l e m e n t I d = " 1 1 5 5 0 9 4 7 5 2 "   D a t a T y p e = " T e x t " > C o n t a c t _ L b l < / C o n t a c t _ L b l >   
-         < C o p y _ L b l   E l e m e n t T y p e = " C o l u m n "   E l e m e n t I d = " 6 0 4 7 8 2 7 8 1 "   D a t a T y p e = " T e x t C o n s t " > C o p y _ L b l < / C o p y _ L b l > +         < C o p y _ L b l   E l e m e n t T y p e = " C o l u m n "   E l e m e n t I d = " 6 0 4 7 8 2 7 8 1 "   D a t a T y p e = " L a b e l " > C o p y _ L b l < / C o p y _ L b l >   
          < C u s t o m e r A d d r e s s 1   E l e m e n t T y p e = " C o l u m n "   E l e m e n t I d = " 1 8 0 1 9 6 6 4 5 4 "   D a t a T y p e = " T e x t " > C u s t o m e r A d d r e s s 1 < / C u s t o m e r A d d r e s s 1 >   
@@ -6398,8 +6800,6 @@
  
          < C u s t o m e r P o s t a l B a r C o d e   E l e m e n t T y p e = " C o l u m n "   E l e m e n t I d = " 3 9 8 5 8 0 6 8 8 "   D a t a T y p e = " T e x t " > C u s t o m e r P o s t a l B a r C o d e < / C u s t o m e r P o s t a l B a r C o d e >   
-         < D i s c l a i m e r _ L b l   E l e m e n t T y p e = " C o l u m n "   E l e m e n t I d = " 3 8 1 6 6 9 2 0 5 "   D a t a T y p e = " T e x t " > D i s c l a i m e r _ L b l < / D i s c l a i m e r _ L b l > - 
          < D i s p l a y A d d i t i o n a l F e e N o t e   E l e m e n t T y p e = " C o l u m n "   E l e m e n t I d = " 1 9 3 1 7 6 6 6 8 8 "   D a t a T y p e = " B o o l e a n " > D i s p l a y A d d i t i o n a l F e e N o t e < / D i s p l a y A d d i t i o n a l F e e N o t e >   
          < D o c u m e n t D a t e   E l e m e n t T y p e = " C o l u m n "   E l e m e n t I d = " 5 5 2 8 7 1 9 1 4 "   D a t a T y p e = " S t r i n g " > D o c u m e n t D a t e < / D o c u m e n t D a t e > @@ -6408,7 +6808,7 @@
  
          < D o c u m e n t N o   E l e m e n t T y p e = " C o l u m n "   E l e m e n t I d = " 9 7 0 3 5 0 5 3 9 "   D a t a T y p e = " C o d e " > D o c u m e n t N o < / D o c u m e n t N o >   
-         < D o c u m e n t N o _ L b l   E l e m e n t T y p e = " C o l u m n "   E l e m e n t I d = " 7 8 9 7 9 5 9 7 8 "   D a t a T y p e = " T e x t C o n s t " > D o c u m e n t N o _ L b l < / D o c u m e n t N o _ L b l > +         < D o c u m e n t N o _ L b l   E l e m e n t T y p e = " C o l u m n "   E l e m e n t I d = " 7 8 9 7 9 5 9 7 8 "   D a t a T y p e = " L a b e l " > D o c u m e n t N o _ L b l < / D o c u m e n t N o _ L b l >   
          < D o c u m e n t T i t l e _ L b l   E l e m e n t T y p e = " C o l u m n "   E l e m e n t I d = " 8 5 8 4 2 3 9 2 9 "   D a t a T y p e = " T e x t " > D o c u m e n t T i t l e _ L b l < / D o c u m e n t T i t l e _ L b l >   
@@ -6416,7 +6816,7 @@
  
          < D u e D a t e _ L b l   E l e m e n t T y p e = " C o l u m n "   E l e m e n t I d = " 1 6 4 8 2 8 4 6 4 8 "   D a t a T y p e = " S t r i n g " > D u e D a t e _ L b l < / D u e D a t e _ L b l >   
-         < E M a i l _ H e a d e r _ L b l   E l e m e n t T y p e = " C o l u m n "   E l e m e n t I d = " 5 1 3 1 7 0 8 0 4 "   D a t a T y p e = " T e x t C o n s t " > E M a i l _ H e a d e r _ L b l < / E M a i l _ H e a d e r _ L b l > +         < E M a i l _ H e a d e r _ L b l   E l e m e n t T y p e = " C o l u m n "   E l e m e n t I d = " 5 1 3 1 7 0 8 0 4 "   D a t a T y p e = " L a b e l " > E M a i l _ H e a d e r _ L b l < / E M a i l _ H e a d e r _ L b l >   
          < E x c h a n g e R a t e A s T e x t   E l e m e n t T y p e = " C o l u m n "   E l e m e n t I d = " 5 9 2 9 5 5 8 4 5 "   D a t a T y p e = " T e x t " > E x c h a n g e R a t e A s T e x t < / E x c h a n g e R a t e A s T e x t >   
@@ -6424,25 +6824,25 @@
  
          < E x t e r n a l D o c u m e n t N o _ L b l   E l e m e n t T y p e = " C o l u m n "   E l e m e n t I d = " 4 2 3 3 1 2 2 6 9 "   D a t a T y p e = " S t r i n g " > E x t e r n a l D o c u m e n t N o _ L b l < / E x t e r n a l D o c u m e n t N o _ L b l >   
-         < F r o m _ L b l   E l e m e n t T y p e = " C o l u m n "   E l e m e n t I d = " 4 8 5 4 2 6 1 3 8 "   D a t a T y p e = " T e x t C o n s t " > F r o m _ L b l < / F r o m _ L b l > +         < F r o m _ L b l   E l e m e n t T y p e = " C o l u m n "   E l e m e n t I d = " 4 8 5 4 2 6 1 3 8 "   D a t a T y p e = " L a b e l " > F r o m _ L b l < / F r o m _ L b l >   
          < G l o b a l L o c a t i o n N u m b e r   E l e m e n t T y p e = " C o l u m n "   E l e m e n t I d = " 1 5 0 0 3 7 2 8 0 0 "   D a t a T y p e = " T e x t " > G l o b a l L o c a t i o n N u m b e r < / G l o b a l L o c a t i o n N u m b e r >   
          < G l o b a l L o c a t i o n N u m b e r _ L b l   E l e m e n t T y p e = " C o l u m n "   E l e m e n t I d = " 1 7 5 0 9 1 3 8 9 1 "   D a t a T y p e = " T e x t " > G l o b a l L o c a t i o n N u m b e r _ L b l < / G l o b a l L o c a t i o n N u m b e r _ L b l >   
-         < H o m e P a g e _ H e a d e r _ L b l   E l e m e n t T y p e = " C o l u m n "   E l e m e n t I d = " 1 8 7 9 7 2 5 0 8 4 "   D a t a T y p e = " T e x t C o n s t " > H o m e P a g e _ H e a d e r _ L b l < / H o m e P a g e _ H e a d e r _ L b l > - 
-         < I n v o i c e D i s c o u n t A m o u n t _ L b l   E l e m e n t T y p e = " C o l u m n "   E l e m e n t I d = " 1 5 9 3 0 1 2 7 3 6 "   D a t a T y p e = " T e x t C o n s t " > I n v o i c e D i s c o u n t A m o u n t _ L b l < / I n v o i c e D i s c o u n t A m o u n t _ L b l > - 
-         < I n v o i c e D i s c o u n t B a s e A m o u n t _ L b l   E l e m e n t T y p e = " C o l u m n "   E l e m e n t I d = " 2 0 2 9 2 6 6 8 7 5 "   D a t a T y p e = " T e x t C o n s t " > I n v o i c e D i s c o u n t B a s e A m o u n t _ L b l < / I n v o i c e D i s c o u n t B a s e A m o u n t _ L b l > +         < H o m e P a g e _ H e a d e r _ L b l   E l e m e n t T y p e = " C o l u m n "   E l e m e n t I d = " 1 8 7 9 7 2 5 0 8 4 "   D a t a T y p e = " L a b e l " > H o m e P a g e _ H e a d e r _ L b l < / H o m e P a g e _ H e a d e r _ L b l > + 
+         < I n v o i c e D i s c o u n t A m o u n t _ L b l   E l e m e n t T y p e = " C o l u m n "   E l e m e n t I d = " 1 5 9 3 0 1 2 7 3 6 "   D a t a T y p e = " L a b e l " > I n v o i c e D i s c o u n t A m o u n t _ L b l < / I n v o i c e D i s c o u n t A m o u n t _ L b l > + 
+         < I n v o i c e D i s c o u n t B a s e A m o u n t _ L b l   E l e m e n t T y p e = " C o l u m n "   E l e m e n t I d = " 2 0 2 9 2 6 6 8 7 5 "   D a t a T y p e = " L a b e l " > I n v o i c e D i s c o u n t B a s e A m o u n t _ L b l < / I n v o i c e D i s c o u n t B a s e A m o u n t _ L b l >   
          < L e g a l E n t i t y T y p e   E l e m e n t T y p e = " C o l u m n "   E l e m e n t I d = " 2 0 5 1 8 7 3 5 6 3 "   D a t a T y p e = " T e x t " > L e g a l E n t i t y T y p e < / L e g a l E n t i t y T y p e >   
          < L e g a l E n t i t y T y p e _ L b l   E l e m e n t T y p e = " C o l u m n "   E l e m e n t I d = " 2 0 8 0 2 2 4 7 9 2 "   D a t a T y p e = " T e x t " > L e g a l E n t i t y T y p e _ L b l < / L e g a l E n t i t y T y p e _ L b l >   
-         < L i n e A m o u n t A f t e r I n v o i c e D i s c o u n t _ L b l   E l e m e n t T y p e = " C o l u m n "   E l e m e n t I d = " 6 7 3 7 2 1 0 9 4 "   D a t a T y p e = " T e x t C o n s t " > L i n e A m o u n t A f t e r I n v o i c e D i s c o u n t _ L b l < / L i n e A m o u n t A f t e r I n v o i c e D i s c o u n t _ L b l > - 
-         < L o c a l C u r r e n c y _ L b l   E l e m e n t T y p e = " C o l u m n "   E l e m e n t I d = " 1 5 5 9 6 9 3 4 2 2 "   D a t a T y p e = " T e x t C o n s t " > L o c a l C u r r e n c y _ L b l < / L o c a l C u r r e n c y _ L b l > +         < L i n e A m o u n t A f t e r I n v o i c e D i s c o u n t _ L b l   E l e m e n t T y p e = " C o l u m n "   E l e m e n t I d = " 6 7 3 7 2 1 0 9 4 "   D a t a T y p e = " L a b e l " > L i n e A m o u n t A f t e r I n v o i c e D i s c o u n t _ L b l < / L i n e A m o u n t A f t e r I n v o i c e D i s c o u n t _ L b l > + 
+         < L o c a l C u r r e n c y _ L b l   E l e m e n t T y p e = " C o l u m n "   E l e m e n t I d = " 1 5 5 9 6 9 3 4 2 2 "   D a t a T y p e = " L a b e l " > L o c a l C u r r e n c y _ L b l < / L o c a l C u r r e n c y _ L b l >   
          < O r d e r N o   E l e m e n t T y p e = " C o l u m n "   E l e m e n t I d = " 1 4 6 6 4 7 3 8 8 6 "   D a t a T y p e = " C o d e " > O r d e r N o < / O r d e r N o >   
@@ -6452,13 +6852,13 @@
  
          < P a c k a g e T r a c k i n g N o _ L b l   E l e m e n t T y p e = " C o l u m n "   E l e m e n t I d = " 2 1 9 3 5 6 7 5 6 "   D a t a T y p e = " S t r i n g " > P a c k a g e T r a c k i n g N o _ L b l < / P a c k a g e T r a c k i n g N o _ L b l >   
-         < P a g e _ L b l   E l e m e n t T y p e = " C o l u m n "   E l e m e n t I d = " 6 8 0 6 4 8 0 9 1 "   D a t a T y p e = " T e x t C o n s t " > P a g e _ L b l < / P a g e _ L b l > +         < P a g e _ L b l   E l e m e n t T y p e = " C o l u m n "   E l e m e n t I d = " 6 8 0 6 4 8 0 9 1 "   D a t a T y p e = " L a b e l " > P a g e _ L b l < / P a g e _ L b l >   
          < P a y m e n t I n s t r u c t i o n s _ T x t   E l e m e n t T y p e = " C o l u m n "   E l e m e n t I d = " 1 8 7 2 0 8 8 3 "   D a t a T y p e = " T e x t " > P a y m e n t I n s t r u c t i o n s _ T x t < / P a y m e n t I n s t r u c t i o n s _ T x t >   
          < P a y m e n t M e t h o d D e s c r i p t i o n   E l e m e n t T y p e = " C o l u m n "   E l e m e n t I d = " 5 8 5 7 5 7 9 7 4 "   D a t a T y p e = " T e x t " > P a y m e n t M e t h o d D e s c r i p t i o n < / P a y m e n t M e t h o d D e s c r i p t i o n >   
-         < P a y m e n t M e t h o d D e s c r i p t i o n _ L b l   E l e m e n t T y p e = " C o l u m n "   E l e m e n t I d = " 7 9 7 1 1 7 3 2 3 "   D a t a T y p e = " T e x t C o n s t " > P a y m e n t M e t h o d D e s c r i p t i o n _ L b l < / P a y m e n t M e t h o d D e s c r i p t i o n _ L b l > +         < P a y m e n t M e t h o d D e s c r i p t i o n _ L b l   E l e m e n t T y p e = " C o l u m n "   E l e m e n t I d = " 7 9 7 1 1 7 3 2 3 "   D a t a T y p e = " L a b e l " > P a y m e n t M e t h o d D e s c r i p t i o n _ L b l < / P a y m e n t M e t h o d D e s c r i p t i o n _ L b l >   
          < P a y m e n t R e f e r e n c e   E l e m e n t T y p e = " C o l u m n "   E l e m e n t I d = " 3 3 5 4 9 7 0 1 2 "   D a t a T y p e = " T e x t " > P a y m e n t R e f e r e n c e < / P a y m e n t R e f e r e n c e >   
@@ -6466,45 +6866,39 @@
  
          < P a y m e n t T e r m s D e s c r i p t i o n   E l e m e n t T y p e = " C o l u m n "   E l e m e n t I d = " 2 0 3 8 7 4 2 7 0 0 "   D a t a T y p e = " T e x t " > P a y m e n t T e r m s D e s c r i p t i o n < / P a y m e n t T e r m s D e s c r i p t i o n >   
-         < P a y m e n t T e r m s D e s c r i p t i o n _ L b l   E l e m e n t T y p e = " C o l u m n "   E l e m e n t I d = " 1 8 7 4 4 9 4 3 2 1 "   D a t a T y p e = " T e x t C o n s t " > P a y m e n t T e r m s D e s c r i p t i o n _ L b l < / P a y m e n t T e r m s D e s c r i p t i o n _ L b l > +         < P a y m e n t T e r m s D e s c r i p t i o n _ L b l   E l e m e n t T y p e = " C o l u m n "   E l e m e n t I d = " 1 8 7 4 4 9 4 3 2 1 "   D a t a T y p e = " L a b e l " > P a y m e n t T e r m s D e s c r i p t i o n _ L b l < / P a y m e n t T e r m s D e s c r i p t i o n _ L b l >   
          < P r i c e s I n c l u d i n g V A T   E l e m e n t T y p e = " C o l u m n "   E l e m e n t I d = " 5 1 8 8 1 7 1 6 7 "   D a t a T y p e = " B o o l e a n " > P r i c e s I n c l u d i n g V A T < / P r i c e s I n c l u d i n g V A T >   
+         < P r i c e s I n c l u d i n g V A T Y e s N o   E l e m e n t T y p e = " C o l u m n "   E l e m e n t I d = " 1 4 1 1 1 4 7 5 9 9 "   D a t a T y p e = " S t r i n g " > P r i c e s I n c l u d i n g V A T Y e s N o < / P r i c e s I n c l u d i n g V A T Y e s N o > + 
          < P r i c e s I n c l u d i n g V A T _ L b l   E l e m e n t T y p e = " C o l u m n "   E l e m e n t I d = " 1 3 7 7 9 7 9 4 4 4 "   D a t a T y p e = " S t r i n g " > P r i c e s I n c l u d i n g V A T _ L b l < / P r i c e s I n c l u d i n g V A T _ L b l >   
-         < P r i c e s I n c l u d i n g V A T Y e s N o   E l e m e n t T y p e = " C o l u m n "   E l e m e n t I d = " 1 4 1 1 1 4 7 5 9 9 "   D a t a T y p e = " S t r i n g " > P r i c e s I n c l u d i n g V A T Y e s N o < / P r i c e s I n c l u d i n g V A T Y e s N o > - 
-         < Q R _ C o d e _ I m a g e   E l e m e n t T y p e = " C o l u m n "   E l e m e n t I d = " 2 0 7 9 6 8 0 8 3 6 "   D a t a T y p e = " M e d i a S e t " > Q R _ C o d e _ I m a g e < / Q R _ C o d e _ I m a g e > - 
-         < Q R _ C o d e _ I m a g e _ L b l   E l e m e n t T y p e = " C o l u m n "   E l e m e n t I d = " 1 2 2 9 4 4 6 0 7 "   D a t a T y p e = " S t r i n g " > Q R _ C o d e _ I m a g e _ L b l < / Q R _ C o d e _ I m a g e _ L b l > - 
-         < Q u e s t i o n s _ L b l   E l e m e n t T y p e = " C o l u m n "   E l e m e n t I d = " 2 0 7 0 8 9 0 0 1 9 "   D a t a T y p e = " T e x t C o n s t " > Q u e s t i o n s _ L b l < / Q u e s t i o n s _ L b l > - 
-         < R e c u r r i n g B i l l i n g   E l e m e n t T y p e = " C o l u m n "   E l e m e n t I d = " 4 8 0 8 6 9 9 3 "   D a t a T y p e = " B o o l e a n " > R e c u r r i n g B i l l i n g < / R e c u r r i n g B i l l i n g > +         < Q u e s t i o n s _ L b l   E l e m e n t T y p e = " C o l u m n "   E l e m e n t I d = " 2 0 7 0 8 9 0 0 1 9 "   D a t a T y p e = " L a b e l " > Q u e s t i o n s _ L b l < / Q u e s t i o n s _ L b l >   
          < R e m a i n i n g A m o u n t   E l e m e n t T y p e = " C o l u m n "   E l e m e n t I d = " 3 5 3 2 6 4 1 3 1 "   D a t a T y p e = " D e c i m a l " > R e m a i n i n g A m o u n t < / R e m a i n i n g A m o u n t >   
          < R e m a i n i n g A m o u n t T e x t   E l e m e n t T y p e = " C o l u m n "   E l e m e n t I d = " 1 8 1 3 6 1 2 0 "   D a t a T y p e = " T e x t " > R e m a i n i n g A m o u n t T e x t < / R e m a i n i n g A m o u n t T e x t >   
-         < S a l e s I n v o i c e L i n e D i s c o u n t _ L b l   E l e m e n t T y p e = " C o l u m n "   E l e m e n t I d = " 6 6 4 6 0 1 5 8 2 "   D a t a T y p e = " T e x t C o n s t " > S a l e s I n v o i c e L i n e D i s c o u n t _ L b l < / S a l e s I n v o i c e L i n e D i s c o u n t _ L b l > - 
-         < S a l e s P e r s o n _ L b l   E l e m e n t T y p e = " C o l u m n "   E l e m e n t I d = " 1 5 6 4 1 9 6 3 6 5 "   D a t a T y p e = " T e x t C o n s t " > S a l e s P e r s o n _ L b l < / S a l e s P e r s o n _ L b l > +         < S a l e s I n v o i c e L i n e D i s c o u n t _ L b l   E l e m e n t T y p e = " C o l u m n "   E l e m e n t I d = " 6 6 4 6 0 1 5 8 2 "   D a t a T y p e = " L a b e l " > S a l e s I n v o i c e L i n e D i s c o u n t _ L b l < / S a l e s I n v o i c e L i n e D i s c o u n t _ L b l >   
          < S a l e s P e r s o n B l a n k _ L b l   E l e m e n t T y p e = " C o l u m n "   E l e m e n t I d = " 6 5 4 6 2 4 6 0 1 "   D a t a T y p e = " T e x t " > S a l e s P e r s o n B l a n k _ L b l < / S a l e s P e r s o n B l a n k _ L b l >   
          < S a l e s P e r s o n N a m e   E l e m e n t T y p e = " C o l u m n "   E l e m e n t I d = " 8 7 1 4 9 2 9 8 3 "   D a t a T y p e = " T e x t " > S a l e s P e r s o n N a m e < / S a l e s P e r s o n N a m e >   
+         < S a l e s P e r s o n _ L b l   E l e m e n t T y p e = " C o l u m n "   E l e m e n t I d = " 1 5 6 4 1 9 6 3 6 5 "   D a t a T y p e = " L a b e l " > S a l e s P e r s o n _ L b l < / S a l e s P e r s o n _ L b l > + 
          < S e l l T o C o n t a c t E m a i l   E l e m e n t T y p e = " C o l u m n "   E l e m e n t I d = " 2 6 2 8 2 4 5 6 4 "   D a t a T y p e = " T e x t " > S e l l T o C o n t a c t E m a i l < / S e l l T o C o n t a c t E m a i l >   
-         < S e l l T o C o n t a c t E m a i l L b l   E l e m e n t T y p e = " C o l u m n "   E l e m e n t I d = " 3 7 0 9 2 0 3 7 4 "   D a t a T y p e = " T e x t C o n s t " > S e l l T o C o n t a c t E m a i l L b l < / S e l l T o C o n t a c t E m a i l L b l > +         < S e l l T o C o n t a c t E m a i l L b l   E l e m e n t T y p e = " C o l u m n "   E l e m e n t I d = " 3 7 0 9 2 0 3 7 4 "   D a t a T y p e = " L a b e l " > S e l l T o C o n t a c t E m a i l L b l < / S e l l T o C o n t a c t E m a i l L b l >   
          < S e l l T o C o n t a c t M o b i l e P h o n e N o   E l e m e n t T y p e = " C o l u m n "   E l e m e n t I d = " 1 8 4 3 5 8 7 4 7 "   D a t a T y p e = " T e x t " > S e l l T o C o n t a c t M o b i l e P h o n e N o < / S e l l T o C o n t a c t M o b i l e P h o n e N o >   
-         < S e l l T o C o n t a c t M o b i l e P h o n e N o L b l   E l e m e n t T y p e = " C o l u m n "   E l e m e n t I d = " 1 4 5 7 5 2 8 4 1 7 "   D a t a T y p e = " T e x t C o n s t " > S e l l T o C o n t a c t M o b i l e P h o n e N o L b l < / S e l l T o C o n t a c t M o b i l e P h o n e N o L b l > +         < S e l l T o C o n t a c t M o b i l e P h o n e N o L b l   E l e m e n t T y p e = " C o l u m n "   E l e m e n t I d = " 1 4 5 7 5 2 8 4 1 7 "   D a t a T y p e = " L a b e l " > S e l l T o C o n t a c t M o b i l e P h o n e N o L b l < / S e l l T o C o n t a c t M o b i l e P h o n e N o L b l >   
          < S e l l T o C o n t a c t P h o n e N o   E l e m e n t T y p e = " C o l u m n "   E l e m e n t I d = " 1 6 1 3 8 2 2 4 8 3 "   D a t a T y p e = " T e x t " > S e l l T o C o n t a c t P h o n e N o < / S e l l T o C o n t a c t P h o n e N o >   
-         < S e l l T o C o n t a c t P h o n e N o L b l   E l e m e n t T y p e = " C o l u m n "   E l e m e n t I d = " 1 0 5 0 6 8 6 8 0 9 "   D a t a T y p e = " T e x t C o n s t " > S e l l T o C o n t a c t P h o n e N o L b l < / S e l l T o C o n t a c t P h o n e N o L b l > +         < S e l l T o C o n t a c t P h o n e N o L b l   E l e m e n t T y p e = " C o l u m n "   E l e m e n t I d = " 1 0 5 0 6 8 6 8 0 9 "   D a t a T y p e = " L a b e l " > S e l l T o C o n t a c t P h o n e N o L b l < / S e l l T o C o n t a c t P h o n e N o L b l >   
          < S e l l t o C u s t o m e r N o   E l e m e n t T y p e = " C o l u m n "   E l e m e n t I d = " 2 0 5 0 6 4 7 3 4 9 "   D a t a T y p e = " C o d e " > S e l l t o C u s t o m e r N o < / S e l l t o C u s t o m e r N o >   
@@ -6514,22 +6908,20 @@
  
          < S e l l T o P h o n e N o   E l e m e n t T y p e = " C o l u m n "   E l e m e n t I d = " 7 5 1 9 3 1 8 4 3 "   D a t a T y p e = " T e x t " > S e l l T o P h o n e N o < / S e l l T o P h o n e N o >   
-         < S h i p m e n t _ L b l   E l e m e n t T y p e = " C o l u m n "   E l e m e n t I d = " 2 0 8 5 7 6 7 1 2 0 "   D a t a T y p e = " T e x t C o n s t " > S h i p m e n t _ L b l < / S h i p m e n t _ L b l > - 
          < S h i p m e n t D a t e   E l e m e n t T y p e = " C o l u m n "   E l e m e n t I d = " 9 3 1 1 1 1 4 6 5 "   D a t a T y p e = " S t r i n g " > S h i p m e n t D a t e < / S h i p m e n t D a t e >   
          < S h i p m e n t D a t e _ L b l   E l e m e n t T y p e = " C o l u m n "   E l e m e n t I d = " 6 1 4 4 0 0 3 6 4 "   D a t a T y p e = " S t r i n g " > S h i p m e n t D a t e _ L b l < / S h i p m e n t D a t e _ L b l >   
          < S h i p m e n t M e t h o d D e s c r i p t i o n   E l e m e n t T y p e = " C o l u m n "   E l e m e n t I d = " 2 0 5 9 4 0 3 2 6 0 "   D a t a T y p e = " T e x t " > S h i p m e n t M e t h o d D e s c r i p t i o n < / S h i p m e n t M e t h o d D e s c r i p t i o n >   
-         < S h i p m e n t M e t h o d D e s c r i p t i o n _ L b l   E l e m e n t T y p e = " C o l u m n "   E l e m e n t I d = " 1 1 7 9 9 7 8 4 6 5 "   D a t a T y p e = " T e x t C o n s t " > S h i p m e n t M e t h o d D e s c r i p t i o n _ L b l < / S h i p m e n t M e t h o d D e s c r i p t i o n _ L b l > +         < S h i p m e n t M e t h o d D e s c r i p t i o n _ L b l   E l e m e n t T y p e = " C o l u m n "   E l e m e n t I d = " 1 1 7 9 9 7 8 4 6 5 "   D a t a T y p e = " L a b e l " > S h i p m e n t M e t h o d D e s c r i p t i o n _ L b l < / S h i p m e n t M e t h o d D e s c r i p t i o n _ L b l > + 
+         < S h i p m e n t _ L b l   E l e m e n t T y p e = " C o l u m n "   E l e m e n t I d = " 2 0 8 5 7 6 7 1 2 0 "   D a t a T y p e = " L a b e l " > S h i p m e n t _ L b l < / S h i p m e n t _ L b l >   
          < S h i p p i n g A g e n t C o d e   E l e m e n t T y p e = " C o l u m n "   E l e m e n t I d = " 1 6 7 0 1 5 5 2 6 9 "   D a t a T y p e = " C o d e " > S h i p p i n g A g e n t C o d e < / S h i p p i n g A g e n t C o d e >   
          < S h i p p i n g A g e n t C o d e _ L b l   E l e m e n t T y p e = " C o l u m n "   E l e m e n t I d = " 1 1 5 3 2 0 1 3 4 "   D a t a T y p e = " S t r i n g " > S h i p p i n g A g e n t C o d e _ L b l < / S h i p p i n g A g e n t C o d e _ L b l >   
-         < S h i p T o A d d r e s s _ L b l   E l e m e n t T y p e = " C o l u m n "   E l e m e n t I d = " 1 6 5 0 5 0 5 0 1 7 "   D a t a T y p e = " T e x t C o n s t " > S h i p T o A d d r e s s _ L b l < / S h i p T o A d d r e s s _ L b l > - 
          < S h i p T o A d d r e s s 1   E l e m e n t T y p e = " C o l u m n "   E l e m e n t I d = " 1 3 5 7 6 7 2 8 6 1 "   D a t a T y p e = " T e x t " > S h i p T o A d d r e s s 1 < / S h i p T o A d d r e s s 1 >   
          < S h i p T o A d d r e s s 2   E l e m e n t T y p e = " C o l u m n "   E l e m e n t I d = " 1 0 2 4 2 0 4 5 8 4 "   D a t a T y p e = " T e x t " > S h i p T o A d d r e s s 2 < / S h i p T o A d d r e s s 2 > @@ -6546,39 +6938,39 @@
  
          < S h i p T o A d d r e s s 8   E l e m e n t T y p e = " C o l u m n "   E l e m e n t I d = " 1 4 9 2 9 9 2 1 7 8 "   D a t a T y p e = " T e x t " > S h i p T o A d d r e s s 8 < / S h i p T o A d d r e s s 8 >   
+         < S h i p T o A d d r e s s _ L b l   E l e m e n t T y p e = " C o l u m n "   E l e m e n t I d = " 1 6 5 0 5 0 5 0 1 7 "   D a t a T y p e = " L a b e l " > S h i p T o A d d r e s s _ L b l < / S h i p T o A d d r e s s _ L b l > + 
          < S h i p T o P h o n e N o   E l e m e n t T y p e = " C o l u m n "   E l e m e n t I d = " 3 6 9 7 0 2 2 5 5 "   D a t a T y p e = " T e x t " > S h i p T o P h o n e N o < / S h i p T o P h o n e N o >   
          < S h o w S h i p p i n g A d d r e s s   E l e m e n t T y p e = " C o l u m n "   E l e m e n t I d = " 1 1 2 0 0 7 1 2 6 6 "   D a t a T y p e = " B o o l e a n " > S h o w S h i p p i n g A d d r e s s < / S h o w S h i p p i n g A d d r e s s >   
          < S h o w W o r k D e s c r i p t i o n   E l e m e n t T y p e = " C o l u m n "   E l e m e n t I d = " 7 8 5 4 6 8 8 6 5 "   D a t a T y p e = " B o o l e a n " > S h o w W o r k D e s c r i p t i o n < / S h o w W o r k D e s c r i p t i o n >   
-         < S u b t o t a l _ L b l   E l e m e n t T y p e = " C o l u m n "   E l e m e n t I d = " 1 9 6 7 7 9 5 1 4 2 "   D a t a T y p e = " T e x t C o n s t " > S u b t o t a l _ L b l < / S u b t o t a l _ L b l > - 
-         < T h a n k s _ L b l   E l e m e n t T y p e = " C o l u m n "   E l e m e n t I d = " 2 1 0 3 3 0 5 5 2 5 "   D a t a T y p e = " T e x t C o n s t " > T h a n k s _ L b l < / T h a n k s _ L b l > - 
-         < T o t a l _ L b l   E l e m e n t T y p e = " C o l u m n "   E l e m e n t I d = " 1 2 1 0 1 0 0 8 7 8 "   D a t a T y p e = " T e x t C o n s t " > T o t a l _ L b l < / T o t a l _ L b l > - 
-         < T o t a l C O 2 e _ L b l   E l e m e n t T y p e = " C o l u m n "   E l e m e n t I d = " 1 0 3 0 5 9 5 2 5 5 "   D a t a T y p e = " T e x t " > T o t a l C O 2 e _ L b l < / T o t a l C O 2 e _ L b l > - 
-         < V A T A m o u n t _ L b l   E l e m e n t T y p e = " C o l u m n "   E l e m e n t I d = " 1 0 9 4 6 5 7 2 9 "   D a t a T y p e = " T e x t C o n s t " > V A T A m o u n t _ L b l < / V A T A m o u n t _ L b l > - 
-         < V A T A m o u n t S p e c i f i c a t i o n _ L b l   E l e m e n t T y p e = " C o l u m n "   E l e m e n t I d = " 8 7 8 7 0 6 8 4 6 "   D a t a T y p e = " T e x t C o n s t " > V A T A m o u n t S p e c i f i c a t i o n _ L b l < / V A T A m o u n t S p e c i f i c a t i o n _ L b l > - 
-         < V A T B a s e _ L b l   E l e m e n t T y p e = " C o l u m n "   E l e m e n t I d = " 1 8 6 6 1 5 8 2 7 8 "   D a t a T y p e = " T e x t C o n s t " > V A T B a s e _ L b l < / V A T B a s e _ L b l > +         < S u b t o t a l _ L b l   E l e m e n t T y p e = " C o l u m n "   E l e m e n t I d = " 1 9 6 7 7 9 5 1 4 2 "   D a t a T y p e = " L a b e l " > S u b t o t a l _ L b l < / S u b t o t a l _ L b l > + 
+         < T h a n k s _ L b l   E l e m e n t T y p e = " C o l u m n "   E l e m e n t I d = " 2 1 0 3 3 0 5 5 2 5 "   D a t a T y p e = " L a b e l " > T h a n k s _ L b l < / T h a n k s _ L b l > + 
+         < T o t a l _ L b l   E l e m e n t T y p e = " C o l u m n "   E l e m e n t I d = " 1 2 1 0 1 0 0 8 7 8 "   D a t a T y p e = " L a b e l " > T o t a l _ L b l < / T o t a l _ L b l > + 
+         < V A T A m o u n t S p e c i f i c a t i o n _ L b l   E l e m e n t T y p e = " C o l u m n "   E l e m e n t I d = " 8 7 8 7 0 6 8 4 6 "   D a t a T y p e = " L a b e l " > V A T A m o u n t S p e c i f i c a t i o n _ L b l < / V A T A m o u n t S p e c i f i c a t i o n _ L b l > + 
+         < V A T A m o u n t _ L b l   E l e m e n t T y p e = " C o l u m n "   E l e m e n t I d = " 1 0 9 4 6 5 7 2 9 "   D a t a T y p e = " L a b e l " > V A T A m o u n t _ L b l < / V A T A m o u n t _ L b l > + 
+         < V A T B a s e _ L b l   E l e m e n t T y p e = " C o l u m n "   E l e m e n t I d = " 1 8 6 6 1 5 8 2 7 8 "   D a t a T y p e = " L a b e l " > V A T B a s e _ L b l < / V A T B a s e _ L b l > + 
+         < V A T C l a u s e s _ L b l   E l e m e n t T y p e = " C o l u m n "   E l e m e n t I d = " 1 3 8 3 9 2 0 0 1 9 "   D a t a T y p e = " L a b e l " > V A T C l a u s e s _ L b l < / V A T C l a u s e s _ L b l >   
          < V A T C l a u s e _ L b l   E l e m e n t T y p e = " C o l u m n "   E l e m e n t I d = " 1 5 7 0 4 9 5 4 9 0 "   D a t a T y p e = " S t r i n g " > V A T C l a u s e _ L b l < / V A T C l a u s e _ L b l >   
-         < V A T C l a u s e s _ L b l   E l e m e n t T y p e = " C o l u m n "   E l e m e n t I d = " 1 3 8 3 9 2 0 0 1 9 "   D a t a T y p e = " T e x t C o n s t " > V A T C l a u s e s _ L b l < / V A T C l a u s e s _ L b l > - 
-         < V A T I d e n t i f i e r _ L b l   E l e m e n t T y p e = " C o l u m n "   E l e m e n t I d = " 1 6 8 6 6 2 3 9 8 4 "   D a t a T y p e = " T e x t C o n s t " > V A T I d e n t i f i e r _ L b l < / V A T I d e n t i f i e r _ L b l > - 
-         < V A T P e r c e n t a g e _ L b l   E l e m e n t T y p e = " C o l u m n "   E l e m e n t I d = " 6 7 6 6 5 4 5 6 5 "   D a t a T y p e = " T e x t C o n s t " > V A T P e r c e n t a g e _ L b l < / V A T P e r c e n t a g e _ L b l > +         < V A T I d e n t i f i e r _ L b l   E l e m e n t T y p e = " C o l u m n "   E l e m e n t I d = " 1 6 8 6 6 2 3 9 8 4 "   D a t a T y p e = " L a b e l " > V A T I d e n t i f i e r _ L b l < / V A T I d e n t i f i e r _ L b l > + 
+         < V A T P e r c e n t a g e _ L b l   E l e m e n t T y p e = " C o l u m n "   E l e m e n t I d = " 6 7 6 6 5 4 5 6 5 "   D a t a T y p e = " L a b e l " > V A T P e r c e n t a g e _ L b l < / V A T P e r c e n t a g e _ L b l >   
          < V A T R e g i s t r a t i o n N o   E l e m e n t T y p e = " C o l u m n "   E l e m e n t I d = " 1 8 8 9 1 9 5 4 0 2 "   D a t a T y p e = " T e x t " > V A T R e g i s t r a t i o n N o < / V A T R e g i s t r a t i o n N o >   
          < V A T R e g i s t r a t i o n N o _ L b l   E l e m e n t T y p e = " C o l u m n "   E l e m e n t I d = " 1 4 2 4 6 1 6 0 8 5 "   D a t a T y p e = " T e x t " > V A T R e g i s t r a t i o n N o _ L b l < / V A T R e g i s t r a t i o n N o _ L b l >   
-         < Y o u r D o c u m e n t T i t l e _ L b l   E l e m e n t T y p e = " C o l u m n "   E l e m e n t I d = " 1 8 2 1 7 1 6 9 3 4 "   D a t a T y p e = " T e x t C o n s t " > Y o u r D o c u m e n t T i t l e _ L b l < / Y o u r D o c u m e n t T i t l e _ L b l > +         < Y o u r D o c u m e n t T i t l e _ L b l   E l e m e n t T y p e = " C o l u m n "   E l e m e n t I d = " 1 8 2 1 7 1 6 9 3 4 "   D a t a T y p e = " L a b e l " > Y o u r D o c u m e n t T i t l e _ L b l < / Y o u r D o c u m e n t T i t l e _ L b l >   
          < Y o u r R e f e r e n c e   E l e m e n t T y p e = " C o l u m n "   E l e m e n t I d = " 1 1 0 3 9 9 5 1 "   D a t a T y p e = " T e x t " > Y o u r R e f e r e n c e < / Y o u r R e f e r e n c e >   
@@ -6594,12 +6986,6 @@
  
              < A m o u n t I n c l u d i n g V A T _ L i n e _ L b l   E l e m e n t T y p e = " C o l u m n "   E l e m e n t I d = " 9 3 0 7 4 7 3 1 3 "   D a t a T y p e = " S t r i n g " > A m o u n t I n c l u d i n g V A T _ L i n e _ L b l < / A m o u n t I n c l u d i n g V A T _ L i n e _ L b l >   
-             < C O 2 e P e r U n i t _ L i n e   E l e m e n t T y p e = " C o l u m n "   E l e m e n t I d = " 1 3 2 0 1 7 0 3 0 2 "   D a t a T y p e = " T e x t " > C O 2 e P e r U n i t _ L i n e < / C O 2 e P e r U n i t _ L i n e > - 
-             < C o n t r a c t L i n e N o   E l e m e n t T y p e = " C o l u m n "   E l e m e n t I d = " 3 0 7 6 6 9 2 4 8 "   D a t a T y p e = " I n t e g e r " > C o n t r a c t L i n e N o < / C o n t r a c t L i n e N o > - 
-             < C o n t r a c t N o   E l e m e n t T y p e = " C o l u m n "   E l e m e n t I d = " 1 9 5 9 3 0 8 7 1 8 "   D a t a T y p e = " C o d e " > C o n t r a c t N o < / C o n t r a c t N o > - 
              < D e s c r i p t i o n _ L i n e   E l e m e n t T y p e = " C o l u m n "   E l e m e n t I d = " 1 4 0 6 8 2 2 3 1 0 "   D a t a T y p e = " T e x t " > D e s c r i p t i o n _ L i n e < / D e s c r i p t i o n _ L i n e >   
              < D e s c r i p t i o n _ L i n e _ L b l   E l e m e n t T y p e = " C o l u m n "   E l e m e n t I d = " 2 1 1 8 9 5 1 4 9 5 "   D a t a T y p e = " S t r i n g " > D e s c r i p t i o n _ L i n e _ L b l < / D e s c r i p t i o n _ L i n e _ L b l > @@ -6616,10 +7002,10 @@
  
              < J o b N o _ L b l   E l e m e n t T y p e = " C o l u m n "   E l e m e n t I d = " 1 8 9 7 0 9 4 2 6 "   D a t a T y p e = " T e x t " > J o b N o _ L b l < / J o b N o _ L b l >   
-             < J o b T a s k D e s c _ L b l   E l e m e n t T y p e = " C o l u m n "   E l e m e n t I d = " 5 4 8 3 1 0 0 2 7 "   D a t a T y p e = " T e x t C o n s t " > J o b T a s k D e s c _ L b l < / J o b T a s k D e s c _ L b l > - 
              < J o b T a s k D e s c r i p t i o n   E l e m e n t T y p e = " C o l u m n "   E l e m e n t I d = " 1 0 6 5 5 0 2 3 4 3 "   D a t a T y p e = " T e x t " > J o b T a s k D e s c r i p t i o n < / J o b T a s k D e s c r i p t i o n >   
+             < J o b T a s k D e s c _ L b l   E l e m e n t T y p e = " C o l u m n "   E l e m e n t I d = " 5 4 8 3 1 0 0 2 7 "   D a t a T y p e = " L a b e l " > J o b T a s k D e s c _ L b l < / J o b T a s k D e s c _ L b l > + 
              < J o b T a s k N o   E l e m e n t T y p e = " C o l u m n "   E l e m e n t I d = " 9 4 0 0 8 9 4 5 8 "   D a t a T y p e = " C o d e " > J o b T a s k N o < / J o b T a s k N o >   
              < J o b T a s k N o _ L b l   E l e m e n t T y p e = " C o l u m n "   E l e m e n t I d = " 6 2 2 6 5 1 9 4 9 "   D a t a T y p e = " T e x t " > J o b T a s k N o _ L b l < / J o b T a s k N o _ L b l > @@ -6628,36 +7014,30 @@
  
              < L i n e A m o u n t _ L i n e _ L b l   E l e m e n t T y p e = " C o l u m n "   E l e m e n t I d = " 9 9 2 9 0 1 8 4 5 "   D a t a T y p e = " S t r i n g " > L i n e A m o u n t _ L i n e _ L b l < / L i n e A m o u n t _ L i n e _ L b l >   
+             < L i n e D i s c o u n t P e r c e n t T e x t _ L i n e   E l e m e n t T y p e = " C o l u m n "   E l e m e n t I d = " 6 1 3 1 3 5 1 9 "   D a t a T y p e = " T e x t " > L i n e D i s c o u n t P e r c e n t T e x t _ L i n e < / L i n e D i s c o u n t P e r c e n t T e x t _ L i n e > + 
              < L i n e D i s c o u n t P e r c e n t _ L i n e   E l e m e n t T y p e = " C o l u m n "   E l e m e n t I d = " 9 0 7 8 2 7 4 3 6 "   D a t a T y p e = " D e c i m a l " > L i n e D i s c o u n t P e r c e n t _ L i n e < / L i n e D i s c o u n t P e r c e n t _ L i n e >   
-             < L i n e D i s c o u n t P e r c e n t T e x t _ L i n e   E l e m e n t T y p e = " C o l u m n "   E l e m e n t I d = " 6 1 3 1 3 5 1 9 "   D a t a T y p e = " T e x t " > L i n e D i s c o u n t P e r c e n t T e x t _ L i n e < / L i n e D i s c o u n t P e r c e n t T e x t _ L i n e > - 
              < L i n e N o _ L i n e   E l e m e n t T y p e = " C o l u m n "   E l e m e n t I d = " 6 9 8 9 8 5 9 7 9 "   D a t a T y p e = " I n t e g e r " > L i n e N o _ L i n e < / L i n e N o _ L i n e >   
-             < P r i c e _ L b l   E l e m e n t T y p e = " C o l u m n "   E l e m e n t I d = " 2 1 2 6 7 6 4 9 2 5 "   D a t a T y p e = " T e x t C o n s t " > P r i c e _ L b l < / P r i c e _ L b l > - 
-             < P r i c e P e r _ L b l   E l e m e n t T y p e = " C o l u m n "   E l e m e n t I d = " 9 7 3 2 8 0 1 3 4 "   D a t a T y p e = " T e x t C o n s t " > P r i c e P e r _ L b l < / P r i c e P e r _ L b l > - 
-             < Q t y _ L b l   E l e m e n t T y p e = " C o l u m n "   E l e m e n t I d = " 2 6 3 6 7 3 7 6 4 "   D a t a T y p e = " T e x t C o n s t " > Q t y _ L b l < / Q t y _ L b l > +             < P r i c e P e r _ L b l   E l e m e n t T y p e = " C o l u m n "   E l e m e n t I d = " 9 7 3 2 8 0 1 3 4 "   D a t a T y p e = " L a b e l " > P r i c e P e r _ L b l < / P r i c e P e r _ L b l > + 
+             < P r i c e _ L b l   E l e m e n t T y p e = " C o l u m n "   E l e m e n t I d = " 2 1 2 6 7 6 4 9 2 5 "   D a t a T y p e = " L a b e l " > P r i c e _ L b l < / P r i c e _ L b l > + 
+             < Q t y _ L b l   E l e m e n t T y p e = " C o l u m n "   E l e m e n t I d = " 2 6 3 6 7 3 7 6 4 "   D a t a T y p e = " L a b e l " > Q t y _ L b l < / Q t y _ L b l >   
              < Q u a n t i t y _ L i n e   E l e m e n t T y p e = " C o l u m n "   E l e m e n t I d = " 1 0 6 8 5 4 3 5 3 7 "   D a t a T y p e = " T e x t " > Q u a n t i t y _ L i n e < / Q u a n t i t y _ L i n e >   
              < Q u a n t i t y _ L i n e _ L b l   E l e m e n t T y p e = " C o l u m n "   E l e m e n t I d = " 2 0 3 4 5 0 6 8 0 2 "   D a t a T y p e = " S t r i n g " > Q u a n t i t y _ L i n e _ L b l < / Q u a n t i t y _ L i n e _ L b l >   
-             < R e c u r r i n g B i l l i n g f r o m   E l e m e n t T y p e = " C o l u m n "   E l e m e n t I d = " 4 7 7 0 0 1 9 2 1 "   D a t a T y p e = " D a t e " > R e c u r r i n g B i l l i n g f r o m < / R e c u r r i n g B i l l i n g f r o m > - 
-             < R e c u r r i n g B i l l i n g t o   E l e m e n t T y p e = " C o l u m n "   E l e m e n t I d = " 1 3 8 4 6 2 3 0 0 4 "   D a t a T y p e = " D a t e " > R e c u r r i n g B i l l i n g t o < / R e c u r r i n g B i l l i n g t o > - 
              < S h i p m e n t D a t e _ L i n e   E l e m e n t T y p e = " C o l u m n "   E l e m e n t I d = " 1 6 7 3 3 7 5 4 1 6 "   D a t a T y p e = " S t r i n g " > S h i p m e n t D a t e _ L i n e < / S h i p m e n t D a t e _ L i n e >   
-             < S h i p m e n t D a t e _ L i n e _ L b l   E l e m e n t T y p e = " C o l u m n "   E l e m e n t I d = " 8 5 3 2 2 4 3 6 3 "   D a t a T y p e = " T e x t C o n s t " > S h i p m e n t D a t e _ L i n e _ L b l < / S h i p m e n t D a t e _ L i n e _ L b l > +             < S h i p m e n t D a t e _ L i n e _ L b l   E l e m e n t T y p e = " C o l u m n "   E l e m e n t I d = " 8 5 3 2 2 4 3 6 3 "   D a t a T y p e = " L a b e l " > S h i p m e n t D a t e _ L i n e _ L b l < / S h i p m e n t D a t e _ L i n e _ L b l >   
              < T r a n s H e a d e r A m o u n t   E l e m e n t T y p e = " C o l u m n "   E l e m e n t I d = " 2 0 2 8 3 0 6 2 7 6 "   D a t a T y p e = " D e c i m a l " > T r a n s H e a d e r A m o u n t < / T r a n s H e a d e r A m o u n t >   
              < T y p e _ L i n e   E l e m e n t T y p e = " C o l u m n "   E l e m e n t I d = " 2 7 2 8 0 4 9 2 4 "   D a t a T y p e = " S t r i n g " > T y p e _ L i n e < / T y p e _ L i n e >   
-             < U n i t _ L b l   E l e m e n t T y p e = " C o l u m n "   E l e m e n t I d = " 8 1 4 3 6 4 3 1 8 "   D a t a T y p e = " T e x t C o n s t " > U n i t _ L b l < / U n i t _ L b l > - 
              < U n i t O f M e a s u r e   E l e m e n t T y p e = " C o l u m n "   E l e m e n t I d = " 1 8 0 8 2 2 8 0 1 8 "   D a t a T y p e = " T e x t " > U n i t O f M e a s u r e < / U n i t O f M e a s u r e >   
              < U n i t O f M e a s u r e _ L b l   E l e m e n t T y p e = " C o l u m n "   E l e m e n t I d = " 9 8 1 9 5 1 2 4 9 "   D a t a T y p e = " S t r i n g " > U n i t O f M e a s u r e _ L b l < / U n i t O f M e a s u r e _ L b l > @@ -6666,6 +7046,8 @@
  
              < U n i t P r i c e _ L b l   E l e m e n t T y p e = " C o l u m n "   E l e m e n t I d = " 1 1 6 3 9 2 6 6 0 3 "   D a t a T y p e = " S t r i n g " > U n i t P r i c e _ L b l < / U n i t P r i c e _ L b l >   
+             < U n i t _ L b l   E l e m e n t T y p e = " C o l u m n "   E l e m e n t I d = " 8 1 4 3 6 4 3 1 8 "   D a t a T y p e = " L a b e l " > U n i t _ L b l < / U n i t _ L b l > + 
              < V A T I d e n t i f i e r _ L i n e   E l e m e n t T y p e = " C o l u m n "   E l e m e n t I d = " 1 7 7 3 6 2 2 4 1 2 "   D a t a T y p e = " C o d e " > V A T I d e n t i f i e r _ L i n e < / V A T I d e n t i f i e r _ L i n e >   
              < V A T I d e n t i f i e r _ L i n e _ L b l   E l e m e n t T y p e = " C o l u m n "   E l e m e n t I d = " 5 3 3 7 8 2 7 0 3 "   D a t a T y p e = " S t r i n g " > V A T I d e n t i f i e r _ L i n e _ L b l < / V A T I d e n t i f i e r _ L i n e _ L b l > @@ -6728,22 +7110,22 @@
  
              < N o O f V A T I d e n t i f i e r s   E l e m e n t T y p e = " C o l u m n "   E l e m e n t I d = " 1 1 5 3 2 6 3 0 2 6 "   D a t a T y p e = " I n t e g e r " > N o O f V A T I d e n t i f i e r s < / N o O f V A T I d e n t i f i e r s >   
+             < V A T A m o u n t L C Y _ V A T A m o u n t L i n e   E l e m e n t T y p e = " C o l u m n "   E l e m e n t I d = " 1 5 8 1 9 9 4 3 5 0 "   D a t a T y p e = " D e c i m a l " > V A T A m o u n t L C Y _ V A T A m o u n t L i n e < / V A T A m o u n t L C Y _ V A T A m o u n t L i n e > + 
+             < V A T A m o u n t L C Y _ V A T A m o u n t L i n e _ L b l   E l e m e n t T y p e = " C o l u m n "   E l e m e n t I d = " 9 2 3 0 0 3 3 7 "   D a t a T y p e = " L a b e l " > V A T A m o u n t L C Y _ V A T A m o u n t L i n e _ L b l < / V A T A m o u n t L C Y _ V A T A m o u n t L i n e _ L b l > + 
              < V A T A m o u n t _ V a t A m o u n t L i n e   E l e m e n t T y p e = " C o l u m n "   E l e m e n t I d = " 1 8 9 1 8 2 0 6 2 0 "   D a t a T y p e = " D e c i m a l " > V A T A m o u n t _ V a t A m o u n t L i n e < / V A T A m o u n t _ V a t A m o u n t L i n e >   
              < V A T A m o u n t _ V a t A m o u n t L i n e _ L b l   E l e m e n t T y p e = " C o l u m n "   E l e m e n t I d = " 1 5 1 3 5 5 5 4 7 3 "   D a t a T y p e = " S t r i n g " > V A T A m o u n t _ V a t A m o u n t L i n e _ L b l < / V A T A m o u n t _ V a t A m o u n t L i n e _ L b l >   
-             < V A T A m o u n t L C Y _ V A T A m o u n t L i n e   E l e m e n t T y p e = " C o l u m n "   E l e m e n t I d = " 1 5 8 1 9 9 4 3 5 0 "   D a t a T y p e = " D e c i m a l " > V A T A m o u n t L C Y _ V A T A m o u n t L i n e < / V A T A m o u n t L C Y _ V A T A m o u n t L i n e > - 
-             < V A T A m o u n t L C Y _ V A T A m o u n t L i n e _ L b l   E l e m e n t T y p e = " C o l u m n "   E l e m e n t I d = " 9 2 3 0 0 3 3 7 "   D a t a T y p e = " T e x t C o n s t " > V A T A m o u n t L C Y _ V A T A m o u n t L i n e _ L b l < / V A T A m o u n t L C Y _ V A T A m o u n t L i n e _ L b l > +             < V A T B a s e L C Y _ V A T A m o u n t L i n e   E l e m e n t T y p e = " C o l u m n "   E l e m e n t I d = " 1 8 6 0 9 4 5 6 3 5 "   D a t a T y p e = " D e c i m a l " > V A T B a s e L C Y _ V A T A m o u n t L i n e < / V A T B a s e L C Y _ V A T A m o u n t L i n e > + 
+             < V A T B a s e L C Y _ V A T A m o u n t L i n e _ L b l   E l e m e n t T y p e = " C o l u m n "   E l e m e n t I d = " 1 2 3 6 4 6 7 9 9 8 "   D a t a T y p e = " L a b e l " > V A T B a s e L C Y _ V A T A m o u n t L i n e _ L b l < / V A T B a s e L C Y _ V A T A m o u n t L i n e _ L b l >   
              < V A T B a s e _ V a t A m o u n t L i n e   E l e m e n t T y p e = " C o l u m n "   E l e m e n t I d = " 1 4 5 8 9 3 7 8 1 9 "   D a t a T y p e = " D e c i m a l " > V A T B a s e _ V a t A m o u n t L i n e < / V A T B a s e _ V a t A m o u n t L i n e >   
              < V A T B a s e _ V a t A m o u n t L i n e _ L b l   E l e m e n t T y p e = " C o l u m n "   E l e m e n t I d = " 1 6 9 1 3 0 2 4 8 8 "   D a t a T y p e = " S t r i n g " > V A T B a s e _ V a t A m o u n t L i n e _ L b l < / V A T B a s e _ V a t A m o u n t L i n e _ L b l >   
-             < V A T B a s e L C Y _ V A T A m o u n t L i n e   E l e m e n t T y p e = " C o l u m n "   E l e m e n t I d = " 1 8 6 0 9 4 5 6 3 5 "   D a t a T y p e = " D e c i m a l " > V A T B a s e L C Y _ V A T A m o u n t L i n e < / V A T B a s e L C Y _ V A T A m o u n t L i n e > - 
-             < V A T B a s e L C Y _ V A T A m o u n t L i n e _ L b l   E l e m e n t T y p e = " C o l u m n "   E l e m e n t I d = " 1 2 3 6 4 6 7 9 9 8 "   D a t a T y p e = " T e x t C o n s t " > V A T B a s e L C Y _ V A T A m o u n t L i n e _ L b l < / V A T B a s e L C Y _ V A T A m o u n t L i n e _ L b l > - 
              < V A T I d e n t i f i e r _ V a t A m o u n t L i n e   E l e m e n t T y p e = " C o l u m n "   E l e m e n t I d = " 1 1 4 2 0 7 0 0 3 5 "   D a t a T y p e = " C o d e " > V A T I d e n t i f i e r _ V a t A m o u n t L i n e < / V A T I d e n t i f i e r _ V a t A m o u n t L i n e >   
              < V A T I d e n t i f i e r _ V a t A m o u n t L i n e _ L b l   E l e m e n t T y p e = " C o l u m n "   E l e m e n t I d = " 8 6 4 5 0 4 5 0 "   D a t a T y p e = " S t r i n g " > V A T I d e n t i f i e r _ V a t A m o u n t L i n e _ L b l < / V A T I d e n t i f i e r _ V a t A m o u n t L i n e _ L b l > @@ -6760,10 +7142,10 @@
  
              < C o d e _ V A T C l a u s e L i n e _ L b l   E l e m e n t T y p e = " C o l u m n "   E l e m e n t I d = " 4 6 1 5 3 3 0 2 "   D a t a T y p e = " S t r i n g " > C o d e _ V A T C l a u s e L i n e _ L b l < / C o d e _ V A T C l a u s e L i n e _ L b l >   
+             < D e s c r i p t i o n 2 _ V A T C l a u s e L i n e   E l e m e n t T y p e = " C o l u m n "   E l e m e n t I d = " 1 3 7 9 6 6 7 4 7 0 "   D a t a T y p e = " T e x t " > D e s c r i p t i o n 2 _ V A T C l a u s e L i n e < / D e s c r i p t i o n 2 _ V A T C l a u s e L i n e > + 
              < D e s c r i p t i o n _ V A T C l a u s e L i n e   E l e m e n t T y p e = " C o l u m n "   E l e m e n t I d = " 1 3 0 5 5 4 5 9 2 4 "   D a t a T y p e = " T e x t " > D e s c r i p t i o n _ V A T C l a u s e L i n e < / D e s c r i p t i o n _ V A T C l a u s e L i n e >   
-             < D e s c r i p t i o n 2 _ V A T C l a u s e L i n e   E l e m e n t T y p e = " C o l u m n "   E l e m e n t I d = " 1 3 7 9 6 6 7 4 7 0 "   D a t a T y p e = " T e x t " > D e s c r i p t i o n 2 _ V A T C l a u s e L i n e < / D e s c r i p t i o n 2 _ V A T C l a u s e L i n e > - 
              < N o O f V A T C l a u s e s   E l e m e n t T y p e = " C o l u m n "   E l e m e n t I d = " 7 5 6 4 1 7 3 9 2 "   D a t a T y p e = " I n t e g e r " > N o O f V A T C l a u s e s < / N o O f V A T C l a u s e s >   
              < V A T A m o u n t _ V A T C l a u s e L i n e   E l e m e n t T y p e = " C o l u m n "   E l e m e n t I d = " 2 2 2 4 6 9 0 5 9 "   D a t a T y p e = " D e c i m a l " > V A T A m o u n t _ V A T C l a u s e L i n e < / V A T A m o u n t _ V A T C l a u s e L i n e > @@ -6776,10 +7158,10 @@
  
          < R e p o r t T o t a l s L i n e   E l e m e n t T y p e = " D a t a I t e m "   E l e m e n t I d = " 2 1 2 2 5 4 9 8 3 6 " >   
+             < A m o u n t F o r m a t t e d _ R e p o r t T o t a l s L i n e   E l e m e n t T y p e = " C o l u m n "   E l e m e n t I d = " 1 5 0 6 1 3 6 8 2 5 "   D a t a T y p e = " T e x t " > A m o u n t F o r m a t t e d _ R e p o r t T o t a l s L i n e < / A m o u n t F o r m a t t e d _ R e p o r t T o t a l s L i n e > + 
              < A m o u n t _ R e p o r t T o t a l s L i n e   E l e m e n t T y p e = " C o l u m n "   E l e m e n t I d = " 4 1 9 9 1 8 3 6 9 "   D a t a T y p e = " D e c i m a l " > A m o u n t _ R e p o r t T o t a l s L i n e < / A m o u n t _ R e p o r t T o t a l s L i n e >   
-             < A m o u n t F o r m a t t e d _ R e p o r t T o t a l s L i n e   E l e m e n t T y p e = " C o l u m n "   E l e m e n t I d = " 1 5 0 6 1 3 6 8 2 5 "   D a t a T y p e = " T e x t " > A m o u n t F o r m a t t e d _ R e p o r t T o t a l s L i n e < / A m o u n t F o r m a t t e d _ R e p o r t T o t a l s L i n e > - 
              < D e s c r i p t i o n _ R e p o r t T o t a l s L i n e   E l e m e n t T y p e = " C o l u m n "   E l e m e n t I d = " 5 8 1 9 9 6 0 6 7 "   D a t a T y p e = " T e x t " > D e s c r i p t i o n _ R e p o r t T o t a l s L i n e < / D e s c r i p t i o n _ R e p o r t T o t a l s L i n e >   
              < F o n t B o l d _ R e p o r t T o t a l s L i n e   E l e m e n t T y p e = " C o l u m n "   E l e m e n t I d = " 9 4 6 5 4 0 5 4 9 "   D a t a T y p e = " B o o l e a n " > F o n t B o l d _ R e p o r t T o t a l s L i n e < / F o n t B o l d _ R e p o r t T o t a l s L i n e > @@ -6788,74 +7170,6 @@
  
          < / R e p o r t T o t a l s L i n e >   
-         < C o n t r a c t B i l l i n g D e t a i l s M a p p i n g   E l e m e n t T y p e = " D a t a I t e m "   E l e m e n t I d = " 1 2 8 3 6 2 7 9 0 6 " > - 
-             < C o n t r a c t B i l l i n g D e t a i l s C o n t r a c t N o L b l   E l e m e n t T y p e = " C o l u m n "   E l e m e n t I d = " 1 7 9 3 4 8 1 5 9 1 "   D a t a T y p e = " T e x t C o n s t " > C o n t r a c t B i l l i n g D e t a i l s C o n t r a c t N o L b l < / C o n t r a c t B i l l i n g D e t a i l s C o n t r a c t N o L b l > - 
-             < C o n t r a c t B i l l i n g D e t a i l s C u s t o m e r L b l   E l e m e n t T y p e = " C o l u m n "   E l e m e n t I d = " 5 0 1 8 2 5 5 2 0 "   D a t a T y p e = " T e x t C o n s t " > C o n t r a c t B i l l i n g D e t a i l s C u s t o m e r L b l < / C o n t r a c t B i l l i n g D e t a i l s C u s t o m e r L b l > - 
-             < C o n t r a c t B i l l i n g D e t a i l s P o s i t i o n D e s c r i p t i o n L b l   E l e m e n t T y p e = " C o l u m n "   E l e m e n t I d = " 1 1 8 2 4 1 2 7 1 7 "   D a t a T y p e = " S t r i n g " > C o n t r a c t B i l l i n g D e t a i l s P o s i t i o n D e s c r i p t i o n L b l < / C o n t r a c t B i l l i n g D e t a i l s P o s i t i o n D e s c r i p t i o n L b l > - 
-             < C o n t r a c t B i l l i n g D e t a i l s P o s i t i o n N o L b l   E l e m e n t T y p e = " C o l u m n "   E l e m e n t I d = " 9 8 8 2 8 7 5 4 8 "   D a t a T y p e = " T e x t C o n s t " > C o n t r a c t B i l l i n g D e t a i l s P o s i t i o n N o L b l < / C o n t r a c t B i l l i n g D e t a i l s P o s i t i o n N o L b l > - 
-             < C o n t r a c t B i l l i n g D e t a i l s G r o u p i n g   E l e m e n t T y p e = " D a t a I t e m "   E l e m e n t I d = " 6 1 7 2 4 6 9 2 7 " > - 
-                 < C o n t r a c t B i l l i n g D e t a i l s A m o u n t L b l   E l e m e n t T y p e = " C o l u m n "   E l e m e n t I d = " 1 7 7 6 3 7 0 2 1 6 "   D a t a T y p e = " T e x t " > C o n t r a c t B i l l i n g D e t a i l s A m o u n t L b l < / C o n t r a c t B i l l i n g D e t a i l s A m o u n t L b l > - 
-                 < C o n t r a c t B i l l i n g D e t a i l s C o n t r a c t N o   E l e m e n t T y p e = " C o l u m n "   E l e m e n t I d = " 1 0 4 0 5 4 0 8 6 1 "   D a t a T y p e = " C o d e " > C o n t r a c t B i l l i n g D e t a i l s C o n t r a c t N o < / C o n t r a c t B i l l i n g D e t a i l s C o n t r a c t N o > - 
-                 < C o n t r a c t B i l l i n g D e t a i l s C u r r e n c y C o d e L b l   E l e m e n t T y p e = " C o l u m n "   E l e m e n t I d = " 3 2 4 5 2 4 1 1 4 "   D a t a T y p e = " T e x t " > C o n t r a c t B i l l i n g D e t a i l s C u r r e n c y C o d e L b l < / C o n t r a c t B i l l i n g D e t a i l s C u r r e n c y C o d e L b l > - 
-                 < C o n t r a c t B i l l i n g D e t a i l s C u s t o m e r N a m e   E l e m e n t T y p e = " C o l u m n "   E l e m e n t I d = " 1 7 3 2 1 8 3 8 6 7 "   D a t a T y p e = " T e x t " > C o n t r a c t B i l l i n g D e t a i l s C u s t o m e r N a m e < / C o n t r a c t B i l l i n g D e t a i l s C u s t o m e r N a m e > - 
-                 < C o n t r a c t B i l l i n g D e t a i l s D a y s L b l   E l e m e n t T y p e = " C o l u m n "   E l e m e n t I d = " 7 0 1 3 5 9 8 3 7 "   D a t a T y p e = " T e x t C o n s t " > C o n t r a c t B i l l i n g D e t a i l s D a y s L b l < / C o n t r a c t B i l l i n g D e t a i l s D a y s L b l > - 
-                 < C o n t r a c t B i l l i n g D e t a i l s D e s c r i p t i o n L b l   E l e m e n t T y p e = " C o l u m n "   E l e m e n t I d = " 1 1 4 3 1 2 2 7 0 2 "   D a t a T y p e = " T e x t C o n s t " > C o n t r a c t B i l l i n g D e t a i l s D e s c r i p t i o n L b l < / C o n t r a c t B i l l i n g D e t a i l s D e s c r i p t i o n L b l > - 
-                 < C o n t r a c t B i l l i n g D e t a i l s D i s c o u n t A m o u n t L b l   E l e m e n t T y p e = " C o l u m n "   E l e m e n t I d = " 5 0 8 2 7 5 7 2 3 "   D a t a T y p e = " T e x t " > C o n t r a c t B i l l i n g D e t a i l s D i s c o u n t A m o u n t L b l < / C o n t r a c t B i l l i n g D e t a i l s D i s c o u n t A m o u n t L b l > - 
-                 < C o n t r a c t B i l l i n g D e t a i l s D i s c o u n t P e r c e n t L b l   E l e m e n t T y p e = " C o l u m n "   E l e m e n t I d = " 1 9 3 7 7 3 8 6 3 0 "   D a t a T y p e = " T e x t " > C o n t r a c t B i l l i n g D e t a i l s D i s c o u n t P e r c e n t L b l < / C o n t r a c t B i l l i n g D e t a i l s D i s c o u n t P e r c e n t L b l > - 
-                 < C o n t r a c t B i l l i n g D e t a i l s E n d D a t e L b l   E l e m e n t T y p e = " C o l u m n "   E l e m e n t I d = " 1 5 9 0 2 9 1 0 2 5 "   D a t a T y p e = " T e x t C o n s t " > C o n t r a c t B i l l i n g D e t a i l s E n d D a t e L b l < / C o n t r a c t B i l l i n g D e t a i l s E n d D a t e L b l > - 
-                 < C o n t r a c t B i l l i n g D e t a i l s P o s i t i o n D e s c r i p t i o n   E l e m e n t T y p e = " C o l u m n "   E l e m e n t I d = " 1 3 8 2 4 1 0 9 5 1 "   D a t a T y p e = " T e x t " > C o n t r a c t B i l l i n g D e t a i l s P o s i t i o n D e s c r i p t i o n < / C o n t r a c t B i l l i n g D e t a i l s P o s i t i o n D e s c r i p t i o n > - 
-                 < C o n t r a c t B i l l i n g D e t a i l s P o s i t i o n N o   E l e m e n t T y p e = " C o l u m n "   E l e m e n t I d = " 3 0 5 7 6 7 2 1 8 "   D a t a T y p e = " I n t e g e r " > C o n t r a c t B i l l i n g D e t a i l s P o s i t i o n N o < / C o n t r a c t B i l l i n g D e t a i l s P o s i t i o n N o > - 
-                 < C o n t r a c t B i l l i n g D e t a i l s Q t y L b l   E l e m e n t T y p e = " C o l u m n "   E l e m e n t I d = " 2 3 0 7 8 2 0 7 2 "   D a t a T y p e = " S t r i n g " > C o n t r a c t B i l l i n g D e t a i l s Q t y L b l < / C o n t r a c t B i l l i n g D e t a i l s Q t y L b l > - 
-                 < C o n t r a c t B i l l i n g D e t a i l s S a l e s P r i c e L b l   E l e m e n t T y p e = " C o l u m n "   E l e m e n t I d = " 9 1 4 2 1 9 1 9 1 "   D a t a T y p e = " T e x t " > C o n t r a c t B i l l i n g D e t a i l s S a l e s P r i c e L b l < / C o n t r a c t B i l l i n g D e t a i l s S a l e s P r i c e L b l > - 
-                 < C o n t r a c t B i l l i n g D e t a i l s S t a r t D a t e L b l   E l e m e n t T y p e = " C o l u m n "   E l e m e n t I d = " 1 3 0 2 0 1 8 0 9 6 "   D a t a T y p e = " T e x t C o n s t " > C o n t r a c t B i l l i n g D e t a i l s S t a r t D a t e L b l < / C o n t r a c t B i l l i n g D e t a i l s S t a r t D a t e L b l > - 
-                 < C o n t r a c t B i l l i n g D e t a i l s   E l e m e n t T y p e = " D a t a I t e m "   E l e m e n t I d = " 2 0 7 1 3 9 8 1 8 " > - 
-                     < C o n t r a c t B i l l i n g D e t a i l s B i l l i n g A m o u n t   E l e m e n t T y p e = " C o l u m n "   E l e m e n t I d = " 1 9 8 9 5 6 9 9 8 3 "   D a t a T y p e = " T e x t " > C o n t r a c t B i l l i n g D e t a i l s B i l l i n g A m o u n t < / C o n t r a c t B i l l i n g D e t a i l s B i l l i n g A m o u n t > - 
-                     < C o n t r a c t B i l l i n g D e t a i l s B i l l i n g D i s c o u n t A m o u n t   E l e m e n t T y p e = " C o l u m n "   E l e m e n t I d = " 1 2 2 6 5 3 7 0 0 4 "   D a t a T y p e = " T e x t " > C o n t r a c t B i l l i n g D e t a i l s B i l l i n g D i s c o u n t A m o u n t < / C o n t r a c t B i l l i n g D e t a i l s B i l l i n g D i s c o u n t A m o u n t > - 
-                     < C o n t r a c t B i l l i n g D e t a i l s C u r r e n c y C o d e   E l e m e n t T y p e = " C o l u m n "   E l e m e n t I d = " 8 6 9 7 4 5 7 7 2 "   D a t a T y p e = " C o d e " > C o n t r a c t B i l l i n g D e t a i l s C u r r e n c y C o d e < / C o n t r a c t B i l l i n g D e t a i l s C u r r e n c y C o d e > - 
-                     < C o n t r a c t B i l l i n g D e t a i l s D a y s   E l e m e n t T y p e = " C o l u m n "   E l e m e n t I d = " 1 9 0 1 6 5 8 4 8 7 "   D a t a T y p e = " I n t e g e r " > C o n t r a c t B i l l i n g D e t a i l s D a y s < / C o n t r a c t B i l l i n g D e t a i l s D a y s > - 
-                     < C o n t r a c t B i l l i n g D e t a i l s D e s c r i p t i o n   E l e m e n t T y p e = " C o l u m n "   E l e m e n t I d = " 1 0 1 7 1 4 1 1 6 8 "   D a t a T y p e = " T e x t " > C o n t r a c t B i l l i n g D e t a i l s D e s c r i p t i o n < / C o n t r a c t B i l l i n g D e t a i l s D e s c r i p t i o n > - 
-                     < C o n t r a c t B i l l i n g D e t a i l s D i s c o u n t P e r c e n t   E l e m e n t T y p e = " C o l u m n "   E l e m e n t I d = " 5 0 2 0 9 5 3 8 4 "   D a t a T y p e = " T e x t " > C o n t r a c t B i l l i n g D e t a i l s D i s c o u n t P e r c e n t < / C o n t r a c t B i l l i n g D e t a i l s D i s c o u n t P e r c e n t > - 
-                     < C o n t r a c t B i l l i n g D e t a i l s E n d D a t e   E l e m e n t T y p e = " C o l u m n "   E l e m e n t I d = " 8 0 4 8 9 7 9 0 9 "   D a t a T y p e = " S t r i n g " > C o n t r a c t B i l l i n g D e t a i l s E n d D a t e < / C o n t r a c t B i l l i n g D e t a i l s E n d D a t e > - 
-                     < C o n t r a c t B i l l i n g D e t a i l s Q u a n t i t y   E l e m e n t T y p e = " C o l u m n "   E l e m e n t I d = " 9 7 8 9 3 6 6 9 "   D a t a T y p e = " S t r i n g " > C o n t r a c t B i l l i n g D e t a i l s Q u a n t i t y < / C o n t r a c t B i l l i n g D e t a i l s Q u a n t i t y > - 
-                     < C o n t r a c t B i l l i n g D e t a i l s S a l e s P r i c e   E l e m e n t T y p e = " C o l u m n "   E l e m e n t I d = " 1 5 9 4 8 2 2 5 3 1 "   D a t a T y p e = " T e x t " > C o n t r a c t B i l l i n g D e t a i l s S a l e s P r i c e < / C o n t r a c t B i l l i n g D e t a i l s S a l e s P r i c e > - 
-                     < C o n t r a c t B i l l i n g D e t a i l s S t a r t D a t e   E l e m e n t T y p e = " C o l u m n "   E l e m e n t I d = " 4 3 2 7 5 9 8 7 4 "   D a t a T y p e = " S t r i n g " > C o n t r a c t B i l l i n g D e t a i l s S t a r t D a t e < / C o n t r a c t B i l l i n g D e t a i l s S t a r t D a t e > - 
-                 < / C o n t r a c t B i l l i n g D e t a i l s > - 
-             < / C o n t r a c t B i l l i n g D e t a i l s G r o u p i n g > - 
-         < / C o n t r a c t B i l l i n g D e t a i l s M a p p i n g > - 
          < L i n e F e e   E l e m e n t T y p e = " D a t a I t e m "   E l e m e n t I d = " 2 6 6 6 3 0 7 3 3 " >   
              < L i n e F e e C a p t i o n T e x t   E l e m e n t T y p e = " C o l u m n "   E l e m e n t I d = " 4 3 7 6 4 3 7 9 0 "   D a t a T y p e = " T e x t " > L i n e F e e C a p t i o n T e x t < / L i n e F e e C a p t i o n T e x t > @@ -6864,7 +7178,7 @@
  
          < P a y m e n t R e p o r t i n g A r g u m e n t   E l e m e n t T y p e = " D a t a I t e m "   E l e m e n t I d = " 3 1 3 7 4 4 1 9 4 " >   
-             < P a y m e n t S e r v i c e L o g o   E l e m e n t T y p e = " C o l u m n "   E l e m e n t I d = " 4 1 6 7 9 0 7 6 7 "   D a t a T y p e = " B L O B " / > +             < P a y m e n t S e r v i c e L o g o   E l e m e n t T y p e = " C o l u m n "   E l e m e n t I d = " 4 1 6 7 9 0 7 6 7 "   D a t a T y p e = " B l o b "   / >   
              < P a y m e n t S e r v i c e L o g o _ U r l   E l e m e n t T y p e = " C o l u m n "   E l e m e n t I d = " 6 4 4 9 7 5 1 3 9 "   D a t a T y p e = " T e x t " > P a y m e n t S e r v i c e L o g o _ U r l < / P a y m e n t S e r v i c e L o g o _ U r l >   
@@ -6894,11 +7208,11 @@
  
          < L e t t e r T e x t   E l e m e n t T y p e = " D a t a I t e m "   E l e m e n t I d = " 1 5 1 0 3 5 3 8 3 4 " >   
-             < B o d y T e x t   E l e m e n t T y p e = " C o l u m n "   E l e m e n t I d = " 1 4 9 7 5 9 8 0 8 "   D a t a T y p e = " T e x t C o n s t " > B o d y T e x t < / B o d y T e x t > - 
-             < C l o s i n g T e x t   E l e m e n t T y p e = " C o l u m n "   E l e m e n t I d = " 5 1 2 1 3 5 9 0 9 "   D a t a T y p e = " T e x t C o n s t " > C l o s i n g T e x t < / C l o s i n g T e x t > - 
-             < G r e e t i n g T e x t   E l e m e n t T y p e = " C o l u m n "   E l e m e n t I d = " 1 1 7 5 2 7 9 2 8 9 "   D a t a T y p e = " T e x t C o n s t " > G r e e t i n g T e x t < / G r e e t i n g T e x t > +             < B o d y T e x t   E l e m e n t T y p e = " C o l u m n "   E l e m e n t I d = " 1 4 9 7 5 9 8 0 8 "   D a t a T y p e = " L a b e l " > B o d y T e x t < / B o d y T e x t > + 
+             < C l o s i n g T e x t   E l e m e n t T y p e = " C o l u m n "   E l e m e n t I d = " 5 1 2 1 3 5 9 0 9 "   D a t a T y p e = " L a b e l " > C l o s i n g T e x t < / C l o s i n g T e x t > + 
+             < G r e e t i n g T e x t   E l e m e n t T y p e = " C o l u m n "   E l e m e n t I d = " 1 1 7 5 2 7 9 2 8 9 "   D a t a T y p e = " L a b e l " > G r e e t i n g T e x t < / G r e e t i n g T e x t >   
              < P m t D i s c T e x t   E l e m e n t T y p e = " C o l u m n "   E l e m e n t I d = " 2 0 1 3 8 4 9 9 4 8 "   D a t a T y p e = " T e x t " > P m t D i s c T e x t < / P m t D i s c T e x t >   
@@ -6915,8 +7229,6 @@
              < T o t a l A m o u n t E x c l I n c l V A T T e x t   E l e m e n t T y p e = " C o l u m n "   E l e m e n t I d = " 1 5 0 7 8 3 2 9 3 7 "   D a t a T y p e = " T e x t " > T o t a l A m o u n t E x c l I n c l V A T T e x t < / T o t a l A m o u n t E x c l I n c l V A T T e x t >   
              < T o t a l A m o u n t I n c l u d i n g V A T   E l e m e n t T y p e = " C o l u m n "   E l e m e n t I d = " 9 1 0 5 1 1 5 7 5 "   D a t a T y p e = " S t r i n g " > T o t a l A m o u n t I n c l u d i n g V A T < / T o t a l A m o u n t I n c l u d i n g V A T > - 
-             < T o t a l C O 2 e   E l e m e n t T y p e = " C o l u m n "   E l e m e n t I d = " 9 5 4 7 1 1 2 1 2 "   D a t a T y p e = " D e c i m a l " > T o t a l C O 2 e < / T o t a l C O 2 e >   
              < T o t a l E x c l u d i n g V A T T e x t   E l e m e n t T y p e = " C o l u m n "   E l e m e n t I d = " 1 9 2 2 9 4 6 3 1 0 "   D a t a T y p e = " T e x t " > T o t a l E x c l u d i n g V A T T e x t < / T o t a l E x c l u d i n g V A T T e x t >   

--- a/src/Layers/W1/BaseApp/Sales/History/StandardSalesInvoiceBody.docx
+++ b/src/Layers/W1/BaseApp/Sales/History/StandardSalesInvoiceBody.docx
@@ -1,6 +1,6 @@
 
 <file path=word/document.xml><?xml version="1.0" encoding="utf-8"?>
-<w:document xmlns:a="http://schemas.openxmlformats.org/drawingml/2006/main" xmlns:pic="http://schemas.openxmlformats.org/drawingml/2006/picture" xmlns:a14="http://schemas.microsoft.com/office/drawing/2010/main" xmlns:wpc="http://schemas.microsoft.com/office/word/2010/wordprocessingCanvas" xmlns:cx="http://schemas.microsoft.com/office/drawing/2014/chartex" xmlns:cx1="http://schemas.microsoft.com/office/drawing/2015/9/8/chartex" xmlns:cx2="http://schemas.microsoft.com/office/drawing/2015/10/21/chartex" xmlns:cx3="http://schemas.microsoft.com/office/drawing/2016/5/9/chartex" xmlns:cx4="http://schemas.microsoft.com/office/drawing/2016/5/10/chartex" xmlns:cx5="http://schemas.microsoft.com/office/drawing/2016/5/11/chartex" xmlns:cx6="http://schemas.microsoft.com/office/drawing/2016/5/12/chartex" xmlns:cx7="http://schemas.microsoft.com/office/drawing/2016/5/13/chartex" xmlns:cx8="http://schemas.microsoft.com/office/drawing/2016/5/14/chartex" xmlns:mc="http://schemas.openxmlformats.org/markup-compatibility/2006" xmlns:aink="http://schemas.microsoft.com/office/drawing/2016/ink" xmlns:am3d="http://schemas.microsoft.com/office/drawing/2017/model3d" xmlns:o="urn:schemas-microsoft-com:office:office" xmlns:oel="http://schemas.microsoft.com/office/2019/extlst" xmlns:r="http://schemas.openxmlformats.org/officeDocument/2006/relationships" xmlns:m="http://schemas.openxmlformats.org/officeDocument/2006/math" xmlns:v="urn:schemas-microsoft-com:vml" xmlns:wp14="http://schemas.microsoft.com/office/word/2010/wordprocessingDrawing" xmlns:wp="http://schemas.openxmlformats.org/drawingml/2006/wordprocessingDrawing" xmlns:w10="urn:schemas-microsoft-com:office:word" xmlns:w="http://schemas.openxmlformats.org/wordprocessingml/2006/main" xmlns:w14="http://schemas.microsoft.com/office/word/2010/wordml" xmlns:w15="http://schemas.microsoft.com/office/word/2012/wordml" xmlns:w16cei="http://schemas.microsoft.com/office/word/2026/wordml/cei" xmlns:w16cex="http://schemas.microsoft.com/office/word/2018/wordml/cex" xmlns:w16cid="http://schemas.microsoft.com/office/word/2016/wordml/cid" xmlns:w16="http://schemas.microsoft.com/office/word/2018/wordml" xmlns:w16du="http://schemas.microsoft.com/office/word/2023/wordml/word16du" xmlns:w16sdtdh="http://schemas.microsoft.com/office/word/2020/wordml/sdtdatahash" xmlns:w16sdtfl="http://schemas.microsoft.com/office/word/2024/wordml/sdtformatlock" xmlns:w16se="http://schemas.microsoft.com/office/word/2015/wordml/symex" xmlns:wpg="http://schemas.microsoft.com/office/word/2010/wordprocessingGroup" xmlns:wpi="http://schemas.microsoft.com/office/word/2010/wordprocessingInk" xmlns:wne="http://schemas.microsoft.com/office/word/2006/wordml" xmlns:wps="http://schemas.microsoft.com/office/word/2010/wordprocessingShape" mc:Ignorable="w14 w15 w16se w16cid w16 w16cex w16sdtdh w16sdtfl w16du wp14">
+<w:document xmlns:wpc="http://schemas.microsoft.com/office/word/2010/wordprocessingCanvas" xmlns:cx="http://schemas.microsoft.com/office/drawing/2014/chartex" xmlns:cx1="http://schemas.microsoft.com/office/drawing/2015/9/8/chartex" xmlns:cx2="http://schemas.microsoft.com/office/drawing/2015/10/21/chartex" xmlns:cx3="http://schemas.microsoft.com/office/drawing/2016/5/9/chartex" xmlns:cx4="http://schemas.microsoft.com/office/drawing/2016/5/10/chartex" xmlns:cx5="http://schemas.microsoft.com/office/drawing/2016/5/11/chartex" xmlns:cx6="http://schemas.microsoft.com/office/drawing/2016/5/12/chartex" xmlns:cx7="http://schemas.microsoft.com/office/drawing/2016/5/13/chartex" xmlns:cx8="http://schemas.microsoft.com/office/drawing/2016/5/14/chartex" xmlns:mc="http://schemas.openxmlformats.org/markup-compatibility/2006" xmlns:aink="http://schemas.microsoft.com/office/drawing/2016/ink" xmlns:am3d="http://schemas.microsoft.com/office/drawing/2017/model3d" xmlns:o="urn:schemas-microsoft-com:office:office" xmlns:oel="http://schemas.microsoft.com/office/2019/extlst" xmlns:r="http://schemas.openxmlformats.org/officeDocument/2006/relationships" xmlns:m="http://schemas.openxmlformats.org/officeDocument/2006/math" xmlns:v="urn:schemas-microsoft-com:vml" xmlns:wp14="http://schemas.microsoft.com/office/word/2010/wordprocessingDrawing" xmlns:wp="http://schemas.openxmlformats.org/drawingml/2006/wordprocessingDrawing" xmlns:w10="urn:schemas-microsoft-com:office:word" xmlns:w="http://schemas.openxmlformats.org/wordprocessingml/2006/main" xmlns:w14="http://schemas.microsoft.com/office/word/2010/wordml" xmlns:w15="http://schemas.microsoft.com/office/word/2012/wordml" xmlns:w16cex="http://schemas.microsoft.com/office/word/2018/wordml/cex" xmlns:w16cid="http://schemas.microsoft.com/office/word/2016/wordml/cid" xmlns:w16="http://schemas.microsoft.com/office/word/2018/wordml" xmlns:w16du="http://schemas.microsoft.com/office/word/2023/wordml/word16du" xmlns:w16sdtdh="http://schemas.microsoft.com/office/word/2020/wordml/sdtdatahash" xmlns:w16sdtfl="http://schemas.microsoft.com/office/word/2024/wordml/sdtformatlock" xmlns:w16se="http://schemas.microsoft.com/office/word/2015/wordml/symex" xmlns:wpg="http://schemas.microsoft.com/office/word/2010/wordprocessingGroup" xmlns:wpi="http://schemas.microsoft.com/office/word/2010/wordprocessingInk" xmlns:wne="http://schemas.microsoft.com/office/word/2006/wordml" xmlns:wps="http://schemas.microsoft.com/office/word/2010/wordprocessingShape" mc:Ignorable="w14 w15 w16se w16cid w16 w16cex w16sdtdh w16sdtfl w16du wp14">
   <w:body>
     <w:tbl>
       <w:tblPr>
@@ -29,11 +29,10 @@
             <w:alias w:val="CustomerAddress1"/>
             <w:tag w:val="#BC:InsertDataItem,DataItems/Header/CustomerAddress1"/>
             <w:id w:val="-1957244649"/>
-            <w:dataBinding w:prefixMappings="xmlns:ns0='urn:microsoft-dynamics-nav/reports/Standard_Sales_Invoice/1306/'" w:xpath="/ns0:NavWordReportXmlPart[1]/ns0:Header[1]/ns0:CustomerAddress1[1]" w:storeItemID="{E45459F7-950D-4CE4-887D-D90D8DAC72D1}"/>
+            <w:dataBinding w:prefixMappings="&lt;xmlns:ns0='urn:microsoft-dynamics-nav/reports/Standard_Sales_Invoice/1306/' " w:xpath="/ns0:NavWordReportXmlPart[1]/ns0:Header[1]/ns0:CustomerAddress1[1]" w:storeItemID="{E45459F7-950D-4CE4-887D-D90D8DAC72D1}"/>
             <w15:color w:val="808080"/>
             <w:text/>
           </w:sdtPr>
-          <w:sdtEndPr/>
           <w:sdtContent>
             <w:tc>
               <w:tcPr>
@@ -86,11 +85,10 @@
             <w:alias w:val="CompanyAddress1"/>
             <w:tag w:val="#BC:InsertDataItem,DataItems/Header/CompanyAddress1"/>
             <w:id w:val="-824585528"/>
-            <w:dataBinding w:prefixMappings="xmlns:ns0='urn:microsoft-dynamics-nav/reports/Standard_Sales_Invoice/1306/'" w:xpath="/ns0:NavWordReportXmlPart[1]/ns0:Header[1]/ns0:CompanyAddress1[1]" w:storeItemID="{E45459F7-950D-4CE4-887D-D90D8DAC72D1}"/>
+            <w:dataBinding w:prefixMappings="&lt;xmlns:ns0='urn:microsoft-dynamics-nav/reports/Standard_Sales_Invoice/1306/' " w:xpath="/ns0:NavWordReportXmlPart[1]/ns0:Header[1]/ns0:CompanyAddress1[1]" w:storeItemID="{E45459F7-950D-4CE4-887D-D90D8DAC72D1}"/>
             <w15:color w:val="808080"/>
             <w:text/>
           </w:sdtPr>
-          <w:sdtEndPr/>
           <w:sdtContent>
             <w:tc>
               <w:tcPr>
@@ -133,11 +131,10 @@
             <w:alias w:val="CustomerAddress2"/>
             <w:tag w:val="#BC:InsertDataItem,DataItems/Header/CustomerAddress2"/>
             <w:id w:val="-126319625"/>
-            <w:dataBinding w:prefixMappings="xmlns:ns0='urn:microsoft-dynamics-nav/reports/Standard_Sales_Invoice/1306/'" w:xpath="/ns0:NavWordReportXmlPart[1]/ns0:Header[1]/ns0:CustomerAddress2[1]" w:storeItemID="{E45459F7-950D-4CE4-887D-D90D8DAC72D1}"/>
+            <w:dataBinding w:prefixMappings="&lt;xmlns:ns0='urn:microsoft-dynamics-nav/reports/Standard_Sales_Invoice/1306/' " w:xpath="/ns0:NavWordReportXmlPart[1]/ns0:Header[1]/ns0:CustomerAddress2[1]" w:storeItemID="{E45459F7-950D-4CE4-887D-D90D8DAC72D1}"/>
             <w15:color w:val="808080"/>
             <w:text/>
           </w:sdtPr>
-          <w:sdtEndPr/>
           <w:sdtContent>
             <w:tc>
               <w:tcPr>
@@ -182,11 +179,10 @@
             <w:alias w:val="CompanyAddress2"/>
             <w:tag w:val="#BC:InsertDataItem,DataItems/Header/CompanyAddress2"/>
             <w:id w:val="-1956237181"/>
-            <w:dataBinding w:prefixMappings="xmlns:ns0='urn:microsoft-dynamics-nav/reports/Standard_Sales_Invoice/1306/'" w:xpath="/ns0:NavWordReportXmlPart[1]/ns0:Header[1]/ns0:CompanyAddress2[1]" w:storeItemID="{E45459F7-950D-4CE4-887D-D90D8DAC72D1}"/>
+            <w:dataBinding w:prefixMappings="&lt;xmlns:ns0='urn:microsoft-dynamics-nav/reports/Standard_Sales_Invoice/1306/' " w:xpath="/ns0:NavWordReportXmlPart[1]/ns0:Header[1]/ns0:CompanyAddress2[1]" w:storeItemID="{E45459F7-950D-4CE4-887D-D90D8DAC72D1}"/>
             <w15:color w:val="808080"/>
             <w:text/>
           </w:sdtPr>
-          <w:sdtEndPr/>
           <w:sdtContent>
             <w:tc>
               <w:tcPr>
@@ -224,11 +220,10 @@
             <w:alias w:val="CustomerAddress3"/>
             <w:tag w:val="#BC:InsertDataItem,DataItems/Header/CustomerAddress3"/>
             <w:id w:val="-1306083513"/>
-            <w:dataBinding w:prefixMappings="xmlns:ns0='urn:microsoft-dynamics-nav/reports/Standard_Sales_Invoice/1306/'" w:xpath="/ns0:NavWordReportXmlPart[1]/ns0:Header[1]/ns0:CustomerAddress3[1]" w:storeItemID="{E45459F7-950D-4CE4-887D-D90D8DAC72D1}"/>
+            <w:dataBinding w:prefixMappings="&lt;xmlns:ns0='urn:microsoft-dynamics-nav/reports/Standard_Sales_Invoice/1306/' " w:xpath="/ns0:NavWordReportXmlPart[1]/ns0:Header[1]/ns0:CustomerAddress3[1]" w:storeItemID="{E45459F7-950D-4CE4-887D-D90D8DAC72D1}"/>
             <w15:color w:val="808080"/>
             <w:text/>
           </w:sdtPr>
-          <w:sdtEndPr/>
           <w:sdtContent>
             <w:tc>
               <w:tcPr>
@@ -273,11 +268,10 @@
             <w:alias w:val="CompanyAddress3"/>
             <w:tag w:val="#BC:InsertDataItem,DataItems/Header/CompanyAddress3"/>
             <w:id w:val="-1596861910"/>
-            <w:dataBinding w:prefixMappings="xmlns:ns0='urn:microsoft-dynamics-nav/reports/Standard_Sales_Invoice/1306/'" w:xpath="/ns0:NavWordReportXmlPart[1]/ns0:Header[1]/ns0:CompanyAddress3[1]" w:storeItemID="{E45459F7-950D-4CE4-887D-D90D8DAC72D1}"/>
+            <w:dataBinding w:prefixMappings="&lt;xmlns:ns0='urn:microsoft-dynamics-nav/reports/Standard_Sales_Invoice/1306/' " w:xpath="/ns0:NavWordReportXmlPart[1]/ns0:Header[1]/ns0:CompanyAddress3[1]" w:storeItemID="{E45459F7-950D-4CE4-887D-D90D8DAC72D1}"/>
             <w15:color w:val="808080"/>
             <w:text/>
           </w:sdtPr>
-          <w:sdtEndPr/>
           <w:sdtContent>
             <w:tc>
               <w:tcPr>
@@ -315,11 +309,10 @@
             <w:alias w:val="CustomerAddress4"/>
             <w:tag w:val="#BC:InsertDataItem,DataItems/Header/CustomerAddress4"/>
             <w:id w:val="-620073109"/>
-            <w:dataBinding w:prefixMappings="xmlns:ns0='urn:microsoft-dynamics-nav/reports/Standard_Sales_Invoice/1306/'" w:xpath="/ns0:NavWordReportXmlPart[1]/ns0:Header[1]/ns0:CustomerAddress4[1]" w:storeItemID="{E45459F7-950D-4CE4-887D-D90D8DAC72D1}"/>
+            <w:dataBinding w:prefixMappings="&lt;xmlns:ns0='urn:microsoft-dynamics-nav/reports/Standard_Sales_Invoice/1306/' " w:xpath="/ns0:NavWordReportXmlPart[1]/ns0:Header[1]/ns0:CustomerAddress4[1]" w:storeItemID="{E45459F7-950D-4CE4-887D-D90D8DAC72D1}"/>
             <w15:color w:val="808080"/>
             <w:text/>
           </w:sdtPr>
-          <w:sdtEndPr/>
           <w:sdtContent>
             <w:tc>
               <w:tcPr>
@@ -364,11 +357,10 @@
             <w:alias w:val="CompanyAddress4"/>
             <w:tag w:val="#BC:InsertDataItem,DataItems/Header/CompanyAddress4"/>
             <w:id w:val="1616872066"/>
-            <w:dataBinding w:prefixMappings="xmlns:ns0='urn:microsoft-dynamics-nav/reports/Standard_Sales_Invoice/1306/'" w:xpath="/ns0:NavWordReportXmlPart[1]/ns0:Header[1]/ns0:CompanyAddress4[1]" w:storeItemID="{E45459F7-950D-4CE4-887D-D90D8DAC72D1}"/>
+            <w:dataBinding w:prefixMappings="&lt;xmlns:ns0='urn:microsoft-dynamics-nav/reports/Standard_Sales_Invoice/1306/' " w:xpath="/ns0:NavWordReportXmlPart[1]/ns0:Header[1]/ns0:CompanyAddress4[1]" w:storeItemID="{E45459F7-950D-4CE4-887D-D90D8DAC72D1}"/>
             <w15:color w:val="808080"/>
             <w:text/>
           </w:sdtPr>
-          <w:sdtEndPr/>
           <w:sdtContent>
             <w:tc>
               <w:tcPr>
@@ -406,11 +398,10 @@
             <w:alias w:val="CustomerAddress5"/>
             <w:tag w:val="#BC:InsertDataItem,DataItems/Header/CustomerAddress5"/>
             <w:id w:val="-356592489"/>
-            <w:dataBinding w:prefixMappings="xmlns:ns0='urn:microsoft-dynamics-nav/reports/Standard_Sales_Invoice/1306/'" w:xpath="/ns0:NavWordReportXmlPart[1]/ns0:Header[1]/ns0:CustomerAddress5[1]" w:storeItemID="{E45459F7-950D-4CE4-887D-D90D8DAC72D1}"/>
+            <w:dataBinding w:prefixMappings="&lt;xmlns:ns0='urn:microsoft-dynamics-nav/reports/Standard_Sales_Invoice/1306/' " w:xpath="/ns0:NavWordReportXmlPart[1]/ns0:Header[1]/ns0:CustomerAddress5[1]" w:storeItemID="{E45459F7-950D-4CE4-887D-D90D8DAC72D1}"/>
             <w15:color w:val="808080"/>
             <w:text/>
           </w:sdtPr>
-          <w:sdtEndPr/>
           <w:sdtContent>
             <w:tc>
               <w:tcPr>
@@ -455,11 +446,10 @@
             <w:alias w:val="CompanyAddress5"/>
             <w:tag w:val="#BC:InsertDataItem,DataItems/Header/CompanyAddress5"/>
             <w:id w:val="-625539781"/>
-            <w:dataBinding w:prefixMappings="xmlns:ns0='urn:microsoft-dynamics-nav/reports/Standard_Sales_Invoice/1306/'" w:xpath="/ns0:NavWordReportXmlPart[1]/ns0:Header[1]/ns0:CompanyAddress5[1]" w:storeItemID="{E45459F7-950D-4CE4-887D-D90D8DAC72D1}"/>
+            <w:dataBinding w:prefixMappings="&lt;xmlns:ns0='urn:microsoft-dynamics-nav/reports/Standard_Sales_Invoice/1306/' " w:xpath="/ns0:NavWordReportXmlPart[1]/ns0:Header[1]/ns0:CompanyAddress5[1]" w:storeItemID="{E45459F7-950D-4CE4-887D-D90D8DAC72D1}"/>
             <w15:color w:val="808080"/>
             <w:text/>
           </w:sdtPr>
-          <w:sdtEndPr/>
           <w:sdtContent>
             <w:tc>
               <w:tcPr>
@@ -509,11 +499,10 @@
                 <w:alias w:val="CustomerAddress6"/>
                 <w:tag w:val="#BC:InsertDataItem,DataItems/Header/CustomerAddress6"/>
                 <w:id w:val="-2000036813"/>
-                <w:dataBinding w:prefixMappings="xmlns:ns0='urn:microsoft-dynamics-nav/reports/Standard_Sales_Invoice/1306/'" w:xpath="/ns0:NavWordReportXmlPart[1]/ns0:Header[1]/ns0:CustomerAddress6[1]" w:storeItemID="{E45459F7-950D-4CE4-887D-D90D8DAC72D1}"/>
+                <w:dataBinding w:prefixMappings="&lt;xmlns:ns0='urn:microsoft-dynamics-nav/reports/Standard_Sales_Invoice/1306/' " w:xpath="/ns0:NavWordReportXmlPart[1]/ns0:Header[1]/ns0:CustomerAddress6[1]" w:storeItemID="{E45459F7-950D-4CE4-887D-D90D8DAC72D1}"/>
                 <w15:color w:val="808080"/>
                 <w:text/>
               </w:sdtPr>
-              <w:sdtEndPr/>
               <w:sdtContent>
                 <w:r>
                   <w:rPr>
@@ -546,11 +535,10 @@
             <w:alias w:val="CompanyAddress6"/>
             <w:tag w:val="#BC:InsertDataItem,DataItems/Header/CompanyAddress6"/>
             <w:id w:val="-950550724"/>
-            <w:dataBinding w:prefixMappings="xmlns:ns0='urn:microsoft-dynamics-nav/reports/Standard_Sales_Invoice/1306/'" w:xpath="/ns0:NavWordReportXmlPart[1]/ns0:Header[1]/ns0:CompanyAddress6[1]" w:storeItemID="{E45459F7-950D-4CE4-887D-D90D8DAC72D1}"/>
+            <w:dataBinding w:prefixMappings="&lt;xmlns:ns0='urn:microsoft-dynamics-nav/reports/Standard_Sales_Invoice/1306/' " w:xpath="/ns0:NavWordReportXmlPart[1]/ns0:Header[1]/ns0:CompanyAddress6[1]" w:storeItemID="{E45459F7-950D-4CE4-887D-D90D8DAC72D1}"/>
             <w15:color w:val="808080"/>
             <w:text/>
           </w:sdtPr>
-          <w:sdtEndPr/>
           <w:sdtContent>
             <w:tc>
               <w:tcPr>
@@ -588,11 +576,10 @@
             <w:alias w:val="CustomerAddress7"/>
             <w:tag w:val="#BC:InsertDataItem,DataItems/Header/CustomerAddress7"/>
             <w:id w:val="-1456395504"/>
-            <w:dataBinding w:prefixMappings="xmlns:ns0='urn:microsoft-dynamics-nav/reports/Standard_Sales_Invoice/1306/'" w:xpath="/ns0:NavWordReportXmlPart[1]/ns0:Header[1]/ns0:CustomerAddress7[1]" w:storeItemID="{E45459F7-950D-4CE4-887D-D90D8DAC72D1}"/>
+            <w:dataBinding w:prefixMappings="&lt;xmlns:ns0='urn:microsoft-dynamics-nav/reports/Standard_Sales_Invoice/1306/' " w:xpath="/ns0:NavWordReportXmlPart[1]/ns0:Header[1]/ns0:CustomerAddress7[1]" w:storeItemID="{E45459F7-950D-4CE4-887D-D90D8DAC72D1}"/>
             <w15:color w:val="808080"/>
             <w:text/>
           </w:sdtPr>
-          <w:sdtEndPr/>
           <w:sdtContent>
             <w:tc>
               <w:tcPr>
@@ -636,11 +623,10 @@
             <w:alias w:val="CompanyLegalOffice_Lbl"/>
             <w:tag w:val="#BC:InsertDataItem,DataItems/Header/CompanyLegalOffice_Lbl"/>
             <w:id w:val="-1388795315"/>
-            <w:dataBinding w:prefixMappings="xmlns:ns0='urn:microsoft-dynamics-nav/reports/Standard_Sales_Invoice/1306/'" w:xpath="/ns0:NavWordReportXmlPart[1]/ns0:Header[1]/ns0:CompanyLegalOffice_Lbl[1]" w:storeItemID="{E45459F7-950D-4CE4-887D-D90D8DAC72D1}"/>
+            <w:dataBinding w:prefixMappings="&lt;xmlns:ns0='urn:microsoft-dynamics-nav/reports/Standard_Sales_Invoice/1306/' " w:xpath="/ns0:NavWordReportXmlPart[1]/ns0:Header[1]/ns0:CompanyLegalOffice_Lbl[1]" w:storeItemID="{E45459F7-950D-4CE4-887D-D90D8DAC72D1}"/>
             <w15:color w:val="808080"/>
             <w:text/>
           </w:sdtPr>
-          <w:sdtEndPr/>
           <w:sdtContent>
             <w:tc>
               <w:tcPr>
@@ -680,11 +666,10 @@
             <w:alias w:val="CustomerAddress8"/>
             <w:tag w:val="#BC:InsertDataItem,DataItems/Header/CustomerAddress8"/>
             <w:id w:val="-718439385"/>
-            <w:dataBinding w:prefixMappings="xmlns:ns0='urn:microsoft-dynamics-nav/reports/Standard_Sales_Invoice/1306/'" w:xpath="/ns0:NavWordReportXmlPart[1]/ns0:Header[1]/ns0:CustomerAddress8[1]" w:storeItemID="{E45459F7-950D-4CE4-887D-D90D8DAC72D1}"/>
+            <w:dataBinding w:prefixMappings="&lt;xmlns:ns0='urn:microsoft-dynamics-nav/reports/Standard_Sales_Invoice/1306/' " w:xpath="/ns0:NavWordReportXmlPart[1]/ns0:Header[1]/ns0:CustomerAddress8[1]" w:storeItemID="{E45459F7-950D-4CE4-887D-D90D8DAC72D1}"/>
             <w15:color w:val="808080"/>
             <w:text/>
           </w:sdtPr>
-          <w:sdtEndPr/>
           <w:sdtContent>
             <w:tc>
               <w:tcPr>
@@ -728,11 +713,10 @@
             <w:alias w:val="CompanyLegalOffice"/>
             <w:tag w:val="#BC:InsertDataItem,DataItems/Header/CompanyLegalOffice"/>
             <w:id w:val="-468984459"/>
-            <w:dataBinding w:prefixMappings="xmlns:ns0='urn:microsoft-dynamics-nav/reports/Standard_Sales_Invoice/1306/'" w:xpath="/ns0:NavWordReportXmlPart[1]/ns0:Header[1]/ns0:CompanyLegalOffice[1]" w:storeItemID="{E45459F7-950D-4CE4-887D-D90D8DAC72D1}"/>
+            <w:dataBinding w:prefixMappings="&lt;xmlns:ns0='urn:microsoft-dynamics-nav/reports/Standard_Sales_Invoice/1306/' " w:xpath="/ns0:NavWordReportXmlPart[1]/ns0:Header[1]/ns0:CompanyLegalOffice[1]" w:storeItemID="{E45459F7-950D-4CE4-887D-D90D8DAC72D1}"/>
             <w15:color w:val="808080"/>
             <w:text/>
           </w:sdtPr>
-          <w:sdtEndPr/>
           <w:sdtContent>
             <w:tc>
               <w:tcPr>
@@ -770,12 +754,12 @@
         <w:tblStyle w:val="TableGrid"/>
         <w:tblW w:w="10494" w:type="dxa"/>
         <w:tblBorders>
-          <w:top w:val="none" w:color="auto" w:sz="0" w:space="0"/>
-          <w:left w:val="none" w:color="auto" w:sz="0" w:space="0"/>
-          <w:bottom w:val="none" w:color="auto" w:sz="0" w:space="0"/>
-          <w:right w:val="none" w:color="auto" w:sz="0" w:space="0"/>
-          <w:insideH w:val="none" w:color="auto" w:sz="0" w:space="0"/>
-          <w:insideV w:val="none" w:color="auto" w:sz="0" w:space="0"/>
+          <w:top w:val="none" w:sz="0" w:space="0" w:color="auto"/>
+          <w:left w:val="none" w:sz="0" w:space="0" w:color="auto"/>
+          <w:bottom w:val="none" w:sz="0" w:space="0" w:color="auto"/>
+          <w:right w:val="none" w:sz="0" w:space="0" w:color="auto"/>
+          <w:insideH w:val="none" w:sz="0" w:space="0" w:color="auto"/>
+          <w:insideV w:val="none" w:sz="0" w:space="0" w:color="auto"/>
         </w:tblBorders>
         <w:tblCellMar>
           <w:left w:w="0" w:type="dxa"/>
@@ -801,11 +785,10 @@
             <w:placeholder>
               <w:docPart w:val="4C12DFBE53CC48238B972303E8781C6F"/>
             </w:placeholder>
-            <w:dataBinding w:prefixMappings="xmlns:ns0='urn:microsoft-dynamics-nav/reports/Standard_Sales_Invoice/1306/'" w:xpath="/ns0:NavWordReportXmlPart[1]/ns0:Header[1]/ns0:DocumentNo_Lbl[1]" w:storeItemID="{E45459F7-950D-4CE4-887D-D90D8DAC72D1}"/>
+            <w:dataBinding w:prefixMappings="&lt;xmlns:ns0='urn:microsoft-dynamics-nav/reports/Standard_Sales_Invoice/1306/' " w:xpath="/ns0:NavWordReportXmlPart[1]/ns0:Header[1]/ns0:DocumentNo_Lbl[1]" w:storeItemID="{E45459F7-950D-4CE4-887D-D90D8DAC72D1}"/>
             <w15:color w:val="808080"/>
             <w:text/>
           </w:sdtPr>
-          <w:sdtEndPr/>
           <w:sdtContent>
             <w:tc>
               <w:tcPr>
@@ -815,11 +798,9 @@
                 <w:pPr>
                   <w:pStyle w:val="BCLabel"/>
                 </w:pPr>
-                <w:proofErr w:type="spellStart"/>
                 <w:r>
                   <w:t>DocumentNo_Lbl</w:t>
                 </w:r>
-                <w:proofErr w:type="spellEnd"/>
               </w:p>
             </w:tc>
           </w:sdtContent>
@@ -829,11 +810,10 @@
             <w:alias w:val="YourReference_Lbl"/>
             <w:tag w:val="#BC:InsertDataItem,DataItems/Header/YourReference_Lbl"/>
             <w:id w:val="160055530"/>
-            <w:dataBinding w:prefixMappings="xmlns:ns0='urn:microsoft-dynamics-nav/reports/Standard_Sales_Invoice/1306/'" w:xpath="/ns0:NavWordReportXmlPart[1]/ns0:Header[1]/ns0:YourReference_Lbl[1]" w:storeItemID="{E45459F7-950D-4CE4-887D-D90D8DAC72D1}"/>
+            <w:dataBinding w:prefixMappings="&lt;xmlns:ns0='urn:microsoft-dynamics-nav/reports/Standard_Sales_Invoice/1306/' " w:xpath="/ns0:NavWordReportXmlPart[1]/ns0:Header[1]/ns0:YourReference_Lbl[1]" w:storeItemID="{E45459F7-950D-4CE4-887D-D90D8DAC72D1}"/>
             <w15:color w:val="808080"/>
             <w:text/>
           </w:sdtPr>
-          <w:sdtEndPr/>
           <w:sdtContent>
             <w:tc>
               <w:tcPr>
@@ -843,11 +823,9 @@
                 <w:pPr>
                   <w:pStyle w:val="BCLabel"/>
                 </w:pPr>
-                <w:proofErr w:type="spellStart"/>
                 <w:r>
                   <w:t>YourReference_Lbl</w:t>
                 </w:r>
-                <w:proofErr w:type="spellEnd"/>
               </w:p>
             </w:tc>
           </w:sdtContent>
@@ -857,11 +835,10 @@
             <w:alias w:val="SalesPersonBlank_Lbl"/>
             <w:tag w:val="#BC:InsertDataItem,DataItems/Header/SalesPersonBlank_Lbl"/>
             <w:id w:val="565076206"/>
-            <w:dataBinding w:prefixMappings="xmlns:ns0='urn:microsoft-dynamics-nav/reports/Standard_Sales_Invoice/1306/'" w:xpath="/ns0:NavWordReportXmlPart[1]/ns0:Header[1]/ns0:SalesPersonBlank_Lbl[1]" w:storeItemID="{E45459F7-950D-4CE4-887D-D90D8DAC72D1}"/>
+            <w:dataBinding w:prefixMappings="&lt;xmlns:ns0='urn:microsoft-dynamics-nav/reports/Standard_Sales_Invoice/1306/' " w:xpath="/ns0:NavWordReportXmlPart[1]/ns0:Header[1]/ns0:SalesPersonBlank_Lbl[1]" w:storeItemID="{E45459F7-950D-4CE4-887D-D90D8DAC72D1}"/>
             <w15:color w:val="808080"/>
             <w:text/>
           </w:sdtPr>
-          <w:sdtEndPr/>
           <w:sdtContent>
             <w:tc>
               <w:tcPr>
@@ -871,11 +848,9 @@
                 <w:pPr>
                   <w:pStyle w:val="BCLabel"/>
                 </w:pPr>
-                <w:proofErr w:type="spellStart"/>
                 <w:r>
                   <w:t>SalesPersonBlank_Lbl</w:t>
                 </w:r>
-                <w:proofErr w:type="spellEnd"/>
               </w:p>
             </w:tc>
           </w:sdtContent>
@@ -885,11 +860,10 @@
             <w:alias w:val="DueDate_Lbl"/>
             <w:tag w:val="#BC:InsertDataItem,DataItems/Header/DueDate_Lbl"/>
             <w:id w:val="755092455"/>
-            <w:dataBinding w:prefixMappings="xmlns:ns0='urn:microsoft-dynamics-nav/reports/Standard_Sales_Invoice/1306/'" w:xpath="/ns0:NavWordReportXmlPart[1]/ns0:Header[1]/ns0:DueDate_Lbl[1]" w:storeItemID="{E45459F7-950D-4CE4-887D-D90D8DAC72D1}"/>
+            <w:dataBinding w:prefixMappings="&lt;xmlns:ns0='urn:microsoft-dynamics-nav/reports/Standard_Sales_Invoice/1306/' " w:xpath="/ns0:NavWordReportXmlPart[1]/ns0:Header[1]/ns0:DueDate_Lbl[1]" w:storeItemID="{E45459F7-950D-4CE4-887D-D90D8DAC72D1}"/>
             <w15:color w:val="808080"/>
             <w:text/>
           </w:sdtPr>
-          <w:sdtEndPr/>
           <w:sdtContent>
             <w:tc>
               <w:tcPr>
@@ -899,11 +873,9 @@
                 <w:pPr>
                   <w:pStyle w:val="BCLabel"/>
                 </w:pPr>
-                <w:proofErr w:type="spellStart"/>
                 <w:r>
                   <w:t>DueDate_Lbl</w:t>
                 </w:r>
-                <w:proofErr w:type="spellEnd"/>
               </w:p>
             </w:tc>
           </w:sdtContent>
@@ -921,11 +893,10 @@
             <w:placeholder>
               <w:docPart w:val="5EA355893B1F4873B4A2EC7AEF7387C1"/>
             </w:placeholder>
-            <w:dataBinding w:prefixMappings="xmlns:ns0='urn:microsoft-dynamics-nav/reports/Standard_Sales_Invoice/1306/'" w:xpath="/ns0:NavWordReportXmlPart[1]/ns0:Header[1]/ns0:DocumentNo[1]" w:storeItemID="{E45459F7-950D-4CE4-887D-D90D8DAC72D1}"/>
+            <w:dataBinding w:prefixMappings="&lt;xmlns:ns0='urn:microsoft-dynamics-nav/reports/Standard_Sales_Invoice/1306/' " w:xpath="/ns0:NavWordReportXmlPart[1]/ns0:Header[1]/ns0:DocumentNo[1]" w:storeItemID="{E45459F7-950D-4CE4-887D-D90D8DAC72D1}"/>
             <w15:color w:val="808080"/>
             <w:text/>
           </w:sdtPr>
-          <w:sdtEndPr/>
           <w:sdtContent>
             <w:tc>
               <w:tcPr>
@@ -935,11 +906,9 @@
                 <w:pPr>
                   <w:pStyle w:val="BCLabel"/>
                 </w:pPr>
-                <w:proofErr w:type="spellStart"/>
                 <w:r>
                   <w:t>DocumentNo</w:t>
                 </w:r>
-                <w:proofErr w:type="spellEnd"/>
               </w:p>
             </w:tc>
           </w:sdtContent>
@@ -949,11 +918,10 @@
             <w:alias w:val="YourReference"/>
             <w:tag w:val="#BC:InsertDataItem,DataItems/Header/YourReference"/>
             <w:id w:val="510343951"/>
-            <w:dataBinding w:prefixMappings="xmlns:ns0='urn:microsoft-dynamics-nav/reports/Standard_Sales_Invoice/1306/'" w:xpath="/ns0:NavWordReportXmlPart[1]/ns0:Header[1]/ns0:YourReference[1]" w:storeItemID="{E45459F7-950D-4CE4-887D-D90D8DAC72D1}"/>
+            <w:dataBinding w:prefixMappings="&lt;xmlns:ns0='urn:microsoft-dynamics-nav/reports/Standard_Sales_Invoice/1306/' " w:xpath="/ns0:NavWordReportXmlPart[1]/ns0:Header[1]/ns0:YourReference[1]" w:storeItemID="{E45459F7-950D-4CE4-887D-D90D8DAC72D1}"/>
             <w15:color w:val="808080"/>
             <w:text/>
           </w:sdtPr>
-          <w:sdtEndPr/>
           <w:sdtContent>
             <w:tc>
               <w:tcPr>
@@ -963,11 +931,9 @@
                 <w:pPr>
                   <w:pStyle w:val="BCLabel"/>
                 </w:pPr>
-                <w:proofErr w:type="spellStart"/>
                 <w:r>
                   <w:t>YourReference</w:t>
                 </w:r>
-                <w:proofErr w:type="spellEnd"/>
               </w:p>
             </w:tc>
           </w:sdtContent>
@@ -977,11 +943,10 @@
             <w:alias w:val="SalesPersonName"/>
             <w:tag w:val="#BC:InsertDataItem,DataItems/Header/SalesPersonName"/>
             <w:id w:val="598228091"/>
-            <w:dataBinding w:prefixMappings="xmlns:ns0='urn:microsoft-dynamics-nav/reports/Standard_Sales_Invoice/1306/'" w:xpath="/ns0:NavWordReportXmlPart[1]/ns0:Header[1]/ns0:SalesPersonName[1]" w:storeItemID="{E45459F7-950D-4CE4-887D-D90D8DAC72D1}"/>
+            <w:dataBinding w:prefixMappings="&lt;xmlns:ns0='urn:microsoft-dynamics-nav/reports/Standard_Sales_Invoice/1306/' " w:xpath="/ns0:NavWordReportXmlPart[1]/ns0:Header[1]/ns0:SalesPersonName[1]" w:storeItemID="{E45459F7-950D-4CE4-887D-D90D8DAC72D1}"/>
             <w15:color w:val="808080"/>
             <w:text/>
           </w:sdtPr>
-          <w:sdtEndPr/>
           <w:sdtContent>
             <w:tc>
               <w:tcPr>
@@ -991,11 +956,9 @@
                 <w:pPr>
                   <w:pStyle w:val="BCLabel"/>
                 </w:pPr>
-                <w:proofErr w:type="spellStart"/>
                 <w:r>
                   <w:t>SalesPersonName</w:t>
                 </w:r>
-                <w:proofErr w:type="spellEnd"/>
               </w:p>
             </w:tc>
           </w:sdtContent>
@@ -1005,11 +968,10 @@
             <w:alias w:val="DueDate"/>
             <w:tag w:val="#BC:InsertDataItem,DataItems/Header/DueDate"/>
             <w:id w:val="1511642603"/>
-            <w:dataBinding w:prefixMappings="xmlns:ns0='urn:microsoft-dynamics-nav/reports/Standard_Sales_Invoice/1306/'" w:xpath="/ns0:NavWordReportXmlPart[1]/ns0:Header[1]/ns0:DueDate[1]" w:storeItemID="{E45459F7-950D-4CE4-887D-D90D8DAC72D1}"/>
+            <w:dataBinding w:prefixMappings="&lt;xmlns:ns0='urn:microsoft-dynamics-nav/reports/Standard_Sales_Invoice/1306/' " w:xpath="/ns0:NavWordReportXmlPart[1]/ns0:Header[1]/ns0:DueDate[1]" w:storeItemID="{E45459F7-950D-4CE4-887D-D90D8DAC72D1}"/>
             <w15:color w:val="808080"/>
             <w:text/>
           </w:sdtPr>
-          <w:sdtEndPr/>
           <w:sdtContent>
             <w:tc>
               <w:tcPr>
@@ -1019,11 +981,9 @@
                 <w:pPr>
                   <w:pStyle w:val="BCLabel"/>
                 </w:pPr>
-                <w:proofErr w:type="spellStart"/>
                 <w:r>
                   <w:t>DueDate</w:t>
                 </w:r>
-                <w:proofErr w:type="spellEnd"/>
               </w:p>
             </w:tc>
           </w:sdtContent>
@@ -1083,11 +1043,10 @@
             <w:alias w:val="PaymentTermsDescription_Lbl"/>
             <w:tag w:val="#BC:InsertDataItem,DataItems/Header/PaymentTermsDescription_Lbl"/>
             <w:id w:val="-165563059"/>
-            <w:dataBinding w:prefixMappings="xmlns:ns0='urn:microsoft-dynamics-nav/reports/Standard_Sales_Invoice/1306/'" w:xpath="/ns0:NavWordReportXmlPart[1]/ns0:Header[1]/ns0:PaymentTermsDescription_Lbl[1]" w:storeItemID="{E45459F7-950D-4CE4-887D-D90D8DAC72D1}"/>
+            <w:dataBinding w:prefixMappings="&lt;xmlns:ns0='urn:microsoft-dynamics-nav/reports/Standard_Sales_Invoice/1306/' " w:xpath="/ns0:NavWordReportXmlPart[1]/ns0:Header[1]/ns0:PaymentTermsDescription_Lbl[1]" w:storeItemID="{E45459F7-950D-4CE4-887D-D90D8DAC72D1}"/>
             <w15:color w:val="808080"/>
             <w:text/>
           </w:sdtPr>
-          <w:sdtEndPr/>
           <w:sdtContent>
             <w:tc>
               <w:tcPr>
@@ -1097,11 +1056,9 @@
                 <w:pPr>
                   <w:pStyle w:val="BCLabel"/>
                 </w:pPr>
-                <w:proofErr w:type="spellStart"/>
                 <w:r>
                   <w:t>PaymentTermsDescription_Lbl</w:t>
                 </w:r>
-                <w:proofErr w:type="spellEnd"/>
               </w:p>
             </w:tc>
           </w:sdtContent>
@@ -1111,11 +1068,10 @@
             <w:alias w:val="OrderNo_Lbl"/>
             <w:tag w:val="#BC:InsertDataItem,DataItems/Header/OrderNo_Lbl"/>
             <w:id w:val="-162091156"/>
-            <w:dataBinding w:prefixMappings="xmlns:ns0='urn:microsoft-dynamics-nav/reports/Standard_Sales_Invoice/1306/'" w:xpath="/ns0:NavWordReportXmlPart[1]/ns0:Header[1]/ns0:OrderNo_Lbl[1]" w:storeItemID="{E45459F7-950D-4CE4-887D-D90D8DAC72D1}"/>
+            <w:dataBinding w:prefixMappings="&lt;xmlns:ns0='urn:microsoft-dynamics-nav/reports/Standard_Sales_Invoice/1306/' " w:xpath="/ns0:NavWordReportXmlPart[1]/ns0:Header[1]/ns0:OrderNo_Lbl[1]" w:storeItemID="{E45459F7-950D-4CE4-887D-D90D8DAC72D1}"/>
             <w15:color w:val="808080"/>
             <w:text/>
           </w:sdtPr>
-          <w:sdtEndPr/>
           <w:sdtContent>
             <w:tc>
               <w:tcPr>
@@ -1125,11 +1081,9 @@
                 <w:pPr>
                   <w:pStyle w:val="BCLabel"/>
                 </w:pPr>
-                <w:proofErr w:type="spellStart"/>
                 <w:r>
                   <w:t>OrderNo_Lbl</w:t>
                 </w:r>
-                <w:proofErr w:type="spellEnd"/>
               </w:p>
             </w:tc>
           </w:sdtContent>
@@ -1139,11 +1093,10 @@
             <w:alias w:val="ShipmentMethodDescription_Lbl"/>
             <w:tag w:val="#BC:InsertDataItem,DataItems/Header/ShipmentMethodDescription_Lbl"/>
             <w:id w:val="-2046368493"/>
-            <w:dataBinding w:prefixMappings="xmlns:ns0='urn:microsoft-dynamics-nav/reports/Standard_Sales_Invoice/1306/'" w:xpath="/ns0:NavWordReportXmlPart[1]/ns0:Header[1]/ns0:ShipmentMethodDescription_Lbl[1]" w:storeItemID="{E45459F7-950D-4CE4-887D-D90D8DAC72D1}"/>
+            <w:dataBinding w:prefixMappings="&lt;xmlns:ns0='urn:microsoft-dynamics-nav/reports/Standard_Sales_Invoice/1306/' " w:xpath="/ns0:NavWordReportXmlPart[1]/ns0:Header[1]/ns0:ShipmentMethodDescription_Lbl[1]" w:storeItemID="{E45459F7-950D-4CE4-887D-D90D8DAC72D1}"/>
             <w15:color w:val="808080"/>
             <w:text/>
           </w:sdtPr>
-          <w:sdtEndPr/>
           <w:sdtContent>
             <w:tc>
               <w:tcPr>
@@ -1153,11 +1106,9 @@
                 <w:pPr>
                   <w:pStyle w:val="BCLabel"/>
                 </w:pPr>
-                <w:proofErr w:type="spellStart"/>
                 <w:r>
                   <w:t>ShipmentMethodDescription_Lbl</w:t>
                 </w:r>
-                <w:proofErr w:type="spellEnd"/>
               </w:p>
             </w:tc>
           </w:sdtContent>
@@ -1167,11 +1118,10 @@
             <w:alias w:val="PaymentMethodDescription_Lbl"/>
             <w:tag w:val="#BC:InsertDataItem,DataItems/Header/PaymentMethodDescription_Lbl"/>
             <w:id w:val="911744564"/>
-            <w:dataBinding w:prefixMappings="xmlns:ns0='urn:microsoft-dynamics-nav/reports/Standard_Sales_Invoice/1306/'" w:xpath="/ns0:NavWordReportXmlPart[1]/ns0:Header[1]/ns0:PaymentMethodDescription_Lbl[1]" w:storeItemID="{E45459F7-950D-4CE4-887D-D90D8DAC72D1}"/>
+            <w:dataBinding w:prefixMappings="&lt;xmlns:ns0='urn:microsoft-dynamics-nav/reports/Standard_Sales_Invoice/1306/' " w:xpath="/ns0:NavWordReportXmlPart[1]/ns0:Header[1]/ns0:PaymentMethodDescription_Lbl[1]" w:storeItemID="{E45459F7-950D-4CE4-887D-D90D8DAC72D1}"/>
             <w15:color w:val="808080"/>
             <w:text/>
           </w:sdtPr>
-          <w:sdtEndPr/>
           <w:sdtContent>
             <w:tc>
               <w:tcPr>
@@ -1181,11 +1131,9 @@
                 <w:pPr>
                   <w:pStyle w:val="BCLabel"/>
                 </w:pPr>
-                <w:proofErr w:type="spellStart"/>
                 <w:r>
                   <w:t>PaymentMethodDescription_Lbl</w:t>
                 </w:r>
-                <w:proofErr w:type="spellEnd"/>
               </w:p>
             </w:tc>
           </w:sdtContent>
@@ -1200,11 +1148,10 @@
             <w:alias w:val="PaymentTermsDescription"/>
             <w:tag w:val="#BC:InsertDataItem,DataItems/Header/PaymentTermsDescription"/>
             <w:id w:val="-1513372881"/>
-            <w:dataBinding w:prefixMappings="xmlns:ns0='urn:microsoft-dynamics-nav/reports/Standard_Sales_Invoice/1306/'" w:xpath="/ns0:NavWordReportXmlPart[1]/ns0:Header[1]/ns0:PaymentTermsDescription[1]" w:storeItemID="{E45459F7-950D-4CE4-887D-D90D8DAC72D1}"/>
+            <w:dataBinding w:prefixMappings="&lt;xmlns:ns0='urn:microsoft-dynamics-nav/reports/Standard_Sales_Invoice/1306/' " w:xpath="/ns0:NavWordReportXmlPart[1]/ns0:Header[1]/ns0:PaymentTermsDescription[1]" w:storeItemID="{E45459F7-950D-4CE4-887D-D90D8DAC72D1}"/>
             <w15:color w:val="808080"/>
             <w:text/>
           </w:sdtPr>
-          <w:sdtEndPr/>
           <w:sdtContent>
             <w:tc>
               <w:tcPr>
@@ -1214,11 +1161,9 @@
                 <w:pPr>
                   <w:pStyle w:val="BCLabel"/>
                 </w:pPr>
-                <w:proofErr w:type="spellStart"/>
                 <w:r>
                   <w:t>PaymentTermsDescription</w:t>
                 </w:r>
-                <w:proofErr w:type="spellEnd"/>
               </w:p>
             </w:tc>
           </w:sdtContent>
@@ -1228,11 +1173,10 @@
             <w:alias w:val="OrderNo"/>
             <w:tag w:val="#BC:InsertDataItem,DataItems/Header/OrderNo"/>
             <w:id w:val="1922913303"/>
-            <w:dataBinding w:prefixMappings="xmlns:ns0='urn:microsoft-dynamics-nav/reports/Standard_Sales_Invoice/1306/'" w:xpath="/ns0:NavWordReportXmlPart[1]/ns0:Header[1]/ns0:OrderNo[1]" w:storeItemID="{E45459F7-950D-4CE4-887D-D90D8DAC72D1}"/>
+            <w:dataBinding w:prefixMappings="&lt;xmlns:ns0='urn:microsoft-dynamics-nav/reports/Standard_Sales_Invoice/1306/' " w:xpath="/ns0:NavWordReportXmlPart[1]/ns0:Header[1]/ns0:OrderNo[1]" w:storeItemID="{E45459F7-950D-4CE4-887D-D90D8DAC72D1}"/>
             <w15:color w:val="808080"/>
             <w:text/>
           </w:sdtPr>
-          <w:sdtEndPr/>
           <w:sdtContent>
             <w:tc>
               <w:tcPr>
@@ -1242,11 +1186,9 @@
                 <w:pPr>
                   <w:pStyle w:val="BCLabel"/>
                 </w:pPr>
-                <w:proofErr w:type="spellStart"/>
                 <w:r>
                   <w:t>OrderNo</w:t>
                 </w:r>
-                <w:proofErr w:type="spellEnd"/>
               </w:p>
             </w:tc>
           </w:sdtContent>
@@ -1256,11 +1198,10 @@
             <w:alias w:val="ShipmentMethodDescription"/>
             <w:tag w:val="#BC:InsertDataItem,DataItems/Header/ShipmentMethodDescription"/>
             <w:id w:val="-870682427"/>
-            <w:dataBinding w:prefixMappings="xmlns:ns0='urn:microsoft-dynamics-nav/reports/Standard_Sales_Invoice/1306/'" w:xpath="/ns0:NavWordReportXmlPart[1]/ns0:Header[1]/ns0:ShipmentMethodDescription[1]" w:storeItemID="{E45459F7-950D-4CE4-887D-D90D8DAC72D1}"/>
+            <w:dataBinding w:prefixMappings="&lt;xmlns:ns0='urn:microsoft-dynamics-nav/reports/Standard_Sales_Invoice/1306/' " w:xpath="/ns0:NavWordReportXmlPart[1]/ns0:Header[1]/ns0:ShipmentMethodDescription[1]" w:storeItemID="{E45459F7-950D-4CE4-887D-D90D8DAC72D1}"/>
             <w15:color w:val="808080"/>
             <w:text/>
           </w:sdtPr>
-          <w:sdtEndPr/>
           <w:sdtContent>
             <w:tc>
               <w:tcPr>
@@ -1270,11 +1211,9 @@
                 <w:pPr>
                   <w:pStyle w:val="BCLabel"/>
                 </w:pPr>
-                <w:proofErr w:type="spellStart"/>
                 <w:r>
                   <w:t>ShipmentMethodDescription</w:t>
                 </w:r>
-                <w:proofErr w:type="spellEnd"/>
               </w:p>
             </w:tc>
           </w:sdtContent>
@@ -1284,11 +1223,10 @@
             <w:alias w:val="PaymentMethodDescription"/>
             <w:tag w:val="#BC:InsertDataItem,DataItems/Header/PaymentMethodDescription"/>
             <w:id w:val="254716010"/>
-            <w:dataBinding w:prefixMappings="xmlns:ns0='urn:microsoft-dynamics-nav/reports/Standard_Sales_Invoice/1306/'" w:xpath="/ns0:NavWordReportXmlPart[1]/ns0:Header[1]/ns0:PaymentMethodDescription[1]" w:storeItemID="{E45459F7-950D-4CE4-887D-D90D8DAC72D1}"/>
+            <w:dataBinding w:prefixMappings="&lt;xmlns:ns0='urn:microsoft-dynamics-nav/reports/Standard_Sales_Invoice/1306/' " w:xpath="/ns0:NavWordReportXmlPart[1]/ns0:Header[1]/ns0:PaymentMethodDescription[1]" w:storeItemID="{E45459F7-950D-4CE4-887D-D90D8DAC72D1}"/>
             <w15:color w:val="808080"/>
             <w:text/>
           </w:sdtPr>
-          <w:sdtEndPr/>
           <w:sdtContent>
             <w:tc>
               <w:tcPr>
@@ -1298,11 +1236,9 @@
                 <w:pPr>
                   <w:pStyle w:val="BCLabel"/>
                 </w:pPr>
-                <w:proofErr w:type="spellStart"/>
                 <w:r>
                   <w:t>PaymentMethodDescription</w:t>
                 </w:r>
-                <w:proofErr w:type="spellEnd"/>
               </w:p>
             </w:tc>
           </w:sdtContent>
@@ -1362,11 +1298,10 @@
             <w:alias w:val="PaymentReference_Lbl"/>
             <w:tag w:val="#BC:InsertDataItem,DataItems/Header/PaymentReference_Lbl"/>
             <w:id w:val="-2131537472"/>
-            <w:dataBinding w:prefixMappings="xmlns:ns0='urn:microsoft-dynamics-nav/reports/Standard_Sales_Invoice/1306/'" w:xpath="/ns0:NavWordReportXmlPart[1]/ns0:Header[1]/ns0:PaymentReference_Lbl[1]" w:storeItemID="{E45459F7-950D-4CE4-887D-D90D8DAC72D1}"/>
+            <w:dataBinding w:prefixMappings="&lt;xmlns:ns0='urn:microsoft-dynamics-nav/reports/Standard_Sales_Invoice/1306/' " w:xpath="/ns0:NavWordReportXmlPart[1]/ns0:Header[1]/ns0:PaymentReference_Lbl[1]" w:storeItemID="{E45459F7-950D-4CE4-887D-D90D8DAC72D1}"/>
             <w15:color w:val="808080"/>
             <w:text/>
           </w:sdtPr>
-          <w:sdtEndPr/>
           <w:sdtContent>
             <w:tc>
               <w:tcPr>
@@ -1376,11 +1311,9 @@
                 <w:pPr>
                   <w:pStyle w:val="BCLabel"/>
                 </w:pPr>
-                <w:proofErr w:type="spellStart"/>
                 <w:r>
                   <w:t>PaymentReference_Lbl</w:t>
                 </w:r>
-                <w:proofErr w:type="spellEnd"/>
               </w:p>
             </w:tc>
           </w:sdtContent>
@@ -1390,11 +1323,10 @@
             <w:alias w:val="ShippingAgentCode_Lbl"/>
             <w:tag w:val="#BC:InsertDataItem,DataItems/Header/ShippingAgentCode_Lbl"/>
             <w:id w:val="-1871450891"/>
-            <w:dataBinding w:prefixMappings="xmlns:ns0='urn:microsoft-dynamics-nav/reports/Standard_Sales_Invoice/1306/'" w:xpath="/ns0:NavWordReportXmlPart[1]/ns0:Header[1]/ns0:ShippingAgentCode_Lbl[1]" w:storeItemID="{E45459F7-950D-4CE4-887D-D90D8DAC72D1}"/>
+            <w:dataBinding w:prefixMappings="&lt;xmlns:ns0='urn:microsoft-dynamics-nav/reports/Standard_Sales_Invoice/1306/' " w:xpath="/ns0:NavWordReportXmlPart[1]/ns0:Header[1]/ns0:ShippingAgentCode_Lbl[1]" w:storeItemID="{E45459F7-950D-4CE4-887D-D90D8DAC72D1}"/>
             <w15:color w:val="808080"/>
             <w:text/>
           </w:sdtPr>
-          <w:sdtEndPr/>
           <w:sdtContent>
             <w:tc>
               <w:tcPr>
@@ -1404,11 +1336,9 @@
                 <w:pPr>
                   <w:pStyle w:val="BCLabel"/>
                 </w:pPr>
-                <w:proofErr w:type="spellStart"/>
                 <w:r>
                   <w:t>ShippingAgentCode_Lbl</w:t>
                 </w:r>
-                <w:proofErr w:type="spellEnd"/>
               </w:p>
             </w:tc>
           </w:sdtContent>
@@ -1418,11 +1348,10 @@
             <w:alias w:val="PackageTrackingNo_Lbl"/>
             <w:tag w:val="#BC:InsertDataItem,DataItems/Header/PackageTrackingNo_Lbl"/>
             <w:id w:val="-438067645"/>
-            <w:dataBinding w:prefixMappings="xmlns:ns0='urn:microsoft-dynamics-nav/reports/Standard_Sales_Invoice/1306/'" w:xpath="/ns0:NavWordReportXmlPart[1]/ns0:Header[1]/ns0:PackageTrackingNo_Lbl[1]" w:storeItemID="{E45459F7-950D-4CE4-887D-D90D8DAC72D1}"/>
+            <w:dataBinding w:prefixMappings="&lt;xmlns:ns0='urn:microsoft-dynamics-nav/reports/Standard_Sales_Invoice/1306/' " w:xpath="/ns0:NavWordReportXmlPart[1]/ns0:Header[1]/ns0:PackageTrackingNo_Lbl[1]" w:storeItemID="{E45459F7-950D-4CE4-887D-D90D8DAC72D1}"/>
             <w15:color w:val="808080"/>
             <w:text/>
           </w:sdtPr>
-          <w:sdtEndPr/>
           <w:sdtContent>
             <w:tc>
               <w:tcPr>
@@ -1432,11 +1361,9 @@
                 <w:pPr>
                   <w:pStyle w:val="BCLabel"/>
                 </w:pPr>
-                <w:proofErr w:type="spellStart"/>
                 <w:r>
                   <w:t>PackageTrackingNo_Lbl</w:t>
                 </w:r>
-                <w:proofErr w:type="spellEnd"/>
               </w:p>
             </w:tc>
           </w:sdtContent>
@@ -1446,11 +1373,10 @@
             <w:alias w:val="JobNo_Lbl"/>
             <w:tag w:val="#BC:InsertDataItem,DataItems/Header/Line/JobNo_Lbl"/>
             <w:id w:val="995388117"/>
-            <w:dataBinding w:prefixMappings="xmlns:ns0='urn:microsoft-dynamics-nav/reports/Standard_Sales_Invoice/1306/'" w:xpath="/ns0:NavWordReportXmlPart[1]/ns0:Header[1]/ns0:Line[1]/ns0:JobNo_Lbl[1]" w:storeItemID="{E45459F7-950D-4CE4-887D-D90D8DAC72D1}"/>
+            <w:dataBinding w:prefixMappings="&lt;xmlns:ns0='urn:microsoft-dynamics-nav/reports/Standard_Sales_Invoice/1306/' " w:xpath="/ns0:NavWordReportXmlPart[1]/ns0:Header[1]/ns0:Line[1]/ns0:JobNo_Lbl[1]" w:storeItemID="{E45459F7-950D-4CE4-887D-D90D8DAC72D1}"/>
             <w15:color w:val="808080"/>
             <w:text/>
           </w:sdtPr>
-          <w:sdtEndPr/>
           <w:sdtContent>
             <w:tc>
               <w:tcPr>
@@ -1460,11 +1386,9 @@
                 <w:pPr>
                   <w:pStyle w:val="BCLabel"/>
                 </w:pPr>
-                <w:proofErr w:type="spellStart"/>
                 <w:r>
                   <w:t>JobNo_Lbl</w:t>
                 </w:r>
-                <w:proofErr w:type="spellEnd"/>
               </w:p>
             </w:tc>
           </w:sdtContent>
@@ -1479,11 +1403,10 @@
             <w:alias w:val="PaymentReference"/>
             <w:tag w:val="#BC:InsertDataItem,DataItems/Header/PaymentReference"/>
             <w:id w:val="-1398279465"/>
-            <w:dataBinding w:prefixMappings="xmlns:ns0='urn:microsoft-dynamics-nav/reports/Standard_Sales_Invoice/1306/'" w:xpath="/ns0:NavWordReportXmlPart[1]/ns0:Header[1]/ns0:PaymentReference[1]" w:storeItemID="{E45459F7-950D-4CE4-887D-D90D8DAC72D1}"/>
+            <w:dataBinding w:prefixMappings="&lt;xmlns:ns0='urn:microsoft-dynamics-nav/reports/Standard_Sales_Invoice/1306/' " w:xpath="/ns0:NavWordReportXmlPart[1]/ns0:Header[1]/ns0:PaymentReference[1]" w:storeItemID="{E45459F7-950D-4CE4-887D-D90D8DAC72D1}"/>
             <w15:color w:val="808080"/>
             <w:text/>
           </w:sdtPr>
-          <w:sdtEndPr/>
           <w:sdtContent>
             <w:tc>
               <w:tcPr>
@@ -1493,11 +1416,9 @@
                 <w:pPr>
                   <w:pStyle w:val="BCLabel"/>
                 </w:pPr>
-                <w:proofErr w:type="spellStart"/>
                 <w:r>
                   <w:t>PaymentReference</w:t>
                 </w:r>
-                <w:proofErr w:type="spellEnd"/>
               </w:p>
             </w:tc>
           </w:sdtContent>
@@ -1507,11 +1428,10 @@
             <w:alias w:val="ShippingAgentCode"/>
             <w:tag w:val="#BC:InsertDataItem,DataItems/Header/ShippingAgentCode"/>
             <w:id w:val="1997609521"/>
-            <w:dataBinding w:prefixMappings="xmlns:ns0='urn:microsoft-dynamics-nav/reports/Standard_Sales_Invoice/1306/'" w:xpath="/ns0:NavWordReportXmlPart[1]/ns0:Header[1]/ns0:ShippingAgentCode[1]" w:storeItemID="{E45459F7-950D-4CE4-887D-D90D8DAC72D1}"/>
+            <w:dataBinding w:prefixMappings="&lt;xmlns:ns0='urn:microsoft-dynamics-nav/reports/Standard_Sales_Invoice/1306/' " w:xpath="/ns0:NavWordReportXmlPart[1]/ns0:Header[1]/ns0:ShippingAgentCode[1]" w:storeItemID="{E45459F7-950D-4CE4-887D-D90D8DAC72D1}"/>
             <w15:color w:val="808080"/>
             <w:text/>
           </w:sdtPr>
-          <w:sdtEndPr/>
           <w:sdtContent>
             <w:tc>
               <w:tcPr>
@@ -1521,11 +1441,9 @@
                 <w:pPr>
                   <w:pStyle w:val="BCLabel"/>
                 </w:pPr>
-                <w:proofErr w:type="spellStart"/>
                 <w:r>
                   <w:t>ShippingAgentCode</w:t>
                 </w:r>
-                <w:proofErr w:type="spellEnd"/>
               </w:p>
             </w:tc>
           </w:sdtContent>
@@ -1535,11 +1453,10 @@
             <w:alias w:val="PackageTrackingNo"/>
             <w:tag w:val="#BC:InsertDataItem,DataItems/Header/PackageTrackingNo"/>
             <w:id w:val="-1373923295"/>
-            <w:dataBinding w:prefixMappings="xmlns:ns0='urn:microsoft-dynamics-nav/reports/Standard_Sales_Invoice/1306/'" w:xpath="/ns0:NavWordReportXmlPart[1]/ns0:Header[1]/ns0:PackageTrackingNo[1]" w:storeItemID="{E45459F7-950D-4CE4-887D-D90D8DAC72D1}"/>
+            <w:dataBinding w:prefixMappings="&lt;xmlns:ns0='urn:microsoft-dynamics-nav/reports/Standard_Sales_Invoice/1306/' " w:xpath="/ns0:NavWordReportXmlPart[1]/ns0:Header[1]/ns0:PackageTrackingNo[1]" w:storeItemID="{E45459F7-950D-4CE4-887D-D90D8DAC72D1}"/>
             <w15:color w:val="808080"/>
             <w:text/>
           </w:sdtPr>
-          <w:sdtEndPr/>
           <w:sdtContent>
             <w:tc>
               <w:tcPr>
@@ -1549,11 +1466,9 @@
                 <w:pPr>
                   <w:pStyle w:val="BCLabel"/>
                 </w:pPr>
-                <w:proofErr w:type="spellStart"/>
                 <w:r>
                   <w:t>PackageTrackingNo</w:t>
                 </w:r>
-                <w:proofErr w:type="spellEnd"/>
               </w:p>
             </w:tc>
           </w:sdtContent>
@@ -1563,11 +1478,10 @@
             <w:alias w:val="JobNo"/>
             <w:tag w:val="#BC:InsertDataItem,DataItems/Header/Line/JobNo"/>
             <w:id w:val="788479413"/>
-            <w:dataBinding w:prefixMappings="xmlns:ns0='urn:microsoft-dynamics-nav/reports/Standard_Sales_Invoice/1306/'" w:xpath="/ns0:NavWordReportXmlPart[1]/ns0:Header[1]/ns0:Line[1]/ns0:JobNo[1]" w:storeItemID="{E45459F7-950D-4CE4-887D-D90D8DAC72D1}"/>
+            <w:dataBinding w:prefixMappings="&lt;xmlns:ns0='urn:microsoft-dynamics-nav/reports/Standard_Sales_Invoice/1306/' " w:xpath="/ns0:NavWordReportXmlPart[1]/ns0:Header[1]/ns0:Line[1]/ns0:JobNo[1]" w:storeItemID="{E45459F7-950D-4CE4-887D-D90D8DAC72D1}"/>
             <w15:color w:val="808080"/>
             <w:text/>
           </w:sdtPr>
-          <w:sdtEndPr/>
           <w:sdtContent>
             <w:tc>
               <w:tcPr>
@@ -1577,11 +1491,9 @@
                 <w:pPr>
                   <w:pStyle w:val="BCLabel"/>
                 </w:pPr>
-                <w:proofErr w:type="spellStart"/>
                 <w:r>
                   <w:t>JobNo</w:t>
                 </w:r>
-                <w:proofErr w:type="spellEnd"/>
               </w:p>
             </w:tc>
           </w:sdtContent>
@@ -1597,20 +1509,21 @@
       <w:tblPr>
         <w:tblStyle w:val="BCDataTable"/>
         <w:tblW w:w="5000" w:type="pct"/>
+        <w:tblLayout w:type="fixed"/>
         <w:tblLook w:val="0420" w:firstRow="1" w:lastRow="0" w:firstColumn="0" w:lastColumn="0" w:noHBand="0" w:noVBand="1"/>
         <w:tblCaption w:val="Data Table Block"/>
         <w:tblDescription w:val="Document lines. Column headers in the first row."/>
       </w:tblPr>
       <w:tblGrid>
-        <w:gridCol w:w="1027"/>
-        <w:gridCol w:w="1216"/>
-        <w:gridCol w:w="1348"/>
-        <w:gridCol w:w="1074"/>
-        <w:gridCol w:w="989"/>
-        <w:gridCol w:w="858"/>
-        <w:gridCol w:w="1732"/>
-        <w:gridCol w:w="1007"/>
-        <w:gridCol w:w="1243"/>
+        <w:gridCol w:w="1083"/>
+        <w:gridCol w:w="2785"/>
+        <w:gridCol w:w="991"/>
+        <w:gridCol w:w="900"/>
+        <w:gridCol w:w="722"/>
+        <w:gridCol w:w="1079"/>
+        <w:gridCol w:w="900"/>
+        <w:gridCol w:w="802"/>
+        <w:gridCol w:w="1232"/>
       </w:tblGrid>
       <w:tr>
         <w:trPr>
@@ -1621,7 +1534,10 @@
         </w:trPr>
         <w:tc>
           <w:tcPr>
-            <w:tcW w:w="342" w:type="pct"/>
+            <w:tcW w:w="516" w:type="pct"/>
+            <w:tcBorders>
+              <w:bottom w:val="single" w:sz="4" w:space="0" w:color="auto"/>
+            </w:tcBorders>
           </w:tcPr>
           <w:sdt>
             <w:sdtPr>
@@ -1631,11 +1547,10 @@
               <w:alias w:val="ItemNo_Line_Lbl"/>
               <w:tag w:val="#BC:InsertDataItem,DataItems/Header/Line/ItemNo_Line_Lbl"/>
               <w:id w:val="2050642905"/>
-              <w:dataBinding w:prefixMappings="xmlns:ns0='urn:microsoft-dynamics-nav/reports/Standard_Sales_Invoice/1306/'" w:xpath="/ns0:NavWordReportXmlPart[1]/ns0:Header[1]/ns0:Line[1]/ns0:ItemNo_Line_Lbl[1]" w:storeItemID="{E45459F7-950D-4CE4-887D-D90D8DAC72D1}"/>
+              <w:dataBinding w:prefixMappings="&lt;xmlns:ns0='urn:microsoft-dynamics-nav/reports/Standard_Sales_Invoice/1306/' " w:xpath="/ns0:NavWordReportXmlPart[1]/ns0:Header[1]/ns0:Line[1]/ns0:ItemNo_Line_Lbl[1]" w:storeItemID="{E45459F7-950D-4CE4-887D-D90D8DAC72D1}"/>
               <w15:color w:val="808080"/>
               <w:text/>
             </w:sdtPr>
-            <w:sdtEndPr/>
             <w:sdtContent>
               <w:p>
                 <w:pPr>
@@ -1665,15 +1580,17 @@
             <w:alias w:val="Description_Line_Lbl"/>
             <w:tag w:val="#BC:InsertDataItem,DataItems/Header/Line/Description_Line_Lbl"/>
             <w:id w:val="55748171"/>
-            <w:dataBinding w:prefixMappings="xmlns:ns0='urn:microsoft-dynamics-nav/reports/Standard_Sales_Invoice/1306/'" w:xpath="/ns0:NavWordReportXmlPart[1]/ns0:Header[1]/ns0:Line[1]/ns0:Description_Line_Lbl[1]" w:storeItemID="{E45459F7-950D-4CE4-887D-D90D8DAC72D1}"/>
+            <w:dataBinding w:prefixMappings="&lt;xmlns:ns0='urn:microsoft-dynamics-nav/reports/Standard_Sales_Invoice/1306/' " w:xpath="/ns0:NavWordReportXmlPart[1]/ns0:Header[1]/ns0:Line[1]/ns0:Description_Line_Lbl[1]" w:storeItemID="{E45459F7-950D-4CE4-887D-D90D8DAC72D1}"/>
             <w15:color w:val="808080"/>
             <w:text/>
           </w:sdtPr>
-          <w:sdtEndPr/>
           <w:sdtContent>
             <w:tc>
               <w:tcPr>
-                <w:tcW w:w="854" w:type="pct"/>
+                <w:tcW w:w="1327" w:type="pct"/>
+                <w:tcBorders>
+                  <w:bottom w:val="single" w:sz="4" w:space="0" w:color="auto"/>
+                </w:tcBorders>
               </w:tcPr>
               <w:p>
                 <w:pPr>
@@ -1703,15 +1620,17 @@
             <w:alias w:val="ShipmentDate_Line_Lbl"/>
             <w:tag w:val="#BC:InsertDataItem,DataItems/Header/Line/ShipmentDate_Line_Lbl"/>
             <w:id w:val="-809709913"/>
-            <w:dataBinding w:prefixMappings="xmlns:ns0='urn:microsoft-dynamics-nav/reports/Standard_Sales_Invoice/1306/'" w:xpath="/ns0:NavWordReportXmlPart[1]/ns0:Header[1]/ns0:Line[1]/ns0:ShipmentDate_Line_Lbl[1]" w:storeItemID="{E45459F7-950D-4CE4-887D-D90D8DAC72D1}"/>
+            <w:dataBinding w:prefixMappings="&lt;xmlns:ns0='urn:microsoft-dynamics-nav/reports/Standard_Sales_Invoice/1306/' " w:xpath="/ns0:NavWordReportXmlPart[1]/ns0:Header[1]/ns0:Line[1]/ns0:ShipmentDate_Line_Lbl[1]" w:storeItemID="{E45459F7-950D-4CE4-887D-D90D8DAC72D1}"/>
             <w15:color w:val="808080"/>
             <w:text/>
           </w:sdtPr>
-          <w:sdtEndPr/>
           <w:sdtContent>
             <w:tc>
               <w:tcPr>
-                <w:tcW w:w="584" w:type="pct"/>
+                <w:tcW w:w="472" w:type="pct"/>
+                <w:tcBorders>
+                  <w:bottom w:val="single" w:sz="4" w:space="0" w:color="auto"/>
+                </w:tcBorders>
               </w:tcPr>
               <w:p>
                 <w:pPr>
@@ -1741,15 +1660,17 @@
             <w:alias w:val="Quantity_Line_Lbl"/>
             <w:tag w:val="#BC:InsertDataItem,DataItems/Header/Line/Quantity_Line_Lbl"/>
             <w:id w:val="-278416351"/>
-            <w:dataBinding w:prefixMappings="xmlns:ns0='urn:microsoft-dynamics-nav/reports/Standard_Sales_Invoice/1306/'" w:xpath="/ns0:NavWordReportXmlPart[1]/ns0:Header[1]/ns0:Line[1]/ns0:Quantity_Line_Lbl[1]" w:storeItemID="{E45459F7-950D-4CE4-887D-D90D8DAC72D1}"/>
+            <w:dataBinding w:prefixMappings="&lt;xmlns:ns0='urn:microsoft-dynamics-nav/reports/Standard_Sales_Invoice/1306/' " w:xpath="/ns0:NavWordReportXmlPart[1]/ns0:Header[1]/ns0:Line[1]/ns0:Quantity_Line_Lbl[1]" w:storeItemID="{E45459F7-950D-4CE4-887D-D90D8DAC72D1}"/>
             <w15:color w:val="808080"/>
             <w:text/>
           </w:sdtPr>
-          <w:sdtEndPr/>
           <w:sdtContent>
             <w:tc>
               <w:tcPr>
-                <w:tcW w:w="369" w:type="pct"/>
+                <w:tcW w:w="429" w:type="pct"/>
+                <w:tcBorders>
+                  <w:bottom w:val="single" w:sz="4" w:space="0" w:color="auto"/>
+                </w:tcBorders>
               </w:tcPr>
               <w:p>
                 <w:pPr>
@@ -1783,15 +1704,17 @@
             <w:placeholder>
               <w:docPart w:val="DefaultPlaceholder_-1854013440"/>
             </w:placeholder>
-            <w:dataBinding w:prefixMappings="xmlns:ns0='urn:microsoft-dynamics-nav/reports/Standard_Sales_Invoice/1306/'" w:xpath="/ns0:NavWordReportXmlPart[1]/ns0:Header[1]/ns0:Line[1]/ns0:Unit_Lbl[1]" w:storeItemID="{E45459F7-950D-4CE4-887D-D90D8DAC72D1}"/>
+            <w:dataBinding w:prefixMappings="&lt;xmlns:ns0='urn:microsoft-dynamics-nav/reports/Standard_Sales_Invoice/1306/' " w:xpath="/ns0:NavWordReportXmlPart[1]/ns0:Header[1]/ns0:Line[1]/ns0:Unit_Lbl[1]" w:storeItemID="{E45459F7-950D-4CE4-887D-D90D8DAC72D1}"/>
             <w15:color w:val="808080"/>
             <w:text/>
           </w:sdtPr>
-          <w:sdtEndPr/>
           <w:sdtContent>
             <w:tc>
               <w:tcPr>
-                <w:tcW w:w="331" w:type="pct"/>
+                <w:tcW w:w="344" w:type="pct"/>
+                <w:tcBorders>
+                  <w:bottom w:val="single" w:sz="4" w:space="0" w:color="auto"/>
+                </w:tcBorders>
               </w:tcPr>
               <w:p>
                 <w:pPr>
@@ -1821,15 +1744,17 @@
             <w:alias w:val="UnitPrice_Lbl"/>
             <w:tag w:val="#BC:InsertDataItem,DataItems/Header/Line/UnitPrice_Lbl"/>
             <w:id w:val="-1044597726"/>
-            <w:dataBinding w:prefixMappings="xmlns:ns0='urn:microsoft-dynamics-nav/reports/Standard_Sales_Invoice/1306/'" w:xpath="/ns0:NavWordReportXmlPart[1]/ns0:Header[1]/ns0:Line[1]/ns0:UnitPrice_Lbl[1]" w:storeItemID="{E45459F7-950D-4CE4-887D-D90D8DAC72D1}"/>
+            <w:dataBinding w:prefixMappings="&lt;xmlns:ns0='urn:microsoft-dynamics-nav/reports/Standard_Sales_Invoice/1306/' " w:xpath="/ns0:NavWordReportXmlPart[1]/ns0:Header[1]/ns0:Line[1]/ns0:UnitPrice_Lbl[1]" w:storeItemID="{E45459F7-950D-4CE4-887D-D90D8DAC72D1}"/>
             <w15:color w:val="808080"/>
             <w:text/>
           </w:sdtPr>
-          <w:sdtEndPr/>
           <w:sdtContent>
             <w:tc>
               <w:tcPr>
-                <w:tcW w:w="759" w:type="pct"/>
+                <w:tcW w:w="514" w:type="pct"/>
+                <w:tcBorders>
+                  <w:bottom w:val="single" w:sz="4" w:space="0" w:color="auto"/>
+                </w:tcBorders>
               </w:tcPr>
               <w:p>
                 <w:pPr>
@@ -1863,15 +1788,17 @@
             <w:placeholder>
               <w:docPart w:val="AF2FBD1ED7DA46CA8B04685EAA6F5CDB"/>
             </w:placeholder>
-            <w:dataBinding w:prefixMappings="xmlns:ns0='urn:microsoft-dynamics-nav/reports/Standard_Sales_Invoice/1306/'" w:xpath="/ns0:NavWordReportXmlPart[1]/ns0:Header[1]/ns0:SalesInvoiceLineDiscount_Lbl[1]" w:storeItemID="{E45459F7-950D-4CE4-887D-D90D8DAC72D1}"/>
+            <w:dataBinding w:prefixMappings="&lt;xmlns:ns0='urn:microsoft-dynamics-nav/reports/Standard_Sales_Invoice/1306/' " w:xpath="/ns0:NavWordReportXmlPart[1]/ns0:Header[1]/ns0:SalesInvoiceLineDiscount_Lbl[1]" w:storeItemID="{E45459F7-950D-4CE4-887D-D90D8DAC72D1}"/>
             <w15:color w:val="808080"/>
             <w:text/>
           </w:sdtPr>
-          <w:sdtEndPr/>
           <w:sdtContent>
             <w:tc>
               <w:tcPr>
-                <w:tcW w:w="438" w:type="pct"/>
+                <w:tcW w:w="429" w:type="pct"/>
+                <w:tcBorders>
+                  <w:bottom w:val="single" w:sz="4" w:space="0" w:color="auto"/>
+                </w:tcBorders>
               </w:tcPr>
               <w:p>
                 <w:pPr>
@@ -1902,15 +1829,17 @@
             <w:alias w:val="VATPct_Line_Lbl"/>
             <w:tag w:val="#BC:InsertDataItem,DataItems/Header/Line/VATPct_Line_Lbl"/>
             <w:id w:val="682009838"/>
-            <w:dataBinding w:prefixMappings="xmlns:ns0='urn:microsoft-dynamics-nav/reports/Standard_Sales_Invoice/1306/'" w:xpath="/ns0:NavWordReportXmlPart[1]/ns0:Header[1]/ns0:Line[1]/ns0:VATPct_Line_Lbl[1]" w:storeItemID="{E45459F7-950D-4CE4-887D-D90D8DAC72D1}"/>
+            <w:dataBinding w:prefixMappings="&lt;xmlns:ns0='urn:microsoft-dynamics-nav/reports/Standard_Sales_Invoice/1306/' " w:xpath="/ns0:NavWordReportXmlPart[1]/ns0:Header[1]/ns0:Line[1]/ns0:VATPct_Line_Lbl[1]" w:storeItemID="{E45459F7-950D-4CE4-887D-D90D8DAC72D1}"/>
             <w15:color w:val="808080"/>
             <w:text/>
           </w:sdtPr>
-          <w:sdtEndPr/>
           <w:sdtContent>
             <w:tc>
               <w:tcPr>
-                <w:tcW w:w="379" w:type="pct"/>
+                <w:tcW w:w="382" w:type="pct"/>
+                <w:tcBorders>
+                  <w:bottom w:val="single" w:sz="4" w:space="0" w:color="auto"/>
+                </w:tcBorders>
               </w:tcPr>
               <w:p>
                 <w:pPr>
@@ -1941,15 +1870,17 @@
             <w:alias w:val="LineAmount_Line_Lbl"/>
             <w:tag w:val="#BC:InsertDataItem,DataItems/Header/Line/LineAmount_Line_Lbl"/>
             <w:id w:val="-812258216"/>
-            <w:dataBinding w:prefixMappings="xmlns:ns0='urn:microsoft-dynamics-nav/reports/Standard_Sales_Invoice/1306/'" w:xpath="/ns0:NavWordReportXmlPart[1]/ns0:Header[1]/ns0:Line[1]/ns0:LineAmount_Line_Lbl[1]" w:storeItemID="{E45459F7-950D-4CE4-887D-D90D8DAC72D1}"/>
+            <w:dataBinding w:prefixMappings="&lt;xmlns:ns0='urn:microsoft-dynamics-nav/reports/Standard_Sales_Invoice/1306/' " w:xpath="/ns0:NavWordReportXmlPart[1]/ns0:Header[1]/ns0:Line[1]/ns0:LineAmount_Line_Lbl[1]" w:storeItemID="{E45459F7-950D-4CE4-887D-D90D8DAC72D1}"/>
             <w15:color w:val="808080"/>
             <w:text/>
           </w:sdtPr>
-          <w:sdtEndPr/>
           <w:sdtContent>
             <w:tc>
               <w:tcPr>
-                <w:tcW w:w="944" w:type="pct"/>
+                <w:tcW w:w="587" w:type="pct"/>
+                <w:tcBorders>
+                  <w:bottom w:val="single" w:sz="4" w:space="0" w:color="auto"/>
+                </w:tcBorders>
               </w:tcPr>
               <w:p>
                 <w:pPr>
@@ -1981,7 +1912,10 @@
         </w:trPr>
         <w:tc>
           <w:tcPr>
-            <w:tcW w:w="342" w:type="pct"/>
+            <w:tcW w:w="516" w:type="pct"/>
+            <w:tcBorders>
+              <w:top w:val="single" w:sz="4" w:space="0" w:color="auto"/>
+            </w:tcBorders>
           </w:tcPr>
           <w:p>
             <w:pPr>
@@ -1994,7 +1928,10 @@
         </w:tc>
         <w:tc>
           <w:tcPr>
-            <w:tcW w:w="854" w:type="pct"/>
+            <w:tcW w:w="1327" w:type="pct"/>
+            <w:tcBorders>
+              <w:top w:val="single" w:sz="4" w:space="0" w:color="auto"/>
+            </w:tcBorders>
           </w:tcPr>
           <w:p>
             <w:pPr>
@@ -2007,7 +1944,10 @@
         </w:tc>
         <w:tc>
           <w:tcPr>
-            <w:tcW w:w="584" w:type="pct"/>
+            <w:tcW w:w="472" w:type="pct"/>
+            <w:tcBorders>
+              <w:top w:val="single" w:sz="4" w:space="0" w:color="auto"/>
+            </w:tcBorders>
           </w:tcPr>
           <w:p>
             <w:pPr>
@@ -2020,7 +1960,10 @@
         </w:tc>
         <w:tc>
           <w:tcPr>
-            <w:tcW w:w="369" w:type="pct"/>
+            <w:tcW w:w="429" w:type="pct"/>
+            <w:tcBorders>
+              <w:top w:val="single" w:sz="4" w:space="0" w:color="auto"/>
+            </w:tcBorders>
           </w:tcPr>
           <w:p>
             <w:pPr>
@@ -2033,7 +1976,10 @@
         </w:tc>
         <w:tc>
           <w:tcPr>
-            <w:tcW w:w="331" w:type="pct"/>
+            <w:tcW w:w="344" w:type="pct"/>
+            <w:tcBorders>
+              <w:top w:val="single" w:sz="4" w:space="0" w:color="auto"/>
+            </w:tcBorders>
           </w:tcPr>
           <w:p>
             <w:pPr>
@@ -2046,7 +1992,10 @@
         </w:tc>
         <w:tc>
           <w:tcPr>
-            <w:tcW w:w="759" w:type="pct"/>
+            <w:tcW w:w="514" w:type="pct"/>
+            <w:tcBorders>
+              <w:top w:val="single" w:sz="4" w:space="0" w:color="auto"/>
+            </w:tcBorders>
           </w:tcPr>
           <w:p>
             <w:pPr>
@@ -2059,7 +2008,10 @@
         </w:tc>
         <w:tc>
           <w:tcPr>
-            <w:tcW w:w="438" w:type="pct"/>
+            <w:tcW w:w="429" w:type="pct"/>
+            <w:tcBorders>
+              <w:top w:val="single" w:sz="4" w:space="0" w:color="auto"/>
+            </w:tcBorders>
           </w:tcPr>
           <w:p>
             <w:pPr>
@@ -2073,7 +2025,10 @@
         </w:tc>
         <w:tc>
           <w:tcPr>
-            <w:tcW w:w="379" w:type="pct"/>
+            <w:tcW w:w="382" w:type="pct"/>
+            <w:tcBorders>
+              <w:top w:val="single" w:sz="4" w:space="0" w:color="auto"/>
+            </w:tcBorders>
           </w:tcPr>
           <w:p>
             <w:pPr>
@@ -2087,7 +2042,10 @@
         </w:tc>
         <w:tc>
           <w:tcPr>
-            <w:tcW w:w="944" w:type="pct"/>
+            <w:tcW w:w="587" w:type="pct"/>
+            <w:tcBorders>
+              <w:top w:val="single" w:sz="4" w:space="0" w:color="auto"/>
+            </w:tcBorders>
           </w:tcPr>
           <w:p>
             <w:pPr>
@@ -2112,11 +2070,10 @@
           <w:placeholder>
             <w:docPart w:val="64DADD5154E441AC89D2D5BAE20571AD"/>
           </w:placeholder>
-          <w15:dataBinding w:prefixMappings="xmlns:ns0='urn:microsoft-dynamics-nav/reports/Standard_Sales_Invoice/1306/'" w:xpath="/ns0:NavWordReportXmlPart[1]/ns0:Header[1]/ns0:Line" w:storeItemID="{E45459F7-950D-4CE4-887D-D90D8DAC72D1}"/>
+          <w15:dataBinding w:prefixMappings="&lt;xmlns:ns0='urn:microsoft-dynamics-nav/reports/Standard_Sales_Invoice/1306/' " w:xpath="/ns0:NavWordReportXmlPart[1]/ns0:Header[1]/ns0:Line" w:storeItemID="{E45459F7-950D-4CE4-887D-D90D8DAC72D1}"/>
           <w15:color w:val="808080"/>
           <w15:repeatingSection/>
         </w:sdtPr>
-        <w:sdtEndPr/>
         <w:sdtContent>
           <w:sdt>
             <w:sdtPr>
@@ -2128,7 +2085,6 @@
               <w15:color w:val="808080"/>
               <w15:repeatingSectionItem/>
             </w:sdtPr>
-            <w:sdtEndPr/>
             <w:sdtContent>
               <w:tr>
                 <w:trPr>
@@ -2145,7 +2101,7 @@
                     <w:alias w:val="ItemNo_Line"/>
                     <w:tag w:val="#BC:InsertDataItem,DataItems/Header/Line/ItemNo_Line"/>
                     <w:id w:val="1767953054"/>
-                    <w:dataBinding w:prefixMappings="xmlns:ns0='urn:microsoft-dynamics-nav/reports/Standard_Sales_Invoice/1306/'" w:xpath="/ns0:NavWordReportXmlPart[1]/ns0:Header[1]/ns0:Line[1]/ns0:ItemNo_Line[1]" w:storeItemID="{E45459F7-950D-4CE4-887D-D90D8DAC72D1}"/>
+                    <w:dataBinding w:prefixMappings="&lt;xmlns:ns0='urn:microsoft-dynamics-nav/reports/Standard_Sales_Invoice/1306/' " w:xpath="/ns0:NavWordReportXmlPart[1]/ns0:Header[1]/ns0:Line[1]/ns0:ItemNo_Line[1]" w:storeItemID="{E45459F7-950D-4CE4-887D-D90D8DAC72D1}"/>
                     <w15:color w:val="808080"/>
                     <w:text/>
                   </w:sdtPr>
@@ -2157,7 +2113,7 @@
                   <w:sdtContent>
                     <w:tc>
                       <w:tcPr>
-                        <w:tcW w:w="342" w:type="pct"/>
+                        <w:tcW w:w="516" w:type="pct"/>
                       </w:tcPr>
                       <w:p>
                         <w:pPr>
@@ -2186,15 +2142,14 @@
                     <w:alias w:val="Description_Line"/>
                     <w:tag w:val="#BC:InsertDataItem,DataItems/Header/Line/Description_Line"/>
                     <w:id w:val="1393535743"/>
-                    <w:dataBinding w:prefixMappings="xmlns:ns0='urn:microsoft-dynamics-nav/reports/Standard_Sales_Invoice/1306/'" w:xpath="/ns0:NavWordReportXmlPart[1]/ns0:Header[1]/ns0:Line[1]/ns0:Description_Line[1]" w:storeItemID="{E45459F7-950D-4CE4-887D-D90D8DAC72D1}"/>
+                    <w:dataBinding w:prefixMappings="&lt;xmlns:ns0='urn:microsoft-dynamics-nav/reports/Standard_Sales_Invoice/1306/' " w:xpath="/ns0:NavWordReportXmlPart[1]/ns0:Header[1]/ns0:Line[1]/ns0:Description_Line[1]" w:storeItemID="{E45459F7-950D-4CE4-887D-D90D8DAC72D1}"/>
                     <w15:color w:val="808080"/>
                     <w:text/>
                   </w:sdtPr>
-                  <w:sdtEndPr/>
                   <w:sdtContent>
                     <w:tc>
                       <w:tcPr>
-                        <w:tcW w:w="854" w:type="pct"/>
+                        <w:tcW w:w="1327" w:type="pct"/>
                       </w:tcPr>
                       <w:p>
                         <w:pPr>
@@ -2223,15 +2178,14 @@
                     <w:alias w:val="ShipmentDate_Line"/>
                     <w:tag w:val="#BC:InsertDataItem,DataItems/Header/Line/ShipmentDate_Line"/>
                     <w:id w:val="364022205"/>
-                    <w:dataBinding w:prefixMappings="xmlns:ns0='urn:microsoft-dynamics-nav/reports/Standard_Sales_Invoice/1306/'" w:xpath="/ns0:NavWordReportXmlPart[1]/ns0:Header[1]/ns0:Line[1]/ns0:ShipmentDate_Line[1]" w:storeItemID="{E45459F7-950D-4CE4-887D-D90D8DAC72D1}"/>
+                    <w:dataBinding w:prefixMappings="&lt;xmlns:ns0='urn:microsoft-dynamics-nav/reports/Standard_Sales_Invoice/1306/' " w:xpath="/ns0:NavWordReportXmlPart[1]/ns0:Header[1]/ns0:Line[1]/ns0:ShipmentDate_Line[1]" w:storeItemID="{E45459F7-950D-4CE4-887D-D90D8DAC72D1}"/>
                     <w15:color w:val="808080"/>
                     <w:text/>
                   </w:sdtPr>
-                  <w:sdtEndPr/>
                   <w:sdtContent>
                     <w:tc>
                       <w:tcPr>
-                        <w:tcW w:w="584" w:type="pct"/>
+                        <w:tcW w:w="472" w:type="pct"/>
                       </w:tcPr>
                       <w:p>
                         <w:pPr>
@@ -2260,15 +2214,14 @@
                     <w:alias w:val="Quantity_Line"/>
                     <w:tag w:val="#BC:InsertDataItem,DataItems/Header/Line/Quantity_Line"/>
                     <w:id w:val="1672756728"/>
-                    <w:dataBinding w:prefixMappings="xmlns:ns0='urn:microsoft-dynamics-nav/reports/Standard_Sales_Invoice/1306/'" w:xpath="/ns0:NavWordReportXmlPart[1]/ns0:Header[1]/ns0:Line[1]/ns0:Quantity_Line[1]" w:storeItemID="{E45459F7-950D-4CE4-887D-D90D8DAC72D1}"/>
+                    <w:dataBinding w:prefixMappings="&lt;xmlns:ns0='urn:microsoft-dynamics-nav/reports/Standard_Sales_Invoice/1306/' " w:xpath="/ns0:NavWordReportXmlPart[1]/ns0:Header[1]/ns0:Line[1]/ns0:Quantity_Line[1]" w:storeItemID="{E45459F7-950D-4CE4-887D-D90D8DAC72D1}"/>
                     <w15:color w:val="808080"/>
                     <w:text/>
                   </w:sdtPr>
-                  <w:sdtEndPr/>
                   <w:sdtContent>
                     <w:tc>
                       <w:tcPr>
-                        <w:tcW w:w="369" w:type="pct"/>
+                        <w:tcW w:w="429" w:type="pct"/>
                       </w:tcPr>
                       <w:p>
                         <w:pPr>
@@ -2301,15 +2254,14 @@
                     <w:placeholder>
                       <w:docPart w:val="DefaultPlaceholder_-1854013440"/>
                     </w:placeholder>
-                    <w:dataBinding w:prefixMappings="xmlns:ns0='urn:microsoft-dynamics-nav/reports/Standard_Sales_Invoice/1306/'" w:xpath="/ns0:NavWordReportXmlPart[1]/ns0:Header[1]/ns0:Line[1]/ns0:UnitOfMeasure[1]" w:storeItemID="{E45459F7-950D-4CE4-887D-D90D8DAC72D1}"/>
+                    <w:dataBinding w:prefixMappings="&lt;xmlns:ns0='urn:microsoft-dynamics-nav/reports/Standard_Sales_Invoice/1306/' " w:xpath="/ns0:NavWordReportXmlPart[1]/ns0:Header[1]/ns0:Line[1]/ns0:UnitOfMeasure[1]" w:storeItemID="{E45459F7-950D-4CE4-887D-D90D8DAC72D1}"/>
                     <w15:color w:val="808080"/>
                     <w:text/>
                   </w:sdtPr>
-                  <w:sdtEndPr/>
                   <w:sdtContent>
                     <w:tc>
                       <w:tcPr>
-                        <w:tcW w:w="331" w:type="pct"/>
+                        <w:tcW w:w="344" w:type="pct"/>
                       </w:tcPr>
                       <w:p>
                         <w:pPr>
@@ -2332,7 +2284,7 @@
                 </w:sdt>
                 <w:tc>
                   <w:tcPr>
-                    <w:tcW w:w="759" w:type="pct"/>
+                    <w:tcW w:w="514" w:type="pct"/>
                   </w:tcPr>
                   <w:p>
                     <w:pPr>
@@ -2350,11 +2302,10 @@
                         <w:alias w:val="UnitPrice"/>
                         <w:tag w:val="#BC:InsertDataItem,DataItems/Header/Line/UnitPrice"/>
                         <w:id w:val="-1253814634"/>
-                        <w:dataBinding w:prefixMappings="xmlns:ns0='urn:microsoft-dynamics-nav/reports/Standard_Sales_Invoice/1306/'" w:xpath="/ns0:NavWordReportXmlPart[1]/ns0:Header[1]/ns0:Line[1]/ns0:UnitPrice[1]" w:storeItemID="{E45459F7-950D-4CE4-887D-D90D8DAC72D1}"/>
+                        <w:dataBinding w:prefixMappings="&lt;xmlns:ns0='urn:microsoft-dynamics-nav/reports/Standard_Sales_Invoice/1306/' " w:xpath="/ns0:NavWordReportXmlPart[1]/ns0:Header[1]/ns0:Line[1]/ns0:UnitPrice[1]" w:storeItemID="{E45459F7-950D-4CE4-887D-D90D8DAC72D1}"/>
                         <w15:color w:val="808080"/>
                         <w:text/>
                       </w:sdtPr>
-                      <w:sdtEndPr/>
                       <w:sdtContent>
                         <w:proofErr w:type="spellStart"/>
                         <w:r>
@@ -2379,15 +2330,14 @@
                     <w:placeholder>
                       <w:docPart w:val="AF2FBD1ED7DA46CA8B04685EAA6F5CDB"/>
                     </w:placeholder>
-                    <w:dataBinding w:prefixMappings="xmlns:ns0='urn:microsoft-dynamics-nav/reports/Standard_Sales_Invoice/1306/'" w:xpath="/ns0:NavWordReportXmlPart[1]/ns0:Header[1]/ns0:Line[1]/ns0:LineDiscountPercentText_Line[1]" w:storeItemID="{E45459F7-950D-4CE4-887D-D90D8DAC72D1}"/>
+                    <w:dataBinding w:prefixMappings="&lt;xmlns:ns0='urn:microsoft-dynamics-nav/reports/Standard_Sales_Invoice/1306/' " w:xpath="/ns0:NavWordReportXmlPart[1]/ns0:Header[1]/ns0:Line[1]/ns0:LineDiscountPercentText_Line[1]" w:storeItemID="{E45459F7-950D-4CE4-887D-D90D8DAC72D1}"/>
                     <w15:color w:val="808080"/>
                     <w:text/>
                   </w:sdtPr>
-                  <w:sdtEndPr/>
                   <w:sdtContent>
                     <w:tc>
                       <w:tcPr>
-                        <w:tcW w:w="438" w:type="pct"/>
+                        <w:tcW w:w="429" w:type="pct"/>
                       </w:tcPr>
                       <w:p>
                         <w:pPr>
@@ -2417,15 +2367,14 @@
                     <w:alias w:val="VATPct_Line"/>
                     <w:tag w:val="#BC:InsertDataItem,DataItems/Header/Line/VATPct_Line"/>
                     <w:id w:val="1436251310"/>
-                    <w:dataBinding w:prefixMappings="xmlns:ns0='urn:microsoft-dynamics-nav/reports/Standard_Sales_Invoice/1306/'" w:xpath="/ns0:NavWordReportXmlPart[1]/ns0:Header[1]/ns0:Line[1]/ns0:VATPct_Line[1]" w:storeItemID="{E45459F7-950D-4CE4-887D-D90D8DAC72D1}"/>
+                    <w:dataBinding w:prefixMappings="&lt;xmlns:ns0='urn:microsoft-dynamics-nav/reports/Standard_Sales_Invoice/1306/' " w:xpath="/ns0:NavWordReportXmlPart[1]/ns0:Header[1]/ns0:Line[1]/ns0:VATPct_Line[1]" w:storeItemID="{E45459F7-950D-4CE4-887D-D90D8DAC72D1}"/>
                     <w15:color w:val="808080"/>
                     <w:text/>
                   </w:sdtPr>
-                  <w:sdtEndPr/>
                   <w:sdtContent>
                     <w:tc>
                       <w:tcPr>
-                        <w:tcW w:w="379" w:type="pct"/>
+                        <w:tcW w:w="382" w:type="pct"/>
                       </w:tcPr>
                       <w:p>
                         <w:pPr>
@@ -2449,7 +2398,7 @@
                 </w:sdt>
                 <w:tc>
                   <w:tcPr>
-                    <w:tcW w:w="944" w:type="pct"/>
+                    <w:tcW w:w="587" w:type="pct"/>
                   </w:tcPr>
                   <w:p>
                     <w:pPr>
@@ -2467,11 +2416,10 @@
                         <w:alias w:val="LineAmount_Line"/>
                         <w:tag w:val="#BC:InsertDataItem,DataItems/Header/Line/LineAmount_Line"/>
                         <w:id w:val="787541011"/>
-                        <w:dataBinding w:prefixMappings="xmlns:ns0='urn:microsoft-dynamics-nav/reports/Standard_Sales_Invoice/1306/'" w:xpath="/ns0:NavWordReportXmlPart[1]/ns0:Header[1]/ns0:Line[1]/ns0:LineAmount_Line[1]" w:storeItemID="{E45459F7-950D-4CE4-887D-D90D8DAC72D1}"/>
+                        <w:dataBinding w:prefixMappings="&lt;xmlns:ns0='urn:microsoft-dynamics-nav/reports/Standard_Sales_Invoice/1306/' " w:xpath="/ns0:NavWordReportXmlPart[1]/ns0:Header[1]/ns0:Line[1]/ns0:LineAmount_Line[1]" w:storeItemID="{E45459F7-950D-4CE4-887D-D90D8DAC72D1}"/>
                         <w15:color w:val="808080"/>
                         <w:text/>
                       </w:sdtPr>
-                      <w:sdtEndPr/>
                       <w:sdtContent>
                         <w:proofErr w:type="spellStart"/>
                         <w:r>
@@ -2528,11 +2476,10 @@
           <w:placeholder>
             <w:docPart w:val="B11216762EB641E78C7BE686559B944C"/>
           </w:placeholder>
-          <w15:dataBinding w:prefixMappings="xmlns:ns0='urn:microsoft-dynamics-nav/reports/Standard_Sales_Invoice/1306/'" w:xpath="/ns0:NavWordReportXmlPart[1]/ns0:Header[1]/ns0:ReportTotalsLine" w:storeItemID="{00000000-0000-0000-0000-000000000000}"/>
+          <w15:dataBinding w:prefixMappings="&lt;xmlns:ns0='urn:microsoft-dynamics-nav/reports/Standard_Sales_Invoice/1306/' " w:xpath="/ns0:NavWordReportXmlPart[1]/ns0:Header[1]/ns0:ReportTotalsLine" w:storeItemID="{E45459F7-950D-4CE4-887D-D90D8DAC72D1}"/>
           <w15:color w:val="808080"/>
           <w15:repeatingSection/>
         </w:sdtPr>
-        <w:sdtEndPr/>
         <w:sdtContent>
           <w:sdt>
             <w:sdtPr>
@@ -2543,7 +2490,6 @@
               <w15:color w:val="808080"/>
               <w15:repeatingSectionItem/>
             </w:sdtPr>
-            <w:sdtEndPr/>
             <w:sdtContent>
               <w:tr>
                 <w:trPr>
@@ -2557,6 +2503,7 @@
                   <w:p>
                     <w:pPr>
                       <w:pStyle w:val="NoSpacing"/>
+                      <w:spacing w:before="120" w:after="120"/>
                     </w:pPr>
                     <w:sdt>
                       <w:sdtPr>
@@ -2566,16 +2513,13 @@
                         <w:placeholder>
                           <w:docPart w:val="AF4689B7B041401186694AD1E275DBF1"/>
                         </w:placeholder>
-                        <w:dataBinding w:prefixMappings="xmlns:ns0='urn:microsoft-dynamics-nav/reports/Standard_Sales_Invoice/1306/'" w:xpath="/ns0:NavWordReportXmlPart[1]/ns0:Header[1]/ns0:ReportTotalsLine[1]/ns0:Description_ReportTotalsLine[1]" w:storeItemID="{E45459F7-950D-4CE4-887D-D90D8DAC72D1}"/>
+                        <w:dataBinding w:prefixMappings="&lt;xmlns:ns0='urn:microsoft-dynamics-nav/reports/Standard_Sales_Invoice/1306/' " w:xpath="/ns0:NavWordReportXmlPart[1]/ns0:Header[1]/ns0:ReportTotalsLine[1]/ns0:Description_ReportTotalsLine[1]" w:storeItemID="{E45459F7-950D-4CE4-887D-D90D8DAC72D1}"/>
                         <w:text/>
                       </w:sdtPr>
-                      <w:sdtEndPr/>
                       <w:sdtContent>
-                        <w:proofErr w:type="spellStart"/>
                         <w:r>
                           <w:t>Description_ReportTotalsLine</w:t>
                         </w:r>
-                        <w:proofErr w:type="spellEnd"/>
                       </w:sdtContent>
                     </w:sdt>
                   </w:p>
@@ -2588,10 +2532,9 @@
                     <w:placeholder>
                       <w:docPart w:val="AF4689B7B041401186694AD1E275DBF1"/>
                     </w:placeholder>
-                    <w:dataBinding w:prefixMappings="xmlns:ns0='urn:microsoft-dynamics-nav/reports/Standard_Sales_Invoice/1306/'" w:xpath="/ns0:NavWordReportXmlPart[1]/ns0:Header[1]/ns0:ReportTotalsLine[1]/ns0:Amount_ReportTotalsLine[1]" w:storeItemID="{E45459F7-950D-4CE4-887D-D90D8DAC72D1}"/>
+                    <w:dataBinding w:prefixMappings="&lt;xmlns:ns0='urn:microsoft-dynamics-nav/reports/Standard_Sales_Invoice/1306/' " w:xpath="/ns0:NavWordReportXmlPart[1]/ns0:Header[1]/ns0:ReportTotalsLine[1]/ns0:Amount_ReportTotalsLine[1]" w:storeItemID="{E45459F7-950D-4CE4-887D-D90D8DAC72D1}"/>
                     <w:text/>
                   </w:sdtPr>
-                  <w:sdtEndPr/>
                   <w:sdtContent>
                     <w:tc>
                       <w:tcPr>
@@ -2601,13 +2544,12 @@
                       <w:p>
                         <w:pPr>
                           <w:pStyle w:val="BCNumber"/>
+                          <w:spacing w:before="120" w:after="120"/>
                           <w:jc w:val="right"/>
                         </w:pPr>
-                        <w:proofErr w:type="spellStart"/>
                         <w:r>
                           <w:t>Amount_ReportTotalsLine</w:t>
                         </w:r>
-                        <w:proofErr w:type="spellEnd"/>
                       </w:p>
                     </w:tc>
                   </w:sdtContent>
@@ -2634,16 +2576,15 @@
               <w:alias w:val="TotalIncludingVATText"/>
               <w:tag w:val="#BC:InsertDataItem,DataItems/Header/Totals/TotalIncludingVATText"/>
               <w:id w:val="-961647257"/>
-              <w:dataBinding w:prefixMappings="xmlns:ns0='urn:microsoft-dynamics-nav/reports/Standard_Sales_Invoice/1306/'" w:xpath="/ns0:NavWordReportXmlPart[1]/ns0:Header[1]/ns0:Totals[1]/ns0:TotalIncludingVATText[1]" w:storeItemID="{E45459F7-950D-4CE4-887D-D90D8DAC72D1}"/>
+              <w:dataBinding w:prefixMappings="&lt;xmlns:ns0='urn:microsoft-dynamics-nav/reports/Standard_Sales_Invoice/1306/' " w:xpath="/ns0:NavWordReportXmlPart[1]/ns0:Header[1]/ns0:Totals[1]/ns0:TotalIncludingVATText[1]" w:storeItemID="{E45459F7-950D-4CE4-887D-D90D8DAC72D1}"/>
               <w15:color w:val="808080"/>
               <w:text/>
             </w:sdtPr>
-            <w:sdtEndPr/>
             <w:sdtContent>
               <w:p>
                 <w:pPr>
                   <w:pStyle w:val="BCLabel"/>
-                  <w:spacing w:line="276" w:lineRule="auto"/>
+                  <w:spacing w:before="120" w:after="120" w:line="276" w:lineRule="auto"/>
                   <w:rPr>
                     <w:lang w:val="en-US" w:eastAsia="en-US"/>
                   </w:rPr>
@@ -2667,7 +2608,7 @@
           <w:p>
             <w:pPr>
               <w:pStyle w:val="BCLabel"/>
-              <w:spacing w:line="276" w:lineRule="auto"/>
+              <w:spacing w:before="120" w:after="120" w:line="276" w:lineRule="auto"/>
               <w:rPr>
                 <w:lang w:val="en-US" w:eastAsia="en-US"/>
               </w:rPr>
@@ -2681,7 +2622,7 @@
           <w:p>
             <w:pPr>
               <w:pStyle w:val="BCLabel"/>
-              <w:spacing w:line="276" w:lineRule="auto"/>
+              <w:spacing w:before="120" w:after="120" w:line="276" w:lineRule="auto"/>
               <w:rPr>
                 <w:lang w:val="en-US" w:eastAsia="en-US"/>
               </w:rPr>
@@ -2695,7 +2636,7 @@
           <w:p>
             <w:pPr>
               <w:pStyle w:val="BCLabel"/>
-              <w:spacing w:line="276" w:lineRule="auto"/>
+              <w:spacing w:before="120" w:after="120" w:line="276" w:lineRule="auto"/>
               <w:rPr>
                 <w:lang w:val="en-US" w:eastAsia="en-US"/>
               </w:rPr>
@@ -2709,7 +2650,7 @@
           <w:p>
             <w:pPr>
               <w:pStyle w:val="BCLabelNumber"/>
-              <w:spacing w:line="276" w:lineRule="auto"/>
+              <w:spacing w:before="120" w:after="120" w:line="276" w:lineRule="auto"/>
               <w:jc w:val="right"/>
               <w:rPr>
                 <w:lang w:val="en-US" w:eastAsia="en-US"/>
@@ -2730,11 +2671,10 @@
                 <w:alias w:val="TotalAmountIncludingVAT"/>
                 <w:tag w:val="#BC:InsertDataItem,DataItems/Header/Totals/TotalAmountIncludingVAT"/>
                 <w:id w:val="1480661544"/>
-                <w:dataBinding w:prefixMappings="xmlns:ns0='urn:microsoft-dynamics-nav/reports/Standard_Sales_Invoice/1306/'" w:xpath="/ns0:NavWordReportXmlPart[1]/ns0:Header[1]/ns0:Totals[1]/ns0:TotalAmountIncludingVAT[1]" w:storeItemID="{E45459F7-950D-4CE4-887D-D90D8DAC72D1}"/>
+                <w:dataBinding w:prefixMappings="&lt;xmlns:ns0='urn:microsoft-dynamics-nav/reports/Standard_Sales_Invoice/1306/' " w:xpath="/ns0:NavWordReportXmlPart[1]/ns0:Header[1]/ns0:Totals[1]/ns0:TotalAmountIncludingVAT[1]" w:storeItemID="{E45459F7-950D-4CE4-887D-D90D8DAC72D1}"/>
                 <w15:color w:val="808080"/>
                 <w:text/>
               </w:sdtPr>
-              <w:sdtEndPr/>
               <w:sdtContent>
                 <w:r>
                   <w:rPr>
@@ -2772,11 +2712,10 @@
             <w:alias w:val="VATClause_Lbl"/>
             <w:tag w:val="#BC:InsertDataItem,DataItems/Header/VATClause_Lbl"/>
             <w:id w:val="-314872257"/>
-            <w:dataBinding w:prefixMappings="xmlns:ns0='urn:microsoft-dynamics-nav/reports/Standard_Sales_Invoice/1306/'" w:xpath="/ns0:NavWordReportXmlPart[1]/ns0:Header[1]/ns0:VATClause_Lbl[1]" w:storeItemID="{E45459F7-950D-4CE4-887D-D90D8DAC72D1}"/>
+            <w:dataBinding w:prefixMappings="&lt;xmlns:ns0='urn:microsoft-dynamics-nav/reports/Standard_Sales_Invoice/1306/' " w:xpath="/ns0:NavWordReportXmlPart[1]/ns0:Header[1]/ns0:VATClause_Lbl[1]" w:storeItemID="{E45459F7-950D-4CE4-887D-D90D8DAC72D1}"/>
             <w15:color w:val="808080"/>
             <w:text/>
           </w:sdtPr>
-          <w:sdtEndPr/>
           <w:sdtContent>
             <w:tc>
               <w:tcPr>
@@ -2812,11 +2751,10 @@
             <w:alias w:val="RemainingAmountText"/>
             <w:tag w:val="#BC:InsertDataItem,DataItems/Header/RemainingAmountText"/>
             <w:id w:val="1780221101"/>
-            <w:dataBinding w:prefixMappings="xmlns:ns0='urn:microsoft-dynamics-nav/reports/Standard_Sales_Invoice/1306/'" w:xpath="/ns0:NavWordReportXmlPart[1]/ns0:Header[1]/ns0:RemainingAmountText[1]" w:storeItemID="{E45459F7-950D-4CE4-887D-D90D8DAC72D1}"/>
+            <w:dataBinding w:prefixMappings="&lt;xmlns:ns0='urn:microsoft-dynamics-nav/reports/Standard_Sales_Invoice/1306/' " w:xpath="/ns0:NavWordReportXmlPart[1]/ns0:Header[1]/ns0:RemainingAmountText[1]" w:storeItemID="{E45459F7-950D-4CE4-887D-D90D8DAC72D1}"/>
             <w15:color w:val="808080"/>
             <w:text/>
           </w:sdtPr>
-          <w:sdtEndPr/>
           <w:sdtContent>
             <w:tc>
               <w:tcPr>
@@ -2844,11 +2782,10 @@
             <w:alias w:val="VATIdentifier_Lbl"/>
             <w:tag w:val="#BC:InsertDataItem,DataItems/Header/VATIdentifier_Lbl"/>
             <w:id w:val="175238053"/>
-            <w:dataBinding w:prefixMappings="xmlns:ns0='urn:microsoft-dynamics-nav/reports/Standard_Sales_Invoice/1306/'" w:xpath="/ns0:NavWordReportXmlPart[1]/ns0:Header[1]/ns0:VATIdentifier_Lbl[1]" w:storeItemID="{E45459F7-950D-4CE4-887D-D90D8DAC72D1}"/>
+            <w:dataBinding w:prefixMappings="&lt;xmlns:ns0='urn:microsoft-dynamics-nav/reports/Standard_Sales_Invoice/1306/' " w:xpath="/ns0:NavWordReportXmlPart[1]/ns0:Header[1]/ns0:VATIdentifier_Lbl[1]" w:storeItemID="{E45459F7-950D-4CE4-887D-D90D8DAC72D1}"/>
             <w15:color w:val="808080"/>
             <w:text/>
           </w:sdtPr>
-          <w:sdtEndPr/>
           <w:sdtContent>
             <w:tc>
               <w:tcPr>
@@ -2908,11 +2845,10 @@
               <w:alias w:val="VATIdentifier_VATClauseLine"/>
               <w:tag w:val="#BC:InsertDataItem,DataItems/Header/VATClauseLine/VATIdentifier_VATClauseLine"/>
               <w:id w:val="-301775843"/>
-              <w:dataBinding w:prefixMappings="xmlns:ns0='urn:microsoft-dynamics-nav/reports/Standard_Sales_Invoice/1306/'" w:xpath="/ns0:NavWordReportXmlPart[1]/ns0:Header[1]/ns0:VATClauseLine[1]/ns0:VATIdentifier_VATClauseLine[1]" w:storeItemID="{E45459F7-950D-4CE4-887D-D90D8DAC72D1}"/>
+              <w:dataBinding w:prefixMappings="&lt;xmlns:ns0='urn:microsoft-dynamics-nav/reports/Standard_Sales_Invoice/1306/' " w:xpath="/ns0:NavWordReportXmlPart[1]/ns0:Header[1]/ns0:VATClauseLine[1]/ns0:VATIdentifier_VATClauseLine[1]" w:storeItemID="{E45459F7-950D-4CE4-887D-D90D8DAC72D1}"/>
               <w15:color w:val="808080"/>
               <w:text/>
             </w:sdtPr>
-            <w:sdtEndPr/>
             <w:sdtContent>
               <w:p>
                 <w:pPr>
@@ -2939,11 +2875,10 @@
             <w:alias w:val="Description_VATClauseLine"/>
             <w:tag w:val="#BC:InsertDataItem,DataItems/Header/VATClauseLine/Description_VATClauseLine"/>
             <w:id w:val="941799959"/>
-            <w:dataBinding w:prefixMappings="xmlns:ns0='urn:microsoft-dynamics-nav/reports/Standard_Sales_Invoice/1306/'" w:xpath="/ns0:NavWordReportXmlPart[1]/ns0:Header[1]/ns0:VATClauseLine[1]/ns0:Description_VATClauseLine[1]" w:storeItemID="{E45459F7-950D-4CE4-887D-D90D8DAC72D1}"/>
+            <w:dataBinding w:prefixMappings="&lt;xmlns:ns0='urn:microsoft-dynamics-nav/reports/Standard_Sales_Invoice/1306/' " w:xpath="/ns0:NavWordReportXmlPart[1]/ns0:Header[1]/ns0:VATClauseLine[1]/ns0:Description_VATClauseLine[1]" w:storeItemID="{E45459F7-950D-4CE4-887D-D90D8DAC72D1}"/>
             <w15:color w:val="808080"/>
             <w:text/>
           </w:sdtPr>
-          <w:sdtEndPr/>
           <w:sdtContent>
             <w:tc>
               <w:tcPr>
@@ -2975,10 +2910,9 @@
               <w:placeholder>
                 <w:docPart w:val="5AE997D3210241C38E402F8228553ABA"/>
               </w:placeholder>
-              <w:dataBinding w:prefixMappings="xmlns:ns0='urn:microsoft-dynamics-nav/reports/Standard_Sales_Invoice/1306/'" w:xpath="/ns0:NavWordReportXmlPart[1]/ns0:Header[1]/ns0:VATClauseLine[1]/ns0:VATAmount_VATClauseLine[1]" w:storeItemID="{E45459F7-950D-4CE4-887D-D90D8DAC72D1}"/>
+              <w:dataBinding w:prefixMappings="&lt;xmlns:ns0='urn:microsoft-dynamics-nav/reports/Standard_Sales_Invoice/1306/' " w:xpath="/ns0:NavWordReportXmlPart[1]/ns0:Header[1]/ns0:VATClauseLine[1]/ns0:VATAmount_VATClauseLine[1]" w:storeItemID="{E45459F7-950D-4CE4-887D-D90D8DAC72D1}"/>
               <w:text/>
             </w:sdtPr>
-            <w:sdtEndPr/>
             <w:sdtContent>
               <w:p>
                 <w:pPr>
@@ -3026,11 +2960,10 @@
             <w:alias w:val="LineFeeCaptionText"/>
             <w:tag w:val="#BC:InsertDataItem,DataItems/Header/LineFee/LineFeeCaptionText"/>
             <w:id w:val="-656604401"/>
-            <w:dataBinding w:prefixMappings="xmlns:ns0='urn:microsoft-dynamics-nav/reports/Standard_Sales_Invoice/1306/'" w:xpath="/ns0:NavWordReportXmlPart[1]/ns0:Header[1]/ns0:LineFee[1]/ns0:LineFeeCaptionText[1]" w:storeItemID="{E45459F7-950D-4CE4-887D-D90D8DAC72D1}"/>
+            <w:dataBinding w:prefixMappings="&lt;xmlns:ns0='urn:microsoft-dynamics-nav/reports/Standard_Sales_Invoice/1306/' " w:xpath="/ns0:NavWordReportXmlPart[1]/ns0:Header[1]/ns0:LineFee[1]/ns0:LineFeeCaptionText[1]" w:storeItemID="{E45459F7-950D-4CE4-887D-D90D8DAC72D1}"/>
             <w15:color w:val="808080"/>
             <w:text/>
           </w:sdtPr>
-          <w:sdtEndPr/>
           <w:sdtContent>
             <w:tc>
               <w:tcPr>
@@ -3074,11 +3007,10 @@
               <w:alias w:val="PaymentServiceText_Url"/>
               <w:tag w:val="#BC:InsertDataItem,DataItems/Header/PaymentReportingArgument/PaymentServiceText_Url"/>
               <w:id w:val="-799918150"/>
-              <w:dataBinding w:prefixMappings="xmlns:ns0='urn:microsoft-dynamics-nav/reports/Standard_Sales_Invoice/1306/'" w:xpath="/ns0:NavWordReportXmlPart[1]/ns0:Header[1]/ns0:PaymentReportingArgument[1]/ns0:PaymentServiceText_Url[1]" w:storeItemID="{E45459F7-950D-4CE4-887D-D90D8DAC72D1}"/>
+              <w:dataBinding w:prefixMappings="&lt;xmlns:ns0='urn:microsoft-dynamics-nav/reports/Standard_Sales_Invoice/1306/' " w:xpath="/ns0:NavWordReportXmlPart[1]/ns0:Header[1]/ns0:PaymentReportingArgument[1]/ns0:PaymentServiceText_Url[1]" w:storeItemID="{E45459F7-950D-4CE4-887D-D90D8DAC72D1}"/>
               <w15:color w:val="808080"/>
               <w:text/>
             </w:sdtPr>
-            <w:sdtEndPr/>
             <w:sdtContent>
               <w:p>
                 <w:pPr>
@@ -3118,11 +3050,10 @@
               <w:alias w:val="WorkDescriptionLine"/>
               <w:tag w:val="#BC:InsertDataItem,DataItems/Header/WorkDescriptionLines/WorkDescriptionLine"/>
               <w:id w:val="-1095937099"/>
-              <w:dataBinding w:prefixMappings="xmlns:ns0='urn:microsoft-dynamics-nav/reports/Standard_Sales_Invoice/1306/'" w:xpath="/ns0:NavWordReportXmlPart[1]/ns0:Header[1]/ns0:WorkDescriptionLines[1]/ns0:WorkDescriptionLine[1]" w:storeItemID="{E45459F7-950D-4CE4-887D-D90D8DAC72D1}"/>
+              <w:dataBinding w:prefixMappings="&lt;xmlns:ns0='urn:microsoft-dynamics-nav/reports/Standard_Sales_Invoice/1306/' " w:xpath="/ns0:NavWordReportXmlPart[1]/ns0:Header[1]/ns0:WorkDescriptionLines[1]/ns0:WorkDescriptionLine[1]" w:storeItemID="{E45459F7-950D-4CE4-887D-D90D8DAC72D1}"/>
               <w15:color w:val="808080"/>
               <w:text/>
             </w:sdtPr>
-            <w:sdtEndPr/>
             <w:sdtContent>
               <w:p>
                 <w:pPr>
@@ -3145,33 +3076,12 @@
       </w:tr>
     </w:tbl>
     <w:p/>
-    <w:p>
-      <w:sdt>
-        <w:sdtPr>
-          <w:alias w:val="QR_Code_Image_Lbl"/>
-          <w:tag w:val="#BC:InsertDataItem,DataItems/Header/QR_Code_Image_Lbl"/>
-          <w:id w:val="-138268077"/>
-          <w:placeholder>
-            <w:docPart w:val="DefaultPlaceholder_-1854013440"/>
-          </w:placeholder>
-          <w:dataBinding w:prefixMappings="xmlns:ns0='urn:microsoft-dynamics-nav/reports/Standard_Sales_Invoice/1306/'" w:xpath="/ns0:NavWordReportXmlPart[1]/ns0:Header[1]/ns0:QR_Code_Image_Lbl[1]" w:storeItemID="{E45459F7-950D-4CE4-887D-D90D8DAC72D1}"/>
-          <w15:color w:val="808080"/>
-          <w:text/>
-        </w:sdtPr>
-        <w:sdtEndPr/>
-        <w:sdtContent>
-          <w:r>
-            <w:t>QR_Code_Image_Lbl</w:t>
-          </w:r>
-        </w:sdtContent>
-      </w:sdt>
-    </w:p>
+    <w:p/>
     <w:p>
       <w:r>
         <w:rPr>
           <w:noProof/>
         </w:rPr>
-        <w:lastRenderedPageBreak/>
         <w:drawing>
           <wp:inline distT="0" distB="0" distL="0" distR="0" wp14:anchorId="3F05A13A" wp14:editId="2122F59E">
             <wp:extent cx="1136650" cy="1136650"/>
@@ -3760,6 +3670,7 @@
       <w:kern w:val="0"/>
       <w:sz w:val="20"/>
       <w:szCs w:val="20"/>
+      <w:lang w:val="en-US" w:eastAsia="en-US"/>
       <w14:ligatures w14:val="none"/>
     </w:rPr>
     <w:tblPr/>
@@ -4321,7 +4232,7 @@
 </file>
 
 <file path=word/glossary/document.xml><?xml version="1.0" encoding="utf-8"?>
-<w:glossaryDocument xmlns:wpc="http://schemas.microsoft.com/office/word/2010/wordprocessingCanvas" xmlns:cx="http://schemas.microsoft.com/office/drawing/2014/chartex" xmlns:cx1="http://schemas.microsoft.com/office/drawing/2015/9/8/chartex" xmlns:cx2="http://schemas.microsoft.com/office/drawing/2015/10/21/chartex" xmlns:cx3="http://schemas.microsoft.com/office/drawing/2016/5/9/chartex" xmlns:cx4="http://schemas.microsoft.com/office/drawing/2016/5/10/chartex" xmlns:cx5="http://schemas.microsoft.com/office/drawing/2016/5/11/chartex" xmlns:cx6="http://schemas.microsoft.com/office/drawing/2016/5/12/chartex" xmlns:cx7="http://schemas.microsoft.com/office/drawing/2016/5/13/chartex" xmlns:cx8="http://schemas.microsoft.com/office/drawing/2016/5/14/chartex" xmlns:mc="http://schemas.openxmlformats.org/markup-compatibility/2006" xmlns:aink="http://schemas.microsoft.com/office/drawing/2016/ink" xmlns:am3d="http://schemas.microsoft.com/office/drawing/2017/model3d" xmlns:o="urn:schemas-microsoft-com:office:office" xmlns:oel="http://schemas.microsoft.com/office/2019/extlst" xmlns:r="http://schemas.openxmlformats.org/officeDocument/2006/relationships" xmlns:m="http://schemas.openxmlformats.org/officeDocument/2006/math" xmlns:v="urn:schemas-microsoft-com:vml" xmlns:wp14="http://schemas.microsoft.com/office/word/2010/wordprocessingDrawing" xmlns:wp="http://schemas.openxmlformats.org/drawingml/2006/wordprocessingDrawing" xmlns:w10="urn:schemas-microsoft-com:office:word" xmlns:w="http://schemas.openxmlformats.org/wordprocessingml/2006/main" xmlns:w14="http://schemas.microsoft.com/office/word/2010/wordml" xmlns:w15="http://schemas.microsoft.com/office/word/2012/wordml" xmlns:w16cei="http://schemas.microsoft.com/office/word/2026/wordml/cei" xmlns:w16cex="http://schemas.microsoft.com/office/word/2018/wordml/cex" xmlns:w16cid="http://schemas.microsoft.com/office/word/2016/wordml/cid" xmlns:w16="http://schemas.microsoft.com/office/word/2018/wordml" xmlns:w16du="http://schemas.microsoft.com/office/word/2023/wordml/word16du" xmlns:w16sdtdh="http://schemas.microsoft.com/office/word/2020/wordml/sdtdatahash" xmlns:w16sdtfl="http://schemas.microsoft.com/office/word/2024/wordml/sdtformatlock" xmlns:w16se="http://schemas.microsoft.com/office/word/2015/wordml/symex" xmlns:wpg="http://schemas.microsoft.com/office/word/2010/wordprocessingGroup" xmlns:wpi="http://schemas.microsoft.com/office/word/2010/wordprocessingInk" xmlns:wne="http://schemas.microsoft.com/office/word/2006/wordml" xmlns:wps="http://schemas.microsoft.com/office/word/2010/wordprocessingShape" mc:Ignorable="w14 w15 w16se w16cid w16 w16cex w16sdtdh w16sdtfl w16du wp14">
+<w:glossaryDocument xmlns:wpc="http://schemas.microsoft.com/office/word/2010/wordprocessingCanvas" xmlns:cx="http://schemas.microsoft.com/office/drawing/2014/chartex" xmlns:cx1="http://schemas.microsoft.com/office/drawing/2015/9/8/chartex" xmlns:cx2="http://schemas.microsoft.com/office/drawing/2015/10/21/chartex" xmlns:cx3="http://schemas.microsoft.com/office/drawing/2016/5/9/chartex" xmlns:cx4="http://schemas.microsoft.com/office/drawing/2016/5/10/chartex" xmlns:cx5="http://schemas.microsoft.com/office/drawing/2016/5/11/chartex" xmlns:cx6="http://schemas.microsoft.com/office/drawing/2016/5/12/chartex" xmlns:cx7="http://schemas.microsoft.com/office/drawing/2016/5/13/chartex" xmlns:cx8="http://schemas.microsoft.com/office/drawing/2016/5/14/chartex" xmlns:mc="http://schemas.openxmlformats.org/markup-compatibility/2006" xmlns:aink="http://schemas.microsoft.com/office/drawing/2016/ink" xmlns:am3d="http://schemas.microsoft.com/office/drawing/2017/model3d" xmlns:o="urn:schemas-microsoft-com:office:office" xmlns:oel="http://schemas.microsoft.com/office/2019/extlst" xmlns:r="http://schemas.openxmlformats.org/officeDocument/2006/relationships" xmlns:m="http://schemas.openxmlformats.org/officeDocument/2006/math" xmlns:v="urn:schemas-microsoft-com:vml" xmlns:wp14="http://schemas.microsoft.com/office/word/2010/wordprocessingDrawing" xmlns:wp="http://schemas.openxmlformats.org/drawingml/2006/wordprocessingDrawing" xmlns:w10="urn:schemas-microsoft-com:office:word" xmlns:w="http://schemas.openxmlformats.org/wordprocessingml/2006/main" xmlns:w14="http://schemas.microsoft.com/office/word/2010/wordml" xmlns:w15="http://schemas.microsoft.com/office/word/2012/wordml" xmlns:w16cex="http://schemas.microsoft.com/office/word/2018/wordml/cex" xmlns:w16cid="http://schemas.microsoft.com/office/word/2016/wordml/cid" xmlns:w16="http://schemas.microsoft.com/office/word/2018/wordml" xmlns:w16du="http://schemas.microsoft.com/office/word/2023/wordml/word16du" xmlns:w16sdtdh="http://schemas.microsoft.com/office/word/2020/wordml/sdtdatahash" xmlns:w16sdtfl="http://schemas.microsoft.com/office/word/2024/wordml/sdtformatlock" xmlns:w16se="http://schemas.microsoft.com/office/word/2015/wordml/symex" xmlns:wpg="http://schemas.microsoft.com/office/word/2010/wordprocessingGroup" xmlns:wpi="http://schemas.microsoft.com/office/word/2010/wordprocessingInk" xmlns:wne="http://schemas.microsoft.com/office/word/2006/wordml" xmlns:wps="http://schemas.microsoft.com/office/word/2010/wordprocessingShape" mc:Ignorable="w14 w15 w16se w16cid w16 w16cex w16sdtdh w16sdtfl w16du wp14">
   <w:docParts>
     <w:docPart>
       <w:docPartPr>
@@ -4615,11 +4526,18 @@
     <w:rsid w:val="002B7BB9"/>
     <w:rsid w:val="00497742"/>
     <w:rsid w:val="004C1BFD"/>
+    <w:rsid w:val="0050336E"/>
+    <w:rsid w:val="00617F29"/>
     <w:rsid w:val="006E05A4"/>
+    <w:rsid w:val="00724E69"/>
+    <w:rsid w:val="007561C1"/>
     <w:rsid w:val="00777E12"/>
     <w:rsid w:val="0084473D"/>
     <w:rsid w:val="00B071D2"/>
+    <w:rsid w:val="00B468DA"/>
     <w:rsid w:val="00B65B2E"/>
+    <w:rsid w:val="00B708D6"/>
+    <w:rsid w:val="00B93E35"/>
     <w:rsid w:val="00CE2DFA"/>
     <w:rsid w:val="00D36141"/>
     <w:rsid w:val="00D749C6"/>
@@ -4629,6 +4547,8 @@
     <w:rsid w:val="00E73605"/>
     <w:rsid w:val="00EC12F1"/>
     <w:rsid w:val="00F11BFE"/>
+    <w:rsid w:val="00F4095F"/>
+    <w:rsid w:val="00F5471C"/>
   </w:rsids>
   <m:mathPr>
     <m:mathFont m:val="Cambria Math"/>
@@ -4645,7 +4565,7 @@
   </m:mathPr>
   <w:themeFontLang w:val="da-DK"/>
   <w:clrSchemeMapping w:bg1="light1" w:t1="dark1" w:bg2="light2" w:t2="dark2" w:accent1="accent1" w:accent2="accent2" w:accent3="accent3" w:accent4="accent4" w:accent5="accent5" w:accent6="accent6" w:hyperlink="hyperlink" w:followedHyperlink="followedHyperlink"/>
-  <w:decimalSymbol w:val=","/>
+  <w:decimalSymbol w:val="."/>
   <w:listSeparator w:val=","/>
   <w15:chartTrackingRefBased/>
 </w:settings>
@@ -5436,7 +5356,7 @@
 
 <file path=word/webextensions/taskpanes.xml><?xml version="1.0" encoding="utf-8"?>
 <wetp:taskpanes xmlns:wetp="http://schemas.microsoft.com/office/webextensions/taskpanes/2010/11">
-  <wetp:taskpane dockstate="right" visibility="0" width="350" row="7">
+  <wetp:taskpane dockstate="right" visibility="0" width="700" row="2">
     <wetp:webextensionref xmlns:r="http://schemas.openxmlformats.org/officeDocument/2006/relationships" r:id="rId1"/>
   </wetp:taskpane>
   <wetp:taskpane dockstate="right" visibility="0" width="350" row="2">
@@ -5469,9 +5389,7 @@
 </we:webextension>
 </file>
 
-<file path=customXml/item1.xml>��< ? x m l   v e r s i o n = " 1 . 0 "   e n c o d i n g = " u t f - 1 6 " ? > - 
- < N a v W o r d R e p o r t X m l P a r t   x m l n s = " u r n : m i c r o s o f t - d y n a m i c s - n a v / r e p o r t s / S t a n d a r d _ S a l e s _ I n v o i c e / 1 3 0 6 / " > +<file path=customXml/item1.xml>��< ? x m l   v e r s i o n = " 1 . 0 "   e n c o d i n g = " u t f - 1 6 " ? > < N a v W o r d R e p o r t X m l P a r t   x m l n s = " u r n : m i c r o s o f t - d y n a m i c s - b u s i n e s s c e n t r a l / i n t e r n a l / e x t e n d e d / r e p o r t s / S t a n d a r d _ S a l e s _ I n v o i c e / 1 3 0 6 / " >   
      < B C R e p o r t I n f o r m a t i o n >   
@@ -5489,8 +5407,6 @@
  
              < R e p o r t N a m e > R e p o r t   N a m e < / R e p o r t N a m e >   
-             < R e p o r t C a p t i o n > R e p o r t   C a p t i o n < / R e p o r t C a p t i o n > - 
              < A b o u t T h i s R e p o r t T i t l e > A b o u t   T h i s   R e p o r t   T i t l e < / A b o u t T h i s R e p o r t T i t l e >   
              < A b o u t T h i s R e p o r t T e x t > A b o u t   T h i s   R e p o r t   T e x t < / A b o u t T h i s R e p o r t T e x t > @@ -5545,21 +5461,21 @@
  
              < C o m p a n y A d d r e s s L i n e s >   
-                 < C o m p a n y A d d r e s s L i n e 1 > C o m p a n y   A d d r e s s   L i n e   1 < / C o m p a n y A d d r e s s L i n e 1 > - 
-                 < C o m p a n y A d d r e s s L i n e 2 > C o m p a n y   A d d r e s s   L i n e   2 < / C o m p a n y A d d r e s s L i n e 2 > - 
-                 < C o m p a n y A d d r e s s L i n e 3 > C o m p a n y   A d d r e s s   L i n e   3 < / C o m p a n y A d d r e s s L i n e 3 > - 
-                 < C o m p a n y A d d r e s s L i n e 4 > C o m p a n y   A d d r e s s   L i n e   4 < / C o m p a n y A d d r e s s L i n e 4 > - 
-                 < C o m p a n y A d d r e s s L i n e 5 > C o m p a n y   A d d r e s s   L i n e   5 < / C o m p a n y A d d r e s s L i n e 5 > - 
-                 < C o m p a n y A d d r e s s L i n e 6 > C o m p a n y   A d d r e s s   L i n e   6 < / C o m p a n y A d d r e s s L i n e 6 > - 
-                 < C o m p a n y A d d r e s s L i n e 7 > C o m p a n y   A d d r e s s   L i n e   7 < / C o m p a n y A d d r e s s L i n e 7 > - 
-                 < C o m p a n y A d d r e s s L i n e 8 > C o m p a n y   A d d r e s s   L i n e   8 < / C o m p a n y A d d r e s s L i n e 8 > +                 < C o m p a n y A d d r e s s L i n e > C o m p a n y   A d d r e s s   L i n e   1 < / C o m p a n y A d d r e s s L i n e > + 
+                 < C o m p a n y A d d r e s s L i n e > C o m p a n y   A d d r e s s   L i n e   2 < / C o m p a n y A d d r e s s L i n e > + 
+                 < C o m p a n y A d d r e s s L i n e > C o m p a n y   A d d r e s s   L i n e   3 < / C o m p a n y A d d r e s s L i n e > + 
+                 < C o m p a n y A d d r e s s L i n e > C o m p a n y   A d d r e s s   L i n e   4 < / C o m p a n y A d d r e s s L i n e > + 
+                 < C o m p a n y A d d r e s s L i n e > C o m p a n y   A d d r e s s   L i n e   5 < / C o m p a n y A d d r e s s L i n e > + 
+                 < C o m p a n y A d d r e s s L i n e > C o m p a n y   A d d r e s s   L i n e   6 < / C o m p a n y A d d r e s s L i n e > + 
+                 < C o m p a n y A d d r e s s L i n e > C o m p a n y   A d d r e s s   L i n e   7 < / C o m p a n y A d d r e s s L i n e > + 
+                 < C o m p a n y A d d r e s s L i n e > C o m p a n y   A d d r e s s   L i n e   8 < / C o m p a n y A d d r e s s L i n e >   
              < / C o m p a n y A d d r e s s L i n e s >   
@@ -5617,581 +5533,583 @@
  
      < / B C R e p o r t I n f o r m a t i o n >   
-     < H e a d e r > - 
-         < B i l l e d T o _ L b l > B i l l e d T o _ L b l < / B i l l e d T o _ L b l > - 
-         < B i l l T o C o n t a c t E m a i l > B i l l T o C o n t a c t E m a i l < / B i l l T o C o n t a c t E m a i l > - 
-         < B i l l T o C o n t a c t E m a i l L b l > B i l l T o C o n t a c t E m a i l L b l < / B i l l T o C o n t a c t E m a i l L b l > - 
-         < B i l l T o C o n t a c t M o b i l e P h o n e N o > B i l l T o C o n t a c t M o b i l e P h o n e N o < / B i l l T o C o n t a c t M o b i l e P h o n e N o > - 
-         < B i l l T o C o n t a c t M o b i l e P h o n e N o L b l > B i l l T o C o n t a c t M o b i l e P h o n e N o L b l < / B i l l T o C o n t a c t M o b i l e P h o n e N o L b l > - 
-         < B i l l T o C o n t a c t P h o n e N o > B i l l T o C o n t a c t P h o n e N o < / B i l l T o C o n t a c t P h o n e N o > - 
-         < B i l l T o C o n t a c t P h o n e N o L b l > B i l l T o C o n t a c t P h o n e N o L b l < / B i l l T o C o n t a c t P h o n e N o L b l > - 
-         < B i l l t o C u s t o m e r N o _ L b l > B i l l t o C u s t o m e r N o _ L b l < / B i l l t o C u s t o m e r N o _ L b l > - 
-         < B i l l t o C u s t u m e r N o > B i l l t o C u s t u m e r N o < / B i l l t o C u s t u m e r N o > - 
-         < C h e c k s P a y a b l e _ L b l > C h e c k s P a y a b l e _ L b l < / C h e c k s P a y a b l e _ L b l > - 
-         < C o m p a n y A d d r e s s 1 > C o m p a n y A d d r e s s 1 < / C o m p a n y A d d r e s s 1 > - 
-         < C o m p a n y A d d r e s s 2 > C o m p a n y A d d r e s s 2 < / C o m p a n y A d d r e s s 2 > - 
-         < C o m p a n y A d d r e s s 3 > C o m p a n y A d d r e s s 3 < / C o m p a n y A d d r e s s 3 > - 
-         < C o m p a n y A d d r e s s 4 > C o m p a n y A d d r e s s 4 < / C o m p a n y A d d r e s s 4 > - 
-         < C o m p a n y A d d r e s s 5 > C o m p a n y A d d r e s s 5 < / C o m p a n y A d d r e s s 5 > - 
-         < C o m p a n y A d d r e s s 6 > C o m p a n y A d d r e s s 6 < / C o m p a n y A d d r e s s 6 > - 
-         < C o m p a n y A d d r e s s 7 > C o m p a n y A d d r e s s 7 < / C o m p a n y A d d r e s s 7 > - 
-         < C o m p a n y A d d r e s s 8 > C o m p a n y A d d r e s s 8 < / C o m p a n y A d d r e s s 8 > - 
-         < C o m p a n y B a n k A c c o u n t N o > C o m p a n y B a n k A c c o u n t N o < / C o m p a n y B a n k A c c o u n t N o > - 
-         < C o m p a n y B a n k A c c o u n t N o _ L b l > C o m p a n y B a n k A c c o u n t N o _ L b l < / C o m p a n y B a n k A c c o u n t N o _ L b l > - 
-         < C o m p a n y B a n k B r a n c h N o > C o m p a n y B a n k B r a n c h N o < / C o m p a n y B a n k B r a n c h N o > - 
-         < C o m p a n y B a n k B r a n c h N o _ L b l > C o m p a n y B a n k B r a n c h N o _ L b l < / C o m p a n y B a n k B r a n c h N o _ L b l > - 
-         < C o m p a n y B a n k N a m e > C o m p a n y B a n k N a m e < / C o m p a n y B a n k N a m e > - 
-         < C o m p a n y B a n k N a m e _ L b l > C o m p a n y B a n k N a m e _ L b l < / C o m p a n y B a n k N a m e _ L b l > - 
-         < C o m p a n y C u s t o m G i r o > C o m p a n y C u s t o m G i r o < / C o m p a n y C u s t o m G i r o > - 
-         < C o m p a n y C u s t o m G i r o _ L b l > C o m p a n y C u s t o m G i r o _ L b l < / C o m p a n y C u s t o m G i r o _ L b l > - 
-         < C o m p a n y E M a i l > C o m p a n y E M a i l < / C o m p a n y E M a i l > - 
-         < C o m p a n y G i r o N o > C o m p a n y G i r o N o < / C o m p a n y G i r o N o > - 
-         < C o m p a n y G i r o N o _ L b l > C o m p a n y G i r o N o _ L b l < / C o m p a n y G i r o N o _ L b l > - 
-         < C o m p a n y H o m e P a g e > C o m p a n y H o m e P a g e < / C o m p a n y H o m e P a g e > - 
-         < C o m p a n y I B A N > C o m p a n y I B A N < / C o m p a n y I B A N > - 
-         < C o m p a n y I B A N _ L b l > C o m p a n y I B A N _ L b l < / C o m p a n y I B A N _ L b l > - 
-         < C o m p a n y L e g a l O f f i c e > C o m p a n y L e g a l O f f i c e < / C o m p a n y L e g a l O f f i c e > - 
-         < C o m p a n y L e g a l O f f i c e _ L b l > C o m p a n y L e g a l O f f i c e _ L b l < / C o m p a n y L e g a l O f f i c e _ L b l > - 
-         < C o m p a n y L e g a l S t a t e m e n t > C o m p a n y L e g a l S t a t e m e n t < / C o m p a n y L e g a l S t a t e m e n t > - 
-         < C o m p a n y L o g o P o s i t i o n > C o m p a n y L o g o P o s i t i o n < / C o m p a n y L o g o P o s i t i o n > - 
-         < C o m p a n y P h o n e N o > C o m p a n y P h o n e N o < / C o m p a n y P h o n e N o > - 
-         < C o m p a n y P h o n e N o _ L b l > C o m p a n y P h o n e N o _ L b l < / C o m p a n y P h o n e N o _ L b l > - 
-         < C o m p a n y P i c t u r e   / > - 
-         < C o m p a n y R e g i s t r a t i o n N u m b e r > C o m p a n y R e g i s t r a t i o n N u m b e r < / C o m p a n y R e g i s t r a t i o n N u m b e r > - 
-         < C o m p a n y R e g i s t r a t i o n N u m b e r _ L b l > C o m p a n y R e g i s t r a t i o n N u m b e r _ L b l < / C o m p a n y R e g i s t r a t i o n N u m b e r _ L b l > - 
-         < C o m p a n y S W I F T > C o m p a n y S W I F T < / C o m p a n y S W I F T > - 
-         < C o m p a n y S W I F T _ L b l > C o m p a n y S W I F T _ L b l < / C o m p a n y S W I F T _ L b l > - 
-         < C o m p a n y V A T R e g i s t r a t i o n N o > C o m p a n y V A T R e g i s t r a t i o n N o < / C o m p a n y V A T R e g i s t r a t i o n N o > - 
-         < C o m p a n y V A T R e g i s t r a t i o n N o _ L b l > C o m p a n y V A T R e g i s t r a t i o n N o _ L b l < / C o m p a n y V A T R e g i s t r a t i o n N o _ L b l > - 
-         < C o m p a n y V A T R e g N o > C o m p a n y V A T R e g N o < / C o m p a n y V A T R e g N o > - 
-         < C o m p a n y V A T R e g N o _ L b l > C o m p a n y V A T R e g N o _ L b l < / C o m p a n y V A T R e g N o _ L b l > - 
-         < C o n t a c t _ L b l > C o n t a c t _ L b l < / C o n t a c t _ L b l > - 
-         < C o p y _ L b l > C o p y _ L b l < / C o p y _ L b l > - 
-         < C u s t o m e r A d d r e s s 1 > C u s t o m e r A d d r e s s 1 < / C u s t o m e r A d d r e s s 1 > - 
-         < C u s t o m e r A d d r e s s 2 > C u s t o m e r A d d r e s s 2 < / C u s t o m e r A d d r e s s 2 > - 
-         < C u s t o m e r A d d r e s s 3 > C u s t o m e r A d d r e s s 3 < / C u s t o m e r A d d r e s s 3 > - 
-         < C u s t o m e r A d d r e s s 4 > C u s t o m e r A d d r e s s 4 < / C u s t o m e r A d d r e s s 4 > - 
-         < C u s t o m e r A d d r e s s 5 > C u s t o m e r A d d r e s s 5 < / C u s t o m e r A d d r e s s 5 > - 
-         < C u s t o m e r A d d r e s s 6 > C u s t o m e r A d d r e s s 6 < / C u s t o m e r A d d r e s s 6 > - 
-         < C u s t o m e r A d d r e s s 7 > C u s t o m e r A d d r e s s 7 < / C u s t o m e r A d d r e s s 7 > - 
-         < C u s t o m e r A d d r e s s 8 > C u s t o m e r A d d r e s s 8 < / C u s t o m e r A d d r e s s 8 > - 
-         < C u s t o m e r P o s t a l B a r C o d e > C u s t o m e r P o s t a l B a r C o d e < / C u s t o m e r P o s t a l B a r C o d e > - 
-         < D i s p l a y A d d i t i o n a l F e e N o t e > D i s p l a y A d d i t i o n a l F e e N o t e < / D i s p l a y A d d i t i o n a l F e e N o t e > - 
-         < D o c u m e n t D a t e > D o c u m e n t D a t e < / D o c u m e n t D a t e > - 
-         < D o c u m e n t D a t e _ L b l > D o c u m e n t D a t e _ L b l < / D o c u m e n t D a t e _ L b l > - 
-         < D o c u m e n t N o > D o c u m e n t N o < / D o c u m e n t N o > - 
-         < D o c u m e n t N o _ L b l > D o c u m e n t N o _ L b l < / D o c u m e n t N o _ L b l > - 
-         < D o c u m e n t T i t l e _ L b l > D o c u m e n t T i t l e _ L b l < / D o c u m e n t T i t l e _ L b l > - 
-         < D u e D a t e > D u e D a t e < / D u e D a t e > - 
-         < D u e D a t e _ L b l > D u e D a t e _ L b l < / D u e D a t e _ L b l > - 
-         < E M a i l _ H e a d e r _ L b l > E M a i l _ H e a d e r _ L b l < / E M a i l _ H e a d e r _ L b l > - 
-         < E x c h a n g e R a t e A s T e x t > E x c h a n g e R a t e A s T e x t < / E x c h a n g e R a t e A s T e x t > - 
-         < E x t e r n a l D o c u m e n t N o > E x t e r n a l D o c u m e n t N o < / E x t e r n a l D o c u m e n t N o > - 
-         < E x t e r n a l D o c u m e n t N o _ L b l > E x t e r n a l D o c u m e n t N o _ L b l < / E x t e r n a l D o c u m e n t N o _ L b l > - 
-         < F r o m _ L b l > F r o m _ L b l < / F r o m _ L b l > - 
-         < G l o b a l L o c a t i o n N u m b e r > G l o b a l L o c a t i o n N u m b e r < / G l o b a l L o c a t i o n N u m b e r > - 
-         < G l o b a l L o c a t i o n N u m b e r _ L b l > G l o b a l L o c a t i o n N u m b e r _ L b l < / G l o b a l L o c a t i o n N u m b e r _ L b l > - 
-         < H o m e P a g e _ H e a d e r _ L b l > H o m e P a g e _ H e a d e r _ L b l < / H o m e P a g e _ H e a d e r _ L b l > - 
-         < I n v o i c e D i s c o u n t A m o u n t _ L b l > I n v o i c e D i s c o u n t A m o u n t _ L b l < / I n v o i c e D i s c o u n t A m o u n t _ L b l > - 
-         < I n v o i c e D i s c o u n t B a s e A m o u n t _ L b l > I n v o i c e D i s c o u n t B a s e A m o u n t _ L b l < / I n v o i c e D i s c o u n t B a s e A m o u n t _ L b l > - 
-         < L e g a l E n t i t y T y p e > L e g a l E n t i t y T y p e < / L e g a l E n t i t y T y p e > - 
-         < L e g a l E n t i t y T y p e _ L b l > L e g a l E n t i t y T y p e _ L b l < / L e g a l E n t i t y T y p e _ L b l > - 
-         < L i n e A m o u n t A f t e r I n v o i c e D i s c o u n t _ L b l > L i n e A m o u n t A f t e r I n v o i c e D i s c o u n t _ L b l < / L i n e A m o u n t A f t e r I n v o i c e D i s c o u n t _ L b l > - 
-         < L o c a l C u r r e n c y _ L b l > L o c a l C u r r e n c y _ L b l < / L o c a l C u r r e n c y _ L b l > - 
-         < O r d e r N o > O r d e r N o < / O r d e r N o > - 
-         < O r d e r N o _ L b l > O r d e r N o _ L b l < / O r d e r N o _ L b l > - 
-         < P a c k a g e T r a c k i n g N o > P a c k a g e T r a c k i n g N o < / P a c k a g e T r a c k i n g N o > - 
-         < P a c k a g e T r a c k i n g N o _ L b l > P a c k a g e T r a c k i n g N o _ L b l < / P a c k a g e T r a c k i n g N o _ L b l > - 
-         < P a g e _ L b l > P a g e _ L b l < / P a g e _ L b l > - 
-         < P a y m e n t I n s t r u c t i o n s _ T x t > P a y m e n t I n s t r u c t i o n s _ T x t < / P a y m e n t I n s t r u c t i o n s _ T x t > - 
-         < P a y m e n t M e t h o d D e s c r i p t i o n > P a y m e n t M e t h o d D e s c r i p t i o n < / P a y m e n t M e t h o d D e s c r i p t i o n > - 
-         < P a y m e n t M e t h o d D e s c r i p t i o n _ L b l > P a y m e n t M e t h o d D e s c r i p t i o n _ L b l < / P a y m e n t M e t h o d D e s c r i p t i o n _ L b l > - 
-         < P a y m e n t R e f e r e n c e > P a y m e n t R e f e r e n c e < / P a y m e n t R e f e r e n c e > - 
-         < P a y m e n t R e f e r e n c e _ L b l > P a y m e n t R e f e r e n c e _ L b l < / P a y m e n t R e f e r e n c e _ L b l > - 
-         < P a y m e n t T e r m s D e s c r i p t i o n > P a y m e n t T e r m s D e s c r i p t i o n < / P a y m e n t T e r m s D e s c r i p t i o n > - 
-         < P a y m e n t T e r m s D e s c r i p t i o n _ L b l > P a y m e n t T e r m s D e s c r i p t i o n _ L b l < / P a y m e n t T e r m s D e s c r i p t i o n _ L b l > - 
-         < P r i c e s I n c l u d i n g V A T > P r i c e s I n c l u d i n g V A T < / P r i c e s I n c l u d i n g V A T > - 
-         < P r i c e s I n c l u d i n g V A T Y e s N o > P r i c e s I n c l u d i n g V A T Y e s N o < / P r i c e s I n c l u d i n g V A T Y e s N o > - 
-         < P r i c e s I n c l u d i n g V A T _ L b l > P r i c e s I n c l u d i n g V A T _ L b l < / P r i c e s I n c l u d i n g V A T _ L b l > - 
-         < Q u e s t i o n s _ L b l > Q u e s t i o n s _ L b l < / Q u e s t i o n s _ L b l > - 
-         < R e m a i n i n g A m o u n t > R e m a i n i n g A m o u n t < / R e m a i n i n g A m o u n t > - 
-         < R e m a i n i n g A m o u n t T e x t > R e m a i n i n g A m o u n t T e x t < / R e m a i n i n g A m o u n t T e x t > - 
-         < S a l e s I n v o i c e L i n e D i s c o u n t _ L b l > S a l e s I n v o i c e L i n e D i s c o u n t _ L b l < / S a l e s I n v o i c e L i n e D i s c o u n t _ L b l > - 
-         < S a l e s P e r s o n B l a n k _ L b l > S a l e s P e r s o n B l a n k _ L b l < / S a l e s P e r s o n B l a n k _ L b l > - 
-         < S a l e s P e r s o n N a m e > S a l e s P e r s o n N a m e < / S a l e s P e r s o n N a m e > - 
-         < S a l e s P e r s o n _ L b l > S a l e s P e r s o n _ L b l < / S a l e s P e r s o n _ L b l > - 
-         < S e l l T o C o n t a c t E m a i l > S e l l T o C o n t a c t E m a i l < / S e l l T o C o n t a c t E m a i l > - 
-         < S e l l T o C o n t a c t E m a i l L b l > S e l l T o C o n t a c t E m a i l L b l < / S e l l T o C o n t a c t E m a i l L b l > - 
-         < S e l l T o C o n t a c t M o b i l e P h o n e N o > S e l l T o C o n t a c t M o b i l e P h o n e N o < / S e l l T o C o n t a c t M o b i l e P h o n e N o > - 
-         < S e l l T o C o n t a c t M o b i l e P h o n e N o L b l > S e l l T o C o n t a c t M o b i l e P h o n e N o L b l < / S e l l T o C o n t a c t M o b i l e P h o n e N o L b l > - 
-         < S e l l T o C o n t a c t P h o n e N o > S e l l T o C o n t a c t P h o n e N o < / S e l l T o C o n t a c t P h o n e N o > - 
-         < S e l l T o C o n t a c t P h o n e N o L b l > S e l l T o C o n t a c t P h o n e N o L b l < / S e l l T o C o n t a c t P h o n e N o L b l > - 
-         < S e l l t o C u s t o m e r N o > S e l l t o C u s t o m e r N o < / S e l l t o C u s t o m e r N o > - 
-         < S e l l t o C u s t o m e r N o _ L b l > S e l l t o C u s t o m e r N o _ L b l < / S e l l t o C u s t o m e r N o _ L b l > - 
-         < S e l l T o F a x N o > S e l l T o F a x N o < / S e l l T o F a x N o > - 
-         < S e l l T o P h o n e N o > S e l l T o P h o n e N o < / S e l l T o P h o n e N o > - 
-         < S h i p m e n t D a t e > S h i p m e n t D a t e < / S h i p m e n t D a t e > - 
-         < S h i p m e n t D a t e _ L b l > S h i p m e n t D a t e _ L b l < / S h i p m e n t D a t e _ L b l > - 
-         < S h i p m e n t M e t h o d D e s c r i p t i o n > S h i p m e n t M e t h o d D e s c r i p t i o n < / S h i p m e n t M e t h o d D e s c r i p t i o n > - 
-         < S h i p m e n t M e t h o d D e s c r i p t i o n _ L b l > S h i p m e n t M e t h o d D e s c r i p t i o n _ L b l < / S h i p m e n t M e t h o d D e s c r i p t i o n _ L b l > - 
-         < S h i p m e n t _ L b l > S h i p m e n t _ L b l < / S h i p m e n t _ L b l > - 
-         < S h i p p i n g A g e n t C o d e > S h i p p i n g A g e n t C o d e < / S h i p p i n g A g e n t C o d e > - 
-         < S h i p p i n g A g e n t C o d e _ L b l > S h i p p i n g A g e n t C o d e _ L b l < / S h i p p i n g A g e n t C o d e _ L b l > - 
-         < S h i p T o A d d r e s s 1 > S h i p T o A d d r e s s 1 < / S h i p T o A d d r e s s 1 > - 
-         < S h i p T o A d d r e s s 2 > S h i p T o A d d r e s s 2 < / S h i p T o A d d r e s s 2 > - 
-         < S h i p T o A d d r e s s 3 > S h i p T o A d d r e s s 3 < / S h i p T o A d d r e s s 3 > - 
-         < S h i p T o A d d r e s s 4 > S h i p T o A d d r e s s 4 < / S h i p T o A d d r e s s 4 > - 
-         < S h i p T o A d d r e s s 5 > S h i p T o A d d r e s s 5 < / S h i p T o A d d r e s s 5 > - 
-         < S h i p T o A d d r e s s 6 > S h i p T o A d d r e s s 6 < / S h i p T o A d d r e s s 6 > - 
-         < S h i p T o A d d r e s s 7 > S h i p T o A d d r e s s 7 < / S h i p T o A d d r e s s 7 > - 
-         < S h i p T o A d d r e s s 8 > S h i p T o A d d r e s s 8 < / S h i p T o A d d r e s s 8 > - 
-         < S h i p T o A d d r e s s _ L b l > S h i p T o A d d r e s s _ L b l < / S h i p T o A d d r e s s _ L b l > - 
-         < S h i p T o P h o n e N o > S h i p T o P h o n e N o < / S h i p T o P h o n e N o > - 
-         < S h o w S h i p p i n g A d d r e s s > S h o w S h i p p i n g A d d r e s s < / S h o w S h i p p i n g A d d r e s s > - 
-         < S h o w W o r k D e s c r i p t i o n > S h o w W o r k D e s c r i p t i o n < / S h o w W o r k D e s c r i p t i o n > - 
-         < S u b t o t a l _ L b l > S u b t o t a l _ L b l < / S u b t o t a l _ L b l > - 
-         < T h a n k s _ L b l > T h a n k s _ L b l < / T h a n k s _ L b l > - 
-         < T o t a l _ L b l > T o t a l _ L b l < / T o t a l _ L b l > - 
-         < V A T A m o u n t S p e c i f i c a t i o n _ L b l > V A T A m o u n t S p e c i f i c a t i o n _ L b l < / V A T A m o u n t S p e c i f i c a t i o n _ L b l > - 
-         < V A T A m o u n t _ L b l > V A T A m o u n t _ L b l < / V A T A m o u n t _ L b l > - 
-         < V A T B a s e _ L b l > V A T B a s e _ L b l < / V A T B a s e _ L b l > - 
-         < V A T C l a u s e s _ L b l > V A T C l a u s e s _ L b l < / V A T C l a u s e s _ L b l > - 
-         < V A T C l a u s e _ L b l > V A T C l a u s e _ L b l < / V A T C l a u s e _ L b l > - 
-         < V A T I d e n t i f i e r _ L b l > V A T I d e n t i f i e r _ L b l < / V A T I d e n t i f i e r _ L b l > - 
-         < V A T P e r c e n t a g e _ L b l > V A T P e r c e n t a g e _ L b l < / V A T P e r c e n t a g e _ L b l > - 
-         < V A T R e g i s t r a t i o n N o > V A T R e g i s t r a t i o n N o < / V A T R e g i s t r a t i o n N o > - 
-         < V A T R e g i s t r a t i o n N o _ L b l > V A T R e g i s t r a t i o n N o _ L b l < / V A T R e g i s t r a t i o n N o _ L b l > - 
-         < Y o u r D o c u m e n t T i t l e _ L b l > Y o u r D o c u m e n t T i t l e _ L b l < / Y o u r D o c u m e n t T i t l e _ L b l > - 
-         < Y o u r R e f e r e n c e > Y o u r R e f e r e n c e < / Y o u r R e f e r e n c e > - 
-         < Y o u r R e f e r e n c e _ L b l > Y o u r R e f e r e n c e _ L b l < / Y o u r R e f e r e n c e _ L b l > - 
-         < L i n e > - 
-             < A m o u n t E x c l u d i n g V A T _ L i n e > A m o u n t E x c l u d i n g V A T _ L i n e < / A m o u n t E x c l u d i n g V A T _ L i n e > - 
-             < A m o u n t E x c l u d i n g V A T _ L i n e _ L b l > A m o u n t E x c l u d i n g V A T _ L i n e _ L b l < / A m o u n t E x c l u d i n g V A T _ L i n e _ L b l > - 
-             < A m o u n t I n c l u d i n g V A T _ L i n e > A m o u n t I n c l u d i n g V A T _ L i n e < / A m o u n t I n c l u d i n g V A T _ L i n e > - 
-             < A m o u n t I n c l u d i n g V A T _ L i n e _ L b l > A m o u n t I n c l u d i n g V A T _ L i n e _ L b l < / A m o u n t I n c l u d i n g V A T _ L i n e _ L b l > - 
-             < D e s c r i p t i o n _ L i n e > D e s c r i p t i o n _ L i n e < / D e s c r i p t i o n _ L i n e > - 
-             < D e s c r i p t i o n _ L i n e _ L b l > D e s c r i p t i o n _ L i n e _ L b l < / D e s c r i p t i o n _ L i n e _ L b l > - 
-             < I t e m N o _ L i n e > I t e m N o _ L i n e < / I t e m N o _ L i n e > - 
-             < I t e m N o _ L i n e _ L b l > I t e m N o _ L i n e _ L b l < / I t e m N o _ L i n e _ L b l > - 
-             < I t e m R e f e r e n c e N o _ L i n e > I t e m R e f e r e n c e N o _ L i n e < / I t e m R e f e r e n c e N o _ L i n e > - 
-             < I t e m R e f e r e n c e N o _ L i n e _ L b l > I t e m R e f e r e n c e N o _ L i n e _ L b l < / I t e m R e f e r e n c e N o _ L i n e _ L b l > - 
-             < J o b N o > J o b N o < / J o b N o > - 
-             < J o b N o _ L b l > J o b N o _ L b l < / J o b N o _ L b l > - 
-             < J o b T a s k D e s c r i p t i o n > J o b T a s k D e s c r i p t i o n < / J o b T a s k D e s c r i p t i o n > - 
-             < J o b T a s k D e s c _ L b l > J o b T a s k D e s c _ L b l < / J o b T a s k D e s c _ L b l > - 
-             < J o b T a s k N o > J o b T a s k N o < / J o b T a s k N o > - 
-             < J o b T a s k N o _ L b l > J o b T a s k N o _ L b l < / J o b T a s k N o _ L b l > - 
-             < L i n e A m o u n t _ L i n e > L i n e A m o u n t _ L i n e < / L i n e A m o u n t _ L i n e > - 
-             < L i n e A m o u n t _ L i n e _ L b l > L i n e A m o u n t _ L i n e _ L b l < / L i n e A m o u n t _ L i n e _ L b l > - 
-             < L i n e D i s c o u n t P e r c e n t T e x t _ L i n e > L i n e D i s c o u n t P e r c e n t T e x t _ L i n e < / L i n e D i s c o u n t P e r c e n t T e x t _ L i n e > - 
-             < L i n e D i s c o u n t P e r c e n t _ L i n e > L i n e D i s c o u n t P e r c e n t _ L i n e < / L i n e D i s c o u n t P e r c e n t _ L i n e > - 
-             < L i n e N o _ L i n e > L i n e N o _ L i n e < / L i n e N o _ L i n e > - 
-             < P r i c e P e r _ L b l > P r i c e P e r _ L b l < / P r i c e P e r _ L b l > - 
-             < P r i c e _ L b l > P r i c e _ L b l < / P r i c e _ L b l > - 
-             < Q t y _ L b l > Q t y _ L b l < / Q t y _ L b l > - 
-             < Q u a n t i t y _ L i n e > Q u a n t i t y _ L i n e < / Q u a n t i t y _ L i n e > - 
-             < Q u a n t i t y _ L i n e _ L b l > Q u a n t i t y _ L i n e _ L b l < / Q u a n t i t y _ L i n e _ L b l > - 
-             < S h i p m e n t D a t e _ L i n e > S h i p m e n t D a t e _ L i n e < / S h i p m e n t D a t e _ L i n e > - 
-             < S h i p m e n t D a t e _ L i n e _ L b l > S h i p m e n t D a t e _ L i n e _ L b l < / S h i p m e n t D a t e _ L i n e _ L b l > - 
-             < T r a n s H e a d e r A m o u n t > T r a n s H e a d e r A m o u n t < / T r a n s H e a d e r A m o u n t > - 
-             < T y p e _ L i n e > T y p e _ L i n e < / T y p e _ L i n e > - 
-             < U n i t O f M e a s u r e > U n i t O f M e a s u r e < / U n i t O f M e a s u r e > - 
-             < U n i t O f M e a s u r e _ L b l > U n i t O f M e a s u r e _ L b l < / U n i t O f M e a s u r e _ L b l > - 
-             < U n i t P r i c e > U n i t P r i c e < / U n i t P r i c e > - 
-             < U n i t P r i c e _ L b l > U n i t P r i c e _ L b l < / U n i t P r i c e _ L b l > - 
-             < U n i t _ L b l > U n i t _ L b l < / U n i t _ L b l > - 
-             < V A T I d e n t i f i e r _ L i n e > V A T I d e n t i f i e r _ L i n e < / V A T I d e n t i f i e r _ L i n e > - 
-             < V A T I d e n t i f i e r _ L i n e _ L b l > V A T I d e n t i f i e r _ L i n e _ L b l < / V A T I d e n t i f i e r _ L i n e _ L b l > - 
-             < V A T P c t _ L i n e > V A T P c t _ L i n e < / V A T P c t _ L i n e > - 
-             < V A T P c t _ L i n e _ L b l > V A T P c t _ L i n e _ L b l < / V A T P c t _ L i n e _ L b l > - 
-             < S h i p m e n t L i n e > - 
-                 < D o c u m e n t N o _ S h i p m e n t L i n e > D o c u m e n t N o _ S h i p m e n t L i n e < / D o c u m e n t N o _ S h i p m e n t L i n e > - 
-                 < P o s t i n g D a t e _ S h i p m e n t L i n e > P o s t i n g D a t e _ S h i p m e n t L i n e < / P o s t i n g D a t e _ S h i p m e n t L i n e > - 
-                 < P o s t i n g D a t e _ S h i p m e n t L i n e _ L b l > P o s t i n g D a t e _ S h i p m e n t L i n e _ L b l < / P o s t i n g D a t e _ S h i p m e n t L i n e _ L b l > - 
-                 < Q u a n t i t y _ S h i p m e n t L i n e > Q u a n t i t y _ S h i p m e n t L i n e < / Q u a n t i t y _ S h i p m e n t L i n e > - 
-                 < Q u a n t i t y _ S h i p m e n t L i n e _ L b l > Q u a n t i t y _ S h i p m e n t L i n e _ L b l < / Q u a n t i t y _ S h i p m e n t L i n e _ L b l > +     < T o o l t i p s / > + 
+     < H e a d e r   E l e m e n t T y p e = " D a t a I t e m "   E l e m e n t I d = " 1 2 4 0 3 7 3 8 8 6 " > + 
+         < B i l l e d T o _ L b l   E l e m e n t T y p e = " C o l u m n "   E l e m e n t I d = " 1 7 4 5 4 4 9 0 7 9 "   D a t a T y p e = " T e x t C o n s t " > B i l l e d T o _ L b l < / B i l l e d T o _ L b l > + 
+         < B i l l T o C o n t a c t E m a i l   E l e m e n t T y p e = " C o l u m n "   E l e m e n t I d = " 3 3 5 8 2 7 8 9 5 "   D a t a T y p e = " T e x t " > B i l l T o C o n t a c t E m a i l < / B i l l T o C o n t a c t E m a i l > + 
+         < B i l l T o C o n t a c t E m a i l L b l   E l e m e n t T y p e = " C o l u m n "   E l e m e n t I d = " 2 9 6 4 7 8 3 6 5 "   D a t a T y p e = " T e x t C o n s t " > B i l l T o C o n t a c t E m a i l L b l < / B i l l T o C o n t a c t E m a i l L b l > + 
+         < B i l l T o C o n t a c t M o b i l e P h o n e N o   E l e m e n t T y p e = " C o l u m n "   E l e m e n t I d = " 2 4 8 4 8 8 6 9 6 "   D a t a T y p e = " T e x t " > B i l l T o C o n t a c t M o b i l e P h o n e N o < / B i l l T o C o n t a c t M o b i l e P h o n e N o > + 
+         < B i l l T o C o n t a c t M o b i l e P h o n e N o L b l   E l e m e n t T y p e = " C o l u m n "   E l e m e n t I d = " 2 7 6 3 1 1 3 3 8 "   D a t a T y p e = " T e x t C o n s t " > B i l l T o C o n t a c t M o b i l e P h o n e N o L b l < / B i l l T o C o n t a c t M o b i l e P h o n e N o L b l > + 
+         < B i l l T o C o n t a c t P h o n e N o   E l e m e n t T y p e = " C o l u m n "   E l e m e n t I d = " 3 6 2 4 7 7 4 8 8 "   D a t a T y p e = " T e x t " > B i l l T o C o n t a c t P h o n e N o < / B i l l T o C o n t a c t P h o n e N o > + 
+         < B i l l T o C o n t a c t P h o n e N o L b l   E l e m e n t T y p e = " C o l u m n "   E l e m e n t I d = " 2 1 2 3 3 4 5 9 6 6 "   D a t a T y p e = " T e x t C o n s t " > B i l l T o C o n t a c t P h o n e N o L b l < / B i l l T o C o n t a c t P h o n e N o L b l > + 
+         < B i l l t o C u s t o m e r N o _ L b l   E l e m e n t T y p e = " C o l u m n "   E l e m e n t I d = " 3 6 9 3 0 7 8 1 3 "   D a t a T y p e = " S t r i n g " > B i l l t o C u s t o m e r N o _ L b l < / B i l l t o C u s t o m e r N o _ L b l > + 
+         < B i l l t o C u s t u m e r N o   E l e m e n t T y p e = " C o l u m n "   E l e m e n t I d = " 2 8 0 4 7 3 0 5 8 "   D a t a T y p e = " C o d e " > B i l l t o C u s t u m e r N o < / B i l l t o C u s t u m e r N o > + 
+         < C h e c k s P a y a b l e _ L b l   E l e m e n t T y p e = " C o l u m n "   E l e m e n t I d = " 1 0 5 3 1 5 6 0 6 5 "   D a t a T y p e = " T e x t " > C h e c k s P a y a b l e _ L b l < / C h e c k s P a y a b l e _ L b l > + 
+         < C o m p a n y A d d r e s s 1   E l e m e n t T y p e = " C o l u m n "   E l e m e n t I d = " 1 8 8 4 1 6 4 3 2 3 "   D a t a T y p e = " T e x t " > C o m p a n y A d d r e s s 1 < / C o m p a n y A d d r e s s 1 > + 
+         < C o m p a n y A d d r e s s 2   E l e m e n t T y p e = " C o l u m n "   E l e m e n t I d = " 1 2 4 6 4 6 7 7 0 6 "   D a t a T y p e = " T e x t " > C o m p a n y A d d r e s s 2 < / C o m p a n y A d d r e s s 2 > + 
+         < C o m p a n y A d d r e s s 3   E l e m e n t T y p e = " C o l u m n "   E l e m e n t I d = " 6 0 8 7 7 1 0 8 9 "   D a t a T y p e = " T e x t " > C o m p a n y A d d r e s s 3 < / C o m p a n y A d d r e s s 3 > + 
+         < C o m p a n y A d d r e s s 4   E l e m e n t T y p e = " C o l u m n "   E l e m e n t I d = " 7 7 7 6 8 0 1 1 2 "   D a t a T y p e = " T e x t " > C o m p a n y A d d r e s s 4 < / C o m p a n y A d d r e s s 4 > + 
+         < C o m p a n y A d d r e s s 5   E l e m e n t T y p e = " C o l u m n "   E l e m e n t I d = " 1 3 9 9 8 3 4 9 5 "   D a t a T y p e = " T e x t " > C o m p a n y A d d r e s s 5 < / C o m p a n y A d d r e s s 5 > + 
+         < C o m p a n y A d d r e s s 6   E l e m e n t T y p e = " C o l u m n "   E l e m e n t I d = " 4 9 7 7 1 3 1 2 2 "   D a t a T y p e = " T e x t " > C o m p a n y A d d r e s s 6 < / C o m p a n y A d d r e s s 6 > + 
+         < C o m p a n y A d d r e s s 7   E l e m e n t T y p e = " C o l u m n "   E l e m e n t I d = " 1 1 3 5 4 0 9 7 3 9 "   D a t a T y p e = " T e x t " > C o m p a n y A d d r e s s 7 < / C o m p a n y A d d r e s s 7 > + 
+         < C o m p a n y A d d r e s s 8   E l e m e n t T y p e = " C o l u m n "   E l e m e n t I d = " 1 7 1 5 2 5 5 3 0 0 "   D a t a T y p e = " T e x t " > C o m p a n y A d d r e s s 8 < / C o m p a n y A d d r e s s 8 > + 
+         < C o m p a n y B a n k A c c o u n t N o   E l e m e n t T y p e = " C o l u m n "   E l e m e n t I d = " 3 0 1 4 0 2 0 4 "   D a t a T y p e = " T e x t " > C o m p a n y B a n k A c c o u n t N o < / C o m p a n y B a n k A c c o u n t N o > + 
+         < C o m p a n y B a n k A c c o u n t N o _ L b l   E l e m e n t T y p e = " C o l u m n "   E l e m e n t I d = " 1 0 9 7 7 4 3 3 4 5 "   D a t a T y p e = " T e x t C o n s t " > C o m p a n y B a n k A c c o u n t N o _ L b l < / C o m p a n y B a n k A c c o u n t N o _ L b l > + 
+         < C o m p a n y B a n k B r a n c h N o   E l e m e n t T y p e = " C o l u m n "   E l e m e n t I d = " 7 9 3 1 3 3 0 5 7 "   D a t a T y p e = " T e x t " > C o m p a n y B a n k B r a n c h N o < / C o m p a n y B a n k B r a n c h N o > + 
+         < C o m p a n y B a n k B r a n c h N o _ L b l   E l e m e n t T y p e = " C o l u m n "   E l e m e n t I d = " 3 2 7 9 0 6 6 9 2 "   D a t a T y p e = " S t r i n g " > C o m p a n y B a n k B r a n c h N o _ L b l < / C o m p a n y B a n k B r a n c h N o _ L b l > + 
+         < C o m p a n y B a n k N a m e   E l e m e n t T y p e = " C o l u m n "   E l e m e n t I d = " 1 5 3 4 9 0 5 6 0 5 "   D a t a T y p e = " T e x t " > C o m p a n y B a n k N a m e < / C o m p a n y B a n k N a m e > + 
+         < C o m p a n y B a n k N a m e _ L b l   E l e m e n t T y p e = " C o l u m n "   E l e m e n t I d = " 1 2 0 4 3 0 7 0 1 4 "   D a t a T y p e = " T e x t C o n s t " > C o m p a n y B a n k N a m e _ L b l < / C o m p a n y B a n k N a m e _ L b l > + 
+         < C o m p a n y C u s t o m G i r o   E l e m e n t T y p e = " C o l u m n "   E l e m e n t I d = " 1 6 7 0 4 7 5 7 9 8 "   D a t a T y p e = " T e x t " > C o m p a n y C u s t o m G i r o < / C o m p a n y C u s t o m G i r o > + 
+         < C o m p a n y C u s t o m G i r o _ L b l   E l e m e n t T y p e = " C o l u m n "   E l e m e n t I d = " 8 9 1 4 3 9 6 2 5 "   D a t a T y p e = " T e x t " > C o m p a n y C u s t o m G i r o _ L b l < / C o m p a n y C u s t o m G i r o _ L b l > + 
+         < C o m p a n y E M a i l   E l e m e n t T y p e = " C o l u m n "   E l e m e n t I d = " 1 6 7 7 0 7 4 0 5 8 "   D a t a T y p e = " T e x t " > C o m p a n y E M a i l < / C o m p a n y E M a i l > + 
+         < C o m p a n y G i r o N o   E l e m e n t T y p e = " C o l u m n "   E l e m e n t I d = " 1 3 6 0 1 9 6 3 2 0 "   D a t a T y p e = " T e x t " > C o m p a n y G i r o N o < / C o m p a n y G i r o N o > + 
+         < C o m p a n y G i r o N o _ L b l   E l e m e n t T y p e = " C o l u m n "   E l e m e n t I d = " 8 6 1 6 0 2 1 1 5 "   D a t a T y p e = " T e x t C o n s t " > C o m p a n y G i r o N o _ L b l < / C o m p a n y G i r o N o _ L b l > + 
+         < C o m p a n y H o m e P a g e   E l e m e n t T y p e = " C o l u m n "   E l e m e n t I d = " 1 9 8 9 1 8 8 7 0 "   D a t a T y p e = " T e x t " > C o m p a n y H o m e P a g e < / C o m p a n y H o m e P a g e > + 
+         < C o m p a n y I B A N   E l e m e n t T y p e = " C o l u m n "   E l e m e n t I d = " 9 0 6 5 4 9 1 8 2 "   D a t a T y p e = " C o d e " > C o m p a n y I B A N < / C o m p a n y I B A N > + 
+         < C o m p a n y I B A N _ L b l   E l e m e n t T y p e = " C o l u m n "   E l e m e n t I d = " 1 2 6 7 9 5 2 2 2 7 "   D a t a T y p e = " S t r i n g " > C o m p a n y I B A N _ L b l < / C o m p a n y I B A N _ L b l > + 
+         < C o m p a n y L e g a l O f f i c e   E l e m e n t T y p e = " C o l u m n "   E l e m e n t I d = " 7 1 4 2 5 8 1 1 1 "   D a t a T y p e = " T e x t " > C o m p a n y L e g a l O f f i c e < / C o m p a n y L e g a l O f f i c e > + 
+         < C o m p a n y L e g a l O f f i c e _ L b l   E l e m e n t T y p e = " C o l u m n "   E l e m e n t I d = " 1 5 3 3 1 7 5 1 0 8 "   D a t a T y p e = " T e x t " > C o m p a n y L e g a l O f f i c e _ L b l < / C o m p a n y L e g a l O f f i c e _ L b l > + 
+         < C o m p a n y L e g a l S t a t e m e n t   E l e m e n t T y p e = " C o l u m n "   E l e m e n t I d = " 4 4 8 3 5 8 8 7 6 "   D a t a T y p e = " T e x t " > C o m p a n y L e g a l S t a t e m e n t < / C o m p a n y L e g a l S t a t e m e n t > + 
+         < C o m p a n y L o g o P o s i t i o n   E l e m e n t T y p e = " C o l u m n "   E l e m e n t I d = " 1 4 2 5 2 6 6 6 8 8 "   D a t a T y p e = " I n t e g e r " > C o m p a n y L o g o P o s i t i o n < / C o m p a n y L o g o P o s i t i o n > + 
+         < C o m p a n y P h o n e N o   E l e m e n t T y p e = " C o l u m n "   E l e m e n t I d = " 2 5 0 4 4 0 6 5 5 "   D a t a T y p e = " T e x t " > C o m p a n y P h o n e N o < / C o m p a n y P h o n e N o > + 
+         < C o m p a n y P h o n e N o _ L b l   E l e m e n t T y p e = " C o l u m n "   E l e m e n t I d = " 5 5 8 5 9 3 5 8 6 "   D a t a T y p e = " T e x t C o n s t " > C o m p a n y P h o n e N o _ L b l < / C o m p a n y P h o n e N o _ L b l > + 
+         < C o m p a n y P i c t u r e   E l e m e n t T y p e = " C o l u m n "   E l e m e n t I d = " 1 3 9 7 4 1 1 0 7 4 "   D a t a T y p e = " B L O B " / > + 
+         < C o m p a n y R e g i s t r a t i o n N u m b e r   E l e m e n t T y p e = " C o l u m n "   E l e m e n t I d = " 2 0 2 3 6 3 9 4 2 4 "   D a t a T y p e = " T e x t " > C o m p a n y R e g i s t r a t i o n N u m b e r < / C o m p a n y R e g i s t r a t i o n N u m b e r > + 
+         < C o m p a n y R e g i s t r a t i o n N u m b e r _ L b l   E l e m e n t T y p e = " C o l u m n "   E l e m e n t I d = " 1 8 3 3 1 0 6 6 5 3 "   D a t a T y p e = " T e x t " > C o m p a n y R e g i s t r a t i o n N u m b e r _ L b l < / C o m p a n y R e g i s t r a t i o n N u m b e r _ L b l > + 
+         < C o m p a n y S W I F T   E l e m e n t T y p e = " C o l u m n "   E l e m e n t I d = " 6 6 8 2 5 0 2 4 5 "   D a t a T y p e = " C o d e " > C o m p a n y S W I F T < / C o m p a n y S W I F T > + 
+         < C o m p a n y S W I F T _ L b l   E l e m e n t T y p e = " C o l u m n "   E l e m e n t I d = " 2 0 2 9 5 9 7 3 8 4 "   D a t a T y p e = " S t r i n g " > C o m p a n y S W I F T _ L b l < / C o m p a n y S W I F T _ L b l > + 
+         < C o m p a n y V A T R e g i s t r a t i o n N o   E l e m e n t T y p e = " C o l u m n "   E l e m e n t I d = " 1 9 1 4 0 1 3 6 4 9 "   D a t a T y p e = " T e x t " > C o m p a n y V A T R e g i s t r a t i o n N o < / C o m p a n y V A T R e g i s t r a t i o n N o > + 
+         < C o m p a n y V A T R e g i s t r a t i o n N o _ L b l   E l e m e n t T y p e = " C o l u m n "   E l e m e n t I d = " 9 2 4 5 0 3 1 2 4 "   D a t a T y p e = " T e x t " > C o m p a n y V A T R e g i s t r a t i o n N o _ L b l < / C o m p a n y V A T R e g i s t r a t i o n N o _ L b l > + 
+         < C o m p a n y V A T R e g N o   E l e m e n t T y p e = " C o l u m n "   E l e m e n t I d = " 1 7 1 4 3 1 9 3 6 "   D a t a T y p e = " T e x t " > C o m p a n y V A T R e g N o < / C o m p a n y V A T R e g N o > + 
+         < C o m p a n y V A T R e g N o _ L b l   E l e m e n t T y p e = " C o l u m n "   E l e m e n t I d = " 7 7 3 2 0 1 5 0 1 "   D a t a T y p e = " T e x t " > C o m p a n y V A T R e g N o _ L b l < / C o m p a n y V A T R e g N o _ L b l > + 
+         < C o n t a c t _ L b l   E l e m e n t T y p e = " C o l u m n "   E l e m e n t I d = " 1 1 5 5 0 9 4 7 5 2 "   D a t a T y p e = " T e x t " > C o n t a c t _ L b l < / C o n t a c t _ L b l > + 
+         < C o p y _ L b l   E l e m e n t T y p e = " C o l u m n "   E l e m e n t I d = " 6 0 4 7 8 2 7 8 1 "   D a t a T y p e = " T e x t C o n s t " > C o p y _ L b l < / C o p y _ L b l > + 
+         < C u s t o m e r A d d r e s s 1   E l e m e n t T y p e = " C o l u m n "   E l e m e n t I d = " 1 8 0 1 9 6 6 4 5 4 "   D a t a T y p e = " T e x t " > C u s t o m e r A d d r e s s 1 < / C u s t o m e r A d d r e s s 1 > + 
+         < C u s t o m e r A d d r e s s 2   E l e m e n t T y p e = " C o l u m n "   E l e m e n t I d = " 1 1 6 4 2 6 9 8 3 7 "   D a t a T y p e = " T e x t " > C u s t o m e r A d d r e s s 2 < / C u s t o m e r A d d r e s s 2 > + 
+         < C u s t o m e r A d d r e s s 3   E l e m e n t T y p e = " C o l u m n "   E l e m e n t I d = " 5 2 6 5 7 3 2 2 0 "   D a t a T y p e = " T e x t " > C u s t o m e r A d d r e s s 3 < / C u s t o m e r A d d r e s s 3 > + 
+         < C u s t o m e r A d d r e s s 4   E l e m e n t T y p e = " C o l u m n "   E l e m e n t I d = " 1 1 1 1 2 3 3 9 7 "   D a t a T y p e = " T e x t " > C u s t o m e r A d d r e s s 4 < / C u s t o m e r A d d r e s s 4 > + 
+         < C u s t o m e r A d d r e s s 5   E l e m e n t T y p e = " C o l u m n "   E l e m e n t I d = " 7 4 8 8 2 0 0 1 4 "   D a t a T y p e = " T e x t " > C u s t o m e r A d d r e s s 5 < / C u s t o m e r A d d r e s s 5 > + 
+         < C u s t o m e r A d d r e s s 6   E l e m e n t T y p e = " C o l u m n "   E l e m e n t I d = " 1 3 8 6 5 1 6 6 3 1 "   D a t a T y p e = " T e x t " > C u s t o m e r A d d r e s s 6 < / C u s t o m e r A d d r e s s 6 > + 
+         < C u s t o m e r A d d r e s s 7   E l e m e n t T y p e = " C o l u m n "   E l e m e n t I d = " 2 0 2 4 2 1 3 2 4 8 "   D a t a T y p e = " T e x t " > C u s t o m e r A d d r e s s 7 < / C u s t o m e r A d d r e s s 7 > + 
+         < C u s t o m e r A d d r e s s 8   E l e m e n t T y p e = " C o l u m n "   E l e m e n t I d = " 1 0 4 8 6 9 8 5 8 5 "   D a t a T y p e = " T e x t " > C u s t o m e r A d d r e s s 8 < / C u s t o m e r A d d r e s s 8 > + 
+         < C u s t o m e r P o s t a l B a r C o d e   E l e m e n t T y p e = " C o l u m n "   E l e m e n t I d = " 3 9 8 5 8 0 6 8 8 "   D a t a T y p e = " T e x t " > C u s t o m e r P o s t a l B a r C o d e < / C u s t o m e r P o s t a l B a r C o d e > + 
+         < D i s p l a y A d d i t i o n a l F e e N o t e   E l e m e n t T y p e = " C o l u m n "   E l e m e n t I d = " 1 9 3 1 7 6 6 6 8 8 "   D a t a T y p e = " B o o l e a n " > D i s p l a y A d d i t i o n a l F e e N o t e < / D i s p l a y A d d i t i o n a l F e e N o t e > + 
+         < D o c u m e n t D a t e   E l e m e n t T y p e = " C o l u m n "   E l e m e n t I d = " 5 5 2 8 7 1 9 1 4 "   D a t a T y p e = " S t r i n g " > D o c u m e n t D a t e < / D o c u m e n t D a t e > + 
+         < D o c u m e n t D a t e _ L b l   E l e m e n t T y p e = " C o l u m n "   E l e m e n t I d = " 1 0 2 6 4 9 4 8 3 "   D a t a T y p e = " S t r i n g " > D o c u m e n t D a t e _ L b l < / D o c u m e n t D a t e _ L b l > + 
+         < D o c u m e n t N o   E l e m e n t T y p e = " C o l u m n "   E l e m e n t I d = " 9 7 0 3 5 0 5 3 9 "   D a t a T y p e = " C o d e " > D o c u m e n t N o < / D o c u m e n t N o > + 
+         < D o c u m e n t N o _ L b l   E l e m e n t T y p e = " C o l u m n "   E l e m e n t I d = " 7 8 9 7 9 5 9 7 8 "   D a t a T y p e = " T e x t C o n s t " > D o c u m e n t N o _ L b l < / D o c u m e n t N o _ L b l > + 
+         < D o c u m e n t T i t l e _ L b l   E l e m e n t T y p e = " C o l u m n "   E l e m e n t I d = " 8 5 8 4 2 3 9 2 9 "   D a t a T y p e = " T e x t " > D o c u m e n t T i t l e _ L b l < / D o c u m e n t T i t l e _ L b l > + 
+         < D u e D a t e   E l e m e n t T y p e = " C o l u m n "   E l e m e n t I d = " 7 4 5 1 7 0 2 0 3 "   D a t a T y p e = " S t r i n g " > D u e D a t e < / D u e D a t e > + 
+         < D u e D a t e _ L b l   E l e m e n t T y p e = " C o l u m n "   E l e m e n t I d = " 1 6 4 8 2 8 4 6 4 8 "   D a t a T y p e = " S t r i n g " > D u e D a t e _ L b l < / D u e D a t e _ L b l > + 
+         < E M a i l _ H e a d e r _ L b l   E l e m e n t T y p e = " C o l u m n "   E l e m e n t I d = " 5 1 3 1 7 0 8 0 4 "   D a t a T y p e = " T e x t C o n s t " > E M a i l _ H e a d e r _ L b l < / E M a i l _ H e a d e r _ L b l > + 
+         < E x c h a n g e R a t e A s T e x t   E l e m e n t T y p e = " C o l u m n "   E l e m e n t I d = " 5 9 2 9 5 5 8 4 5 "   D a t a T y p e = " T e x t " > E x c h a n g e R a t e A s T e x t < / E x c h a n g e R a t e A s T e x t > + 
+         < E x t e r n a l D o c u m e n t N o   E l e m e n t T y p e = " C o l u m n "   E l e m e n t I d = " 7 3 3 9 5 3 9 6 6 "   D a t a T y p e = " C o d e " > E x t e r n a l D o c u m e n t N o < / E x t e r n a l D o c u m e n t N o > + 
+         < E x t e r n a l D o c u m e n t N o _ L b l   E l e m e n t T y p e = " C o l u m n "   E l e m e n t I d = " 4 2 3 3 1 2 2 6 9 "   D a t a T y p e = " S t r i n g " > E x t e r n a l D o c u m e n t N o _ L b l < / E x t e r n a l D o c u m e n t N o _ L b l > + 
+         < F r o m _ L b l   E l e m e n t T y p e = " C o l u m n "   E l e m e n t I d = " 4 8 5 4 2 6 1 3 8 "   D a t a T y p e = " T e x t C o n s t " > F r o m _ L b l < / F r o m _ L b l > + 
+         < G l o b a l L o c a t i o n N u m b e r   E l e m e n t T y p e = " C o l u m n "   E l e m e n t I d = " 1 5 0 0 3 7 2 8 0 0 "   D a t a T y p e = " T e x t " > G l o b a l L o c a t i o n N u m b e r < / G l o b a l L o c a t i o n N u m b e r > + 
+         < G l o b a l L o c a t i o n N u m b e r _ L b l   E l e m e n t T y p e = " C o l u m n "   E l e m e n t I d = " 1 7 5 0 9 1 3 8 9 1 "   D a t a T y p e = " T e x t " > G l o b a l L o c a t i o n N u m b e r _ L b l < / G l o b a l L o c a t i o n N u m b e r _ L b l > + 
+         < H o m e P a g e _ H e a d e r _ L b l   E l e m e n t T y p e = " C o l u m n "   E l e m e n t I d = " 1 8 7 9 7 2 5 0 8 4 "   D a t a T y p e = " T e x t C o n s t " > H o m e P a g e _ H e a d e r _ L b l < / H o m e P a g e _ H e a d e r _ L b l > + 
+         < I n v o i c e D i s c o u n t A m o u n t _ L b l   E l e m e n t T y p e = " C o l u m n "   E l e m e n t I d = " 1 5 9 3 0 1 2 7 3 6 "   D a t a T y p e = " T e x t C o n s t " > I n v o i c e D i s c o u n t A m o u n t _ L b l < / I n v o i c e D i s c o u n t A m o u n t _ L b l > + 
+         < I n v o i c e D i s c o u n t B a s e A m o u n t _ L b l   E l e m e n t T y p e = " C o l u m n "   E l e m e n t I d = " 2 0 2 9 2 6 6 8 7 5 "   D a t a T y p e = " T e x t C o n s t " > I n v o i c e D i s c o u n t B a s e A m o u n t _ L b l < / I n v o i c e D i s c o u n t B a s e A m o u n t _ L b l > + 
+         < L e g a l E n t i t y T y p e   E l e m e n t T y p e = " C o l u m n "   E l e m e n t I d = " 2 0 5 1 8 7 3 5 6 3 "   D a t a T y p e = " T e x t " > L e g a l E n t i t y T y p e < / L e g a l E n t i t y T y p e > + 
+         < L e g a l E n t i t y T y p e _ L b l   E l e m e n t T y p e = " C o l u m n "   E l e m e n t I d = " 2 0 8 0 2 2 4 7 9 2 "   D a t a T y p e = " T e x t " > L e g a l E n t i t y T y p e _ L b l < / L e g a l E n t i t y T y p e _ L b l > + 
+         < L i n e A m o u n t A f t e r I n v o i c e D i s c o u n t _ L b l   E l e m e n t T y p e = " C o l u m n "   E l e m e n t I d = " 6 7 3 7 2 1 0 9 4 "   D a t a T y p e = " T e x t C o n s t " > L i n e A m o u n t A f t e r I n v o i c e D i s c o u n t _ L b l < / L i n e A m o u n t A f t e r I n v o i c e D i s c o u n t _ L b l > + 
+         < L o c a l C u r r e n c y _ L b l   E l e m e n t T y p e = " C o l u m n "   E l e m e n t I d = " 1 5 5 9 6 9 3 4 2 2 "   D a t a T y p e = " T e x t C o n s t " > L o c a l C u r r e n c y _ L b l < / L o c a l C u r r e n c y _ L b l > + 
+         < O r d e r N o   E l e m e n t T y p e = " C o l u m n "   E l e m e n t I d = " 1 4 6 6 4 7 3 8 8 6 "   D a t a T y p e = " C o d e " > O r d e r N o < / O r d e r N o > + 
+         < O r d e r N o _ L b l   E l e m e n t T y p e = " C o l u m n "   E l e m e n t I d = " 1 9 9 1 0 6 2 5 2 9 "   D a t a T y p e = " S t r i n g " > O r d e r N o _ L b l < / O r d e r N o _ L b l > + 
+         < P a c k a g e T r a c k i n g N o   E l e m e n t T y p e = " C o l u m n "   E l e m e n t I d = " 1 2 4 4 8 2 6 1 5 9 "   D a t a T y p e = " T e x t " > P a c k a g e T r a c k i n g N o < / P a c k a g e T r a c k i n g N o > + 
+         < P a c k a g e T r a c k i n g N o _ L b l   E l e m e n t T y p e = " C o l u m n "   E l e m e n t I d = " 2 1 9 3 5 6 7 5 6 "   D a t a T y p e = " S t r i n g " > P a c k a g e T r a c k i n g N o _ L b l < / P a c k a g e T r a c k i n g N o _ L b l > + 
+         < P a g e _ L b l   E l e m e n t T y p e = " C o l u m n "   E l e m e n t I d = " 6 8 0 6 4 8 0 9 1 "   D a t a T y p e = " T e x t C o n s t " > P a g e _ L b l < / P a g e _ L b l > + 
+         < P a y m e n t I n s t r u c t i o n s _ T x t   E l e m e n t T y p e = " C o l u m n "   E l e m e n t I d = " 1 8 7 2 0 8 8 3 "   D a t a T y p e = " T e x t " > P a y m e n t I n s t r u c t i o n s _ T x t < / P a y m e n t I n s t r u c t i o n s _ T x t > + 
+         < P a y m e n t M e t h o d D e s c r i p t i o n   E l e m e n t T y p e = " C o l u m n "   E l e m e n t I d = " 5 8 5 7 5 7 9 7 4 "   D a t a T y p e = " T e x t " > P a y m e n t M e t h o d D e s c r i p t i o n < / P a y m e n t M e t h o d D e s c r i p t i o n > + 
+         < P a y m e n t M e t h o d D e s c r i p t i o n _ L b l   E l e m e n t T y p e = " C o l u m n "   E l e m e n t I d = " 7 9 7 1 1 7 3 2 3 "   D a t a T y p e = " T e x t C o n s t " > P a y m e n t M e t h o d D e s c r i p t i o n _ L b l < / P a y m e n t M e t h o d D e s c r i p t i o n _ L b l > + 
+         < P a y m e n t R e f e r e n c e   E l e m e n t T y p e = " C o l u m n "   E l e m e n t I d = " 3 3 5 4 9 7 0 1 2 "   D a t a T y p e = " T e x t " > P a y m e n t R e f e r e n c e < / P a y m e n t R e f e r e n c e > + 
+         < P a y m e n t R e f e r e n c e _ L b l   E l e m e n t T y p e = " C o l u m n "   E l e m e n t I d = " 8 6 4 7 4 2 0 3 3 "   D a t a T y p e = " T e x t " > P a y m e n t R e f e r e n c e _ L b l < / P a y m e n t R e f e r e n c e _ L b l > + 
+         < P a y m e n t T e r m s D e s c r i p t i o n   E l e m e n t T y p e = " C o l u m n "   E l e m e n t I d = " 2 0 3 8 7 4 2 7 0 0 "   D a t a T y p e = " T e x t " > P a y m e n t T e r m s D e s c r i p t i o n < / P a y m e n t T e r m s D e s c r i p t i o n > + 
+         < P a y m e n t T e r m s D e s c r i p t i o n _ L b l   E l e m e n t T y p e = " C o l u m n "   E l e m e n t I d = " 1 8 7 4 4 9 4 3 2 1 "   D a t a T y p e = " T e x t C o n s t " > P a y m e n t T e r m s D e s c r i p t i o n _ L b l < / P a y m e n t T e r m s D e s c r i p t i o n _ L b l > + 
+         < P r i c e s I n c l u d i n g V A T   E l e m e n t T y p e = " C o l u m n "   E l e m e n t I d = " 5 1 8 8 1 7 1 6 7 "   D a t a T y p e = " B o o l e a n " > P r i c e s I n c l u d i n g V A T < / P r i c e s I n c l u d i n g V A T > + 
+         < P r i c e s I n c l u d i n g V A T _ L b l   E l e m e n t T y p e = " C o l u m n "   E l e m e n t I d = " 1 3 7 7 9 7 9 4 4 4 "   D a t a T y p e = " S t r i n g " > P r i c e s I n c l u d i n g V A T _ L b l < / P r i c e s I n c l u d i n g V A T _ L b l > + 
+         < P r i c e s I n c l u d i n g V A T Y e s N o   E l e m e n t T y p e = " C o l u m n "   E l e m e n t I d = " 1 4 1 1 1 4 7 5 9 9 "   D a t a T y p e = " S t r i n g " > P r i c e s I n c l u d i n g V A T Y e s N o < / P r i c e s I n c l u d i n g V A T Y e s N o > + 
+         < Q u e s t i o n s _ L b l   E l e m e n t T y p e = " C o l u m n "   E l e m e n t I d = " 2 0 7 0 8 9 0 0 1 9 "   D a t a T y p e = " T e x t C o n s t " > Q u e s t i o n s _ L b l < / Q u e s t i o n s _ L b l > + 
+         < R e m a i n i n g A m o u n t   E l e m e n t T y p e = " C o l u m n "   E l e m e n t I d = " 3 5 3 2 6 4 1 3 1 "   D a t a T y p e = " D e c i m a l " > R e m a i n i n g A m o u n t < / R e m a i n i n g A m o u n t > + 
+         < R e m a i n i n g A m o u n t T e x t   E l e m e n t T y p e = " C o l u m n "   E l e m e n t I d = " 1 8 1 3 6 1 2 0 "   D a t a T y p e = " T e x t " > R e m a i n i n g A m o u n t T e x t < / R e m a i n i n g A m o u n t T e x t > + 
+         < S a l e s I n v o i c e L i n e D i s c o u n t _ L b l   E l e m e n t T y p e = " C o l u m n "   E l e m e n t I d = " 6 6 4 6 0 1 5 8 2 "   D a t a T y p e = " T e x t C o n s t " > S a l e s I n v o i c e L i n e D i s c o u n t _ L b l < / S a l e s I n v o i c e L i n e D i s c o u n t _ L b l > + 
+         < S a l e s P e r s o n _ L b l   E l e m e n t T y p e = " C o l u m n "   E l e m e n t I d = " 1 5 6 4 1 9 6 3 6 5 "   D a t a T y p e = " T e x t C o n s t " > S a l e s P e r s o n _ L b l < / S a l e s P e r s o n _ L b l > + 
+         < S a l e s P e r s o n B l a n k _ L b l   E l e m e n t T y p e = " C o l u m n "   E l e m e n t I d = " 6 5 4 6 2 4 6 0 1 "   D a t a T y p e = " T e x t " > S a l e s P e r s o n B l a n k _ L b l < / S a l e s P e r s o n B l a n k _ L b l > + 
+         < S a l e s P e r s o n N a m e   E l e m e n t T y p e = " C o l u m n "   E l e m e n t I d = " 8 7 1 4 9 2 9 8 3 "   D a t a T y p e = " T e x t " > S a l e s P e r s o n N a m e < / S a l e s P e r s o n N a m e > + 
+         < S e l l T o C o n t a c t E m a i l   E l e m e n t T y p e = " C o l u m n "   E l e m e n t I d = " 2 6 2 8 2 4 5 6 4 "   D a t a T y p e = " T e x t " > S e l l T o C o n t a c t E m a i l < / S e l l T o C o n t a c t E m a i l > + 
+         < S e l l T o C o n t a c t E m a i l L b l   E l e m e n t T y p e = " C o l u m n "   E l e m e n t I d = " 3 7 0 9 2 0 3 7 4 "   D a t a T y p e = " T e x t C o n s t " > S e l l T o C o n t a c t E m a i l L b l < / S e l l T o C o n t a c t E m a i l L b l > + 
+         < S e l l T o C o n t a c t M o b i l e P h o n e N o   E l e m e n t T y p e = " C o l u m n "   E l e m e n t I d = " 1 8 4 3 5 8 7 4 7 "   D a t a T y p e = " T e x t " > S e l l T o C o n t a c t M o b i l e P h o n e N o < / S e l l T o C o n t a c t M o b i l e P h o n e N o > + 
+         < S e l l T o C o n t a c t M o b i l e P h o n e N o L b l   E l e m e n t T y p e = " C o l u m n "   E l e m e n t I d = " 1 4 5 7 5 2 8 4 1 7 "   D a t a T y p e = " T e x t C o n s t " > S e l l T o C o n t a c t M o b i l e P h o n e N o L b l < / S e l l T o C o n t a c t M o b i l e P h o n e N o L b l > + 
+         < S e l l T o C o n t a c t P h o n e N o   E l e m e n t T y p e = " C o l u m n "   E l e m e n t I d = " 1 6 1 3 8 2 2 4 8 3 "   D a t a T y p e = " T e x t " > S e l l T o C o n t a c t P h o n e N o < / S e l l T o C o n t a c t P h o n e N o > + 
+         < S e l l T o C o n t a c t P h o n e N o L b l   E l e m e n t T y p e = " C o l u m n "   E l e m e n t I d = " 1 0 5 0 6 8 6 8 0 9 "   D a t a T y p e = " T e x t C o n s t " > S e l l T o C o n t a c t P h o n e N o L b l < / S e l l T o C o n t a c t P h o n e N o L b l > + 
+         < S e l l t o C u s t o m e r N o   E l e m e n t T y p e = " C o l u m n "   E l e m e n t I d = " 2 0 5 0 6 4 7 3 4 9 "   D a t a T y p e = " C o d e " > S e l l t o C u s t o m e r N o < / S e l l t o C u s t o m e r N o > + 
+         < S e l l t o C u s t o m e r N o _ L b l   E l e m e n t T y p e = " C o l u m n "   E l e m e n t I d = " 2 9 8 3 8 1 5 1 2 "   D a t a T y p e = " S t r i n g " > S e l l t o C u s t o m e r N o _ L b l < / S e l l t o C u s t o m e r N o _ L b l > + 
+         < S e l l T o F a x N o   E l e m e n t T y p e = " C o l u m n "   E l e m e n t I d = " 8 6 0 8 2 8 4 3 4 "   D a t a T y p e = " T e x t " > S e l l T o F a x N o < / S e l l T o F a x N o > + 
+         < S e l l T o P h o n e N o   E l e m e n t T y p e = " C o l u m n "   E l e m e n t I d = " 7 5 1 9 3 1 8 4 3 "   D a t a T y p e = " T e x t " > S e l l T o P h o n e N o < / S e l l T o P h o n e N o > + 
+         < S h i p m e n t _ L b l   E l e m e n t T y p e = " C o l u m n "   E l e m e n t I d = " 2 0 8 5 7 6 7 1 2 0 "   D a t a T y p e = " T e x t C o n s t " > S h i p m e n t _ L b l < / S h i p m e n t _ L b l > + 
+         < S h i p m e n t D a t e   E l e m e n t T y p e = " C o l u m n "   E l e m e n t I d = " 9 3 1 1 1 1 4 6 5 "   D a t a T y p e = " S t r i n g " > S h i p m e n t D a t e < / S h i p m e n t D a t e > + 
+         < S h i p m e n t D a t e _ L b l   E l e m e n t T y p e = " C o l u m n "   E l e m e n t I d = " 6 1 4 4 0 0 3 6 4 "   D a t a T y p e = " S t r i n g " > S h i p m e n t D a t e _ L b l < / S h i p m e n t D a t e _ L b l > + 
+         < S h i p m e n t M e t h o d D e s c r i p t i o n   E l e m e n t T y p e = " C o l u m n "   E l e m e n t I d = " 2 0 5 9 4 0 3 2 6 0 "   D a t a T y p e = " T e x t " > S h i p m e n t M e t h o d D e s c r i p t i o n < / S h i p m e n t M e t h o d D e s c r i p t i o n > + 
+         < S h i p m e n t M e t h o d D e s c r i p t i o n _ L b l   E l e m e n t T y p e = " C o l u m n "   E l e m e n t I d = " 1 1 7 9 9 7 8 4 6 5 "   D a t a T y p e = " T e x t C o n s t " > S h i p m e n t M e t h o d D e s c r i p t i o n _ L b l < / S h i p m e n t M e t h o d D e s c r i p t i o n _ L b l > + 
+         < S h i p p i n g A g e n t C o d e   E l e m e n t T y p e = " C o l u m n "   E l e m e n t I d = " 1 6 7 0 1 5 5 2 6 9 "   D a t a T y p e = " C o d e " > S h i p p i n g A g e n t C o d e < / S h i p p i n g A g e n t C o d e > + 
+         < S h i p p i n g A g e n t C o d e _ L b l   E l e m e n t T y p e = " C o l u m n "   E l e m e n t I d = " 1 1 5 3 2 0 1 3 4 "   D a t a T y p e = " S t r i n g " > S h i p p i n g A g e n t C o d e _ L b l < / S h i p p i n g A g e n t C o d e _ L b l > + 
+         < S h i p T o A d d r e s s _ L b l   E l e m e n t T y p e = " C o l u m n "   E l e m e n t I d = " 1 6 5 0 5 0 5 0 1 7 "   D a t a T y p e = " T e x t C o n s t " > S h i p T o A d d r e s s _ L b l < / S h i p T o A d d r e s s _ L b l > + 
+         < S h i p T o A d d r e s s 1   E l e m e n t T y p e = " C o l u m n "   E l e m e n t I d = " 1 3 5 7 6 7 2 8 6 1 "   D a t a T y p e = " T e x t " > S h i p T o A d d r e s s 1 < / S h i p T o A d d r e s s 1 > + 
+         < S h i p T o A d d r e s s 2   E l e m e n t T y p e = " C o l u m n "   E l e m e n t I d = " 1 0 2 4 2 0 4 5 8 4 "   D a t a T y p e = " T e x t " > S h i p T o A d d r e s s 2 < / S h i p T o A d d r e s s 2 > + 
+         < S h i p T o A d d r e s s 3   E l e m e n t T y p e = " C o l u m n "   E l e m e n t I d = " 1 6 6 1 9 0 1 2 0 1 "   D a t a T y p e = " T e x t " > S h i p T o A d d r e s s 3 < / S h i p T o A d d r e s s 3 > + 
+         < S h i p T o A d d r e s s 4   E l e m e n t T y p e = " C o l u m n "   E l e m e n t I d = " 5 5 5 4 1 6 9 9 0 "   D a t a T y p e = " T e x t " > S h i p T o A d d r e s s 4 < / S h i p T o A d d r e s s 4 > + 
+         < S h i p T o A d d r e s s 5   E l e m e n t T y p e = " C o l u m n "   E l e m e n t I d = " 1 1 9 3 1 1 3 6 0 7 "   D a t a T y p e = " T e x t " > S h i p T o A d d r e s s 5 < / S h i p T o A d d r e s s 5 > + 
+         < S h i p T o A d d r e s s 6   E l e m e n t T y p e = " C o l u m n "   E l e m e n t I d = " 7 1 9 9 7 6 2 4 4 "   D a t a T y p e = " T e x t " > S h i p T o A d d r e s s 6 < / S h i p T o A d d r e s s 6 > + 
+         < S h i p T o A d d r e s s 7   E l e m e n t T y p e = " C o l u m n "   E l e m e n t I d = " 8 2 2 7 9 6 2 7 "   D a t a T y p e = " T e x t " > S h i p T o A d d r e s s 7 < / S h i p T o A d d r e s s 7 > + 
+         < S h i p T o A d d r e s s 8   E l e m e n t T y p e = " C o l u m n "   E l e m e n t I d = " 1 4 9 2 9 9 2 1 7 8 "   D a t a T y p e = " T e x t " > S h i p T o A d d r e s s 8 < / S h i p T o A d d r e s s 8 > + 
+         < S h i p T o P h o n e N o   E l e m e n t T y p e = " C o l u m n "   E l e m e n t I d = " 3 6 9 7 0 2 2 5 5 "   D a t a T y p e = " T e x t " > S h i p T o P h o n e N o < / S h i p T o P h o n e N o > + 
+         < S h o w S h i p p i n g A d d r e s s   E l e m e n t T y p e = " C o l u m n "   E l e m e n t I d = " 1 1 2 0 0 7 1 2 6 6 "   D a t a T y p e = " B o o l e a n " > S h o w S h i p p i n g A d d r e s s < / S h o w S h i p p i n g A d d r e s s > + 
+         < S h o w W o r k D e s c r i p t i o n   E l e m e n t T y p e = " C o l u m n "   E l e m e n t I d = " 7 8 5 4 6 8 8 6 5 "   D a t a T y p e = " B o o l e a n " > S h o w W o r k D e s c r i p t i o n < / S h o w W o r k D e s c r i p t i o n > + 
+         < S u b t o t a l _ L b l   E l e m e n t T y p e = " C o l u m n "   E l e m e n t I d = " 1 9 6 7 7 9 5 1 4 2 "   D a t a T y p e = " T e x t C o n s t " > S u b t o t a l _ L b l < / S u b t o t a l _ L b l > + 
+         < T h a n k s _ L b l   E l e m e n t T y p e = " C o l u m n "   E l e m e n t I d = " 2 1 0 3 3 0 5 5 2 5 "   D a t a T y p e = " T e x t C o n s t " > T h a n k s _ L b l < / T h a n k s _ L b l > + 
+         < T o t a l _ L b l   E l e m e n t T y p e = " C o l u m n "   E l e m e n t I d = " 1 2 1 0 1 0 0 8 7 8 "   D a t a T y p e = " T e x t C o n s t " > T o t a l _ L b l < / T o t a l _ L b l > + 
+         < V A T A m o u n t _ L b l   E l e m e n t T y p e = " C o l u m n "   E l e m e n t I d = " 1 0 9 4 6 5 7 2 9 "   D a t a T y p e = " T e x t C o n s t " > V A T A m o u n t _ L b l < / V A T A m o u n t _ L b l > + 
+         < V A T A m o u n t S p e c i f i c a t i o n _ L b l   E l e m e n t T y p e = " C o l u m n "   E l e m e n t I d = " 8 7 8 7 0 6 8 4 6 "   D a t a T y p e = " T e x t C o n s t " > V A T A m o u n t S p e c i f i c a t i o n _ L b l < / V A T A m o u n t S p e c i f i c a t i o n _ L b l > + 
+         < V A T B a s e _ L b l   E l e m e n t T y p e = " C o l u m n "   E l e m e n t I d = " 1 8 6 6 1 5 8 2 7 8 "   D a t a T y p e = " T e x t C o n s t " > V A T B a s e _ L b l < / V A T B a s e _ L b l > + 
+         < V A T C l a u s e _ L b l   E l e m e n t T y p e = " C o l u m n "   E l e m e n t I d = " 1 5 7 0 4 9 5 4 9 0 "   D a t a T y p e = " S t r i n g " > V A T C l a u s e _ L b l < / V A T C l a u s e _ L b l > + 
+         < V A T C l a u s e s _ L b l   E l e m e n t T y p e = " C o l u m n "   E l e m e n t I d = " 1 3 8 3 9 2 0 0 1 9 "   D a t a T y p e = " T e x t C o n s t " > V A T C l a u s e s _ L b l < / V A T C l a u s e s _ L b l > + 
+         < V A T I d e n t i f i e r _ L b l   E l e m e n t T y p e = " C o l u m n "   E l e m e n t I d = " 1 6 8 6 6 2 3 9 8 4 "   D a t a T y p e = " T e x t C o n s t " > V A T I d e n t i f i e r _ L b l < / V A T I d e n t i f i e r _ L b l > + 
+         < V A T P e r c e n t a g e _ L b l   E l e m e n t T y p e = " C o l u m n "   E l e m e n t I d = " 6 7 6 6 5 4 5 6 5 "   D a t a T y p e = " T e x t C o n s t " > V A T P e r c e n t a g e _ L b l < / V A T P e r c e n t a g e _ L b l > + 
+         < V A T R e g i s t r a t i o n N o   E l e m e n t T y p e = " C o l u m n "   E l e m e n t I d = " 1 8 8 9 1 9 5 4 0 2 "   D a t a T y p e = " T e x t " > V A T R e g i s t r a t i o n N o < / V A T R e g i s t r a t i o n N o > + 
+         < V A T R e g i s t r a t i o n N o _ L b l   E l e m e n t T y p e = " C o l u m n "   E l e m e n t I d = " 1 4 2 4 6 1 6 0 8 5 "   D a t a T y p e = " T e x t " > V A T R e g i s t r a t i o n N o _ L b l < / V A T R e g i s t r a t i o n N o _ L b l > + 
+         < Y o u r D o c u m e n t T i t l e _ L b l   E l e m e n t T y p e = " C o l u m n "   E l e m e n t I d = " 1 8 2 1 7 1 6 9 3 4 "   D a t a T y p e = " T e x t C o n s t " > Y o u r D o c u m e n t T i t l e _ L b l < / Y o u r D o c u m e n t T i t l e _ L b l > + 
+         < Y o u r R e f e r e n c e   E l e m e n t T y p e = " C o l u m n "   E l e m e n t I d = " 1 1 0 3 9 9 5 1 "   D a t a T y p e = " T e x t " > Y o u r R e f e r e n c e < / Y o u r R e f e r e n c e > + 
+         < Y o u r R e f e r e n c e _ L b l   E l e m e n t T y p e = " C o l u m n "   E l e m e n t I d = " 4 6 5 4 7 7 4 2 6 "   D a t a T y p e = " S t r i n g " > Y o u r R e f e r e n c e _ L b l < / Y o u r R e f e r e n c e _ L b l > + 
+         < L i n e   E l e m e n t T y p e = " D a t a I t e m "   E l e m e n t I d = " 4 1 1 9 7 6 1 3 3 " > + 
+             < A m o u n t E x c l u d i n g V A T _ L i n e   E l e m e n t T y p e = " C o l u m n "   E l e m e n t I d = " 1 0 6 2 4 6 0 0 4 0 "   D a t a T y p e = " D e c i m a l " > A m o u n t E x c l u d i n g V A T _ L i n e < / A m o u n t E x c l u d i n g V A T _ L i n e > + 
+             < A m o u n t E x c l u d i n g V A T _ L i n e _ L b l   E l e m e n t T y p e = " C o l u m n "   E l e m e n t I d = " 2 0 0 2 8 7 4 4 7 5 "   D a t a T y p e = " S t r i n g " > A m o u n t E x c l u d i n g V A T _ L i n e _ L b l < / A m o u n t E x c l u d i n g V A T _ L i n e _ L b l > + 
+             < A m o u n t I n c l u d i n g V A T _ L i n e   E l e m e n t T y p e = " C o l u m n "   E l e m e n t I d = " 7 7 0 9 2 8 4 0 2 "   D a t a T y p e = " D e c i m a l " > A m o u n t I n c l u d i n g V A T _ L i n e < / A m o u n t I n c l u d i n g V A T _ L i n e > + 
+             < A m o u n t I n c l u d i n g V A T _ L i n e _ L b l   E l e m e n t T y p e = " C o l u m n "   E l e m e n t I d = " 9 3 0 7 4 7 3 1 3 "   D a t a T y p e = " S t r i n g " > A m o u n t I n c l u d i n g V A T _ L i n e _ L b l < / A m o u n t I n c l u d i n g V A T _ L i n e _ L b l > + 
+             < D e s c r i p t i o n _ L i n e   E l e m e n t T y p e = " C o l u m n "   E l e m e n t I d = " 1 4 0 6 8 2 2 3 1 0 "   D a t a T y p e = " T e x t " > D e s c r i p t i o n _ L i n e < / D e s c r i p t i o n _ L i n e > + 
+             < D e s c r i p t i o n _ L i n e _ L b l   E l e m e n t T y p e = " C o l u m n "   E l e m e n t I d = " 2 1 1 8 9 5 1 4 9 5 "   D a t a T y p e = " S t r i n g " > D e s c r i p t i o n _ L i n e _ L b l < / D e s c r i p t i o n _ L i n e _ L b l > + 
+             < I t e m N o _ L i n e   E l e m e n t T y p e = " C o l u m n "   E l e m e n t I d = " 1 9 1 0 2 9 6 2 8 8 "   D a t a T y p e = " C o d e " > I t e m N o _ L i n e < / I t e m N o _ L i n e > + 
+             < I t e m N o _ L i n e _ L b l   E l e m e n t T y p e = " C o l u m n "   E l e m e n t I d = " 1 3 4 0 0 7 9 6 1 3 "   D a t a T y p e = " S t r i n g " > I t e m N o _ L i n e _ L b l < / I t e m N o _ L i n e _ L b l > + 
+             < I t e m R e f e r e n c e N o _ L i n e   E l e m e n t T y p e = " C o l u m n "   E l e m e n t I d = " 9 2 7 2 3 5 7 "   D a t a T y p e = " C o d e " > I t e m R e f e r e n c e N o _ L i n e < / I t e m R e f e r e n c e N o _ L i n e > + 
+             < I t e m R e f e r e n c e N o _ L i n e _ L b l   E l e m e n t T y p e = " C o l u m n "   E l e m e n t I d = " 1 9 8 0 6 3 1 1 3 0 "   D a t a T y p e = " S t r i n g " > I t e m R e f e r e n c e N o _ L i n e _ L b l < / I t e m R e f e r e n c e N o _ L i n e _ L b l > + 
+             < J o b N o   E l e m e n t T y p e = " C o l u m n "   E l e m e n t I d = " 1 8 1 5 5 8 0 3 6 5 "   D a t a T y p e = " C o d e " > J o b N o < / J o b N o > + 
+             < J o b N o _ L b l   E l e m e n t T y p e = " C o l u m n "   E l e m e n t I d = " 1 8 9 7 0 9 4 2 6 "   D a t a T y p e = " T e x t " > J o b N o _ L b l < / J o b N o _ L b l > + 
+             < J o b T a s k D e s c _ L b l   E l e m e n t T y p e = " C o l u m n "   E l e m e n t I d = " 5 4 8 3 1 0 0 2 7 "   D a t a T y p e = " T e x t C o n s t " > J o b T a s k D e s c _ L b l < / J o b T a s k D e s c _ L b l > + 
+             < J o b T a s k D e s c r i p t i o n   E l e m e n t T y p e = " C o l u m n "   E l e m e n t I d = " 1 0 6 5 5 0 2 3 4 3 "   D a t a T y p e = " T e x t " > J o b T a s k D e s c r i p t i o n < / J o b T a s k D e s c r i p t i o n > + 
+             < J o b T a s k N o   E l e m e n t T y p e = " C o l u m n "   E l e m e n t I d = " 9 4 0 0 8 9 4 5 8 "   D a t a T y p e = " C o d e " > J o b T a s k N o < / J o b T a s k N o > + 
+             < J o b T a s k N o _ L b l   E l e m e n t T y p e = " C o l u m n "   E l e m e n t I d = " 6 2 2 6 5 1 9 4 9 "   D a t a T y p e = " T e x t " > J o b T a s k N o _ L b l < / J o b T a s k N o _ L b l > + 
+             < L i n e A m o u n t _ L i n e   E l e m e n t T y p e = " C o l u m n "   E l e m e n t I d = " 2 6 8 9 3 7 1 6 2 "   D a t a T y p e = " T e x t " > L i n e A m o u n t _ L i n e < / L i n e A m o u n t _ L i n e > + 
+             < L i n e A m o u n t _ L i n e _ L b l   E l e m e n t T y p e = " C o l u m n "   E l e m e n t I d = " 9 9 2 9 0 1 8 4 5 "   D a t a T y p e = " S t r i n g " > L i n e A m o u n t _ L i n e _ L b l < / L i n e A m o u n t _ L i n e _ L b l > + 
+             < L i n e D i s c o u n t P e r c e n t _ L i n e   E l e m e n t T y p e = " C o l u m n "   E l e m e n t I d = " 9 0 7 8 2 7 4 3 6 "   D a t a T y p e = " D e c i m a l " > L i n e D i s c o u n t P e r c e n t _ L i n e < / L i n e D i s c o u n t P e r c e n t _ L i n e > + 
+             < L i n e D i s c o u n t P e r c e n t T e x t _ L i n e   E l e m e n t T y p e = " C o l u m n "   E l e m e n t I d = " 6 1 3 1 3 5 1 9 "   D a t a T y p e = " T e x t " > L i n e D i s c o u n t P e r c e n t T e x t _ L i n e < / L i n e D i s c o u n t P e r c e n t T e x t _ L i n e > + 
+             < L i n e N o _ L i n e   E l e m e n t T y p e = " C o l u m n "   E l e m e n t I d = " 6 9 8 9 8 5 9 7 9 "   D a t a T y p e = " I n t e g e r " > L i n e N o _ L i n e < / L i n e N o _ L i n e > + 
+             < P r i c e _ L b l   E l e m e n t T y p e = " C o l u m n "   E l e m e n t I d = " 2 1 2 6 7 6 4 9 2 5 "   D a t a T y p e = " T e x t C o n s t " > P r i c e _ L b l < / P r i c e _ L b l > + 
+             < P r i c e P e r _ L b l   E l e m e n t T y p e = " C o l u m n "   E l e m e n t I d = " 9 7 3 2 8 0 1 3 4 "   D a t a T y p e = " T e x t C o n s t " > P r i c e P e r _ L b l < / P r i c e P e r _ L b l > + 
+             < Q t y _ L b l   E l e m e n t T y p e = " C o l u m n "   E l e m e n t I d = " 2 6 3 6 7 3 7 6 4 "   D a t a T y p e = " T e x t C o n s t " > Q t y _ L b l < / Q t y _ L b l > + 
+             < Q u a n t i t y _ L i n e   E l e m e n t T y p e = " C o l u m n "   E l e m e n t I d = " 1 0 6 8 5 4 3 5 3 7 "   D a t a T y p e = " T e x t " > Q u a n t i t y _ L i n e < / Q u a n t i t y _ L i n e > + 
+             < Q u a n t i t y _ L i n e _ L b l   E l e m e n t T y p e = " C o l u m n "   E l e m e n t I d = " 2 0 3 4 5 0 6 8 0 2 "   D a t a T y p e = " S t r i n g " > Q u a n t i t y _ L i n e _ L b l < / Q u a n t i t y _ L i n e _ L b l > + 
+             < S h i p m e n t D a t e _ L i n e   E l e m e n t T y p e = " C o l u m n "   E l e m e n t I d = " 1 6 7 3 3 7 5 4 1 6 "   D a t a T y p e = " S t r i n g " > S h i p m e n t D a t e _ L i n e < / S h i p m e n t D a t e _ L i n e > + 
+             < S h i p m e n t D a t e _ L i n e _ L b l   E l e m e n t T y p e = " C o l u m n "   E l e m e n t I d = " 8 5 3 2 2 4 3 6 3 "   D a t a T y p e = " T e x t C o n s t " > S h i p m e n t D a t e _ L i n e _ L b l < / S h i p m e n t D a t e _ L i n e _ L b l > + 
+             < T r a n s H e a d e r A m o u n t   E l e m e n t T y p e = " C o l u m n "   E l e m e n t I d = " 2 0 2 8 3 0 6 2 7 6 "   D a t a T y p e = " D e c i m a l " > T r a n s H e a d e r A m o u n t < / T r a n s H e a d e r A m o u n t > + 
+             < T y p e _ L i n e   E l e m e n t T y p e = " C o l u m n "   E l e m e n t I d = " 2 7 2 8 0 4 9 2 4 "   D a t a T y p e = " S t r i n g " > T y p e _ L i n e < / T y p e _ L i n e > + 
+             < U n i t _ L b l   E l e m e n t T y p e = " C o l u m n "   E l e m e n t I d = " 8 1 4 3 6 4 3 1 8 "   D a t a T y p e = " T e x t C o n s t " > U n i t _ L b l < / U n i t _ L b l > + 
+             < U n i t O f M e a s u r e   E l e m e n t T y p e = " C o l u m n "   E l e m e n t I d = " 1 8 0 8 2 2 8 0 1 8 "   D a t a T y p e = " T e x t " > U n i t O f M e a s u r e < / U n i t O f M e a s u r e > + 
+             < U n i t O f M e a s u r e _ L b l   E l e m e n t T y p e = " C o l u m n "   E l e m e n t I d = " 9 8 1 9 5 1 2 4 9 "   D a t a T y p e = " S t r i n g " > U n i t O f M e a s u r e _ L b l < / U n i t O f M e a s u r e _ L b l > + 
+             < U n i t P r i c e   E l e m e n t T y p e = " C o l u m n "   E l e m e n t I d = " 1 4 7 8 2 2 1 5 2 6 "   D a t a T y p e = " T e x t " > U n i t P r i c e < / U n i t P r i c e > + 
+             < U n i t P r i c e _ L b l   E l e m e n t T y p e = " C o l u m n "   E l e m e n t I d = " 1 1 6 3 9 2 6 6 0 3 "   D a t a T y p e = " S t r i n g " > U n i t P r i c e _ L b l < / U n i t P r i c e _ L b l > + 
+             < V A T I d e n t i f i e r _ L i n e   E l e m e n t T y p e = " C o l u m n "   E l e m e n t I d = " 1 7 7 3 6 2 2 4 1 2 "   D a t a T y p e = " C o d e " > V A T I d e n t i f i e r _ L i n e < / V A T I d e n t i f i e r _ L i n e > + 
+             < V A T I d e n t i f i e r _ L i n e _ L b l   E l e m e n t T y p e = " C o l u m n "   E l e m e n t I d = " 5 3 3 7 8 2 7 0 3 "   D a t a T y p e = " S t r i n g " > V A T I d e n t i f i e r _ L i n e _ L b l < / V A T I d e n t i f i e r _ L i n e _ L b l > + 
+             < V A T P c t _ L i n e   E l e m e n t T y p e = " C o l u m n "   E l e m e n t I d = " 1 9 7 4 0 0 1 9 4 4 "   D a t a T y p e = " T e x t " > V A T P c t _ L i n e < / V A T P c t _ L i n e > + 
+             < V A T P c t _ L i n e _ L b l   E l e m e n t T y p e = " C o l u m n "   E l e m e n t I d = " 1 2 0 7 5 2 9 9 1 5 "   D a t a T y p e = " S t r i n g " > V A T P c t _ L i n e _ L b l < / V A T P c t _ L i n e _ L b l > + 
+             < S h i p m e n t L i n e   E l e m e n t T y p e = " D a t a I t e m "   E l e m e n t I d = " 2 0 1 5 9 9 6 0 5 1 " > + 
+                 < D o c u m e n t N o _ S h i p m e n t L i n e   E l e m e n t T y p e = " C o l u m n "   E l e m e n t I d = " 1 2 4 3 7 6 7 7 6 2 "   D a t a T y p e = " C o d e " > D o c u m e n t N o _ S h i p m e n t L i n e < / D o c u m e n t N o _ S h i p m e n t L i n e > + 
+                 < P o s t i n g D a t e _ S h i p m e n t L i n e   E l e m e n t T y p e = " C o l u m n "   E l e m e n t I d = " 1 8 3 4 0 0 3 2 0 "   D a t a T y p e = " S t r i n g " > P o s t i n g D a t e _ S h i p m e n t L i n e < / P o s t i n g D a t e _ S h i p m e n t L i n e > + 
+                 < P o s t i n g D a t e _ S h i p m e n t L i n e _ L b l   E l e m e n t T y p e = " C o l u m n "   E l e m e n t I d = " 1 0 9 0 0 6 9 0 2 7 "   D a t a T y p e = " S t r i n g " > P o s t i n g D a t e _ S h i p m e n t L i n e _ L b l < / P o s t i n g D a t e _ S h i p m e n t L i n e _ L b l > + 
+                 < Q u a n t i t y _ S h i p m e n t L i n e   E l e m e n t T y p e = " C o l u m n "   E l e m e n t I d = " 1 6 3 7 0 3 4 2 4 7 "   D a t a T y p e = " D e c i m a l " > Q u a n t i t y _ S h i p m e n t L i n e < / Q u a n t i t y _ S h i p m e n t L i n e > + 
+                 < Q u a n t i t y _ S h i p m e n t L i n e _ L b l   E l e m e n t T y p e = " C o l u m n "   E l e m e n t I d = " 1 6 0 2 6 6 7 3 8 6 "   D a t a T y p e = " S t r i n g " > Q u a n t i t y _ S h i p m e n t L i n e _ L b l < / Q u a n t i t y _ S h i p m e n t L i n e _ L b l >   
              < / S h i p m e n t L i n e >   
-             < A s s e m b l y L i n e > - 
-                 < D e s c r i p t i o n _ A s s e m b l y L i n e > D e s c r i p t i o n _ A s s e m b l y L i n e < / D e s c r i p t i o n _ A s s e m b l y L i n e > - 
-                 < L i n e N o _ A s s e m b l y L i n e > L i n e N o _ A s s e m b l y L i n e < / L i n e N o _ A s s e m b l y L i n e > - 
-                 < Q u a n t i t y _ A s s e m b l y L i n e > Q u a n t i t y _ A s s e m b l y L i n e < / Q u a n t i t y _ A s s e m b l y L i n e > - 
-                 < U n i t O f M e a s u r e _ A s s e m b l y L i n e > U n i t O f M e a s u r e _ A s s e m b l y L i n e < / U n i t O f M e a s u r e _ A s s e m b l y L i n e > - 
-                 < V a r i a n t C o d e _ A s s e m b l y L i n e > V a r i a n t C o d e _ A s s e m b l y L i n e < / V a r i a n t C o d e _ A s s e m b l y L i n e > +             < A s s e m b l y L i n e   E l e m e n t T y p e = " D a t a I t e m "   E l e m e n t I d = " 1 2 0 5 9 4 2 8 5 " > + 
+                 < D e s c r i p t i o n _ A s s e m b l y L i n e   E l e m e n t T y p e = " C o l u m n "   E l e m e n t I d = " 2 8 0 7 4 3 7 9 6 "   D a t a T y p e = " T e x t " > D e s c r i p t i o n _ A s s e m b l y L i n e < / D e s c r i p t i o n _ A s s e m b l y L i n e > + 
+                 < L i n e N o _ A s s e m b l y L i n e   E l e m e n t T y p e = " C o l u m n "   E l e m e n t I d = " 6 4 0 5 8 3 8 9 1 "   D a t a T y p e = " C o d e " > L i n e N o _ A s s e m b l y L i n e < / L i n e N o _ A s s e m b l y L i n e > + 
+                 < Q u a n t i t y _ A s s e m b l y L i n e   E l e m e n t T y p e = " C o l u m n "   E l e m e n t I d = " 1 9 5 7 6 4 8 2 3 1 "   D a t a T y p e = " D e c i m a l " > Q u a n t i t y _ A s s e m b l y L i n e < / Q u a n t i t y _ A s s e m b l y L i n e > + 
+                 < U n i t O f M e a s u r e _ A s s e m b l y L i n e   E l e m e n t T y p e = " C o l u m n "   E l e m e n t I d = " 1 6 4 9 1 2 3 7 7 3 "   D a t a T y p e = " T e x t " > U n i t O f M e a s u r e _ A s s e m b l y L i n e < / U n i t O f M e a s u r e _ A s s e m b l y L i n e > + 
+                 < V a r i a n t C o d e _ A s s e m b l y L i n e   E l e m e n t T y p e = " C o l u m n "   E l e m e n t I d = " 1 8 6 9 4 0 7 6 7 2 "   D a t a T y p e = " C o d e " > V a r i a n t C o d e _ A s s e m b l y L i n e < / V a r i a n t C o d e _ A s s e m b l y L i n e >   
              < / A s s e m b l y L i n e >   
          < / L i n e >   
-         < W o r k D e s c r i p t i o n L i n e s > - 
-             < W o r k D e s c r i p t i o n L i n e > W o r k D e s c r i p t i o n L i n e < / W o r k D e s c r i p t i o n L i n e > - 
-             < W o r k D e s c r i p t i o n L i n e N u m b e r > W o r k D e s c r i p t i o n L i n e N u m b e r < / W o r k D e s c r i p t i o n L i n e N u m b e r > +         < W o r k D e s c r i p t i o n L i n e s   E l e m e n t T y p e = " D a t a I t e m "   E l e m e n t I d = " 2 7 6 8 1 9 4 4 7 " > + 
+             < W o r k D e s c r i p t i o n L i n e   E l e m e n t T y p e = " C o l u m n "   E l e m e n t I d = " 1 9 4 7 6 2 1 6 7 6 "   D a t a T y p e = " T e x t " > W o r k D e s c r i p t i o n L i n e < / W o r k D e s c r i p t i o n L i n e > + 
+             < W o r k D e s c r i p t i o n L i n e N u m b e r   E l e m e n t T y p e = " C o l u m n "   E l e m e n t I d = " 7 9 7 3 0 7 2 2 3 "   D a t a T y p e = " I n t e g e r " > W o r k D e s c r i p t i o n L i n e N u m b e r < / W o r k D e s c r i p t i o n L i n e N u m b e r >   
          < / W o r k D e s c r i p t i o n L i n e s >   
-         < V A T A m o u n t L i n e > - 
-             < I n v o i c e D i s c o u n t A m o u n t _ V A T A m o u n t L i n e > I n v o i c e D i s c o u n t A m o u n t _ V A T A m o u n t L i n e < / I n v o i c e D i s c o u n t A m o u n t _ V A T A m o u n t L i n e > - 
-             < I n v o i c e D i s c o u n t A m o u n t _ V A T A m o u n t L i n e _ L b l > I n v o i c e D i s c o u n t A m o u n t _ V A T A m o u n t L i n e _ L b l < / I n v o i c e D i s c o u n t A m o u n t _ V A T A m o u n t L i n e _ L b l > - 
-             < I n v o i c e D i s c o u n t B a s e A m o u n t _ V A T A m o u n t L i n e > I n v o i c e D i s c o u n t B a s e A m o u n t _ V A T A m o u n t L i n e < / I n v o i c e D i s c o u n t B a s e A m o u n t _ V A T A m o u n t L i n e > - 
-             < I n v o i c e D i s c o u n t B a s e A m o u n t _ V A T A m o u n t L i n e _ L b l > I n v o i c e D i s c o u n t B a s e A m o u n t _ V A T A m o u n t L i n e _ L b l < / I n v o i c e D i s c o u n t B a s e A m o u n t _ V A T A m o u n t L i n e _ L b l > - 
-             < L i n e A m o u n t _ V a t A m o u n t L i n e > L i n e A m o u n t _ V a t A m o u n t L i n e < / L i n e A m o u n t _ V a t A m o u n t L i n e > - 
-             < L i n e A m o u n t _ V a t A m o u n t L i n e _ L b l > L i n e A m o u n t _ V a t A m o u n t L i n e _ L b l < / L i n e A m o u n t _ V a t A m o u n t L i n e _ L b l > - 
-             < N o O f V A T I d e n t i f i e r s > N o O f V A T I d e n t i f i e r s < / N o O f V A T I d e n t i f i e r s > - 
-             < V A T A m o u n t L C Y _ V A T A m o u n t L i n e > V A T A m o u n t L C Y _ V A T A m o u n t L i n e < / V A T A m o u n t L C Y _ V A T A m o u n t L i n e > - 
-             < V A T A m o u n t L C Y _ V A T A m o u n t L i n e _ L b l > V A T A m o u n t L C Y _ V A T A m o u n t L i n e _ L b l < / V A T A m o u n t L C Y _ V A T A m o u n t L i n e _ L b l > - 
-             < V A T A m o u n t _ V a t A m o u n t L i n e > V A T A m o u n t _ V a t A m o u n t L i n e < / V A T A m o u n t _ V a t A m o u n t L i n e > - 
-             < V A T A m o u n t _ V a t A m o u n t L i n e _ L b l > V A T A m o u n t _ V a t A m o u n t L i n e _ L b l < / V A T A m o u n t _ V a t A m o u n t L i n e _ L b l > - 
-             < V A T B a s e L C Y _ V A T A m o u n t L i n e > V A T B a s e L C Y _ V A T A m o u n t L i n e < / V A T B a s e L C Y _ V A T A m o u n t L i n e > - 
-             < V A T B a s e L C Y _ V A T A m o u n t L i n e _ L b l > V A T B a s e L C Y _ V A T A m o u n t L i n e _ L b l < / V A T B a s e L C Y _ V A T A m o u n t L i n e _ L b l > - 
-             < V A T B a s e _ V a t A m o u n t L i n e > V A T B a s e _ V a t A m o u n t L i n e < / V A T B a s e _ V a t A m o u n t L i n e > - 
-             < V A T B a s e _ V a t A m o u n t L i n e _ L b l > V A T B a s e _ V a t A m o u n t L i n e _ L b l < / V A T B a s e _ V a t A m o u n t L i n e _ L b l > - 
-             < V A T I d e n t i f i e r _ V a t A m o u n t L i n e > V A T I d e n t i f i e r _ V a t A m o u n t L i n e < / V A T I d e n t i f i e r _ V a t A m o u n t L i n e > - 
-             < V A T I d e n t i f i e r _ V a t A m o u n t L i n e _ L b l > V A T I d e n t i f i e r _ V a t A m o u n t L i n e _ L b l < / V A T I d e n t i f i e r _ V a t A m o u n t L i n e _ L b l > - 
-             < V A T P c t _ V a t A m o u n t L i n e > V A T P c t _ V a t A m o u n t L i n e < / V A T P c t _ V a t A m o u n t L i n e > - 
-             < V A T P c t _ V a t A m o u n t L i n e _ L b l > V A T P c t _ V a t A m o u n t L i n e _ L b l < / V A T P c t _ V a t A m o u n t L i n e _ L b l > +         < V A T A m o u n t L i n e   E l e m e n t T y p e = " D a t a I t e m "   E l e m e n t I d = " 8 2 7 5 3 4 3 4 8 " > + 
+             < I n v o i c e D i s c o u n t A m o u n t _ V A T A m o u n t L i n e   E l e m e n t T y p e = " C o l u m n "   E l e m e n t I d = " 8 2 4 7 3 0 1 4 1 "   D a t a T y p e = " D e c i m a l " > I n v o i c e D i s c o u n t A m o u n t _ V A T A m o u n t L i n e < / I n v o i c e D i s c o u n t A m o u n t _ V A T A m o u n t L i n e > + 
+             < I n v o i c e D i s c o u n t A m o u n t _ V A T A m o u n t L i n e _ L b l   E l e m e n t T y p e = " C o l u m n "   E l e m e n t I d = " 1 5 6 2 2 0 0 0 3 4 "   D a t a T y p e = " S t r i n g " > I n v o i c e D i s c o u n t A m o u n t _ V A T A m o u n t L i n e _ L b l < / I n v o i c e D i s c o u n t A m o u n t _ V A T A m o u n t L i n e _ L b l > + 
+             < I n v o i c e D i s c o u n t B a s e A m o u n t _ V A T A m o u n t L i n e   E l e m e n t T y p e = " C o l u m n "   E l e m e n t I d = " 2 0 4 0 3 3 2 2 6 6 "   D a t a T y p e = " D e c i m a l " > I n v o i c e D i s c o u n t B a s e A m o u n t _ V A T A m o u n t L i n e < / I n v o i c e D i s c o u n t B a s e A m o u n t _ V A T A m o u n t L i n e > + 
+             < I n v o i c e D i s c o u n t B a s e A m o u n t _ V A T A m o u n t L i n e _ L b l   E l e m e n t T y p e = " C o l u m n "   E l e m e n t I d = " 4 0 5 9 6 0 3 3 1 "   D a t a T y p e = " S t r i n g " > I n v o i c e D i s c o u n t B a s e A m o u n t _ V A T A m o u n t L i n e _ L b l < / I n v o i c e D i s c o u n t B a s e A m o u n t _ V A T A m o u n t L i n e _ L b l > + 
+             < L i n e A m o u n t _ V a t A m o u n t L i n e   E l e m e n t T y p e = " C o l u m n "   E l e m e n t I d = " 2 1 4 6 5 4 0 1 "   D a t a T y p e = " D e c i m a l " > L i n e A m o u n t _ V a t A m o u n t L i n e < / L i n e A m o u n t _ V a t A m o u n t L i n e > + 
+             < L i n e A m o u n t _ V a t A m o u n t L i n e _ L b l   E l e m e n t T y p e = " C o l u m n "   E l e m e n t I d = " 1 1 1 0 9 1 2 1 2 4 "   D a t a T y p e = " S t r i n g " > L i n e A m o u n t _ V a t A m o u n t L i n e _ L b l < / L i n e A m o u n t _ V a t A m o u n t L i n e _ L b l > + 
+             < N o O f V A T I d e n t i f i e r s   E l e m e n t T y p e = " C o l u m n "   E l e m e n t I d = " 1 1 5 3 2 6 3 0 2 6 "   D a t a T y p e = " I n t e g e r " > N o O f V A T I d e n t i f i e r s < / N o O f V A T I d e n t i f i e r s > + 
+             < V A T A m o u n t _ V a t A m o u n t L i n e   E l e m e n t T y p e = " C o l u m n "   E l e m e n t I d = " 1 8 9 1 8 2 0 6 2 0 "   D a t a T y p e = " D e c i m a l " > V A T A m o u n t _ V a t A m o u n t L i n e < / V A T A m o u n t _ V a t A m o u n t L i n e > + 
+             < V A T A m o u n t _ V a t A m o u n t L i n e _ L b l   E l e m e n t T y p e = " C o l u m n "   E l e m e n t I d = " 1 5 1 3 5 5 5 4 7 3 "   D a t a T y p e = " S t r i n g " > V A T A m o u n t _ V a t A m o u n t L i n e _ L b l < / V A T A m o u n t _ V a t A m o u n t L i n e _ L b l > + 
+             < V A T A m o u n t L C Y _ V A T A m o u n t L i n e   E l e m e n t T y p e = " C o l u m n "   E l e m e n t I d = " 1 5 8 1 9 9 4 3 5 0 "   D a t a T y p e = " D e c i m a l " > V A T A m o u n t L C Y _ V A T A m o u n t L i n e < / V A T A m o u n t L C Y _ V A T A m o u n t L i n e > + 
+             < V A T A m o u n t L C Y _ V A T A m o u n t L i n e _ L b l   E l e m e n t T y p e = " C o l u m n "   E l e m e n t I d = " 9 2 3 0 0 3 3 7 "   D a t a T y p e = " T e x t C o n s t " > V A T A m o u n t L C Y _ V A T A m o u n t L i n e _ L b l < / V A T A m o u n t L C Y _ V A T A m o u n t L i n e _ L b l > + 
+             < V A T B a s e _ V a t A m o u n t L i n e   E l e m e n t T y p e = " C o l u m n "   E l e m e n t I d = " 1 4 5 8 9 3 7 8 1 9 "   D a t a T y p e = " D e c i m a l " > V A T B a s e _ V a t A m o u n t L i n e < / V A T B a s e _ V a t A m o u n t L i n e > + 
+             < V A T B a s e _ V a t A m o u n t L i n e _ L b l   E l e m e n t T y p e = " C o l u m n "   E l e m e n t I d = " 1 6 9 1 3 0 2 4 8 8 "   D a t a T y p e = " S t r i n g " > V A T B a s e _ V a t A m o u n t L i n e _ L b l < / V A T B a s e _ V a t A m o u n t L i n e _ L b l > + 
+             < V A T B a s e L C Y _ V A T A m o u n t L i n e   E l e m e n t T y p e = " C o l u m n "   E l e m e n t I d = " 1 8 6 0 9 4 5 6 3 5 "   D a t a T y p e = " D e c i m a l " > V A T B a s e L C Y _ V A T A m o u n t L i n e < / V A T B a s e L C Y _ V A T A m o u n t L i n e > + 
+             < V A T B a s e L C Y _ V A T A m o u n t L i n e _ L b l   E l e m e n t T y p e = " C o l u m n "   E l e m e n t I d = " 1 2 3 6 4 6 7 9 9 8 "   D a t a T y p e = " T e x t C o n s t " > V A T B a s e L C Y _ V A T A m o u n t L i n e _ L b l < / V A T B a s e L C Y _ V A T A m o u n t L i n e _ L b l > + 
+             < V A T I d e n t i f i e r _ V a t A m o u n t L i n e   E l e m e n t T y p e = " C o l u m n "   E l e m e n t I d = " 1 1 4 2 0 7 0 0 3 5 "   D a t a T y p e = " C o d e " > V A T I d e n t i f i e r _ V a t A m o u n t L i n e < / V A T I d e n t i f i e r _ V a t A m o u n t L i n e > + 
+             < V A T I d e n t i f i e r _ V a t A m o u n t L i n e _ L b l   E l e m e n t T y p e = " C o l u m n "   E l e m e n t I d = " 8 6 4 5 0 4 5 0 "   D a t a T y p e = " S t r i n g " > V A T I d e n t i f i e r _ V a t A m o u n t L i n e _ L b l < / V A T I d e n t i f i e r _ V a t A m o u n t L i n e _ L b l > + 
+             < V A T P c t _ V a t A m o u n t L i n e   E l e m e n t T y p e = " C o l u m n "   E l e m e n t I d = " 1 4 5 3 5 4 2 7 7 7 "   D a t a T y p e = " D e c i m a l " > V A T P c t _ V a t A m o u n t L i n e < / V A T P c t _ V a t A m o u n t L i n e > + 
+             < V A T P c t _ V a t A m o u n t L i n e _ L b l   E l e m e n t T y p e = " C o l u m n "   E l e m e n t I d = " 6 7 6 3 2 3 7 8 "   D a t a T y p e = " S t r i n g " > V A T P c t _ V a t A m o u n t L i n e _ L b l < / V A T P c t _ V a t A m o u n t L i n e _ L b l >   
          < / V A T A m o u n t L i n e >   
-         < V A T C l a u s e L i n e > - 
-             < C o d e _ V A T C l a u s e L i n e > C o d e _ V A T C l a u s e L i n e < / C o d e _ V A T C l a u s e L i n e > - 
-             < C o d e _ V A T C l a u s e L i n e _ L b l > C o d e _ V A T C l a u s e L i n e _ L b l < / C o d e _ V A T C l a u s e L i n e _ L b l > - 
-             < D e s c r i p t i o n 2 _ V A T C l a u s e L i n e > D e s c r i p t i o n 2 _ V A T C l a u s e L i n e < / D e s c r i p t i o n 2 _ V A T C l a u s e L i n e > - 
-             < D e s c r i p t i o n _ V A T C l a u s e L i n e > D e s c r i p t i o n _ V A T C l a u s e L i n e < / D e s c r i p t i o n _ V A T C l a u s e L i n e > - 
-             < N o O f V A T C l a u s e s > N o O f V A T C l a u s e s < / N o O f V A T C l a u s e s > - 
-             < V A T A m o u n t _ V A T C l a u s e L i n e > V A T A m o u n t _ V A T C l a u s e L i n e < / V A T A m o u n t _ V A T C l a u s e L i n e > - 
-             < V A T C l a u s e s H e a d e r > V A T C l a u s e s H e a d e r < / V A T C l a u s e s H e a d e r > - 
-             < V A T I d e n t i f i e r _ V A T C l a u s e L i n e > V A T I d e n t i f i e r _ V A T C l a u s e L i n e < / V A T I d e n t i f i e r _ V A T C l a u s e L i n e > +         < V A T C l a u s e L i n e   E l e m e n t T y p e = " D a t a I t e m "   E l e m e n t I d = " 1 6 6 5 5 0 0 1 6 3 " > + 
+             < C o d e _ V A T C l a u s e L i n e   E l e m e n t T y p e = " C o l u m n "   E l e m e n t I d = " 1 8 2 4 5 8 9 8 4 7 "   D a t a T y p e = " C o d e " > C o d e _ V A T C l a u s e L i n e < / C o d e _ V A T C l a u s e L i n e > + 
+             < C o d e _ V A T C l a u s e L i n e _ L b l   E l e m e n t T y p e = " C o l u m n "   E l e m e n t I d = " 4 6 1 5 3 3 0 2 "   D a t a T y p e = " S t r i n g " > C o d e _ V A T C l a u s e L i n e _ L b l < / C o d e _ V A T C l a u s e L i n e _ L b l > + 
+             < D e s c r i p t i o n _ V A T C l a u s e L i n e   E l e m e n t T y p e = " C o l u m n "   E l e m e n t I d = " 1 3 0 5 5 4 5 9 2 4 "   D a t a T y p e = " T e x t " > D e s c r i p t i o n _ V A T C l a u s e L i n e < / D e s c r i p t i o n _ V A T C l a u s e L i n e > + 
+             < D e s c r i p t i o n 2 _ V A T C l a u s e L i n e   E l e m e n t T y p e = " C o l u m n "   E l e m e n t I d = " 1 3 7 9 6 6 7 4 7 0 "   D a t a T y p e = " T e x t " > D e s c r i p t i o n 2 _ V A T C l a u s e L i n e < / D e s c r i p t i o n 2 _ V A T C l a u s e L i n e > + 
+             < N o O f V A T C l a u s e s   E l e m e n t T y p e = " C o l u m n "   E l e m e n t I d = " 7 5 6 4 1 7 3 9 2 "   D a t a T y p e = " I n t e g e r " > N o O f V A T C l a u s e s < / N o O f V A T C l a u s e s > + 
+             < V A T A m o u n t _ V A T C l a u s e L i n e   E l e m e n t T y p e = " C o l u m n "   E l e m e n t I d = " 2 2 2 4 6 9 0 5 9 "   D a t a T y p e = " D e c i m a l " > V A T A m o u n t _ V A T C l a u s e L i n e < / V A T A m o u n t _ V A T C l a u s e L i n e > + 
+             < V A T C l a u s e s H e a d e r   E l e m e n t T y p e = " C o l u m n "   E l e m e n t I d = " 1 9 7 2 4 0 9 9 2 9 "   D a t a T y p e = " T e x t " > V A T C l a u s e s H e a d e r < / V A T C l a u s e s H e a d e r > + 
+             < V A T I d e n t i f i e r _ V A T C l a u s e L i n e   E l e m e n t T y p e = " C o l u m n "   E l e m e n t I d = " 1 4 6 4 4 7 2 4 7 8 "   D a t a T y p e = " C o d e " > V A T I d e n t i f i e r _ V A T C l a u s e L i n e < / V A T I d e n t i f i e r _ V A T C l a u s e L i n e >   
          < / V A T C l a u s e L i n e >   
-         < R e p o r t T o t a l s L i n e > - 
-             < A m o u n t F o r m a t t e d _ R e p o r t T o t a l s L i n e > A m o u n t F o r m a t t e d _ R e p o r t T o t a l s L i n e < / A m o u n t F o r m a t t e d _ R e p o r t T o t a l s L i n e > - 
-             < A m o u n t _ R e p o r t T o t a l s L i n e > A m o u n t _ R e p o r t T o t a l s L i n e < / A m o u n t _ R e p o r t T o t a l s L i n e > - 
-             < D e s c r i p t i o n _ R e p o r t T o t a l s L i n e > D e s c r i p t i o n _ R e p o r t T o t a l s L i n e < / D e s c r i p t i o n _ R e p o r t T o t a l s L i n e > - 
-             < F o n t B o l d _ R e p o r t T o t a l s L i n e > F o n t B o l d _ R e p o r t T o t a l s L i n e < / F o n t B o l d _ R e p o r t T o t a l s L i n e > - 
-             < F o n t U n d e r l i n e _ R e p o r t T o t a l s L i n e > F o n t U n d e r l i n e _ R e p o r t T o t a l s L i n e < / F o n t U n d e r l i n e _ R e p o r t T o t a l s L i n e > +         < R e p o r t T o t a l s L i n e   E l e m e n t T y p e = " D a t a I t e m "   E l e m e n t I d = " 2 1 2 2 5 4 9 8 3 6 " > + 
+             < A m o u n t _ R e p o r t T o t a l s L i n e   E l e m e n t T y p e = " C o l u m n "   E l e m e n t I d = " 4 1 9 9 1 8 3 6 9 "   D a t a T y p e = " D e c i m a l " > A m o u n t _ R e p o r t T o t a l s L i n e < / A m o u n t _ R e p o r t T o t a l s L i n e > + 
+             < A m o u n t F o r m a t t e d _ R e p o r t T o t a l s L i n e   E l e m e n t T y p e = " C o l u m n "   E l e m e n t I d = " 1 5 0 6 1 3 6 8 2 5 "   D a t a T y p e = " T e x t " > A m o u n t F o r m a t t e d _ R e p o r t T o t a l s L i n e < / A m o u n t F o r m a t t e d _ R e p o r t T o t a l s L i n e > + 
+             < D e s c r i p t i o n _ R e p o r t T o t a l s L i n e   E l e m e n t T y p e = " C o l u m n "   E l e m e n t I d = " 5 8 1 9 9 6 0 6 7 "   D a t a T y p e = " T e x t " > D e s c r i p t i o n _ R e p o r t T o t a l s L i n e < / D e s c r i p t i o n _ R e p o r t T o t a l s L i n e > + 
+             < F o n t B o l d _ R e p o r t T o t a l s L i n e   E l e m e n t T y p e = " C o l u m n "   E l e m e n t I d = " 9 4 6 5 4 0 5 4 9 "   D a t a T y p e = " B o o l e a n " > F o n t B o l d _ R e p o r t T o t a l s L i n e < / F o n t B o l d _ R e p o r t T o t a l s L i n e > + 
+             < F o n t U n d e r l i n e _ R e p o r t T o t a l s L i n e   E l e m e n t T y p e = " C o l u m n "   E l e m e n t I d = " 2 0 2 1 5 3 3 6 9 4 "   D a t a T y p e = " B o o l e a n " > F o n t U n d e r l i n e _ R e p o r t T o t a l s L i n e < / F o n t U n d e r l i n e _ R e p o r t T o t a l s L i n e >   
          < / R e p o r t T o t a l s L i n e >   
-         < L i n e F e e > - 
-             < L i n e F e e C a p t i o n T e x t > L i n e F e e C a p t i o n T e x t < / L i n e F e e C a p t i o n T e x t > +         < L i n e F e e   E l e m e n t T y p e = " D a t a I t e m "   E l e m e n t I d = " 2 6 6 6 3 0 7 3 3 " > + 
+             < L i n e F e e C a p t i o n T e x t   E l e m e n t T y p e = " C o l u m n "   E l e m e n t I d = " 4 3 7 6 4 3 7 9 0 "   D a t a T y p e = " T e x t " > L i n e F e e C a p t i o n T e x t < / L i n e F e e C a p t i o n T e x t >   
          < / L i n e F e e >   
-         < P a y m e n t R e p o r t i n g A r g u m e n t > - 
-             < P a y m e n t S e r v i c e L o g o   / > - 
-             < P a y m e n t S e r v i c e L o g o _ U r l > P a y m e n t S e r v i c e L o g o _ U r l < / P a y m e n t S e r v i c e L o g o _ U r l > - 
-             < P a y m e n t S e r v i c e L o g o _ U r l T e x t > P a y m e n t S e r v i c e L o g o _ U r l T e x t < / P a y m e n t S e r v i c e L o g o _ U r l T e x t > - 
-             < P a y m e n t S e r v i c e T e x t _ U r l > P a y m e n t S e r v i c e T e x t _ U r l < / P a y m e n t S e r v i c e T e x t _ U r l > - 
-             < P a y m e n t S e r v i c e T e x t _ U r l T e x t > P a y m e n t S e r v i c e T e x t _ U r l T e x t < / P a y m e n t S e r v i c e T e x t _ U r l T e x t > +         < P a y m e n t R e p o r t i n g A r g u m e n t   E l e m e n t T y p e = " D a t a I t e m "   E l e m e n t I d = " 3 1 3 7 4 4 1 9 4 " > + 
+             < P a y m e n t S e r v i c e L o g o   E l e m e n t T y p e = " C o l u m n "   E l e m e n t I d = " 4 1 6 7 9 0 7 6 7 "   D a t a T y p e = " B L O B " / > + 
+             < P a y m e n t S e r v i c e L o g o _ U r l   E l e m e n t T y p e = " C o l u m n "   E l e m e n t I d = " 6 4 4 9 7 5 1 3 9 "   D a t a T y p e = " T e x t " > P a y m e n t S e r v i c e L o g o _ U r l < / P a y m e n t S e r v i c e L o g o _ U r l > + 
+             < P a y m e n t S e r v i c e L o g o _ U r l T e x t   E l e m e n t T y p e = " C o l u m n "   E l e m e n t I d = " 1 4 1 1 7 0 3 9 7 6 "   D a t a T y p e = " T e x t " > P a y m e n t S e r v i c e L o g o _ U r l T e x t < / P a y m e n t S e r v i c e L o g o _ U r l T e x t > + 
+             < P a y m e n t S e r v i c e T e x t _ U r l   E l e m e n t T y p e = " C o l u m n "   E l e m e n t I d = " 1 7 4 2 3 3 4 7 "   D a t a T y p e = " T e x t " > P a y m e n t S e r v i c e T e x t _ U r l < / P a y m e n t S e r v i c e T e x t _ U r l > + 
+             < P a y m e n t S e r v i c e T e x t _ U r l T e x t   E l e m e n t T y p e = " C o l u m n "   E l e m e n t I d = " 1 6 3 6 7 7 2 9 3 4 "   D a t a T y p e = " T e x t " > P a y m e n t S e r v i c e T e x t _ U r l T e x t < / P a y m e n t S e r v i c e T e x t _ U r l T e x t >   
          < / P a y m e n t R e p o r t i n g A r g u m e n t >   
-         < L e f t H e a d e r > - 
-             < L e f t H e a d e r N a m e > L e f t H e a d e r N a m e < / L e f t H e a d e r N a m e > - 
-             < L e f t H e a d e r V a l u e > L e f t H e a d e r V a l u e < / L e f t H e a d e r V a l u e > +         < L e f t H e a d e r   E l e m e n t T y p e = " D a t a I t e m "   E l e m e n t I d = " 7 3 4 6 8 0 8 3 3 " > + 
+             < L e f t H e a d e r N a m e   E l e m e n t T y p e = " C o l u m n "   E l e m e n t I d = " 4 3 7 4 2 2 1 8 2 "   D a t a T y p e = " T e x t " > L e f t H e a d e r N a m e < / L e f t H e a d e r N a m e > + 
+             < L e f t H e a d e r V a l u e   E l e m e n t T y p e = " C o l u m n "   E l e m e n t I d = " 2 4 2 1 2 6 3 1 0 "   D a t a T y p e = " T e x t " > L e f t H e a d e r V a l u e < / L e f t H e a d e r V a l u e >   
          < / L e f t H e a d e r >   
-         < R i g h t H e a d e r > - 
-             < R i g h t H e a d e r N a m e > R i g h t H e a d e r N a m e < / R i g h t H e a d e r N a m e > - 
-             < R i g h t H e a d e r V a l u e > R i g h t H e a d e r V a l u e < / R i g h t H e a d e r V a l u e > +         < R i g h t H e a d e r   E l e m e n t T y p e = " D a t a I t e m "   E l e m e n t I d = " 2 5 4 5 4 4 9 4 6 " > + 
+             < R i g h t H e a d e r N a m e   E l e m e n t T y p e = " C o l u m n "   E l e m e n t I d = " 8 9 8 2 8 7 5 7 "   D a t a T y p e = " T e x t " > R i g h t H e a d e r N a m e < / R i g h t H e a d e r N a m e > + 
+             < R i g h t H e a d e r V a l u e   E l e m e n t T y p e = " C o l u m n "   E l e m e n t I d = " 7 0 6 9 3 8 5 5 9 "   D a t a T y p e = " T e x t " > R i g h t H e a d e r V a l u e < / R i g h t H e a d e r V a l u e >   
          < / R i g h t H e a d e r >   
-         < L e t t e r T e x t > - 
-             < B o d y T e x t > B o d y T e x t < / B o d y T e x t > - 
-             < C l o s i n g T e x t > C l o s i n g T e x t < / C l o s i n g T e x t > - 
-             < G r e e t i n g T e x t > G r e e t i n g T e x t < / G r e e t i n g T e x t > - 
-             < P m t D i s c T e x t > P m t D i s c T e x t < / P m t D i s c T e x t > +         < L e t t e r T e x t   E l e m e n t T y p e = " D a t a I t e m "   E l e m e n t I d = " 1 5 1 0 3 5 3 8 3 4 " > + 
+             < B o d y T e x t   E l e m e n t T y p e = " C o l u m n "   E l e m e n t I d = " 1 4 9 7 5 9 8 0 8 "   D a t a T y p e = " T e x t C o n s t " > B o d y T e x t < / B o d y T e x t > + 
+             < C l o s i n g T e x t   E l e m e n t T y p e = " C o l u m n "   E l e m e n t I d = " 5 1 2 1 3 5 9 0 9 "   D a t a T y p e = " T e x t C o n s t " > C l o s i n g T e x t < / C l o s i n g T e x t > + 
+             < G r e e t i n g T e x t   E l e m e n t T y p e = " C o l u m n "   E l e m e n t I d = " 1 1 7 5 2 7 9 2 8 9 "   D a t a T y p e = " T e x t C o n s t " > G r e e t i n g T e x t < / G r e e t i n g T e x t > + 
+             < P m t D i s c T e x t   E l e m e n t T y p e = " C o l u m n "   E l e m e n t I d = " 2 0 1 3 8 4 9 9 4 8 "   D a t a T y p e = " T e x t " > P m t D i s c T e x t < / P m t D i s c T e x t >   
          < / L e t t e r T e x t >   
-         < T o t a l s > - 
-             < C u r r e n c y C o d e > C u r r e n c y C o d e < / C u r r e n c y C o d e > - 
-             < C u r r e n c y S y m b o l > C u r r e n c y S y m b o l < / C u r r e n c y S y m b o l > - 
-             < T o t a l A m o u n t E x c l I n c l V A T > T o t a l A m o u n t E x c l I n c l V A T < / T o t a l A m o u n t E x c l I n c l V A T > - 
-             < T o t a l A m o u n t E x c l I n c l V A T T e x t > T o t a l A m o u n t E x c l I n c l V A T T e x t < / T o t a l A m o u n t E x c l I n c l V A T T e x t > - 
-             < T o t a l A m o u n t I n c l u d i n g V A T > T o t a l A m o u n t I n c l u d i n g V A T < / T o t a l A m o u n t I n c l u d i n g V A T > - 
-             < T o t a l E x c l u d i n g V A T T e x t > T o t a l E x c l u d i n g V A T T e x t < / T o t a l E x c l u d i n g V A T T e x t > - 
-             < T o t a l I n c l u d i n g V A T T e x t > T o t a l I n c l u d i n g V A T T e x t < / T o t a l I n c l u d i n g V A T T e x t > - 
-             < T o t a l I n v o i c e D i s c o u n t A m o u n t > T o t a l I n v o i c e D i s c o u n t A m o u n t < / T o t a l I n v o i c e D i s c o u n t A m o u n t > - 
-             < T o t a l N e t A m o u n t > T o t a l N e t A m o u n t < / T o t a l N e t A m o u n t > - 
-             < T o t a l P a y m e n t D i s c o u n t O n V A T > T o t a l P a y m e n t D i s c o u n t O n V A T < / T o t a l P a y m e n t D i s c o u n t O n V A T > - 
-             < T o t a l S u b T o t a l > T o t a l S u b T o t a l < / T o t a l S u b T o t a l > - 
-             < T o t a l S u b T o t a l M i n u s I n v o i c e D i s c o u n t > T o t a l S u b T o t a l M i n u s I n v o i c e D i s c o u n t < / T o t a l S u b T o t a l M i n u s I n v o i c e D i s c o u n t > - 
-             < T o t a l T e x t > T o t a l T e x t < / T o t a l T e x t > - 
-             < T o t a l V A T A m o u n t > T o t a l V A T A m o u n t < / T o t a l V A T A m o u n t > - 
-             < T o t a l V A T A m o u n t L C Y > T o t a l V A T A m o u n t L C Y < / T o t a l V A T A m o u n t L C Y > - 
-             < T o t a l V A T A m o u n t O n V A T A m t L i n e > T o t a l V A T A m o u n t O n V A T A m t L i n e < / T o t a l V A T A m o u n t O n V A T A m t L i n e > - 
-             < T o t a l V A T A m o u n t T e x t > T o t a l V A T A m o u n t T e x t < / T o t a l V A T A m o u n t T e x t > - 
-             < T o t a l V A T B a s e L C Y > T o t a l V A T B a s e L C Y < / T o t a l V A T B a s e L C Y > - 
-             < T o t a l V A T B a s e O n V A T A m t L i n e > T o t a l V A T B a s e O n V A T A m t L i n e < / T o t a l V A T B a s e O n V A T A m t L i n e > +         < T o t a l s   E l e m e n t T y p e = " D a t a I t e m "   E l e m e n t I d = " 1 8 2 3 9 5 0 0 4 4 " > + 
+             < C u r r e n c y C o d e   E l e m e n t T y p e = " C o l u m n "   E l e m e n t I d = " 1 5 7 9 5 9 5 9 2 1 "   D a t a T y p e = " T e x t " > C u r r e n c y C o d e < / C u r r e n c y C o d e > + 
+             < C u r r e n c y S y m b o l   E l e m e n t T y p e = " C o l u m n "   E l e m e n t I d = " 1 1 6 2 5 1 0 7 4 8 "   D a t a T y p e = " T e x t " > C u r r e n c y S y m b o l < / C u r r e n c y S y m b o l > + 
+             < T o t a l A m o u n t E x c l I n c l V A T   E l e m e n t T y p e = " C o l u m n "   E l e m e n t I d = " 5 1 4 3 3 6 1 1 4 "   D a t a T y p e = " S t r i n g " > T o t a l A m o u n t E x c l I n c l V A T < / T o t a l A m o u n t E x c l I n c l V A T > + 
+             < T o t a l A m o u n t E x c l I n c l V A T T e x t   E l e m e n t T y p e = " C o l u m n "   E l e m e n t I d = " 1 5 0 7 8 3 2 9 3 7 "   D a t a T y p e = " T e x t " > T o t a l A m o u n t E x c l I n c l V A T T e x t < / T o t a l A m o u n t E x c l I n c l V A T T e x t > + 
+             < T o t a l A m o u n t I n c l u d i n g V A T   E l e m e n t T y p e = " C o l u m n "   E l e m e n t I d = " 9 1 0 5 1 1 5 7 5 "   D a t a T y p e = " S t r i n g " > T o t a l A m o u n t I n c l u d i n g V A T < / T o t a l A m o u n t I n c l u d i n g V A T > + 
+             < T o t a l E x c l u d i n g V A T T e x t   E l e m e n t T y p e = " C o l u m n "   E l e m e n t I d = " 1 9 2 2 9 4 6 3 1 0 "   D a t a T y p e = " T e x t " > T o t a l E x c l u d i n g V A T T e x t < / T o t a l E x c l u d i n g V A T T e x t > + 
+             < T o t a l I n c l u d i n g V A T T e x t   E l e m e n t T y p e = " C o l u m n "   E l e m e n t I d = " 1 2 0 4 0 1 6 3 5 2 "   D a t a T y p e = " T e x t " > T o t a l I n c l u d i n g V A T T e x t < / T o t a l I n c l u d i n g V A T T e x t > + 
+             < T o t a l I n v o i c e D i s c o u n t A m o u n t   E l e m e n t T y p e = " C o l u m n "   E l e m e n t I d = " 4 0 2 1 7 7 5 1 "   D a t a T y p e = " S t r i n g " > T o t a l I n v o i c e D i s c o u n t A m o u n t < / T o t a l I n v o i c e D i s c o u n t A m o u n t > + 
+             < T o t a l N e t A m o u n t   E l e m e n t T y p e = " C o l u m n "   E l e m e n t I d = " 4 8 3 1 9 3 3 7 2 "   D a t a T y p e = " S t r i n g " > T o t a l N e t A m o u n t < / T o t a l N e t A m o u n t > + 
+             < T o t a l P a y m e n t D i s c o u n t O n V A T   E l e m e n t T y p e = " C o l u m n "   E l e m e n t I d = " 7 3 6 0 4 1 8 8 6 "   D a t a T y p e = " D e c i m a l " > T o t a l P a y m e n t D i s c o u n t O n V A T < / T o t a l P a y m e n t D i s c o u n t O n V A T > + 
+             < T o t a l S u b T o t a l   E l e m e n t T y p e = " C o l u m n "   E l e m e n t I d = " 2 0 9 7 8 7 6 8 0 1 "   D a t a T y p e = " S t r i n g " > T o t a l S u b T o t a l < / T o t a l S u b T o t a l > + 
+             < T o t a l S u b T o t a l M i n u s I n v o i c e D i s c o u n t   E l e m e n t T y p e = " C o l u m n "   E l e m e n t I d = " 7 6 9 4 3 1 8 8 7 "   D a t a T y p e = " S t r i n g " > T o t a l S u b T o t a l M i n u s I n v o i c e D i s c o u n t < / T o t a l S u b T o t a l M i n u s I n v o i c e D i s c o u n t > + 
+             < T o t a l T e x t   E l e m e n t T y p e = " C o l u m n "   E l e m e n t I d = " 2 3 1 9 1 0 5 1 8 "   D a t a T y p e = " T e x t " > T o t a l T e x t < / T o t a l T e x t > + 
+             < T o t a l V A T A m o u n t   E l e m e n t T y p e = " C o l u m n "   E l e m e n t I d = " 1 6 2 7 1 0 2 3 2 8 "   D a t a T y p e = " S t r i n g " > T o t a l V A T A m o u n t < / T o t a l V A T A m o u n t > + 
+             < T o t a l V A T A m o u n t L C Y   E l e m e n t T y p e = " C o l u m n "   E l e m e n t I d = " 1 5 0 6 5 7 0 2 1 8 "   D a t a T y p e = " D e c i m a l " > T o t a l V A T A m o u n t L C Y < / T o t a l V A T A m o u n t L C Y > + 
+             < T o t a l V A T A m o u n t O n V A T A m t L i n e   E l e m e n t T y p e = " C o l u m n "   E l e m e n t I d = " 9 4 6 9 3 1 8 6 8 "   D a t a T y p e = " D e c i m a l " > T o t a l V A T A m o u n t O n V A T A m t L i n e < / T o t a l V A T A m o u n t O n V A T A m t L i n e > + 
+             < T o t a l V A T A m o u n t T e x t   E l e m e n t T y p e = " C o l u m n "   E l e m e n t I d = " 9 7 3 6 6 6 3 3 9 "   D a t a T y p e = " T e x t " > T o t a l V A T A m o u n t T e x t < / T o t a l V A T A m o u n t T e x t > + 
+             < T o t a l V A T B a s e L C Y   E l e m e n t T y p e = " C o l u m n "   E l e m e n t I d = " 8 3 4 4 5 0 5 2 1 "   D a t a T y p e = " D e c i m a l " > T o t a l V A T B a s e L C Y < / T o t a l V A T B a s e L C Y > + 
+             < T o t a l V A T B a s e O n V A T A m t L i n e   E l e m e n t T y p e = " C o l u m n "   E l e m e n t I d = " 1 0 6 4 7 4 6 3 9 5 "   D a t a T y p e = " D e c i m a l " > T o t a l V A T B a s e O n V A T A m t L i n e < / T o t a l V A T B a s e O n V A T A m t L i n e >   
          < / T o t a l s >   
@@ -6200,9 +6118,7 @@
  < / N a v W o r d R e p o r t X m l P a r t > 
 </file>
 
-<file path=customXml/item2.xml>��< ? x m l   v e r s i o n = " 1 . 0 "   e n c o d i n g = " u t f - 1 6 " ? > - 
- < N a v W o r d R e p o r t X m l P a r t   x m l n s = " u r n : m i c r o s o f t - d y n a m i c s - b u s i n e s s c e n t r a l / i n t e r n a l / e x t e n d e d / r e p o r t s / S t a n d a r d _ S a l e s _ I n v o i c e / 1 3 0 6 / " > +<file path=customXml/item2.xml>��< ? x m l   v e r s i o n = " 1 . 0 "   e n c o d i n g = " u t f - 1 6 " ? > < N a v W o r d R e p o r t X m l P a r t   x m l n s = " u r n : m i c r o s o f t - d y n a m i c s - n a v / r e p o r t s / S t a n d a r d _ S a l e s _ I n v o i c e / 1 3 0 6 / " >   
      < B C R e p o r t I n f o r m a t i o n >   
@@ -6220,8 +6136,6 @@
  
              < R e p o r t N a m e > R e p o r t   N a m e < / R e p o r t N a m e >   
-             < R e p o r t C a p t i o n > R e p o r t   C a p t i o n < / R e p o r t C a p t i o n > - 
              < A b o u t T h i s R e p o r t T i t l e > A b o u t   T h i s   R e p o r t   T i t l e < / A b o u t T h i s R e p o r t T i t l e >   
              < A b o u t T h i s R e p o r t T e x t > A b o u t   T h i s   R e p o r t   T e x t < / A b o u t T h i s R e p o r t T e x t > @@ -6276,21 +6190,21 @@
  
              < C o m p a n y A d d r e s s L i n e s >   
-                 < C o m p a n y A d d r e s s L i n e 1 > C o m p a n y   A d d r e s s   L i n e   1 < / C o m p a n y A d d r e s s L i n e 1 > - 
-                 < C o m p a n y A d d r e s s L i n e 2 > C o m p a n y   A d d r e s s   L i n e   2 < / C o m p a n y A d d r e s s L i n e 2 > - 
-                 < C o m p a n y A d d r e s s L i n e 3 > C o m p a n y   A d d r e s s   L i n e   3 < / C o m p a n y A d d r e s s L i n e 3 > - 
-                 < C o m p a n y A d d r e s s L i n e 4 > C o m p a n y   A d d r e s s   L i n e   4 < / C o m p a n y A d d r e s s L i n e 4 > - 
-                 < C o m p a n y A d d r e s s L i n e 5 > C o m p a n y   A d d r e s s   L i n e   5 < / C o m p a n y A d d r e s s L i n e 5 > - 
-                 < C o m p a n y A d d r e s s L i n e 6 > C o m p a n y   A d d r e s s   L i n e   6 < / C o m p a n y A d d r e s s L i n e 6 > - 
-                 < C o m p a n y A d d r e s s L i n e 7 > C o m p a n y   A d d r e s s   L i n e   7 < / C o m p a n y A d d r e s s L i n e 7 > - 
-                 < C o m p a n y A d d r e s s L i n e 8 > C o m p a n y   A d d r e s s   L i n e   8 < / C o m p a n y A d d r e s s L i n e 8 > +                 < C o m p a n y A d d r e s s L i n e > C o m p a n y   A d d r e s s   L i n e   1 < / C o m p a n y A d d r e s s L i n e > + 
+                 < C o m p a n y A d d r e s s L i n e > C o m p a n y   A d d r e s s   L i n e   2 < / C o m p a n y A d d r e s s L i n e > + 
+                 < C o m p a n y A d d r e s s L i n e > C o m p a n y   A d d r e s s   L i n e   3 < / C o m p a n y A d d r e s s L i n e > + 
+                 < C o m p a n y A d d r e s s L i n e > C o m p a n y   A d d r e s s   L i n e   4 < / C o m p a n y A d d r e s s L i n e > + 
+                 < C o m p a n y A d d r e s s L i n e > C o m p a n y   A d d r e s s   L i n e   5 < / C o m p a n y A d d r e s s L i n e > + 
+                 < C o m p a n y A d d r e s s L i n e > C o m p a n y   A d d r e s s   L i n e   6 < / C o m p a n y A d d r e s s L i n e > + 
+                 < C o m p a n y A d d r e s s L i n e > C o m p a n y   A d d r e s s   L i n e   7 < / C o m p a n y A d d r e s s L i n e > + 
+                 < C o m p a n y A d d r e s s L i n e > C o m p a n y   A d d r e s s   L i n e   8 < / C o m p a n y A d d r e s s L i n e >   
              < / C o m p a n y A d d r e s s L i n e s >   
@@ -6348,915 +6262,581 @@
  
      < / B C R e p o r t I n f o r m a t i o n >   
-     < T o o l t i p s > - 
-         < T o o l t i p   c o l u m n = " C o m p a n y H o m e P a g e "   E l e m e n t I d = " 1 9 8 9 1 8 8 7 0 " > - 
-             < T o o l t i p T e x t   l a n g = " e n - U S " > S p e c i f i e s   y o u r   c o m p a n y ' s   w e b   s i t e . < / T o o l t i p T e x t > - 
-         < / T o o l t i p > - 
-         < T o o l t i p   c o l u m n = " C o m p a n y E M a i l "   E l e m e n t I d = " 1 6 7 7 0 7 4 0 5 8 " > - 
-             < T o o l t i p T e x t   l a n g = " e n - U S " > S p e c i f i e s   t h e   c o m p a n y ' s   e m a i l   a d d r e s s . < / T o o l t i p T e x t > - 
-         < / T o o l t i p > - 
-         < T o o l t i p   c o l u m n = " C o m p a n y P i c t u r e "   E l e m e n t I d = " 1 3 9 7 4 1 1 0 7 4 " > - 
-             < T o o l t i p T e x t   l a n g = " e n - U S " > S p e c i f i e s   t h e   p i c t u r e   t h a t   h a s   b e e n   s e t   u p   f o r   t h e   c o m p a n y ,   s u c h   a s   a   c o m p a n y   l o g o . < / T o o l t i p T e x t > - 
-         < / T o o l t i p > - 
-         < T o o l t i p   c o l u m n = " C o m p a n y P h o n e N o "   E l e m e n t I d = " 2 5 0 4 4 0 6 5 5 " > - 
-             < T o o l t i p T e x t   l a n g = " e n - U S " > S p e c i f i e s   t h e   c o m p a n y ' s   t e l e p h o n e   n u m b e r . < / T o o l t i p T e x t > - 
-         < / T o o l t i p > - 
-         < T o o l t i p   c o l u m n = " C o m p a n y G i r o N o "   E l e m e n t I d = " 1 3 6 0 1 9 6 3 2 0 " > - 
-             < T o o l t i p T e x t   l a n g = " e n - U S " > S p e c i f i e s   t h e   c o m p a n y ' s   g i r o   n u m b e r . < / T o o l t i p T e x t > - 
-         < / T o o l t i p > - 
-         < T o o l t i p   c o l u m n = " C o m p a n y B a n k N a m e "   E l e m e n t I d = " 1 5 3 4 9 0 5 6 0 5 " > - 
-             < T o o l t i p T e x t   l a n g = " e n - U S " > S p e c i f i e s   t h e   n a m e   o f   t h e   b a n k   w h e r e   y o u   h a v e   t h e   b a n k   a c c o u n t . < / T o o l t i p T e x t > - 
-         < / T o o l t i p > - 
-         < T o o l t i p   c o l u m n = " C o m p a n y B a n k B r a n c h N o "   E l e m e n t I d = " 7 9 3 1 3 3 0 5 7 " > - 
-             < T o o l t i p T e x t   l a n g = " e n - U S " > S p e c i f i e s   a   n u m b e r   o f   t h e   b a n k   b r a n c h . < / T o o l t i p T e x t > - 
-         < / T o o l t i p > - 
-         < T o o l t i p   c o l u m n = " C o m p a n y B a n k A c c o u n t N o "   E l e m e n t I d = " 3 0 1 4 0 2 0 4 " > - 
-             < T o o l t i p T e x t   l a n g = " e n - U S " > S p e c i f i e s   t h e   n u m b e r   u s e d   b y   t h e   b a n k   f o r   t h e   b a n k   a c c o u n t . < / T o o l t i p T e x t > - 
-         < / T o o l t i p > - 
-         < T o o l t i p   c o l u m n = " C o m p a n y I B A N "   E l e m e n t I d = " 9 0 6 5 4 9 1 8 2 " > - 
-             < T o o l t i p T e x t   l a n g = " e n - U S " > S p e c i f i e s   t h e   b a n k   a c c o u n t ' s   i n t e r n a t i o n a l   b a n k   a c c o u n t   n u m b e r . < / T o o l t i p T e x t > - 
-         < / T o o l t i p > - 
-         < T o o l t i p   c o l u m n = " C o m p a n y S W I F T "   E l e m e n t I d = " 6 6 8 2 5 0 2 4 5 " > - 
-             < T o o l t i p T e x t   l a n g = " e n - U S " > S p e c i f i e s   t h e   i n t e r n a t i o n a l   b a n k   i d e n t i f i e r   c o d e   ( S W I F T )   o f   t h e   b a n k   w h e r e   y o u   h a v e   t h e   a c c o u n t . < / T o o l t i p T e x t > - 
-         < / T o o l t i p > - 
-         < T o o l t i p   c o l u m n = " Y o u r R e f e r e n c e "   E l e m e n t I d = " 1 1 0 3 9 9 5 1 " > - 
-             < T o o l t i p T e x t   l a n g = " e n - U S " > S p e c i f i e s   t h e   c u s t o m e r ' s   r e f e r e n c e .   T h e   c o n t e n t s   w i l l   b e   p r i n t e d   o n   s a l e s   d o c u m e n t s . < / T o o l t i p T e x t > - 
-         < / T o o l t i p > - 
-         < T o o l t i p   c o l u m n = " S h i p m e n t M e t h o d D e s c r i p t i o n "   E l e m e n t I d = " 2 0 5 9 4 0 3 2 6 0 " > - 
-             < T o o l t i p T e x t   l a n g = " e n - U S " > S p e c i f i e s   a   d e s c r i p t i o n   o f   t h e   s h i p m e n t   m e t h o d . < / T o o l t i p T e x t > - 
-         < / T o o l t i p > - 
-         < T o o l t i p   c o l u m n = " S h i p T o P h o n e N o "   E l e m e n t I d = " 3 6 9 7 0 2 2 5 5 " > - 
-             < T o o l t i p T e x t   l a n g = " e n - U S " > S p e c i f i e s   t h e   t e l e p h o n e   n u m b e r   o f   t h e   c o m p a n y ' s   s h i p p i n g   a d d r e s s . < / T o o l t i p T e x t > - 
-         < / T o o l t i p > - 
-         < T o o l t i p   c o l u m n = " S e l l T o C o n t a c t P h o n e N o "   E l e m e n t I d = " 1 6 1 3 8 2 2 4 8 3 " > - 
-             < T o o l t i p T e x t   l a n g = " e n - U S " > S p e c i f i e s   t h e   c o n t a c t ' s   p h o n e   n u m b e r . < / T o o l t i p T e x t > - 
-         < / T o o l t i p > - 
-         < T o o l t i p   c o l u m n = " S e l l T o C o n t a c t M o b i l e P h o n e N o "   E l e m e n t I d = " 1 8 4 3 5 8 7 4 7 " > - 
-             < T o o l t i p T e x t   l a n g = " e n - U S " > S p e c i f i e s   t h e   c o n t a c t ' s   m o b i l e   t e l e p h o n e   n u m b e r . < / T o o l t i p T e x t > - 
-         < / T o o l t i p > - 
-         < T o o l t i p   c o l u m n = " S e l l T o C o n t a c t E m a i l "   E l e m e n t I d = " 2 6 2 8 2 4 5 6 4 " > - 
-             < T o o l t i p T e x t   l a n g = " e n - U S " > S p e c i f i e s   t h e   e m a i l   a d d r e s s   o f   t h e   c o n t a c t . < / T o o l t i p T e x t > - 
-         < / T o o l t i p > - 
-         < T o o l t i p   c o l u m n = " B i l l T o C o n t a c t P h o n e N o "   E l e m e n t I d = " 3 6 2 4 7 7 4 8 8 " > - 
-             < T o o l t i p T e x t   l a n g = " e n - U S " > S p e c i f i e s   t h e   c o n t a c t ' s   p h o n e   n u m b e r . < / T o o l t i p T e x t > - 
-         < / T o o l t i p > - 
-         < T o o l t i p   c o l u m n = " B i l l T o C o n t a c t M o b i l e P h o n e N o "   E l e m e n t I d = " 2 4 8 4 8 8 6 9 6 " > - 
-             < T o o l t i p T e x t   l a n g = " e n - U S " > S p e c i f i e s   t h e   c o n t a c t ' s   m o b i l e   t e l e p h o n e   n u m b e r . < / T o o l t i p T e x t > - 
-         < / T o o l t i p > - 
-         < T o o l t i p   c o l u m n = " B i l l T o C o n t a c t E m a i l "   E l e m e n t I d = " 3 3 5 8 2 7 8 9 5 " > - 
-             < T o o l t i p T e x t   l a n g = " e n - U S " > S p e c i f i e s   t h e   e m a i l   a d d r e s s   o f   t h e   c o n t a c t . < / T o o l t i p T e x t > - 
-         < / T o o l t i p > - 
-         < T o o l t i p   c o l u m n = " P a y m e n t T e r m s D e s c r i p t i o n "   E l e m e n t I d = " 2 0 3 8 7 4 2 7 0 0 " > - 
-             < T o o l t i p T e x t   l a n g = " e n - U S " > S p e c i f i e s   a n   e x p l a n a t i o n   o f   t h e   p a y m e n t   t e r m s . < / T o o l t i p T e x t > - 
-         < / T o o l t i p > - 
-         < T o o l t i p   c o l u m n = " P a y m e n t M e t h o d D e s c r i p t i o n "   E l e m e n t I d = " 5 8 5 7 5 7 9 7 4 " > - 
-             < T o o l t i p T e x t   l a n g = " e n - U S " > S p e c i f i e s   a   t e x t   t h a t   d e s c r i b e s   t h e   p a y m e n t   m e t h o d . < / T o o l t i p T e x t > - 
-         < / T o o l t i p > - 
-         < T o o l t i p   c o l u m n = " B i l l t o C u s t u m e r N o "   E l e m e n t I d = " 2 8 0 4 7 3 0 5 8 " > - 
-             < T o o l t i p T e x t   l a n g = " e n - U S " > S p e c i f i e s   t h e   n u m b e r   o f   t h e   c u s t o m e r   t h a t   y o u   s e n d   o r   s e n t   t h e   i n v o i c e   t o . < / T o o l t i p T e x t > - 
-         < / T o o l t i p > - 
-         < T o o l t i p   c o l u m n = " D o c u m e n t N o "   E l e m e n t I d = " 9 7 0 3 5 0 5 3 9 " > - 
-             < T o o l t i p T e x t   l a n g = " e n - U S " > S p e c i f i e s   t h e   p o s t e d   s a l e s   i n v o i c e   n u m b e r .   E a c h   p o s t e d   s a l e s   i n v o i c e   g e t s   a   u n i q u e   n u m b e r .   T y p i c a l l y ,   t h e   n u m b e r   i s   g e n e r a t e d   b a s e d   o n   a   n u m b e r   s e r i e s . < / T o o l t i p T e x t > - 
-         < / T o o l t i p > - 
-         < T o o l t i p   c o l u m n = " O r d e r N o "   E l e m e n t I d = " 1 4 6 6 4 7 3 8 8 6 " > - 
-             < T o o l t i p T e x t   l a n g = " e n - U S " > S p e c i f i e s   t h e   n u m b e r   o f   t h e   r e l a t e d   o r d e r . < / T o o l t i p T e x t > - 
-         < / T o o l t i p > - 
-         < T o o l t i p   c o l u m n = " S a l e s P e r s o n N a m e "   E l e m e n t I d = " 8 7 1 4 9 2 9 8 3 " > - 
-             < T o o l t i p T e x t   l a n g = " e n - U S " > S p e c i f i e s   t h e   n a m e   o f   t h e   s a l e s p e r s o n   o r   p u r c h a s e r . < / T o o l t i p T e x t > - 
-         < / T o o l t i p > - 
-         < T o o l t i p   c o l u m n = " S e l l t o C u s t o m e r N o "   E l e m e n t I d = " 2 0 5 0 6 4 7 3 4 9 " > - 
-             < T o o l t i p T e x t   l a n g = " e n - U S " > S p e c i f i e s   t h e   n u m b e r   o f   t h e   c u s t o m e r   t h a t   y o u   s h i p p e d   t h e   i t e m s   o n   t h e   i n v o i c e   t o . < / T o o l t i p T e x t > - 
-         < / T o o l t i p > - 
-         < T o o l t i p   c o l u m n = " P a c k a g e T r a c k i n g N o "   E l e m e n t I d = " 1 2 4 4 8 2 6 1 5 9 " > - 
-             < T o o l t i p T e x t   l a n g = " e n - U S " > S p e c i f i e s   t h e   s h i p p i n g   a g e n t ' s   p a c k a g e   n u m b e r . < / T o o l t i p T e x t > - 
-         < / T o o l t i p > - 
-         < T o o l t i p   c o l u m n = " S h i p p i n g A g e n t C o d e "   E l e m e n t I d = " 1 6 7 0 1 5 5 2 6 9 " > - 
-             < T o o l t i p T e x t   l a n g = " e n - U S " > S p e c i f i e s   w h i c h   s h i p p i n g   a g e n t   i s   u s e d   t o   t r a n s p o r t   t h e   i t e m s   o n   t h e   s a l e s   d o c u m e n t   t o   t h e   c u s t o m e r . < / T o o l t i p T e x t > - 
-         < / T o o l t i p > - 
-         < T o o l t i p   c o l u m n = " E x t e r n a l D o c u m e n t N o "   E l e m e n t I d = " 7 3 3 9 5 3 9 6 6 " > - 
-             < T o o l t i p T e x t   l a n g = " e n - U S " > S p e c i f i e s   t h e   e x t e r n a l   d o c u m e n t   n u m b e r   t h a t   i s   e n t e r e d   o n   t h e   s a l e s   h e a d e r   t h a t   t h i s   l i n e   w a s   p o s t e d   f r o m . < / T o o l t i p T e x t > - 
-         < / T o o l t i p > - 
-         < T o o l t i p   c o l u m n = " A m o u n t E x c l u d i n g V A T _ L i n e "   E l e m e n t I d = " 1 0 6 2 4 6 0 0 4 0 " > - 
-             < T o o l t i p T e x t   l a n g = " e n - U S " > S p e c i f i e s   t h e   l i n e ' s   n e t   a m o u n t . < / T o o l t i p T e x t > - 
-         < / T o o l t i p > - 
-         < T o o l t i p   c o l u m n = " A m o u n t I n c l u d i n g V A T _ L i n e "   E l e m e n t I d = " 7 7 0 9 2 8 4 0 2 " > - 
-             < T o o l t i p T e x t   l a n g = " e n - U S " > S p e c i f i e s   t h e   n e t   a m o u n t ,   i n c l u d i n g   V A T ,   f o r   t h i s   l i n e . < / T o o l t i p T e x t > - 
-         < / T o o l t i p > - 
-         < T o o l t i p   c o l u m n = " D e s c r i p t i o n _ L i n e "   E l e m e n t I d = " 1 4 0 6 8 2 2 3 1 0 " > - 
-             < T o o l t i p T e x t   l a n g = " e n - U S " > S p e c i f i e s   t h e   n a m e   o f   t h e   i t e m   o r   g e n e r a l   l e d g e r   a c c o u n t ,   o r   s o m e   d e s c r i p t i v e   t e x t . < / T o o l t i p T e x t > - 
-         < / T o o l t i p > - 
-         < T o o l t i p   c o l u m n = " L i n e D i s c o u n t P e r c e n t _ L i n e "   E l e m e n t I d = " 9 0 7 8 2 7 4 3 6 " > - 
-             < T o o l t i p T e x t   l a n g = " e n - U S " > S p e c i f i e s   t h e   d i s c o u n t   p e r c e n t a g e   t h a t   i s   g r a n t e d   f o r   t h e   i t e m   o n   t h e   l i n e . < / T o o l t i p T e x t > - 
-         < / T o o l t i p > - 
-         < T o o l t i p   c o l u m n = " I t e m N o _ L i n e "   E l e m e n t I d = " 1 9 1 0 2 9 6 2 8 8 " > - 
-             < T o o l t i p T e x t   l a n g = " e n - U S " > S p e c i f i e s   t h e   n u m b e r   o f   t h e   i n v o l v e d   e n t r y   o r   r e c o r d ,   a c c o r d i n g   t o   t h e   s p e c i f i e d   n u m b e r   s e r i e s . < / T o o l t i p T e x t > - 
-         < / T o o l t i p > - 
-         < T o o l t i p   c o l u m n = " I t e m R e f e r e n c e N o _ L i n e "   E l e m e n t I d = " 9 2 7 2 3 5 7 " > - 
-             < T o o l t i p T e x t   l a n g = " e n - U S " > S p e c i f i e s   t h e   r e f e r e n c e d   i t e m   n u m b e r . < / T o o l t i p T e x t > - 
-         < / T o o l t i p > - 
-         < T o o l t i p   c o l u m n = " U n i t O f M e a s u r e "   E l e m e n t I d = " 1 8 0 8 2 2 8 0 1 8 " > - 
-             < T o o l t i p T e x t   l a n g = " e n - U S " > S p e c i f i e s   t h e   n a m e   o f   t h e   i t e m   o r   r e s o u r c e ' s   u n i t   o f   m e a s u r e ,   s u c h   a s   p i e c e   o r   h o u r . < / T o o l t i p T e x t > - 
-         < / T o o l t i p > - 
-         < T o o l t i p   c o l u m n = " L i n e N o _ A s s e m b l y L i n e "   E l e m e n t I d = " 6 4 0 5 8 3 8 9 1 " > - 
-             < T o o l t i p T e x t   l a n g = " e n - U S " > S p e c i f i e s   t h e   n u m b e r   o f   t h e   i n v o l v e d   e n t r y   o r   r e c o r d ,   a c c o r d i n g   t o   t h e   s p e c i f i e d   n u m b e r   s e r i e s . < / T o o l t i p T e x t > - 
-         < / T o o l t i p > - 
-         < T o o l t i p   c o l u m n = " D e s c r i p t i o n _ A s s e m b l y L i n e "   E l e m e n t I d = " 2 8 0 7 4 3 7 9 6 " > - 
-             < T o o l t i p T e x t   l a n g = " e n - U S " > S p e c i f i e s   t h e   d e s c r i p t i o n   o f   t h e   a s s e m b l y   c o m p o n e n t   o n   t h e   p o s t e d   a s s e m b l y   l i n e . < / T o o l t i p T e x t > - 
-         < / T o o l t i p > - 
-         < T o o l t i p   c o l u m n = " Q u a n t i t y _ A s s e m b l y L i n e "   E l e m e n t I d = " 1 9 5 7 6 4 8 2 3 1 " > - 
-             < T o o l t i p T e x t   l a n g = " e n - U S " > S p e c i f i e s   h o w   m a n y   u n i t s   o f   t h e   a s s e m b l y   c o m p o n e n t   w e r e   p o s t e d   a s   c o n s u m e d   b y   t h e   p o s t e d   a s s e m b l y   o r d e r   l i n e . < / T o o l t i p T e x t > - 
-         < / T o o l t i p > - 
-         < T o o l t i p   c o l u m n = " V a r i a n t C o d e _ A s s e m b l y L i n e "   E l e m e n t I d = " 1 8 6 9 4 0 7 6 7 2 " > - 
-             < T o o l t i p T e x t   l a n g = " e n - U S " > S p e c i f i e s   t h e   v a r i a n t   o f   t h e   i t e m   o n   t h e   l i n e . < / T o o l t i p T e x t > - 
-         < / T o o l t i p > - 
-         < T o o l t i p   c o l u m n = " I n v o i c e D i s c o u n t A m o u n t _ V A T A m o u n t L i n e "   E l e m e n t I d = " 8 2 4 7 3 0 1 4 1 " > - 
-             < T o o l t i p T e x t   l a n g = " e n - U S " > S p e c i f i e s   t h e   i n v o i c e   d i s c o u n t   a m o u n t   f o r   a   s p e c i f i c   V A T   i d e n t i f i e r . < / T o o l t i p T e x t > - 
-         < / T o o l t i p > - 
-         < T o o l t i p   c o l u m n = " I n v o i c e D i s c o u n t B a s e A m o u n t _ V A T A m o u n t L i n e "   E l e m e n t I d = " 2 0 4 0 3 3 2 2 6 6 " > - 
-             < T o o l t i p T e x t   l a n g = " e n - U S " > S p e c i f i e s   t h e   i n v o i c e   d i s c o u n t   b a s e   a m o u n t . < / T o o l t i p T e x t > - 
-         < / T o o l t i p > - 
-         < T o o l t i p   c o l u m n = " L i n e A m o u n t _ V a t A m o u n t L i n e "   E l e m e n t I d = " 2 1 4 6 5 4 0 1 " > - 
-             < T o o l t i p T e x t   l a n g = " e n - U S " > S p e c i f i e s   t h e   t o t a l   a m o u n t   f o r   s a l e s   o r   p u r c h a s e   l i n e s   w i t h   a   s p e c i f i c   V A T   i d e n t i f i e r . < / T o o l t i p T e x t > - 
-         < / T o o l t i p > - 
-         < T o o l t i p   c o l u m n = " V A T A m o u n t _ V a t A m o u n t L i n e "   E l e m e n t I d = " 1 8 9 1 8 2 0 6 2 0 " > - 
-             < T o o l t i p T e x t   l a n g = " e n - U S " > S p e c i f i e s   t h e   a m o u n t   o f   V A T   t h a t   i s   i n c l u d e d   i n   t h e   t o t a l   a m o u n t . < / T o o l t i p T e x t > - 
-         < / T o o l t i p > - 
-         < T o o l t i p   c o l u m n = " V A T B a s e _ V a t A m o u n t L i n e "   E l e m e n t I d = " 1 4 5 8 9 3 7 8 1 9 " > - 
-             < T o o l t i p T e x t   l a n g = " e n - U S " > S p e c i f i e s   t h e   t o t a l   n e t   a m o u n t   ( a m o u n t   e x c l u d i n g   V A T )   f o r   s a l e s   o r   p u r c h a s e   l i n e s   w i t h   a   s p e c i f i c   V A T   I d e n t i f i e r . < / T o o l t i p T e x t > - 
-         < / T o o l t i p > - 
-         < T o o l t i p   c o l u m n = " V A T I d e n t i f i e r _ V a t A m o u n t L i n e "   E l e m e n t I d = " 1 1 4 2 0 7 0 0 3 5 " > - 
-             < T o o l t i p T e x t   l a n g = " e n - U S " > S p e c i f i e s   t h e   V A T   I d e n t i f i e r   v a l u e . < / T o o l t i p T e x t > - 
-         < / T o o l t i p > - 
-         < T o o l t i p   c o l u m n = " V A T P c t _ V a t A m o u n t L i n e "   E l e m e n t I d = " 1 4 5 3 5 4 2 7 7 7 " > - 
-             < T o o l t i p T e x t   l a n g = " e n - U S " > S p e c i f i e s   t h e   V A T   %   t h a t   w a s   u s e d   o n   t h e   s a l e s   o r   p u r c h a s e   l i n e s   w i t h   t h i s   V A T   I d e n t i f i e r . < / T o o l t i p T e x t > - 
-         < / T o o l t i p > - 
-         < T o o l t i p   c o l u m n = " V A T I d e n t i f i e r _ V A T C l a u s e L i n e "   E l e m e n t I d = " 1 4 6 4 4 7 2 4 7 8 " > - 
-             < T o o l t i p T e x t   l a n g = " e n - U S " > S p e c i f i e s   t h e   V A T   I d e n t i f i e r   v a l u e . < / T o o l t i p T e x t > - 
-         < / T o o l t i p > - 
-         < T o o l t i p   c o l u m n = " C o d e _ V A T C l a u s e L i n e "   E l e m e n t I d = " 1 8 2 4 5 8 9 8 4 7 " > - 
-             < T o o l t i p T e x t   l a n g = " e n - U S " > S p e c i f i e s   t h e   c o d e   f o r   a   V A T   c l a u s e ,   w h i c h   i s   u s e d   t o   p r o v i d e   a   V A T   d e s c r i p t i o n   a s s o c i a t e d   w i t h   a   s a l e s   l i n e   o n   a   s a l e s   i n v o i c e ,   c r e d i t   m e m o ,   o r   o t h e r   s a l e s   d o c u m e n t . < / T o o l t i p T e x t > - 
-         < / T o o l t i p > - 
-         < T o o l t i p   c o l u m n = " D e s c r i p t i o n 2 _ V A T C l a u s e L i n e "   E l e m e n t I d = " 1 3 7 9 6 6 7 4 7 0 " > - 
-             < T o o l t i p T e x t   l a n g = " e n - U S " > S p e c i f i e s   a n   a d d i t i o n a l   d e s c r i p t i o n   o f   a   V A T   c l a u s e . < / T o o l t i p T e x t > - 
-         < / T o o l t i p > - 
-         < T o o l t i p   c o l u m n = " V A T A m o u n t _ V A T C l a u s e L i n e "   E l e m e n t I d = " 2 2 2 4 6 9 0 5 9 " > - 
-             < T o o l t i p T e x t   l a n g = " e n - U S " > S p e c i f i e s   t h e   a m o u n t   o f   V A T   t h a t   i s   i n c l u d e d   i n   t h e   t o t a l   a m o u n t . < / T o o l t i p T e x t > - 
-         < / T o o l t i p > - 
-         < T o o l t i p   c o l u m n = " L e f t H e a d e r N a m e "   E l e m e n t I d = " 4 3 7 4 2 2 1 8 2 " > - 
-             < T o o l t i p T e x t   l a n g = " e n - U S " > S p e c i f i e s   t h e   n a m e . < / T o o l t i p T e x t > - 
-         < / T o o l t i p > - 
-         < T o o l t i p   c o l u m n = " L e f t H e a d e r V a l u e "   E l e m e n t I d = " 2 4 2 1 2 6 3 1 0 " > - 
-             < T o o l t i p T e x t   l a n g = " e n - U S " > S p e c i f i e s   t h e   v a l u e . < / T o o l t i p T e x t > - 
-         < / T o o l t i p > - 
-         < T o o l t i p   c o l u m n = " R i g h t H e a d e r N a m e "   E l e m e n t I d = " 8 9 8 2 8 7 5 7 " > - 
-             < T o o l t i p T e x t   l a n g = " e n - U S " > S p e c i f i e s   t h e   n a m e . < / T o o l t i p T e x t > - 
-         < / T o o l t i p > - 
-         < T o o l t i p   c o l u m n = " R i g h t H e a d e r V a l u e "   E l e m e n t I d = " 7 0 6 9 3 8 5 5 9 " > - 
-             < T o o l t i p T e x t   l a n g = " e n - U S " > S p e c i f i e s   t h e   v a l u e . < / T o o l t i p T e x t > - 
-         < / T o o l t i p > - 
-     < / T o o l t i p s > - 
-     < H e a d e r   E l e m e n t T y p e = " D a t a I t e m "   E l e m e n t I d = " 1 2 4 0 3 7 3 8 8 6 " > - 
-         < B i l l e d T o _ L b l   E l e m e n t T y p e = " C o l u m n "   E l e m e n t I d = " 1 7 4 5 4 4 9 0 7 9 "   D a t a T y p e = " L a b e l " > B i l l e d T o _ L b l < / B i l l e d T o _ L b l > - 
-         < B i l l T o C o n t a c t E m a i l   E l e m e n t T y p e = " C o l u m n "   E l e m e n t I d = " 3 3 5 8 2 7 8 9 5 "   D a t a T y p e = " T e x t " > B i l l T o C o n t a c t E m a i l < / B i l l T o C o n t a c t E m a i l > - 
-         < B i l l T o C o n t a c t E m a i l L b l   E l e m e n t T y p e = " C o l u m n "   E l e m e n t I d = " 2 9 6 4 7 8 3 6 5 "   D a t a T y p e = " L a b e l " > B i l l T o C o n t a c t E m a i l L b l < / B i l l T o C o n t a c t E m a i l L b l > - 
-         < B i l l T o C o n t a c t M o b i l e P h o n e N o   E l e m e n t T y p e = " C o l u m n "   E l e m e n t I d = " 2 4 8 4 8 8 6 9 6 "   D a t a T y p e = " T e x t " > B i l l T o C o n t a c t M o b i l e P h o n e N o < / B i l l T o C o n t a c t M o b i l e P h o n e N o > - 
-         < B i l l T o C o n t a c t M o b i l e P h o n e N o L b l   E l e m e n t T y p e = " C o l u m n "   E l e m e n t I d = " 2 7 6 3 1 1 3 3 8 "   D a t a T y p e = " L a b e l " > B i l l T o C o n t a c t M o b i l e P h o n e N o L b l < / B i l l T o C o n t a c t M o b i l e P h o n e N o L b l > - 
-         < B i l l T o C o n t a c t P h o n e N o   E l e m e n t T y p e = " C o l u m n "   E l e m e n t I d = " 3 6 2 4 7 7 4 8 8 "   D a t a T y p e = " T e x t " > B i l l T o C o n t a c t P h o n e N o < / B i l l T o C o n t a c t P h o n e N o > - 
-         < B i l l T o C o n t a c t P h o n e N o L b l   E l e m e n t T y p e = " C o l u m n "   E l e m e n t I d = " 2 1 2 3 3 4 5 9 6 6 "   D a t a T y p e = " L a b e l " > B i l l T o C o n t a c t P h o n e N o L b l < / B i l l T o C o n t a c t P h o n e N o L b l > - 
-         < B i l l t o C u s t o m e r N o _ L b l   E l e m e n t T y p e = " C o l u m n "   E l e m e n t I d = " 3 6 9 3 0 7 8 1 3 "   D a t a T y p e = " S t r i n g " > B i l l t o C u s t o m e r N o _ L b l < / B i l l t o C u s t o m e r N o _ L b l > - 
-         < B i l l t o C u s t u m e r N o   E l e m e n t T y p e = " C o l u m n "   E l e m e n t I d = " 2 8 0 4 7 3 0 5 8 "   D a t a T y p e = " C o d e " > B i l l t o C u s t u m e r N o < / B i l l t o C u s t u m e r N o > - 
-         < C h e c k s P a y a b l e _ L b l   E l e m e n t T y p e = " C o l u m n "   E l e m e n t I d = " 1 0 5 3 1 5 6 0 6 5 "   D a t a T y p e = " T e x t " > C h e c k s P a y a b l e _ L b l < / C h e c k s P a y a b l e _ L b l > - 
-         < C o m p a n y A d d r e s s 1   E l e m e n t T y p e = " C o l u m n "   E l e m e n t I d = " 1 8 8 4 1 6 4 3 2 3 "   D a t a T y p e = " T e x t " > C o m p a n y A d d r e s s 1 < / C o m p a n y A d d r e s s 1 > - 
-         < C o m p a n y A d d r e s s 2   E l e m e n t T y p e = " C o l u m n "   E l e m e n t I d = " 1 2 4 6 4 6 7 7 0 6 "   D a t a T y p e = " T e x t " > C o m p a n y A d d r e s s 2 < / C o m p a n y A d d r e s s 2 > - 
-         < C o m p a n y A d d r e s s 3   E l e m e n t T y p e = " C o l u m n "   E l e m e n t I d = " 6 0 8 7 7 1 0 8 9 "   D a t a T y p e = " T e x t " > C o m p a n y A d d r e s s 3 < / C o m p a n y A d d r e s s 3 > - 
-         < C o m p a n y A d d r e s s 4   E l e m e n t T y p e = " C o l u m n "   E l e m e n t I d = " 7 7 7 6 8 0 1 1 2 "   D a t a T y p e = " T e x t " > C o m p a n y A d d r e s s 4 < / C o m p a n y A d d r e s s 4 > - 
-         < C o m p a n y A d d r e s s 5   E l e m e n t T y p e = " C o l u m n "   E l e m e n t I d = " 1 3 9 9 8 3 4 9 5 "   D a t a T y p e = " T e x t " > C o m p a n y A d d r e s s 5 < / C o m p a n y A d d r e s s 5 > - 
-         < C o m p a n y A d d r e s s 6   E l e m e n t T y p e = " C o l u m n "   E l e m e n t I d = " 4 9 7 7 1 3 1 2 2 "   D a t a T y p e = " T e x t " > C o m p a n y A d d r e s s 6 < / C o m p a n y A d d r e s s 6 > - 
-         < C o m p a n y A d d r e s s 7   E l e m e n t T y p e = " C o l u m n "   E l e m e n t I d = " 1 1 3 5 4 0 9 7 3 9 "   D a t a T y p e = " T e x t " > C o m p a n y A d d r e s s 7 < / C o m p a n y A d d r e s s 7 > - 
-         < C o m p a n y A d d r e s s 8   E l e m e n t T y p e = " C o l u m n "   E l e m e n t I d = " 1 7 1 5 2 5 5 3 0 0 "   D a t a T y p e = " T e x t " > C o m p a n y A d d r e s s 8 < / C o m p a n y A d d r e s s 8 > - 
-         < C o m p a n y B a n k A c c o u n t N o   E l e m e n t T y p e = " C o l u m n "   E l e m e n t I d = " 3 0 1 4 0 2 0 4 "   D a t a T y p e = " T e x t " > C o m p a n y B a n k A c c o u n t N o < / C o m p a n y B a n k A c c o u n t N o > - 
-         < C o m p a n y B a n k A c c o u n t N o _ L b l   E l e m e n t T y p e = " C o l u m n "   E l e m e n t I d = " 1 0 9 7 7 4 3 3 4 5 "   D a t a T y p e = " L a b e l " > C o m p a n y B a n k A c c o u n t N o _ L b l < / C o m p a n y B a n k A c c o u n t N o _ L b l > - 
-         < C o m p a n y B a n k B r a n c h N o   E l e m e n t T y p e = " C o l u m n "   E l e m e n t I d = " 7 9 3 1 3 3 0 5 7 "   D a t a T y p e = " T e x t " > C o m p a n y B a n k B r a n c h N o < / C o m p a n y B a n k B r a n c h N o > - 
-         < C o m p a n y B a n k B r a n c h N o _ L b l   E l e m e n t T y p e = " C o l u m n "   E l e m e n t I d = " 3 2 7 9 0 6 6 9 2 "   D a t a T y p e = " S t r i n g " > C o m p a n y B a n k B r a n c h N o _ L b l < / C o m p a n y B a n k B r a n c h N o _ L b l > - 
-         < C o m p a n y B a n k N a m e   E l e m e n t T y p e = " C o l u m n "   E l e m e n t I d = " 1 5 3 4 9 0 5 6 0 5 "   D a t a T y p e = " T e x t " > C o m p a n y B a n k N a m e < / C o m p a n y B a n k N a m e > - 
-         < C o m p a n y B a n k N a m e _ L b l   E l e m e n t T y p e = " C o l u m n "   E l e m e n t I d = " 1 2 0 4 3 0 7 0 1 4 "   D a t a T y p e = " L a b e l " > C o m p a n y B a n k N a m e _ L b l < / C o m p a n y B a n k N a m e _ L b l > - 
-         < C o m p a n y C u s t o m G i r o   E l e m e n t T y p e = " C o l u m n "   E l e m e n t I d = " 1 6 7 0 4 7 5 7 9 8 "   D a t a T y p e = " T e x t " > C o m p a n y C u s t o m G i r o < / C o m p a n y C u s t o m G i r o > - 
-         < C o m p a n y C u s t o m G i r o _ L b l   E l e m e n t T y p e = " C o l u m n "   E l e m e n t I d = " 8 9 1 4 3 9 6 2 5 "   D a t a T y p e = " T e x t " > C o m p a n y C u s t o m G i r o _ L b l < / C o m p a n y C u s t o m G i r o _ L b l > - 
-         < C o m p a n y E M a i l   E l e m e n t T y p e = " C o l u m n "   E l e m e n t I d = " 1 6 7 7 0 7 4 0 5 8 "   D a t a T y p e = " T e x t " > C o m p a n y E M a i l < / C o m p a n y E M a i l > - 
-         < C o m p a n y G i r o N o   E l e m e n t T y p e = " C o l u m n "   E l e m e n t I d = " 1 3 6 0 1 9 6 3 2 0 "   D a t a T y p e = " T e x t " > C o m p a n y G i r o N o < / C o m p a n y G i r o N o > - 
-         < C o m p a n y G i r o N o _ L b l   E l e m e n t T y p e = " C o l u m n "   E l e m e n t I d = " 8 6 1 6 0 2 1 1 5 "   D a t a T y p e = " L a b e l " > C o m p a n y G i r o N o _ L b l < / C o m p a n y G i r o N o _ L b l > - 
-         < C o m p a n y H o m e P a g e   E l e m e n t T y p e = " C o l u m n "   E l e m e n t I d = " 1 9 8 9 1 8 8 7 0 "   D a t a T y p e = " T e x t " > C o m p a n y H o m e P a g e < / C o m p a n y H o m e P a g e > - 
-         < C o m p a n y I B A N   E l e m e n t T y p e = " C o l u m n "   E l e m e n t I d = " 9 0 6 5 4 9 1 8 2 "   D a t a T y p e = " C o d e " > C o m p a n y I B A N < / C o m p a n y I B A N > - 
-         < C o m p a n y I B A N _ L b l   E l e m e n t T y p e = " C o l u m n "   E l e m e n t I d = " 1 2 6 7 9 5 2 2 2 7 "   D a t a T y p e = " S t r i n g " > C o m p a n y I B A N _ L b l < / C o m p a n y I B A N _ L b l > - 
-         < C o m p a n y L e g a l O f f i c e   E l e m e n t T y p e = " C o l u m n "   E l e m e n t I d = " 7 1 4 2 5 8 1 1 1 "   D a t a T y p e = " T e x t " > C o m p a n y L e g a l O f f i c e < / C o m p a n y L e g a l O f f i c e > - 
-         < C o m p a n y L e g a l O f f i c e _ L b l   E l e m e n t T y p e = " C o l u m n "   E l e m e n t I d = " 1 5 3 3 1 7 5 1 0 8 "   D a t a T y p e = " T e x t " > C o m p a n y L e g a l O f f i c e _ L b l < / C o m p a n y L e g a l O f f i c e _ L b l > - 
-         < C o m p a n y L e g a l S t a t e m e n t   E l e m e n t T y p e = " C o l u m n "   E l e m e n t I d = " 4 4 8 3 5 8 8 7 6 "   D a t a T y p e = " T e x t " > C o m p a n y L e g a l S t a t e m e n t < / C o m p a n y L e g a l S t a t e m e n t > - 
-         < C o m p a n y L o g o P o s i t i o n   E l e m e n t T y p e = " C o l u m n "   E l e m e n t I d = " 1 4 2 5 2 6 6 6 8 8 "   D a t a T y p e = " I n t e g e r " > C o m p a n y L o g o P o s i t i o n < / C o m p a n y L o g o P o s i t i o n > - 
-         < C o m p a n y P h o n e N o   E l e m e n t T y p e = " C o l u m n "   E l e m e n t I d = " 2 5 0 4 4 0 6 5 5 "   D a t a T y p e = " T e x t " > C o m p a n y P h o n e N o < / C o m p a n y P h o n e N o > - 
-         < C o m p a n y P h o n e N o _ L b l   E l e m e n t T y p e = " C o l u m n "   E l e m e n t I d = " 5 5 8 5 9 3 5 8 6 "   D a t a T y p e = " L a b e l " > C o m p a n y P h o n e N o _ L b l < / C o m p a n y P h o n e N o _ L b l > - 
-         < C o m p a n y P i c t u r e   E l e m e n t T y p e = " C o l u m n "   E l e m e n t I d = " 1 3 9 7 4 1 1 0 7 4 "   D a t a T y p e = " B l o b "   / > - 
-         < C o m p a n y R e g i s t r a t i o n N u m b e r   E l e m e n t T y p e = " C o l u m n "   E l e m e n t I d = " 2 0 2 3 6 3 9 4 2 4 "   D a t a T y p e = " T e x t " > C o m p a n y R e g i s t r a t i o n N u m b e r < / C o m p a n y R e g i s t r a t i o n N u m b e r > - 
-         < C o m p a n y R e g i s t r a t i o n N u m b e r _ L b l   E l e m e n t T y p e = " C o l u m n "   E l e m e n t I d = " 1 8 3 3 1 0 6 6 5 3 "   D a t a T y p e = " T e x t " > C o m p a n y R e g i s t r a t i o n N u m b e r _ L b l < / C o m p a n y R e g i s t r a t i o n N u m b e r _ L b l > - 
-         < C o m p a n y S W I F T   E l e m e n t T y p e = " C o l u m n "   E l e m e n t I d = " 6 6 8 2 5 0 2 4 5 "   D a t a T y p e = " C o d e " > C o m p a n y S W I F T < / C o m p a n y S W I F T > - 
-         < C o m p a n y S W I F T _ L b l   E l e m e n t T y p e = " C o l u m n "   E l e m e n t I d = " 2 0 2 9 5 9 7 3 8 4 "   D a t a T y p e = " S t r i n g " > C o m p a n y S W I F T _ L b l < / C o m p a n y S W I F T _ L b l > - 
-         < C o m p a n y V A T R e g i s t r a t i o n N o   E l e m e n t T y p e = " C o l u m n "   E l e m e n t I d = " 1 9 1 4 0 1 3 6 4 9 "   D a t a T y p e = " T e x t " > C o m p a n y V A T R e g i s t r a t i o n N o < / C o m p a n y V A T R e g i s t r a t i o n N o > - 
-         < C o m p a n y V A T R e g i s t r a t i o n N o _ L b l   E l e m e n t T y p e = " C o l u m n "   E l e m e n t I d = " 9 2 4 5 0 3 1 2 4 "   D a t a T y p e = " T e x t " > C o m p a n y V A T R e g i s t r a t i o n N o _ L b l < / C o m p a n y V A T R e g i s t r a t i o n N o _ L b l > - 
-         < C o m p a n y V A T R e g N o   E l e m e n t T y p e = " C o l u m n "   E l e m e n t I d = " 1 7 1 4 3 1 9 3 6 "   D a t a T y p e = " T e x t " > C o m p a n y V A T R e g N o < / C o m p a n y V A T R e g N o > - 
-         < C o m p a n y V A T R e g N o _ L b l   E l e m e n t T y p e = " C o l u m n "   E l e m e n t I d = " 7 7 3 2 0 1 5 0 1 "   D a t a T y p e = " T e x t " > C o m p a n y V A T R e g N o _ L b l < / C o m p a n y V A T R e g N o _ L b l > - 
-         < C o n t a c t _ L b l   E l e m e n t T y p e = " C o l u m n "   E l e m e n t I d = " 1 1 5 5 0 9 4 7 5 2 "   D a t a T y p e = " T e x t " > C o n t a c t _ L b l < / C o n t a c t _ L b l > - 
-         < C o p y _ L b l   E l e m e n t T y p e = " C o l u m n "   E l e m e n t I d = " 6 0 4 7 8 2 7 8 1 "   D a t a T y p e = " L a b e l " > C o p y _ L b l < / C o p y _ L b l > - 
-         < C u s t o m e r A d d r e s s 1   E l e m e n t T y p e = " C o l u m n "   E l e m e n t I d = " 1 8 0 1 9 6 6 4 5 4 "   D a t a T y p e = " T e x t " > C u s t o m e r A d d r e s s 1 < / C u s t o m e r A d d r e s s 1 > - 
-         < C u s t o m e r A d d r e s s 2   E l e m e n t T y p e = " C o l u m n "   E l e m e n t I d = " 1 1 6 4 2 6 9 8 3 7 "   D a t a T y p e = " T e x t " > C u s t o m e r A d d r e s s 2 < / C u s t o m e r A d d r e s s 2 > - 
-         < C u s t o m e r A d d r e s s 3   E l e m e n t T y p e = " C o l u m n "   E l e m e n t I d = " 5 2 6 5 7 3 2 2 0 "   D a t a T y p e = " T e x t " > C u s t o m e r A d d r e s s 3 < / C u s t o m e r A d d r e s s 3 > - 
-         < C u s t o m e r A d d r e s s 4   E l e m e n t T y p e = " C o l u m n "   E l e m e n t I d = " 1 1 1 1 2 3 3 9 7 "   D a t a T y p e = " T e x t " > C u s t o m e r A d d r e s s 4 < / C u s t o m e r A d d r e s s 4 > - 
-         < C u s t o m e r A d d r e s s 5   E l e m e n t T y p e = " C o l u m n "   E l e m e n t I d = " 7 4 8 8 2 0 0 1 4 "   D a t a T y p e = " T e x t " > C u s t o m e r A d d r e s s 5 < / C u s t o m e r A d d r e s s 5 > - 
-         < C u s t o m e r A d d r e s s 6   E l e m e n t T y p e = " C o l u m n "   E l e m e n t I d = " 1 3 8 6 5 1 6 6 3 1 "   D a t a T y p e = " T e x t " > C u s t o m e r A d d r e s s 6 < / C u s t o m e r A d d r e s s 6 > - 
-         < C u s t o m e r A d d r e s s 7   E l e m e n t T y p e = " C o l u m n "   E l e m e n t I d = " 2 0 2 4 2 1 3 2 4 8 "   D a t a T y p e = " T e x t " > C u s t o m e r A d d r e s s 7 < / C u s t o m e r A d d r e s s 7 > - 
-         < C u s t o m e r A d d r e s s 8   E l e m e n t T y p e = " C o l u m n "   E l e m e n t I d = " 1 0 4 8 6 9 8 5 8 5 "   D a t a T y p e = " T e x t " > C u s t o m e r A d d r e s s 8 < / C u s t o m e r A d d r e s s 8 > - 
-         < C u s t o m e r P o s t a l B a r C o d e   E l e m e n t T y p e = " C o l u m n "   E l e m e n t I d = " 3 9 8 5 8 0 6 8 8 "   D a t a T y p e = " T e x t " > C u s t o m e r P o s t a l B a r C o d e < / C u s t o m e r P o s t a l B a r C o d e > - 
-         < D i s p l a y A d d i t i o n a l F e e N o t e   E l e m e n t T y p e = " C o l u m n "   E l e m e n t I d = " 1 9 3 1 7 6 6 6 8 8 "   D a t a T y p e = " B o o l e a n " > D i s p l a y A d d i t i o n a l F e e N o t e < / D i s p l a y A d d i t i o n a l F e e N o t e > - 
-         < D o c u m e n t D a t e   E l e m e n t T y p e = " C o l u m n "   E l e m e n t I d = " 5 5 2 8 7 1 9 1 4 "   D a t a T y p e = " S t r i n g " > D o c u m e n t D a t e < / D o c u m e n t D a t e > - 
-         < D o c u m e n t D a t e _ L b l   E l e m e n t T y p e = " C o l u m n "   E l e m e n t I d = " 1 0 2 6 4 9 4 8 3 "   D a t a T y p e = " S t r i n g " > D o c u m e n t D a t e _ L b l < / D o c u m e n t D a t e _ L b l > - 
-         < D o c u m e n t N o   E l e m e n t T y p e = " C o l u m n "   E l e m e n t I d = " 9 7 0 3 5 0 5 3 9 "   D a t a T y p e = " C o d e " > D o c u m e n t N o < / D o c u m e n t N o > - 
-         < D o c u m e n t N o _ L b l   E l e m e n t T y p e = " C o l u m n "   E l e m e n t I d = " 7 8 9 7 9 5 9 7 8 "   D a t a T y p e = " L a b e l " > D o c u m e n t N o _ L b l < / D o c u m e n t N o _ L b l > - 
-         < D o c u m e n t T i t l e _ L b l   E l e m e n t T y p e = " C o l u m n "   E l e m e n t I d = " 8 5 8 4 2 3 9 2 9 "   D a t a T y p e = " T e x t " > D o c u m e n t T i t l e _ L b l < / D o c u m e n t T i t l e _ L b l > - 
-         < D u e D a t e   E l e m e n t T y p e = " C o l u m n "   E l e m e n t I d = " 7 4 5 1 7 0 2 0 3 "   D a t a T y p e = " S t r i n g " > D u e D a t e < / D u e D a t e > - 
-         < D u e D a t e _ L b l   E l e m e n t T y p e = " C o l u m n "   E l e m e n t I d = " 1 6 4 8 2 8 4 6 4 8 "   D a t a T y p e = " S t r i n g " > D u e D a t e _ L b l < / D u e D a t e _ L b l > - 
-         < E M a i l _ H e a d e r _ L b l   E l e m e n t T y p e = " C o l u m n "   E l e m e n t I d = " 5 1 3 1 7 0 8 0 4 "   D a t a T y p e = " L a b e l " > E M a i l _ H e a d e r _ L b l < / E M a i l _ H e a d e r _ L b l > - 
-         < E x c h a n g e R a t e A s T e x t   E l e m e n t T y p e = " C o l u m n "   E l e m e n t I d = " 5 9 2 9 5 5 8 4 5 "   D a t a T y p e = " T e x t " > E x c h a n g e R a t e A s T e x t < / E x c h a n g e R a t e A s T e x t > - 
-         < E x t e r n a l D o c u m e n t N o   E l e m e n t T y p e = " C o l u m n "   E l e m e n t I d = " 7 3 3 9 5 3 9 6 6 "   D a t a T y p e = " C o d e " > E x t e r n a l D o c u m e n t N o < / E x t e r n a l D o c u m e n t N o > - 
-         < E x t e r n a l D o c u m e n t N o _ L b l   E l e m e n t T y p e = " C o l u m n "   E l e m e n t I d = " 4 2 3 3 1 2 2 6 9 "   D a t a T y p e = " S t r i n g " > E x t e r n a l D o c u m e n t N o _ L b l < / E x t e r n a l D o c u m e n t N o _ L b l > - 
-         < F r o m _ L b l   E l e m e n t T y p e = " C o l u m n "   E l e m e n t I d = " 4 8 5 4 2 6 1 3 8 "   D a t a T y p e = " L a b e l " > F r o m _ L b l < / F r o m _ L b l > - 
-         < G l o b a l L o c a t i o n N u m b e r   E l e m e n t T y p e = " C o l u m n "   E l e m e n t I d = " 1 5 0 0 3 7 2 8 0 0 "   D a t a T y p e = " T e x t " > G l o b a l L o c a t i o n N u m b e r < / G l o b a l L o c a t i o n N u m b e r > - 
-         < G l o b a l L o c a t i o n N u m b e r _ L b l   E l e m e n t T y p e = " C o l u m n "   E l e m e n t I d = " 1 7 5 0 9 1 3 8 9 1 "   D a t a T y p e = " T e x t " > G l o b a l L o c a t i o n N u m b e r _ L b l < / G l o b a l L o c a t i o n N u m b e r _ L b l > - 
-         < H o m e P a g e _ H e a d e r _ L b l   E l e m e n t T y p e = " C o l u m n "   E l e m e n t I d = " 1 8 7 9 7 2 5 0 8 4 "   D a t a T y p e = " L a b e l " > H o m e P a g e _ H e a d e r _ L b l < / H o m e P a g e _ H e a d e r _ L b l > - 
-         < I n v o i c e D i s c o u n t A m o u n t _ L b l   E l e m e n t T y p e = " C o l u m n "   E l e m e n t I d = " 1 5 9 3 0 1 2 7 3 6 "   D a t a T y p e = " L a b e l " > I n v o i c e D i s c o u n t A m o u n t _ L b l < / I n v o i c e D i s c o u n t A m o u n t _ L b l > - 
-         < I n v o i c e D i s c o u n t B a s e A m o u n t _ L b l   E l e m e n t T y p e = " C o l u m n "   E l e m e n t I d = " 2 0 2 9 2 6 6 8 7 5 "   D a t a T y p e = " L a b e l " > I n v o i c e D i s c o u n t B a s e A m o u n t _ L b l < / I n v o i c e D i s c o u n t B a s e A m o u n t _ L b l > - 
-         < L e g a l E n t i t y T y p e   E l e m e n t T y p e = " C o l u m n "   E l e m e n t I d = " 2 0 5 1 8 7 3 5 6 3 "   D a t a T y p e = " T e x t " > L e g a l E n t i t y T y p e < / L e g a l E n t i t y T y p e > - 
-         < L e g a l E n t i t y T y p e _ L b l   E l e m e n t T y p e = " C o l u m n "   E l e m e n t I d = " 2 0 8 0 2 2 4 7 9 2 "   D a t a T y p e = " T e x t " > L e g a l E n t i t y T y p e _ L b l < / L e g a l E n t i t y T y p e _ L b l > - 
-         < L i n e A m o u n t A f t e r I n v o i c e D i s c o u n t _ L b l   E l e m e n t T y p e = " C o l u m n "   E l e m e n t I d = " 6 7 3 7 2 1 0 9 4 "   D a t a T y p e = " L a b e l " > L i n e A m o u n t A f t e r I n v o i c e D i s c o u n t _ L b l < / L i n e A m o u n t A f t e r I n v o i c e D i s c o u n t _ L b l > - 
-         < L o c a l C u r r e n c y _ L b l   E l e m e n t T y p e = " C o l u m n "   E l e m e n t I d = " 1 5 5 9 6 9 3 4 2 2 "   D a t a T y p e = " L a b e l " > L o c a l C u r r e n c y _ L b l < / L o c a l C u r r e n c y _ L b l > - 
-         < O r d e r N o   E l e m e n t T y p e = " C o l u m n "   E l e m e n t I d = " 1 4 6 6 4 7 3 8 8 6 "   D a t a T y p e = " C o d e " > O r d e r N o < / O r d e r N o > - 
-         < O r d e r N o _ L b l   E l e m e n t T y p e = " C o l u m n "   E l e m e n t I d = " 1 9 9 1 0 6 2 5 2 9 "   D a t a T y p e = " S t r i n g " > O r d e r N o _ L b l < / O r d e r N o _ L b l > - 
-         < P a c k a g e T r a c k i n g N o   E l e m e n t T y p e = " C o l u m n "   E l e m e n t I d = " 1 2 4 4 8 2 6 1 5 9 "   D a t a T y p e = " T e x t " > P a c k a g e T r a c k i n g N o < / P a c k a g e T r a c k i n g N o > - 
-         < P a c k a g e T r a c k i n g N o _ L b l   E l e m e n t T y p e = " C o l u m n "   E l e m e n t I d = " 2 1 9 3 5 6 7 5 6 "   D a t a T y p e = " S t r i n g " > P a c k a g e T r a c k i n g N o _ L b l < / P a c k a g e T r a c k i n g N o _ L b l > - 
-         < P a g e _ L b l   E l e m e n t T y p e = " C o l u m n "   E l e m e n t I d = " 6 8 0 6 4 8 0 9 1 "   D a t a T y p e = " L a b e l " > P a g e _ L b l < / P a g e _ L b l > - 
-         < P a y m e n t I n s t r u c t i o n s _ T x t   E l e m e n t T y p e = " C o l u m n "   E l e m e n t I d = " 1 8 7 2 0 8 8 3 "   D a t a T y p e = " T e x t " > P a y m e n t I n s t r u c t i o n s _ T x t < / P a y m e n t I n s t r u c t i o n s _ T x t > - 
-         < P a y m e n t M e t h o d D e s c r i p t i o n   E l e m e n t T y p e = " C o l u m n "   E l e m e n t I d = " 5 8 5 7 5 7 9 7 4 "   D a t a T y p e = " T e x t " > P a y m e n t M e t h o d D e s c r i p t i o n < / P a y m e n t M e t h o d D e s c r i p t i o n > - 
-         < P a y m e n t M e t h o d D e s c r i p t i o n _ L b l   E l e m e n t T y p e = " C o l u m n "   E l e m e n t I d = " 7 9 7 1 1 7 3 2 3 "   D a t a T y p e = " L a b e l " > P a y m e n t M e t h o d D e s c r i p t i o n _ L b l < / P a y m e n t M e t h o d D e s c r i p t i o n _ L b l > - 
-         < P a y m e n t R e f e r e n c e   E l e m e n t T y p e = " C o l u m n "   E l e m e n t I d = " 3 3 5 4 9 7 0 1 2 "   D a t a T y p e = " T e x t " > P a y m e n t R e f e r e n c e < / P a y m e n t R e f e r e n c e > - 
-         < P a y m e n t R e f e r e n c e _ L b l   E l e m e n t T y p e = " C o l u m n "   E l e m e n t I d = " 8 6 4 7 4 2 0 3 3 "   D a t a T y p e = " T e x t " > P a y m e n t R e f e r e n c e _ L b l < / P a y m e n t R e f e r e n c e _ L b l > - 
-         < P a y m e n t T e r m s D e s c r i p t i o n   E l e m e n t T y p e = " C o l u m n "   E l e m e n t I d = " 2 0 3 8 7 4 2 7 0 0 "   D a t a T y p e = " T e x t " > P a y m e n t T e r m s D e s c r i p t i o n < / P a y m e n t T e r m s D e s c r i p t i o n > - 
-         < P a y m e n t T e r m s D e s c r i p t i o n _ L b l   E l e m e n t T y p e = " C o l u m n "   E l e m e n t I d = " 1 8 7 4 4 9 4 3 2 1 "   D a t a T y p e = " L a b e l " > P a y m e n t T e r m s D e s c r i p t i o n _ L b l < / P a y m e n t T e r m s D e s c r i p t i o n _ L b l > - 
-         < P r i c e s I n c l u d i n g V A T   E l e m e n t T y p e = " C o l u m n "   E l e m e n t I d = " 5 1 8 8 1 7 1 6 7 "   D a t a T y p e = " B o o l e a n " > P r i c e s I n c l u d i n g V A T < / P r i c e s I n c l u d i n g V A T > - 
-         < P r i c e s I n c l u d i n g V A T Y e s N o   E l e m e n t T y p e = " C o l u m n "   E l e m e n t I d = " 1 4 1 1 1 4 7 5 9 9 "   D a t a T y p e = " S t r i n g " > P r i c e s I n c l u d i n g V A T Y e s N o < / P r i c e s I n c l u d i n g V A T Y e s N o > - 
-         < P r i c e s I n c l u d i n g V A T _ L b l   E l e m e n t T y p e = " C o l u m n "   E l e m e n t I d = " 1 3 7 7 9 7 9 4 4 4 "   D a t a T y p e = " S t r i n g " > P r i c e s I n c l u d i n g V A T _ L b l < / P r i c e s I n c l u d i n g V A T _ L b l > - 
-         < Q u e s t i o n s _ L b l   E l e m e n t T y p e = " C o l u m n "   E l e m e n t I d = " 2 0 7 0 8 9 0 0 1 9 "   D a t a T y p e = " L a b e l " > Q u e s t i o n s _ L b l < / Q u e s t i o n s _ L b l > - 
-         < R e m a i n i n g A m o u n t   E l e m e n t T y p e = " C o l u m n "   E l e m e n t I d = " 3 5 3 2 6 4 1 3 1 "   D a t a T y p e = " D e c i m a l " > R e m a i n i n g A m o u n t < / R e m a i n i n g A m o u n t > - 
-         < R e m a i n i n g A m o u n t T e x t   E l e m e n t T y p e = " C o l u m n "   E l e m e n t I d = " 1 8 1 3 6 1 2 0 "   D a t a T y p e = " T e x t " > R e m a i n i n g A m o u n t T e x t < / R e m a i n i n g A m o u n t T e x t > - 
-         < S a l e s I n v o i c e L i n e D i s c o u n t _ L b l   E l e m e n t T y p e = " C o l u m n "   E l e m e n t I d = " 6 6 4 6 0 1 5 8 2 "   D a t a T y p e = " L a b e l " > S a l e s I n v o i c e L i n e D i s c o u n t _ L b l < / S a l e s I n v o i c e L i n e D i s c o u n t _ L b l > - 
-         < S a l e s P e r s o n B l a n k _ L b l   E l e m e n t T y p e = " C o l u m n "   E l e m e n t I d = " 6 5 4 6 2 4 6 0 1 "   D a t a T y p e = " T e x t " > S a l e s P e r s o n B l a n k _ L b l < / S a l e s P e r s o n B l a n k _ L b l > - 
-         < S a l e s P e r s o n N a m e   E l e m e n t T y p e = " C o l u m n "   E l e m e n t I d = " 8 7 1 4 9 2 9 8 3 "   D a t a T y p e = " T e x t " > S a l e s P e r s o n N a m e < / S a l e s P e r s o n N a m e > - 
-         < S a l e s P e r s o n _ L b l   E l e m e n t T y p e = " C o l u m n "   E l e m e n t I d = " 1 5 6 4 1 9 6 3 6 5 "   D a t a T y p e = " L a b e l " > S a l e s P e r s o n _ L b l < / S a l e s P e r s o n _ L b l > - 
-         < S e l l T o C o n t a c t E m a i l   E l e m e n t T y p e = " C o l u m n "   E l e m e n t I d = " 2 6 2 8 2 4 5 6 4 "   D a t a T y p e = " T e x t " > S e l l T o C o n t a c t E m a i l < / S e l l T o C o n t a c t E m a i l > - 
-         < S e l l T o C o n t a c t E m a i l L b l   E l e m e n t T y p e = " C o l u m n "   E l e m e n t I d = " 3 7 0 9 2 0 3 7 4 "   D a t a T y p e = " L a b e l " > S e l l T o C o n t a c t E m a i l L b l < / S e l l T o C o n t a c t E m a i l L b l > - 
-         < S e l l T o C o n t a c t M o b i l e P h o n e N o   E l e m e n t T y p e = " C o l u m n "   E l e m e n t I d = " 1 8 4 3 5 8 7 4 7 "   D a t a T y p e = " T e x t " > S e l l T o C o n t a c t M o b i l e P h o n e N o < / S e l l T o C o n t a c t M o b i l e P h o n e N o > - 
-         < S e l l T o C o n t a c t M o b i l e P h o n e N o L b l   E l e m e n t T y p e = " C o l u m n "   E l e m e n t I d = " 1 4 5 7 5 2 8 4 1 7 "   D a t a T y p e = " L a b e l " > S e l l T o C o n t a c t M o b i l e P h o n e N o L b l < / S e l l T o C o n t a c t M o b i l e P h o n e N o L b l > - 
-         < S e l l T o C o n t a c t P h o n e N o   E l e m e n t T y p e = " C o l u m n "   E l e m e n t I d = " 1 6 1 3 8 2 2 4 8 3 "   D a t a T y p e = " T e x t " > S e l l T o C o n t a c t P h o n e N o < / S e l l T o C o n t a c t P h o n e N o > - 
-         < S e l l T o C o n t a c t P h o n e N o L b l   E l e m e n t T y p e = " C o l u m n "   E l e m e n t I d = " 1 0 5 0 6 8 6 8 0 9 "   D a t a T y p e = " L a b e l " > S e l l T o C o n t a c t P h o n e N o L b l < / S e l l T o C o n t a c t P h o n e N o L b l > - 
-         < S e l l t o C u s t o m e r N o   E l e m e n t T y p e = " C o l u m n "   E l e m e n t I d = " 2 0 5 0 6 4 7 3 4 9 "   D a t a T y p e = " C o d e " > S e l l t o C u s t o m e r N o < / S e l l t o C u s t o m e r N o > - 
-         < S e l l t o C u s t o m e r N o _ L b l   E l e m e n t T y p e = " C o l u m n "   E l e m e n t I d = " 2 9 8 3 8 1 5 1 2 "   D a t a T y p e = " S t r i n g " > S e l l t o C u s t o m e r N o _ L b l < / S e l l t o C u s t o m e r N o _ L b l > - 
-         < S e l l T o F a x N o   E l e m e n t T y p e = " C o l u m n "   E l e m e n t I d = " 8 6 0 8 2 8 4 3 4 "   D a t a T y p e = " T e x t " > S e l l T o F a x N o < / S e l l T o F a x N o > - 
-         < S e l l T o P h o n e N o   E l e m e n t T y p e = " C o l u m n "   E l e m e n t I d = " 7 5 1 9 3 1 8 4 3 "   D a t a T y p e = " T e x t " > S e l l T o P h o n e N o < / S e l l T o P h o n e N o > - 
-         < S h i p m e n t D a t e   E l e m e n t T y p e = " C o l u m n "   E l e m e n t I d = " 9 3 1 1 1 1 4 6 5 "   D a t a T y p e = " S t r i n g " > S h i p m e n t D a t e < / S h i p m e n t D a t e > - 
-         < S h i p m e n t D a t e _ L b l   E l e m e n t T y p e = " C o l u m n "   E l e m e n t I d = " 6 1 4 4 0 0 3 6 4 "   D a t a T y p e = " S t r i n g " > S h i p m e n t D a t e _ L b l < / S h i p m e n t D a t e _ L b l > - 
-         < S h i p m e n t M e t h o d D e s c r i p t i o n   E l e m e n t T y p e = " C o l u m n "   E l e m e n t I d = " 2 0 5 9 4 0 3 2 6 0 "   D a t a T y p e = " T e x t " > S h i p m e n t M e t h o d D e s c r i p t i o n < / S h i p m e n t M e t h o d D e s c r i p t i o n > - 
-         < S h i p m e n t M e t h o d D e s c r i p t i o n _ L b l   E l e m e n t T y p e = " C o l u m n "   E l e m e n t I d = " 1 1 7 9 9 7 8 4 6 5 "   D a t a T y p e = " L a b e l " > S h i p m e n t M e t h o d D e s c r i p t i o n _ L b l < / S h i p m e n t M e t h o d D e s c r i p t i o n _ L b l > - 
-         < S h i p m e n t _ L b l   E l e m e n t T y p e = " C o l u m n "   E l e m e n t I d = " 2 0 8 5 7 6 7 1 2 0 "   D a t a T y p e = " L a b e l " > S h i p m e n t _ L b l < / S h i p m e n t _ L b l > - 
-         < S h i p p i n g A g e n t C o d e   E l e m e n t T y p e = " C o l u m n "   E l e m e n t I d = " 1 6 7 0 1 5 5 2 6 9 "   D a t a T y p e = " C o d e " > S h i p p i n g A g e n t C o d e < / S h i p p i n g A g e n t C o d e > - 
-         < S h i p p i n g A g e n t C o d e _ L b l   E l e m e n t T y p e = " C o l u m n "   E l e m e n t I d = " 1 1 5 3 2 0 1 3 4 "   D a t a T y p e = " S t r i n g " > S h i p p i n g A g e n t C o d e _ L b l < / S h i p p i n g A g e n t C o d e _ L b l > - 
-         < S h i p T o A d d r e s s 1   E l e m e n t T y p e = " C o l u m n "   E l e m e n t I d = " 1 3 5 7 6 7 2 8 6 1 "   D a t a T y p e = " T e x t " > S h i p T o A d d r e s s 1 < / S h i p T o A d d r e s s 1 > - 
-         < S h i p T o A d d r e s s 2   E l e m e n t T y p e = " C o l u m n "   E l e m e n t I d = " 1 0 2 4 2 0 4 5 8 4 "   D a t a T y p e = " T e x t " > S h i p T o A d d r e s s 2 < / S h i p T o A d d r e s s 2 > - 
-         < S h i p T o A d d r e s s 3   E l e m e n t T y p e = " C o l u m n "   E l e m e n t I d = " 1 6 6 1 9 0 1 2 0 1 "   D a t a T y p e = " T e x t " > S h i p T o A d d r e s s 3 < / S h i p T o A d d r e s s 3 > - 
-         < S h i p T o A d d r e s s 4   E l e m e n t T y p e = " C o l u m n "   E l e m e n t I d = " 5 5 5 4 1 6 9 9 0 "   D a t a T y p e = " T e x t " > S h i p T o A d d r e s s 4 < / S h i p T o A d d r e s s 4 > - 
-         < S h i p T o A d d r e s s 5   E l e m e n t T y p e = " C o l u m n "   E l e m e n t I d = " 1 1 9 3 1 1 3 6 0 7 "   D a t a T y p e = " T e x t " > S h i p T o A d d r e s s 5 < / S h i p T o A d d r e s s 5 > - 
-         < S h i p T o A d d r e s s 6   E l e m e n t T y p e = " C o l u m n "   E l e m e n t I d = " 7 1 9 9 7 6 2 4 4 "   D a t a T y p e = " T e x t " > S h i p T o A d d r e s s 6 < / S h i p T o A d d r e s s 6 > - 
-         < S h i p T o A d d r e s s 7   E l e m e n t T y p e = " C o l u m n "   E l e m e n t I d = " 8 2 2 7 9 6 2 7 "   D a t a T y p e = " T e x t " > S h i p T o A d d r e s s 7 < / S h i p T o A d d r e s s 7 > - 
-         < S h i p T o A d d r e s s 8   E l e m e n t T y p e = " C o l u m n "   E l e m e n t I d = " 1 4 9 2 9 9 2 1 7 8 "   D a t a T y p e = " T e x t " > S h i p T o A d d r e s s 8 < / S h i p T o A d d r e s s 8 > - 
-         < S h i p T o A d d r e s s _ L b l   E l e m e n t T y p e = " C o l u m n "   E l e m e n t I d = " 1 6 5 0 5 0 5 0 1 7 "   D a t a T y p e = " L a b e l " > S h i p T o A d d r e s s _ L b l < / S h i p T o A d d r e s s _ L b l > - 
-         < S h i p T o P h o n e N o   E l e m e n t T y p e = " C o l u m n "   E l e m e n t I d = " 3 6 9 7 0 2 2 5 5 "   D a t a T y p e = " T e x t " > S h i p T o P h o n e N o < / S h i p T o P h o n e N o > - 
-         < S h o w S h i p p i n g A d d r e s s   E l e m e n t T y p e = " C o l u m n "   E l e m e n t I d = " 1 1 2 0 0 7 1 2 6 6 "   D a t a T y p e = " B o o l e a n " > S h o w S h i p p i n g A d d r e s s < / S h o w S h i p p i n g A d d r e s s > - 
-         < S h o w W o r k D e s c r i p t i o n   E l e m e n t T y p e = " C o l u m n "   E l e m e n t I d = " 7 8 5 4 6 8 8 6 5 "   D a t a T y p e = " B o o l e a n " > S h o w W o r k D e s c r i p t i o n < / S h o w W o r k D e s c r i p t i o n > - 
-         < S u b t o t a l _ L b l   E l e m e n t T y p e = " C o l u m n "   E l e m e n t I d = " 1 9 6 7 7 9 5 1 4 2 "   D a t a T y p e = " L a b e l " > S u b t o t a l _ L b l < / S u b t o t a l _ L b l > - 
-         < T h a n k s _ L b l   E l e m e n t T y p e = " C o l u m n "   E l e m e n t I d = " 2 1 0 3 3 0 5 5 2 5 "   D a t a T y p e = " L a b e l " > T h a n k s _ L b l < / T h a n k s _ L b l > - 
-         < T o t a l _ L b l   E l e m e n t T y p e = " C o l u m n "   E l e m e n t I d = " 1 2 1 0 1 0 0 8 7 8 "   D a t a T y p e = " L a b e l " > T o t a l _ L b l < / T o t a l _ L b l > - 
-         < V A T A m o u n t S p e c i f i c a t i o n _ L b l   E l e m e n t T y p e = " C o l u m n "   E l e m e n t I d = " 8 7 8 7 0 6 8 4 6 "   D a t a T y p e = " L a b e l " > V A T A m o u n t S p e c i f i c a t i o n _ L b l < / V A T A m o u n t S p e c i f i c a t i o n _ L b l > - 
-         < V A T A m o u n t _ L b l   E l e m e n t T y p e = " C o l u m n "   E l e m e n t I d = " 1 0 9 4 6 5 7 2 9 "   D a t a T y p e = " L a b e l " > V A T A m o u n t _ L b l < / V A T A m o u n t _ L b l > - 
-         < V A T B a s e _ L b l   E l e m e n t T y p e = " C o l u m n "   E l e m e n t I d = " 1 8 6 6 1 5 8 2 7 8 "   D a t a T y p e = " L a b e l " > V A T B a s e _ L b l < / V A T B a s e _ L b l > - 
-         < V A T C l a u s e s _ L b l   E l e m e n t T y p e = " C o l u m n "   E l e m e n t I d = " 1 3 8 3 9 2 0 0 1 9 "   D a t a T y p e = " L a b e l " > V A T C l a u s e s _ L b l < / V A T C l a u s e s _ L b l > - 
-         < V A T C l a u s e _ L b l   E l e m e n t T y p e = " C o l u m n "   E l e m e n t I d = " 1 5 7 0 4 9 5 4 9 0 "   D a t a T y p e = " S t r i n g " > V A T C l a u s e _ L b l < / V A T C l a u s e _ L b l > - 
-         < V A T I d e n t i f i e r _ L b l   E l e m e n t T y p e = " C o l u m n "   E l e m e n t I d = " 1 6 8 6 6 2 3 9 8 4 "   D a t a T y p e = " L a b e l " > V A T I d e n t i f i e r _ L b l < / V A T I d e n t i f i e r _ L b l > - 
-         < V A T P e r c e n t a g e _ L b l   E l e m e n t T y p e = " C o l u m n "   E l e m e n t I d = " 6 7 6 6 5 4 5 6 5 "   D a t a T y p e = " L a b e l " > V A T P e r c e n t a g e _ L b l < / V A T P e r c e n t a g e _ L b l > - 
-         < V A T R e g i s t r a t i o n N o   E l e m e n t T y p e = " C o l u m n "   E l e m e n t I d = " 1 8 8 9 1 9 5 4 0 2 "   D a t a T y p e = " T e x t " > V A T R e g i s t r a t i o n N o < / V A T R e g i s t r a t i o n N o > - 
-         < V A T R e g i s t r a t i o n N o _ L b l   E l e m e n t T y p e = " C o l u m n "   E l e m e n t I d = " 1 4 2 4 6 1 6 0 8 5 "   D a t a T y p e = " T e x t " > V A T R e g i s t r a t i o n N o _ L b l < / V A T R e g i s t r a t i o n N o _ L b l > - 
-         < Y o u r D o c u m e n t T i t l e _ L b l   E l e m e n t T y p e = " C o l u m n "   E l e m e n t I d = " 1 8 2 1 7 1 6 9 3 4 "   D a t a T y p e = " L a b e l " > Y o u r D o c u m e n t T i t l e _ L b l < / Y o u r D o c u m e n t T i t l e _ L b l > - 
-         < Y o u r R e f e r e n c e   E l e m e n t T y p e = " C o l u m n "   E l e m e n t I d = " 1 1 0 3 9 9 5 1 "   D a t a T y p e = " T e x t " > Y o u r R e f e r e n c e < / Y o u r R e f e r e n c e > - 
-         < Y o u r R e f e r e n c e _ L b l   E l e m e n t T y p e = " C o l u m n "   E l e m e n t I d = " 4 6 5 4 7 7 4 2 6 "   D a t a T y p e = " S t r i n g " > Y o u r R e f e r e n c e _ L b l < / Y o u r R e f e r e n c e _ L b l > - 
-         < L i n e   E l e m e n t T y p e = " D a t a I t e m "   E l e m e n t I d = " 4 1 1 9 7 6 1 3 3 " > - 
-             < A m o u n t E x c l u d i n g V A T _ L i n e   E l e m e n t T y p e = " C o l u m n "   E l e m e n t I d = " 1 0 6 2 4 6 0 0 4 0 "   D a t a T y p e = " D e c i m a l " > A m o u n t E x c l u d i n g V A T _ L i n e < / A m o u n t E x c l u d i n g V A T _ L i n e > - 
-             < A m o u n t E x c l u d i n g V A T _ L i n e _ L b l   E l e m e n t T y p e = " C o l u m n "   E l e m e n t I d = " 2 0 0 2 8 7 4 4 7 5 "   D a t a T y p e = " S t r i n g " > A m o u n t E x c l u d i n g V A T _ L i n e _ L b l < / A m o u n t E x c l u d i n g V A T _ L i n e _ L b l > - 
-             < A m o u n t I n c l u d i n g V A T _ L i n e   E l e m e n t T y p e = " C o l u m n "   E l e m e n t I d = " 7 7 0 9 2 8 4 0 2 "   D a t a T y p e = " D e c i m a l " > A m o u n t I n c l u d i n g V A T _ L i n e < / A m o u n t I n c l u d i n g V A T _ L i n e > - 
-             < A m o u n t I n c l u d i n g V A T _ L i n e _ L b l   E l e m e n t T y p e = " C o l u m n "   E l e m e n t I d = " 9 3 0 7 4 7 3 1 3 "   D a t a T y p e = " S t r i n g " > A m o u n t I n c l u d i n g V A T _ L i n e _ L b l < / A m o u n t I n c l u d i n g V A T _ L i n e _ L b l > - 
-             < D e s c r i p t i o n _ L i n e   E l e m e n t T y p e = " C o l u m n "   E l e m e n t I d = " 1 4 0 6 8 2 2 3 1 0 "   D a t a T y p e = " T e x t " > D e s c r i p t i o n _ L i n e < / D e s c r i p t i o n _ L i n e > - 
-             < D e s c r i p t i o n _ L i n e _ L b l   E l e m e n t T y p e = " C o l u m n "   E l e m e n t I d = " 2 1 1 8 9 5 1 4 9 5 "   D a t a T y p e = " S t r i n g " > D e s c r i p t i o n _ L i n e _ L b l < / D e s c r i p t i o n _ L i n e _ L b l > - 
-             < I t e m N o _ L i n e   E l e m e n t T y p e = " C o l u m n "   E l e m e n t I d = " 1 9 1 0 2 9 6 2 8 8 "   D a t a T y p e = " C o d e " > I t e m N o _ L i n e < / I t e m N o _ L i n e > - 
-             < I t e m N o _ L i n e _ L b l   E l e m e n t T y p e = " C o l u m n "   E l e m e n t I d = " 1 3 4 0 0 7 9 6 1 3 "   D a t a T y p e = " S t r i n g " > I t e m N o _ L i n e _ L b l < / I t e m N o _ L i n e _ L b l > - 
-             < I t e m R e f e r e n c e N o _ L i n e   E l e m e n t T y p e = " C o l u m n "   E l e m e n t I d = " 9 2 7 2 3 5 7 "   D a t a T y p e = " C o d e " > I t e m R e f e r e n c e N o _ L i n e < / I t e m R e f e r e n c e N o _ L i n e > - 
-             < I t e m R e f e r e n c e N o _ L i n e _ L b l   E l e m e n t T y p e = " C o l u m n "   E l e m e n t I d = " 1 9 8 0 6 3 1 1 3 0 "   D a t a T y p e = " S t r i n g " > I t e m R e f e r e n c e N o _ L i n e _ L b l < / I t e m R e f e r e n c e N o _ L i n e _ L b l > - 
-             < J o b N o   E l e m e n t T y p e = " C o l u m n "   E l e m e n t I d = " 1 8 1 5 5 8 0 3 6 5 "   D a t a T y p e = " C o d e " > J o b N o < / J o b N o > - 
-             < J o b N o _ L b l   E l e m e n t T y p e = " C o l u m n "   E l e m e n t I d = " 1 8 9 7 0 9 4 2 6 "   D a t a T y p e = " T e x t " > J o b N o _ L b l < / J o b N o _ L b l > - 
-             < J o b T a s k D e s c r i p t i o n   E l e m e n t T y p e = " C o l u m n "   E l e m e n t I d = " 1 0 6 5 5 0 2 3 4 3 "   D a t a T y p e = " T e x t " > J o b T a s k D e s c r i p t i o n < / J o b T a s k D e s c r i p t i o n > - 
-             < J o b T a s k D e s c _ L b l   E l e m e n t T y p e = " C o l u m n "   E l e m e n t I d = " 5 4 8 3 1 0 0 2 7 "   D a t a T y p e = " L a b e l " > J o b T a s k D e s c _ L b l < / J o b T a s k D e s c _ L b l > - 
-             < J o b T a s k N o   E l e m e n t T y p e = " C o l u m n "   E l e m e n t I d = " 9 4 0 0 8 9 4 5 8 "   D a t a T y p e = " C o d e " > J o b T a s k N o < / J o b T a s k N o > - 
-             < J o b T a s k N o _ L b l   E l e m e n t T y p e = " C o l u m n "   E l e m e n t I d = " 6 2 2 6 5 1 9 4 9 "   D a t a T y p e = " T e x t " > J o b T a s k N o _ L b l < / J o b T a s k N o _ L b l > - 
-             < L i n e A m o u n t _ L i n e   E l e m e n t T y p e = " C o l u m n "   E l e m e n t I d = " 2 6 8 9 3 7 1 6 2 "   D a t a T y p e = " T e x t " > L i n e A m o u n t _ L i n e < / L i n e A m o u n t _ L i n e > - 
-             < L i n e A m o u n t _ L i n e _ L b l   E l e m e n t T y p e = " C o l u m n "   E l e m e n t I d = " 9 9 2 9 0 1 8 4 5 "   D a t a T y p e = " S t r i n g " > L i n e A m o u n t _ L i n e _ L b l < / L i n e A m o u n t _ L i n e _ L b l > - 
-             < L i n e D i s c o u n t P e r c e n t T e x t _ L i n e   E l e m e n t T y p e = " C o l u m n "   E l e m e n t I d = " 6 1 3 1 3 5 1 9 "   D a t a T y p e = " T e x t " > L i n e D i s c o u n t P e r c e n t T e x t _ L i n e < / L i n e D i s c o u n t P e r c e n t T e x t _ L i n e > - 
-             < L i n e D i s c o u n t P e r c e n t _ L i n e   E l e m e n t T y p e = " C o l u m n "   E l e m e n t I d = " 9 0 7 8 2 7 4 3 6 "   D a t a T y p e = " D e c i m a l " > L i n e D i s c o u n t P e r c e n t _ L i n e < / L i n e D i s c o u n t P e r c e n t _ L i n e > - 
-             < L i n e N o _ L i n e   E l e m e n t T y p e = " C o l u m n "   E l e m e n t I d = " 6 9 8 9 8 5 9 7 9 "   D a t a T y p e = " I n t e g e r " > L i n e N o _ L i n e < / L i n e N o _ L i n e > - 
-             < P r i c e P e r _ L b l   E l e m e n t T y p e = " C o l u m n "   E l e m e n t I d = " 9 7 3 2 8 0 1 3 4 "   D a t a T y p e = " L a b e l " > P r i c e P e r _ L b l < / P r i c e P e r _ L b l > - 
-             < P r i c e _ L b l   E l e m e n t T y p e = " C o l u m n "   E l e m e n t I d = " 2 1 2 6 7 6 4 9 2 5 "   D a t a T y p e = " L a b e l " > P r i c e _ L b l < / P r i c e _ L b l > - 
-             < Q t y _ L b l   E l e m e n t T y p e = " C o l u m n "   E l e m e n t I d = " 2 6 3 6 7 3 7 6 4 "   D a t a T y p e = " L a b e l " > Q t y _ L b l < / Q t y _ L b l > - 
-             < Q u a n t i t y _ L i n e   E l e m e n t T y p e = " C o l u m n "   E l e m e n t I d = " 1 0 6 8 5 4 3 5 3 7 "   D a t a T y p e = " T e x t " > Q u a n t i t y _ L i n e < / Q u a n t i t y _ L i n e > - 
-             < Q u a n t i t y _ L i n e _ L b l   E l e m e n t T y p e = " C o l u m n "   E l e m e n t I d = " 2 0 3 4 5 0 6 8 0 2 "   D a t a T y p e = " S t r i n g " > Q u a n t i t y _ L i n e _ L b l < / Q u a n t i t y _ L i n e _ L b l > - 
-             < S h i p m e n t D a t e _ L i n e   E l e m e n t T y p e = " C o l u m n "   E l e m e n t I d = " 1 6 7 3 3 7 5 4 1 6 "   D a t a T y p e = " S t r i n g " > S h i p m e n t D a t e _ L i n e < / S h i p m e n t D a t e _ L i n e > - 
-             < S h i p m e n t D a t e _ L i n e _ L b l   E l e m e n t T y p e = " C o l u m n "   E l e m e n t I d = " 8 5 3 2 2 4 3 6 3 "   D a t a T y p e = " L a b e l " > S h i p m e n t D a t e _ L i n e _ L b l < / S h i p m e n t D a t e _ L i n e _ L b l > - 
-             < T r a n s H e a d e r A m o u n t   E l e m e n t T y p e = " C o l u m n "   E l e m e n t I d = " 2 0 2 8 3 0 6 2 7 6 "   D a t a T y p e = " D e c i m a l " > T r a n s H e a d e r A m o u n t < / T r a n s H e a d e r A m o u n t > - 
-             < T y p e _ L i n e   E l e m e n t T y p e = " C o l u m n "   E l e m e n t I d = " 2 7 2 8 0 4 9 2 4 "   D a t a T y p e = " S t r i n g " > T y p e _ L i n e < / T y p e _ L i n e > - 
-             < U n i t O f M e a s u r e   E l e m e n t T y p e = " C o l u m n "   E l e m e n t I d = " 1 8 0 8 2 2 8 0 1 8 "   D a t a T y p e = " T e x t " > U n i t O f M e a s u r e < / U n i t O f M e a s u r e > - 
-             < U n i t O f M e a s u r e _ L b l   E l e m e n t T y p e = " C o l u m n "   E l e m e n t I d = " 9 8 1 9 5 1 2 4 9 "   D a t a T y p e = " S t r i n g " > U n i t O f M e a s u r e _ L b l < / U n i t O f M e a s u r e _ L b l > - 
-             < U n i t P r i c e   E l e m e n t T y p e = " C o l u m n "   E l e m e n t I d = " 1 4 7 8 2 2 1 5 2 6 "   D a t a T y p e = " T e x t " > U n i t P r i c e < / U n i t P r i c e > - 
-             < U n i t P r i c e _ L b l   E l e m e n t T y p e = " C o l u m n "   E l e m e n t I d = " 1 1 6 3 9 2 6 6 0 3 "   D a t a T y p e = " S t r i n g " > U n i t P r i c e _ L b l < / U n i t P r i c e _ L b l > - 
-             < U n i t _ L b l   E l e m e n t T y p e = " C o l u m n "   E l e m e n t I d = " 8 1 4 3 6 4 3 1 8 "   D a t a T y p e = " L a b e l " > U n i t _ L b l < / U n i t _ L b l > - 
-             < V A T I d e n t i f i e r _ L i n e   E l e m e n t T y p e = " C o l u m n "   E l e m e n t I d = " 1 7 7 3 6 2 2 4 1 2 "   D a t a T y p e = " C o d e " > V A T I d e n t i f i e r _ L i n e < / V A T I d e n t i f i e r _ L i n e > - 
-             < V A T I d e n t i f i e r _ L i n e _ L b l   E l e m e n t T y p e = " C o l u m n "   E l e m e n t I d = " 5 3 3 7 8 2 7 0 3 "   D a t a T y p e = " S t r i n g " > V A T I d e n t i f i e r _ L i n e _ L b l < / V A T I d e n t i f i e r _ L i n e _ L b l > - 
-             < V A T P c t _ L i n e   E l e m e n t T y p e = " C o l u m n "   E l e m e n t I d = " 1 9 7 4 0 0 1 9 4 4 "   D a t a T y p e = " T e x t " > V A T P c t _ L i n e < / V A T P c t _ L i n e > - 
-             < V A T P c t _ L i n e _ L b l   E l e m e n t T y p e = " C o l u m n "   E l e m e n t I d = " 1 2 0 7 5 2 9 9 1 5 "   D a t a T y p e = " S t r i n g " > V A T P c t _ L i n e _ L b l < / V A T P c t _ L i n e _ L b l > - 
-             < S h i p m e n t L i n e   E l e m e n t T y p e = " D a t a I t e m "   E l e m e n t I d = " 2 0 1 5 9 9 6 0 5 1 " > - 
-                 < D o c u m e n t N o _ S h i p m e n t L i n e   E l e m e n t T y p e = " C o l u m n "   E l e m e n t I d = " 1 2 4 3 7 6 7 7 6 2 "   D a t a T y p e = " C o d e " > D o c u m e n t N o _ S h i p m e n t L i n e < / D o c u m e n t N o _ S h i p m e n t L i n e > - 
-                 < P o s t i n g D a t e _ S h i p m e n t L i n e   E l e m e n t T y p e = " C o l u m n "   E l e m e n t I d = " 1 8 3 4 0 0 3 2 0 "   D a t a T y p e = " S t r i n g " > P o s t i n g D a t e _ S h i p m e n t L i n e < / P o s t i n g D a t e _ S h i p m e n t L i n e > - 
-                 < P o s t i n g D a t e _ S h i p m e n t L i n e _ L b l   E l e m e n t T y p e = " C o l u m n "   E l e m e n t I d = " 1 0 9 0 0 6 9 0 2 7 "   D a t a T y p e = " S t r i n g " > P o s t i n g D a t e _ S h i p m e n t L i n e _ L b l < / P o s t i n g D a t e _ S h i p m e n t L i n e _ L b l > - 
-                 < Q u a n t i t y _ S h i p m e n t L i n e   E l e m e n t T y p e = " C o l u m n "   E l e m e n t I d = " 1 6 3 7 0 3 4 2 4 7 "   D a t a T y p e = " D e c i m a l " > Q u a n t i t y _ S h i p m e n t L i n e < / Q u a n t i t y _ S h i p m e n t L i n e > - 
-                 < Q u a n t i t y _ S h i p m e n t L i n e _ L b l   E l e m e n t T y p e = " C o l u m n "   E l e m e n t I d = " 1 6 0 2 6 6 7 3 8 6 "   D a t a T y p e = " S t r i n g " > Q u a n t i t y _ S h i p m e n t L i n e _ L b l < / Q u a n t i t y _ S h i p m e n t L i n e _ L b l > +     < H e a d e r > + 
+         < B i l l e d T o _ L b l > B i l l e d T o _ L b l < / B i l l e d T o _ L b l > + 
+         < B i l l T o C o n t a c t E m a i l > B i l l T o C o n t a c t E m a i l < / B i l l T o C o n t a c t E m a i l > + 
+         < B i l l T o C o n t a c t E m a i l L b l > B i l l T o C o n t a c t E m a i l L b l < / B i l l T o C o n t a c t E m a i l L b l > + 
+         < B i l l T o C o n t a c t M o b i l e P h o n e N o > B i l l T o C o n t a c t M o b i l e P h o n e N o < / B i l l T o C o n t a c t M o b i l e P h o n e N o > + 
+         < B i l l T o C o n t a c t M o b i l e P h o n e N o L b l > B i l l T o C o n t a c t M o b i l e P h o n e N o L b l < / B i l l T o C o n t a c t M o b i l e P h o n e N o L b l > + 
+         < B i l l T o C o n t a c t P h o n e N o > B i l l T o C o n t a c t P h o n e N o < / B i l l T o C o n t a c t P h o n e N o > + 
+         < B i l l T o C o n t a c t P h o n e N o L b l > B i l l T o C o n t a c t P h o n e N o L b l < / B i l l T o C o n t a c t P h o n e N o L b l > + 
+         < B i l l t o C u s t o m e r N o _ L b l > B i l l t o C u s t o m e r N o _ L b l < / B i l l t o C u s t o m e r N o _ L b l > + 
+         < B i l l t o C u s t u m e r N o > B i l l t o C u s t u m e r N o < / B i l l t o C u s t u m e r N o > + 
+         < C h e c k s P a y a b l e _ L b l > C h e c k s P a y a b l e _ L b l < / C h e c k s P a y a b l e _ L b l > + 
+         < C o m p a n y A d d r e s s 1 > C o m p a n y A d d r e s s 1 < / C o m p a n y A d d r e s s 1 > + 
+         < C o m p a n y A d d r e s s 2 > C o m p a n y A d d r e s s 2 < / C o m p a n y A d d r e s s 2 > + 
+         < C o m p a n y A d d r e s s 3 > C o m p a n y A d d r e s s 3 < / C o m p a n y A d d r e s s 3 > + 
+         < C o m p a n y A d d r e s s 4 > C o m p a n y A d d r e s s 4 < / C o m p a n y A d d r e s s 4 > + 
+         < C o m p a n y A d d r e s s 5 > C o m p a n y A d d r e s s 5 < / C o m p a n y A d d r e s s 5 > + 
+         < C o m p a n y A d d r e s s 6 > C o m p a n y A d d r e s s 6 < / C o m p a n y A d d r e s s 6 > + 
+         < C o m p a n y A d d r e s s 7 > C o m p a n y A d d r e s s 7 < / C o m p a n y A d d r e s s 7 > + 
+         < C o m p a n y A d d r e s s 8 > C o m p a n y A d d r e s s 8 < / C o m p a n y A d d r e s s 8 > + 
+         < C o m p a n y B a n k A c c o u n t N o > C o m p a n y B a n k A c c o u n t N o < / C o m p a n y B a n k A c c o u n t N o > + 
+         < C o m p a n y B a n k A c c o u n t N o _ L b l > C o m p a n y B a n k A c c o u n t N o _ L b l < / C o m p a n y B a n k A c c o u n t N o _ L b l > + 
+         < C o m p a n y B a n k B r a n c h N o > C o m p a n y B a n k B r a n c h N o < / C o m p a n y B a n k B r a n c h N o > + 
+         < C o m p a n y B a n k B r a n c h N o _ L b l > C o m p a n y B a n k B r a n c h N o _ L b l < / C o m p a n y B a n k B r a n c h N o _ L b l > + 
+         < C o m p a n y B a n k N a m e > C o m p a n y B a n k N a m e < / C o m p a n y B a n k N a m e > + 
+         < C o m p a n y B a n k N a m e _ L b l > C o m p a n y B a n k N a m e _ L b l < / C o m p a n y B a n k N a m e _ L b l > + 
+         < C o m p a n y C u s t o m G i r o > C o m p a n y C u s t o m G i r o < / C o m p a n y C u s t o m G i r o > + 
+         < C o m p a n y C u s t o m G i r o _ L b l > C o m p a n y C u s t o m G i r o _ L b l < / C o m p a n y C u s t o m G i r o _ L b l > + 
+         < C o m p a n y E M a i l > C o m p a n y E M a i l < / C o m p a n y E M a i l > + 
+         < C o m p a n y G i r o N o > C o m p a n y G i r o N o < / C o m p a n y G i r o N o > + 
+         < C o m p a n y G i r o N o _ L b l > C o m p a n y G i r o N o _ L b l < / C o m p a n y G i r o N o _ L b l > + 
+         < C o m p a n y H o m e P a g e > C o m p a n y H o m e P a g e < / C o m p a n y H o m e P a g e > + 
+         < C o m p a n y I B A N > C o m p a n y I B A N < / C o m p a n y I B A N > + 
+         < C o m p a n y I B A N _ L b l > C o m p a n y I B A N _ L b l < / C o m p a n y I B A N _ L b l > + 
+         < C o m p a n y L e g a l O f f i c e > C o m p a n y L e g a l O f f i c e < / C o m p a n y L e g a l O f f i c e > + 
+         < C o m p a n y L e g a l O f f i c e _ L b l > C o m p a n y L e g a l O f f i c e _ L b l < / C o m p a n y L e g a l O f f i c e _ L b l > + 
+         < C o m p a n y L e g a l S t a t e m e n t > C o m p a n y L e g a l S t a t e m e n t < / C o m p a n y L e g a l S t a t e m e n t > + 
+         < C o m p a n y L o g o P o s i t i o n > C o m p a n y L o g o P o s i t i o n < / C o m p a n y L o g o P o s i t i o n > + 
+         < C o m p a n y P h o n e N o > C o m p a n y P h o n e N o < / C o m p a n y P h o n e N o > + 
+         < C o m p a n y P h o n e N o _ L b l > C o m p a n y P h o n e N o _ L b l < / C o m p a n y P h o n e N o _ L b l > + 
+         < C o m p a n y P i c t u r e / > + 
+         < C o m p a n y R e g i s t r a t i o n N u m b e r > C o m p a n y R e g i s t r a t i o n N u m b e r < / C o m p a n y R e g i s t r a t i o n N u m b e r > + 
+         < C o m p a n y R e g i s t r a t i o n N u m b e r _ L b l > C o m p a n y R e g i s t r a t i o n N u m b e r _ L b l < / C o m p a n y R e g i s t r a t i o n N u m b e r _ L b l > + 
+         < C o m p a n y S W I F T > C o m p a n y S W I F T < / C o m p a n y S W I F T > + 
+         < C o m p a n y S W I F T _ L b l > C o m p a n y S W I F T _ L b l < / C o m p a n y S W I F T _ L b l > + 
+         < C o m p a n y V A T R e g i s t r a t i o n N o > C o m p a n y V A T R e g i s t r a t i o n N o < / C o m p a n y V A T R e g i s t r a t i o n N o > + 
+         < C o m p a n y V A T R e g i s t r a t i o n N o _ L b l > C o m p a n y V A T R e g i s t r a t i o n N o _ L b l < / C o m p a n y V A T R e g i s t r a t i o n N o _ L b l > + 
+         < C o m p a n y V A T R e g N o > C o m p a n y V A T R e g N o < / C o m p a n y V A T R e g N o > + 
+         < C o m p a n y V A T R e g N o _ L b l > C o m p a n y V A T R e g N o _ L b l < / C o m p a n y V A T R e g N o _ L b l > + 
+         < C o n t a c t _ L b l > C o n t a c t _ L b l < / C o n t a c t _ L b l > + 
+         < C o p y _ L b l > C o p y _ L b l < / C o p y _ L b l > + 
+         < C u s t o m e r A d d r e s s 1 > C u s t o m e r A d d r e s s 1 < / C u s t o m e r A d d r e s s 1 > + 
+         < C u s t o m e r A d d r e s s 2 > C u s t o m e r A d d r e s s 2 < / C u s t o m e r A d d r e s s 2 > + 
+         < C u s t o m e r A d d r e s s 3 > C u s t o m e r A d d r e s s 3 < / C u s t o m e r A d d r e s s 3 > + 
+         < C u s t o m e r A d d r e s s 4 > C u s t o m e r A d d r e s s 4 < / C u s t o m e r A d d r e s s 4 > + 
+         < C u s t o m e r A d d r e s s 5 > C u s t o m e r A d d r e s s 5 < / C u s t o m e r A d d r e s s 5 > + 
+         < C u s t o m e r A d d r e s s 6 > C u s t o m e r A d d r e s s 6 < / C u s t o m e r A d d r e s s 6 > + 
+         < C u s t o m e r A d d r e s s 7 > C u s t o m e r A d d r e s s 7 < / C u s t o m e r A d d r e s s 7 > + 
+         < C u s t o m e r A d d r e s s 8 > C u s t o m e r A d d r e s s 8 < / C u s t o m e r A d d r e s s 8 > + 
+         < C u s t o m e r P o s t a l B a r C o d e > C u s t o m e r P o s t a l B a r C o d e < / C u s t o m e r P o s t a l B a r C o d e > + 
+         < D i s p l a y A d d i t i o n a l F e e N o t e > D i s p l a y A d d i t i o n a l F e e N o t e < / D i s p l a y A d d i t i o n a l F e e N o t e > + 
+         < D o c u m e n t D a t e > D o c u m e n t D a t e < / D o c u m e n t D a t e > + 
+         < D o c u m e n t D a t e _ L b l > D o c u m e n t D a t e _ L b l < / D o c u m e n t D a t e _ L b l > + 
+         < D o c u m e n t N o > D o c u m e n t N o < / D o c u m e n t N o > + 
+         < D o c u m e n t N o _ L b l > D o c u m e n t N o _ L b l < / D o c u m e n t N o _ L b l > + 
+         < D o c u m e n t T i t l e _ L b l > D o c u m e n t T i t l e _ L b l < / D o c u m e n t T i t l e _ L b l > + 
+         < D u e D a t e > D u e D a t e < / D u e D a t e > + 
+         < D u e D a t e _ L b l > D u e D a t e _ L b l < / D u e D a t e _ L b l > + 
+         < E M a i l _ H e a d e r _ L b l > E M a i l _ H e a d e r _ L b l < / E M a i l _ H e a d e r _ L b l > + 
+         < E x c h a n g e R a t e A s T e x t > E x c h a n g e R a t e A s T e x t < / E x c h a n g e R a t e A s T e x t > + 
+         < E x t e r n a l D o c u m e n t N o > E x t e r n a l D o c u m e n t N o < / E x t e r n a l D o c u m e n t N o > + 
+         < E x t e r n a l D o c u m e n t N o _ L b l > E x t e r n a l D o c u m e n t N o _ L b l < / E x t e r n a l D o c u m e n t N o _ L b l > + 
+         < F r o m _ L b l > F r o m _ L b l < / F r o m _ L b l > + 
+         < G l o b a l L o c a t i o n N u m b e r > G l o b a l L o c a t i o n N u m b e r < / G l o b a l L o c a t i o n N u m b e r > + 
+         < G l o b a l L o c a t i o n N u m b e r _ L b l > G l o b a l L o c a t i o n N u m b e r _ L b l < / G l o b a l L o c a t i o n N u m b e r _ L b l > + 
+         < H o m e P a g e _ H e a d e r _ L b l > H o m e P a g e _ H e a d e r _ L b l < / H o m e P a g e _ H e a d e r _ L b l > + 
+         < I n v o i c e D i s c o u n t A m o u n t _ L b l > I n v o i c e D i s c o u n t A m o u n t _ L b l < / I n v o i c e D i s c o u n t A m o u n t _ L b l > + 
+         < I n v o i c e D i s c o u n t B a s e A m o u n t _ L b l > I n v o i c e D i s c o u n t B a s e A m o u n t _ L b l < / I n v o i c e D i s c o u n t B a s e A m o u n t _ L b l > + 
+         < L e g a l E n t i t y T y p e > L e g a l E n t i t y T y p e < / L e g a l E n t i t y T y p e > + 
+         < L e g a l E n t i t y T y p e _ L b l > L e g a l E n t i t y T y p e _ L b l < / L e g a l E n t i t y T y p e _ L b l > + 
+         < L i n e A m o u n t A f t e r I n v o i c e D i s c o u n t _ L b l > L i n e A m o u n t A f t e r I n v o i c e D i s c o u n t _ L b l < / L i n e A m o u n t A f t e r I n v o i c e D i s c o u n t _ L b l > + 
+         < L o c a l C u r r e n c y _ L b l > L o c a l C u r r e n c y _ L b l < / L o c a l C u r r e n c y _ L b l > + 
+         < O r d e r N o > O r d e r N o < / O r d e r N o > + 
+         < O r d e r N o _ L b l > O r d e r N o _ L b l < / O r d e r N o _ L b l > + 
+         < P a c k a g e T r a c k i n g N o > P a c k a g e T r a c k i n g N o < / P a c k a g e T r a c k i n g N o > + 
+         < P a c k a g e T r a c k i n g N o _ L b l > P a c k a g e T r a c k i n g N o _ L b l < / P a c k a g e T r a c k i n g N o _ L b l > + 
+         < P a g e _ L b l > P a g e _ L b l < / P a g e _ L b l > + 
+         < P a y m e n t I n s t r u c t i o n s _ T x t > P a y m e n t I n s t r u c t i o n s _ T x t < / P a y m e n t I n s t r u c t i o n s _ T x t > + 
+         < P a y m e n t M e t h o d D e s c r i p t i o n > P a y m e n t M e t h o d D e s c r i p t i o n < / P a y m e n t M e t h o d D e s c r i p t i o n > + 
+         < P a y m e n t M e t h o d D e s c r i p t i o n _ L b l > P a y m e n t M e t h o d D e s c r i p t i o n _ L b l < / P a y m e n t M e t h o d D e s c r i p t i o n _ L b l > + 
+         < P a y m e n t R e f e r e n c e > P a y m e n t R e f e r e n c e < / P a y m e n t R e f e r e n c e > + 
+         < P a y m e n t R e f e r e n c e _ L b l > P a y m e n t R e f e r e n c e _ L b l < / P a y m e n t R e f e r e n c e _ L b l > + 
+         < P a y m e n t T e r m s D e s c r i p t i o n > P a y m e n t T e r m s D e s c r i p t i o n < / P a y m e n t T e r m s D e s c r i p t i o n > + 
+         < P a y m e n t T e r m s D e s c r i p t i o n _ L b l > P a y m e n t T e r m s D e s c r i p t i o n _ L b l < / P a y m e n t T e r m s D e s c r i p t i o n _ L b l > + 
+         < P r i c e s I n c l u d i n g V A T > P r i c e s I n c l u d i n g V A T < / P r i c e s I n c l u d i n g V A T > + 
+         < P r i c e s I n c l u d i n g V A T _ L b l > P r i c e s I n c l u d i n g V A T _ L b l < / P r i c e s I n c l u d i n g V A T _ L b l > + 
+         < P r i c e s I n c l u d i n g V A T Y e s N o > P r i c e s I n c l u d i n g V A T Y e s N o < / P r i c e s I n c l u d i n g V A T Y e s N o > + 
+         < Q u e s t i o n s _ L b l > Q u e s t i o n s _ L b l < / Q u e s t i o n s _ L b l > + 
+         < R e m a i n i n g A m o u n t > R e m a i n i n g A m o u n t < / R e m a i n i n g A m o u n t > + 
+         < R e m a i n i n g A m o u n t T e x t > R e m a i n i n g A m o u n t T e x t < / R e m a i n i n g A m o u n t T e x t > + 
+         < S a l e s I n v o i c e L i n e D i s c o u n t _ L b l > S a l e s I n v o i c e L i n e D i s c o u n t _ L b l < / S a l e s I n v o i c e L i n e D i s c o u n t _ L b l > + 
+         < S a l e s P e r s o n _ L b l > S a l e s P e r s o n _ L b l < / S a l e s P e r s o n _ L b l > + 
+         < S a l e s P e r s o n B l a n k _ L b l > S a l e s P e r s o n B l a n k _ L b l < / S a l e s P e r s o n B l a n k _ L b l > + 
+         < S a l e s P e r s o n N a m e > S a l e s P e r s o n N a m e < / S a l e s P e r s o n N a m e > + 
+         < S e l l T o C o n t a c t E m a i l > S e l l T o C o n t a c t E m a i l < / S e l l T o C o n t a c t E m a i l > + 
+         < S e l l T o C o n t a c t E m a i l L b l > S e l l T o C o n t a c t E m a i l L b l < / S e l l T o C o n t a c t E m a i l L b l > + 
+         < S e l l T o C o n t a c t M o b i l e P h o n e N o > S e l l T o C o n t a c t M o b i l e P h o n e N o < / S e l l T o C o n t a c t M o b i l e P h o n e N o > + 
+         < S e l l T o C o n t a c t M o b i l e P h o n e N o L b l > S e l l T o C o n t a c t M o b i l e P h o n e N o L b l < / S e l l T o C o n t a c t M o b i l e P h o n e N o L b l > + 
+         < S e l l T o C o n t a c t P h o n e N o > S e l l T o C o n t a c t P h o n e N o < / S e l l T o C o n t a c t P h o n e N o > + 
+         < S e l l T o C o n t a c t P h o n e N o L b l > S e l l T o C o n t a c t P h o n e N o L b l < / S e l l T o C o n t a c t P h o n e N o L b l > + 
+         < S e l l t o C u s t o m e r N o > S e l l t o C u s t o m e r N o < / S e l l t o C u s t o m e r N o > + 
+         < S e l l t o C u s t o m e r N o _ L b l > S e l l t o C u s t o m e r N o _ L b l < / S e l l t o C u s t o m e r N o _ L b l > + 
+         < S e l l T o F a x N o > S e l l T o F a x N o < / S e l l T o F a x N o > + 
+         < S e l l T o P h o n e N o > S e l l T o P h o n e N o < / S e l l T o P h o n e N o > + 
+         < S h i p m e n t _ L b l > S h i p m e n t _ L b l < / S h i p m e n t _ L b l > + 
+         < S h i p m e n t D a t e > S h i p m e n t D a t e < / S h i p m e n t D a t e > + 
+         < S h i p m e n t D a t e _ L b l > S h i p m e n t D a t e _ L b l < / S h i p m e n t D a t e _ L b l > + 
+         < S h i p m e n t M e t h o d D e s c r i p t i o n > S h i p m e n t M e t h o d D e s c r i p t i o n < / S h i p m e n t M e t h o d D e s c r i p t i o n > + 
+         < S h i p m e n t M e t h o d D e s c r i p t i o n _ L b l > S h i p m e n t M e t h o d D e s c r i p t i o n _ L b l < / S h i p m e n t M e t h o d D e s c r i p t i o n _ L b l > + 
+         < S h i p p i n g A g e n t C o d e > S h i p p i n g A g e n t C o d e < / S h i p p i n g A g e n t C o d e > + 
+         < S h i p p i n g A g e n t C o d e _ L b l > S h i p p i n g A g e n t C o d e _ L b l < / S h i p p i n g A g e n t C o d e _ L b l > + 
+         < S h i p T o A d d r e s s _ L b l > S h i p T o A d d r e s s _ L b l < / S h i p T o A d d r e s s _ L b l > + 
+         < S h i p T o A d d r e s s 1 > S h i p T o A d d r e s s 1 < / S h i p T o A d d r e s s 1 > + 
+         < S h i p T o A d d r e s s 2 > S h i p T o A d d r e s s 2 < / S h i p T o A d d r e s s 2 > + 
+         < S h i p T o A d d r e s s 3 > S h i p T o A d d r e s s 3 < / S h i p T o A d d r e s s 3 > + 
+         < S h i p T o A d d r e s s 4 > S h i p T o A d d r e s s 4 < / S h i p T o A d d r e s s 4 > + 
+         < S h i p T o A d d r e s s 5 > S h i p T o A d d r e s s 5 < / S h i p T o A d d r e s s 5 > + 
+         < S h i p T o A d d r e s s 6 > S h i p T o A d d r e s s 6 < / S h i p T o A d d r e s s 6 > + 
+         < S h i p T o A d d r e s s 7 > S h i p T o A d d r e s s 7 < / S h i p T o A d d r e s s 7 > + 
+         < S h i p T o A d d r e s s 8 > S h i p T o A d d r e s s 8 < / S h i p T o A d d r e s s 8 > + 
+         < S h i p T o P h o n e N o > S h i p T o P h o n e N o < / S h i p T o P h o n e N o > + 
+         < S h o w S h i p p i n g A d d r e s s > S h o w S h i p p i n g A d d r e s s < / S h o w S h i p p i n g A d d r e s s > + 
+         < S h o w W o r k D e s c r i p t i o n > S h o w W o r k D e s c r i p t i o n < / S h o w W o r k D e s c r i p t i o n > + 
+         < S u b t o t a l _ L b l > S u b t o t a l _ L b l < / S u b t o t a l _ L b l > + 
+         < T h a n k s _ L b l > T h a n k s _ L b l < / T h a n k s _ L b l > + 
+         < T o t a l _ L b l > T o t a l _ L b l < / T o t a l _ L b l > + 
+         < V A T A m o u n t _ L b l > V A T A m o u n t _ L b l < / V A T A m o u n t _ L b l > + 
+         < V A T A m o u n t S p e c i f i c a t i o n _ L b l > V A T A m o u n t S p e c i f i c a t i o n _ L b l < / V A T A m o u n t S p e c i f i c a t i o n _ L b l > + 
+         < V A T B a s e _ L b l > V A T B a s e _ L b l < / V A T B a s e _ L b l > + 
+         < V A T C l a u s e _ L b l > V A T C l a u s e _ L b l < / V A T C l a u s e _ L b l > + 
+         < V A T C l a u s e s _ L b l > V A T C l a u s e s _ L b l < / V A T C l a u s e s _ L b l > + 
+         < V A T I d e n t i f i e r _ L b l > V A T I d e n t i f i e r _ L b l < / V A T I d e n t i f i e r _ L b l > + 
+         < V A T P e r c e n t a g e _ L b l > V A T P e r c e n t a g e _ L b l < / V A T P e r c e n t a g e _ L b l > + 
+         < V A T R e g i s t r a t i o n N o > V A T R e g i s t r a t i o n N o < / V A T R e g i s t r a t i o n N o > + 
+         < V A T R e g i s t r a t i o n N o _ L b l > V A T R e g i s t r a t i o n N o _ L b l < / V A T R e g i s t r a t i o n N o _ L b l > + 
+         < Y o u r D o c u m e n t T i t l e _ L b l > Y o u r D o c u m e n t T i t l e _ L b l < / Y o u r D o c u m e n t T i t l e _ L b l > + 
+         < Y o u r R e f e r e n c e > Y o u r R e f e r e n c e < / Y o u r R e f e r e n c e > + 
+         < Y o u r R e f e r e n c e _ L b l > Y o u r R e f e r e n c e _ L b l < / Y o u r R e f e r e n c e _ L b l > + 
+         < L i n e > + 
+             < A m o u n t E x c l u d i n g V A T _ L i n e > A m o u n t E x c l u d i n g V A T _ L i n e < / A m o u n t E x c l u d i n g V A T _ L i n e > + 
+             < A m o u n t E x c l u d i n g V A T _ L i n e _ L b l > A m o u n t E x c l u d i n g V A T _ L i n e _ L b l < / A m o u n t E x c l u d i n g V A T _ L i n e _ L b l > + 
+             < A m o u n t I n c l u d i n g V A T _ L i n e > A m o u n t I n c l u d i n g V A T _ L i n e < / A m o u n t I n c l u d i n g V A T _ L i n e > + 
+             < A m o u n t I n c l u d i n g V A T _ L i n e _ L b l > A m o u n t I n c l u d i n g V A T _ L i n e _ L b l < / A m o u n t I n c l u d i n g V A T _ L i n e _ L b l > + 
+             < D e s c r i p t i o n _ L i n e > D e s c r i p t i o n _ L i n e < / D e s c r i p t i o n _ L i n e > + 
+             < D e s c r i p t i o n _ L i n e _ L b l > D e s c r i p t i o n _ L i n e _ L b l < / D e s c r i p t i o n _ L i n e _ L b l > + 
+             < I t e m N o _ L i n e > I t e m N o _ L i n e < / I t e m N o _ L i n e > + 
+             < I t e m N o _ L i n e _ L b l > I t e m N o _ L i n e _ L b l < / I t e m N o _ L i n e _ L b l > + 
+             < I t e m R e f e r e n c e N o _ L i n e > I t e m R e f e r e n c e N o _ L i n e < / I t e m R e f e r e n c e N o _ L i n e > + 
+             < I t e m R e f e r e n c e N o _ L i n e _ L b l > I t e m R e f e r e n c e N o _ L i n e _ L b l < / I t e m R e f e r e n c e N o _ L i n e _ L b l > + 
+             < J o b N o > J o b N o < / J o b N o > + 
+             < J o b N o _ L b l > J o b N o _ L b l < / J o b N o _ L b l > + 
+             < J o b T a s k D e s c _ L b l > J o b T a s k D e s c _ L b l < / J o b T a s k D e s c _ L b l > + 
+             < J o b T a s k D e s c r i p t i o n > J o b T a s k D e s c r i p t i o n < / J o b T a s k D e s c r i p t i o n > + 
+             < J o b T a s k N o > J o b T a s k N o < / J o b T a s k N o > + 
+             < J o b T a s k N o _ L b l > J o b T a s k N o _ L b l < / J o b T a s k N o _ L b l > + 
+             < L i n e A m o u n t _ L i n e > L i n e A m o u n t _ L i n e < / L i n e A m o u n t _ L i n e > + 
+             < L i n e A m o u n t _ L i n e _ L b l > L i n e A m o u n t _ L i n e _ L b l < / L i n e A m o u n t _ L i n e _ L b l > + 
+             < L i n e D i s c o u n t P e r c e n t _ L i n e > L i n e D i s c o u n t P e r c e n t _ L i n e < / L i n e D i s c o u n t P e r c e n t _ L i n e > + 
+             < L i n e D i s c o u n t P e r c e n t T e x t _ L i n e > L i n e D i s c o u n t P e r c e n t T e x t _ L i n e < / L i n e D i s c o u n t P e r c e n t T e x t _ L i n e > + 
+             < L i n e N o _ L i n e > L i n e N o _ L i n e < / L i n e N o _ L i n e > + 
+             < P r i c e _ L b l > P r i c e _ L b l < / P r i c e _ L b l > + 
+             < P r i c e P e r _ L b l > P r i c e P e r _ L b l < / P r i c e P e r _ L b l > + 
+             < Q t y _ L b l > Q t y _ L b l < / Q t y _ L b l > + 
+             < Q u a n t i t y _ L i n e > Q u a n t i t y _ L i n e < / Q u a n t i t y _ L i n e > + 
+             < Q u a n t i t y _ L i n e _ L b l > Q u a n t i t y _ L i n e _ L b l < / Q u a n t i t y _ L i n e _ L b l > + 
+             < S h i p m e n t D a t e _ L i n e > S h i p m e n t D a t e _ L i n e < / S h i p m e n t D a t e _ L i n e > + 
+             < S h i p m e n t D a t e _ L i n e _ L b l > S h i p m e n t D a t e _ L i n e _ L b l < / S h i p m e n t D a t e _ L i n e _ L b l > + 
+             < T r a n s H e a d e r A m o u n t > T r a n s H e a d e r A m o u n t < / T r a n s H e a d e r A m o u n t > + 
+             < T y p e _ L i n e > T y p e _ L i n e < / T y p e _ L i n e > + 
+             < U n i t _ L b l > U n i t _ L b l < / U n i t _ L b l > + 
+             < U n i t O f M e a s u r e > U n i t O f M e a s u r e < / U n i t O f M e a s u r e > + 
+             < U n i t O f M e a s u r e _ L b l > U n i t O f M e a s u r e _ L b l < / U n i t O f M e a s u r e _ L b l > + 
+             < U n i t P r i c e > U n i t P r i c e < / U n i t P r i c e > + 
+             < U n i t P r i c e _ L b l > U n i t P r i c e _ L b l < / U n i t P r i c e _ L b l > + 
+             < V A T I d e n t i f i e r _ L i n e > V A T I d e n t i f i e r _ L i n e < / V A T I d e n t i f i e r _ L i n e > + 
+             < V A T I d e n t i f i e r _ L i n e _ L b l > V A T I d e n t i f i e r _ L i n e _ L b l < / V A T I d e n t i f i e r _ L i n e _ L b l > + 
+             < V A T P c t _ L i n e > V A T P c t _ L i n e < / V A T P c t _ L i n e > + 
+             < V A T P c t _ L i n e _ L b l > V A T P c t _ L i n e _ L b l < / V A T P c t _ L i n e _ L b l > + 
+             < S h i p m e n t L i n e > + 
+                 < D o c u m e n t N o _ S h i p m e n t L i n e > D o c u m e n t N o _ S h i p m e n t L i n e < / D o c u m e n t N o _ S h i p m e n t L i n e > + 
+                 < P o s t i n g D a t e _ S h i p m e n t L i n e > P o s t i n g D a t e _ S h i p m e n t L i n e < / P o s t i n g D a t e _ S h i p m e n t L i n e > + 
+                 < P o s t i n g D a t e _ S h i p m e n t L i n e _ L b l > P o s t i n g D a t e _ S h i p m e n t L i n e _ L b l < / P o s t i n g D a t e _ S h i p m e n t L i n e _ L b l > + 
+                 < Q u a n t i t y _ S h i p m e n t L i n e > Q u a n t i t y _ S h i p m e n t L i n e < / Q u a n t i t y _ S h i p m e n t L i n e > + 
+                 < Q u a n t i t y _ S h i p m e n t L i n e _ L b l > Q u a n t i t y _ S h i p m e n t L i n e _ L b l < / Q u a n t i t y _ S h i p m e n t L i n e _ L b l >   
              < / S h i p m e n t L i n e >   
-             < A s s e m b l y L i n e   E l e m e n t T y p e = " D a t a I t e m "   E l e m e n t I d = " 1 2 0 5 9 4 2 8 5 " > - 
-                 < D e s c r i p t i o n _ A s s e m b l y L i n e   E l e m e n t T y p e = " C o l u m n "   E l e m e n t I d = " 2 8 0 7 4 3 7 9 6 "   D a t a T y p e = " T e x t " > D e s c r i p t i o n _ A s s e m b l y L i n e < / D e s c r i p t i o n _ A s s e m b l y L i n e > - 
-                 < L i n e N o _ A s s e m b l y L i n e   E l e m e n t T y p e = " C o l u m n "   E l e m e n t I d = " 6 4 0 5 8 3 8 9 1 "   D a t a T y p e = " C o d e " > L i n e N o _ A s s e m b l y L i n e < / L i n e N o _ A s s e m b l y L i n e > - 
-                 < Q u a n t i t y _ A s s e m b l y L i n e   E l e m e n t T y p e = " C o l u m n "   E l e m e n t I d = " 1 9 5 7 6 4 8 2 3 1 "   D a t a T y p e = " D e c i m a l " > Q u a n t i t y _ A s s e m b l y L i n e < / Q u a n t i t y _ A s s e m b l y L i n e > - 
-                 < U n i t O f M e a s u r e _ A s s e m b l y L i n e   E l e m e n t T y p e = " C o l u m n "   E l e m e n t I d = " 1 6 4 9 1 2 3 7 7 3 "   D a t a T y p e = " T e x t " > U n i t O f M e a s u r e _ A s s e m b l y L i n e < / U n i t O f M e a s u r e _ A s s e m b l y L i n e > - 
-                 < V a r i a n t C o d e _ A s s e m b l y L i n e   E l e m e n t T y p e = " C o l u m n "   E l e m e n t I d = " 1 8 6 9 4 0 7 6 7 2 "   D a t a T y p e = " C o d e " > V a r i a n t C o d e _ A s s e m b l y L i n e < / V a r i a n t C o d e _ A s s e m b l y L i n e > +             < A s s e m b l y L i n e > + 
+                 < D e s c r i p t i o n _ A s s e m b l y L i n e > D e s c r i p t i o n _ A s s e m b l y L i n e < / D e s c r i p t i o n _ A s s e m b l y L i n e > + 
+                 < L i n e N o _ A s s e m b l y L i n e > L i n e N o _ A s s e m b l y L i n e < / L i n e N o _ A s s e m b l y L i n e > + 
+                 < Q u a n t i t y _ A s s e m b l y L i n e > Q u a n t i t y _ A s s e m b l y L i n e < / Q u a n t i t y _ A s s e m b l y L i n e > + 
+                 < U n i t O f M e a s u r e _ A s s e m b l y L i n e > U n i t O f M e a s u r e _ A s s e m b l y L i n e < / U n i t O f M e a s u r e _ A s s e m b l y L i n e > + 
+                 < V a r i a n t C o d e _ A s s e m b l y L i n e > V a r i a n t C o d e _ A s s e m b l y L i n e < / V a r i a n t C o d e _ A s s e m b l y L i n e >   
              < / A s s e m b l y L i n e >   
          < / L i n e >   
-         < W o r k D e s c r i p t i o n L i n e s   E l e m e n t T y p e = " D a t a I t e m "   E l e m e n t I d = " 2 7 6 8 1 9 4 4 7 " > - 
-             < W o r k D e s c r i p t i o n L i n e   E l e m e n t T y p e = " C o l u m n "   E l e m e n t I d = " 1 9 4 7 6 2 1 6 7 6 "   D a t a T y p e = " T e x t " > W o r k D e s c r i p t i o n L i n e < / W o r k D e s c r i p t i o n L i n e > - 
-             < W o r k D e s c r i p t i o n L i n e N u m b e r   E l e m e n t T y p e = " C o l u m n "   E l e m e n t I d = " 7 9 7 3 0 7 2 2 3 "   D a t a T y p e = " I n t e g e r " > W o r k D e s c r i p t i o n L i n e N u m b e r < / W o r k D e s c r i p t i o n L i n e N u m b e r > +         < W o r k D e s c r i p t i o n L i n e s > + 
+             < W o r k D e s c r i p t i o n L i n e > W o r k D e s c r i p t i o n L i n e < / W o r k D e s c r i p t i o n L i n e > + 
+             < W o r k D e s c r i p t i o n L i n e N u m b e r > W o r k D e s c r i p t i o n L i n e N u m b e r < / W o r k D e s c r i p t i o n L i n e N u m b e r >   
          < / W o r k D e s c r i p t i o n L i n e s >   
-         < V A T A m o u n t L i n e   E l e m e n t T y p e = " D a t a I t e m "   E l e m e n t I d = " 8 2 7 5 3 4 3 4 8 " > - 
-             < I n v o i c e D i s c o u n t A m o u n t _ V A T A m o u n t L i n e   E l e m e n t T y p e = " C o l u m n "   E l e m e n t I d = " 8 2 4 7 3 0 1 4 1 "   D a t a T y p e = " D e c i m a l " > I n v o i c e D i s c o u n t A m o u n t _ V A T A m o u n t L i n e < / I n v o i c e D i s c o u n t A m o u n t _ V A T A m o u n t L i n e > - 
-             < I n v o i c e D i s c o u n t A m o u n t _ V A T A m o u n t L i n e _ L b l   E l e m e n t T y p e = " C o l u m n "   E l e m e n t I d = " 1 5 6 2 2 0 0 0 3 4 "   D a t a T y p e = " S t r i n g " > I n v o i c e D i s c o u n t A m o u n t _ V A T A m o u n t L i n e _ L b l < / I n v o i c e D i s c o u n t A m o u n t _ V A T A m o u n t L i n e _ L b l > - 
-             < I n v o i c e D i s c o u n t B a s e A m o u n t _ V A T A m o u n t L i n e   E l e m e n t T y p e = " C o l u m n "   E l e m e n t I d = " 2 0 4 0 3 3 2 2 6 6 "   D a t a T y p e = " D e c i m a l " > I n v o i c e D i s c o u n t B a s e A m o u n t _ V A T A m o u n t L i n e < / I n v o i c e D i s c o u n t B a s e A m o u n t _ V A T A m o u n t L i n e > - 
-             < I n v o i c e D i s c o u n t B a s e A m o u n t _ V A T A m o u n t L i n e _ L b l   E l e m e n t T y p e = " C o l u m n "   E l e m e n t I d = " 4 0 5 9 6 0 3 3 1 "   D a t a T y p e = " S t r i n g " > I n v o i c e D i s c o u n t B a s e A m o u n t _ V A T A m o u n t L i n e _ L b l < / I n v o i c e D i s c o u n t B a s e A m o u n t _ V A T A m o u n t L i n e _ L b l > - 
-             < L i n e A m o u n t _ V a t A m o u n t L i n e   E l e m e n t T y p e = " C o l u m n "   E l e m e n t I d = " 2 1 4 6 5 4 0 1 "   D a t a T y p e = " D e c i m a l " > L i n e A m o u n t _ V a t A m o u n t L i n e < / L i n e A m o u n t _ V a t A m o u n t L i n e > - 
-             < L i n e A m o u n t _ V a t A m o u n t L i n e _ L b l   E l e m e n t T y p e = " C o l u m n "   E l e m e n t I d = " 1 1 1 0 9 1 2 1 2 4 "   D a t a T y p e = " S t r i n g " > L i n e A m o u n t _ V a t A m o u n t L i n e _ L b l < / L i n e A m o u n t _ V a t A m o u n t L i n e _ L b l > - 
-             < N o O f V A T I d e n t i f i e r s   E l e m e n t T y p e = " C o l u m n "   E l e m e n t I d = " 1 1 5 3 2 6 3 0 2 6 "   D a t a T y p e = " I n t e g e r " > N o O f V A T I d e n t i f i e r s < / N o O f V A T I d e n t i f i e r s > - 
-             < V A T A m o u n t L C Y _ V A T A m o u n t L i n e   E l e m e n t T y p e = " C o l u m n "   E l e m e n t I d = " 1 5 8 1 9 9 4 3 5 0 "   D a t a T y p e = " D e c i m a l " > V A T A m o u n t L C Y _ V A T A m o u n t L i n e < / V A T A m o u n t L C Y _ V A T A m o u n t L i n e > - 
-             < V A T A m o u n t L C Y _ V A T A m o u n t L i n e _ L b l   E l e m e n t T y p e = " C o l u m n "   E l e m e n t I d = " 9 2 3 0 0 3 3 7 "   D a t a T y p e = " L a b e l " > V A T A m o u n t L C Y _ V A T A m o u n t L i n e _ L b l < / V A T A m o u n t L C Y _ V A T A m o u n t L i n e _ L b l > - 
-             < V A T A m o u n t _ V a t A m o u n t L i n e   E l e m e n t T y p e = " C o l u m n "   E l e m e n t I d = " 1 8 9 1 8 2 0 6 2 0 "   D a t a T y p e = " D e c i m a l " > V A T A m o u n t _ V a t A m o u n t L i n e < / V A T A m o u n t _ V a t A m o u n t L i n e > - 
-             < V A T A m o u n t _ V a t A m o u n t L i n e _ L b l   E l e m e n t T y p e = " C o l u m n "   E l e m e n t I d = " 1 5 1 3 5 5 5 4 7 3 "   D a t a T y p e = " S t r i n g " > V A T A m o u n t _ V a t A m o u n t L i n e _ L b l < / V A T A m o u n t _ V a t A m o u n t L i n e _ L b l > - 
-             < V A T B a s e L C Y _ V A T A m o u n t L i n e   E l e m e n t T y p e = " C o l u m n "   E l e m e n t I d = " 1 8 6 0 9 4 5 6 3 5 "   D a t a T y p e = " D e c i m a l " > V A T B a s e L C Y _ V A T A m o u n t L i n e < / V A T B a s e L C Y _ V A T A m o u n t L i n e > - 
-             < V A T B a s e L C Y _ V A T A m o u n t L i n e _ L b l   E l e m e n t T y p e = " C o l u m n "   E l e m e n t I d = " 1 2 3 6 4 6 7 9 9 8 "   D a t a T y p e = " L a b e l " > V A T B a s e L C Y _ V A T A m o u n t L i n e _ L b l < / V A T B a s e L C Y _ V A T A m o u n t L i n e _ L b l > - 
-             < V A T B a s e _ V a t A m o u n t L i n e   E l e m e n t T y p e = " C o l u m n "   E l e m e n t I d = " 1 4 5 8 9 3 7 8 1 9 "   D a t a T y p e = " D e c i m a l " > V A T B a s e _ V a t A m o u n t L i n e < / V A T B a s e _ V a t A m o u n t L i n e > - 
-             < V A T B a s e _ V a t A m o u n t L i n e _ L b l   E l e m e n t T y p e = " C o l u m n "   E l e m e n t I d = " 1 6 9 1 3 0 2 4 8 8 "   D a t a T y p e = " S t r i n g " > V A T B a s e _ V a t A m o u n t L i n e _ L b l < / V A T B a s e _ V a t A m o u n t L i n e _ L b l > - 
-             < V A T I d e n t i f i e r _ V a t A m o u n t L i n e   E l e m e n t T y p e = " C o l u m n "   E l e m e n t I d = " 1 1 4 2 0 7 0 0 3 5 "   D a t a T y p e = " C o d e " > V A T I d e n t i f i e r _ V a t A m o u n t L i n e < / V A T I d e n t i f i e r _ V a t A m o u n t L i n e > - 
-             < V A T I d e n t i f i e r _ V a t A m o u n t L i n e _ L b l   E l e m e n t T y p e = " C o l u m n "   E l e m e n t I d = " 8 6 4 5 0 4 5 0 "   D a t a T y p e = " S t r i n g " > V A T I d e n t i f i e r _ V a t A m o u n t L i n e _ L b l < / V A T I d e n t i f i e r _ V a t A m o u n t L i n e _ L b l > - 
-             < V A T P c t _ V a t A m o u n t L i n e   E l e m e n t T y p e = " C o l u m n "   E l e m e n t I d = " 1 4 5 3 5 4 2 7 7 7 "   D a t a T y p e = " D e c i m a l " > V A T P c t _ V a t A m o u n t L i n e < / V A T P c t _ V a t A m o u n t L i n e > - 
-             < V A T P c t _ V a t A m o u n t L i n e _ L b l   E l e m e n t T y p e = " C o l u m n "   E l e m e n t I d = " 6 7 6 3 2 3 7 8 "   D a t a T y p e = " S t r i n g " > V A T P c t _ V a t A m o u n t L i n e _ L b l < / V A T P c t _ V a t A m o u n t L i n e _ L b l > +         < V A T A m o u n t L i n e > + 
+             < I n v o i c e D i s c o u n t A m o u n t _ V A T A m o u n t L i n e > I n v o i c e D i s c o u n t A m o u n t _ V A T A m o u n t L i n e < / I n v o i c e D i s c o u n t A m o u n t _ V A T A m o u n t L i n e > + 
+             < I n v o i c e D i s c o u n t A m o u n t _ V A T A m o u n t L i n e _ L b l > I n v o i c e D i s c o u n t A m o u n t _ V A T A m o u n t L i n e _ L b l < / I n v o i c e D i s c o u n t A m o u n t _ V A T A m o u n t L i n e _ L b l > + 
+             < I n v o i c e D i s c o u n t B a s e A m o u n t _ V A T A m o u n t L i n e > I n v o i c e D i s c o u n t B a s e A m o u n t _ V A T A m o u n t L i n e < / I n v o i c e D i s c o u n t B a s e A m o u n t _ V A T A m o u n t L i n e > + 
+             < I n v o i c e D i s c o u n t B a s e A m o u n t _ V A T A m o u n t L i n e _ L b l > I n v o i c e D i s c o u n t B a s e A m o u n t _ V A T A m o u n t L i n e _ L b l < / I n v o i c e D i s c o u n t B a s e A m o u n t _ V A T A m o u n t L i n e _ L b l > + 
+             < L i n e A m o u n t _ V a t A m o u n t L i n e > L i n e A m o u n t _ V a t A m o u n t L i n e < / L i n e A m o u n t _ V a t A m o u n t L i n e > + 
+             < L i n e A m o u n t _ V a t A m o u n t L i n e _ L b l > L i n e A m o u n t _ V a t A m o u n t L i n e _ L b l < / L i n e A m o u n t _ V a t A m o u n t L i n e _ L b l > + 
+             < N o O f V A T I d e n t i f i e r s > N o O f V A T I d e n t i f i e r s < / N o O f V A T I d e n t i f i e r s > + 
+             < V A T A m o u n t _ V a t A m o u n t L i n e > V A T A m o u n t _ V a t A m o u n t L i n e < / V A T A m o u n t _ V a t A m o u n t L i n e > + 
+             < V A T A m o u n t _ V a t A m o u n t L i n e _ L b l > V A T A m o u n t _ V a t A m o u n t L i n e _ L b l < / V A T A m o u n t _ V a t A m o u n t L i n e _ L b l > + 
+             < V A T A m o u n t L C Y _ V A T A m o u n t L i n e > V A T A m o u n t L C Y _ V A T A m o u n t L i n e < / V A T A m o u n t L C Y _ V A T A m o u n t L i n e > + 
+             < V A T A m o u n t L C Y _ V A T A m o u n t L i n e _ L b l > V A T A m o u n t L C Y _ V A T A m o u n t L i n e _ L b l < / V A T A m o u n t L C Y _ V A T A m o u n t L i n e _ L b l > + 
+             < V A T B a s e _ V a t A m o u n t L i n e > V A T B a s e _ V a t A m o u n t L i n e < / V A T B a s e _ V a t A m o u n t L i n e > + 
+             < V A T B a s e _ V a t A m o u n t L i n e _ L b l > V A T B a s e _ V a t A m o u n t L i n e _ L b l < / V A T B a s e _ V a t A m o u n t L i n e _ L b l > + 
+             < V A T B a s e L C Y _ V A T A m o u n t L i n e > V A T B a s e L C Y _ V A T A m o u n t L i n e < / V A T B a s e L C Y _ V A T A m o u n t L i n e > + 
+             < V A T B a s e L C Y _ V A T A m o u n t L i n e _ L b l > V A T B a s e L C Y _ V A T A m o u n t L i n e _ L b l < / V A T B a s e L C Y _ V A T A m o u n t L i n e _ L b l > + 
+             < V A T I d e n t i f i e r _ V a t A m o u n t L i n e > V A T I d e n t i f i e r _ V a t A m o u n t L i n e < / V A T I d e n t i f i e r _ V a t A m o u n t L i n e > + 
+             < V A T I d e n t i f i e r _ V a t A m o u n t L i n e _ L b l > V A T I d e n t i f i e r _ V a t A m o u n t L i n e _ L b l < / V A T I d e n t i f i e r _ V a t A m o u n t L i n e _ L b l > + 
+             < V A T P c t _ V a t A m o u n t L i n e > V A T P c t _ V a t A m o u n t L i n e < / V A T P c t _ V a t A m o u n t L i n e > + 
+             < V A T P c t _ V a t A m o u n t L i n e _ L b l > V A T P c t _ V a t A m o u n t L i n e _ L b l < / V A T P c t _ V a t A m o u n t L i n e _ L b l >   
          < / V A T A m o u n t L i n e >   
-         < V A T C l a u s e L i n e   E l e m e n t T y p e = " D a t a I t e m "   E l e m e n t I d = " 1 6 6 5 5 0 0 1 6 3 " > - 
-             < C o d e _ V A T C l a u s e L i n e   E l e m e n t T y p e = " C o l u m n "   E l e m e n t I d = " 1 8 2 4 5 8 9 8 4 7 "   D a t a T y p e = " C o d e " > C o d e _ V A T C l a u s e L i n e < / C o d e _ V A T C l a u s e L i n e > - 
-             < C o d e _ V A T C l a u s e L i n e _ L b l   E l e m e n t T y p e = " C o l u m n "   E l e m e n t I d = " 4 6 1 5 3 3 0 2 "   D a t a T y p e = " S t r i n g " > C o d e _ V A T C l a u s e L i n e _ L b l < / C o d e _ V A T C l a u s e L i n e _ L b l > - 
-             < D e s c r i p t i o n 2 _ V A T C l a u s e L i n e   E l e m e n t T y p e = " C o l u m n "   E l e m e n t I d = " 1 3 7 9 6 6 7 4 7 0 "   D a t a T y p e = " T e x t " > D e s c r i p t i o n 2 _ V A T C l a u s e L i n e < / D e s c r i p t i o n 2 _ V A T C l a u s e L i n e > - 
-             < D e s c r i p t i o n _ V A T C l a u s e L i n e   E l e m e n t T y p e = " C o l u m n "   E l e m e n t I d = " 1 3 0 5 5 4 5 9 2 4 "   D a t a T y p e = " T e x t " > D e s c r i p t i o n _ V A T C l a u s e L i n e < / D e s c r i p t i o n _ V A T C l a u s e L i n e > - 
-             < N o O f V A T C l a u s e s   E l e m e n t T y p e = " C o l u m n "   E l e m e n t I d = " 7 5 6 4 1 7 3 9 2 "   D a t a T y p e = " I n t e g e r " > N o O f V A T C l a u s e s < / N o O f V A T C l a u s e s > - 
-             < V A T A m o u n t _ V A T C l a u s e L i n e   E l e m e n t T y p e = " C o l u m n "   E l e m e n t I d = " 2 2 2 4 6 9 0 5 9 "   D a t a T y p e = " D e c i m a l " > V A T A m o u n t _ V A T C l a u s e L i n e < / V A T A m o u n t _ V A T C l a u s e L i n e > - 
-             < V A T C l a u s e s H e a d e r   E l e m e n t T y p e = " C o l u m n "   E l e m e n t I d = " 1 9 7 2 4 0 9 9 2 9 "   D a t a T y p e = " T e x t " > V A T C l a u s e s H e a d e r < / V A T C l a u s e s H e a d e r > - 
-             < V A T I d e n t i f i e r _ V A T C l a u s e L i n e   E l e m e n t T y p e = " C o l u m n "   E l e m e n t I d = " 1 4 6 4 4 7 2 4 7 8 "   D a t a T y p e = " C o d e " > V A T I d e n t i f i e r _ V A T C l a u s e L i n e < / V A T I d e n t i f i e r _ V A T C l a u s e L i n e > +         < V A T C l a u s e L i n e > + 
+             < C o d e _ V A T C l a u s e L i n e > C o d e _ V A T C l a u s e L i n e < / C o d e _ V A T C l a u s e L i n e > + 
+             < C o d e _ V A T C l a u s e L i n e _ L b l > C o d e _ V A T C l a u s e L i n e _ L b l < / C o d e _ V A T C l a u s e L i n e _ L b l > + 
+             < D e s c r i p t i o n _ V A T C l a u s e L i n e > D e s c r i p t i o n _ V A T C l a u s e L i n e < / D e s c r i p t i o n _ V A T C l a u s e L i n e > + 
+             < D e s c r i p t i o n 2 _ V A T C l a u s e L i n e > D e s c r i p t i o n 2 _ V A T C l a u s e L i n e < / D e s c r i p t i o n 2 _ V A T C l a u s e L i n e > + 
+             < N o O f V A T C l a u s e s > N o O f V A T C l a u s e s < / N o O f V A T C l a u s e s > + 
+             < V A T A m o u n t _ V A T C l a u s e L i n e > V A T A m o u n t _ V A T C l a u s e L i n e < / V A T A m o u n t _ V A T C l a u s e L i n e > + 
+             < V A T C l a u s e s H e a d e r > V A T C l a u s e s H e a d e r < / V A T C l a u s e s H e a d e r > + 
+             < V A T I d e n t i f i e r _ V A T C l a u s e L i n e > V A T I d e n t i f i e r _ V A T C l a u s e L i n e < / V A T I d e n t i f i e r _ V A T C l a u s e L i n e >   
          < / V A T C l a u s e L i n e >   
-         < R e p o r t T o t a l s L i n e   E l e m e n t T y p e = " D a t a I t e m "   E l e m e n t I d = " 2 1 2 2 5 4 9 8 3 6 " > - 
-             < A m o u n t F o r m a t t e d _ R e p o r t T o t a l s L i n e   E l e m e n t T y p e = " C o l u m n "   E l e m e n t I d = " 1 5 0 6 1 3 6 8 2 5 "   D a t a T y p e = " T e x t " > A m o u n t F o r m a t t e d _ R e p o r t T o t a l s L i n e < / A m o u n t F o r m a t t e d _ R e p o r t T o t a l s L i n e > - 
-             < A m o u n t _ R e p o r t T o t a l s L i n e   E l e m e n t T y p e = " C o l u m n "   E l e m e n t I d = " 4 1 9 9 1 8 3 6 9 "   D a t a T y p e = " D e c i m a l " > A m o u n t _ R e p o r t T o t a l s L i n e < / A m o u n t _ R e p o r t T o t a l s L i n e > - 
-             < D e s c r i p t i o n _ R e p o r t T o t a l s L i n e   E l e m e n t T y p e = " C o l u m n "   E l e m e n t I d = " 5 8 1 9 9 6 0 6 7 "   D a t a T y p e = " T e x t " > D e s c r i p t i o n _ R e p o r t T o t a l s L i n e < / D e s c r i p t i o n _ R e p o r t T o t a l s L i n e > - 
-             < F o n t B o l d _ R e p o r t T o t a l s L i n e   E l e m e n t T y p e = " C o l u m n "   E l e m e n t I d = " 9 4 6 5 4 0 5 4 9 "   D a t a T y p e = " B o o l e a n " > F o n t B o l d _ R e p o r t T o t a l s L i n e < / F o n t B o l d _ R e p o r t T o t a l s L i n e > - 
-             < F o n t U n d e r l i n e _ R e p o r t T o t a l s L i n e   E l e m e n t T y p e = " C o l u m n "   E l e m e n t I d = " 2 0 2 1 5 3 3 6 9 4 "   D a t a T y p e = " B o o l e a n " > F o n t U n d e r l i n e _ R e p o r t T o t a l s L i n e < / F o n t U n d e r l i n e _ R e p o r t T o t a l s L i n e > +         < R e p o r t T o t a l s L i n e > + 
+             < A m o u n t _ R e p o r t T o t a l s L i n e > A m o u n t _ R e p o r t T o t a l s L i n e < / A m o u n t _ R e p o r t T o t a l s L i n e > + 
+             < A m o u n t F o r m a t t e d _ R e p o r t T o t a l s L i n e > A m o u n t F o r m a t t e d _ R e p o r t T o t a l s L i n e < / A m o u n t F o r m a t t e d _ R e p o r t T o t a l s L i n e > + 
+             < D e s c r i p t i o n _ R e p o r t T o t a l s L i n e > D e s c r i p t i o n _ R e p o r t T o t a l s L i n e < / D e s c r i p t i o n _ R e p o r t T o t a l s L i n e > + 
+             < F o n t B o l d _ R e p o r t T o t a l s L i n e > F o n t B o l d _ R e p o r t T o t a l s L i n e < / F o n t B o l d _ R e p o r t T o t a l s L i n e > + 
+             < F o n t U n d e r l i n e _ R e p o r t T o t a l s L i n e > F o n t U n d e r l i n e _ R e p o r t T o t a l s L i n e < / F o n t U n d e r l i n e _ R e p o r t T o t a l s L i n e >   
          < / R e p o r t T o t a l s L i n e >   
-         < L i n e F e e   E l e m e n t T y p e = " D a t a I t e m "   E l e m e n t I d = " 2 6 6 6 3 0 7 3 3 " > - 
-             < L i n e F e e C a p t i o n T e x t   E l e m e n t T y p e = " C o l u m n "   E l e m e n t I d = " 4 3 7 6 4 3 7 9 0 "   D a t a T y p e = " T e x t " > L i n e F e e C a p t i o n T e x t < / L i n e F e e C a p t i o n T e x t > +         < L i n e F e e > + 
+             < L i n e F e e C a p t i o n T e x t > L i n e F e e C a p t i o n T e x t < / L i n e F e e C a p t i o n T e x t >   
          < / L i n e F e e >   
-         < P a y m e n t R e p o r t i n g A r g u m e n t   E l e m e n t T y p e = " D a t a I t e m "   E l e m e n t I d = " 3 1 3 7 4 4 1 9 4 " > - 
-             < P a y m e n t S e r v i c e L o g o   E l e m e n t T y p e = " C o l u m n "   E l e m e n t I d = " 4 1 6 7 9 0 7 6 7 "   D a t a T y p e = " B l o b "   / > - 
-             < P a y m e n t S e r v i c e L o g o _ U r l   E l e m e n t T y p e = " C o l u m n "   E l e m e n t I d = " 6 4 4 9 7 5 1 3 9 "   D a t a T y p e = " T e x t " > P a y m e n t S e r v i c e L o g o _ U r l < / P a y m e n t S e r v i c e L o g o _ U r l > - 
-             < P a y m e n t S e r v i c e L o g o _ U r l T e x t   E l e m e n t T y p e = " C o l u m n "   E l e m e n t I d = " 1 4 1 1 7 0 3 9 7 6 "   D a t a T y p e = " T e x t " > P a y m e n t S e r v i c e L o g o _ U r l T e x t < / P a y m e n t S e r v i c e L o g o _ U r l T e x t > - 
-             < P a y m e n t S e r v i c e T e x t _ U r l   E l e m e n t T y p e = " C o l u m n "   E l e m e n t I d = " 1 7 4 2 3 3 4 7 "   D a t a T y p e = " T e x t " > P a y m e n t S e r v i c e T e x t _ U r l < / P a y m e n t S e r v i c e T e x t _ U r l > - 
-             < P a y m e n t S e r v i c e T e x t _ U r l T e x t   E l e m e n t T y p e = " C o l u m n "   E l e m e n t I d = " 1 6 3 6 7 7 2 9 3 4 "   D a t a T y p e = " T e x t " > P a y m e n t S e r v i c e T e x t _ U r l T e x t < / P a y m e n t S e r v i c e T e x t _ U r l T e x t > +         < P a y m e n t R e p o r t i n g A r g u m e n t > + 
+             < P a y m e n t S e r v i c e L o g o / > + 
+             < P a y m e n t S e r v i c e L o g o _ U r l > P a y m e n t S e r v i c e L o g o _ U r l < / P a y m e n t S e r v i c e L o g o _ U r l > + 
+             < P a y m e n t S e r v i c e L o g o _ U r l T e x t > P a y m e n t S e r v i c e L o g o _ U r l T e x t < / P a y m e n t S e r v i c e L o g o _ U r l T e x t > + 
+             < P a y m e n t S e r v i c e T e x t _ U r l > P a y m e n t S e r v i c e T e x t _ U r l < / P a y m e n t S e r v i c e T e x t _ U r l > + 
+             < P a y m e n t S e r v i c e T e x t _ U r l T e x t > P a y m e n t S e r v i c e T e x t _ U r l T e x t < / P a y m e n t S e r v i c e T e x t _ U r l T e x t >   
          < / P a y m e n t R e p o r t i n g A r g u m e n t >   
-         < L e f t H e a d e r   E l e m e n t T y p e = " D a t a I t e m "   E l e m e n t I d = " 7 3 4 6 8 0 8 3 3 " > - 
-             < L e f t H e a d e r N a m e   E l e m e n t T y p e = " C o l u m n "   E l e m e n t I d = " 4 3 7 4 2 2 1 8 2 "   D a t a T y p e = " T e x t " > L e f t H e a d e r N a m e < / L e f t H e a d e r N a m e > - 
-             < L e f t H e a d e r V a l u e   E l e m e n t T y p e = " C o l u m n "   E l e m e n t I d = " 2 4 2 1 2 6 3 1 0 "   D a t a T y p e = " T e x t " > L e f t H e a d e r V a l u e < / L e f t H e a d e r V a l u e > +         < L e f t H e a d e r > + 
+             < L e f t H e a d e r N a m e > L e f t H e a d e r N a m e < / L e f t H e a d e r N a m e > + 
+             < L e f t H e a d e r V a l u e > L e f t H e a d e r V a l u e < / L e f t H e a d e r V a l u e >   
          < / L e f t H e a d e r >   
-         < R i g h t H e a d e r   E l e m e n t T y p e = " D a t a I t e m "   E l e m e n t I d = " 2 5 4 5 4 4 9 4 6 " > - 
-             < R i g h t H e a d e r N a m e   E l e m e n t T y p e = " C o l u m n "   E l e m e n t I d = " 8 9 8 2 8 7 5 7 "   D a t a T y p e = " T e x t " > R i g h t H e a d e r N a m e < / R i g h t H e a d e r N a m e > - 
-             < R i g h t H e a d e r V a l u e   E l e m e n t T y p e = " C o l u m n "   E l e m e n t I d = " 7 0 6 9 3 8 5 5 9 "   D a t a T y p e = " T e x t " > R i g h t H e a d e r V a l u e < / R i g h t H e a d e r V a l u e > +         < R i g h t H e a d e r > + 
+             < R i g h t H e a d e r N a m e > R i g h t H e a d e r N a m e < / R i g h t H e a d e r N a m e > + 
+             < R i g h t H e a d e r V a l u e > R i g h t H e a d e r V a l u e < / R i g h t H e a d e r V a l u e >   
          < / R i g h t H e a d e r >   
-         < L e t t e r T e x t   E l e m e n t T y p e = " D a t a I t e m "   E l e m e n t I d = " 1 5 1 0 3 5 3 8 3 4 " > - 
-             < B o d y T e x t   E l e m e n t T y p e = " C o l u m n "   E l e m e n t I d = " 1 4 9 7 5 9 8 0 8 "   D a t a T y p e = " L a b e l " > B o d y T e x t < / B o d y T e x t > - 
-             < C l o s i n g T e x t   E l e m e n t T y p e = " C o l u m n "   E l e m e n t I d = " 5 1 2 1 3 5 9 0 9 "   D a t a T y p e = " L a b e l " > C l o s i n g T e x t < / C l o s i n g T e x t > - 
-             < G r e e t i n g T e x t   E l e m e n t T y p e = " C o l u m n "   E l e m e n t I d = " 1 1 7 5 2 7 9 2 8 9 "   D a t a T y p e = " L a b e l " > G r e e t i n g T e x t < / G r e e t i n g T e x t > - 
-             < P m t D i s c T e x t   E l e m e n t T y p e = " C o l u m n "   E l e m e n t I d = " 2 0 1 3 8 4 9 9 4 8 "   D a t a T y p e = " T e x t " > P m t D i s c T e x t < / P m t D i s c T e x t > +         < L e t t e r T e x t > + 
+             < B o d y T e x t > B o d y T e x t < / B o d y T e x t > + 
+             < C l o s i n g T e x t > C l o s i n g T e x t < / C l o s i n g T e x t > + 
+             < G r e e t i n g T e x t > G r e e t i n g T e x t < / G r e e t i n g T e x t > + 
+             < P m t D i s c T e x t > P m t D i s c T e x t < / P m t D i s c T e x t >   
          < / L e t t e r T e x t >   
-         < T o t a l s   E l e m e n t T y p e = " D a t a I t e m "   E l e m e n t I d = " 1 8 2 3 9 5 0 0 4 4 " > - 
-             < C u r r e n c y C o d e   E l e m e n t T y p e = " C o l u m n "   E l e m e n t I d = " 1 5 7 9 5 9 5 9 2 1 "   D a t a T y p e = " T e x t " > C u r r e n c y C o d e < / C u r r e n c y C o d e > - 
-             < C u r r e n c y S y m b o l   E l e m e n t T y p e = " C o l u m n "   E l e m e n t I d = " 1 1 6 2 5 1 0 7 4 8 "   D a t a T y p e = " T e x t " > C u r r e n c y S y m b o l < / C u r r e n c y S y m b o l > - 
-             < T o t a l A m o u n t E x c l I n c l V A T   E l e m e n t T y p e = " C o l u m n "   E l e m e n t I d = " 5 1 4 3 3 6 1 1 4 "   D a t a T y p e = " S t r i n g " > T o t a l A m o u n t E x c l I n c l V A T < / T o t a l A m o u n t E x c l I n c l V A T > - 
-             < T o t a l A m o u n t E x c l I n c l V A T T e x t   E l e m e n t T y p e = " C o l u m n "   E l e m e n t I d = " 1 5 0 7 8 3 2 9 3 7 "   D a t a T y p e = " T e x t " > T o t a l A m o u n t E x c l I n c l V A T T e x t < / T o t a l A m o u n t E x c l I n c l V A T T e x t > - 
-             < T o t a l A m o u n t I n c l u d i n g V A T   E l e m e n t T y p e = " C o l u m n "   E l e m e n t I d = " 9 1 0 5 1 1 5 7 5 "   D a t a T y p e = " S t r i n g " > T o t a l A m o u n t I n c l u d i n g V A T < / T o t a l A m o u n t I n c l u d i n g V A T > - 
-             < T o t a l E x c l u d i n g V A T T e x t   E l e m e n t T y p e = " C o l u m n "   E l e m e n t I d = " 1 9 2 2 9 4 6 3 1 0 "   D a t a T y p e = " T e x t " > T o t a l E x c l u d i n g V A T T e x t < / T o t a l E x c l u d i n g V A T T e x t > - 
-             < T o t a l I n c l u d i n g V A T T e x t   E l e m e n t T y p e = " C o l u m n "   E l e m e n t I d = " 1 2 0 4 0 1 6 3 5 2 "   D a t a T y p e = " T e x t " > T o t a l I n c l u d i n g V A T T e x t < / T o t a l I n c l u d i n g V A T T e x t > - 
-             < T o t a l I n v o i c e D i s c o u n t A m o u n t   E l e m e n t T y p e = " C o l u m n "   E l e m e n t I d = " 4 0 2 1 7 7 5 1 "   D a t a T y p e = " S t r i n g " > T o t a l I n v o i c e D i s c o u n t A m o u n t < / T o t a l I n v o i c e D i s c o u n t A m o u n t > - 
-             < T o t a l N e t A m o u n t   E l e m e n t T y p e = " C o l u m n "   E l e m e n t I d = " 4 8 3 1 9 3 3 7 2 "   D a t a T y p e = " S t r i n g " > T o t a l N e t A m o u n t < / T o t a l N e t A m o u n t > - 
-             < T o t a l P a y m e n t D i s c o u n t O n V A T   E l e m e n t T y p e = " C o l u m n "   E l e m e n t I d = " 7 3 6 0 4 1 8 8 6 "   D a t a T y p e = " D e c i m a l " > T o t a l P a y m e n t D i s c o u n t O n V A T < / T o t a l P a y m e n t D i s c o u n t O n V A T > - 
-             < T o t a l S u b T o t a l   E l e m e n t T y p e = " C o l u m n "   E l e m e n t I d = " 2 0 9 7 8 7 6 8 0 1 "   D a t a T y p e = " S t r i n g " > T o t a l S u b T o t a l < / T o t a l S u b T o t a l > - 
-             < T o t a l S u b T o t a l M i n u s I n v o i c e D i s c o u n t   E l e m e n t T y p e = " C o l u m n "   E l e m e n t I d = " 7 6 9 4 3 1 8 8 7 "   D a t a T y p e = " S t r i n g " > T o t a l S u b T o t a l M i n u s I n v o i c e D i s c o u n t < / T o t a l S u b T o t a l M i n u s I n v o i c e D i s c o u n t > - 
-             < T o t a l T e x t   E l e m e n t T y p e = " C o l u m n "   E l e m e n t I d = " 2 3 1 9 1 0 5 1 8 "   D a t a T y p e = " T e x t " > T o t a l T e x t < / T o t a l T e x t > - 
-             < T o t a l V A T A m o u n t   E l e m e n t T y p e = " C o l u m n "   E l e m e n t I d = " 1 6 2 7 1 0 2 3 2 8 "   D a t a T y p e = " S t r i n g " > T o t a l V A T A m o u n t < / T o t a l V A T A m o u n t > - 
-             < T o t a l V A T A m o u n t L C Y   E l e m e n t T y p e = " C o l u m n "   E l e m e n t I d = " 1 5 0 6 5 7 0 2 1 8 "   D a t a T y p e = " D e c i m a l " > T o t a l V A T A m o u n t L C Y < / T o t a l V A T A m o u n t L C Y > - 
-             < T o t a l V A T A m o u n t O n V A T A m t L i n e   E l e m e n t T y p e = " C o l u m n "   E l e m e n t I d = " 9 4 6 9 3 1 8 6 8 "   D a t a T y p e = " D e c i m a l " > T o t a l V A T A m o u n t O n V A T A m t L i n e < / T o t a l V A T A m o u n t O n V A T A m t L i n e > - 
-             < T o t a l V A T A m o u n t T e x t   E l e m e n t T y p e = " C o l u m n "   E l e m e n t I d = " 9 7 3 6 6 6 3 3 9 "   D a t a T y p e = " T e x t " > T o t a l V A T A m o u n t T e x t < / T o t a l V A T A m o u n t T e x t > - 
-             < T o t a l V A T B a s e L C Y   E l e m e n t T y p e = " C o l u m n "   E l e m e n t I d = " 8 3 4 4 5 0 5 2 1 "   D a t a T y p e = " D e c i m a l " > T o t a l V A T B a s e L C Y < / T o t a l V A T B a s e L C Y > - 
-             < T o t a l V A T B a s e O n V A T A m t L i n e   E l e m e n t T y p e = " C o l u m n "   E l e m e n t I d = " 1 0 6 4 7 4 6 3 9 5 "   D a t a T y p e = " D e c i m a l " > T o t a l V A T B a s e O n V A T A m t L i n e < / T o t a l V A T B a s e O n V A T A m t L i n e > +         < T o t a l s > + 
+             < C u r r e n c y C o d e > C u r r e n c y C o d e < / C u r r e n c y C o d e > + 
+             < C u r r e n c y S y m b o l > C u r r e n c y S y m b o l < / C u r r e n c y S y m b o l > + 
+             < T o t a l A m o u n t E x c l I n c l V A T > T o t a l A m o u n t E x c l I n c l V A T < / T o t a l A m o u n t E x c l I n c l V A T > + 
+             < T o t a l A m o u n t E x c l I n c l V A T T e x t > T o t a l A m o u n t E x c l I n c l V A T T e x t < / T o t a l A m o u n t E x c l I n c l V A T T e x t > + 
+             < T o t a l A m o u n t I n c l u d i n g V A T > T o t a l A m o u n t I n c l u d i n g V A T < / T o t a l A m o u n t I n c l u d i n g V A T > + 
+             < T o t a l E x c l u d i n g V A T T e x t > T o t a l E x c l u d i n g V A T T e x t < / T o t a l E x c l u d i n g V A T T e x t > + 
+             < T o t a l I n c l u d i n g V A T T e x t > T o t a l I n c l u d i n g V A T T e x t < / T o t a l I n c l u d i n g V A T T e x t > + 
+             < T o t a l I n v o i c e D i s c o u n t A m o u n t > T o t a l I n v o i c e D i s c o u n t A m o u n t < / T o t a l I n v o i c e D i s c o u n t A m o u n t > + 
+             < T o t a l N e t A m o u n t > T o t a l N e t A m o u n t < / T o t a l N e t A m o u n t > + 
+             < T o t a l P a y m e n t D i s c o u n t O n V A T > T o t a l P a y m e n t D i s c o u n t O n V A T < / T o t a l P a y m e n t D i s c o u n t O n V A T > + 
+             < T o t a l S u b T o t a l > T o t a l S u b T o t a l < / T o t a l S u b T o t a l > + 
+             < T o t a l S u b T o t a l M i n u s I n v o i c e D i s c o u n t > T o t a l S u b T o t a l M i n u s I n v o i c e D i s c o u n t < / T o t a l S u b T o t a l M i n u s I n v o i c e D i s c o u n t > + 
+             < T o t a l T e x t > T o t a l T e x t < / T o t a l T e x t > + 
+             < T o t a l V A T A m o u n t > T o t a l V A T A m o u n t < / T o t a l V A T A m o u n t > + 
+             < T o t a l V A T A m o u n t L C Y > T o t a l V A T A m o u n t L C Y < / T o t a l V A T A m o u n t L C Y > + 
+             < T o t a l V A T A m o u n t O n V A T A m t L i n e > T o t a l V A T A m o u n t O n V A T A m t L i n e < / T o t a l V A T A m o u n t O n V A T A m t L i n e > + 
+             < T o t a l V A T A m o u n t T e x t > T o t a l V A T A m o u n t T e x t < / T o t a l V A T A m o u n t T e x t > + 
+             < T o t a l V A T B a s e L C Y > T o t a l V A T B a s e L C Y < / T o t a l V A T B a s e L C Y > + 
+             < T o t a l V A T B a s e O n V A T A m t L i n e > T o t a l V A T B a s e O n V A T A m t L i n e < / T o t a l V A T B a s e O n V A T A m t L i n e >   
          < / T o t a l s >   
@@ -7266,17 +6846,17 @@
 </file>
 
 <file path=customXml/itemProps1.xml><?xml version="1.0" encoding="utf-8"?>
-<ds:datastoreItem xmlns:ds="http://schemas.openxmlformats.org/officeDocument/2006/customXml" ds:itemID="{E45459F7-950D-4CE4-887D-D90D8DAC72D1}">
+<ds:datastoreItem xmlns:ds="http://schemas.openxmlformats.org/officeDocument/2006/customXml" ds:itemID="{17D09EF6-6B40-4ACA-94B9-0951EB8218C5}">
   <ds:schemaRefs>
-    <ds:schemaRef ds:uri="urn:microsoft-dynamics-nav/reports/Standard_Sales_Invoice/1306/"/>
+    <ds:schemaRef ds:uri="urn:microsoft-dynamics-businesscentral/internal/extended/reports/Standard_Sales_Invoice/1306/"/>
   </ds:schemaRefs>
 </ds:datastoreItem>
 </file>
 
 <file path=customXml/itemProps2.xml><?xml version="1.0" encoding="utf-8"?>
-<ds:datastoreItem xmlns:ds="http://schemas.openxmlformats.org/officeDocument/2006/customXml" ds:itemID="{17D09EF6-6B40-4ACA-94B9-0951EB8218C5}">
+<ds:datastoreItem xmlns:ds="http://schemas.openxmlformats.org/officeDocument/2006/customXml" ds:itemID="{E45459F7-950D-4CE4-887D-D90D8DAC72D1}">
   <ds:schemaRefs>
-    <ds:schemaRef ds:uri="urn:microsoft-dynamics-businesscentral/internal/extended/reports/Standard_Sales_Invoice/1306/"/>
+    <ds:schemaRef ds:uri="urn:microsoft-dynamics-nav/reports/Standard_Sales_Invoice/1306/"/>
   </ds:schemaRefs>
 </ds:datastoreItem>
 </file>

--- a/src/Layers/W1/BaseApp/Sales/History/StandardSalesInvoiceBody.docx
+++ b/src/Layers/W1/BaseApp/Sales/History/StandardSalesInvoiceBody.docx
@@ -1,6 +1,6 @@
 
 <file path=word/document.xml><?xml version="1.0" encoding="utf-8"?>
-<w:document xmlns:wpc="http://schemas.microsoft.com/office/word/2010/wordprocessingCanvas" xmlns:cx="http://schemas.microsoft.com/office/drawing/2014/chartex" xmlns:cx1="http://schemas.microsoft.com/office/drawing/2015/9/8/chartex" xmlns:cx2="http://schemas.microsoft.com/office/drawing/2015/10/21/chartex" xmlns:cx3="http://schemas.microsoft.com/office/drawing/2016/5/9/chartex" xmlns:cx4="http://schemas.microsoft.com/office/drawing/2016/5/10/chartex" xmlns:cx5="http://schemas.microsoft.com/office/drawing/2016/5/11/chartex" xmlns:cx6="http://schemas.microsoft.com/office/drawing/2016/5/12/chartex" xmlns:cx7="http://schemas.microsoft.com/office/drawing/2016/5/13/chartex" xmlns:cx8="http://schemas.microsoft.com/office/drawing/2016/5/14/chartex" xmlns:mc="http://schemas.openxmlformats.org/markup-compatibility/2006" xmlns:aink="http://schemas.microsoft.com/office/drawing/2016/ink" xmlns:am3d="http://schemas.microsoft.com/office/drawing/2017/model3d" xmlns:o="urn:schemas-microsoft-com:office:office" xmlns:oel="http://schemas.microsoft.com/office/2019/extlst" xmlns:r="http://schemas.openxmlformats.org/officeDocument/2006/relationships" xmlns:m="http://schemas.openxmlformats.org/officeDocument/2006/math" xmlns:v="urn:schemas-microsoft-com:vml" xmlns:wp14="http://schemas.microsoft.com/office/word/2010/wordprocessingDrawing" xmlns:wp="http://schemas.openxmlformats.org/drawingml/2006/wordprocessingDrawing" xmlns:w10="urn:schemas-microsoft-com:office:word" xmlns:w="http://schemas.openxmlformats.org/wordprocessingml/2006/main" xmlns:w14="http://schemas.microsoft.com/office/word/2010/wordml" xmlns:w15="http://schemas.microsoft.com/office/word/2012/wordml" xmlns:w16cex="http://schemas.microsoft.com/office/word/2018/wordml/cex" xmlns:w16cid="http://schemas.microsoft.com/office/word/2016/wordml/cid" xmlns:w16="http://schemas.microsoft.com/office/word/2018/wordml" xmlns:w16du="http://schemas.microsoft.com/office/word/2023/wordml/word16du" xmlns:w16sdtdh="http://schemas.microsoft.com/office/word/2020/wordml/sdtdatahash" xmlns:w16sdtfl="http://schemas.microsoft.com/office/word/2024/wordml/sdtformatlock" xmlns:w16se="http://schemas.microsoft.com/office/word/2015/wordml/symex" xmlns:wpg="http://schemas.microsoft.com/office/word/2010/wordprocessingGroup" xmlns:wpi="http://schemas.microsoft.com/office/word/2010/wordprocessingInk" xmlns:wne="http://schemas.microsoft.com/office/word/2006/wordml" xmlns:wps="http://schemas.microsoft.com/office/word/2010/wordprocessingShape" mc:Ignorable="w14 w15 w16se w16cid w16 w16cex w16sdtdh w16sdtfl w16du wp14">
+<w:document xmlns:a="http://schemas.openxmlformats.org/drawingml/2006/main" xmlns:pic="http://schemas.openxmlformats.org/drawingml/2006/picture" xmlns:a14="http://schemas.microsoft.com/office/drawing/2010/main" xmlns:wpc="http://schemas.microsoft.com/office/word/2010/wordprocessingCanvas" xmlns:cx="http://schemas.microsoft.com/office/drawing/2014/chartex" xmlns:cx1="http://schemas.microsoft.com/office/drawing/2015/9/8/chartex" xmlns:cx2="http://schemas.microsoft.com/office/drawing/2015/10/21/chartex" xmlns:cx3="http://schemas.microsoft.com/office/drawing/2016/5/9/chartex" xmlns:cx4="http://schemas.microsoft.com/office/drawing/2016/5/10/chartex" xmlns:cx5="http://schemas.microsoft.com/office/drawing/2016/5/11/chartex" xmlns:cx6="http://schemas.microsoft.com/office/drawing/2016/5/12/chartex" xmlns:cx7="http://schemas.microsoft.com/office/drawing/2016/5/13/chartex" xmlns:cx8="http://schemas.microsoft.com/office/drawing/2016/5/14/chartex" xmlns:mc="http://schemas.openxmlformats.org/markup-compatibility/2006" xmlns:aink="http://schemas.microsoft.com/office/drawing/2016/ink" xmlns:am3d="http://schemas.microsoft.com/office/drawing/2017/model3d" xmlns:o="urn:schemas-microsoft-com:office:office" xmlns:oel="http://schemas.microsoft.com/office/2019/extlst" xmlns:r="http://schemas.openxmlformats.org/officeDocument/2006/relationships" xmlns:m="http://schemas.openxmlformats.org/officeDocument/2006/math" xmlns:v="urn:schemas-microsoft-com:vml" xmlns:wp14="http://schemas.microsoft.com/office/word/2010/wordprocessingDrawing" xmlns:wp="http://schemas.openxmlformats.org/drawingml/2006/wordprocessingDrawing" xmlns:w10="urn:schemas-microsoft-com:office:word" xmlns:w="http://schemas.openxmlformats.org/wordprocessingml/2006/main" xmlns:w14="http://schemas.microsoft.com/office/word/2010/wordml" xmlns:w15="http://schemas.microsoft.com/office/word/2012/wordml" xmlns:w16cex="http://schemas.microsoft.com/office/word/2018/wordml/cex" xmlns:w16cid="http://schemas.microsoft.com/office/word/2016/wordml/cid" xmlns:w16="http://schemas.microsoft.com/office/word/2018/wordml" xmlns:w16du="http://schemas.microsoft.com/office/word/2023/wordml/word16du" xmlns:w16sdtdh="http://schemas.microsoft.com/office/word/2020/wordml/sdtdatahash" xmlns:w16sdtfl="http://schemas.microsoft.com/office/word/2024/wordml/sdtformatlock" xmlns:w16se="http://schemas.microsoft.com/office/word/2015/wordml/symex" xmlns:wpg="http://schemas.microsoft.com/office/word/2010/wordprocessingGroup" xmlns:wpi="http://schemas.microsoft.com/office/word/2010/wordprocessingInk" xmlns:wne="http://schemas.microsoft.com/office/word/2006/wordml" xmlns:wps="http://schemas.microsoft.com/office/word/2010/wordprocessingShape" mc:Ignorable="w14 w15 w16se w16cid w16 w16cex w16sdtdh w16sdtfl w16du wp14">
   <w:body>
     <w:tbl>
       <w:tblPr>
@@ -29,7 +29,7 @@
             <w:alias w:val="CustomerAddress1"/>
             <w:tag w:val="#BC:InsertDataItem,DataItems/Header/CustomerAddress1"/>
             <w:id w:val="-1957244649"/>
-            <w:dataBinding w:prefixMappings="&lt;xmlns:ns0='urn:microsoft-dynamics-nav/reports/Standard_Sales_Invoice/1306/' " w:xpath="/ns0:NavWordReportXmlPart[1]/ns0:Header[1]/ns0:CustomerAddress1[1]" w:storeItemID="{E45459F7-950D-4CE4-887D-D90D8DAC72D1}"/>
+            <w:dataBinding w:prefixMappings="xmlns:ns0='urn:microsoft-dynamics-nav/reports/Standard_Sales_Invoice/1306/'" w:xpath="/ns0:NavWordReportXmlPart[1]/ns0:Header[1]/ns0:CustomerAddress1[1]" w:storeItemID="{E45459F7-950D-4CE4-887D-D90D8DAC72D1}"/>
             <w15:color w:val="808080"/>
             <w:text/>
           </w:sdtPr>
@@ -85,7 +85,7 @@
             <w:alias w:val="CompanyAddress1"/>
             <w:tag w:val="#BC:InsertDataItem,DataItems/Header/CompanyAddress1"/>
             <w:id w:val="-824585528"/>
-            <w:dataBinding w:prefixMappings="&lt;xmlns:ns0='urn:microsoft-dynamics-nav/reports/Standard_Sales_Invoice/1306/' " w:xpath="/ns0:NavWordReportXmlPart[1]/ns0:Header[1]/ns0:CompanyAddress1[1]" w:storeItemID="{E45459F7-950D-4CE4-887D-D90D8DAC72D1}"/>
+            <w:dataBinding w:prefixMappings="xmlns:ns0='urn:microsoft-dynamics-nav/reports/Standard_Sales_Invoice/1306/'" w:xpath="/ns0:NavWordReportXmlPart[1]/ns0:Header[1]/ns0:CompanyAddress1[1]" w:storeItemID="{E45459F7-950D-4CE4-887D-D90D8DAC72D1}"/>
             <w15:color w:val="808080"/>
             <w:text/>
           </w:sdtPr>
@@ -131,7 +131,7 @@
             <w:alias w:val="CustomerAddress2"/>
             <w:tag w:val="#BC:InsertDataItem,DataItems/Header/CustomerAddress2"/>
             <w:id w:val="-126319625"/>
-            <w:dataBinding w:prefixMappings="&lt;xmlns:ns0='urn:microsoft-dynamics-nav/reports/Standard_Sales_Invoice/1306/' " w:xpath="/ns0:NavWordReportXmlPart[1]/ns0:Header[1]/ns0:CustomerAddress2[1]" w:storeItemID="{E45459F7-950D-4CE4-887D-D90D8DAC72D1}"/>
+            <w:dataBinding w:prefixMappings="xmlns:ns0='urn:microsoft-dynamics-nav/reports/Standard_Sales_Invoice/1306/'" w:xpath="/ns0:NavWordReportXmlPart[1]/ns0:Header[1]/ns0:CustomerAddress2[1]" w:storeItemID="{E45459F7-950D-4CE4-887D-D90D8DAC72D1}"/>
             <w15:color w:val="808080"/>
             <w:text/>
           </w:sdtPr>
@@ -179,7 +179,7 @@
             <w:alias w:val="CompanyAddress2"/>
             <w:tag w:val="#BC:InsertDataItem,DataItems/Header/CompanyAddress2"/>
             <w:id w:val="-1956237181"/>
-            <w:dataBinding w:prefixMappings="&lt;xmlns:ns0='urn:microsoft-dynamics-nav/reports/Standard_Sales_Invoice/1306/' " w:xpath="/ns0:NavWordReportXmlPart[1]/ns0:Header[1]/ns0:CompanyAddress2[1]" w:storeItemID="{E45459F7-950D-4CE4-887D-D90D8DAC72D1}"/>
+            <w:dataBinding w:prefixMappings="xmlns:ns0='urn:microsoft-dynamics-nav/reports/Standard_Sales_Invoice/1306/'" w:xpath="/ns0:NavWordReportXmlPart[1]/ns0:Header[1]/ns0:CompanyAddress2[1]" w:storeItemID="{E45459F7-950D-4CE4-887D-D90D8DAC72D1}"/>
             <w15:color w:val="808080"/>
             <w:text/>
           </w:sdtPr>
@@ -220,7 +220,7 @@
             <w:alias w:val="CustomerAddress3"/>
             <w:tag w:val="#BC:InsertDataItem,DataItems/Header/CustomerAddress3"/>
             <w:id w:val="-1306083513"/>
-            <w:dataBinding w:prefixMappings="&lt;xmlns:ns0='urn:microsoft-dynamics-nav/reports/Standard_Sales_Invoice/1306/' " w:xpath="/ns0:NavWordReportXmlPart[1]/ns0:Header[1]/ns0:CustomerAddress3[1]" w:storeItemID="{E45459F7-950D-4CE4-887D-D90D8DAC72D1}"/>
+            <w:dataBinding w:prefixMappings="xmlns:ns0='urn:microsoft-dynamics-nav/reports/Standard_Sales_Invoice/1306/'" w:xpath="/ns0:NavWordReportXmlPart[1]/ns0:Header[1]/ns0:CustomerAddress3[1]" w:storeItemID="{E45459F7-950D-4CE4-887D-D90D8DAC72D1}"/>
             <w15:color w:val="808080"/>
             <w:text/>
           </w:sdtPr>
@@ -268,7 +268,7 @@
             <w:alias w:val="CompanyAddress3"/>
             <w:tag w:val="#BC:InsertDataItem,DataItems/Header/CompanyAddress3"/>
             <w:id w:val="-1596861910"/>
-            <w:dataBinding w:prefixMappings="&lt;xmlns:ns0='urn:microsoft-dynamics-nav/reports/Standard_Sales_Invoice/1306/' " w:xpath="/ns0:NavWordReportXmlPart[1]/ns0:Header[1]/ns0:CompanyAddress3[1]" w:storeItemID="{E45459F7-950D-4CE4-887D-D90D8DAC72D1}"/>
+            <w:dataBinding w:prefixMappings="xmlns:ns0='urn:microsoft-dynamics-nav/reports/Standard_Sales_Invoice/1306/'" w:xpath="/ns0:NavWordReportXmlPart[1]/ns0:Header[1]/ns0:CompanyAddress3[1]" w:storeItemID="{E45459F7-950D-4CE4-887D-D90D8DAC72D1}"/>
             <w15:color w:val="808080"/>
             <w:text/>
           </w:sdtPr>
@@ -309,7 +309,7 @@
             <w:alias w:val="CustomerAddress4"/>
             <w:tag w:val="#BC:InsertDataItem,DataItems/Header/CustomerAddress4"/>
             <w:id w:val="-620073109"/>
-            <w:dataBinding w:prefixMappings="&lt;xmlns:ns0='urn:microsoft-dynamics-nav/reports/Standard_Sales_Invoice/1306/' " w:xpath="/ns0:NavWordReportXmlPart[1]/ns0:Header[1]/ns0:CustomerAddress4[1]" w:storeItemID="{E45459F7-950D-4CE4-887D-D90D8DAC72D1}"/>
+            <w:dataBinding w:prefixMappings="xmlns:ns0='urn:microsoft-dynamics-nav/reports/Standard_Sales_Invoice/1306/'" w:xpath="/ns0:NavWordReportXmlPart[1]/ns0:Header[1]/ns0:CustomerAddress4[1]" w:storeItemID="{E45459F7-950D-4CE4-887D-D90D8DAC72D1}"/>
             <w15:color w:val="808080"/>
             <w:text/>
           </w:sdtPr>
@@ -357,7 +357,7 @@
             <w:alias w:val="CompanyAddress4"/>
             <w:tag w:val="#BC:InsertDataItem,DataItems/Header/CompanyAddress4"/>
             <w:id w:val="1616872066"/>
-            <w:dataBinding w:prefixMappings="&lt;xmlns:ns0='urn:microsoft-dynamics-nav/reports/Standard_Sales_Invoice/1306/' " w:xpath="/ns0:NavWordReportXmlPart[1]/ns0:Header[1]/ns0:CompanyAddress4[1]" w:storeItemID="{E45459F7-950D-4CE4-887D-D90D8DAC72D1}"/>
+            <w:dataBinding w:prefixMappings="xmlns:ns0='urn:microsoft-dynamics-nav/reports/Standard_Sales_Invoice/1306/'" w:xpath="/ns0:NavWordReportXmlPart[1]/ns0:Header[1]/ns0:CompanyAddress4[1]" w:storeItemID="{E45459F7-950D-4CE4-887D-D90D8DAC72D1}"/>
             <w15:color w:val="808080"/>
             <w:text/>
           </w:sdtPr>
@@ -398,7 +398,7 @@
             <w:alias w:val="CustomerAddress5"/>
             <w:tag w:val="#BC:InsertDataItem,DataItems/Header/CustomerAddress5"/>
             <w:id w:val="-356592489"/>
-            <w:dataBinding w:prefixMappings="&lt;xmlns:ns0='urn:microsoft-dynamics-nav/reports/Standard_Sales_Invoice/1306/' " w:xpath="/ns0:NavWordReportXmlPart[1]/ns0:Header[1]/ns0:CustomerAddress5[1]" w:storeItemID="{E45459F7-950D-4CE4-887D-D90D8DAC72D1}"/>
+            <w:dataBinding w:prefixMappings="xmlns:ns0='urn:microsoft-dynamics-nav/reports/Standard_Sales_Invoice/1306/'" w:xpath="/ns0:NavWordReportXmlPart[1]/ns0:Header[1]/ns0:CustomerAddress5[1]" w:storeItemID="{E45459F7-950D-4CE4-887D-D90D8DAC72D1}"/>
             <w15:color w:val="808080"/>
             <w:text/>
           </w:sdtPr>
@@ -446,7 +446,7 @@
             <w:alias w:val="CompanyAddress5"/>
             <w:tag w:val="#BC:InsertDataItem,DataItems/Header/CompanyAddress5"/>
             <w:id w:val="-625539781"/>
-            <w:dataBinding w:prefixMappings="&lt;xmlns:ns0='urn:microsoft-dynamics-nav/reports/Standard_Sales_Invoice/1306/' " w:xpath="/ns0:NavWordReportXmlPart[1]/ns0:Header[1]/ns0:CompanyAddress5[1]" w:storeItemID="{E45459F7-950D-4CE4-887D-D90D8DAC72D1}"/>
+            <w:dataBinding w:prefixMappings="xmlns:ns0='urn:microsoft-dynamics-nav/reports/Standard_Sales_Invoice/1306/'" w:xpath="/ns0:NavWordReportXmlPart[1]/ns0:Header[1]/ns0:CompanyAddress5[1]" w:storeItemID="{E45459F7-950D-4CE4-887D-D90D8DAC72D1}"/>
             <w15:color w:val="808080"/>
             <w:text/>
           </w:sdtPr>
@@ -499,7 +499,7 @@
                 <w:alias w:val="CustomerAddress6"/>
                 <w:tag w:val="#BC:InsertDataItem,DataItems/Header/CustomerAddress6"/>
                 <w:id w:val="-2000036813"/>
-                <w:dataBinding w:prefixMappings="&lt;xmlns:ns0='urn:microsoft-dynamics-nav/reports/Standard_Sales_Invoice/1306/' " w:xpath="/ns0:NavWordReportXmlPart[1]/ns0:Header[1]/ns0:CustomerAddress6[1]" w:storeItemID="{E45459F7-950D-4CE4-887D-D90D8DAC72D1}"/>
+                <w:dataBinding w:prefixMappings="xmlns:ns0='urn:microsoft-dynamics-nav/reports/Standard_Sales_Invoice/1306/'" w:xpath="/ns0:NavWordReportXmlPart[1]/ns0:Header[1]/ns0:CustomerAddress6[1]" w:storeItemID="{E45459F7-950D-4CE4-887D-D90D8DAC72D1}"/>
                 <w15:color w:val="808080"/>
                 <w:text/>
               </w:sdtPr>
@@ -535,7 +535,7 @@
             <w:alias w:val="CompanyAddress6"/>
             <w:tag w:val="#BC:InsertDataItem,DataItems/Header/CompanyAddress6"/>
             <w:id w:val="-950550724"/>
-            <w:dataBinding w:prefixMappings="&lt;xmlns:ns0='urn:microsoft-dynamics-nav/reports/Standard_Sales_Invoice/1306/' " w:xpath="/ns0:NavWordReportXmlPart[1]/ns0:Header[1]/ns0:CompanyAddress6[1]" w:storeItemID="{E45459F7-950D-4CE4-887D-D90D8DAC72D1}"/>
+            <w:dataBinding w:prefixMappings="xmlns:ns0='urn:microsoft-dynamics-nav/reports/Standard_Sales_Invoice/1306/'" w:xpath="/ns0:NavWordReportXmlPart[1]/ns0:Header[1]/ns0:CompanyAddress6[1]" w:storeItemID="{E45459F7-950D-4CE4-887D-D90D8DAC72D1}"/>
             <w15:color w:val="808080"/>
             <w:text/>
           </w:sdtPr>
@@ -576,7 +576,7 @@
             <w:alias w:val="CustomerAddress7"/>
             <w:tag w:val="#BC:InsertDataItem,DataItems/Header/CustomerAddress7"/>
             <w:id w:val="-1456395504"/>
-            <w:dataBinding w:prefixMappings="&lt;xmlns:ns0='urn:microsoft-dynamics-nav/reports/Standard_Sales_Invoice/1306/' " w:xpath="/ns0:NavWordReportXmlPart[1]/ns0:Header[1]/ns0:CustomerAddress7[1]" w:storeItemID="{E45459F7-950D-4CE4-887D-D90D8DAC72D1}"/>
+            <w:dataBinding w:prefixMappings="xmlns:ns0='urn:microsoft-dynamics-nav/reports/Standard_Sales_Invoice/1306/'" w:xpath="/ns0:NavWordReportXmlPart[1]/ns0:Header[1]/ns0:CustomerAddress7[1]" w:storeItemID="{E45459F7-950D-4CE4-887D-D90D8DAC72D1}"/>
             <w15:color w:val="808080"/>
             <w:text/>
           </w:sdtPr>
@@ -623,7 +623,7 @@
             <w:alias w:val="CompanyLegalOffice_Lbl"/>
             <w:tag w:val="#BC:InsertDataItem,DataItems/Header/CompanyLegalOffice_Lbl"/>
             <w:id w:val="-1388795315"/>
-            <w:dataBinding w:prefixMappings="&lt;xmlns:ns0='urn:microsoft-dynamics-nav/reports/Standard_Sales_Invoice/1306/' " w:xpath="/ns0:NavWordReportXmlPart[1]/ns0:Header[1]/ns0:CompanyLegalOffice_Lbl[1]" w:storeItemID="{E45459F7-950D-4CE4-887D-D90D8DAC72D1}"/>
+            <w:dataBinding w:prefixMappings="xmlns:ns0='urn:microsoft-dynamics-nav/reports/Standard_Sales_Invoice/1306/'" w:xpath="/ns0:NavWordReportXmlPart[1]/ns0:Header[1]/ns0:CompanyLegalOffice_Lbl[1]" w:storeItemID="{E45459F7-950D-4CE4-887D-D90D8DAC72D1}"/>
             <w15:color w:val="808080"/>
             <w:text/>
           </w:sdtPr>
@@ -666,7 +666,7 @@
             <w:alias w:val="CustomerAddress8"/>
             <w:tag w:val="#BC:InsertDataItem,DataItems/Header/CustomerAddress8"/>
             <w:id w:val="-718439385"/>
-            <w:dataBinding w:prefixMappings="&lt;xmlns:ns0='urn:microsoft-dynamics-nav/reports/Standard_Sales_Invoice/1306/' " w:xpath="/ns0:NavWordReportXmlPart[1]/ns0:Header[1]/ns0:CustomerAddress8[1]" w:storeItemID="{E45459F7-950D-4CE4-887D-D90D8DAC72D1}"/>
+            <w:dataBinding w:prefixMappings="xmlns:ns0='urn:microsoft-dynamics-nav/reports/Standard_Sales_Invoice/1306/'" w:xpath="/ns0:NavWordReportXmlPart[1]/ns0:Header[1]/ns0:CustomerAddress8[1]" w:storeItemID="{E45459F7-950D-4CE4-887D-D90D8DAC72D1}"/>
             <w15:color w:val="808080"/>
             <w:text/>
           </w:sdtPr>
@@ -713,7 +713,7 @@
             <w:alias w:val="CompanyLegalOffice"/>
             <w:tag w:val="#BC:InsertDataItem,DataItems/Header/CompanyLegalOffice"/>
             <w:id w:val="-468984459"/>
-            <w:dataBinding w:prefixMappings="&lt;xmlns:ns0='urn:microsoft-dynamics-nav/reports/Standard_Sales_Invoice/1306/' " w:xpath="/ns0:NavWordReportXmlPart[1]/ns0:Header[1]/ns0:CompanyLegalOffice[1]" w:storeItemID="{E45459F7-950D-4CE4-887D-D90D8DAC72D1}"/>
+            <w:dataBinding w:prefixMappings="xmlns:ns0='urn:microsoft-dynamics-nav/reports/Standard_Sales_Invoice/1306/'" w:xpath="/ns0:NavWordReportXmlPart[1]/ns0:Header[1]/ns0:CompanyLegalOffice[1]" w:storeItemID="{E45459F7-950D-4CE4-887D-D90D8DAC72D1}"/>
             <w15:color w:val="808080"/>
             <w:text/>
           </w:sdtPr>
@@ -754,12 +754,12 @@
         <w:tblStyle w:val="TableGrid"/>
         <w:tblW w:w="10494" w:type="dxa"/>
         <w:tblBorders>
-          <w:top w:val="none" w:sz="0" w:space="0" w:color="auto"/>
-          <w:left w:val="none" w:sz="0" w:space="0" w:color="auto"/>
-          <w:bottom w:val="none" w:sz="0" w:space="0" w:color="auto"/>
-          <w:right w:val="none" w:sz="0" w:space="0" w:color="auto"/>
-          <w:insideH w:val="none" w:sz="0" w:space="0" w:color="auto"/>
-          <w:insideV w:val="none" w:sz="0" w:space="0" w:color="auto"/>
+          <w:top w:val="none" w:color="auto" w:sz="0" w:space="0"/>
+          <w:left w:val="none" w:color="auto" w:sz="0" w:space="0"/>
+          <w:bottom w:val="none" w:color="auto" w:sz="0" w:space="0"/>
+          <w:right w:val="none" w:color="auto" w:sz="0" w:space="0"/>
+          <w:insideH w:val="none" w:color="auto" w:sz="0" w:space="0"/>
+          <w:insideV w:val="none" w:color="auto" w:sz="0" w:space="0"/>
         </w:tblBorders>
         <w:tblCellMar>
           <w:left w:w="0" w:type="dxa"/>
@@ -785,7 +785,7 @@
             <w:placeholder>
               <w:docPart w:val="4C12DFBE53CC48238B972303E8781C6F"/>
             </w:placeholder>
-            <w:dataBinding w:prefixMappings="&lt;xmlns:ns0='urn:microsoft-dynamics-nav/reports/Standard_Sales_Invoice/1306/' " w:xpath="/ns0:NavWordReportXmlPart[1]/ns0:Header[1]/ns0:DocumentNo_Lbl[1]" w:storeItemID="{E45459F7-950D-4CE4-887D-D90D8DAC72D1}"/>
+            <w:dataBinding w:prefixMappings="xmlns:ns0='urn:microsoft-dynamics-nav/reports/Standard_Sales_Invoice/1306/'" w:xpath="/ns0:NavWordReportXmlPart[1]/ns0:Header[1]/ns0:DocumentNo_Lbl[1]" w:storeItemID="{E45459F7-950D-4CE4-887D-D90D8DAC72D1}"/>
             <w15:color w:val="808080"/>
             <w:text/>
           </w:sdtPr>
@@ -810,7 +810,7 @@
             <w:alias w:val="YourReference_Lbl"/>
             <w:tag w:val="#BC:InsertDataItem,DataItems/Header/YourReference_Lbl"/>
             <w:id w:val="160055530"/>
-            <w:dataBinding w:prefixMappings="&lt;xmlns:ns0='urn:microsoft-dynamics-nav/reports/Standard_Sales_Invoice/1306/' " w:xpath="/ns0:NavWordReportXmlPart[1]/ns0:Header[1]/ns0:YourReference_Lbl[1]" w:storeItemID="{E45459F7-950D-4CE4-887D-D90D8DAC72D1}"/>
+            <w:dataBinding w:prefixMappings="xmlns:ns0='urn:microsoft-dynamics-nav/reports/Standard_Sales_Invoice/1306/'" w:xpath="/ns0:NavWordReportXmlPart[1]/ns0:Header[1]/ns0:YourReference_Lbl[1]" w:storeItemID="{E45459F7-950D-4CE4-887D-D90D8DAC72D1}"/>
             <w15:color w:val="808080"/>
             <w:text/>
           </w:sdtPr>
@@ -835,7 +835,7 @@
             <w:alias w:val="SalesPersonBlank_Lbl"/>
             <w:tag w:val="#BC:InsertDataItem,DataItems/Header/SalesPersonBlank_Lbl"/>
             <w:id w:val="565076206"/>
-            <w:dataBinding w:prefixMappings="&lt;xmlns:ns0='urn:microsoft-dynamics-nav/reports/Standard_Sales_Invoice/1306/' " w:xpath="/ns0:NavWordReportXmlPart[1]/ns0:Header[1]/ns0:SalesPersonBlank_Lbl[1]" w:storeItemID="{E45459F7-950D-4CE4-887D-D90D8DAC72D1}"/>
+            <w:dataBinding w:prefixMappings="xmlns:ns0='urn:microsoft-dynamics-nav/reports/Standard_Sales_Invoice/1306/'" w:xpath="/ns0:NavWordReportXmlPart[1]/ns0:Header[1]/ns0:SalesPersonBlank_Lbl[1]" w:storeItemID="{E45459F7-950D-4CE4-887D-D90D8DAC72D1}"/>
             <w15:color w:val="808080"/>
             <w:text/>
           </w:sdtPr>
@@ -860,7 +860,7 @@
             <w:alias w:val="DueDate_Lbl"/>
             <w:tag w:val="#BC:InsertDataItem,DataItems/Header/DueDate_Lbl"/>
             <w:id w:val="755092455"/>
-            <w:dataBinding w:prefixMappings="&lt;xmlns:ns0='urn:microsoft-dynamics-nav/reports/Standard_Sales_Invoice/1306/' " w:xpath="/ns0:NavWordReportXmlPart[1]/ns0:Header[1]/ns0:DueDate_Lbl[1]" w:storeItemID="{E45459F7-950D-4CE4-887D-D90D8DAC72D1}"/>
+            <w:dataBinding w:prefixMappings="xmlns:ns0='urn:microsoft-dynamics-nav/reports/Standard_Sales_Invoice/1306/'" w:xpath="/ns0:NavWordReportXmlPart[1]/ns0:Header[1]/ns0:DueDate_Lbl[1]" w:storeItemID="{E45459F7-950D-4CE4-887D-D90D8DAC72D1}"/>
             <w15:color w:val="808080"/>
             <w:text/>
           </w:sdtPr>
@@ -893,7 +893,7 @@
             <w:placeholder>
               <w:docPart w:val="5EA355893B1F4873B4A2EC7AEF7387C1"/>
             </w:placeholder>
-            <w:dataBinding w:prefixMappings="&lt;xmlns:ns0='urn:microsoft-dynamics-nav/reports/Standard_Sales_Invoice/1306/' " w:xpath="/ns0:NavWordReportXmlPart[1]/ns0:Header[1]/ns0:DocumentNo[1]" w:storeItemID="{E45459F7-950D-4CE4-887D-D90D8DAC72D1}"/>
+            <w:dataBinding w:prefixMappings="xmlns:ns0='urn:microsoft-dynamics-nav/reports/Standard_Sales_Invoice/1306/'" w:xpath="/ns0:NavWordReportXmlPart[1]/ns0:Header[1]/ns0:DocumentNo[1]" w:storeItemID="{E45459F7-950D-4CE4-887D-D90D8DAC72D1}"/>
             <w15:color w:val="808080"/>
             <w:text/>
           </w:sdtPr>
@@ -918,7 +918,7 @@
             <w:alias w:val="YourReference"/>
             <w:tag w:val="#BC:InsertDataItem,DataItems/Header/YourReference"/>
             <w:id w:val="510343951"/>
-            <w:dataBinding w:prefixMappings="&lt;xmlns:ns0='urn:microsoft-dynamics-nav/reports/Standard_Sales_Invoice/1306/' " w:xpath="/ns0:NavWordReportXmlPart[1]/ns0:Header[1]/ns0:YourReference[1]" w:storeItemID="{E45459F7-950D-4CE4-887D-D90D8DAC72D1}"/>
+            <w:dataBinding w:prefixMappings="xmlns:ns0='urn:microsoft-dynamics-nav/reports/Standard_Sales_Invoice/1306/'" w:xpath="/ns0:NavWordReportXmlPart[1]/ns0:Header[1]/ns0:YourReference[1]" w:storeItemID="{E45459F7-950D-4CE4-887D-D90D8DAC72D1}"/>
             <w15:color w:val="808080"/>
             <w:text/>
           </w:sdtPr>
@@ -943,7 +943,7 @@
             <w:alias w:val="SalesPersonName"/>
             <w:tag w:val="#BC:InsertDataItem,DataItems/Header/SalesPersonName"/>
             <w:id w:val="598228091"/>
-            <w:dataBinding w:prefixMappings="&lt;xmlns:ns0='urn:microsoft-dynamics-nav/reports/Standard_Sales_Invoice/1306/' " w:xpath="/ns0:NavWordReportXmlPart[1]/ns0:Header[1]/ns0:SalesPersonName[1]" w:storeItemID="{E45459F7-950D-4CE4-887D-D90D8DAC72D1}"/>
+            <w:dataBinding w:prefixMappings="xmlns:ns0='urn:microsoft-dynamics-nav/reports/Standard_Sales_Invoice/1306/'" w:xpath="/ns0:NavWordReportXmlPart[1]/ns0:Header[1]/ns0:SalesPersonName[1]" w:storeItemID="{E45459F7-950D-4CE4-887D-D90D8DAC72D1}"/>
             <w15:color w:val="808080"/>
             <w:text/>
           </w:sdtPr>
@@ -968,7 +968,7 @@
             <w:alias w:val="DueDate"/>
             <w:tag w:val="#BC:InsertDataItem,DataItems/Header/DueDate"/>
             <w:id w:val="1511642603"/>
-            <w:dataBinding w:prefixMappings="&lt;xmlns:ns0='urn:microsoft-dynamics-nav/reports/Standard_Sales_Invoice/1306/' " w:xpath="/ns0:NavWordReportXmlPart[1]/ns0:Header[1]/ns0:DueDate[1]" w:storeItemID="{E45459F7-950D-4CE4-887D-D90D8DAC72D1}"/>
+            <w:dataBinding w:prefixMappings="xmlns:ns0='urn:microsoft-dynamics-nav/reports/Standard_Sales_Invoice/1306/'" w:xpath="/ns0:NavWordReportXmlPart[1]/ns0:Header[1]/ns0:DueDate[1]" w:storeItemID="{E45459F7-950D-4CE4-887D-D90D8DAC72D1}"/>
             <w15:color w:val="808080"/>
             <w:text/>
           </w:sdtPr>
@@ -1043,7 +1043,7 @@
             <w:alias w:val="PaymentTermsDescription_Lbl"/>
             <w:tag w:val="#BC:InsertDataItem,DataItems/Header/PaymentTermsDescription_Lbl"/>
             <w:id w:val="-165563059"/>
-            <w:dataBinding w:prefixMappings="&lt;xmlns:ns0='urn:microsoft-dynamics-nav/reports/Standard_Sales_Invoice/1306/' " w:xpath="/ns0:NavWordReportXmlPart[1]/ns0:Header[1]/ns0:PaymentTermsDescription_Lbl[1]" w:storeItemID="{E45459F7-950D-4CE4-887D-D90D8DAC72D1}"/>
+            <w:dataBinding w:prefixMappings="xmlns:ns0='urn:microsoft-dynamics-nav/reports/Standard_Sales_Invoice/1306/'" w:xpath="/ns0:NavWordReportXmlPart[1]/ns0:Header[1]/ns0:PaymentTermsDescription_Lbl[1]" w:storeItemID="{E45459F7-950D-4CE4-887D-D90D8DAC72D1}"/>
             <w15:color w:val="808080"/>
             <w:text/>
           </w:sdtPr>
@@ -1068,7 +1068,7 @@
             <w:alias w:val="OrderNo_Lbl"/>
             <w:tag w:val="#BC:InsertDataItem,DataItems/Header/OrderNo_Lbl"/>
             <w:id w:val="-162091156"/>
-            <w:dataBinding w:prefixMappings="&lt;xmlns:ns0='urn:microsoft-dynamics-nav/reports/Standard_Sales_Invoice/1306/' " w:xpath="/ns0:NavWordReportXmlPart[1]/ns0:Header[1]/ns0:OrderNo_Lbl[1]" w:storeItemID="{E45459F7-950D-4CE4-887D-D90D8DAC72D1}"/>
+            <w:dataBinding w:prefixMappings="xmlns:ns0='urn:microsoft-dynamics-nav/reports/Standard_Sales_Invoice/1306/'" w:xpath="/ns0:NavWordReportXmlPart[1]/ns0:Header[1]/ns0:OrderNo_Lbl[1]" w:storeItemID="{E45459F7-950D-4CE4-887D-D90D8DAC72D1}"/>
             <w15:color w:val="808080"/>
             <w:text/>
           </w:sdtPr>
@@ -1093,7 +1093,7 @@
             <w:alias w:val="ShipmentMethodDescription_Lbl"/>
             <w:tag w:val="#BC:InsertDataItem,DataItems/Header/ShipmentMethodDescription_Lbl"/>
             <w:id w:val="-2046368493"/>
-            <w:dataBinding w:prefixMappings="&lt;xmlns:ns0='urn:microsoft-dynamics-nav/reports/Standard_Sales_Invoice/1306/' " w:xpath="/ns0:NavWordReportXmlPart[1]/ns0:Header[1]/ns0:ShipmentMethodDescription_Lbl[1]" w:storeItemID="{E45459F7-950D-4CE4-887D-D90D8DAC72D1}"/>
+            <w:dataBinding w:prefixMappings="xmlns:ns0='urn:microsoft-dynamics-nav/reports/Standard_Sales_Invoice/1306/'" w:xpath="/ns0:NavWordReportXmlPart[1]/ns0:Header[1]/ns0:ShipmentMethodDescription_Lbl[1]" w:storeItemID="{E45459F7-950D-4CE4-887D-D90D8DAC72D1}"/>
             <w15:color w:val="808080"/>
             <w:text/>
           </w:sdtPr>
@@ -1118,7 +1118,7 @@
             <w:alias w:val="PaymentMethodDescription_Lbl"/>
             <w:tag w:val="#BC:InsertDataItem,DataItems/Header/PaymentMethodDescription_Lbl"/>
             <w:id w:val="911744564"/>
-            <w:dataBinding w:prefixMappings="&lt;xmlns:ns0='urn:microsoft-dynamics-nav/reports/Standard_Sales_Invoice/1306/' " w:xpath="/ns0:NavWordReportXmlPart[1]/ns0:Header[1]/ns0:PaymentMethodDescription_Lbl[1]" w:storeItemID="{E45459F7-950D-4CE4-887D-D90D8DAC72D1}"/>
+            <w:dataBinding w:prefixMappings="xmlns:ns0='urn:microsoft-dynamics-nav/reports/Standard_Sales_Invoice/1306/'" w:xpath="/ns0:NavWordReportXmlPart[1]/ns0:Header[1]/ns0:PaymentMethodDescription_Lbl[1]" w:storeItemID="{E45459F7-950D-4CE4-887D-D90D8DAC72D1}"/>
             <w15:color w:val="808080"/>
             <w:text/>
           </w:sdtPr>
@@ -1148,7 +1148,7 @@
             <w:alias w:val="PaymentTermsDescription"/>
             <w:tag w:val="#BC:InsertDataItem,DataItems/Header/PaymentTermsDescription"/>
             <w:id w:val="-1513372881"/>
-            <w:dataBinding w:prefixMappings="&lt;xmlns:ns0='urn:microsoft-dynamics-nav/reports/Standard_Sales_Invoice/1306/' " w:xpath="/ns0:NavWordReportXmlPart[1]/ns0:Header[1]/ns0:PaymentTermsDescription[1]" w:storeItemID="{E45459F7-950D-4CE4-887D-D90D8DAC72D1}"/>
+            <w:dataBinding w:prefixMappings="xmlns:ns0='urn:microsoft-dynamics-nav/reports/Standard_Sales_Invoice/1306/'" w:xpath="/ns0:NavWordReportXmlPart[1]/ns0:Header[1]/ns0:PaymentTermsDescription[1]" w:storeItemID="{E45459F7-950D-4CE4-887D-D90D8DAC72D1}"/>
             <w15:color w:val="808080"/>
             <w:text/>
           </w:sdtPr>
@@ -1173,7 +1173,7 @@
             <w:alias w:val="OrderNo"/>
             <w:tag w:val="#BC:InsertDataItem,DataItems/Header/OrderNo"/>
             <w:id w:val="1922913303"/>
-            <w:dataBinding w:prefixMappings="&lt;xmlns:ns0='urn:microsoft-dynamics-nav/reports/Standard_Sales_Invoice/1306/' " w:xpath="/ns0:NavWordReportXmlPart[1]/ns0:Header[1]/ns0:OrderNo[1]" w:storeItemID="{E45459F7-950D-4CE4-887D-D90D8DAC72D1}"/>
+            <w:dataBinding w:prefixMappings="xmlns:ns0='urn:microsoft-dynamics-nav/reports/Standard_Sales_Invoice/1306/'" w:xpath="/ns0:NavWordReportXmlPart[1]/ns0:Header[1]/ns0:OrderNo[1]" w:storeItemID="{E45459F7-950D-4CE4-887D-D90D8DAC72D1}"/>
             <w15:color w:val="808080"/>
             <w:text/>
           </w:sdtPr>
@@ -1198,7 +1198,7 @@
             <w:alias w:val="ShipmentMethodDescription"/>
             <w:tag w:val="#BC:InsertDataItem,DataItems/Header/ShipmentMethodDescription"/>
             <w:id w:val="-870682427"/>
-            <w:dataBinding w:prefixMappings="&lt;xmlns:ns0='urn:microsoft-dynamics-nav/reports/Standard_Sales_Invoice/1306/' " w:xpath="/ns0:NavWordReportXmlPart[1]/ns0:Header[1]/ns0:ShipmentMethodDescription[1]" w:storeItemID="{E45459F7-950D-4CE4-887D-D90D8DAC72D1}"/>
+            <w:dataBinding w:prefixMappings="xmlns:ns0='urn:microsoft-dynamics-nav/reports/Standard_Sales_Invoice/1306/'" w:xpath="/ns0:NavWordReportXmlPart[1]/ns0:Header[1]/ns0:ShipmentMethodDescription[1]" w:storeItemID="{E45459F7-950D-4CE4-887D-D90D8DAC72D1}"/>
             <w15:color w:val="808080"/>
             <w:text/>
           </w:sdtPr>
@@ -1223,7 +1223,7 @@
             <w:alias w:val="PaymentMethodDescription"/>
             <w:tag w:val="#BC:InsertDataItem,DataItems/Header/PaymentMethodDescription"/>
             <w:id w:val="254716010"/>
-            <w:dataBinding w:prefixMappings="&lt;xmlns:ns0='urn:microsoft-dynamics-nav/reports/Standard_Sales_Invoice/1306/' " w:xpath="/ns0:NavWordReportXmlPart[1]/ns0:Header[1]/ns0:PaymentMethodDescription[1]" w:storeItemID="{E45459F7-950D-4CE4-887D-D90D8DAC72D1}"/>
+            <w:dataBinding w:prefixMappings="xmlns:ns0='urn:microsoft-dynamics-nav/reports/Standard_Sales_Invoice/1306/'" w:xpath="/ns0:NavWordReportXmlPart[1]/ns0:Header[1]/ns0:PaymentMethodDescription[1]" w:storeItemID="{E45459F7-950D-4CE4-887D-D90D8DAC72D1}"/>
             <w15:color w:val="808080"/>
             <w:text/>
           </w:sdtPr>
@@ -1298,7 +1298,7 @@
             <w:alias w:val="PaymentReference_Lbl"/>
             <w:tag w:val="#BC:InsertDataItem,DataItems/Header/PaymentReference_Lbl"/>
             <w:id w:val="-2131537472"/>
-            <w:dataBinding w:prefixMappings="&lt;xmlns:ns0='urn:microsoft-dynamics-nav/reports/Standard_Sales_Invoice/1306/' " w:xpath="/ns0:NavWordReportXmlPart[1]/ns0:Header[1]/ns0:PaymentReference_Lbl[1]" w:storeItemID="{E45459F7-950D-4CE4-887D-D90D8DAC72D1}"/>
+            <w:dataBinding w:prefixMappings="xmlns:ns0='urn:microsoft-dynamics-nav/reports/Standard_Sales_Invoice/1306/'" w:xpath="/ns0:NavWordReportXmlPart[1]/ns0:Header[1]/ns0:PaymentReference_Lbl[1]" w:storeItemID="{E45459F7-950D-4CE4-887D-D90D8DAC72D1}"/>
             <w15:color w:val="808080"/>
             <w:text/>
           </w:sdtPr>
@@ -1323,7 +1323,7 @@
             <w:alias w:val="ShippingAgentCode_Lbl"/>
             <w:tag w:val="#BC:InsertDataItem,DataItems/Header/ShippingAgentCode_Lbl"/>
             <w:id w:val="-1871450891"/>
-            <w:dataBinding w:prefixMappings="&lt;xmlns:ns0='urn:microsoft-dynamics-nav/reports/Standard_Sales_Invoice/1306/' " w:xpath="/ns0:NavWordReportXmlPart[1]/ns0:Header[1]/ns0:ShippingAgentCode_Lbl[1]" w:storeItemID="{E45459F7-950D-4CE4-887D-D90D8DAC72D1}"/>
+            <w:dataBinding w:prefixMappings="xmlns:ns0='urn:microsoft-dynamics-nav/reports/Standard_Sales_Invoice/1306/'" w:xpath="/ns0:NavWordReportXmlPart[1]/ns0:Header[1]/ns0:ShippingAgentCode_Lbl[1]" w:storeItemID="{E45459F7-950D-4CE4-887D-D90D8DAC72D1}"/>
             <w15:color w:val="808080"/>
             <w:text/>
           </w:sdtPr>
@@ -1348,7 +1348,7 @@
             <w:alias w:val="PackageTrackingNo_Lbl"/>
             <w:tag w:val="#BC:InsertDataItem,DataItems/Header/PackageTrackingNo_Lbl"/>
             <w:id w:val="-438067645"/>
-            <w:dataBinding w:prefixMappings="&lt;xmlns:ns0='urn:microsoft-dynamics-nav/reports/Standard_Sales_Invoice/1306/' " w:xpath="/ns0:NavWordReportXmlPart[1]/ns0:Header[1]/ns0:PackageTrackingNo_Lbl[1]" w:storeItemID="{E45459F7-950D-4CE4-887D-D90D8DAC72D1}"/>
+            <w:dataBinding w:prefixMappings="xmlns:ns0='urn:microsoft-dynamics-nav/reports/Standard_Sales_Invoice/1306/'" w:xpath="/ns0:NavWordReportXmlPart[1]/ns0:Header[1]/ns0:PackageTrackingNo_Lbl[1]" w:storeItemID="{E45459F7-950D-4CE4-887D-D90D8DAC72D1}"/>
             <w15:color w:val="808080"/>
             <w:text/>
           </w:sdtPr>
@@ -1373,7 +1373,7 @@
             <w:alias w:val="JobNo_Lbl"/>
             <w:tag w:val="#BC:InsertDataItem,DataItems/Header/Line/JobNo_Lbl"/>
             <w:id w:val="995388117"/>
-            <w:dataBinding w:prefixMappings="&lt;xmlns:ns0='urn:microsoft-dynamics-nav/reports/Standard_Sales_Invoice/1306/' " w:xpath="/ns0:NavWordReportXmlPart[1]/ns0:Header[1]/ns0:Line[1]/ns0:JobNo_Lbl[1]" w:storeItemID="{E45459F7-950D-4CE4-887D-D90D8DAC72D1}"/>
+            <w:dataBinding w:prefixMappings="xmlns:ns0='urn:microsoft-dynamics-nav/reports/Standard_Sales_Invoice/1306/'" w:xpath="/ns0:NavWordReportXmlPart[1]/ns0:Header[1]/ns0:Line[1]/ns0:JobNo_Lbl[1]" w:storeItemID="{E45459F7-950D-4CE4-887D-D90D8DAC72D1}"/>
             <w15:color w:val="808080"/>
             <w:text/>
           </w:sdtPr>
@@ -1403,7 +1403,7 @@
             <w:alias w:val="PaymentReference"/>
             <w:tag w:val="#BC:InsertDataItem,DataItems/Header/PaymentReference"/>
             <w:id w:val="-1398279465"/>
-            <w:dataBinding w:prefixMappings="&lt;xmlns:ns0='urn:microsoft-dynamics-nav/reports/Standard_Sales_Invoice/1306/' " w:xpath="/ns0:NavWordReportXmlPart[1]/ns0:Header[1]/ns0:PaymentReference[1]" w:storeItemID="{E45459F7-950D-4CE4-887D-D90D8DAC72D1}"/>
+            <w:dataBinding w:prefixMappings="xmlns:ns0='urn:microsoft-dynamics-nav/reports/Standard_Sales_Invoice/1306/'" w:xpath="/ns0:NavWordReportXmlPart[1]/ns0:Header[1]/ns0:PaymentReference[1]" w:storeItemID="{E45459F7-950D-4CE4-887D-D90D8DAC72D1}"/>
             <w15:color w:val="808080"/>
             <w:text/>
           </w:sdtPr>
@@ -1428,7 +1428,7 @@
             <w:alias w:val="ShippingAgentCode"/>
             <w:tag w:val="#BC:InsertDataItem,DataItems/Header/ShippingAgentCode"/>
             <w:id w:val="1997609521"/>
-            <w:dataBinding w:prefixMappings="&lt;xmlns:ns0='urn:microsoft-dynamics-nav/reports/Standard_Sales_Invoice/1306/' " w:xpath="/ns0:NavWordReportXmlPart[1]/ns0:Header[1]/ns0:ShippingAgentCode[1]" w:storeItemID="{E45459F7-950D-4CE4-887D-D90D8DAC72D1}"/>
+            <w:dataBinding w:prefixMappings="xmlns:ns0='urn:microsoft-dynamics-nav/reports/Standard_Sales_Invoice/1306/'" w:xpath="/ns0:NavWordReportXmlPart[1]/ns0:Header[1]/ns0:ShippingAgentCode[1]" w:storeItemID="{E45459F7-950D-4CE4-887D-D90D8DAC72D1}"/>
             <w15:color w:val="808080"/>
             <w:text/>
           </w:sdtPr>
@@ -1453,7 +1453,7 @@
             <w:alias w:val="PackageTrackingNo"/>
             <w:tag w:val="#BC:InsertDataItem,DataItems/Header/PackageTrackingNo"/>
             <w:id w:val="-1373923295"/>
-            <w:dataBinding w:prefixMappings="&lt;xmlns:ns0='urn:microsoft-dynamics-nav/reports/Standard_Sales_Invoice/1306/' " w:xpath="/ns0:NavWordReportXmlPart[1]/ns0:Header[1]/ns0:PackageTrackingNo[1]" w:storeItemID="{E45459F7-950D-4CE4-887D-D90D8DAC72D1}"/>
+            <w:dataBinding w:prefixMappings="xmlns:ns0='urn:microsoft-dynamics-nav/reports/Standard_Sales_Invoice/1306/'" w:xpath="/ns0:NavWordReportXmlPart[1]/ns0:Header[1]/ns0:PackageTrackingNo[1]" w:storeItemID="{E45459F7-950D-4CE4-887D-D90D8DAC72D1}"/>
             <w15:color w:val="808080"/>
             <w:text/>
           </w:sdtPr>
@@ -1478,7 +1478,7 @@
             <w:alias w:val="JobNo"/>
             <w:tag w:val="#BC:InsertDataItem,DataItems/Header/Line/JobNo"/>
             <w:id w:val="788479413"/>
-            <w:dataBinding w:prefixMappings="&lt;xmlns:ns0='urn:microsoft-dynamics-nav/reports/Standard_Sales_Invoice/1306/' " w:xpath="/ns0:NavWordReportXmlPart[1]/ns0:Header[1]/ns0:Line[1]/ns0:JobNo[1]" w:storeItemID="{E45459F7-950D-4CE4-887D-D90D8DAC72D1}"/>
+            <w:dataBinding w:prefixMappings="xmlns:ns0='urn:microsoft-dynamics-nav/reports/Standard_Sales_Invoice/1306/'" w:xpath="/ns0:NavWordReportXmlPart[1]/ns0:Header[1]/ns0:Line[1]/ns0:JobNo[1]" w:storeItemID="{E45459F7-950D-4CE4-887D-D90D8DAC72D1}"/>
             <w15:color w:val="808080"/>
             <w:text/>
           </w:sdtPr>
@@ -1536,7 +1536,7 @@
           <w:tcPr>
             <w:tcW w:w="516" w:type="pct"/>
             <w:tcBorders>
-              <w:bottom w:val="single" w:sz="4" w:space="0" w:color="auto"/>
+              <w:bottom w:val="single" w:color="auto" w:sz="4" w:space="0"/>
             </w:tcBorders>
           </w:tcPr>
           <w:sdt>
@@ -1547,7 +1547,7 @@
               <w:alias w:val="ItemNo_Line_Lbl"/>
               <w:tag w:val="#BC:InsertDataItem,DataItems/Header/Line/ItemNo_Line_Lbl"/>
               <w:id w:val="2050642905"/>
-              <w:dataBinding w:prefixMappings="&lt;xmlns:ns0='urn:microsoft-dynamics-nav/reports/Standard_Sales_Invoice/1306/' " w:xpath="/ns0:NavWordReportXmlPart[1]/ns0:Header[1]/ns0:Line[1]/ns0:ItemNo_Line_Lbl[1]" w:storeItemID="{E45459F7-950D-4CE4-887D-D90D8DAC72D1}"/>
+              <w:dataBinding w:prefixMappings="xmlns:ns0='urn:microsoft-dynamics-nav/reports/Standard_Sales_Invoice/1306/'" w:xpath="/ns0:NavWordReportXmlPart[1]/ns0:Header[1]/ns0:Line[1]/ns0:ItemNo_Line_Lbl[1]" w:storeItemID="{E45459F7-950D-4CE4-887D-D90D8DAC72D1}"/>
               <w15:color w:val="808080"/>
               <w:text/>
             </w:sdtPr>
@@ -1580,7 +1580,7 @@
             <w:alias w:val="Description_Line_Lbl"/>
             <w:tag w:val="#BC:InsertDataItem,DataItems/Header/Line/Description_Line_Lbl"/>
             <w:id w:val="55748171"/>
-            <w:dataBinding w:prefixMappings="&lt;xmlns:ns0='urn:microsoft-dynamics-nav/reports/Standard_Sales_Invoice/1306/' " w:xpath="/ns0:NavWordReportXmlPart[1]/ns0:Header[1]/ns0:Line[1]/ns0:Description_Line_Lbl[1]" w:storeItemID="{E45459F7-950D-4CE4-887D-D90D8DAC72D1}"/>
+            <w:dataBinding w:prefixMappings="xmlns:ns0='urn:microsoft-dynamics-nav/reports/Standard_Sales_Invoice/1306/'" w:xpath="/ns0:NavWordReportXmlPart[1]/ns0:Header[1]/ns0:Line[1]/ns0:Description_Line_Lbl[1]" w:storeItemID="{E45459F7-950D-4CE4-887D-D90D8DAC72D1}"/>
             <w15:color w:val="808080"/>
             <w:text/>
           </w:sdtPr>
@@ -1589,7 +1589,7 @@
               <w:tcPr>
                 <w:tcW w:w="1327" w:type="pct"/>
                 <w:tcBorders>
-                  <w:bottom w:val="single" w:sz="4" w:space="0" w:color="auto"/>
+                  <w:bottom w:val="single" w:color="auto" w:sz="4" w:space="0"/>
                 </w:tcBorders>
               </w:tcPr>
               <w:p>
@@ -1620,7 +1620,7 @@
             <w:alias w:val="ShipmentDate_Line_Lbl"/>
             <w:tag w:val="#BC:InsertDataItem,DataItems/Header/Line/ShipmentDate_Line_Lbl"/>
             <w:id w:val="-809709913"/>
-            <w:dataBinding w:prefixMappings="&lt;xmlns:ns0='urn:microsoft-dynamics-nav/reports/Standard_Sales_Invoice/1306/' " w:xpath="/ns0:NavWordReportXmlPart[1]/ns0:Header[1]/ns0:Line[1]/ns0:ShipmentDate_Line_Lbl[1]" w:storeItemID="{E45459F7-950D-4CE4-887D-D90D8DAC72D1}"/>
+            <w:dataBinding w:prefixMappings="xmlns:ns0='urn:microsoft-dynamics-nav/reports/Standard_Sales_Invoice/1306/'" w:xpath="/ns0:NavWordReportXmlPart[1]/ns0:Header[1]/ns0:Line[1]/ns0:ShipmentDate_Line_Lbl[1]" w:storeItemID="{E45459F7-950D-4CE4-887D-D90D8DAC72D1}"/>
             <w15:color w:val="808080"/>
             <w:text/>
           </w:sdtPr>
@@ -1629,7 +1629,7 @@
               <w:tcPr>
                 <w:tcW w:w="472" w:type="pct"/>
                 <w:tcBorders>
-                  <w:bottom w:val="single" w:sz="4" w:space="0" w:color="auto"/>
+                  <w:bottom w:val="single" w:color="auto" w:sz="4" w:space="0"/>
                 </w:tcBorders>
               </w:tcPr>
               <w:p>
@@ -1660,7 +1660,7 @@
             <w:alias w:val="Quantity_Line_Lbl"/>
             <w:tag w:val="#BC:InsertDataItem,DataItems/Header/Line/Quantity_Line_Lbl"/>
             <w:id w:val="-278416351"/>
-            <w:dataBinding w:prefixMappings="&lt;xmlns:ns0='urn:microsoft-dynamics-nav/reports/Standard_Sales_Invoice/1306/' " w:xpath="/ns0:NavWordReportXmlPart[1]/ns0:Header[1]/ns0:Line[1]/ns0:Quantity_Line_Lbl[1]" w:storeItemID="{E45459F7-950D-4CE4-887D-D90D8DAC72D1}"/>
+            <w:dataBinding w:prefixMappings="xmlns:ns0='urn:microsoft-dynamics-nav/reports/Standard_Sales_Invoice/1306/'" w:xpath="/ns0:NavWordReportXmlPart[1]/ns0:Header[1]/ns0:Line[1]/ns0:Quantity_Line_Lbl[1]" w:storeItemID="{E45459F7-950D-4CE4-887D-D90D8DAC72D1}"/>
             <w15:color w:val="808080"/>
             <w:text/>
           </w:sdtPr>
@@ -1669,7 +1669,7 @@
               <w:tcPr>
                 <w:tcW w:w="429" w:type="pct"/>
                 <w:tcBorders>
-                  <w:bottom w:val="single" w:sz="4" w:space="0" w:color="auto"/>
+                  <w:bottom w:val="single" w:color="auto" w:sz="4" w:space="0"/>
                 </w:tcBorders>
               </w:tcPr>
               <w:p>
@@ -1704,7 +1704,7 @@
             <w:placeholder>
               <w:docPart w:val="DefaultPlaceholder_-1854013440"/>
             </w:placeholder>
-            <w:dataBinding w:prefixMappings="&lt;xmlns:ns0='urn:microsoft-dynamics-nav/reports/Standard_Sales_Invoice/1306/' " w:xpath="/ns0:NavWordReportXmlPart[1]/ns0:Header[1]/ns0:Line[1]/ns0:Unit_Lbl[1]" w:storeItemID="{E45459F7-950D-4CE4-887D-D90D8DAC72D1}"/>
+            <w:dataBinding w:prefixMappings="xmlns:ns0='urn:microsoft-dynamics-nav/reports/Standard_Sales_Invoice/1306/'" w:xpath="/ns0:NavWordReportXmlPart[1]/ns0:Header[1]/ns0:Line[1]/ns0:Unit_Lbl[1]" w:storeItemID="{E45459F7-950D-4CE4-887D-D90D8DAC72D1}"/>
             <w15:color w:val="808080"/>
             <w:text/>
           </w:sdtPr>
@@ -1713,7 +1713,7 @@
               <w:tcPr>
                 <w:tcW w:w="344" w:type="pct"/>
                 <w:tcBorders>
-                  <w:bottom w:val="single" w:sz="4" w:space="0" w:color="auto"/>
+                  <w:bottom w:val="single" w:color="auto" w:sz="4" w:space="0"/>
                 </w:tcBorders>
               </w:tcPr>
               <w:p>
@@ -1744,7 +1744,7 @@
             <w:alias w:val="UnitPrice_Lbl"/>
             <w:tag w:val="#BC:InsertDataItem,DataItems/Header/Line/UnitPrice_Lbl"/>
             <w:id w:val="-1044597726"/>
-            <w:dataBinding w:prefixMappings="&lt;xmlns:ns0='urn:microsoft-dynamics-nav/reports/Standard_Sales_Invoice/1306/' " w:xpath="/ns0:NavWordReportXmlPart[1]/ns0:Header[1]/ns0:Line[1]/ns0:UnitPrice_Lbl[1]" w:storeItemID="{E45459F7-950D-4CE4-887D-D90D8DAC72D1}"/>
+            <w:dataBinding w:prefixMappings="xmlns:ns0='urn:microsoft-dynamics-nav/reports/Standard_Sales_Invoice/1306/'" w:xpath="/ns0:NavWordReportXmlPart[1]/ns0:Header[1]/ns0:Line[1]/ns0:UnitPrice_Lbl[1]" w:storeItemID="{E45459F7-950D-4CE4-887D-D90D8DAC72D1}"/>
             <w15:color w:val="808080"/>
             <w:text/>
           </w:sdtPr>
@@ -1753,7 +1753,7 @@
               <w:tcPr>
                 <w:tcW w:w="514" w:type="pct"/>
                 <w:tcBorders>
-                  <w:bottom w:val="single" w:sz="4" w:space="0" w:color="auto"/>
+                  <w:bottom w:val="single" w:color="auto" w:sz="4" w:space="0"/>
                 </w:tcBorders>
               </w:tcPr>
               <w:p>
@@ -1788,7 +1788,7 @@
             <w:placeholder>
               <w:docPart w:val="AF2FBD1ED7DA46CA8B04685EAA6F5CDB"/>
             </w:placeholder>
-            <w:dataBinding w:prefixMappings="&lt;xmlns:ns0='urn:microsoft-dynamics-nav/reports/Standard_Sales_Invoice/1306/' " w:xpath="/ns0:NavWordReportXmlPart[1]/ns0:Header[1]/ns0:SalesInvoiceLineDiscount_Lbl[1]" w:storeItemID="{E45459F7-950D-4CE4-887D-D90D8DAC72D1}"/>
+            <w:dataBinding w:prefixMappings="xmlns:ns0='urn:microsoft-dynamics-nav/reports/Standard_Sales_Invoice/1306/'" w:xpath="/ns0:NavWordReportXmlPart[1]/ns0:Header[1]/ns0:SalesInvoiceLineDiscount_Lbl[1]" w:storeItemID="{E45459F7-950D-4CE4-887D-D90D8DAC72D1}"/>
             <w15:color w:val="808080"/>
             <w:text/>
           </w:sdtPr>
@@ -1797,7 +1797,7 @@
               <w:tcPr>
                 <w:tcW w:w="429" w:type="pct"/>
                 <w:tcBorders>
-                  <w:bottom w:val="single" w:sz="4" w:space="0" w:color="auto"/>
+                  <w:bottom w:val="single" w:color="auto" w:sz="4" w:space="0"/>
                 </w:tcBorders>
               </w:tcPr>
               <w:p>
@@ -1829,7 +1829,7 @@
             <w:alias w:val="VATPct_Line_Lbl"/>
             <w:tag w:val="#BC:InsertDataItem,DataItems/Header/Line/VATPct_Line_Lbl"/>
             <w:id w:val="682009838"/>
-            <w:dataBinding w:prefixMappings="&lt;xmlns:ns0='urn:microsoft-dynamics-nav/reports/Standard_Sales_Invoice/1306/' " w:xpath="/ns0:NavWordReportXmlPart[1]/ns0:Header[1]/ns0:Line[1]/ns0:VATPct_Line_Lbl[1]" w:storeItemID="{E45459F7-950D-4CE4-887D-D90D8DAC72D1}"/>
+            <w:dataBinding w:prefixMappings="xmlns:ns0='urn:microsoft-dynamics-nav/reports/Standard_Sales_Invoice/1306/'" w:xpath="/ns0:NavWordReportXmlPart[1]/ns0:Header[1]/ns0:Line[1]/ns0:VATPct_Line_Lbl[1]" w:storeItemID="{E45459F7-950D-4CE4-887D-D90D8DAC72D1}"/>
             <w15:color w:val="808080"/>
             <w:text/>
           </w:sdtPr>
@@ -1838,7 +1838,7 @@
               <w:tcPr>
                 <w:tcW w:w="382" w:type="pct"/>
                 <w:tcBorders>
-                  <w:bottom w:val="single" w:sz="4" w:space="0" w:color="auto"/>
+                  <w:bottom w:val="single" w:color="auto" w:sz="4" w:space="0"/>
                 </w:tcBorders>
               </w:tcPr>
               <w:p>
@@ -1870,7 +1870,7 @@
             <w:alias w:val="LineAmount_Line_Lbl"/>
             <w:tag w:val="#BC:InsertDataItem,DataItems/Header/Line/LineAmount_Line_Lbl"/>
             <w:id w:val="-812258216"/>
-            <w:dataBinding w:prefixMappings="&lt;xmlns:ns0='urn:microsoft-dynamics-nav/reports/Standard_Sales_Invoice/1306/' " w:xpath="/ns0:NavWordReportXmlPart[1]/ns0:Header[1]/ns0:Line[1]/ns0:LineAmount_Line_Lbl[1]" w:storeItemID="{E45459F7-950D-4CE4-887D-D90D8DAC72D1}"/>
+            <w:dataBinding w:prefixMappings="xmlns:ns0='urn:microsoft-dynamics-nav/reports/Standard_Sales_Invoice/1306/'" w:xpath="/ns0:NavWordReportXmlPart[1]/ns0:Header[1]/ns0:Line[1]/ns0:LineAmount_Line_Lbl[1]" w:storeItemID="{E45459F7-950D-4CE4-887D-D90D8DAC72D1}"/>
             <w15:color w:val="808080"/>
             <w:text/>
           </w:sdtPr>
@@ -1879,7 +1879,7 @@
               <w:tcPr>
                 <w:tcW w:w="587" w:type="pct"/>
                 <w:tcBorders>
-                  <w:bottom w:val="single" w:sz="4" w:space="0" w:color="auto"/>
+                  <w:bottom w:val="single" w:color="auto" w:sz="4" w:space="0"/>
                 </w:tcBorders>
               </w:tcPr>
               <w:p>
@@ -1914,7 +1914,7 @@
           <w:tcPr>
             <w:tcW w:w="516" w:type="pct"/>
             <w:tcBorders>
-              <w:top w:val="single" w:sz="4" w:space="0" w:color="auto"/>
+              <w:top w:val="single" w:color="auto" w:sz="4" w:space="0"/>
             </w:tcBorders>
           </w:tcPr>
           <w:p>
@@ -1930,7 +1930,7 @@
           <w:tcPr>
             <w:tcW w:w="1327" w:type="pct"/>
             <w:tcBorders>
-              <w:top w:val="single" w:sz="4" w:space="0" w:color="auto"/>
+              <w:top w:val="single" w:color="auto" w:sz="4" w:space="0"/>
             </w:tcBorders>
           </w:tcPr>
           <w:p>
@@ -1946,7 +1946,7 @@
           <w:tcPr>
             <w:tcW w:w="472" w:type="pct"/>
             <w:tcBorders>
-              <w:top w:val="single" w:sz="4" w:space="0" w:color="auto"/>
+              <w:top w:val="single" w:color="auto" w:sz="4" w:space="0"/>
             </w:tcBorders>
           </w:tcPr>
           <w:p>
@@ -1962,7 +1962,7 @@
           <w:tcPr>
             <w:tcW w:w="429" w:type="pct"/>
             <w:tcBorders>
-              <w:top w:val="single" w:sz="4" w:space="0" w:color="auto"/>
+              <w:top w:val="single" w:color="auto" w:sz="4" w:space="0"/>
             </w:tcBorders>
           </w:tcPr>
           <w:p>
@@ -1978,7 +1978,7 @@
           <w:tcPr>
             <w:tcW w:w="344" w:type="pct"/>
             <w:tcBorders>
-              <w:top w:val="single" w:sz="4" w:space="0" w:color="auto"/>
+              <w:top w:val="single" w:color="auto" w:sz="4" w:space="0"/>
             </w:tcBorders>
           </w:tcPr>
           <w:p>
@@ -1994,7 +1994,7 @@
           <w:tcPr>
             <w:tcW w:w="514" w:type="pct"/>
             <w:tcBorders>
-              <w:top w:val="single" w:sz="4" w:space="0" w:color="auto"/>
+              <w:top w:val="single" w:color="auto" w:sz="4" w:space="0"/>
             </w:tcBorders>
           </w:tcPr>
           <w:p>
@@ -2010,7 +2010,7 @@
           <w:tcPr>
             <w:tcW w:w="429" w:type="pct"/>
             <w:tcBorders>
-              <w:top w:val="single" w:sz="4" w:space="0" w:color="auto"/>
+              <w:top w:val="single" w:color="auto" w:sz="4" w:space="0"/>
             </w:tcBorders>
           </w:tcPr>
           <w:p>
@@ -2027,7 +2027,7 @@
           <w:tcPr>
             <w:tcW w:w="382" w:type="pct"/>
             <w:tcBorders>
-              <w:top w:val="single" w:sz="4" w:space="0" w:color="auto"/>
+              <w:top w:val="single" w:color="auto" w:sz="4" w:space="0"/>
             </w:tcBorders>
           </w:tcPr>
           <w:p>
@@ -2044,7 +2044,7 @@
           <w:tcPr>
             <w:tcW w:w="587" w:type="pct"/>
             <w:tcBorders>
-              <w:top w:val="single" w:sz="4" w:space="0" w:color="auto"/>
+              <w:top w:val="single" w:color="auto" w:sz="4" w:space="0"/>
             </w:tcBorders>
           </w:tcPr>
           <w:p>
@@ -2070,7 +2070,7 @@
           <w:placeholder>
             <w:docPart w:val="64DADD5154E441AC89D2D5BAE20571AD"/>
           </w:placeholder>
-          <w15:dataBinding w:prefixMappings="&lt;xmlns:ns0='urn:microsoft-dynamics-nav/reports/Standard_Sales_Invoice/1306/' " w:xpath="/ns0:NavWordReportXmlPart[1]/ns0:Header[1]/ns0:Line" w:storeItemID="{E45459F7-950D-4CE4-887D-D90D8DAC72D1}"/>
+          <w15:dataBinding w:prefixMappings="xmlns:ns0='urn:microsoft-dynamics-nav/reports/Standard_Sales_Invoice/1306/'" w:xpath="/ns0:NavWordReportXmlPart[1]/ns0:Header[1]/ns0:Line" w:storeItemID="{E45459F7-950D-4CE4-887D-D90D8DAC72D1}"/>
           <w15:color w:val="808080"/>
           <w15:repeatingSection/>
         </w:sdtPr>
@@ -2101,7 +2101,7 @@
                     <w:alias w:val="ItemNo_Line"/>
                     <w:tag w:val="#BC:InsertDataItem,DataItems/Header/Line/ItemNo_Line"/>
                     <w:id w:val="1767953054"/>
-                    <w:dataBinding w:prefixMappings="&lt;xmlns:ns0='urn:microsoft-dynamics-nav/reports/Standard_Sales_Invoice/1306/' " w:xpath="/ns0:NavWordReportXmlPart[1]/ns0:Header[1]/ns0:Line[1]/ns0:ItemNo_Line[1]" w:storeItemID="{E45459F7-950D-4CE4-887D-D90D8DAC72D1}"/>
+                    <w:dataBinding w:prefixMappings="xmlns:ns0='urn:microsoft-dynamics-nav/reports/Standard_Sales_Invoice/1306/'" w:xpath="/ns0:NavWordReportXmlPart[1]/ns0:Header[1]/ns0:Line[1]/ns0:ItemNo_Line[1]" w:storeItemID="{E45459F7-950D-4CE4-887D-D90D8DAC72D1}"/>
                     <w15:color w:val="808080"/>
                     <w:text/>
                   </w:sdtPr>
@@ -2142,7 +2142,7 @@
                     <w:alias w:val="Description_Line"/>
                     <w:tag w:val="#BC:InsertDataItem,DataItems/Header/Line/Description_Line"/>
                     <w:id w:val="1393535743"/>
-                    <w:dataBinding w:prefixMappings="&lt;xmlns:ns0='urn:microsoft-dynamics-nav/reports/Standard_Sales_Invoice/1306/' " w:xpath="/ns0:NavWordReportXmlPart[1]/ns0:Header[1]/ns0:Line[1]/ns0:Description_Line[1]" w:storeItemID="{E45459F7-950D-4CE4-887D-D90D8DAC72D1}"/>
+                    <w:dataBinding w:prefixMappings="xmlns:ns0='urn:microsoft-dynamics-nav/reports/Standard_Sales_Invoice/1306/'" w:xpath="/ns0:NavWordReportXmlPart[1]/ns0:Header[1]/ns0:Line[1]/ns0:Description_Line[1]" w:storeItemID="{E45459F7-950D-4CE4-887D-D90D8DAC72D1}"/>
                     <w15:color w:val="808080"/>
                     <w:text/>
                   </w:sdtPr>
@@ -2178,7 +2178,7 @@
                     <w:alias w:val="ShipmentDate_Line"/>
                     <w:tag w:val="#BC:InsertDataItem,DataItems/Header/Line/ShipmentDate_Line"/>
                     <w:id w:val="364022205"/>
-                    <w:dataBinding w:prefixMappings="&lt;xmlns:ns0='urn:microsoft-dynamics-nav/reports/Standard_Sales_Invoice/1306/' " w:xpath="/ns0:NavWordReportXmlPart[1]/ns0:Header[1]/ns0:Line[1]/ns0:ShipmentDate_Line[1]" w:storeItemID="{E45459F7-950D-4CE4-887D-D90D8DAC72D1}"/>
+                    <w:dataBinding w:prefixMappings="xmlns:ns0='urn:microsoft-dynamics-nav/reports/Standard_Sales_Invoice/1306/'" w:xpath="/ns0:NavWordReportXmlPart[1]/ns0:Header[1]/ns0:Line[1]/ns0:ShipmentDate_Line[1]" w:storeItemID="{E45459F7-950D-4CE4-887D-D90D8DAC72D1}"/>
                     <w15:color w:val="808080"/>
                     <w:text/>
                   </w:sdtPr>
@@ -2214,7 +2214,7 @@
                     <w:alias w:val="Quantity_Line"/>
                     <w:tag w:val="#BC:InsertDataItem,DataItems/Header/Line/Quantity_Line"/>
                     <w:id w:val="1672756728"/>
-                    <w:dataBinding w:prefixMappings="&lt;xmlns:ns0='urn:microsoft-dynamics-nav/reports/Standard_Sales_Invoice/1306/' " w:xpath="/ns0:NavWordReportXmlPart[1]/ns0:Header[1]/ns0:Line[1]/ns0:Quantity_Line[1]" w:storeItemID="{E45459F7-950D-4CE4-887D-D90D8DAC72D1}"/>
+                    <w:dataBinding w:prefixMappings="xmlns:ns0='urn:microsoft-dynamics-nav/reports/Standard_Sales_Invoice/1306/'" w:xpath="/ns0:NavWordReportXmlPart[1]/ns0:Header[1]/ns0:Line[1]/ns0:Quantity_Line[1]" w:storeItemID="{E45459F7-950D-4CE4-887D-D90D8DAC72D1}"/>
                     <w15:color w:val="808080"/>
                     <w:text/>
                   </w:sdtPr>
@@ -2254,7 +2254,7 @@
                     <w:placeholder>
                       <w:docPart w:val="DefaultPlaceholder_-1854013440"/>
                     </w:placeholder>
-                    <w:dataBinding w:prefixMappings="&lt;xmlns:ns0='urn:microsoft-dynamics-nav/reports/Standard_Sales_Invoice/1306/' " w:xpath="/ns0:NavWordReportXmlPart[1]/ns0:Header[1]/ns0:Line[1]/ns0:UnitOfMeasure[1]" w:storeItemID="{E45459F7-950D-4CE4-887D-D90D8DAC72D1}"/>
+                    <w:dataBinding w:prefixMappings="xmlns:ns0='urn:microsoft-dynamics-nav/reports/Standard_Sales_Invoice/1306/'" w:xpath="/ns0:NavWordReportXmlPart[1]/ns0:Header[1]/ns0:Line[1]/ns0:UnitOfMeasure[1]" w:storeItemID="{E45459F7-950D-4CE4-887D-D90D8DAC72D1}"/>
                     <w15:color w:val="808080"/>
                     <w:text/>
                   </w:sdtPr>
@@ -2302,7 +2302,7 @@
                         <w:alias w:val="UnitPrice"/>
                         <w:tag w:val="#BC:InsertDataItem,DataItems/Header/Line/UnitPrice"/>
                         <w:id w:val="-1253814634"/>
-                        <w:dataBinding w:prefixMappings="&lt;xmlns:ns0='urn:microsoft-dynamics-nav/reports/Standard_Sales_Invoice/1306/' " w:xpath="/ns0:NavWordReportXmlPart[1]/ns0:Header[1]/ns0:Line[1]/ns0:UnitPrice[1]" w:storeItemID="{E45459F7-950D-4CE4-887D-D90D8DAC72D1}"/>
+                        <w:dataBinding w:prefixMappings="xmlns:ns0='urn:microsoft-dynamics-nav/reports/Standard_Sales_Invoice/1306/'" w:xpath="/ns0:NavWordReportXmlPart[1]/ns0:Header[1]/ns0:Line[1]/ns0:UnitPrice[1]" w:storeItemID="{E45459F7-950D-4CE4-887D-D90D8DAC72D1}"/>
                         <w15:color w:val="808080"/>
                         <w:text/>
                       </w:sdtPr>
@@ -2330,7 +2330,7 @@
                     <w:placeholder>
                       <w:docPart w:val="AF2FBD1ED7DA46CA8B04685EAA6F5CDB"/>
                     </w:placeholder>
-                    <w:dataBinding w:prefixMappings="&lt;xmlns:ns0='urn:microsoft-dynamics-nav/reports/Standard_Sales_Invoice/1306/' " w:xpath="/ns0:NavWordReportXmlPart[1]/ns0:Header[1]/ns0:Line[1]/ns0:LineDiscountPercentText_Line[1]" w:storeItemID="{E45459F7-950D-4CE4-887D-D90D8DAC72D1}"/>
+                    <w:dataBinding w:prefixMappings="xmlns:ns0='urn:microsoft-dynamics-nav/reports/Standard_Sales_Invoice/1306/'" w:xpath="/ns0:NavWordReportXmlPart[1]/ns0:Header[1]/ns0:Line[1]/ns0:LineDiscountPercentText_Line[1]" w:storeItemID="{E45459F7-950D-4CE4-887D-D90D8DAC72D1}"/>
                     <w15:color w:val="808080"/>
                     <w:text/>
                   </w:sdtPr>
@@ -2367,7 +2367,7 @@
                     <w:alias w:val="VATPct_Line"/>
                     <w:tag w:val="#BC:InsertDataItem,DataItems/Header/Line/VATPct_Line"/>
                     <w:id w:val="1436251310"/>
-                    <w:dataBinding w:prefixMappings="&lt;xmlns:ns0='urn:microsoft-dynamics-nav/reports/Standard_Sales_Invoice/1306/' " w:xpath="/ns0:NavWordReportXmlPart[1]/ns0:Header[1]/ns0:Line[1]/ns0:VATPct_Line[1]" w:storeItemID="{E45459F7-950D-4CE4-887D-D90D8DAC72D1}"/>
+                    <w:dataBinding w:prefixMappings="xmlns:ns0='urn:microsoft-dynamics-nav/reports/Standard_Sales_Invoice/1306/'" w:xpath="/ns0:NavWordReportXmlPart[1]/ns0:Header[1]/ns0:Line[1]/ns0:VATPct_Line[1]" w:storeItemID="{E45459F7-950D-4CE4-887D-D90D8DAC72D1}"/>
                     <w15:color w:val="808080"/>
                     <w:text/>
                   </w:sdtPr>
@@ -2416,7 +2416,7 @@
                         <w:alias w:val="LineAmount_Line"/>
                         <w:tag w:val="#BC:InsertDataItem,DataItems/Header/Line/LineAmount_Line"/>
                         <w:id w:val="787541011"/>
-                        <w:dataBinding w:prefixMappings="&lt;xmlns:ns0='urn:microsoft-dynamics-nav/reports/Standard_Sales_Invoice/1306/' " w:xpath="/ns0:NavWordReportXmlPart[1]/ns0:Header[1]/ns0:Line[1]/ns0:LineAmount_Line[1]" w:storeItemID="{E45459F7-950D-4CE4-887D-D90D8DAC72D1}"/>
+                        <w:dataBinding w:prefixMappings="xmlns:ns0='urn:microsoft-dynamics-nav/reports/Standard_Sales_Invoice/1306/'" w:xpath="/ns0:NavWordReportXmlPart[1]/ns0:Header[1]/ns0:Line[1]/ns0:LineAmount_Line[1]" w:storeItemID="{E45459F7-950D-4CE4-887D-D90D8DAC72D1}"/>
                         <w15:color w:val="808080"/>
                         <w:text/>
                       </w:sdtPr>
@@ -2476,7 +2476,7 @@
           <w:placeholder>
             <w:docPart w:val="B11216762EB641E78C7BE686559B944C"/>
           </w:placeholder>
-          <w15:dataBinding w:prefixMappings="&lt;xmlns:ns0='urn:microsoft-dynamics-nav/reports/Standard_Sales_Invoice/1306/' " w:xpath="/ns0:NavWordReportXmlPart[1]/ns0:Header[1]/ns0:ReportTotalsLine" w:storeItemID="{E45459F7-950D-4CE4-887D-D90D8DAC72D1}"/>
+          <w15:dataBinding w:prefixMappings="xmlns:ns0='urn:microsoft-dynamics-nav/reports/Standard_Sales_Invoice/1306/'" w:xpath="/ns0:NavWordReportXmlPart[1]/ns0:Header[1]/ns0:ReportTotalsLine" w:storeItemID="{E45459F7-950D-4CE4-887D-D90D8DAC72D1}"/>
           <w15:color w:val="808080"/>
           <w15:repeatingSection/>
         </w:sdtPr>
@@ -2513,7 +2513,7 @@
                         <w:placeholder>
                           <w:docPart w:val="AF4689B7B041401186694AD1E275DBF1"/>
                         </w:placeholder>
-                        <w:dataBinding w:prefixMappings="&lt;xmlns:ns0='urn:microsoft-dynamics-nav/reports/Standard_Sales_Invoice/1306/' " w:xpath="/ns0:NavWordReportXmlPart[1]/ns0:Header[1]/ns0:ReportTotalsLine[1]/ns0:Description_ReportTotalsLine[1]" w:storeItemID="{E45459F7-950D-4CE4-887D-D90D8DAC72D1}"/>
+                        <w:dataBinding w:prefixMappings="xmlns:ns0='urn:microsoft-dynamics-nav/reports/Standard_Sales_Invoice/1306/'" w:xpath="/ns0:NavWordReportXmlPart[1]/ns0:Header[1]/ns0:ReportTotalsLine[1]/ns0:Description_ReportTotalsLine[1]" w:storeItemID="{E45459F7-950D-4CE4-887D-D90D8DAC72D1}"/>
                         <w:text/>
                       </w:sdtPr>
                       <w:sdtContent>
@@ -2532,7 +2532,7 @@
                     <w:placeholder>
                       <w:docPart w:val="AF4689B7B041401186694AD1E275DBF1"/>
                     </w:placeholder>
-                    <w:dataBinding w:prefixMappings="&lt;xmlns:ns0='urn:microsoft-dynamics-nav/reports/Standard_Sales_Invoice/1306/' " w:xpath="/ns0:NavWordReportXmlPart[1]/ns0:Header[1]/ns0:ReportTotalsLine[1]/ns0:Amount_ReportTotalsLine[1]" w:storeItemID="{E45459F7-950D-4CE4-887D-D90D8DAC72D1}"/>
+                    <w:dataBinding w:prefixMappings="xmlns:ns0='urn:microsoft-dynamics-nav/reports/Standard_Sales_Invoice/1306/'" w:xpath="/ns0:NavWordReportXmlPart[1]/ns0:Header[1]/ns0:ReportTotalsLine[1]/ns0:Amount_ReportTotalsLine[1]" w:storeItemID="{E45459F7-950D-4CE4-887D-D90D8DAC72D1}"/>
                     <w:text/>
                   </w:sdtPr>
                   <w:sdtContent>
@@ -2576,7 +2576,7 @@
               <w:alias w:val="TotalIncludingVATText"/>
               <w:tag w:val="#BC:InsertDataItem,DataItems/Header/Totals/TotalIncludingVATText"/>
               <w:id w:val="-961647257"/>
-              <w:dataBinding w:prefixMappings="&lt;xmlns:ns0='urn:microsoft-dynamics-nav/reports/Standard_Sales_Invoice/1306/' " w:xpath="/ns0:NavWordReportXmlPart[1]/ns0:Header[1]/ns0:Totals[1]/ns0:TotalIncludingVATText[1]" w:storeItemID="{E45459F7-950D-4CE4-887D-D90D8DAC72D1}"/>
+              <w:dataBinding w:prefixMappings="xmlns:ns0='urn:microsoft-dynamics-nav/reports/Standard_Sales_Invoice/1306/'" w:xpath="/ns0:NavWordReportXmlPart[1]/ns0:Header[1]/ns0:Totals[1]/ns0:TotalIncludingVATText[1]" w:storeItemID="{E45459F7-950D-4CE4-887D-D90D8DAC72D1}"/>
               <w15:color w:val="808080"/>
               <w:text/>
             </w:sdtPr>
@@ -2671,7 +2671,7 @@
                 <w:alias w:val="TotalAmountIncludingVAT"/>
                 <w:tag w:val="#BC:InsertDataItem,DataItems/Header/Totals/TotalAmountIncludingVAT"/>
                 <w:id w:val="1480661544"/>
-                <w:dataBinding w:prefixMappings="&lt;xmlns:ns0='urn:microsoft-dynamics-nav/reports/Standard_Sales_Invoice/1306/' " w:xpath="/ns0:NavWordReportXmlPart[1]/ns0:Header[1]/ns0:Totals[1]/ns0:TotalAmountIncludingVAT[1]" w:storeItemID="{E45459F7-950D-4CE4-887D-D90D8DAC72D1}"/>
+                <w:dataBinding w:prefixMappings="xmlns:ns0='urn:microsoft-dynamics-nav/reports/Standard_Sales_Invoice/1306/'" w:xpath="/ns0:NavWordReportXmlPart[1]/ns0:Header[1]/ns0:Totals[1]/ns0:TotalAmountIncludingVAT[1]" w:storeItemID="{E45459F7-950D-4CE4-887D-D90D8DAC72D1}"/>
                 <w15:color w:val="808080"/>
                 <w:text/>
               </w:sdtPr>
@@ -2712,7 +2712,7 @@
             <w:alias w:val="VATClause_Lbl"/>
             <w:tag w:val="#BC:InsertDataItem,DataItems/Header/VATClause_Lbl"/>
             <w:id w:val="-314872257"/>
-            <w:dataBinding w:prefixMappings="&lt;xmlns:ns0='urn:microsoft-dynamics-nav/reports/Standard_Sales_Invoice/1306/' " w:xpath="/ns0:NavWordReportXmlPart[1]/ns0:Header[1]/ns0:VATClause_Lbl[1]" w:storeItemID="{E45459F7-950D-4CE4-887D-D90D8DAC72D1}"/>
+            <w:dataBinding w:prefixMappings="xmlns:ns0='urn:microsoft-dynamics-nav/reports/Standard_Sales_Invoice/1306/'" w:xpath="/ns0:NavWordReportXmlPart[1]/ns0:Header[1]/ns0:VATClause_Lbl[1]" w:storeItemID="{E45459F7-950D-4CE4-887D-D90D8DAC72D1}"/>
             <w15:color w:val="808080"/>
             <w:text/>
           </w:sdtPr>
@@ -2751,7 +2751,7 @@
             <w:alias w:val="RemainingAmountText"/>
             <w:tag w:val="#BC:InsertDataItem,DataItems/Header/RemainingAmountText"/>
             <w:id w:val="1780221101"/>
-            <w:dataBinding w:prefixMappings="&lt;xmlns:ns0='urn:microsoft-dynamics-nav/reports/Standard_Sales_Invoice/1306/' " w:xpath="/ns0:NavWordReportXmlPart[1]/ns0:Header[1]/ns0:RemainingAmountText[1]" w:storeItemID="{E45459F7-950D-4CE4-887D-D90D8DAC72D1}"/>
+            <w:dataBinding w:prefixMappings="xmlns:ns0='urn:microsoft-dynamics-nav/reports/Standard_Sales_Invoice/1306/'" w:xpath="/ns0:NavWordReportXmlPart[1]/ns0:Header[1]/ns0:RemainingAmountText[1]" w:storeItemID="{E45459F7-950D-4CE4-887D-D90D8DAC72D1}"/>
             <w15:color w:val="808080"/>
             <w:text/>
           </w:sdtPr>
@@ -2782,7 +2782,7 @@
             <w:alias w:val="VATIdentifier_Lbl"/>
             <w:tag w:val="#BC:InsertDataItem,DataItems/Header/VATIdentifier_Lbl"/>
             <w:id w:val="175238053"/>
-            <w:dataBinding w:prefixMappings="&lt;xmlns:ns0='urn:microsoft-dynamics-nav/reports/Standard_Sales_Invoice/1306/' " w:xpath="/ns0:NavWordReportXmlPart[1]/ns0:Header[1]/ns0:VATIdentifier_Lbl[1]" w:storeItemID="{E45459F7-950D-4CE4-887D-D90D8DAC72D1}"/>
+            <w:dataBinding w:prefixMappings="xmlns:ns0='urn:microsoft-dynamics-nav/reports/Standard_Sales_Invoice/1306/'" w:xpath="/ns0:NavWordReportXmlPart[1]/ns0:Header[1]/ns0:VATIdentifier_Lbl[1]" w:storeItemID="{E45459F7-950D-4CE4-887D-D90D8DAC72D1}"/>
             <w15:color w:val="808080"/>
             <w:text/>
           </w:sdtPr>
@@ -2845,7 +2845,7 @@
               <w:alias w:val="VATIdentifier_VATClauseLine"/>
               <w:tag w:val="#BC:InsertDataItem,DataItems/Header/VATClauseLine/VATIdentifier_VATClauseLine"/>
               <w:id w:val="-301775843"/>
-              <w:dataBinding w:prefixMappings="&lt;xmlns:ns0='urn:microsoft-dynamics-nav/reports/Standard_Sales_Invoice/1306/' " w:xpath="/ns0:NavWordReportXmlPart[1]/ns0:Header[1]/ns0:VATClauseLine[1]/ns0:VATIdentifier_VATClauseLine[1]" w:storeItemID="{E45459F7-950D-4CE4-887D-D90D8DAC72D1}"/>
+              <w:dataBinding w:prefixMappings="xmlns:ns0='urn:microsoft-dynamics-nav/reports/Standard_Sales_Invoice/1306/'" w:xpath="/ns0:NavWordReportXmlPart[1]/ns0:Header[1]/ns0:VATClauseLine[1]/ns0:VATIdentifier_VATClauseLine[1]" w:storeItemID="{E45459F7-950D-4CE4-887D-D90D8DAC72D1}"/>
               <w15:color w:val="808080"/>
               <w:text/>
             </w:sdtPr>
@@ -2875,7 +2875,7 @@
             <w:alias w:val="Description_VATClauseLine"/>
             <w:tag w:val="#BC:InsertDataItem,DataItems/Header/VATClauseLine/Description_VATClauseLine"/>
             <w:id w:val="941799959"/>
-            <w:dataBinding w:prefixMappings="&lt;xmlns:ns0='urn:microsoft-dynamics-nav/reports/Standard_Sales_Invoice/1306/' " w:xpath="/ns0:NavWordReportXmlPart[1]/ns0:Header[1]/ns0:VATClauseLine[1]/ns0:Description_VATClauseLine[1]" w:storeItemID="{E45459F7-950D-4CE4-887D-D90D8DAC72D1}"/>
+            <w:dataBinding w:prefixMappings="xmlns:ns0='urn:microsoft-dynamics-nav/reports/Standard_Sales_Invoice/1306/'" w:xpath="/ns0:NavWordReportXmlPart[1]/ns0:Header[1]/ns0:VATClauseLine[1]/ns0:Description_VATClauseLine[1]" w:storeItemID="{E45459F7-950D-4CE4-887D-D90D8DAC72D1}"/>
             <w15:color w:val="808080"/>
             <w:text/>
           </w:sdtPr>
@@ -2910,7 +2910,7 @@
               <w:placeholder>
                 <w:docPart w:val="5AE997D3210241C38E402F8228553ABA"/>
               </w:placeholder>
-              <w:dataBinding w:prefixMappings="&lt;xmlns:ns0='urn:microsoft-dynamics-nav/reports/Standard_Sales_Invoice/1306/' " w:xpath="/ns0:NavWordReportXmlPart[1]/ns0:Header[1]/ns0:VATClauseLine[1]/ns0:VATAmount_VATClauseLine[1]" w:storeItemID="{E45459F7-950D-4CE4-887D-D90D8DAC72D1}"/>
+              <w:dataBinding w:prefixMappings="xmlns:ns0='urn:microsoft-dynamics-nav/reports/Standard_Sales_Invoice/1306/'" w:xpath="/ns0:NavWordReportXmlPart[1]/ns0:Header[1]/ns0:VATClauseLine[1]/ns0:VATAmount_VATClauseLine[1]" w:storeItemID="{E45459F7-950D-4CE4-887D-D90D8DAC72D1}"/>
               <w:text/>
             </w:sdtPr>
             <w:sdtContent>
@@ -2960,7 +2960,7 @@
             <w:alias w:val="LineFeeCaptionText"/>
             <w:tag w:val="#BC:InsertDataItem,DataItems/Header/LineFee/LineFeeCaptionText"/>
             <w:id w:val="-656604401"/>
-            <w:dataBinding w:prefixMappings="&lt;xmlns:ns0='urn:microsoft-dynamics-nav/reports/Standard_Sales_Invoice/1306/' " w:xpath="/ns0:NavWordReportXmlPart[1]/ns0:Header[1]/ns0:LineFee[1]/ns0:LineFeeCaptionText[1]" w:storeItemID="{E45459F7-950D-4CE4-887D-D90D8DAC72D1}"/>
+            <w:dataBinding w:prefixMappings="xmlns:ns0='urn:microsoft-dynamics-nav/reports/Standard_Sales_Invoice/1306/'" w:xpath="/ns0:NavWordReportXmlPart[1]/ns0:Header[1]/ns0:LineFee[1]/ns0:LineFeeCaptionText[1]" w:storeItemID="{E45459F7-950D-4CE4-887D-D90D8DAC72D1}"/>
             <w15:color w:val="808080"/>
             <w:text/>
           </w:sdtPr>
@@ -3007,7 +3007,7 @@
               <w:alias w:val="PaymentServiceText_Url"/>
               <w:tag w:val="#BC:InsertDataItem,DataItems/Header/PaymentReportingArgument/PaymentServiceText_Url"/>
               <w:id w:val="-799918150"/>
-              <w:dataBinding w:prefixMappings="&lt;xmlns:ns0='urn:microsoft-dynamics-nav/reports/Standard_Sales_Invoice/1306/' " w:xpath="/ns0:NavWordReportXmlPart[1]/ns0:Header[1]/ns0:PaymentReportingArgument[1]/ns0:PaymentServiceText_Url[1]" w:storeItemID="{E45459F7-950D-4CE4-887D-D90D8DAC72D1}"/>
+              <w:dataBinding w:prefixMappings="xmlns:ns0='urn:microsoft-dynamics-nav/reports/Standard_Sales_Invoice/1306/'" w:xpath="/ns0:NavWordReportXmlPart[1]/ns0:Header[1]/ns0:PaymentReportingArgument[1]/ns0:PaymentServiceText_Url[1]" w:storeItemID="{E45459F7-950D-4CE4-887D-D90D8DAC72D1}"/>
               <w15:color w:val="808080"/>
               <w:text/>
             </w:sdtPr>
@@ -3050,7 +3050,7 @@
               <w:alias w:val="WorkDescriptionLine"/>
               <w:tag w:val="#BC:InsertDataItem,DataItems/Header/WorkDescriptionLines/WorkDescriptionLine"/>
               <w:id w:val="-1095937099"/>
-              <w:dataBinding w:prefixMappings="&lt;xmlns:ns0='urn:microsoft-dynamics-nav/reports/Standard_Sales_Invoice/1306/' " w:xpath="/ns0:NavWordReportXmlPart[1]/ns0:Header[1]/ns0:WorkDescriptionLines[1]/ns0:WorkDescriptionLine[1]" w:storeItemID="{E45459F7-950D-4CE4-887D-D90D8DAC72D1}"/>
+              <w:dataBinding w:prefixMappings="xmlns:ns0='urn:microsoft-dynamics-nav/reports/Standard_Sales_Invoice/1306/'" w:xpath="/ns0:NavWordReportXmlPart[1]/ns0:Header[1]/ns0:WorkDescriptionLines[1]/ns0:WorkDescriptionLine[1]" w:storeItemID="{E45459F7-950D-4CE4-887D-D90D8DAC72D1}"/>
               <w15:color w:val="808080"/>
               <w:text/>
             </w:sdtPr>
@@ -5389,7 +5389,9 @@
 </we:webextension>
 </file>
 
-<file path=customXml/item1.xml>��< ? x m l   v e r s i o n = " 1 . 0 "   e n c o d i n g = " u t f - 1 6 " ? > < N a v W o r d R e p o r t X m l P a r t   x m l n s = " u r n : m i c r o s o f t - d y n a m i c s - b u s i n e s s c e n t r a l / i n t e r n a l / e x t e n d e d / r e p o r t s / S t a n d a r d _ S a l e s _ I n v o i c e / 1 3 0 6 / " > +<file path=customXml/item1.xml>��< ? x m l   v e r s i o n = " 1 . 0 "   e n c o d i n g = " u t f - 1 6 " ? > + 
+ < N a v W o r d R e p o r t X m l P a r t   x m l n s = " u r n : m i c r o s o f t - d y n a m i c s - b u s i n e s s c e n t r a l / i n t e r n a l / e x t e n d e d / r e p o r t s / S t a n d a r d _ S a l e s _ I n v o i c e / 1 3 0 6 / " >   
      < B C R e p o r t I n f o r m a t i o n >   
@@ -5407,6 +5409,8 @@
  
              < R e p o r t N a m e > R e p o r t   N a m e < / R e p o r t N a m e >   
+             < R e p o r t C a p t i o n > R e p o r t   C a p t i o n < / R e p o r t C a p t i o n > + 
              < A b o u t T h i s R e p o r t T i t l e > A b o u t   T h i s   R e p o r t   T i t l e < / A b o u t T h i s R e p o r t T i t l e >   
              < A b o u t T h i s R e p o r t T e x t > A b o u t   T h i s   R e p o r t   T e x t < / A b o u t T h i s R e p o r t T e x t > @@ -5461,21 +5465,21 @@
  
              < C o m p a n y A d d r e s s L i n e s >   
-                 < C o m p a n y A d d r e s s L i n e > C o m p a n y   A d d r e s s   L i n e   1 < / C o m p a n y A d d r e s s L i n e > - 
-                 < C o m p a n y A d d r e s s L i n e > C o m p a n y   A d d r e s s   L i n e   2 < / C o m p a n y A d d r e s s L i n e > - 
-                 < C o m p a n y A d d r e s s L i n e > C o m p a n y   A d d r e s s   L i n e   3 < / C o m p a n y A d d r e s s L i n e > - 
-                 < C o m p a n y A d d r e s s L i n e > C o m p a n y   A d d r e s s   L i n e   4 < / C o m p a n y A d d r e s s L i n e > - 
-                 < C o m p a n y A d d r e s s L i n e > C o m p a n y   A d d r e s s   L i n e   5 < / C o m p a n y A d d r e s s L i n e > - 
-                 < C o m p a n y A d d r e s s L i n e > C o m p a n y   A d d r e s s   L i n e   6 < / C o m p a n y A d d r e s s L i n e > - 
-                 < C o m p a n y A d d r e s s L i n e > C o m p a n y   A d d r e s s   L i n e   7 < / C o m p a n y A d d r e s s L i n e > - 
-                 < C o m p a n y A d d r e s s L i n e > C o m p a n y   A d d r e s s   L i n e   8 < / C o m p a n y A d d r e s s L i n e > +                 < C o m p a n y A d d r e s s L i n e 1 > C o m p a n y   A d d r e s s   L i n e   1 < / C o m p a n y A d d r e s s L i n e 1 > + 
+                 < C o m p a n y A d d r e s s L i n e 2 > C o m p a n y   A d d r e s s   L i n e   2 < / C o m p a n y A d d r e s s L i n e 2 > + 
+                 < C o m p a n y A d d r e s s L i n e 3 > C o m p a n y   A d d r e s s   L i n e   3 < / C o m p a n y A d d r e s s L i n e 3 > + 
+                 < C o m p a n y A d d r e s s L i n e 4 > C o m p a n y   A d d r e s s   L i n e   4 < / C o m p a n y A d d r e s s L i n e 4 > + 
+                 < C o m p a n y A d d r e s s L i n e 5 > C o m p a n y   A d d r e s s   L i n e   5 < / C o m p a n y A d d r e s s L i n e 5 > + 
+                 < C o m p a n y A d d r e s s L i n e 6 > C o m p a n y   A d d r e s s   L i n e   6 < / C o m p a n y A d d r e s s L i n e 6 > + 
+                 < C o m p a n y A d d r e s s L i n e 7 > C o m p a n y   A d d r e s s   L i n e   7 < / C o m p a n y A d d r e s s L i n e 7 > + 
+                 < C o m p a n y A d d r e s s L i n e 8 > C o m p a n y   A d d r e s s   L i n e   8 < / C o m p a n y A d d r e s s L i n e 8 >   
              < / C o m p a n y A d d r e s s L i n e s >   
@@ -5533,23 +5537,355 @@
  
      < / B C R e p o r t I n f o r m a t i o n >   
-     < T o o l t i p s / > +     < T o o l t i p s > + 
+         < T o o l t i p   c o l u m n = " C o m p a n y H o m e P a g e "   E l e m e n t I d = " 1 9 8 9 1 8 8 7 0 " > + 
+             < T o o l t i p T e x t   l a n g = " e n - U S " > S p e c i f i e s   y o u r   c o m p a n y ' s   w e b   s i t e . < / T o o l t i p T e x t > + 
+         < / T o o l t i p > + 
+         < T o o l t i p   c o l u m n = " C o m p a n y E M a i l "   E l e m e n t I d = " 1 6 7 7 0 7 4 0 5 8 " > + 
+             < T o o l t i p T e x t   l a n g = " e n - U S " > S p e c i f i e s   t h e   c o m p a n y ' s   e m a i l   a d d r e s s . < / T o o l t i p T e x t > + 
+         < / T o o l t i p > + 
+         < T o o l t i p   c o l u m n = " C o m p a n y P i c t u r e "   E l e m e n t I d = " 1 3 9 7 4 1 1 0 7 4 " > + 
+             < T o o l t i p T e x t   l a n g = " e n - U S " > S p e c i f i e s   t h e   p i c t u r e   t h a t   h a s   b e e n   s e t   u p   f o r   t h e   c o m p a n y ,   s u c h   a s   a   c o m p a n y   l o g o . < / T o o l t i p T e x t > + 
+         < / T o o l t i p > + 
+         < T o o l t i p   c o l u m n = " C o m p a n y P h o n e N o "   E l e m e n t I d = " 2 5 0 4 4 0 6 5 5 " > + 
+             < T o o l t i p T e x t   l a n g = " e n - U S " > S p e c i f i e s   t h e   c o m p a n y ' s   t e l e p h o n e   n u m b e r . < / T o o l t i p T e x t > + 
+         < / T o o l t i p > + 
+         < T o o l t i p   c o l u m n = " C o m p a n y G i r o N o "   E l e m e n t I d = " 1 3 6 0 1 9 6 3 2 0 " > + 
+             < T o o l t i p T e x t   l a n g = " e n - U S " > S p e c i f i e s   t h e   c o m p a n y ' s   g i r o   n u m b e r . < / T o o l t i p T e x t > + 
+         < / T o o l t i p > + 
+         < T o o l t i p   c o l u m n = " C o m p a n y B a n k N a m e "   E l e m e n t I d = " 1 5 3 4 9 0 5 6 0 5 " > + 
+             < T o o l t i p T e x t   l a n g = " e n - U S " > S p e c i f i e s   t h e   n a m e   o f   t h e   b a n k   w h e r e   y o u   h a v e   t h e   b a n k   a c c o u n t . < / T o o l t i p T e x t > + 
+         < / T o o l t i p > + 
+         < T o o l t i p   c o l u m n = " C o m p a n y B a n k B r a n c h N o "   E l e m e n t I d = " 7 9 3 1 3 3 0 5 7 " > + 
+             < T o o l t i p T e x t   l a n g = " e n - U S " > S p e c i f i e s   a   n u m b e r   o f   t h e   b a n k   b r a n c h . < / T o o l t i p T e x t > + 
+         < / T o o l t i p > + 
+         < T o o l t i p   c o l u m n = " C o m p a n y B a n k A c c o u n t N o "   E l e m e n t I d = " 3 0 1 4 0 2 0 4 " > + 
+             < T o o l t i p T e x t   l a n g = " e n - U S " > S p e c i f i e s   t h e   n u m b e r   u s e d   b y   t h e   b a n k   f o r   t h e   b a n k   a c c o u n t . < / T o o l t i p T e x t > + 
+         < / T o o l t i p > + 
+         < T o o l t i p   c o l u m n = " C o m p a n y I B A N "   E l e m e n t I d = " 9 0 6 5 4 9 1 8 2 " > + 
+             < T o o l t i p T e x t   l a n g = " e n - U S " > S p e c i f i e s   t h e   b a n k   a c c o u n t ' s   i n t e r n a t i o n a l   b a n k   a c c o u n t   n u m b e r . < / T o o l t i p T e x t > + 
+         < / T o o l t i p > + 
+         < T o o l t i p   c o l u m n = " C o m p a n y S W I F T "   E l e m e n t I d = " 6 6 8 2 5 0 2 4 5 " > + 
+             < T o o l t i p T e x t   l a n g = " e n - U S " > S p e c i f i e s   t h e   i n t e r n a t i o n a l   b a n k   i d e n t i f i e r   c o d e   ( S W I F T )   o f   t h e   b a n k   w h e r e   y o u   h a v e   t h e   a c c o u n t . < / T o o l t i p T e x t > + 
+         < / T o o l t i p > + 
+         < T o o l t i p   c o l u m n = " Y o u r R e f e r e n c e "   E l e m e n t I d = " 1 1 0 3 9 9 5 1 " > + 
+             < T o o l t i p T e x t   l a n g = " e n - U S " > S p e c i f i e s   t h e   c u s t o m e r ' s   r e f e r e n c e .   T h e   c o n t e n t s   w i l l   b e   p r i n t e d   o n   s a l e s   d o c u m e n t s . < / T o o l t i p T e x t > + 
+         < / T o o l t i p > + 
+         < T o o l t i p   c o l u m n = " S h i p m e n t M e t h o d D e s c r i p t i o n "   E l e m e n t I d = " 2 0 5 9 4 0 3 2 6 0 " > + 
+             < T o o l t i p T e x t   l a n g = " e n - U S " > S p e c i f i e s   a   d e s c r i p t i o n   o f   t h e   s h i p m e n t   m e t h o d . < / T o o l t i p T e x t > + 
+         < / T o o l t i p > + 
+         < T o o l t i p   c o l u m n = " S h i p T o P h o n e N o "   E l e m e n t I d = " 3 6 9 7 0 2 2 5 5 " > + 
+             < T o o l t i p T e x t   l a n g = " e n - U S " > S p e c i f i e s   t h e   t e l e p h o n e   n u m b e r   o f   t h e   c o m p a n y ' s   s h i p p i n g   a d d r e s s . < / T o o l t i p T e x t > + 
+         < / T o o l t i p > + 
+         < T o o l t i p   c o l u m n = " S e l l T o C o n t a c t P h o n e N o "   E l e m e n t I d = " 1 6 1 3 8 2 2 4 8 3 " > + 
+             < T o o l t i p T e x t   l a n g = " e n - U S " > S p e c i f i e s   t h e   c o n t a c t ' s   p h o n e   n u m b e r . < / T o o l t i p T e x t > + 
+         < / T o o l t i p > + 
+         < T o o l t i p   c o l u m n = " S e l l T o C o n t a c t M o b i l e P h o n e N o "   E l e m e n t I d = " 1 8 4 3 5 8 7 4 7 " > + 
+             < T o o l t i p T e x t   l a n g = " e n - U S " > S p e c i f i e s   t h e   c o n t a c t ' s   m o b i l e   t e l e p h o n e   n u m b e r . < / T o o l t i p T e x t > + 
+         < / T o o l t i p > + 
+         < T o o l t i p   c o l u m n = " S e l l T o C o n t a c t E m a i l "   E l e m e n t I d = " 2 6 2 8 2 4 5 6 4 " > + 
+             < T o o l t i p T e x t   l a n g = " e n - U S " > S p e c i f i e s   t h e   e m a i l   a d d r e s s   o f   t h e   c o n t a c t . < / T o o l t i p T e x t > + 
+         < / T o o l t i p > + 
+         < T o o l t i p   c o l u m n = " B i l l T o C o n t a c t P h o n e N o "   E l e m e n t I d = " 3 6 2 4 7 7 4 8 8 " > + 
+             < T o o l t i p T e x t   l a n g = " e n - U S " > S p e c i f i e s   t h e   c o n t a c t ' s   p h o n e   n u m b e r . < / T o o l t i p T e x t > + 
+         < / T o o l t i p > + 
+         < T o o l t i p   c o l u m n = " B i l l T o C o n t a c t M o b i l e P h o n e N o "   E l e m e n t I d = " 2 4 8 4 8 8 6 9 6 " > + 
+             < T o o l t i p T e x t   l a n g = " e n - U S " > S p e c i f i e s   t h e   c o n t a c t ' s   m o b i l e   t e l e p h o n e   n u m b e r . < / T o o l t i p T e x t > + 
+         < / T o o l t i p > + 
+         < T o o l t i p   c o l u m n = " B i l l T o C o n t a c t E m a i l "   E l e m e n t I d = " 3 3 5 8 2 7 8 9 5 " > + 
+             < T o o l t i p T e x t   l a n g = " e n - U S " > S p e c i f i e s   t h e   e m a i l   a d d r e s s   o f   t h e   c o n t a c t . < / T o o l t i p T e x t > + 
+         < / T o o l t i p > + 
+         < T o o l t i p   c o l u m n = " P a y m e n t T e r m s D e s c r i p t i o n "   E l e m e n t I d = " 2 0 3 8 7 4 2 7 0 0 " > + 
+             < T o o l t i p T e x t   l a n g = " e n - U S " > S p e c i f i e s   a n   e x p l a n a t i o n   o f   t h e   p a y m e n t   t e r m s . < / T o o l t i p T e x t > + 
+         < / T o o l t i p > + 
+         < T o o l t i p   c o l u m n = " P a y m e n t M e t h o d D e s c r i p t i o n "   E l e m e n t I d = " 5 8 5 7 5 7 9 7 4 " > + 
+             < T o o l t i p T e x t   l a n g = " e n - U S " > S p e c i f i e s   a   t e x t   t h a t   d e s c r i b e s   t h e   p a y m e n t   m e t h o d . < / T o o l t i p T e x t > + 
+         < / T o o l t i p > + 
+         < T o o l t i p   c o l u m n = " B i l l t o C u s t u m e r N o "   E l e m e n t I d = " 2 8 0 4 7 3 0 5 8 " > + 
+             < T o o l t i p T e x t   l a n g = " e n - U S " > S p e c i f i e s   t h e   n u m b e r   o f   t h e   c u s t o m e r   t h a t   y o u   s e n d   o r   s e n t   t h e   i n v o i c e   t o . < / T o o l t i p T e x t > + 
+         < / T o o l t i p > + 
+         < T o o l t i p   c o l u m n = " D o c u m e n t N o "   E l e m e n t I d = " 9 7 0 3 5 0 5 3 9 " > + 
+             < T o o l t i p T e x t   l a n g = " e n - U S " > S p e c i f i e s   t h e   p o s t e d   s a l e s   i n v o i c e   n u m b e r .   E a c h   p o s t e d   s a l e s   i n v o i c e   g e t s   a   u n i q u e   n u m b e r .   T y p i c a l l y ,   t h e   n u m b e r   i s   g e n e r a t e d   b a s e d   o n   a   n u m b e r   s e r i e s . < / T o o l t i p T e x t > + 
+         < / T o o l t i p > + 
+         < T o o l t i p   c o l u m n = " O r d e r N o "   E l e m e n t I d = " 1 4 6 6 4 7 3 8 8 6 " > + 
+             < T o o l t i p T e x t   l a n g = " e n - U S " > S p e c i f i e s   t h e   n u m b e r   o f   t h e   r e l a t e d   o r d e r . < / T o o l t i p T e x t > + 
+         < / T o o l t i p > + 
+         < T o o l t i p   c o l u m n = " S a l e s P e r s o n N a m e "   E l e m e n t I d = " 8 7 1 4 9 2 9 8 3 " > + 
+             < T o o l t i p T e x t   l a n g = " e n - U S " > S p e c i f i e s   t h e   n a m e   o f   t h e   s a l e s p e r s o n   o r   p u r c h a s e r . < / T o o l t i p T e x t > + 
+         < / T o o l t i p > + 
+         < T o o l t i p   c o l u m n = " S e l l t o C u s t o m e r N o "   E l e m e n t I d = " 2 0 5 0 6 4 7 3 4 9 " > + 
+             < T o o l t i p T e x t   l a n g = " e n - U S " > S p e c i f i e s   t h e   n u m b e r   o f   t h e   c u s t o m e r   t h a t   y o u   s h i p p e d   t h e   i t e m s   o n   t h e   i n v o i c e   t o . < / T o o l t i p T e x t > + 
+         < / T o o l t i p > + 
+         < T o o l t i p   c o l u m n = " P a c k a g e T r a c k i n g N o "   E l e m e n t I d = " 1 2 4 4 8 2 6 1 5 9 " > + 
+             < T o o l t i p T e x t   l a n g = " e n - U S " > S p e c i f i e s   t h e   s h i p p i n g   a g e n t ' s   p a c k a g e   n u m b e r . < / T o o l t i p T e x t > + 
+         < / T o o l t i p > + 
+         < T o o l t i p   c o l u m n = " S h i p p i n g A g e n t C o d e "   E l e m e n t I d = " 1 6 7 0 1 5 5 2 6 9 " > + 
+             < T o o l t i p T e x t   l a n g = " e n - U S " > S p e c i f i e s   w h i c h   s h i p p i n g   a g e n t   i s   u s e d   t o   t r a n s p o r t   t h e   i t e m s   o n   t h e   s a l e s   d o c u m e n t   t o   t h e   c u s t o m e r . < / T o o l t i p T e x t > + 
+         < / T o o l t i p > + 
+         < T o o l t i p   c o l u m n = " E x t e r n a l D o c u m e n t N o "   E l e m e n t I d = " 7 3 3 9 5 3 9 6 6 " > + 
+             < T o o l t i p T e x t   l a n g = " e n - U S " > S p e c i f i e s   t h e   e x t e r n a l   d o c u m e n t   n u m b e r   t h a t   i s   e n t e r e d   o n   t h e   s a l e s   h e a d e r   t h a t   t h i s   l i n e   w a s   p o s t e d   f r o m . < / T o o l t i p T e x t > + 
+         < / T o o l t i p > + 
+         < T o o l t i p   c o l u m n = " A m o u n t E x c l u d i n g V A T _ L i n e "   E l e m e n t I d = " 1 0 6 2 4 6 0 0 4 0 " > + 
+             < T o o l t i p T e x t   l a n g = " e n - U S " > S p e c i f i e s   t h e   l i n e ' s   n e t   a m o u n t . < / T o o l t i p T e x t > + 
+         < / T o o l t i p > + 
+         < T o o l t i p   c o l u m n = " A m o u n t I n c l u d i n g V A T _ L i n e "   E l e m e n t I d = " 7 7 0 9 2 8 4 0 2 " > + 
+             < T o o l t i p T e x t   l a n g = " e n - U S " > S p e c i f i e s   t h e   n e t   a m o u n t ,   i n c l u d i n g   V A T ,   f o r   t h i s   l i n e . < / T o o l t i p T e x t > + 
+         < / T o o l t i p > + 
+         < T o o l t i p   c o l u m n = " D e s c r i p t i o n _ L i n e "   E l e m e n t I d = " 1 4 0 6 8 2 2 3 1 0 " > + 
+             < T o o l t i p T e x t   l a n g = " e n - U S " > S p e c i f i e s   t h e   n a m e   o f   t h e   i t e m   o r   g e n e r a l   l e d g e r   a c c o u n t ,   o r   s o m e   d e s c r i p t i v e   t e x t . < / T o o l t i p T e x t > + 
+         < / T o o l t i p > + 
+         < T o o l t i p   c o l u m n = " L i n e D i s c o u n t P e r c e n t _ L i n e "   E l e m e n t I d = " 9 0 7 8 2 7 4 3 6 " > + 
+             < T o o l t i p T e x t   l a n g = " e n - U S " > S p e c i f i e s   t h e   d i s c o u n t   p e r c e n t a g e   t h a t   i s   g r a n t e d   f o r   t h e   i t e m   o n   t h e   l i n e . < / T o o l t i p T e x t > + 
+         < / T o o l t i p > + 
+         < T o o l t i p   c o l u m n = " I t e m N o _ L i n e "   E l e m e n t I d = " 1 9 1 0 2 9 6 2 8 8 " > + 
+             < T o o l t i p T e x t   l a n g = " e n - U S " > S p e c i f i e s   t h e   n u m b e r   o f   t h e   i n v o l v e d   e n t r y   o r   r e c o r d ,   a c c o r d i n g   t o   t h e   s p e c i f i e d   n u m b e r   s e r i e s . < / T o o l t i p T e x t > + 
+         < / T o o l t i p > + 
+         < T o o l t i p   c o l u m n = " I t e m R e f e r e n c e N o _ L i n e "   E l e m e n t I d = " 9 2 7 2 3 5 7 " > + 
+             < T o o l t i p T e x t   l a n g = " e n - U S " > S p e c i f i e s   t h e   r e f e r e n c e d   i t e m   n u m b e r . < / T o o l t i p T e x t > + 
+         < / T o o l t i p > + 
+         < T o o l t i p   c o l u m n = " U n i t O f M e a s u r e "   E l e m e n t I d = " 1 8 0 8 2 2 8 0 1 8 " > + 
+             < T o o l t i p T e x t   l a n g = " e n - U S " > S p e c i f i e s   t h e   n a m e   o f   t h e   i t e m   o r   r e s o u r c e ' s   u n i t   o f   m e a s u r e ,   s u c h   a s   p i e c e   o r   h o u r . < / T o o l t i p T e x t > + 
+         < / T o o l t i p > + 
+         < T o o l t i p   c o l u m n = " L i n e N o _ A s s e m b l y L i n e "   E l e m e n t I d = " 6 4 0 5 8 3 8 9 1 " > + 
+             < T o o l t i p T e x t   l a n g = " e n - U S " > S p e c i f i e s   t h e   n u m b e r   o f   t h e   i n v o l v e d   e n t r y   o r   r e c o r d ,   a c c o r d i n g   t o   t h e   s p e c i f i e d   n u m b e r   s e r i e s . < / T o o l t i p T e x t > + 
+         < / T o o l t i p > + 
+         < T o o l t i p   c o l u m n = " D e s c r i p t i o n _ A s s e m b l y L i n e "   E l e m e n t I d = " 2 8 0 7 4 3 7 9 6 " > + 
+             < T o o l t i p T e x t   l a n g = " e n - U S " > S p e c i f i e s   t h e   d e s c r i p t i o n   o f   t h e   a s s e m b l y   c o m p o n e n t   o n   t h e   p o s t e d   a s s e m b l y   l i n e . < / T o o l t i p T e x t > + 
+         < / T o o l t i p > + 
+         < T o o l t i p   c o l u m n = " Q u a n t i t y _ A s s e m b l y L i n e "   E l e m e n t I d = " 1 9 5 7 6 4 8 2 3 1 " > + 
+             < T o o l t i p T e x t   l a n g = " e n - U S " > S p e c i f i e s   h o w   m a n y   u n i t s   o f   t h e   a s s e m b l y   c o m p o n e n t   w e r e   p o s t e d   a s   c o n s u m e d   b y   t h e   p o s t e d   a s s e m b l y   o r d e r   l i n e . < / T o o l t i p T e x t > + 
+         < / T o o l t i p > + 
+         < T o o l t i p   c o l u m n = " V a r i a n t C o d e _ A s s e m b l y L i n e "   E l e m e n t I d = " 1 8 6 9 4 0 7 6 7 2 " > + 
+             < T o o l t i p T e x t   l a n g = " e n - U S " > S p e c i f i e s   t h e   v a r i a n t   o f   t h e   i t e m   o n   t h e   l i n e . < / T o o l t i p T e x t > + 
+         < / T o o l t i p > + 
+         < T o o l t i p   c o l u m n = " I n v o i c e D i s c o u n t A m o u n t _ V A T A m o u n t L i n e "   E l e m e n t I d = " 8 2 4 7 3 0 1 4 1 " > + 
+             < T o o l t i p T e x t   l a n g = " e n - U S " > S p e c i f i e s   t h e   i n v o i c e   d i s c o u n t   a m o u n t   f o r   a   s p e c i f i c   V A T   i d e n t i f i e r . < / T o o l t i p T e x t > + 
+         < / T o o l t i p > + 
+         < T o o l t i p   c o l u m n = " I n v o i c e D i s c o u n t B a s e A m o u n t _ V A T A m o u n t L i n e "   E l e m e n t I d = " 2 0 4 0 3 3 2 2 6 6 " > + 
+             < T o o l t i p T e x t   l a n g = " e n - U S " > S p e c i f i e s   t h e   i n v o i c e   d i s c o u n t   b a s e   a m o u n t . < / T o o l t i p T e x t > + 
+         < / T o o l t i p > + 
+         < T o o l t i p   c o l u m n = " L i n e A m o u n t _ V a t A m o u n t L i n e "   E l e m e n t I d = " 2 1 4 6 5 4 0 1 " > + 
+             < T o o l t i p T e x t   l a n g = " e n - U S " > S p e c i f i e s   t h e   t o t a l   a m o u n t   f o r   s a l e s   o r   p u r c h a s e   l i n e s   w i t h   a   s p e c i f i c   V A T   i d e n t i f i e r . < / T o o l t i p T e x t > + 
+         < / T o o l t i p > + 
+         < T o o l t i p   c o l u m n = " V A T A m o u n t _ V a t A m o u n t L i n e "   E l e m e n t I d = " 1 8 9 1 8 2 0 6 2 0 " > + 
+             < T o o l t i p T e x t   l a n g = " e n - U S " > S p e c i f i e s   t h e   a m o u n t   o f   V A T   t h a t   i s   i n c l u d e d   i n   t h e   t o t a l   a m o u n t . < / T o o l t i p T e x t > + 
+         < / T o o l t i p > + 
+         < T o o l t i p   c o l u m n = " V A T B a s e _ V a t A m o u n t L i n e "   E l e m e n t I d = " 1 4 5 8 9 3 7 8 1 9 " > + 
+             < T o o l t i p T e x t   l a n g = " e n - U S " > S p e c i f i e s   t h e   t o t a l   n e t   a m o u n t   ( a m o u n t   e x c l u d i n g   V A T )   f o r   s a l e s   o r   p u r c h a s e   l i n e s   w i t h   a   s p e c i f i c   V A T   I d e n t i f i e r . < / T o o l t i p T e x t > + 
+         < / T o o l t i p > + 
+         < T o o l t i p   c o l u m n = " V A T I d e n t i f i e r _ V a t A m o u n t L i n e "   E l e m e n t I d = " 1 1 4 2 0 7 0 0 3 5 " > + 
+             < T o o l t i p T e x t   l a n g = " e n - U S " > S p e c i f i e s   t h e   V A T   I d e n t i f i e r   v a l u e . < / T o o l t i p T e x t > + 
+         < / T o o l t i p > + 
+         < T o o l t i p   c o l u m n = " V A T P c t _ V a t A m o u n t L i n e "   E l e m e n t I d = " 1 4 5 3 5 4 2 7 7 7 " > + 
+             < T o o l t i p T e x t   l a n g = " e n - U S " > S p e c i f i e s   t h e   V A T   %   t h a t   w a s   u s e d   o n   t h e   s a l e s   o r   p u r c h a s e   l i n e s   w i t h   t h i s   V A T   I d e n t i f i e r . < / T o o l t i p T e x t > + 
+         < / T o o l t i p > + 
+         < T o o l t i p   c o l u m n = " V A T I d e n t i f i e r _ V A T C l a u s e L i n e "   E l e m e n t I d = " 1 4 6 4 4 7 2 4 7 8 " > + 
+             < T o o l t i p T e x t   l a n g = " e n - U S " > S p e c i f i e s   t h e   V A T   I d e n t i f i e r   v a l u e . < / T o o l t i p T e x t > + 
+         < / T o o l t i p > + 
+         < T o o l t i p   c o l u m n = " C o d e _ V A T C l a u s e L i n e "   E l e m e n t I d = " 1 8 2 4 5 8 9 8 4 7 " > + 
+             < T o o l t i p T e x t   l a n g = " e n - U S " > S p e c i f i e s   t h e   c o d e   f o r   a   V A T   c l a u s e ,   w h i c h   i s   u s e d   t o   p r o v i d e   a   V A T   d e s c r i p t i o n   a s s o c i a t e d   w i t h   a   s a l e s   l i n e   o n   a   s a l e s   i n v o i c e ,   c r e d i t   m e m o ,   o r   o t h e r   s a l e s   d o c u m e n t . < / T o o l t i p T e x t > + 
+         < / T o o l t i p > + 
+         < T o o l t i p   c o l u m n = " D e s c r i p t i o n 2 _ V A T C l a u s e L i n e "   E l e m e n t I d = " 1 3 7 9 6 6 7 4 7 0 " > + 
+             < T o o l t i p T e x t   l a n g = " e n - U S " > S p e c i f i e s   a n   a d d i t i o n a l   d e s c r i p t i o n   o f   a   V A T   c l a u s e . < / T o o l t i p T e x t > + 
+         < / T o o l t i p > + 
+         < T o o l t i p   c o l u m n = " V A T A m o u n t _ V A T C l a u s e L i n e "   E l e m e n t I d = " 2 2 2 4 6 9 0 5 9 " > + 
+             < T o o l t i p T e x t   l a n g = " e n - U S " > S p e c i f i e s   t h e   a m o u n t   o f   V A T   t h a t   i s   i n c l u d e d   i n   t h e   t o t a l   a m o u n t . < / T o o l t i p T e x t > + 
+         < / T o o l t i p > + 
+         < T o o l t i p   c o l u m n = " L e f t H e a d e r N a m e "   E l e m e n t I d = " 4 3 7 4 2 2 1 8 2 " > + 
+             < T o o l t i p T e x t   l a n g = " e n - U S " > S p e c i f i e s   t h e   n a m e . < / T o o l t i p T e x t > + 
+         < / T o o l t i p > + 
+         < T o o l t i p   c o l u m n = " L e f t H e a d e r V a l u e "   E l e m e n t I d = " 2 4 2 1 2 6 3 1 0 " > + 
+             < T o o l t i p T e x t   l a n g = " e n - U S " > S p e c i f i e s   t h e   v a l u e . < / T o o l t i p T e x t > + 
+         < / T o o l t i p > + 
+         < T o o l t i p   c o l u m n = " R i g h t H e a d e r N a m e "   E l e m e n t I d = " 8 9 8 2 8 7 5 7 " > + 
+             < T o o l t i p T e x t   l a n g = " e n - U S " > S p e c i f i e s   t h e   n a m e . < / T o o l t i p T e x t > + 
+         < / T o o l t i p > + 
+         < T o o l t i p   c o l u m n = " R i g h t H e a d e r V a l u e "   E l e m e n t I d = " 7 0 6 9 3 8 5 5 9 " > + 
+             < T o o l t i p T e x t   l a n g = " e n - U S " > S p e c i f i e s   t h e   v a l u e . < / T o o l t i p T e x t > + 
+         < / T o o l t i p > + 
+     < / T o o l t i p s >   
      < H e a d e r   E l e m e n t T y p e = " D a t a I t e m "   E l e m e n t I d = " 1 2 4 0 3 7 3 8 8 6 " >   
-         < B i l l e d T o _ L b l   E l e m e n t T y p e = " C o l u m n "   E l e m e n t I d = " 1 7 4 5 4 4 9 0 7 9 "   D a t a T y p e = " T e x t C o n s t " > B i l l e d T o _ L b l < / B i l l e d T o _ L b l > +         < B i l l e d T o _ L b l   E l e m e n t T y p e = " C o l u m n "   E l e m e n t I d = " 1 7 4 5 4 4 9 0 7 9 "   D a t a T y p e = " L a b e l " > B i l l e d T o _ L b l < / B i l l e d T o _ L b l >   
          < B i l l T o C o n t a c t E m a i l   E l e m e n t T y p e = " C o l u m n "   E l e m e n t I d = " 3 3 5 8 2 7 8 9 5 "   D a t a T y p e = " T e x t " > B i l l T o C o n t a c t E m a i l < / B i l l T o C o n t a c t E m a i l >   
-         < B i l l T o C o n t a c t E m a i l L b l   E l e m e n t T y p e = " C o l u m n "   E l e m e n t I d = " 2 9 6 4 7 8 3 6 5 "   D a t a T y p e = " T e x t C o n s t " > B i l l T o C o n t a c t E m a i l L b l < / B i l l T o C o n t a c t E m a i l L b l > +         < B i l l T o C o n t a c t E m a i l L b l   E l e m e n t T y p e = " C o l u m n "   E l e m e n t I d = " 2 9 6 4 7 8 3 6 5 "   D a t a T y p e = " L a b e l " > B i l l T o C o n t a c t E m a i l L b l < / B i l l T o C o n t a c t E m a i l L b l >   
          < B i l l T o C o n t a c t M o b i l e P h o n e N o   E l e m e n t T y p e = " C o l u m n "   E l e m e n t I d = " 2 4 8 4 8 8 6 9 6 "   D a t a T y p e = " T e x t " > B i l l T o C o n t a c t M o b i l e P h o n e N o < / B i l l T o C o n t a c t M o b i l e P h o n e N o >   
-         < B i l l T o C o n t a c t M o b i l e P h o n e N o L b l   E l e m e n t T y p e = " C o l u m n "   E l e m e n t I d = " 2 7 6 3 1 1 3 3 8 "   D a t a T y p e = " T e x t C o n s t " > B i l l T o C o n t a c t M o b i l e P h o n e N o L b l < / B i l l T o C o n t a c t M o b i l e P h o n e N o L b l > +         < B i l l T o C o n t a c t M o b i l e P h o n e N o L b l   E l e m e n t T y p e = " C o l u m n "   E l e m e n t I d = " 2 7 6 3 1 1 3 3 8 "   D a t a T y p e = " L a b e l " > B i l l T o C o n t a c t M o b i l e P h o n e N o L b l < / B i l l T o C o n t a c t M o b i l e P h o n e N o L b l >   
          < B i l l T o C o n t a c t P h o n e N o   E l e m e n t T y p e = " C o l u m n "   E l e m e n t I d = " 3 6 2 4 7 7 4 8 8 "   D a t a T y p e = " T e x t " > B i l l T o C o n t a c t P h o n e N o < / B i l l T o C o n t a c t P h o n e N o >   
-         < B i l l T o C o n t a c t P h o n e N o L b l   E l e m e n t T y p e = " C o l u m n "   E l e m e n t I d = " 2 1 2 3 3 4 5 9 6 6 "   D a t a T y p e = " T e x t C o n s t " > B i l l T o C o n t a c t P h o n e N o L b l < / B i l l T o C o n t a c t P h o n e N o L b l > +         < B i l l T o C o n t a c t P h o n e N o L b l   E l e m e n t T y p e = " C o l u m n "   E l e m e n t I d = " 2 1 2 3 3 4 5 9 6 6 "   D a t a T y p e = " L a b e l " > B i l l T o C o n t a c t P h o n e N o L b l < / B i l l T o C o n t a c t P h o n e N o L b l >   
          < B i l l t o C u s t o m e r N o _ L b l   E l e m e n t T y p e = " C o l u m n "   E l e m e n t I d = " 3 6 9 3 0 7 8 1 3 "   D a t a T y p e = " S t r i n g " > B i l l t o C u s t o m e r N o _ L b l < / B i l l t o C u s t o m e r N o _ L b l >   
@@ -5575,7 +5911,7 @@
  
          < C o m p a n y B a n k A c c o u n t N o   E l e m e n t T y p e = " C o l u m n "   E l e m e n t I d = " 3 0 1 4 0 2 0 4 "   D a t a T y p e = " T e x t " > C o m p a n y B a n k A c c o u n t N o < / C o m p a n y B a n k A c c o u n t N o >   
-         < C o m p a n y B a n k A c c o u n t N o _ L b l   E l e m e n t T y p e = " C o l u m n "   E l e m e n t I d = " 1 0 9 7 7 4 3 3 4 5 "   D a t a T y p e = " T e x t C o n s t " > C o m p a n y B a n k A c c o u n t N o _ L b l < / C o m p a n y B a n k A c c o u n t N o _ L b l > +         < C o m p a n y B a n k A c c o u n t N o _ L b l   E l e m e n t T y p e = " C o l u m n "   E l e m e n t I d = " 1 0 9 7 7 4 3 3 4 5 "   D a t a T y p e = " L a b e l " > C o m p a n y B a n k A c c o u n t N o _ L b l < / C o m p a n y B a n k A c c o u n t N o _ L b l >   
          < C o m p a n y B a n k B r a n c h N o   E l e m e n t T y p e = " C o l u m n "   E l e m e n t I d = " 7 9 3 1 3 3 0 5 7 "   D a t a T y p e = " T e x t " > C o m p a n y B a n k B r a n c h N o < / C o m p a n y B a n k B r a n c h N o >   
@@ -5583,7 +5919,7 @@
  
          < C o m p a n y B a n k N a m e   E l e m e n t T y p e = " C o l u m n "   E l e m e n t I d = " 1 5 3 4 9 0 5 6 0 5 "   D a t a T y p e = " T e x t " > C o m p a n y B a n k N a m e < / C o m p a n y B a n k N a m e >   
-         < C o m p a n y B a n k N a m e _ L b l   E l e m e n t T y p e = " C o l u m n "   E l e m e n t I d = " 1 2 0 4 3 0 7 0 1 4 "   D a t a T y p e = " T e x t C o n s t " > C o m p a n y B a n k N a m e _ L b l < / C o m p a n y B a n k N a m e _ L b l > +         < C o m p a n y B a n k N a m e _ L b l   E l e m e n t T y p e = " C o l u m n "   E l e m e n t I d = " 1 2 0 4 3 0 7 0 1 4 "   D a t a T y p e = " L a b e l " > C o m p a n y B a n k N a m e _ L b l < / C o m p a n y B a n k N a m e _ L b l >   
          < C o m p a n y C u s t o m G i r o   E l e m e n t T y p e = " C o l u m n "   E l e m e n t I d = " 1 6 7 0 4 7 5 7 9 8 "   D a t a T y p e = " T e x t " > C o m p a n y C u s t o m G i r o < / C o m p a n y C u s t o m G i r o >   
@@ -5593,7 +5929,7 @@
  
          < C o m p a n y G i r o N o   E l e m e n t T y p e = " C o l u m n "   E l e m e n t I d = " 1 3 6 0 1 9 6 3 2 0 "   D a t a T y p e = " T e x t " > C o m p a n y G i r o N o < / C o m p a n y G i r o N o >   
-         < C o m p a n y G i r o N o _ L b l   E l e m e n t T y p e = " C o l u m n "   E l e m e n t I d = " 8 6 1 6 0 2 1 1 5 "   D a t a T y p e = " T e x t C o n s t " > C o m p a n y G i r o N o _ L b l < / C o m p a n y G i r o N o _ L b l > +         < C o m p a n y G i r o N o _ L b l   E l e m e n t T y p e = " C o l u m n "   E l e m e n t I d = " 8 6 1 6 0 2 1 1 5 "   D a t a T y p e = " L a b e l " > C o m p a n y G i r o N o _ L b l < / C o m p a n y G i r o N o _ L b l >   
          < C o m p a n y H o m e P a g e   E l e m e n t T y p e = " C o l u m n "   E l e m e n t I d = " 1 9 8 9 1 8 8 7 0 "   D a t a T y p e = " T e x t " > C o m p a n y H o m e P a g e < / C o m p a n y H o m e P a g e >   
@@ -5611,9 +5947,9 @@
  
          < C o m p a n y P h o n e N o   E l e m e n t T y p e = " C o l u m n "   E l e m e n t I d = " 2 5 0 4 4 0 6 5 5 "   D a t a T y p e = " T e x t " > C o m p a n y P h o n e N o < / C o m p a n y P h o n e N o >   
-         < C o m p a n y P h o n e N o _ L b l   E l e m e n t T y p e = " C o l u m n "   E l e m e n t I d = " 5 5 8 5 9 3 5 8 6 "   D a t a T y p e = " T e x t C o n s t " > C o m p a n y P h o n e N o _ L b l < / C o m p a n y P h o n e N o _ L b l > - 
-         < C o m p a n y P i c t u r e   E l e m e n t T y p e = " C o l u m n "   E l e m e n t I d = " 1 3 9 7 4 1 1 0 7 4 "   D a t a T y p e = " B L O B " / > +         < C o m p a n y P h o n e N o _ L b l   E l e m e n t T y p e = " C o l u m n "   E l e m e n t I d = " 5 5 8 5 9 3 5 8 6 "   D a t a T y p e = " L a b e l " > C o m p a n y P h o n e N o _ L b l < / C o m p a n y P h o n e N o _ L b l > + 
+         < C o m p a n y P i c t u r e   E l e m e n t T y p e = " C o l u m n "   E l e m e n t I d = " 1 3 9 7 4 1 1 0 7 4 "   D a t a T y p e = " B l o b "   / >   
          < C o m p a n y R e g i s t r a t i o n N u m b e r   E l e m e n t T y p e = " C o l u m n "   E l e m e n t I d = " 2 0 2 3 6 3 9 4 2 4 "   D a t a T y p e = " T e x t " > C o m p a n y R e g i s t r a t i o n N u m b e r < / C o m p a n y R e g i s t r a t i o n N u m b e r >   
@@ -5633,7 +5969,7 @@
  
          < C o n t a c t _ L b l   E l e m e n t T y p e = " C o l u m n "   E l e m e n t I d = " 1 1 5 5 0 9 4 7 5 2 "   D a t a T y p e = " T e x t " > C o n t a c t _ L b l < / C o n t a c t _ L b l >   
-         < C o p y _ L b l   E l e m e n t T y p e = " C o l u m n "   E l e m e n t I d = " 6 0 4 7 8 2 7 8 1 "   D a t a T y p e = " T e x t C o n s t " > C o p y _ L b l < / C o p y _ L b l > +         < C o p y _ L b l   E l e m e n t T y p e = " C o l u m n "   E l e m e n t I d = " 6 0 4 7 8 2 7 8 1 "   D a t a T y p e = " L a b e l " > C o p y _ L b l < / C o p y _ L b l >   
          < C u s t o m e r A d d r e s s 1   E l e m e n t T y p e = " C o l u m n "   E l e m e n t I d = " 1 8 0 1 9 6 6 4 5 4 "   D a t a T y p e = " T e x t " > C u s t o m e r A d d r e s s 1 < / C u s t o m e r A d d r e s s 1 >   
@@ -5661,7 +5997,7 @@
  
          < D o c u m e n t N o   E l e m e n t T y p e = " C o l u m n "   E l e m e n t I d = " 9 7 0 3 5 0 5 3 9 "   D a t a T y p e = " C o d e " > D o c u m e n t N o < / D o c u m e n t N o >   
-         < D o c u m e n t N o _ L b l   E l e m e n t T y p e = " C o l u m n "   E l e m e n t I d = " 7 8 9 7 9 5 9 7 8 "   D a t a T y p e = " T e x t C o n s t " > D o c u m e n t N o _ L b l < / D o c u m e n t N o _ L b l > +         < D o c u m e n t N o _ L b l   E l e m e n t T y p e = " C o l u m n "   E l e m e n t I d = " 7 8 9 7 9 5 9 7 8 "   D a t a T y p e = " L a b e l " > D o c u m e n t N o _ L b l < / D o c u m e n t N o _ L b l >   
          < D o c u m e n t T i t l e _ L b l   E l e m e n t T y p e = " C o l u m n "   E l e m e n t I d = " 8 5 8 4 2 3 9 2 9 "   D a t a T y p e = " T e x t " > D o c u m e n t T i t l e _ L b l < / D o c u m e n t T i t l e _ L b l >   
@@ -5669,7 +6005,7 @@
  
          < D u e D a t e _ L b l   E l e m e n t T y p e = " C o l u m n "   E l e m e n t I d = " 1 6 4 8 2 8 4 6 4 8 "   D a t a T y p e = " S t r i n g " > D u e D a t e _ L b l < / D u e D a t e _ L b l >   
-         < E M a i l _ H e a d e r _ L b l   E l e m e n t T y p e = " C o l u m n "   E l e m e n t I d = " 5 1 3 1 7 0 8 0 4 "   D a t a T y p e = " T e x t C o n s t " > E M a i l _ H e a d e r _ L b l < / E M a i l _ H e a d e r _ L b l > +         < E M a i l _ H e a d e r _ L b l   E l e m e n t T y p e = " C o l u m n "   E l e m e n t I d = " 5 1 3 1 7 0 8 0 4 "   D a t a T y p e = " L a b e l " > E M a i l _ H e a d e r _ L b l < / E M a i l _ H e a d e r _ L b l >   
          < E x c h a n g e R a t e A s T e x t   E l e m e n t T y p e = " C o l u m n "   E l e m e n t I d = " 5 9 2 9 5 5 8 4 5 "   D a t a T y p e = " T e x t " > E x c h a n g e R a t e A s T e x t < / E x c h a n g e R a t e A s T e x t >   
@@ -5677,25 +6013,25 @@
  
          < E x t e r n a l D o c u m e n t N o _ L b l   E l e m e n t T y p e = " C o l u m n "   E l e m e n t I d = " 4 2 3 3 1 2 2 6 9 "   D a t a T y p e = " S t r i n g " > E x t e r n a l D o c u m e n t N o _ L b l < / E x t e r n a l D o c u m e n t N o _ L b l >   
-         < F r o m _ L b l   E l e m e n t T y p e = " C o l u m n "   E l e m e n t I d = " 4 8 5 4 2 6 1 3 8 "   D a t a T y p e = " T e x t C o n s t " > F r o m _ L b l < / F r o m _ L b l > +         < F r o m _ L b l   E l e m e n t T y p e = " C o l u m n "   E l e m e n t I d = " 4 8 5 4 2 6 1 3 8 "   D a t a T y p e = " L a b e l " > F r o m _ L b l < / F r o m _ L b l >   
          < G l o b a l L o c a t i o n N u m b e r   E l e m e n t T y p e = " C o l u m n "   E l e m e n t I d = " 1 5 0 0 3 7 2 8 0 0 "   D a t a T y p e = " T e x t " > G l o b a l L o c a t i o n N u m b e r < / G l o b a l L o c a t i o n N u m b e r >   
          < G l o b a l L o c a t i o n N u m b e r _ L b l   E l e m e n t T y p e = " C o l u m n "   E l e m e n t I d = " 1 7 5 0 9 1 3 8 9 1 "   D a t a T y p e = " T e x t " > G l o b a l L o c a t i o n N u m b e r _ L b l < / G l o b a l L o c a t i o n N u m b e r _ L b l >   
-         < H o m e P a g e _ H e a d e r _ L b l   E l e m e n t T y p e = " C o l u m n "   E l e m e n t I d = " 1 8 7 9 7 2 5 0 8 4 "   D a t a T y p e = " T e x t C o n s t " > H o m e P a g e _ H e a d e r _ L b l < / H o m e P a g e _ H e a d e r _ L b l > - 
-         < I n v o i c e D i s c o u n t A m o u n t _ L b l   E l e m e n t T y p e = " C o l u m n "   E l e m e n t I d = " 1 5 9 3 0 1 2 7 3 6 "   D a t a T y p e = " T e x t C o n s t " > I n v o i c e D i s c o u n t A m o u n t _ L b l < / I n v o i c e D i s c o u n t A m o u n t _ L b l > - 
-         < I n v o i c e D i s c o u n t B a s e A m o u n t _ L b l   E l e m e n t T y p e = " C o l u m n "   E l e m e n t I d = " 2 0 2 9 2 6 6 8 7 5 "   D a t a T y p e = " T e x t C o n s t " > I n v o i c e D i s c o u n t B a s e A m o u n t _ L b l < / I n v o i c e D i s c o u n t B a s e A m o u n t _ L b l > +         < H o m e P a g e _ H e a d e r _ L b l   E l e m e n t T y p e = " C o l u m n "   E l e m e n t I d = " 1 8 7 9 7 2 5 0 8 4 "   D a t a T y p e = " L a b e l " > H o m e P a g e _ H e a d e r _ L b l < / H o m e P a g e _ H e a d e r _ L b l > + 
+         < I n v o i c e D i s c o u n t A m o u n t _ L b l   E l e m e n t T y p e = " C o l u m n "   E l e m e n t I d = " 1 5 9 3 0 1 2 7 3 6 "   D a t a T y p e = " L a b e l " > I n v o i c e D i s c o u n t A m o u n t _ L b l < / I n v o i c e D i s c o u n t A m o u n t _ L b l > + 
+         < I n v o i c e D i s c o u n t B a s e A m o u n t _ L b l   E l e m e n t T y p e = " C o l u m n "   E l e m e n t I d = " 2 0 2 9 2 6 6 8 7 5 "   D a t a T y p e = " L a b e l " > I n v o i c e D i s c o u n t B a s e A m o u n t _ L b l < / I n v o i c e D i s c o u n t B a s e A m o u n t _ L b l >   
          < L e g a l E n t i t y T y p e   E l e m e n t T y p e = " C o l u m n "   E l e m e n t I d = " 2 0 5 1 8 7 3 5 6 3 "   D a t a T y p e = " T e x t " > L e g a l E n t i t y T y p e < / L e g a l E n t i t y T y p e >   
          < L e g a l E n t i t y T y p e _ L b l   E l e m e n t T y p e = " C o l u m n "   E l e m e n t I d = " 2 0 8 0 2 2 4 7 9 2 "   D a t a T y p e = " T e x t " > L e g a l E n t i t y T y p e _ L b l < / L e g a l E n t i t y T y p e _ L b l >   
-         < L i n e A m o u n t A f t e r I n v o i c e D i s c o u n t _ L b l   E l e m e n t T y p e = " C o l u m n "   E l e m e n t I d = " 6 7 3 7 2 1 0 9 4 "   D a t a T y p e = " T e x t C o n s t " > L i n e A m o u n t A f t e r I n v o i c e D i s c o u n t _ L b l < / L i n e A m o u n t A f t e r I n v o i c e D i s c o u n t _ L b l > - 
-         < L o c a l C u r r e n c y _ L b l   E l e m e n t T y p e = " C o l u m n "   E l e m e n t I d = " 1 5 5 9 6 9 3 4 2 2 "   D a t a T y p e = " T e x t C o n s t " > L o c a l C u r r e n c y _ L b l < / L o c a l C u r r e n c y _ L b l > +         < L i n e A m o u n t A f t e r I n v o i c e D i s c o u n t _ L b l   E l e m e n t T y p e = " C o l u m n "   E l e m e n t I d = " 6 7 3 7 2 1 0 9 4 "   D a t a T y p e = " L a b e l " > L i n e A m o u n t A f t e r I n v o i c e D i s c o u n t _ L b l < / L i n e A m o u n t A f t e r I n v o i c e D i s c o u n t _ L b l > + 
+         < L o c a l C u r r e n c y _ L b l   E l e m e n t T y p e = " C o l u m n "   E l e m e n t I d = " 1 5 5 9 6 9 3 4 2 2 "   D a t a T y p e = " L a b e l " > L o c a l C u r r e n c y _ L b l < / L o c a l C u r r e n c y _ L b l >   
          < O r d e r N o   E l e m e n t T y p e = " C o l u m n "   E l e m e n t I d = " 1 4 6 6 4 7 3 8 8 6 "   D a t a T y p e = " C o d e " > O r d e r N o < / O r d e r N o >   
@@ -5705,13 +6041,13 @@
  
          < P a c k a g e T r a c k i n g N o _ L b l   E l e m e n t T y p e = " C o l u m n "   E l e m e n t I d = " 2 1 9 3 5 6 7 5 6 "   D a t a T y p e = " S t r i n g " > P a c k a g e T r a c k i n g N o _ L b l < / P a c k a g e T r a c k i n g N o _ L b l >   
-         < P a g e _ L b l   E l e m e n t T y p e = " C o l u m n "   E l e m e n t I d = " 6 8 0 6 4 8 0 9 1 "   D a t a T y p e = " T e x t C o n s t " > P a g e _ L b l < / P a g e _ L b l > +         < P a g e _ L b l   E l e m e n t T y p e = " C o l u m n "   E l e m e n t I d = " 6 8 0 6 4 8 0 9 1 "   D a t a T y p e = " L a b e l " > P a g e _ L b l < / P a g e _ L b l >   
          < P a y m e n t I n s t r u c t i o n s _ T x t   E l e m e n t T y p e = " C o l u m n "   E l e m e n t I d = " 1 8 7 2 0 8 8 3 "   D a t a T y p e = " T e x t " > P a y m e n t I n s t r u c t i o n s _ T x t < / P a y m e n t I n s t r u c t i o n s _ T x t >   
          < P a y m e n t M e t h o d D e s c r i p t i o n   E l e m e n t T y p e = " C o l u m n "   E l e m e n t I d = " 5 8 5 7 5 7 9 7 4 "   D a t a T y p e = " T e x t " > P a y m e n t M e t h o d D e s c r i p t i o n < / P a y m e n t M e t h o d D e s c r i p t i o n >   
-         < P a y m e n t M e t h o d D e s c r i p t i o n _ L b l   E l e m e n t T y p e = " C o l u m n "   E l e m e n t I d = " 7 9 7 1 1 7 3 2 3 "   D a t a T y p e = " T e x t C o n s t " > P a y m e n t M e t h o d D e s c r i p t i o n _ L b l < / P a y m e n t M e t h o d D e s c r i p t i o n _ L b l > +         < P a y m e n t M e t h o d D e s c r i p t i o n _ L b l   E l e m e n t T y p e = " C o l u m n "   E l e m e n t I d = " 7 9 7 1 1 7 3 2 3 "   D a t a T y p e = " L a b e l " > P a y m e n t M e t h o d D e s c r i p t i o n _ L b l < / P a y m e n t M e t h o d D e s c r i p t i o n _ L b l >   
          < P a y m e n t R e f e r e n c e   E l e m e n t T y p e = " C o l u m n "   E l e m e n t I d = " 3 3 5 4 9 7 0 1 2 "   D a t a T y p e = " T e x t " > P a y m e n t R e f e r e n c e < / P a y m e n t R e f e r e n c e >   
@@ -5719,39 +6055,39 @@
  
          < P a y m e n t T e r m s D e s c r i p t i o n   E l e m e n t T y p e = " C o l u m n "   E l e m e n t I d = " 2 0 3 8 7 4 2 7 0 0 "   D a t a T y p e = " T e x t " > P a y m e n t T e r m s D e s c r i p t i o n < / P a y m e n t T e r m s D e s c r i p t i o n >   
-         < P a y m e n t T e r m s D e s c r i p t i o n _ L b l   E l e m e n t T y p e = " C o l u m n "   E l e m e n t I d = " 1 8 7 4 4 9 4 3 2 1 "   D a t a T y p e = " T e x t C o n s t " > P a y m e n t T e r m s D e s c r i p t i o n _ L b l < / P a y m e n t T e r m s D e s c r i p t i o n _ L b l > +         < P a y m e n t T e r m s D e s c r i p t i o n _ L b l   E l e m e n t T y p e = " C o l u m n "   E l e m e n t I d = " 1 8 7 4 4 9 4 3 2 1 "   D a t a T y p e = " L a b e l " > P a y m e n t T e r m s D e s c r i p t i o n _ L b l < / P a y m e n t T e r m s D e s c r i p t i o n _ L b l >   
          < P r i c e s I n c l u d i n g V A T   E l e m e n t T y p e = " C o l u m n "   E l e m e n t I d = " 5 1 8 8 1 7 1 6 7 "   D a t a T y p e = " B o o l e a n " > P r i c e s I n c l u d i n g V A T < / P r i c e s I n c l u d i n g V A T >   
+         < P r i c e s I n c l u d i n g V A T Y e s N o   E l e m e n t T y p e = " C o l u m n "   E l e m e n t I d = " 1 4 1 1 1 4 7 5 9 9 "   D a t a T y p e = " S t r i n g " > P r i c e s I n c l u d i n g V A T Y e s N o < / P r i c e s I n c l u d i n g V A T Y e s N o > + 
          < P r i c e s I n c l u d i n g V A T _ L b l   E l e m e n t T y p e = " C o l u m n "   E l e m e n t I d = " 1 3 7 7 9 7 9 4 4 4 "   D a t a T y p e = " S t r i n g " > P r i c e s I n c l u d i n g V A T _ L b l < / P r i c e s I n c l u d i n g V A T _ L b l >   
-         < P r i c e s I n c l u d i n g V A T Y e s N o   E l e m e n t T y p e = " C o l u m n "   E l e m e n t I d = " 1 4 1 1 1 4 7 5 9 9 "   D a t a T y p e = " S t r i n g " > P r i c e s I n c l u d i n g V A T Y e s N o < / P r i c e s I n c l u d i n g V A T Y e s N o > - 
-         < Q u e s t i o n s _ L b l   E l e m e n t T y p e = " C o l u m n "   E l e m e n t I d = " 2 0 7 0 8 9 0 0 1 9 "   D a t a T y p e = " T e x t C o n s t " > Q u e s t i o n s _ L b l < / Q u e s t i o n s _ L b l > +         < Q u e s t i o n s _ L b l   E l e m e n t T y p e = " C o l u m n "   E l e m e n t I d = " 2 0 7 0 8 9 0 0 1 9 "   D a t a T y p e = " L a b e l " > Q u e s t i o n s _ L b l < / Q u e s t i o n s _ L b l >   
          < R e m a i n i n g A m o u n t   E l e m e n t T y p e = " C o l u m n "   E l e m e n t I d = " 3 5 3 2 6 4 1 3 1 "   D a t a T y p e = " D e c i m a l " > R e m a i n i n g A m o u n t < / R e m a i n i n g A m o u n t >   
          < R e m a i n i n g A m o u n t T e x t   E l e m e n t T y p e = " C o l u m n "   E l e m e n t I d = " 1 8 1 3 6 1 2 0 "   D a t a T y p e = " T e x t " > R e m a i n i n g A m o u n t T e x t < / R e m a i n i n g A m o u n t T e x t >   
-         < S a l e s I n v o i c e L i n e D i s c o u n t _ L b l   E l e m e n t T y p e = " C o l u m n "   E l e m e n t I d = " 6 6 4 6 0 1 5 8 2 "   D a t a T y p e = " T e x t C o n s t " > S a l e s I n v o i c e L i n e D i s c o u n t _ L b l < / S a l e s I n v o i c e L i n e D i s c o u n t _ L b l > - 
-         < S a l e s P e r s o n _ L b l   E l e m e n t T y p e = " C o l u m n "   E l e m e n t I d = " 1 5 6 4 1 9 6 3 6 5 "   D a t a T y p e = " T e x t C o n s t " > S a l e s P e r s o n _ L b l < / S a l e s P e r s o n _ L b l > +         < S a l e s I n v o i c e L i n e D i s c o u n t _ L b l   E l e m e n t T y p e = " C o l u m n "   E l e m e n t I d = " 6 6 4 6 0 1 5 8 2 "   D a t a T y p e = " L a b e l " > S a l e s I n v o i c e L i n e D i s c o u n t _ L b l < / S a l e s I n v o i c e L i n e D i s c o u n t _ L b l >   
          < S a l e s P e r s o n B l a n k _ L b l   E l e m e n t T y p e = " C o l u m n "   E l e m e n t I d = " 6 5 4 6 2 4 6 0 1 "   D a t a T y p e = " T e x t " > S a l e s P e r s o n B l a n k _ L b l < / S a l e s P e r s o n B l a n k _ L b l >   
          < S a l e s P e r s o n N a m e   E l e m e n t T y p e = " C o l u m n "   E l e m e n t I d = " 8 7 1 4 9 2 9 8 3 "   D a t a T y p e = " T e x t " > S a l e s P e r s o n N a m e < / S a l e s P e r s o n N a m e >   
+         < S a l e s P e r s o n _ L b l   E l e m e n t T y p e = " C o l u m n "   E l e m e n t I d = " 1 5 6 4 1 9 6 3 6 5 "   D a t a T y p e = " L a b e l " > S a l e s P e r s o n _ L b l < / S a l e s P e r s o n _ L b l > + 
          < S e l l T o C o n t a c t E m a i l   E l e m e n t T y p e = " C o l u m n "   E l e m e n t I d = " 2 6 2 8 2 4 5 6 4 "   D a t a T y p e = " T e x t " > S e l l T o C o n t a c t E m a i l < / S e l l T o C o n t a c t E m a i l >   
-         < S e l l T o C o n t a c t E m a i l L b l   E l e m e n t T y p e = " C o l u m n "   E l e m e n t I d = " 3 7 0 9 2 0 3 7 4 "   D a t a T y p e = " T e x t C o n s t " > S e l l T o C o n t a c t E m a i l L b l < / S e l l T o C o n t a c t E m a i l L b l > +         < S e l l T o C o n t a c t E m a i l L b l   E l e m e n t T y p e = " C o l u m n "   E l e m e n t I d = " 3 7 0 9 2 0 3 7 4 "   D a t a T y p e = " L a b e l " > S e l l T o C o n t a c t E m a i l L b l < / S e l l T o C o n t a c t E m a i l L b l >   
          < S e l l T o C o n t a c t M o b i l e P h o n e N o   E l e m e n t T y p e = " C o l u m n "   E l e m e n t I d = " 1 8 4 3 5 8 7 4 7 "   D a t a T y p e = " T e x t " > S e l l T o C o n t a c t M o b i l e P h o n e N o < / S e l l T o C o n t a c t M o b i l e P h o n e N o >   
-         < S e l l T o C o n t a c t M o b i l e P h o n e N o L b l   E l e m e n t T y p e = " C o l u m n "   E l e m e n t I d = " 1 4 5 7 5 2 8 4 1 7 "   D a t a T y p e = " T e x t C o n s t " > S e l l T o C o n t a c t M o b i l e P h o n e N o L b l < / S e l l T o C o n t a c t M o b i l e P h o n e N o L b l > +         < S e l l T o C o n t a c t M o b i l e P h o n e N o L b l   E l e m e n t T y p e = " C o l u m n "   E l e m e n t I d = " 1 4 5 7 5 2 8 4 1 7 "   D a t a T y p e = " L a b e l " > S e l l T o C o n t a c t M o b i l e P h o n e N o L b l < / S e l l T o C o n t a c t M o b i l e P h o n e N o L b l >   
          < S e l l T o C o n t a c t P h o n e N o   E l e m e n t T y p e = " C o l u m n "   E l e m e n t I d = " 1 6 1 3 8 2 2 4 8 3 "   D a t a T y p e = " T e x t " > S e l l T o C o n t a c t P h o n e N o < / S e l l T o C o n t a c t P h o n e N o >   
-         < S e l l T o C o n t a c t P h o n e N o L b l   E l e m e n t T y p e = " C o l u m n "   E l e m e n t I d = " 1 0 5 0 6 8 6 8 0 9 "   D a t a T y p e = " T e x t C o n s t " > S e l l T o C o n t a c t P h o n e N o L b l < / S e l l T o C o n t a c t P h o n e N o L b l > +         < S e l l T o C o n t a c t P h o n e N o L b l   E l e m e n t T y p e = " C o l u m n "   E l e m e n t I d = " 1 0 5 0 6 8 6 8 0 9 "   D a t a T y p e = " L a b e l " > S e l l T o C o n t a c t P h o n e N o L b l < / S e l l T o C o n t a c t P h o n e N o L b l >   
          < S e l l t o C u s t o m e r N o   E l e m e n t T y p e = " C o l u m n "   E l e m e n t I d = " 2 0 5 0 6 4 7 3 4 9 "   D a t a T y p e = " C o d e " > S e l l t o C u s t o m e r N o < / S e l l t o C u s t o m e r N o >   
@@ -5761,22 +6097,20 @@
  
          < S e l l T o P h o n e N o   E l e m e n t T y p e = " C o l u m n "   E l e m e n t I d = " 7 5 1 9 3 1 8 4 3 "   D a t a T y p e = " T e x t " > S e l l T o P h o n e N o < / S e l l T o P h o n e N o >   
-         < S h i p m e n t _ L b l   E l e m e n t T y p e = " C o l u m n "   E l e m e n t I d = " 2 0 8 5 7 6 7 1 2 0 "   D a t a T y p e = " T e x t C o n s t " > S h i p m e n t _ L b l < / S h i p m e n t _ L b l > - 
          < S h i p m e n t D a t e   E l e m e n t T y p e = " C o l u m n "   E l e m e n t I d = " 9 3 1 1 1 1 4 6 5 "   D a t a T y p e = " S t r i n g " > S h i p m e n t D a t e < / S h i p m e n t D a t e >   
          < S h i p m e n t D a t e _ L b l   E l e m e n t T y p e = " C o l u m n "   E l e m e n t I d = " 6 1 4 4 0 0 3 6 4 "   D a t a T y p e = " S t r i n g " > S h i p m e n t D a t e _ L b l < / S h i p m e n t D a t e _ L b l >   
          < S h i p m e n t M e t h o d D e s c r i p t i o n   E l e m e n t T y p e = " C o l u m n "   E l e m e n t I d = " 2 0 5 9 4 0 3 2 6 0 "   D a t a T y p e = " T e x t " > S h i p m e n t M e t h o d D e s c r i p t i o n < / S h i p m e n t M e t h o d D e s c r i p t i o n >   
-         < S h i p m e n t M e t h o d D e s c r i p t i o n _ L b l   E l e m e n t T y p e = " C o l u m n "   E l e m e n t I d = " 1 1 7 9 9 7 8 4 6 5 "   D a t a T y p e = " T e x t C o n s t " > S h i p m e n t M e t h o d D e s c r i p t i o n _ L b l < / S h i p m e n t M e t h o d D e s c r i p t i o n _ L b l > +         < S h i p m e n t M e t h o d D e s c r i p t i o n _ L b l   E l e m e n t T y p e = " C o l u m n "   E l e m e n t I d = " 1 1 7 9 9 7 8 4 6 5 "   D a t a T y p e = " L a b e l " > S h i p m e n t M e t h o d D e s c r i p t i o n _ L b l < / S h i p m e n t M e t h o d D e s c r i p t i o n _ L b l > + 
+         < S h i p m e n t _ L b l   E l e m e n t T y p e = " C o l u m n "   E l e m e n t I d = " 2 0 8 5 7 6 7 1 2 0 "   D a t a T y p e = " L a b e l " > S h i p m e n t _ L b l < / S h i p m e n t _ L b l >   
          < S h i p p i n g A g e n t C o d e   E l e m e n t T y p e = " C o l u m n "   E l e m e n t I d = " 1 6 7 0 1 5 5 2 6 9 "   D a t a T y p e = " C o d e " > S h i p p i n g A g e n t C o d e < / S h i p p i n g A g e n t C o d e >   
          < S h i p p i n g A g e n t C o d e _ L b l   E l e m e n t T y p e = " C o l u m n "   E l e m e n t I d = " 1 1 5 3 2 0 1 3 4 "   D a t a T y p e = " S t r i n g " > S h i p p i n g A g e n t C o d e _ L b l < / S h i p p i n g A g e n t C o d e _ L b l >   
-         < S h i p T o A d d r e s s _ L b l   E l e m e n t T y p e = " C o l u m n "   E l e m e n t I d = " 1 6 5 0 5 0 5 0 1 7 "   D a t a T y p e = " T e x t C o n s t " > S h i p T o A d d r e s s _ L b l < / S h i p T o A d d r e s s _ L b l > - 
          < S h i p T o A d d r e s s 1   E l e m e n t T y p e = " C o l u m n "   E l e m e n t I d = " 1 3 5 7 6 7 2 8 6 1 "   D a t a T y p e = " T e x t " > S h i p T o A d d r e s s 1 < / S h i p T o A d d r e s s 1 >   
          < S h i p T o A d d r e s s 2   E l e m e n t T y p e = " C o l u m n "   E l e m e n t I d = " 1 0 2 4 2 0 4 5 8 4 "   D a t a T y p e = " T e x t " > S h i p T o A d d r e s s 2 < / S h i p T o A d d r e s s 2 > @@ -5793,37 +6127,39 @@
  
          < S h i p T o A d d r e s s 8   E l e m e n t T y p e = " C o l u m n "   E l e m e n t I d = " 1 4 9 2 9 9 2 1 7 8 "   D a t a T y p e = " T e x t " > S h i p T o A d d r e s s 8 < / S h i p T o A d d r e s s 8 >   
+         < S h i p T o A d d r e s s _ L b l   E l e m e n t T y p e = " C o l u m n "   E l e m e n t I d = " 1 6 5 0 5 0 5 0 1 7 "   D a t a T y p e = " L a b e l " > S h i p T o A d d r e s s _ L b l < / S h i p T o A d d r e s s _ L b l > + 
          < S h i p T o P h o n e N o   E l e m e n t T y p e = " C o l u m n "   E l e m e n t I d = " 3 6 9 7 0 2 2 5 5 "   D a t a T y p e = " T e x t " > S h i p T o P h o n e N o < / S h i p T o P h o n e N o >   
          < S h o w S h i p p i n g A d d r e s s   E l e m e n t T y p e = " C o l u m n "   E l e m e n t I d = " 1 1 2 0 0 7 1 2 6 6 "   D a t a T y p e = " B o o l e a n " > S h o w S h i p p i n g A d d r e s s < / S h o w S h i p p i n g A d d r e s s >   
          < S h o w W o r k D e s c r i p t i o n   E l e m e n t T y p e = " C o l u m n "   E l e m e n t I d = " 7 8 5 4 6 8 8 6 5 "   D a t a T y p e = " B o o l e a n " > S h o w W o r k D e s c r i p t i o n < / S h o w W o r k D e s c r i p t i o n >   
-         < S u b t o t a l _ L b l   E l e m e n t T y p e = " C o l u m n "   E l e m e n t I d = " 1 9 6 7 7 9 5 1 4 2 "   D a t a T y p e = " T e x t C o n s t " > S u b t o t a l _ L b l < / S u b t o t a l _ L b l > - 
-         < T h a n k s _ L b l   E l e m e n t T y p e = " C o l u m n "   E l e m e n t I d = " 2 1 0 3 3 0 5 5 2 5 "   D a t a T y p e = " T e x t C o n s t " > T h a n k s _ L b l < / T h a n k s _ L b l > - 
-         < T o t a l _ L b l   E l e m e n t T y p e = " C o l u m n "   E l e m e n t I d = " 1 2 1 0 1 0 0 8 7 8 "   D a t a T y p e = " T e x t C o n s t " > T o t a l _ L b l < / T o t a l _ L b l > - 
-         < V A T A m o u n t _ L b l   E l e m e n t T y p e = " C o l u m n "   E l e m e n t I d = " 1 0 9 4 6 5 7 2 9 "   D a t a T y p e = " T e x t C o n s t " > V A T A m o u n t _ L b l < / V A T A m o u n t _ L b l > - 
-         < V A T A m o u n t S p e c i f i c a t i o n _ L b l   E l e m e n t T y p e = " C o l u m n "   E l e m e n t I d = " 8 7 8 7 0 6 8 4 6 "   D a t a T y p e = " T e x t C o n s t " > V A T A m o u n t S p e c i f i c a t i o n _ L b l < / V A T A m o u n t S p e c i f i c a t i o n _ L b l > - 
-         < V A T B a s e _ L b l   E l e m e n t T y p e = " C o l u m n "   E l e m e n t I d = " 1 8 6 6 1 5 8 2 7 8 "   D a t a T y p e = " T e x t C o n s t " > V A T B a s e _ L b l < / V A T B a s e _ L b l > +         < S u b t o t a l _ L b l   E l e m e n t T y p e = " C o l u m n "   E l e m e n t I d = " 1 9 6 7 7 9 5 1 4 2 "   D a t a T y p e = " L a b e l " > S u b t o t a l _ L b l < / S u b t o t a l _ L b l > + 
+         < T h a n k s _ L b l   E l e m e n t T y p e = " C o l u m n "   E l e m e n t I d = " 2 1 0 3 3 0 5 5 2 5 "   D a t a T y p e = " L a b e l " > T h a n k s _ L b l < / T h a n k s _ L b l > + 
+         < T o t a l _ L b l   E l e m e n t T y p e = " C o l u m n "   E l e m e n t I d = " 1 2 1 0 1 0 0 8 7 8 "   D a t a T y p e = " L a b e l " > T o t a l _ L b l < / T o t a l _ L b l > + 
+         < V A T A m o u n t S p e c i f i c a t i o n _ L b l   E l e m e n t T y p e = " C o l u m n "   E l e m e n t I d = " 8 7 8 7 0 6 8 4 6 "   D a t a T y p e = " L a b e l " > V A T A m o u n t S p e c i f i c a t i o n _ L b l < / V A T A m o u n t S p e c i f i c a t i o n _ L b l > + 
+         < V A T A m o u n t _ L b l   E l e m e n t T y p e = " C o l u m n "   E l e m e n t I d = " 1 0 9 4 6 5 7 2 9 "   D a t a T y p e = " L a b e l " > V A T A m o u n t _ L b l < / V A T A m o u n t _ L b l > + 
+         < V A T B a s e _ L b l   E l e m e n t T y p e = " C o l u m n "   E l e m e n t I d = " 1 8 6 6 1 5 8 2 7 8 "   D a t a T y p e = " L a b e l " > V A T B a s e _ L b l < / V A T B a s e _ L b l > + 
+         < V A T C l a u s e s _ L b l   E l e m e n t T y p e = " C o l u m n "   E l e m e n t I d = " 1 3 8 3 9 2 0 0 1 9 "   D a t a T y p e = " L a b e l " > V A T C l a u s e s _ L b l < / V A T C l a u s e s _ L b l >   
          < V A T C l a u s e _ L b l   E l e m e n t T y p e = " C o l u m n "   E l e m e n t I d = " 1 5 7 0 4 9 5 4 9 0 "   D a t a T y p e = " S t r i n g " > V A T C l a u s e _ L b l < / V A T C l a u s e _ L b l >   
-         < V A T C l a u s e s _ L b l   E l e m e n t T y p e = " C o l u m n "   E l e m e n t I d = " 1 3 8 3 9 2 0 0 1 9 "   D a t a T y p e = " T e x t C o n s t " > V A T C l a u s e s _ L b l < / V A T C l a u s e s _ L b l > - 
-         < V A T I d e n t i f i e r _ L b l   E l e m e n t T y p e = " C o l u m n "   E l e m e n t I d = " 1 6 8 6 6 2 3 9 8 4 "   D a t a T y p e = " T e x t C o n s t " > V A T I d e n t i f i e r _ L b l < / V A T I d e n t i f i e r _ L b l > - 
-         < V A T P e r c e n t a g e _ L b l   E l e m e n t T y p e = " C o l u m n "   E l e m e n t I d = " 6 7 6 6 5 4 5 6 5 "   D a t a T y p e = " T e x t C o n s t " > V A T P e r c e n t a g e _ L b l < / V A T P e r c e n t a g e _ L b l > +         < V A T I d e n t i f i e r _ L b l   E l e m e n t T y p e = " C o l u m n "   E l e m e n t I d = " 1 6 8 6 6 2 3 9 8 4 "   D a t a T y p e = " L a b e l " > V A T I d e n t i f i e r _ L b l < / V A T I d e n t i f i e r _ L b l > + 
+         < V A T P e r c e n t a g e _ L b l   E l e m e n t T y p e = " C o l u m n "   E l e m e n t I d = " 6 7 6 6 5 4 5 6 5 "   D a t a T y p e = " L a b e l " > V A T P e r c e n t a g e _ L b l < / V A T P e r c e n t a g e _ L b l >   
          < V A T R e g i s t r a t i o n N o   E l e m e n t T y p e = " C o l u m n "   E l e m e n t I d = " 1 8 8 9 1 9 5 4 0 2 "   D a t a T y p e = " T e x t " > V A T R e g i s t r a t i o n N o < / V A T R e g i s t r a t i o n N o >   
          < V A T R e g i s t r a t i o n N o _ L b l   E l e m e n t T y p e = " C o l u m n "   E l e m e n t I d = " 1 4 2 4 6 1 6 0 8 5 "   D a t a T y p e = " T e x t " > V A T R e g i s t r a t i o n N o _ L b l < / V A T R e g i s t r a t i o n N o _ L b l >   
-         < Y o u r D o c u m e n t T i t l e _ L b l   E l e m e n t T y p e = " C o l u m n "   E l e m e n t I d = " 1 8 2 1 7 1 6 9 3 4 "   D a t a T y p e = " T e x t C o n s t " > Y o u r D o c u m e n t T i t l e _ L b l < / Y o u r D o c u m e n t T i t l e _ L b l > +         < Y o u r D o c u m e n t T i t l e _ L b l   E l e m e n t T y p e = " C o l u m n "   E l e m e n t I d = " 1 8 2 1 7 1 6 9 3 4 "   D a t a T y p e = " L a b e l " > Y o u r D o c u m e n t T i t l e _ L b l < / Y o u r D o c u m e n t T i t l e _ L b l >   
          < Y o u r R e f e r e n c e   E l e m e n t T y p e = " C o l u m n "   E l e m e n t I d = " 1 1 0 3 9 9 5 1 "   D a t a T y p e = " T e x t " > Y o u r R e f e r e n c e < / Y o u r R e f e r e n c e >   
@@ -5855,10 +6191,10 @@
  
              < J o b N o _ L b l   E l e m e n t T y p e = " C o l u m n "   E l e m e n t I d = " 1 8 9 7 0 9 4 2 6 "   D a t a T y p e = " T e x t " > J o b N o _ L b l < / J o b N o _ L b l >   
-             < J o b T a s k D e s c _ L b l   E l e m e n t T y p e = " C o l u m n "   E l e m e n t I d = " 5 4 8 3 1 0 0 2 7 "   D a t a T y p e = " T e x t C o n s t " > J o b T a s k D e s c _ L b l < / J o b T a s k D e s c _ L b l > - 
              < J o b T a s k D e s c r i p t i o n   E l e m e n t T y p e = " C o l u m n "   E l e m e n t I d = " 1 0 6 5 5 0 2 3 4 3 "   D a t a T y p e = " T e x t " > J o b T a s k D e s c r i p t i o n < / J o b T a s k D e s c r i p t i o n >   
+             < J o b T a s k D e s c _ L b l   E l e m e n t T y p e = " C o l u m n "   E l e m e n t I d = " 5 4 8 3 1 0 0 2 7 "   D a t a T y p e = " L a b e l " > J o b T a s k D e s c _ L b l < / J o b T a s k D e s c _ L b l > + 
              < J o b T a s k N o   E l e m e n t T y p e = " C o l u m n "   E l e m e n t I d = " 9 4 0 0 8 9 4 5 8 "   D a t a T y p e = " C o d e " > J o b T a s k N o < / J o b T a s k N o >   
              < J o b T a s k N o _ L b l   E l e m e n t T y p e = " C o l u m n "   E l e m e n t I d = " 6 2 2 6 5 1 9 4 9 "   D a t a T y p e = " T e x t " > J o b T a s k N o _ L b l < / J o b T a s k N o _ L b l > @@ -5867,17 +6203,17 @@
  
              < L i n e A m o u n t _ L i n e _ L b l   E l e m e n t T y p e = " C o l u m n "   E l e m e n t I d = " 9 9 2 9 0 1 8 4 5 "   D a t a T y p e = " S t r i n g " > L i n e A m o u n t _ L i n e _ L b l < / L i n e A m o u n t _ L i n e _ L b l >   
+             < L i n e D i s c o u n t P e r c e n t T e x t _ L i n e   E l e m e n t T y p e = " C o l u m n "   E l e m e n t I d = " 6 1 3 1 3 5 1 9 "   D a t a T y p e = " T e x t " > L i n e D i s c o u n t P e r c e n t T e x t _ L i n e < / L i n e D i s c o u n t P e r c e n t T e x t _ L i n e > + 
              < L i n e D i s c o u n t P e r c e n t _ L i n e   E l e m e n t T y p e = " C o l u m n "   E l e m e n t I d = " 9 0 7 8 2 7 4 3 6 "   D a t a T y p e = " D e c i m a l " > L i n e D i s c o u n t P e r c e n t _ L i n e < / L i n e D i s c o u n t P e r c e n t _ L i n e >   
-             < L i n e D i s c o u n t P e r c e n t T e x t _ L i n e   E l e m e n t T y p e = " C o l u m n "   E l e m e n t I d = " 6 1 3 1 3 5 1 9 "   D a t a T y p e = " T e x t " > L i n e D i s c o u n t P e r c e n t T e x t _ L i n e < / L i n e D i s c o u n t P e r c e n t T e x t _ L i n e > - 
              < L i n e N o _ L i n e   E l e m e n t T y p e = " C o l u m n "   E l e m e n t I d = " 6 9 8 9 8 5 9 7 9 "   D a t a T y p e = " I n t e g e r " > L i n e N o _ L i n e < / L i n e N o _ L i n e >   
-             < P r i c e _ L b l   E l e m e n t T y p e = " C o l u m n "   E l e m e n t I d = " 2 1 2 6 7 6 4 9 2 5 "   D a t a T y p e = " T e x t C o n s t " > P r i c e _ L b l < / P r i c e _ L b l > - 
-             < P r i c e P e r _ L b l   E l e m e n t T y p e = " C o l u m n "   E l e m e n t I d = " 9 7 3 2 8 0 1 3 4 "   D a t a T y p e = " T e x t C o n s t " > P r i c e P e r _ L b l < / P r i c e P e r _ L b l > - 
-             < Q t y _ L b l   E l e m e n t T y p e = " C o l u m n "   E l e m e n t I d = " 2 6 3 6 7 3 7 6 4 "   D a t a T y p e = " T e x t C o n s t " > Q t y _ L b l < / Q t y _ L b l > +             < P r i c e P e r _ L b l   E l e m e n t T y p e = " C o l u m n "   E l e m e n t I d = " 9 7 3 2 8 0 1 3 4 "   D a t a T y p e = " L a b e l " > P r i c e P e r _ L b l < / P r i c e P e r _ L b l > + 
+             < P r i c e _ L b l   E l e m e n t T y p e = " C o l u m n "   E l e m e n t I d = " 2 1 2 6 7 6 4 9 2 5 "   D a t a T y p e = " L a b e l " > P r i c e _ L b l < / P r i c e _ L b l > + 
+             < Q t y _ L b l   E l e m e n t T y p e = " C o l u m n "   E l e m e n t I d = " 2 6 3 6 7 3 7 6 4 "   D a t a T y p e = " L a b e l " > Q t y _ L b l < / Q t y _ L b l >   
              < Q u a n t i t y _ L i n e   E l e m e n t T y p e = " C o l u m n "   E l e m e n t I d = " 1 0 6 8 5 4 3 5 3 7 "   D a t a T y p e = " T e x t " > Q u a n t i t y _ L i n e < / Q u a n t i t y _ L i n e >   
@@ -5885,14 +6221,12 @@
  
              < S h i p m e n t D a t e _ L i n e   E l e m e n t T y p e = " C o l u m n "   E l e m e n t I d = " 1 6 7 3 3 7 5 4 1 6 "   D a t a T y p e = " S t r i n g " > S h i p m e n t D a t e _ L i n e < / S h i p m e n t D a t e _ L i n e >   
-             < S h i p m e n t D a t e _ L i n e _ L b l   E l e m e n t T y p e = " C o l u m n "   E l e m e n t I d = " 8 5 3 2 2 4 3 6 3 "   D a t a T y p e = " T e x t C o n s t " > S h i p m e n t D a t e _ L i n e _ L b l < / S h i p m e n t D a t e _ L i n e _ L b l > +             < S h i p m e n t D a t e _ L i n e _ L b l   E l e m e n t T y p e = " C o l u m n "   E l e m e n t I d = " 8 5 3 2 2 4 3 6 3 "   D a t a T y p e = " L a b e l " > S h i p m e n t D a t e _ L i n e _ L b l < / S h i p m e n t D a t e _ L i n e _ L b l >   
              < T r a n s H e a d e r A m o u n t   E l e m e n t T y p e = " C o l u m n "   E l e m e n t I d = " 2 0 2 8 3 0 6 2 7 6 "   D a t a T y p e = " D e c i m a l " > T r a n s H e a d e r A m o u n t < / T r a n s H e a d e r A m o u n t >   
              < T y p e _ L i n e   E l e m e n t T y p e = " C o l u m n "   E l e m e n t I d = " 2 7 2 8 0 4 9 2 4 "   D a t a T y p e = " S t r i n g " > T y p e _ L i n e < / T y p e _ L i n e >   
-             < U n i t _ L b l   E l e m e n t T y p e = " C o l u m n "   E l e m e n t I d = " 8 1 4 3 6 4 3 1 8 "   D a t a T y p e = " T e x t C o n s t " > U n i t _ L b l < / U n i t _ L b l > - 
              < U n i t O f M e a s u r e   E l e m e n t T y p e = " C o l u m n "   E l e m e n t I d = " 1 8 0 8 2 2 8 0 1 8 "   D a t a T y p e = " T e x t " > U n i t O f M e a s u r e < / U n i t O f M e a s u r e >   
              < U n i t O f M e a s u r e _ L b l   E l e m e n t T y p e = " C o l u m n "   E l e m e n t I d = " 9 8 1 9 5 1 2 4 9 "   D a t a T y p e = " S t r i n g " > U n i t O f M e a s u r e _ L b l < / U n i t O f M e a s u r e _ L b l > @@ -5901,6 +6235,8 @@
  
              < U n i t P r i c e _ L b l   E l e m e n t T y p e = " C o l u m n "   E l e m e n t I d = " 1 1 6 3 9 2 6 6 0 3 "   D a t a T y p e = " S t r i n g " > U n i t P r i c e _ L b l < / U n i t P r i c e _ L b l >   
+             < U n i t _ L b l   E l e m e n t T y p e = " C o l u m n "   E l e m e n t I d = " 8 1 4 3 6 4 3 1 8 "   D a t a T y p e = " L a b e l " > U n i t _ L b l < / U n i t _ L b l > + 
              < V A T I d e n t i f i e r _ L i n e   E l e m e n t T y p e = " C o l u m n "   E l e m e n t I d = " 1 7 7 3 6 2 2 4 1 2 "   D a t a T y p e = " C o d e " > V A T I d e n t i f i e r _ L i n e < / V A T I d e n t i f i e r _ L i n e >   
              < V A T I d e n t i f i e r _ L i n e _ L b l   E l e m e n t T y p e = " C o l u m n "   E l e m e n t I d = " 5 3 3 7 8 2 7 0 3 "   D a t a T y p e = " S t r i n g " > V A T I d e n t i f i e r _ L i n e _ L b l < / V A T I d e n t i f i e r _ L i n e _ L b l > @@ -5963,22 +6299,22 @@
  
              < N o O f V A T I d e n t i f i e r s   E l e m e n t T y p e = " C o l u m n "   E l e m e n t I d = " 1 1 5 3 2 6 3 0 2 6 "   D a t a T y p e = " I n t e g e r " > N o O f V A T I d e n t i f i e r s < / N o O f V A T I d e n t i f i e r s >   
+             < V A T A m o u n t L C Y _ V A T A m o u n t L i n e   E l e m e n t T y p e = " C o l u m n "   E l e m e n t I d = " 1 5 8 1 9 9 4 3 5 0 "   D a t a T y p e = " D e c i m a l " > V A T A m o u n t L C Y _ V A T A m o u n t L i n e < / V A T A m o u n t L C Y _ V A T A m o u n t L i n e > + 
+             < V A T A m o u n t L C Y _ V A T A m o u n t L i n e _ L b l   E l e m e n t T y p e = " C o l u m n "   E l e m e n t I d = " 9 2 3 0 0 3 3 7 "   D a t a T y p e = " L a b e l " > V A T A m o u n t L C Y _ V A T A m o u n t L i n e _ L b l < / V A T A m o u n t L C Y _ V A T A m o u n t L i n e _ L b l > + 
              < V A T A m o u n t _ V a t A m o u n t L i n e   E l e m e n t T y p e = " C o l u m n "   E l e m e n t I d = " 1 8 9 1 8 2 0 6 2 0 "   D a t a T y p e = " D e c i m a l " > V A T A m o u n t _ V a t A m o u n t L i n e < / V A T A m o u n t _ V a t A m o u n t L i n e >   
              < V A T A m o u n t _ V a t A m o u n t L i n e _ L b l   E l e m e n t T y p e = " C o l u m n "   E l e m e n t I d = " 1 5 1 3 5 5 5 4 7 3 "   D a t a T y p e = " S t r i n g " > V A T A m o u n t _ V a t A m o u n t L i n e _ L b l < / V A T A m o u n t _ V a t A m o u n t L i n e _ L b l >   
-             < V A T A m o u n t L C Y _ V A T A m o u n t L i n e   E l e m e n t T y p e = " C o l u m n "   E l e m e n t I d = " 1 5 8 1 9 9 4 3 5 0 "   D a t a T y p e = " D e c i m a l " > V A T A m o u n t L C Y _ V A T A m o u n t L i n e < / V A T A m o u n t L C Y _ V A T A m o u n t L i n e > - 
-             < V A T A m o u n t L C Y _ V A T A m o u n t L i n e _ L b l   E l e m e n t T y p e = " C o l u m n "   E l e m e n t I d = " 9 2 3 0 0 3 3 7 "   D a t a T y p e = " T e x t C o n s t " > V A T A m o u n t L C Y _ V A T A m o u n t L i n e _ L b l < / V A T A m o u n t L C Y _ V A T A m o u n t L i n e _ L b l > +             < V A T B a s e L C Y _ V A T A m o u n t L i n e   E l e m e n t T y p e = " C o l u m n "   E l e m e n t I d = " 1 8 6 0 9 4 5 6 3 5 "   D a t a T y p e = " D e c i m a l " > V A T B a s e L C Y _ V A T A m o u n t L i n e < / V A T B a s e L C Y _ V A T A m o u n t L i n e > + 
+             < V A T B a s e L C Y _ V A T A m o u n t L i n e _ L b l   E l e m e n t T y p e = " C o l u m n "   E l e m e n t I d = " 1 2 3 6 4 6 7 9 9 8 "   D a t a T y p e = " L a b e l " > V A T B a s e L C Y _ V A T A m o u n t L i n e _ L b l < / V A T B a s e L C Y _ V A T A m o u n t L i n e _ L b l >   
              < V A T B a s e _ V a t A m o u n t L i n e   E l e m e n t T y p e = " C o l u m n "   E l e m e n t I d = " 1 4 5 8 9 3 7 8 1 9 "   D a t a T y p e = " D e c i m a l " > V A T B a s e _ V a t A m o u n t L i n e < / V A T B a s e _ V a t A m o u n t L i n e >   
              < V A T B a s e _ V a t A m o u n t L i n e _ L b l   E l e m e n t T y p e = " C o l u m n "   E l e m e n t I d = " 1 6 9 1 3 0 2 4 8 8 "   D a t a T y p e = " S t r i n g " > V A T B a s e _ V a t A m o u n t L i n e _ L b l < / V A T B a s e _ V a t A m o u n t L i n e _ L b l >   
-             < V A T B a s e L C Y _ V A T A m o u n t L i n e   E l e m e n t T y p e = " C o l u m n "   E l e m e n t I d = " 1 8 6 0 9 4 5 6 3 5 "   D a t a T y p e = " D e c i m a l " > V A T B a s e L C Y _ V A T A m o u n t L i n e < / V A T B a s e L C Y _ V A T A m o u n t L i n e > - 
-             < V A T B a s e L C Y _ V A T A m o u n t L i n e _ L b l   E l e m e n t T y p e = " C o l u m n "   E l e m e n t I d = " 1 2 3 6 4 6 7 9 9 8 "   D a t a T y p e = " T e x t C o n s t " > V A T B a s e L C Y _ V A T A m o u n t L i n e _ L b l < / V A T B a s e L C Y _ V A T A m o u n t L i n e _ L b l > - 
              < V A T I d e n t i f i e r _ V a t A m o u n t L i n e   E l e m e n t T y p e = " C o l u m n "   E l e m e n t I d = " 1 1 4 2 0 7 0 0 3 5 "   D a t a T y p e = " C o d e " > V A T I d e n t i f i e r _ V a t A m o u n t L i n e < / V A T I d e n t i f i e r _ V a t A m o u n t L i n e >   
              < V A T I d e n t i f i e r _ V a t A m o u n t L i n e _ L b l   E l e m e n t T y p e = " C o l u m n "   E l e m e n t I d = " 8 6 4 5 0 4 5 0 "   D a t a T y p e = " S t r i n g " > V A T I d e n t i f i e r _ V a t A m o u n t L i n e _ L b l < / V A T I d e n t i f i e r _ V a t A m o u n t L i n e _ L b l > @@ -5995,10 +6331,10 @@
  
              < C o d e _ V A T C l a u s e L i n e _ L b l   E l e m e n t T y p e = " C o l u m n "   E l e m e n t I d = " 4 6 1 5 3 3 0 2 "   D a t a T y p e = " S t r i n g " > C o d e _ V A T C l a u s e L i n e _ L b l < / C o d e _ V A T C l a u s e L i n e _ L b l >   
+             < D e s c r i p t i o n 2 _ V A T C l a u s e L i n e   E l e m e n t T y p e = " C o l u m n "   E l e m e n t I d = " 1 3 7 9 6 6 7 4 7 0 "   D a t a T y p e = " T e x t " > D e s c r i p t i o n 2 _ V A T C l a u s e L i n e < / D e s c r i p t i o n 2 _ V A T C l a u s e L i n e > + 
              < D e s c r i p t i o n _ V A T C l a u s e L i n e   E l e m e n t T y p e = " C o l u m n "   E l e m e n t I d = " 1 3 0 5 5 4 5 9 2 4 "   D a t a T y p e = " T e x t " > D e s c r i p t i o n _ V A T C l a u s e L i n e < / D e s c r i p t i o n _ V A T C l a u s e L i n e >   
-             < D e s c r i p t i o n 2 _ V A T C l a u s e L i n e   E l e m e n t T y p e = " C o l u m n "   E l e m e n t I d = " 1 3 7 9 6 6 7 4 7 0 "   D a t a T y p e = " T e x t " > D e s c r i p t i o n 2 _ V A T C l a u s e L i n e < / D e s c r i p t i o n 2 _ V A T C l a u s e L i n e > - 
              < N o O f V A T C l a u s e s   E l e m e n t T y p e = " C o l u m n "   E l e m e n t I d = " 7 5 6 4 1 7 3 9 2 "   D a t a T y p e = " I n t e g e r " > N o O f V A T C l a u s e s < / N o O f V A T C l a u s e s >   
              < V A T A m o u n t _ V A T C l a u s e L i n e   E l e m e n t T y p e = " C o l u m n "   E l e m e n t I d = " 2 2 2 4 6 9 0 5 9 "   D a t a T y p e = " D e c i m a l " > V A T A m o u n t _ V A T C l a u s e L i n e < / V A T A m o u n t _ V A T C l a u s e L i n e > @@ -6011,10 +6347,10 @@
  
          < R e p o r t T o t a l s L i n e   E l e m e n t T y p e = " D a t a I t e m "   E l e m e n t I d = " 2 1 2 2 5 4 9 8 3 6 " >   
+             < A m o u n t F o r m a t t e d _ R e p o r t T o t a l s L i n e   E l e m e n t T y p e = " C o l u m n "   E l e m e n t I d = " 1 5 0 6 1 3 6 8 2 5 "   D a t a T y p e = " T e x t " > A m o u n t F o r m a t t e d _ R e p o r t T o t a l s L i n e < / A m o u n t F o r m a t t e d _ R e p o r t T o t a l s L i n e > + 
              < A m o u n t _ R e p o r t T o t a l s L i n e   E l e m e n t T y p e = " C o l u m n "   E l e m e n t I d = " 4 1 9 9 1 8 3 6 9 "   D a t a T y p e = " D e c i m a l " > A m o u n t _ R e p o r t T o t a l s L i n e < / A m o u n t _ R e p o r t T o t a l s L i n e >   
-             < A m o u n t F o r m a t t e d _ R e p o r t T o t a l s L i n e   E l e m e n t T y p e = " C o l u m n "   E l e m e n t I d = " 1 5 0 6 1 3 6 8 2 5 "   D a t a T y p e = " T e x t " > A m o u n t F o r m a t t e d _ R e p o r t T o t a l s L i n e < / A m o u n t F o r m a t t e d _ R e p o r t T o t a l s L i n e > - 
              < D e s c r i p t i o n _ R e p o r t T o t a l s L i n e   E l e m e n t T y p e = " C o l u m n "   E l e m e n t I d = " 5 8 1 9 9 6 0 6 7 "   D a t a T y p e = " T e x t " > D e s c r i p t i o n _ R e p o r t T o t a l s L i n e < / D e s c r i p t i o n _ R e p o r t T o t a l s L i n e >   
              < F o n t B o l d _ R e p o r t T o t a l s L i n e   E l e m e n t T y p e = " C o l u m n "   E l e m e n t I d = " 9 4 6 5 4 0 5 4 9 "   D a t a T y p e = " B o o l e a n " > F o n t B o l d _ R e p o r t T o t a l s L i n e < / F o n t B o l d _ R e p o r t T o t a l s L i n e > @@ -6031,7 +6367,7 @@
  
          < P a y m e n t R e p o r t i n g A r g u m e n t   E l e m e n t T y p e = " D a t a I t e m "   E l e m e n t I d = " 3 1 3 7 4 4 1 9 4 " >   
-             < P a y m e n t S e r v i c e L o g o   E l e m e n t T y p e = " C o l u m n "   E l e m e n t I d = " 4 1 6 7 9 0 7 6 7 "   D a t a T y p e = " B L O B " / > +             < P a y m e n t S e r v i c e L o g o   E l e m e n t T y p e = " C o l u m n "   E l e m e n t I d = " 4 1 6 7 9 0 7 6 7 "   D a t a T y p e = " B l o b "   / >   
              < P a y m e n t S e r v i c e L o g o _ U r l   E l e m e n t T y p e = " C o l u m n "   E l e m e n t I d = " 6 4 4 9 7 5 1 3 9 "   D a t a T y p e = " T e x t " > P a y m e n t S e r v i c e L o g o _ U r l < / P a y m e n t S e r v i c e L o g o _ U r l >   
@@ -6061,11 +6397,11 @@
  
          < L e t t e r T e x t   E l e m e n t T y p e = " D a t a I t e m "   E l e m e n t I d = " 1 5 1 0 3 5 3 8 3 4 " >   
-             < B o d y T e x t   E l e m e n t T y p e = " C o l u m n "   E l e m e n t I d = " 1 4 9 7 5 9 8 0 8 "   D a t a T y p e = " T e x t C o n s t " > B o d y T e x t < / B o d y T e x t > - 
-             < C l o s i n g T e x t   E l e m e n t T y p e = " C o l u m n "   E l e m e n t I d = " 5 1 2 1 3 5 9 0 9 "   D a t a T y p e = " T e x t C o n s t " > C l o s i n g T e x t < / C l o s i n g T e x t > - 
-             < G r e e t i n g T e x t   E l e m e n t T y p e = " C o l u m n "   E l e m e n t I d = " 1 1 7 5 2 7 9 2 8 9 "   D a t a T y p e = " T e x t C o n s t " > G r e e t i n g T e x t < / G r e e t i n g T e x t > +             < B o d y T e x t   E l e m e n t T y p e = " C o l u m n "   E l e m e n t I d = " 1 4 9 7 5 9 8 0 8 "   D a t a T y p e = " L a b e l " > B o d y T e x t < / B o d y T e x t > + 
+             < C l o s i n g T e x t   E l e m e n t T y p e = " C o l u m n "   E l e m e n t I d = " 5 1 2 1 3 5 9 0 9 "   D a t a T y p e = " L a b e l " > C l o s i n g T e x t < / C l o s i n g T e x t > + 
+             < G r e e t i n g T e x t   E l e m e n t T y p e = " C o l u m n "   E l e m e n t I d = " 1 1 7 5 2 7 9 2 8 9 "   D a t a T y p e = " L a b e l " > G r e e t i n g T e x t < / G r e e t i n g T e x t >   
              < P m t D i s c T e x t   E l e m e n t T y p e = " C o l u m n "   E l e m e n t I d = " 2 0 1 3 8 4 9 9 4 8 "   D a t a T y p e = " T e x t " > P m t D i s c T e x t < / P m t D i s c T e x t >   
@@ -6118,7 +6454,9 @@
  < / N a v W o r d R e p o r t X m l P a r t > 
 </file>
 
-<file path=customXml/item2.xml>��< ? x m l   v e r s i o n = " 1 . 0 "   e n c o d i n g = " u t f - 1 6 " ? > < N a v W o r d R e p o r t X m l P a r t   x m l n s = " u r n : m i c r o s o f t - d y n a m i c s - n a v / r e p o r t s / S t a n d a r d _ S a l e s _ I n v o i c e / 1 3 0 6 / " > +<file path=customXml/item2.xml>��< ? x m l   v e r s i o n = " 1 . 0 "   e n c o d i n g = " u t f - 1 6 " ? > + 
+ < N a v W o r d R e p o r t X m l P a r t   x m l n s = " u r n : m i c r o s o f t - d y n a m i c s - n a v / r e p o r t s / S t a n d a r d _ S a l e s _ I n v o i c e / 1 3 0 6 / " >   
      < B C R e p o r t I n f o r m a t i o n >   
@@ -6136,6 +6474,8 @@
  
              < R e p o r t N a m e > R e p o r t   N a m e < / R e p o r t N a m e >   
+             < R e p o r t C a p t i o n > R e p o r t   C a p t i o n < / R e p o r t C a p t i o n > + 
              < A b o u t T h i s R e p o r t T i t l e > A b o u t   T h i s   R e p o r t   T i t l e < / A b o u t T h i s R e p o r t T i t l e >   
              < A b o u t T h i s R e p o r t T e x t > A b o u t   T h i s   R e p o r t   T e x t < / A b o u t T h i s R e p o r t T e x t > @@ -6190,21 +6530,21 @@
  
              < C o m p a n y A d d r e s s L i n e s >   
-                 < C o m p a n y A d d r e s s L i n e > C o m p a n y   A d d r e s s   L i n e   1 < / C o m p a n y A d d r e s s L i n e > - 
-                 < C o m p a n y A d d r e s s L i n e > C o m p a n y   A d d r e s s   L i n e   2 < / C o m p a n y A d d r e s s L i n e > - 
-                 < C o m p a n y A d d r e s s L i n e > C o m p a n y   A d d r e s s   L i n e   3 < / C o m p a n y A d d r e s s L i n e > - 
-                 < C o m p a n y A d d r e s s L i n e > C o m p a n y   A d d r e s s   L i n e   4 < / C o m p a n y A d d r e s s L i n e > - 
-                 < C o m p a n y A d d r e s s L i n e > C o m p a n y   A d d r e s s   L i n e   5 < / C o m p a n y A d d r e s s L i n e > - 
-                 < C o m p a n y A d d r e s s L i n e > C o m p a n y   A d d r e s s   L i n e   6 < / C o m p a n y A d d r e s s L i n e > - 
-                 < C o m p a n y A d d r e s s L i n e > C o m p a n y   A d d r e s s   L i n e   7 < / C o m p a n y A d d r e s s L i n e > - 
-                 < C o m p a n y A d d r e s s L i n e > C o m p a n y   A d d r e s s   L i n e   8 < / C o m p a n y A d d r e s s L i n e > +                 < C o m p a n y A d d r e s s L i n e 1 > C o m p a n y   A d d r e s s   L i n e   1 < / C o m p a n y A d d r e s s L i n e 1 > + 
+                 < C o m p a n y A d d r e s s L i n e 2 > C o m p a n y   A d d r e s s   L i n e   2 < / C o m p a n y A d d r e s s L i n e 2 > + 
+                 < C o m p a n y A d d r e s s L i n e 3 > C o m p a n y   A d d r e s s   L i n e   3 < / C o m p a n y A d d r e s s L i n e 3 > + 
+                 < C o m p a n y A d d r e s s L i n e 4 > C o m p a n y   A d d r e s s   L i n e   4 < / C o m p a n y A d d r e s s L i n e 4 > + 
+                 < C o m p a n y A d d r e s s L i n e 5 > C o m p a n y   A d d r e s s   L i n e   5 < / C o m p a n y A d d r e s s L i n e 5 > + 
+                 < C o m p a n y A d d r e s s L i n e 6 > C o m p a n y   A d d r e s s   L i n e   6 < / C o m p a n y A d d r e s s L i n e 6 > + 
+                 < C o m p a n y A d d r e s s L i n e 7 > C o m p a n y   A d d r e s s   L i n e   7 < / C o m p a n y A d d r e s s L i n e 7 > + 
+                 < C o m p a n y A d d r e s s L i n e 8 > C o m p a n y   A d d r e s s   L i n e   8 < / C o m p a n y A d d r e s s L i n e 8 >   
              < / C o m p a n y A d d r e s s L i n e s >   
@@ -6340,7 +6680,7 @@
  
          < C o m p a n y P h o n e N o _ L b l > C o m p a n y P h o n e N o _ L b l < / C o m p a n y P h o n e N o _ L b l >   
-         < C o m p a n y P i c t u r e / > +         < C o m p a n y P i c t u r e   / >   
          < C o m p a n y R e g i s t r a t i o n N u m b e r > C o m p a n y R e g i s t r a t i o n N u m b e r < / C o m p a n y R e g i s t r a t i o n N u m b e r >   
@@ -6450,10 +6790,10 @@
  
          < P r i c e s I n c l u d i n g V A T > P r i c e s I n c l u d i n g V A T < / P r i c e s I n c l u d i n g V A T >   
+         < P r i c e s I n c l u d i n g V A T Y e s N o > P r i c e s I n c l u d i n g V A T Y e s N o < / P r i c e s I n c l u d i n g V A T Y e s N o > + 
          < P r i c e s I n c l u d i n g V A T _ L b l > P r i c e s I n c l u d i n g V A T _ L b l < / P r i c e s I n c l u d i n g V A T _ L b l >   
-         < P r i c e s I n c l u d i n g V A T Y e s N o > P r i c e s I n c l u d i n g V A T Y e s N o < / P r i c e s I n c l u d i n g V A T Y e s N o > - 
          < Q u e s t i o n s _ L b l > Q u e s t i o n s _ L b l < / Q u e s t i o n s _ L b l >   
          < R e m a i n i n g A m o u n t > R e m a i n i n g A m o u n t < / R e m a i n i n g A m o u n t > @@ -6462,12 +6802,12 @@
  
          < S a l e s I n v o i c e L i n e D i s c o u n t _ L b l > S a l e s I n v o i c e L i n e D i s c o u n t _ L b l < / S a l e s I n v o i c e L i n e D i s c o u n t _ L b l >   
+         < S a l e s P e r s o n B l a n k _ L b l > S a l e s P e r s o n B l a n k _ L b l < / S a l e s P e r s o n B l a n k _ L b l > + 
+         < S a l e s P e r s o n N a m e > S a l e s P e r s o n N a m e < / S a l e s P e r s o n N a m e > + 
          < S a l e s P e r s o n _ L b l > S a l e s P e r s o n _ L b l < / S a l e s P e r s o n _ L b l >   
-         < S a l e s P e r s o n B l a n k _ L b l > S a l e s P e r s o n B l a n k _ L b l < / S a l e s P e r s o n B l a n k _ L b l > - 
-         < S a l e s P e r s o n N a m e > S a l e s P e r s o n N a m e < / S a l e s P e r s o n N a m e > - 
          < S e l l T o C o n t a c t E m a i l > S e l l T o C o n t a c t E m a i l < / S e l l T o C o n t a c t E m a i l >   
          < S e l l T o C o n t a c t E m a i l L b l > S e l l T o C o n t a c t E m a i l L b l < / S e l l T o C o n t a c t E m a i l L b l > @@ -6488,38 +6828,38 @@
  
          < S e l l T o P h o n e N o > S e l l T o P h o n e N o < / S e l l T o P h o n e N o >   
+         < S h i p m e n t D a t e > S h i p m e n t D a t e < / S h i p m e n t D a t e > + 
+         < S h i p m e n t D a t e _ L b l > S h i p m e n t D a t e _ L b l < / S h i p m e n t D a t e _ L b l > + 
+         < S h i p m e n t M e t h o d D e s c r i p t i o n > S h i p m e n t M e t h o d D e s c r i p t i o n < / S h i p m e n t M e t h o d D e s c r i p t i o n > + 
+         < S h i p m e n t M e t h o d D e s c r i p t i o n _ L b l > S h i p m e n t M e t h o d D e s c r i p t i o n _ L b l < / S h i p m e n t M e t h o d D e s c r i p t i o n _ L b l > + 
          < S h i p m e n t _ L b l > S h i p m e n t _ L b l < / S h i p m e n t _ L b l >   
-         < S h i p m e n t D a t e > S h i p m e n t D a t e < / S h i p m e n t D a t e > - 
-         < S h i p m e n t D a t e _ L b l > S h i p m e n t D a t e _ L b l < / S h i p m e n t D a t e _ L b l > - 
-         < S h i p m e n t M e t h o d D e s c r i p t i o n > S h i p m e n t M e t h o d D e s c r i p t i o n < / S h i p m e n t M e t h o d D e s c r i p t i o n > - 
-         < S h i p m e n t M e t h o d D e s c r i p t i o n _ L b l > S h i p m e n t M e t h o d D e s c r i p t i o n _ L b l < / S h i p m e n t M e t h o d D e s c r i p t i o n _ L b l > - 
          < S h i p p i n g A g e n t C o d e > S h i p p i n g A g e n t C o d e < / S h i p p i n g A g e n t C o d e >   
          < S h i p p i n g A g e n t C o d e _ L b l > S h i p p i n g A g e n t C o d e _ L b l < / S h i p p i n g A g e n t C o d e _ L b l >   
+         < S h i p T o A d d r e s s 1 > S h i p T o A d d r e s s 1 < / S h i p T o A d d r e s s 1 > + 
+         < S h i p T o A d d r e s s 2 > S h i p T o A d d r e s s 2 < / S h i p T o A d d r e s s 2 > + 
+         < S h i p T o A d d r e s s 3 > S h i p T o A d d r e s s 3 < / S h i p T o A d d r e s s 3 > + 
+         < S h i p T o A d d r e s s 4 > S h i p T o A d d r e s s 4 < / S h i p T o A d d r e s s 4 > + 
+         < S h i p T o A d d r e s s 5 > S h i p T o A d d r e s s 5 < / S h i p T o A d d r e s s 5 > + 
+         < S h i p T o A d d r e s s 6 > S h i p T o A d d r e s s 6 < / S h i p T o A d d r e s s 6 > + 
+         < S h i p T o A d d r e s s 7 > S h i p T o A d d r e s s 7 < / S h i p T o A d d r e s s 7 > + 
+         < S h i p T o A d d r e s s 8 > S h i p T o A d d r e s s 8 < / S h i p T o A d d r e s s 8 > + 
          < S h i p T o A d d r e s s _ L b l > S h i p T o A d d r e s s _ L b l < / S h i p T o A d d r e s s _ L b l >   
-         < S h i p T o A d d r e s s 1 > S h i p T o A d d r e s s 1 < / S h i p T o A d d r e s s 1 > - 
-         < S h i p T o A d d r e s s 2 > S h i p T o A d d r e s s 2 < / S h i p T o A d d r e s s 2 > - 
-         < S h i p T o A d d r e s s 3 > S h i p T o A d d r e s s 3 < / S h i p T o A d d r e s s 3 > - 
-         < S h i p T o A d d r e s s 4 > S h i p T o A d d r e s s 4 < / S h i p T o A d d r e s s 4 > - 
-         < S h i p T o A d d r e s s 5 > S h i p T o A d d r e s s 5 < / S h i p T o A d d r e s s 5 > - 
-         < S h i p T o A d d r e s s 6 > S h i p T o A d d r e s s 6 < / S h i p T o A d d r e s s 6 > - 
-         < S h i p T o A d d r e s s 7 > S h i p T o A d d r e s s 7 < / S h i p T o A d d r e s s 7 > - 
-         < S h i p T o A d d r e s s 8 > S h i p T o A d d r e s s 8 < / S h i p T o A d d r e s s 8 > - 
          < S h i p T o P h o n e N o > S h i p T o P h o n e N o < / S h i p T o P h o n e N o >   
          < S h o w S h i p p i n g A d d r e s s > S h o w S h i p p i n g A d d r e s s < / S h o w S h i p p i n g A d d r e s s > @@ -6532,16 +6872,16 @@
  
          < T o t a l _ L b l > T o t a l _ L b l < / T o t a l _ L b l >   
+         < V A T A m o u n t S p e c i f i c a t i o n _ L b l > V A T A m o u n t S p e c i f i c a t i o n _ L b l < / V A T A m o u n t S p e c i f i c a t i o n _ L b l > + 
          < V A T A m o u n t _ L b l > V A T A m o u n t _ L b l < / V A T A m o u n t _ L b l >   
-         < V A T A m o u n t S p e c i f i c a t i o n _ L b l > V A T A m o u n t S p e c i f i c a t i o n _ L b l < / V A T A m o u n t S p e c i f i c a t i o n _ L b l > - 
          < V A T B a s e _ L b l > V A T B a s e _ L b l < / V A T B a s e _ L b l >   
+         < V A T C l a u s e s _ L b l > V A T C l a u s e s _ L b l < / V A T C l a u s e s _ L b l > + 
          < V A T C l a u s e _ L b l > V A T C l a u s e _ L b l < / V A T C l a u s e _ L b l >   
-         < V A T C l a u s e s _ L b l > V A T C l a u s e s _ L b l < / V A T C l a u s e s _ L b l > - 
          < V A T I d e n t i f i e r _ L b l > V A T I d e n t i f i e r _ L b l < / V A T I d e n t i f i e r _ L b l >   
          < V A T P e r c e n t a g e _ L b l > V A T P e r c e n t a g e _ L b l < / V A T P e r c e n t a g e _ L b l > @@ -6582,10 +6922,10 @@
  
              < J o b N o _ L b l > J o b N o _ L b l < / J o b N o _ L b l >   
+             < J o b T a s k D e s c r i p t i o n > J o b T a s k D e s c r i p t i o n < / J o b T a s k D e s c r i p t i o n > + 
              < J o b T a s k D e s c _ L b l > J o b T a s k D e s c _ L b l < / J o b T a s k D e s c _ L b l >   
-             < J o b T a s k D e s c r i p t i o n > J o b T a s k D e s c r i p t i o n < / J o b T a s k D e s c r i p t i o n > - 
              < J o b T a s k N o > J o b T a s k N o < / J o b T a s k N o >   
              < J o b T a s k N o _ L b l > J o b T a s k N o _ L b l < / J o b T a s k N o _ L b l > @@ -6594,16 +6934,16 @@
  
              < L i n e A m o u n t _ L i n e _ L b l > L i n e A m o u n t _ L i n e _ L b l < / L i n e A m o u n t _ L i n e _ L b l >   
+             < L i n e D i s c o u n t P e r c e n t T e x t _ L i n e > L i n e D i s c o u n t P e r c e n t T e x t _ L i n e < / L i n e D i s c o u n t P e r c e n t T e x t _ L i n e > + 
              < L i n e D i s c o u n t P e r c e n t _ L i n e > L i n e D i s c o u n t P e r c e n t _ L i n e < / L i n e D i s c o u n t P e r c e n t _ L i n e >   
-             < L i n e D i s c o u n t P e r c e n t T e x t _ L i n e > L i n e D i s c o u n t P e r c e n t T e x t _ L i n e < / L i n e D i s c o u n t P e r c e n t T e x t _ L i n e > - 
              < L i n e N o _ L i n e > L i n e N o _ L i n e < / L i n e N o _ L i n e >   
+             < P r i c e P e r _ L b l > P r i c e P e r _ L b l < / P r i c e P e r _ L b l > + 
              < P r i c e _ L b l > P r i c e _ L b l < / P r i c e _ L b l >   
-             < P r i c e P e r _ L b l > P r i c e P e r _ L b l < / P r i c e P e r _ L b l > - 
              < Q t y _ L b l > Q t y _ L b l < / Q t y _ L b l >   
              < Q u a n t i t y _ L i n e > Q u a n t i t y _ L i n e < / Q u a n t i t y _ L i n e > @@ -6618,16 +6958,16 @@
  
              < T y p e _ L i n e > T y p e _ L i n e < / T y p e _ L i n e >   
+             < U n i t O f M e a s u r e > U n i t O f M e a s u r e < / U n i t O f M e a s u r e > + 
+             < U n i t O f M e a s u r e _ L b l > U n i t O f M e a s u r e _ L b l < / U n i t O f M e a s u r e _ L b l > + 
+             < U n i t P r i c e > U n i t P r i c e < / U n i t P r i c e > + 
+             < U n i t P r i c e _ L b l > U n i t P r i c e _ L b l < / U n i t P r i c e _ L b l > + 
              < U n i t _ L b l > U n i t _ L b l < / U n i t _ L b l >   
-             < U n i t O f M e a s u r e > U n i t O f M e a s u r e < / U n i t O f M e a s u r e > - 
-             < U n i t O f M e a s u r e _ L b l > U n i t O f M e a s u r e _ L b l < / U n i t O f M e a s u r e _ L b l > - 
-             < U n i t P r i c e > U n i t P r i c e < / U n i t P r i c e > - 
-             < U n i t P r i c e _ L b l > U n i t P r i c e _ L b l < / U n i t P r i c e _ L b l > - 
              < V A T I d e n t i f i e r _ L i n e > V A T I d e n t i f i e r _ L i n e < / V A T I d e n t i f i e r _ L i n e >   
              < V A T I d e n t i f i e r _ L i n e _ L b l > V A T I d e n t i f i e r _ L i n e _ L b l < / V A T I d e n t i f i e r _ L i n e _ L b l > @@ -6690,22 +7030,22 @@
  
              < N o O f V A T I d e n t i f i e r s > N o O f V A T I d e n t i f i e r s < / N o O f V A T I d e n t i f i e r s >   
+             < V A T A m o u n t L C Y _ V A T A m o u n t L i n e > V A T A m o u n t L C Y _ V A T A m o u n t L i n e < / V A T A m o u n t L C Y _ V A T A m o u n t L i n e > + 
+             < V A T A m o u n t L C Y _ V A T A m o u n t L i n e _ L b l > V A T A m o u n t L C Y _ V A T A m o u n t L i n e _ L b l < / V A T A m o u n t L C Y _ V A T A m o u n t L i n e _ L b l > + 
              < V A T A m o u n t _ V a t A m o u n t L i n e > V A T A m o u n t _ V a t A m o u n t L i n e < / V A T A m o u n t _ V a t A m o u n t L i n e >   
              < V A T A m o u n t _ V a t A m o u n t L i n e _ L b l > V A T A m o u n t _ V a t A m o u n t L i n e _ L b l < / V A T A m o u n t _ V a t A m o u n t L i n e _ L b l >   
-             < V A T A m o u n t L C Y _ V A T A m o u n t L i n e > V A T A m o u n t L C Y _ V A T A m o u n t L i n e < / V A T A m o u n t L C Y _ V A T A m o u n t L i n e > - 
-             < V A T A m o u n t L C Y _ V A T A m o u n t L i n e _ L b l > V A T A m o u n t L C Y _ V A T A m o u n t L i n e _ L b l < / V A T A m o u n t L C Y _ V A T A m o u n t L i n e _ L b l > +             < V A T B a s e L C Y _ V A T A m o u n t L i n e > V A T B a s e L C Y _ V A T A m o u n t L i n e < / V A T B a s e L C Y _ V A T A m o u n t L i n e > + 
+             < V A T B a s e L C Y _ V A T A m o u n t L i n e _ L b l > V A T B a s e L C Y _ V A T A m o u n t L i n e _ L b l < / V A T B a s e L C Y _ V A T A m o u n t L i n e _ L b l >   
              < V A T B a s e _ V a t A m o u n t L i n e > V A T B a s e _ V a t A m o u n t L i n e < / V A T B a s e _ V a t A m o u n t L i n e >   
              < V A T B a s e _ V a t A m o u n t L i n e _ L b l > V A T B a s e _ V a t A m o u n t L i n e _ L b l < / V A T B a s e _ V a t A m o u n t L i n e _ L b l >   
-             < V A T B a s e L C Y _ V A T A m o u n t L i n e > V A T B a s e L C Y _ V A T A m o u n t L i n e < / V A T B a s e L C Y _ V A T A m o u n t L i n e > - 
-             < V A T B a s e L C Y _ V A T A m o u n t L i n e _ L b l > V A T B a s e L C Y _ V A T A m o u n t L i n e _ L b l < / V A T B a s e L C Y _ V A T A m o u n t L i n e _ L b l > - 
              < V A T I d e n t i f i e r _ V a t A m o u n t L i n e > V A T I d e n t i f i e r _ V a t A m o u n t L i n e < / V A T I d e n t i f i e r _ V a t A m o u n t L i n e >   
              < V A T I d e n t i f i e r _ V a t A m o u n t L i n e _ L b l > V A T I d e n t i f i e r _ V a t A m o u n t L i n e _ L b l < / V A T I d e n t i f i e r _ V a t A m o u n t L i n e _ L b l > @@ -6722,10 +7062,10 @@
  
              < C o d e _ V A T C l a u s e L i n e _ L b l > C o d e _ V A T C l a u s e L i n e _ L b l < / C o d e _ V A T C l a u s e L i n e _ L b l >   
+             < D e s c r i p t i o n 2 _ V A T C l a u s e L i n e > D e s c r i p t i o n 2 _ V A T C l a u s e L i n e < / D e s c r i p t i o n 2 _ V A T C l a u s e L i n e > + 
              < D e s c r i p t i o n _ V A T C l a u s e L i n e > D e s c r i p t i o n _ V A T C l a u s e L i n e < / D e s c r i p t i o n _ V A T C l a u s e L i n e >   
-             < D e s c r i p t i o n 2 _ V A T C l a u s e L i n e > D e s c r i p t i o n 2 _ V A T C l a u s e L i n e < / D e s c r i p t i o n 2 _ V A T C l a u s e L i n e > - 
              < N o O f V A T C l a u s e s > N o O f V A T C l a u s e s < / N o O f V A T C l a u s e s >   
              < V A T A m o u n t _ V A T C l a u s e L i n e > V A T A m o u n t _ V A T C l a u s e L i n e < / V A T A m o u n t _ V A T C l a u s e L i n e > @@ -6738,10 +7078,10 @@
  
          < R e p o r t T o t a l s L i n e >   
+             < A m o u n t F o r m a t t e d _ R e p o r t T o t a l s L i n e > A m o u n t F o r m a t t e d _ R e p o r t T o t a l s L i n e < / A m o u n t F o r m a t t e d _ R e p o r t T o t a l s L i n e > + 
              < A m o u n t _ R e p o r t T o t a l s L i n e > A m o u n t _ R e p o r t T o t a l s L i n e < / A m o u n t _ R e p o r t T o t a l s L i n e >   
-             < A m o u n t F o r m a t t e d _ R e p o r t T o t a l s L i n e > A m o u n t F o r m a t t e d _ R e p o r t T o t a l s L i n e < / A m o u n t F o r m a t t e d _ R e p o r t T o t a l s L i n e > - 
              < D e s c r i p t i o n _ R e p o r t T o t a l s L i n e > D e s c r i p t i o n _ R e p o r t T o t a l s L i n e < / D e s c r i p t i o n _ R e p o r t T o t a l s L i n e >   
              < F o n t B o l d _ R e p o r t T o t a l s L i n e > F o n t B o l d _ R e p o r t T o t a l s L i n e < / F o n t B o l d _ R e p o r t T o t a l s L i n e > @@ -6758,7 +7098,7 @@
  
          < P a y m e n t R e p o r t i n g A r g u m e n t >   
-             < P a y m e n t S e r v i c e L o g o / > +             < P a y m e n t S e r v i c e L o g o   / >   
              < P a y m e n t S e r v i c e L o g o _ U r l > P a y m e n t S e r v i c e L o g o _ U r l < / P a y m e n t S e r v i c e L o g o _ U r l >   

--- a/src/Layers/W1/BaseApp/Sales/History/StandardSalesInvoiceBody.docx
+++ b/src/Layers/W1/BaseApp/Sales/History/StandardSalesInvoiceBody.docx
@@ -1,6 +1,6 @@
 
 <file path=word/document.xml><?xml version="1.0" encoding="utf-8"?>
-<w:document xmlns:a="http://schemas.openxmlformats.org/drawingml/2006/main" xmlns:pic="http://schemas.openxmlformats.org/drawingml/2006/picture" xmlns:a14="http://schemas.microsoft.com/office/drawing/2010/main" xmlns:wpc="http://schemas.microsoft.com/office/word/2010/wordprocessingCanvas" xmlns:cx="http://schemas.microsoft.com/office/drawing/2014/chartex" xmlns:cx1="http://schemas.microsoft.com/office/drawing/2015/9/8/chartex" xmlns:cx2="http://schemas.microsoft.com/office/drawing/2015/10/21/chartex" xmlns:cx3="http://schemas.microsoft.com/office/drawing/2016/5/9/chartex" xmlns:cx4="http://schemas.microsoft.com/office/drawing/2016/5/10/chartex" xmlns:cx5="http://schemas.microsoft.com/office/drawing/2016/5/11/chartex" xmlns:cx6="http://schemas.microsoft.com/office/drawing/2016/5/12/chartex" xmlns:cx7="http://schemas.microsoft.com/office/drawing/2016/5/13/chartex" xmlns:cx8="http://schemas.microsoft.com/office/drawing/2016/5/14/chartex" xmlns:mc="http://schemas.openxmlformats.org/markup-compatibility/2006" xmlns:aink="http://schemas.microsoft.com/office/drawing/2016/ink" xmlns:am3d="http://schemas.microsoft.com/office/drawing/2017/model3d" xmlns:o="urn:schemas-microsoft-com:office:office" xmlns:oel="http://schemas.microsoft.com/office/2019/extlst" xmlns:r="http://schemas.openxmlformats.org/officeDocument/2006/relationships" xmlns:m="http://schemas.openxmlformats.org/officeDocument/2006/math" xmlns:v="urn:schemas-microsoft-com:vml" xmlns:wp14="http://schemas.microsoft.com/office/word/2010/wordprocessingDrawing" xmlns:wp="http://schemas.openxmlformats.org/drawingml/2006/wordprocessingDrawing" xmlns:w10="urn:schemas-microsoft-com:office:word" xmlns:w="http://schemas.openxmlformats.org/wordprocessingml/2006/main" xmlns:w14="http://schemas.microsoft.com/office/word/2010/wordml" xmlns:w15="http://schemas.microsoft.com/office/word/2012/wordml" xmlns:w16cex="http://schemas.microsoft.com/office/word/2018/wordml/cex" xmlns:w16cid="http://schemas.microsoft.com/office/word/2016/wordml/cid" xmlns:w16="http://schemas.microsoft.com/office/word/2018/wordml" xmlns:w16du="http://schemas.microsoft.com/office/word/2023/wordml/word16du" xmlns:w16sdtdh="http://schemas.microsoft.com/office/word/2020/wordml/sdtdatahash" xmlns:w16sdtfl="http://schemas.microsoft.com/office/word/2024/wordml/sdtformatlock" xmlns:w16se="http://schemas.microsoft.com/office/word/2015/wordml/symex" xmlns:wpg="http://schemas.microsoft.com/office/word/2010/wordprocessingGroup" xmlns:wpi="http://schemas.microsoft.com/office/word/2010/wordprocessingInk" xmlns:wne="http://schemas.microsoft.com/office/word/2006/wordml" xmlns:wps="http://schemas.microsoft.com/office/word/2010/wordprocessingShape" mc:Ignorable="w14 w15 w16se w16cid w16 w16cex w16sdtdh w16sdtfl w16du wp14">
+<w:document xmlns:wpc="http://schemas.microsoft.com/office/word/2010/wordprocessingCanvas" xmlns:cx="http://schemas.microsoft.com/office/drawing/2014/chartex" xmlns:cx1="http://schemas.microsoft.com/office/drawing/2015/9/8/chartex" xmlns:cx2="http://schemas.microsoft.com/office/drawing/2015/10/21/chartex" xmlns:cx3="http://schemas.microsoft.com/office/drawing/2016/5/9/chartex" xmlns:cx4="http://schemas.microsoft.com/office/drawing/2016/5/10/chartex" xmlns:cx5="http://schemas.microsoft.com/office/drawing/2016/5/11/chartex" xmlns:cx6="http://schemas.microsoft.com/office/drawing/2016/5/12/chartex" xmlns:cx7="http://schemas.microsoft.com/office/drawing/2016/5/13/chartex" xmlns:cx8="http://schemas.microsoft.com/office/drawing/2016/5/14/chartex" xmlns:mc="http://schemas.openxmlformats.org/markup-compatibility/2006" xmlns:aink="http://schemas.microsoft.com/office/drawing/2016/ink" xmlns:am3d="http://schemas.microsoft.com/office/drawing/2017/model3d" xmlns:o="urn:schemas-microsoft-com:office:office" xmlns:oel="http://schemas.microsoft.com/office/2019/extlst" xmlns:r="http://schemas.openxmlformats.org/officeDocument/2006/relationships" xmlns:m="http://schemas.openxmlformats.org/officeDocument/2006/math" xmlns:v="urn:schemas-microsoft-com:vml" xmlns:wp14="http://schemas.microsoft.com/office/word/2010/wordprocessingDrawing" xmlns:wp="http://schemas.openxmlformats.org/drawingml/2006/wordprocessingDrawing" xmlns:w10="urn:schemas-microsoft-com:office:word" xmlns:w="http://schemas.openxmlformats.org/wordprocessingml/2006/main" xmlns:w14="http://schemas.microsoft.com/office/word/2010/wordml" xmlns:w15="http://schemas.microsoft.com/office/word/2012/wordml" xmlns:w16cex="http://schemas.microsoft.com/office/word/2018/wordml/cex" xmlns:w16cid="http://schemas.microsoft.com/office/word/2016/wordml/cid" xmlns:w16="http://schemas.microsoft.com/office/word/2018/wordml" xmlns:w16du="http://schemas.microsoft.com/office/word/2023/wordml/word16du" xmlns:w16sdtdh="http://schemas.microsoft.com/office/word/2020/wordml/sdtdatahash" xmlns:w16sdtfl="http://schemas.microsoft.com/office/word/2024/wordml/sdtformatlock" xmlns:w16se="http://schemas.microsoft.com/office/word/2015/wordml/symex" xmlns:wpg="http://schemas.microsoft.com/office/word/2010/wordprocessingGroup" xmlns:wpi="http://schemas.microsoft.com/office/word/2010/wordprocessingInk" xmlns:wne="http://schemas.microsoft.com/office/word/2006/wordml" xmlns:wps="http://schemas.microsoft.com/office/word/2010/wordprocessingShape" mc:Ignorable="w14 w15 w16se w16cid w16 w16cex w16sdtdh w16sdtfl w16du wp14">
   <w:body>
     <w:tbl>
       <w:tblPr>
@@ -752,14 +752,14 @@
     <w:tbl>
       <w:tblPr>
         <w:tblStyle w:val="TableGrid"/>
-        <w:tblW w:w="10494" w:type="dxa"/>
+        <w:tblW w:w="5000" w:type="pct"/>
         <w:tblBorders>
-          <w:top w:val="none" w:color="auto" w:sz="0" w:space="0"/>
-          <w:left w:val="none" w:color="auto" w:sz="0" w:space="0"/>
-          <w:bottom w:val="none" w:color="auto" w:sz="0" w:space="0"/>
-          <w:right w:val="none" w:color="auto" w:sz="0" w:space="0"/>
-          <w:insideH w:val="none" w:color="auto" w:sz="0" w:space="0"/>
-          <w:insideV w:val="none" w:color="auto" w:sz="0" w:space="0"/>
+          <w:top w:val="none" w:sz="0" w:space="0" w:color="auto"/>
+          <w:left w:val="none" w:sz="0" w:space="0" w:color="auto"/>
+          <w:bottom w:val="none" w:sz="0" w:space="0" w:color="auto"/>
+          <w:right w:val="none" w:sz="0" w:space="0" w:color="auto"/>
+          <w:insideH w:val="none" w:sz="0" w:space="0" w:color="auto"/>
+          <w:insideV w:val="none" w:sz="0" w:space="0" w:color="auto"/>
         </w:tblBorders>
         <w:tblCellMar>
           <w:left w:w="0" w:type="dxa"/>
@@ -1536,7 +1536,7 @@
           <w:tcPr>
             <w:tcW w:w="516" w:type="pct"/>
             <w:tcBorders>
-              <w:bottom w:val="single" w:color="auto" w:sz="4" w:space="0"/>
+              <w:bottom w:val="single" w:sz="4" w:space="0" w:color="auto"/>
             </w:tcBorders>
           </w:tcPr>
           <w:sdt>
@@ -1589,7 +1589,7 @@
               <w:tcPr>
                 <w:tcW w:w="1327" w:type="pct"/>
                 <w:tcBorders>
-                  <w:bottom w:val="single" w:color="auto" w:sz="4" w:space="0"/>
+                  <w:bottom w:val="single" w:sz="4" w:space="0" w:color="auto"/>
                 </w:tcBorders>
               </w:tcPr>
               <w:p>
@@ -1629,7 +1629,7 @@
               <w:tcPr>
                 <w:tcW w:w="472" w:type="pct"/>
                 <w:tcBorders>
-                  <w:bottom w:val="single" w:color="auto" w:sz="4" w:space="0"/>
+                  <w:bottom w:val="single" w:sz="4" w:space="0" w:color="auto"/>
                 </w:tcBorders>
               </w:tcPr>
               <w:p>
@@ -1669,7 +1669,7 @@
               <w:tcPr>
                 <w:tcW w:w="429" w:type="pct"/>
                 <w:tcBorders>
-                  <w:bottom w:val="single" w:color="auto" w:sz="4" w:space="0"/>
+                  <w:bottom w:val="single" w:sz="4" w:space="0" w:color="auto"/>
                 </w:tcBorders>
               </w:tcPr>
               <w:p>
@@ -1713,7 +1713,7 @@
               <w:tcPr>
                 <w:tcW w:w="344" w:type="pct"/>
                 <w:tcBorders>
-                  <w:bottom w:val="single" w:color="auto" w:sz="4" w:space="0"/>
+                  <w:bottom w:val="single" w:sz="4" w:space="0" w:color="auto"/>
                 </w:tcBorders>
               </w:tcPr>
               <w:p>
@@ -1753,7 +1753,7 @@
               <w:tcPr>
                 <w:tcW w:w="514" w:type="pct"/>
                 <w:tcBorders>
-                  <w:bottom w:val="single" w:color="auto" w:sz="4" w:space="0"/>
+                  <w:bottom w:val="single" w:sz="4" w:space="0" w:color="auto"/>
                 </w:tcBorders>
               </w:tcPr>
               <w:p>
@@ -1797,7 +1797,7 @@
               <w:tcPr>
                 <w:tcW w:w="429" w:type="pct"/>
                 <w:tcBorders>
-                  <w:bottom w:val="single" w:color="auto" w:sz="4" w:space="0"/>
+                  <w:bottom w:val="single" w:sz="4" w:space="0" w:color="auto"/>
                 </w:tcBorders>
               </w:tcPr>
               <w:p>
@@ -1838,7 +1838,7 @@
               <w:tcPr>
                 <w:tcW w:w="382" w:type="pct"/>
                 <w:tcBorders>
-                  <w:bottom w:val="single" w:color="auto" w:sz="4" w:space="0"/>
+                  <w:bottom w:val="single" w:sz="4" w:space="0" w:color="auto"/>
                 </w:tcBorders>
               </w:tcPr>
               <w:p>
@@ -1879,7 +1879,7 @@
               <w:tcPr>
                 <w:tcW w:w="587" w:type="pct"/>
                 <w:tcBorders>
-                  <w:bottom w:val="single" w:color="auto" w:sz="4" w:space="0"/>
+                  <w:bottom w:val="single" w:sz="4" w:space="0" w:color="auto"/>
                 </w:tcBorders>
               </w:tcPr>
               <w:p>
@@ -1914,7 +1914,7 @@
           <w:tcPr>
             <w:tcW w:w="516" w:type="pct"/>
             <w:tcBorders>
-              <w:top w:val="single" w:color="auto" w:sz="4" w:space="0"/>
+              <w:top w:val="single" w:sz="4" w:space="0" w:color="auto"/>
             </w:tcBorders>
           </w:tcPr>
           <w:p>
@@ -1930,7 +1930,7 @@
           <w:tcPr>
             <w:tcW w:w="1327" w:type="pct"/>
             <w:tcBorders>
-              <w:top w:val="single" w:color="auto" w:sz="4" w:space="0"/>
+              <w:top w:val="single" w:sz="4" w:space="0" w:color="auto"/>
             </w:tcBorders>
           </w:tcPr>
           <w:p>
@@ -1946,7 +1946,7 @@
           <w:tcPr>
             <w:tcW w:w="472" w:type="pct"/>
             <w:tcBorders>
-              <w:top w:val="single" w:color="auto" w:sz="4" w:space="0"/>
+              <w:top w:val="single" w:sz="4" w:space="0" w:color="auto"/>
             </w:tcBorders>
           </w:tcPr>
           <w:p>
@@ -1962,7 +1962,7 @@
           <w:tcPr>
             <w:tcW w:w="429" w:type="pct"/>
             <w:tcBorders>
-              <w:top w:val="single" w:color="auto" w:sz="4" w:space="0"/>
+              <w:top w:val="single" w:sz="4" w:space="0" w:color="auto"/>
             </w:tcBorders>
           </w:tcPr>
           <w:p>
@@ -1978,7 +1978,7 @@
           <w:tcPr>
             <w:tcW w:w="344" w:type="pct"/>
             <w:tcBorders>
-              <w:top w:val="single" w:color="auto" w:sz="4" w:space="0"/>
+              <w:top w:val="single" w:sz="4" w:space="0" w:color="auto"/>
             </w:tcBorders>
           </w:tcPr>
           <w:p>
@@ -1994,7 +1994,7 @@
           <w:tcPr>
             <w:tcW w:w="514" w:type="pct"/>
             <w:tcBorders>
-              <w:top w:val="single" w:color="auto" w:sz="4" w:space="0"/>
+              <w:top w:val="single" w:sz="4" w:space="0" w:color="auto"/>
             </w:tcBorders>
           </w:tcPr>
           <w:p>
@@ -2010,7 +2010,7 @@
           <w:tcPr>
             <w:tcW w:w="429" w:type="pct"/>
             <w:tcBorders>
-              <w:top w:val="single" w:color="auto" w:sz="4" w:space="0"/>
+              <w:top w:val="single" w:sz="4" w:space="0" w:color="auto"/>
             </w:tcBorders>
           </w:tcPr>
           <w:p>
@@ -2027,7 +2027,7 @@
           <w:tcPr>
             <w:tcW w:w="382" w:type="pct"/>
             <w:tcBorders>
-              <w:top w:val="single" w:color="auto" w:sz="4" w:space="0"/>
+              <w:top w:val="single" w:sz="4" w:space="0" w:color="auto"/>
             </w:tcBorders>
           </w:tcPr>
           <w:p>
@@ -2044,7 +2044,7 @@
           <w:tcPr>
             <w:tcW w:w="587" w:type="pct"/>
             <w:tcBorders>
-              <w:top w:val="single" w:color="auto" w:sz="4" w:space="0"/>
+              <w:top w:val="single" w:sz="4" w:space="0" w:color="auto"/>
             </w:tcBorders>
           </w:tcPr>
           <w:p>
@@ -2070,7 +2070,7 @@
           <w:placeholder>
             <w:docPart w:val="64DADD5154E441AC89D2D5BAE20571AD"/>
           </w:placeholder>
-          <w15:dataBinding w:prefixMappings="xmlns:ns0='urn:microsoft-dynamics-nav/reports/Standard_Sales_Invoice/1306/'" w:xpath="/ns0:NavWordReportXmlPart[1]/ns0:Header[1]/ns0:Line" w:storeItemID="{E45459F7-950D-4CE4-887D-D90D8DAC72D1}"/>
+          <w15:dataBinding w:prefixMappings="xmlns:ns0='urn:microsoft-dynamics-nav/reports/Standard_Sales_Invoice/1306/' " w:xpath="/ns0:NavWordReportXmlPart[1]/ns0:Header[1]/ns0:Line" w:storeItemID="{E45459F7-950D-4CE4-887D-D90D8DAC72D1}"/>
           <w15:color w:val="808080"/>
           <w15:repeatingSection/>
         </w:sdtPr>
@@ -2476,7 +2476,7 @@
           <w:placeholder>
             <w:docPart w:val="B11216762EB641E78C7BE686559B944C"/>
           </w:placeholder>
-          <w15:dataBinding w:prefixMappings="xmlns:ns0='urn:microsoft-dynamics-nav/reports/Standard_Sales_Invoice/1306/'" w:xpath="/ns0:NavWordReportXmlPart[1]/ns0:Header[1]/ns0:ReportTotalsLine" w:storeItemID="{E45459F7-950D-4CE4-887D-D90D8DAC72D1}"/>
+          <w15:dataBinding w:prefixMappings="xmlns:ns0='urn:microsoft-dynamics-nav/reports/Standard_Sales_Invoice/1306/' " w:xpath="/ns0:NavWordReportXmlPart[1]/ns0:Header[1]/ns0:ReportTotalsLine" w:storeItemID="{E45459F7-950D-4CE4-887D-D90D8DAC72D1}"/>
           <w15:color w:val="808080"/>
           <w15:repeatingSection/>
         </w:sdtPr>
@@ -2544,7 +2544,6 @@
                       <w:p>
                         <w:pPr>
                           <w:pStyle w:val="BCNumber"/>
-                          <w:spacing w:before="120" w:after="120"/>
                           <w:jc w:val="right"/>
                         </w:pPr>
                         <w:r>
@@ -4538,6 +4537,8 @@
     <w:rsid w:val="00B65B2E"/>
     <w:rsid w:val="00B708D6"/>
     <w:rsid w:val="00B93E35"/>
+    <w:rsid w:val="00BF0488"/>
+    <w:rsid w:val="00C218A0"/>
     <w:rsid w:val="00CE2DFA"/>
     <w:rsid w:val="00D36141"/>
     <w:rsid w:val="00D749C6"/>
@@ -5389,9 +5390,7 @@
 </we:webextension>
 </file>
 
-<file path=customXml/item1.xml>��< ? x m l   v e r s i o n = " 1 . 0 "   e n c o d i n g = " u t f - 1 6 " ? > - 
- < N a v W o r d R e p o r t X m l P a r t   x m l n s = " u r n : m i c r o s o f t - d y n a m i c s - b u s i n e s s c e n t r a l / i n t e r n a l / e x t e n d e d / r e p o r t s / S t a n d a r d _ S a l e s _ I n v o i c e / 1 3 0 6 / " > +<file path=customXml/item1.xml>��< ? x m l   v e r s i o n = " 1 . 0 "   e n c o d i n g = " u t f - 1 6 " ? > < N a v W o r d R e p o r t X m l P a r t   x m l n s = " u r n : m i c r o s o f t - d y n a m i c s - n a v / r e p o r t s / S t a n d a r d _ S a l e s _ I n v o i c e / 1 3 0 6 / " >   
      < B C R e p o r t I n f o r m a t i o n >   
@@ -5537,915 +5536,581 @@
  
      < / B C R e p o r t I n f o r m a t i o n >   
-     < T o o l t i p s > - 
-         < T o o l t i p   c o l u m n = " C o m p a n y H o m e P a g e "   E l e m e n t I d = " 1 9 8 9 1 8 8 7 0 " > - 
-             < T o o l t i p T e x t   l a n g = " e n - U S " > S p e c i f i e s   y o u r   c o m p a n y ' s   w e b   s i t e . < / T o o l t i p T e x t > - 
-         < / T o o l t i p > - 
-         < T o o l t i p   c o l u m n = " C o m p a n y E M a i l "   E l e m e n t I d = " 1 6 7 7 0 7 4 0 5 8 " > - 
-             < T o o l t i p T e x t   l a n g = " e n - U S " > S p e c i f i e s   t h e   c o m p a n y ' s   e m a i l   a d d r e s s . < / T o o l t i p T e x t > - 
-         < / T o o l t i p > - 
-         < T o o l t i p   c o l u m n = " C o m p a n y P i c t u r e "   E l e m e n t I d = " 1 3 9 7 4 1 1 0 7 4 " > - 
-             < T o o l t i p T e x t   l a n g = " e n - U S " > S p e c i f i e s   t h e   p i c t u r e   t h a t   h a s   b e e n   s e t   u p   f o r   t h e   c o m p a n y ,   s u c h   a s   a   c o m p a n y   l o g o . < / T o o l t i p T e x t > - 
-         < / T o o l t i p > - 
-         < T o o l t i p   c o l u m n = " C o m p a n y P h o n e N o "   E l e m e n t I d = " 2 5 0 4 4 0 6 5 5 " > - 
-             < T o o l t i p T e x t   l a n g = " e n - U S " > S p e c i f i e s   t h e   c o m p a n y ' s   t e l e p h o n e   n u m b e r . < / T o o l t i p T e x t > - 
-         < / T o o l t i p > - 
-         < T o o l t i p   c o l u m n = " C o m p a n y G i r o N o "   E l e m e n t I d = " 1 3 6 0 1 9 6 3 2 0 " > - 
-             < T o o l t i p T e x t   l a n g = " e n - U S " > S p e c i f i e s   t h e   c o m p a n y ' s   g i r o   n u m b e r . < / T o o l t i p T e x t > - 
-         < / T o o l t i p > - 
-         < T o o l t i p   c o l u m n = " C o m p a n y B a n k N a m e "   E l e m e n t I d = " 1 5 3 4 9 0 5 6 0 5 " > - 
-             < T o o l t i p T e x t   l a n g = " e n - U S " > S p e c i f i e s   t h e   n a m e   o f   t h e   b a n k   w h e r e   y o u   h a v e   t h e   b a n k   a c c o u n t . < / T o o l t i p T e x t > - 
-         < / T o o l t i p > - 
-         < T o o l t i p   c o l u m n = " C o m p a n y B a n k B r a n c h N o "   E l e m e n t I d = " 7 9 3 1 3 3 0 5 7 " > - 
-             < T o o l t i p T e x t   l a n g = " e n - U S " > S p e c i f i e s   a   n u m b e r   o f   t h e   b a n k   b r a n c h . < / T o o l t i p T e x t > - 
-         < / T o o l t i p > - 
-         < T o o l t i p   c o l u m n = " C o m p a n y B a n k A c c o u n t N o "   E l e m e n t I d = " 3 0 1 4 0 2 0 4 " > - 
-             < T o o l t i p T e x t   l a n g = " e n - U S " > S p e c i f i e s   t h e   n u m b e r   u s e d   b y   t h e   b a n k   f o r   t h e   b a n k   a c c o u n t . < / T o o l t i p T e x t > - 
-         < / T o o l t i p > - 
-         < T o o l t i p   c o l u m n = " C o m p a n y I B A N "   E l e m e n t I d = " 9 0 6 5 4 9 1 8 2 " > - 
-             < T o o l t i p T e x t   l a n g = " e n - U S " > S p e c i f i e s   t h e   b a n k   a c c o u n t ' s   i n t e r n a t i o n a l   b a n k   a c c o u n t   n u m b e r . < / T o o l t i p T e x t > - 
-         < / T o o l t i p > - 
-         < T o o l t i p   c o l u m n = " C o m p a n y S W I F T "   E l e m e n t I d = " 6 6 8 2 5 0 2 4 5 " > - 
-             < T o o l t i p T e x t   l a n g = " e n - U S " > S p e c i f i e s   t h e   i n t e r n a t i o n a l   b a n k   i d e n t i f i e r   c o d e   ( S W I F T )   o f   t h e   b a n k   w h e r e   y o u   h a v e   t h e   a c c o u n t . < / T o o l t i p T e x t > - 
-         < / T o o l t i p > - 
-         < T o o l t i p   c o l u m n = " Y o u r R e f e r e n c e "   E l e m e n t I d = " 1 1 0 3 9 9 5 1 " > - 
-             < T o o l t i p T e x t   l a n g = " e n - U S " > S p e c i f i e s   t h e   c u s t o m e r ' s   r e f e r e n c e .   T h e   c o n t e n t s   w i l l   b e   p r i n t e d   o n   s a l e s   d o c u m e n t s . < / T o o l t i p T e x t > - 
-         < / T o o l t i p > - 
-         < T o o l t i p   c o l u m n = " S h i p m e n t M e t h o d D e s c r i p t i o n "   E l e m e n t I d = " 2 0 5 9 4 0 3 2 6 0 " > - 
-             < T o o l t i p T e x t   l a n g = " e n - U S " > S p e c i f i e s   a   d e s c r i p t i o n   o f   t h e   s h i p m e n t   m e t h o d . < / T o o l t i p T e x t > - 
-         < / T o o l t i p > - 
-         < T o o l t i p   c o l u m n = " S h i p T o P h o n e N o "   E l e m e n t I d = " 3 6 9 7 0 2 2 5 5 " > - 
-             < T o o l t i p T e x t   l a n g = " e n - U S " > S p e c i f i e s   t h e   t e l e p h o n e   n u m b e r   o f   t h e   c o m p a n y ' s   s h i p p i n g   a d d r e s s . < / T o o l t i p T e x t > - 
-         < / T o o l t i p > - 
-         < T o o l t i p   c o l u m n = " S e l l T o C o n t a c t P h o n e N o "   E l e m e n t I d = " 1 6 1 3 8 2 2 4 8 3 " > - 
-             < T o o l t i p T e x t   l a n g = " e n - U S " > S p e c i f i e s   t h e   c o n t a c t ' s   p h o n e   n u m b e r . < / T o o l t i p T e x t > - 
-         < / T o o l t i p > - 
-         < T o o l t i p   c o l u m n = " S e l l T o C o n t a c t M o b i l e P h o n e N o "   E l e m e n t I d = " 1 8 4 3 5 8 7 4 7 " > - 
-             < T o o l t i p T e x t   l a n g = " e n - U S " > S p e c i f i e s   t h e   c o n t a c t ' s   m o b i l e   t e l e p h o n e   n u m b e r . < / T o o l t i p T e x t > - 
-         < / T o o l t i p > - 
-         < T o o l t i p   c o l u m n = " S e l l T o C o n t a c t E m a i l "   E l e m e n t I d = " 2 6 2 8 2 4 5 6 4 " > - 
-             < T o o l t i p T e x t   l a n g = " e n - U S " > S p e c i f i e s   t h e   e m a i l   a d d r e s s   o f   t h e   c o n t a c t . < / T o o l t i p T e x t > - 
-         < / T o o l t i p > - 
-         < T o o l t i p   c o l u m n = " B i l l T o C o n t a c t P h o n e N o "   E l e m e n t I d = " 3 6 2 4 7 7 4 8 8 " > - 
-             < T o o l t i p T e x t   l a n g = " e n - U S " > S p e c i f i e s   t h e   c o n t a c t ' s   p h o n e   n u m b e r . < / T o o l t i p T e x t > - 
-         < / T o o l t i p > - 
-         < T o o l t i p   c o l u m n = " B i l l T o C o n t a c t M o b i l e P h o n e N o "   E l e m e n t I d = " 2 4 8 4 8 8 6 9 6 " > - 
-             < T o o l t i p T e x t   l a n g = " e n - U S " > S p e c i f i e s   t h e   c o n t a c t ' s   m o b i l e   t e l e p h o n e   n u m b e r . < / T o o l t i p T e x t > - 
-         < / T o o l t i p > - 
-         < T o o l t i p   c o l u m n = " B i l l T o C o n t a c t E m a i l "   E l e m e n t I d = " 3 3 5 8 2 7 8 9 5 " > - 
-             < T o o l t i p T e x t   l a n g = " e n - U S " > S p e c i f i e s   t h e   e m a i l   a d d r e s s   o f   t h e   c o n t a c t . < / T o o l t i p T e x t > - 
-         < / T o o l t i p > - 
-         < T o o l t i p   c o l u m n = " P a y m e n t T e r m s D e s c r i p t i o n "   E l e m e n t I d = " 2 0 3 8 7 4 2 7 0 0 " > - 
-             < T o o l t i p T e x t   l a n g = " e n - U S " > S p e c i f i e s   a n   e x p l a n a t i o n   o f   t h e   p a y m e n t   t e r m s . < / T o o l t i p T e x t > - 
-         < / T o o l t i p > - 
-         < T o o l t i p   c o l u m n = " P a y m e n t M e t h o d D e s c r i p t i o n "   E l e m e n t I d = " 5 8 5 7 5 7 9 7 4 " > - 
-             < T o o l t i p T e x t   l a n g = " e n - U S " > S p e c i f i e s   a   t e x t   t h a t   d e s c r i b e s   t h e   p a y m e n t   m e t h o d . < / T o o l t i p T e x t > - 
-         < / T o o l t i p > - 
-         < T o o l t i p   c o l u m n = " B i l l t o C u s t u m e r N o "   E l e m e n t I d = " 2 8 0 4 7 3 0 5 8 " > - 
-             < T o o l t i p T e x t   l a n g = " e n - U S " > S p e c i f i e s   t h e   n u m b e r   o f   t h e   c u s t o m e r   t h a t   y o u   s e n d   o r   s e n t   t h e   i n v o i c e   t o . < / T o o l t i p T e x t > - 
-         < / T o o l t i p > - 
-         < T o o l t i p   c o l u m n = " D o c u m e n t N o "   E l e m e n t I d = " 9 7 0 3 5 0 5 3 9 " > - 
-             < T o o l t i p T e x t   l a n g = " e n - U S " > S p e c i f i e s   t h e   p o s t e d   s a l e s   i n v o i c e   n u m b e r .   E a c h   p o s t e d   s a l e s   i n v o i c e   g e t s   a   u n i q u e   n u m b e r .   T y p i c a l l y ,   t h e   n u m b e r   i s   g e n e r a t e d   b a s e d   o n   a   n u m b e r   s e r i e s . < / T o o l t i p T e x t > - 
-         < / T o o l t i p > - 
-         < T o o l t i p   c o l u m n = " O r d e r N o "   E l e m e n t I d = " 1 4 6 6 4 7 3 8 8 6 " > - 
-             < T o o l t i p T e x t   l a n g = " e n - U S " > S p e c i f i e s   t h e   n u m b e r   o f   t h e   r e l a t e d   o r d e r . < / T o o l t i p T e x t > - 
-         < / T o o l t i p > - 
-         < T o o l t i p   c o l u m n = " S a l e s P e r s o n N a m e "   E l e m e n t I d = " 8 7 1 4 9 2 9 8 3 " > - 
-             < T o o l t i p T e x t   l a n g = " e n - U S " > S p e c i f i e s   t h e   n a m e   o f   t h e   s a l e s p e r s o n   o r   p u r c h a s e r . < / T o o l t i p T e x t > - 
-         < / T o o l t i p > - 
-         < T o o l t i p   c o l u m n = " S e l l t o C u s t o m e r N o "   E l e m e n t I d = " 2 0 5 0 6 4 7 3 4 9 " > - 
-             < T o o l t i p T e x t   l a n g = " e n - U S " > S p e c i f i e s   t h e   n u m b e r   o f   t h e   c u s t o m e r   t h a t   y o u   s h i p p e d   t h e   i t e m s   o n   t h e   i n v o i c e   t o . < / T o o l t i p T e x t > - 
-         < / T o o l t i p > - 
-         < T o o l t i p   c o l u m n = " P a c k a g e T r a c k i n g N o "   E l e m e n t I d = " 1 2 4 4 8 2 6 1 5 9 " > - 
-             < T o o l t i p T e x t   l a n g = " e n - U S " > S p e c i f i e s   t h e   s h i p p i n g   a g e n t ' s   p a c k a g e   n u m b e r . < / T o o l t i p T e x t > - 
-         < / T o o l t i p > - 
-         < T o o l t i p   c o l u m n = " S h i p p i n g A g e n t C o d e "   E l e m e n t I d = " 1 6 7 0 1 5 5 2 6 9 " > - 
-             < T o o l t i p T e x t   l a n g = " e n - U S " > S p e c i f i e s   w h i c h   s h i p p i n g   a g e n t   i s   u s e d   t o   t r a n s p o r t   t h e   i t e m s   o n   t h e   s a l e s   d o c u m e n t   t o   t h e   c u s t o m e r . < / T o o l t i p T e x t > - 
-         < / T o o l t i p > - 
-         < T o o l t i p   c o l u m n = " E x t e r n a l D o c u m e n t N o "   E l e m e n t I d = " 7 3 3 9 5 3 9 6 6 " > - 
-             < T o o l t i p T e x t   l a n g = " e n - U S " > S p e c i f i e s   t h e   e x t e r n a l   d o c u m e n t   n u m b e r   t h a t   i s   e n t e r e d   o n   t h e   s a l e s   h e a d e r   t h a t   t h i s   l i n e   w a s   p o s t e d   f r o m . < / T o o l t i p T e x t > - 
-         < / T o o l t i p > - 
-         < T o o l t i p   c o l u m n = " A m o u n t E x c l u d i n g V A T _ L i n e "   E l e m e n t I d = " 1 0 6 2 4 6 0 0 4 0 " > - 
-             < T o o l t i p T e x t   l a n g = " e n - U S " > S p e c i f i e s   t h e   l i n e ' s   n e t   a m o u n t . < / T o o l t i p T e x t > - 
-         < / T o o l t i p > - 
-         < T o o l t i p   c o l u m n = " A m o u n t I n c l u d i n g V A T _ L i n e "   E l e m e n t I d = " 7 7 0 9 2 8 4 0 2 " > - 
-             < T o o l t i p T e x t   l a n g = " e n - U S " > S p e c i f i e s   t h e   n e t   a m o u n t ,   i n c l u d i n g   V A T ,   f o r   t h i s   l i n e . < / T o o l t i p T e x t > - 
-         < / T o o l t i p > - 
-         < T o o l t i p   c o l u m n = " D e s c r i p t i o n _ L i n e "   E l e m e n t I d = " 1 4 0 6 8 2 2 3 1 0 " > - 
-             < T o o l t i p T e x t   l a n g = " e n - U S " > S p e c i f i e s   t h e   n a m e   o f   t h e   i t e m   o r   g e n e r a l   l e d g e r   a c c o u n t ,   o r   s o m e   d e s c r i p t i v e   t e x t . < / T o o l t i p T e x t > - 
-         < / T o o l t i p > - 
-         < T o o l t i p   c o l u m n = " L i n e D i s c o u n t P e r c e n t _ L i n e "   E l e m e n t I d = " 9 0 7 8 2 7 4 3 6 " > - 
-             < T o o l t i p T e x t   l a n g = " e n - U S " > S p e c i f i e s   t h e   d i s c o u n t   p e r c e n t a g e   t h a t   i s   g r a n t e d   f o r   t h e   i t e m   o n   t h e   l i n e . < / T o o l t i p T e x t > - 
-         < / T o o l t i p > - 
-         < T o o l t i p   c o l u m n = " I t e m N o _ L i n e "   E l e m e n t I d = " 1 9 1 0 2 9 6 2 8 8 " > - 
-             < T o o l t i p T e x t   l a n g = " e n - U S " > S p e c i f i e s   t h e   n u m b e r   o f   t h e   i n v o l v e d   e n t r y   o r   r e c o r d ,   a c c o r d i n g   t o   t h e   s p e c i f i e d   n u m b e r   s e r i e s . < / T o o l t i p T e x t > - 
-         < / T o o l t i p > - 
-         < T o o l t i p   c o l u m n = " I t e m R e f e r e n c e N o _ L i n e "   E l e m e n t I d = " 9 2 7 2 3 5 7 " > - 
-             < T o o l t i p T e x t   l a n g = " e n - U S " > S p e c i f i e s   t h e   r e f e r e n c e d   i t e m   n u m b e r . < / T o o l t i p T e x t > - 
-         < / T o o l t i p > - 
-         < T o o l t i p   c o l u m n = " U n i t O f M e a s u r e "   E l e m e n t I d = " 1 8 0 8 2 2 8 0 1 8 " > - 
-             < T o o l t i p T e x t   l a n g = " e n - U S " > S p e c i f i e s   t h e   n a m e   o f   t h e   i t e m   o r   r e s o u r c e ' s   u n i t   o f   m e a s u r e ,   s u c h   a s   p i e c e   o r   h o u r . < / T o o l t i p T e x t > - 
-         < / T o o l t i p > - 
-         < T o o l t i p   c o l u m n = " L i n e N o _ A s s e m b l y L i n e "   E l e m e n t I d = " 6 4 0 5 8 3 8 9 1 " > - 
-             < T o o l t i p T e x t   l a n g = " e n - U S " > S p e c i f i e s   t h e   n u m b e r   o f   t h e   i n v o l v e d   e n t r y   o r   r e c o r d ,   a c c o r d i n g   t o   t h e   s p e c i f i e d   n u m b e r   s e r i e s . < / T o o l t i p T e x t > - 
-         < / T o o l t i p > - 
-         < T o o l t i p   c o l u m n = " D e s c r i p t i o n _ A s s e m b l y L i n e "   E l e m e n t I d = " 2 8 0 7 4 3 7 9 6 " > - 
-             < T o o l t i p T e x t   l a n g = " e n - U S " > S p e c i f i e s   t h e   d e s c r i p t i o n   o f   t h e   a s s e m b l y   c o m p o n e n t   o n   t h e   p o s t e d   a s s e m b l y   l i n e . < / T o o l t i p T e x t > - 
-         < / T o o l t i p > - 
-         < T o o l t i p   c o l u m n = " Q u a n t i t y _ A s s e m b l y L i n e "   E l e m e n t I d = " 1 9 5 7 6 4 8 2 3 1 " > - 
-             < T o o l t i p T e x t   l a n g = " e n - U S " > S p e c i f i e s   h o w   m a n y   u n i t s   o f   t h e   a s s e m b l y   c o m p o n e n t   w e r e   p o s t e d   a s   c o n s u m e d   b y   t h e   p o s t e d   a s s e m b l y   o r d e r   l i n e . < / T o o l t i p T e x t > - 
-         < / T o o l t i p > - 
-         < T o o l t i p   c o l u m n = " V a r i a n t C o d e _ A s s e m b l y L i n e "   E l e m e n t I d = " 1 8 6 9 4 0 7 6 7 2 " > - 
-             < T o o l t i p T e x t   l a n g = " e n - U S " > S p e c i f i e s   t h e   v a r i a n t   o f   t h e   i t e m   o n   t h e   l i n e . < / T o o l t i p T e x t > - 
-         < / T o o l t i p > - 
-         < T o o l t i p   c o l u m n = " I n v o i c e D i s c o u n t A m o u n t _ V A T A m o u n t L i n e "   E l e m e n t I d = " 8 2 4 7 3 0 1 4 1 " > - 
-             < T o o l t i p T e x t   l a n g = " e n - U S " > S p e c i f i e s   t h e   i n v o i c e   d i s c o u n t   a m o u n t   f o r   a   s p e c i f i c   V A T   i d e n t i f i e r . < / T o o l t i p T e x t > - 
-         < / T o o l t i p > - 
-         < T o o l t i p   c o l u m n = " I n v o i c e D i s c o u n t B a s e A m o u n t _ V A T A m o u n t L i n e "   E l e m e n t I d = " 2 0 4 0 3 3 2 2 6 6 " > - 
-             < T o o l t i p T e x t   l a n g = " e n - U S " > S p e c i f i e s   t h e   i n v o i c e   d i s c o u n t   b a s e   a m o u n t . < / T o o l t i p T e x t > - 
-         < / T o o l t i p > - 
-         < T o o l t i p   c o l u m n = " L i n e A m o u n t _ V a t A m o u n t L i n e "   E l e m e n t I d = " 2 1 4 6 5 4 0 1 " > - 
-             < T o o l t i p T e x t   l a n g = " e n - U S " > S p e c i f i e s   t h e   t o t a l   a m o u n t   f o r   s a l e s   o r   p u r c h a s e   l i n e s   w i t h   a   s p e c i f i c   V A T   i d e n t i f i e r . < / T o o l t i p T e x t > - 
-         < / T o o l t i p > - 
-         < T o o l t i p   c o l u m n = " V A T A m o u n t _ V a t A m o u n t L i n e "   E l e m e n t I d = " 1 8 9 1 8 2 0 6 2 0 " > - 
-             < T o o l t i p T e x t   l a n g = " e n - U S " > S p e c i f i e s   t h e   a m o u n t   o f   V A T   t h a t   i s   i n c l u d e d   i n   t h e   t o t a l   a m o u n t . < / T o o l t i p T e x t > - 
-         < / T o o l t i p > - 
-         < T o o l t i p   c o l u m n = " V A T B a s e _ V a t A m o u n t L i n e "   E l e m e n t I d = " 1 4 5 8 9 3 7 8 1 9 " > - 
-             < T o o l t i p T e x t   l a n g = " e n - U S " > S p e c i f i e s   t h e   t o t a l   n e t   a m o u n t   ( a m o u n t   e x c l u d i n g   V A T )   f o r   s a l e s   o r   p u r c h a s e   l i n e s   w i t h   a   s p e c i f i c   V A T   I d e n t i f i e r . < / T o o l t i p T e x t > - 
-         < / T o o l t i p > - 
-         < T o o l t i p   c o l u m n = " V A T I d e n t i f i e r _ V a t A m o u n t L i n e "   E l e m e n t I d = " 1 1 4 2 0 7 0 0 3 5 " > - 
-             < T o o l t i p T e x t   l a n g = " e n - U S " > S p e c i f i e s   t h e   V A T   I d e n t i f i e r   v a l u e . < / T o o l t i p T e x t > - 
-         < / T o o l t i p > - 
-         < T o o l t i p   c o l u m n = " V A T P c t _ V a t A m o u n t L i n e "   E l e m e n t I d = " 1 4 5 3 5 4 2 7 7 7 " > - 
-             < T o o l t i p T e x t   l a n g = " e n - U S " > S p e c i f i e s   t h e   V A T   %   t h a t   w a s   u s e d   o n   t h e   s a l e s   o r   p u r c h a s e   l i n e s   w i t h   t h i s   V A T   I d e n t i f i e r . < / T o o l t i p T e x t > - 
-         < / T o o l t i p > - 
-         < T o o l t i p   c o l u m n = " V A T I d e n t i f i e r _ V A T C l a u s e L i n e "   E l e m e n t I d = " 1 4 6 4 4 7 2 4 7 8 " > - 
-             < T o o l t i p T e x t   l a n g = " e n - U S " > S p e c i f i e s   t h e   V A T   I d e n t i f i e r   v a l u e . < / T o o l t i p T e x t > - 
-         < / T o o l t i p > - 
-         < T o o l t i p   c o l u m n = " C o d e _ V A T C l a u s e L i n e "   E l e m e n t I d = " 1 8 2 4 5 8 9 8 4 7 " > - 
-             < T o o l t i p T e x t   l a n g = " e n - U S " > S p e c i f i e s   t h e   c o d e   f o r   a   V A T   c l a u s e ,   w h i c h   i s   u s e d   t o   p r o v i d e   a   V A T   d e s c r i p t i o n   a s s o c i a t e d   w i t h   a   s a l e s   l i n e   o n   a   s a l e s   i n v o i c e ,   c r e d i t   m e m o ,   o r   o t h e r   s a l e s   d o c u m e n t . < / T o o l t i p T e x t > - 
-         < / T o o l t i p > - 
-         < T o o l t i p   c o l u m n = " D e s c r i p t i o n 2 _ V A T C l a u s e L i n e "   E l e m e n t I d = " 1 3 7 9 6 6 7 4 7 0 " > - 
-             < T o o l t i p T e x t   l a n g = " e n - U S " > S p e c i f i e s   a n   a d d i t i o n a l   d e s c r i p t i o n   o f   a   V A T   c l a u s e . < / T o o l t i p T e x t > - 
-         < / T o o l t i p > - 
-         < T o o l t i p   c o l u m n = " V A T A m o u n t _ V A T C l a u s e L i n e "   E l e m e n t I d = " 2 2 2 4 6 9 0 5 9 " > - 
-             < T o o l t i p T e x t   l a n g = " e n - U S " > S p e c i f i e s   t h e   a m o u n t   o f   V A T   t h a t   i s   i n c l u d e d   i n   t h e   t o t a l   a m o u n t . < / T o o l t i p T e x t > - 
-         < / T o o l t i p > - 
-         < T o o l t i p   c o l u m n = " L e f t H e a d e r N a m e "   E l e m e n t I d = " 4 3 7 4 2 2 1 8 2 " > - 
-             < T o o l t i p T e x t   l a n g = " e n - U S " > S p e c i f i e s   t h e   n a m e . < / T o o l t i p T e x t > - 
-         < / T o o l t i p > - 
-         < T o o l t i p   c o l u m n = " L e f t H e a d e r V a l u e "   E l e m e n t I d = " 2 4 2 1 2 6 3 1 0 " > - 
-             < T o o l t i p T e x t   l a n g = " e n - U S " > S p e c i f i e s   t h e   v a l u e . < / T o o l t i p T e x t > - 
-         < / T o o l t i p > - 
-         < T o o l t i p   c o l u m n = " R i g h t H e a d e r N a m e "   E l e m e n t I d = " 8 9 8 2 8 7 5 7 " > - 
-             < T o o l t i p T e x t   l a n g = " e n - U S " > S p e c i f i e s   t h e   n a m e . < / T o o l t i p T e x t > - 
-         < / T o o l t i p > - 
-         < T o o l t i p   c o l u m n = " R i g h t H e a d e r V a l u e "   E l e m e n t I d = " 7 0 6 9 3 8 5 5 9 " > - 
-             < T o o l t i p T e x t   l a n g = " e n - U S " > S p e c i f i e s   t h e   v a l u e . < / T o o l t i p T e x t > - 
-         < / T o o l t i p > - 
-     < / T o o l t i p s > - 
-     < H e a d e r   E l e m e n t T y p e = " D a t a I t e m "   E l e m e n t I d = " 1 2 4 0 3 7 3 8 8 6 " > - 
-         < B i l l e d T o _ L b l   E l e m e n t T y p e = " C o l u m n "   E l e m e n t I d = " 1 7 4 5 4 4 9 0 7 9 "   D a t a T y p e = " L a b e l " > B i l l e d T o _ L b l < / B i l l e d T o _ L b l > - 
-         < B i l l T o C o n t a c t E m a i l   E l e m e n t T y p e = " C o l u m n "   E l e m e n t I d = " 3 3 5 8 2 7 8 9 5 "   D a t a T y p e = " T e x t " > B i l l T o C o n t a c t E m a i l < / B i l l T o C o n t a c t E m a i l > - 
-         < B i l l T o C o n t a c t E m a i l L b l   E l e m e n t T y p e = " C o l u m n "   E l e m e n t I d = " 2 9 6 4 7 8 3 6 5 "   D a t a T y p e = " L a b e l " > B i l l T o C o n t a c t E m a i l L b l < / B i l l T o C o n t a c t E m a i l L b l > - 
-         < B i l l T o C o n t a c t M o b i l e P h o n e N o   E l e m e n t T y p e = " C o l u m n "   E l e m e n t I d = " 2 4 8 4 8 8 6 9 6 "   D a t a T y p e = " T e x t " > B i l l T o C o n t a c t M o b i l e P h o n e N o < / B i l l T o C o n t a c t M o b i l e P h o n e N o > - 
-         < B i l l T o C o n t a c t M o b i l e P h o n e N o L b l   E l e m e n t T y p e = " C o l u m n "   E l e m e n t I d = " 2 7 6 3 1 1 3 3 8 "   D a t a T y p e = " L a b e l " > B i l l T o C o n t a c t M o b i l e P h o n e N o L b l < / B i l l T o C o n t a c t M o b i l e P h o n e N o L b l > - 
-         < B i l l T o C o n t a c t P h o n e N o   E l e m e n t T y p e = " C o l u m n "   E l e m e n t I d = " 3 6 2 4 7 7 4 8 8 "   D a t a T y p e = " T e x t " > B i l l T o C o n t a c t P h o n e N o < / B i l l T o C o n t a c t P h o n e N o > - 
-         < B i l l T o C o n t a c t P h o n e N o L b l   E l e m e n t T y p e = " C o l u m n "   E l e m e n t I d = " 2 1 2 3 3 4 5 9 6 6 "   D a t a T y p e = " L a b e l " > B i l l T o C o n t a c t P h o n e N o L b l < / B i l l T o C o n t a c t P h o n e N o L b l > - 
-         < B i l l t o C u s t o m e r N o _ L b l   E l e m e n t T y p e = " C o l u m n "   E l e m e n t I d = " 3 6 9 3 0 7 8 1 3 "   D a t a T y p e = " S t r i n g " > B i l l t o C u s t o m e r N o _ L b l < / B i l l t o C u s t o m e r N o _ L b l > - 
-         < B i l l t o C u s t u m e r N o   E l e m e n t T y p e = " C o l u m n "   E l e m e n t I d = " 2 8 0 4 7 3 0 5 8 "   D a t a T y p e = " C o d e " > B i l l t o C u s t u m e r N o < / B i l l t o C u s t u m e r N o > - 
-         < C h e c k s P a y a b l e _ L b l   E l e m e n t T y p e = " C o l u m n "   E l e m e n t I d = " 1 0 5 3 1 5 6 0 6 5 "   D a t a T y p e = " T e x t " > C h e c k s P a y a b l e _ L b l < / C h e c k s P a y a b l e _ L b l > - 
-         < C o m p a n y A d d r e s s 1   E l e m e n t T y p e = " C o l u m n "   E l e m e n t I d = " 1 8 8 4 1 6 4 3 2 3 "   D a t a T y p e = " T e x t " > C o m p a n y A d d r e s s 1 < / C o m p a n y A d d r e s s 1 > - 
-         < C o m p a n y A d d r e s s 2   E l e m e n t T y p e = " C o l u m n "   E l e m e n t I d = " 1 2 4 6 4 6 7 7 0 6 "   D a t a T y p e = " T e x t " > C o m p a n y A d d r e s s 2 < / C o m p a n y A d d r e s s 2 > - 
-         < C o m p a n y A d d r e s s 3   E l e m e n t T y p e = " C o l u m n "   E l e m e n t I d = " 6 0 8 7 7 1 0 8 9 "   D a t a T y p e = " T e x t " > C o m p a n y A d d r e s s 3 < / C o m p a n y A d d r e s s 3 > - 
-         < C o m p a n y A d d r e s s 4   E l e m e n t T y p e = " C o l u m n "   E l e m e n t I d = " 7 7 7 6 8 0 1 1 2 "   D a t a T y p e = " T e x t " > C o m p a n y A d d r e s s 4 < / C o m p a n y A d d r e s s 4 > - 
-         < C o m p a n y A d d r e s s 5   E l e m e n t T y p e = " C o l u m n "   E l e m e n t I d = " 1 3 9 9 8 3 4 9 5 "   D a t a T y p e = " T e x t " > C o m p a n y A d d r e s s 5 < / C o m p a n y A d d r e s s 5 > - 
-         < C o m p a n y A d d r e s s 6   E l e m e n t T y p e = " C o l u m n "   E l e m e n t I d = " 4 9 7 7 1 3 1 2 2 "   D a t a T y p e = " T e x t " > C o m p a n y A d d r e s s 6 < / C o m p a n y A d d r e s s 6 > - 
-         < C o m p a n y A d d r e s s 7   E l e m e n t T y p e = " C o l u m n "   E l e m e n t I d = " 1 1 3 5 4 0 9 7 3 9 "   D a t a T y p e = " T e x t " > C o m p a n y A d d r e s s 7 < / C o m p a n y A d d r e s s 7 > - 
-         < C o m p a n y A d d r e s s 8   E l e m e n t T y p e = " C o l u m n "   E l e m e n t I d = " 1 7 1 5 2 5 5 3 0 0 "   D a t a T y p e = " T e x t " > C o m p a n y A d d r e s s 8 < / C o m p a n y A d d r e s s 8 > - 
-         < C o m p a n y B a n k A c c o u n t N o   E l e m e n t T y p e = " C o l u m n "   E l e m e n t I d = " 3 0 1 4 0 2 0 4 "   D a t a T y p e = " T e x t " > C o m p a n y B a n k A c c o u n t N o < / C o m p a n y B a n k A c c o u n t N o > - 
-         < C o m p a n y B a n k A c c o u n t N o _ L b l   E l e m e n t T y p e = " C o l u m n "   E l e m e n t I d = " 1 0 9 7 7 4 3 3 4 5 "   D a t a T y p e = " L a b e l " > C o m p a n y B a n k A c c o u n t N o _ L b l < / C o m p a n y B a n k A c c o u n t N o _ L b l > - 
-         < C o m p a n y B a n k B r a n c h N o   E l e m e n t T y p e = " C o l u m n "   E l e m e n t I d = " 7 9 3 1 3 3 0 5 7 "   D a t a T y p e = " T e x t " > C o m p a n y B a n k B r a n c h N o < / C o m p a n y B a n k B r a n c h N o > - 
-         < C o m p a n y B a n k B r a n c h N o _ L b l   E l e m e n t T y p e = " C o l u m n "   E l e m e n t I d = " 3 2 7 9 0 6 6 9 2 "   D a t a T y p e = " S t r i n g " > C o m p a n y B a n k B r a n c h N o _ L b l < / C o m p a n y B a n k B r a n c h N o _ L b l > - 
-         < C o m p a n y B a n k N a m e   E l e m e n t T y p e = " C o l u m n "   E l e m e n t I d = " 1 5 3 4 9 0 5 6 0 5 "   D a t a T y p e = " T e x t " > C o m p a n y B a n k N a m e < / C o m p a n y B a n k N a m e > - 
-         < C o m p a n y B a n k N a m e _ L b l   E l e m e n t T y p e = " C o l u m n "   E l e m e n t I d = " 1 2 0 4 3 0 7 0 1 4 "   D a t a T y p e = " L a b e l " > C o m p a n y B a n k N a m e _ L b l < / C o m p a n y B a n k N a m e _ L b l > - 
-         < C o m p a n y C u s t o m G i r o   E l e m e n t T y p e = " C o l u m n "   E l e m e n t I d = " 1 6 7 0 4 7 5 7 9 8 "   D a t a T y p e = " T e x t " > C o m p a n y C u s t o m G i r o < / C o m p a n y C u s t o m G i r o > - 
-         < C o m p a n y C u s t o m G i r o _ L b l   E l e m e n t T y p e = " C o l u m n "   E l e m e n t I d = " 8 9 1 4 3 9 6 2 5 "   D a t a T y p e = " T e x t " > C o m p a n y C u s t o m G i r o _ L b l < / C o m p a n y C u s t o m G i r o _ L b l > - 
-         < C o m p a n y E M a i l   E l e m e n t T y p e = " C o l u m n "   E l e m e n t I d = " 1 6 7 7 0 7 4 0 5 8 "   D a t a T y p e = " T e x t " > C o m p a n y E M a i l < / C o m p a n y E M a i l > - 
-         < C o m p a n y G i r o N o   E l e m e n t T y p e = " C o l u m n "   E l e m e n t I d = " 1 3 6 0 1 9 6 3 2 0 "   D a t a T y p e = " T e x t " > C o m p a n y G i r o N o < / C o m p a n y G i r o N o > - 
-         < C o m p a n y G i r o N o _ L b l   E l e m e n t T y p e = " C o l u m n "   E l e m e n t I d = " 8 6 1 6 0 2 1 1 5 "   D a t a T y p e = " L a b e l " > C o m p a n y G i r o N o _ L b l < / C o m p a n y G i r o N o _ L b l > - 
-         < C o m p a n y H o m e P a g e   E l e m e n t T y p e = " C o l u m n "   E l e m e n t I d = " 1 9 8 9 1 8 8 7 0 "   D a t a T y p e = " T e x t " > C o m p a n y H o m e P a g e < / C o m p a n y H o m e P a g e > - 
-         < C o m p a n y I B A N   E l e m e n t T y p e = " C o l u m n "   E l e m e n t I d = " 9 0 6 5 4 9 1 8 2 "   D a t a T y p e = " C o d e " > C o m p a n y I B A N < / C o m p a n y I B A N > - 
-         < C o m p a n y I B A N _ L b l   E l e m e n t T y p e = " C o l u m n "   E l e m e n t I d = " 1 2 6 7 9 5 2 2 2 7 "   D a t a T y p e = " S t r i n g " > C o m p a n y I B A N _ L b l < / C o m p a n y I B A N _ L b l > - 
-         < C o m p a n y L e g a l O f f i c e   E l e m e n t T y p e = " C o l u m n "   E l e m e n t I d = " 7 1 4 2 5 8 1 1 1 "   D a t a T y p e = " T e x t " > C o m p a n y L e g a l O f f i c e < / C o m p a n y L e g a l O f f i c e > - 
-         < C o m p a n y L e g a l O f f i c e _ L b l   E l e m e n t T y p e = " C o l u m n "   E l e m e n t I d = " 1 5 3 3 1 7 5 1 0 8 "   D a t a T y p e = " T e x t " > C o m p a n y L e g a l O f f i c e _ L b l < / C o m p a n y L e g a l O f f i c e _ L b l > - 
-         < C o m p a n y L e g a l S t a t e m e n t   E l e m e n t T y p e = " C o l u m n "   E l e m e n t I d = " 4 4 8 3 5 8 8 7 6 "   D a t a T y p e = " T e x t " > C o m p a n y L e g a l S t a t e m e n t < / C o m p a n y L e g a l S t a t e m e n t > - 
-         < C o m p a n y L o g o P o s i t i o n   E l e m e n t T y p e = " C o l u m n "   E l e m e n t I d = " 1 4 2 5 2 6 6 6 8 8 "   D a t a T y p e = " I n t e g e r " > C o m p a n y L o g o P o s i t i o n < / C o m p a n y L o g o P o s i t i o n > - 
-         < C o m p a n y P h o n e N o   E l e m e n t T y p e = " C o l u m n "   E l e m e n t I d = " 2 5 0 4 4 0 6 5 5 "   D a t a T y p e = " T e x t " > C o m p a n y P h o n e N o < / C o m p a n y P h o n e N o > - 
-         < C o m p a n y P h o n e N o _ L b l   E l e m e n t T y p e = " C o l u m n "   E l e m e n t I d = " 5 5 8 5 9 3 5 8 6 "   D a t a T y p e = " L a b e l " > C o m p a n y P h o n e N o _ L b l < / C o m p a n y P h o n e N o _ L b l > - 
-         < C o m p a n y P i c t u r e   E l e m e n t T y p e = " C o l u m n "   E l e m e n t I d = " 1 3 9 7 4 1 1 0 7 4 "   D a t a T y p e = " B l o b "   / > - 
-         < C o m p a n y R e g i s t r a t i o n N u m b e r   E l e m e n t T y p e = " C o l u m n "   E l e m e n t I d = " 2 0 2 3 6 3 9 4 2 4 "   D a t a T y p e = " T e x t " > C o m p a n y R e g i s t r a t i o n N u m b e r < / C o m p a n y R e g i s t r a t i o n N u m b e r > - 
-         < C o m p a n y R e g i s t r a t i o n N u m b e r _ L b l   E l e m e n t T y p e = " C o l u m n "   E l e m e n t I d = " 1 8 3 3 1 0 6 6 5 3 "   D a t a T y p e = " T e x t " > C o m p a n y R e g i s t r a t i o n N u m b e r _ L b l < / C o m p a n y R e g i s t r a t i o n N u m b e r _ L b l > - 
-         < C o m p a n y S W I F T   E l e m e n t T y p e = " C o l u m n "   E l e m e n t I d = " 6 6 8 2 5 0 2 4 5 "   D a t a T y p e = " C o d e " > C o m p a n y S W I F T < / C o m p a n y S W I F T > - 
-         < C o m p a n y S W I F T _ L b l   E l e m e n t T y p e = " C o l u m n "   E l e m e n t I d = " 2 0 2 9 5 9 7 3 8 4 "   D a t a T y p e = " S t r i n g " > C o m p a n y S W I F T _ L b l < / C o m p a n y S W I F T _ L b l > - 
-         < C o m p a n y V A T R e g i s t r a t i o n N o   E l e m e n t T y p e = " C o l u m n "   E l e m e n t I d = " 1 9 1 4 0 1 3 6 4 9 "   D a t a T y p e = " T e x t " > C o m p a n y V A T R e g i s t r a t i o n N o < / C o m p a n y V A T R e g i s t r a t i o n N o > - 
-         < C o m p a n y V A T R e g i s t r a t i o n N o _ L b l   E l e m e n t T y p e = " C o l u m n "   E l e m e n t I d = " 9 2 4 5 0 3 1 2 4 "   D a t a T y p e = " T e x t " > C o m p a n y V A T R e g i s t r a t i o n N o _ L b l < / C o m p a n y V A T R e g i s t r a t i o n N o _ L b l > - 
-         < C o m p a n y V A T R e g N o   E l e m e n t T y p e = " C o l u m n "   E l e m e n t I d = " 1 7 1 4 3 1 9 3 6 "   D a t a T y p e = " T e x t " > C o m p a n y V A T R e g N o < / C o m p a n y V A T R e g N o > - 
-         < C o m p a n y V A T R e g N o _ L b l   E l e m e n t T y p e = " C o l u m n "   E l e m e n t I d = " 7 7 3 2 0 1 5 0 1 "   D a t a T y p e = " T e x t " > C o m p a n y V A T R e g N o _ L b l < / C o m p a n y V A T R e g N o _ L b l > - 
-         < C o n t a c t _ L b l   E l e m e n t T y p e = " C o l u m n "   E l e m e n t I d = " 1 1 5 5 0 9 4 7 5 2 "   D a t a T y p e = " T e x t " > C o n t a c t _ L b l < / C o n t a c t _ L b l > - 
-         < C o p y _ L b l   E l e m e n t T y p e = " C o l u m n "   E l e m e n t I d = " 6 0 4 7 8 2 7 8 1 "   D a t a T y p e = " L a b e l " > C o p y _ L b l < / C o p y _ L b l > - 
-         < C u s t o m e r A d d r e s s 1   E l e m e n t T y p e = " C o l u m n "   E l e m e n t I d = " 1 8 0 1 9 6 6 4 5 4 "   D a t a T y p e = " T e x t " > C u s t o m e r A d d r e s s 1 < / C u s t o m e r A d d r e s s 1 > - 
-         < C u s t o m e r A d d r e s s 2   E l e m e n t T y p e = " C o l u m n "   E l e m e n t I d = " 1 1 6 4 2 6 9 8 3 7 "   D a t a T y p e = " T e x t " > C u s t o m e r A d d r e s s 2 < / C u s t o m e r A d d r e s s 2 > - 
-         < C u s t o m e r A d d r e s s 3   E l e m e n t T y p e = " C o l u m n "   E l e m e n t I d = " 5 2 6 5 7 3 2 2 0 "   D a t a T y p e = " T e x t " > C u s t o m e r A d d r e s s 3 < / C u s t o m e r A d d r e s s 3 > - 
-         < C u s t o m e r A d d r e s s 4   E l e m e n t T y p e = " C o l u m n "   E l e m e n t I d = " 1 1 1 1 2 3 3 9 7 "   D a t a T y p e = " T e x t " > C u s t o m e r A d d r e s s 4 < / C u s t o m e r A d d r e s s 4 > - 
-         < C u s t o m e r A d d r e s s 5   E l e m e n t T y p e = " C o l u m n "   E l e m e n t I d = " 7 4 8 8 2 0 0 1 4 "   D a t a T y p e = " T e x t " > C u s t o m e r A d d r e s s 5 < / C u s t o m e r A d d r e s s 5 > - 
-         < C u s t o m e r A d d r e s s 6   E l e m e n t T y p e = " C o l u m n "   E l e m e n t I d = " 1 3 8 6 5 1 6 6 3 1 "   D a t a T y p e = " T e x t " > C u s t o m e r A d d r e s s 6 < / C u s t o m e r A d d r e s s 6 > - 
-         < C u s t o m e r A d d r e s s 7   E l e m e n t T y p e = " C o l u m n "   E l e m e n t I d = " 2 0 2 4 2 1 3 2 4 8 "   D a t a T y p e = " T e x t " > C u s t o m e r A d d r e s s 7 < / C u s t o m e r A d d r e s s 7 > - 
-         < C u s t o m e r A d d r e s s 8   E l e m e n t T y p e = " C o l u m n "   E l e m e n t I d = " 1 0 4 8 6 9 8 5 8 5 "   D a t a T y p e = " T e x t " > C u s t o m e r A d d r e s s 8 < / C u s t o m e r A d d r e s s 8 > - 
-         < C u s t o m e r P o s t a l B a r C o d e   E l e m e n t T y p e = " C o l u m n "   E l e m e n t I d = " 3 9 8 5 8 0 6 8 8 "   D a t a T y p e = " T e x t " > C u s t o m e r P o s t a l B a r C o d e < / C u s t o m e r P o s t a l B a r C o d e > - 
-         < D i s p l a y A d d i t i o n a l F e e N o t e   E l e m e n t T y p e = " C o l u m n "   E l e m e n t I d = " 1 9 3 1 7 6 6 6 8 8 "   D a t a T y p e = " B o o l e a n " > D i s p l a y A d d i t i o n a l F e e N o t e < / D i s p l a y A d d i t i o n a l F e e N o t e > - 
-         < D o c u m e n t D a t e   E l e m e n t T y p e = " C o l u m n "   E l e m e n t I d = " 5 5 2 8 7 1 9 1 4 "   D a t a T y p e = " S t r i n g " > D o c u m e n t D a t e < / D o c u m e n t D a t e > - 
-         < D o c u m e n t D a t e _ L b l   E l e m e n t T y p e = " C o l u m n "   E l e m e n t I d = " 1 0 2 6 4 9 4 8 3 "   D a t a T y p e = " S t r i n g " > D o c u m e n t D a t e _ L b l < / D o c u m e n t D a t e _ L b l > - 
-         < D o c u m e n t N o   E l e m e n t T y p e = " C o l u m n "   E l e m e n t I d = " 9 7 0 3 5 0 5 3 9 "   D a t a T y p e = " C o d e " > D o c u m e n t N o < / D o c u m e n t N o > - 
-         < D o c u m e n t N o _ L b l   E l e m e n t T y p e = " C o l u m n "   E l e m e n t I d = " 7 8 9 7 9 5 9 7 8 "   D a t a T y p e = " L a b e l " > D o c u m e n t N o _ L b l < / D o c u m e n t N o _ L b l > - 
-         < D o c u m e n t T i t l e _ L b l   E l e m e n t T y p e = " C o l u m n "   E l e m e n t I d = " 8 5 8 4 2 3 9 2 9 "   D a t a T y p e = " T e x t " > D o c u m e n t T i t l e _ L b l < / D o c u m e n t T i t l e _ L b l > - 
-         < D u e D a t e   E l e m e n t T y p e = " C o l u m n "   E l e m e n t I d = " 7 4 5 1 7 0 2 0 3 "   D a t a T y p e = " S t r i n g " > D u e D a t e < / D u e D a t e > - 
-         < D u e D a t e _ L b l   E l e m e n t T y p e = " C o l u m n "   E l e m e n t I d = " 1 6 4 8 2 8 4 6 4 8 "   D a t a T y p e = " S t r i n g " > D u e D a t e _ L b l < / D u e D a t e _ L b l > - 
-         < E M a i l _ H e a d e r _ L b l   E l e m e n t T y p e = " C o l u m n "   E l e m e n t I d = " 5 1 3 1 7 0 8 0 4 "   D a t a T y p e = " L a b e l " > E M a i l _ H e a d e r _ L b l < / E M a i l _ H e a d e r _ L b l > - 
-         < E x c h a n g e R a t e A s T e x t   E l e m e n t T y p e = " C o l u m n "   E l e m e n t I d = " 5 9 2 9 5 5 8 4 5 "   D a t a T y p e = " T e x t " > E x c h a n g e R a t e A s T e x t < / E x c h a n g e R a t e A s T e x t > - 
-         < E x t e r n a l D o c u m e n t N o   E l e m e n t T y p e = " C o l u m n "   E l e m e n t I d = " 7 3 3 9 5 3 9 6 6 "   D a t a T y p e = " C o d e " > E x t e r n a l D o c u m e n t N o < / E x t e r n a l D o c u m e n t N o > - 
-         < E x t e r n a l D o c u m e n t N o _ L b l   E l e m e n t T y p e = " C o l u m n "   E l e m e n t I d = " 4 2 3 3 1 2 2 6 9 "   D a t a T y p e = " S t r i n g " > E x t e r n a l D o c u m e n t N o _ L b l < / E x t e r n a l D o c u m e n t N o _ L b l > - 
-         < F r o m _ L b l   E l e m e n t T y p e = " C o l u m n "   E l e m e n t I d = " 4 8 5 4 2 6 1 3 8 "   D a t a T y p e = " L a b e l " > F r o m _ L b l < / F r o m _ L b l > - 
-         < G l o b a l L o c a t i o n N u m b e r   E l e m e n t T y p e = " C o l u m n "   E l e m e n t I d = " 1 5 0 0 3 7 2 8 0 0 "   D a t a T y p e = " T e x t " > G l o b a l L o c a t i o n N u m b e r < / G l o b a l L o c a t i o n N u m b e r > - 
-         < G l o b a l L o c a t i o n N u m b e r _ L b l   E l e m e n t T y p e = " C o l u m n "   E l e m e n t I d = " 1 7 5 0 9 1 3 8 9 1 "   D a t a T y p e = " T e x t " > G l o b a l L o c a t i o n N u m b e r _ L b l < / G l o b a l L o c a t i o n N u m b e r _ L b l > - 
-         < H o m e P a g e _ H e a d e r _ L b l   E l e m e n t T y p e = " C o l u m n "   E l e m e n t I d = " 1 8 7 9 7 2 5 0 8 4 "   D a t a T y p e = " L a b e l " > H o m e P a g e _ H e a d e r _ L b l < / H o m e P a g e _ H e a d e r _ L b l > - 
-         < I n v o i c e D i s c o u n t A m o u n t _ L b l   E l e m e n t T y p e = " C o l u m n "   E l e m e n t I d = " 1 5 9 3 0 1 2 7 3 6 "   D a t a T y p e = " L a b e l " > I n v o i c e D i s c o u n t A m o u n t _ L b l < / I n v o i c e D i s c o u n t A m o u n t _ L b l > - 
-         < I n v o i c e D i s c o u n t B a s e A m o u n t _ L b l   E l e m e n t T y p e = " C o l u m n "   E l e m e n t I d = " 2 0 2 9 2 6 6 8 7 5 "   D a t a T y p e = " L a b e l " > I n v o i c e D i s c o u n t B a s e A m o u n t _ L b l < / I n v o i c e D i s c o u n t B a s e A m o u n t _ L b l > - 
-         < L e g a l E n t i t y T y p e   E l e m e n t T y p e = " C o l u m n "   E l e m e n t I d = " 2 0 5 1 8 7 3 5 6 3 "   D a t a T y p e = " T e x t " > L e g a l E n t i t y T y p e < / L e g a l E n t i t y T y p e > - 
-         < L e g a l E n t i t y T y p e _ L b l   E l e m e n t T y p e = " C o l u m n "   E l e m e n t I d = " 2 0 8 0 2 2 4 7 9 2 "   D a t a T y p e = " T e x t " > L e g a l E n t i t y T y p e _ L b l < / L e g a l E n t i t y T y p e _ L b l > - 
-         < L i n e A m o u n t A f t e r I n v o i c e D i s c o u n t _ L b l   E l e m e n t T y p e = " C o l u m n "   E l e m e n t I d = " 6 7 3 7 2 1 0 9 4 "   D a t a T y p e = " L a b e l " > L i n e A m o u n t A f t e r I n v o i c e D i s c o u n t _ L b l < / L i n e A m o u n t A f t e r I n v o i c e D i s c o u n t _ L b l > - 
-         < L o c a l C u r r e n c y _ L b l   E l e m e n t T y p e = " C o l u m n "   E l e m e n t I d = " 1 5 5 9 6 9 3 4 2 2 "   D a t a T y p e = " L a b e l " > L o c a l C u r r e n c y _ L b l < / L o c a l C u r r e n c y _ L b l > - 
-         < O r d e r N o   E l e m e n t T y p e = " C o l u m n "   E l e m e n t I d = " 1 4 6 6 4 7 3 8 8 6 "   D a t a T y p e = " C o d e " > O r d e r N o < / O r d e r N o > - 
-         < O r d e r N o _ L b l   E l e m e n t T y p e = " C o l u m n "   E l e m e n t I d = " 1 9 9 1 0 6 2 5 2 9 "   D a t a T y p e = " S t r i n g " > O r d e r N o _ L b l < / O r d e r N o _ L b l > - 
-         < P a c k a g e T r a c k i n g N o   E l e m e n t T y p e = " C o l u m n "   E l e m e n t I d = " 1 2 4 4 8 2 6 1 5 9 "   D a t a T y p e = " T e x t " > P a c k a g e T r a c k i n g N o < / P a c k a g e T r a c k i n g N o > - 
-         < P a c k a g e T r a c k i n g N o _ L b l   E l e m e n t T y p e = " C o l u m n "   E l e m e n t I d = " 2 1 9 3 5 6 7 5 6 "   D a t a T y p e = " S t r i n g " > P a c k a g e T r a c k i n g N o _ L b l < / P a c k a g e T r a c k i n g N o _ L b l > - 
-         < P a g e _ L b l   E l e m e n t T y p e = " C o l u m n "   E l e m e n t I d = " 6 8 0 6 4 8 0 9 1 "   D a t a T y p e = " L a b e l " > P a g e _ L b l < / P a g e _ L b l > - 
-         < P a y m e n t I n s t r u c t i o n s _ T x t   E l e m e n t T y p e = " C o l u m n "   E l e m e n t I d = " 1 8 7 2 0 8 8 3 "   D a t a T y p e = " T e x t " > P a y m e n t I n s t r u c t i o n s _ T x t < / P a y m e n t I n s t r u c t i o n s _ T x t > - 
-         < P a y m e n t M e t h o d D e s c r i p t i o n   E l e m e n t T y p e = " C o l u m n "   E l e m e n t I d = " 5 8 5 7 5 7 9 7 4 "   D a t a T y p e = " T e x t " > P a y m e n t M e t h o d D e s c r i p t i o n < / P a y m e n t M e t h o d D e s c r i p t i o n > - 
-         < P a y m e n t M e t h o d D e s c r i p t i o n _ L b l   E l e m e n t T y p e = " C o l u m n "   E l e m e n t I d = " 7 9 7 1 1 7 3 2 3 "   D a t a T y p e = " L a b e l " > P a y m e n t M e t h o d D e s c r i p t i o n _ L b l < / P a y m e n t M e t h o d D e s c r i p t i o n _ L b l > - 
-         < P a y m e n t R e f e r e n c e   E l e m e n t T y p e = " C o l u m n "   E l e m e n t I d = " 3 3 5 4 9 7 0 1 2 "   D a t a T y p e = " T e x t " > P a y m e n t R e f e r e n c e < / P a y m e n t R e f e r e n c e > - 
-         < P a y m e n t R e f e r e n c e _ L b l   E l e m e n t T y p e = " C o l u m n "   E l e m e n t I d = " 8 6 4 7 4 2 0 3 3 "   D a t a T y p e = " T e x t " > P a y m e n t R e f e r e n c e _ L b l < / P a y m e n t R e f e r e n c e _ L b l > - 
-         < P a y m e n t T e r m s D e s c r i p t i o n   E l e m e n t T y p e = " C o l u m n "   E l e m e n t I d = " 2 0 3 8 7 4 2 7 0 0 "   D a t a T y p e = " T e x t " > P a y m e n t T e r m s D e s c r i p t i o n < / P a y m e n t T e r m s D e s c r i p t i o n > - 
-         < P a y m e n t T e r m s D e s c r i p t i o n _ L b l   E l e m e n t T y p e = " C o l u m n "   E l e m e n t I d = " 1 8 7 4 4 9 4 3 2 1 "   D a t a T y p e = " L a b e l " > P a y m e n t T e r m s D e s c r i p t i o n _ L b l < / P a y m e n t T e r m s D e s c r i p t i o n _ L b l > - 
-         < P r i c e s I n c l u d i n g V A T   E l e m e n t T y p e = " C o l u m n "   E l e m e n t I d = " 5 1 8 8 1 7 1 6 7 "   D a t a T y p e = " B o o l e a n " > P r i c e s I n c l u d i n g V A T < / P r i c e s I n c l u d i n g V A T > - 
-         < P r i c e s I n c l u d i n g V A T Y e s N o   E l e m e n t T y p e = " C o l u m n "   E l e m e n t I d = " 1 4 1 1 1 4 7 5 9 9 "   D a t a T y p e = " S t r i n g " > P r i c e s I n c l u d i n g V A T Y e s N o < / P r i c e s I n c l u d i n g V A T Y e s N o > - 
-         < P r i c e s I n c l u d i n g V A T _ L b l   E l e m e n t T y p e = " C o l u m n "   E l e m e n t I d = " 1 3 7 7 9 7 9 4 4 4 "   D a t a T y p e = " S t r i n g " > P r i c e s I n c l u d i n g V A T _ L b l < / P r i c e s I n c l u d i n g V A T _ L b l > - 
-         < Q u e s t i o n s _ L b l   E l e m e n t T y p e = " C o l u m n "   E l e m e n t I d = " 2 0 7 0 8 9 0 0 1 9 "   D a t a T y p e = " L a b e l " > Q u e s t i o n s _ L b l < / Q u e s t i o n s _ L b l > - 
-         < R e m a i n i n g A m o u n t   E l e m e n t T y p e = " C o l u m n "   E l e m e n t I d = " 3 5 3 2 6 4 1 3 1 "   D a t a T y p e = " D e c i m a l " > R e m a i n i n g A m o u n t < / R e m a i n i n g A m o u n t > - 
-         < R e m a i n i n g A m o u n t T e x t   E l e m e n t T y p e = " C o l u m n "   E l e m e n t I d = " 1 8 1 3 6 1 2 0 "   D a t a T y p e = " T e x t " > R e m a i n i n g A m o u n t T e x t < / R e m a i n i n g A m o u n t T e x t > - 
-         < S a l e s I n v o i c e L i n e D i s c o u n t _ L b l   E l e m e n t T y p e = " C o l u m n "   E l e m e n t I d = " 6 6 4 6 0 1 5 8 2 "   D a t a T y p e = " L a b e l " > S a l e s I n v o i c e L i n e D i s c o u n t _ L b l < / S a l e s I n v o i c e L i n e D i s c o u n t _ L b l > - 
-         < S a l e s P e r s o n B l a n k _ L b l   E l e m e n t T y p e = " C o l u m n "   E l e m e n t I d = " 6 5 4 6 2 4 6 0 1 "   D a t a T y p e = " T e x t " > S a l e s P e r s o n B l a n k _ L b l < / S a l e s P e r s o n B l a n k _ L b l > - 
-         < S a l e s P e r s o n N a m e   E l e m e n t T y p e = " C o l u m n "   E l e m e n t I d = " 8 7 1 4 9 2 9 8 3 "   D a t a T y p e = " T e x t " > S a l e s P e r s o n N a m e < / S a l e s P e r s o n N a m e > - 
-         < S a l e s P e r s o n _ L b l   E l e m e n t T y p e = " C o l u m n "   E l e m e n t I d = " 1 5 6 4 1 9 6 3 6 5 "   D a t a T y p e = " L a b e l " > S a l e s P e r s o n _ L b l < / S a l e s P e r s o n _ L b l > - 
-         < S e l l T o C o n t a c t E m a i l   E l e m e n t T y p e = " C o l u m n "   E l e m e n t I d = " 2 6 2 8 2 4 5 6 4 "   D a t a T y p e = " T e x t " > S e l l T o C o n t a c t E m a i l < / S e l l T o C o n t a c t E m a i l > - 
-         < S e l l T o C o n t a c t E m a i l L b l   E l e m e n t T y p e = " C o l u m n "   E l e m e n t I d = " 3 7 0 9 2 0 3 7 4 "   D a t a T y p e = " L a b e l " > S e l l T o C o n t a c t E m a i l L b l < / S e l l T o C o n t a c t E m a i l L b l > - 
-         < S e l l T o C o n t a c t M o b i l e P h o n e N o   E l e m e n t T y p e = " C o l u m n "   E l e m e n t I d = " 1 8 4 3 5 8 7 4 7 "   D a t a T y p e = " T e x t " > S e l l T o C o n t a c t M o b i l e P h o n e N o < / S e l l T o C o n t a c t M o b i l e P h o n e N o > - 
-         < S e l l T o C o n t a c t M o b i l e P h o n e N o L b l   E l e m e n t T y p e = " C o l u m n "   E l e m e n t I d = " 1 4 5 7 5 2 8 4 1 7 "   D a t a T y p e = " L a b e l " > S e l l T o C o n t a c t M o b i l e P h o n e N o L b l < / S e l l T o C o n t a c t M o b i l e P h o n e N o L b l > - 
-         < S e l l T o C o n t a c t P h o n e N o   E l e m e n t T y p e = " C o l u m n "   E l e m e n t I d = " 1 6 1 3 8 2 2 4 8 3 "   D a t a T y p e = " T e x t " > S e l l T o C o n t a c t P h o n e N o < / S e l l T o C o n t a c t P h o n e N o > - 
-         < S e l l T o C o n t a c t P h o n e N o L b l   E l e m e n t T y p e = " C o l u m n "   E l e m e n t I d = " 1 0 5 0 6 8 6 8 0 9 "   D a t a T y p e = " L a b e l " > S e l l T o C o n t a c t P h o n e N o L b l < / S e l l T o C o n t a c t P h o n e N o L b l > - 
-         < S e l l t o C u s t o m e r N o   E l e m e n t T y p e = " C o l u m n "   E l e m e n t I d = " 2 0 5 0 6 4 7 3 4 9 "   D a t a T y p e = " C o d e " > S e l l t o C u s t o m e r N o < / S e l l t o C u s t o m e r N o > - 
-         < S e l l t o C u s t o m e r N o _ L b l   E l e m e n t T y p e = " C o l u m n "   E l e m e n t I d = " 2 9 8 3 8 1 5 1 2 "   D a t a T y p e = " S t r i n g " > S e l l t o C u s t o m e r N o _ L b l < / S e l l t o C u s t o m e r N o _ L b l > - 
-         < S e l l T o F a x N o   E l e m e n t T y p e = " C o l u m n "   E l e m e n t I d = " 8 6 0 8 2 8 4 3 4 "   D a t a T y p e = " T e x t " > S e l l T o F a x N o < / S e l l T o F a x N o > - 
-         < S e l l T o P h o n e N o   E l e m e n t T y p e = " C o l u m n "   E l e m e n t I d = " 7 5 1 9 3 1 8 4 3 "   D a t a T y p e = " T e x t " > S e l l T o P h o n e N o < / S e l l T o P h o n e N o > - 
-         < S h i p m e n t D a t e   E l e m e n t T y p e = " C o l u m n "   E l e m e n t I d = " 9 3 1 1 1 1 4 6 5 "   D a t a T y p e = " S t r i n g " > S h i p m e n t D a t e < / S h i p m e n t D a t e > - 
-         < S h i p m e n t D a t e _ L b l   E l e m e n t T y p e = " C o l u m n "   E l e m e n t I d = " 6 1 4 4 0 0 3 6 4 "   D a t a T y p e = " S t r i n g " > S h i p m e n t D a t e _ L b l < / S h i p m e n t D a t e _ L b l > - 
-         < S h i p m e n t M e t h o d D e s c r i p t i o n   E l e m e n t T y p e = " C o l u m n "   E l e m e n t I d = " 2 0 5 9 4 0 3 2 6 0 "   D a t a T y p e = " T e x t " > S h i p m e n t M e t h o d D e s c r i p t i o n < / S h i p m e n t M e t h o d D e s c r i p t i o n > - 
-         < S h i p m e n t M e t h o d D e s c r i p t i o n _ L b l   E l e m e n t T y p e = " C o l u m n "   E l e m e n t I d = " 1 1 7 9 9 7 8 4 6 5 "   D a t a T y p e = " L a b e l " > S h i p m e n t M e t h o d D e s c r i p t i o n _ L b l < / S h i p m e n t M e t h o d D e s c r i p t i o n _ L b l > - 
-         < S h i p m e n t _ L b l   E l e m e n t T y p e = " C o l u m n "   E l e m e n t I d = " 2 0 8 5 7 6 7 1 2 0 "   D a t a T y p e = " L a b e l " > S h i p m e n t _ L b l < / S h i p m e n t _ L b l > - 
-         < S h i p p i n g A g e n t C o d e   E l e m e n t T y p e = " C o l u m n "   E l e m e n t I d = " 1 6 7 0 1 5 5 2 6 9 "   D a t a T y p e = " C o d e " > S h i p p i n g A g e n t C o d e < / S h i p p i n g A g e n t C o d e > - 
-         < S h i p p i n g A g e n t C o d e _ L b l   E l e m e n t T y p e = " C o l u m n "   E l e m e n t I d = " 1 1 5 3 2 0 1 3 4 "   D a t a T y p e = " S t r i n g " > S h i p p i n g A g e n t C o d e _ L b l < / S h i p p i n g A g e n t C o d e _ L b l > - 
-         < S h i p T o A d d r e s s 1   E l e m e n t T y p e = " C o l u m n "   E l e m e n t I d = " 1 3 5 7 6 7 2 8 6 1 "   D a t a T y p e = " T e x t " > S h i p T o A d d r e s s 1 < / S h i p T o A d d r e s s 1 > - 
-         < S h i p T o A d d r e s s 2   E l e m e n t T y p e = " C o l u m n "   E l e m e n t I d = " 1 0 2 4 2 0 4 5 8 4 "   D a t a T y p e = " T e x t " > S h i p T o A d d r e s s 2 < / S h i p T o A d d r e s s 2 > - 
-         < S h i p T o A d d r e s s 3   E l e m e n t T y p e = " C o l u m n "   E l e m e n t I d = " 1 6 6 1 9 0 1 2 0 1 "   D a t a T y p e = " T e x t " > S h i p T o A d d r e s s 3 < / S h i p T o A d d r e s s 3 > - 
-         < S h i p T o A d d r e s s 4   E l e m e n t T y p e = " C o l u m n "   E l e m e n t I d = " 5 5 5 4 1 6 9 9 0 "   D a t a T y p e = " T e x t " > S h i p T o A d d r e s s 4 < / S h i p T o A d d r e s s 4 > - 
-         < S h i p T o A d d r e s s 5   E l e m e n t T y p e = " C o l u m n "   E l e m e n t I d = " 1 1 9 3 1 1 3 6 0 7 "   D a t a T y p e = " T e x t " > S h i p T o A d d r e s s 5 < / S h i p T o A d d r e s s 5 > - 
-         < S h i p T o A d d r e s s 6   E l e m e n t T y p e = " C o l u m n "   E l e m e n t I d = " 7 1 9 9 7 6 2 4 4 "   D a t a T y p e = " T e x t " > S h i p T o A d d r e s s 6 < / S h i p T o A d d r e s s 6 > - 
-         < S h i p T o A d d r e s s 7   E l e m e n t T y p e = " C o l u m n "   E l e m e n t I d = " 8 2 2 7 9 6 2 7 "   D a t a T y p e = " T e x t " > S h i p T o A d d r e s s 7 < / S h i p T o A d d r e s s 7 > - 
-         < S h i p T o A d d r e s s 8   E l e m e n t T y p e = " C o l u m n "   E l e m e n t I d = " 1 4 9 2 9 9 2 1 7 8 "   D a t a T y p e = " T e x t " > S h i p T o A d d r e s s 8 < / S h i p T o A d d r e s s 8 > - 
-         < S h i p T o A d d r e s s _ L b l   E l e m e n t T y p e = " C o l u m n "   E l e m e n t I d = " 1 6 5 0 5 0 5 0 1 7 "   D a t a T y p e = " L a b e l " > S h i p T o A d d r e s s _ L b l < / S h i p T o A d d r e s s _ L b l > - 
-         < S h i p T o P h o n e N o   E l e m e n t T y p e = " C o l u m n "   E l e m e n t I d = " 3 6 9 7 0 2 2 5 5 "   D a t a T y p e = " T e x t " > S h i p T o P h o n e N o < / S h i p T o P h o n e N o > - 
-         < S h o w S h i p p i n g A d d r e s s   E l e m e n t T y p e = " C o l u m n "   E l e m e n t I d = " 1 1 2 0 0 7 1 2 6 6 "   D a t a T y p e = " B o o l e a n " > S h o w S h i p p i n g A d d r e s s < / S h o w S h i p p i n g A d d r e s s > - 
-         < S h o w W o r k D e s c r i p t i o n   E l e m e n t T y p e = " C o l u m n "   E l e m e n t I d = " 7 8 5 4 6 8 8 6 5 "   D a t a T y p e = " B o o l e a n " > S h o w W o r k D e s c r i p t i o n < / S h o w W o r k D e s c r i p t i o n > - 
-         < S u b t o t a l _ L b l   E l e m e n t T y p e = " C o l u m n "   E l e m e n t I d = " 1 9 6 7 7 9 5 1 4 2 "   D a t a T y p e = " L a b e l " > S u b t o t a l _ L b l < / S u b t o t a l _ L b l > - 
-         < T h a n k s _ L b l   E l e m e n t T y p e = " C o l u m n "   E l e m e n t I d = " 2 1 0 3 3 0 5 5 2 5 "   D a t a T y p e = " L a b e l " > T h a n k s _ L b l < / T h a n k s _ L b l > - 
-         < T o t a l _ L b l   E l e m e n t T y p e = " C o l u m n "   E l e m e n t I d = " 1 2 1 0 1 0 0 8 7 8 "   D a t a T y p e = " L a b e l " > T o t a l _ L b l < / T o t a l _ L b l > - 
-         < V A T A m o u n t S p e c i f i c a t i o n _ L b l   E l e m e n t T y p e = " C o l u m n "   E l e m e n t I d = " 8 7 8 7 0 6 8 4 6 "   D a t a T y p e = " L a b e l " > V A T A m o u n t S p e c i f i c a t i o n _ L b l < / V A T A m o u n t S p e c i f i c a t i o n _ L b l > - 
-         < V A T A m o u n t _ L b l   E l e m e n t T y p e = " C o l u m n "   E l e m e n t I d = " 1 0 9 4 6 5 7 2 9 "   D a t a T y p e = " L a b e l " > V A T A m o u n t _ L b l < / V A T A m o u n t _ L b l > - 
-         < V A T B a s e _ L b l   E l e m e n t T y p e = " C o l u m n "   E l e m e n t I d = " 1 8 6 6 1 5 8 2 7 8 "   D a t a T y p e = " L a b e l " > V A T B a s e _ L b l < / V A T B a s e _ L b l > - 
-         < V A T C l a u s e s _ L b l   E l e m e n t T y p e = " C o l u m n "   E l e m e n t I d = " 1 3 8 3 9 2 0 0 1 9 "   D a t a T y p e = " L a b e l " > V A T C l a u s e s _ L b l < / V A T C l a u s e s _ L b l > - 
-         < V A T C l a u s e _ L b l   E l e m e n t T y p e = " C o l u m n "   E l e m e n t I d = " 1 5 7 0 4 9 5 4 9 0 "   D a t a T y p e = " S t r i n g " > V A T C l a u s e _ L b l < / V A T C l a u s e _ L b l > - 
-         < V A T I d e n t i f i e r _ L b l   E l e m e n t T y p e = " C o l u m n "   E l e m e n t I d = " 1 6 8 6 6 2 3 9 8 4 "   D a t a T y p e = " L a b e l " > V A T I d e n t i f i e r _ L b l < / V A T I d e n t i f i e r _ L b l > - 
-         < V A T P e r c e n t a g e _ L b l   E l e m e n t T y p e = " C o l u m n "   E l e m e n t I d = " 6 7 6 6 5 4 5 6 5 "   D a t a T y p e = " L a b e l " > V A T P e r c e n t a g e _ L b l < / V A T P e r c e n t a g e _ L b l > - 
-         < V A T R e g i s t r a t i o n N o   E l e m e n t T y p e = " C o l u m n "   E l e m e n t I d = " 1 8 8 9 1 9 5 4 0 2 "   D a t a T y p e = " T e x t " > V A T R e g i s t r a t i o n N o < / V A T R e g i s t r a t i o n N o > - 
-         < V A T R e g i s t r a t i o n N o _ L b l   E l e m e n t T y p e = " C o l u m n "   E l e m e n t I d = " 1 4 2 4 6 1 6 0 8 5 "   D a t a T y p e = " T e x t " > V A T R e g i s t r a t i o n N o _ L b l < / V A T R e g i s t r a t i o n N o _ L b l > - 
-         < Y o u r D o c u m e n t T i t l e _ L b l   E l e m e n t T y p e = " C o l u m n "   E l e m e n t I d = " 1 8 2 1 7 1 6 9 3 4 "   D a t a T y p e = " L a b e l " > Y o u r D o c u m e n t T i t l e _ L b l < / Y o u r D o c u m e n t T i t l e _ L b l > - 
-         < Y o u r R e f e r e n c e   E l e m e n t T y p e = " C o l u m n "   E l e m e n t I d = " 1 1 0 3 9 9 5 1 "   D a t a T y p e = " T e x t " > Y o u r R e f e r e n c e < / Y o u r R e f e r e n c e > - 
-         < Y o u r R e f e r e n c e _ L b l   E l e m e n t T y p e = " C o l u m n "   E l e m e n t I d = " 4 6 5 4 7 7 4 2 6 "   D a t a T y p e = " S t r i n g " > Y o u r R e f e r e n c e _ L b l < / Y o u r R e f e r e n c e _ L b l > - 
-         < L i n e   E l e m e n t T y p e = " D a t a I t e m "   E l e m e n t I d = " 4 1 1 9 7 6 1 3 3 " > - 
-             < A m o u n t E x c l u d i n g V A T _ L i n e   E l e m e n t T y p e = " C o l u m n "   E l e m e n t I d = " 1 0 6 2 4 6 0 0 4 0 "   D a t a T y p e = " D e c i m a l " > A m o u n t E x c l u d i n g V A T _ L i n e < / A m o u n t E x c l u d i n g V A T _ L i n e > - 
-             < A m o u n t E x c l u d i n g V A T _ L i n e _ L b l   E l e m e n t T y p e = " C o l u m n "   E l e m e n t I d = " 2 0 0 2 8 7 4 4 7 5 "   D a t a T y p e = " S t r i n g " > A m o u n t E x c l u d i n g V A T _ L i n e _ L b l < / A m o u n t E x c l u d i n g V A T _ L i n e _ L b l > - 
-             < A m o u n t I n c l u d i n g V A T _ L i n e   E l e m e n t T y p e = " C o l u m n "   E l e m e n t I d = " 7 7 0 9 2 8 4 0 2 "   D a t a T y p e = " D e c i m a l " > A m o u n t I n c l u d i n g V A T _ L i n e < / A m o u n t I n c l u d i n g V A T _ L i n e > - 
-             < A m o u n t I n c l u d i n g V A T _ L i n e _ L b l   E l e m e n t T y p e = " C o l u m n "   E l e m e n t I d = " 9 3 0 7 4 7 3 1 3 "   D a t a T y p e = " S t r i n g " > A m o u n t I n c l u d i n g V A T _ L i n e _ L b l < / A m o u n t I n c l u d i n g V A T _ L i n e _ L b l > - 
-             < D e s c r i p t i o n _ L i n e   E l e m e n t T y p e = " C o l u m n "   E l e m e n t I d = " 1 4 0 6 8 2 2 3 1 0 "   D a t a T y p e = " T e x t " > D e s c r i p t i o n _ L i n e < / D e s c r i p t i o n _ L i n e > - 
-             < D e s c r i p t i o n _ L i n e _ L b l   E l e m e n t T y p e = " C o l u m n "   E l e m e n t I d = " 2 1 1 8 9 5 1 4 9 5 "   D a t a T y p e = " S t r i n g " > D e s c r i p t i o n _ L i n e _ L b l < / D e s c r i p t i o n _ L i n e _ L b l > - 
-             < I t e m N o _ L i n e   E l e m e n t T y p e = " C o l u m n "   E l e m e n t I d = " 1 9 1 0 2 9 6 2 8 8 "   D a t a T y p e = " C o d e " > I t e m N o _ L i n e < / I t e m N o _ L i n e > - 
-             < I t e m N o _ L i n e _ L b l   E l e m e n t T y p e = " C o l u m n "   E l e m e n t I d = " 1 3 4 0 0 7 9 6 1 3 "   D a t a T y p e = " S t r i n g " > I t e m N o _ L i n e _ L b l < / I t e m N o _ L i n e _ L b l > - 
-             < I t e m R e f e r e n c e N o _ L i n e   E l e m e n t T y p e = " C o l u m n "   E l e m e n t I d = " 9 2 7 2 3 5 7 "   D a t a T y p e = " C o d e " > I t e m R e f e r e n c e N o _ L i n e < / I t e m R e f e r e n c e N o _ L i n e > - 
-             < I t e m R e f e r e n c e N o _ L i n e _ L b l   E l e m e n t T y p e = " C o l u m n "   E l e m e n t I d = " 1 9 8 0 6 3 1 1 3 0 "   D a t a T y p e = " S t r i n g " > I t e m R e f e r e n c e N o _ L i n e _ L b l < / I t e m R e f e r e n c e N o _ L i n e _ L b l > - 
-             < J o b N o   E l e m e n t T y p e = " C o l u m n "   E l e m e n t I d = " 1 8 1 5 5 8 0 3 6 5 "   D a t a T y p e = " C o d e " > J o b N o < / J o b N o > - 
-             < J o b N o _ L b l   E l e m e n t T y p e = " C o l u m n "   E l e m e n t I d = " 1 8 9 7 0 9 4 2 6 "   D a t a T y p e = " T e x t " > J o b N o _ L b l < / J o b N o _ L b l > - 
-             < J o b T a s k D e s c r i p t i o n   E l e m e n t T y p e = " C o l u m n "   E l e m e n t I d = " 1 0 6 5 5 0 2 3 4 3 "   D a t a T y p e = " T e x t " > J o b T a s k D e s c r i p t i o n < / J o b T a s k D e s c r i p t i o n > - 
-             < J o b T a s k D e s c _ L b l   E l e m e n t T y p e = " C o l u m n "   E l e m e n t I d = " 5 4 8 3 1 0 0 2 7 "   D a t a T y p e = " L a b e l " > J o b T a s k D e s c _ L b l < / J o b T a s k D e s c _ L b l > - 
-             < J o b T a s k N o   E l e m e n t T y p e = " C o l u m n "   E l e m e n t I d = " 9 4 0 0 8 9 4 5 8 "   D a t a T y p e = " C o d e " > J o b T a s k N o < / J o b T a s k N o > - 
-             < J o b T a s k N o _ L b l   E l e m e n t T y p e = " C o l u m n "   E l e m e n t I d = " 6 2 2 6 5 1 9 4 9 "   D a t a T y p e = " T e x t " > J o b T a s k N o _ L b l < / J o b T a s k N o _ L b l > - 
-             < L i n e A m o u n t _ L i n e   E l e m e n t T y p e = " C o l u m n "   E l e m e n t I d = " 2 6 8 9 3 7 1 6 2 "   D a t a T y p e = " T e x t " > L i n e A m o u n t _ L i n e < / L i n e A m o u n t _ L i n e > - 
-             < L i n e A m o u n t _ L i n e _ L b l   E l e m e n t T y p e = " C o l u m n "   E l e m e n t I d = " 9 9 2 9 0 1 8 4 5 "   D a t a T y p e = " S t r i n g " > L i n e A m o u n t _ L i n e _ L b l < / L i n e A m o u n t _ L i n e _ L b l > - 
-             < L i n e D i s c o u n t P e r c e n t T e x t _ L i n e   E l e m e n t T y p e = " C o l u m n "   E l e m e n t I d = " 6 1 3 1 3 5 1 9 "   D a t a T y p e = " T e x t " > L i n e D i s c o u n t P e r c e n t T e x t _ L i n e < / L i n e D i s c o u n t P e r c e n t T e x t _ L i n e > - 
-             < L i n e D i s c o u n t P e r c e n t _ L i n e   E l e m e n t T y p e = " C o l u m n "   E l e m e n t I d = " 9 0 7 8 2 7 4 3 6 "   D a t a T y p e = " D e c i m a l " > L i n e D i s c o u n t P e r c e n t _ L i n e < / L i n e D i s c o u n t P e r c e n t _ L i n e > - 
-             < L i n e N o _ L i n e   E l e m e n t T y p e = " C o l u m n "   E l e m e n t I d = " 6 9 8 9 8 5 9 7 9 "   D a t a T y p e = " I n t e g e r " > L i n e N o _ L i n e < / L i n e N o _ L i n e > - 
-             < P r i c e P e r _ L b l   E l e m e n t T y p e = " C o l u m n "   E l e m e n t I d = " 9 7 3 2 8 0 1 3 4 "   D a t a T y p e = " L a b e l " > P r i c e P e r _ L b l < / P r i c e P e r _ L b l > - 
-             < P r i c e _ L b l   E l e m e n t T y p e = " C o l u m n "   E l e m e n t I d = " 2 1 2 6 7 6 4 9 2 5 "   D a t a T y p e = " L a b e l " > P r i c e _ L b l < / P r i c e _ L b l > - 
-             < Q t y _ L b l   E l e m e n t T y p e = " C o l u m n "   E l e m e n t I d = " 2 6 3 6 7 3 7 6 4 "   D a t a T y p e = " L a b e l " > Q t y _ L b l < / Q t y _ L b l > - 
-             < Q u a n t i t y _ L i n e   E l e m e n t T y p e = " C o l u m n "   E l e m e n t I d = " 1 0 6 8 5 4 3 5 3 7 "   D a t a T y p e = " T e x t " > Q u a n t i t y _ L i n e < / Q u a n t i t y _ L i n e > - 
-             < Q u a n t i t y _ L i n e _ L b l   E l e m e n t T y p e = " C o l u m n "   E l e m e n t I d = " 2 0 3 4 5 0 6 8 0 2 "   D a t a T y p e = " S t r i n g " > Q u a n t i t y _ L i n e _ L b l < / Q u a n t i t y _ L i n e _ L b l > - 
-             < S h i p m e n t D a t e _ L i n e   E l e m e n t T y p e = " C o l u m n "   E l e m e n t I d = " 1 6 7 3 3 7 5 4 1 6 "   D a t a T y p e = " S t r i n g " > S h i p m e n t D a t e _ L i n e < / S h i p m e n t D a t e _ L i n e > - 
-             < S h i p m e n t D a t e _ L i n e _ L b l   E l e m e n t T y p e = " C o l u m n "   E l e m e n t I d = " 8 5 3 2 2 4 3 6 3 "   D a t a T y p e = " L a b e l " > S h i p m e n t D a t e _ L i n e _ L b l < / S h i p m e n t D a t e _ L i n e _ L b l > - 
-             < T r a n s H e a d e r A m o u n t   E l e m e n t T y p e = " C o l u m n "   E l e m e n t I d = " 2 0 2 8 3 0 6 2 7 6 "   D a t a T y p e = " D e c i m a l " > T r a n s H e a d e r A m o u n t < / T r a n s H e a d e r A m o u n t > - 
-             < T y p e _ L i n e   E l e m e n t T y p e = " C o l u m n "   E l e m e n t I d = " 2 7 2 8 0 4 9 2 4 "   D a t a T y p e = " S t r i n g " > T y p e _ L i n e < / T y p e _ L i n e > - 
-             < U n i t O f M e a s u r e   E l e m e n t T y p e = " C o l u m n "   E l e m e n t I d = " 1 8 0 8 2 2 8 0 1 8 "   D a t a T y p e = " T e x t " > U n i t O f M e a s u r e < / U n i t O f M e a s u r e > - 
-             < U n i t O f M e a s u r e _ L b l   E l e m e n t T y p e = " C o l u m n "   E l e m e n t I d = " 9 8 1 9 5 1 2 4 9 "   D a t a T y p e = " S t r i n g " > U n i t O f M e a s u r e _ L b l < / U n i t O f M e a s u r e _ L b l > - 
-             < U n i t P r i c e   E l e m e n t T y p e = " C o l u m n "   E l e m e n t I d = " 1 4 7 8 2 2 1 5 2 6 "   D a t a T y p e = " T e x t " > U n i t P r i c e < / U n i t P r i c e > - 
-             < U n i t P r i c e _ L b l   E l e m e n t T y p e = " C o l u m n "   E l e m e n t I d = " 1 1 6 3 9 2 6 6 0 3 "   D a t a T y p e = " S t r i n g " > U n i t P r i c e _ L b l < / U n i t P r i c e _ L b l > - 
-             < U n i t _ L b l   E l e m e n t T y p e = " C o l u m n "   E l e m e n t I d = " 8 1 4 3 6 4 3 1 8 "   D a t a T y p e = " L a b e l " > U n i t _ L b l < / U n i t _ L b l > - 
-             < V A T I d e n t i f i e r _ L i n e   E l e m e n t T y p e = " C o l u m n "   E l e m e n t I d = " 1 7 7 3 6 2 2 4 1 2 "   D a t a T y p e = " C o d e " > V A T I d e n t i f i e r _ L i n e < / V A T I d e n t i f i e r _ L i n e > - 
-             < V A T I d e n t i f i e r _ L i n e _ L b l   E l e m e n t T y p e = " C o l u m n "   E l e m e n t I d = " 5 3 3 7 8 2 7 0 3 "   D a t a T y p e = " S t r i n g " > V A T I d e n t i f i e r _ L i n e _ L b l < / V A T I d e n t i f i e r _ L i n e _ L b l > - 
-             < V A T P c t _ L i n e   E l e m e n t T y p e = " C o l u m n "   E l e m e n t I d = " 1 9 7 4 0 0 1 9 4 4 "   D a t a T y p e = " T e x t " > V A T P c t _ L i n e < / V A T P c t _ L i n e > - 
-             < V A T P c t _ L i n e _ L b l   E l e m e n t T y p e = " C o l u m n "   E l e m e n t I d = " 1 2 0 7 5 2 9 9 1 5 "   D a t a T y p e = " S t r i n g " > V A T P c t _ L i n e _ L b l < / V A T P c t _ L i n e _ L b l > - 
-             < S h i p m e n t L i n e   E l e m e n t T y p e = " D a t a I t e m "   E l e m e n t I d = " 2 0 1 5 9 9 6 0 5 1 " > - 
-                 < D o c u m e n t N o _ S h i p m e n t L i n e   E l e m e n t T y p e = " C o l u m n "   E l e m e n t I d = " 1 2 4 3 7 6 7 7 6 2 "   D a t a T y p e = " C o d e " > D o c u m e n t N o _ S h i p m e n t L i n e < / D o c u m e n t N o _ S h i p m e n t L i n e > - 
-                 < P o s t i n g D a t e _ S h i p m e n t L i n e   E l e m e n t T y p e = " C o l u m n "   E l e m e n t I d = " 1 8 3 4 0 0 3 2 0 "   D a t a T y p e = " S t r i n g " > P o s t i n g D a t e _ S h i p m e n t L i n e < / P o s t i n g D a t e _ S h i p m e n t L i n e > - 
-                 < P o s t i n g D a t e _ S h i p m e n t L i n e _ L b l   E l e m e n t T y p e = " C o l u m n "   E l e m e n t I d = " 1 0 9 0 0 6 9 0 2 7 "   D a t a T y p e = " S t r i n g " > P o s t i n g D a t e _ S h i p m e n t L i n e _ L b l < / P o s t i n g D a t e _ S h i p m e n t L i n e _ L b l > - 
-                 < Q u a n t i t y _ S h i p m e n t L i n e   E l e m e n t T y p e = " C o l u m n "   E l e m e n t I d = " 1 6 3 7 0 3 4 2 4 7 "   D a t a T y p e = " D e c i m a l " > Q u a n t i t y _ S h i p m e n t L i n e < / Q u a n t i t y _ S h i p m e n t L i n e > - 
-                 < Q u a n t i t y _ S h i p m e n t L i n e _ L b l   E l e m e n t T y p e = " C o l u m n "   E l e m e n t I d = " 1 6 0 2 6 6 7 3 8 6 "   D a t a T y p e = " S t r i n g " > Q u a n t i t y _ S h i p m e n t L i n e _ L b l < / Q u a n t i t y _ S h i p m e n t L i n e _ L b l > +     < H e a d e r > + 
+         < B i l l e d T o _ L b l > B i l l e d T o _ L b l < / B i l l e d T o _ L b l > + 
+         < B i l l T o C o n t a c t E m a i l > B i l l T o C o n t a c t E m a i l < / B i l l T o C o n t a c t E m a i l > + 
+         < B i l l T o C o n t a c t E m a i l L b l > B i l l T o C o n t a c t E m a i l L b l < / B i l l T o C o n t a c t E m a i l L b l > + 
+         < B i l l T o C o n t a c t M o b i l e P h o n e N o > B i l l T o C o n t a c t M o b i l e P h o n e N o < / B i l l T o C o n t a c t M o b i l e P h o n e N o > + 
+         < B i l l T o C o n t a c t M o b i l e P h o n e N o L b l > B i l l T o C o n t a c t M o b i l e P h o n e N o L b l < / B i l l T o C o n t a c t M o b i l e P h o n e N o L b l > + 
+         < B i l l T o C o n t a c t P h o n e N o > B i l l T o C o n t a c t P h o n e N o < / B i l l T o C o n t a c t P h o n e N o > + 
+         < B i l l T o C o n t a c t P h o n e N o L b l > B i l l T o C o n t a c t P h o n e N o L b l < / B i l l T o C o n t a c t P h o n e N o L b l > + 
+         < B i l l t o C u s t o m e r N o _ L b l > B i l l t o C u s t o m e r N o _ L b l < / B i l l t o C u s t o m e r N o _ L b l > + 
+         < B i l l t o C u s t u m e r N o > B i l l t o C u s t u m e r N o < / B i l l t o C u s t u m e r N o > + 
+         < C h e c k s P a y a b l e _ L b l > C h e c k s P a y a b l e _ L b l < / C h e c k s P a y a b l e _ L b l > + 
+         < C o m p a n y A d d r e s s 1 > C o m p a n y A d d r e s s 1 < / C o m p a n y A d d r e s s 1 > + 
+         < C o m p a n y A d d r e s s 2 > C o m p a n y A d d r e s s 2 < / C o m p a n y A d d r e s s 2 > + 
+         < C o m p a n y A d d r e s s 3 > C o m p a n y A d d r e s s 3 < / C o m p a n y A d d r e s s 3 > + 
+         < C o m p a n y A d d r e s s 4 > C o m p a n y A d d r e s s 4 < / C o m p a n y A d d r e s s 4 > + 
+         < C o m p a n y A d d r e s s 5 > C o m p a n y A d d r e s s 5 < / C o m p a n y A d d r e s s 5 > + 
+         < C o m p a n y A d d r e s s 6 > C o m p a n y A d d r e s s 6 < / C o m p a n y A d d r e s s 6 > + 
+         < C o m p a n y A d d r e s s 7 > C o m p a n y A d d r e s s 7 < / C o m p a n y A d d r e s s 7 > + 
+         < C o m p a n y A d d r e s s 8 > C o m p a n y A d d r e s s 8 < / C o m p a n y A d d r e s s 8 > + 
+         < C o m p a n y B a n k A c c o u n t N o > C o m p a n y B a n k A c c o u n t N o < / C o m p a n y B a n k A c c o u n t N o > + 
+         < C o m p a n y B a n k A c c o u n t N o _ L b l > C o m p a n y B a n k A c c o u n t N o _ L b l < / C o m p a n y B a n k A c c o u n t N o _ L b l > + 
+         < C o m p a n y B a n k B r a n c h N o > C o m p a n y B a n k B r a n c h N o < / C o m p a n y B a n k B r a n c h N o > + 
+         < C o m p a n y B a n k B r a n c h N o _ L b l > C o m p a n y B a n k B r a n c h N o _ L b l < / C o m p a n y B a n k B r a n c h N o _ L b l > + 
+         < C o m p a n y B a n k N a m e > C o m p a n y B a n k N a m e < / C o m p a n y B a n k N a m e > + 
+         < C o m p a n y B a n k N a m e _ L b l > C o m p a n y B a n k N a m e _ L b l < / C o m p a n y B a n k N a m e _ L b l > + 
+         < C o m p a n y C u s t o m G i r o > C o m p a n y C u s t o m G i r o < / C o m p a n y C u s t o m G i r o > + 
+         < C o m p a n y C u s t o m G i r o _ L b l > C o m p a n y C u s t o m G i r o _ L b l < / C o m p a n y C u s t o m G i r o _ L b l > + 
+         < C o m p a n y E M a i l > C o m p a n y E M a i l < / C o m p a n y E M a i l > + 
+         < C o m p a n y G i r o N o > C o m p a n y G i r o N o < / C o m p a n y G i r o N o > + 
+         < C o m p a n y G i r o N o _ L b l > C o m p a n y G i r o N o _ L b l < / C o m p a n y G i r o N o _ L b l > + 
+         < C o m p a n y H o m e P a g e > C o m p a n y H o m e P a g e < / C o m p a n y H o m e P a g e > + 
+         < C o m p a n y I B A N > C o m p a n y I B A N < / C o m p a n y I B A N > + 
+         < C o m p a n y I B A N _ L b l > C o m p a n y I B A N _ L b l < / C o m p a n y I B A N _ L b l > + 
+         < C o m p a n y L e g a l O f f i c e > C o m p a n y L e g a l O f f i c e < / C o m p a n y L e g a l O f f i c e > + 
+         < C o m p a n y L e g a l O f f i c e _ L b l > C o m p a n y L e g a l O f f i c e _ L b l < / C o m p a n y L e g a l O f f i c e _ L b l > + 
+         < C o m p a n y L e g a l S t a t e m e n t > C o m p a n y L e g a l S t a t e m e n t < / C o m p a n y L e g a l S t a t e m e n t > + 
+         < C o m p a n y L o g o P o s i t i o n > C o m p a n y L o g o P o s i t i o n < / C o m p a n y L o g o P o s i t i o n > + 
+         < C o m p a n y P h o n e N o > C o m p a n y P h o n e N o < / C o m p a n y P h o n e N o > + 
+         < C o m p a n y P h o n e N o _ L b l > C o m p a n y P h o n e N o _ L b l < / C o m p a n y P h o n e N o _ L b l > + 
+         < C o m p a n y P i c t u r e / > + 
+         < C o m p a n y R e g i s t r a t i o n N u m b e r > C o m p a n y R e g i s t r a t i o n N u m b e r < / C o m p a n y R e g i s t r a t i o n N u m b e r > + 
+         < C o m p a n y R e g i s t r a t i o n N u m b e r _ L b l > C o m p a n y R e g i s t r a t i o n N u m b e r _ L b l < / C o m p a n y R e g i s t r a t i o n N u m b e r _ L b l > + 
+         < C o m p a n y S W I F T > C o m p a n y S W I F T < / C o m p a n y S W I F T > + 
+         < C o m p a n y S W I F T _ L b l > C o m p a n y S W I F T _ L b l < / C o m p a n y S W I F T _ L b l > + 
+         < C o m p a n y V A T R e g i s t r a t i o n N o > C o m p a n y V A T R e g i s t r a t i o n N o < / C o m p a n y V A T R e g i s t r a t i o n N o > + 
+         < C o m p a n y V A T R e g i s t r a t i o n N o _ L b l > C o m p a n y V A T R e g i s t r a t i o n N o _ L b l < / C o m p a n y V A T R e g i s t r a t i o n N o _ L b l > + 
+         < C o m p a n y V A T R e g N o > C o m p a n y V A T R e g N o < / C o m p a n y V A T R e g N o > + 
+         < C o m p a n y V A T R e g N o _ L b l > C o m p a n y V A T R e g N o _ L b l < / C o m p a n y V A T R e g N o _ L b l > + 
+         < C o n t a c t _ L b l > C o n t a c t _ L b l < / C o n t a c t _ L b l > + 
+         < C o p y _ L b l > C o p y _ L b l < / C o p y _ L b l > + 
+         < C u s t o m e r A d d r e s s 1 > C u s t o m e r A d d r e s s 1 < / C u s t o m e r A d d r e s s 1 > + 
+         < C u s t o m e r A d d r e s s 2 > C u s t o m e r A d d r e s s 2 < / C u s t o m e r A d d r e s s 2 > + 
+         < C u s t o m e r A d d r e s s 3 > C u s t o m e r A d d r e s s 3 < / C u s t o m e r A d d r e s s 3 > + 
+         < C u s t o m e r A d d r e s s 4 > C u s t o m e r A d d r e s s 4 < / C u s t o m e r A d d r e s s 4 > + 
+         < C u s t o m e r A d d r e s s 5 > C u s t o m e r A d d r e s s 5 < / C u s t o m e r A d d r e s s 5 > + 
+         < C u s t o m e r A d d r e s s 6 > C u s t o m e r A d d r e s s 6 < / C u s t o m e r A d d r e s s 6 > + 
+         < C u s t o m e r A d d r e s s 7 > C u s t o m e r A d d r e s s 7 < / C u s t o m e r A d d r e s s 7 > + 
+         < C u s t o m e r A d d r e s s 8 > C u s t o m e r A d d r e s s 8 < / C u s t o m e r A d d r e s s 8 > + 
+         < C u s t o m e r P o s t a l B a r C o d e > C u s t o m e r P o s t a l B a r C o d e < / C u s t o m e r P o s t a l B a r C o d e > + 
+         < D i s p l a y A d d i t i o n a l F e e N o t e > D i s p l a y A d d i t i o n a l F e e N o t e < / D i s p l a y A d d i t i o n a l F e e N o t e > + 
+         < D o c u m e n t D a t e > D o c u m e n t D a t e < / D o c u m e n t D a t e > + 
+         < D o c u m e n t D a t e _ L b l > D o c u m e n t D a t e _ L b l < / D o c u m e n t D a t e _ L b l > + 
+         < D o c u m e n t N o > D o c u m e n t N o < / D o c u m e n t N o > + 
+         < D o c u m e n t N o _ L b l > D o c u m e n t N o _ L b l < / D o c u m e n t N o _ L b l > + 
+         < D o c u m e n t T i t l e _ L b l > D o c u m e n t T i t l e _ L b l < / D o c u m e n t T i t l e _ L b l > + 
+         < D u e D a t e > D u e D a t e < / D u e D a t e > + 
+         < D u e D a t e _ L b l > D u e D a t e _ L b l < / D u e D a t e _ L b l > + 
+         < E M a i l _ H e a d e r _ L b l > E M a i l _ H e a d e r _ L b l < / E M a i l _ H e a d e r _ L b l > + 
+         < E x c h a n g e R a t e A s T e x t > E x c h a n g e R a t e A s T e x t < / E x c h a n g e R a t e A s T e x t > + 
+         < E x t e r n a l D o c u m e n t N o > E x t e r n a l D o c u m e n t N o < / E x t e r n a l D o c u m e n t N o > + 
+         < E x t e r n a l D o c u m e n t N o _ L b l > E x t e r n a l D o c u m e n t N o _ L b l < / E x t e r n a l D o c u m e n t N o _ L b l > + 
+         < F r o m _ L b l > F r o m _ L b l < / F r o m _ L b l > + 
+         < G l o b a l L o c a t i o n N u m b e r > G l o b a l L o c a t i o n N u m b e r < / G l o b a l L o c a t i o n N u m b e r > + 
+         < G l o b a l L o c a t i o n N u m b e r _ L b l > G l o b a l L o c a t i o n N u m b e r _ L b l < / G l o b a l L o c a t i o n N u m b e r _ L b l > + 
+         < H o m e P a g e _ H e a d e r _ L b l > H o m e P a g e _ H e a d e r _ L b l < / H o m e P a g e _ H e a d e r _ L b l > + 
+         < I n v o i c e D i s c o u n t A m o u n t _ L b l > I n v o i c e D i s c o u n t A m o u n t _ L b l < / I n v o i c e D i s c o u n t A m o u n t _ L b l > + 
+         < I n v o i c e D i s c o u n t B a s e A m o u n t _ L b l > I n v o i c e D i s c o u n t B a s e A m o u n t _ L b l < / I n v o i c e D i s c o u n t B a s e A m o u n t _ L b l > + 
+         < L e g a l E n t i t y T y p e > L e g a l E n t i t y T y p e < / L e g a l E n t i t y T y p e > + 
+         < L e g a l E n t i t y T y p e _ L b l > L e g a l E n t i t y T y p e _ L b l < / L e g a l E n t i t y T y p e _ L b l > + 
+         < L i n e A m o u n t A f t e r I n v o i c e D i s c o u n t _ L b l > L i n e A m o u n t A f t e r I n v o i c e D i s c o u n t _ L b l < / L i n e A m o u n t A f t e r I n v o i c e D i s c o u n t _ L b l > + 
+         < L o c a l C u r r e n c y _ L b l > L o c a l C u r r e n c y _ L b l < / L o c a l C u r r e n c y _ L b l > + 
+         < O r d e r N o > O r d e r N o < / O r d e r N o > + 
+         < O r d e r N o _ L b l > O r d e r N o _ L b l < / O r d e r N o _ L b l > + 
+         < P a c k a g e T r a c k i n g N o > P a c k a g e T r a c k i n g N o < / P a c k a g e T r a c k i n g N o > + 
+         < P a c k a g e T r a c k i n g N o _ L b l > P a c k a g e T r a c k i n g N o _ L b l < / P a c k a g e T r a c k i n g N o _ L b l > + 
+         < P a g e _ L b l > P a g e _ L b l < / P a g e _ L b l > + 
+         < P a y m e n t I n s t r u c t i o n s _ T x t > P a y m e n t I n s t r u c t i o n s _ T x t < / P a y m e n t I n s t r u c t i o n s _ T x t > + 
+         < P a y m e n t M e t h o d D e s c r i p t i o n > P a y m e n t M e t h o d D e s c r i p t i o n < / P a y m e n t M e t h o d D e s c r i p t i o n > + 
+         < P a y m e n t M e t h o d D e s c r i p t i o n _ L b l > P a y m e n t M e t h o d D e s c r i p t i o n _ L b l < / P a y m e n t M e t h o d D e s c r i p t i o n _ L b l > + 
+         < P a y m e n t R e f e r e n c e > P a y m e n t R e f e r e n c e < / P a y m e n t R e f e r e n c e > + 
+         < P a y m e n t R e f e r e n c e _ L b l > P a y m e n t R e f e r e n c e _ L b l < / P a y m e n t R e f e r e n c e _ L b l > + 
+         < P a y m e n t T e r m s D e s c r i p t i o n > P a y m e n t T e r m s D e s c r i p t i o n < / P a y m e n t T e r m s D e s c r i p t i o n > + 
+         < P a y m e n t T e r m s D e s c r i p t i o n _ L b l > P a y m e n t T e r m s D e s c r i p t i o n _ L b l < / P a y m e n t T e r m s D e s c r i p t i o n _ L b l > + 
+         < P r i c e s I n c l u d i n g V A T > P r i c e s I n c l u d i n g V A T < / P r i c e s I n c l u d i n g V A T > + 
+         < P r i c e s I n c l u d i n g V A T Y e s N o > P r i c e s I n c l u d i n g V A T Y e s N o < / P r i c e s I n c l u d i n g V A T Y e s N o > + 
+         < P r i c e s I n c l u d i n g V A T _ L b l > P r i c e s I n c l u d i n g V A T _ L b l < / P r i c e s I n c l u d i n g V A T _ L b l > + 
+         < Q u e s t i o n s _ L b l > Q u e s t i o n s _ L b l < / Q u e s t i o n s _ L b l > + 
+         < R e m a i n i n g A m o u n t > R e m a i n i n g A m o u n t < / R e m a i n i n g A m o u n t > + 
+         < R e m a i n i n g A m o u n t T e x t > R e m a i n i n g A m o u n t T e x t < / R e m a i n i n g A m o u n t T e x t > + 
+         < S a l e s I n v o i c e L i n e D i s c o u n t _ L b l > S a l e s I n v o i c e L i n e D i s c o u n t _ L b l < / S a l e s I n v o i c e L i n e D i s c o u n t _ L b l > + 
+         < S a l e s P e r s o n B l a n k _ L b l > S a l e s P e r s o n B l a n k _ L b l < / S a l e s P e r s o n B l a n k _ L b l > + 
+         < S a l e s P e r s o n N a m e > S a l e s P e r s o n N a m e < / S a l e s P e r s o n N a m e > + 
+         < S a l e s P e r s o n _ L b l > S a l e s P e r s o n _ L b l < / S a l e s P e r s o n _ L b l > + 
+         < S e l l T o C o n t a c t E m a i l > S e l l T o C o n t a c t E m a i l < / S e l l T o C o n t a c t E m a i l > + 
+         < S e l l T o C o n t a c t E m a i l L b l > S e l l T o C o n t a c t E m a i l L b l < / S e l l T o C o n t a c t E m a i l L b l > + 
+         < S e l l T o C o n t a c t M o b i l e P h o n e N o > S e l l T o C o n t a c t M o b i l e P h o n e N o < / S e l l T o C o n t a c t M o b i l e P h o n e N o > + 
+         < S e l l T o C o n t a c t M o b i l e P h o n e N o L b l > S e l l T o C o n t a c t M o b i l e P h o n e N o L b l < / S e l l T o C o n t a c t M o b i l e P h o n e N o L b l > + 
+         < S e l l T o C o n t a c t P h o n e N o > S e l l T o C o n t a c t P h o n e N o < / S e l l T o C o n t a c t P h o n e N o > + 
+         < S e l l T o C o n t a c t P h o n e N o L b l > S e l l T o C o n t a c t P h o n e N o L b l < / S e l l T o C o n t a c t P h o n e N o L b l > + 
+         < S e l l t o C u s t o m e r N o > S e l l t o C u s t o m e r N o < / S e l l t o C u s t o m e r N o > + 
+         < S e l l t o C u s t o m e r N o _ L b l > S e l l t o C u s t o m e r N o _ L b l < / S e l l t o C u s t o m e r N o _ L b l > + 
+         < S e l l T o F a x N o > S e l l T o F a x N o < / S e l l T o F a x N o > + 
+         < S e l l T o P h o n e N o > S e l l T o P h o n e N o < / S e l l T o P h o n e N o > + 
+         < S h i p m e n t D a t e > S h i p m e n t D a t e < / S h i p m e n t D a t e > + 
+         < S h i p m e n t D a t e _ L b l > S h i p m e n t D a t e _ L b l < / S h i p m e n t D a t e _ L b l > + 
+         < S h i p m e n t M e t h o d D e s c r i p t i o n > S h i p m e n t M e t h o d D e s c r i p t i o n < / S h i p m e n t M e t h o d D e s c r i p t i o n > + 
+         < S h i p m e n t M e t h o d D e s c r i p t i o n _ L b l > S h i p m e n t M e t h o d D e s c r i p t i o n _ L b l < / S h i p m e n t M e t h o d D e s c r i p t i o n _ L b l > + 
+         < S h i p m e n t _ L b l > S h i p m e n t _ L b l < / S h i p m e n t _ L b l > + 
+         < S h i p p i n g A g e n t C o d e > S h i p p i n g A g e n t C o d e < / S h i p p i n g A g e n t C o d e > + 
+         < S h i p p i n g A g e n t C o d e _ L b l > S h i p p i n g A g e n t C o d e _ L b l < / S h i p p i n g A g e n t C o d e _ L b l > + 
+         < S h i p T o A d d r e s s 1 > S h i p T o A d d r e s s 1 < / S h i p T o A d d r e s s 1 > + 
+         < S h i p T o A d d r e s s 2 > S h i p T o A d d r e s s 2 < / S h i p T o A d d r e s s 2 > + 
+         < S h i p T o A d d r e s s 3 > S h i p T o A d d r e s s 3 < / S h i p T o A d d r e s s 3 > + 
+         < S h i p T o A d d r e s s 4 > S h i p T o A d d r e s s 4 < / S h i p T o A d d r e s s 4 > + 
+         < S h i p T o A d d r e s s 5 > S h i p T o A d d r e s s 5 < / S h i p T o A d d r e s s 5 > + 
+         < S h i p T o A d d r e s s 6 > S h i p T o A d d r e s s 6 < / S h i p T o A d d r e s s 6 > + 
+         < S h i p T o A d d r e s s 7 > S h i p T o A d d r e s s 7 < / S h i p T o A d d r e s s 7 > + 
+         < S h i p T o A d d r e s s 8 > S h i p T o A d d r e s s 8 < / S h i p T o A d d r e s s 8 > + 
+         < S h i p T o A d d r e s s _ L b l > S h i p T o A d d r e s s _ L b l < / S h i p T o A d d r e s s _ L b l > + 
+         < S h i p T o P h o n e N o > S h i p T o P h o n e N o < / S h i p T o P h o n e N o > + 
+         < S h o w S h i p p i n g A d d r e s s > S h o w S h i p p i n g A d d r e s s < / S h o w S h i p p i n g A d d r e s s > + 
+         < S h o w W o r k D e s c r i p t i o n > S h o w W o r k D e s c r i p t i o n < / S h o w W o r k D e s c r i p t i o n > + 
+         < S u b t o t a l _ L b l > S u b t o t a l _ L b l < / S u b t o t a l _ L b l > + 
+         < T h a n k s _ L b l > T h a n k s _ L b l < / T h a n k s _ L b l > + 
+         < T o t a l _ L b l > T o t a l _ L b l < / T o t a l _ L b l > + 
+         < V A T A m o u n t S p e c i f i c a t i o n _ L b l > V A T A m o u n t S p e c i f i c a t i o n _ L b l < / V A T A m o u n t S p e c i f i c a t i o n _ L b l > + 
+         < V A T A m o u n t _ L b l > V A T A m o u n t _ L b l < / V A T A m o u n t _ L b l > + 
+         < V A T B a s e _ L b l > V A T B a s e _ L b l < / V A T B a s e _ L b l > + 
+         < V A T C l a u s e s _ L b l > V A T C l a u s e s _ L b l < / V A T C l a u s e s _ L b l > + 
+         < V A T C l a u s e _ L b l > V A T C l a u s e _ L b l < / V A T C l a u s e _ L b l > + 
+         < V A T I d e n t i f i e r _ L b l > V A T I d e n t i f i e r _ L b l < / V A T I d e n t i f i e r _ L b l > + 
+         < V A T P e r c e n t a g e _ L b l > V A T P e r c e n t a g e _ L b l < / V A T P e r c e n t a g e _ L b l > + 
+         < V A T R e g i s t r a t i o n N o > V A T R e g i s t r a t i o n N o < / V A T R e g i s t r a t i o n N o > + 
+         < V A T R e g i s t r a t i o n N o _ L b l > V A T R e g i s t r a t i o n N o _ L b l < / V A T R e g i s t r a t i o n N o _ L b l > + 
+         < Y o u r D o c u m e n t T i t l e _ L b l > Y o u r D o c u m e n t T i t l e _ L b l < / Y o u r D o c u m e n t T i t l e _ L b l > + 
+         < Y o u r R e f e r e n c e > Y o u r R e f e r e n c e < / Y o u r R e f e r e n c e > + 
+         < Y o u r R e f e r e n c e _ L b l > Y o u r R e f e r e n c e _ L b l < / Y o u r R e f e r e n c e _ L b l > + 
+         < L i n e > + 
+             < A m o u n t E x c l u d i n g V A T _ L i n e > A m o u n t E x c l u d i n g V A T _ L i n e < / A m o u n t E x c l u d i n g V A T _ L i n e > + 
+             < A m o u n t E x c l u d i n g V A T _ L i n e _ L b l > A m o u n t E x c l u d i n g V A T _ L i n e _ L b l < / A m o u n t E x c l u d i n g V A T _ L i n e _ L b l > + 
+             < A m o u n t I n c l u d i n g V A T _ L i n e > A m o u n t I n c l u d i n g V A T _ L i n e < / A m o u n t I n c l u d i n g V A T _ L i n e > + 
+             < A m o u n t I n c l u d i n g V A T _ L i n e _ L b l > A m o u n t I n c l u d i n g V A T _ L i n e _ L b l < / A m o u n t I n c l u d i n g V A T _ L i n e _ L b l > + 
+             < D e s c r i p t i o n _ L i n e > D e s c r i p t i o n _ L i n e < / D e s c r i p t i o n _ L i n e > + 
+             < D e s c r i p t i o n _ L i n e _ L b l > D e s c r i p t i o n _ L i n e _ L b l < / D e s c r i p t i o n _ L i n e _ L b l > + 
+             < I t e m N o _ L i n e > I t e m N o _ L i n e < / I t e m N o _ L i n e > + 
+             < I t e m N o _ L i n e _ L b l > I t e m N o _ L i n e _ L b l < / I t e m N o _ L i n e _ L b l > + 
+             < I t e m R e f e r e n c e N o _ L i n e > I t e m R e f e r e n c e N o _ L i n e < / I t e m R e f e r e n c e N o _ L i n e > + 
+             < I t e m R e f e r e n c e N o _ L i n e _ L b l > I t e m R e f e r e n c e N o _ L i n e _ L b l < / I t e m R e f e r e n c e N o _ L i n e _ L b l > + 
+             < J o b N o > J o b N o < / J o b N o > + 
+             < J o b N o _ L b l > J o b N o _ L b l < / J o b N o _ L b l > + 
+             < J o b T a s k D e s c r i p t i o n > J o b T a s k D e s c r i p t i o n < / J o b T a s k D e s c r i p t i o n > + 
+             < J o b T a s k D e s c _ L b l > J o b T a s k D e s c _ L b l < / J o b T a s k D e s c _ L b l > + 
+             < J o b T a s k N o > J o b T a s k N o < / J o b T a s k N o > + 
+             < J o b T a s k N o _ L b l > J o b T a s k N o _ L b l < / J o b T a s k N o _ L b l > + 
+             < L i n e A m o u n t _ L i n e > L i n e A m o u n t _ L i n e < / L i n e A m o u n t _ L i n e > + 
+             < L i n e A m o u n t _ L i n e _ L b l > L i n e A m o u n t _ L i n e _ L b l < / L i n e A m o u n t _ L i n e _ L b l > + 
+             < L i n e D i s c o u n t P e r c e n t T e x t _ L i n e > L i n e D i s c o u n t P e r c e n t T e x t _ L i n e < / L i n e D i s c o u n t P e r c e n t T e x t _ L i n e > + 
+             < L i n e D i s c o u n t P e r c e n t _ L i n e > L i n e D i s c o u n t P e r c e n t _ L i n e < / L i n e D i s c o u n t P e r c e n t _ L i n e > + 
+             < L i n e N o _ L i n e > L i n e N o _ L i n e < / L i n e N o _ L i n e > + 
+             < P r i c e P e r _ L b l > P r i c e P e r _ L b l < / P r i c e P e r _ L b l > + 
+             < P r i c e _ L b l > P r i c e _ L b l < / P r i c e _ L b l > + 
+             < Q t y _ L b l > Q t y _ L b l < / Q t y _ L b l > + 
+             < Q u a n t i t y _ L i n e > Q u a n t i t y _ L i n e < / Q u a n t i t y _ L i n e > + 
+             < Q u a n t i t y _ L i n e _ L b l > Q u a n t i t y _ L i n e _ L b l < / Q u a n t i t y _ L i n e _ L b l > + 
+             < S h i p m e n t D a t e _ L i n e > S h i p m e n t D a t e _ L i n e < / S h i p m e n t D a t e _ L i n e > + 
+             < S h i p m e n t D a t e _ L i n e _ L b l > S h i p m e n t D a t e _ L i n e _ L b l < / S h i p m e n t D a t e _ L i n e _ L b l > + 
+             < T r a n s H e a d e r A m o u n t > T r a n s H e a d e r A m o u n t < / T r a n s H e a d e r A m o u n t > + 
+             < T y p e _ L i n e > T y p e _ L i n e < / T y p e _ L i n e > + 
+             < U n i t O f M e a s u r e > U n i t O f M e a s u r e < / U n i t O f M e a s u r e > + 
+             < U n i t O f M e a s u r e _ L b l > U n i t O f M e a s u r e _ L b l < / U n i t O f M e a s u r e _ L b l > + 
+             < U n i t P r i c e > U n i t P r i c e < / U n i t P r i c e > + 
+             < U n i t P r i c e _ L b l > U n i t P r i c e _ L b l < / U n i t P r i c e _ L b l > + 
+             < U n i t _ L b l > U n i t _ L b l < / U n i t _ L b l > + 
+             < V A T I d e n t i f i e r _ L i n e > V A T I d e n t i f i e r _ L i n e < / V A T I d e n t i f i e r _ L i n e > + 
+             < V A T I d e n t i f i e r _ L i n e _ L b l > V A T I d e n t i f i e r _ L i n e _ L b l < / V A T I d e n t i f i e r _ L i n e _ L b l > + 
+             < V A T P c t _ L i n e > V A T P c t _ L i n e < / V A T P c t _ L i n e > + 
+             < V A T P c t _ L i n e _ L b l > V A T P c t _ L i n e _ L b l < / V A T P c t _ L i n e _ L b l > + 
+             < S h i p m e n t L i n e > + 
+                 < D o c u m e n t N o _ S h i p m e n t L i n e > D o c u m e n t N o _ S h i p m e n t L i n e < / D o c u m e n t N o _ S h i p m e n t L i n e > + 
+                 < P o s t i n g D a t e _ S h i p m e n t L i n e > P o s t i n g D a t e _ S h i p m e n t L i n e < / P o s t i n g D a t e _ S h i p m e n t L i n e > + 
+                 < P o s t i n g D a t e _ S h i p m e n t L i n e _ L b l > P o s t i n g D a t e _ S h i p m e n t L i n e _ L b l < / P o s t i n g D a t e _ S h i p m e n t L i n e _ L b l > + 
+                 < Q u a n t i t y _ S h i p m e n t L i n e > Q u a n t i t y _ S h i p m e n t L i n e < / Q u a n t i t y _ S h i p m e n t L i n e > + 
+                 < Q u a n t i t y _ S h i p m e n t L i n e _ L b l > Q u a n t i t y _ S h i p m e n t L i n e _ L b l < / Q u a n t i t y _ S h i p m e n t L i n e _ L b l >   
              < / S h i p m e n t L i n e >   
-             < A s s e m b l y L i n e   E l e m e n t T y p e = " D a t a I t e m "   E l e m e n t I d = " 1 2 0 5 9 4 2 8 5 " > - 
-                 < D e s c r i p t i o n _ A s s e m b l y L i n e   E l e m e n t T y p e = " C o l u m n "   E l e m e n t I d = " 2 8 0 7 4 3 7 9 6 "   D a t a T y p e = " T e x t " > D e s c r i p t i o n _ A s s e m b l y L i n e < / D e s c r i p t i o n _ A s s e m b l y L i n e > - 
-                 < L i n e N o _ A s s e m b l y L i n e   E l e m e n t T y p e = " C o l u m n "   E l e m e n t I d = " 6 4 0 5 8 3 8 9 1 "   D a t a T y p e = " C o d e " > L i n e N o _ A s s e m b l y L i n e < / L i n e N o _ A s s e m b l y L i n e > - 
-                 < Q u a n t i t y _ A s s e m b l y L i n e   E l e m e n t T y p e = " C o l u m n "   E l e m e n t I d = " 1 9 5 7 6 4 8 2 3 1 "   D a t a T y p e = " D e c i m a l " > Q u a n t i t y _ A s s e m b l y L i n e < / Q u a n t i t y _ A s s e m b l y L i n e > - 
-                 < U n i t O f M e a s u r e _ A s s e m b l y L i n e   E l e m e n t T y p e = " C o l u m n "   E l e m e n t I d = " 1 6 4 9 1 2 3 7 7 3 "   D a t a T y p e = " T e x t " > U n i t O f M e a s u r e _ A s s e m b l y L i n e < / U n i t O f M e a s u r e _ A s s e m b l y L i n e > - 
-                 < V a r i a n t C o d e _ A s s e m b l y L i n e   E l e m e n t T y p e = " C o l u m n "   E l e m e n t I d = " 1 8 6 9 4 0 7 6 7 2 "   D a t a T y p e = " C o d e " > V a r i a n t C o d e _ A s s e m b l y L i n e < / V a r i a n t C o d e _ A s s e m b l y L i n e > +             < A s s e m b l y L i n e > + 
+                 < D e s c r i p t i o n _ A s s e m b l y L i n e > D e s c r i p t i o n _ A s s e m b l y L i n e < / D e s c r i p t i o n _ A s s e m b l y L i n e > + 
+                 < L i n e N o _ A s s e m b l y L i n e > L i n e N o _ A s s e m b l y L i n e < / L i n e N o _ A s s e m b l y L i n e > + 
+                 < Q u a n t i t y _ A s s e m b l y L i n e > Q u a n t i t y _ A s s e m b l y L i n e < / Q u a n t i t y _ A s s e m b l y L i n e > + 
+                 < U n i t O f M e a s u r e _ A s s e m b l y L i n e > U n i t O f M e a s u r e _ A s s e m b l y L i n e < / U n i t O f M e a s u r e _ A s s e m b l y L i n e > + 
+                 < V a r i a n t C o d e _ A s s e m b l y L i n e > V a r i a n t C o d e _ A s s e m b l y L i n e < / V a r i a n t C o d e _ A s s e m b l y L i n e >   
              < / A s s e m b l y L i n e >   
          < / L i n e >   
-         < W o r k D e s c r i p t i o n L i n e s   E l e m e n t T y p e = " D a t a I t e m "   E l e m e n t I d = " 2 7 6 8 1 9 4 4 7 " > - 
-             < W o r k D e s c r i p t i o n L i n e   E l e m e n t T y p e = " C o l u m n "   E l e m e n t I d = " 1 9 4 7 6 2 1 6 7 6 "   D a t a T y p e = " T e x t " > W o r k D e s c r i p t i o n L i n e < / W o r k D e s c r i p t i o n L i n e > - 
-             < W o r k D e s c r i p t i o n L i n e N u m b e r   E l e m e n t T y p e = " C o l u m n "   E l e m e n t I d = " 7 9 7 3 0 7 2 2 3 "   D a t a T y p e = " I n t e g e r " > W o r k D e s c r i p t i o n L i n e N u m b e r < / W o r k D e s c r i p t i o n L i n e N u m b e r > +         < W o r k D e s c r i p t i o n L i n e s > + 
+             < W o r k D e s c r i p t i o n L i n e > W o r k D e s c r i p t i o n L i n e < / W o r k D e s c r i p t i o n L i n e > + 
+             < W o r k D e s c r i p t i o n L i n e N u m b e r > W o r k D e s c r i p t i o n L i n e N u m b e r < / W o r k D e s c r i p t i o n L i n e N u m b e r >   
          < / W o r k D e s c r i p t i o n L i n e s >   
-         < V A T A m o u n t L i n e   E l e m e n t T y p e = " D a t a I t e m "   E l e m e n t I d = " 8 2 7 5 3 4 3 4 8 " > - 
-             < I n v o i c e D i s c o u n t A m o u n t _ V A T A m o u n t L i n e   E l e m e n t T y p e = " C o l u m n "   E l e m e n t I d = " 8 2 4 7 3 0 1 4 1 "   D a t a T y p e = " D e c i m a l " > I n v o i c e D i s c o u n t A m o u n t _ V A T A m o u n t L i n e < / I n v o i c e D i s c o u n t A m o u n t _ V A T A m o u n t L i n e > - 
-             < I n v o i c e D i s c o u n t A m o u n t _ V A T A m o u n t L i n e _ L b l   E l e m e n t T y p e = " C o l u m n "   E l e m e n t I d = " 1 5 6 2 2 0 0 0 3 4 "   D a t a T y p e = " S t r i n g " > I n v o i c e D i s c o u n t A m o u n t _ V A T A m o u n t L i n e _ L b l < / I n v o i c e D i s c o u n t A m o u n t _ V A T A m o u n t L i n e _ L b l > - 
-             < I n v o i c e D i s c o u n t B a s e A m o u n t _ V A T A m o u n t L i n e   E l e m e n t T y p e = " C o l u m n "   E l e m e n t I d = " 2 0 4 0 3 3 2 2 6 6 "   D a t a T y p e = " D e c i m a l " > I n v o i c e D i s c o u n t B a s e A m o u n t _ V A T A m o u n t L i n e < / I n v o i c e D i s c o u n t B a s e A m o u n t _ V A T A m o u n t L i n e > - 
-             < I n v o i c e D i s c o u n t B a s e A m o u n t _ V A T A m o u n t L i n e _ L b l   E l e m e n t T y p e = " C o l u m n "   E l e m e n t I d = " 4 0 5 9 6 0 3 3 1 "   D a t a T y p e = " S t r i n g " > I n v o i c e D i s c o u n t B a s e A m o u n t _ V A T A m o u n t L i n e _ L b l < / I n v o i c e D i s c o u n t B a s e A m o u n t _ V A T A m o u n t L i n e _ L b l > - 
-             < L i n e A m o u n t _ V a t A m o u n t L i n e   E l e m e n t T y p e = " C o l u m n "   E l e m e n t I d = " 2 1 4 6 5 4 0 1 "   D a t a T y p e = " D e c i m a l " > L i n e A m o u n t _ V a t A m o u n t L i n e < / L i n e A m o u n t _ V a t A m o u n t L i n e > - 
-             < L i n e A m o u n t _ V a t A m o u n t L i n e _ L b l   E l e m e n t T y p e = " C o l u m n "   E l e m e n t I d = " 1 1 1 0 9 1 2 1 2 4 "   D a t a T y p e = " S t r i n g " > L i n e A m o u n t _ V a t A m o u n t L i n e _ L b l < / L i n e A m o u n t _ V a t A m o u n t L i n e _ L b l > - 
-             < N o O f V A T I d e n t i f i e r s   E l e m e n t T y p e = " C o l u m n "   E l e m e n t I d = " 1 1 5 3 2 6 3 0 2 6 "   D a t a T y p e = " I n t e g e r " > N o O f V A T I d e n t i f i e r s < / N o O f V A T I d e n t i f i e r s > - 
-             < V A T A m o u n t L C Y _ V A T A m o u n t L i n e   E l e m e n t T y p e = " C o l u m n "   E l e m e n t I d = " 1 5 8 1 9 9 4 3 5 0 "   D a t a T y p e = " D e c i m a l " > V A T A m o u n t L C Y _ V A T A m o u n t L i n e < / V A T A m o u n t L C Y _ V A T A m o u n t L i n e > - 
-             < V A T A m o u n t L C Y _ V A T A m o u n t L i n e _ L b l   E l e m e n t T y p e = " C o l u m n "   E l e m e n t I d = " 9 2 3 0 0 3 3 7 "   D a t a T y p e = " L a b e l " > V A T A m o u n t L C Y _ V A T A m o u n t L i n e _ L b l < / V A T A m o u n t L C Y _ V A T A m o u n t L i n e _ L b l > - 
-             < V A T A m o u n t _ V a t A m o u n t L i n e   E l e m e n t T y p e = " C o l u m n "   E l e m e n t I d = " 1 8 9 1 8 2 0 6 2 0 "   D a t a T y p e = " D e c i m a l " > V A T A m o u n t _ V a t A m o u n t L i n e < / V A T A m o u n t _ V a t A m o u n t L i n e > - 
-             < V A T A m o u n t _ V a t A m o u n t L i n e _ L b l   E l e m e n t T y p e = " C o l u m n "   E l e m e n t I d = " 1 5 1 3 5 5 5 4 7 3 "   D a t a T y p e = " S t r i n g " > V A T A m o u n t _ V a t A m o u n t L i n e _ L b l < / V A T A m o u n t _ V a t A m o u n t L i n e _ L b l > - 
-             < V A T B a s e L C Y _ V A T A m o u n t L i n e   E l e m e n t T y p e = " C o l u m n "   E l e m e n t I d = " 1 8 6 0 9 4 5 6 3 5 "   D a t a T y p e = " D e c i m a l " > V A T B a s e L C Y _ V A T A m o u n t L i n e < / V A T B a s e L C Y _ V A T A m o u n t L i n e > - 
-             < V A T B a s e L C Y _ V A T A m o u n t L i n e _ L b l   E l e m e n t T y p e = " C o l u m n "   E l e m e n t I d = " 1 2 3 6 4 6 7 9 9 8 "   D a t a T y p e = " L a b e l " > V A T B a s e L C Y _ V A T A m o u n t L i n e _ L b l < / V A T B a s e L C Y _ V A T A m o u n t L i n e _ L b l > - 
-             < V A T B a s e _ V a t A m o u n t L i n e   E l e m e n t T y p e = " C o l u m n "   E l e m e n t I d = " 1 4 5 8 9 3 7 8 1 9 "   D a t a T y p e = " D e c i m a l " > V A T B a s e _ V a t A m o u n t L i n e < / V A T B a s e _ V a t A m o u n t L i n e > - 
-             < V A T B a s e _ V a t A m o u n t L i n e _ L b l   E l e m e n t T y p e = " C o l u m n "   E l e m e n t I d = " 1 6 9 1 3 0 2 4 8 8 "   D a t a T y p e = " S t r i n g " > V A T B a s e _ V a t A m o u n t L i n e _ L b l < / V A T B a s e _ V a t A m o u n t L i n e _ L b l > - 
-             < V A T I d e n t i f i e r _ V a t A m o u n t L i n e   E l e m e n t T y p e = " C o l u m n "   E l e m e n t I d = " 1 1 4 2 0 7 0 0 3 5 "   D a t a T y p e = " C o d e " > V A T I d e n t i f i e r _ V a t A m o u n t L i n e < / V A T I d e n t i f i e r _ V a t A m o u n t L i n e > - 
-             < V A T I d e n t i f i e r _ V a t A m o u n t L i n e _ L b l   E l e m e n t T y p e = " C o l u m n "   E l e m e n t I d = " 8 6 4 5 0 4 5 0 "   D a t a T y p e = " S t r i n g " > V A T I d e n t i f i e r _ V a t A m o u n t L i n e _ L b l < / V A T I d e n t i f i e r _ V a t A m o u n t L i n e _ L b l > - 
-             < V A T P c t _ V a t A m o u n t L i n e   E l e m e n t T y p e = " C o l u m n "   E l e m e n t I d = " 1 4 5 3 5 4 2 7 7 7 "   D a t a T y p e = " D e c i m a l " > V A T P c t _ V a t A m o u n t L i n e < / V A T P c t _ V a t A m o u n t L i n e > - 
-             < V A T P c t _ V a t A m o u n t L i n e _ L b l   E l e m e n t T y p e = " C o l u m n "   E l e m e n t I d = " 6 7 6 3 2 3 7 8 "   D a t a T y p e = " S t r i n g " > V A T P c t _ V a t A m o u n t L i n e _ L b l < / V A T P c t _ V a t A m o u n t L i n e _ L b l > +         < V A T A m o u n t L i n e > + 
+             < I n v o i c e D i s c o u n t A m o u n t _ V A T A m o u n t L i n e > I n v o i c e D i s c o u n t A m o u n t _ V A T A m o u n t L i n e < / I n v o i c e D i s c o u n t A m o u n t _ V A T A m o u n t L i n e > + 
+             < I n v o i c e D i s c o u n t A m o u n t _ V A T A m o u n t L i n e _ L b l > I n v o i c e D i s c o u n t A m o u n t _ V A T A m o u n t L i n e _ L b l < / I n v o i c e D i s c o u n t A m o u n t _ V A T A m o u n t L i n e _ L b l > + 
+             < I n v o i c e D i s c o u n t B a s e A m o u n t _ V A T A m o u n t L i n e > I n v o i c e D i s c o u n t B a s e A m o u n t _ V A T A m o u n t L i n e < / I n v o i c e D i s c o u n t B a s e A m o u n t _ V A T A m o u n t L i n e > + 
+             < I n v o i c e D i s c o u n t B a s e A m o u n t _ V A T A m o u n t L i n e _ L b l > I n v o i c e D i s c o u n t B a s e A m o u n t _ V A T A m o u n t L i n e _ L b l < / I n v o i c e D i s c o u n t B a s e A m o u n t _ V A T A m o u n t L i n e _ L b l > + 
+             < L i n e A m o u n t _ V a t A m o u n t L i n e > L i n e A m o u n t _ V a t A m o u n t L i n e < / L i n e A m o u n t _ V a t A m o u n t L i n e > + 
+             < L i n e A m o u n t _ V a t A m o u n t L i n e _ L b l > L i n e A m o u n t _ V a t A m o u n t L i n e _ L b l < / L i n e A m o u n t _ V a t A m o u n t L i n e _ L b l > + 
+             < N o O f V A T I d e n t i f i e r s > N o O f V A T I d e n t i f i e r s < / N o O f V A T I d e n t i f i e r s > + 
+             < V A T A m o u n t L C Y _ V A T A m o u n t L i n e > V A T A m o u n t L C Y _ V A T A m o u n t L i n e < / V A T A m o u n t L C Y _ V A T A m o u n t L i n e > + 
+             < V A T A m o u n t L C Y _ V A T A m o u n t L i n e _ L b l > V A T A m o u n t L C Y _ V A T A m o u n t L i n e _ L b l < / V A T A m o u n t L C Y _ V A T A m o u n t L i n e _ L b l > + 
+             < V A T A m o u n t _ V a t A m o u n t L i n e > V A T A m o u n t _ V a t A m o u n t L i n e < / V A T A m o u n t _ V a t A m o u n t L i n e > + 
+             < V A T A m o u n t _ V a t A m o u n t L i n e _ L b l > V A T A m o u n t _ V a t A m o u n t L i n e _ L b l < / V A T A m o u n t _ V a t A m o u n t L i n e _ L b l > + 
+             < V A T B a s e L C Y _ V A T A m o u n t L i n e > V A T B a s e L C Y _ V A T A m o u n t L i n e < / V A T B a s e L C Y _ V A T A m o u n t L i n e > + 
+             < V A T B a s e L C Y _ V A T A m o u n t L i n e _ L b l > V A T B a s e L C Y _ V A T A m o u n t L i n e _ L b l < / V A T B a s e L C Y _ V A T A m o u n t L i n e _ L b l > + 
+             < V A T B a s e _ V a t A m o u n t L i n e > V A T B a s e _ V a t A m o u n t L i n e < / V A T B a s e _ V a t A m o u n t L i n e > + 
+             < V A T B a s e _ V a t A m o u n t L i n e _ L b l > V A T B a s e _ V a t A m o u n t L i n e _ L b l < / V A T B a s e _ V a t A m o u n t L i n e _ L b l > + 
+             < V A T I d e n t i f i e r _ V a t A m o u n t L i n e > V A T I d e n t i f i e r _ V a t A m o u n t L i n e < / V A T I d e n t i f i e r _ V a t A m o u n t L i n e > + 
+             < V A T I d e n t i f i e r _ V a t A m o u n t L i n e _ L b l > V A T I d e n t i f i e r _ V a t A m o u n t L i n e _ L b l < / V A T I d e n t i f i e r _ V a t A m o u n t L i n e _ L b l > + 
+             < V A T P c t _ V a t A m o u n t L i n e > V A T P c t _ V a t A m o u n t L i n e < / V A T P c t _ V a t A m o u n t L i n e > + 
+             < V A T P c t _ V a t A m o u n t L i n e _ L b l > V A T P c t _ V a t A m o u n t L i n e _ L b l < / V A T P c t _ V a t A m o u n t L i n e _ L b l >   
          < / V A T A m o u n t L i n e >   
-         < V A T C l a u s e L i n e   E l e m e n t T y p e = " D a t a I t e m "   E l e m e n t I d = " 1 6 6 5 5 0 0 1 6 3 " > - 
-             < C o d e _ V A T C l a u s e L i n e   E l e m e n t T y p e = " C o l u m n "   E l e m e n t I d = " 1 8 2 4 5 8 9 8 4 7 "   D a t a T y p e = " C o d e " > C o d e _ V A T C l a u s e L i n e < / C o d e _ V A T C l a u s e L i n e > - 
-             < C o d e _ V A T C l a u s e L i n e _ L b l   E l e m e n t T y p e = " C o l u m n "   E l e m e n t I d = " 4 6 1 5 3 3 0 2 "   D a t a T y p e = " S t r i n g " > C o d e _ V A T C l a u s e L i n e _ L b l < / C o d e _ V A T C l a u s e L i n e _ L b l > - 
-             < D e s c r i p t i o n 2 _ V A T C l a u s e L i n e   E l e m e n t T y p e = " C o l u m n "   E l e m e n t I d = " 1 3 7 9 6 6 7 4 7 0 "   D a t a T y p e = " T e x t " > D e s c r i p t i o n 2 _ V A T C l a u s e L i n e < / D e s c r i p t i o n 2 _ V A T C l a u s e L i n e > - 
-             < D e s c r i p t i o n _ V A T C l a u s e L i n e   E l e m e n t T y p e = " C o l u m n "   E l e m e n t I d = " 1 3 0 5 5 4 5 9 2 4 "   D a t a T y p e = " T e x t " > D e s c r i p t i o n _ V A T C l a u s e L i n e < / D e s c r i p t i o n _ V A T C l a u s e L i n e > - 
-             < N o O f V A T C l a u s e s   E l e m e n t T y p e = " C o l u m n "   E l e m e n t I d = " 7 5 6 4 1 7 3 9 2 "   D a t a T y p e = " I n t e g e r " > N o O f V A T C l a u s e s < / N o O f V A T C l a u s e s > - 
-             < V A T A m o u n t _ V A T C l a u s e L i n e   E l e m e n t T y p e = " C o l u m n "   E l e m e n t I d = " 2 2 2 4 6 9 0 5 9 "   D a t a T y p e = " D e c i m a l " > V A T A m o u n t _ V A T C l a u s e L i n e < / V A T A m o u n t _ V A T C l a u s e L i n e > - 
-             < V A T C l a u s e s H e a d e r   E l e m e n t T y p e = " C o l u m n "   E l e m e n t I d = " 1 9 7 2 4 0 9 9 2 9 "   D a t a T y p e = " T e x t " > V A T C l a u s e s H e a d e r < / V A T C l a u s e s H e a d e r > - 
-             < V A T I d e n t i f i e r _ V A T C l a u s e L i n e   E l e m e n t T y p e = " C o l u m n "   E l e m e n t I d = " 1 4 6 4 4 7 2 4 7 8 "   D a t a T y p e = " C o d e " > V A T I d e n t i f i e r _ V A T C l a u s e L i n e < / V A T I d e n t i f i e r _ V A T C l a u s e L i n e > +         < V A T C l a u s e L i n e > + 
+             < C o d e _ V A T C l a u s e L i n e > C o d e _ V A T C l a u s e L i n e < / C o d e _ V A T C l a u s e L i n e > + 
+             < C o d e _ V A T C l a u s e L i n e _ L b l > C o d e _ V A T C l a u s e L i n e _ L b l < / C o d e _ V A T C l a u s e L i n e _ L b l > + 
+             < D e s c r i p t i o n 2 _ V A T C l a u s e L i n e > D e s c r i p t i o n 2 _ V A T C l a u s e L i n e < / D e s c r i p t i o n 2 _ V A T C l a u s e L i n e > + 
+             < D e s c r i p t i o n _ V A T C l a u s e L i n e > D e s c r i p t i o n _ V A T C l a u s e L i n e < / D e s c r i p t i o n _ V A T C l a u s e L i n e > + 
+             < N o O f V A T C l a u s e s > N o O f V A T C l a u s e s < / N o O f V A T C l a u s e s > + 
+             < V A T A m o u n t _ V A T C l a u s e L i n e > V A T A m o u n t _ V A T C l a u s e L i n e < / V A T A m o u n t _ V A T C l a u s e L i n e > + 
+             < V A T C l a u s e s H e a d e r > V A T C l a u s e s H e a d e r < / V A T C l a u s e s H e a d e r > + 
+             < V A T I d e n t i f i e r _ V A T C l a u s e L i n e > V A T I d e n t i f i e r _ V A T C l a u s e L i n e < / V A T I d e n t i f i e r _ V A T C l a u s e L i n e >   
          < / V A T C l a u s e L i n e >   
-         < R e p o r t T o t a l s L i n e   E l e m e n t T y p e = " D a t a I t e m "   E l e m e n t I d = " 2 1 2 2 5 4 9 8 3 6 " > - 
-             < A m o u n t F o r m a t t e d _ R e p o r t T o t a l s L i n e   E l e m e n t T y p e = " C o l u m n "   E l e m e n t I d = " 1 5 0 6 1 3 6 8 2 5 "   D a t a T y p e = " T e x t " > A m o u n t F o r m a t t e d _ R e p o r t T o t a l s L i n e < / A m o u n t F o r m a t t e d _ R e p o r t T o t a l s L i n e > - 
-             < A m o u n t _ R e p o r t T o t a l s L i n e   E l e m e n t T y p e = " C o l u m n "   E l e m e n t I d = " 4 1 9 9 1 8 3 6 9 "   D a t a T y p e = " D e c i m a l " > A m o u n t _ R e p o r t T o t a l s L i n e < / A m o u n t _ R e p o r t T o t a l s L i n e > - 
-             < D e s c r i p t i o n _ R e p o r t T o t a l s L i n e   E l e m e n t T y p e = " C o l u m n "   E l e m e n t I d = " 5 8 1 9 9 6 0 6 7 "   D a t a T y p e = " T e x t " > D e s c r i p t i o n _ R e p o r t T o t a l s L i n e < / D e s c r i p t i o n _ R e p o r t T o t a l s L i n e > - 
-             < F o n t B o l d _ R e p o r t T o t a l s L i n e   E l e m e n t T y p e = " C o l u m n "   E l e m e n t I d = " 9 4 6 5 4 0 5 4 9 "   D a t a T y p e = " B o o l e a n " > F o n t B o l d _ R e p o r t T o t a l s L i n e < / F o n t B o l d _ R e p o r t T o t a l s L i n e > - 
-             < F o n t U n d e r l i n e _ R e p o r t T o t a l s L i n e   E l e m e n t T y p e = " C o l u m n "   E l e m e n t I d = " 2 0 2 1 5 3 3 6 9 4 "   D a t a T y p e = " B o o l e a n " > F o n t U n d e r l i n e _ R e p o r t T o t a l s L i n e < / F o n t U n d e r l i n e _ R e p o r t T o t a l s L i n e > +         < R e p o r t T o t a l s L i n e > + 
+             < A m o u n t F o r m a t t e d _ R e p o r t T o t a l s L i n e > A m o u n t F o r m a t t e d _ R e p o r t T o t a l s L i n e < / A m o u n t F o r m a t t e d _ R e p o r t T o t a l s L i n e > + 
+             < A m o u n t _ R e p o r t T o t a l s L i n e > A m o u n t _ R e p o r t T o t a l s L i n e < / A m o u n t _ R e p o r t T o t a l s L i n e > + 
+             < D e s c r i p t i o n _ R e p o r t T o t a l s L i n e > D e s c r i p t i o n _ R e p o r t T o t a l s L i n e < / D e s c r i p t i o n _ R e p o r t T o t a l s L i n e > + 
+             < F o n t B o l d _ R e p o r t T o t a l s L i n e > F o n t B o l d _ R e p o r t T o t a l s L i n e < / F o n t B o l d _ R e p o r t T o t a l s L i n e > + 
+             < F o n t U n d e r l i n e _ R e p o r t T o t a l s L i n e > F o n t U n d e r l i n e _ R e p o r t T o t a l s L i n e < / F o n t U n d e r l i n e _ R e p o r t T o t a l s L i n e >   
          < / R e p o r t T o t a l s L i n e >   
-         < L i n e F e e   E l e m e n t T y p e = " D a t a I t e m "   E l e m e n t I d = " 2 6 6 6 3 0 7 3 3 " > - 
-             < L i n e F e e C a p t i o n T e x t   E l e m e n t T y p e = " C o l u m n "   E l e m e n t I d = " 4 3 7 6 4 3 7 9 0 "   D a t a T y p e = " T e x t " > L i n e F e e C a p t i o n T e x t < / L i n e F e e C a p t i o n T e x t > +         < L i n e F e e > + 
+             < L i n e F e e C a p t i o n T e x t > L i n e F e e C a p t i o n T e x t < / L i n e F e e C a p t i o n T e x t >   
          < / L i n e F e e >   
-         < P a y m e n t R e p o r t i n g A r g u m e n t   E l e m e n t T y p e = " D a t a I t e m "   E l e m e n t I d = " 3 1 3 7 4 4 1 9 4 " > - 
-             < P a y m e n t S e r v i c e L o g o   E l e m e n t T y p e = " C o l u m n "   E l e m e n t I d = " 4 1 6 7 9 0 7 6 7 "   D a t a T y p e = " B l o b "   / > - 
-             < P a y m e n t S e r v i c e L o g o _ U r l   E l e m e n t T y p e = " C o l u m n "   E l e m e n t I d = " 6 4 4 9 7 5 1 3 9 "   D a t a T y p e = " T e x t " > P a y m e n t S e r v i c e L o g o _ U r l < / P a y m e n t S e r v i c e L o g o _ U r l > - 
-             < P a y m e n t S e r v i c e L o g o _ U r l T e x t   E l e m e n t T y p e = " C o l u m n "   E l e m e n t I d = " 1 4 1 1 7 0 3 9 7 6 "   D a t a T y p e = " T e x t " > P a y m e n t S e r v i c e L o g o _ U r l T e x t < / P a y m e n t S e r v i c e L o g o _ U r l T e x t > - 
-             < P a y m e n t S e r v i c e T e x t _ U r l   E l e m e n t T y p e = " C o l u m n "   E l e m e n t I d = " 1 7 4 2 3 3 4 7 "   D a t a T y p e = " T e x t " > P a y m e n t S e r v i c e T e x t _ U r l < / P a y m e n t S e r v i c e T e x t _ U r l > - 
-             < P a y m e n t S e r v i c e T e x t _ U r l T e x t   E l e m e n t T y p e = " C o l u m n "   E l e m e n t I d = " 1 6 3 6 7 7 2 9 3 4 "   D a t a T y p e = " T e x t " > P a y m e n t S e r v i c e T e x t _ U r l T e x t < / P a y m e n t S e r v i c e T e x t _ U r l T e x t > +         < P a y m e n t R e p o r t i n g A r g u m e n t > + 
+             < P a y m e n t S e r v i c e L o g o / > + 
+             < P a y m e n t S e r v i c e L o g o _ U r l > P a y m e n t S e r v i c e L o g o _ U r l < / P a y m e n t S e r v i c e L o g o _ U r l > + 
+             < P a y m e n t S e r v i c e L o g o _ U r l T e x t > P a y m e n t S e r v i c e L o g o _ U r l T e x t < / P a y m e n t S e r v i c e L o g o _ U r l T e x t > + 
+             < P a y m e n t S e r v i c e T e x t _ U r l > P a y m e n t S e r v i c e T e x t _ U r l < / P a y m e n t S e r v i c e T e x t _ U r l > + 
+             < P a y m e n t S e r v i c e T e x t _ U r l T e x t > P a y m e n t S e r v i c e T e x t _ U r l T e x t < / P a y m e n t S e r v i c e T e x t _ U r l T e x t >   
          < / P a y m e n t R e p o r t i n g A r g u m e n t >   
-         < L e f t H e a d e r   E l e m e n t T y p e = " D a t a I t e m "   E l e m e n t I d = " 7 3 4 6 8 0 8 3 3 " > - 
-             < L e f t H e a d e r N a m e   E l e m e n t T y p e = " C o l u m n "   E l e m e n t I d = " 4 3 7 4 2 2 1 8 2 "   D a t a T y p e = " T e x t " > L e f t H e a d e r N a m e < / L e f t H e a d e r N a m e > - 
-             < L e f t H e a d e r V a l u e   E l e m e n t T y p e = " C o l u m n "   E l e m e n t I d = " 2 4 2 1 2 6 3 1 0 "   D a t a T y p e = " T e x t " > L e f t H e a d e r V a l u e < / L e f t H e a d e r V a l u e > +         < L e f t H e a d e r > + 
+             < L e f t H e a d e r N a m e > L e f t H e a d e r N a m e < / L e f t H e a d e r N a m e > + 
+             < L e f t H e a d e r V a l u e > L e f t H e a d e r V a l u e < / L e f t H e a d e r V a l u e >   
          < / L e f t H e a d e r >   
-         < R i g h t H e a d e r   E l e m e n t T y p e = " D a t a I t e m "   E l e m e n t I d = " 2 5 4 5 4 4 9 4 6 " > - 
-             < R i g h t H e a d e r N a m e   E l e m e n t T y p e = " C o l u m n "   E l e m e n t I d = " 8 9 8 2 8 7 5 7 "   D a t a T y p e = " T e x t " > R i g h t H e a d e r N a m e < / R i g h t H e a d e r N a m e > - 
-             < R i g h t H e a d e r V a l u e   E l e m e n t T y p e = " C o l u m n "   E l e m e n t I d = " 7 0 6 9 3 8 5 5 9 "   D a t a T y p e = " T e x t " > R i g h t H e a d e r V a l u e < / R i g h t H e a d e r V a l u e > +         < R i g h t H e a d e r > + 
+             < R i g h t H e a d e r N a m e > R i g h t H e a d e r N a m e < / R i g h t H e a d e r N a m e > + 
+             < R i g h t H e a d e r V a l u e > R i g h t H e a d e r V a l u e < / R i g h t H e a d e r V a l u e >   
          < / R i g h t H e a d e r >   
-         < L e t t e r T e x t   E l e m e n t T y p e = " D a t a I t e m "   E l e m e n t I d = " 1 5 1 0 3 5 3 8 3 4 " > - 
-             < B o d y T e x t   E l e m e n t T y p e = " C o l u m n "   E l e m e n t I d = " 1 4 9 7 5 9 8 0 8 "   D a t a T y p e = " L a b e l " > B o d y T e x t < / B o d y T e x t > - 
-             < C l o s i n g T e x t   E l e m e n t T y p e = " C o l u m n "   E l e m e n t I d = " 5 1 2 1 3 5 9 0 9 "   D a t a T y p e = " L a b e l " > C l o s i n g T e x t < / C l o s i n g T e x t > - 
-             < G r e e t i n g T e x t   E l e m e n t T y p e = " C o l u m n "   E l e m e n t I d = " 1 1 7 5 2 7 9 2 8 9 "   D a t a T y p e = " L a b e l " > G r e e t i n g T e x t < / G r e e t i n g T e x t > - 
-             < P m t D i s c T e x t   E l e m e n t T y p e = " C o l u m n "   E l e m e n t I d = " 2 0 1 3 8 4 9 9 4 8 "   D a t a T y p e = " T e x t " > P m t D i s c T e x t < / P m t D i s c T e x t > +         < L e t t e r T e x t > + 
+             < B o d y T e x t > B o d y T e x t < / B o d y T e x t > + 
+             < C l o s i n g T e x t > C l o s i n g T e x t < / C l o s i n g T e x t > + 
+             < G r e e t i n g T e x t > G r e e t i n g T e x t < / G r e e t i n g T e x t > + 
+             < P m t D i s c T e x t > P m t D i s c T e x t < / P m t D i s c T e x t >   
          < / L e t t e r T e x t >   
-         < T o t a l s   E l e m e n t T y p e = " D a t a I t e m "   E l e m e n t I d = " 1 8 2 3 9 5 0 0 4 4 " > - 
-             < C u r r e n c y C o d e   E l e m e n t T y p e = " C o l u m n "   E l e m e n t I d = " 1 5 7 9 5 9 5 9 2 1 "   D a t a T y p e = " T e x t " > C u r r e n c y C o d e < / C u r r e n c y C o d e > - 
-             < C u r r e n c y S y m b o l   E l e m e n t T y p e = " C o l u m n "   E l e m e n t I d = " 1 1 6 2 5 1 0 7 4 8 "   D a t a T y p e = " T e x t " > C u r r e n c y S y m b o l < / C u r r e n c y S y m b o l > - 
-             < T o t a l A m o u n t E x c l I n c l V A T   E l e m e n t T y p e = " C o l u m n "   E l e m e n t I d = " 5 1 4 3 3 6 1 1 4 "   D a t a T y p e = " S t r i n g " > T o t a l A m o u n t E x c l I n c l V A T < / T o t a l A m o u n t E x c l I n c l V A T > - 
-             < T o t a l A m o u n t E x c l I n c l V A T T e x t   E l e m e n t T y p e = " C o l u m n "   E l e m e n t I d = " 1 5 0 7 8 3 2 9 3 7 "   D a t a T y p e = " T e x t " > T o t a l A m o u n t E x c l I n c l V A T T e x t < / T o t a l A m o u n t E x c l I n c l V A T T e x t > - 
-             < T o t a l A m o u n t I n c l u d i n g V A T   E l e m e n t T y p e = " C o l u m n "   E l e m e n t I d = " 9 1 0 5 1 1 5 7 5 "   D a t a T y p e = " S t r i n g " > T o t a l A m o u n t I n c l u d i n g V A T < / T o t a l A m o u n t I n c l u d i n g V A T > - 
-             < T o t a l E x c l u d i n g V A T T e x t   E l e m e n t T y p e = " C o l u m n "   E l e m e n t I d = " 1 9 2 2 9 4 6 3 1 0 "   D a t a T y p e = " T e x t " > T o t a l E x c l u d i n g V A T T e x t < / T o t a l E x c l u d i n g V A T T e x t > - 
-             < T o t a l I n c l u d i n g V A T T e x t   E l e m e n t T y p e = " C o l u m n "   E l e m e n t I d = " 1 2 0 4 0 1 6 3 5 2 "   D a t a T y p e = " T e x t " > T o t a l I n c l u d i n g V A T T e x t < / T o t a l I n c l u d i n g V A T T e x t > - 
-             < T o t a l I n v o i c e D i s c o u n t A m o u n t   E l e m e n t T y p e = " C o l u m n "   E l e m e n t I d = " 4 0 2 1 7 7 5 1 "   D a t a T y p e = " S t r i n g " > T o t a l I n v o i c e D i s c o u n t A m o u n t < / T o t a l I n v o i c e D i s c o u n t A m o u n t > - 
-             < T o t a l N e t A m o u n t   E l e m e n t T y p e = " C o l u m n "   E l e m e n t I d = " 4 8 3 1 9 3 3 7 2 "   D a t a T y p e = " S t r i n g " > T o t a l N e t A m o u n t < / T o t a l N e t A m o u n t > - 
-             < T o t a l P a y m e n t D i s c o u n t O n V A T   E l e m e n t T y p e = " C o l u m n "   E l e m e n t I d = " 7 3 6 0 4 1 8 8 6 "   D a t a T y p e = " D e c i m a l " > T o t a l P a y m e n t D i s c o u n t O n V A T < / T o t a l P a y m e n t D i s c o u n t O n V A T > - 
-             < T o t a l S u b T o t a l   E l e m e n t T y p e = " C o l u m n "   E l e m e n t I d = " 2 0 9 7 8 7 6 8 0 1 "   D a t a T y p e = " S t r i n g " > T o t a l S u b T o t a l < / T o t a l S u b T o t a l > - 
-             < T o t a l S u b T o t a l M i n u s I n v o i c e D i s c o u n t   E l e m e n t T y p e = " C o l u m n "   E l e m e n t I d = " 7 6 9 4 3 1 8 8 7 "   D a t a T y p e = " S t r i n g " > T o t a l S u b T o t a l M i n u s I n v o i c e D i s c o u n t < / T o t a l S u b T o t a l M i n u s I n v o i c e D i s c o u n t > - 
-             < T o t a l T e x t   E l e m e n t T y p e = " C o l u m n "   E l e m e n t I d = " 2 3 1 9 1 0 5 1 8 "   D a t a T y p e = " T e x t " > T o t a l T e x t < / T o t a l T e x t > - 
-             < T o t a l V A T A m o u n t   E l e m e n t T y p e = " C o l u m n "   E l e m e n t I d = " 1 6 2 7 1 0 2 3 2 8 "   D a t a T y p e = " S t r i n g " > T o t a l V A T A m o u n t < / T o t a l V A T A m o u n t > - 
-             < T o t a l V A T A m o u n t L C Y   E l e m e n t T y p e = " C o l u m n "   E l e m e n t I d = " 1 5 0 6 5 7 0 2 1 8 "   D a t a T y p e = " D e c i m a l " > T o t a l V A T A m o u n t L C Y < / T o t a l V A T A m o u n t L C Y > - 
-             < T o t a l V A T A m o u n t O n V A T A m t L i n e   E l e m e n t T y p e = " C o l u m n "   E l e m e n t I d = " 9 4 6 9 3 1 8 6 8 "   D a t a T y p e = " D e c i m a l " > T o t a l V A T A m o u n t O n V A T A m t L i n e < / T o t a l V A T A m o u n t O n V A T A m t L i n e > - 
-             < T o t a l V A T A m o u n t T e x t   E l e m e n t T y p e = " C o l u m n "   E l e m e n t I d = " 9 7 3 6 6 6 3 3 9 "   D a t a T y p e = " T e x t " > T o t a l V A T A m o u n t T e x t < / T o t a l V A T A m o u n t T e x t > - 
-             < T o t a l V A T B a s e L C Y   E l e m e n t T y p e = " C o l u m n "   E l e m e n t I d = " 8 3 4 4 5 0 5 2 1 "   D a t a T y p e = " D e c i m a l " > T o t a l V A T B a s e L C Y < / T o t a l V A T B a s e L C Y > - 
-             < T o t a l V A T B a s e O n V A T A m t L i n e   E l e m e n t T y p e = " C o l u m n "   E l e m e n t I d = " 1 0 6 4 7 4 6 3 9 5 "   D a t a T y p e = " D e c i m a l " > T o t a l V A T B a s e O n V A T A m t L i n e < / T o t a l V A T B a s e O n V A T A m t L i n e > +         < T o t a l s > + 
+             < C u r r e n c y C o d e > C u r r e n c y C o d e < / C u r r e n c y C o d e > + 
+             < C u r r e n c y S y m b o l > C u r r e n c y S y m b o l < / C u r r e n c y S y m b o l > + 
+             < T o t a l A m o u n t E x c l I n c l V A T > T o t a l A m o u n t E x c l I n c l V A T < / T o t a l A m o u n t E x c l I n c l V A T > + 
+             < T o t a l A m o u n t E x c l I n c l V A T T e x t > T o t a l A m o u n t E x c l I n c l V A T T e x t < / T o t a l A m o u n t E x c l I n c l V A T T e x t > + 
+             < T o t a l A m o u n t I n c l u d i n g V A T > T o t a l A m o u n t I n c l u d i n g V A T < / T o t a l A m o u n t I n c l u d i n g V A T > + 
+             < T o t a l E x c l u d i n g V A T T e x t > T o t a l E x c l u d i n g V A T T e x t < / T o t a l E x c l u d i n g V A T T e x t > + 
+             < T o t a l I n c l u d i n g V A T T e x t > T o t a l I n c l u d i n g V A T T e x t < / T o t a l I n c l u d i n g V A T T e x t > + 
+             < T o t a l I n v o i c e D i s c o u n t A m o u n t > T o t a l I n v o i c e D i s c o u n t A m o u n t < / T o t a l I n v o i c e D i s c o u n t A m o u n t > + 
+             < T o t a l N e t A m o u n t > T o t a l N e t A m o u n t < / T o t a l N e t A m o u n t > + 
+             < T o t a l P a y m e n t D i s c o u n t O n V A T > T o t a l P a y m e n t D i s c o u n t O n V A T < / T o t a l P a y m e n t D i s c o u n t O n V A T > + 
+             < T o t a l S u b T o t a l > T o t a l S u b T o t a l < / T o t a l S u b T o t a l > + 
+             < T o t a l S u b T o t a l M i n u s I n v o i c e D i s c o u n t > T o t a l S u b T o t a l M i n u s I n v o i c e D i s c o u n t < / T o t a l S u b T o t a l M i n u s I n v o i c e D i s c o u n t > + 
+             < T o t a l T e x t > T o t a l T e x t < / T o t a l T e x t > + 
+             < T o t a l V A T A m o u n t > T o t a l V A T A m o u n t < / T o t a l V A T A m o u n t > + 
+             < T o t a l V A T A m o u n t L C Y > T o t a l V A T A m o u n t L C Y < / T o t a l V A T A m o u n t L C Y > + 
+             < T o t a l V A T A m o u n t O n V A T A m t L i n e > T o t a l V A T A m o u n t O n V A T A m t L i n e < / T o t a l V A T A m o u n t O n V A T A m t L i n e > + 
+             < T o t a l V A T A m o u n t T e x t > T o t a l V A T A m o u n t T e x t < / T o t a l V A T A m o u n t T e x t > + 
+             < T o t a l V A T B a s e L C Y > T o t a l V A T B a s e L C Y < / T o t a l V A T B a s e L C Y > + 
+             < T o t a l V A T B a s e O n V A T A m t L i n e > T o t a l V A T B a s e O n V A T A m t L i n e < / T o t a l V A T B a s e O n V A T A m t L i n e >   
          < / T o t a l s >   
@@ -6454,9 +6119,7 @@
  < / N a v W o r d R e p o r t X m l P a r t > 
 </file>
 
-<file path=customXml/item2.xml>��< ? x m l   v e r s i o n = " 1 . 0 "   e n c o d i n g = " u t f - 1 6 " ? > - 
- < N a v W o r d R e p o r t X m l P a r t   x m l n s = " u r n : m i c r o s o f t - d y n a m i c s - n a v / r e p o r t s / S t a n d a r d _ S a l e s _ I n v o i c e / 1 3 0 6 / " > +<file path=customXml/item2.xml>��< ? x m l   v e r s i o n = " 1 . 0 "   e n c o d i n g = " u t f - 1 6 " ? > < N a v W o r d R e p o r t X m l P a r t   x m l n s = " u r n : m i c r o s o f t - d y n a m i c s - b u s i n e s s c e n t r a l / i n t e r n a l / e x t e n d e d / r e p o r t s / S t a n d a r d _ S a l e s _ I n v o i c e / 1 3 0 6 / " >   
      < B C R e p o r t I n f o r m a t i o n >   
@@ -6602,581 +6265,915 @@
  
      < / B C R e p o r t I n f o r m a t i o n >   
-     < H e a d e r > - 
-         < B i l l e d T o _ L b l > B i l l e d T o _ L b l < / B i l l e d T o _ L b l > - 
-         < B i l l T o C o n t a c t E m a i l > B i l l T o C o n t a c t E m a i l < / B i l l T o C o n t a c t E m a i l > - 
-         < B i l l T o C o n t a c t E m a i l L b l > B i l l T o C o n t a c t E m a i l L b l < / B i l l T o C o n t a c t E m a i l L b l > - 
-         < B i l l T o C o n t a c t M o b i l e P h o n e N o > B i l l T o C o n t a c t M o b i l e P h o n e N o < / B i l l T o C o n t a c t M o b i l e P h o n e N o > - 
-         < B i l l T o C o n t a c t M o b i l e P h o n e N o L b l > B i l l T o C o n t a c t M o b i l e P h o n e N o L b l < / B i l l T o C o n t a c t M o b i l e P h o n e N o L b l > - 
-         < B i l l T o C o n t a c t P h o n e N o > B i l l T o C o n t a c t P h o n e N o < / B i l l T o C o n t a c t P h o n e N o > - 
-         < B i l l T o C o n t a c t P h o n e N o L b l > B i l l T o C o n t a c t P h o n e N o L b l < / B i l l T o C o n t a c t P h o n e N o L b l > - 
-         < B i l l t o C u s t o m e r N o _ L b l > B i l l t o C u s t o m e r N o _ L b l < / B i l l t o C u s t o m e r N o _ L b l > - 
-         < B i l l t o C u s t u m e r N o > B i l l t o C u s t u m e r N o < / B i l l t o C u s t u m e r N o > - 
-         < C h e c k s P a y a b l e _ L b l > C h e c k s P a y a b l e _ L b l < / C h e c k s P a y a b l e _ L b l > - 
-         < C o m p a n y A d d r e s s 1 > C o m p a n y A d d r e s s 1 < / C o m p a n y A d d r e s s 1 > - 
-         < C o m p a n y A d d r e s s 2 > C o m p a n y A d d r e s s 2 < / C o m p a n y A d d r e s s 2 > - 
-         < C o m p a n y A d d r e s s 3 > C o m p a n y A d d r e s s 3 < / C o m p a n y A d d r e s s 3 > - 
-         < C o m p a n y A d d r e s s 4 > C o m p a n y A d d r e s s 4 < / C o m p a n y A d d r e s s 4 > - 
-         < C o m p a n y A d d r e s s 5 > C o m p a n y A d d r e s s 5 < / C o m p a n y A d d r e s s 5 > - 
-         < C o m p a n y A d d r e s s 6 > C o m p a n y A d d r e s s 6 < / C o m p a n y A d d r e s s 6 > - 
-         < C o m p a n y A d d r e s s 7 > C o m p a n y A d d r e s s 7 < / C o m p a n y A d d r e s s 7 > - 
-         < C o m p a n y A d d r e s s 8 > C o m p a n y A d d r e s s 8 < / C o m p a n y A d d r e s s 8 > - 
-         < C o m p a n y B a n k A c c o u n t N o > C o m p a n y B a n k A c c o u n t N o < / C o m p a n y B a n k A c c o u n t N o > - 
-         < C o m p a n y B a n k A c c o u n t N o _ L b l > C o m p a n y B a n k A c c o u n t N o _ L b l < / C o m p a n y B a n k A c c o u n t N o _ L b l > - 
-         < C o m p a n y B a n k B r a n c h N o > C o m p a n y B a n k B r a n c h N o < / C o m p a n y B a n k B r a n c h N o > - 
-         < C o m p a n y B a n k B r a n c h N o _ L b l > C o m p a n y B a n k B r a n c h N o _ L b l < / C o m p a n y B a n k B r a n c h N o _ L b l > - 
-         < C o m p a n y B a n k N a m e > C o m p a n y B a n k N a m e < / C o m p a n y B a n k N a m e > - 
-         < C o m p a n y B a n k N a m e _ L b l > C o m p a n y B a n k N a m e _ L b l < / C o m p a n y B a n k N a m e _ L b l > - 
-         < C o m p a n y C u s t o m G i r o > C o m p a n y C u s t o m G i r o < / C o m p a n y C u s t o m G i r o > - 
-         < C o m p a n y C u s t o m G i r o _ L b l > C o m p a n y C u s t o m G i r o _ L b l < / C o m p a n y C u s t o m G i r o _ L b l > - 
-         < C o m p a n y E M a i l > C o m p a n y E M a i l < / C o m p a n y E M a i l > - 
-         < C o m p a n y G i r o N o > C o m p a n y G i r o N o < / C o m p a n y G i r o N o > - 
-         < C o m p a n y G i r o N o _ L b l > C o m p a n y G i r o N o _ L b l < / C o m p a n y G i r o N o _ L b l > - 
-         < C o m p a n y H o m e P a g e > C o m p a n y H o m e P a g e < / C o m p a n y H o m e P a g e > - 
-         < C o m p a n y I B A N > C o m p a n y I B A N < / C o m p a n y I B A N > - 
-         < C o m p a n y I B A N _ L b l > C o m p a n y I B A N _ L b l < / C o m p a n y I B A N _ L b l > - 
-         < C o m p a n y L e g a l O f f i c e > C o m p a n y L e g a l O f f i c e < / C o m p a n y L e g a l O f f i c e > - 
-         < C o m p a n y L e g a l O f f i c e _ L b l > C o m p a n y L e g a l O f f i c e _ L b l < / C o m p a n y L e g a l O f f i c e _ L b l > - 
-         < C o m p a n y L e g a l S t a t e m e n t > C o m p a n y L e g a l S t a t e m e n t < / C o m p a n y L e g a l S t a t e m e n t > - 
-         < C o m p a n y L o g o P o s i t i o n > C o m p a n y L o g o P o s i t i o n < / C o m p a n y L o g o P o s i t i o n > - 
-         < C o m p a n y P h o n e N o > C o m p a n y P h o n e N o < / C o m p a n y P h o n e N o > - 
-         < C o m p a n y P h o n e N o _ L b l > C o m p a n y P h o n e N o _ L b l < / C o m p a n y P h o n e N o _ L b l > - 
-         < C o m p a n y P i c t u r e   / > - 
-         < C o m p a n y R e g i s t r a t i o n N u m b e r > C o m p a n y R e g i s t r a t i o n N u m b e r < / C o m p a n y R e g i s t r a t i o n N u m b e r > - 
-         < C o m p a n y R e g i s t r a t i o n N u m b e r _ L b l > C o m p a n y R e g i s t r a t i o n N u m b e r _ L b l < / C o m p a n y R e g i s t r a t i o n N u m b e r _ L b l > - 
-         < C o m p a n y S W I F T > C o m p a n y S W I F T < / C o m p a n y S W I F T > - 
-         < C o m p a n y S W I F T _ L b l > C o m p a n y S W I F T _ L b l < / C o m p a n y S W I F T _ L b l > - 
-         < C o m p a n y V A T R e g i s t r a t i o n N o > C o m p a n y V A T R e g i s t r a t i o n N o < / C o m p a n y V A T R e g i s t r a t i o n N o > - 
-         < C o m p a n y V A T R e g i s t r a t i o n N o _ L b l > C o m p a n y V A T R e g i s t r a t i o n N o _ L b l < / C o m p a n y V A T R e g i s t r a t i o n N o _ L b l > - 
-         < C o m p a n y V A T R e g N o > C o m p a n y V A T R e g N o < / C o m p a n y V A T R e g N o > - 
-         < C o m p a n y V A T R e g N o _ L b l > C o m p a n y V A T R e g N o _ L b l < / C o m p a n y V A T R e g N o _ L b l > - 
-         < C o n t a c t _ L b l > C o n t a c t _ L b l < / C o n t a c t _ L b l > - 
-         < C o p y _ L b l > C o p y _ L b l < / C o p y _ L b l > - 
-         < C u s t o m e r A d d r e s s 1 > C u s t o m e r A d d r e s s 1 < / C u s t o m e r A d d r e s s 1 > - 
-         < C u s t o m e r A d d r e s s 2 > C u s t o m e r A d d r e s s 2 < / C u s t o m e r A d d r e s s 2 > - 
-         < C u s t o m e r A d d r e s s 3 > C u s t o m e r A d d r e s s 3 < / C u s t o m e r A d d r e s s 3 > - 
-         < C u s t o m e r A d d r e s s 4 > C u s t o m e r A d d r e s s 4 < / C u s t o m e r A d d r e s s 4 > - 
-         < C u s t o m e r A d d r e s s 5 > C u s t o m e r A d d r e s s 5 < / C u s t o m e r A d d r e s s 5 > - 
-         < C u s t o m e r A d d r e s s 6 > C u s t o m e r A d d r e s s 6 < / C u s t o m e r A d d r e s s 6 > - 
-         < C u s t o m e r A d d r e s s 7 > C u s t o m e r A d d r e s s 7 < / C u s t o m e r A d d r e s s 7 > - 
-         < C u s t o m e r A d d r e s s 8 > C u s t o m e r A d d r e s s 8 < / C u s t o m e r A d d r e s s 8 > - 
-         < C u s t o m e r P o s t a l B a r C o d e > C u s t o m e r P o s t a l B a r C o d e < / C u s t o m e r P o s t a l B a r C o d e > - 
-         < D i s p l a y A d d i t i o n a l F e e N o t e > D i s p l a y A d d i t i o n a l F e e N o t e < / D i s p l a y A d d i t i o n a l F e e N o t e > - 
-         < D o c u m e n t D a t e > D o c u m e n t D a t e < / D o c u m e n t D a t e > - 
-         < D o c u m e n t D a t e _ L b l > D o c u m e n t D a t e _ L b l < / D o c u m e n t D a t e _ L b l > - 
-         < D o c u m e n t N o > D o c u m e n t N o < / D o c u m e n t N o > - 
-         < D o c u m e n t N o _ L b l > D o c u m e n t N o _ L b l < / D o c u m e n t N o _ L b l > - 
-         < D o c u m e n t T i t l e _ L b l > D o c u m e n t T i t l e _ L b l < / D o c u m e n t T i t l e _ L b l > - 
-         < D u e D a t e > D u e D a t e < / D u e D a t e > - 
-         < D u e D a t e _ L b l > D u e D a t e _ L b l < / D u e D a t e _ L b l > - 
-         < E M a i l _ H e a d e r _ L b l > E M a i l _ H e a d e r _ L b l < / E M a i l _ H e a d e r _ L b l > - 
-         < E x c h a n g e R a t e A s T e x t > E x c h a n g e R a t e A s T e x t < / E x c h a n g e R a t e A s T e x t > - 
-         < E x t e r n a l D o c u m e n t N o > E x t e r n a l D o c u m e n t N o < / E x t e r n a l D o c u m e n t N o > - 
-         < E x t e r n a l D o c u m e n t N o _ L b l > E x t e r n a l D o c u m e n t N o _ L b l < / E x t e r n a l D o c u m e n t N o _ L b l > - 
-         < F r o m _ L b l > F r o m _ L b l < / F r o m _ L b l > - 
-         < G l o b a l L o c a t i o n N u m b e r > G l o b a l L o c a t i o n N u m b e r < / G l o b a l L o c a t i o n N u m b e r > - 
-         < G l o b a l L o c a t i o n N u m b e r _ L b l > G l o b a l L o c a t i o n N u m b e r _ L b l < / G l o b a l L o c a t i o n N u m b e r _ L b l > - 
-         < H o m e P a g e _ H e a d e r _ L b l > H o m e P a g e _ H e a d e r _ L b l < / H o m e P a g e _ H e a d e r _ L b l > - 
-         < I n v o i c e D i s c o u n t A m o u n t _ L b l > I n v o i c e D i s c o u n t A m o u n t _ L b l < / I n v o i c e D i s c o u n t A m o u n t _ L b l > - 
-         < I n v o i c e D i s c o u n t B a s e A m o u n t _ L b l > I n v o i c e D i s c o u n t B a s e A m o u n t _ L b l < / I n v o i c e D i s c o u n t B a s e A m o u n t _ L b l > - 
-         < L e g a l E n t i t y T y p e > L e g a l E n t i t y T y p e < / L e g a l E n t i t y T y p e > - 
-         < L e g a l E n t i t y T y p e _ L b l > L e g a l E n t i t y T y p e _ L b l < / L e g a l E n t i t y T y p e _ L b l > - 
-         < L i n e A m o u n t A f t e r I n v o i c e D i s c o u n t _ L b l > L i n e A m o u n t A f t e r I n v o i c e D i s c o u n t _ L b l < / L i n e A m o u n t A f t e r I n v o i c e D i s c o u n t _ L b l > - 
-         < L o c a l C u r r e n c y _ L b l > L o c a l C u r r e n c y _ L b l < / L o c a l C u r r e n c y _ L b l > - 
-         < O r d e r N o > O r d e r N o < / O r d e r N o > - 
-         < O r d e r N o _ L b l > O r d e r N o _ L b l < / O r d e r N o _ L b l > - 
-         < P a c k a g e T r a c k i n g N o > P a c k a g e T r a c k i n g N o < / P a c k a g e T r a c k i n g N o > - 
-         < P a c k a g e T r a c k i n g N o _ L b l > P a c k a g e T r a c k i n g N o _ L b l < / P a c k a g e T r a c k i n g N o _ L b l > - 
-         < P a g e _ L b l > P a g e _ L b l < / P a g e _ L b l > - 
-         < P a y m e n t I n s t r u c t i o n s _ T x t > P a y m e n t I n s t r u c t i o n s _ T x t < / P a y m e n t I n s t r u c t i o n s _ T x t > - 
-         < P a y m e n t M e t h o d D e s c r i p t i o n > P a y m e n t M e t h o d D e s c r i p t i o n < / P a y m e n t M e t h o d D e s c r i p t i o n > - 
-         < P a y m e n t M e t h o d D e s c r i p t i o n _ L b l > P a y m e n t M e t h o d D e s c r i p t i o n _ L b l < / P a y m e n t M e t h o d D e s c r i p t i o n _ L b l > - 
-         < P a y m e n t R e f e r e n c e > P a y m e n t R e f e r e n c e < / P a y m e n t R e f e r e n c e > - 
-         < P a y m e n t R e f e r e n c e _ L b l > P a y m e n t R e f e r e n c e _ L b l < / P a y m e n t R e f e r e n c e _ L b l > - 
-         < P a y m e n t T e r m s D e s c r i p t i o n > P a y m e n t T e r m s D e s c r i p t i o n < / P a y m e n t T e r m s D e s c r i p t i o n > - 
-         < P a y m e n t T e r m s D e s c r i p t i o n _ L b l > P a y m e n t T e r m s D e s c r i p t i o n _ L b l < / P a y m e n t T e r m s D e s c r i p t i o n _ L b l > - 
-         < P r i c e s I n c l u d i n g V A T > P r i c e s I n c l u d i n g V A T < / P r i c e s I n c l u d i n g V A T > - 
-         < P r i c e s I n c l u d i n g V A T Y e s N o > P r i c e s I n c l u d i n g V A T Y e s N o < / P r i c e s I n c l u d i n g V A T Y e s N o > - 
-         < P r i c e s I n c l u d i n g V A T _ L b l > P r i c e s I n c l u d i n g V A T _ L b l < / P r i c e s I n c l u d i n g V A T _ L b l > - 
-         < Q u e s t i o n s _ L b l > Q u e s t i o n s _ L b l < / Q u e s t i o n s _ L b l > - 
-         < R e m a i n i n g A m o u n t > R e m a i n i n g A m o u n t < / R e m a i n i n g A m o u n t > - 
-         < R e m a i n i n g A m o u n t T e x t > R e m a i n i n g A m o u n t T e x t < / R e m a i n i n g A m o u n t T e x t > - 
-         < S a l e s I n v o i c e L i n e D i s c o u n t _ L b l > S a l e s I n v o i c e L i n e D i s c o u n t _ L b l < / S a l e s I n v o i c e L i n e D i s c o u n t _ L b l > - 
-         < S a l e s P e r s o n B l a n k _ L b l > S a l e s P e r s o n B l a n k _ L b l < / S a l e s P e r s o n B l a n k _ L b l > - 
-         < S a l e s P e r s o n N a m e > S a l e s P e r s o n N a m e < / S a l e s P e r s o n N a m e > - 
-         < S a l e s P e r s o n _ L b l > S a l e s P e r s o n _ L b l < / S a l e s P e r s o n _ L b l > - 
-         < S e l l T o C o n t a c t E m a i l > S e l l T o C o n t a c t E m a i l < / S e l l T o C o n t a c t E m a i l > - 
-         < S e l l T o C o n t a c t E m a i l L b l > S e l l T o C o n t a c t E m a i l L b l < / S e l l T o C o n t a c t E m a i l L b l > - 
-         < S e l l T o C o n t a c t M o b i l e P h o n e N o > S e l l T o C o n t a c t M o b i l e P h o n e N o < / S e l l T o C o n t a c t M o b i l e P h o n e N o > - 
-         < S e l l T o C o n t a c t M o b i l e P h o n e N o L b l > S e l l T o C o n t a c t M o b i l e P h o n e N o L b l < / S e l l T o C o n t a c t M o b i l e P h o n e N o L b l > - 
-         < S e l l T o C o n t a c t P h o n e N o > S e l l T o C o n t a c t P h o n e N o < / S e l l T o C o n t a c t P h o n e N o > - 
-         < S e l l T o C o n t a c t P h o n e N o L b l > S e l l T o C o n t a c t P h o n e N o L b l < / S e l l T o C o n t a c t P h o n e N o L b l > - 
-         < S e l l t o C u s t o m e r N o > S e l l t o C u s t o m e r N o < / S e l l t o C u s t o m e r N o > - 
-         < S e l l t o C u s t o m e r N o _ L b l > S e l l t o C u s t o m e r N o _ L b l < / S e l l t o C u s t o m e r N o _ L b l > - 
-         < S e l l T o F a x N o > S e l l T o F a x N o < / S e l l T o F a x N o > - 
-         < S e l l T o P h o n e N o > S e l l T o P h o n e N o < / S e l l T o P h o n e N o > - 
-         < S h i p m e n t D a t e > S h i p m e n t D a t e < / S h i p m e n t D a t e > - 
-         < S h i p m e n t D a t e _ L b l > S h i p m e n t D a t e _ L b l < / S h i p m e n t D a t e _ L b l > - 
-         < S h i p m e n t M e t h o d D e s c r i p t i o n > S h i p m e n t M e t h o d D e s c r i p t i o n < / S h i p m e n t M e t h o d D e s c r i p t i o n > - 
-         < S h i p m e n t M e t h o d D e s c r i p t i o n _ L b l > S h i p m e n t M e t h o d D e s c r i p t i o n _ L b l < / S h i p m e n t M e t h o d D e s c r i p t i o n _ L b l > - 
-         < S h i p m e n t _ L b l > S h i p m e n t _ L b l < / S h i p m e n t _ L b l > - 
-         < S h i p p i n g A g e n t C o d e > S h i p p i n g A g e n t C o d e < / S h i p p i n g A g e n t C o d e > - 
-         < S h i p p i n g A g e n t C o d e _ L b l > S h i p p i n g A g e n t C o d e _ L b l < / S h i p p i n g A g e n t C o d e _ L b l > - 
-         < S h i p T o A d d r e s s 1 > S h i p T o A d d r e s s 1 < / S h i p T o A d d r e s s 1 > - 
-         < S h i p T o A d d r e s s 2 > S h i p T o A d d r e s s 2 < / S h i p T o A d d r e s s 2 > - 
-         < S h i p T o A d d r e s s 3 > S h i p T o A d d r e s s 3 < / S h i p T o A d d r e s s 3 > - 
-         < S h i p T o A d d r e s s 4 > S h i p T o A d d r e s s 4 < / S h i p T o A d d r e s s 4 > - 
-         < S h i p T o A d d r e s s 5 > S h i p T o A d d r e s s 5 < / S h i p T o A d d r e s s 5 > - 
-         < S h i p T o A d d r e s s 6 > S h i p T o A d d r e s s 6 < / S h i p T o A d d r e s s 6 > - 
-         < S h i p T o A d d r e s s 7 > S h i p T o A d d r e s s 7 < / S h i p T o A d d r e s s 7 > - 
-         < S h i p T o A d d r e s s 8 > S h i p T o A d d r e s s 8 < / S h i p T o A d d r e s s 8 > - 
-         < S h i p T o A d d r e s s _ L b l > S h i p T o A d d r e s s _ L b l < / S h i p T o A d d r e s s _ L b l > - 
-         < S h i p T o P h o n e N o > S h i p T o P h o n e N o < / S h i p T o P h o n e N o > - 
-         < S h o w S h i p p i n g A d d r e s s > S h o w S h i p p i n g A d d r e s s < / S h o w S h i p p i n g A d d r e s s > - 
-         < S h o w W o r k D e s c r i p t i o n > S h o w W o r k D e s c r i p t i o n < / S h o w W o r k D e s c r i p t i o n > - 
-         < S u b t o t a l _ L b l > S u b t o t a l _ L b l < / S u b t o t a l _ L b l > - 
-         < T h a n k s _ L b l > T h a n k s _ L b l < / T h a n k s _ L b l > - 
-         < T o t a l _ L b l > T o t a l _ L b l < / T o t a l _ L b l > - 
-         < V A T A m o u n t S p e c i f i c a t i o n _ L b l > V A T A m o u n t S p e c i f i c a t i o n _ L b l < / V A T A m o u n t S p e c i f i c a t i o n _ L b l > - 
-         < V A T A m o u n t _ L b l > V A T A m o u n t _ L b l < / V A T A m o u n t _ L b l > - 
-         < V A T B a s e _ L b l > V A T B a s e _ L b l < / V A T B a s e _ L b l > - 
-         < V A T C l a u s e s _ L b l > V A T C l a u s e s _ L b l < / V A T C l a u s e s _ L b l > - 
-         < V A T C l a u s e _ L b l > V A T C l a u s e _ L b l < / V A T C l a u s e _ L b l > - 
-         < V A T I d e n t i f i e r _ L b l > V A T I d e n t i f i e r _ L b l < / V A T I d e n t i f i e r _ L b l > - 
-         < V A T P e r c e n t a g e _ L b l > V A T P e r c e n t a g e _ L b l < / V A T P e r c e n t a g e _ L b l > - 
-         < V A T R e g i s t r a t i o n N o > V A T R e g i s t r a t i o n N o < / V A T R e g i s t r a t i o n N o > - 
-         < V A T R e g i s t r a t i o n N o _ L b l > V A T R e g i s t r a t i o n N o _ L b l < / V A T R e g i s t r a t i o n N o _ L b l > - 
-         < Y o u r D o c u m e n t T i t l e _ L b l > Y o u r D o c u m e n t T i t l e _ L b l < / Y o u r D o c u m e n t T i t l e _ L b l > - 
-         < Y o u r R e f e r e n c e > Y o u r R e f e r e n c e < / Y o u r R e f e r e n c e > - 
-         < Y o u r R e f e r e n c e _ L b l > Y o u r R e f e r e n c e _ L b l < / Y o u r R e f e r e n c e _ L b l > - 
-         < L i n e > - 
-             < A m o u n t E x c l u d i n g V A T _ L i n e > A m o u n t E x c l u d i n g V A T _ L i n e < / A m o u n t E x c l u d i n g V A T _ L i n e > - 
-             < A m o u n t E x c l u d i n g V A T _ L i n e _ L b l > A m o u n t E x c l u d i n g V A T _ L i n e _ L b l < / A m o u n t E x c l u d i n g V A T _ L i n e _ L b l > - 
-             < A m o u n t I n c l u d i n g V A T _ L i n e > A m o u n t I n c l u d i n g V A T _ L i n e < / A m o u n t I n c l u d i n g V A T _ L i n e > - 
-             < A m o u n t I n c l u d i n g V A T _ L i n e _ L b l > A m o u n t I n c l u d i n g V A T _ L i n e _ L b l < / A m o u n t I n c l u d i n g V A T _ L i n e _ L b l > - 
-             < D e s c r i p t i o n _ L i n e > D e s c r i p t i o n _ L i n e < / D e s c r i p t i o n _ L i n e > - 
-             < D e s c r i p t i o n _ L i n e _ L b l > D e s c r i p t i o n _ L i n e _ L b l < / D e s c r i p t i o n _ L i n e _ L b l > - 
-             < I t e m N o _ L i n e > I t e m N o _ L i n e < / I t e m N o _ L i n e > - 
-             < I t e m N o _ L i n e _ L b l > I t e m N o _ L i n e _ L b l < / I t e m N o _ L i n e _ L b l > - 
-             < I t e m R e f e r e n c e N o _ L i n e > I t e m R e f e r e n c e N o _ L i n e < / I t e m R e f e r e n c e N o _ L i n e > - 
-             < I t e m R e f e r e n c e N o _ L i n e _ L b l > I t e m R e f e r e n c e N o _ L i n e _ L b l < / I t e m R e f e r e n c e N o _ L i n e _ L b l > - 
-             < J o b N o > J o b N o < / J o b N o > - 
-             < J o b N o _ L b l > J o b N o _ L b l < / J o b N o _ L b l > - 
-             < J o b T a s k D e s c r i p t i o n > J o b T a s k D e s c r i p t i o n < / J o b T a s k D e s c r i p t i o n > - 
-             < J o b T a s k D e s c _ L b l > J o b T a s k D e s c _ L b l < / J o b T a s k D e s c _ L b l > - 
-             < J o b T a s k N o > J o b T a s k N o < / J o b T a s k N o > - 
-             < J o b T a s k N o _ L b l > J o b T a s k N o _ L b l < / J o b T a s k N o _ L b l > - 
-             < L i n e A m o u n t _ L i n e > L i n e A m o u n t _ L i n e < / L i n e A m o u n t _ L i n e > - 
-             < L i n e A m o u n t _ L i n e _ L b l > L i n e A m o u n t _ L i n e _ L b l < / L i n e A m o u n t _ L i n e _ L b l > - 
-             < L i n e D i s c o u n t P e r c e n t T e x t _ L i n e > L i n e D i s c o u n t P e r c e n t T e x t _ L i n e < / L i n e D i s c o u n t P e r c e n t T e x t _ L i n e > - 
-             < L i n e D i s c o u n t P e r c e n t _ L i n e > L i n e D i s c o u n t P e r c e n t _ L i n e < / L i n e D i s c o u n t P e r c e n t _ L i n e > - 
-             < L i n e N o _ L i n e > L i n e N o _ L i n e < / L i n e N o _ L i n e > - 
-             < P r i c e P e r _ L b l > P r i c e P e r _ L b l < / P r i c e P e r _ L b l > - 
-             < P r i c e _ L b l > P r i c e _ L b l < / P r i c e _ L b l > - 
-             < Q t y _ L b l > Q t y _ L b l < / Q t y _ L b l > - 
-             < Q u a n t i t y _ L i n e > Q u a n t i t y _ L i n e < / Q u a n t i t y _ L i n e > - 
-             < Q u a n t i t y _ L i n e _ L b l > Q u a n t i t y _ L i n e _ L b l < / Q u a n t i t y _ L i n e _ L b l > - 
-             < S h i p m e n t D a t e _ L i n e > S h i p m e n t D a t e _ L i n e < / S h i p m e n t D a t e _ L i n e > - 
-             < S h i p m e n t D a t e _ L i n e _ L b l > S h i p m e n t D a t e _ L i n e _ L b l < / S h i p m e n t D a t e _ L i n e _ L b l > - 
-             < T r a n s H e a d e r A m o u n t > T r a n s H e a d e r A m o u n t < / T r a n s H e a d e r A m o u n t > - 
-             < T y p e _ L i n e > T y p e _ L i n e < / T y p e _ L i n e > - 
-             < U n i t O f M e a s u r e > U n i t O f M e a s u r e < / U n i t O f M e a s u r e > - 
-             < U n i t O f M e a s u r e _ L b l > U n i t O f M e a s u r e _ L b l < / U n i t O f M e a s u r e _ L b l > - 
-             < U n i t P r i c e > U n i t P r i c e < / U n i t P r i c e > - 
-             < U n i t P r i c e _ L b l > U n i t P r i c e _ L b l < / U n i t P r i c e _ L b l > - 
-             < U n i t _ L b l > U n i t _ L b l < / U n i t _ L b l > - 
-             < V A T I d e n t i f i e r _ L i n e > V A T I d e n t i f i e r _ L i n e < / V A T I d e n t i f i e r _ L i n e > - 
-             < V A T I d e n t i f i e r _ L i n e _ L b l > V A T I d e n t i f i e r _ L i n e _ L b l < / V A T I d e n t i f i e r _ L i n e _ L b l > - 
-             < V A T P c t _ L i n e > V A T P c t _ L i n e < / V A T P c t _ L i n e > - 
-             < V A T P c t _ L i n e _ L b l > V A T P c t _ L i n e _ L b l < / V A T P c t _ L i n e _ L b l > - 
-             < S h i p m e n t L i n e > - 
-                 < D o c u m e n t N o _ S h i p m e n t L i n e > D o c u m e n t N o _ S h i p m e n t L i n e < / D o c u m e n t N o _ S h i p m e n t L i n e > - 
-                 < P o s t i n g D a t e _ S h i p m e n t L i n e > P o s t i n g D a t e _ S h i p m e n t L i n e < / P o s t i n g D a t e _ S h i p m e n t L i n e > - 
-                 < P o s t i n g D a t e _ S h i p m e n t L i n e _ L b l > P o s t i n g D a t e _ S h i p m e n t L i n e _ L b l < / P o s t i n g D a t e _ S h i p m e n t L i n e _ L b l > - 
-                 < Q u a n t i t y _ S h i p m e n t L i n e > Q u a n t i t y _ S h i p m e n t L i n e < / Q u a n t i t y _ S h i p m e n t L i n e > - 
-                 < Q u a n t i t y _ S h i p m e n t L i n e _ L b l > Q u a n t i t y _ S h i p m e n t L i n e _ L b l < / Q u a n t i t y _ S h i p m e n t L i n e _ L b l > +     < T o o l t i p s > + 
+         < T o o l t i p   c o l u m n = " C o m p a n y H o m e P a g e "   E l e m e n t I d = " 1 9 8 9 1 8 8 7 0 " > + 
+             < T o o l t i p T e x t   l a n g = " e n - U S " > S p e c i f i e s   y o u r   c o m p a n y ' s   w e b   s i t e . < / T o o l t i p T e x t > + 
+         < / T o o l t i p > + 
+         < T o o l t i p   c o l u m n = " C o m p a n y E M a i l "   E l e m e n t I d = " 1 6 7 7 0 7 4 0 5 8 " > + 
+             < T o o l t i p T e x t   l a n g = " e n - U S " > S p e c i f i e s   t h e   c o m p a n y ' s   e m a i l   a d d r e s s . < / T o o l t i p T e x t > + 
+         < / T o o l t i p > + 
+         < T o o l t i p   c o l u m n = " C o m p a n y P i c t u r e "   E l e m e n t I d = " 1 3 9 7 4 1 1 0 7 4 " > + 
+             < T o o l t i p T e x t   l a n g = " e n - U S " > S p e c i f i e s   t h e   p i c t u r e   t h a t   h a s   b e e n   s e t   u p   f o r   t h e   c o m p a n y ,   s u c h   a s   a   c o m p a n y   l o g o . < / T o o l t i p T e x t > + 
+         < / T o o l t i p > + 
+         < T o o l t i p   c o l u m n = " C o m p a n y P h o n e N o "   E l e m e n t I d = " 2 5 0 4 4 0 6 5 5 " > + 
+             < T o o l t i p T e x t   l a n g = " e n - U S " > S p e c i f i e s   t h e   c o m p a n y ' s   t e l e p h o n e   n u m b e r . < / T o o l t i p T e x t > + 
+         < / T o o l t i p > + 
+         < T o o l t i p   c o l u m n = " C o m p a n y G i r o N o "   E l e m e n t I d = " 1 3 6 0 1 9 6 3 2 0 " > + 
+             < T o o l t i p T e x t   l a n g = " e n - U S " > S p e c i f i e s   t h e   c o m p a n y ' s   g i r o   n u m b e r . < / T o o l t i p T e x t > + 
+         < / T o o l t i p > + 
+         < T o o l t i p   c o l u m n = " C o m p a n y B a n k N a m e "   E l e m e n t I d = " 1 5 3 4 9 0 5 6 0 5 " > + 
+             < T o o l t i p T e x t   l a n g = " e n - U S " > S p e c i f i e s   t h e   n a m e   o f   t h e   b a n k   w h e r e   y o u   h a v e   t h e   b a n k   a c c o u n t . < / T o o l t i p T e x t > + 
+         < / T o o l t i p > + 
+         < T o o l t i p   c o l u m n = " C o m p a n y B a n k B r a n c h N o "   E l e m e n t I d = " 7 9 3 1 3 3 0 5 7 " > + 
+             < T o o l t i p T e x t   l a n g = " e n - U S " > S p e c i f i e s   a   n u m b e r   o f   t h e   b a n k   b r a n c h . < / T o o l t i p T e x t > + 
+         < / T o o l t i p > + 
+         < T o o l t i p   c o l u m n = " C o m p a n y B a n k A c c o u n t N o "   E l e m e n t I d = " 3 0 1 4 0 2 0 4 " > + 
+             < T o o l t i p T e x t   l a n g = " e n - U S " > S p e c i f i e s   t h e   n u m b e r   u s e d   b y   t h e   b a n k   f o r   t h e   b a n k   a c c o u n t . < / T o o l t i p T e x t > + 
+         < / T o o l t i p > + 
+         < T o o l t i p   c o l u m n = " C o m p a n y I B A N "   E l e m e n t I d = " 9 0 6 5 4 9 1 8 2 " > + 
+             < T o o l t i p T e x t   l a n g = " e n - U S " > S p e c i f i e s   t h e   b a n k   a c c o u n t ' s   i n t e r n a t i o n a l   b a n k   a c c o u n t   n u m b e r . < / T o o l t i p T e x t > + 
+         < / T o o l t i p > + 
+         < T o o l t i p   c o l u m n = " C o m p a n y S W I F T "   E l e m e n t I d = " 6 6 8 2 5 0 2 4 5 " > + 
+             < T o o l t i p T e x t   l a n g = " e n - U S " > S p e c i f i e s   t h e   i n t e r n a t i o n a l   b a n k   i d e n t i f i e r   c o d e   ( S W I F T )   o f   t h e   b a n k   w h e r e   y o u   h a v e   t h e   a c c o u n t . < / T o o l t i p T e x t > + 
+         < / T o o l t i p > + 
+         < T o o l t i p   c o l u m n = " Y o u r R e f e r e n c e "   E l e m e n t I d = " 1 1 0 3 9 9 5 1 " > + 
+             < T o o l t i p T e x t   l a n g = " e n - U S " > S p e c i f i e s   t h e   c u s t o m e r ' s   r e f e r e n c e .   T h e   c o n t e n t s   w i l l   b e   p r i n t e d   o n   s a l e s   d o c u m e n t s . < / T o o l t i p T e x t > + 
+         < / T o o l t i p > + 
+         < T o o l t i p   c o l u m n = " S h i p m e n t M e t h o d D e s c r i p t i o n "   E l e m e n t I d = " 2 0 5 9 4 0 3 2 6 0 " > + 
+             < T o o l t i p T e x t   l a n g = " e n - U S " > S p e c i f i e s   a   d e s c r i p t i o n   o f   t h e   s h i p m e n t   m e t h o d . < / T o o l t i p T e x t > + 
+         < / T o o l t i p > + 
+         < T o o l t i p   c o l u m n = " S h i p T o P h o n e N o "   E l e m e n t I d = " 3 6 9 7 0 2 2 5 5 " > + 
+             < T o o l t i p T e x t   l a n g = " e n - U S " > S p e c i f i e s   t h e   t e l e p h o n e   n u m b e r   o f   t h e   c o m p a n y ' s   s h i p p i n g   a d d r e s s . < / T o o l t i p T e x t > + 
+         < / T o o l t i p > + 
+         < T o o l t i p   c o l u m n = " S e l l T o C o n t a c t P h o n e N o "   E l e m e n t I d = " 1 6 1 3 8 2 2 4 8 3 " > + 
+             < T o o l t i p T e x t   l a n g = " e n - U S " > S p e c i f i e s   t h e   c o n t a c t ' s   p h o n e   n u m b e r . < / T o o l t i p T e x t > + 
+         < / T o o l t i p > + 
+         < T o o l t i p   c o l u m n = " S e l l T o C o n t a c t M o b i l e P h o n e N o "   E l e m e n t I d = " 1 8 4 3 5 8 7 4 7 " > + 
+             < T o o l t i p T e x t   l a n g = " e n - U S " > S p e c i f i e s   t h e   c o n t a c t ' s   m o b i l e   t e l e p h o n e   n u m b e r . < / T o o l t i p T e x t > + 
+         < / T o o l t i p > + 
+         < T o o l t i p   c o l u m n = " S e l l T o C o n t a c t E m a i l "   E l e m e n t I d = " 2 6 2 8 2 4 5 6 4 " > + 
+             < T o o l t i p T e x t   l a n g = " e n - U S " > S p e c i f i e s   t h e   e m a i l   a d d r e s s   o f   t h e   c o n t a c t . < / T o o l t i p T e x t > + 
+         < / T o o l t i p > + 
+         < T o o l t i p   c o l u m n = " B i l l T o C o n t a c t P h o n e N o "   E l e m e n t I d = " 3 6 2 4 7 7 4 8 8 " > + 
+             < T o o l t i p T e x t   l a n g = " e n - U S " > S p e c i f i e s   t h e   c o n t a c t ' s   p h o n e   n u m b e r . < / T o o l t i p T e x t > + 
+         < / T o o l t i p > + 
+         < T o o l t i p   c o l u m n = " B i l l T o C o n t a c t M o b i l e P h o n e N o "   E l e m e n t I d = " 2 4 8 4 8 8 6 9 6 " > + 
+             < T o o l t i p T e x t   l a n g = " e n - U S " > S p e c i f i e s   t h e   c o n t a c t ' s   m o b i l e   t e l e p h o n e   n u m b e r . < / T o o l t i p T e x t > + 
+         < / T o o l t i p > + 
+         < T o o l t i p   c o l u m n = " B i l l T o C o n t a c t E m a i l "   E l e m e n t I d = " 3 3 5 8 2 7 8 9 5 " > + 
+             < T o o l t i p T e x t   l a n g = " e n - U S " > S p e c i f i e s   t h e   e m a i l   a d d r e s s   o f   t h e   c o n t a c t . < / T o o l t i p T e x t > + 
+         < / T o o l t i p > + 
+         < T o o l t i p   c o l u m n = " P a y m e n t T e r m s D e s c r i p t i o n "   E l e m e n t I d = " 2 0 3 8 7 4 2 7 0 0 " > + 
+             < T o o l t i p T e x t   l a n g = " e n - U S " > S p e c i f i e s   a n   e x p l a n a t i o n   o f   t h e   p a y m e n t   t e r m s . < / T o o l t i p T e x t > + 
+         < / T o o l t i p > + 
+         < T o o l t i p   c o l u m n = " P a y m e n t M e t h o d D e s c r i p t i o n "   E l e m e n t I d = " 5 8 5 7 5 7 9 7 4 " > + 
+             < T o o l t i p T e x t   l a n g = " e n - U S " > S p e c i f i e s   a   t e x t   t h a t   d e s c r i b e s   t h e   p a y m e n t   m e t h o d . < / T o o l t i p T e x t > + 
+         < / T o o l t i p > + 
+         < T o o l t i p   c o l u m n = " B i l l t o C u s t u m e r N o "   E l e m e n t I d = " 2 8 0 4 7 3 0 5 8 " > + 
+             < T o o l t i p T e x t   l a n g = " e n - U S " > S p e c i f i e s   t h e   n u m b e r   o f   t h e   c u s t o m e r   t h a t   y o u   s e n d   o r   s e n t   t h e   i n v o i c e   t o . < / T o o l t i p T e x t > + 
+         < / T o o l t i p > + 
+         < T o o l t i p   c o l u m n = " D o c u m e n t N o "   E l e m e n t I d = " 9 7 0 3 5 0 5 3 9 " > + 
+             < T o o l t i p T e x t   l a n g = " e n - U S " > S p e c i f i e s   t h e   p o s t e d   s a l e s   i n v o i c e   n u m b e r .   E a c h   p o s t e d   s a l e s   i n v o i c e   g e t s   a   u n i q u e   n u m b e r .   T y p i c a l l y ,   t h e   n u m b e r   i s   g e n e r a t e d   b a s e d   o n   a   n u m b e r   s e r i e s . < / T o o l t i p T e x t > + 
+         < / T o o l t i p > + 
+         < T o o l t i p   c o l u m n = " O r d e r N o "   E l e m e n t I d = " 1 4 6 6 4 7 3 8 8 6 " > + 
+             < T o o l t i p T e x t   l a n g = " e n - U S " > S p e c i f i e s   t h e   n u m b e r   o f   t h e   r e l a t e d   o r d e r . < / T o o l t i p T e x t > + 
+         < / T o o l t i p > + 
+         < T o o l t i p   c o l u m n = " S a l e s P e r s o n N a m e "   E l e m e n t I d = " 8 7 1 4 9 2 9 8 3 " > + 
+             < T o o l t i p T e x t   l a n g = " e n - U S " > S p e c i f i e s   t h e   n a m e   o f   t h e   s a l e s p e r s o n   o r   p u r c h a s e r . < / T o o l t i p T e x t > + 
+         < / T o o l t i p > + 
+         < T o o l t i p   c o l u m n = " S e l l t o C u s t o m e r N o "   E l e m e n t I d = " 2 0 5 0 6 4 7 3 4 9 " > + 
+             < T o o l t i p T e x t   l a n g = " e n - U S " > S p e c i f i e s   t h e   n u m b e r   o f   t h e   c u s t o m e r   t h a t   y o u   s h i p p e d   t h e   i t e m s   o n   t h e   i n v o i c e   t o . < / T o o l t i p T e x t > + 
+         < / T o o l t i p > + 
+         < T o o l t i p   c o l u m n = " P a c k a g e T r a c k i n g N o "   E l e m e n t I d = " 1 2 4 4 8 2 6 1 5 9 " > + 
+             < T o o l t i p T e x t   l a n g = " e n - U S " > S p e c i f i e s   t h e   s h i p p i n g   a g e n t ' s   p a c k a g e   n u m b e r . < / T o o l t i p T e x t > + 
+         < / T o o l t i p > + 
+         < T o o l t i p   c o l u m n = " S h i p p i n g A g e n t C o d e "   E l e m e n t I d = " 1 6 7 0 1 5 5 2 6 9 " > + 
+             < T o o l t i p T e x t   l a n g = " e n - U S " > S p e c i f i e s   w h i c h   s h i p p i n g   a g e n t   i s   u s e d   t o   t r a n s p o r t   t h e   i t e m s   o n   t h e   s a l e s   d o c u m e n t   t o   t h e   c u s t o m e r . < / T o o l t i p T e x t > + 
+         < / T o o l t i p > + 
+         < T o o l t i p   c o l u m n = " E x t e r n a l D o c u m e n t N o "   E l e m e n t I d = " 7 3 3 9 5 3 9 6 6 " > + 
+             < T o o l t i p T e x t   l a n g = " e n - U S " > S p e c i f i e s   t h e   e x t e r n a l   d o c u m e n t   n u m b e r   t h a t   i s   e n t e r e d   o n   t h e   s a l e s   h e a d e r   t h a t   t h i s   l i n e   w a s   p o s t e d   f r o m . < / T o o l t i p T e x t > + 
+         < / T o o l t i p > + 
+         < T o o l t i p   c o l u m n = " A m o u n t E x c l u d i n g V A T _ L i n e "   E l e m e n t I d = " 1 0 6 2 4 6 0 0 4 0 " > + 
+             < T o o l t i p T e x t   l a n g = " e n - U S " > S p e c i f i e s   t h e   l i n e ' s   n e t   a m o u n t . < / T o o l t i p T e x t > + 
+         < / T o o l t i p > + 
+         < T o o l t i p   c o l u m n = " A m o u n t I n c l u d i n g V A T _ L i n e "   E l e m e n t I d = " 7 7 0 9 2 8 4 0 2 " > + 
+             < T o o l t i p T e x t   l a n g = " e n - U S " > S p e c i f i e s   t h e   n e t   a m o u n t ,   i n c l u d i n g   V A T ,   f o r   t h i s   l i n e . < / T o o l t i p T e x t > + 
+         < / T o o l t i p > + 
+         < T o o l t i p   c o l u m n = " D e s c r i p t i o n _ L i n e "   E l e m e n t I d = " 1 4 0 6 8 2 2 3 1 0 " > + 
+             < T o o l t i p T e x t   l a n g = " e n - U S " > S p e c i f i e s   t h e   n a m e   o f   t h e   i t e m   o r   g e n e r a l   l e d g e r   a c c o u n t ,   o r   s o m e   d e s c r i p t i v e   t e x t . < / T o o l t i p T e x t > + 
+         < / T o o l t i p > + 
+         < T o o l t i p   c o l u m n = " L i n e D i s c o u n t P e r c e n t _ L i n e "   E l e m e n t I d = " 9 0 7 8 2 7 4 3 6 " > + 
+             < T o o l t i p T e x t   l a n g = " e n - U S " > S p e c i f i e s   t h e   d i s c o u n t   p e r c e n t a g e   t h a t   i s   g r a n t e d   f o r   t h e   i t e m   o n   t h e   l i n e . < / T o o l t i p T e x t > + 
+         < / T o o l t i p > + 
+         < T o o l t i p   c o l u m n = " I t e m N o _ L i n e "   E l e m e n t I d = " 1 9 1 0 2 9 6 2 8 8 " > + 
+             < T o o l t i p T e x t   l a n g = " e n - U S " > S p e c i f i e s   t h e   n u m b e r   o f   t h e   i n v o l v e d   e n t r y   o r   r e c o r d ,   a c c o r d i n g   t o   t h e   s p e c i f i e d   n u m b e r   s e r i e s . < / T o o l t i p T e x t > + 
+         < / T o o l t i p > + 
+         < T o o l t i p   c o l u m n = " I t e m R e f e r e n c e N o _ L i n e "   E l e m e n t I d = " 9 2 7 2 3 5 7 " > + 
+             < T o o l t i p T e x t   l a n g = " e n - U S " > S p e c i f i e s   t h e   r e f e r e n c e d   i t e m   n u m b e r . < / T o o l t i p T e x t > + 
+         < / T o o l t i p > + 
+         < T o o l t i p   c o l u m n = " U n i t O f M e a s u r e "   E l e m e n t I d = " 1 8 0 8 2 2 8 0 1 8 " > + 
+             < T o o l t i p T e x t   l a n g = " e n - U S " > S p e c i f i e s   t h e   n a m e   o f   t h e   i t e m   o r   r e s o u r c e ' s   u n i t   o f   m e a s u r e ,   s u c h   a s   p i e c e   o r   h o u r . < / T o o l t i p T e x t > + 
+         < / T o o l t i p > + 
+         < T o o l t i p   c o l u m n = " L i n e N o _ A s s e m b l y L i n e "   E l e m e n t I d = " 6 4 0 5 8 3 8 9 1 " > + 
+             < T o o l t i p T e x t   l a n g = " e n - U S " > S p e c i f i e s   t h e   n u m b e r   o f   t h e   i n v o l v e d   e n t r y   o r   r e c o r d ,   a c c o r d i n g   t o   t h e   s p e c i f i e d   n u m b e r   s e r i e s . < / T o o l t i p T e x t > + 
+         < / T o o l t i p > + 
+         < T o o l t i p   c o l u m n = " D e s c r i p t i o n _ A s s e m b l y L i n e "   E l e m e n t I d = " 2 8 0 7 4 3 7 9 6 " > + 
+             < T o o l t i p T e x t   l a n g = " e n - U S " > S p e c i f i e s   t h e   d e s c r i p t i o n   o f   t h e   a s s e m b l y   c o m p o n e n t   o n   t h e   p o s t e d   a s s e m b l y   l i n e . < / T o o l t i p T e x t > + 
+         < / T o o l t i p > + 
+         < T o o l t i p   c o l u m n = " Q u a n t i t y _ A s s e m b l y L i n e "   E l e m e n t I d = " 1 9 5 7 6 4 8 2 3 1 " > + 
+             < T o o l t i p T e x t   l a n g = " e n - U S " > S p e c i f i e s   h o w   m a n y   u n i t s   o f   t h e   a s s e m b l y   c o m p o n e n t   w e r e   p o s t e d   a s   c o n s u m e d   b y   t h e   p o s t e d   a s s e m b l y   o r d e r   l i n e . < / T o o l t i p T e x t > + 
+         < / T o o l t i p > + 
+         < T o o l t i p   c o l u m n = " V a r i a n t C o d e _ A s s e m b l y L i n e "   E l e m e n t I d = " 1 8 6 9 4 0 7 6 7 2 " > + 
+             < T o o l t i p T e x t   l a n g = " e n - U S " > S p e c i f i e s   t h e   v a r i a n t   o f   t h e   i t e m   o n   t h e   l i n e . < / T o o l t i p T e x t > + 
+         < / T o o l t i p > + 
+         < T o o l t i p   c o l u m n = " I n v o i c e D i s c o u n t A m o u n t _ V A T A m o u n t L i n e "   E l e m e n t I d = " 8 2 4 7 3 0 1 4 1 " > + 
+             < T o o l t i p T e x t   l a n g = " e n - U S " > S p e c i f i e s   t h e   i n v o i c e   d i s c o u n t   a m o u n t   f o r   a   s p e c i f i c   V A T   i d e n t i f i e r . < / T o o l t i p T e x t > + 
+         < / T o o l t i p > + 
+         < T o o l t i p   c o l u m n = " I n v o i c e D i s c o u n t B a s e A m o u n t _ V A T A m o u n t L i n e "   E l e m e n t I d = " 2 0 4 0 3 3 2 2 6 6 " > + 
+             < T o o l t i p T e x t   l a n g = " e n - U S " > S p e c i f i e s   t h e   i n v o i c e   d i s c o u n t   b a s e   a m o u n t . < / T o o l t i p T e x t > + 
+         < / T o o l t i p > + 
+         < T o o l t i p   c o l u m n = " L i n e A m o u n t _ V a t A m o u n t L i n e "   E l e m e n t I d = " 2 1 4 6 5 4 0 1 " > + 
+             < T o o l t i p T e x t   l a n g = " e n - U S " > S p e c i f i e s   t h e   t o t a l   a m o u n t   f o r   s a l e s   o r   p u r c h a s e   l i n e s   w i t h   a   s p e c i f i c   V A T   i d e n t i f i e r . < / T o o l t i p T e x t > + 
+         < / T o o l t i p > + 
+         < T o o l t i p   c o l u m n = " V A T A m o u n t _ V a t A m o u n t L i n e "   E l e m e n t I d = " 1 8 9 1 8 2 0 6 2 0 " > + 
+             < T o o l t i p T e x t   l a n g = " e n - U S " > S p e c i f i e s   t h e   a m o u n t   o f   V A T   t h a t   i s   i n c l u d e d   i n   t h e   t o t a l   a m o u n t . < / T o o l t i p T e x t > + 
+         < / T o o l t i p > + 
+         < T o o l t i p   c o l u m n = " V A T B a s e _ V a t A m o u n t L i n e "   E l e m e n t I d = " 1 4 5 8 9 3 7 8 1 9 " > + 
+             < T o o l t i p T e x t   l a n g = " e n - U S " > S p e c i f i e s   t h e   t o t a l   n e t   a m o u n t   ( a m o u n t   e x c l u d i n g   V A T )   f o r   s a l e s   o r   p u r c h a s e   l i n e s   w i t h   a   s p e c i f i c   V A T   I d e n t i f i e r . < / T o o l t i p T e x t > + 
+         < / T o o l t i p > + 
+         < T o o l t i p   c o l u m n = " V A T I d e n t i f i e r _ V a t A m o u n t L i n e "   E l e m e n t I d = " 1 1 4 2 0 7 0 0 3 5 " > + 
+             < T o o l t i p T e x t   l a n g = " e n - U S " > S p e c i f i e s   t h e   V A T   I d e n t i f i e r   v a l u e . < / T o o l t i p T e x t > + 
+         < / T o o l t i p > + 
+         < T o o l t i p   c o l u m n = " V A T P c t _ V a t A m o u n t L i n e "   E l e m e n t I d = " 1 4 5 3 5 4 2 7 7 7 " > + 
+             < T o o l t i p T e x t   l a n g = " e n - U S " > S p e c i f i e s   t h e   V A T   %   t h a t   w a s   u s e d   o n   t h e   s a l e s   o r   p u r c h a s e   l i n e s   w i t h   t h i s   V A T   I d e n t i f i e r . < / T o o l t i p T e x t > + 
+         < / T o o l t i p > + 
+         < T o o l t i p   c o l u m n = " V A T I d e n t i f i e r _ V A T C l a u s e L i n e "   E l e m e n t I d = " 1 4 6 4 4 7 2 4 7 8 " > + 
+             < T o o l t i p T e x t   l a n g = " e n - U S " > S p e c i f i e s   t h e   V A T   I d e n t i f i e r   v a l u e . < / T o o l t i p T e x t > + 
+         < / T o o l t i p > + 
+         < T o o l t i p   c o l u m n = " C o d e _ V A T C l a u s e L i n e "   E l e m e n t I d = " 1 8 2 4 5 8 9 8 4 7 " > + 
+             < T o o l t i p T e x t   l a n g = " e n - U S " > S p e c i f i e s   t h e   c o d e   f o r   a   V A T   c l a u s e ,   w h i c h   i s   u s e d   t o   p r o v i d e   a   V A T   d e s c r i p t i o n   a s s o c i a t e d   w i t h   a   s a l e s   l i n e   o n   a   s a l e s   i n v o i c e ,   c r e d i t   m e m o ,   o r   o t h e r   s a l e s   d o c u m e n t . < / T o o l t i p T e x t > + 
+         < / T o o l t i p > + 
+         < T o o l t i p   c o l u m n = " D e s c r i p t i o n 2 _ V A T C l a u s e L i n e "   E l e m e n t I d = " 1 3 7 9 6 6 7 4 7 0 " > + 
+             < T o o l t i p T e x t   l a n g = " e n - U S " > S p e c i f i e s   a n   a d d i t i o n a l   d e s c r i p t i o n   o f   a   V A T   c l a u s e . < / T o o l t i p T e x t > + 
+         < / T o o l t i p > + 
+         < T o o l t i p   c o l u m n = " V A T A m o u n t _ V A T C l a u s e L i n e "   E l e m e n t I d = " 2 2 2 4 6 9 0 5 9 " > + 
+             < T o o l t i p T e x t   l a n g = " e n - U S " > S p e c i f i e s   t h e   a m o u n t   o f   V A T   t h a t   i s   i n c l u d e d   i n   t h e   t o t a l   a m o u n t . < / T o o l t i p T e x t > + 
+         < / T o o l t i p > + 
+         < T o o l t i p   c o l u m n = " L e f t H e a d e r N a m e "   E l e m e n t I d = " 4 3 7 4 2 2 1 8 2 " > + 
+             < T o o l t i p T e x t   l a n g = " e n - U S " > S p e c i f i e s   t h e   n a m e . < / T o o l t i p T e x t > + 
+         < / T o o l t i p > + 
+         < T o o l t i p   c o l u m n = " L e f t H e a d e r V a l u e "   E l e m e n t I d = " 2 4 2 1 2 6 3 1 0 " > + 
+             < T o o l t i p T e x t   l a n g = " e n - U S " > S p e c i f i e s   t h e   v a l u e . < / T o o l t i p T e x t > + 
+         < / T o o l t i p > + 
+         < T o o l t i p   c o l u m n = " R i g h t H e a d e r N a m e "   E l e m e n t I d = " 8 9 8 2 8 7 5 7 " > + 
+             < T o o l t i p T e x t   l a n g = " e n - U S " > S p e c i f i e s   t h e   n a m e . < / T o o l t i p T e x t > + 
+         < / T o o l t i p > + 
+         < T o o l t i p   c o l u m n = " R i g h t H e a d e r V a l u e "   E l e m e n t I d = " 7 0 6 9 3 8 5 5 9 " > + 
+             < T o o l t i p T e x t   l a n g = " e n - U S " > S p e c i f i e s   t h e   v a l u e . < / T o o l t i p T e x t > + 
+         < / T o o l t i p > + 
+     < / T o o l t i p s > + 
+     < H e a d e r   E l e m e n t T y p e = " D a t a I t e m "   E l e m e n t I d = " 1 2 4 0 3 7 3 8 8 6 " > + 
+         < B i l l e d T o _ L b l   E l e m e n t T y p e = " C o l u m n "   E l e m e n t I d = " 1 7 4 5 4 4 9 0 7 9 "   D a t a T y p e = " L a b e l " > B i l l e d T o _ L b l < / B i l l e d T o _ L b l > + 
+         < B i l l T o C o n t a c t E m a i l   E l e m e n t T y p e = " C o l u m n "   E l e m e n t I d = " 3 3 5 8 2 7 8 9 5 "   D a t a T y p e = " T e x t " > B i l l T o C o n t a c t E m a i l < / B i l l T o C o n t a c t E m a i l > + 
+         < B i l l T o C o n t a c t E m a i l L b l   E l e m e n t T y p e = " C o l u m n "   E l e m e n t I d = " 2 9 6 4 7 8 3 6 5 "   D a t a T y p e = " L a b e l " > B i l l T o C o n t a c t E m a i l L b l < / B i l l T o C o n t a c t E m a i l L b l > + 
+         < B i l l T o C o n t a c t M o b i l e P h o n e N o   E l e m e n t T y p e = " C o l u m n "   E l e m e n t I d = " 2 4 8 4 8 8 6 9 6 "   D a t a T y p e = " T e x t " > B i l l T o C o n t a c t M o b i l e P h o n e N o < / B i l l T o C o n t a c t M o b i l e P h o n e N o > + 
+         < B i l l T o C o n t a c t M o b i l e P h o n e N o L b l   E l e m e n t T y p e = " C o l u m n "   E l e m e n t I d = " 2 7 6 3 1 1 3 3 8 "   D a t a T y p e = " L a b e l " > B i l l T o C o n t a c t M o b i l e P h o n e N o L b l < / B i l l T o C o n t a c t M o b i l e P h o n e N o L b l > + 
+         < B i l l T o C o n t a c t P h o n e N o   E l e m e n t T y p e = " C o l u m n "   E l e m e n t I d = " 3 6 2 4 7 7 4 8 8 "   D a t a T y p e = " T e x t " > B i l l T o C o n t a c t P h o n e N o < / B i l l T o C o n t a c t P h o n e N o > + 
+         < B i l l T o C o n t a c t P h o n e N o L b l   E l e m e n t T y p e = " C o l u m n "   E l e m e n t I d = " 2 1 2 3 3 4 5 9 6 6 "   D a t a T y p e = " L a b e l " > B i l l T o C o n t a c t P h o n e N o L b l < / B i l l T o C o n t a c t P h o n e N o L b l > + 
+         < B i l l t o C u s t o m e r N o _ L b l   E l e m e n t T y p e = " C o l u m n "   E l e m e n t I d = " 3 6 9 3 0 7 8 1 3 "   D a t a T y p e = " S t r i n g " > B i l l t o C u s t o m e r N o _ L b l < / B i l l t o C u s t o m e r N o _ L b l > + 
+         < B i l l t o C u s t u m e r N o   E l e m e n t T y p e = " C o l u m n "   E l e m e n t I d = " 2 8 0 4 7 3 0 5 8 "   D a t a T y p e = " C o d e " > B i l l t o C u s t u m e r N o < / B i l l t o C u s t u m e r N o > + 
+         < C h e c k s P a y a b l e _ L b l   E l e m e n t T y p e = " C o l u m n "   E l e m e n t I d = " 1 0 5 3 1 5 6 0 6 5 "   D a t a T y p e = " T e x t " > C h e c k s P a y a b l e _ L b l < / C h e c k s P a y a b l e _ L b l > + 
+         < C o m p a n y A d d r e s s 1   E l e m e n t T y p e = " C o l u m n "   E l e m e n t I d = " 1 8 8 4 1 6 4 3 2 3 "   D a t a T y p e = " T e x t " > C o m p a n y A d d r e s s 1 < / C o m p a n y A d d r e s s 1 > + 
+         < C o m p a n y A d d r e s s 2   E l e m e n t T y p e = " C o l u m n "   E l e m e n t I d = " 1 2 4 6 4 6 7 7 0 6 "   D a t a T y p e = " T e x t " > C o m p a n y A d d r e s s 2 < / C o m p a n y A d d r e s s 2 > + 
+         < C o m p a n y A d d r e s s 3   E l e m e n t T y p e = " C o l u m n "   E l e m e n t I d = " 6 0 8 7 7 1 0 8 9 "   D a t a T y p e = " T e x t " > C o m p a n y A d d r e s s 3 < / C o m p a n y A d d r e s s 3 > + 
+         < C o m p a n y A d d r e s s 4   E l e m e n t T y p e = " C o l u m n "   E l e m e n t I d = " 7 7 7 6 8 0 1 1 2 "   D a t a T y p e = " T e x t " > C o m p a n y A d d r e s s 4 < / C o m p a n y A d d r e s s 4 > + 
+         < C o m p a n y A d d r e s s 5   E l e m e n t T y p e = " C o l u m n "   E l e m e n t I d = " 1 3 9 9 8 3 4 9 5 "   D a t a T y p e = " T e x t " > C o m p a n y A d d r e s s 5 < / C o m p a n y A d d r e s s 5 > + 
+         < C o m p a n y A d d r e s s 6   E l e m e n t T y p e = " C o l u m n "   E l e m e n t I d = " 4 9 7 7 1 3 1 2 2 "   D a t a T y p e = " T e x t " > C o m p a n y A d d r e s s 6 < / C o m p a n y A d d r e s s 6 > + 
+         < C o m p a n y A d d r e s s 7   E l e m e n t T y p e = " C o l u m n "   E l e m e n t I d = " 1 1 3 5 4 0 9 7 3 9 "   D a t a T y p e = " T e x t " > C o m p a n y A d d r e s s 7 < / C o m p a n y A d d r e s s 7 > + 
+         < C o m p a n y A d d r e s s 8   E l e m e n t T y p e = " C o l u m n "   E l e m e n t I d = " 1 7 1 5 2 5 5 3 0 0 "   D a t a T y p e = " T e x t " > C o m p a n y A d d r e s s 8 < / C o m p a n y A d d r e s s 8 > + 
+         < C o m p a n y B a n k A c c o u n t N o   E l e m e n t T y p e = " C o l u m n "   E l e m e n t I d = " 3 0 1 4 0 2 0 4 "   D a t a T y p e = " T e x t " > C o m p a n y B a n k A c c o u n t N o < / C o m p a n y B a n k A c c o u n t N o > + 
+         < C o m p a n y B a n k A c c o u n t N o _ L b l   E l e m e n t T y p e = " C o l u m n "   E l e m e n t I d = " 1 0 9 7 7 4 3 3 4 5 "   D a t a T y p e = " L a b e l " > C o m p a n y B a n k A c c o u n t N o _ L b l < / C o m p a n y B a n k A c c o u n t N o _ L b l > + 
+         < C o m p a n y B a n k B r a n c h N o   E l e m e n t T y p e = " C o l u m n "   E l e m e n t I d = " 7 9 3 1 3 3 0 5 7 "   D a t a T y p e = " T e x t " > C o m p a n y B a n k B r a n c h N o < / C o m p a n y B a n k B r a n c h N o > + 
+         < C o m p a n y B a n k B r a n c h N o _ L b l   E l e m e n t T y p e = " C o l u m n "   E l e m e n t I d = " 3 2 7 9 0 6 6 9 2 "   D a t a T y p e = " S t r i n g " > C o m p a n y B a n k B r a n c h N o _ L b l < / C o m p a n y B a n k B r a n c h N o _ L b l > + 
+         < C o m p a n y B a n k N a m e   E l e m e n t T y p e = " C o l u m n "   E l e m e n t I d = " 1 5 3 4 9 0 5 6 0 5 "   D a t a T y p e = " T e x t " > C o m p a n y B a n k N a m e < / C o m p a n y B a n k N a m e > + 
+         < C o m p a n y B a n k N a m e _ L b l   E l e m e n t T y p e = " C o l u m n "   E l e m e n t I d = " 1 2 0 4 3 0 7 0 1 4 "   D a t a T y p e = " L a b e l " > C o m p a n y B a n k N a m e _ L b l < / C o m p a n y B a n k N a m e _ L b l > + 
+         < C o m p a n y C u s t o m G i r o   E l e m e n t T y p e = " C o l u m n "   E l e m e n t I d = " 1 6 7 0 4 7 5 7 9 8 "   D a t a T y p e = " T e x t " > C o m p a n y C u s t o m G i r o < / C o m p a n y C u s t o m G i r o > + 
+         < C o m p a n y C u s t o m G i r o _ L b l   E l e m e n t T y p e = " C o l u m n "   E l e m e n t I d = " 8 9 1 4 3 9 6 2 5 "   D a t a T y p e = " T e x t " > C o m p a n y C u s t o m G i r o _ L b l < / C o m p a n y C u s t o m G i r o _ L b l > + 
+         < C o m p a n y E M a i l   E l e m e n t T y p e = " C o l u m n "   E l e m e n t I d = " 1 6 7 7 0 7 4 0 5 8 "   D a t a T y p e = " T e x t " > C o m p a n y E M a i l < / C o m p a n y E M a i l > + 
+         < C o m p a n y G i r o N o   E l e m e n t T y p e = " C o l u m n "   E l e m e n t I d = " 1 3 6 0 1 9 6 3 2 0 "   D a t a T y p e = " T e x t " > C o m p a n y G i r o N o < / C o m p a n y G i r o N o > + 
+         < C o m p a n y G i r o N o _ L b l   E l e m e n t T y p e = " C o l u m n "   E l e m e n t I d = " 8 6 1 6 0 2 1 1 5 "   D a t a T y p e = " L a b e l " > C o m p a n y G i r o N o _ L b l < / C o m p a n y G i r o N o _ L b l > + 
+         < C o m p a n y H o m e P a g e   E l e m e n t T y p e = " C o l u m n "   E l e m e n t I d = " 1 9 8 9 1 8 8 7 0 "   D a t a T y p e = " T e x t " > C o m p a n y H o m e P a g e < / C o m p a n y H o m e P a g e > + 
+         < C o m p a n y I B A N   E l e m e n t T y p e = " C o l u m n "   E l e m e n t I d = " 9 0 6 5 4 9 1 8 2 "   D a t a T y p e = " C o d e " > C o m p a n y I B A N < / C o m p a n y I B A N > + 
+         < C o m p a n y I B A N _ L b l   E l e m e n t T y p e = " C o l u m n "   E l e m e n t I d = " 1 2 6 7 9 5 2 2 2 7 "   D a t a T y p e = " S t r i n g " > C o m p a n y I B A N _ L b l < / C o m p a n y I B A N _ L b l > + 
+         < C o m p a n y L e g a l O f f i c e   E l e m e n t T y p e = " C o l u m n "   E l e m e n t I d = " 7 1 4 2 5 8 1 1 1 "   D a t a T y p e = " T e x t " > C o m p a n y L e g a l O f f i c e < / C o m p a n y L e g a l O f f i c e > + 
+         < C o m p a n y L e g a l O f f i c e _ L b l   E l e m e n t T y p e = " C o l u m n "   E l e m e n t I d = " 1 5 3 3 1 7 5 1 0 8 "   D a t a T y p e = " T e x t " > C o m p a n y L e g a l O f f i c e _ L b l < / C o m p a n y L e g a l O f f i c e _ L b l > + 
+         < C o m p a n y L e g a l S t a t e m e n t   E l e m e n t T y p e = " C o l u m n "   E l e m e n t I d = " 4 4 8 3 5 8 8 7 6 "   D a t a T y p e = " T e x t " > C o m p a n y L e g a l S t a t e m e n t < / C o m p a n y L e g a l S t a t e m e n t > + 
+         < C o m p a n y L o g o P o s i t i o n   E l e m e n t T y p e = " C o l u m n "   E l e m e n t I d = " 1 4 2 5 2 6 6 6 8 8 "   D a t a T y p e = " I n t e g e r " > C o m p a n y L o g o P o s i t i o n < / C o m p a n y L o g o P o s i t i o n > + 
+         < C o m p a n y P h o n e N o   E l e m e n t T y p e = " C o l u m n "   E l e m e n t I d = " 2 5 0 4 4 0 6 5 5 "   D a t a T y p e = " T e x t " > C o m p a n y P h o n e N o < / C o m p a n y P h o n e N o > + 
+         < C o m p a n y P h o n e N o _ L b l   E l e m e n t T y p e = " C o l u m n "   E l e m e n t I d = " 5 5 8 5 9 3 5 8 6 "   D a t a T y p e = " L a b e l " > C o m p a n y P h o n e N o _ L b l < / C o m p a n y P h o n e N o _ L b l > + 
+         < C o m p a n y P i c t u r e   E l e m e n t T y p e = " C o l u m n "   E l e m e n t I d = " 1 3 9 7 4 1 1 0 7 4 "   D a t a T y p e = " B l o b " / > + 
+         < C o m p a n y R e g i s t r a t i o n N u m b e r   E l e m e n t T y p e = " C o l u m n "   E l e m e n t I d = " 2 0 2 3 6 3 9 4 2 4 "   D a t a T y p e = " T e x t " > C o m p a n y R e g i s t r a t i o n N u m b e r < / C o m p a n y R e g i s t r a t i o n N u m b e r > + 
+         < C o m p a n y R e g i s t r a t i o n N u m b e r _ L b l   E l e m e n t T y p e = " C o l u m n "   E l e m e n t I d = " 1 8 3 3 1 0 6 6 5 3 "   D a t a T y p e = " T e x t " > C o m p a n y R e g i s t r a t i o n N u m b e r _ L b l < / C o m p a n y R e g i s t r a t i o n N u m b e r _ L b l > + 
+         < C o m p a n y S W I F T   E l e m e n t T y p e = " C o l u m n "   E l e m e n t I d = " 6 6 8 2 5 0 2 4 5 "   D a t a T y p e = " C o d e " > C o m p a n y S W I F T < / C o m p a n y S W I F T > + 
+         < C o m p a n y S W I F T _ L b l   E l e m e n t T y p e = " C o l u m n "   E l e m e n t I d = " 2 0 2 9 5 9 7 3 8 4 "   D a t a T y p e = " S t r i n g " > C o m p a n y S W I F T _ L b l < / C o m p a n y S W I F T _ L b l > + 
+         < C o m p a n y V A T R e g i s t r a t i o n N o   E l e m e n t T y p e = " C o l u m n "   E l e m e n t I d = " 1 9 1 4 0 1 3 6 4 9 "   D a t a T y p e = " T e x t " > C o m p a n y V A T R e g i s t r a t i o n N o < / C o m p a n y V A T R e g i s t r a t i o n N o > + 
+         < C o m p a n y V A T R e g i s t r a t i o n N o _ L b l   E l e m e n t T y p e = " C o l u m n "   E l e m e n t I d = " 9 2 4 5 0 3 1 2 4 "   D a t a T y p e = " T e x t " > C o m p a n y V A T R e g i s t r a t i o n N o _ L b l < / C o m p a n y V A T R e g i s t r a t i o n N o _ L b l > + 
+         < C o m p a n y V A T R e g N o   E l e m e n t T y p e = " C o l u m n "   E l e m e n t I d = " 1 7 1 4 3 1 9 3 6 "   D a t a T y p e = " T e x t " > C o m p a n y V A T R e g N o < / C o m p a n y V A T R e g N o > + 
+         < C o m p a n y V A T R e g N o _ L b l   E l e m e n t T y p e = " C o l u m n "   E l e m e n t I d = " 7 7 3 2 0 1 5 0 1 "   D a t a T y p e = " T e x t " > C o m p a n y V A T R e g N o _ L b l < / C o m p a n y V A T R e g N o _ L b l > + 
+         < C o n t a c t _ L b l   E l e m e n t T y p e = " C o l u m n "   E l e m e n t I d = " 1 1 5 5 0 9 4 7 5 2 "   D a t a T y p e = " T e x t " > C o n t a c t _ L b l < / C o n t a c t _ L b l > + 
+         < C o p y _ L b l   E l e m e n t T y p e = " C o l u m n "   E l e m e n t I d = " 6 0 4 7 8 2 7 8 1 "   D a t a T y p e = " L a b e l " > C o p y _ L b l < / C o p y _ L b l > + 
+         < C u s t o m e r A d d r e s s 1   E l e m e n t T y p e = " C o l u m n "   E l e m e n t I d = " 1 8 0 1 9 6 6 4 5 4 "   D a t a T y p e = " T e x t " > C u s t o m e r A d d r e s s 1 < / C u s t o m e r A d d r e s s 1 > + 
+         < C u s t o m e r A d d r e s s 2   E l e m e n t T y p e = " C o l u m n "   E l e m e n t I d = " 1 1 6 4 2 6 9 8 3 7 "   D a t a T y p e = " T e x t " > C u s t o m e r A d d r e s s 2 < / C u s t o m e r A d d r e s s 2 > + 
+         < C u s t o m e r A d d r e s s 3   E l e m e n t T y p e = " C o l u m n "   E l e m e n t I d = " 5 2 6 5 7 3 2 2 0 "   D a t a T y p e = " T e x t " > C u s t o m e r A d d r e s s 3 < / C u s t o m e r A d d r e s s 3 > + 
+         < C u s t o m e r A d d r e s s 4   E l e m e n t T y p e = " C o l u m n "   E l e m e n t I d = " 1 1 1 1 2 3 3 9 7 "   D a t a T y p e = " T e x t " > C u s t o m e r A d d r e s s 4 < / C u s t o m e r A d d r e s s 4 > + 
+         < C u s t o m e r A d d r e s s 5   E l e m e n t T y p e = " C o l u m n "   E l e m e n t I d = " 7 4 8 8 2 0 0 1 4 "   D a t a T y p e = " T e x t " > C u s t o m e r A d d r e s s 5 < / C u s t o m e r A d d r e s s 5 > + 
+         < C u s t o m e r A d d r e s s 6   E l e m e n t T y p e = " C o l u m n "   E l e m e n t I d = " 1 3 8 6 5 1 6 6 3 1 "   D a t a T y p e = " T e x t " > C u s t o m e r A d d r e s s 6 < / C u s t o m e r A d d r e s s 6 > + 
+         < C u s t o m e r A d d r e s s 7   E l e m e n t T y p e = " C o l u m n "   E l e m e n t I d = " 2 0 2 4 2 1 3 2 4 8 "   D a t a T y p e = " T e x t " > C u s t o m e r A d d r e s s 7 < / C u s t o m e r A d d r e s s 7 > + 
+         < C u s t o m e r A d d r e s s 8   E l e m e n t T y p e = " C o l u m n "   E l e m e n t I d = " 1 0 4 8 6 9 8 5 8 5 "   D a t a T y p e = " T e x t " > C u s t o m e r A d d r e s s 8 < / C u s t o m e r A d d r e s s 8 > + 
+         < C u s t o m e r P o s t a l B a r C o d e   E l e m e n t T y p e = " C o l u m n "   E l e m e n t I d = " 3 9 8 5 8 0 6 8 8 "   D a t a T y p e = " T e x t " > C u s t o m e r P o s t a l B a r C o d e < / C u s t o m e r P o s t a l B a r C o d e > + 
+         < D i s p l a y A d d i t i o n a l F e e N o t e   E l e m e n t T y p e = " C o l u m n "   E l e m e n t I d = " 1 9 3 1 7 6 6 6 8 8 "   D a t a T y p e = " B o o l e a n " > D i s p l a y A d d i t i o n a l F e e N o t e < / D i s p l a y A d d i t i o n a l F e e N o t e > + 
+         < D o c u m e n t D a t e   E l e m e n t T y p e = " C o l u m n "   E l e m e n t I d = " 5 5 2 8 7 1 9 1 4 "   D a t a T y p e = " S t r i n g " > D o c u m e n t D a t e < / D o c u m e n t D a t e > + 
+         < D o c u m e n t D a t e _ L b l   E l e m e n t T y p e = " C o l u m n "   E l e m e n t I d = " 1 0 2 6 4 9 4 8 3 "   D a t a T y p e = " S t r i n g " > D o c u m e n t D a t e _ L b l < / D o c u m e n t D a t e _ L b l > + 
+         < D o c u m e n t N o   E l e m e n t T y p e = " C o l u m n "   E l e m e n t I d = " 9 7 0 3 5 0 5 3 9 "   D a t a T y p e = " C o d e " > D o c u m e n t N o < / D o c u m e n t N o > + 
+         < D o c u m e n t N o _ L b l   E l e m e n t T y p e = " C o l u m n "   E l e m e n t I d = " 7 8 9 7 9 5 9 7 8 "   D a t a T y p e = " L a b e l " > D o c u m e n t N o _ L b l < / D o c u m e n t N o _ L b l > + 
+         < D o c u m e n t T i t l e _ L b l   E l e m e n t T y p e = " C o l u m n "   E l e m e n t I d = " 8 5 8 4 2 3 9 2 9 "   D a t a T y p e = " T e x t " > D o c u m e n t T i t l e _ L b l < / D o c u m e n t T i t l e _ L b l > + 
+         < D u e D a t e   E l e m e n t T y p e = " C o l u m n "   E l e m e n t I d = " 7 4 5 1 7 0 2 0 3 "   D a t a T y p e = " S t r i n g " > D u e D a t e < / D u e D a t e > + 
+         < D u e D a t e _ L b l   E l e m e n t T y p e = " C o l u m n "   E l e m e n t I d = " 1 6 4 8 2 8 4 6 4 8 "   D a t a T y p e = " S t r i n g " > D u e D a t e _ L b l < / D u e D a t e _ L b l > + 
+         < E M a i l _ H e a d e r _ L b l   E l e m e n t T y p e = " C o l u m n "   E l e m e n t I d = " 5 1 3 1 7 0 8 0 4 "   D a t a T y p e = " L a b e l " > E M a i l _ H e a d e r _ L b l < / E M a i l _ H e a d e r _ L b l > + 
+         < E x c h a n g e R a t e A s T e x t   E l e m e n t T y p e = " C o l u m n "   E l e m e n t I d = " 5 9 2 9 5 5 8 4 5 "   D a t a T y p e = " T e x t " > E x c h a n g e R a t e A s T e x t < / E x c h a n g e R a t e A s T e x t > + 
+         < E x t e r n a l D o c u m e n t N o   E l e m e n t T y p e = " C o l u m n "   E l e m e n t I d = " 7 3 3 9 5 3 9 6 6 "   D a t a T y p e = " C o d e " > E x t e r n a l D o c u m e n t N o < / E x t e r n a l D o c u m e n t N o > + 
+         < E x t e r n a l D o c u m e n t N o _ L b l   E l e m e n t T y p e = " C o l u m n "   E l e m e n t I d = " 4 2 3 3 1 2 2 6 9 "   D a t a T y p e = " S t r i n g " > E x t e r n a l D o c u m e n t N o _ L b l < / E x t e r n a l D o c u m e n t N o _ L b l > + 
+         < F r o m _ L b l   E l e m e n t T y p e = " C o l u m n "   E l e m e n t I d = " 4 8 5 4 2 6 1 3 8 "   D a t a T y p e = " L a b e l " > F r o m _ L b l < / F r o m _ L b l > + 
+         < G l o b a l L o c a t i o n N u m b e r   E l e m e n t T y p e = " C o l u m n "   E l e m e n t I d = " 1 5 0 0 3 7 2 8 0 0 "   D a t a T y p e = " T e x t " > G l o b a l L o c a t i o n N u m b e r < / G l o b a l L o c a t i o n N u m b e r > + 
+         < G l o b a l L o c a t i o n N u m b e r _ L b l   E l e m e n t T y p e = " C o l u m n "   E l e m e n t I d = " 1 7 5 0 9 1 3 8 9 1 "   D a t a T y p e = " T e x t " > G l o b a l L o c a t i o n N u m b e r _ L b l < / G l o b a l L o c a t i o n N u m b e r _ L b l > + 
+         < H o m e P a g e _ H e a d e r _ L b l   E l e m e n t T y p e = " C o l u m n "   E l e m e n t I d = " 1 8 7 9 7 2 5 0 8 4 "   D a t a T y p e = " L a b e l " > H o m e P a g e _ H e a d e r _ L b l < / H o m e P a g e _ H e a d e r _ L b l > + 
+         < I n v o i c e D i s c o u n t A m o u n t _ L b l   E l e m e n t T y p e = " C o l u m n "   E l e m e n t I d = " 1 5 9 3 0 1 2 7 3 6 "   D a t a T y p e = " L a b e l " > I n v o i c e D i s c o u n t A m o u n t _ L b l < / I n v o i c e D i s c o u n t A m o u n t _ L b l > + 
+         < I n v o i c e D i s c o u n t B a s e A m o u n t _ L b l   E l e m e n t T y p e = " C o l u m n "   E l e m e n t I d = " 2 0 2 9 2 6 6 8 7 5 "   D a t a T y p e = " L a b e l " > I n v o i c e D i s c o u n t B a s e A m o u n t _ L b l < / I n v o i c e D i s c o u n t B a s e A m o u n t _ L b l > + 
+         < L e g a l E n t i t y T y p e   E l e m e n t T y p e = " C o l u m n "   E l e m e n t I d = " 2 0 5 1 8 7 3 5 6 3 "   D a t a T y p e = " T e x t " > L e g a l E n t i t y T y p e < / L e g a l E n t i t y T y p e > + 
+         < L e g a l E n t i t y T y p e _ L b l   E l e m e n t T y p e = " C o l u m n "   E l e m e n t I d = " 2 0 8 0 2 2 4 7 9 2 "   D a t a T y p e = " T e x t " > L e g a l E n t i t y T y p e _ L b l < / L e g a l E n t i t y T y p e _ L b l > + 
+         < L i n e A m o u n t A f t e r I n v o i c e D i s c o u n t _ L b l   E l e m e n t T y p e = " C o l u m n "   E l e m e n t I d = " 6 7 3 7 2 1 0 9 4 "   D a t a T y p e = " L a b e l " > L i n e A m o u n t A f t e r I n v o i c e D i s c o u n t _ L b l < / L i n e A m o u n t A f t e r I n v o i c e D i s c o u n t _ L b l > + 
+         < L o c a l C u r r e n c y _ L b l   E l e m e n t T y p e = " C o l u m n "   E l e m e n t I d = " 1 5 5 9 6 9 3 4 2 2 "   D a t a T y p e = " L a b e l " > L o c a l C u r r e n c y _ L b l < / L o c a l C u r r e n c y _ L b l > + 
+         < O r d e r N o   E l e m e n t T y p e = " C o l u m n "   E l e m e n t I d = " 1 4 6 6 4 7 3 8 8 6 "   D a t a T y p e = " C o d e " > O r d e r N o < / O r d e r N o > + 
+         < O r d e r N o _ L b l   E l e m e n t T y p e = " C o l u m n "   E l e m e n t I d = " 1 9 9 1 0 6 2 5 2 9 "   D a t a T y p e = " S t r i n g " > O r d e r N o _ L b l < / O r d e r N o _ L b l > + 
+         < P a c k a g e T r a c k i n g N o   E l e m e n t T y p e = " C o l u m n "   E l e m e n t I d = " 1 2 4 4 8 2 6 1 5 9 "   D a t a T y p e = " T e x t " > P a c k a g e T r a c k i n g N o < / P a c k a g e T r a c k i n g N o > + 
+         < P a c k a g e T r a c k i n g N o _ L b l   E l e m e n t T y p e = " C o l u m n "   E l e m e n t I d = " 2 1 9 3 5 6 7 5 6 "   D a t a T y p e = " S t r i n g " > P a c k a g e T r a c k i n g N o _ L b l < / P a c k a g e T r a c k i n g N o _ L b l > + 
+         < P a g e _ L b l   E l e m e n t T y p e = " C o l u m n "   E l e m e n t I d = " 6 8 0 6 4 8 0 9 1 "   D a t a T y p e = " L a b e l " > P a g e _ L b l < / P a g e _ L b l > + 
+         < P a y m e n t I n s t r u c t i o n s _ T x t   E l e m e n t T y p e = " C o l u m n "   E l e m e n t I d = " 1 8 7 2 0 8 8 3 "   D a t a T y p e = " T e x t " > P a y m e n t I n s t r u c t i o n s _ T x t < / P a y m e n t I n s t r u c t i o n s _ T x t > + 
+         < P a y m e n t M e t h o d D e s c r i p t i o n   E l e m e n t T y p e = " C o l u m n "   E l e m e n t I d = " 5 8 5 7 5 7 9 7 4 "   D a t a T y p e = " T e x t " > P a y m e n t M e t h o d D e s c r i p t i o n < / P a y m e n t M e t h o d D e s c r i p t i o n > + 
+         < P a y m e n t M e t h o d D e s c r i p t i o n _ L b l   E l e m e n t T y p e = " C o l u m n "   E l e m e n t I d = " 7 9 7 1 1 7 3 2 3 "   D a t a T y p e = " L a b e l " > P a y m e n t M e t h o d D e s c r i p t i o n _ L b l < / P a y m e n t M e t h o d D e s c r i p t i o n _ L b l > + 
+         < P a y m e n t R e f e r e n c e   E l e m e n t T y p e = " C o l u m n "   E l e m e n t I d = " 3 3 5 4 9 7 0 1 2 "   D a t a T y p e = " T e x t " > P a y m e n t R e f e r e n c e < / P a y m e n t R e f e r e n c e > + 
+         < P a y m e n t R e f e r e n c e _ L b l   E l e m e n t T y p e = " C o l u m n "   E l e m e n t I d = " 8 6 4 7 4 2 0 3 3 "   D a t a T y p e = " T e x t " > P a y m e n t R e f e r e n c e _ L b l < / P a y m e n t R e f e r e n c e _ L b l > + 
+         < P a y m e n t T e r m s D e s c r i p t i o n   E l e m e n t T y p e = " C o l u m n "   E l e m e n t I d = " 2 0 3 8 7 4 2 7 0 0 "   D a t a T y p e = " T e x t " > P a y m e n t T e r m s D e s c r i p t i o n < / P a y m e n t T e r m s D e s c r i p t i o n > + 
+         < P a y m e n t T e r m s D e s c r i p t i o n _ L b l   E l e m e n t T y p e = " C o l u m n "   E l e m e n t I d = " 1 8 7 4 4 9 4 3 2 1 "   D a t a T y p e = " L a b e l " > P a y m e n t T e r m s D e s c r i p t i o n _ L b l < / P a y m e n t T e r m s D e s c r i p t i o n _ L b l > + 
+         < P r i c e s I n c l u d i n g V A T   E l e m e n t T y p e = " C o l u m n "   E l e m e n t I d = " 5 1 8 8 1 7 1 6 7 "   D a t a T y p e = " B o o l e a n " > P r i c e s I n c l u d i n g V A T < / P r i c e s I n c l u d i n g V A T > + 
+         < P r i c e s I n c l u d i n g V A T Y e s N o   E l e m e n t T y p e = " C o l u m n "   E l e m e n t I d = " 1 4 1 1 1 4 7 5 9 9 "   D a t a T y p e = " S t r i n g " > P r i c e s I n c l u d i n g V A T Y e s N o < / P r i c e s I n c l u d i n g V A T Y e s N o > + 
+         < P r i c e s I n c l u d i n g V A T _ L b l   E l e m e n t T y p e = " C o l u m n "   E l e m e n t I d = " 1 3 7 7 9 7 9 4 4 4 "   D a t a T y p e = " S t r i n g " > P r i c e s I n c l u d i n g V A T _ L b l < / P r i c e s I n c l u d i n g V A T _ L b l > + 
+         < Q u e s t i o n s _ L b l   E l e m e n t T y p e = " C o l u m n "   E l e m e n t I d = " 2 0 7 0 8 9 0 0 1 9 "   D a t a T y p e = " L a b e l " > Q u e s t i o n s _ L b l < / Q u e s t i o n s _ L b l > + 
+         < R e m a i n i n g A m o u n t   E l e m e n t T y p e = " C o l u m n "   E l e m e n t I d = " 3 5 3 2 6 4 1 3 1 "   D a t a T y p e = " D e c i m a l " > R e m a i n i n g A m o u n t < / R e m a i n i n g A m o u n t > + 
+         < R e m a i n i n g A m o u n t T e x t   E l e m e n t T y p e = " C o l u m n "   E l e m e n t I d = " 1 8 1 3 6 1 2 0 "   D a t a T y p e = " T e x t " > R e m a i n i n g A m o u n t T e x t < / R e m a i n i n g A m o u n t T e x t > + 
+         < S a l e s I n v o i c e L i n e D i s c o u n t _ L b l   E l e m e n t T y p e = " C o l u m n "   E l e m e n t I d = " 6 6 4 6 0 1 5 8 2 "   D a t a T y p e = " L a b e l " > S a l e s I n v o i c e L i n e D i s c o u n t _ L b l < / S a l e s I n v o i c e L i n e D i s c o u n t _ L b l > + 
+         < S a l e s P e r s o n B l a n k _ L b l   E l e m e n t T y p e = " C o l u m n "   E l e m e n t I d = " 6 5 4 6 2 4 6 0 1 "   D a t a T y p e = " T e x t " > S a l e s P e r s o n B l a n k _ L b l < / S a l e s P e r s o n B l a n k _ L b l > + 
+         < S a l e s P e r s o n N a m e   E l e m e n t T y p e = " C o l u m n "   E l e m e n t I d = " 8 7 1 4 9 2 9 8 3 "   D a t a T y p e = " T e x t " > S a l e s P e r s o n N a m e < / S a l e s P e r s o n N a m e > + 
+         < S a l e s P e r s o n _ L b l   E l e m e n t T y p e = " C o l u m n "   E l e m e n t I d = " 1 5 6 4 1 9 6 3 6 5 "   D a t a T y p e = " L a b e l " > S a l e s P e r s o n _ L b l < / S a l e s P e r s o n _ L b l > + 
+         < S e l l T o C o n t a c t E m a i l   E l e m e n t T y p e = " C o l u m n "   E l e m e n t I d = " 2 6 2 8 2 4 5 6 4 "   D a t a T y p e = " T e x t " > S e l l T o C o n t a c t E m a i l < / S e l l T o C o n t a c t E m a i l > + 
+         < S e l l T o C o n t a c t E m a i l L b l   E l e m e n t T y p e = " C o l u m n "   E l e m e n t I d = " 3 7 0 9 2 0 3 7 4 "   D a t a T y p e = " L a b e l " > S e l l T o C o n t a c t E m a i l L b l < / S e l l T o C o n t a c t E m a i l L b l > + 
+         < S e l l T o C o n t a c t M o b i l e P h o n e N o   E l e m e n t T y p e = " C o l u m n "   E l e m e n t I d = " 1 8 4 3 5 8 7 4 7 "   D a t a T y p e = " T e x t " > S e l l T o C o n t a c t M o b i l e P h o n e N o < / S e l l T o C o n t a c t M o b i l e P h o n e N o > + 
+         < S e l l T o C o n t a c t M o b i l e P h o n e N o L b l   E l e m e n t T y p e = " C o l u m n "   E l e m e n t I d = " 1 4 5 7 5 2 8 4 1 7 "   D a t a T y p e = " L a b e l " > S e l l T o C o n t a c t M o b i l e P h o n e N o L b l < / S e l l T o C o n t a c t M o b i l e P h o n e N o L b l > + 
+         < S e l l T o C o n t a c t P h o n e N o   E l e m e n t T y p e = " C o l u m n "   E l e m e n t I d = " 1 6 1 3 8 2 2 4 8 3 "   D a t a T y p e = " T e x t " > S e l l T o C o n t a c t P h o n e N o < / S e l l T o C o n t a c t P h o n e N o > + 
+         < S e l l T o C o n t a c t P h o n e N o L b l   E l e m e n t T y p e = " C o l u m n "   E l e m e n t I d = " 1 0 5 0 6 8 6 8 0 9 "   D a t a T y p e = " L a b e l " > S e l l T o C o n t a c t P h o n e N o L b l < / S e l l T o C o n t a c t P h o n e N o L b l > + 
+         < S e l l t o C u s t o m e r N o   E l e m e n t T y p e = " C o l u m n "   E l e m e n t I d = " 2 0 5 0 6 4 7 3 4 9 "   D a t a T y p e = " C o d e " > S e l l t o C u s t o m e r N o < / S e l l t o C u s t o m e r N o > + 
+         < S e l l t o C u s t o m e r N o _ L b l   E l e m e n t T y p e = " C o l u m n "   E l e m e n t I d = " 2 9 8 3 8 1 5 1 2 "   D a t a T y p e = " S t r i n g " > S e l l t o C u s t o m e r N o _ L b l < / S e l l t o C u s t o m e r N o _ L b l > + 
+         < S e l l T o F a x N o   E l e m e n t T y p e = " C o l u m n "   E l e m e n t I d = " 8 6 0 8 2 8 4 3 4 "   D a t a T y p e = " T e x t " > S e l l T o F a x N o < / S e l l T o F a x N o > + 
+         < S e l l T o P h o n e N o   E l e m e n t T y p e = " C o l u m n "   E l e m e n t I d = " 7 5 1 9 3 1 8 4 3 "   D a t a T y p e = " T e x t " > S e l l T o P h o n e N o < / S e l l T o P h o n e N o > + 
+         < S h i p m e n t D a t e   E l e m e n t T y p e = " C o l u m n "   E l e m e n t I d = " 9 3 1 1 1 1 4 6 5 "   D a t a T y p e = " S t r i n g " > S h i p m e n t D a t e < / S h i p m e n t D a t e > + 
+         < S h i p m e n t D a t e _ L b l   E l e m e n t T y p e = " C o l u m n "   E l e m e n t I d = " 6 1 4 4 0 0 3 6 4 "   D a t a T y p e = " S t r i n g " > S h i p m e n t D a t e _ L b l < / S h i p m e n t D a t e _ L b l > + 
+         < S h i p m e n t M e t h o d D e s c r i p t i o n   E l e m e n t T y p e = " C o l u m n "   E l e m e n t I d = " 2 0 5 9 4 0 3 2 6 0 "   D a t a T y p e = " T e x t " > S h i p m e n t M e t h o d D e s c r i p t i o n < / S h i p m e n t M e t h o d D e s c r i p t i o n > + 
+         < S h i p m e n t M e t h o d D e s c r i p t i o n _ L b l   E l e m e n t T y p e = " C o l u m n "   E l e m e n t I d = " 1 1 7 9 9 7 8 4 6 5 "   D a t a T y p e = " L a b e l " > S h i p m e n t M e t h o d D e s c r i p t i o n _ L b l < / S h i p m e n t M e t h o d D e s c r i p t i o n _ L b l > + 
+         < S h i p m e n t _ L b l   E l e m e n t T y p e = " C o l u m n "   E l e m e n t I d = " 2 0 8 5 7 6 7 1 2 0 "   D a t a T y p e = " L a b e l " > S h i p m e n t _ L b l < / S h i p m e n t _ L b l > + 
+         < S h i p p i n g A g e n t C o d e   E l e m e n t T y p e = " C o l u m n "   E l e m e n t I d = " 1 6 7 0 1 5 5 2 6 9 "   D a t a T y p e = " C o d e " > S h i p p i n g A g e n t C o d e < / S h i p p i n g A g e n t C o d e > + 
+         < S h i p p i n g A g e n t C o d e _ L b l   E l e m e n t T y p e = " C o l u m n "   E l e m e n t I d = " 1 1 5 3 2 0 1 3 4 "   D a t a T y p e = " S t r i n g " > S h i p p i n g A g e n t C o d e _ L b l < / S h i p p i n g A g e n t C o d e _ L b l > + 
+         < S h i p T o A d d r e s s 1   E l e m e n t T y p e = " C o l u m n "   E l e m e n t I d = " 1 3 5 7 6 7 2 8 6 1 "   D a t a T y p e = " T e x t " > S h i p T o A d d r e s s 1 < / S h i p T o A d d r e s s 1 > + 
+         < S h i p T o A d d r e s s 2   E l e m e n t T y p e = " C o l u m n "   E l e m e n t I d = " 1 0 2 4 2 0 4 5 8 4 "   D a t a T y p e = " T e x t " > S h i p T o A d d r e s s 2 < / S h i p T o A d d r e s s 2 > + 
+         < S h i p T o A d d r e s s 3   E l e m e n t T y p e = " C o l u m n "   E l e m e n t I d = " 1 6 6 1 9 0 1 2 0 1 "   D a t a T y p e = " T e x t " > S h i p T o A d d r e s s 3 < / S h i p T o A d d r e s s 3 > + 
+         < S h i p T o A d d r e s s 4   E l e m e n t T y p e = " C o l u m n "   E l e m e n t I d = " 5 5 5 4 1 6 9 9 0 "   D a t a T y p e = " T e x t " > S h i p T o A d d r e s s 4 < / S h i p T o A d d r e s s 4 > + 
+         < S h i p T o A d d r e s s 5   E l e m e n t T y p e = " C o l u m n "   E l e m e n t I d = " 1 1 9 3 1 1 3 6 0 7 "   D a t a T y p e = " T e x t " > S h i p T o A d d r e s s 5 < / S h i p T o A d d r e s s 5 > + 
+         < S h i p T o A d d r e s s 6   E l e m e n t T y p e = " C o l u m n "   E l e m e n t I d = " 7 1 9 9 7 6 2 4 4 "   D a t a T y p e = " T e x t " > S h i p T o A d d r e s s 6 < / S h i p T o A d d r e s s 6 > + 
+         < S h i p T o A d d r e s s 7   E l e m e n t T y p e = " C o l u m n "   E l e m e n t I d = " 8 2 2 7 9 6 2 7 "   D a t a T y p e = " T e x t " > S h i p T o A d d r e s s 7 < / S h i p T o A d d r e s s 7 > + 
+         < S h i p T o A d d r e s s 8   E l e m e n t T y p e = " C o l u m n "   E l e m e n t I d = " 1 4 9 2 9 9 2 1 7 8 "   D a t a T y p e = " T e x t " > S h i p T o A d d r e s s 8 < / S h i p T o A d d r e s s 8 > + 
+         < S h i p T o A d d r e s s _ L b l   E l e m e n t T y p e = " C o l u m n "   E l e m e n t I d = " 1 6 5 0 5 0 5 0 1 7 "   D a t a T y p e = " L a b e l " > S h i p T o A d d r e s s _ L b l < / S h i p T o A d d r e s s _ L b l > + 
+         < S h i p T o P h o n e N o   E l e m e n t T y p e = " C o l u m n "   E l e m e n t I d = " 3 6 9 7 0 2 2 5 5 "   D a t a T y p e = " T e x t " > S h i p T o P h o n e N o < / S h i p T o P h o n e N o > + 
+         < S h o w S h i p p i n g A d d r e s s   E l e m e n t T y p e = " C o l u m n "   E l e m e n t I d = " 1 1 2 0 0 7 1 2 6 6 "   D a t a T y p e = " B o o l e a n " > S h o w S h i p p i n g A d d r e s s < / S h o w S h i p p i n g A d d r e s s > + 
+         < S h o w W o r k D e s c r i p t i o n   E l e m e n t T y p e = " C o l u m n "   E l e m e n t I d = " 7 8 5 4 6 8 8 6 5 "   D a t a T y p e = " B o o l e a n " > S h o w W o r k D e s c r i p t i o n < / S h o w W o r k D e s c r i p t i o n > + 
+         < S u b t o t a l _ L b l   E l e m e n t T y p e = " C o l u m n "   E l e m e n t I d = " 1 9 6 7 7 9 5 1 4 2 "   D a t a T y p e = " L a b e l " > S u b t o t a l _ L b l < / S u b t o t a l _ L b l > + 
+         < T h a n k s _ L b l   E l e m e n t T y p e = " C o l u m n "   E l e m e n t I d = " 2 1 0 3 3 0 5 5 2 5 "   D a t a T y p e = " L a b e l " > T h a n k s _ L b l < / T h a n k s _ L b l > + 
+         < T o t a l _ L b l   E l e m e n t T y p e = " C o l u m n "   E l e m e n t I d = " 1 2 1 0 1 0 0 8 7 8 "   D a t a T y p e = " L a b e l " > T o t a l _ L b l < / T o t a l _ L b l > + 
+         < V A T A m o u n t S p e c i f i c a t i o n _ L b l   E l e m e n t T y p e = " C o l u m n "   E l e m e n t I d = " 8 7 8 7 0 6 8 4 6 "   D a t a T y p e = " L a b e l " > V A T A m o u n t S p e c i f i c a t i o n _ L b l < / V A T A m o u n t S p e c i f i c a t i o n _ L b l > + 
+         < V A T A m o u n t _ L b l   E l e m e n t T y p e = " C o l u m n "   E l e m e n t I d = " 1 0 9 4 6 5 7 2 9 "   D a t a T y p e = " L a b e l " > V A T A m o u n t _ L b l < / V A T A m o u n t _ L b l > + 
+         < V A T B a s e _ L b l   E l e m e n t T y p e = " C o l u m n "   E l e m e n t I d = " 1 8 6 6 1 5 8 2 7 8 "   D a t a T y p e = " L a b e l " > V A T B a s e _ L b l < / V A T B a s e _ L b l > + 
+         < V A T C l a u s e s _ L b l   E l e m e n t T y p e = " C o l u m n "   E l e m e n t I d = " 1 3 8 3 9 2 0 0 1 9 "   D a t a T y p e = " L a b e l " > V A T C l a u s e s _ L b l < / V A T C l a u s e s _ L b l > + 
+         < V A T C l a u s e _ L b l   E l e m e n t T y p e = " C o l u m n "   E l e m e n t I d = " 1 5 7 0 4 9 5 4 9 0 "   D a t a T y p e = " S t r i n g " > V A T C l a u s e _ L b l < / V A T C l a u s e _ L b l > + 
+         < V A T I d e n t i f i e r _ L b l   E l e m e n t T y p e = " C o l u m n "   E l e m e n t I d = " 1 6 8 6 6 2 3 9 8 4 "   D a t a T y p e = " L a b e l " > V A T I d e n t i f i e r _ L b l < / V A T I d e n t i f i e r _ L b l > + 
+         < V A T P e r c e n t a g e _ L b l   E l e m e n t T y p e = " C o l u m n "   E l e m e n t I d = " 6 7 6 6 5 4 5 6 5 "   D a t a T y p e = " L a b e l " > V A T P e r c e n t a g e _ L b l < / V A T P e r c e n t a g e _ L b l > + 
+         < V A T R e g i s t r a t i o n N o   E l e m e n t T y p e = " C o l u m n "   E l e m e n t I d = " 1 8 8 9 1 9 5 4 0 2 "   D a t a T y p e = " T e x t " > V A T R e g i s t r a t i o n N o < / V A T R e g i s t r a t i o n N o > + 
+         < V A T R e g i s t r a t i o n N o _ L b l   E l e m e n t T y p e = " C o l u m n "   E l e m e n t I d = " 1 4 2 4 6 1 6 0 8 5 "   D a t a T y p e = " T e x t " > V A T R e g i s t r a t i o n N o _ L b l < / V A T R e g i s t r a t i o n N o _ L b l > + 
+         < Y o u r D o c u m e n t T i t l e _ L b l   E l e m e n t T y p e = " C o l u m n "   E l e m e n t I d = " 1 8 2 1 7 1 6 9 3 4 "   D a t a T y p e = " L a b e l " > Y o u r D o c u m e n t T i t l e _ L b l < / Y o u r D o c u m e n t T i t l e _ L b l > + 
+         < Y o u r R e f e r e n c e   E l e m e n t T y p e = " C o l u m n "   E l e m e n t I d = " 1 1 0 3 9 9 5 1 "   D a t a T y p e = " T e x t " > Y o u r R e f e r e n c e < / Y o u r R e f e r e n c e > + 
+         < Y o u r R e f e r e n c e _ L b l   E l e m e n t T y p e = " C o l u m n "   E l e m e n t I d = " 4 6 5 4 7 7 4 2 6 "   D a t a T y p e = " S t r i n g " > Y o u r R e f e r e n c e _ L b l < / Y o u r R e f e r e n c e _ L b l > + 
+         < L i n e   E l e m e n t T y p e = " D a t a I t e m "   E l e m e n t I d = " 4 1 1 9 7 6 1 3 3 " > + 
+             < A m o u n t E x c l u d i n g V A T _ L i n e   E l e m e n t T y p e = " C o l u m n "   E l e m e n t I d = " 1 0 6 2 4 6 0 0 4 0 "   D a t a T y p e = " D e c i m a l " > A m o u n t E x c l u d i n g V A T _ L i n e < / A m o u n t E x c l u d i n g V A T _ L i n e > + 
+             < A m o u n t E x c l u d i n g V A T _ L i n e _ L b l   E l e m e n t T y p e = " C o l u m n "   E l e m e n t I d = " 2 0 0 2 8 7 4 4 7 5 "   D a t a T y p e = " S t r i n g " > A m o u n t E x c l u d i n g V A T _ L i n e _ L b l < / A m o u n t E x c l u d i n g V A T _ L i n e _ L b l > + 
+             < A m o u n t I n c l u d i n g V A T _ L i n e   E l e m e n t T y p e = " C o l u m n "   E l e m e n t I d = " 7 7 0 9 2 8 4 0 2 "   D a t a T y p e = " D e c i m a l " > A m o u n t I n c l u d i n g V A T _ L i n e < / A m o u n t I n c l u d i n g V A T _ L i n e > + 
+             < A m o u n t I n c l u d i n g V A T _ L i n e _ L b l   E l e m e n t T y p e = " C o l u m n "   E l e m e n t I d = " 9 3 0 7 4 7 3 1 3 "   D a t a T y p e = " S t r i n g " > A m o u n t I n c l u d i n g V A T _ L i n e _ L b l < / A m o u n t I n c l u d i n g V A T _ L i n e _ L b l > + 
+             < D e s c r i p t i o n _ L i n e   E l e m e n t T y p e = " C o l u m n "   E l e m e n t I d = " 1 4 0 6 8 2 2 3 1 0 "   D a t a T y p e = " T e x t " > D e s c r i p t i o n _ L i n e < / D e s c r i p t i o n _ L i n e > + 
+             < D e s c r i p t i o n _ L i n e _ L b l   E l e m e n t T y p e = " C o l u m n "   E l e m e n t I d = " 2 1 1 8 9 5 1 4 9 5 "   D a t a T y p e = " S t r i n g " > D e s c r i p t i o n _ L i n e _ L b l < / D e s c r i p t i o n _ L i n e _ L b l > + 
+             < I t e m N o _ L i n e   E l e m e n t T y p e = " C o l u m n "   E l e m e n t I d = " 1 9 1 0 2 9 6 2 8 8 "   D a t a T y p e = " C o d e " > I t e m N o _ L i n e < / I t e m N o _ L i n e > + 
+             < I t e m N o _ L i n e _ L b l   E l e m e n t T y p e = " C o l u m n "   E l e m e n t I d = " 1 3 4 0 0 7 9 6 1 3 "   D a t a T y p e = " S t r i n g " > I t e m N o _ L i n e _ L b l < / I t e m N o _ L i n e _ L b l > + 
+             < I t e m R e f e r e n c e N o _ L i n e   E l e m e n t T y p e = " C o l u m n "   E l e m e n t I d = " 9 2 7 2 3 5 7 "   D a t a T y p e = " C o d e " > I t e m R e f e r e n c e N o _ L i n e < / I t e m R e f e r e n c e N o _ L i n e > + 
+             < I t e m R e f e r e n c e N o _ L i n e _ L b l   E l e m e n t T y p e = " C o l u m n "   E l e m e n t I d = " 1 9 8 0 6 3 1 1 3 0 "   D a t a T y p e = " S t r i n g " > I t e m R e f e r e n c e N o _ L i n e _ L b l < / I t e m R e f e r e n c e N o _ L i n e _ L b l > + 
+             < J o b N o   E l e m e n t T y p e = " C o l u m n "   E l e m e n t I d = " 1 8 1 5 5 8 0 3 6 5 "   D a t a T y p e = " C o d e " > J o b N o < / J o b N o > + 
+             < J o b N o _ L b l   E l e m e n t T y p e = " C o l u m n "   E l e m e n t I d = " 1 8 9 7 0 9 4 2 6 "   D a t a T y p e = " T e x t " > J o b N o _ L b l < / J o b N o _ L b l > + 
+             < J o b T a s k D e s c r i p t i o n   E l e m e n t T y p e = " C o l u m n "   E l e m e n t I d = " 1 0 6 5 5 0 2 3 4 3 "   D a t a T y p e = " T e x t " > J o b T a s k D e s c r i p t i o n < / J o b T a s k D e s c r i p t i o n > + 
+             < J o b T a s k D e s c _ L b l   E l e m e n t T y p e = " C o l u m n "   E l e m e n t I d = " 5 4 8 3 1 0 0 2 7 "   D a t a T y p e = " L a b e l " > J o b T a s k D e s c _ L b l < / J o b T a s k D e s c _ L b l > + 
+             < J o b T a s k N o   E l e m e n t T y p e = " C o l u m n "   E l e m e n t I d = " 9 4 0 0 8 9 4 5 8 "   D a t a T y p e = " C o d e " > J o b T a s k N o < / J o b T a s k N o > + 
+             < J o b T a s k N o _ L b l   E l e m e n t T y p e = " C o l u m n "   E l e m e n t I d = " 6 2 2 6 5 1 9 4 9 "   D a t a T y p e = " T e x t " > J o b T a s k N o _ L b l < / J o b T a s k N o _ L b l > + 
+             < L i n e A m o u n t _ L i n e   E l e m e n t T y p e = " C o l u m n "   E l e m e n t I d = " 2 6 8 9 3 7 1 6 2 "   D a t a T y p e = " T e x t " > L i n e A m o u n t _ L i n e < / L i n e A m o u n t _ L i n e > + 
+             < L i n e A m o u n t _ L i n e _ L b l   E l e m e n t T y p e = " C o l u m n "   E l e m e n t I d = " 9 9 2 9 0 1 8 4 5 "   D a t a T y p e = " S t r i n g " > L i n e A m o u n t _ L i n e _ L b l < / L i n e A m o u n t _ L i n e _ L b l > + 
+             < L i n e D i s c o u n t P e r c e n t T e x t _ L i n e   E l e m e n t T y p e = " C o l u m n "   E l e m e n t I d = " 6 1 3 1 3 5 1 9 "   D a t a T y p e = " T e x t " > L i n e D i s c o u n t P e r c e n t T e x t _ L i n e < / L i n e D i s c o u n t P e r c e n t T e x t _ L i n e > + 
+             < L i n e D i s c o u n t P e r c e n t _ L i n e   E l e m e n t T y p e = " C o l u m n "   E l e m e n t I d = " 9 0 7 8 2 7 4 3 6 "   D a t a T y p e = " D e c i m a l " > L i n e D i s c o u n t P e r c e n t _ L i n e < / L i n e D i s c o u n t P e r c e n t _ L i n e > + 
+             < L i n e N o _ L i n e   E l e m e n t T y p e = " C o l u m n "   E l e m e n t I d = " 6 9 8 9 8 5 9 7 9 "   D a t a T y p e = " I n t e g e r " > L i n e N o _ L i n e < / L i n e N o _ L i n e > + 
+             < P r i c e P e r _ L b l   E l e m e n t T y p e = " C o l u m n "   E l e m e n t I d = " 9 7 3 2 8 0 1 3 4 "   D a t a T y p e = " L a b e l " > P r i c e P e r _ L b l < / P r i c e P e r _ L b l > + 
+             < P r i c e _ L b l   E l e m e n t T y p e = " C o l u m n "   E l e m e n t I d = " 2 1 2 6 7 6 4 9 2 5 "   D a t a T y p e = " L a b e l " > P r i c e _ L b l < / P r i c e _ L b l > + 
+             < Q t y _ L b l   E l e m e n t T y p e = " C o l u m n "   E l e m e n t I d = " 2 6 3 6 7 3 7 6 4 "   D a t a T y p e = " L a b e l " > Q t y _ L b l < / Q t y _ L b l > + 
+             < Q u a n t i t y _ L i n e   E l e m e n t T y p e = " C o l u m n "   E l e m e n t I d = " 1 0 6 8 5 4 3 5 3 7 "   D a t a T y p e = " T e x t " > Q u a n t i t y _ L i n e < / Q u a n t i t y _ L i n e > + 
+             < Q u a n t i t y _ L i n e _ L b l   E l e m e n t T y p e = " C o l u m n "   E l e m e n t I d = " 2 0 3 4 5 0 6 8 0 2 "   D a t a T y p e = " S t r i n g " > Q u a n t i t y _ L i n e _ L b l < / Q u a n t i t y _ L i n e _ L b l > + 
+             < S h i p m e n t D a t e _ L i n e   E l e m e n t T y p e = " C o l u m n "   E l e m e n t I d = " 1 6 7 3 3 7 5 4 1 6 "   D a t a T y p e = " S t r i n g " > S h i p m e n t D a t e _ L i n e < / S h i p m e n t D a t e _ L i n e > + 
+             < S h i p m e n t D a t e _ L i n e _ L b l   E l e m e n t T y p e = " C o l u m n "   E l e m e n t I d = " 8 5 3 2 2 4 3 6 3 "   D a t a T y p e = " L a b e l " > S h i p m e n t D a t e _ L i n e _ L b l < / S h i p m e n t D a t e _ L i n e _ L b l > + 
+             < T r a n s H e a d e r A m o u n t   E l e m e n t T y p e = " C o l u m n "   E l e m e n t I d = " 2 0 2 8 3 0 6 2 7 6 "   D a t a T y p e = " D e c i m a l " > T r a n s H e a d e r A m o u n t < / T r a n s H e a d e r A m o u n t > + 
+             < T y p e _ L i n e   E l e m e n t T y p e = " C o l u m n "   E l e m e n t I d = " 2 7 2 8 0 4 9 2 4 "   D a t a T y p e = " S t r i n g " > T y p e _ L i n e < / T y p e _ L i n e > + 
+             < U n i t O f M e a s u r e   E l e m e n t T y p e = " C o l u m n "   E l e m e n t I d = " 1 8 0 8 2 2 8 0 1 8 "   D a t a T y p e = " T e x t " > U n i t O f M e a s u r e < / U n i t O f M e a s u r e > + 
+             < U n i t O f M e a s u r e _ L b l   E l e m e n t T y p e = " C o l u m n "   E l e m e n t I d = " 9 8 1 9 5 1 2 4 9 "   D a t a T y p e = " S t r i n g " > U n i t O f M e a s u r e _ L b l < / U n i t O f M e a s u r e _ L b l > + 
+             < U n i t P r i c e   E l e m e n t T y p e = " C o l u m n "   E l e m e n t I d = " 1 4 7 8 2 2 1 5 2 6 "   D a t a T y p e = " T e x t " > U n i t P r i c e < / U n i t P r i c e > + 
+             < U n i t P r i c e _ L b l   E l e m e n t T y p e = " C o l u m n "   E l e m e n t I d = " 1 1 6 3 9 2 6 6 0 3 "   D a t a T y p e = " S t r i n g " > U n i t P r i c e _ L b l < / U n i t P r i c e _ L b l > + 
+             < U n i t _ L b l   E l e m e n t T y p e = " C o l u m n "   E l e m e n t I d = " 8 1 4 3 6 4 3 1 8 "   D a t a T y p e = " L a b e l " > U n i t _ L b l < / U n i t _ L b l > + 
+             < V A T I d e n t i f i e r _ L i n e   E l e m e n t T y p e = " C o l u m n "   E l e m e n t I d = " 1 7 7 3 6 2 2 4 1 2 "   D a t a T y p e = " C o d e " > V A T I d e n t i f i e r _ L i n e < / V A T I d e n t i f i e r _ L i n e > + 
+             < V A T I d e n t i f i e r _ L i n e _ L b l   E l e m e n t T y p e = " C o l u m n "   E l e m e n t I d = " 5 3 3 7 8 2 7 0 3 "   D a t a T y p e = " S t r i n g " > V A T I d e n t i f i e r _ L i n e _ L b l < / V A T I d e n t i f i e r _ L i n e _ L b l > + 
+             < V A T P c t _ L i n e   E l e m e n t T y p e = " C o l u m n "   E l e m e n t I d = " 1 9 7 4 0 0 1 9 4 4 "   D a t a T y p e = " T e x t " > V A T P c t _ L i n e < / V A T P c t _ L i n e > + 
+             < V A T P c t _ L i n e _ L b l   E l e m e n t T y p e = " C o l u m n "   E l e m e n t I d = " 1 2 0 7 5 2 9 9 1 5 "   D a t a T y p e = " S t r i n g " > V A T P c t _ L i n e _ L b l < / V A T P c t _ L i n e _ L b l > + 
+             < S h i p m e n t L i n e   E l e m e n t T y p e = " D a t a I t e m "   E l e m e n t I d = " 2 0 1 5 9 9 6 0 5 1 " > + 
+                 < D o c u m e n t N o _ S h i p m e n t L i n e   E l e m e n t T y p e = " C o l u m n "   E l e m e n t I d = " 1 2 4 3 7 6 7 7 6 2 "   D a t a T y p e = " C o d e " > D o c u m e n t N o _ S h i p m e n t L i n e < / D o c u m e n t N o _ S h i p m e n t L i n e > + 
+                 < P o s t i n g D a t e _ S h i p m e n t L i n e   E l e m e n t T y p e = " C o l u m n "   E l e m e n t I d = " 1 8 3 4 0 0 3 2 0 "   D a t a T y p e = " S t r i n g " > P o s t i n g D a t e _ S h i p m e n t L i n e < / P o s t i n g D a t e _ S h i p m e n t L i n e > + 
+                 < P o s t i n g D a t e _ S h i p m e n t L i n e _ L b l   E l e m e n t T y p e = " C o l u m n "   E l e m e n t I d = " 1 0 9 0 0 6 9 0 2 7 "   D a t a T y p e = " S t r i n g " > P o s t i n g D a t e _ S h i p m e n t L i n e _ L b l < / P o s t i n g D a t e _ S h i p m e n t L i n e _ L b l > + 
+                 < Q u a n t i t y _ S h i p m e n t L i n e   E l e m e n t T y p e = " C o l u m n "   E l e m e n t I d = " 1 6 3 7 0 3 4 2 4 7 "   D a t a T y p e = " D e c i m a l " > Q u a n t i t y _ S h i p m e n t L i n e < / Q u a n t i t y _ S h i p m e n t L i n e > + 
+                 < Q u a n t i t y _ S h i p m e n t L i n e _ L b l   E l e m e n t T y p e = " C o l u m n "   E l e m e n t I d = " 1 6 0 2 6 6 7 3 8 6 "   D a t a T y p e = " S t r i n g " > Q u a n t i t y _ S h i p m e n t L i n e _ L b l < / Q u a n t i t y _ S h i p m e n t L i n e _ L b l >   
              < / S h i p m e n t L i n e >   
-             < A s s e m b l y L i n e > - 
-                 < D e s c r i p t i o n _ A s s e m b l y L i n e > D e s c r i p t i o n _ A s s e m b l y L i n e < / D e s c r i p t i o n _ A s s e m b l y L i n e > - 
-                 < L i n e N o _ A s s e m b l y L i n e > L i n e N o _ A s s e m b l y L i n e < / L i n e N o _ A s s e m b l y L i n e > - 
-                 < Q u a n t i t y _ A s s e m b l y L i n e > Q u a n t i t y _ A s s e m b l y L i n e < / Q u a n t i t y _ A s s e m b l y L i n e > - 
-                 < U n i t O f M e a s u r e _ A s s e m b l y L i n e > U n i t O f M e a s u r e _ A s s e m b l y L i n e < / U n i t O f M e a s u r e _ A s s e m b l y L i n e > - 
-                 < V a r i a n t C o d e _ A s s e m b l y L i n e > V a r i a n t C o d e _ A s s e m b l y L i n e < / V a r i a n t C o d e _ A s s e m b l y L i n e > +             < A s s e m b l y L i n e   E l e m e n t T y p e = " D a t a I t e m "   E l e m e n t I d = " 1 2 0 5 9 4 2 8 5 " > + 
+                 < D e s c r i p t i o n _ A s s e m b l y L i n e   E l e m e n t T y p e = " C o l u m n "   E l e m e n t I d = " 2 8 0 7 4 3 7 9 6 "   D a t a T y p e = " T e x t " > D e s c r i p t i o n _ A s s e m b l y L i n e < / D e s c r i p t i o n _ A s s e m b l y L i n e > + 
+                 < L i n e N o _ A s s e m b l y L i n e   E l e m e n t T y p e = " C o l u m n "   E l e m e n t I d = " 6 4 0 5 8 3 8 9 1 "   D a t a T y p e = " C o d e " > L i n e N o _ A s s e m b l y L i n e < / L i n e N o _ A s s e m b l y L i n e > + 
+                 < Q u a n t i t y _ A s s e m b l y L i n e   E l e m e n t T y p e = " C o l u m n "   E l e m e n t I d = " 1 9 5 7 6 4 8 2 3 1 "   D a t a T y p e = " D e c i m a l " > Q u a n t i t y _ A s s e m b l y L i n e < / Q u a n t i t y _ A s s e m b l y L i n e > + 
+                 < U n i t O f M e a s u r e _ A s s e m b l y L i n e   E l e m e n t T y p e = " C o l u m n "   E l e m e n t I d = " 1 6 4 9 1 2 3 7 7 3 "   D a t a T y p e = " T e x t " > U n i t O f M e a s u r e _ A s s e m b l y L i n e < / U n i t O f M e a s u r e _ A s s e m b l y L i n e > + 
+                 < V a r i a n t C o d e _ A s s e m b l y L i n e   E l e m e n t T y p e = " C o l u m n "   E l e m e n t I d = " 1 8 6 9 4 0 7 6 7 2 "   D a t a T y p e = " C o d e " > V a r i a n t C o d e _ A s s e m b l y L i n e < / V a r i a n t C o d e _ A s s e m b l y L i n e >   
              < / A s s e m b l y L i n e >   
          < / L i n e >   
-         < W o r k D e s c r i p t i o n L i n e s > - 
-             < W o r k D e s c r i p t i o n L i n e > W o r k D e s c r i p t i o n L i n e < / W o r k D e s c r i p t i o n L i n e > - 
-             < W o r k D e s c r i p t i o n L i n e N u m b e r > W o r k D e s c r i p t i o n L i n e N u m b e r < / W o r k D e s c r i p t i o n L i n e N u m b e r > +         < W o r k D e s c r i p t i o n L i n e s   E l e m e n t T y p e = " D a t a I t e m "   E l e m e n t I d = " 2 7 6 8 1 9 4 4 7 " > + 
+             < W o r k D e s c r i p t i o n L i n e   E l e m e n t T y p e = " C o l u m n "   E l e m e n t I d = " 1 9 4 7 6 2 1 6 7 6 "   D a t a T y p e = " T e x t " > W o r k D e s c r i p t i o n L i n e < / W o r k D e s c r i p t i o n L i n e > + 
+             < W o r k D e s c r i p t i o n L i n e N u m b e r   E l e m e n t T y p e = " C o l u m n "   E l e m e n t I d = " 7 9 7 3 0 7 2 2 3 "   D a t a T y p e = " I n t e g e r " > W o r k D e s c r i p t i o n L i n e N u m b e r < / W o r k D e s c r i p t i o n L i n e N u m b e r >   
          < / W o r k D e s c r i p t i o n L i n e s >   
-         < V A T A m o u n t L i n e > - 
-             < I n v o i c e D i s c o u n t A m o u n t _ V A T A m o u n t L i n e > I n v o i c e D i s c o u n t A m o u n t _ V A T A m o u n t L i n e < / I n v o i c e D i s c o u n t A m o u n t _ V A T A m o u n t L i n e > - 
-             < I n v o i c e D i s c o u n t A m o u n t _ V A T A m o u n t L i n e _ L b l > I n v o i c e D i s c o u n t A m o u n t _ V A T A m o u n t L i n e _ L b l < / I n v o i c e D i s c o u n t A m o u n t _ V A T A m o u n t L i n e _ L b l > - 
-             < I n v o i c e D i s c o u n t B a s e A m o u n t _ V A T A m o u n t L i n e > I n v o i c e D i s c o u n t B a s e A m o u n t _ V A T A m o u n t L i n e < / I n v o i c e D i s c o u n t B a s e A m o u n t _ V A T A m o u n t L i n e > - 
-             < I n v o i c e D i s c o u n t B a s e A m o u n t _ V A T A m o u n t L i n e _ L b l > I n v o i c e D i s c o u n t B a s e A m o u n t _ V A T A m o u n t L i n e _ L b l < / I n v o i c e D i s c o u n t B a s e A m o u n t _ V A T A m o u n t L i n e _ L b l > - 
-             < L i n e A m o u n t _ V a t A m o u n t L i n e > L i n e A m o u n t _ V a t A m o u n t L i n e < / L i n e A m o u n t _ V a t A m o u n t L i n e > - 
-             < L i n e A m o u n t _ V a t A m o u n t L i n e _ L b l > L i n e A m o u n t _ V a t A m o u n t L i n e _ L b l < / L i n e A m o u n t _ V a t A m o u n t L i n e _ L b l > - 
-             < N o O f V A T I d e n t i f i e r s > N o O f V A T I d e n t i f i e r s < / N o O f V A T I d e n t i f i e r s > - 
-             < V A T A m o u n t L C Y _ V A T A m o u n t L i n e > V A T A m o u n t L C Y _ V A T A m o u n t L i n e < / V A T A m o u n t L C Y _ V A T A m o u n t L i n e > - 
-             < V A T A m o u n t L C Y _ V A T A m o u n t L i n e _ L b l > V A T A m o u n t L C Y _ V A T A m o u n t L i n e _ L b l < / V A T A m o u n t L C Y _ V A T A m o u n t L i n e _ L b l > - 
-             < V A T A m o u n t _ V a t A m o u n t L i n e > V A T A m o u n t _ V a t A m o u n t L i n e < / V A T A m o u n t _ V a t A m o u n t L i n e > - 
-             < V A T A m o u n t _ V a t A m o u n t L i n e _ L b l > V A T A m o u n t _ V a t A m o u n t L i n e _ L b l < / V A T A m o u n t _ V a t A m o u n t L i n e _ L b l > - 
-             < V A T B a s e L C Y _ V A T A m o u n t L i n e > V A T B a s e L C Y _ V A T A m o u n t L i n e < / V A T B a s e L C Y _ V A T A m o u n t L i n e > - 
-             < V A T B a s e L C Y _ V A T A m o u n t L i n e _ L b l > V A T B a s e L C Y _ V A T A m o u n t L i n e _ L b l < / V A T B a s e L C Y _ V A T A m o u n t L i n e _ L b l > - 
-             < V A T B a s e _ V a t A m o u n t L i n e > V A T B a s e _ V a t A m o u n t L i n e < / V A T B a s e _ V a t A m o u n t L i n e > - 
-             < V A T B a s e _ V a t A m o u n t L i n e _ L b l > V A T B a s e _ V a t A m o u n t L i n e _ L b l < / V A T B a s e _ V a t A m o u n t L i n e _ L b l > - 
-             < V A T I d e n t i f i e r _ V a t A m o u n t L i n e > V A T I d e n t i f i e r _ V a t A m o u n t L i n e < / V A T I d e n t i f i e r _ V a t A m o u n t L i n e > - 
-             < V A T I d e n t i f i e r _ V a t A m o u n t L i n e _ L b l > V A T I d e n t i f i e r _ V a t A m o u n t L i n e _ L b l < / V A T I d e n t i f i e r _ V a t A m o u n t L i n e _ L b l > - 
-             < V A T P c t _ V a t A m o u n t L i n e > V A T P c t _ V a t A m o u n t L i n e < / V A T P c t _ V a t A m o u n t L i n e > - 
-             < V A T P c t _ V a t A m o u n t L i n e _ L b l > V A T P c t _ V a t A m o u n t L i n e _ L b l < / V A T P c t _ V a t A m o u n t L i n e _ L b l > +         < V A T A m o u n t L i n e   E l e m e n t T y p e = " D a t a I t e m "   E l e m e n t I d = " 8 2 7 5 3 4 3 4 8 " > + 
+             < I n v o i c e D i s c o u n t A m o u n t _ V A T A m o u n t L i n e   E l e m e n t T y p e = " C o l u m n "   E l e m e n t I d = " 8 2 4 7 3 0 1 4 1 "   D a t a T y p e = " D e c i m a l " > I n v o i c e D i s c o u n t A m o u n t _ V A T A m o u n t L i n e < / I n v o i c e D i s c o u n t A m o u n t _ V A T A m o u n t L i n e > + 
+             < I n v o i c e D i s c o u n t A m o u n t _ V A T A m o u n t L i n e _ L b l   E l e m e n t T y p e = " C o l u m n "   E l e m e n t I d = " 1 5 6 2 2 0 0 0 3 4 "   D a t a T y p e = " S t r i n g " > I n v o i c e D i s c o u n t A m o u n t _ V A T A m o u n t L i n e _ L b l < / I n v o i c e D i s c o u n t A m o u n t _ V A T A m o u n t L i n e _ L b l > + 
+             < I n v o i c e D i s c o u n t B a s e A m o u n t _ V A T A m o u n t L i n e   E l e m e n t T y p e = " C o l u m n "   E l e m e n t I d = " 2 0 4 0 3 3 2 2 6 6 "   D a t a T y p e = " D e c i m a l " > I n v o i c e D i s c o u n t B a s e A m o u n t _ V A T A m o u n t L i n e < / I n v o i c e D i s c o u n t B a s e A m o u n t _ V A T A m o u n t L i n e > + 
+             < I n v o i c e D i s c o u n t B a s e A m o u n t _ V A T A m o u n t L i n e _ L b l   E l e m e n t T y p e = " C o l u m n "   E l e m e n t I d = " 4 0 5 9 6 0 3 3 1 "   D a t a T y p e = " S t r i n g " > I n v o i c e D i s c o u n t B a s e A m o u n t _ V A T A m o u n t L i n e _ L b l < / I n v o i c e D i s c o u n t B a s e A m o u n t _ V A T A m o u n t L i n e _ L b l > + 
+             < L i n e A m o u n t _ V a t A m o u n t L i n e   E l e m e n t T y p e = " C o l u m n "   E l e m e n t I d = " 2 1 4 6 5 4 0 1 "   D a t a T y p e = " D e c i m a l " > L i n e A m o u n t _ V a t A m o u n t L i n e < / L i n e A m o u n t _ V a t A m o u n t L i n e > + 
+             < L i n e A m o u n t _ V a t A m o u n t L i n e _ L b l   E l e m e n t T y p e = " C o l u m n "   E l e m e n t I d = " 1 1 1 0 9 1 2 1 2 4 "   D a t a T y p e = " S t r i n g " > L i n e A m o u n t _ V a t A m o u n t L i n e _ L b l < / L i n e A m o u n t _ V a t A m o u n t L i n e _ L b l > + 
+             < N o O f V A T I d e n t i f i e r s   E l e m e n t T y p e = " C o l u m n "   E l e m e n t I d = " 1 1 5 3 2 6 3 0 2 6 "   D a t a T y p e = " I n t e g e r " > N o O f V A T I d e n t i f i e r s < / N o O f V A T I d e n t i f i e r s > + 
+             < V A T A m o u n t L C Y _ V A T A m o u n t L i n e   E l e m e n t T y p e = " C o l u m n "   E l e m e n t I d = " 1 5 8 1 9 9 4 3 5 0 "   D a t a T y p e = " D e c i m a l " > V A T A m o u n t L C Y _ V A T A m o u n t L i n e < / V A T A m o u n t L C Y _ V A T A m o u n t L i n e > + 
+             < V A T A m o u n t L C Y _ V A T A m o u n t L i n e _ L b l   E l e m e n t T y p e = " C o l u m n "   E l e m e n t I d = " 9 2 3 0 0 3 3 7 "   D a t a T y p e = " L a b e l " > V A T A m o u n t L C Y _ V A T A m o u n t L i n e _ L b l < / V A T A m o u n t L C Y _ V A T A m o u n t L i n e _ L b l > + 
+             < V A T A m o u n t _ V a t A m o u n t L i n e   E l e m e n t T y p e = " C o l u m n "   E l e m e n t I d = " 1 8 9 1 8 2 0 6 2 0 "   D a t a T y p e = " D e c i m a l " > V A T A m o u n t _ V a t A m o u n t L i n e < / V A T A m o u n t _ V a t A m o u n t L i n e > + 
+             < V A T A m o u n t _ V a t A m o u n t L i n e _ L b l   E l e m e n t T y p e = " C o l u m n "   E l e m e n t I d = " 1 5 1 3 5 5 5 4 7 3 "   D a t a T y p e = " S t r i n g " > V A T A m o u n t _ V a t A m o u n t L i n e _ L b l < / V A T A m o u n t _ V a t A m o u n t L i n e _ L b l > + 
+             < V A T B a s e L C Y _ V A T A m o u n t L i n e   E l e m e n t T y p e = " C o l u m n "   E l e m e n t I d = " 1 8 6 0 9 4 5 6 3 5 "   D a t a T y p e = " D e c i m a l " > V A T B a s e L C Y _ V A T A m o u n t L i n e < / V A T B a s e L C Y _ V A T A m o u n t L i n e > + 
+             < V A T B a s e L C Y _ V A T A m o u n t L i n e _ L b l   E l e m e n t T y p e = " C o l u m n "   E l e m e n t I d = " 1 2 3 6 4 6 7 9 9 8 "   D a t a T y p e = " L a b e l " > V A T B a s e L C Y _ V A T A m o u n t L i n e _ L b l < / V A T B a s e L C Y _ V A T A m o u n t L i n e _ L b l > + 
+             < V A T B a s e _ V a t A m o u n t L i n e   E l e m e n t T y p e = " C o l u m n "   E l e m e n t I d = " 1 4 5 8 9 3 7 8 1 9 "   D a t a T y p e = " D e c i m a l " > V A T B a s e _ V a t A m o u n t L i n e < / V A T B a s e _ V a t A m o u n t L i n e > + 
+             < V A T B a s e _ V a t A m o u n t L i n e _ L b l   E l e m e n t T y p e = " C o l u m n "   E l e m e n t I d = " 1 6 9 1 3 0 2 4 8 8 "   D a t a T y p e = " S t r i n g " > V A T B a s e _ V a t A m o u n t L i n e _ L b l < / V A T B a s e _ V a t A m o u n t L i n e _ L b l > + 
+             < V A T I d e n t i f i e r _ V a t A m o u n t L i n e   E l e m e n t T y p e = " C o l u m n "   E l e m e n t I d = " 1 1 4 2 0 7 0 0 3 5 "   D a t a T y p e = " C o d e " > V A T I d e n t i f i e r _ V a t A m o u n t L i n e < / V A T I d e n t i f i e r _ V a t A m o u n t L i n e > + 
+             < V A T I d e n t i f i e r _ V a t A m o u n t L i n e _ L b l   E l e m e n t T y p e = " C o l u m n "   E l e m e n t I d = " 8 6 4 5 0 4 5 0 "   D a t a T y p e = " S t r i n g " > V A T I d e n t i f i e r _ V a t A m o u n t L i n e _ L b l < / V A T I d e n t i f i e r _ V a t A m o u n t L i n e _ L b l > + 
+             < V A T P c t _ V a t A m o u n t L i n e   E l e m e n t T y p e = " C o l u m n "   E l e m e n t I d = " 1 4 5 3 5 4 2 7 7 7 "   D a t a T y p e = " D e c i m a l " > V A T P c t _ V a t A m o u n t L i n e < / V A T P c t _ V a t A m o u n t L i n e > + 
+             < V A T P c t _ V a t A m o u n t L i n e _ L b l   E l e m e n t T y p e = " C o l u m n "   E l e m e n t I d = " 6 7 6 3 2 3 7 8 "   D a t a T y p e = " S t r i n g " > V A T P c t _ V a t A m o u n t L i n e _ L b l < / V A T P c t _ V a t A m o u n t L i n e _ L b l >   
          < / V A T A m o u n t L i n e >   
-         < V A T C l a u s e L i n e > - 
-             < C o d e _ V A T C l a u s e L i n e > C o d e _ V A T C l a u s e L i n e < / C o d e _ V A T C l a u s e L i n e > - 
-             < C o d e _ V A T C l a u s e L i n e _ L b l > C o d e _ V A T C l a u s e L i n e _ L b l < / C o d e _ V A T C l a u s e L i n e _ L b l > - 
-             < D e s c r i p t i o n 2 _ V A T C l a u s e L i n e > D e s c r i p t i o n 2 _ V A T C l a u s e L i n e < / D e s c r i p t i o n 2 _ V A T C l a u s e L i n e > - 
-             < D e s c r i p t i o n _ V A T C l a u s e L i n e > D e s c r i p t i o n _ V A T C l a u s e L i n e < / D e s c r i p t i o n _ V A T C l a u s e L i n e > - 
-             < N o O f V A T C l a u s e s > N o O f V A T C l a u s e s < / N o O f V A T C l a u s e s > - 
-             < V A T A m o u n t _ V A T C l a u s e L i n e > V A T A m o u n t _ V A T C l a u s e L i n e < / V A T A m o u n t _ V A T C l a u s e L i n e > - 
-             < V A T C l a u s e s H e a d e r > V A T C l a u s e s H e a d e r < / V A T C l a u s e s H e a d e r > - 
-             < V A T I d e n t i f i e r _ V A T C l a u s e L i n e > V A T I d e n t i f i e r _ V A T C l a u s e L i n e < / V A T I d e n t i f i e r _ V A T C l a u s e L i n e > +         < V A T C l a u s e L i n e   E l e m e n t T y p e = " D a t a I t e m "   E l e m e n t I d = " 1 6 6 5 5 0 0 1 6 3 " > + 
+             < C o d e _ V A T C l a u s e L i n e   E l e m e n t T y p e = " C o l u m n "   E l e m e n t I d = " 1 8 2 4 5 8 9 8 4 7 "   D a t a T y p e = " C o d e " > C o d e _ V A T C l a u s e L i n e < / C o d e _ V A T C l a u s e L i n e > + 
+             < C o d e _ V A T C l a u s e L i n e _ L b l   E l e m e n t T y p e = " C o l u m n "   E l e m e n t I d = " 4 6 1 5 3 3 0 2 "   D a t a T y p e = " S t r i n g " > C o d e _ V A T C l a u s e L i n e _ L b l < / C o d e _ V A T C l a u s e L i n e _ L b l > + 
+             < D e s c r i p t i o n 2 _ V A T C l a u s e L i n e   E l e m e n t T y p e = " C o l u m n "   E l e m e n t I d = " 1 3 7 9 6 6 7 4 7 0 "   D a t a T y p e = " T e x t " > D e s c r i p t i o n 2 _ V A T C l a u s e L i n e < / D e s c r i p t i o n 2 _ V A T C l a u s e L i n e > + 
+             < D e s c r i p t i o n _ V A T C l a u s e L i n e   E l e m e n t T y p e = " C o l u m n "   E l e m e n t I d = " 1 3 0 5 5 4 5 9 2 4 "   D a t a T y p e = " T e x t " > D e s c r i p t i o n _ V A T C l a u s e L i n e < / D e s c r i p t i o n _ V A T C l a u s e L i n e > + 
+             < N o O f V A T C l a u s e s   E l e m e n t T y p e = " C o l u m n "   E l e m e n t I d = " 7 5 6 4 1 7 3 9 2 "   D a t a T y p e = " I n t e g e r " > N o O f V A T C l a u s e s < / N o O f V A T C l a u s e s > + 
+             < V A T A m o u n t _ V A T C l a u s e L i n e   E l e m e n t T y p e = " C o l u m n "   E l e m e n t I d = " 2 2 2 4 6 9 0 5 9 "   D a t a T y p e = " D e c i m a l " > V A T A m o u n t _ V A T C l a u s e L i n e < / V A T A m o u n t _ V A T C l a u s e L i n e > + 
+             < V A T C l a u s e s H e a d e r   E l e m e n t T y p e = " C o l u m n "   E l e m e n t I d = " 1 9 7 2 4 0 9 9 2 9 "   D a t a T y p e = " T e x t " > V A T C l a u s e s H e a d e r < / V A T C l a u s e s H e a d e r > + 
+             < V A T I d e n t i f i e r _ V A T C l a u s e L i n e   E l e m e n t T y p e = " C o l u m n "   E l e m e n t I d = " 1 4 6 4 4 7 2 4 7 8 "   D a t a T y p e = " C o d e " > V A T I d e n t i f i e r _ V A T C l a u s e L i n e < / V A T I d e n t i f i e r _ V A T C l a u s e L i n e >   
          < / V A T C l a u s e L i n e >   
-         < R e p o r t T o t a l s L i n e > - 
-             < A m o u n t F o r m a t t e d _ R e p o r t T o t a l s L i n e > A m o u n t F o r m a t t e d _ R e p o r t T o t a l s L i n e < / A m o u n t F o r m a t t e d _ R e p o r t T o t a l s L i n e > - 
-             < A m o u n t _ R e p o r t T o t a l s L i n e > A m o u n t _ R e p o r t T o t a l s L i n e < / A m o u n t _ R e p o r t T o t a l s L i n e > - 
-             < D e s c r i p t i o n _ R e p o r t T o t a l s L i n e > D e s c r i p t i o n _ R e p o r t T o t a l s L i n e < / D e s c r i p t i o n _ R e p o r t T o t a l s L i n e > - 
-             < F o n t B o l d _ R e p o r t T o t a l s L i n e > F o n t B o l d _ R e p o r t T o t a l s L i n e < / F o n t B o l d _ R e p o r t T o t a l s L i n e > - 
-             < F o n t U n d e r l i n e _ R e p o r t T o t a l s L i n e > F o n t U n d e r l i n e _ R e p o r t T o t a l s L i n e < / F o n t U n d e r l i n e _ R e p o r t T o t a l s L i n e > +         < R e p o r t T o t a l s L i n e   E l e m e n t T y p e = " D a t a I t e m "   E l e m e n t I d = " 2 1 2 2 5 4 9 8 3 6 " > + 
+             < A m o u n t F o r m a t t e d _ R e p o r t T o t a l s L i n e   E l e m e n t T y p e = " C o l u m n "   E l e m e n t I d = " 1 5 0 6 1 3 6 8 2 5 "   D a t a T y p e = " T e x t " > A m o u n t F o r m a t t e d _ R e p o r t T o t a l s L i n e < / A m o u n t F o r m a t t e d _ R e p o r t T o t a l s L i n e > + 
+             < A m o u n t _ R e p o r t T o t a l s L i n e   E l e m e n t T y p e = " C o l u m n "   E l e m e n t I d = " 4 1 9 9 1 8 3 6 9 "   D a t a T y p e = " D e c i m a l " > A m o u n t _ R e p o r t T o t a l s L i n e < / A m o u n t _ R e p o r t T o t a l s L i n e > + 
+             < D e s c r i p t i o n _ R e p o r t T o t a l s L i n e   E l e m e n t T y p e = " C o l u m n "   E l e m e n t I d = " 5 8 1 9 9 6 0 6 7 "   D a t a T y p e = " T e x t " > D e s c r i p t i o n _ R e p o r t T o t a l s L i n e < / D e s c r i p t i o n _ R e p o r t T o t a l s L i n e > + 
+             < F o n t B o l d _ R e p o r t T o t a l s L i n e   E l e m e n t T y p e = " C o l u m n "   E l e m e n t I d = " 9 4 6 5 4 0 5 4 9 "   D a t a T y p e = " B o o l e a n " > F o n t B o l d _ R e p o r t T o t a l s L i n e < / F o n t B o l d _ R e p o r t T o t a l s L i n e > + 
+             < F o n t U n d e r l i n e _ R e p o r t T o t a l s L i n e   E l e m e n t T y p e = " C o l u m n "   E l e m e n t I d = " 2 0 2 1 5 3 3 6 9 4 "   D a t a T y p e = " B o o l e a n " > F o n t U n d e r l i n e _ R e p o r t T o t a l s L i n e < / F o n t U n d e r l i n e _ R e p o r t T o t a l s L i n e >   
          < / R e p o r t T o t a l s L i n e >   
-         < L i n e F e e > - 
-             < L i n e F e e C a p t i o n T e x t > L i n e F e e C a p t i o n T e x t < / L i n e F e e C a p t i o n T e x t > +         < L i n e F e e   E l e m e n t T y p e = " D a t a I t e m "   E l e m e n t I d = " 2 6 6 6 3 0 7 3 3 " > + 
+             < L i n e F e e C a p t i o n T e x t   E l e m e n t T y p e = " C o l u m n "   E l e m e n t I d = " 4 3 7 6 4 3 7 9 0 "   D a t a T y p e = " T e x t " > L i n e F e e C a p t i o n T e x t < / L i n e F e e C a p t i o n T e x t >   
          < / L i n e F e e >   
-         < P a y m e n t R e p o r t i n g A r g u m e n t > - 
-             < P a y m e n t S e r v i c e L o g o   / > - 
-             < P a y m e n t S e r v i c e L o g o _ U r l > P a y m e n t S e r v i c e L o g o _ U r l < / P a y m e n t S e r v i c e L o g o _ U r l > - 
-             < P a y m e n t S e r v i c e L o g o _ U r l T e x t > P a y m e n t S e r v i c e L o g o _ U r l T e x t < / P a y m e n t S e r v i c e L o g o _ U r l T e x t > - 
-             < P a y m e n t S e r v i c e T e x t _ U r l > P a y m e n t S e r v i c e T e x t _ U r l < / P a y m e n t S e r v i c e T e x t _ U r l > - 
-             < P a y m e n t S e r v i c e T e x t _ U r l T e x t > P a y m e n t S e r v i c e T e x t _ U r l T e x t < / P a y m e n t S e r v i c e T e x t _ U r l T e x t > +         < P a y m e n t R e p o r t i n g A r g u m e n t   E l e m e n t T y p e = " D a t a I t e m "   E l e m e n t I d = " 3 1 3 7 4 4 1 9 4 " > + 
+             < P a y m e n t S e r v i c e L o g o   E l e m e n t T y p e = " C o l u m n "   E l e m e n t I d = " 4 1 6 7 9 0 7 6 7 "   D a t a T y p e = " B l o b " / > + 
+             < P a y m e n t S e r v i c e L o g o _ U r l   E l e m e n t T y p e = " C o l u m n "   E l e m e n t I d = " 6 4 4 9 7 5 1 3 9 "   D a t a T y p e = " T e x t " > P a y m e n t S e r v i c e L o g o _ U r l < / P a y m e n t S e r v i c e L o g o _ U r l > + 
+             < P a y m e n t S e r v i c e L o g o _ U r l T e x t   E l e m e n t T y p e = " C o l u m n "   E l e m e n t I d = " 1 4 1 1 7 0 3 9 7 6 "   D a t a T y p e = " T e x t " > P a y m e n t S e r v i c e L o g o _ U r l T e x t < / P a y m e n t S e r v i c e L o g o _ U r l T e x t > + 
+             < P a y m e n t S e r v i c e T e x t _ U r l   E l e m e n t T y p e = " C o l u m n "   E l e m e n t I d = " 1 7 4 2 3 3 4 7 "   D a t a T y p e = " T e x t " > P a y m e n t S e r v i c e T e x t _ U r l < / P a y m e n t S e r v i c e T e x t _ U r l > + 
+             < P a y m e n t S e r v i c e T e x t _ U r l T e x t   E l e m e n t T y p e = " C o l u m n "   E l e m e n t I d = " 1 6 3 6 7 7 2 9 3 4 "   D a t a T y p e = " T e x t " > P a y m e n t S e r v i c e T e x t _ U r l T e x t < / P a y m e n t S e r v i c e T e x t _ U r l T e x t >   
          < / P a y m e n t R e p o r t i n g A r g u m e n t >   
-         < L e f t H e a d e r > - 
-             < L e f t H e a d e r N a m e > L e f t H e a d e r N a m e < / L e f t H e a d e r N a m e > - 
-             < L e f t H e a d e r V a l u e > L e f t H e a d e r V a l u e < / L e f t H e a d e r V a l u e > +         < L e f t H e a d e r   E l e m e n t T y p e = " D a t a I t e m "   E l e m e n t I d = " 7 3 4 6 8 0 8 3 3 " > + 
+             < L e f t H e a d e r N a m e   E l e m e n t T y p e = " C o l u m n "   E l e m e n t I d = " 4 3 7 4 2 2 1 8 2 "   D a t a T y p e = " T e x t " > L e f t H e a d e r N a m e < / L e f t H e a d e r N a m e > + 
+             < L e f t H e a d e r V a l u e   E l e m e n t T y p e = " C o l u m n "   E l e m e n t I d = " 2 4 2 1 2 6 3 1 0 "   D a t a T y p e = " T e x t " > L e f t H e a d e r V a l u e < / L e f t H e a d e r V a l u e >   
          < / L e f t H e a d e r >   
-         < R i g h t H e a d e r > - 
-             < R i g h t H e a d e r N a m e > R i g h t H e a d e r N a m e < / R i g h t H e a d e r N a m e > - 
-             < R i g h t H e a d e r V a l u e > R i g h t H e a d e r V a l u e < / R i g h t H e a d e r V a l u e > +         < R i g h t H e a d e r   E l e m e n t T y p e = " D a t a I t e m "   E l e m e n t I d = " 2 5 4 5 4 4 9 4 6 " > + 
+             < R i g h t H e a d e r N a m e   E l e m e n t T y p e = " C o l u m n "   E l e m e n t I d = " 8 9 8 2 8 7 5 7 "   D a t a T y p e = " T e x t " > R i g h t H e a d e r N a m e < / R i g h t H e a d e r N a m e > + 
+             < R i g h t H e a d e r V a l u e   E l e m e n t T y p e = " C o l u m n "   E l e m e n t I d = " 7 0 6 9 3 8 5 5 9 "   D a t a T y p e = " T e x t " > R i g h t H e a d e r V a l u e < / R i g h t H e a d e r V a l u e >   
          < / R i g h t H e a d e r >   
-         < L e t t e r T e x t > - 
-             < B o d y T e x t > B o d y T e x t < / B o d y T e x t > - 
-             < C l o s i n g T e x t > C l o s i n g T e x t < / C l o s i n g T e x t > - 
-             < G r e e t i n g T e x t > G r e e t i n g T e x t < / G r e e t i n g T e x t > - 
-             < P m t D i s c T e x t > P m t D i s c T e x t < / P m t D i s c T e x t > +         < L e t t e r T e x t   E l e m e n t T y p e = " D a t a I t e m "   E l e m e n t I d = " 1 5 1 0 3 5 3 8 3 4 " > + 
+             < B o d y T e x t   E l e m e n t T y p e = " C o l u m n "   E l e m e n t I d = " 1 4 9 7 5 9 8 0 8 "   D a t a T y p e = " L a b e l " > B o d y T e x t < / B o d y T e x t > + 
+             < C l o s i n g T e x t   E l e m e n t T y p e = " C o l u m n "   E l e m e n t I d = " 5 1 2 1 3 5 9 0 9 "   D a t a T y p e = " L a b e l " > C l o s i n g T e x t < / C l o s i n g T e x t > + 
+             < G r e e t i n g T e x t   E l e m e n t T y p e = " C o l u m n "   E l e m e n t I d = " 1 1 7 5 2 7 9 2 8 9 "   D a t a T y p e = " L a b e l " > G r e e t i n g T e x t < / G r e e t i n g T e x t > + 
+             < P m t D i s c T e x t   E l e m e n t T y p e = " C o l u m n "   E l e m e n t I d = " 2 0 1 3 8 4 9 9 4 8 "   D a t a T y p e = " T e x t " > P m t D i s c T e x t < / P m t D i s c T e x t >   
          < / L e t t e r T e x t >   
-         < T o t a l s > - 
-             < C u r r e n c y C o d e > C u r r e n c y C o d e < / C u r r e n c y C o d e > - 
-             < C u r r e n c y S y m b o l > C u r r e n c y S y m b o l < / C u r r e n c y S y m b o l > - 
-             < T o t a l A m o u n t E x c l I n c l V A T > T o t a l A m o u n t E x c l I n c l V A T < / T o t a l A m o u n t E x c l I n c l V A T > - 
-             < T o t a l A m o u n t E x c l I n c l V A T T e x t > T o t a l A m o u n t E x c l I n c l V A T T e x t < / T o t a l A m o u n t E x c l I n c l V A T T e x t > - 
-             < T o t a l A m o u n t I n c l u d i n g V A T > T o t a l A m o u n t I n c l u d i n g V A T < / T o t a l A m o u n t I n c l u d i n g V A T > - 
-             < T o t a l E x c l u d i n g V A T T e x t > T o t a l E x c l u d i n g V A T T e x t < / T o t a l E x c l u d i n g V A T T e x t > - 
-             < T o t a l I n c l u d i n g V A T T e x t > T o t a l I n c l u d i n g V A T T e x t < / T o t a l I n c l u d i n g V A T T e x t > - 
-             < T o t a l I n v o i c e D i s c o u n t A m o u n t > T o t a l I n v o i c e D i s c o u n t A m o u n t < / T o t a l I n v o i c e D i s c o u n t A m o u n t > - 
-             < T o t a l N e t A m o u n t > T o t a l N e t A m o u n t < / T o t a l N e t A m o u n t > - 
-             < T o t a l P a y m e n t D i s c o u n t O n V A T > T o t a l P a y m e n t D i s c o u n t O n V A T < / T o t a l P a y m e n t D i s c o u n t O n V A T > - 
-             < T o t a l S u b T o t a l > T o t a l S u b T o t a l < / T o t a l S u b T o t a l > - 
-             < T o t a l S u b T o t a l M i n u s I n v o i c e D i s c o u n t > T o t a l S u b T o t a l M i n u s I n v o i c e D i s c o u n t < / T o t a l S u b T o t a l M i n u s I n v o i c e D i s c o u n t > - 
-             < T o t a l T e x t > T o t a l T e x t < / T o t a l T e x t > - 
-             < T o t a l V A T A m o u n t > T o t a l V A T A m o u n t < / T o t a l V A T A m o u n t > - 
-             < T o t a l V A T A m o u n t L C Y > T o t a l V A T A m o u n t L C Y < / T o t a l V A T A m o u n t L C Y > - 
-             < T o t a l V A T A m o u n t O n V A T A m t L i n e > T o t a l V A T A m o u n t O n V A T A m t L i n e < / T o t a l V A T A m o u n t O n V A T A m t L i n e > - 
-             < T o t a l V A T A m o u n t T e x t > T o t a l V A T A m o u n t T e x t < / T o t a l V A T A m o u n t T e x t > - 
-             < T o t a l V A T B a s e L C Y > T o t a l V A T B a s e L C Y < / T o t a l V A T B a s e L C Y > - 
-             < T o t a l V A T B a s e O n V A T A m t L i n e > T o t a l V A T B a s e O n V A T A m t L i n e < / T o t a l V A T B a s e O n V A T A m t L i n e > +         < T o t a l s   E l e m e n t T y p e = " D a t a I t e m "   E l e m e n t I d = " 1 8 2 3 9 5 0 0 4 4 " > + 
+             < C u r r e n c y C o d e   E l e m e n t T y p e = " C o l u m n "   E l e m e n t I d = " 1 5 7 9 5 9 5 9 2 1 "   D a t a T y p e = " T e x t " > C u r r e n c y C o d e < / C u r r e n c y C o d e > + 
+             < C u r r e n c y S y m b o l   E l e m e n t T y p e = " C o l u m n "   E l e m e n t I d = " 1 1 6 2 5 1 0 7 4 8 "   D a t a T y p e = " T e x t " > C u r r e n c y S y m b o l < / C u r r e n c y S y m b o l > + 
+             < T o t a l A m o u n t E x c l I n c l V A T   E l e m e n t T y p e = " C o l u m n "   E l e m e n t I d = " 5 1 4 3 3 6 1 1 4 "   D a t a T y p e = " S t r i n g " > T o t a l A m o u n t E x c l I n c l V A T < / T o t a l A m o u n t E x c l I n c l V A T > + 
+             < T o t a l A m o u n t E x c l I n c l V A T T e x t   E l e m e n t T y p e = " C o l u m n "   E l e m e n t I d = " 1 5 0 7 8 3 2 9 3 7 "   D a t a T y p e = " T e x t " > T o t a l A m o u n t E x c l I n c l V A T T e x t < / T o t a l A m o u n t E x c l I n c l V A T T e x t > + 
+             < T o t a l A m o u n t I n c l u d i n g V A T   E l e m e n t T y p e = " C o l u m n "   E l e m e n t I d = " 9 1 0 5 1 1 5 7 5 "   D a t a T y p e = " S t r i n g " > T o t a l A m o u n t I n c l u d i n g V A T < / T o t a l A m o u n t I n c l u d i n g V A T > + 
+             < T o t a l E x c l u d i n g V A T T e x t   E l e m e n t T y p e = " C o l u m n "   E l e m e n t I d = " 1 9 2 2 9 4 6 3 1 0 "   D a t a T y p e = " T e x t " > T o t a l E x c l u d i n g V A T T e x t < / T o t a l E x c l u d i n g V A T T e x t > + 
+             < T o t a l I n c l u d i n g V A T T e x t   E l e m e n t T y p e = " C o l u m n "   E l e m e n t I d = " 1 2 0 4 0 1 6 3 5 2 "   D a t a T y p e = " T e x t " > T o t a l I n c l u d i n g V A T T e x t < / T o t a l I n c l u d i n g V A T T e x t > + 
+             < T o t a l I n v o i c e D i s c o u n t A m o u n t   E l e m e n t T y p e = " C o l u m n "   E l e m e n t I d = " 4 0 2 1 7 7 5 1 "   D a t a T y p e = " S t r i n g " > T o t a l I n v o i c e D i s c o u n t A m o u n t < / T o t a l I n v o i c e D i s c o u n t A m o u n t > + 
+             < T o t a l N e t A m o u n t   E l e m e n t T y p e = " C o l u m n "   E l e m e n t I d = " 4 8 3 1 9 3 3 7 2 "   D a t a T y p e = " S t r i n g " > T o t a l N e t A m o u n t < / T o t a l N e t A m o u n t > + 
+             < T o t a l P a y m e n t D i s c o u n t O n V A T   E l e m e n t T y p e = " C o l u m n "   E l e m e n t I d = " 7 3 6 0 4 1 8 8 6 "   D a t a T y p e = " D e c i m a l " > T o t a l P a y m e n t D i s c o u n t O n V A T < / T o t a l P a y m e n t D i s c o u n t O n V A T > + 
+             < T o t a l S u b T o t a l   E l e m e n t T y p e = " C o l u m n "   E l e m e n t I d = " 2 0 9 7 8 7 6 8 0 1 "   D a t a T y p e = " S t r i n g " > T o t a l S u b T o t a l < / T o t a l S u b T o t a l > + 
+             < T o t a l S u b T o t a l M i n u s I n v o i c e D i s c o u n t   E l e m e n t T y p e = " C o l u m n "   E l e m e n t I d = " 7 6 9 4 3 1 8 8 7 "   D a t a T y p e = " S t r i n g " > T o t a l S u b T o t a l M i n u s I n v o i c e D i s c o u n t < / T o t a l S u b T o t a l M i n u s I n v o i c e D i s c o u n t > + 
+             < T o t a l T e x t   E l e m e n t T y p e = " C o l u m n "   E l e m e n t I d = " 2 3 1 9 1 0 5 1 8 "   D a t a T y p e = " T e x t " > T o t a l T e x t < / T o t a l T e x t > + 
+             < T o t a l V A T A m o u n t   E l e m e n t T y p e = " C o l u m n "   E l e m e n t I d = " 1 6 2 7 1 0 2 3 2 8 "   D a t a T y p e = " S t r i n g " > T o t a l V A T A m o u n t < / T o t a l V A T A m o u n t > + 
+             < T o t a l V A T A m o u n t L C Y   E l e m e n t T y p e = " C o l u m n "   E l e m e n t I d = " 1 5 0 6 5 7 0 2 1 8 "   D a t a T y p e = " D e c i m a l " > T o t a l V A T A m o u n t L C Y < / T o t a l V A T A m o u n t L C Y > + 
+             < T o t a l V A T A m o u n t O n V A T A m t L i n e   E l e m e n t T y p e = " C o l u m n "   E l e m e n t I d = " 9 4 6 9 3 1 8 6 8 "   D a t a T y p e = " D e c i m a l " > T o t a l V A T A m o u n t O n V A T A m t L i n e < / T o t a l V A T A m o u n t O n V A T A m t L i n e > + 
+             < T o t a l V A T A m o u n t T e x t   E l e m e n t T y p e = " C o l u m n "   E l e m e n t I d = " 9 7 3 6 6 6 3 3 9 "   D a t a T y p e = " T e x t " > T o t a l V A T A m o u n t T e x t < / T o t a l V A T A m o u n t T e x t > + 
+             < T o t a l V A T B a s e L C Y   E l e m e n t T y p e = " C o l u m n "   E l e m e n t I d = " 8 3 4 4 5 0 5 2 1 "   D a t a T y p e = " D e c i m a l " > T o t a l V A T B a s e L C Y < / T o t a l V A T B a s e L C Y > + 
+             < T o t a l V A T B a s e O n V A T A m t L i n e   E l e m e n t T y p e = " C o l u m n "   E l e m e n t I d = " 1 0 6 4 7 4 6 3 9 5 "   D a t a T y p e = " D e c i m a l " > T o t a l V A T B a s e O n V A T A m t L i n e < / T o t a l V A T B a s e O n V A T A m t L i n e >   
          < / T o t a l s >   
@@ -7186,17 +7183,17 @@
 </file>
 
 <file path=customXml/itemProps1.xml><?xml version="1.0" encoding="utf-8"?>
-<ds:datastoreItem xmlns:ds="http://schemas.openxmlformats.org/officeDocument/2006/customXml" ds:itemID="{17D09EF6-6B40-4ACA-94B9-0951EB8218C5}">
+<ds:datastoreItem xmlns:ds="http://schemas.openxmlformats.org/officeDocument/2006/customXml" ds:itemID="{E45459F7-950D-4CE4-887D-D90D8DAC72D1}">
   <ds:schemaRefs>
-    <ds:schemaRef ds:uri="urn:microsoft-dynamics-businesscentral/internal/extended/reports/Standard_Sales_Invoice/1306/"/>
+    <ds:schemaRef ds:uri="urn:microsoft-dynamics-nav/reports/Standard_Sales_Invoice/1306/"/>
   </ds:schemaRefs>
 </ds:datastoreItem>
 </file>
 
 <file path=customXml/itemProps2.xml><?xml version="1.0" encoding="utf-8"?>
-<ds:datastoreItem xmlns:ds="http://schemas.openxmlformats.org/officeDocument/2006/customXml" ds:itemID="{E45459F7-950D-4CE4-887D-D90D8DAC72D1}">
+<ds:datastoreItem xmlns:ds="http://schemas.openxmlformats.org/officeDocument/2006/customXml" ds:itemID="{17D09EF6-6B40-4ACA-94B9-0951EB8218C5}">
   <ds:schemaRefs>
-    <ds:schemaRef ds:uri="urn:microsoft-dynamics-nav/reports/Standard_Sales_Invoice/1306/"/>
+    <ds:schemaRef ds:uri="urn:microsoft-dynamics-businesscentral/internal/extended/reports/Standard_Sales_Invoice/1306/"/>
   </ds:schemaRefs>
 </ds:datastoreItem>
 </file>

--- a/src/Layers/W1/BaseApp/Sales/History/StandardSalesInvoiceBody.docx
+++ b/src/Layers/W1/BaseApp/Sales/History/StandardSalesInvoiceBody.docx
@@ -1,6 +1,6 @@
 
 <file path=word/document.xml><?xml version="1.0" encoding="utf-8"?>
-<w:document xmlns:wpc="http://schemas.microsoft.com/office/word/2010/wordprocessingCanvas" xmlns:cx="http://schemas.microsoft.com/office/drawing/2014/chartex" xmlns:cx1="http://schemas.microsoft.com/office/drawing/2015/9/8/chartex" xmlns:cx2="http://schemas.microsoft.com/office/drawing/2015/10/21/chartex" xmlns:cx3="http://schemas.microsoft.com/office/drawing/2016/5/9/chartex" xmlns:cx4="http://schemas.microsoft.com/office/drawing/2016/5/10/chartex" xmlns:cx5="http://schemas.microsoft.com/office/drawing/2016/5/11/chartex" xmlns:cx6="http://schemas.microsoft.com/office/drawing/2016/5/12/chartex" xmlns:cx7="http://schemas.microsoft.com/office/drawing/2016/5/13/chartex" xmlns:cx8="http://schemas.microsoft.com/office/drawing/2016/5/14/chartex" xmlns:mc="http://schemas.openxmlformats.org/markup-compatibility/2006" xmlns:aink="http://schemas.microsoft.com/office/drawing/2016/ink" xmlns:am3d="http://schemas.microsoft.com/office/drawing/2017/model3d" xmlns:o="urn:schemas-microsoft-com:office:office" xmlns:oel="http://schemas.microsoft.com/office/2019/extlst" xmlns:r="http://schemas.openxmlformats.org/officeDocument/2006/relationships" xmlns:m="http://schemas.openxmlformats.org/officeDocument/2006/math" xmlns:v="urn:schemas-microsoft-com:vml" xmlns:wp14="http://schemas.microsoft.com/office/word/2010/wordprocessingDrawing" xmlns:wp="http://schemas.openxmlformats.org/drawingml/2006/wordprocessingDrawing" xmlns:w10="urn:schemas-microsoft-com:office:word" xmlns:w="http://schemas.openxmlformats.org/wordprocessingml/2006/main" xmlns:w14="http://schemas.microsoft.com/office/word/2010/wordml" xmlns:w15="http://schemas.microsoft.com/office/word/2012/wordml" xmlns:w16cex="http://schemas.microsoft.com/office/word/2018/wordml/cex" xmlns:w16cid="http://schemas.microsoft.com/office/word/2016/wordml/cid" xmlns:w16="http://schemas.microsoft.com/office/word/2018/wordml" xmlns:w16du="http://schemas.microsoft.com/office/word/2023/wordml/word16du" xmlns:w16sdtdh="http://schemas.microsoft.com/office/word/2020/wordml/sdtdatahash" xmlns:w16sdtfl="http://schemas.microsoft.com/office/word/2024/wordml/sdtformatlock" xmlns:w16se="http://schemas.microsoft.com/office/word/2015/wordml/symex" xmlns:wpg="http://schemas.microsoft.com/office/word/2010/wordprocessingGroup" xmlns:wpi="http://schemas.microsoft.com/office/word/2010/wordprocessingInk" xmlns:wne="http://schemas.microsoft.com/office/word/2006/wordml" xmlns:wps="http://schemas.microsoft.com/office/word/2010/wordprocessingShape" mc:Ignorable="w14 w15 w16se w16cid w16 w16cex w16sdtdh w16sdtfl w16du wp14">
+<w:document xmlns:a="http://schemas.openxmlformats.org/drawingml/2006/main" xmlns:pic="http://schemas.openxmlformats.org/drawingml/2006/picture" xmlns:a14="http://schemas.microsoft.com/office/drawing/2010/main" xmlns:wpc="http://schemas.microsoft.com/office/word/2010/wordprocessingCanvas" xmlns:cx="http://schemas.microsoft.com/office/drawing/2014/chartex" xmlns:cx1="http://schemas.microsoft.com/office/drawing/2015/9/8/chartex" xmlns:cx2="http://schemas.microsoft.com/office/drawing/2015/10/21/chartex" xmlns:cx3="http://schemas.microsoft.com/office/drawing/2016/5/9/chartex" xmlns:cx4="http://schemas.microsoft.com/office/drawing/2016/5/10/chartex" xmlns:cx5="http://schemas.microsoft.com/office/drawing/2016/5/11/chartex" xmlns:cx6="http://schemas.microsoft.com/office/drawing/2016/5/12/chartex" xmlns:cx7="http://schemas.microsoft.com/office/drawing/2016/5/13/chartex" xmlns:cx8="http://schemas.microsoft.com/office/drawing/2016/5/14/chartex" xmlns:mc="http://schemas.openxmlformats.org/markup-compatibility/2006" xmlns:aink="http://schemas.microsoft.com/office/drawing/2016/ink" xmlns:am3d="http://schemas.microsoft.com/office/drawing/2017/model3d" xmlns:o="urn:schemas-microsoft-com:office:office" xmlns:oel="http://schemas.microsoft.com/office/2019/extlst" xmlns:r="http://schemas.openxmlformats.org/officeDocument/2006/relationships" xmlns:m="http://schemas.openxmlformats.org/officeDocument/2006/math" xmlns:v="urn:schemas-microsoft-com:vml" xmlns:wp14="http://schemas.microsoft.com/office/word/2010/wordprocessingDrawing" xmlns:wp="http://schemas.openxmlformats.org/drawingml/2006/wordprocessingDrawing" xmlns:w10="urn:schemas-microsoft-com:office:word" xmlns:w="http://schemas.openxmlformats.org/wordprocessingml/2006/main" xmlns:w14="http://schemas.microsoft.com/office/word/2010/wordml" xmlns:w15="http://schemas.microsoft.com/office/word/2012/wordml" xmlns:w16cex="http://schemas.microsoft.com/office/word/2018/wordml/cex" xmlns:w16cid="http://schemas.microsoft.com/office/word/2016/wordml/cid" xmlns:w16="http://schemas.microsoft.com/office/word/2018/wordml" xmlns:w16du="http://schemas.microsoft.com/office/word/2023/wordml/word16du" xmlns:w16sdtdh="http://schemas.microsoft.com/office/word/2020/wordml/sdtdatahash" xmlns:w16sdtfl="http://schemas.microsoft.com/office/word/2024/wordml/sdtformatlock" xmlns:w16se="http://schemas.microsoft.com/office/word/2015/wordml/symex" xmlns:wpg="http://schemas.microsoft.com/office/word/2010/wordprocessingGroup" xmlns:wpi="http://schemas.microsoft.com/office/word/2010/wordprocessingInk" xmlns:wne="http://schemas.microsoft.com/office/word/2006/wordml" xmlns:wps="http://schemas.microsoft.com/office/word/2010/wordprocessingShape" mc:Ignorable="w14 w15 w16se w16cid w16 w16cex w16sdtdh w16sdtfl w16du wp14">
   <w:body>
     <w:tbl>
       <w:tblPr>
@@ -754,12 +754,12 @@
         <w:tblStyle w:val="TableGrid"/>
         <w:tblW w:w="5000" w:type="pct"/>
         <w:tblBorders>
-          <w:top w:val="none" w:sz="0" w:space="0" w:color="auto"/>
-          <w:left w:val="none" w:sz="0" w:space="0" w:color="auto"/>
-          <w:bottom w:val="none" w:sz="0" w:space="0" w:color="auto"/>
-          <w:right w:val="none" w:sz="0" w:space="0" w:color="auto"/>
-          <w:insideH w:val="none" w:sz="0" w:space="0" w:color="auto"/>
-          <w:insideV w:val="none" w:sz="0" w:space="0" w:color="auto"/>
+          <w:top w:val="none" w:color="auto" w:sz="0" w:space="0"/>
+          <w:left w:val="none" w:color="auto" w:sz="0" w:space="0"/>
+          <w:bottom w:val="none" w:color="auto" w:sz="0" w:space="0"/>
+          <w:right w:val="none" w:color="auto" w:sz="0" w:space="0"/>
+          <w:insideH w:val="none" w:color="auto" w:sz="0" w:space="0"/>
+          <w:insideV w:val="none" w:color="auto" w:sz="0" w:space="0"/>
         </w:tblBorders>
         <w:tblCellMar>
           <w:left w:w="0" w:type="dxa"/>
@@ -1536,7 +1536,7 @@
           <w:tcPr>
             <w:tcW w:w="516" w:type="pct"/>
             <w:tcBorders>
-              <w:bottom w:val="single" w:sz="4" w:space="0" w:color="auto"/>
+              <w:bottom w:val="single" w:color="auto" w:sz="4" w:space="0"/>
             </w:tcBorders>
           </w:tcPr>
           <w:sdt>
@@ -1589,7 +1589,7 @@
               <w:tcPr>
                 <w:tcW w:w="1327" w:type="pct"/>
                 <w:tcBorders>
-                  <w:bottom w:val="single" w:sz="4" w:space="0" w:color="auto"/>
+                  <w:bottom w:val="single" w:color="auto" w:sz="4" w:space="0"/>
                 </w:tcBorders>
               </w:tcPr>
               <w:p>
@@ -1629,7 +1629,7 @@
               <w:tcPr>
                 <w:tcW w:w="472" w:type="pct"/>
                 <w:tcBorders>
-                  <w:bottom w:val="single" w:sz="4" w:space="0" w:color="auto"/>
+                  <w:bottom w:val="single" w:color="auto" w:sz="4" w:space="0"/>
                 </w:tcBorders>
               </w:tcPr>
               <w:p>
@@ -1669,7 +1669,7 @@
               <w:tcPr>
                 <w:tcW w:w="429" w:type="pct"/>
                 <w:tcBorders>
-                  <w:bottom w:val="single" w:sz="4" w:space="0" w:color="auto"/>
+                  <w:bottom w:val="single" w:color="auto" w:sz="4" w:space="0"/>
                 </w:tcBorders>
               </w:tcPr>
               <w:p>
@@ -1713,7 +1713,7 @@
               <w:tcPr>
                 <w:tcW w:w="344" w:type="pct"/>
                 <w:tcBorders>
-                  <w:bottom w:val="single" w:sz="4" w:space="0" w:color="auto"/>
+                  <w:bottom w:val="single" w:color="auto" w:sz="4" w:space="0"/>
                 </w:tcBorders>
               </w:tcPr>
               <w:p>
@@ -1753,7 +1753,7 @@
               <w:tcPr>
                 <w:tcW w:w="514" w:type="pct"/>
                 <w:tcBorders>
-                  <w:bottom w:val="single" w:sz="4" w:space="0" w:color="auto"/>
+                  <w:bottom w:val="single" w:color="auto" w:sz="4" w:space="0"/>
                 </w:tcBorders>
               </w:tcPr>
               <w:p>
@@ -1797,7 +1797,7 @@
               <w:tcPr>
                 <w:tcW w:w="429" w:type="pct"/>
                 <w:tcBorders>
-                  <w:bottom w:val="single" w:sz="4" w:space="0" w:color="auto"/>
+                  <w:bottom w:val="single" w:color="auto" w:sz="4" w:space="0"/>
                 </w:tcBorders>
               </w:tcPr>
               <w:p>
@@ -1838,7 +1838,7 @@
               <w:tcPr>
                 <w:tcW w:w="382" w:type="pct"/>
                 <w:tcBorders>
-                  <w:bottom w:val="single" w:sz="4" w:space="0" w:color="auto"/>
+                  <w:bottom w:val="single" w:color="auto" w:sz="4" w:space="0"/>
                 </w:tcBorders>
               </w:tcPr>
               <w:p>
@@ -1879,7 +1879,7 @@
               <w:tcPr>
                 <w:tcW w:w="587" w:type="pct"/>
                 <w:tcBorders>
-                  <w:bottom w:val="single" w:sz="4" w:space="0" w:color="auto"/>
+                  <w:bottom w:val="single" w:color="auto" w:sz="4" w:space="0"/>
                 </w:tcBorders>
               </w:tcPr>
               <w:p>
@@ -1914,7 +1914,7 @@
           <w:tcPr>
             <w:tcW w:w="516" w:type="pct"/>
             <w:tcBorders>
-              <w:top w:val="single" w:sz="4" w:space="0" w:color="auto"/>
+              <w:top w:val="single" w:color="auto" w:sz="4" w:space="0"/>
             </w:tcBorders>
           </w:tcPr>
           <w:p>
@@ -1930,7 +1930,7 @@
           <w:tcPr>
             <w:tcW w:w="1327" w:type="pct"/>
             <w:tcBorders>
-              <w:top w:val="single" w:sz="4" w:space="0" w:color="auto"/>
+              <w:top w:val="single" w:color="auto" w:sz="4" w:space="0"/>
             </w:tcBorders>
           </w:tcPr>
           <w:p>
@@ -1946,7 +1946,7 @@
           <w:tcPr>
             <w:tcW w:w="472" w:type="pct"/>
             <w:tcBorders>
-              <w:top w:val="single" w:sz="4" w:space="0" w:color="auto"/>
+              <w:top w:val="single" w:color="auto" w:sz="4" w:space="0"/>
             </w:tcBorders>
           </w:tcPr>
           <w:p>
@@ -1962,7 +1962,7 @@
           <w:tcPr>
             <w:tcW w:w="429" w:type="pct"/>
             <w:tcBorders>
-              <w:top w:val="single" w:sz="4" w:space="0" w:color="auto"/>
+              <w:top w:val="single" w:color="auto" w:sz="4" w:space="0"/>
             </w:tcBorders>
           </w:tcPr>
           <w:p>
@@ -1978,7 +1978,7 @@
           <w:tcPr>
             <w:tcW w:w="344" w:type="pct"/>
             <w:tcBorders>
-              <w:top w:val="single" w:sz="4" w:space="0" w:color="auto"/>
+              <w:top w:val="single" w:color="auto" w:sz="4" w:space="0"/>
             </w:tcBorders>
           </w:tcPr>
           <w:p>
@@ -1994,7 +1994,7 @@
           <w:tcPr>
             <w:tcW w:w="514" w:type="pct"/>
             <w:tcBorders>
-              <w:top w:val="single" w:sz="4" w:space="0" w:color="auto"/>
+              <w:top w:val="single" w:color="auto" w:sz="4" w:space="0"/>
             </w:tcBorders>
           </w:tcPr>
           <w:p>
@@ -2010,7 +2010,7 @@
           <w:tcPr>
             <w:tcW w:w="429" w:type="pct"/>
             <w:tcBorders>
-              <w:top w:val="single" w:sz="4" w:space="0" w:color="auto"/>
+              <w:top w:val="single" w:color="auto" w:sz="4" w:space="0"/>
             </w:tcBorders>
           </w:tcPr>
           <w:p>
@@ -2027,7 +2027,7 @@
           <w:tcPr>
             <w:tcW w:w="382" w:type="pct"/>
             <w:tcBorders>
-              <w:top w:val="single" w:sz="4" w:space="0" w:color="auto"/>
+              <w:top w:val="single" w:color="auto" w:sz="4" w:space="0"/>
             </w:tcBorders>
           </w:tcPr>
           <w:p>
@@ -2044,7 +2044,7 @@
           <w:tcPr>
             <w:tcW w:w="587" w:type="pct"/>
             <w:tcBorders>
-              <w:top w:val="single" w:sz="4" w:space="0" w:color="auto"/>
+              <w:top w:val="single" w:color="auto" w:sz="4" w:space="0"/>
             </w:tcBorders>
           </w:tcPr>
           <w:p>
@@ -5390,7 +5390,9 @@
 </we:webextension>
 </file>
 
-<file path=customXml/item1.xml>��< ? x m l   v e r s i o n = " 1 . 0 "   e n c o d i n g = " u t f - 1 6 " ? > < N a v W o r d R e p o r t X m l P a r t   x m l n s = " u r n : m i c r o s o f t - d y n a m i c s - n a v / r e p o r t s / S t a n d a r d _ S a l e s _ I n v o i c e / 1 3 0 6 / " > +<file path=customXml/item1.xml>��< ? x m l   v e r s i o n = " 1 . 0 "   e n c o d i n g = " u t f - 1 6 " ? > + 
+ < N a v W o r d R e p o r t X m l P a r t   x m l n s = " u r n : m i c r o s o f t - d y n a m i c s - n a v / r e p o r t s / S t a n d a r d _ S a l e s _ I n v o i c e / 1 3 0 6 / " >   
      < B C R e p o r t I n f o r m a t i o n >   
@@ -5614,7 +5616,7 @@
  
          < C o m p a n y P h o n e N o _ L b l > C o m p a n y P h o n e N o _ L b l < / C o m p a n y P h o n e N o _ L b l >   
-         < C o m p a n y P i c t u r e / > +         < C o m p a n y P i c t u r e   / >   
          < C o m p a n y R e g i s t r a t i o n N u m b e r > C o m p a n y R e g i s t r a t i o n N u m b e r < / C o m p a n y R e g i s t r a t i o n N u m b e r >   
@@ -6032,7 +6034,7 @@
  
          < P a y m e n t R e p o r t i n g A r g u m e n t >   
-             < P a y m e n t S e r v i c e L o g o / > +             < P a y m e n t S e r v i c e L o g o   / >   
              < P a y m e n t S e r v i c e L o g o _ U r l > P a y m e n t S e r v i c e L o g o _ U r l < / P a y m e n t S e r v i c e L o g o _ U r l >   
